--- a/оглавление + 1 часть 2.docx
+++ b/оглавление + 1 часть 2.docx
@@ -404,7 +404,43 @@
           <w:sz w:val="24"/>
           <w:szCs w:val="24"/>
         </w:rPr>
-        <w:t xml:space="preserve">[Одностраничные приложения (single-page applications, SPA) – это веб-приложения, которые состоят из одной страницы. Подключение к серверу и загрузка страницы происходит один раз, после чего происходит динамическое обновление содержимого страницы, а не страницы целиком.] </w:t>
+        <w:t>[Одностраничные приложения (</w:t>
+      </w:r>
+      <w:proofErr w:type="spellStart"/>
+      <w:r>
+        <w:rPr>
+          <w:rFonts w:ascii="Times New Roman" w:hAnsi="Times New Roman" w:cs="Times New Roman"/>
+          <w:sz w:val="24"/>
+          <w:szCs w:val="24"/>
+        </w:rPr>
+        <w:t>single-page</w:t>
+      </w:r>
+      <w:proofErr w:type="spellEnd"/>
+      <w:r>
+        <w:rPr>
+          <w:rFonts w:ascii="Times New Roman" w:hAnsi="Times New Roman" w:cs="Times New Roman"/>
+          <w:sz w:val="24"/>
+          <w:szCs w:val="24"/>
+        </w:rPr>
+        <w:t xml:space="preserve"> </w:t>
+      </w:r>
+      <w:proofErr w:type="spellStart"/>
+      <w:r>
+        <w:rPr>
+          <w:rFonts w:ascii="Times New Roman" w:hAnsi="Times New Roman" w:cs="Times New Roman"/>
+          <w:sz w:val="24"/>
+          <w:szCs w:val="24"/>
+        </w:rPr>
+        <w:t>applications</w:t>
+      </w:r>
+      <w:proofErr w:type="spellEnd"/>
+      <w:r>
+        <w:rPr>
+          <w:rFonts w:ascii="Times New Roman" w:hAnsi="Times New Roman" w:cs="Times New Roman"/>
+          <w:sz w:val="24"/>
+          <w:szCs w:val="24"/>
+        </w:rPr>
+        <w:t xml:space="preserve">, SPA) – это веб-приложения, которые состоят из одной страницы. Подключение к серверу и загрузка страницы происходит один раз, после чего происходит динамическое обновление содержимого страницы, а не страницы целиком.] </w:t>
       </w:r>
       <w:r>
         <w:rPr>
@@ -421,7 +457,25 @@
           <w:sz w:val="24"/>
           <w:szCs w:val="24"/>
         </w:rPr>
-        <w:t>[Одностраничные приложения основаны на Ajax - наборе методов веб</w:t>
+        <w:t xml:space="preserve">[Одностраничные приложения основаны на </w:t>
+      </w:r>
+      <w:proofErr w:type="spellStart"/>
+      <w:r>
+        <w:rPr>
+          <w:rFonts w:ascii="Times New Roman" w:hAnsi="Times New Roman" w:cs="Times New Roman"/>
+          <w:sz w:val="24"/>
+          <w:szCs w:val="24"/>
+        </w:rPr>
+        <w:t>Ajax</w:t>
+      </w:r>
+      <w:proofErr w:type="spellEnd"/>
+      <w:r>
+        <w:rPr>
+          <w:rFonts w:ascii="Times New Roman" w:hAnsi="Times New Roman" w:cs="Times New Roman"/>
+          <w:sz w:val="24"/>
+          <w:szCs w:val="24"/>
+        </w:rPr>
+        <w:t xml:space="preserve"> - наборе методов веб</w:t>
       </w:r>
       <w:r>
         <w:rPr>
@@ -475,21 +529,49 @@
           <w:szCs w:val="24"/>
         </w:rPr>
       </w:pPr>
-      <w:r>
-        <w:rPr>
-          <w:rFonts w:ascii="Times New Roman" w:hAnsi="Times New Roman" w:cs="Times New Roman"/>
-          <w:sz w:val="24"/>
-          <w:szCs w:val="24"/>
-        </w:rPr>
-        <w:t xml:space="preserve">Микросервисная архитектура. </w:t>
-      </w:r>
-      <w:r>
-        <w:rPr>
-          <w:rFonts w:ascii="Times New Roman" w:hAnsi="Times New Roman" w:cs="Times New Roman"/>
-          <w:sz w:val="24"/>
-          <w:szCs w:val="24"/>
-        </w:rPr>
-        <w:t>[Микросервисная архитектура – это шаблон проектирования, в котором большое монолитное приложение разделено на более мелкие независимые службы, их можно разрабатывать, развертывать и обслуживать независимо друг от друга. Каждый сервис собственное хранилище данных, бизнес-логику и пользовательский интерфейс. Связь между службами обычно осуществляется через API или очереди сообщений (брокеры). MSA имеет несколько преимуществ по сравнению с традиционными монолитными архитектурами, включая лучшую масштабируемость, гибкость и отказоустойчивость.]</w:t>
+      <w:proofErr w:type="spellStart"/>
+      <w:r>
+        <w:rPr>
+          <w:rFonts w:ascii="Times New Roman" w:hAnsi="Times New Roman" w:cs="Times New Roman"/>
+          <w:sz w:val="24"/>
+          <w:szCs w:val="24"/>
+        </w:rPr>
+        <w:t>Микросервисная</w:t>
+      </w:r>
+      <w:proofErr w:type="spellEnd"/>
+      <w:r>
+        <w:rPr>
+          <w:rFonts w:ascii="Times New Roman" w:hAnsi="Times New Roman" w:cs="Times New Roman"/>
+          <w:sz w:val="24"/>
+          <w:szCs w:val="24"/>
+        </w:rPr>
+        <w:t xml:space="preserve"> архитектура. </w:t>
+      </w:r>
+      <w:r>
+        <w:rPr>
+          <w:rFonts w:ascii="Times New Roman" w:hAnsi="Times New Roman" w:cs="Times New Roman"/>
+          <w:sz w:val="24"/>
+          <w:szCs w:val="24"/>
+        </w:rPr>
+        <w:t>[</w:t>
+      </w:r>
+      <w:proofErr w:type="spellStart"/>
+      <w:r>
+        <w:rPr>
+          <w:rFonts w:ascii="Times New Roman" w:hAnsi="Times New Roman" w:cs="Times New Roman"/>
+          <w:sz w:val="24"/>
+          <w:szCs w:val="24"/>
+        </w:rPr>
+        <w:t>Микросервисная</w:t>
+      </w:r>
+      <w:proofErr w:type="spellEnd"/>
+      <w:r>
+        <w:rPr>
+          <w:rFonts w:ascii="Times New Roman" w:hAnsi="Times New Roman" w:cs="Times New Roman"/>
+          <w:sz w:val="24"/>
+          <w:szCs w:val="24"/>
+        </w:rPr>
+        <w:t xml:space="preserve"> архитектура – это шаблон проектирования, в котором большое монолитное приложение разделено на более мелкие независимые службы, их можно разрабатывать, развертывать и обслуживать независимо друг от друга. Каждый сервис собственное хранилище данных, бизнес-логику и пользовательский интерфейс. Связь между службами обычно осуществляется через API или очереди сообщений (брокеры). MSA имеет несколько преимуществ по сравнению с традиционными монолитными архитектурами, включая лучшую масштабируемость, гибкость и отказоустойчивость.]</w:t>
       </w:r>
       <w:r>
         <w:rPr>
@@ -601,6 +683,7 @@
         <w:lastRenderedPageBreak/>
         <w:t>[</w:t>
       </w:r>
+      <w:proofErr w:type="spellStart"/>
       <w:r>
         <w:rPr>
           <w:rFonts w:ascii="Times New Roman" w:eastAsia="Times New Roman" w:hAnsi="Times New Roman" w:cs="Times New Roman"/>
@@ -617,7 +700,17 @@
           <w:szCs w:val="24"/>
           <w:lang w:eastAsia="ru-RU"/>
         </w:rPr>
-        <w:t xml:space="preserve">икросервисные </w:t>
+        <w:t>икросервисные</w:t>
+      </w:r>
+      <w:proofErr w:type="spellEnd"/>
+      <w:r>
+        <w:rPr>
+          <w:rFonts w:ascii="Times New Roman" w:eastAsia="Times New Roman" w:hAnsi="Times New Roman" w:cs="Times New Roman"/>
+          <w:sz w:val="24"/>
+          <w:szCs w:val="24"/>
+          <w:lang w:eastAsia="ru-RU"/>
+        </w:rPr>
+        <w:t xml:space="preserve"> </w:t>
       </w:r>
       <w:r>
         <w:rPr>
@@ -644,7 +737,27 @@
           <w:szCs w:val="24"/>
           <w:lang w:eastAsia="ru-RU"/>
         </w:rPr>
-        <w:t>сталкиваются с рядом специфических угроз, среди которых выделяются мультиоблачное развертывание, сложность межсервисного взаимодействия, необходимость эффективного контроля доступа, управление распределёнными данными и высокая скорость изменений в сервисах.</w:t>
+        <w:t xml:space="preserve">сталкиваются с рядом специфических угроз, среди которых выделяются </w:t>
+      </w:r>
+      <w:proofErr w:type="spellStart"/>
+      <w:r>
+        <w:rPr>
+          <w:rFonts w:ascii="Times New Roman" w:eastAsia="Times New Roman" w:hAnsi="Times New Roman" w:cs="Times New Roman"/>
+          <w:sz w:val="24"/>
+          <w:szCs w:val="24"/>
+          <w:lang w:eastAsia="ru-RU"/>
+        </w:rPr>
+        <w:t>мультиоблачное</w:t>
+      </w:r>
+      <w:proofErr w:type="spellEnd"/>
+      <w:r>
+        <w:rPr>
+          <w:rFonts w:ascii="Times New Roman" w:eastAsia="Times New Roman" w:hAnsi="Times New Roman" w:cs="Times New Roman"/>
+          <w:sz w:val="24"/>
+          <w:szCs w:val="24"/>
+          <w:lang w:eastAsia="ru-RU"/>
+        </w:rPr>
+        <w:t xml:space="preserve"> развертывание, сложность межсервисного взаимодействия, необходимость эффективного контроля доступа, управление распределёнными данными и высокая скорость изменений в сервисах.</w:t>
       </w:r>
     </w:p>
     <w:p>
@@ -664,7 +777,27 @@
           <w:szCs w:val="24"/>
           <w:lang w:eastAsia="ru-RU"/>
         </w:rPr>
-        <w:t>Одной из существенных проблем является мультиоблачное развертывание, при котором сервисы размещаются в различных облачных средах. Это усложняет контроль над инфраструктурой и может приводить к потере видимости отдельных компонентов системы, что повышает риск возникновения уязвимостей. Для минимизации таких рисков применяются механизмы постоянного мониторинга сервисов, регулярного сканирования инфраструктуры на наличие известных уязвимостей и оперативного информирования разработчиков о выявленных проблемах.</w:t>
+        <w:t xml:space="preserve">Одной из существенных проблем является </w:t>
+      </w:r>
+      <w:proofErr w:type="spellStart"/>
+      <w:r>
+        <w:rPr>
+          <w:rFonts w:ascii="Times New Roman" w:eastAsia="Times New Roman" w:hAnsi="Times New Roman" w:cs="Times New Roman"/>
+          <w:sz w:val="24"/>
+          <w:szCs w:val="24"/>
+          <w:lang w:eastAsia="ru-RU"/>
+        </w:rPr>
+        <w:t>мультиоблачное</w:t>
+      </w:r>
+      <w:proofErr w:type="spellEnd"/>
+      <w:r>
+        <w:rPr>
+          <w:rFonts w:ascii="Times New Roman" w:eastAsia="Times New Roman" w:hAnsi="Times New Roman" w:cs="Times New Roman"/>
+          <w:sz w:val="24"/>
+          <w:szCs w:val="24"/>
+          <w:lang w:eastAsia="ru-RU"/>
+        </w:rPr>
+        <w:t xml:space="preserve"> развертывание, при котором сервисы размещаются в различных облачных средах. Это усложняет контроль над инфраструктурой и может приводить к потере видимости отдельных компонентов системы, что повышает риск возникновения уязвимостей. Для минимизации таких рисков применяются механизмы постоянного мониторинга сервисов, регулярного сканирования инфраструктуры на наличие известных уязвимостей и оперативного информирования разработчиков о выявленных проблемах.</w:t>
       </w:r>
     </w:p>
     <w:p>
@@ -684,7 +817,47 @@
           <w:szCs w:val="24"/>
           <w:lang w:eastAsia="ru-RU"/>
         </w:rPr>
-        <w:t>Особое внимание уделяется безопасности межсервисного взаимодействия, поскольку обмен данными между сервисами осуществляется по сети. Для защиты таких взаимодействий используется концепция многоуровневой безопасности, в рамках которой внедряются API-шлюзы, обеспечивающие централизованную точку доступа к сервисам и реализацию политик авторизации. Для аутентификации и передачи данных широко применяются токены доступа, например JWT, а также альтернативные решения, такие как SAML и PASETO. Дополнительный уровень защиты обеспечивает инфраструктурный слой Service Mesh, который управляет сетевыми коммуникациями между сервисами, обеспечивает шифрование трафика, балансировку нагрузки, аутентификацию и авторизацию, часто реализуемые с помощью прокси-компонентов типа Sidecar.</w:t>
+        <w:t xml:space="preserve">Особое внимание уделяется безопасности межсервисного взаимодействия, поскольку обмен данными между сервисами осуществляется по сети. Для защиты таких взаимодействий используется концепция многоуровневой безопасности, в рамках которой внедряются API-шлюзы, обеспечивающие централизованную точку доступа к сервисам и реализацию политик авторизации. Для аутентификации и передачи данных широко применяются токены доступа, например JWT, а также альтернативные решения, такие как SAML и PASETO. Дополнительный уровень защиты обеспечивает инфраструктурный слой Service </w:t>
+      </w:r>
+      <w:proofErr w:type="spellStart"/>
+      <w:r>
+        <w:rPr>
+          <w:rFonts w:ascii="Times New Roman" w:eastAsia="Times New Roman" w:hAnsi="Times New Roman" w:cs="Times New Roman"/>
+          <w:sz w:val="24"/>
+          <w:szCs w:val="24"/>
+          <w:lang w:eastAsia="ru-RU"/>
+        </w:rPr>
+        <w:t>Mesh</w:t>
+      </w:r>
+      <w:proofErr w:type="spellEnd"/>
+      <w:r>
+        <w:rPr>
+          <w:rFonts w:ascii="Times New Roman" w:eastAsia="Times New Roman" w:hAnsi="Times New Roman" w:cs="Times New Roman"/>
+          <w:sz w:val="24"/>
+          <w:szCs w:val="24"/>
+          <w:lang w:eastAsia="ru-RU"/>
+        </w:rPr>
+        <w:t xml:space="preserve">, который управляет сетевыми коммуникациями между сервисами, обеспечивает шифрование трафика, балансировку нагрузки, аутентификацию и авторизацию, часто реализуемые с помощью прокси-компонентов типа </w:t>
+      </w:r>
+      <w:proofErr w:type="spellStart"/>
+      <w:r>
+        <w:rPr>
+          <w:rFonts w:ascii="Times New Roman" w:eastAsia="Times New Roman" w:hAnsi="Times New Roman" w:cs="Times New Roman"/>
+          <w:sz w:val="24"/>
+          <w:szCs w:val="24"/>
+          <w:lang w:eastAsia="ru-RU"/>
+        </w:rPr>
+        <w:t>Sidecar</w:t>
+      </w:r>
+      <w:proofErr w:type="spellEnd"/>
+      <w:r>
+        <w:rPr>
+          <w:rFonts w:ascii="Times New Roman" w:eastAsia="Times New Roman" w:hAnsi="Times New Roman" w:cs="Times New Roman"/>
+          <w:sz w:val="24"/>
+          <w:szCs w:val="24"/>
+          <w:lang w:eastAsia="ru-RU"/>
+        </w:rPr>
+        <w:t>.</w:t>
       </w:r>
     </w:p>
     <w:p>
@@ -704,7 +877,47 @@
           <w:szCs w:val="24"/>
           <w:lang w:eastAsia="ru-RU"/>
         </w:rPr>
-        <w:t>Наряду с этим важными аспектами безопасности являются контроль доступа к сервисам и управление данными, которые постоянно перемещаются между различными компонентами системы. Компрометация одного сервиса может привести к несанкционированному доступу к данным других сервисов, поэтому необходимо учитывать жизненный цикл данных и централизованно управлять доступом пользователей и приложений. Кроме того, высокая скорость разработки и обновления микросервисов может вызывать нарушения совместимости между сервисами, что потенциально приводит к уязвимостям. Для предотвращения подобных проблем рекомендуется использовать автоматизированное и интеграционное тестирование. Таким образом, обеспечение безопасности является важнейшим фактором качества микросервисной архитектуры и должно учитываться на всех этапах проектирования и эксплуатации информационных систем.</w:t>
+        <w:t xml:space="preserve">Наряду с этим важными аспектами безопасности являются контроль доступа к сервисам и управление данными, которые постоянно перемещаются между различными компонентами системы. Компрометация одного сервиса может привести к несанкционированному доступу к данным других сервисов, поэтому необходимо учитывать жизненный цикл данных и централизованно управлять доступом пользователей и приложений. Кроме того, высокая скорость разработки и обновления </w:t>
+      </w:r>
+      <w:proofErr w:type="spellStart"/>
+      <w:r>
+        <w:rPr>
+          <w:rFonts w:ascii="Times New Roman" w:eastAsia="Times New Roman" w:hAnsi="Times New Roman" w:cs="Times New Roman"/>
+          <w:sz w:val="24"/>
+          <w:szCs w:val="24"/>
+          <w:lang w:eastAsia="ru-RU"/>
+        </w:rPr>
+        <w:t>микросервисов</w:t>
+      </w:r>
+      <w:proofErr w:type="spellEnd"/>
+      <w:r>
+        <w:rPr>
+          <w:rFonts w:ascii="Times New Roman" w:eastAsia="Times New Roman" w:hAnsi="Times New Roman" w:cs="Times New Roman"/>
+          <w:sz w:val="24"/>
+          <w:szCs w:val="24"/>
+          <w:lang w:eastAsia="ru-RU"/>
+        </w:rPr>
+        <w:t xml:space="preserve"> может вызывать нарушения совместимости между сервисами, что потенциально приводит к уязвимостям. Для предотвращения подобных проблем рекомендуется использовать автоматизированное и интеграционное тестирование. Таким образом, обеспечение безопасности является важнейшим фактором качества </w:t>
+      </w:r>
+      <w:proofErr w:type="spellStart"/>
+      <w:r>
+        <w:rPr>
+          <w:rFonts w:ascii="Times New Roman" w:eastAsia="Times New Roman" w:hAnsi="Times New Roman" w:cs="Times New Roman"/>
+          <w:sz w:val="24"/>
+          <w:szCs w:val="24"/>
+          <w:lang w:eastAsia="ru-RU"/>
+        </w:rPr>
+        <w:t>микросервисной</w:t>
+      </w:r>
+      <w:proofErr w:type="spellEnd"/>
+      <w:r>
+        <w:rPr>
+          <w:rFonts w:ascii="Times New Roman" w:eastAsia="Times New Roman" w:hAnsi="Times New Roman" w:cs="Times New Roman"/>
+          <w:sz w:val="24"/>
+          <w:szCs w:val="24"/>
+          <w:lang w:eastAsia="ru-RU"/>
+        </w:rPr>
+        <w:t xml:space="preserve"> архитектуры и должно учитываться на всех этапах проектирования и эксплуатации информационных систем.</w:t>
       </w:r>
       <w:r>
         <w:rPr>
@@ -731,7 +944,25 @@
           <w:sz w:val="24"/>
           <w:szCs w:val="24"/>
         </w:rPr>
-        <w:t xml:space="preserve">[Еще один тип – это бессерверные архитектуры. </w:t>
+        <w:t xml:space="preserve">[Еще один тип – это </w:t>
+      </w:r>
+      <w:proofErr w:type="spellStart"/>
+      <w:r>
+        <w:rPr>
+          <w:rFonts w:ascii="Times New Roman" w:hAnsi="Times New Roman" w:cs="Times New Roman"/>
+          <w:sz w:val="24"/>
+          <w:szCs w:val="24"/>
+        </w:rPr>
+        <w:t>бессерверные</w:t>
+      </w:r>
+      <w:proofErr w:type="spellEnd"/>
+      <w:r>
+        <w:rPr>
+          <w:rFonts w:ascii="Times New Roman" w:hAnsi="Times New Roman" w:cs="Times New Roman"/>
+          <w:sz w:val="24"/>
+          <w:szCs w:val="24"/>
+        </w:rPr>
+        <w:t xml:space="preserve"> архитектуры. </w:t>
       </w:r>
       <w:r>
         <w:rPr>
@@ -794,7 +1025,29 @@
           <w:highlight w:val="yellow"/>
           <w:lang w:eastAsia="ru-RU"/>
         </w:rPr>
-        <w:t>Несмотря на упрощение процессов разработки и эксплуатации, использование бессерверных архитектур порождает ряд специфических угроз информационной безопасности, связанных прежде всего с особенностями облачных сред и распределенной моделью выполнения вычислений.</w:t>
+        <w:t xml:space="preserve">Несмотря на упрощение процессов разработки и эксплуатации, использование </w:t>
+      </w:r>
+      <w:proofErr w:type="spellStart"/>
+      <w:r>
+        <w:rPr>
+          <w:rFonts w:ascii="Times New Roman" w:eastAsia="Times New Roman" w:hAnsi="Times New Roman" w:cs="Times New Roman"/>
+          <w:sz w:val="24"/>
+          <w:szCs w:val="24"/>
+          <w:highlight w:val="yellow"/>
+          <w:lang w:eastAsia="ru-RU"/>
+        </w:rPr>
+        <w:t>бессерверных</w:t>
+      </w:r>
+      <w:proofErr w:type="spellEnd"/>
+      <w:r>
+        <w:rPr>
+          <w:rFonts w:ascii="Times New Roman" w:eastAsia="Times New Roman" w:hAnsi="Times New Roman" w:cs="Times New Roman"/>
+          <w:sz w:val="24"/>
+          <w:szCs w:val="24"/>
+          <w:highlight w:val="yellow"/>
+          <w:lang w:eastAsia="ru-RU"/>
+        </w:rPr>
+        <w:t xml:space="preserve"> архитектур порождает ряд специфических угроз информационной безопасности, связанных прежде всего с особенностями облачных сред и распределенной моделью выполнения вычислений.</w:t>
       </w:r>
     </w:p>
     <w:p>
@@ -817,7 +1070,29 @@
           <w:lang w:eastAsia="ru-RU"/>
         </w:rPr>
         <w:lastRenderedPageBreak/>
-        <w:t>Одним из ключевых факторов риска является использование облачной инфраструктуры стороннего провайдера. В таких условиях безопасность приложения во многом зависит от механизмов защиты, реализованных поставщиком облачных услуг, а также от корректной конфигурации облачной среды со стороны разработчиков. Ошибки конфигурации, недостаточная изоляция ресурсов, некорректная настройка сетевых политик или хранилищ данных могут привести к утечке информации или несанкционированному доступу к компонентам системы. Кроме того, поскольку функции в бессерверных приложениях часто взаимодействуют с различными облачными сервисами, возрастает сложность контроля потоков данных и мониторинга активности внутри инфраструктуры.</w:t>
+        <w:t xml:space="preserve">Одним из ключевых факторов риска является использование облачной инфраструктуры стороннего провайдера. В таких условиях безопасность приложения во многом зависит от механизмов защиты, реализованных поставщиком облачных услуг, а также от корректной конфигурации облачной среды со стороны разработчиков. Ошибки конфигурации, недостаточная изоляция ресурсов, некорректная настройка сетевых политик или хранилищ данных могут привести к утечке информации или несанкционированному доступу к компонентам системы. Кроме того, поскольку функции в </w:t>
+      </w:r>
+      <w:proofErr w:type="spellStart"/>
+      <w:r>
+        <w:rPr>
+          <w:rFonts w:ascii="Times New Roman" w:eastAsia="Times New Roman" w:hAnsi="Times New Roman" w:cs="Times New Roman"/>
+          <w:sz w:val="24"/>
+          <w:szCs w:val="24"/>
+          <w:highlight w:val="yellow"/>
+          <w:lang w:eastAsia="ru-RU"/>
+        </w:rPr>
+        <w:t>бессерверных</w:t>
+      </w:r>
+      <w:proofErr w:type="spellEnd"/>
+      <w:r>
+        <w:rPr>
+          <w:rFonts w:ascii="Times New Roman" w:eastAsia="Times New Roman" w:hAnsi="Times New Roman" w:cs="Times New Roman"/>
+          <w:sz w:val="24"/>
+          <w:szCs w:val="24"/>
+          <w:highlight w:val="yellow"/>
+          <w:lang w:eastAsia="ru-RU"/>
+        </w:rPr>
+        <w:t xml:space="preserve"> приложениях часто взаимодействуют с различными облачными сервисами, возрастает сложность контроля потоков данных и мониторинга активности внутри инфраструктуры.</w:t>
       </w:r>
     </w:p>
     <w:p>
@@ -838,7 +1113,95 @@
           <w:highlight w:val="yellow"/>
           <w:lang w:eastAsia="ru-RU"/>
         </w:rPr>
-        <w:t>Отдельную группу угроз составляют уязвимости бессерверных функций и проблемы управления доступом. Функции, выполняемые в модели Function-as-a-Service, могут содержать программные ошибки, связанные с обработкой входных данных, использованием сторонних библиотек или некорректной реализацией бизнес-логики. При этом большое количество мелких функций увеличивает поверхность атаки системы. Существенную роль также играет управление идентификацией и доступом (IAM), которое определяет права пользователей, сервисов и функций на доступ к ресурсам облачной инфраструктуры. Неправильная настройка политик IAM, избыточные привилегии или отсутствие принципа минимально необходимых прав могут привести к эскалации привилегий и компрометации всей системы. В связи с этим обеспечение безопасности бессерверных архитектур требует комплексного подхода, включающего контроль конфигурации облачной среды, анализ уязвимостей функций и строгую реализацию политик управления доступом.</w:t>
+        <w:t xml:space="preserve">Отдельную группу угроз составляют уязвимости </w:t>
+      </w:r>
+      <w:proofErr w:type="spellStart"/>
+      <w:r>
+        <w:rPr>
+          <w:rFonts w:ascii="Times New Roman" w:eastAsia="Times New Roman" w:hAnsi="Times New Roman" w:cs="Times New Roman"/>
+          <w:sz w:val="24"/>
+          <w:szCs w:val="24"/>
+          <w:highlight w:val="yellow"/>
+          <w:lang w:eastAsia="ru-RU"/>
+        </w:rPr>
+        <w:t>бессерверных</w:t>
+      </w:r>
+      <w:proofErr w:type="spellEnd"/>
+      <w:r>
+        <w:rPr>
+          <w:rFonts w:ascii="Times New Roman" w:eastAsia="Times New Roman" w:hAnsi="Times New Roman" w:cs="Times New Roman"/>
+          <w:sz w:val="24"/>
+          <w:szCs w:val="24"/>
+          <w:highlight w:val="yellow"/>
+          <w:lang w:eastAsia="ru-RU"/>
+        </w:rPr>
+        <w:t xml:space="preserve"> функций и проблемы управления доступом. Функции, выполняемые в модели </w:t>
+      </w:r>
+      <w:proofErr w:type="spellStart"/>
+      <w:r>
+        <w:rPr>
+          <w:rFonts w:ascii="Times New Roman" w:eastAsia="Times New Roman" w:hAnsi="Times New Roman" w:cs="Times New Roman"/>
+          <w:sz w:val="24"/>
+          <w:szCs w:val="24"/>
+          <w:highlight w:val="yellow"/>
+          <w:lang w:eastAsia="ru-RU"/>
+        </w:rPr>
+        <w:t>Function</w:t>
+      </w:r>
+      <w:proofErr w:type="spellEnd"/>
+      <w:r>
+        <w:rPr>
+          <w:rFonts w:ascii="Times New Roman" w:eastAsia="Times New Roman" w:hAnsi="Times New Roman" w:cs="Times New Roman"/>
+          <w:sz w:val="24"/>
+          <w:szCs w:val="24"/>
+          <w:highlight w:val="yellow"/>
+          <w:lang w:eastAsia="ru-RU"/>
+        </w:rPr>
+        <w:t>-</w:t>
+      </w:r>
+      <w:proofErr w:type="spellStart"/>
+      <w:r>
+        <w:rPr>
+          <w:rFonts w:ascii="Times New Roman" w:eastAsia="Times New Roman" w:hAnsi="Times New Roman" w:cs="Times New Roman"/>
+          <w:sz w:val="24"/>
+          <w:szCs w:val="24"/>
+          <w:highlight w:val="yellow"/>
+          <w:lang w:eastAsia="ru-RU"/>
+        </w:rPr>
+        <w:t>as</w:t>
+      </w:r>
+      <w:proofErr w:type="spellEnd"/>
+      <w:r>
+        <w:rPr>
+          <w:rFonts w:ascii="Times New Roman" w:eastAsia="Times New Roman" w:hAnsi="Times New Roman" w:cs="Times New Roman"/>
+          <w:sz w:val="24"/>
+          <w:szCs w:val="24"/>
+          <w:highlight w:val="yellow"/>
+          <w:lang w:eastAsia="ru-RU"/>
+        </w:rPr>
+        <w:t xml:space="preserve">-a-Service, могут содержать программные ошибки, связанные с обработкой входных данных, использованием сторонних библиотек или некорректной реализацией бизнес-логики. При этом большое количество мелких функций увеличивает поверхность атаки системы. Существенную роль также играет управление идентификацией и доступом (IAM), которое определяет права пользователей, сервисов и функций на доступ к ресурсам облачной инфраструктуры. Неправильная настройка политик IAM, избыточные привилегии или отсутствие принципа минимально необходимых прав могут привести к эскалации привилегий и компрометации всей системы. В связи с этим обеспечение безопасности </w:t>
+      </w:r>
+      <w:proofErr w:type="spellStart"/>
+      <w:r>
+        <w:rPr>
+          <w:rFonts w:ascii="Times New Roman" w:eastAsia="Times New Roman" w:hAnsi="Times New Roman" w:cs="Times New Roman"/>
+          <w:sz w:val="24"/>
+          <w:szCs w:val="24"/>
+          <w:highlight w:val="yellow"/>
+          <w:lang w:eastAsia="ru-RU"/>
+        </w:rPr>
+        <w:t>бессерверных</w:t>
+      </w:r>
+      <w:proofErr w:type="spellEnd"/>
+      <w:r>
+        <w:rPr>
+          <w:rFonts w:ascii="Times New Roman" w:eastAsia="Times New Roman" w:hAnsi="Times New Roman" w:cs="Times New Roman"/>
+          <w:sz w:val="24"/>
+          <w:szCs w:val="24"/>
+          <w:highlight w:val="yellow"/>
+          <w:lang w:eastAsia="ru-RU"/>
+        </w:rPr>
+        <w:t xml:space="preserve"> архитектур требует комплексного подхода, включающего контроль конфигурации облачной среды, анализ уязвимостей функций и строгую реализацию политик управления доступом.</w:t>
       </w:r>
     </w:p>
     <w:p>
@@ -958,15 +1321,9 @@
           <w:bCs/>
           <w:highlight w:val="yellow"/>
         </w:rPr>
-        <w:t>Service Worker</w:t>
-      </w:r>
-      <w:r>
-        <w:rPr>
-          <w:rStyle w:val="bzpyqfadein"/>
-          <w:highlight w:val="yellow"/>
-        </w:rPr>
-        <w:t xml:space="preserve">, который обладает расширенными возможностями перехвата и обработки сетевого трафика между браузером и сервером. При компрометации или некорректной реализации данного компонента злоумышленник может осуществлять </w:t>
-      </w:r>
+        <w:t xml:space="preserve">Service </w:t>
+      </w:r>
+      <w:proofErr w:type="spellStart"/>
       <w:r>
         <w:rPr>
           <w:rStyle w:val="bzpyqfadein"/>
@@ -974,14 +1331,15 @@
           <w:bCs/>
           <w:highlight w:val="yellow"/>
         </w:rPr>
-        <w:t>подмену кэшированных ресурсов</w:t>
-      </w:r>
+        <w:t>Worker</w:t>
+      </w:r>
+      <w:proofErr w:type="spellEnd"/>
       <w:r>
         <w:rPr>
           <w:rStyle w:val="bzpyqfadein"/>
           <w:highlight w:val="yellow"/>
         </w:rPr>
-        <w:t xml:space="preserve">, что приводит к загрузке пользователем модифицированных скриптов или страниц. Кроме того, серьёзную опасность для веб-приложений, включая PWA, представляют атаки типа </w:t>
+        <w:t xml:space="preserve">, который обладает расширенными возможностями перехвата и обработки сетевого трафика между браузером и сервером. При компрометации или некорректной реализации данного компонента злоумышленник может осуществлять </w:t>
       </w:r>
       <w:r>
         <w:rPr>
@@ -990,13 +1348,69 @@
           <w:bCs/>
           <w:highlight w:val="yellow"/>
         </w:rPr>
-        <w:t>Cross-Site Scripting (XSS)</w:t>
+        <w:t>подмену кэшированных ресурсов</w:t>
       </w:r>
       <w:r>
         <w:rPr>
           <w:rStyle w:val="bzpyqfadein"/>
           <w:highlight w:val="yellow"/>
         </w:rPr>
+        <w:t xml:space="preserve">, что приводит к загрузке пользователем модифицированных скриптов или страниц. Кроме того, серьёзную опасность для веб-приложений, включая PWA, представляют атаки типа </w:t>
+      </w:r>
+      <w:r>
+        <w:rPr>
+          <w:rStyle w:val="bzpyqfadein"/>
+          <w:b/>
+          <w:bCs/>
+          <w:highlight w:val="yellow"/>
+        </w:rPr>
+        <w:t>Cross-</w:t>
+      </w:r>
+      <w:proofErr w:type="spellStart"/>
+      <w:r>
+        <w:rPr>
+          <w:rStyle w:val="bzpyqfadein"/>
+          <w:b/>
+          <w:bCs/>
+          <w:highlight w:val="yellow"/>
+        </w:rPr>
+        <w:t>Site</w:t>
+      </w:r>
+      <w:proofErr w:type="spellEnd"/>
+      <w:r>
+        <w:rPr>
+          <w:rStyle w:val="bzpyqfadein"/>
+          <w:b/>
+          <w:bCs/>
+          <w:highlight w:val="yellow"/>
+        </w:rPr>
+        <w:t xml:space="preserve"> </w:t>
+      </w:r>
+      <w:proofErr w:type="spellStart"/>
+      <w:r>
+        <w:rPr>
+          <w:rStyle w:val="bzpyqfadein"/>
+          <w:b/>
+          <w:bCs/>
+          <w:highlight w:val="yellow"/>
+        </w:rPr>
+        <w:t>Scripting</w:t>
+      </w:r>
+      <w:proofErr w:type="spellEnd"/>
+      <w:r>
+        <w:rPr>
+          <w:rStyle w:val="bzpyqfadein"/>
+          <w:b/>
+          <w:bCs/>
+          <w:highlight w:val="yellow"/>
+        </w:rPr>
+        <w:t xml:space="preserve"> (XSS)</w:t>
+      </w:r>
+      <w:r>
+        <w:rPr>
+          <w:rStyle w:val="bzpyqfadein"/>
+          <w:highlight w:val="yellow"/>
+        </w:rPr>
         <w:t xml:space="preserve">, позволяющие внедрять вредоносный код в клиентскую часть приложения. Такие </w:t>
       </w:r>
       <w:r>
@@ -1005,11 +1419,27 @@
           <w:highlight w:val="yellow"/>
         </w:rPr>
         <w:lastRenderedPageBreak/>
-        <w:t>атаки могут привести к перехвату пользовательских данных, выполнению несанкционированных действий от имени пользователя и компрометации механизма работы Service Worker.</w:t>
-      </w:r>
+        <w:t xml:space="preserve">атаки могут привести к перехвату пользовательских данных, выполнению несанкционированных действий от имени пользователя и компрометации механизма работы Service </w:t>
+      </w:r>
+      <w:proofErr w:type="spellStart"/>
       <w:r>
         <w:rPr>
           <w:rStyle w:val="bzpyqfadein"/>
+          <w:highlight w:val="yellow"/>
+        </w:rPr>
+        <w:t>Worker</w:t>
+      </w:r>
+      <w:proofErr w:type="spellEnd"/>
+      <w:r>
+        <w:rPr>
+          <w:rStyle w:val="bzpyqfadein"/>
+          <w:highlight w:val="yellow"/>
+        </w:rPr>
+        <w:t>.</w:t>
+      </w:r>
+      <w:r>
+        <w:rPr>
+          <w:rStyle w:val="bzpyqfadein"/>
         </w:rPr>
         <w:t xml:space="preserve"> </w:t>
       </w:r>
@@ -1026,7 +1456,23 @@
           <w:rStyle w:val="bzpyqfadein"/>
           <w:highlight w:val="yellow"/>
         </w:rPr>
-        <w:t>Таким образом, архитектура веб-приложения напрямую влияет на характер возможных угроз безопасности. Каждая архитектурная модель формирует собственный набор уязвимостей: клиентские приложения подвержены атакам на браузерную среду, микросервисные системы — атакам на API и взаимодействие сервисов, облачные архитектуры — рискам инфраструктурных и конфигурационных ошибок. Это подтверждает необходимость комплексного подхода к защите веб-приложений, учитывающего все уровни их архитектуры.</w:t>
+        <w:t xml:space="preserve">Таким образом, архитектура веб-приложения напрямую влияет на характер возможных угроз безопасности. Каждая архитектурная модель формирует собственный набор уязвимостей: клиентские приложения подвержены атакам на браузерную среду, </w:t>
+      </w:r>
+      <w:proofErr w:type="spellStart"/>
+      <w:r>
+        <w:rPr>
+          <w:rStyle w:val="bzpyqfadein"/>
+          <w:highlight w:val="yellow"/>
+        </w:rPr>
+        <w:t>микросервисные</w:t>
+      </w:r>
+      <w:proofErr w:type="spellEnd"/>
+      <w:r>
+        <w:rPr>
+          <w:rStyle w:val="bzpyqfadein"/>
+          <w:highlight w:val="yellow"/>
+        </w:rPr>
+        <w:t xml:space="preserve"> системы — атакам на API и взаимодействие сервисов, облачные архитектуры — рискам инфраструктурных и конфигурационных ошибок. Это подтверждает необходимость комплексного подхода к защите веб-приложений, учитывающего все уровни их архитектуры.</w:t>
       </w:r>
     </w:p>
     <w:p>
@@ -1214,7 +1660,25 @@
           <w:sz w:val="22"/>
           <w:szCs w:val="22"/>
         </w:rPr>
-        <w:t>задержек. HTTP/1.1 с помощью заголовка Connection: keep-alive, который установлен по</w:t>
+        <w:t xml:space="preserve">задержек. HTTP/1.1 с помощью заголовка Connection: </w:t>
+      </w:r>
+      <w:proofErr w:type="spellStart"/>
+      <w:r>
+        <w:rPr>
+          <w:rStyle w:val="fontstyle01"/>
+          <w:sz w:val="22"/>
+          <w:szCs w:val="22"/>
+        </w:rPr>
+        <w:t>keep-alive</w:t>
+      </w:r>
+      <w:proofErr w:type="spellEnd"/>
+      <w:r>
+        <w:rPr>
+          <w:rStyle w:val="fontstyle01"/>
+          <w:sz w:val="22"/>
+          <w:szCs w:val="22"/>
+        </w:rPr>
+        <w:t>, который установлен по</w:t>
       </w:r>
       <w:r>
         <w:rPr>
@@ -1280,7 +1744,25 @@
           <w:sz w:val="22"/>
           <w:szCs w:val="22"/>
         </w:rPr>
-        <w:t>соединение (HTTP pipelining), позволяющее при постоянном TCP-соединении отправлять сразу</w:t>
+        <w:t xml:space="preserve">соединение (HTTP </w:t>
+      </w:r>
+      <w:proofErr w:type="spellStart"/>
+      <w:r>
+        <w:rPr>
+          <w:rStyle w:val="fontstyle01"/>
+          <w:sz w:val="22"/>
+          <w:szCs w:val="22"/>
+        </w:rPr>
+        <w:t>pipelining</w:t>
+      </w:r>
+      <w:proofErr w:type="spellEnd"/>
+      <w:r>
+        <w:rPr>
+          <w:rStyle w:val="fontstyle01"/>
+          <w:sz w:val="22"/>
+          <w:szCs w:val="22"/>
+        </w:rPr>
+        <w:t>), позволяющее при постоянном TCP-соединении отправлять сразу</w:t>
       </w:r>
       <w:r>
         <w:rPr>
@@ -1398,14 +1880,32 @@
           <w:sz w:val="22"/>
           <w:szCs w:val="22"/>
         </w:rPr>
-        <w:t>серверном трафике может приводить к DoS-угрозе (отказ в обслуживании).</w:t>
-      </w:r>
+        <w:t xml:space="preserve">серверном трафике может приводить к </w:t>
+      </w:r>
+      <w:proofErr w:type="spellStart"/>
       <w:r>
         <w:rPr>
           <w:rStyle w:val="fontstyle01"/>
           <w:sz w:val="22"/>
           <w:szCs w:val="22"/>
         </w:rPr>
+        <w:t>DoS</w:t>
+      </w:r>
+      <w:proofErr w:type="spellEnd"/>
+      <w:r>
+        <w:rPr>
+          <w:rStyle w:val="fontstyle01"/>
+          <w:sz w:val="22"/>
+          <w:szCs w:val="22"/>
+        </w:rPr>
+        <w:t>-угрозе (отказ в обслуживании).</w:t>
+      </w:r>
+      <w:r>
+        <w:rPr>
+          <w:rStyle w:val="fontstyle01"/>
+          <w:sz w:val="22"/>
+          <w:szCs w:val="22"/>
+        </w:rPr>
         <w:t>]</w:t>
       </w:r>
       <w:r>
@@ -1435,7 +1935,29 @@
           <w:highlight w:val="yellow"/>
           <w:lang w:eastAsia="ru-RU"/>
         </w:rPr>
-        <w:t>В целом, протокол HTTP/1.1, изначально разработанный для значительно менее нагруженной и менее динамичной сети, уже не соответствует требованиям современной веб-среды: отсутствие встроенного мультиплексирования, высокая зависимость от количества соединений и ограниченная эффективность механизмов оптимизации делают его как уязвимым к ряду сетевых атак (включая DoS), так и недостаточно надёжным для обеспечения стабильной и безопасной передачи данных в условиях постоянно растущих объёмов трафика и сложности веб-приложений.</w:t>
+        <w:t xml:space="preserve">В целом, протокол HTTP/1.1, изначально разработанный для значительно менее нагруженной и менее динамичной сети, уже не соответствует требованиям современной веб-среды: отсутствие встроенного мультиплексирования, высокая зависимость от количества соединений и ограниченная эффективность механизмов оптимизации делают его как уязвимым к ряду сетевых атак (включая </w:t>
+      </w:r>
+      <w:proofErr w:type="spellStart"/>
+      <w:r>
+        <w:rPr>
+          <w:rFonts w:ascii="Times New Roman" w:eastAsia="Times New Roman" w:hAnsi="Times New Roman" w:cs="Times New Roman"/>
+          <w:sz w:val="24"/>
+          <w:szCs w:val="24"/>
+          <w:highlight w:val="yellow"/>
+          <w:lang w:eastAsia="ru-RU"/>
+        </w:rPr>
+        <w:t>DoS</w:t>
+      </w:r>
+      <w:proofErr w:type="spellEnd"/>
+      <w:r>
+        <w:rPr>
+          <w:rFonts w:ascii="Times New Roman" w:eastAsia="Times New Roman" w:hAnsi="Times New Roman" w:cs="Times New Roman"/>
+          <w:sz w:val="24"/>
+          <w:szCs w:val="24"/>
+          <w:highlight w:val="yellow"/>
+          <w:lang w:eastAsia="ru-RU"/>
+        </w:rPr>
+        <w:t>), так и недостаточно надёжным для обеспечения стабильной и безопасной передачи данных в условиях постоянно растущих объёмов трафика и сложности веб-приложений.</w:t>
       </w:r>
     </w:p>
     <w:p>
@@ -1444,7 +1966,31 @@
         <w:t>[</w:t>
       </w:r>
       <w:r>
-        <w:t xml:space="preserve">HTTP(S) (HyperText Transfer Protocol Secure) является одним из самых распространённых протоколов прикладного уровня. Он используется для передачи гипертекстовых данных и является основой работы World Wide Web. HTTP работает поверх TCP и использует текстовые команды для обмена данными между клиентом и сервером. Каждый запрос содержит метод (например, GET или POST), URL-адрес, заголовки и, при необходимости, тело запроса. Сервер, получив запрос, отвечает кодом состояния (например, 200 OK или 404 Not Found), а также заголовками и телом ответа. </w:t>
+        <w:t>HTTP(S) (</w:t>
+      </w:r>
+      <w:proofErr w:type="spellStart"/>
+      <w:r>
+        <w:t>HyperText</w:t>
+      </w:r>
+      <w:proofErr w:type="spellEnd"/>
+      <w:r>
+        <w:t xml:space="preserve"> Transfer Protocol Secure) является одним из самых распространённых протоколов прикладного уровня. Он используется для передачи гипертекстовых данных и является основой работы World Wide Web. HTTP работает поверх TCP и использует текстовые команды для обмена данными между клиентом и сервером. Каждый запрос содержит метод (например, GET или POST), URL-адрес, заголовки и, при необходимости, тело запроса. Сервер, получив запрос, отвечает кодом состояния (например, 200 OK или 404 </w:t>
+      </w:r>
+      <w:proofErr w:type="spellStart"/>
+      <w:r>
+        <w:t>Not</w:t>
+      </w:r>
+      <w:proofErr w:type="spellEnd"/>
+      <w:r>
+        <w:t xml:space="preserve"> </w:t>
+      </w:r>
+      <w:proofErr w:type="spellStart"/>
+      <w:r>
+        <w:t>Found</w:t>
+      </w:r>
+      <w:proofErr w:type="spellEnd"/>
+      <w:r>
+        <w:t xml:space="preserve">), а также заголовками и телом ответа. </w:t>
       </w:r>
       <w:r>
         <w:rPr>
@@ -1540,7 +2086,15 @@
         <w:t>[</w:t>
       </w:r>
       <w:r>
-        <w:t>Secure Sockets Layer (SSL) – это протокол безопасности, который создает зашифрованное соединение между сервером и клиентом [2]. SSL была использована как основа для развития более современной технологии – Transport Layer Security (TLS). TLS предоставляет более надежные методы шифрования и механизмы безопасности.</w:t>
+        <w:t xml:space="preserve">Secure </w:t>
+      </w:r>
+      <w:proofErr w:type="spellStart"/>
+      <w:r>
+        <w:t>Sockets</w:t>
+      </w:r>
+      <w:proofErr w:type="spellEnd"/>
+      <w:r>
+        <w:t xml:space="preserve"> Layer (SSL) – это протокол безопасности, который создает зашифрованное соединение между сервером и клиентом [2]. SSL была использована как основа для развития более современной технологии – Transport Layer Security (TLS). TLS предоставляет более надежные методы шифрования и механизмы безопасности.</w:t>
       </w:r>
       <w:r>
         <w:t>]</w:t>
@@ -1700,7 +2254,51 @@
           <w:highlight w:val="yellow"/>
           <w:lang w:eastAsia="ru-RU"/>
         </w:rPr>
-        <w:t>Несмотря на повсеместное внедрение HTTPS, веб-приложения по-прежнему подвержены ряду угроз, затрагивающих транспортный уровень. К числу наиболее актуальных из них относятся атаки типа «man-in-the-middle», перехват сессионных идентификаторов, downgrade-атаки, а также использование небезопасных или устаревших конфигураций TLS. В связи с этим обеспечение корректной настройки криптографических протоколов и применение современных стандартов шифрования являются необходимыми условиями защиты веб-приложений.</w:t>
+        <w:t>Несмотря на повсеместное внедрение HTTPS, веб-приложения по-прежнему подвержены ряду угроз, затрагивающих транспортный уровень. К числу наиболее актуальных из них относятся атаки типа «</w:t>
+      </w:r>
+      <w:proofErr w:type="spellStart"/>
+      <w:r>
+        <w:rPr>
+          <w:rFonts w:ascii="Times New Roman" w:eastAsia="Times New Roman" w:hAnsi="Times New Roman" w:cs="Times New Roman"/>
+          <w:sz w:val="24"/>
+          <w:szCs w:val="24"/>
+          <w:highlight w:val="yellow"/>
+          <w:lang w:eastAsia="ru-RU"/>
+        </w:rPr>
+        <w:t>man-in-the-middle</w:t>
+      </w:r>
+      <w:proofErr w:type="spellEnd"/>
+      <w:r>
+        <w:rPr>
+          <w:rFonts w:ascii="Times New Roman" w:eastAsia="Times New Roman" w:hAnsi="Times New Roman" w:cs="Times New Roman"/>
+          <w:sz w:val="24"/>
+          <w:szCs w:val="24"/>
+          <w:highlight w:val="yellow"/>
+          <w:lang w:eastAsia="ru-RU"/>
+        </w:rPr>
+        <w:t xml:space="preserve">», перехват сессионных идентификаторов, </w:t>
+      </w:r>
+      <w:proofErr w:type="spellStart"/>
+      <w:r>
+        <w:rPr>
+          <w:rFonts w:ascii="Times New Roman" w:eastAsia="Times New Roman" w:hAnsi="Times New Roman" w:cs="Times New Roman"/>
+          <w:sz w:val="24"/>
+          <w:szCs w:val="24"/>
+          <w:highlight w:val="yellow"/>
+          <w:lang w:eastAsia="ru-RU"/>
+        </w:rPr>
+        <w:t>downgrade</w:t>
+      </w:r>
+      <w:proofErr w:type="spellEnd"/>
+      <w:r>
+        <w:rPr>
+          <w:rFonts w:ascii="Times New Roman" w:eastAsia="Times New Roman" w:hAnsi="Times New Roman" w:cs="Times New Roman"/>
+          <w:sz w:val="24"/>
+          <w:szCs w:val="24"/>
+          <w:highlight w:val="yellow"/>
+          <w:lang w:eastAsia="ru-RU"/>
+        </w:rPr>
+        <w:t>-атаки, а также использование небезопасных или устаревших конфигураций TLS. В связи с этим обеспечение корректной настройки криптографических протоколов и применение современных стандартов шифрования являются необходимыми условиями защиты веб-приложений.</w:t>
       </w:r>
     </w:p>
     <w:p>
@@ -1872,6 +2470,7 @@
         </w:rPr>
         <w:t>[</w:t>
       </w:r>
+      <w:proofErr w:type="spellStart"/>
       <w:r>
         <w:rPr>
           <w:rStyle w:val="a3"/>
@@ -1879,22 +2478,17 @@
           <w:color w:val="232627"/>
           <w:shd w:val="clear" w:color="auto" w:fill="FFFFFF"/>
         </w:rPr>
-        <w:t>Downgrade-атака (атака с понижением версии протокола)</w:t>
-      </w:r>
-      <w:r>
-        <w:rPr>
+        <w:t>Downgrade</w:t>
+      </w:r>
+      <w:proofErr w:type="spellEnd"/>
+      <w:r>
+        <w:rPr>
+          <w:rStyle w:val="a3"/>
           <w:rFonts w:ascii="Arial" w:hAnsi="Arial" w:cs="Arial"/>
           <w:color w:val="232627"/>
           <w:shd w:val="clear" w:color="auto" w:fill="FFFFFF"/>
         </w:rPr>
-        <w:t> — атака, в рамках которой злоумышленник вмешивается в соединение между двумя узлами сети (например, клиентом (браузером) и сервером веб-сайта) и вынуждает их использовать незащищенный или слабо защищенный стандарт передачи данных (например, протокол </w:t>
-      </w:r>
-      <w:r>
-        <w:rPr>
-          <w:rFonts w:ascii="Arial" w:hAnsi="Arial" w:cs="Arial"/>
-          <w:shd w:val="clear" w:color="auto" w:fill="FFFFFF"/>
-        </w:rPr>
-        <w:t>HTTP</w:t>
+        <w:t>-атака (атака с понижением версии протокола)</w:t>
       </w:r>
       <w:r>
         <w:rPr>
@@ -1902,14 +2496,14 @@
           <w:color w:val="232627"/>
           <w:shd w:val="clear" w:color="auto" w:fill="FFFFFF"/>
         </w:rPr>
-        <w:t> вместо </w:t>
+        <w:t> — атака, в рамках которой злоумышленник вмешивается в соединение между двумя узлами сети (например, клиентом (браузером) и сервером веб-сайта) и вынуждает их использовать незащищенный или слабо защищенный стандарт передачи данных (например, протокол </w:t>
       </w:r>
       <w:r>
         <w:rPr>
           <w:rFonts w:ascii="Arial" w:hAnsi="Arial" w:cs="Arial"/>
           <w:shd w:val="clear" w:color="auto" w:fill="FFFFFF"/>
         </w:rPr>
-        <w:t>HTTPS</w:t>
+        <w:t>HTTP</w:t>
       </w:r>
       <w:r>
         <w:rPr>
@@ -1917,14 +2511,14 @@
           <w:color w:val="232627"/>
           <w:shd w:val="clear" w:color="auto" w:fill="FFFFFF"/>
         </w:rPr>
-        <w:t> или протокол шифрования </w:t>
+        <w:t> вместо </w:t>
       </w:r>
       <w:r>
         <w:rPr>
           <w:rFonts w:ascii="Arial" w:hAnsi="Arial" w:cs="Arial"/>
           <w:shd w:val="clear" w:color="auto" w:fill="FFFFFF"/>
         </w:rPr>
-        <w:t>SSL</w:t>
+        <w:t>HTTPS</w:t>
       </w:r>
       <w:r>
         <w:rPr>
@@ -1932,14 +2526,14 @@
           <w:color w:val="232627"/>
           <w:shd w:val="clear" w:color="auto" w:fill="FFFFFF"/>
         </w:rPr>
-        <w:t> вместо </w:t>
+        <w:t> или протокол шифрования </w:t>
       </w:r>
       <w:r>
         <w:rPr>
           <w:rFonts w:ascii="Arial" w:hAnsi="Arial" w:cs="Arial"/>
           <w:shd w:val="clear" w:color="auto" w:fill="FFFFFF"/>
         </w:rPr>
-        <w:t>TLS</w:t>
+        <w:t>SSL</w:t>
       </w:r>
       <w:r>
         <w:rPr>
@@ -1947,14 +2541,14 @@
           <w:color w:val="232627"/>
           <w:shd w:val="clear" w:color="auto" w:fill="FFFFFF"/>
         </w:rPr>
-        <w:t>). Эта атака представляет собой разновидность атаки </w:t>
+        <w:t> вместо </w:t>
       </w:r>
       <w:r>
         <w:rPr>
           <w:rFonts w:ascii="Arial" w:hAnsi="Arial" w:cs="Arial"/>
           <w:shd w:val="clear" w:color="auto" w:fill="FFFFFF"/>
         </w:rPr>
-        <w:t>«человек посередине»</w:t>
+        <w:t>TLS</w:t>
       </w:r>
       <w:r>
         <w:rPr>
@@ -1962,7 +2556,40 @@
           <w:color w:val="232627"/>
           <w:shd w:val="clear" w:color="auto" w:fill="FFFFFF"/>
         </w:rPr>
-        <w:t>. В случае успешной downgrade-атаки злоумышленник может воспользоваться </w:t>
+        <w:t>). Эта атака представляет собой разновидность атаки </w:t>
+      </w:r>
+      <w:r>
+        <w:rPr>
+          <w:rFonts w:ascii="Arial" w:hAnsi="Arial" w:cs="Arial"/>
+          <w:shd w:val="clear" w:color="auto" w:fill="FFFFFF"/>
+        </w:rPr>
+        <w:t>«человек посередине»</w:t>
+      </w:r>
+      <w:r>
+        <w:rPr>
+          <w:rFonts w:ascii="Arial" w:hAnsi="Arial" w:cs="Arial"/>
+          <w:color w:val="232627"/>
+          <w:shd w:val="clear" w:color="auto" w:fill="FFFFFF"/>
+        </w:rPr>
+        <w:t xml:space="preserve">. В случае успешной </w:t>
+      </w:r>
+      <w:proofErr w:type="spellStart"/>
+      <w:r>
+        <w:rPr>
+          <w:rFonts w:ascii="Arial" w:hAnsi="Arial" w:cs="Arial"/>
+          <w:color w:val="232627"/>
+          <w:shd w:val="clear" w:color="auto" w:fill="FFFFFF"/>
+        </w:rPr>
+        <w:t>downgrade</w:t>
+      </w:r>
+      <w:proofErr w:type="spellEnd"/>
+      <w:r>
+        <w:rPr>
+          <w:rFonts w:ascii="Arial" w:hAnsi="Arial" w:cs="Arial"/>
+          <w:color w:val="232627"/>
+          <w:shd w:val="clear" w:color="auto" w:fill="FFFFFF"/>
+        </w:rPr>
+        <w:t>-атаки злоумышленник может воспользоваться </w:t>
       </w:r>
       <w:r>
         <w:rPr>
@@ -2035,7 +2662,15 @@
         <w:t>[</w:t>
       </w:r>
       <w:r>
-        <w:t xml:space="preserve">Одним из наиболее распространенных методов хранения данных на стороне клиента является использование cookies </w:t>
+        <w:t xml:space="preserve">Одним из наиболее распространенных методов хранения данных на стороне клиента является использование </w:t>
+      </w:r>
+      <w:proofErr w:type="spellStart"/>
+      <w:r>
+        <w:t>cookies</w:t>
+      </w:r>
+      <w:proofErr w:type="spellEnd"/>
+      <w:r>
+        <w:t xml:space="preserve"> </w:t>
       </w:r>
       <w:r>
         <w:rPr>
@@ -2044,7 +2679,15 @@
         <w:footnoteReference w:id="21"/>
       </w:r>
       <w:r>
-        <w:t xml:space="preserve">[1]. Cookies – это небольшие текстовые файлы, которые сохраняются на компьютере </w:t>
+        <w:t xml:space="preserve">[1]. </w:t>
+      </w:r>
+      <w:proofErr w:type="spellStart"/>
+      <w:r>
+        <w:t>Cookies</w:t>
+      </w:r>
+      <w:proofErr w:type="spellEnd"/>
+      <w:r>
+        <w:t xml:space="preserve"> – это небольшие текстовые файлы, которые сохраняются на компьютере </w:t>
       </w:r>
       <w:r>
         <w:lastRenderedPageBreak/>
@@ -2062,8 +2705,21 @@
       <w:r>
         <w:t xml:space="preserve"> [</w:t>
       </w:r>
-      <w:r>
-        <w:t>Cookies – фрагмент данных, полученный от веб-приложения, которые хранятся на компьютере пользователя и отправляются с каждым запросом. Cookie используют не только для идентификации пользователя, но и для многих других задач, например, ведение статистики</w:t>
+      <w:proofErr w:type="spellStart"/>
+      <w:r>
+        <w:t>Cookies</w:t>
+      </w:r>
+      <w:proofErr w:type="spellEnd"/>
+      <w:r>
+        <w:t xml:space="preserve"> – фрагмент данных, полученный от веб-приложения, которые хранятся на компьютере пользователя и отправляются с каждым запросом. </w:t>
+      </w:r>
+      <w:proofErr w:type="spellStart"/>
+      <w:r>
+        <w:t>Cookie</w:t>
+      </w:r>
+      <w:proofErr w:type="spellEnd"/>
+      <w:r>
+        <w:t xml:space="preserve"> используют не только для идентификации пользователя, но и для многих других задач, например, ведение статистики</w:t>
       </w:r>
       <w:r>
         <w:t>.]</w:t>
@@ -2077,7 +2733,15 @@
     </w:p>
     <w:p>
       <w:r>
-        <w:t>[Сессии являются простым способом хранения информации для отдельных пользователей с уникальным идентификатором сессии. Это может использоваться для сохранения состояния между запросами страниц. Идентификаторы сессий обычно отправляются браузеру через сессионный cookie и используются для получения имеющихся данных сессии.]</w:t>
+        <w:t xml:space="preserve">[Сессии являются простым способом хранения информации для отдельных пользователей с уникальным идентификатором сессии. Это может использоваться для сохранения состояния между запросами страниц. Идентификаторы сессий обычно отправляются браузеру через сессионный </w:t>
+      </w:r>
+      <w:proofErr w:type="spellStart"/>
+      <w:r>
+        <w:t>cookie</w:t>
+      </w:r>
+      <w:proofErr w:type="spellEnd"/>
+      <w:r>
+        <w:t xml:space="preserve"> и используются для получения имеющихся данных сессии.]</w:t>
       </w:r>
       <w:r>
         <w:rPr>
@@ -2091,19 +2755,54 @@
         <w:t>[</w:t>
       </w:r>
       <w:r>
-        <w:t>Недостатком Cookies является также то, что они подвержены CSRFатакам.</w:t>
+        <w:t xml:space="preserve">Недостатком </w:t>
+      </w:r>
+      <w:proofErr w:type="spellStart"/>
+      <w:r>
+        <w:t>Cookies</w:t>
+      </w:r>
+      <w:proofErr w:type="spellEnd"/>
+      <w:r>
+        <w:t xml:space="preserve"> является также то, что они подвержены </w:t>
+      </w:r>
+      <w:proofErr w:type="spellStart"/>
+      <w:r>
+        <w:t>CSRFатакам</w:t>
+      </w:r>
+      <w:proofErr w:type="spellEnd"/>
+      <w:proofErr w:type="gramStart"/>
+      <w:r>
+        <w:t>.</w:t>
       </w:r>
       <w:r>
         <w:t>]</w:t>
       </w:r>
       <w:r>
-        <w:t xml:space="preserve">Семенова. </w:t>
+        <w:t>Семенова</w:t>
+      </w:r>
+      <w:proofErr w:type="gramEnd"/>
+      <w:r>
+        <w:t xml:space="preserve">. </w:t>
       </w:r>
       <w:r>
         <w:rPr>
           <w:color w:val="92D050"/>
         </w:rPr>
-        <w:t>Но есть и более надёжные альтернативы для для хранения идентификаторов сессий.</w:t>
+        <w:t xml:space="preserve">Но есть и более надёжные альтернативы для </w:t>
+      </w:r>
+      <w:proofErr w:type="spellStart"/>
+      <w:r>
+        <w:rPr>
+          <w:color w:val="92D050"/>
+        </w:rPr>
+        <w:t>для</w:t>
+      </w:r>
+      <w:proofErr w:type="spellEnd"/>
+      <w:r>
+        <w:rPr>
+          <w:color w:val="92D050"/>
+        </w:rPr>
+        <w:t xml:space="preserve"> хранения идентификаторов сессий.</w:t>
       </w:r>
       <w:r>
         <w:tab/>
@@ -2114,7 +2813,15 @@
         <w:t>[</w:t>
       </w:r>
       <w:r>
-        <w:t>JWT — как безопасный способ аутентификации и передачи данных. Наиболее безопасный подход передачи информации между двумя участниками – аутентификация с помощью токенов, например, JSON Web Token (JWT).</w:t>
+        <w:t xml:space="preserve">JWT — как безопасный способ аутентификации и передачи данных. Наиболее безопасный подход передачи информации между двумя участниками – аутентификация с помощью токенов, например, JSON Web </w:t>
+      </w:r>
+      <w:proofErr w:type="spellStart"/>
+      <w:r>
+        <w:t>Token</w:t>
+      </w:r>
+      <w:proofErr w:type="spellEnd"/>
+      <w:r>
+        <w:t xml:space="preserve"> (JWT).</w:t>
       </w:r>
       <w:r>
         <w:t>]</w:t>
@@ -2326,7 +3033,23 @@
         <w:t xml:space="preserve"> </w:t>
       </w:r>
       <w:r>
-        <w:t>[Основа AJAX — объект XMLHttpRequest, который и отвечает за все запросы. Раньше его поддерживали не все браузеры, поэтому нужно было подключить отдельно библиотеку jQuery, в которой этот объект есть. Сейчас почти все браузеры научились поддерживать этот объект напрямую.</w:t>
+        <w:t xml:space="preserve">[Основа AJAX — объект </w:t>
+      </w:r>
+      <w:proofErr w:type="spellStart"/>
+      <w:r>
+        <w:t>XMLHttpRequest</w:t>
+      </w:r>
+      <w:proofErr w:type="spellEnd"/>
+      <w:r>
+        <w:t xml:space="preserve">, который и отвечает за все запросы. Раньше его поддерживали не все браузеры, поэтому нужно было подключить отдельно библиотеку </w:t>
+      </w:r>
+      <w:proofErr w:type="spellStart"/>
+      <w:r>
+        <w:t>jQuery</w:t>
+      </w:r>
+      <w:proofErr w:type="spellEnd"/>
+      <w:r>
+        <w:t>, в которой этот объект есть. Сейчас почти все браузеры научились поддерживать этот объект напрямую.</w:t>
       </w:r>
       <w:r>
         <w:t>]</w:t>
@@ -2358,7 +3081,29 @@
           <w:highlight w:val="yellow"/>
           <w:lang w:eastAsia="ru-RU"/>
         </w:rPr>
-        <w:t>При использовании механизмов хранения состояния, таких как cookies и сессии, веб-приложения становятся уязвимыми к ряду специфических атак, направленных на компрометацию пользовательских данных и нарушение аутентификации. Одной</w:t>
+        <w:t xml:space="preserve">При использовании механизмов хранения состояния, таких как </w:t>
+      </w:r>
+      <w:proofErr w:type="spellStart"/>
+      <w:r>
+        <w:rPr>
+          <w:rFonts w:ascii="Times New Roman" w:eastAsia="Times New Roman" w:hAnsi="Times New Roman" w:cs="Times New Roman"/>
+          <w:sz w:val="24"/>
+          <w:szCs w:val="24"/>
+          <w:highlight w:val="yellow"/>
+          <w:lang w:eastAsia="ru-RU"/>
+        </w:rPr>
+        <w:t>cookies</w:t>
+      </w:r>
+      <w:proofErr w:type="spellEnd"/>
+      <w:r>
+        <w:rPr>
+          <w:rFonts w:ascii="Times New Roman" w:eastAsia="Times New Roman" w:hAnsi="Times New Roman" w:cs="Times New Roman"/>
+          <w:sz w:val="24"/>
+          <w:szCs w:val="24"/>
+          <w:highlight w:val="yellow"/>
+          <w:lang w:eastAsia="ru-RU"/>
+        </w:rPr>
+        <w:t xml:space="preserve"> и сессии, веб-приложения становятся уязвимыми к ряду специфических атак, направленных на компрометацию пользовательских данных и нарушение аутентификации. Одной</w:t>
       </w:r>
       <w:r>
         <w:rPr>
@@ -2516,7 +3261,27 @@
           <w:szCs w:val="24"/>
           <w:lang w:val="en-US" w:eastAsia="ru-RU"/>
         </w:rPr>
-        <w:t>A session hijacking attack is a hacker intercepting a user’s authenticated sessionidentifier and disguising as a normal user</w:t>
+        <w:t xml:space="preserve">A session hijacking attack is a hacker intercepting a user’s authenticated </w:t>
+      </w:r>
+      <w:proofErr w:type="spellStart"/>
+      <w:r>
+        <w:rPr>
+          <w:rFonts w:ascii="Times New Roman" w:eastAsia="Times New Roman" w:hAnsi="Times New Roman" w:cs="Times New Roman"/>
+          <w:sz w:val="24"/>
+          <w:szCs w:val="24"/>
+          <w:lang w:val="en-US" w:eastAsia="ru-RU"/>
+        </w:rPr>
+        <w:t>sessionidentifier</w:t>
+      </w:r>
+      <w:proofErr w:type="spellEnd"/>
+      <w:r>
+        <w:rPr>
+          <w:rFonts w:ascii="Times New Roman" w:eastAsia="Times New Roman" w:hAnsi="Times New Roman" w:cs="Times New Roman"/>
+          <w:sz w:val="24"/>
+          <w:szCs w:val="24"/>
+          <w:lang w:val="en-US" w:eastAsia="ru-RU"/>
+        </w:rPr>
+        <w:t xml:space="preserve"> and disguising as a normal user</w:t>
       </w:r>
       <w:r>
         <w:rPr>
@@ -2587,7 +3352,51 @@
           <w:highlight w:val="yellow"/>
           <w:lang w:eastAsia="ru-RU"/>
         </w:rPr>
-        <w:t>Другим значимым типом атак является фиксация сессии (session fixation), при которой злоумышленник навязывает пользователю заранее известный идентификатор сессии. После успешной аутентификации пользователя данный идентификатор остаётся действительным, что позволяет атакующему получить доступ к системе от имени жертвы. Также широко распространены атаки межсайтовой подделки запросов (CSRF)</w:t>
+        <w:t>Другим значимым типом атак является фиксация сессии (</w:t>
+      </w:r>
+      <w:proofErr w:type="spellStart"/>
+      <w:r>
+        <w:rPr>
+          <w:rFonts w:ascii="Times New Roman" w:eastAsia="Times New Roman" w:hAnsi="Times New Roman" w:cs="Times New Roman"/>
+          <w:sz w:val="24"/>
+          <w:szCs w:val="24"/>
+          <w:highlight w:val="yellow"/>
+          <w:lang w:eastAsia="ru-RU"/>
+        </w:rPr>
+        <w:t>session</w:t>
+      </w:r>
+      <w:proofErr w:type="spellEnd"/>
+      <w:r>
+        <w:rPr>
+          <w:rFonts w:ascii="Times New Roman" w:eastAsia="Times New Roman" w:hAnsi="Times New Roman" w:cs="Times New Roman"/>
+          <w:sz w:val="24"/>
+          <w:szCs w:val="24"/>
+          <w:highlight w:val="yellow"/>
+          <w:lang w:eastAsia="ru-RU"/>
+        </w:rPr>
+        <w:t xml:space="preserve"> </w:t>
+      </w:r>
+      <w:proofErr w:type="spellStart"/>
+      <w:r>
+        <w:rPr>
+          <w:rFonts w:ascii="Times New Roman" w:eastAsia="Times New Roman" w:hAnsi="Times New Roman" w:cs="Times New Roman"/>
+          <w:sz w:val="24"/>
+          <w:szCs w:val="24"/>
+          <w:highlight w:val="yellow"/>
+          <w:lang w:eastAsia="ru-RU"/>
+        </w:rPr>
+        <w:t>fixation</w:t>
+      </w:r>
+      <w:proofErr w:type="spellEnd"/>
+      <w:r>
+        <w:rPr>
+          <w:rFonts w:ascii="Times New Roman" w:eastAsia="Times New Roman" w:hAnsi="Times New Roman" w:cs="Times New Roman"/>
+          <w:sz w:val="24"/>
+          <w:szCs w:val="24"/>
+          <w:highlight w:val="yellow"/>
+          <w:lang w:eastAsia="ru-RU"/>
+        </w:rPr>
+        <w:t>), при которой злоумышленник навязывает пользователю заранее известный идентификатор сессии. После успешной аутентификации пользователя данный идентификатор остаётся действительным, что позволяет атакующему получить доступ к системе от имени жертвы. Также широко распространены атаки межсайтовой подделки запросов (CSRF)</w:t>
       </w:r>
       <w:r>
         <w:rPr>
@@ -2638,7 +3447,43 @@
           <w:color w:val="161616"/>
           <w:shd w:val="clear" w:color="auto" w:fill="FFFFFF"/>
         </w:rPr>
-        <w:t>Как правило, атаки CSRF возможны на веб-сайты, использующие файлы cookie для проверки подлинности, так как браузеры отправляют все соответствующие файлы cookie на целевой веб-сайт. </w:t>
+        <w:t xml:space="preserve">Как правило, атаки CSRF возможны на веб-сайты, использующие файлы </w:t>
+      </w:r>
+      <w:proofErr w:type="spellStart"/>
+      <w:r>
+        <w:rPr>
+          <w:rFonts w:ascii="Segoe UI" w:hAnsi="Segoe UI" w:cs="Segoe UI"/>
+          <w:color w:val="161616"/>
+          <w:shd w:val="clear" w:color="auto" w:fill="FFFFFF"/>
+        </w:rPr>
+        <w:t>cookie</w:t>
+      </w:r>
+      <w:proofErr w:type="spellEnd"/>
+      <w:r>
+        <w:rPr>
+          <w:rFonts w:ascii="Segoe UI" w:hAnsi="Segoe UI" w:cs="Segoe UI"/>
+          <w:color w:val="161616"/>
+          <w:shd w:val="clear" w:color="auto" w:fill="FFFFFF"/>
+        </w:rPr>
+        <w:t xml:space="preserve"> для проверки подлинности, так как браузеры отправляют все соответствующие файлы </w:t>
+      </w:r>
+      <w:proofErr w:type="spellStart"/>
+      <w:r>
+        <w:rPr>
+          <w:rFonts w:ascii="Segoe UI" w:hAnsi="Segoe UI" w:cs="Segoe UI"/>
+          <w:color w:val="161616"/>
+          <w:shd w:val="clear" w:color="auto" w:fill="FFFFFF"/>
+        </w:rPr>
+        <w:t>cookie</w:t>
+      </w:r>
+      <w:proofErr w:type="spellEnd"/>
+      <w:r>
+        <w:rPr>
+          <w:rFonts w:ascii="Segoe UI" w:hAnsi="Segoe UI" w:cs="Segoe UI"/>
+          <w:color w:val="161616"/>
+          <w:shd w:val="clear" w:color="auto" w:fill="FFFFFF"/>
+        </w:rPr>
+        <w:t xml:space="preserve"> на целевой веб-сайт. </w:t>
       </w:r>
       <w:r>
         <w:rPr>
@@ -2676,8 +3521,31 @@
           <w:highlight w:val="yellow"/>
           <w:lang w:eastAsia="ru-RU"/>
         </w:rPr>
-        <w:t xml:space="preserve">Для снижения рисков, связанных с указанными угрозами, применяются специальные механизмы защиты cookies. Атрибут </w:t>
-      </w:r>
+        <w:t xml:space="preserve">Для снижения рисков, связанных с указанными угрозами, применяются специальные механизмы защиты </w:t>
+      </w:r>
+      <w:proofErr w:type="spellStart"/>
+      <w:r>
+        <w:rPr>
+          <w:rFonts w:ascii="Times New Roman" w:eastAsia="Times New Roman" w:hAnsi="Times New Roman" w:cs="Times New Roman"/>
+          <w:sz w:val="24"/>
+          <w:szCs w:val="24"/>
+          <w:highlight w:val="yellow"/>
+          <w:lang w:eastAsia="ru-RU"/>
+        </w:rPr>
+        <w:t>cookies</w:t>
+      </w:r>
+      <w:proofErr w:type="spellEnd"/>
+      <w:r>
+        <w:rPr>
+          <w:rFonts w:ascii="Times New Roman" w:eastAsia="Times New Roman" w:hAnsi="Times New Roman" w:cs="Times New Roman"/>
+          <w:sz w:val="24"/>
+          <w:szCs w:val="24"/>
+          <w:highlight w:val="yellow"/>
+          <w:lang w:eastAsia="ru-RU"/>
+        </w:rPr>
+        <w:t xml:space="preserve">. Атрибут </w:t>
+      </w:r>
+      <w:proofErr w:type="spellStart"/>
       <w:r>
         <w:rPr>
           <w:rFonts w:ascii="Times New Roman" w:eastAsia="Times New Roman" w:hAnsi="Times New Roman" w:cs="Times New Roman"/>
@@ -2690,15 +3558,38 @@
         </w:rPr>
         <w:t>HttpOnly</w:t>
       </w:r>
-      <w:r>
-        <w:rPr>
-          <w:rFonts w:ascii="Times New Roman" w:eastAsia="Times New Roman" w:hAnsi="Times New Roman" w:cs="Times New Roman"/>
-          <w:sz w:val="24"/>
-          <w:szCs w:val="24"/>
-          <w:highlight w:val="yellow"/>
-          <w:lang w:eastAsia="ru-RU"/>
-        </w:rPr>
-        <w:t xml:space="preserve"> запрещает доступ к cookie со стороны клиентских скриптов, что существенно снижает вероятность их кражи через XSS-атаки. Атрибут </w:t>
+      <w:proofErr w:type="spellEnd"/>
+      <w:r>
+        <w:rPr>
+          <w:rFonts w:ascii="Times New Roman" w:eastAsia="Times New Roman" w:hAnsi="Times New Roman" w:cs="Times New Roman"/>
+          <w:sz w:val="24"/>
+          <w:szCs w:val="24"/>
+          <w:highlight w:val="yellow"/>
+          <w:lang w:eastAsia="ru-RU"/>
+        </w:rPr>
+        <w:t xml:space="preserve"> запрещает доступ к </w:t>
+      </w:r>
+      <w:proofErr w:type="spellStart"/>
+      <w:r>
+        <w:rPr>
+          <w:rFonts w:ascii="Times New Roman" w:eastAsia="Times New Roman" w:hAnsi="Times New Roman" w:cs="Times New Roman"/>
+          <w:sz w:val="24"/>
+          <w:szCs w:val="24"/>
+          <w:highlight w:val="yellow"/>
+          <w:lang w:eastAsia="ru-RU"/>
+        </w:rPr>
+        <w:t>cookie</w:t>
+      </w:r>
+      <w:proofErr w:type="spellEnd"/>
+      <w:r>
+        <w:rPr>
+          <w:rFonts w:ascii="Times New Roman" w:eastAsia="Times New Roman" w:hAnsi="Times New Roman" w:cs="Times New Roman"/>
+          <w:sz w:val="24"/>
+          <w:szCs w:val="24"/>
+          <w:highlight w:val="yellow"/>
+          <w:lang w:eastAsia="ru-RU"/>
+        </w:rPr>
+        <w:t xml:space="preserve"> со стороны клиентских скриптов, что существенно снижает вероятность их кражи через XSS-атаки. Атрибут </w:t>
       </w:r>
       <w:r>
         <w:rPr>
@@ -2720,8 +3611,31 @@
           <w:highlight w:val="yellow"/>
           <w:lang w:eastAsia="ru-RU"/>
         </w:rPr>
-        <w:t xml:space="preserve"> обеспечивает передачу cookie исключительно по защищённому протоколу HTTPS, предотвращая их перехват в незащищённых сетях. Атрибут </w:t>
-      </w:r>
+        <w:t xml:space="preserve"> обеспечивает передачу </w:t>
+      </w:r>
+      <w:proofErr w:type="spellStart"/>
+      <w:r>
+        <w:rPr>
+          <w:rFonts w:ascii="Times New Roman" w:eastAsia="Times New Roman" w:hAnsi="Times New Roman" w:cs="Times New Roman"/>
+          <w:sz w:val="24"/>
+          <w:szCs w:val="24"/>
+          <w:highlight w:val="yellow"/>
+          <w:lang w:eastAsia="ru-RU"/>
+        </w:rPr>
+        <w:t>cookie</w:t>
+      </w:r>
+      <w:proofErr w:type="spellEnd"/>
+      <w:r>
+        <w:rPr>
+          <w:rFonts w:ascii="Times New Roman" w:eastAsia="Times New Roman" w:hAnsi="Times New Roman" w:cs="Times New Roman"/>
+          <w:sz w:val="24"/>
+          <w:szCs w:val="24"/>
+          <w:highlight w:val="yellow"/>
+          <w:lang w:eastAsia="ru-RU"/>
+        </w:rPr>
+        <w:t xml:space="preserve"> исключительно по защищённому протоколу HTTPS, предотвращая их перехват в незащищённых сетях. Атрибут </w:t>
+      </w:r>
+      <w:proofErr w:type="spellStart"/>
       <w:r>
         <w:rPr>
           <w:rFonts w:ascii="Times New Roman" w:eastAsia="Times New Roman" w:hAnsi="Times New Roman" w:cs="Times New Roman"/>
@@ -2734,15 +3648,38 @@
         </w:rPr>
         <w:t>SameSite</w:t>
       </w:r>
-      <w:r>
-        <w:rPr>
-          <w:rFonts w:ascii="Times New Roman" w:eastAsia="Times New Roman" w:hAnsi="Times New Roman" w:cs="Times New Roman"/>
-          <w:sz w:val="24"/>
-          <w:szCs w:val="24"/>
-          <w:highlight w:val="yellow"/>
-          <w:lang w:eastAsia="ru-RU"/>
-        </w:rPr>
-        <w:t xml:space="preserve"> ограничивает передачу cookie при межсайтовых запросах, тем самым снижая эффективность CSRF-атак. Комплексное использование данных механизмов является важным элементом обеспечения безопасности сессионного управления в веб-приложениях.</w:t>
+      <w:proofErr w:type="spellEnd"/>
+      <w:r>
+        <w:rPr>
+          <w:rFonts w:ascii="Times New Roman" w:eastAsia="Times New Roman" w:hAnsi="Times New Roman" w:cs="Times New Roman"/>
+          <w:sz w:val="24"/>
+          <w:szCs w:val="24"/>
+          <w:highlight w:val="yellow"/>
+          <w:lang w:eastAsia="ru-RU"/>
+        </w:rPr>
+        <w:t xml:space="preserve"> ограничивает передачу </w:t>
+      </w:r>
+      <w:proofErr w:type="spellStart"/>
+      <w:r>
+        <w:rPr>
+          <w:rFonts w:ascii="Times New Roman" w:eastAsia="Times New Roman" w:hAnsi="Times New Roman" w:cs="Times New Roman"/>
+          <w:sz w:val="24"/>
+          <w:szCs w:val="24"/>
+          <w:highlight w:val="yellow"/>
+          <w:lang w:eastAsia="ru-RU"/>
+        </w:rPr>
+        <w:t>cookie</w:t>
+      </w:r>
+      <w:proofErr w:type="spellEnd"/>
+      <w:r>
+        <w:rPr>
+          <w:rFonts w:ascii="Times New Roman" w:eastAsia="Times New Roman" w:hAnsi="Times New Roman" w:cs="Times New Roman"/>
+          <w:sz w:val="24"/>
+          <w:szCs w:val="24"/>
+          <w:highlight w:val="yellow"/>
+          <w:lang w:eastAsia="ru-RU"/>
+        </w:rPr>
+        <w:t xml:space="preserve"> при межсайтовых запросах, тем самым снижая эффективность CSRF-атак. Комплексное использование данных механизмов является важным элементом обеспечения безопасности сессионного управления в веб-приложениях.</w:t>
       </w:r>
     </w:p>
     <w:p/>
@@ -2795,8 +3732,18 @@
           <w:sz w:val="24"/>
           <w:szCs w:val="24"/>
         </w:rPr>
-        <w:t xml:space="preserve"> Решением этой проблемы стал протокол WebSocke</w:t>
-      </w:r>
+        <w:t xml:space="preserve"> Решением этой проблемы стал протокол </w:t>
+      </w:r>
+      <w:proofErr w:type="spellStart"/>
+      <w:r>
+        <w:rPr>
+          <w:rFonts w:ascii="Times New Roman" w:hAnsi="Times New Roman" w:cs="Times New Roman"/>
+          <w:sz w:val="24"/>
+          <w:szCs w:val="24"/>
+        </w:rPr>
+        <w:t>WebSocke</w:t>
+      </w:r>
+      <w:proofErr w:type="spellEnd"/>
       <w:r>
         <w:rPr>
           <w:rFonts w:ascii="Times New Roman" w:hAnsi="Times New Roman" w:cs="Times New Roman"/>
@@ -2812,7 +3759,25 @@
           <w:sz w:val="24"/>
           <w:szCs w:val="24"/>
         </w:rPr>
-        <w:t xml:space="preserve">. [WebSocket — это протокол прикладного уровня, работающий поверх TCP, который позволяет устанавливать постоянное двунаправленное соединение между клиентом и сервером. </w:t>
+        <w:t>. [</w:t>
+      </w:r>
+      <w:proofErr w:type="spellStart"/>
+      <w:r>
+        <w:rPr>
+          <w:rFonts w:ascii="Times New Roman" w:hAnsi="Times New Roman" w:cs="Times New Roman"/>
+          <w:sz w:val="24"/>
+          <w:szCs w:val="24"/>
+        </w:rPr>
+        <w:t>WebSocket</w:t>
+      </w:r>
+      <w:proofErr w:type="spellEnd"/>
+      <w:r>
+        <w:rPr>
+          <w:rFonts w:ascii="Times New Roman" w:hAnsi="Times New Roman" w:cs="Times New Roman"/>
+          <w:sz w:val="24"/>
+          <w:szCs w:val="24"/>
+        </w:rPr>
+        <w:t xml:space="preserve"> — это протокол прикладного уровня, работающий поверх TCP, который позволяет устанавливать постоянное двунаправленное соединение между клиентом и сервером. </w:t>
       </w:r>
       <w:r>
         <w:rPr>
@@ -2821,7 +3786,43 @@
           <w:szCs w:val="24"/>
         </w:rPr>
         <w:lastRenderedPageBreak/>
-        <w:t>Согласно RFC 6455, процесс начинается с HTTP-handshake, после чего соединение переключается на WebSocket, обеспечивая передачу данных в формате фреймов.]</w:t>
+        <w:t>Согласно RFC 6455, процесс начинается с HTTP-</w:t>
+      </w:r>
+      <w:proofErr w:type="spellStart"/>
+      <w:r>
+        <w:rPr>
+          <w:rFonts w:ascii="Times New Roman" w:hAnsi="Times New Roman" w:cs="Times New Roman"/>
+          <w:sz w:val="24"/>
+          <w:szCs w:val="24"/>
+        </w:rPr>
+        <w:t>handshake</w:t>
+      </w:r>
+      <w:proofErr w:type="spellEnd"/>
+      <w:r>
+        <w:rPr>
+          <w:rFonts w:ascii="Times New Roman" w:hAnsi="Times New Roman" w:cs="Times New Roman"/>
+          <w:sz w:val="24"/>
+          <w:szCs w:val="24"/>
+        </w:rPr>
+        <w:t xml:space="preserve">, после чего соединение переключается на </w:t>
+      </w:r>
+      <w:proofErr w:type="spellStart"/>
+      <w:r>
+        <w:rPr>
+          <w:rFonts w:ascii="Times New Roman" w:hAnsi="Times New Roman" w:cs="Times New Roman"/>
+          <w:sz w:val="24"/>
+          <w:szCs w:val="24"/>
+        </w:rPr>
+        <w:t>WebSocket</w:t>
+      </w:r>
+      <w:proofErr w:type="spellEnd"/>
+      <w:r>
+        <w:rPr>
+          <w:rFonts w:ascii="Times New Roman" w:hAnsi="Times New Roman" w:cs="Times New Roman"/>
+          <w:sz w:val="24"/>
+          <w:szCs w:val="24"/>
+        </w:rPr>
+        <w:t>, обеспечивая передачу данных в формате фреймов.]</w:t>
       </w:r>
       <w:r>
         <w:rPr>
@@ -2838,7 +3839,25 @@
           <w:sz w:val="24"/>
           <w:szCs w:val="24"/>
         </w:rPr>
-        <w:t>[ Работу с WebSocket можно разделить на два этапа: установку соединения (рукопожатие) и передачу данных. Этап рукопожатия необходим для того, чтобы клиент и сервер могли договориться о возможности установки нового соединения и согласовать общие параметры.]</w:t>
+        <w:t xml:space="preserve">[ Работу с </w:t>
+      </w:r>
+      <w:proofErr w:type="spellStart"/>
+      <w:r>
+        <w:rPr>
+          <w:rFonts w:ascii="Times New Roman" w:hAnsi="Times New Roman" w:cs="Times New Roman"/>
+          <w:sz w:val="24"/>
+          <w:szCs w:val="24"/>
+        </w:rPr>
+        <w:t>WebSocket</w:t>
+      </w:r>
+      <w:proofErr w:type="spellEnd"/>
+      <w:r>
+        <w:rPr>
+          <w:rFonts w:ascii="Times New Roman" w:hAnsi="Times New Roman" w:cs="Times New Roman"/>
+          <w:sz w:val="24"/>
+          <w:szCs w:val="24"/>
+        </w:rPr>
+        <w:t xml:space="preserve"> можно разделить на два этапа: установку соединения (рукопожатие) и передачу данных. Этап рукопожатия необходим для того, чтобы клиент и сервер могли договориться о возможности установки нового соединения и согласовать общие параметры.]</w:t>
       </w:r>
       <w:r>
         <w:rPr>
@@ -2866,7 +3885,27 @@
           <w:bCs w:val="0"/>
           <w:highlight w:val="yellow"/>
         </w:rPr>
-        <w:t>Процесс установки (handshake):</w:t>
+        <w:t>Процесс установки (</w:t>
+      </w:r>
+      <w:proofErr w:type="spellStart"/>
+      <w:r>
+        <w:rPr>
+          <w:rStyle w:val="a3"/>
+          <w:b w:val="0"/>
+          <w:bCs w:val="0"/>
+          <w:highlight w:val="yellow"/>
+        </w:rPr>
+        <w:t>handshake</w:t>
+      </w:r>
+      <w:proofErr w:type="spellEnd"/>
+      <w:r>
+        <w:rPr>
+          <w:rStyle w:val="a3"/>
+          <w:b w:val="0"/>
+          <w:bCs w:val="0"/>
+          <w:highlight w:val="yellow"/>
+        </w:rPr>
+        <w:t>):</w:t>
       </w:r>
     </w:p>
     <w:p>
@@ -2886,14 +3925,34 @@
         </w:rPr>
         <w:t xml:space="preserve">Клиент отправляет HTTP-запрос с заголовками </w:t>
       </w:r>
+      <w:proofErr w:type="spellStart"/>
       <w:r>
         <w:rPr>
           <w:rStyle w:val="HTML"/>
           <w:rFonts w:ascii="Times New Roman" w:hAnsi="Times New Roman" w:cs="Times New Roman"/>
           <w:highlight w:val="yellow"/>
         </w:rPr>
-        <w:t>Upgrade: websocket</w:t>
-      </w:r>
+        <w:t>Upgrade</w:t>
+      </w:r>
+      <w:proofErr w:type="spellEnd"/>
+      <w:r>
+        <w:rPr>
+          <w:rStyle w:val="HTML"/>
+          <w:rFonts w:ascii="Times New Roman" w:hAnsi="Times New Roman" w:cs="Times New Roman"/>
+          <w:highlight w:val="yellow"/>
+        </w:rPr>
+        <w:t xml:space="preserve">: </w:t>
+      </w:r>
+      <w:proofErr w:type="spellStart"/>
+      <w:r>
+        <w:rPr>
+          <w:rStyle w:val="HTML"/>
+          <w:rFonts w:ascii="Times New Roman" w:hAnsi="Times New Roman" w:cs="Times New Roman"/>
+          <w:highlight w:val="yellow"/>
+        </w:rPr>
+        <w:t>websocket</w:t>
+      </w:r>
+      <w:proofErr w:type="spellEnd"/>
       <w:r>
         <w:rPr>
           <w:highlight w:val="yellow"/>
@@ -2906,21 +3965,59 @@
           <w:rFonts w:ascii="Times New Roman" w:hAnsi="Times New Roman" w:cs="Times New Roman"/>
           <w:highlight w:val="yellow"/>
         </w:rPr>
-        <w:t>Connection: Upgrade</w:t>
-      </w:r>
+        <w:t xml:space="preserve">Connection: </w:t>
+      </w:r>
+      <w:proofErr w:type="spellStart"/>
+      <w:r>
+        <w:rPr>
+          <w:rStyle w:val="HTML"/>
+          <w:rFonts w:ascii="Times New Roman" w:hAnsi="Times New Roman" w:cs="Times New Roman"/>
+          <w:highlight w:val="yellow"/>
+        </w:rPr>
+        <w:t>Upgrade</w:t>
+      </w:r>
+      <w:proofErr w:type="spellEnd"/>
       <w:r>
         <w:rPr>
           <w:highlight w:val="yellow"/>
         </w:rPr>
         <w:t xml:space="preserve">, </w:t>
       </w:r>
+      <w:proofErr w:type="spellStart"/>
       <w:r>
         <w:rPr>
           <w:rStyle w:val="HTML"/>
           <w:rFonts w:ascii="Times New Roman" w:hAnsi="Times New Roman" w:cs="Times New Roman"/>
           <w:highlight w:val="yellow"/>
         </w:rPr>
-        <w:t>Sec-WebSocket-Key</w:t>
+        <w:t>Sec</w:t>
+      </w:r>
+      <w:proofErr w:type="spellEnd"/>
+      <w:r>
+        <w:rPr>
+          <w:rStyle w:val="HTML"/>
+          <w:rFonts w:ascii="Times New Roman" w:hAnsi="Times New Roman" w:cs="Times New Roman"/>
+          <w:highlight w:val="yellow"/>
+        </w:rPr>
+        <w:t>-</w:t>
+      </w:r>
+      <w:proofErr w:type="spellStart"/>
+      <w:r>
+        <w:rPr>
+          <w:rStyle w:val="HTML"/>
+          <w:rFonts w:ascii="Times New Roman" w:hAnsi="Times New Roman" w:cs="Times New Roman"/>
+          <w:highlight w:val="yellow"/>
+        </w:rPr>
+        <w:t>WebSocket</w:t>
+      </w:r>
+      <w:proofErr w:type="spellEnd"/>
+      <w:r>
+        <w:rPr>
+          <w:rStyle w:val="HTML"/>
+          <w:rFonts w:ascii="Times New Roman" w:hAnsi="Times New Roman" w:cs="Times New Roman"/>
+          <w:highlight w:val="yellow"/>
+        </w:rPr>
+        <w:t>-Key</w:t>
       </w:r>
       <w:r>
         <w:rPr>
@@ -2951,14 +4048,40 @@
           <w:rStyle w:val="a3"/>
           <w:highlight w:val="yellow"/>
         </w:rPr>
-        <w:t>101 Switching Protocols</w:t>
-      </w:r>
+        <w:t xml:space="preserve">101 </w:t>
+      </w:r>
+      <w:proofErr w:type="spellStart"/>
+      <w:r>
+        <w:rPr>
+          <w:rStyle w:val="a3"/>
+          <w:highlight w:val="yellow"/>
+        </w:rPr>
+        <w:t>Switching</w:t>
+      </w:r>
+      <w:proofErr w:type="spellEnd"/>
+      <w:r>
+        <w:rPr>
+          <w:rStyle w:val="a3"/>
+          <w:highlight w:val="yellow"/>
+        </w:rPr>
+        <w:t xml:space="preserve"> </w:t>
+      </w:r>
+      <w:proofErr w:type="spellStart"/>
+      <w:r>
+        <w:rPr>
+          <w:rStyle w:val="a3"/>
+          <w:highlight w:val="yellow"/>
+        </w:rPr>
+        <w:t>Protocols</w:t>
+      </w:r>
+      <w:proofErr w:type="spellEnd"/>
       <w:r>
         <w:rPr>
           <w:highlight w:val="yellow"/>
         </w:rPr>
         <w:t xml:space="preserve"> и формирует </w:t>
       </w:r>
+      <w:proofErr w:type="spellStart"/>
       <w:r>
         <w:rPr>
           <w:rStyle w:val="HTML"/>
@@ -2967,6 +4090,7 @@
         </w:rPr>
         <w:t>Sec-WebSocket-Accept</w:t>
       </w:r>
+      <w:proofErr w:type="spellEnd"/>
       <w:r>
         <w:rPr>
           <w:highlight w:val="yellow"/>
@@ -3016,6 +4140,7 @@
           <w:highlight w:val="yellow"/>
         </w:rPr>
       </w:pPr>
+      <w:proofErr w:type="spellStart"/>
       <w:r>
         <w:rPr>
           <w:rStyle w:val="a3"/>
@@ -3025,6 +4150,7 @@
         </w:rPr>
         <w:t>Opcode</w:t>
       </w:r>
+      <w:proofErr w:type="spellEnd"/>
       <w:r>
         <w:rPr>
           <w:b/>
@@ -3051,6 +4177,7 @@
           <w:highlight w:val="yellow"/>
         </w:rPr>
       </w:pPr>
+      <w:proofErr w:type="spellStart"/>
       <w:r>
         <w:rPr>
           <w:rStyle w:val="a3"/>
@@ -3060,6 +4187,7 @@
         </w:rPr>
         <w:t>Payload</w:t>
       </w:r>
+      <w:proofErr w:type="spellEnd"/>
       <w:r>
         <w:rPr>
           <w:b/>
@@ -3086,6 +4214,7 @@
           <w:highlight w:val="yellow"/>
         </w:rPr>
       </w:pPr>
+      <w:proofErr w:type="spellStart"/>
       <w:r>
         <w:rPr>
           <w:rStyle w:val="a3"/>
@@ -3095,6 +4224,7 @@
         </w:rPr>
         <w:t>Masking</w:t>
       </w:r>
+      <w:proofErr w:type="spellEnd"/>
       <w:r>
         <w:rPr>
           <w:highlight w:val="yellow"/>
@@ -3130,6 +4260,7 @@
         </w:rPr>
         <w:t xml:space="preserve">существляется фреймом </w:t>
       </w:r>
+      <w:proofErr w:type="spellStart"/>
       <w:r>
         <w:rPr>
           <w:rStyle w:val="a3"/>
@@ -3137,6 +4268,7 @@
         </w:rPr>
         <w:t>close</w:t>
       </w:r>
+      <w:proofErr w:type="spellEnd"/>
       <w:r>
         <w:rPr>
           <w:highlight w:val="yellow"/>
@@ -3182,6 +4314,7 @@
         </w:rPr>
         <w:t>[</w:t>
       </w:r>
+      <w:proofErr w:type="gramStart"/>
       <w:r>
         <w:rPr>
           <w:rFonts w:ascii="Times New Roman" w:hAnsi="Times New Roman" w:cs="Times New Roman"/>
@@ -3189,8 +4322,9 @@
           <w:szCs w:val="24"/>
           <w:lang w:val="en-US"/>
         </w:rPr>
-        <w:t>Basically the protocol works as follow: once the client and server have both sent their</w:t>
-      </w:r>
+        <w:t>Basically</w:t>
+      </w:r>
+      <w:proofErr w:type="gramEnd"/>
       <w:r>
         <w:rPr>
           <w:rFonts w:ascii="Times New Roman" w:hAnsi="Times New Roman" w:cs="Times New Roman"/>
@@ -3198,6 +4332,15 @@
           <w:szCs w:val="24"/>
           <w:lang w:val="en-US"/>
         </w:rPr>
+        <w:t xml:space="preserve"> the protocol works as follow: once the client and server have both sent their</w:t>
+      </w:r>
+      <w:r>
+        <w:rPr>
+          <w:rFonts w:ascii="Times New Roman" w:hAnsi="Times New Roman" w:cs="Times New Roman"/>
+          <w:sz w:val="24"/>
+          <w:szCs w:val="24"/>
+          <w:lang w:val="en-US"/>
+        </w:rPr>
         <w:t xml:space="preserve"> </w:t>
       </w:r>
       <w:r>
@@ -3279,8 +4422,9 @@
           <w:szCs w:val="24"/>
           <w:lang w:val="en-US"/>
         </w:rPr>
-        <w:t>and forth in conceptual units referred to in the WebSocket specification as ”messages”. On</w:t>
-      </w:r>
+        <w:t xml:space="preserve">and forth in conceptual units referred to in the WebSocket specification </w:t>
+      </w:r>
+      <w:proofErr w:type="gramStart"/>
       <w:r>
         <w:rPr>
           <w:rFonts w:ascii="Times New Roman" w:hAnsi="Times New Roman" w:cs="Times New Roman"/>
@@ -3288,6 +4432,25 @@
           <w:szCs w:val="24"/>
           <w:lang w:val="en-US"/>
         </w:rPr>
+        <w:t>as ”messages</w:t>
+      </w:r>
+      <w:proofErr w:type="gramEnd"/>
+      <w:r>
+        <w:rPr>
+          <w:rFonts w:ascii="Times New Roman" w:hAnsi="Times New Roman" w:cs="Times New Roman"/>
+          <w:sz w:val="24"/>
+          <w:szCs w:val="24"/>
+          <w:lang w:val="en-US"/>
+        </w:rPr>
+        <w:t>”. On</w:t>
+      </w:r>
+      <w:r>
+        <w:rPr>
+          <w:rFonts w:ascii="Times New Roman" w:hAnsi="Times New Roman" w:cs="Times New Roman"/>
+          <w:sz w:val="24"/>
+          <w:szCs w:val="24"/>
+          <w:lang w:val="en-US"/>
+        </w:rPr>
         <w:t xml:space="preserve"> </w:t>
       </w:r>
       <w:r>
@@ -3337,7 +4500,29 @@
           <w:highlight w:val="yellow"/>
           <w:lang w:eastAsia="ru-RU"/>
         </w:rPr>
-        <w:t xml:space="preserve">Таким образом, развитие механизмов обмена данными между клиентом и сервером привело к переходу от классических синхронных запросов, сопровождающихся полной перезагрузкой страницы, к асинхронным технологиям, обеспечивающим динамическое обновление содержимого без нарушения пользовательского опыта. Применение AJAX и WebSocket позволило создавать интерактивные веб-приложения с минимальными </w:t>
+        <w:t xml:space="preserve">Таким образом, развитие механизмов обмена данными между клиентом и сервером привело к переходу от классических синхронных запросов, сопровождающихся полной перезагрузкой страницы, к асинхронным технологиям, обеспечивающим динамическое обновление содержимого без нарушения пользовательского опыта. Применение AJAX и </w:t>
+      </w:r>
+      <w:proofErr w:type="spellStart"/>
+      <w:r>
+        <w:rPr>
+          <w:rFonts w:ascii="Times New Roman" w:eastAsia="Times New Roman" w:hAnsi="Times New Roman" w:cs="Times New Roman"/>
+          <w:sz w:val="24"/>
+          <w:szCs w:val="24"/>
+          <w:highlight w:val="yellow"/>
+          <w:lang w:eastAsia="ru-RU"/>
+        </w:rPr>
+        <w:t>WebSocket</w:t>
+      </w:r>
+      <w:proofErr w:type="spellEnd"/>
+      <w:r>
+        <w:rPr>
+          <w:rFonts w:ascii="Times New Roman" w:eastAsia="Times New Roman" w:hAnsi="Times New Roman" w:cs="Times New Roman"/>
+          <w:sz w:val="24"/>
+          <w:szCs w:val="24"/>
+          <w:highlight w:val="yellow"/>
+          <w:lang w:eastAsia="ru-RU"/>
+        </w:rPr>
+        <w:t xml:space="preserve"> позволило создавать интерактивные веб-приложения с минимальными </w:t>
       </w:r>
       <w:r>
         <w:rPr>
@@ -3370,7 +4555,73 @@
           <w:highlight w:val="yellow"/>
           <w:lang w:eastAsia="ru-RU"/>
         </w:rPr>
-        <w:t>Использование протокола WebSocket, обеспечивающего постоянное двунаправленное соединение между клиентом и сервером, наряду с преимуществами в производительности и скорости передачи данных, влечёт за собой ряд специфических угроз информационной безопасности. Существенную опасность представляют инъекционные атаки, направленные на передачу вредоносных данных через WebSocket-соединение. В отличие от классических HTTP-запросов, WebSocket обеспечивает постоянный канал связи, в рамках которого может передаваться произвольный поток данных без дополнительной валидации. При отсутствии строгой серверной обработки входных данных это создаёт условия для реализации атак, аналогичных SQL-инъекциям, внедрению скриптов или манипуляциям с бизнес-логикой приложения.</w:t>
+        <w:t xml:space="preserve">Использование протокола </w:t>
+      </w:r>
+      <w:proofErr w:type="spellStart"/>
+      <w:r>
+        <w:rPr>
+          <w:rFonts w:ascii="Times New Roman" w:eastAsia="Times New Roman" w:hAnsi="Times New Roman" w:cs="Times New Roman"/>
+          <w:sz w:val="24"/>
+          <w:szCs w:val="24"/>
+          <w:highlight w:val="yellow"/>
+          <w:lang w:eastAsia="ru-RU"/>
+        </w:rPr>
+        <w:t>WebSocket</w:t>
+      </w:r>
+      <w:proofErr w:type="spellEnd"/>
+      <w:r>
+        <w:rPr>
+          <w:rFonts w:ascii="Times New Roman" w:eastAsia="Times New Roman" w:hAnsi="Times New Roman" w:cs="Times New Roman"/>
+          <w:sz w:val="24"/>
+          <w:szCs w:val="24"/>
+          <w:highlight w:val="yellow"/>
+          <w:lang w:eastAsia="ru-RU"/>
+        </w:rPr>
+        <w:t xml:space="preserve">, обеспечивающего постоянное двунаправленное соединение между клиентом и сервером, наряду с преимуществами в производительности и скорости передачи данных, влечёт за собой ряд специфических угроз информационной безопасности. Существенную опасность представляют инъекционные атаки, направленные на передачу вредоносных данных через </w:t>
+      </w:r>
+      <w:proofErr w:type="spellStart"/>
+      <w:r>
+        <w:rPr>
+          <w:rFonts w:ascii="Times New Roman" w:eastAsia="Times New Roman" w:hAnsi="Times New Roman" w:cs="Times New Roman"/>
+          <w:sz w:val="24"/>
+          <w:szCs w:val="24"/>
+          <w:highlight w:val="yellow"/>
+          <w:lang w:eastAsia="ru-RU"/>
+        </w:rPr>
+        <w:t>WebSocket</w:t>
+      </w:r>
+      <w:proofErr w:type="spellEnd"/>
+      <w:r>
+        <w:rPr>
+          <w:rFonts w:ascii="Times New Roman" w:eastAsia="Times New Roman" w:hAnsi="Times New Roman" w:cs="Times New Roman"/>
+          <w:sz w:val="24"/>
+          <w:szCs w:val="24"/>
+          <w:highlight w:val="yellow"/>
+          <w:lang w:eastAsia="ru-RU"/>
+        </w:rPr>
+        <w:t xml:space="preserve">-соединение. В отличие от классических HTTP-запросов, </w:t>
+      </w:r>
+      <w:proofErr w:type="spellStart"/>
+      <w:r>
+        <w:rPr>
+          <w:rFonts w:ascii="Times New Roman" w:eastAsia="Times New Roman" w:hAnsi="Times New Roman" w:cs="Times New Roman"/>
+          <w:sz w:val="24"/>
+          <w:szCs w:val="24"/>
+          <w:highlight w:val="yellow"/>
+          <w:lang w:eastAsia="ru-RU"/>
+        </w:rPr>
+        <w:t>WebSocket</w:t>
+      </w:r>
+      <w:proofErr w:type="spellEnd"/>
+      <w:r>
+        <w:rPr>
+          <w:rFonts w:ascii="Times New Roman" w:eastAsia="Times New Roman" w:hAnsi="Times New Roman" w:cs="Times New Roman"/>
+          <w:sz w:val="24"/>
+          <w:szCs w:val="24"/>
+          <w:highlight w:val="yellow"/>
+          <w:lang w:eastAsia="ru-RU"/>
+        </w:rPr>
+        <w:t xml:space="preserve"> обеспечивает постоянный канал связи, в рамках которого может передаваться произвольный поток данных без дополнительной валидации. При отсутствии строгой серверной обработки входных данных это создаёт условия для реализации атак, аналогичных SQL-инъекциям, внедрению скриптов или манипуляциям с бизнес-логикой приложения.</w:t>
       </w:r>
     </w:p>
     <w:p>
@@ -3391,7 +4642,51 @@
           <w:highlight w:val="yellow"/>
           <w:lang w:eastAsia="ru-RU"/>
         </w:rPr>
-        <w:t>Отдельной проблемой является отсутствие или некорректная реализация механизмов аутентификации и авторизации в WebSocket-соединениях. Нередко после установления соединения дальнейший обмен данными осуществляется без повторной проверки прав доступа, что позволяет злоумышленнику использовать уязвимости в логике авторизации для выполнения несанкционированных действий. В связи с этим обеспечение безопасности WebSocket требует обязательной проверки подлинности пользователя при установлении соединения, контроля прав доступа на каждом этапе взаимодействия, а также применения механизмов фильтрации и валидации передаваемых данных.</w:t>
+        <w:t xml:space="preserve">Отдельной проблемой является отсутствие или некорректная реализация механизмов аутентификации и авторизации в </w:t>
+      </w:r>
+      <w:proofErr w:type="spellStart"/>
+      <w:r>
+        <w:rPr>
+          <w:rFonts w:ascii="Times New Roman" w:eastAsia="Times New Roman" w:hAnsi="Times New Roman" w:cs="Times New Roman"/>
+          <w:sz w:val="24"/>
+          <w:szCs w:val="24"/>
+          <w:highlight w:val="yellow"/>
+          <w:lang w:eastAsia="ru-RU"/>
+        </w:rPr>
+        <w:t>WebSocket</w:t>
+      </w:r>
+      <w:proofErr w:type="spellEnd"/>
+      <w:r>
+        <w:rPr>
+          <w:rFonts w:ascii="Times New Roman" w:eastAsia="Times New Roman" w:hAnsi="Times New Roman" w:cs="Times New Roman"/>
+          <w:sz w:val="24"/>
+          <w:szCs w:val="24"/>
+          <w:highlight w:val="yellow"/>
+          <w:lang w:eastAsia="ru-RU"/>
+        </w:rPr>
+        <w:t xml:space="preserve">-соединениях. Нередко после установления соединения дальнейший обмен данными осуществляется без повторной проверки прав доступа, что позволяет злоумышленнику использовать уязвимости в логике авторизации для выполнения несанкционированных действий. В связи с этим обеспечение безопасности </w:t>
+      </w:r>
+      <w:proofErr w:type="spellStart"/>
+      <w:r>
+        <w:rPr>
+          <w:rFonts w:ascii="Times New Roman" w:eastAsia="Times New Roman" w:hAnsi="Times New Roman" w:cs="Times New Roman"/>
+          <w:sz w:val="24"/>
+          <w:szCs w:val="24"/>
+          <w:highlight w:val="yellow"/>
+          <w:lang w:eastAsia="ru-RU"/>
+        </w:rPr>
+        <w:t>WebSocket</w:t>
+      </w:r>
+      <w:proofErr w:type="spellEnd"/>
+      <w:r>
+        <w:rPr>
+          <w:rFonts w:ascii="Times New Roman" w:eastAsia="Times New Roman" w:hAnsi="Times New Roman" w:cs="Times New Roman"/>
+          <w:sz w:val="24"/>
+          <w:szCs w:val="24"/>
+          <w:highlight w:val="yellow"/>
+          <w:lang w:eastAsia="ru-RU"/>
+        </w:rPr>
+        <w:t xml:space="preserve"> требует обязательной проверки подлинности пользователя при установлении соединения, контроля прав доступа на каждом этапе взаимодействия, а также применения механизмов фильтрации и валидации передаваемых данных.</w:t>
       </w:r>
     </w:p>
     <w:p>
@@ -3590,7 +4885,73 @@
           <w:shd w:val="clear" w:color="auto" w:fill="FFFFFF"/>
           <w:lang w:val="en-US"/>
         </w:rPr>
-        <w:t xml:space="preserve">[JSON (JavaScript Object Notation) is a text-based, simple, and structured format for representing  data.  JSON  is  primarily  used  for  storing  and  exchanging  data.  It  was introduced in 2001 by Douglas Crockford and has become the de facto standard in many IT technologies today.] </w:t>
+        <w:t xml:space="preserve">[JSON (JavaScript Object Notation) is a text-based, simple, and structured format for </w:t>
+      </w:r>
+      <w:proofErr w:type="gramStart"/>
+      <w:r>
+        <w:rPr>
+          <w:rFonts w:ascii="Arial" w:hAnsi="Arial" w:cs="Arial"/>
+          <w:sz w:val="24"/>
+          <w:szCs w:val="24"/>
+          <w:shd w:val="clear" w:color="auto" w:fill="FFFFFF"/>
+          <w:lang w:val="en-US"/>
+        </w:rPr>
+        <w:t>representing  data</w:t>
+      </w:r>
+      <w:proofErr w:type="gramEnd"/>
+      <w:r>
+        <w:rPr>
+          <w:rFonts w:ascii="Arial" w:hAnsi="Arial" w:cs="Arial"/>
+          <w:sz w:val="24"/>
+          <w:szCs w:val="24"/>
+          <w:shd w:val="clear" w:color="auto" w:fill="FFFFFF"/>
+          <w:lang w:val="en-US"/>
+        </w:rPr>
+        <w:t xml:space="preserve">.  </w:t>
+      </w:r>
+      <w:proofErr w:type="gramStart"/>
+      <w:r>
+        <w:rPr>
+          <w:rFonts w:ascii="Arial" w:hAnsi="Arial" w:cs="Arial"/>
+          <w:sz w:val="24"/>
+          <w:szCs w:val="24"/>
+          <w:shd w:val="clear" w:color="auto" w:fill="FFFFFF"/>
+          <w:lang w:val="en-US"/>
+        </w:rPr>
+        <w:t>JSON  is</w:t>
+      </w:r>
+      <w:proofErr w:type="gramEnd"/>
+      <w:r>
+        <w:rPr>
+          <w:rFonts w:ascii="Arial" w:hAnsi="Arial" w:cs="Arial"/>
+          <w:sz w:val="24"/>
+          <w:szCs w:val="24"/>
+          <w:shd w:val="clear" w:color="auto" w:fill="FFFFFF"/>
+          <w:lang w:val="en-US"/>
+        </w:rPr>
+        <w:t xml:space="preserve">  primarily  used  for  storing  and  exchanging  data.  </w:t>
+      </w:r>
+      <w:proofErr w:type="gramStart"/>
+      <w:r>
+        <w:rPr>
+          <w:rFonts w:ascii="Arial" w:hAnsi="Arial" w:cs="Arial"/>
+          <w:sz w:val="24"/>
+          <w:szCs w:val="24"/>
+          <w:shd w:val="clear" w:color="auto" w:fill="FFFFFF"/>
+          <w:lang w:val="en-US"/>
+        </w:rPr>
+        <w:t>It  was</w:t>
+      </w:r>
+      <w:proofErr w:type="gramEnd"/>
+      <w:r>
+        <w:rPr>
+          <w:rFonts w:ascii="Arial" w:hAnsi="Arial" w:cs="Arial"/>
+          <w:sz w:val="24"/>
+          <w:szCs w:val="24"/>
+          <w:shd w:val="clear" w:color="auto" w:fill="FFFFFF"/>
+          <w:lang w:val="en-US"/>
+        </w:rPr>
+        <w:t xml:space="preserve"> introduced in 2001 by Douglas Crockford and has become the de facto standard in many IT technologies today.] </w:t>
       </w:r>
       <w:r>
         <w:rPr>
@@ -4023,7 +5384,51 @@
           <w:highlight w:val="yellow"/>
           <w:lang w:eastAsia="ru-RU"/>
         </w:rPr>
-        <w:t>Особое внимание следует уделять обработке XML-документов, поскольку данный формат подвержен атакам типа XML External Entity (XXE).</w:t>
+        <w:t xml:space="preserve">Особое внимание следует уделять обработке XML-документов, поскольку данный формат подвержен атакам типа XML </w:t>
+      </w:r>
+      <w:proofErr w:type="spellStart"/>
+      <w:r>
+        <w:rPr>
+          <w:rFonts w:ascii="Times New Roman" w:eastAsia="Times New Roman" w:hAnsi="Times New Roman" w:cs="Times New Roman"/>
+          <w:sz w:val="24"/>
+          <w:szCs w:val="24"/>
+          <w:highlight w:val="yellow"/>
+          <w:lang w:eastAsia="ru-RU"/>
+        </w:rPr>
+        <w:t>External</w:t>
+      </w:r>
+      <w:proofErr w:type="spellEnd"/>
+      <w:r>
+        <w:rPr>
+          <w:rFonts w:ascii="Times New Roman" w:eastAsia="Times New Roman" w:hAnsi="Times New Roman" w:cs="Times New Roman"/>
+          <w:sz w:val="24"/>
+          <w:szCs w:val="24"/>
+          <w:highlight w:val="yellow"/>
+          <w:lang w:eastAsia="ru-RU"/>
+        </w:rPr>
+        <w:t xml:space="preserve"> </w:t>
+      </w:r>
+      <w:proofErr w:type="spellStart"/>
+      <w:r>
+        <w:rPr>
+          <w:rFonts w:ascii="Times New Roman" w:eastAsia="Times New Roman" w:hAnsi="Times New Roman" w:cs="Times New Roman"/>
+          <w:sz w:val="24"/>
+          <w:szCs w:val="24"/>
+          <w:highlight w:val="yellow"/>
+          <w:lang w:eastAsia="ru-RU"/>
+        </w:rPr>
+        <w:t>Entity</w:t>
+      </w:r>
+      <w:proofErr w:type="spellEnd"/>
+      <w:r>
+        <w:rPr>
+          <w:rFonts w:ascii="Times New Roman" w:eastAsia="Times New Roman" w:hAnsi="Times New Roman" w:cs="Times New Roman"/>
+          <w:sz w:val="24"/>
+          <w:szCs w:val="24"/>
+          <w:highlight w:val="yellow"/>
+          <w:lang w:eastAsia="ru-RU"/>
+        </w:rPr>
+        <w:t xml:space="preserve"> (XXE).</w:t>
       </w:r>
       <w:r>
         <w:rPr>
@@ -4096,7 +5501,51 @@
           <w:highlight w:val="yellow"/>
           <w:lang w:eastAsia="ru-RU"/>
         </w:rPr>
-        <w:t xml:space="preserve">Для предотвращения указанных уязвимостей необходимо применять комплекс мер защиты. В случае JSON это включает строгую валидацию входных данных, использование безопасных методов сериализации и десериализации, а также отказ от динамической </w:t>
+        <w:t xml:space="preserve">Для предотвращения указанных уязвимостей необходимо применять комплекс мер защиты. В случае JSON это включает строгую валидацию входных данных, использование безопасных методов </w:t>
+      </w:r>
+      <w:proofErr w:type="spellStart"/>
+      <w:r>
+        <w:rPr>
+          <w:rFonts w:ascii="Times New Roman" w:eastAsia="Times New Roman" w:hAnsi="Times New Roman" w:cs="Times New Roman"/>
+          <w:sz w:val="24"/>
+          <w:szCs w:val="24"/>
+          <w:highlight w:val="yellow"/>
+          <w:lang w:eastAsia="ru-RU"/>
+        </w:rPr>
+        <w:t>сериализации</w:t>
+      </w:r>
+      <w:proofErr w:type="spellEnd"/>
+      <w:r>
+        <w:rPr>
+          <w:rFonts w:ascii="Times New Roman" w:eastAsia="Times New Roman" w:hAnsi="Times New Roman" w:cs="Times New Roman"/>
+          <w:sz w:val="24"/>
+          <w:szCs w:val="24"/>
+          <w:highlight w:val="yellow"/>
+          <w:lang w:eastAsia="ru-RU"/>
+        </w:rPr>
+        <w:t xml:space="preserve"> и </w:t>
+      </w:r>
+      <w:proofErr w:type="spellStart"/>
+      <w:r>
+        <w:rPr>
+          <w:rFonts w:ascii="Times New Roman" w:eastAsia="Times New Roman" w:hAnsi="Times New Roman" w:cs="Times New Roman"/>
+          <w:sz w:val="24"/>
+          <w:szCs w:val="24"/>
+          <w:highlight w:val="yellow"/>
+          <w:lang w:eastAsia="ru-RU"/>
+        </w:rPr>
+        <w:t>десериализации</w:t>
+      </w:r>
+      <w:proofErr w:type="spellEnd"/>
+      <w:r>
+        <w:rPr>
+          <w:rFonts w:ascii="Times New Roman" w:eastAsia="Times New Roman" w:hAnsi="Times New Roman" w:cs="Times New Roman"/>
+          <w:sz w:val="24"/>
+          <w:szCs w:val="24"/>
+          <w:highlight w:val="yellow"/>
+          <w:lang w:eastAsia="ru-RU"/>
+        </w:rPr>
+        <w:t xml:space="preserve">, а также отказ от динамической </w:t>
       </w:r>
       <w:r>
         <w:rPr>
@@ -4160,7 +5609,51 @@
           <w:highlight w:val="yellow"/>
           <w:lang w:eastAsia="ru-RU"/>
         </w:rPr>
-        <w:t>Для поддержания состояния взаимодействия используются cookies и сессии, однако с учётом их уязвимостей применяются более надёжные механизмы, такие как JWT и Web Storage API. Развитие веб-технологий привело к замене синхронных запросов асинхронными подходами: AJAX позволяет обновлять страницу без перезагрузки, а WebSocket обеспечивает постоянное двунаправленное соединение и низкую задержку при передаче данных.</w:t>
+        <w:t xml:space="preserve">Для поддержания состояния взаимодействия используются </w:t>
+      </w:r>
+      <w:proofErr w:type="spellStart"/>
+      <w:r>
+        <w:rPr>
+          <w:rFonts w:ascii="Times New Roman" w:eastAsia="Times New Roman" w:hAnsi="Times New Roman" w:cs="Times New Roman"/>
+          <w:sz w:val="24"/>
+          <w:szCs w:val="24"/>
+          <w:highlight w:val="yellow"/>
+          <w:lang w:eastAsia="ru-RU"/>
+        </w:rPr>
+        <w:t>cookies</w:t>
+      </w:r>
+      <w:proofErr w:type="spellEnd"/>
+      <w:r>
+        <w:rPr>
+          <w:rFonts w:ascii="Times New Roman" w:eastAsia="Times New Roman" w:hAnsi="Times New Roman" w:cs="Times New Roman"/>
+          <w:sz w:val="24"/>
+          <w:szCs w:val="24"/>
+          <w:highlight w:val="yellow"/>
+          <w:lang w:eastAsia="ru-RU"/>
+        </w:rPr>
+        <w:t xml:space="preserve"> и сессии, однако с учётом их уязвимостей применяются более надёжные механизмы, такие как JWT и Web Storage API. Развитие веб-технологий привело к замене синхронных запросов асинхронными подходами: AJAX позволяет обновлять страницу без перезагрузки, а </w:t>
+      </w:r>
+      <w:proofErr w:type="spellStart"/>
+      <w:r>
+        <w:rPr>
+          <w:rFonts w:ascii="Times New Roman" w:eastAsia="Times New Roman" w:hAnsi="Times New Roman" w:cs="Times New Roman"/>
+          <w:sz w:val="24"/>
+          <w:szCs w:val="24"/>
+          <w:highlight w:val="yellow"/>
+          <w:lang w:eastAsia="ru-RU"/>
+        </w:rPr>
+        <w:t>WebSocket</w:t>
+      </w:r>
+      <w:proofErr w:type="spellEnd"/>
+      <w:r>
+        <w:rPr>
+          <w:rFonts w:ascii="Times New Roman" w:eastAsia="Times New Roman" w:hAnsi="Times New Roman" w:cs="Times New Roman"/>
+          <w:sz w:val="24"/>
+          <w:szCs w:val="24"/>
+          <w:highlight w:val="yellow"/>
+          <w:lang w:eastAsia="ru-RU"/>
+        </w:rPr>
+        <w:t xml:space="preserve"> обеспечивает постоянное двунаправленное соединение и низкую задержку при передаче данных.</w:t>
       </w:r>
     </w:p>
     <w:p>
@@ -4292,7 +5785,29 @@
           <w:highlight w:val="yellow"/>
           <w:lang w:eastAsia="ru-RU"/>
         </w:rPr>
-        <w:t>Совокупность этих элементов формирует типовые архитектурные модели — от классической двухуровневой до микросервисной. В данном разделе рассматриваются основные технологии и компоненты веб-приложений, определяющие их структуру и принципы функционирования.</w:t>
+        <w:t xml:space="preserve">Совокупность этих элементов формирует типовые архитектурные модели — от классической двухуровневой до </w:t>
+      </w:r>
+      <w:proofErr w:type="spellStart"/>
+      <w:r>
+        <w:rPr>
+          <w:rFonts w:ascii="Times New Roman" w:eastAsia="Times New Roman" w:hAnsi="Times New Roman" w:cs="Times New Roman"/>
+          <w:sz w:val="24"/>
+          <w:szCs w:val="24"/>
+          <w:highlight w:val="yellow"/>
+          <w:lang w:eastAsia="ru-RU"/>
+        </w:rPr>
+        <w:t>микросервисной</w:t>
+      </w:r>
+      <w:proofErr w:type="spellEnd"/>
+      <w:r>
+        <w:rPr>
+          <w:rFonts w:ascii="Times New Roman" w:eastAsia="Times New Roman" w:hAnsi="Times New Roman" w:cs="Times New Roman"/>
+          <w:sz w:val="24"/>
+          <w:szCs w:val="24"/>
+          <w:highlight w:val="yellow"/>
+          <w:lang w:eastAsia="ru-RU"/>
+        </w:rPr>
+        <w:t>. В данном разделе рассматриваются основные технологии и компоненты веб-приложений, определяющие их структуру и принципы функционирования.</w:t>
       </w:r>
     </w:p>
     <w:p>
@@ -4698,7 +6213,73 @@
           <w:highlight w:val="yellow"/>
           <w:lang w:eastAsia="ru-RU"/>
         </w:rPr>
-        <w:t>Современная веб-разработка широко опирается на JavaScript-фреймворки, среди которых ключевыми считаются React, Angular и Vue. Эти инструменты позволяют ускорить разработку интерфейсов, повысить масштабируемость приложений и упростить управление состоянием. Каждый из фреймворков обладает собственными архитектурными особенностями и подходами, что определяет их применение в различных проектах.</w:t>
+        <w:t xml:space="preserve">Современная веб-разработка широко опирается на JavaScript-фреймворки, среди которых ключевыми считаются </w:t>
+      </w:r>
+      <w:proofErr w:type="spellStart"/>
+      <w:r>
+        <w:rPr>
+          <w:rFonts w:ascii="Times New Roman" w:eastAsia="Times New Roman" w:hAnsi="Times New Roman" w:cs="Times New Roman"/>
+          <w:sz w:val="24"/>
+          <w:szCs w:val="24"/>
+          <w:highlight w:val="yellow"/>
+          <w:lang w:eastAsia="ru-RU"/>
+        </w:rPr>
+        <w:t>React</w:t>
+      </w:r>
+      <w:proofErr w:type="spellEnd"/>
+      <w:r>
+        <w:rPr>
+          <w:rFonts w:ascii="Times New Roman" w:eastAsia="Times New Roman" w:hAnsi="Times New Roman" w:cs="Times New Roman"/>
+          <w:sz w:val="24"/>
+          <w:szCs w:val="24"/>
+          <w:highlight w:val="yellow"/>
+          <w:lang w:eastAsia="ru-RU"/>
+        </w:rPr>
+        <w:t xml:space="preserve">, </w:t>
+      </w:r>
+      <w:proofErr w:type="spellStart"/>
+      <w:r>
+        <w:rPr>
+          <w:rFonts w:ascii="Times New Roman" w:eastAsia="Times New Roman" w:hAnsi="Times New Roman" w:cs="Times New Roman"/>
+          <w:sz w:val="24"/>
+          <w:szCs w:val="24"/>
+          <w:highlight w:val="yellow"/>
+          <w:lang w:eastAsia="ru-RU"/>
+        </w:rPr>
+        <w:t>Angular</w:t>
+      </w:r>
+      <w:proofErr w:type="spellEnd"/>
+      <w:r>
+        <w:rPr>
+          <w:rFonts w:ascii="Times New Roman" w:eastAsia="Times New Roman" w:hAnsi="Times New Roman" w:cs="Times New Roman"/>
+          <w:sz w:val="24"/>
+          <w:szCs w:val="24"/>
+          <w:highlight w:val="yellow"/>
+          <w:lang w:eastAsia="ru-RU"/>
+        </w:rPr>
+        <w:t xml:space="preserve"> и </w:t>
+      </w:r>
+      <w:proofErr w:type="spellStart"/>
+      <w:r>
+        <w:rPr>
+          <w:rFonts w:ascii="Times New Roman" w:eastAsia="Times New Roman" w:hAnsi="Times New Roman" w:cs="Times New Roman"/>
+          <w:sz w:val="24"/>
+          <w:szCs w:val="24"/>
+          <w:highlight w:val="yellow"/>
+          <w:lang w:eastAsia="ru-RU"/>
+        </w:rPr>
+        <w:t>Vue</w:t>
+      </w:r>
+      <w:proofErr w:type="spellEnd"/>
+      <w:r>
+        <w:rPr>
+          <w:rFonts w:ascii="Times New Roman" w:eastAsia="Times New Roman" w:hAnsi="Times New Roman" w:cs="Times New Roman"/>
+          <w:sz w:val="24"/>
+          <w:szCs w:val="24"/>
+          <w:highlight w:val="yellow"/>
+          <w:lang w:eastAsia="ru-RU"/>
+        </w:rPr>
+        <w:t>. Эти инструменты позволяют ускорить разработку интерфейсов, повысить масштабируемость приложений и упростить управление состоянием. Каждый из фреймворков обладает собственными архитектурными особенностями и подходами, что определяет их применение в различных проектах.</w:t>
       </w:r>
     </w:p>
     <w:p>
@@ -4712,6 +6293,7 @@
           <w:lang w:eastAsia="ru-RU"/>
         </w:rPr>
       </w:pPr>
+      <w:proofErr w:type="spellStart"/>
       <w:r>
         <w:rPr>
           <w:rFonts w:ascii="Times New Roman" w:eastAsia="Times New Roman" w:hAnsi="Times New Roman" w:cs="Times New Roman"/>
@@ -4724,15 +6306,60 @@
         </w:rPr>
         <w:t>React</w:t>
       </w:r>
-      <w:r>
-        <w:rPr>
-          <w:rFonts w:ascii="Times New Roman" w:eastAsia="Times New Roman" w:hAnsi="Times New Roman" w:cs="Times New Roman"/>
-          <w:sz w:val="24"/>
-          <w:szCs w:val="24"/>
-          <w:highlight w:val="yellow"/>
-          <w:lang w:eastAsia="ru-RU"/>
-        </w:rPr>
-        <w:t xml:space="preserve"> представляет собой библиотеку для построения пользовательских интерфейсов, разработанную компанией Facebook. Он основан на концепции компонентов и использует виртуальный DOM, что обеспечивает высокую производительность и эффективное обновление интерфейса. React отличается гибкостью и минимальным количеством встроенных решений, предоставляя разработчику свободу в выборе вспомогательных инструментов. Благодаря широкому сообществу и экосистеме React часто применяется в высоконагруженных и масштабируемых веб-приложениях.</w:t>
+      <w:proofErr w:type="spellEnd"/>
+      <w:r>
+        <w:rPr>
+          <w:rFonts w:ascii="Times New Roman" w:eastAsia="Times New Roman" w:hAnsi="Times New Roman" w:cs="Times New Roman"/>
+          <w:sz w:val="24"/>
+          <w:szCs w:val="24"/>
+          <w:highlight w:val="yellow"/>
+          <w:lang w:eastAsia="ru-RU"/>
+        </w:rPr>
+        <w:t xml:space="preserve"> представляет собой библиотеку для построения пользовательских интерфейсов, разработанную компанией Facebook. Он основан на концепции компонентов и использует виртуальный DOM, что обеспечивает высокую производительность и эффективное обновление интерфейса. </w:t>
+      </w:r>
+      <w:proofErr w:type="spellStart"/>
+      <w:r>
+        <w:rPr>
+          <w:rFonts w:ascii="Times New Roman" w:eastAsia="Times New Roman" w:hAnsi="Times New Roman" w:cs="Times New Roman"/>
+          <w:sz w:val="24"/>
+          <w:szCs w:val="24"/>
+          <w:highlight w:val="yellow"/>
+          <w:lang w:eastAsia="ru-RU"/>
+        </w:rPr>
+        <w:t>React</w:t>
+      </w:r>
+      <w:proofErr w:type="spellEnd"/>
+      <w:r>
+        <w:rPr>
+          <w:rFonts w:ascii="Times New Roman" w:eastAsia="Times New Roman" w:hAnsi="Times New Roman" w:cs="Times New Roman"/>
+          <w:sz w:val="24"/>
+          <w:szCs w:val="24"/>
+          <w:highlight w:val="yellow"/>
+          <w:lang w:eastAsia="ru-RU"/>
+        </w:rPr>
+        <w:t xml:space="preserve"> отличается гибкостью и минимальным количеством встроенных решений, предоставляя разработчику свободу в выборе вспомогательных инструментов. Благодаря широкому сообществу и экосистеме </w:t>
+      </w:r>
+      <w:proofErr w:type="spellStart"/>
+      <w:r>
+        <w:rPr>
+          <w:rFonts w:ascii="Times New Roman" w:eastAsia="Times New Roman" w:hAnsi="Times New Roman" w:cs="Times New Roman"/>
+          <w:sz w:val="24"/>
+          <w:szCs w:val="24"/>
+          <w:highlight w:val="yellow"/>
+          <w:lang w:eastAsia="ru-RU"/>
+        </w:rPr>
+        <w:t>React</w:t>
+      </w:r>
+      <w:proofErr w:type="spellEnd"/>
+      <w:r>
+        <w:rPr>
+          <w:rFonts w:ascii="Times New Roman" w:eastAsia="Times New Roman" w:hAnsi="Times New Roman" w:cs="Times New Roman"/>
+          <w:sz w:val="24"/>
+          <w:szCs w:val="24"/>
+          <w:highlight w:val="yellow"/>
+          <w:lang w:eastAsia="ru-RU"/>
+        </w:rPr>
+        <w:t xml:space="preserve"> часто применяется в высоконагруженных и масштабируемых веб-приложениях.</w:t>
       </w:r>
     </w:p>
     <w:p>
@@ -4746,6 +6373,7 @@
           <w:lang w:eastAsia="ru-RU"/>
         </w:rPr>
       </w:pPr>
+      <w:proofErr w:type="spellStart"/>
       <w:r>
         <w:rPr>
           <w:rFonts w:ascii="Times New Roman" w:eastAsia="Times New Roman" w:hAnsi="Times New Roman" w:cs="Times New Roman"/>
@@ -4758,15 +6386,60 @@
         </w:rPr>
         <w:t>Angular</w:t>
       </w:r>
-      <w:r>
-        <w:rPr>
-          <w:rFonts w:ascii="Times New Roman" w:eastAsia="Times New Roman" w:hAnsi="Times New Roman" w:cs="Times New Roman"/>
-          <w:sz w:val="24"/>
-          <w:szCs w:val="24"/>
-          <w:highlight w:val="yellow"/>
-          <w:lang w:eastAsia="ru-RU"/>
-        </w:rPr>
-        <w:t>, созданный Google, является полноценным фреймворком, включающим обширный набор встроенных возможностей: систему модулей, маршрутизацию, средства работы с формами, валидацией и зависимостями. Он использует архитектуру MVC и язык TypeScript, что способствует созданию строго типизированных и структурированных приложений. Angular нередко выбирают для крупномасштабных корпоративных систем, где важны стабильность, единый стиль разработки и комплексность решения.</w:t>
+      <w:proofErr w:type="spellEnd"/>
+      <w:r>
+        <w:rPr>
+          <w:rFonts w:ascii="Times New Roman" w:eastAsia="Times New Roman" w:hAnsi="Times New Roman" w:cs="Times New Roman"/>
+          <w:sz w:val="24"/>
+          <w:szCs w:val="24"/>
+          <w:highlight w:val="yellow"/>
+          <w:lang w:eastAsia="ru-RU"/>
+        </w:rPr>
+        <w:t xml:space="preserve">, созданный Google, является полноценным фреймворком, включающим обширный набор встроенных возможностей: систему модулей, маршрутизацию, средства работы с формами, валидацией и зависимостями. Он использует архитектуру MVC и язык </w:t>
+      </w:r>
+      <w:proofErr w:type="spellStart"/>
+      <w:r>
+        <w:rPr>
+          <w:rFonts w:ascii="Times New Roman" w:eastAsia="Times New Roman" w:hAnsi="Times New Roman" w:cs="Times New Roman"/>
+          <w:sz w:val="24"/>
+          <w:szCs w:val="24"/>
+          <w:highlight w:val="yellow"/>
+          <w:lang w:eastAsia="ru-RU"/>
+        </w:rPr>
+        <w:t>TypeScript</w:t>
+      </w:r>
+      <w:proofErr w:type="spellEnd"/>
+      <w:r>
+        <w:rPr>
+          <w:rFonts w:ascii="Times New Roman" w:eastAsia="Times New Roman" w:hAnsi="Times New Roman" w:cs="Times New Roman"/>
+          <w:sz w:val="24"/>
+          <w:szCs w:val="24"/>
+          <w:highlight w:val="yellow"/>
+          <w:lang w:eastAsia="ru-RU"/>
+        </w:rPr>
+        <w:t xml:space="preserve">, что способствует созданию строго типизированных и структурированных приложений. </w:t>
+      </w:r>
+      <w:proofErr w:type="spellStart"/>
+      <w:r>
+        <w:rPr>
+          <w:rFonts w:ascii="Times New Roman" w:eastAsia="Times New Roman" w:hAnsi="Times New Roman" w:cs="Times New Roman"/>
+          <w:sz w:val="24"/>
+          <w:szCs w:val="24"/>
+          <w:highlight w:val="yellow"/>
+          <w:lang w:eastAsia="ru-RU"/>
+        </w:rPr>
+        <w:t>Angular</w:t>
+      </w:r>
+      <w:proofErr w:type="spellEnd"/>
+      <w:r>
+        <w:rPr>
+          <w:rFonts w:ascii="Times New Roman" w:eastAsia="Times New Roman" w:hAnsi="Times New Roman" w:cs="Times New Roman"/>
+          <w:sz w:val="24"/>
+          <w:szCs w:val="24"/>
+          <w:highlight w:val="yellow"/>
+          <w:lang w:eastAsia="ru-RU"/>
+        </w:rPr>
+        <w:t xml:space="preserve"> нередко выбирают для крупномасштабных корпоративных систем, где важны стабильность, единый стиль разработки и комплексность решения.</w:t>
       </w:r>
     </w:p>
     <w:p>
@@ -4779,6 +6452,7 @@
           <w:lang w:eastAsia="ru-RU"/>
         </w:rPr>
       </w:pPr>
+      <w:proofErr w:type="spellStart"/>
       <w:r>
         <w:rPr>
           <w:rFonts w:ascii="Times New Roman" w:eastAsia="Times New Roman" w:hAnsi="Times New Roman" w:cs="Times New Roman"/>
@@ -4791,15 +6465,126 @@
         </w:rPr>
         <w:t>Vue</w:t>
       </w:r>
-      <w:r>
-        <w:rPr>
-          <w:rFonts w:ascii="Times New Roman" w:eastAsia="Times New Roman" w:hAnsi="Times New Roman" w:cs="Times New Roman"/>
-          <w:sz w:val="24"/>
-          <w:szCs w:val="24"/>
-          <w:highlight w:val="yellow"/>
-          <w:lang w:eastAsia="ru-RU"/>
-        </w:rPr>
-        <w:t xml:space="preserve"> — лёгкий и гибкий фреймворк, разработанный Эваном Ю. Он сочетает в себе лаконичность и простоту, при этом предоставляя мощные механизмы создания интерфейсов. Vue отличается низким порогом входа, что делает его удобным для начинающих, и в то же время способен поддерживать сложные проекты благодаря модульной архитектуре и поддержке экосистемы (Vue Router, Vuex). Vue часто применяется в средних по размеру проектах и ситуациях, где требуется быстрое прототипирование.</w:t>
+      <w:proofErr w:type="spellEnd"/>
+      <w:r>
+        <w:rPr>
+          <w:rFonts w:ascii="Times New Roman" w:eastAsia="Times New Roman" w:hAnsi="Times New Roman" w:cs="Times New Roman"/>
+          <w:sz w:val="24"/>
+          <w:szCs w:val="24"/>
+          <w:highlight w:val="yellow"/>
+          <w:lang w:eastAsia="ru-RU"/>
+        </w:rPr>
+        <w:t xml:space="preserve"> — лёгкий и гибкий фреймворк, разработанный Эваном Ю. Он сочетает в себе лаконичность и простоту, при этом предоставляя мощные механизмы создания интерфейсов. </w:t>
+      </w:r>
+      <w:proofErr w:type="spellStart"/>
+      <w:r>
+        <w:rPr>
+          <w:rFonts w:ascii="Times New Roman" w:eastAsia="Times New Roman" w:hAnsi="Times New Roman" w:cs="Times New Roman"/>
+          <w:sz w:val="24"/>
+          <w:szCs w:val="24"/>
+          <w:highlight w:val="yellow"/>
+          <w:lang w:eastAsia="ru-RU"/>
+        </w:rPr>
+        <w:t>Vue</w:t>
+      </w:r>
+      <w:proofErr w:type="spellEnd"/>
+      <w:r>
+        <w:rPr>
+          <w:rFonts w:ascii="Times New Roman" w:eastAsia="Times New Roman" w:hAnsi="Times New Roman" w:cs="Times New Roman"/>
+          <w:sz w:val="24"/>
+          <w:szCs w:val="24"/>
+          <w:highlight w:val="yellow"/>
+          <w:lang w:eastAsia="ru-RU"/>
+        </w:rPr>
+        <w:t xml:space="preserve"> отличается низким порогом входа, что делает его удобным для начинающих, и в то же время способен поддерживать сложные проекты благодаря модульной архитектуре и поддержке экосистемы (</w:t>
+      </w:r>
+      <w:proofErr w:type="spellStart"/>
+      <w:r>
+        <w:rPr>
+          <w:rFonts w:ascii="Times New Roman" w:eastAsia="Times New Roman" w:hAnsi="Times New Roman" w:cs="Times New Roman"/>
+          <w:sz w:val="24"/>
+          <w:szCs w:val="24"/>
+          <w:highlight w:val="yellow"/>
+          <w:lang w:eastAsia="ru-RU"/>
+        </w:rPr>
+        <w:t>Vue</w:t>
+      </w:r>
+      <w:proofErr w:type="spellEnd"/>
+      <w:r>
+        <w:rPr>
+          <w:rFonts w:ascii="Times New Roman" w:eastAsia="Times New Roman" w:hAnsi="Times New Roman" w:cs="Times New Roman"/>
+          <w:sz w:val="24"/>
+          <w:szCs w:val="24"/>
+          <w:highlight w:val="yellow"/>
+          <w:lang w:eastAsia="ru-RU"/>
+        </w:rPr>
+        <w:t xml:space="preserve"> </w:t>
+      </w:r>
+      <w:proofErr w:type="spellStart"/>
+      <w:r>
+        <w:rPr>
+          <w:rFonts w:ascii="Times New Roman" w:eastAsia="Times New Roman" w:hAnsi="Times New Roman" w:cs="Times New Roman"/>
+          <w:sz w:val="24"/>
+          <w:szCs w:val="24"/>
+          <w:highlight w:val="yellow"/>
+          <w:lang w:eastAsia="ru-RU"/>
+        </w:rPr>
+        <w:t>Router</w:t>
+      </w:r>
+      <w:proofErr w:type="spellEnd"/>
+      <w:r>
+        <w:rPr>
+          <w:rFonts w:ascii="Times New Roman" w:eastAsia="Times New Roman" w:hAnsi="Times New Roman" w:cs="Times New Roman"/>
+          <w:sz w:val="24"/>
+          <w:szCs w:val="24"/>
+          <w:highlight w:val="yellow"/>
+          <w:lang w:eastAsia="ru-RU"/>
+        </w:rPr>
+        <w:t xml:space="preserve">, </w:t>
+      </w:r>
+      <w:proofErr w:type="spellStart"/>
+      <w:r>
+        <w:rPr>
+          <w:rFonts w:ascii="Times New Roman" w:eastAsia="Times New Roman" w:hAnsi="Times New Roman" w:cs="Times New Roman"/>
+          <w:sz w:val="24"/>
+          <w:szCs w:val="24"/>
+          <w:highlight w:val="yellow"/>
+          <w:lang w:eastAsia="ru-RU"/>
+        </w:rPr>
+        <w:t>Vuex</w:t>
+      </w:r>
+      <w:proofErr w:type="spellEnd"/>
+      <w:r>
+        <w:rPr>
+          <w:rFonts w:ascii="Times New Roman" w:eastAsia="Times New Roman" w:hAnsi="Times New Roman" w:cs="Times New Roman"/>
+          <w:sz w:val="24"/>
+          <w:szCs w:val="24"/>
+          <w:highlight w:val="yellow"/>
+          <w:lang w:eastAsia="ru-RU"/>
+        </w:rPr>
+        <w:t xml:space="preserve">). </w:t>
+      </w:r>
+      <w:proofErr w:type="spellStart"/>
+      <w:r>
+        <w:rPr>
+          <w:rFonts w:ascii="Times New Roman" w:eastAsia="Times New Roman" w:hAnsi="Times New Roman" w:cs="Times New Roman"/>
+          <w:sz w:val="24"/>
+          <w:szCs w:val="24"/>
+          <w:highlight w:val="yellow"/>
+          <w:lang w:eastAsia="ru-RU"/>
+        </w:rPr>
+        <w:t>Vue</w:t>
+      </w:r>
+      <w:proofErr w:type="spellEnd"/>
+      <w:r>
+        <w:rPr>
+          <w:rFonts w:ascii="Times New Roman" w:eastAsia="Times New Roman" w:hAnsi="Times New Roman" w:cs="Times New Roman"/>
+          <w:sz w:val="24"/>
+          <w:szCs w:val="24"/>
+          <w:highlight w:val="yellow"/>
+          <w:lang w:eastAsia="ru-RU"/>
+        </w:rPr>
+        <w:t xml:space="preserve"> часто применяется в средних по размеру проектах и ситуациях, где требуется быстрое прототипирование.</w:t>
       </w:r>
     </w:p>
     <w:p>
@@ -4895,17 +6680,7 @@
           <w:highlight w:val="yellow"/>
           <w:lang w:eastAsia="ru-RU"/>
         </w:rPr>
-        <w:t xml:space="preserve"> характерных для неё угроз и уязвимостей</w:t>
-      </w:r>
-      <w:r>
-        <w:rPr>
-          <w:rFonts w:ascii="Times New Roman" w:eastAsia="Times New Roman" w:hAnsi="Times New Roman" w:cs="Times New Roman"/>
-          <w:sz w:val="24"/>
-          <w:szCs w:val="24"/>
-          <w:highlight w:val="yellow"/>
-          <w:lang w:eastAsia="ru-RU"/>
-        </w:rPr>
-        <w:t>:</w:t>
+        <w:t xml:space="preserve"> характерных для неё угроз и уязвимостей:</w:t>
       </w:r>
     </w:p>
     <w:p>
@@ -4926,57 +6701,54 @@
           <w:rFonts w:ascii="Arial" w:hAnsi="Arial" w:cs="Arial"/>
           <w:color w:val="232627"/>
         </w:rPr>
-        <w:t>[</w:t>
-      </w:r>
+        <w:t xml:space="preserve">[Межсайтовый </w:t>
+      </w:r>
+      <w:proofErr w:type="spellStart"/>
       <w:r>
         <w:rPr>
           <w:rFonts w:ascii="Arial" w:hAnsi="Arial" w:cs="Arial"/>
           <w:color w:val="232627"/>
         </w:rPr>
-        <w:t>Межсайтовый скриптинг (XSS)</w:t>
-      </w:r>
+        <w:t>скриптинг</w:t>
+      </w:r>
+      <w:proofErr w:type="spellEnd"/>
       <w:r>
         <w:rPr>
           <w:rFonts w:ascii="Arial" w:hAnsi="Arial" w:cs="Arial"/>
           <w:color w:val="232627"/>
         </w:rPr>
-        <w:t xml:space="preserve"> - это в</w:t>
+        <w:t xml:space="preserve"> (XSS)</w:t>
       </w:r>
       <w:r>
         <w:rPr>
           <w:rFonts w:ascii="Arial" w:hAnsi="Arial" w:cs="Arial"/>
           <w:color w:val="232627"/>
         </w:rPr>
-        <w:t xml:space="preserve">ид атаки, при которой в страницу сайта внедряется вредоносный код. При открытии страницы </w:t>
-      </w:r>
+        <w:t xml:space="preserve"> </w:t>
+      </w:r>
+      <w:proofErr w:type="gramStart"/>
       <w:r>
         <w:rPr>
           <w:rFonts w:ascii="Arial" w:hAnsi="Arial" w:cs="Arial"/>
           <w:color w:val="232627"/>
         </w:rPr>
-        <w:lastRenderedPageBreak/>
-        <w:t>пользователем, код выполняется на его компьютере и</w:t>
-      </w:r>
+        <w:t>- это</w:t>
+      </w:r>
+      <w:proofErr w:type="gramEnd"/>
       <w:r>
         <w:rPr>
           <w:rFonts w:ascii="Arial" w:hAnsi="Arial" w:cs="Arial"/>
           <w:color w:val="232627"/>
         </w:rPr>
-        <w:t xml:space="preserve"> </w:t>
+        <w:t xml:space="preserve"> вид атаки, при которой в страницу сайта внедряется вредоносный код. При открытии страницы </w:t>
       </w:r>
       <w:r>
         <w:rPr>
           <w:rFonts w:ascii="Arial" w:hAnsi="Arial" w:cs="Arial"/>
           <w:color w:val="232627"/>
         </w:rPr>
-        <w:t>устанавливает соединение с веб-сервером злоумышленника, который таким образом получает контроль над системой.</w:t>
-      </w:r>
-      <w:r>
-        <w:rPr>
-          <w:rFonts w:ascii="Arial" w:hAnsi="Arial" w:cs="Arial"/>
-          <w:color w:val="232627"/>
-        </w:rPr>
-        <w:t xml:space="preserve"> </w:t>
+        <w:lastRenderedPageBreak/>
+        <w:t xml:space="preserve">пользователем, код выполняется на его компьютере и устанавливает соединение с веб-сервером злоумышленника, который таким образом получает контроль над системой. </w:t>
       </w:r>
       <w:r>
         <w:rPr>
@@ -4991,14 +6763,7 @@
           <w:rFonts w:ascii="Arial" w:hAnsi="Arial" w:cs="Arial"/>
           <w:color w:val="232627"/>
         </w:rPr>
-        <w:t>-уязвимости бывают двух видов: активная и пассивная. При активной уязвимости код внедряется на уровне базы (или в виде файла на сервере). Тогда жертвами становятся все посетители сайта. При пассивной уязвимости код встраивается в определенную страницу, на которую пользователь привлекается, к примеру, с помощью фишинга.</w:t>
-      </w:r>
-      <w:r>
-        <w:rPr>
-          <w:rFonts w:ascii="Arial" w:hAnsi="Arial" w:cs="Arial"/>
-          <w:color w:val="232627"/>
-        </w:rPr>
-        <w:t>]</w:t>
+        <w:t>-уязвимости бывают двух видов: активная и пассивная. При активной уязвимости код внедряется на уровне базы (или в виде файла на сервере). Тогда жертвами становятся все посетители сайта. При пассивной уязвимости код встраивается в определенную страницу, на которую пользователь привлекается, к примеру, с помощью фишинга.]</w:t>
       </w:r>
       <w:r>
         <w:rPr>
@@ -5029,18 +6794,140 @@
           <w:rFonts w:ascii="Times New Roman" w:eastAsia="Times New Roman" w:hAnsi="Times New Roman" w:cs="Times New Roman"/>
           <w:sz w:val="24"/>
           <w:szCs w:val="24"/>
-          <w:lang w:val="en-US" w:eastAsia="ru-RU"/>
+          <w:lang w:eastAsia="ru-RU"/>
         </w:rPr>
         <w:t>[</w:t>
       </w:r>
-      <w:r>
-        <w:rPr>
-          <w:rFonts w:ascii="Times New Roman" w:eastAsia="Times New Roman" w:hAnsi="Times New Roman" w:cs="Times New Roman"/>
-          <w:sz w:val="24"/>
-          <w:szCs w:val="24"/>
-          <w:lang w:eastAsia="ru-RU"/>
-        </w:rPr>
-        <w:t>Кликджекинг. Этот термин подразумевает мошенничество, при котором используютсяневидимые элементы на сайте. Заполучить на компьютер или смартфон вирусный файл можнопри просмотре фильма на обычном сайте. Злоумышленники размещают на страницахневидимые элементы, на которые человек нажимает попутно с «полезными действиями».Например, вместе с запуском проигрывания кино будет дано согласие на обработкуперсональных данных в какой-либо микрофинансовой организации.</w:t>
+      <w:proofErr w:type="spellStart"/>
+      <w:r>
+        <w:rPr>
+          <w:rFonts w:ascii="Times New Roman" w:eastAsia="Times New Roman" w:hAnsi="Times New Roman" w:cs="Times New Roman"/>
+          <w:sz w:val="24"/>
+          <w:szCs w:val="24"/>
+          <w:lang w:eastAsia="ru-RU"/>
+        </w:rPr>
+        <w:t>Кликджекинг</w:t>
+      </w:r>
+      <w:proofErr w:type="spellEnd"/>
+      <w:r>
+        <w:rPr>
+          <w:rFonts w:ascii="Times New Roman" w:eastAsia="Times New Roman" w:hAnsi="Times New Roman" w:cs="Times New Roman"/>
+          <w:sz w:val="24"/>
+          <w:szCs w:val="24"/>
+          <w:lang w:eastAsia="ru-RU"/>
+        </w:rPr>
+        <w:t xml:space="preserve">. Этот термин подразумевает мошенничество, при котором </w:t>
+      </w:r>
+      <w:proofErr w:type="spellStart"/>
+      <w:r>
+        <w:rPr>
+          <w:rFonts w:ascii="Times New Roman" w:eastAsia="Times New Roman" w:hAnsi="Times New Roman" w:cs="Times New Roman"/>
+          <w:sz w:val="24"/>
+          <w:szCs w:val="24"/>
+          <w:lang w:eastAsia="ru-RU"/>
+        </w:rPr>
+        <w:t>используютсяневидимые</w:t>
+      </w:r>
+      <w:proofErr w:type="spellEnd"/>
+      <w:r>
+        <w:rPr>
+          <w:rFonts w:ascii="Times New Roman" w:eastAsia="Times New Roman" w:hAnsi="Times New Roman" w:cs="Times New Roman"/>
+          <w:sz w:val="24"/>
+          <w:szCs w:val="24"/>
+          <w:lang w:eastAsia="ru-RU"/>
+        </w:rPr>
+        <w:t xml:space="preserve"> элементы на сайте. Заполучить на компьютер или смартфон вирусный файл </w:t>
+      </w:r>
+      <w:proofErr w:type="spellStart"/>
+      <w:r>
+        <w:rPr>
+          <w:rFonts w:ascii="Times New Roman" w:eastAsia="Times New Roman" w:hAnsi="Times New Roman" w:cs="Times New Roman"/>
+          <w:sz w:val="24"/>
+          <w:szCs w:val="24"/>
+          <w:lang w:eastAsia="ru-RU"/>
+        </w:rPr>
+        <w:t>можнопри</w:t>
+      </w:r>
+      <w:proofErr w:type="spellEnd"/>
+      <w:r>
+        <w:rPr>
+          <w:rFonts w:ascii="Times New Roman" w:eastAsia="Times New Roman" w:hAnsi="Times New Roman" w:cs="Times New Roman"/>
+          <w:sz w:val="24"/>
+          <w:szCs w:val="24"/>
+          <w:lang w:eastAsia="ru-RU"/>
+        </w:rPr>
+        <w:t xml:space="preserve"> просмотре фильма на обычном сайте. Злоумышленники размещают на </w:t>
+      </w:r>
+      <w:proofErr w:type="spellStart"/>
+      <w:r>
+        <w:rPr>
+          <w:rFonts w:ascii="Times New Roman" w:eastAsia="Times New Roman" w:hAnsi="Times New Roman" w:cs="Times New Roman"/>
+          <w:sz w:val="24"/>
+          <w:szCs w:val="24"/>
+          <w:lang w:eastAsia="ru-RU"/>
+        </w:rPr>
+        <w:t>страницахневидимые</w:t>
+      </w:r>
+      <w:proofErr w:type="spellEnd"/>
+      <w:r>
+        <w:rPr>
+          <w:rFonts w:ascii="Times New Roman" w:eastAsia="Times New Roman" w:hAnsi="Times New Roman" w:cs="Times New Roman"/>
+          <w:sz w:val="24"/>
+          <w:szCs w:val="24"/>
+          <w:lang w:eastAsia="ru-RU"/>
+        </w:rPr>
+        <w:t xml:space="preserve"> элементы, на которые человек нажимает попутно с «полезными </w:t>
+      </w:r>
+      <w:proofErr w:type="spellStart"/>
+      <w:r>
+        <w:rPr>
+          <w:rFonts w:ascii="Times New Roman" w:eastAsia="Times New Roman" w:hAnsi="Times New Roman" w:cs="Times New Roman"/>
+          <w:sz w:val="24"/>
+          <w:szCs w:val="24"/>
+          <w:lang w:eastAsia="ru-RU"/>
+        </w:rPr>
+        <w:t>действиями</w:t>
+      </w:r>
+      <w:proofErr w:type="gramStart"/>
+      <w:r>
+        <w:rPr>
+          <w:rFonts w:ascii="Times New Roman" w:eastAsia="Times New Roman" w:hAnsi="Times New Roman" w:cs="Times New Roman"/>
+          <w:sz w:val="24"/>
+          <w:szCs w:val="24"/>
+          <w:lang w:eastAsia="ru-RU"/>
+        </w:rPr>
+        <w:t>».Например</w:t>
+      </w:r>
+      <w:proofErr w:type="spellEnd"/>
+      <w:proofErr w:type="gramEnd"/>
+      <w:r>
+        <w:rPr>
+          <w:rFonts w:ascii="Times New Roman" w:eastAsia="Times New Roman" w:hAnsi="Times New Roman" w:cs="Times New Roman"/>
+          <w:sz w:val="24"/>
+          <w:szCs w:val="24"/>
+          <w:lang w:eastAsia="ru-RU"/>
+        </w:rPr>
+        <w:t xml:space="preserve">, вместе с запуском проигрывания кино будет дано согласие на </w:t>
+      </w:r>
+      <w:proofErr w:type="spellStart"/>
+      <w:r>
+        <w:rPr>
+          <w:rFonts w:ascii="Times New Roman" w:eastAsia="Times New Roman" w:hAnsi="Times New Roman" w:cs="Times New Roman"/>
+          <w:sz w:val="24"/>
+          <w:szCs w:val="24"/>
+          <w:lang w:eastAsia="ru-RU"/>
+        </w:rPr>
+        <w:t>обработкуперсональных</w:t>
+      </w:r>
+      <w:proofErr w:type="spellEnd"/>
+      <w:r>
+        <w:rPr>
+          <w:rFonts w:ascii="Times New Roman" w:eastAsia="Times New Roman" w:hAnsi="Times New Roman" w:cs="Times New Roman"/>
+          <w:sz w:val="24"/>
+          <w:szCs w:val="24"/>
+          <w:lang w:eastAsia="ru-RU"/>
+        </w:rPr>
+        <w:t xml:space="preserve"> данных в какой-либо микрофинансовой организации.</w:t>
       </w:r>
       <w:r>
         <w:rPr>
@@ -5104,23 +6991,25 @@
           <w:sz w:val="28"/>
           <w:szCs w:val="28"/>
         </w:rPr>
-        <w:t xml:space="preserve"> или серверная часть. [Бекенд – серверная часть приложения, которая отвечает за обработку бизнес-логики,</w:t>
-      </w:r>
+        <w:t xml:space="preserve"> или серверная часть. [</w:t>
+      </w:r>
+      <w:proofErr w:type="spellStart"/>
       <w:r>
         <w:rPr>
           <w:rFonts w:ascii="Times New Roman" w:hAnsi="Times New Roman" w:cs="Times New Roman"/>
           <w:sz w:val="28"/>
           <w:szCs w:val="28"/>
         </w:rPr>
-        <w:t xml:space="preserve"> </w:t>
-      </w:r>
+        <w:t>Бекенд</w:t>
+      </w:r>
+      <w:proofErr w:type="spellEnd"/>
       <w:r>
         <w:rPr>
           <w:rFonts w:ascii="Times New Roman" w:hAnsi="Times New Roman" w:cs="Times New Roman"/>
           <w:sz w:val="28"/>
           <w:szCs w:val="28"/>
         </w:rPr>
-        <w:t>управление данными и взаимодействие с базой данных. Бекенд включает в себя серверные компоненты,</w:t>
+        <w:t xml:space="preserve"> – серверная часть приложения, которая отвечает за обработку бизнес-логики,</w:t>
       </w:r>
       <w:r>
         <w:rPr>
@@ -5136,15 +7025,59 @@
           <w:sz w:val="28"/>
           <w:szCs w:val="28"/>
         </w:rPr>
-        <w:t xml:space="preserve">такие как контроллеры, сервисы и репозитории. Основная цель – обработка запросов от </w:t>
-      </w:r>
+        <w:t xml:space="preserve">управление данными и взаимодействие с базой данных. </w:t>
+      </w:r>
+      <w:proofErr w:type="spellStart"/>
       <w:r>
         <w:rPr>
           <w:rFonts w:ascii="Times New Roman" w:hAnsi="Times New Roman" w:cs="Times New Roman"/>
           <w:sz w:val="28"/>
           <w:szCs w:val="28"/>
         </w:rPr>
-        <w:t>фронтенда,</w:t>
+        <w:t>Бекенд</w:t>
+      </w:r>
+      <w:proofErr w:type="spellEnd"/>
+      <w:r>
+        <w:rPr>
+          <w:rFonts w:ascii="Times New Roman" w:hAnsi="Times New Roman" w:cs="Times New Roman"/>
+          <w:sz w:val="28"/>
+          <w:szCs w:val="28"/>
+        </w:rPr>
+        <w:t xml:space="preserve"> включает в себя серверные компоненты,</w:t>
+      </w:r>
+      <w:r>
+        <w:rPr>
+          <w:rFonts w:ascii="Times New Roman" w:hAnsi="Times New Roman" w:cs="Times New Roman"/>
+          <w:sz w:val="28"/>
+          <w:szCs w:val="28"/>
+        </w:rPr>
+        <w:t xml:space="preserve"> </w:t>
+      </w:r>
+      <w:r>
+        <w:rPr>
+          <w:rFonts w:ascii="Times New Roman" w:hAnsi="Times New Roman" w:cs="Times New Roman"/>
+          <w:sz w:val="28"/>
+          <w:szCs w:val="28"/>
+        </w:rPr>
+        <w:t xml:space="preserve">такие как контроллеры, сервисы и репозитории. Основная цель – обработка запросов от </w:t>
+      </w:r>
+      <w:proofErr w:type="spellStart"/>
+      <w:r>
+        <w:rPr>
+          <w:rFonts w:ascii="Times New Roman" w:hAnsi="Times New Roman" w:cs="Times New Roman"/>
+          <w:sz w:val="28"/>
+          <w:szCs w:val="28"/>
+        </w:rPr>
+        <w:t>фронтенда</w:t>
+      </w:r>
+      <w:proofErr w:type="spellEnd"/>
+      <w:r>
+        <w:rPr>
+          <w:rFonts w:ascii="Times New Roman" w:hAnsi="Times New Roman" w:cs="Times New Roman"/>
+          <w:sz w:val="28"/>
+          <w:szCs w:val="28"/>
+        </w:rPr>
+        <w:t>,</w:t>
       </w:r>
       <w:r>
         <w:rPr>
@@ -5231,7 +7164,47 @@
           <w:szCs w:val="23"/>
           <w:shd w:val="clear" w:color="auto" w:fill="FFFFFF"/>
         </w:rPr>
-        <w:t>База данных (БД) —это система для сбора, хранения и управления большими объемами информации в одном месте. Она обеспечивает быстрый и эффективный поиск,  анализ  и  использование  данных.  Базы  данных  управляются  с  помощью программных и аппаратных средств, а система управления ими называется СУБД (система управления базами данных).]</w:t>
+        <w:t xml:space="preserve">База данных (БД) —это система для сбора, хранения и управления большими объемами информации в одном месте. Она обеспечивает быстрый и эффективный </w:t>
+      </w:r>
+      <w:proofErr w:type="gramStart"/>
+      <w:r>
+        <w:rPr>
+          <w:rFonts w:ascii="Arial" w:hAnsi="Arial" w:cs="Arial"/>
+          <w:sz w:val="23"/>
+          <w:szCs w:val="23"/>
+          <w:shd w:val="clear" w:color="auto" w:fill="FFFFFF"/>
+        </w:rPr>
+        <w:t>поиск,  анализ</w:t>
+      </w:r>
+      <w:proofErr w:type="gramEnd"/>
+      <w:r>
+        <w:rPr>
+          <w:rFonts w:ascii="Arial" w:hAnsi="Arial" w:cs="Arial"/>
+          <w:sz w:val="23"/>
+          <w:szCs w:val="23"/>
+          <w:shd w:val="clear" w:color="auto" w:fill="FFFFFF"/>
+        </w:rPr>
+        <w:t xml:space="preserve">  и  использование  данных.  </w:t>
+      </w:r>
+      <w:proofErr w:type="gramStart"/>
+      <w:r>
+        <w:rPr>
+          <w:rFonts w:ascii="Arial" w:hAnsi="Arial" w:cs="Arial"/>
+          <w:sz w:val="23"/>
+          <w:szCs w:val="23"/>
+          <w:shd w:val="clear" w:color="auto" w:fill="FFFFFF"/>
+        </w:rPr>
+        <w:t>Базы  данных</w:t>
+      </w:r>
+      <w:proofErr w:type="gramEnd"/>
+      <w:r>
+        <w:rPr>
+          <w:rFonts w:ascii="Arial" w:hAnsi="Arial" w:cs="Arial"/>
+          <w:sz w:val="23"/>
+          <w:szCs w:val="23"/>
+          <w:shd w:val="clear" w:color="auto" w:fill="FFFFFF"/>
+        </w:rPr>
+        <w:t xml:space="preserve">  управляются  с  помощью программных и аппаратных средств, а система управления ими называется СУБД (система управления базами данных).]</w:t>
       </w:r>
       <w:r>
         <w:rPr>
@@ -5378,7 +7351,95 @@
           <w:highlight w:val="yellow"/>
           <w:lang w:eastAsia="ru-RU"/>
         </w:rPr>
-        <w:t>Python используется в сочетании с фреймворками Django и Flask. Django предоставляет полнофункциональную среду с готовыми механизмами работы с данными и безопасностью, тогда как Flask ориентирован на минимализм и гибкость, позволяя самостоятельно формировать архитектуру приложения.</w:t>
+        <w:t xml:space="preserve">Python используется в сочетании с фреймворками </w:t>
+      </w:r>
+      <w:proofErr w:type="spellStart"/>
+      <w:r>
+        <w:rPr>
+          <w:rFonts w:ascii="Times New Roman" w:eastAsia="Times New Roman" w:hAnsi="Times New Roman" w:cs="Times New Roman"/>
+          <w:sz w:val="24"/>
+          <w:szCs w:val="24"/>
+          <w:highlight w:val="yellow"/>
+          <w:lang w:eastAsia="ru-RU"/>
+        </w:rPr>
+        <w:t>Django</w:t>
+      </w:r>
+      <w:proofErr w:type="spellEnd"/>
+      <w:r>
+        <w:rPr>
+          <w:rFonts w:ascii="Times New Roman" w:eastAsia="Times New Roman" w:hAnsi="Times New Roman" w:cs="Times New Roman"/>
+          <w:sz w:val="24"/>
+          <w:szCs w:val="24"/>
+          <w:highlight w:val="yellow"/>
+          <w:lang w:eastAsia="ru-RU"/>
+        </w:rPr>
+        <w:t xml:space="preserve"> и </w:t>
+      </w:r>
+      <w:proofErr w:type="spellStart"/>
+      <w:r>
+        <w:rPr>
+          <w:rFonts w:ascii="Times New Roman" w:eastAsia="Times New Roman" w:hAnsi="Times New Roman" w:cs="Times New Roman"/>
+          <w:sz w:val="24"/>
+          <w:szCs w:val="24"/>
+          <w:highlight w:val="yellow"/>
+          <w:lang w:eastAsia="ru-RU"/>
+        </w:rPr>
+        <w:t>Flask</w:t>
+      </w:r>
+      <w:proofErr w:type="spellEnd"/>
+      <w:r>
+        <w:rPr>
+          <w:rFonts w:ascii="Times New Roman" w:eastAsia="Times New Roman" w:hAnsi="Times New Roman" w:cs="Times New Roman"/>
+          <w:sz w:val="24"/>
+          <w:szCs w:val="24"/>
+          <w:highlight w:val="yellow"/>
+          <w:lang w:eastAsia="ru-RU"/>
+        </w:rPr>
+        <w:t xml:space="preserve">. </w:t>
+      </w:r>
+      <w:proofErr w:type="spellStart"/>
+      <w:r>
+        <w:rPr>
+          <w:rFonts w:ascii="Times New Roman" w:eastAsia="Times New Roman" w:hAnsi="Times New Roman" w:cs="Times New Roman"/>
+          <w:sz w:val="24"/>
+          <w:szCs w:val="24"/>
+          <w:highlight w:val="yellow"/>
+          <w:lang w:eastAsia="ru-RU"/>
+        </w:rPr>
+        <w:t>Django</w:t>
+      </w:r>
+      <w:proofErr w:type="spellEnd"/>
+      <w:r>
+        <w:rPr>
+          <w:rFonts w:ascii="Times New Roman" w:eastAsia="Times New Roman" w:hAnsi="Times New Roman" w:cs="Times New Roman"/>
+          <w:sz w:val="24"/>
+          <w:szCs w:val="24"/>
+          <w:highlight w:val="yellow"/>
+          <w:lang w:eastAsia="ru-RU"/>
+        </w:rPr>
+        <w:t xml:space="preserve"> предоставляет полнофункциональную среду с готовыми механизмами работы с данными и безопасностью, тогда как </w:t>
+      </w:r>
+      <w:proofErr w:type="spellStart"/>
+      <w:r>
+        <w:rPr>
+          <w:rFonts w:ascii="Times New Roman" w:eastAsia="Times New Roman" w:hAnsi="Times New Roman" w:cs="Times New Roman"/>
+          <w:sz w:val="24"/>
+          <w:szCs w:val="24"/>
+          <w:highlight w:val="yellow"/>
+          <w:lang w:eastAsia="ru-RU"/>
+        </w:rPr>
+        <w:t>Flask</w:t>
+      </w:r>
+      <w:proofErr w:type="spellEnd"/>
+      <w:r>
+        <w:rPr>
+          <w:rFonts w:ascii="Times New Roman" w:eastAsia="Times New Roman" w:hAnsi="Times New Roman" w:cs="Times New Roman"/>
+          <w:sz w:val="24"/>
+          <w:szCs w:val="24"/>
+          <w:highlight w:val="yellow"/>
+          <w:lang w:eastAsia="ru-RU"/>
+        </w:rPr>
+        <w:t xml:space="preserve"> ориентирован на минимализм и гибкость, позволяя самостоятельно формировать архитектуру приложения.</w:t>
       </w:r>
     </w:p>
     <w:p>
@@ -5432,7 +7493,29 @@
           <w:highlight w:val="yellow"/>
           <w:lang w:eastAsia="ru-RU"/>
         </w:rPr>
-        <w:t>Node.js предоставляет возможность разработки серверной логики на JavaScript и использует неблокирующую модель ввода-вывода. Это делает его эффективным при работе с многочисленными параллельными подключениями и позволяет унифицировать язык разработки на фронтенде и бэкенде.</w:t>
+        <w:t xml:space="preserve">Node.js предоставляет возможность разработки серверной логики на JavaScript и использует неблокирующую модель ввода-вывода. Это делает его эффективным при работе с многочисленными параллельными подключениями и позволяет унифицировать язык разработки на </w:t>
+      </w:r>
+      <w:proofErr w:type="spellStart"/>
+      <w:r>
+        <w:rPr>
+          <w:rFonts w:ascii="Times New Roman" w:eastAsia="Times New Roman" w:hAnsi="Times New Roman" w:cs="Times New Roman"/>
+          <w:sz w:val="24"/>
+          <w:szCs w:val="24"/>
+          <w:highlight w:val="yellow"/>
+          <w:lang w:eastAsia="ru-RU"/>
+        </w:rPr>
+        <w:t>фронтенде</w:t>
+      </w:r>
+      <w:proofErr w:type="spellEnd"/>
+      <w:r>
+        <w:rPr>
+          <w:rFonts w:ascii="Times New Roman" w:eastAsia="Times New Roman" w:hAnsi="Times New Roman" w:cs="Times New Roman"/>
+          <w:sz w:val="24"/>
+          <w:szCs w:val="24"/>
+          <w:highlight w:val="yellow"/>
+          <w:lang w:eastAsia="ru-RU"/>
+        </w:rPr>
+        <w:t xml:space="preserve"> и бэкенде.</w:t>
       </w:r>
     </w:p>
     <w:p>
@@ -5448,7 +7531,23 @@
         <w:t>Следующим важным аспектом становится форма взаимодействия между бэкендом и клиентской частью. [</w:t>
       </w:r>
       <w:r>
-        <w:t>REST (Representational State Transfer) — это архитектура программного обеспечения для взаимодействия по протоколу HTTP. REST API (Application Programming Interface) представляет собой механизм запроса от клиентского приложения к серверному ПО с использованием принципов REST. Такой подход обеспечивает возможность свободного взаимодействия между веб-клиентом и сервером по большому массиву распределенных веб-ресурсов.]</w:t>
+        <w:t>REST (</w:t>
+      </w:r>
+      <w:proofErr w:type="spellStart"/>
+      <w:r>
+        <w:t>Representational</w:t>
+      </w:r>
+      <w:proofErr w:type="spellEnd"/>
+      <w:r>
+        <w:t xml:space="preserve"> State Transfer) — это архитектура программного обеспечения для взаимодействия по протоколу HTTP. REST API (Application </w:t>
+      </w:r>
+      <w:proofErr w:type="spellStart"/>
+      <w:r>
+        <w:t>Programming</w:t>
+      </w:r>
+      <w:proofErr w:type="spellEnd"/>
+      <w:r>
+        <w:t xml:space="preserve"> Interface) представляет собой механизм запроса от клиентского приложения к серверному ПО с использованием принципов REST. Такой подход обеспечивает возможность свободного взаимодействия между веб-клиентом и сервером по большому массиву распределенных веб-ресурсов.]</w:t>
       </w:r>
       <w:r>
         <w:rPr>
@@ -5610,6 +7709,7 @@
           <w:color w:val="000000"/>
           <w:sz w:val="22"/>
           <w:szCs w:val="22"/>
+          <w:lang w:val="en-US"/>
         </w:rPr>
       </w:pPr>
     </w:p>
@@ -6234,8 +8334,9 @@
           <w:spacing w:val="-5"/>
           <w:shd w:val="clear" w:color="auto" w:fill="F2FAFF"/>
         </w:rPr>
-        <w:t>Повышение привилегий (Privilege escalation) — это использование уязвимостей программного обеспечения или оборудования для предоставления пользователю права вносить в него несанкционированные изменения</w:t>
-      </w:r>
+        <w:t>Повышение привилегий (</w:t>
+      </w:r>
+      <w:proofErr w:type="spellStart"/>
       <w:r>
         <w:rPr>
           <w:rFonts w:ascii="SBSansText" w:hAnsi="SBSansText"/>
@@ -6243,36 +8344,58 @@
           <w:spacing w:val="-5"/>
           <w:shd w:val="clear" w:color="auto" w:fill="F2FAFF"/>
         </w:rPr>
-        <w:t xml:space="preserve">. </w:t>
-      </w:r>
+        <w:t>Privilege</w:t>
+      </w:r>
+      <w:proofErr w:type="spellEnd"/>
       <w:r>
         <w:rPr>
           <w:rFonts w:ascii="SBSansText" w:hAnsi="SBSansText"/>
           <w:color w:val="000000"/>
           <w:spacing w:val="-5"/>
-        </w:rPr>
-        <w:t>Различают повышение привилегий двух типов:</w:t>
-      </w:r>
+          <w:shd w:val="clear" w:color="auto" w:fill="F2FAFF"/>
+        </w:rPr>
+        <w:t xml:space="preserve"> </w:t>
+      </w:r>
+      <w:proofErr w:type="spellStart"/>
       <w:r>
         <w:rPr>
           <w:rFonts w:ascii="SBSansText" w:hAnsi="SBSansText"/>
           <w:color w:val="000000"/>
           <w:spacing w:val="-5"/>
-        </w:rPr>
-        <w:t xml:space="preserve"> в</w:t>
-      </w:r>
-      <w:r>
-        <w:rPr>
-          <w:rFonts w:ascii="SBSansText" w:hAnsi="SBSansText"/>
-          <w:spacing w:val="-5"/>
-        </w:rPr>
-        <w:t>ертикальное — когда пользователь с низкими привилегиями получает высокие. Например, он может не просто пользоваться приложением, но и менять его настройки.</w:t>
-      </w:r>
+          <w:shd w:val="clear" w:color="auto" w:fill="F2FAFF"/>
+        </w:rPr>
+        <w:t>escalation</w:t>
+      </w:r>
+      <w:proofErr w:type="spellEnd"/>
       <w:r>
         <w:rPr>
           <w:rFonts w:ascii="SBSansText" w:hAnsi="SBSansText"/>
           <w:color w:val="000000"/>
           <w:spacing w:val="-5"/>
+          <w:shd w:val="clear" w:color="auto" w:fill="F2FAFF"/>
+        </w:rPr>
+        <w:t xml:space="preserve">) — это использование уязвимостей программного обеспечения или оборудования для предоставления пользователю права вносить в него несанкционированные изменения. </w:t>
+      </w:r>
+      <w:r>
+        <w:rPr>
+          <w:rFonts w:ascii="SBSansText" w:hAnsi="SBSansText"/>
+          <w:color w:val="000000"/>
+          <w:spacing w:val="-5"/>
+        </w:rPr>
+        <w:t>Различают повышение привилегий двух типов: в</w:t>
+      </w:r>
+      <w:r>
+        <w:rPr>
+          <w:rFonts w:ascii="SBSansText" w:hAnsi="SBSansText"/>
+          <w:spacing w:val="-5"/>
+        </w:rPr>
+        <w:t>ертикальное — когда пользователь с низкими привилегиями получает высокие. Например, он может не просто пользоваться приложением, но и менять его настройки.</w:t>
+      </w:r>
+      <w:r>
+        <w:rPr>
+          <w:rFonts w:ascii="SBSansText" w:hAnsi="SBSansText"/>
+          <w:color w:val="000000"/>
+          <w:spacing w:val="-5"/>
         </w:rPr>
         <w:t xml:space="preserve"> И г</w:t>
       </w:r>
@@ -6655,40 +8778,9 @@
           <w:highlight w:val="yellow"/>
           <w:lang w:eastAsia="ru-RU"/>
         </w:rPr>
-        <w:t>процессно- или потоково-ориентированную модель обработки запросов</w:t>
-      </w:r>
-      <w:r>
-        <w:rPr>
-          <w:rFonts w:ascii="Times New Roman" w:eastAsia="Times New Roman" w:hAnsi="Times New Roman" w:cs="Times New Roman"/>
-          <w:sz w:val="24"/>
-          <w:szCs w:val="24"/>
-          <w:highlight w:val="yellow"/>
-          <w:lang w:eastAsia="ru-RU"/>
-        </w:rPr>
-        <w:t>. Это означает, что для обслуживания подключений создаются отдельные процессы или потоки. Такая архитектура удобна и предсказуема, но при большом числе одновременных запросов может приводить к увеличению нагрузки на ресурсы сервера. В отличие от событийных веб-серверов, Apache хуже масштабируется в условиях высоких нагрузок, однако обеспечивает стабильность и надёжность.</w:t>
-      </w:r>
-    </w:p>
-    <w:p>
-      <w:pPr>
-        <w:spacing w:before="100" w:beforeAutospacing="1" w:after="100" w:afterAutospacing="1" w:line="240" w:lineRule="auto"/>
-        <w:rPr>
-          <w:rFonts w:ascii="Times New Roman" w:eastAsia="Times New Roman" w:hAnsi="Times New Roman" w:cs="Times New Roman"/>
-          <w:sz w:val="24"/>
-          <w:szCs w:val="24"/>
-          <w:highlight w:val="yellow"/>
-          <w:lang w:eastAsia="ru-RU"/>
-        </w:rPr>
-      </w:pPr>
-      <w:r>
-        <w:rPr>
-          <w:rFonts w:ascii="Times New Roman" w:eastAsia="Times New Roman" w:hAnsi="Times New Roman" w:cs="Times New Roman"/>
-          <w:sz w:val="24"/>
-          <w:szCs w:val="24"/>
-          <w:highlight w:val="yellow"/>
-          <w:lang w:eastAsia="ru-RU"/>
-        </w:rPr>
-        <w:t xml:space="preserve">Сильной стороной Apache является его </w:t>
-      </w:r>
+        <w:t xml:space="preserve">процессно- или </w:t>
+      </w:r>
+      <w:proofErr w:type="spellStart"/>
       <w:r>
         <w:rPr>
           <w:rFonts w:ascii="Times New Roman" w:eastAsia="Times New Roman" w:hAnsi="Times New Roman" w:cs="Times New Roman"/>
@@ -6699,6 +8791,63 @@
           <w:highlight w:val="yellow"/>
           <w:lang w:eastAsia="ru-RU"/>
         </w:rPr>
+        <w:t>потоково</w:t>
+      </w:r>
+      <w:proofErr w:type="spellEnd"/>
+      <w:r>
+        <w:rPr>
+          <w:rFonts w:ascii="Times New Roman" w:eastAsia="Times New Roman" w:hAnsi="Times New Roman" w:cs="Times New Roman"/>
+          <w:b/>
+          <w:bCs/>
+          <w:sz w:val="24"/>
+          <w:szCs w:val="24"/>
+          <w:highlight w:val="yellow"/>
+          <w:lang w:eastAsia="ru-RU"/>
+        </w:rPr>
+        <w:t>-ориентированную модель обработки запросов</w:t>
+      </w:r>
+      <w:r>
+        <w:rPr>
+          <w:rFonts w:ascii="Times New Roman" w:eastAsia="Times New Roman" w:hAnsi="Times New Roman" w:cs="Times New Roman"/>
+          <w:sz w:val="24"/>
+          <w:szCs w:val="24"/>
+          <w:highlight w:val="yellow"/>
+          <w:lang w:eastAsia="ru-RU"/>
+        </w:rPr>
+        <w:t>. Это означает, что для обслуживания подключений создаются отдельные процессы или потоки. Такая архитектура удобна и предсказуема, но при большом числе одновременных запросов может приводить к увеличению нагрузки на ресурсы сервера. В отличие от событийных веб-серверов, Apache хуже масштабируется в условиях высоких нагрузок, однако обеспечивает стабильность и надёжность.</w:t>
+      </w:r>
+    </w:p>
+    <w:p>
+      <w:pPr>
+        <w:spacing w:before="100" w:beforeAutospacing="1" w:after="100" w:afterAutospacing="1" w:line="240" w:lineRule="auto"/>
+        <w:rPr>
+          <w:rFonts w:ascii="Times New Roman" w:eastAsia="Times New Roman" w:hAnsi="Times New Roman" w:cs="Times New Roman"/>
+          <w:sz w:val="24"/>
+          <w:szCs w:val="24"/>
+          <w:highlight w:val="yellow"/>
+          <w:lang w:eastAsia="ru-RU"/>
+        </w:rPr>
+      </w:pPr>
+      <w:r>
+        <w:rPr>
+          <w:rFonts w:ascii="Times New Roman" w:eastAsia="Times New Roman" w:hAnsi="Times New Roman" w:cs="Times New Roman"/>
+          <w:sz w:val="24"/>
+          <w:szCs w:val="24"/>
+          <w:highlight w:val="yellow"/>
+          <w:lang w:eastAsia="ru-RU"/>
+        </w:rPr>
+        <w:t xml:space="preserve">Сильной стороной Apache является его </w:t>
+      </w:r>
+      <w:r>
+        <w:rPr>
+          <w:rFonts w:ascii="Times New Roman" w:eastAsia="Times New Roman" w:hAnsi="Times New Roman" w:cs="Times New Roman"/>
+          <w:b/>
+          <w:bCs/>
+          <w:sz w:val="24"/>
+          <w:szCs w:val="24"/>
+          <w:highlight w:val="yellow"/>
+          <w:lang w:eastAsia="ru-RU"/>
+        </w:rPr>
         <w:t>модульность</w:t>
       </w:r>
       <w:r>
@@ -6747,7 +8896,31 @@
         <w:t>[</w:t>
       </w:r>
       <w:r>
-        <w:t xml:space="preserve">Рассмотрим часто встречающиеся архитектуры (Server-side HTML, JS generation widgets, сервис-ориентированные одностраничные веб-приложения) для веб-разработки. </w:t>
+        <w:t>Рассмотрим часто встречающиеся архитектуры (Server-</w:t>
+      </w:r>
+      <w:proofErr w:type="spellStart"/>
+      <w:r>
+        <w:t>side</w:t>
+      </w:r>
+      <w:proofErr w:type="spellEnd"/>
+      <w:r>
+        <w:t xml:space="preserve"> HTML, JS </w:t>
+      </w:r>
+      <w:proofErr w:type="spellStart"/>
+      <w:r>
+        <w:t>generation</w:t>
+      </w:r>
+      <w:proofErr w:type="spellEnd"/>
+      <w:r>
+        <w:t xml:space="preserve"> </w:t>
+      </w:r>
+      <w:proofErr w:type="spellStart"/>
+      <w:r>
+        <w:t>widgets</w:t>
+      </w:r>
+      <w:proofErr w:type="spellEnd"/>
+      <w:r>
+        <w:t xml:space="preserve">, сервис-ориентированные одностраничные веб-приложения) для веб-разработки. </w:t>
       </w:r>
     </w:p>
     <w:p>
@@ -6755,7 +8928,15 @@
         <w:spacing w:before="100" w:beforeAutospacing="1" w:after="0" w:line="240" w:lineRule="auto"/>
       </w:pPr>
       <w:r>
-        <w:t xml:space="preserve">Наиболее распространенной архитектурой сегодня является Server-side HTML. Она заключается в том, что сервер генерирует HTML-контент и отправляет его клиенту в виде полноценной HTML-страницы. Иногда эту архитектуру называют "Web 1.0", потому что она появилась первой и в настоящее время доминирует в Интернете [2]. </w:t>
+        <w:t>Наиболее распространенной архитектурой сегодня является Server-</w:t>
+      </w:r>
+      <w:proofErr w:type="spellStart"/>
+      <w:r>
+        <w:t>side</w:t>
+      </w:r>
+      <w:proofErr w:type="spellEnd"/>
+      <w:r>
+        <w:t xml:space="preserve"> HTML. Она заключается в том, что сервер генерирует HTML-контент и отправляет его клиенту в виде полноценной HTML-страницы. Иногда эту архитектуру называют "Web 1.0", потому что она появилась первой и в настоящее время доминирует в Интернете [2]. </w:t>
       </w:r>
     </w:p>
     <w:p>
@@ -6763,7 +8944,31 @@
         <w:spacing w:before="100" w:beforeAutospacing="1" w:after="0" w:line="240" w:lineRule="auto"/>
       </w:pPr>
       <w:r>
-        <w:t xml:space="preserve">В архитектуре JS generation widgets страница, отображаемая в браузере, состоит из виджетов (функционально независимых блоков). Данные в этих виджетах загружаются с помощью AJAX-запроса с сервера: либо полноценный фрагмент HTML; либо в виде JSON и уже с использованием шаблонов JavaScript преобразуются в содержимое страницы. Возможность загружать HTML-блоки избавляет от необходимости использовать клиентские фреймворки JavaScript-MV, и в этом случае можно сделать что-то более простое, например, jQuery [3]. </w:t>
+        <w:t xml:space="preserve">В архитектуре JS </w:t>
+      </w:r>
+      <w:proofErr w:type="spellStart"/>
+      <w:r>
+        <w:t>generation</w:t>
+      </w:r>
+      <w:proofErr w:type="spellEnd"/>
+      <w:r>
+        <w:t xml:space="preserve"> </w:t>
+      </w:r>
+      <w:proofErr w:type="spellStart"/>
+      <w:r>
+        <w:t>widgets</w:t>
+      </w:r>
+      <w:proofErr w:type="spellEnd"/>
+      <w:r>
+        <w:t xml:space="preserve"> страница, отображаемая в браузере, состоит из виджетов (функционально независимых блоков). Данные в этих виджетах загружаются с помощью AJAX-запроса с сервера: либо полноценный фрагмент HTML; либо в виде JSON и уже с использованием шаблонов JavaScript преобразуются в содержимое страницы. Возможность загружать HTML-блоки избавляет от необходимости использовать клиентские фреймворки JavaScript-MV, и в этом случае можно сделать что-то более простое, например, </w:t>
+      </w:r>
+      <w:proofErr w:type="spellStart"/>
+      <w:r>
+        <w:t>jQuery</w:t>
+      </w:r>
+      <w:proofErr w:type="spellEnd"/>
+      <w:r>
+        <w:t xml:space="preserve"> [3]. </w:t>
       </w:r>
     </w:p>
     <w:p>
@@ -6779,11 +8984,67 @@
         <w:spacing w:before="100" w:beforeAutospacing="1" w:after="0" w:line="240" w:lineRule="auto"/>
       </w:pPr>
       <w:r>
-        <w:t xml:space="preserve">В архитектуре одностраничных Service-oriented single-page Web apps с сервера загружается HTML-страница, представляющая собой контейнер для кода JavaScript, который со ссылкой на конкретную веб-службу получает только бизнес-данные от нее. Из которого, в свою очередь, приложение JavaScript генерирует HTML-содержимое страницы. Фактически, архитектура такого типа представляет собой эволюцию архитектуры JS generation widgets и доведение ее до полного уровня независимого, довольно сложного приложения JavaScript путем переноса части </w:t>
+        <w:t>В архитектуре одностраничных Service-</w:t>
+      </w:r>
+      <w:proofErr w:type="spellStart"/>
+      <w:r>
+        <w:t>oriented</w:t>
+      </w:r>
+      <w:proofErr w:type="spellEnd"/>
+      <w:r>
+        <w:t xml:space="preserve"> </w:t>
+      </w:r>
+      <w:proofErr w:type="spellStart"/>
+      <w:r>
+        <w:t>single-page</w:t>
+      </w:r>
+      <w:proofErr w:type="spellEnd"/>
+      <w:r>
+        <w:t xml:space="preserve"> Web </w:t>
+      </w:r>
+      <w:proofErr w:type="spellStart"/>
+      <w:r>
+        <w:t>apps</w:t>
+      </w:r>
+      <w:proofErr w:type="spellEnd"/>
+      <w:r>
+        <w:t xml:space="preserve"> с сервера загружается HTML-страница, представляющая собой контейнер для кода JavaScript, который со ссылкой на конкретную веб-службу получает только бизнес-данные от нее. Из которого, в свою очередь, приложение JavaScript генерирует HTML-содержимое страницы. Фактически, архитектура такого типа представляет собой эволюцию архитектуры JS </w:t>
+      </w:r>
+      <w:proofErr w:type="spellStart"/>
+      <w:r>
+        <w:t>generation</w:t>
+      </w:r>
+      <w:proofErr w:type="spellEnd"/>
+      <w:r>
+        <w:t xml:space="preserve"> </w:t>
+      </w:r>
+      <w:proofErr w:type="spellStart"/>
+      <w:r>
+        <w:t>widgets</w:t>
+      </w:r>
+      <w:proofErr w:type="spellEnd"/>
+      <w:r>
+        <w:t xml:space="preserve"> и доведение ее до полного уровня независимого, довольно сложного приложения JavaScript путем переноса части </w:t>
       </w:r>
       <w:r>
         <w:lastRenderedPageBreak/>
-        <w:t>функциональности на клиентскую сторону. Как правило, архитектура JS generation widgets не может]</w:t>
+        <w:t xml:space="preserve">функциональности на клиентскую сторону. Как правило, архитектура JS </w:t>
+      </w:r>
+      <w:proofErr w:type="spellStart"/>
+      <w:r>
+        <w:t>generation</w:t>
+      </w:r>
+      <w:proofErr w:type="spellEnd"/>
+      <w:r>
+        <w:t xml:space="preserve"> </w:t>
+      </w:r>
+      <w:proofErr w:type="spellStart"/>
+      <w:r>
+        <w:t>widgets</w:t>
+      </w:r>
+      <w:proofErr w:type="spellEnd"/>
+      <w:r>
+        <w:t xml:space="preserve"> не может]</w:t>
       </w:r>
       <w:r>
         <w:rPr>
@@ -6812,27 +9073,7 @@
           <w:highlight w:val="yellow"/>
           <w:lang w:eastAsia="ru-RU"/>
         </w:rPr>
-        <w:t>Веб-сервер является ключевым компонентом инфраструктуры веб-приложения, обеспечивая обработку входящих запросов и взаимодействие с клиентской и серверной частями. Однако ошибки конфигурации и особенности реализации могут приводить к возникновению уязвимостей, способных нарушить безопасность системы.</w:t>
-      </w:r>
-      <w:r>
-        <w:rPr>
-          <w:rFonts w:ascii="Times New Roman" w:eastAsia="Times New Roman" w:hAnsi="Times New Roman" w:cs="Times New Roman"/>
-          <w:sz w:val="24"/>
-          <w:szCs w:val="24"/>
-          <w:highlight w:val="yellow"/>
-          <w:lang w:eastAsia="ru-RU"/>
-        </w:rPr>
-        <w:t xml:space="preserve"> </w:t>
-      </w:r>
-      <w:r>
-        <w:rPr>
-          <w:rFonts w:ascii="Times New Roman" w:eastAsia="Times New Roman" w:hAnsi="Times New Roman" w:cs="Times New Roman"/>
-          <w:sz w:val="24"/>
-          <w:szCs w:val="24"/>
-          <w:highlight w:val="yellow"/>
-          <w:lang w:eastAsia="ru-RU"/>
-        </w:rPr>
-        <w:t>В связи с этим целесообразно рассмотреть основные уязвимости веб-серверов и связанные с ними типы атак.</w:t>
+        <w:t>Веб-сервер является ключевым компонентом инфраструктуры веб-приложения, обеспечивая обработку входящих запросов и взаимодействие с клиентской и серверной частями. Однако ошибки конфигурации и особенности реализации могут приводить к возникновению уязвимостей, способных нарушить безопасность системы. В связи с этим целесообразно рассмотреть основные уязвимости веб-серверов и связанные с ними типы атак.</w:t>
       </w:r>
     </w:p>
     <w:p>
@@ -6859,6 +9100,7 @@
         </w:rPr>
         <w:t xml:space="preserve">Как отмечается в глоссарии </w:t>
       </w:r>
+      <w:proofErr w:type="gramStart"/>
       <w:r>
         <w:rPr>
           <w:rFonts w:ascii="Helvetica" w:eastAsia="Times New Roman" w:hAnsi="Helvetica" w:cs="Helvetica"/>
@@ -6868,6 +9110,7 @@
         </w:rPr>
         <w:t>S</w:t>
       </w:r>
+      <w:proofErr w:type="spellStart"/>
       <w:r>
         <w:rPr>
           <w:rFonts w:ascii="Helvetica" w:eastAsia="Times New Roman" w:hAnsi="Helvetica" w:cs="Helvetica"/>
@@ -6877,6 +9120,7 @@
         </w:rPr>
         <w:t>ecurity</w:t>
       </w:r>
+      <w:proofErr w:type="spellEnd"/>
       <w:r>
         <w:rPr>
           <w:rFonts w:ascii="Helvetica" w:eastAsia="Times New Roman" w:hAnsi="Helvetica" w:cs="Helvetica"/>
@@ -6886,6 +9130,7 @@
         </w:rPr>
         <w:t>L</w:t>
       </w:r>
+      <w:proofErr w:type="spellStart"/>
       <w:r>
         <w:rPr>
           <w:rFonts w:ascii="Helvetica" w:eastAsia="Times New Roman" w:hAnsi="Helvetica" w:cs="Helvetica"/>
@@ -6895,6 +9140,7 @@
         </w:rPr>
         <w:t>ab</w:t>
       </w:r>
+      <w:proofErr w:type="spellEnd"/>
       <w:r>
         <w:rPr>
           <w:rFonts w:ascii="Helvetica" w:eastAsia="Times New Roman" w:hAnsi="Helvetica" w:cs="Helvetica"/>
@@ -6904,6 +9150,7 @@
         </w:rPr>
         <w:t>[</w:t>
       </w:r>
+      <w:proofErr w:type="gramEnd"/>
       <w:r>
         <w:rPr>
           <w:rStyle w:val="a6"/>
@@ -6938,6 +9185,202 @@
         </w:rPr>
         <w:t>Атака обхода каталогов представляет собой тип кибератаки, при которой злоумышленник получает несанкционированный доступ к файлам и директориям за счёт эксплуатации уязвимостей веб-приложений или файловых систем. Достигается это путём использования специальных последовательностей символов, позволяющих выйти за пределы разрешённой директории и обратиться к защищённым ресурсам. Реализация такой атаки может привести к компрометации конфиденциальной информации и нарушению общей безопасности системы. Для противодействия данной угрозе применяются меры, включающие валидацию и фильтрацию входных данных, ограничение доступа, а также регулярное обновление и мониторинг системы.</w:t>
       </w:r>
+    </w:p>
+    <w:p>
+      <w:pPr>
+        <w:pStyle w:val="ae"/>
+        <w:numPr>
+          <w:ilvl w:val="0"/>
+          <w:numId w:val="26"/>
+        </w:numPr>
+        <w:spacing w:before="100" w:beforeAutospacing="1" w:after="100" w:afterAutospacing="1" w:line="240" w:lineRule="auto"/>
+        <w:rPr>
+          <w:rFonts w:ascii="Times New Roman" w:eastAsia="Times New Roman" w:hAnsi="Times New Roman" w:cs="Times New Roman"/>
+          <w:sz w:val="24"/>
+          <w:szCs w:val="24"/>
+          <w:lang w:eastAsia="ru-RU"/>
+        </w:rPr>
+      </w:pPr>
+      <w:r>
+        <w:rPr>
+          <w:rFonts w:ascii="Times New Roman" w:eastAsia="Times New Roman" w:hAnsi="Times New Roman" w:cs="Times New Roman"/>
+          <w:sz w:val="24"/>
+          <w:szCs w:val="24"/>
+          <w:lang w:eastAsia="ru-RU"/>
+        </w:rPr>
+        <w:t xml:space="preserve">В источнике </w:t>
+      </w:r>
+      <w:r>
+        <w:rPr>
+          <w:rFonts w:ascii="Times New Roman" w:eastAsia="Times New Roman" w:hAnsi="Times New Roman" w:cs="Times New Roman"/>
+          <w:sz w:val="24"/>
+          <w:szCs w:val="24"/>
+          <w:lang w:eastAsia="ru-RU"/>
+        </w:rPr>
+        <w:t>[</w:t>
+      </w:r>
+      <w:r>
+        <w:rPr>
+          <w:rStyle w:val="a6"/>
+          <w:rFonts w:ascii="Times New Roman" w:eastAsia="Times New Roman" w:hAnsi="Times New Roman" w:cs="Times New Roman"/>
+          <w:sz w:val="24"/>
+          <w:szCs w:val="24"/>
+          <w:lang w:eastAsia="ru-RU"/>
+        </w:rPr>
+        <w:footnoteReference w:id="62"/>
+      </w:r>
+      <w:r>
+        <w:rPr>
+          <w:rFonts w:ascii="Times New Roman" w:eastAsia="Times New Roman" w:hAnsi="Times New Roman" w:cs="Times New Roman"/>
+          <w:sz w:val="24"/>
+          <w:szCs w:val="24"/>
+          <w:lang w:eastAsia="ru-RU"/>
+        </w:rPr>
+        <w:t>]</w:t>
+      </w:r>
+      <w:r>
+        <w:rPr>
+          <w:rFonts w:ascii="Times New Roman" w:eastAsia="Times New Roman" w:hAnsi="Times New Roman" w:cs="Times New Roman"/>
+          <w:sz w:val="24"/>
+          <w:szCs w:val="24"/>
+          <w:lang w:eastAsia="ru-RU"/>
+        </w:rPr>
+        <w:t xml:space="preserve"> даётся следующее определение </w:t>
+      </w:r>
+      <w:proofErr w:type="spellStart"/>
+      <w:r>
+        <w:rPr>
+          <w:rFonts w:ascii="Times New Roman" w:eastAsia="Times New Roman" w:hAnsi="Times New Roman" w:cs="Times New Roman"/>
+          <w:sz w:val="24"/>
+          <w:szCs w:val="24"/>
+          <w:lang w:eastAsia="ru-RU"/>
+        </w:rPr>
+        <w:t>DDoS</w:t>
+      </w:r>
+      <w:proofErr w:type="spellEnd"/>
+      <w:r>
+        <w:rPr>
+          <w:rFonts w:ascii="Times New Roman" w:eastAsia="Times New Roman" w:hAnsi="Times New Roman" w:cs="Times New Roman"/>
+          <w:sz w:val="24"/>
+          <w:szCs w:val="24"/>
+          <w:lang w:eastAsia="ru-RU"/>
+        </w:rPr>
+        <w:t>-атак</w:t>
+      </w:r>
+      <w:r>
+        <w:rPr>
+          <w:rFonts w:ascii="Times New Roman" w:eastAsia="Times New Roman" w:hAnsi="Times New Roman" w:cs="Times New Roman"/>
+          <w:sz w:val="24"/>
+          <w:szCs w:val="24"/>
+          <w:lang w:eastAsia="ru-RU"/>
+        </w:rPr>
+        <w:t>ам: о</w:t>
+      </w:r>
+      <w:r>
+        <w:rPr>
+          <w:rFonts w:ascii="Times New Roman" w:eastAsia="Times New Roman" w:hAnsi="Times New Roman" w:cs="Times New Roman"/>
+          <w:sz w:val="24"/>
+          <w:szCs w:val="24"/>
+          <w:highlight w:val="yellow"/>
+          <w:lang w:eastAsia="ru-RU"/>
+        </w:rPr>
+        <w:t>ни</w:t>
+      </w:r>
+      <w:r>
+        <w:rPr>
+          <w:rFonts w:ascii="Times New Roman" w:eastAsia="Times New Roman" w:hAnsi="Times New Roman" w:cs="Times New Roman"/>
+          <w:sz w:val="24"/>
+          <w:szCs w:val="24"/>
+          <w:highlight w:val="yellow"/>
+          <w:lang w:eastAsia="ru-RU"/>
+        </w:rPr>
+        <w:t xml:space="preserve"> представляют собой разновидность сетевых атак, направленных на нарушение доступности информационных систем за счёт перегрузки серверов, сетевой инфраструктуры или приложений чрезмерным количеством запросов и трафика, превышающим их вычислительные возможности. Их отличительной особенностью является использование распределённой сети скомпрометированных устройств (</w:t>
+      </w:r>
+      <w:proofErr w:type="spellStart"/>
+      <w:r>
+        <w:rPr>
+          <w:rFonts w:ascii="Times New Roman" w:eastAsia="Times New Roman" w:hAnsi="Times New Roman" w:cs="Times New Roman"/>
+          <w:sz w:val="24"/>
+          <w:szCs w:val="24"/>
+          <w:highlight w:val="yellow"/>
+          <w:lang w:eastAsia="ru-RU"/>
+        </w:rPr>
+        <w:t>ботнета</w:t>
+      </w:r>
+      <w:proofErr w:type="spellEnd"/>
+      <w:r>
+        <w:rPr>
+          <w:rFonts w:ascii="Times New Roman" w:eastAsia="Times New Roman" w:hAnsi="Times New Roman" w:cs="Times New Roman"/>
+          <w:sz w:val="24"/>
+          <w:szCs w:val="24"/>
+          <w:highlight w:val="yellow"/>
+          <w:lang w:eastAsia="ru-RU"/>
+        </w:rPr>
+        <w:t>), что существенно усложняет обнаружение и отражение атаки.</w:t>
+      </w:r>
+      <w:r>
+        <w:rPr>
+          <w:rFonts w:ascii="Times New Roman" w:eastAsia="Times New Roman" w:hAnsi="Times New Roman" w:cs="Times New Roman"/>
+          <w:sz w:val="24"/>
+          <w:szCs w:val="24"/>
+          <w:highlight w:val="yellow"/>
+          <w:lang w:eastAsia="ru-RU"/>
+        </w:rPr>
+        <w:t xml:space="preserve"> </w:t>
+      </w:r>
+      <w:r>
+        <w:rPr>
+          <w:rFonts w:ascii="Times New Roman" w:eastAsia="Times New Roman" w:hAnsi="Times New Roman" w:cs="Times New Roman"/>
+          <w:sz w:val="24"/>
+          <w:szCs w:val="24"/>
+          <w:highlight w:val="yellow"/>
+          <w:lang w:eastAsia="ru-RU"/>
+        </w:rPr>
+        <w:t xml:space="preserve">Основная опасность </w:t>
+      </w:r>
+      <w:proofErr w:type="spellStart"/>
+      <w:r>
+        <w:rPr>
+          <w:rFonts w:ascii="Times New Roman" w:eastAsia="Times New Roman" w:hAnsi="Times New Roman" w:cs="Times New Roman"/>
+          <w:sz w:val="24"/>
+          <w:szCs w:val="24"/>
+          <w:highlight w:val="yellow"/>
+          <w:lang w:eastAsia="ru-RU"/>
+        </w:rPr>
+        <w:t>DDoS</w:t>
+      </w:r>
+      <w:proofErr w:type="spellEnd"/>
+      <w:r>
+        <w:rPr>
+          <w:rFonts w:ascii="Times New Roman" w:eastAsia="Times New Roman" w:hAnsi="Times New Roman" w:cs="Times New Roman"/>
+          <w:sz w:val="24"/>
+          <w:szCs w:val="24"/>
+          <w:highlight w:val="yellow"/>
+          <w:lang w:eastAsia="ru-RU"/>
+        </w:rPr>
+        <w:t>-атак заключается в нарушении доступности веб-ресурсов и сервисов, что может приводить к длительным простоям, финансовым потерям и снижению доверия пользователей. Кроме того, подобные атаки способны косвенно повлиять на безопасность данных и стабильность инфраструктуры, усиливая общий ущерб для организации</w:t>
+      </w:r>
+      <w:r>
+        <w:rPr>
+          <w:rFonts w:ascii="Times New Roman" w:eastAsia="Times New Roman" w:hAnsi="Times New Roman" w:cs="Times New Roman"/>
+          <w:sz w:val="24"/>
+          <w:szCs w:val="24"/>
+          <w:lang w:eastAsia="ru-RU"/>
+        </w:rPr>
+        <w:t>.</w:t>
+      </w:r>
+    </w:p>
+    <w:p>
+      <w:pPr>
+        <w:pStyle w:val="ae"/>
+        <w:spacing w:before="100" w:beforeAutospacing="1" w:after="0" w:line="240" w:lineRule="auto"/>
+        <w:rPr>
+          <w:rFonts w:ascii="Helvetica" w:eastAsia="Times New Roman" w:hAnsi="Helvetica" w:cs="Helvetica"/>
+          <w:sz w:val="24"/>
+          <w:szCs w:val="24"/>
+          <w:lang w:eastAsia="ru-RU"/>
+        </w:rPr>
+      </w:pPr>
     </w:p>
     <w:p>
       <w:pPr>
@@ -7046,7 +9489,7 @@
           <w:szCs w:val="24"/>
           <w:lang w:eastAsia="ru-RU"/>
         </w:rPr>
-        <w:footnoteReference w:id="62"/>
+        <w:footnoteReference w:id="63"/>
       </w:r>
     </w:p>
     <w:p>
@@ -7140,18 +9583,7 @@
           <w:sz w:val="24"/>
           <w:szCs w:val="24"/>
         </w:rPr>
-        <w:t xml:space="preserve">В разделе 2.1 были рассмотрены </w:t>
-      </w:r>
-      <w:r>
-        <w:rPr>
-          <w:rFonts w:ascii="Times New Roman" w:hAnsi="Times New Roman" w:cs="Times New Roman"/>
-          <w:b/>
-          <w:bCs/>
-          <w:sz w:val="24"/>
-          <w:szCs w:val="24"/>
-        </w:rPr>
-        <w:lastRenderedPageBreak/>
-        <w:t>основные подходы к построению веб-приложений, включая принципы разделения функциональности на уровни, особенности многоуровневых архитектур и тенденции развития современных моделей, обеспечивающих удобство сопровождения и масштабируемость систем.</w:t>
+        <w:t>В разделе 2.1 были рассмотрены основные подходы к построению веб-приложений, включая принципы разделения функциональности на уровни, особенности многоуровневых архитектур и тенденции развития современных моделей, обеспечивающих удобство сопровождения и масштабируемость систем.</w:t>
       </w:r>
       <w:r>
         <w:rPr>
@@ -7244,7 +9676,23 @@
         </w:rPr>
       </w:pPr>
       <w:r>
-        <w:t xml:space="preserve">[Угроза безопасности информации (Information security threat) - </w:t>
+        <w:t xml:space="preserve">[Угроза безопасности информации (Information </w:t>
+      </w:r>
+      <w:proofErr w:type="spellStart"/>
+      <w:r>
+        <w:t>security</w:t>
+      </w:r>
+      <w:proofErr w:type="spellEnd"/>
+      <w:r>
+        <w:t xml:space="preserve"> </w:t>
+      </w:r>
+      <w:proofErr w:type="spellStart"/>
+      <w:r>
+        <w:t>threat</w:t>
+      </w:r>
+      <w:proofErr w:type="spellEnd"/>
+      <w:r>
+        <w:t xml:space="preserve">) - </w:t>
       </w:r>
       <w:r>
         <w:rPr>
@@ -7262,7 +9710,7 @@
           <w:szCs w:val="26"/>
           <w:lang w:val="en-US"/>
         </w:rPr>
-        <w:footnoteReference w:id="63"/>
+        <w:footnoteReference w:id="64"/>
       </w:r>
     </w:p>
     <w:p>
@@ -7291,7 +9739,7 @@
           <w:sz w:val="28"/>
           <w:szCs w:val="28"/>
         </w:rPr>
-        <w:footnoteReference w:id="64"/>
+        <w:footnoteReference w:id="65"/>
       </w:r>
     </w:p>
     <w:p>
@@ -7404,7 +9852,15 @@
         </w:numPr>
       </w:pPr>
       <w:r>
-        <w:t>УБИ.9 Угроза получения информационных ресурсов из недоверенного или скомпрометированного источника</w:t>
+        <w:t xml:space="preserve">УБИ.9 Угроза получения информационных ресурсов из </w:t>
+      </w:r>
+      <w:proofErr w:type="spellStart"/>
+      <w:r>
+        <w:t>недоверенного</w:t>
+      </w:r>
+      <w:proofErr w:type="spellEnd"/>
+      <w:r>
+        <w:t xml:space="preserve"> или скомпрометированного источника</w:t>
       </w:r>
     </w:p>
     <w:p>
@@ -7434,7 +9890,7 @@
         <w:rPr>
           <w:rStyle w:val="a6"/>
         </w:rPr>
-        <w:footnoteReference w:id="65"/>
+        <w:footnoteReference w:id="66"/>
       </w:r>
     </w:p>
     <w:p>
@@ -7470,7 +9926,7 @@
           <w:sz w:val="24"/>
           <w:szCs w:val="24"/>
         </w:rPr>
-        <w:footnoteReference w:id="66"/>
+        <w:footnoteReference w:id="67"/>
       </w:r>
       <w:r>
         <w:rPr>
@@ -7505,7 +9961,7 @@
           <w:rFonts w:ascii="Arial" w:hAnsi="Arial" w:cs="Arial"/>
           <w:lang w:val="en-US"/>
         </w:rPr>
-        <w:footnoteReference w:id="67"/>
+        <w:footnoteReference w:id="68"/>
       </w:r>
     </w:p>
     <w:p>
@@ -7631,7 +10087,7 @@
           <w:sz w:val="28"/>
           <w:szCs w:val="28"/>
         </w:rPr>
-        <w:footnoteReference w:id="68"/>
+        <w:footnoteReference w:id="69"/>
       </w:r>
     </w:p>
     <w:p>
@@ -7655,6 +10111,7 @@
         </w:rPr>
         <w:t>[</w:t>
       </w:r>
+      <w:proofErr w:type="spellStart"/>
       <w:r>
         <w:rPr>
           <w:rFonts w:ascii="Helvetica" w:eastAsia="Times New Roman" w:hAnsi="Helvetica" w:cs="Helvetica"/>
@@ -7663,8 +10120,9 @@
           <w:szCs w:val="24"/>
           <w:lang w:eastAsia="ru-RU"/>
         </w:rPr>
-        <w:t>Кибереступления можно разделить в зависимости от</w:t>
-      </w:r>
+        <w:t>Кибереступления</w:t>
+      </w:r>
+      <w:proofErr w:type="spellEnd"/>
       <w:r>
         <w:rPr>
           <w:rFonts w:ascii="Helvetica" w:eastAsia="Times New Roman" w:hAnsi="Helvetica" w:cs="Helvetica"/>
@@ -7673,7 +10131,7 @@
           <w:szCs w:val="24"/>
           <w:lang w:eastAsia="ru-RU"/>
         </w:rPr>
-        <w:t xml:space="preserve"> </w:t>
+        <w:t xml:space="preserve"> можно разделить в зависимости от</w:t>
       </w:r>
       <w:r>
         <w:rPr>
@@ -7683,7 +10141,7 @@
           <w:szCs w:val="24"/>
           <w:lang w:eastAsia="ru-RU"/>
         </w:rPr>
-        <w:t>того объекта, на который они направлены, и вывести</w:t>
+        <w:t xml:space="preserve"> </w:t>
       </w:r>
       <w:r>
         <w:rPr>
@@ -7693,7 +10151,7 @@
           <w:szCs w:val="24"/>
           <w:lang w:eastAsia="ru-RU"/>
         </w:rPr>
-        <w:t xml:space="preserve"> </w:t>
+        <w:t>того объекта, на который они направлены, и вывести</w:t>
       </w:r>
       <w:r>
         <w:rPr>
@@ -7703,12 +10161,9 @@
           <w:szCs w:val="24"/>
           <w:lang w:eastAsia="ru-RU"/>
         </w:rPr>
-        <w:t>следующую классификацию:</w:t>
-      </w:r>
-    </w:p>
-    <w:p>
-      <w:pPr>
-        <w:spacing w:before="100" w:beforeAutospacing="1" w:after="0" w:line="240" w:lineRule="auto"/>
+        <w:t xml:space="preserve"> </w:t>
+      </w:r>
+      <w:r>
         <w:rPr>
           <w:rFonts w:ascii="Helvetica" w:eastAsia="Times New Roman" w:hAnsi="Helvetica" w:cs="Helvetica"/>
           <w:color w:val="333333"/>
@@ -7716,8 +10171,12 @@
           <w:szCs w:val="24"/>
           <w:lang w:eastAsia="ru-RU"/>
         </w:rPr>
-      </w:pPr>
-      <w:r>
+        <w:t>следующую классификацию:</w:t>
+      </w:r>
+    </w:p>
+    <w:p>
+      <w:pPr>
+        <w:spacing w:before="100" w:beforeAutospacing="1" w:after="0" w:line="240" w:lineRule="auto"/>
         <w:rPr>
           <w:rFonts w:ascii="Helvetica" w:eastAsia="Times New Roman" w:hAnsi="Helvetica" w:cs="Helvetica"/>
           <w:color w:val="333333"/>
@@ -7725,8 +10184,7 @@
           <w:szCs w:val="24"/>
           <w:lang w:eastAsia="ru-RU"/>
         </w:rPr>
-        <w:t>1. Незаконный доступ, нарушение ст. 272 УК РФ. В</w:t>
-      </w:r>
+      </w:pPr>
       <w:r>
         <w:rPr>
           <w:rFonts w:ascii="Helvetica" w:eastAsia="Times New Roman" w:hAnsi="Helvetica" w:cs="Helvetica"/>
@@ -7735,7 +10193,7 @@
           <w:szCs w:val="24"/>
           <w:lang w:eastAsia="ru-RU"/>
         </w:rPr>
-        <w:t xml:space="preserve"> </w:t>
+        <w:t>1. Незаконный доступ, нарушение ст. 272 УК РФ. В</w:t>
       </w:r>
       <w:r>
         <w:rPr>
@@ -7745,7 +10203,7 @@
           <w:szCs w:val="24"/>
           <w:lang w:eastAsia="ru-RU"/>
         </w:rPr>
-        <w:t>этой статье предусмотрена ответственность за незаконный доступ к информации, ее запрещается копир</w:t>
+        <w:t xml:space="preserve"> </w:t>
       </w:r>
       <w:r>
         <w:rPr>
@@ -7755,7 +10213,7 @@
           <w:szCs w:val="24"/>
           <w:lang w:eastAsia="ru-RU"/>
         </w:rPr>
-        <w:t>о</w:t>
+        <w:t>этой статье предусмотрена ответственность за незаконный доступ к информации, ее запрещается копир</w:t>
       </w:r>
       <w:r>
         <w:rPr>
@@ -7765,7 +10223,7 @@
           <w:szCs w:val="24"/>
           <w:lang w:eastAsia="ru-RU"/>
         </w:rPr>
-        <w:t>вать, блокировать, уничтожать, использовать в своих</w:t>
+        <w:t>о</w:t>
       </w:r>
       <w:r>
         <w:rPr>
@@ -7775,7 +10233,7 @@
           <w:szCs w:val="24"/>
           <w:lang w:eastAsia="ru-RU"/>
         </w:rPr>
-        <w:t xml:space="preserve"> </w:t>
+        <w:t>вать, блокировать, уничтожать, использовать в своих</w:t>
       </w:r>
       <w:r>
         <w:rPr>
@@ -7785,12 +10243,9 @@
           <w:szCs w:val="24"/>
           <w:lang w:eastAsia="ru-RU"/>
         </w:rPr>
-        <w:t>целях.</w:t>
-      </w:r>
-    </w:p>
-    <w:p>
-      <w:pPr>
-        <w:spacing w:before="100" w:beforeAutospacing="1" w:after="0" w:line="240" w:lineRule="auto"/>
+        <w:t xml:space="preserve"> </w:t>
+      </w:r>
+      <w:r>
         <w:rPr>
           <w:rFonts w:ascii="Helvetica" w:eastAsia="Times New Roman" w:hAnsi="Helvetica" w:cs="Helvetica"/>
           <w:color w:val="333333"/>
@@ -7798,8 +10253,12 @@
           <w:szCs w:val="24"/>
           <w:lang w:eastAsia="ru-RU"/>
         </w:rPr>
-      </w:pPr>
-      <w:r>
+        <w:t>целях.</w:t>
+      </w:r>
+    </w:p>
+    <w:p>
+      <w:pPr>
+        <w:spacing w:before="100" w:beforeAutospacing="1" w:after="0" w:line="240" w:lineRule="auto"/>
         <w:rPr>
           <w:rFonts w:ascii="Helvetica" w:eastAsia="Times New Roman" w:hAnsi="Helvetica" w:cs="Helvetica"/>
           <w:color w:val="333333"/>
@@ -7807,8 +10266,7 @@
           <w:szCs w:val="24"/>
           <w:lang w:eastAsia="ru-RU"/>
         </w:rPr>
-        <w:t>2. Незаконный перехват. Такая информация также</w:t>
-      </w:r>
+      </w:pPr>
       <w:r>
         <w:rPr>
           <w:rFonts w:ascii="Helvetica" w:eastAsia="Times New Roman" w:hAnsi="Helvetica" w:cs="Helvetica"/>
@@ -7817,7 +10275,7 @@
           <w:szCs w:val="24"/>
           <w:lang w:eastAsia="ru-RU"/>
         </w:rPr>
-        <w:t xml:space="preserve"> </w:t>
+        <w:t>2. Незаконный перехват. Такая информация также</w:t>
       </w:r>
       <w:r>
         <w:rPr>
@@ -7827,7 +10285,7 @@
           <w:szCs w:val="24"/>
           <w:lang w:eastAsia="ru-RU"/>
         </w:rPr>
-        <w:t>защищена законом, если она не предусмотрена для</w:t>
+        <w:t xml:space="preserve"> </w:t>
       </w:r>
       <w:r>
         <w:rPr>
@@ -7837,7 +10295,7 @@
           <w:szCs w:val="24"/>
           <w:lang w:eastAsia="ru-RU"/>
         </w:rPr>
-        <w:t xml:space="preserve"> </w:t>
+        <w:t>защищена законом, если она не предусмотрена для</w:t>
       </w:r>
       <w:r>
         <w:rPr>
@@ -7847,7 +10305,7 @@
           <w:szCs w:val="24"/>
           <w:lang w:eastAsia="ru-RU"/>
         </w:rPr>
-        <w:t>широкой массы пользователей, находится в закрытых</w:t>
+        <w:t xml:space="preserve"> </w:t>
       </w:r>
       <w:r>
         <w:rPr>
@@ -7857,7 +10315,7 @@
           <w:szCs w:val="24"/>
           <w:lang w:eastAsia="ru-RU"/>
         </w:rPr>
-        <w:t xml:space="preserve"> </w:t>
+        <w:t>широкой массы пользователей, находится в закрытых</w:t>
       </w:r>
       <w:r>
         <w:rPr>
@@ -7867,12 +10325,9 @@
           <w:szCs w:val="24"/>
           <w:lang w:eastAsia="ru-RU"/>
         </w:rPr>
-        <w:t>источниках, например на ведомственных компьютерах.</w:t>
-      </w:r>
-    </w:p>
-    <w:p>
-      <w:pPr>
-        <w:spacing w:before="100" w:beforeAutospacing="1" w:after="0" w:line="240" w:lineRule="auto"/>
+        <w:t xml:space="preserve"> </w:t>
+      </w:r>
+      <w:r>
         <w:rPr>
           <w:rFonts w:ascii="Helvetica" w:eastAsia="Times New Roman" w:hAnsi="Helvetica" w:cs="Helvetica"/>
           <w:color w:val="333333"/>
@@ -7880,8 +10335,12 @@
           <w:szCs w:val="24"/>
           <w:lang w:eastAsia="ru-RU"/>
         </w:rPr>
-      </w:pPr>
-      <w:r>
+        <w:t>источниках, например на ведомственных компьютерах.</w:t>
+      </w:r>
+    </w:p>
+    <w:p>
+      <w:pPr>
+        <w:spacing w:before="100" w:beforeAutospacing="1" w:after="0" w:line="240" w:lineRule="auto"/>
         <w:rPr>
           <w:rFonts w:ascii="Helvetica" w:eastAsia="Times New Roman" w:hAnsi="Helvetica" w:cs="Helvetica"/>
           <w:color w:val="333333"/>
@@ -7889,8 +10348,7 @@
           <w:szCs w:val="24"/>
           <w:lang w:eastAsia="ru-RU"/>
         </w:rPr>
-        <w:t>3. Вмешательство в данные - внесение изменений в</w:t>
-      </w:r>
+      </w:pPr>
       <w:r>
         <w:rPr>
           <w:rFonts w:ascii="Helvetica" w:eastAsia="Times New Roman" w:hAnsi="Helvetica" w:cs="Helvetica"/>
@@ -7899,7 +10357,7 @@
           <w:szCs w:val="24"/>
           <w:lang w:eastAsia="ru-RU"/>
         </w:rPr>
-        <w:t xml:space="preserve"> </w:t>
+        <w:t>3. Вмешательство в данные - внесение изменений в</w:t>
       </w:r>
       <w:r>
         <w:rPr>
@@ -7909,12 +10367,9 @@
           <w:szCs w:val="24"/>
           <w:lang w:eastAsia="ru-RU"/>
         </w:rPr>
-        <w:t>компьютерные данные либо их уничтожение.</w:t>
-      </w:r>
-    </w:p>
-    <w:p>
-      <w:pPr>
-        <w:spacing w:before="100" w:beforeAutospacing="1" w:after="0" w:line="240" w:lineRule="auto"/>
+        <w:t xml:space="preserve"> </w:t>
+      </w:r>
+      <w:r>
         <w:rPr>
           <w:rFonts w:ascii="Helvetica" w:eastAsia="Times New Roman" w:hAnsi="Helvetica" w:cs="Helvetica"/>
           <w:color w:val="333333"/>
@@ -7922,8 +10377,12 @@
           <w:szCs w:val="24"/>
           <w:lang w:eastAsia="ru-RU"/>
         </w:rPr>
-      </w:pPr>
-      <w:r>
+        <w:t>компьютерные данные либо их уничтожение.</w:t>
+      </w:r>
+    </w:p>
+    <w:p>
+      <w:pPr>
+        <w:spacing w:before="100" w:beforeAutospacing="1" w:after="0" w:line="240" w:lineRule="auto"/>
         <w:rPr>
           <w:rFonts w:ascii="Helvetica" w:eastAsia="Times New Roman" w:hAnsi="Helvetica" w:cs="Helvetica"/>
           <w:color w:val="333333"/>
@@ -7931,8 +10390,7 @@
           <w:szCs w:val="24"/>
           <w:lang w:eastAsia="ru-RU"/>
         </w:rPr>
-        <w:t>4. Вмешательство в систему чаще всего наносит физический вред функционированию системы. Например, преступники могут занести вредоносное программное обеспечение либо удалить или повредить</w:t>
-      </w:r>
+      </w:pPr>
       <w:r>
         <w:rPr>
           <w:rFonts w:ascii="Helvetica" w:eastAsia="Times New Roman" w:hAnsi="Helvetica" w:cs="Helvetica"/>
@@ -7941,7 +10399,7 @@
           <w:szCs w:val="24"/>
           <w:lang w:eastAsia="ru-RU"/>
         </w:rPr>
-        <w:t xml:space="preserve"> </w:t>
+        <w:t>4. Вмешательство в систему чаще всего наносит физический вред функционированию системы. Например, преступники могут занести вредоносное программное обеспечение либо удалить или повредить</w:t>
       </w:r>
       <w:r>
         <w:rPr>
@@ -7951,7 +10409,7 @@
           <w:szCs w:val="24"/>
           <w:lang w:eastAsia="ru-RU"/>
         </w:rPr>
-        <w:t>нужную информацию, внести в нее изменения, иным</w:t>
+        <w:t xml:space="preserve"> </w:t>
       </w:r>
       <w:r>
         <w:rPr>
@@ -7961,7 +10419,7 @@
           <w:szCs w:val="24"/>
           <w:lang w:eastAsia="ru-RU"/>
         </w:rPr>
-        <w:t xml:space="preserve"> </w:t>
+        <w:t>нужную информацию, внести в нее изменения, иным</w:t>
       </w:r>
       <w:r>
         <w:rPr>
@@ -7971,12 +10429,9 @@
           <w:szCs w:val="24"/>
           <w:lang w:eastAsia="ru-RU"/>
         </w:rPr>
-        <w:t>образом нанести вред компьютерным данным.</w:t>
-      </w:r>
-    </w:p>
-    <w:p>
-      <w:pPr>
-        <w:spacing w:before="100" w:beforeAutospacing="1" w:after="0" w:line="240" w:lineRule="auto"/>
+        <w:t xml:space="preserve"> </w:t>
+      </w:r>
+      <w:r>
         <w:rPr>
           <w:rFonts w:ascii="Helvetica" w:eastAsia="Times New Roman" w:hAnsi="Helvetica" w:cs="Helvetica"/>
           <w:color w:val="333333"/>
@@ -7984,8 +10439,12 @@
           <w:szCs w:val="24"/>
           <w:lang w:eastAsia="ru-RU"/>
         </w:rPr>
-      </w:pPr>
-      <w:r>
+        <w:t>образом нанести вред компьютерным данным.</w:t>
+      </w:r>
+    </w:p>
+    <w:p>
+      <w:pPr>
+        <w:spacing w:before="100" w:beforeAutospacing="1" w:after="0" w:line="240" w:lineRule="auto"/>
         <w:rPr>
           <w:rFonts w:ascii="Helvetica" w:eastAsia="Times New Roman" w:hAnsi="Helvetica" w:cs="Helvetica"/>
           <w:color w:val="333333"/>
@@ -7993,12 +10452,8 @@
           <w:szCs w:val="24"/>
           <w:lang w:eastAsia="ru-RU"/>
         </w:rPr>
-        <w:t>Некоторые виды киберпреступлений стоит рассмотреть более подробно:</w:t>
-      </w:r>
-    </w:p>
-    <w:p>
-      <w:pPr>
-        <w:spacing w:before="100" w:beforeAutospacing="1" w:after="0" w:line="240" w:lineRule="auto"/>
+      </w:pPr>
+      <w:r>
         <w:rPr>
           <w:rFonts w:ascii="Helvetica" w:eastAsia="Times New Roman" w:hAnsi="Helvetica" w:cs="Helvetica"/>
           <w:color w:val="333333"/>
@@ -8006,8 +10461,12 @@
           <w:szCs w:val="24"/>
           <w:lang w:eastAsia="ru-RU"/>
         </w:rPr>
-      </w:pPr>
-      <w:r>
+        <w:t>Некоторые виды киберпреступлений стоит рассмотреть более подробно:</w:t>
+      </w:r>
+    </w:p>
+    <w:p>
+      <w:pPr>
+        <w:spacing w:before="100" w:beforeAutospacing="1" w:after="0" w:line="240" w:lineRule="auto"/>
         <w:rPr>
           <w:rFonts w:ascii="Helvetica" w:eastAsia="Times New Roman" w:hAnsi="Helvetica" w:cs="Helvetica"/>
           <w:color w:val="333333"/>
@@ -8015,8 +10474,7 @@
           <w:szCs w:val="24"/>
           <w:lang w:eastAsia="ru-RU"/>
         </w:rPr>
-        <w:t>1. Финансовые преступления — это наиболее распространенные преступления, имеющие высокую</w:t>
-      </w:r>
+      </w:pPr>
       <w:r>
         <w:rPr>
           <w:rFonts w:ascii="Helvetica" w:eastAsia="Times New Roman" w:hAnsi="Helvetica" w:cs="Helvetica"/>
@@ -8025,7 +10483,7 @@
           <w:szCs w:val="24"/>
           <w:lang w:eastAsia="ru-RU"/>
         </w:rPr>
-        <w:t xml:space="preserve"> </w:t>
+        <w:t>1. Финансовые преступления — это наиболее распространенные преступления, имеющие высокую</w:t>
       </w:r>
       <w:r>
         <w:rPr>
@@ -8035,7 +10493,7 @@
           <w:szCs w:val="24"/>
           <w:lang w:eastAsia="ru-RU"/>
         </w:rPr>
-        <w:t>степень опасности. В данном случае преступники покушаются на финансово-экономические отношения.</w:t>
+        <w:t xml:space="preserve"> </w:t>
       </w:r>
       <w:r>
         <w:rPr>
@@ -8045,7 +10503,7 @@
           <w:szCs w:val="24"/>
           <w:lang w:eastAsia="ru-RU"/>
         </w:rPr>
-        <w:t xml:space="preserve"> </w:t>
+        <w:t>степень опасности. В данном случае преступники покушаются на финансово-экономические отношения.</w:t>
       </w:r>
       <w:r>
         <w:rPr>
@@ -8055,12 +10513,9 @@
           <w:szCs w:val="24"/>
           <w:lang w:eastAsia="ru-RU"/>
         </w:rPr>
-        <w:t>К этому роду преступлений могут относиться разнообразные хищения денежных средств, например, с банковской карты, мошенничество и т.д.</w:t>
-      </w:r>
-    </w:p>
-    <w:p>
-      <w:pPr>
-        <w:spacing w:before="100" w:beforeAutospacing="1" w:after="0" w:line="240" w:lineRule="auto"/>
+        <w:t xml:space="preserve"> </w:t>
+      </w:r>
+      <w:r>
         <w:rPr>
           <w:rFonts w:ascii="Helvetica" w:eastAsia="Times New Roman" w:hAnsi="Helvetica" w:cs="Helvetica"/>
           <w:color w:val="333333"/>
@@ -8068,8 +10523,12 @@
           <w:szCs w:val="24"/>
           <w:lang w:eastAsia="ru-RU"/>
         </w:rPr>
-      </w:pPr>
-      <w:r>
+        <w:t>К этому роду преступлений могут относиться разнообразные хищения денежных средств, например, с банковской карты, мошенничество и т.д.</w:t>
+      </w:r>
+    </w:p>
+    <w:p>
+      <w:pPr>
+        <w:spacing w:before="100" w:beforeAutospacing="1" w:after="0" w:line="240" w:lineRule="auto"/>
         <w:rPr>
           <w:rFonts w:ascii="Helvetica" w:eastAsia="Times New Roman" w:hAnsi="Helvetica" w:cs="Helvetica"/>
           <w:color w:val="333333"/>
@@ -8077,6 +10536,15 @@
           <w:szCs w:val="24"/>
           <w:lang w:eastAsia="ru-RU"/>
         </w:rPr>
+      </w:pPr>
+      <w:r>
+        <w:rPr>
+          <w:rFonts w:ascii="Helvetica" w:eastAsia="Times New Roman" w:hAnsi="Helvetica" w:cs="Helvetica"/>
+          <w:color w:val="333333"/>
+          <w:sz w:val="24"/>
+          <w:szCs w:val="24"/>
+          <w:lang w:eastAsia="ru-RU"/>
+        </w:rPr>
         <w:lastRenderedPageBreak/>
         <w:t>2. Фишинг — это действие позволяет преступникам</w:t>
       </w:r>
@@ -8200,7 +10668,29 @@
           <w:szCs w:val="24"/>
           <w:lang w:eastAsia="ru-RU"/>
         </w:rPr>
-        <w:t>3. Фарминг — это продажа наркотических средств</w:t>
+        <w:t xml:space="preserve">3. </w:t>
+      </w:r>
+      <w:proofErr w:type="spellStart"/>
+      <w:r>
+        <w:rPr>
+          <w:rFonts w:ascii="Helvetica" w:eastAsia="Times New Roman" w:hAnsi="Helvetica" w:cs="Helvetica"/>
+          <w:color w:val="333333"/>
+          <w:sz w:val="24"/>
+          <w:szCs w:val="24"/>
+          <w:lang w:eastAsia="ru-RU"/>
+        </w:rPr>
+        <w:t>Фарминг</w:t>
+      </w:r>
+      <w:proofErr w:type="spellEnd"/>
+      <w:r>
+        <w:rPr>
+          <w:rFonts w:ascii="Helvetica" w:eastAsia="Times New Roman" w:hAnsi="Helvetica" w:cs="Helvetica"/>
+          <w:color w:val="333333"/>
+          <w:sz w:val="24"/>
+          <w:szCs w:val="24"/>
+          <w:lang w:eastAsia="ru-RU"/>
+        </w:rPr>
+        <w:t xml:space="preserve"> — это продажа наркотических средств</w:t>
       </w:r>
       <w:r>
         <w:rPr>
@@ -8301,7 +10791,7 @@
           <w:szCs w:val="24"/>
           <w:lang w:val="en-US" w:eastAsia="ru-RU"/>
         </w:rPr>
-        <w:footnoteReference w:id="69"/>
+        <w:footnoteReference w:id="70"/>
       </w:r>
     </w:p>
     <w:p>
@@ -8375,7 +10865,7 @@
           <w:sz w:val="24"/>
           <w:szCs w:val="24"/>
         </w:rPr>
-        <w:footnoteReference w:id="70"/>
+        <w:footnoteReference w:id="71"/>
       </w:r>
       <w:r>
         <w:rPr>
@@ -8441,7 +10931,7 @@
           <w:sz w:val="24"/>
           <w:szCs w:val="24"/>
         </w:rPr>
-        <w:footnoteReference w:id="71"/>
+        <w:footnoteReference w:id="72"/>
       </w:r>
     </w:p>
     <w:p>
@@ -8480,7 +10970,7 @@
           <w:szCs w:val="24"/>
           <w:lang w:val="en-US"/>
         </w:rPr>
-        <w:footnoteReference w:id="72"/>
+        <w:footnoteReference w:id="73"/>
       </w:r>
       <w:r>
         <w:rPr>
@@ -8537,7 +11027,21 @@
           <w:highlight w:val="yellow"/>
         </w:rPr>
         <w:br/>
-        <w:t>— Злоумышленники используют ИИ для автоматизации, повышения правдоподобия и масштабирования фишинга, фишинга и социальных атак; применяют дипфейки для мошенничества и обхода средств защиты. Генеративный ИИ позволяет вести тысячи адаптированных атак одновременно, что снижает порог входа для менее квалифицированных преступников.</w:t>
+        <w:t xml:space="preserve">— Злоумышленники используют ИИ для автоматизации, повышения правдоподобия и масштабирования фишинга, фишинга и социальных атак; применяют </w:t>
+      </w:r>
+      <w:proofErr w:type="spellStart"/>
+      <w:r>
+        <w:rPr>
+          <w:highlight w:val="yellow"/>
+        </w:rPr>
+        <w:t>дипфейки</w:t>
+      </w:r>
+      <w:proofErr w:type="spellEnd"/>
+      <w:r>
+        <w:rPr>
+          <w:highlight w:val="yellow"/>
+        </w:rPr>
+        <w:t xml:space="preserve"> для мошенничества и обхода средств защиты. Генеративный ИИ позволяет вести тысячи адаптированных атак одновременно, что снижает порог входа для менее квалифицированных преступников.</w:t>
       </w:r>
     </w:p>
     <w:p>
@@ -8563,7 +11067,21 @@
           <w:highlight w:val="yellow"/>
         </w:rPr>
         <w:br/>
-        <w:t xml:space="preserve">— Рansomware остаются одной из наиболее разрушительных угроз: они шифруют и/или крадут данные, всё чаще нацелены на цепочки поставок и используют </w:t>
+        <w:t xml:space="preserve">— </w:t>
+      </w:r>
+      <w:proofErr w:type="spellStart"/>
+      <w:r>
+        <w:rPr>
+          <w:highlight w:val="yellow"/>
+        </w:rPr>
+        <w:t>Рansomware</w:t>
+      </w:r>
+      <w:proofErr w:type="spellEnd"/>
+      <w:r>
+        <w:rPr>
+          <w:highlight w:val="yellow"/>
+        </w:rPr>
+        <w:t xml:space="preserve"> остаются одной из наиболее разрушительных угроз: они шифруют и/или крадут данные, всё чаще нацелены на цепочки поставок и используют </w:t>
       </w:r>
       <w:r>
         <w:rPr>
@@ -8590,7 +11108,23 @@
           <w:rStyle w:val="a3"/>
           <w:highlight w:val="yellow"/>
         </w:rPr>
-        <w:t>Демократизация кибервозможностей.</w:t>
+        <w:t xml:space="preserve">Демократизация </w:t>
+      </w:r>
+      <w:proofErr w:type="spellStart"/>
+      <w:r>
+        <w:rPr>
+          <w:rStyle w:val="a3"/>
+          <w:highlight w:val="yellow"/>
+        </w:rPr>
+        <w:t>кибервозможностей</w:t>
+      </w:r>
+      <w:proofErr w:type="spellEnd"/>
+      <w:r>
+        <w:rPr>
+          <w:rStyle w:val="a3"/>
+          <w:highlight w:val="yellow"/>
+        </w:rPr>
+        <w:t>.</w:t>
       </w:r>
       <w:r>
         <w:rPr>
@@ -8624,7 +11158,21 @@
           <w:highlight w:val="yellow"/>
         </w:rPr>
         <w:br/>
-        <w:t xml:space="preserve">— Хотя практические квантовые атаки ещё не повсеместны, развитие квантовых вычислений ставит под угрозу традиционные схемы шифрования (RSA, DES) и требует перехода на постквантовую криптографию. </w:t>
+        <w:t xml:space="preserve">— Хотя практические квантовые атаки ещё не повсеместны, развитие квантовых вычислений ставит под угрозу традиционные схемы шифрования (RSA, DES) и требует перехода на </w:t>
+      </w:r>
+      <w:proofErr w:type="spellStart"/>
+      <w:r>
+        <w:rPr>
+          <w:highlight w:val="yellow"/>
+        </w:rPr>
+        <w:t>постквантовую</w:t>
+      </w:r>
+      <w:proofErr w:type="spellEnd"/>
+      <w:r>
+        <w:rPr>
+          <w:highlight w:val="yellow"/>
+        </w:rPr>
+        <w:t xml:space="preserve"> криптографию. </w:t>
       </w:r>
     </w:p>
     <w:p>
@@ -8644,14 +11192,100 @@
           <w:rStyle w:val="a3"/>
           <w:highlight w:val="yellow"/>
         </w:rPr>
-        <w:t>Социальные сети и GenAI как вектор атак.</w:t>
+        <w:t xml:space="preserve">Социальные сети и </w:t>
+      </w:r>
+      <w:proofErr w:type="spellStart"/>
+      <w:r>
+        <w:rPr>
+          <w:rStyle w:val="a3"/>
+          <w:highlight w:val="yellow"/>
+        </w:rPr>
+        <w:t>GenAI</w:t>
+      </w:r>
+      <w:proofErr w:type="spellEnd"/>
+      <w:r>
+        <w:rPr>
+          <w:rStyle w:val="a3"/>
+          <w:highlight w:val="yellow"/>
+        </w:rPr>
+        <w:t xml:space="preserve"> как вектор атак.</w:t>
       </w:r>
       <w:r>
         <w:rPr>
           <w:highlight w:val="yellow"/>
         </w:rPr>
         <w:br/>
-        <w:t xml:space="preserve">— Комбинация персональных данных социальных платформ и возможностей GenAI порождает высокоадресуемые и правдоподобные кампании социальной инженерии, включая имитацию голосов и видеоподделки (дипфейки). Профессиональные сети (например, LinkedIn) особенно уязвимы для целевых атак против сотрудников и руководства. </w:t>
+        <w:t xml:space="preserve">— Комбинация персональных данных социальных платформ и возможностей </w:t>
+      </w:r>
+      <w:proofErr w:type="spellStart"/>
+      <w:r>
+        <w:rPr>
+          <w:highlight w:val="yellow"/>
+        </w:rPr>
+        <w:t>GenAI</w:t>
+      </w:r>
+      <w:proofErr w:type="spellEnd"/>
+      <w:r>
+        <w:rPr>
+          <w:highlight w:val="yellow"/>
+        </w:rPr>
+        <w:t xml:space="preserve"> порождает </w:t>
+      </w:r>
+      <w:proofErr w:type="spellStart"/>
+      <w:r>
+        <w:rPr>
+          <w:highlight w:val="yellow"/>
+        </w:rPr>
+        <w:t>высокоадресуемые</w:t>
+      </w:r>
+      <w:proofErr w:type="spellEnd"/>
+      <w:r>
+        <w:rPr>
+          <w:highlight w:val="yellow"/>
+        </w:rPr>
+        <w:t xml:space="preserve"> и правдоподобные кампании социальной инженерии, включая имитацию голосов и </w:t>
+      </w:r>
+      <w:proofErr w:type="spellStart"/>
+      <w:r>
+        <w:rPr>
+          <w:highlight w:val="yellow"/>
+        </w:rPr>
+        <w:t>видеоподделки</w:t>
+      </w:r>
+      <w:proofErr w:type="spellEnd"/>
+      <w:r>
+        <w:rPr>
+          <w:highlight w:val="yellow"/>
+        </w:rPr>
+        <w:t xml:space="preserve"> (</w:t>
+      </w:r>
+      <w:proofErr w:type="spellStart"/>
+      <w:r>
+        <w:rPr>
+          <w:highlight w:val="yellow"/>
+        </w:rPr>
+        <w:t>дипфейки</w:t>
+      </w:r>
+      <w:proofErr w:type="spellEnd"/>
+      <w:r>
+        <w:rPr>
+          <w:highlight w:val="yellow"/>
+        </w:rPr>
+        <w:t xml:space="preserve">). Профессиональные сети (например, </w:t>
+      </w:r>
+      <w:proofErr w:type="spellStart"/>
+      <w:r>
+        <w:rPr>
+          <w:highlight w:val="yellow"/>
+        </w:rPr>
+        <w:t>LinkedIn</w:t>
+      </w:r>
+      <w:proofErr w:type="spellEnd"/>
+      <w:r>
+        <w:rPr>
+          <w:highlight w:val="yellow"/>
+        </w:rPr>
+        <w:t xml:space="preserve">) особенно уязвимы для целевых атак против сотрудников и руководства. </w:t>
       </w:r>
     </w:p>
     <w:p>
@@ -8670,14 +11304,100 @@
           <w:rStyle w:val="a3"/>
           <w:highlight w:val="yellow"/>
         </w:rPr>
-        <w:t>Рост атак на облако, IoT и цепочки поставок.</w:t>
+        <w:t xml:space="preserve">Рост атак на облако, </w:t>
+      </w:r>
+      <w:proofErr w:type="spellStart"/>
+      <w:r>
+        <w:rPr>
+          <w:rStyle w:val="a3"/>
+          <w:highlight w:val="yellow"/>
+        </w:rPr>
+        <w:t>IoT</w:t>
+      </w:r>
+      <w:proofErr w:type="spellEnd"/>
+      <w:r>
+        <w:rPr>
+          <w:rStyle w:val="a3"/>
+          <w:highlight w:val="yellow"/>
+        </w:rPr>
+        <w:t xml:space="preserve"> и цепочки поставок.</w:t>
       </w:r>
       <w:r>
         <w:rPr>
           <w:highlight w:val="yellow"/>
         </w:rPr>
         <w:br/>
-        <w:t>— Мультиоблачные среды и массовое распространение IoT расширяют поверхность атаки; неверные конфигурации, небезопасные API и проблемы безопасности устройств IoT служат частыми векторами компрометации. Одновременно атаки на поставщиков софта (supply-chain attacks) демонстрируют эффект «каскадного» риска.</w:t>
+        <w:t xml:space="preserve">— </w:t>
+      </w:r>
+      <w:proofErr w:type="spellStart"/>
+      <w:r>
+        <w:rPr>
+          <w:highlight w:val="yellow"/>
+        </w:rPr>
+        <w:t>Мультиоблачные</w:t>
+      </w:r>
+      <w:proofErr w:type="spellEnd"/>
+      <w:r>
+        <w:rPr>
+          <w:highlight w:val="yellow"/>
+        </w:rPr>
+        <w:t xml:space="preserve"> среды и массовое распространение </w:t>
+      </w:r>
+      <w:proofErr w:type="spellStart"/>
+      <w:r>
+        <w:rPr>
+          <w:highlight w:val="yellow"/>
+        </w:rPr>
+        <w:t>IoT</w:t>
+      </w:r>
+      <w:proofErr w:type="spellEnd"/>
+      <w:r>
+        <w:rPr>
+          <w:highlight w:val="yellow"/>
+        </w:rPr>
+        <w:t xml:space="preserve"> расширяют поверхность атаки; неверные конфигурации, небезопасные API и проблемы безопасности устройств </w:t>
+      </w:r>
+      <w:proofErr w:type="spellStart"/>
+      <w:r>
+        <w:rPr>
+          <w:highlight w:val="yellow"/>
+        </w:rPr>
+        <w:t>IoT</w:t>
+      </w:r>
+      <w:proofErr w:type="spellEnd"/>
+      <w:r>
+        <w:rPr>
+          <w:highlight w:val="yellow"/>
+        </w:rPr>
+        <w:t xml:space="preserve"> служат частыми векторами компрометации. Одновременно атаки на поставщиков софта (</w:t>
+      </w:r>
+      <w:proofErr w:type="spellStart"/>
+      <w:r>
+        <w:rPr>
+          <w:highlight w:val="yellow"/>
+        </w:rPr>
+        <w:t>supply-chain</w:t>
+      </w:r>
+      <w:proofErr w:type="spellEnd"/>
+      <w:r>
+        <w:rPr>
+          <w:highlight w:val="yellow"/>
+        </w:rPr>
+        <w:t xml:space="preserve"> </w:t>
+      </w:r>
+      <w:proofErr w:type="spellStart"/>
+      <w:r>
+        <w:rPr>
+          <w:highlight w:val="yellow"/>
+        </w:rPr>
+        <w:t>attacks</w:t>
+      </w:r>
+      <w:proofErr w:type="spellEnd"/>
+      <w:r>
+        <w:rPr>
+          <w:highlight w:val="yellow"/>
+        </w:rPr>
+        <w:t>) демонстрируют эффект «каскадного» риска.</w:t>
       </w:r>
     </w:p>
     <w:p>
@@ -8696,14 +11416,44 @@
           <w:rStyle w:val="a3"/>
           <w:highlight w:val="yellow"/>
         </w:rPr>
-        <w:t>Вредоносное ПО, сгенерированное ИИ, и мультиагентные системы.</w:t>
+        <w:t xml:space="preserve">Вредоносное ПО, сгенерированное ИИ, и </w:t>
+      </w:r>
+      <w:proofErr w:type="spellStart"/>
+      <w:r>
+        <w:rPr>
+          <w:rStyle w:val="a3"/>
+          <w:highlight w:val="yellow"/>
+        </w:rPr>
+        <w:t>мультиагентные</w:t>
+      </w:r>
+      <w:proofErr w:type="spellEnd"/>
+      <w:r>
+        <w:rPr>
+          <w:rStyle w:val="a3"/>
+          <w:highlight w:val="yellow"/>
+        </w:rPr>
+        <w:t xml:space="preserve"> системы.</w:t>
       </w:r>
       <w:r>
         <w:rPr>
           <w:highlight w:val="yellow"/>
         </w:rPr>
         <w:br/>
-        <w:t>— Появляются инструменты, генерирующие полноценный вредоносный код по запросу; также описаны сценарии использования многоагентных ИИ-систем для координации распределённых атак.</w:t>
+        <w:t xml:space="preserve">— Появляются инструменты, генерирующие полноценный вредоносный код по запросу; также описаны сценарии использования </w:t>
+      </w:r>
+      <w:proofErr w:type="spellStart"/>
+      <w:r>
+        <w:rPr>
+          <w:highlight w:val="yellow"/>
+        </w:rPr>
+        <w:t>многоагентных</w:t>
+      </w:r>
+      <w:proofErr w:type="spellEnd"/>
+      <w:r>
+        <w:rPr>
+          <w:highlight w:val="yellow"/>
+        </w:rPr>
+        <w:t xml:space="preserve"> ИИ-систем для координации распределённых атак.</w:t>
       </w:r>
     </w:p>
     <w:p>
@@ -8722,14 +11472,44 @@
           <w:rStyle w:val="a3"/>
           <w:highlight w:val="yellow"/>
         </w:rPr>
-        <w:t>Недостаток квалифицированных специалистов и усиление регуляторики.</w:t>
+        <w:t xml:space="preserve">Недостаток квалифицированных специалистов и усиление </w:t>
+      </w:r>
+      <w:proofErr w:type="spellStart"/>
+      <w:r>
+        <w:rPr>
+          <w:rStyle w:val="a3"/>
+          <w:highlight w:val="yellow"/>
+        </w:rPr>
+        <w:t>регуляторики</w:t>
+      </w:r>
+      <w:proofErr w:type="spellEnd"/>
+      <w:r>
+        <w:rPr>
+          <w:rStyle w:val="a3"/>
+          <w:highlight w:val="yellow"/>
+        </w:rPr>
+        <w:t>.</w:t>
       </w:r>
       <w:r>
         <w:rPr>
           <w:highlight w:val="yellow"/>
         </w:rPr>
         <w:br/>
-        <w:t>— Нехватка кадров по кибербезопасности уменьшает эффективность внедряемых технологий; одновременно регуляторные требования и ужесточение условий киберстрахования увеличивают нагрузку на организации.</w:t>
+        <w:t xml:space="preserve">— Нехватка кадров по кибербезопасности уменьшает эффективность внедряемых технологий; одновременно регуляторные требования и ужесточение условий </w:t>
+      </w:r>
+      <w:proofErr w:type="spellStart"/>
+      <w:r>
+        <w:rPr>
+          <w:highlight w:val="yellow"/>
+        </w:rPr>
+        <w:t>киберстрахования</w:t>
+      </w:r>
+      <w:proofErr w:type="spellEnd"/>
+      <w:r>
+        <w:rPr>
+          <w:highlight w:val="yellow"/>
+        </w:rPr>
+        <w:t xml:space="preserve"> увеличивают нагрузку на организации.</w:t>
       </w:r>
     </w:p>
     <w:p>
@@ -8792,7 +11572,39 @@
           <w:rStyle w:val="a3"/>
           <w:highlight w:val="yellow"/>
         </w:rPr>
-        <w:t>Атака Sunburst (SolarWinds)</w:t>
+        <w:t xml:space="preserve">Атака </w:t>
+      </w:r>
+      <w:proofErr w:type="spellStart"/>
+      <w:r>
+        <w:rPr>
+          <w:rStyle w:val="a3"/>
+          <w:highlight w:val="yellow"/>
+        </w:rPr>
+        <w:t>Sunburst</w:t>
+      </w:r>
+      <w:proofErr w:type="spellEnd"/>
+      <w:r>
+        <w:rPr>
+          <w:rStyle w:val="a3"/>
+          <w:highlight w:val="yellow"/>
+        </w:rPr>
+        <w:t xml:space="preserve"> (</w:t>
+      </w:r>
+      <w:proofErr w:type="spellStart"/>
+      <w:r>
+        <w:rPr>
+          <w:rStyle w:val="a3"/>
+          <w:highlight w:val="yellow"/>
+        </w:rPr>
+        <w:t>SolarWinds</w:t>
+      </w:r>
+      <w:proofErr w:type="spellEnd"/>
+      <w:r>
+        <w:rPr>
+          <w:rStyle w:val="a3"/>
+          <w:highlight w:val="yellow"/>
+        </w:rPr>
+        <w:t>)</w:t>
       </w:r>
       <w:r>
         <w:rPr>
@@ -8814,12 +11626,53 @@
         <w:br/>
         <w:t xml:space="preserve">— </w:t>
       </w:r>
+      <w:proofErr w:type="spellStart"/>
       <w:r>
         <w:rPr>
           <w:rStyle w:val="a3"/>
           <w:highlight w:val="yellow"/>
         </w:rPr>
-        <w:t>Colonial Pipeline (ransomware)</w:t>
+        <w:t>Colonial</w:t>
+      </w:r>
+      <w:proofErr w:type="spellEnd"/>
+      <w:r>
+        <w:rPr>
+          <w:rStyle w:val="a3"/>
+          <w:highlight w:val="yellow"/>
+        </w:rPr>
+        <w:t xml:space="preserve"> </w:t>
+      </w:r>
+      <w:proofErr w:type="spellStart"/>
+      <w:r>
+        <w:rPr>
+          <w:rStyle w:val="a3"/>
+          <w:highlight w:val="yellow"/>
+        </w:rPr>
+        <w:t>Pipeline</w:t>
+      </w:r>
+      <w:proofErr w:type="spellEnd"/>
+      <w:r>
+        <w:rPr>
+          <w:rStyle w:val="a3"/>
+          <w:highlight w:val="yellow"/>
+        </w:rPr>
+        <w:t xml:space="preserve"> (</w:t>
+      </w:r>
+      <w:proofErr w:type="spellStart"/>
+      <w:r>
+        <w:rPr>
+          <w:rStyle w:val="a3"/>
+          <w:highlight w:val="yellow"/>
+        </w:rPr>
+        <w:t>ransomware</w:t>
+      </w:r>
+      <w:proofErr w:type="spellEnd"/>
+      <w:r>
+        <w:rPr>
+          <w:rStyle w:val="a3"/>
+          <w:highlight w:val="yellow"/>
+        </w:rPr>
+        <w:t>)</w:t>
       </w:r>
       <w:r>
         <w:rPr>
@@ -8839,14 +11692,56 @@
         <w:rPr>
           <w:highlight w:val="yellow"/>
         </w:rPr>
-        <w:t xml:space="preserve">Современные угрозы сочетают классические приёмы и новые технологии (ИИ, мультиагентные системы, квантовые риски), поэтому защита веб-приложений должна быть многослойной и адаптивной. Веб-приложения особенно уязвимы, поскольку они работают в открытой сети, обрабатывают чувствительные данные и часто зависят от сторонних компонентов/библиотек — следовательно, акцент на безопасной разработке (secure-by-design), управлении зависимостями и защите цепочек поставок обязателен. </w:t>
+        <w:t xml:space="preserve">Современные угрозы сочетают классические приёмы и новые технологии (ИИ, </w:t>
+      </w:r>
+      <w:proofErr w:type="spellStart"/>
+      <w:r>
+        <w:rPr>
+          <w:highlight w:val="yellow"/>
+        </w:rPr>
+        <w:t>мультиагентные</w:t>
+      </w:r>
+      <w:proofErr w:type="spellEnd"/>
+      <w:r>
+        <w:rPr>
+          <w:highlight w:val="yellow"/>
+        </w:rPr>
+        <w:t xml:space="preserve"> системы, квантовые риски), поэтому защита веб-приложений должна быть многослойной и адаптивной. Веб-приложения особенно уязвимы, поскольку они работают в открытой сети, обрабатывают чувствительные данные и часто зависят от сторонних компонентов/библиотек — следовательно, акцент на безопасной разработке (</w:t>
+      </w:r>
+      <w:proofErr w:type="spellStart"/>
+      <w:r>
+        <w:rPr>
+          <w:highlight w:val="yellow"/>
+        </w:rPr>
+        <w:t>secure-by-design</w:t>
+      </w:r>
+      <w:proofErr w:type="spellEnd"/>
+      <w:r>
+        <w:rPr>
+          <w:highlight w:val="yellow"/>
+        </w:rPr>
+        <w:t xml:space="preserve">), управлении зависимостями и защите цепочек поставок обязателен. </w:t>
       </w:r>
       <w:r>
         <w:rPr>
           <w:highlight w:val="yellow"/>
         </w:rPr>
         <w:lastRenderedPageBreak/>
-        <w:t>Необходимо сочетать защиту на основе ИИ (ИИ-защита) с контролем использования публичных ИИ-сервисов (чтобы не допустить утечек), а также начать подготовку к постквантовой криптографии. Коллективные усилия отрасли, государственно-частное партнёрство и повышение уровня осведомлённости персонала — ключевые элементы устойчивости.</w:t>
+        <w:t xml:space="preserve">Необходимо сочетать защиту на основе ИИ (ИИ-защита) с контролем использования публичных ИИ-сервисов (чтобы не допустить утечек), а также начать подготовку к </w:t>
+      </w:r>
+      <w:proofErr w:type="spellStart"/>
+      <w:r>
+        <w:rPr>
+          <w:highlight w:val="yellow"/>
+        </w:rPr>
+        <w:t>постквантовой</w:t>
+      </w:r>
+      <w:proofErr w:type="spellEnd"/>
+      <w:r>
+        <w:rPr>
+          <w:highlight w:val="yellow"/>
+        </w:rPr>
+        <w:t xml:space="preserve"> криптографии. Коллективные усилия отрасли, государственно-частное партнёрство и повышение уровня осведомлённости персонала — ключевые элементы устойчивости.</w:t>
       </w:r>
       <w:r>
         <w:t xml:space="preserve"> </w:t>
@@ -8872,6 +11767,12 @@
           <w:lang w:eastAsia="ru-RU"/>
         </w:rPr>
       </w:pPr>
+      <w:r>
+        <w:rPr>
+          <w:rFonts w:ascii="Calibri" w:hAnsi="Calibri" w:cs="Calibri"/>
+        </w:rPr>
+        <w:t>‌</w:t>
+      </w:r>
     </w:p>
     <w:sectPr>
       <w:pgSz w:w="11906" w:h="16838"/>
@@ -8974,7 +11875,23 @@
         <w:t xml:space="preserve"> </w:t>
       </w:r>
       <w:r>
-        <w:t>Козлов, С. В. Средства разработки современных одностраничных веб-приложений / С. В. Козлов, П. Л. Ильин // Общество, образование, наука в современных парадигмах развития : Cборник трудов по материалам III Национальной научно-практической конференции, Керчь, 17–18 октября 2022 года / Редколлегия: Е.П. Масюткин [и др.]. – г. Керчь: ФГБОУ ВО «Керченский государственный морской технологический университет», 2022. – С. 39-45. – EDN QCLDIU.</w:t>
+        <w:t xml:space="preserve">Козлов, С. В. Средства разработки современных одностраничных веб-приложений / С. В. Козлов, П. Л. Ильин // Общество, образование, наука в современных парадигмах развития : </w:t>
+      </w:r>
+      <w:proofErr w:type="spellStart"/>
+      <w:r>
+        <w:t>Cборник</w:t>
+      </w:r>
+      <w:proofErr w:type="spellEnd"/>
+      <w:r>
+        <w:t xml:space="preserve"> трудов по материалам III Национальной научно-практической конференции, Керчь, 17–18 октября 2022 года / Редколлегия: Е.П. </w:t>
+      </w:r>
+      <w:proofErr w:type="spellStart"/>
+      <w:r>
+        <w:t>Масюткин</w:t>
+      </w:r>
+      <w:proofErr w:type="spellEnd"/>
+      <w:r>
+        <w:t xml:space="preserve"> [и др.]. – г. Керчь: ФГБОУ ВО «Керченский государственный морской технологический университет», 2022. – С. 39-45. – EDN QCLDIU.</w:t>
       </w:r>
     </w:p>
   </w:footnote>
@@ -8992,8 +11909,21 @@
       <w:r>
         <w:t xml:space="preserve"> </w:t>
       </w:r>
-      <w:r>
-        <w:t>Лапенков, М. В. Одностраничные приложения. Их преимущества и недостатки / М. В. Лапенков // Инновации. Наука. Образование. – 2021. – № 27. – С. 867-872. – EDN ZAFKCP.</w:t>
+      <w:proofErr w:type="spellStart"/>
+      <w:r>
+        <w:t>Лапенков</w:t>
+      </w:r>
+      <w:proofErr w:type="spellEnd"/>
+      <w:r>
+        <w:t xml:space="preserve">, М. В. Одностраничные приложения. Их преимущества и недостатки / М. В. </w:t>
+      </w:r>
+      <w:proofErr w:type="spellStart"/>
+      <w:r>
+        <w:t>Лапенков</w:t>
+      </w:r>
+      <w:proofErr w:type="spellEnd"/>
+      <w:r>
+        <w:t xml:space="preserve"> // Инновации. Наука. Образование. – 2021. – № 27. – С. 867-872. – EDN ZAFKCP.</w:t>
       </w:r>
     </w:p>
   </w:footnote>
@@ -9022,74 +11952,172 @@
           <w:color w:val="222222"/>
           <w:shd w:val="clear" w:color="auto" w:fill="FFFFFF"/>
         </w:rPr>
-        <w:t>Бороздин Н. М. Исследование и анализ практических преимуществ микросервисной архитектуры для современных веб-приложений //Инновационные научные исследования в современном мире. – 2023. – С. 279-284.</w:t>
-      </w:r>
-    </w:p>
-  </w:footnote>
-  <w:footnote w:id="5">
-    <w:p>
-      <w:pPr>
-        <w:pStyle w:val="a4"/>
-      </w:pPr>
-      <w:r>
-        <w:rPr>
-          <w:rStyle w:val="a6"/>
-        </w:rPr>
-        <w:footnoteRef/>
-      </w:r>
-      <w:r>
-        <w:t xml:space="preserve"> </w:t>
-      </w:r>
+        <w:t xml:space="preserve">Бороздин Н. М. Исследование и анализ практических преимуществ </w:t>
+      </w:r>
+      <w:proofErr w:type="spellStart"/>
       <w:r>
         <w:rPr>
           <w:rFonts w:ascii="Arial" w:hAnsi="Arial" w:cs="Arial"/>
           <w:color w:val="222222"/>
           <w:shd w:val="clear" w:color="auto" w:fill="FFFFFF"/>
         </w:rPr>
-        <w:t>Курцев Е. А. АРХИТЕКТУРА ВЕБ-ПРИЛОЖЕНИЙ ДЛЯ СЕРВИСНЫХ СЛУЖБ //НАУЧНЫЙ ЭЛЕКТРОННЫЙ ЖУРНАЛ «АКАДЕМИЧЕСКАЯ ПУБЛИЦИСТИКА». – С. 82.</w:t>
-      </w:r>
-    </w:p>
-  </w:footnote>
-  <w:footnote w:id="6">
-    <w:p>
-      <w:pPr>
-        <w:pStyle w:val="a4"/>
-      </w:pPr>
-      <w:r>
-        <w:rPr>
-          <w:rStyle w:val="a6"/>
-        </w:rPr>
-        <w:footnoteRef/>
-      </w:r>
-      <w:r>
-        <w:t xml:space="preserve"> </w:t>
-      </w:r>
-      <w:r>
-        <w:t>Информационные системы, экономика и управление : Ученые записки. Том Выпуск 24. – Ростов-на-Дону : Ростовский государственный экономический университет "РИНХ", 2022. – 260 с. – ISBN 978-5-7972-3011-3. – EDN FWAKRU.</w:t>
-      </w:r>
-    </w:p>
-  </w:footnote>
-  <w:footnote w:id="7">
-    <w:p>
-      <w:pPr>
-        <w:pStyle w:val="a4"/>
-      </w:pPr>
-      <w:r>
-        <w:rPr>
-          <w:rStyle w:val="a6"/>
-        </w:rPr>
-        <w:footnoteRef/>
-      </w:r>
-      <w:r>
-        <w:t xml:space="preserve"> </w:t>
-      </w:r>
+        <w:t>микросервисной</w:t>
+      </w:r>
+      <w:proofErr w:type="spellEnd"/>
       <w:r>
         <w:rPr>
           <w:rFonts w:ascii="Arial" w:hAnsi="Arial" w:cs="Arial"/>
           <w:color w:val="222222"/>
           <w:shd w:val="clear" w:color="auto" w:fill="FFFFFF"/>
         </w:rPr>
-        <w:t>Голублева, А. Д. Основные технологии архитектуры WEB-приложений / А. Д. Голублева, Д. Н. Савинская // Информационное общество: современное состояние и перспективы развития : Сборник материалов XIV международного форума, Краснодар, 12–17 июля 2021 года. – Краснодар: Кубанский государственный аграрный университет имени И.Т. Трубилина, 2021. – С. 186-189. – EDN YHQXZA.</w:t>
+        <w:t xml:space="preserve"> архитектуры для современных веб-приложений //Инновационные научные исследования в современном мире. – 2023. – С. 279-284.</w:t>
+      </w:r>
+    </w:p>
+  </w:footnote>
+  <w:footnote w:id="5">
+    <w:p>
+      <w:pPr>
+        <w:pStyle w:val="a4"/>
+      </w:pPr>
+      <w:r>
+        <w:rPr>
+          <w:rStyle w:val="a6"/>
+        </w:rPr>
+        <w:footnoteRef/>
+      </w:r>
+      <w:r>
+        <w:t xml:space="preserve"> </w:t>
+      </w:r>
+      <w:proofErr w:type="spellStart"/>
+      <w:r>
+        <w:rPr>
+          <w:rFonts w:ascii="Arial" w:hAnsi="Arial" w:cs="Arial"/>
+          <w:color w:val="222222"/>
+          <w:shd w:val="clear" w:color="auto" w:fill="FFFFFF"/>
+        </w:rPr>
+        <w:t>Курцев</w:t>
+      </w:r>
+      <w:proofErr w:type="spellEnd"/>
+      <w:r>
+        <w:rPr>
+          <w:rFonts w:ascii="Arial" w:hAnsi="Arial" w:cs="Arial"/>
+          <w:color w:val="222222"/>
+          <w:shd w:val="clear" w:color="auto" w:fill="FFFFFF"/>
+        </w:rPr>
+        <w:t xml:space="preserve"> Е. А. АРХИТЕКТУРА ВЕБ-ПРИЛОЖЕНИЙ ДЛЯ СЕРВИСНЫХ СЛУЖБ //НАУЧНЫЙ ЭЛЕКТРОННЫЙ ЖУРНАЛ «АКАДЕМИЧЕСКАЯ ПУБЛИЦИСТИКА». – С. 82.</w:t>
+      </w:r>
+    </w:p>
+  </w:footnote>
+  <w:footnote w:id="6">
+    <w:p>
+      <w:pPr>
+        <w:pStyle w:val="a4"/>
+      </w:pPr>
+      <w:r>
+        <w:rPr>
+          <w:rStyle w:val="a6"/>
+        </w:rPr>
+        <w:footnoteRef/>
+      </w:r>
+      <w:r>
+        <w:t xml:space="preserve"> </w:t>
+      </w:r>
+      <w:r>
+        <w:t xml:space="preserve">Информационные системы, экономика и </w:t>
+      </w:r>
+      <w:proofErr w:type="gramStart"/>
+      <w:r>
+        <w:t>управление :</w:t>
+      </w:r>
+      <w:proofErr w:type="gramEnd"/>
+      <w:r>
+        <w:t xml:space="preserve"> Ученые записки. Том Выпуск 24. – </w:t>
+      </w:r>
+      <w:proofErr w:type="spellStart"/>
+      <w:r>
+        <w:t>Ростов</w:t>
+      </w:r>
+      <w:proofErr w:type="spellEnd"/>
+      <w:r>
+        <w:t>-на-</w:t>
+      </w:r>
+      <w:proofErr w:type="gramStart"/>
+      <w:r>
+        <w:t>Дону :</w:t>
+      </w:r>
+      <w:proofErr w:type="gramEnd"/>
+      <w:r>
+        <w:t xml:space="preserve"> Ростовский государственный экономический университет "РИНХ", 2022. – 260 с. – ISBN 978-5-7972-3011-3. – EDN FWAKRU.</w:t>
+      </w:r>
+    </w:p>
+  </w:footnote>
+  <w:footnote w:id="7">
+    <w:p>
+      <w:pPr>
+        <w:pStyle w:val="a4"/>
+      </w:pPr>
+      <w:r>
+        <w:rPr>
+          <w:rStyle w:val="a6"/>
+        </w:rPr>
+        <w:footnoteRef/>
+      </w:r>
+      <w:r>
+        <w:t xml:space="preserve"> </w:t>
+      </w:r>
+      <w:proofErr w:type="spellStart"/>
+      <w:r>
+        <w:rPr>
+          <w:rFonts w:ascii="Arial" w:hAnsi="Arial" w:cs="Arial"/>
+          <w:color w:val="222222"/>
+          <w:shd w:val="clear" w:color="auto" w:fill="FFFFFF"/>
+        </w:rPr>
+        <w:t>Голублева</w:t>
+      </w:r>
+      <w:proofErr w:type="spellEnd"/>
+      <w:r>
+        <w:rPr>
+          <w:rFonts w:ascii="Arial" w:hAnsi="Arial" w:cs="Arial"/>
+          <w:color w:val="222222"/>
+          <w:shd w:val="clear" w:color="auto" w:fill="FFFFFF"/>
+        </w:rPr>
+        <w:t xml:space="preserve">, А. Д. Основные технологии архитектуры WEB-приложений / А. Д. </w:t>
+      </w:r>
+      <w:proofErr w:type="spellStart"/>
+      <w:r>
+        <w:rPr>
+          <w:rFonts w:ascii="Arial" w:hAnsi="Arial" w:cs="Arial"/>
+          <w:color w:val="222222"/>
+          <w:shd w:val="clear" w:color="auto" w:fill="FFFFFF"/>
+        </w:rPr>
+        <w:t>Голублева</w:t>
+      </w:r>
+      <w:proofErr w:type="spellEnd"/>
+      <w:r>
+        <w:rPr>
+          <w:rFonts w:ascii="Arial" w:hAnsi="Arial" w:cs="Arial"/>
+          <w:color w:val="222222"/>
+          <w:shd w:val="clear" w:color="auto" w:fill="FFFFFF"/>
+        </w:rPr>
+        <w:t xml:space="preserve">, Д. Н. Савинская // Информационное общество: современное состояние и перспективы </w:t>
+      </w:r>
+      <w:proofErr w:type="gramStart"/>
+      <w:r>
+        <w:rPr>
+          <w:rFonts w:ascii="Arial" w:hAnsi="Arial" w:cs="Arial"/>
+          <w:color w:val="222222"/>
+          <w:shd w:val="clear" w:color="auto" w:fill="FFFFFF"/>
+        </w:rPr>
+        <w:t>развития :</w:t>
+      </w:r>
+      <w:proofErr w:type="gramEnd"/>
+      <w:r>
+        <w:rPr>
+          <w:rFonts w:ascii="Arial" w:hAnsi="Arial" w:cs="Arial"/>
+          <w:color w:val="222222"/>
+          <w:shd w:val="clear" w:color="auto" w:fill="FFFFFF"/>
+        </w:rPr>
+        <w:t xml:space="preserve"> Сборник материалов XIV международного форума, Краснодар, 12–17 июля 2021 года. – Краснодар: Кубанский государственный аграрный университет имени И.Т. Трубилина, 2021. – С. 186-189. – EDN YHQXZA.</w:t>
       </w:r>
     </w:p>
   </w:footnote>
@@ -9108,7 +12136,15 @@
         <w:t xml:space="preserve"> </w:t>
       </w:r>
       <w:r>
-        <w:t>Шахов, А. Э. Архитектурное проектирование веб-приложений / А. Э. Шахов // Актуальные проблемы науки и образования в условиях современных вызовов (шифр –МКАП 24) : Сборник материалов XXIV Международной научно-практической конференции, Москва, 18 октября 2023 года. – Москва: Печатный цех, 2023. – С. 27-29. – EDN CYJORC.</w:t>
+        <w:t>Шахов, А. Э. Архитектурное проектирование веб-приложений / А. Э. Шахов // Актуальные проблемы науки и образования в условиях современных вызовов (шифр –МКАП 24</w:t>
+      </w:r>
+      <w:proofErr w:type="gramStart"/>
+      <w:r>
+        <w:t>) :</w:t>
+      </w:r>
+      <w:proofErr w:type="gramEnd"/>
+      <w:r>
+        <w:t xml:space="preserve"> Сборник материалов XXIV Международной научно-практической конференции, Москва, 18 октября 2023 года. – Москва: Печатный цех, 2023. – С. 27-29. – EDN CYJORC.</w:t>
       </w:r>
     </w:p>
   </w:footnote>
@@ -9154,7 +12190,15 @@
         <w:t xml:space="preserve"> </w:t>
       </w:r>
       <w:r>
-        <w:t>Кряжева, Е. В. Общие подходы к проектированию ВЕБ-приложений / Е. В. Кряжева, Т. А. Васина // Заметки ученого. – 2021. – № 9-2. – С. 32-36. – EDN DQMSGI.</w:t>
+        <w:t xml:space="preserve">Кряжева, Е. В. Общие подходы к проектированию </w:t>
+      </w:r>
+      <w:proofErr w:type="spellStart"/>
+      <w:r>
+        <w:t>ВЕБ-приложений</w:t>
+      </w:r>
+      <w:proofErr w:type="spellEnd"/>
+      <w:r>
+        <w:t xml:space="preserve"> / Е. В. Кряжева, Т. А. Васина // Заметки ученого. – 2021. – № 9-2. – С. 32-36. – EDN DQMSGI.</w:t>
       </w:r>
     </w:p>
   </w:footnote>
@@ -9308,8 +12352,45 @@
       <w:r>
         <w:t xml:space="preserve"> </w:t>
       </w:r>
-      <w:r>
-        <w:t>Вафин, И. И. Защита веб-сайтов с помощью HTTPS, SSL и TLS / И. И. Вафин // Фундаментальные и прикладные исследования в условиях геополитической нестабильности : Материалы XXIII Всероссийской научно-практической конференции, Ростов-на-Дону, 06 октября 2023 года. – Ростов-на-Дону: Общество с ограниченной ответственностью "Издательство "Манускрипт", 2023. – С. 44-45. – EDN PAVOUU.</w:t>
+      <w:proofErr w:type="spellStart"/>
+      <w:r>
+        <w:t>Вафин</w:t>
+      </w:r>
+      <w:proofErr w:type="spellEnd"/>
+      <w:r>
+        <w:t xml:space="preserve">, И. И. Защита веб-сайтов с помощью HTTPS, SSL и TLS / И. И. </w:t>
+      </w:r>
+      <w:proofErr w:type="spellStart"/>
+      <w:r>
+        <w:t>Вафин</w:t>
+      </w:r>
+      <w:proofErr w:type="spellEnd"/>
+      <w:r>
+        <w:t xml:space="preserve"> // Фундаментальные и прикладные исследования в условиях геополитической </w:t>
+      </w:r>
+      <w:proofErr w:type="gramStart"/>
+      <w:r>
+        <w:t>нестабильности :</w:t>
+      </w:r>
+      <w:proofErr w:type="gramEnd"/>
+      <w:r>
+        <w:t xml:space="preserve"> Материалы XXIII Всероссийской научно-практической конференции, </w:t>
+      </w:r>
+      <w:proofErr w:type="spellStart"/>
+      <w:r>
+        <w:t>Ростов</w:t>
+      </w:r>
+      <w:proofErr w:type="spellEnd"/>
+      <w:r>
+        <w:t xml:space="preserve">-на-Дону, 06 октября 2023 года. – </w:t>
+      </w:r>
+      <w:proofErr w:type="spellStart"/>
+      <w:r>
+        <w:t>Ростов</w:t>
+      </w:r>
+      <w:proofErr w:type="spellEnd"/>
+      <w:r>
+        <w:t>-на-Дону: Общество с ограниченной ответственностью "Издательство "Манускрипт", 2023. – С. 44-45. – EDN PAVOUU.</w:t>
       </w:r>
     </w:p>
   </w:footnote>
@@ -9379,6 +12460,7 @@
         </w:rPr>
         <w:t xml:space="preserve"> </w:t>
       </w:r>
+      <w:proofErr w:type="spellStart"/>
       <w:r>
         <w:rPr>
           <w:rFonts w:ascii="Arial" w:hAnsi="Arial" w:cs="Arial"/>
@@ -9386,16 +12468,9 @@
           <w:shd w:val="clear" w:color="auto" w:fill="FFFFFF"/>
           <w:lang w:val="en-US"/>
         </w:rPr>
-        <w:t xml:space="preserve">Sivasankari N., Kamalakkannan S. Detection and prevention of man-in-the-middle attack in iot network using regression modeling //Advances in Engineering software. – 2022. – </w:t>
-      </w:r>
-      <w:r>
-        <w:rPr>
-          <w:rFonts w:ascii="Arial" w:hAnsi="Arial" w:cs="Arial"/>
-          <w:color w:val="222222"/>
-          <w:shd w:val="clear" w:color="auto" w:fill="FFFFFF"/>
-        </w:rPr>
-        <w:t>Т</w:t>
-      </w:r>
+        <w:t>Sivasankari</w:t>
+      </w:r>
+      <w:proofErr w:type="spellEnd"/>
       <w:r>
         <w:rPr>
           <w:rFonts w:ascii="Arial" w:hAnsi="Arial" w:cs="Arial"/>
@@ -9403,16 +12478,9 @@
           <w:shd w:val="clear" w:color="auto" w:fill="FFFFFF"/>
           <w:lang w:val="en-US"/>
         </w:rPr>
-        <w:t xml:space="preserve">. 169. – </w:t>
-      </w:r>
-      <w:r>
-        <w:rPr>
-          <w:rFonts w:ascii="Arial" w:hAnsi="Arial" w:cs="Arial"/>
-          <w:color w:val="222222"/>
-          <w:shd w:val="clear" w:color="auto" w:fill="FFFFFF"/>
-        </w:rPr>
-        <w:t>С</w:t>
-      </w:r>
+        <w:t xml:space="preserve"> N., </w:t>
+      </w:r>
+      <w:proofErr w:type="spellStart"/>
       <w:r>
         <w:rPr>
           <w:rFonts w:ascii="Arial" w:hAnsi="Arial" w:cs="Arial"/>
@@ -9420,484 +12488,9 @@
           <w:shd w:val="clear" w:color="auto" w:fill="FFFFFF"/>
           <w:lang w:val="en-US"/>
         </w:rPr>
-        <w:t>. 103126.</w:t>
-      </w:r>
-    </w:p>
-  </w:footnote>
-  <w:footnote w:id="20">
-    <w:p>
-      <w:pPr>
-        <w:pStyle w:val="a4"/>
-        <w:rPr>
-          <w:lang w:val="en-US"/>
-        </w:rPr>
-      </w:pPr>
-      <w:r>
-        <w:rPr>
-          <w:rStyle w:val="a6"/>
-        </w:rPr>
-        <w:footnoteRef/>
-      </w:r>
-      <w:r>
-        <w:rPr>
-          <w:lang w:val="en-US"/>
-        </w:rPr>
-        <w:t xml:space="preserve"> https://encyclopedia.kaspersky.ru/glossary/downgrade-attack/</w:t>
-      </w:r>
-    </w:p>
-  </w:footnote>
-  <w:footnote w:id="21">
-    <w:p>
-      <w:pPr>
-        <w:pStyle w:val="a4"/>
-      </w:pPr>
-      <w:r>
-        <w:rPr>
-          <w:rStyle w:val="a6"/>
-        </w:rPr>
-        <w:footnoteRef/>
-      </w:r>
-      <w:r>
-        <w:t xml:space="preserve"> 1. Разработка программных модулей программного обеспечения для компьютерных систем. Прикладное программирование [Электронный ресурс]: учеб. пособие / С. В. Белугина. Электрон. текстовые данные. Изд. 4-е, стер. Санкт-Петербург : Лань, 2023. URL: https://e.lanbook.com/book/296975</w:t>
-      </w:r>
-    </w:p>
-  </w:footnote>
-  <w:footnote w:id="22">
-    <w:p>
-      <w:pPr>
-        <w:pStyle w:val="a4"/>
-      </w:pPr>
-      <w:r>
-        <w:rPr>
-          <w:rStyle w:val="a6"/>
-        </w:rPr>
-        <w:footnoteRef/>
-      </w:r>
-      <w:r>
-        <w:t xml:space="preserve"> </w:t>
-      </w:r>
-      <w:r>
-        <w:t>Архипов, К. А. Сравнительный анализ хранения данных на клиентской и серверной частях в клиент-серверном приложении / К. А. Архипов, А. Я. Скляр // Развитие науки и практики в глобально меняющемся мире в условиях рисков : сборник материалов XVIII Международной научно-практической конференции, Москва, 30 апреля 2023 года. – Москва: АЛЕФ, 2023. – С. 264-271. – DOI 10.34755/IROK.2023.59.47.090. – EDN YLAPSQ.</w:t>
-      </w:r>
-    </w:p>
-  </w:footnote>
-  <w:footnote w:id="23">
-    <w:p>
-      <w:pPr>
-        <w:pStyle w:val="a4"/>
-      </w:pPr>
-      <w:r>
-        <w:rPr>
-          <w:rStyle w:val="a6"/>
-        </w:rPr>
-        <w:footnoteRef/>
-      </w:r>
-      <w:r>
-        <w:t xml:space="preserve"> </w:t>
-      </w:r>
-      <w:r>
-        <w:rPr>
-          <w:rFonts w:ascii="Arial" w:hAnsi="Arial" w:cs="Arial"/>
-          <w:color w:val="222222"/>
-          <w:shd w:val="clear" w:color="auto" w:fill="FFFFFF"/>
-        </w:rPr>
-        <w:t>Семенова М. М., Семенов В. А., Чупина Е. Н. АУТЕНТИФИКАЦИЯ НА ОСНОВЕ ФАЙЛОВ COOKIE И АУТЕНТИФИКАЦИЯ С ПОМОЩЬЮ JSON WEB TOKEN (JWT) //ББК 32.973-018.2+ 32.81 я43 К63. – 2021. – С. 93.</w:t>
-      </w:r>
-    </w:p>
-  </w:footnote>
-  <w:footnote w:id="24">
-    <w:p>
-      <w:pPr>
-        <w:pStyle w:val="a4"/>
-      </w:pPr>
-      <w:r>
-        <w:rPr>
-          <w:rStyle w:val="a6"/>
-        </w:rPr>
-        <w:footnoteRef/>
-      </w:r>
-      <w:r>
-        <w:t xml:space="preserve"> </w:t>
-      </w:r>
-      <w:r>
-        <w:rPr>
-          <w:highlight w:val="lightGray"/>
-        </w:rPr>
-        <w:t>https://www.php.net/manual/ru/session.examples.basic.php</w:t>
-      </w:r>
-    </w:p>
-  </w:footnote>
-  <w:footnote w:id="25">
-    <w:p>
-      <w:pPr>
-        <w:pStyle w:val="a4"/>
-      </w:pPr>
-      <w:r>
-        <w:rPr>
-          <w:rStyle w:val="a6"/>
-        </w:rPr>
-        <w:footnoteRef/>
-      </w:r>
-      <w:r>
-        <w:t xml:space="preserve"> </w:t>
-      </w:r>
-      <w:r>
-        <w:rPr>
-          <w:rFonts w:ascii="Arial" w:hAnsi="Arial" w:cs="Arial"/>
-          <w:color w:val="222222"/>
-          <w:shd w:val="clear" w:color="auto" w:fill="FFFFFF"/>
-        </w:rPr>
-        <w:t>Семенова М. М., Семенов В. А., Чупина Е. Н. АУТЕНТИФИКАЦИЯ НА ОСНОВЕ ФАЙЛОВ COOKIE И АУТЕНТИФИКАЦИЯ С ПОМОЩЬЮ JSON WEB TOKEN (JWT) //ББК 32.973-018.2+ 32.81 я43 К63. – 2021. – С. 93</w:t>
-      </w:r>
-      <w:r>
-        <w:rPr>
-          <w:rFonts w:ascii="Arial" w:hAnsi="Arial" w:cs="Arial"/>
-          <w:color w:val="222222"/>
-          <w:highlight w:val="yellow"/>
-          <w:shd w:val="clear" w:color="auto" w:fill="FFFFFF"/>
-        </w:rPr>
-        <w:t xml:space="preserve">. </w:t>
-      </w:r>
-      <w:r>
-        <w:rPr>
-          <w:rFonts w:ascii="Arial" w:hAnsi="Arial" w:cs="Arial"/>
-          <w:color w:val="222222"/>
-          <w:highlight w:val="yellow"/>
-          <w:shd w:val="clear" w:color="auto" w:fill="FFFFFF"/>
-        </w:rPr>
-        <w:t>(</w:t>
-      </w:r>
-      <w:r>
-        <w:rPr>
-          <w:rFonts w:ascii="Arial" w:hAnsi="Arial" w:cs="Arial"/>
-          <w:color w:val="222222"/>
-          <w:highlight w:val="yellow"/>
-          <w:shd w:val="clear" w:color="auto" w:fill="FFFFFF"/>
-        </w:rPr>
-        <w:t>ДУПЛИКАТ)</w:t>
-      </w:r>
-    </w:p>
-  </w:footnote>
-  <w:footnote w:id="26">
-    <w:p>
-      <w:pPr>
-        <w:pStyle w:val="a4"/>
-      </w:pPr>
-      <w:r>
-        <w:rPr>
-          <w:rStyle w:val="a6"/>
-        </w:rPr>
-        <w:footnoteRef/>
-      </w:r>
-      <w:r>
-        <w:t xml:space="preserve"> </w:t>
-      </w:r>
-      <w:r>
-        <w:rPr>
-          <w:highlight w:val="cyan"/>
-        </w:rPr>
-        <w:t>https://link.springer.com/chapter/10.1007/978-1-4302-2791-5_9</w:t>
-      </w:r>
-    </w:p>
-  </w:footnote>
-  <w:footnote w:id="27">
-    <w:p>
-      <w:pPr>
-        <w:pStyle w:val="a4"/>
-      </w:pPr>
-      <w:r>
-        <w:rPr>
-          <w:rStyle w:val="a6"/>
-        </w:rPr>
-        <w:footnoteRef/>
-      </w:r>
-      <w:r>
-        <w:t xml:space="preserve"> </w:t>
-      </w:r>
-      <w:r>
-        <w:t>Курова, Д. Н. Асинхронная обработка запросов в ASP.NET / Д. Н. Курова // Вестник Димитровградского инженерно-технологического института. – 2015. – № 3(8). – С. 49-52. – EDN VRRGZD.</w:t>
-      </w:r>
-    </w:p>
-  </w:footnote>
-  <w:footnote w:id="28">
-    <w:p>
-      <w:pPr>
-        <w:pStyle w:val="a4"/>
-      </w:pPr>
-      <w:r>
-        <w:rPr>
-          <w:rStyle w:val="a6"/>
-        </w:rPr>
-        <w:footnoteRef/>
-      </w:r>
-      <w:r>
-        <w:t xml:space="preserve"> </w:t>
-      </w:r>
-      <w:r>
-        <w:t>Борисов, В. В. Анализ и исследование современных технологий веб- разработки для проектирования и автоматизации современной станции технического обслуживания автомобилей / В. В. Борисов, В. Н. Тарасов // Современные научно-исследовательские и технологические аспекты программной инженерии : Материалы Всероссийской научно-технической конференции, Оренбург, 14–15 сентября 2023 года. – Оренбург: Оренбургский государственный университет, 2023. – С. 230-236. – EDN DRELZO.</w:t>
-      </w:r>
-    </w:p>
-  </w:footnote>
-  <w:footnote w:id="29">
-    <w:p>
-      <w:pPr>
-        <w:pStyle w:val="a4"/>
-        <w:rPr>
-          <w:lang w:val="en-US"/>
-        </w:rPr>
-      </w:pPr>
-      <w:r>
-        <w:rPr>
-          <w:rStyle w:val="a6"/>
-        </w:rPr>
-        <w:footnoteRef/>
-      </w:r>
-      <w:r>
-        <w:rPr>
-          <w:lang w:val="en-US"/>
-        </w:rPr>
-        <w:t xml:space="preserve"> </w:t>
-      </w:r>
-      <w:r>
-        <w:rPr>
-          <w:highlight w:val="lightGray"/>
-          <w:lang w:val="en-US"/>
-        </w:rPr>
-        <w:t>https://thecode.media/ajax/</w:t>
-      </w:r>
-    </w:p>
-  </w:footnote>
-  <w:footnote w:id="30">
-    <w:p>
-      <w:pPr>
-        <w:pStyle w:val="a4"/>
-        <w:rPr>
-          <w:lang w:val="en-US"/>
-        </w:rPr>
-      </w:pPr>
-      <w:r>
-        <w:rPr>
-          <w:rStyle w:val="a6"/>
-        </w:rPr>
-        <w:footnoteRef/>
-      </w:r>
-      <w:r>
-        <w:rPr>
-          <w:lang w:val="en-US"/>
-        </w:rPr>
-        <w:t xml:space="preserve"> Hwang W. S., Shon J. G., Park J. S. Web session hijacking defense technique using user information //Human-centric Computing and Information Sciences. – 2022. – </w:t>
-      </w:r>
-      <w:r>
-        <w:t>Т</w:t>
-      </w:r>
-      <w:r>
-        <w:rPr>
-          <w:lang w:val="en-US"/>
-        </w:rPr>
-        <w:t xml:space="preserve">. 12. – №. </w:t>
-      </w:r>
-      <w:r>
-        <w:rPr>
-          <w:lang w:val="en-US"/>
-        </w:rPr>
-        <w:t xml:space="preserve">1. – </w:t>
-      </w:r>
-      <w:r>
-        <w:t>С</w:t>
-      </w:r>
-      <w:r>
-        <w:rPr>
-          <w:lang w:val="en-US"/>
-        </w:rPr>
-        <w:t>. p1-15.</w:t>
-      </w:r>
-    </w:p>
-  </w:footnote>
-  <w:footnote w:id="31">
-    <w:p>
-      <w:pPr>
-        <w:pStyle w:val="a4"/>
-        <w:rPr>
-          <w:lang w:val="en-US"/>
-        </w:rPr>
-      </w:pPr>
-      <w:r>
-        <w:rPr>
-          <w:rStyle w:val="a6"/>
-        </w:rPr>
-        <w:footnoteRef/>
-      </w:r>
-      <w:r>
-        <w:rPr>
-          <w:lang w:val="en-US"/>
-        </w:rPr>
-        <w:t xml:space="preserve"> https://learn.microsoft.com/ru-ru/aspnet/web-api/overview/security/preventing-cross-site-request-forgery-csrf-attacks</w:t>
-      </w:r>
-    </w:p>
-  </w:footnote>
-  <w:footnote w:id="32">
-    <w:p>
-      <w:pPr>
-        <w:pStyle w:val="a4"/>
-      </w:pPr>
-      <w:r>
-        <w:rPr>
-          <w:rStyle w:val="a6"/>
-        </w:rPr>
-        <w:footnoteRef/>
-      </w:r>
-      <w:r>
-        <w:t xml:space="preserve"> </w:t>
-      </w:r>
-      <w:r>
-        <w:rPr>
-          <w:rFonts w:ascii="Arial" w:hAnsi="Arial" w:cs="Arial"/>
-          <w:sz w:val="18"/>
-          <w:szCs w:val="18"/>
-        </w:rPr>
-        <w:t>Портнов О. С., Халманов А. А. WEBSOCKET: ПРОТОКОЛ РЕАЛЬНОГО ВРЕМЕНИ ДЛЯ СОВРЕМЕННЫХ ВЕБ-ПРИЛОЖЕНИЙ // Вестник науки. 2025. №5 (86). URL: https://cyberleninka.ru/article/n/websocket-protokol-realnogo-vremeni-dlya-sovremennyh-veb-prilozheniy (дата обращения: 22.10.2025).</w:t>
-      </w:r>
-    </w:p>
-  </w:footnote>
-  <w:footnote w:id="33">
-    <w:p>
-      <w:pPr>
-        <w:pStyle w:val="a4"/>
-      </w:pPr>
-      <w:r>
-        <w:rPr>
-          <w:rStyle w:val="a6"/>
-        </w:rPr>
-        <w:footnoteRef/>
-      </w:r>
-      <w:r>
-        <w:t xml:space="preserve"> </w:t>
-      </w:r>
-      <w:r>
-        <w:rPr>
-          <w:rFonts w:ascii="Arial" w:hAnsi="Arial" w:cs="Arial"/>
-          <w:sz w:val="18"/>
-          <w:szCs w:val="18"/>
-        </w:rPr>
-        <w:t>Портнов О. С., Халманов А. А. WEBSOCKET: ПРОТОКОЛ РЕАЛЬНОГО ВРЕМЕНИ ДЛЯ СОВРЕМЕННЫХ ВЕБ-ПРИЛОЖЕНИЙ // Вестник науки. 2025. №5 (86). URL: https://cyberleninka.ru/article/n/websocket-protokol-realnogo-vremeni-dlya-sovremennyh-veb-prilozheniy (дата обращения: 22.10.2025).</w:t>
-      </w:r>
-    </w:p>
-  </w:footnote>
-  <w:footnote w:id="34">
-    <w:p>
-      <w:pPr>
-        <w:pStyle w:val="a4"/>
-      </w:pPr>
-      <w:r>
-        <w:rPr>
-          <w:rStyle w:val="a6"/>
-        </w:rPr>
-        <w:footnoteRef/>
-      </w:r>
-      <w:r>
-        <w:t xml:space="preserve"> </w:t>
-      </w:r>
-      <w:r>
-        <w:rPr>
-          <w:rFonts w:ascii="Arial" w:hAnsi="Arial" w:cs="Arial"/>
-          <w:sz w:val="18"/>
-          <w:szCs w:val="18"/>
-        </w:rPr>
-        <w:t>Галина Александровна Звонарёва, Артём Сергеевич Смирнов Аналитическая оценка работы протоколов WebSocket и WebTransport для класса SCADA-систем, работающих в рамках интрасети // Открытое образование. 2024. №5. URL: https://cyberleninka.ru/article/n/analiticheskaya-otsenka-raboty-protokolov-websocket-i-webtransport-dlya-klassa-scada-sistem-rabotayuschih-v-ramkah-intraseti (дата обращения: 22.10.2025).</w:t>
-      </w:r>
-    </w:p>
-  </w:footnote>
-  <w:footnote w:id="35">
-    <w:p>
-      <w:pPr>
-        <w:pStyle w:val="a4"/>
-      </w:pPr>
-      <w:r>
-        <w:rPr>
-          <w:rStyle w:val="a6"/>
-        </w:rPr>
-        <w:footnoteRef/>
-      </w:r>
-      <w:r>
-        <w:t xml:space="preserve"> </w:t>
-      </w:r>
-      <w:r>
-        <w:t>Круглов А. М., Агарков А. В., Бондарчук Д. О. Сетевые протоколы прикладного уровня //ББК 1 Н 34. – С. 3591.</w:t>
-      </w:r>
-    </w:p>
-  </w:footnote>
-  <w:footnote w:id="36">
-    <w:p>
-      <w:pPr>
-        <w:pStyle w:val="a4"/>
-        <w:rPr>
-          <w:lang w:val="en-US"/>
-        </w:rPr>
-      </w:pPr>
-      <w:r>
-        <w:rPr>
-          <w:rStyle w:val="a6"/>
-        </w:rPr>
-        <w:footnoteRef/>
-      </w:r>
-      <w:r>
-        <w:rPr>
-          <w:lang w:val="en-US"/>
-        </w:rPr>
-        <w:t xml:space="preserve"> </w:t>
-      </w:r>
-      <w:r>
-        <w:rPr>
-          <w:highlight w:val="cyan"/>
-          <w:lang w:val="en-US"/>
-        </w:rPr>
-        <w:t>Raciti M. et al. WebSocket Integration in Django [</w:t>
-      </w:r>
-      <w:r>
-        <w:rPr>
-          <w:highlight w:val="cyan"/>
-        </w:rPr>
-        <w:t>Электронный</w:t>
-      </w:r>
-      <w:r>
-        <w:rPr>
-          <w:highlight w:val="cyan"/>
-          <w:lang w:val="en-US"/>
-        </w:rPr>
-        <w:t xml:space="preserve"> </w:t>
-      </w:r>
-      <w:r>
-        <w:rPr>
-          <w:highlight w:val="cyan"/>
-        </w:rPr>
-        <w:t>ресурс</w:t>
-      </w:r>
-      <w:r>
-        <w:rPr>
-          <w:highlight w:val="cyan"/>
-          <w:lang w:val="en-US"/>
-        </w:rPr>
-        <w:t>]. https://openaccess.inaf.it/server/api/core/bitstreams/2aadcb8a-6b1a-405c-8336-9133301ec099/content</w:t>
-      </w:r>
-    </w:p>
-  </w:footnote>
-  <w:footnote w:id="37">
-    <w:p>
-      <w:pPr>
-        <w:pStyle w:val="a4"/>
-      </w:pPr>
-      <w:r>
-        <w:rPr>
-          <w:rStyle w:val="a6"/>
-        </w:rPr>
-        <w:footnoteRef/>
-      </w:r>
-      <w:r>
-        <w:rPr>
-          <w:lang w:val="en-US"/>
-        </w:rPr>
-        <w:t xml:space="preserve"> </w:t>
-      </w:r>
+        <w:t>Kamalakkannan</w:t>
+      </w:r>
+      <w:proofErr w:type="spellEnd"/>
       <w:r>
         <w:rPr>
           <w:rFonts w:ascii="Arial" w:hAnsi="Arial" w:cs="Arial"/>
@@ -9905,16 +12498,9 @@
           <w:shd w:val="clear" w:color="auto" w:fill="FFFFFF"/>
           <w:lang w:val="en-US"/>
         </w:rPr>
-        <w:t xml:space="preserve">Ravshanovich A. R. JSON IN JAVASCRIPT //Introduction of new innovative technologies in education of pedagogy and psychology. – 2024. – </w:t>
-      </w:r>
-      <w:r>
-        <w:rPr>
-          <w:rFonts w:ascii="Arial" w:hAnsi="Arial" w:cs="Arial"/>
-          <w:color w:val="222222"/>
-          <w:shd w:val="clear" w:color="auto" w:fill="FFFFFF"/>
-        </w:rPr>
-        <w:t>Т</w:t>
-      </w:r>
+        <w:t xml:space="preserve"> S. Detection and prevention of man-in-the-middle attack in </w:t>
+      </w:r>
+      <w:proofErr w:type="spellStart"/>
       <w:r>
         <w:rPr>
           <w:rFonts w:ascii="Arial" w:hAnsi="Arial" w:cs="Arial"/>
@@ -9922,296 +12508,9 @@
           <w:shd w:val="clear" w:color="auto" w:fill="FFFFFF"/>
           <w:lang w:val="en-US"/>
         </w:rPr>
-        <w:t xml:space="preserve">. 1. – №. </w:t>
-      </w:r>
-      <w:r>
-        <w:rPr>
-          <w:rFonts w:ascii="Arial" w:hAnsi="Arial" w:cs="Arial"/>
-          <w:color w:val="222222"/>
-          <w:shd w:val="clear" w:color="auto" w:fill="FFFFFF"/>
-        </w:rPr>
-        <w:t>3. – С. 175-182.</w:t>
-      </w:r>
-    </w:p>
-  </w:footnote>
-  <w:footnote w:id="38">
-    <w:p>
-      <w:pPr>
-        <w:pStyle w:val="a4"/>
-      </w:pPr>
-      <w:r>
-        <w:rPr>
-          <w:rStyle w:val="a6"/>
-        </w:rPr>
-        <w:footnoteRef/>
-      </w:r>
-      <w:r>
-        <w:t xml:space="preserve"> </w:t>
-      </w:r>
-      <w:r>
-        <w:t>Васильев Г. В. Эффективное хранение больших данных о погоде в формате JSON c помощью nosql базы данных mongodb //МОЛОДЕЖЬ И НАУКА: АКТУАЛЬНЫЕ ПРОБЛЕМЫ ФУНДАМЕНТАЛЬНЫХ И ПРИКЛАДНЫХ ИССЛЕДОВАНИЙ. – 2023. – С. 255-258.</w:t>
-      </w:r>
-    </w:p>
-  </w:footnote>
-  <w:footnote w:id="39">
-    <w:p>
-      <w:pPr>
-        <w:pStyle w:val="a4"/>
-        <w:rPr>
-          <w:lang w:val="sr-Latn-RS"/>
-        </w:rPr>
-      </w:pPr>
-      <w:r>
-        <w:rPr>
-          <w:rStyle w:val="a6"/>
-        </w:rPr>
-        <w:footnoteRef/>
-      </w:r>
-      <w:r>
-        <w:t xml:space="preserve"> </w:t>
-      </w:r>
-      <w:r>
-        <w:rPr>
-          <w:rFonts w:ascii="Arial" w:hAnsi="Arial" w:cs="Arial"/>
-          <w:sz w:val="18"/>
-          <w:szCs w:val="18"/>
-        </w:rPr>
-        <w:t>Подгорный П. А. ПРЕИМУЩЕСТВА ИСПОЛЬЗОВАНИЯ ФОРМАТА JSON В СОВРЕМЕННЫХ WEB-ПРИЛОЖЕНИЯХ С ТОЧКИ ЗРЕНИЯ ИНФОРМАЦИОННОЙ БЕЗОПАСНОСТИ // Вестник науки. 2022. №11 (56). URL: https://cyberleninka.ru/article/n/preimuschestva-ispolzovaniya-formata-json-v-sovremennyh-web-prilozheniyah-s-tochki-zreniya-informatsionnoy-bezopasnosti (дата обращения: 05.11.2025).</w:t>
-      </w:r>
-    </w:p>
-  </w:footnote>
-  <w:footnote w:id="40">
-    <w:p>
-      <w:pPr>
-        <w:pStyle w:val="a4"/>
-        <w:rPr>
-          <w:lang w:val="sr-Latn-RS"/>
-        </w:rPr>
-      </w:pPr>
-      <w:r>
-        <w:rPr>
-          <w:rStyle w:val="a6"/>
-        </w:rPr>
-        <w:footnoteRef/>
-      </w:r>
-      <w:r>
-        <w:rPr>
-          <w:lang w:val="sr-Latn-RS"/>
-        </w:rPr>
-        <w:t xml:space="preserve"> https://aws.amazon.com/ru/what-is/xml/</w:t>
-      </w:r>
-    </w:p>
-  </w:footnote>
-  <w:footnote w:id="41">
-    <w:p>
-      <w:pPr>
-        <w:pStyle w:val="a4"/>
-        <w:rPr>
-          <w:lang w:val="sr-Latn-RS"/>
-        </w:rPr>
-      </w:pPr>
-      <w:r>
-        <w:rPr>
-          <w:rStyle w:val="a6"/>
-        </w:rPr>
-        <w:footnoteRef/>
-      </w:r>
-      <w:r>
-        <w:rPr>
-          <w:lang w:val="sr-Latn-RS"/>
-        </w:rPr>
-        <w:t xml:space="preserve"> https://encyclopedia.kaspersky.ru/glossary/xxe-xml-external-entity/</w:t>
-      </w:r>
-    </w:p>
-  </w:footnote>
-  <w:footnote w:id="42">
-    <w:p>
-      <w:pPr>
-        <w:pStyle w:val="a4"/>
-      </w:pPr>
-      <w:r>
-        <w:rPr>
-          <w:rStyle w:val="a6"/>
-        </w:rPr>
-        <w:footnoteRef/>
-      </w:r>
-      <w:r>
-        <w:t xml:space="preserve"> </w:t>
-      </w:r>
-      <w:r>
-        <w:t>Алексашина, У. А. Кто такие фронтенд - разработчики и почему они так востребованы? / У. А. Алексашина // Студенческая научная весна : Тезисы докладов Всероссийской студенческой конференции, посвященной 175-летию Н.Е. Жуковского, Москва, 01–30 апреля 2022 года. – Москва: Издательский дом "Научная библиотека", 2022. – С. 431-434. – EDN BGGGRM.</w:t>
-      </w:r>
-    </w:p>
-    <w:p>
-      <w:pPr>
-        <w:pStyle w:val="a4"/>
-      </w:pPr>
-    </w:p>
-  </w:footnote>
-  <w:footnote w:id="43">
-    <w:p>
-      <w:pPr>
-        <w:pStyle w:val="a4"/>
-      </w:pPr>
-      <w:r>
-        <w:rPr>
-          <w:rStyle w:val="a6"/>
-        </w:rPr>
-        <w:footnoteRef/>
-      </w:r>
-      <w:r>
-        <w:t xml:space="preserve"> </w:t>
-      </w:r>
-      <w:r>
-        <w:t>Чернов М. Б., Малова Е. Н. ИЗУЧЕНИЕ FRONTEND-РАЗРАБОТКИ–ПЕРВЫЙ ШАГ В СФЕРУ IT //ББК 32.82+ 74.00 Т65. – 2021. – С. 139.</w:t>
-      </w:r>
-    </w:p>
-  </w:footnote>
-  <w:footnote w:id="44">
-    <w:p>
-      <w:pPr>
-        <w:pStyle w:val="a4"/>
-      </w:pPr>
-      <w:r>
-        <w:rPr>
-          <w:rStyle w:val="a6"/>
-        </w:rPr>
-        <w:footnoteRef/>
-      </w:r>
-      <w:r>
-        <w:t xml:space="preserve"> </w:t>
-      </w:r>
-      <w:r>
-        <w:t>Злобин Е. А. и др. ОБЗОР ПРЕПРОЦЕССОРОВ ЯЗЫКА КАСКАДНЫХ ТАБЛИЦ СТИЛЕЙ CSS //П27 Перспективные аспекты моделирования систем и процессов: материалы Всероссийской научно-практической конференции, Воронеж, 7 октября 2023 г./отв. ред. ВК Зольников, АИ Заревич; М-во науки и высшего образования РФ, ФГБОУ ВО «ВГЛТУ».–Воронеж, 2023.–563 с.–URL: https://vgltu. ru/nauka/konferencii/2023/vserossijskaya-nauchno-prakticheskaya. – 2023. – С. 56.</w:t>
-      </w:r>
-    </w:p>
-  </w:footnote>
-  <w:footnote w:id="45">
-    <w:p>
-      <w:pPr>
-        <w:pStyle w:val="a4"/>
-      </w:pPr>
-      <w:r>
-        <w:rPr>
-          <w:rStyle w:val="a6"/>
-        </w:rPr>
-        <w:footnoteRef/>
-      </w:r>
-      <w:r>
-        <w:t xml:space="preserve"> </w:t>
-      </w:r>
-      <w:r>
-        <w:rPr>
-          <w:rFonts w:ascii="Arial" w:hAnsi="Arial" w:cs="Arial"/>
-          <w:color w:val="222222"/>
-          <w:shd w:val="clear" w:color="auto" w:fill="FFFFFF"/>
-        </w:rPr>
-        <w:t>Сабырова М. Е. ПРЕИМУЩЕСТВА JAVASCRIPT //ВЕСТНИК ЖЕТЫСУСКОГО УНИВЕРСИТЕТА ИМЕНИ И. ЖАНСУГУРОВА. – 2023. – №. 4 (109). – С. 145-149.</w:t>
-      </w:r>
-    </w:p>
-  </w:footnote>
-  <w:footnote w:id="46">
-    <w:p>
-      <w:pPr>
-        <w:pStyle w:val="a4"/>
-      </w:pPr>
-      <w:r>
-        <w:rPr>
-          <w:rStyle w:val="a6"/>
-        </w:rPr>
-        <w:footnoteRef/>
-      </w:r>
-      <w:r>
-        <w:t xml:space="preserve"> </w:t>
-      </w:r>
-      <w:r>
-        <w:t>https://encyclopedia.kaspersky.ru/glossary/cross-site-scripting-xss/</w:t>
-      </w:r>
-    </w:p>
-  </w:footnote>
-  <w:footnote w:id="47">
-    <w:p>
-      <w:pPr>
-        <w:pStyle w:val="a4"/>
-      </w:pPr>
-      <w:r>
-        <w:rPr>
-          <w:rStyle w:val="a6"/>
-        </w:rPr>
-        <w:footnoteRef/>
-      </w:r>
-      <w:r>
-        <w:t xml:space="preserve"> </w:t>
-      </w:r>
-      <w:r>
-        <w:rPr>
-          <w:rFonts w:ascii="Arial" w:hAnsi="Arial" w:cs="Arial"/>
-          <w:color w:val="222222"/>
-          <w:shd w:val="clear" w:color="auto" w:fill="FFFFFF"/>
-        </w:rPr>
-        <w:t>Навроцкая А. В. Информационная безопасность. Мошенничество. – 2024.</w:t>
-      </w:r>
-    </w:p>
-  </w:footnote>
-  <w:footnote w:id="48">
-    <w:p>
-      <w:pPr>
-        <w:pStyle w:val="a4"/>
-        <w:rPr>
-          <w:rFonts w:ascii="Arial" w:hAnsi="Arial" w:cs="Arial"/>
-          <w:color w:val="222222"/>
-          <w:shd w:val="clear" w:color="auto" w:fill="FFFFFF"/>
-        </w:rPr>
-      </w:pPr>
-      <w:r>
-        <w:rPr>
-          <w:rStyle w:val="a6"/>
-        </w:rPr>
-        <w:footnoteRef/>
-      </w:r>
-      <w:r>
-        <w:t xml:space="preserve"> </w:t>
-      </w:r>
-      <w:r>
-        <w:rPr>
-          <w:rFonts w:ascii="Arial" w:hAnsi="Arial" w:cs="Arial"/>
-          <w:color w:val="222222"/>
-          <w:shd w:val="clear" w:color="auto" w:fill="FFFFFF"/>
-        </w:rPr>
-        <w:t>Трофимов Н. Н., Сергеев О. Л. Научный руководитель: Жуков АД //МЕЖДУНАРОДНЫЙ НАУЧНЫЙ ЖУРНАЛ ИННОВАЦИОННАЯ НАУКА. – С. 58.</w:t>
-      </w:r>
-    </w:p>
-    <w:p>
-      <w:pPr>
-        <w:pStyle w:val="a4"/>
-      </w:pPr>
-    </w:p>
-  </w:footnote>
-  <w:footnote w:id="49">
-    <w:p>
-      <w:pPr>
-        <w:pStyle w:val="a4"/>
-      </w:pPr>
-      <w:r>
-        <w:rPr>
-          <w:rStyle w:val="a6"/>
-        </w:rPr>
-        <w:footnoteRef/>
-      </w:r>
-      <w:r>
-        <w:rPr>
-          <w:lang w:val="en-US"/>
-        </w:rPr>
-        <w:t xml:space="preserve"> </w:t>
-      </w:r>
-      <w:r>
-        <w:rPr>
-          <w:rFonts w:ascii="Arial" w:hAnsi="Arial" w:cs="Arial"/>
-          <w:color w:val="222222"/>
-          <w:shd w:val="clear" w:color="auto" w:fill="FFFFFF"/>
-        </w:rPr>
-        <w:t>Раджабов</w:t>
-      </w:r>
+        <w:t>iot</w:t>
+      </w:r>
+      <w:proofErr w:type="spellEnd"/>
       <w:r>
         <w:rPr>
           <w:rFonts w:ascii="Arial" w:hAnsi="Arial" w:cs="Arial"/>
@@ -10219,7 +12518,7 @@
           <w:shd w:val="clear" w:color="auto" w:fill="FFFFFF"/>
           <w:lang w:val="en-US"/>
         </w:rPr>
-        <w:t xml:space="preserve"> </w:t>
+        <w:t xml:space="preserve"> network using regression modeling //Advances in Engineering software. – 2022. – </w:t>
       </w:r>
       <w:r>
         <w:rPr>
@@ -10227,7 +12526,7 @@
           <w:color w:val="222222"/>
           <w:shd w:val="clear" w:color="auto" w:fill="FFFFFF"/>
         </w:rPr>
-        <w:t>А</w:t>
+        <w:t>Т</w:t>
       </w:r>
       <w:r>
         <w:rPr>
@@ -10236,7 +12535,7 @@
           <w:shd w:val="clear" w:color="auto" w:fill="FFFFFF"/>
           <w:lang w:val="en-US"/>
         </w:rPr>
-        <w:t xml:space="preserve">. </w:t>
+        <w:t xml:space="preserve">. 169. – </w:t>
       </w:r>
       <w:r>
         <w:rPr>
@@ -10244,7 +12543,7 @@
           <w:color w:val="222222"/>
           <w:shd w:val="clear" w:color="auto" w:fill="FFFFFF"/>
         </w:rPr>
-        <w:t>Р</w:t>
+        <w:t>С</w:t>
       </w:r>
       <w:r>
         <w:rPr>
@@ -10253,7 +12552,96 @@
           <w:shd w:val="clear" w:color="auto" w:fill="FFFFFF"/>
           <w:lang w:val="en-US"/>
         </w:rPr>
-        <w:t xml:space="preserve">. </w:t>
+        <w:t>. 103126.</w:t>
+      </w:r>
+    </w:p>
+  </w:footnote>
+  <w:footnote w:id="20">
+    <w:p>
+      <w:pPr>
+        <w:pStyle w:val="a4"/>
+        <w:rPr>
+          <w:lang w:val="en-US"/>
+        </w:rPr>
+      </w:pPr>
+      <w:r>
+        <w:rPr>
+          <w:rStyle w:val="a6"/>
+        </w:rPr>
+        <w:footnoteRef/>
+      </w:r>
+      <w:r>
+        <w:rPr>
+          <w:lang w:val="en-US"/>
+        </w:rPr>
+        <w:t xml:space="preserve"> https://encyclopedia.kaspersky.ru/glossary/downgrade-attack/</w:t>
+      </w:r>
+    </w:p>
+  </w:footnote>
+  <w:footnote w:id="21">
+    <w:p>
+      <w:pPr>
+        <w:pStyle w:val="a4"/>
+      </w:pPr>
+      <w:r>
+        <w:rPr>
+          <w:rStyle w:val="a6"/>
+        </w:rPr>
+        <w:footnoteRef/>
+      </w:r>
+      <w:r>
+        <w:t xml:space="preserve"> 1. Разработка программных модулей программного обеспечения для компьютерных систем. Прикладное программирование [Электронный ресурс]: учеб. пособие / С. В. Белугина. Электрон. текстовые данные. Изд. 4-е, стер. Санкт-</w:t>
+      </w:r>
+      <w:proofErr w:type="gramStart"/>
+      <w:r>
+        <w:t>Петербург :</w:t>
+      </w:r>
+      <w:proofErr w:type="gramEnd"/>
+      <w:r>
+        <w:t xml:space="preserve"> Лань, 2023. URL: https://e.lanbook.com/book/296975</w:t>
+      </w:r>
+    </w:p>
+  </w:footnote>
+  <w:footnote w:id="22">
+    <w:p>
+      <w:pPr>
+        <w:pStyle w:val="a4"/>
+      </w:pPr>
+      <w:r>
+        <w:rPr>
+          <w:rStyle w:val="a6"/>
+        </w:rPr>
+        <w:footnoteRef/>
+      </w:r>
+      <w:r>
+        <w:t xml:space="preserve"> </w:t>
+      </w:r>
+      <w:r>
+        <w:t xml:space="preserve">Архипов, К. А. Сравнительный анализ хранения данных на клиентской и серверной частях в клиент-серверном приложении / К. А. Архипов, А. Я. Скляр // Развитие науки и практики в глобально меняющемся мире в условиях </w:t>
+      </w:r>
+      <w:proofErr w:type="gramStart"/>
+      <w:r>
+        <w:t>рисков :</w:t>
+      </w:r>
+      <w:proofErr w:type="gramEnd"/>
+      <w:r>
+        <w:t xml:space="preserve"> сборник материалов XVIII Международной научно-практической конференции, Москва, 30 апреля 2023 года. – Москва: АЛЕФ, 2023. – С. 264-271. – DOI 10.34755/IROK.2023.59.47.090. – EDN YLAPSQ.</w:t>
+      </w:r>
+    </w:p>
+  </w:footnote>
+  <w:footnote w:id="23">
+    <w:p>
+      <w:pPr>
+        <w:pStyle w:val="a4"/>
+      </w:pPr>
+      <w:r>
+        <w:rPr>
+          <w:rStyle w:val="a6"/>
+        </w:rPr>
+        <w:footnoteRef/>
+      </w:r>
+      <w:r>
+        <w:t xml:space="preserve"> </w:t>
       </w:r>
       <w:r>
         <w:rPr>
@@ -10261,8 +12649,498 @@
           <w:color w:val="222222"/>
           <w:shd w:val="clear" w:color="auto" w:fill="FFFFFF"/>
         </w:rPr>
-        <w:t>ТИПЫ</w:t>
-      </w:r>
+        <w:t>Семенова М. М., Семенов В. А., Чупина Е. Н. АУТЕНТИФИКАЦИЯ НА ОСНОВЕ ФАЙЛОВ COOKIE И АУТЕНТИФИКАЦИЯ С ПОМОЩЬЮ JSON WEB TOKEN (JWT) //ББК 32.973-018.2+ 32.81 я43 К63. – 2021. – С. 93.</w:t>
+      </w:r>
+    </w:p>
+  </w:footnote>
+  <w:footnote w:id="24">
+    <w:p>
+      <w:pPr>
+        <w:pStyle w:val="a4"/>
+      </w:pPr>
+      <w:r>
+        <w:rPr>
+          <w:rStyle w:val="a6"/>
+        </w:rPr>
+        <w:footnoteRef/>
+      </w:r>
+      <w:r>
+        <w:t xml:space="preserve"> </w:t>
+      </w:r>
+      <w:r>
+        <w:rPr>
+          <w:highlight w:val="lightGray"/>
+        </w:rPr>
+        <w:t>https://www.php.net/manual/ru/session.examples.basic.php</w:t>
+      </w:r>
+    </w:p>
+  </w:footnote>
+  <w:footnote w:id="25">
+    <w:p>
+      <w:pPr>
+        <w:pStyle w:val="a4"/>
+      </w:pPr>
+      <w:r>
+        <w:rPr>
+          <w:rStyle w:val="a6"/>
+        </w:rPr>
+        <w:footnoteRef/>
+      </w:r>
+      <w:r>
+        <w:t xml:space="preserve"> </w:t>
+      </w:r>
+      <w:r>
+        <w:rPr>
+          <w:rFonts w:ascii="Arial" w:hAnsi="Arial" w:cs="Arial"/>
+          <w:color w:val="222222"/>
+          <w:shd w:val="clear" w:color="auto" w:fill="FFFFFF"/>
+        </w:rPr>
+        <w:t>Семенова М. М., Семенов В. А., Чупина Е. Н. АУТЕНТИФИКАЦИЯ НА ОСНОВЕ ФАЙЛОВ COOKIE И АУТЕНТИФИКАЦИЯ С ПОМОЩЬЮ JSON WEB TOKEN (JWT) //ББК 32.973-018.2+ 32.81 я43 К63. – 2021. – С. 93</w:t>
+      </w:r>
+      <w:r>
+        <w:rPr>
+          <w:rFonts w:ascii="Arial" w:hAnsi="Arial" w:cs="Arial"/>
+          <w:color w:val="222222"/>
+          <w:highlight w:val="yellow"/>
+          <w:shd w:val="clear" w:color="auto" w:fill="FFFFFF"/>
+        </w:rPr>
+        <w:t xml:space="preserve">. </w:t>
+      </w:r>
+      <w:r>
+        <w:rPr>
+          <w:rFonts w:ascii="Arial" w:hAnsi="Arial" w:cs="Arial"/>
+          <w:color w:val="222222"/>
+          <w:highlight w:val="yellow"/>
+          <w:shd w:val="clear" w:color="auto" w:fill="FFFFFF"/>
+        </w:rPr>
+        <w:t>(</w:t>
+      </w:r>
+      <w:r>
+        <w:rPr>
+          <w:rFonts w:ascii="Arial" w:hAnsi="Arial" w:cs="Arial"/>
+          <w:color w:val="222222"/>
+          <w:highlight w:val="yellow"/>
+          <w:shd w:val="clear" w:color="auto" w:fill="FFFFFF"/>
+        </w:rPr>
+        <w:t>ДУПЛИКАТ)</w:t>
+      </w:r>
+    </w:p>
+  </w:footnote>
+  <w:footnote w:id="26">
+    <w:p>
+      <w:pPr>
+        <w:pStyle w:val="a4"/>
+      </w:pPr>
+      <w:r>
+        <w:rPr>
+          <w:rStyle w:val="a6"/>
+        </w:rPr>
+        <w:footnoteRef/>
+      </w:r>
+      <w:r>
+        <w:t xml:space="preserve"> </w:t>
+      </w:r>
+      <w:r>
+        <w:rPr>
+          <w:highlight w:val="cyan"/>
+        </w:rPr>
+        <w:t>https://link.springer.com/chapter/10.1007/978-1-4302-2791-5_9</w:t>
+      </w:r>
+    </w:p>
+  </w:footnote>
+  <w:footnote w:id="27">
+    <w:p>
+      <w:pPr>
+        <w:pStyle w:val="a4"/>
+      </w:pPr>
+      <w:r>
+        <w:rPr>
+          <w:rStyle w:val="a6"/>
+        </w:rPr>
+        <w:footnoteRef/>
+      </w:r>
+      <w:r>
+        <w:t xml:space="preserve"> </w:t>
+      </w:r>
+      <w:proofErr w:type="spellStart"/>
+      <w:r>
+        <w:t>Курова</w:t>
+      </w:r>
+      <w:proofErr w:type="spellEnd"/>
+      <w:r>
+        <w:t xml:space="preserve">, Д. Н. Асинхронная обработка запросов в ASP.NET / Д. Н. </w:t>
+      </w:r>
+      <w:proofErr w:type="spellStart"/>
+      <w:r>
+        <w:t>Курова</w:t>
+      </w:r>
+      <w:proofErr w:type="spellEnd"/>
+      <w:r>
+        <w:t xml:space="preserve"> // Вестник Димитровградского инженерно-технологического института. – 2015. – № 3(8). – С. 49-52. – EDN VRRGZD.</w:t>
+      </w:r>
+    </w:p>
+  </w:footnote>
+  <w:footnote w:id="28">
+    <w:p>
+      <w:pPr>
+        <w:pStyle w:val="a4"/>
+      </w:pPr>
+      <w:r>
+        <w:rPr>
+          <w:rStyle w:val="a6"/>
+        </w:rPr>
+        <w:footnoteRef/>
+      </w:r>
+      <w:r>
+        <w:t xml:space="preserve"> </w:t>
+      </w:r>
+      <w:r>
+        <w:t>Борисов, В. В. Анализ и исследование современных технологий веб- разработки для проектирования и автоматизации современной станции технического обслуживания автомобилей / В. В. Борисов, В. Н. Тарасов // Современные научно-исследовательские и технологические аспекты программной инженерии : Материалы Всероссийской научно-технической конференции, Оренбург, 14–15 сентября 2023 года. – Оренбург: Оренбургский государственный университет, 2023. – С. 230-236. – EDN DRELZO.</w:t>
+      </w:r>
+    </w:p>
+  </w:footnote>
+  <w:footnote w:id="29">
+    <w:p>
+      <w:pPr>
+        <w:pStyle w:val="a4"/>
+        <w:rPr>
+          <w:lang w:val="en-US"/>
+        </w:rPr>
+      </w:pPr>
+      <w:r>
+        <w:rPr>
+          <w:rStyle w:val="a6"/>
+        </w:rPr>
+        <w:footnoteRef/>
+      </w:r>
+      <w:r>
+        <w:rPr>
+          <w:lang w:val="en-US"/>
+        </w:rPr>
+        <w:t xml:space="preserve"> </w:t>
+      </w:r>
+      <w:r>
+        <w:rPr>
+          <w:highlight w:val="lightGray"/>
+          <w:lang w:val="en-US"/>
+        </w:rPr>
+        <w:t>https://thecode.media/ajax/</w:t>
+      </w:r>
+    </w:p>
+  </w:footnote>
+  <w:footnote w:id="30">
+    <w:p>
+      <w:pPr>
+        <w:pStyle w:val="a4"/>
+        <w:rPr>
+          <w:lang w:val="en-US"/>
+        </w:rPr>
+      </w:pPr>
+      <w:r>
+        <w:rPr>
+          <w:rStyle w:val="a6"/>
+        </w:rPr>
+        <w:footnoteRef/>
+      </w:r>
+      <w:r>
+        <w:rPr>
+          <w:lang w:val="en-US"/>
+        </w:rPr>
+        <w:t xml:space="preserve"> Hwang W. S., Shon J. G., Park J. S. Web session hijacking defense technique using user information //Human-centric Computing and Information Sciences. – 2022. – </w:t>
+      </w:r>
+      <w:r>
+        <w:t>Т</w:t>
+      </w:r>
+      <w:r>
+        <w:rPr>
+          <w:lang w:val="en-US"/>
+        </w:rPr>
+        <w:t xml:space="preserve">. 12. – №. </w:t>
+      </w:r>
+      <w:r>
+        <w:rPr>
+          <w:lang w:val="en-US"/>
+        </w:rPr>
+        <w:t xml:space="preserve">1. – </w:t>
+      </w:r>
+      <w:r>
+        <w:t>С</w:t>
+      </w:r>
+      <w:r>
+        <w:rPr>
+          <w:lang w:val="en-US"/>
+        </w:rPr>
+        <w:t>. p1-15.</w:t>
+      </w:r>
+    </w:p>
+  </w:footnote>
+  <w:footnote w:id="31">
+    <w:p>
+      <w:pPr>
+        <w:pStyle w:val="a4"/>
+        <w:rPr>
+          <w:lang w:val="en-US"/>
+        </w:rPr>
+      </w:pPr>
+      <w:r>
+        <w:rPr>
+          <w:rStyle w:val="a6"/>
+        </w:rPr>
+        <w:footnoteRef/>
+      </w:r>
+      <w:r>
+        <w:rPr>
+          <w:lang w:val="en-US"/>
+        </w:rPr>
+        <w:t xml:space="preserve"> https://learn.microsoft.com/ru-ru/aspnet/web-api/overview/security/preventing-cross-site-request-forgery-csrf-attacks</w:t>
+      </w:r>
+    </w:p>
+  </w:footnote>
+  <w:footnote w:id="32">
+    <w:p>
+      <w:pPr>
+        <w:pStyle w:val="a4"/>
+      </w:pPr>
+      <w:r>
+        <w:rPr>
+          <w:rStyle w:val="a6"/>
+        </w:rPr>
+        <w:footnoteRef/>
+      </w:r>
+      <w:r>
+        <w:t xml:space="preserve"> </w:t>
+      </w:r>
+      <w:r>
+        <w:rPr>
+          <w:rFonts w:ascii="Arial" w:hAnsi="Arial" w:cs="Arial"/>
+          <w:sz w:val="18"/>
+          <w:szCs w:val="18"/>
+        </w:rPr>
+        <w:t xml:space="preserve">Портнов О. С., </w:t>
+      </w:r>
+      <w:proofErr w:type="spellStart"/>
+      <w:r>
+        <w:rPr>
+          <w:rFonts w:ascii="Arial" w:hAnsi="Arial" w:cs="Arial"/>
+          <w:sz w:val="18"/>
+          <w:szCs w:val="18"/>
+        </w:rPr>
+        <w:t>Халманов</w:t>
+      </w:r>
+      <w:proofErr w:type="spellEnd"/>
+      <w:r>
+        <w:rPr>
+          <w:rFonts w:ascii="Arial" w:hAnsi="Arial" w:cs="Arial"/>
+          <w:sz w:val="18"/>
+          <w:szCs w:val="18"/>
+        </w:rPr>
+        <w:t xml:space="preserve"> А. А. WEBSOCKET: ПРОТОКОЛ РЕАЛЬНОГО ВРЕМЕНИ ДЛЯ СОВРЕМЕННЫХ ВЕБ-ПРИЛОЖЕНИЙ // Вестник науки. 2025. №5 (86). URL: https://cyberleninka.ru/article/n/websocket-protokol-realnogo-vremeni-dlya-sovremennyh-veb-prilozheniy (дата обращения: 22.10.2025).</w:t>
+      </w:r>
+    </w:p>
+  </w:footnote>
+  <w:footnote w:id="33">
+    <w:p>
+      <w:pPr>
+        <w:pStyle w:val="a4"/>
+      </w:pPr>
+      <w:r>
+        <w:rPr>
+          <w:rStyle w:val="a6"/>
+        </w:rPr>
+        <w:footnoteRef/>
+      </w:r>
+      <w:r>
+        <w:t xml:space="preserve"> </w:t>
+      </w:r>
+      <w:r>
+        <w:rPr>
+          <w:rFonts w:ascii="Arial" w:hAnsi="Arial" w:cs="Arial"/>
+          <w:sz w:val="18"/>
+          <w:szCs w:val="18"/>
+        </w:rPr>
+        <w:t xml:space="preserve">Портнов О. С., </w:t>
+      </w:r>
+      <w:proofErr w:type="spellStart"/>
+      <w:r>
+        <w:rPr>
+          <w:rFonts w:ascii="Arial" w:hAnsi="Arial" w:cs="Arial"/>
+          <w:sz w:val="18"/>
+          <w:szCs w:val="18"/>
+        </w:rPr>
+        <w:t>Халманов</w:t>
+      </w:r>
+      <w:proofErr w:type="spellEnd"/>
+      <w:r>
+        <w:rPr>
+          <w:rFonts w:ascii="Arial" w:hAnsi="Arial" w:cs="Arial"/>
+          <w:sz w:val="18"/>
+          <w:szCs w:val="18"/>
+        </w:rPr>
+        <w:t xml:space="preserve"> А. А. WEBSOCKET: ПРОТОКОЛ РЕАЛЬНОГО ВРЕМЕНИ ДЛЯ СОВРЕМЕННЫХ ВЕБ-ПРИЛОЖЕНИЙ // Вестник науки. 2025. №5 (86). URL: https://cyberleninka.ru/article/n/websocket-protokol-realnogo-vremeni-dlya-sovremennyh-veb-prilozheniy (дата обращения: 22.10.2025).</w:t>
+      </w:r>
+    </w:p>
+  </w:footnote>
+  <w:footnote w:id="34">
+    <w:p>
+      <w:pPr>
+        <w:pStyle w:val="a4"/>
+      </w:pPr>
+      <w:r>
+        <w:rPr>
+          <w:rStyle w:val="a6"/>
+        </w:rPr>
+        <w:footnoteRef/>
+      </w:r>
+      <w:r>
+        <w:t xml:space="preserve"> </w:t>
+      </w:r>
+      <w:r>
+        <w:rPr>
+          <w:rFonts w:ascii="Arial" w:hAnsi="Arial" w:cs="Arial"/>
+          <w:sz w:val="18"/>
+          <w:szCs w:val="18"/>
+        </w:rPr>
+        <w:t xml:space="preserve">Галина Александровна Звонарёва, Артём Сергеевич Смирнов Аналитическая оценка работы протоколов </w:t>
+      </w:r>
+      <w:proofErr w:type="spellStart"/>
+      <w:r>
+        <w:rPr>
+          <w:rFonts w:ascii="Arial" w:hAnsi="Arial" w:cs="Arial"/>
+          <w:sz w:val="18"/>
+          <w:szCs w:val="18"/>
+        </w:rPr>
+        <w:t>WebSocket</w:t>
+      </w:r>
+      <w:proofErr w:type="spellEnd"/>
+      <w:r>
+        <w:rPr>
+          <w:rFonts w:ascii="Arial" w:hAnsi="Arial" w:cs="Arial"/>
+          <w:sz w:val="18"/>
+          <w:szCs w:val="18"/>
+        </w:rPr>
+        <w:t xml:space="preserve"> и </w:t>
+      </w:r>
+      <w:proofErr w:type="spellStart"/>
+      <w:r>
+        <w:rPr>
+          <w:rFonts w:ascii="Arial" w:hAnsi="Arial" w:cs="Arial"/>
+          <w:sz w:val="18"/>
+          <w:szCs w:val="18"/>
+        </w:rPr>
+        <w:t>WebTransport</w:t>
+      </w:r>
+      <w:proofErr w:type="spellEnd"/>
+      <w:r>
+        <w:rPr>
+          <w:rFonts w:ascii="Arial" w:hAnsi="Arial" w:cs="Arial"/>
+          <w:sz w:val="18"/>
+          <w:szCs w:val="18"/>
+        </w:rPr>
+        <w:t xml:space="preserve"> для класса SCADA-систем, работающих в рамках интрасети // Открытое образование. 2024. №5. URL: https://cyberleninka.ru/article/n/analiticheskaya-otsenka-raboty-protokolov-websocket-i-webtransport-dlya-klassa-scada-sistem-rabotayuschih-v-ramkah-intraseti (дата обращения: 22.10.2025).</w:t>
+      </w:r>
+    </w:p>
+  </w:footnote>
+  <w:footnote w:id="35">
+    <w:p>
+      <w:pPr>
+        <w:pStyle w:val="a4"/>
+      </w:pPr>
+      <w:r>
+        <w:rPr>
+          <w:rStyle w:val="a6"/>
+        </w:rPr>
+        <w:footnoteRef/>
+      </w:r>
+      <w:r>
+        <w:t xml:space="preserve"> </w:t>
+      </w:r>
+      <w:r>
+        <w:t>Круглов А. М., Агарков А. В., Бондарчук Д. О. Сетевые протоколы прикладного уровня //ББК 1 Н 34. – С. 3591.</w:t>
+      </w:r>
+    </w:p>
+  </w:footnote>
+  <w:footnote w:id="36">
+    <w:p>
+      <w:pPr>
+        <w:pStyle w:val="a4"/>
+        <w:rPr>
+          <w:lang w:val="en-US"/>
+        </w:rPr>
+      </w:pPr>
+      <w:r>
+        <w:rPr>
+          <w:rStyle w:val="a6"/>
+        </w:rPr>
+        <w:footnoteRef/>
+      </w:r>
+      <w:r>
+        <w:rPr>
+          <w:lang w:val="en-US"/>
+        </w:rPr>
+        <w:t xml:space="preserve"> </w:t>
+      </w:r>
+      <w:proofErr w:type="spellStart"/>
+      <w:r>
+        <w:rPr>
+          <w:highlight w:val="cyan"/>
+          <w:lang w:val="en-US"/>
+        </w:rPr>
+        <w:t>Raciti</w:t>
+      </w:r>
+      <w:proofErr w:type="spellEnd"/>
+      <w:r>
+        <w:rPr>
+          <w:highlight w:val="cyan"/>
+          <w:lang w:val="en-US"/>
+        </w:rPr>
+        <w:t xml:space="preserve"> M. et al. WebSocket Integration in Django [</w:t>
+      </w:r>
+      <w:r>
+        <w:rPr>
+          <w:highlight w:val="cyan"/>
+        </w:rPr>
+        <w:t>Электронный</w:t>
+      </w:r>
+      <w:r>
+        <w:rPr>
+          <w:highlight w:val="cyan"/>
+          <w:lang w:val="en-US"/>
+        </w:rPr>
+        <w:t xml:space="preserve"> </w:t>
+      </w:r>
+      <w:r>
+        <w:rPr>
+          <w:highlight w:val="cyan"/>
+        </w:rPr>
+        <w:t>ресурс</w:t>
+      </w:r>
+      <w:r>
+        <w:rPr>
+          <w:highlight w:val="cyan"/>
+          <w:lang w:val="en-US"/>
+        </w:rPr>
+        <w:t>]. https://openaccess.inaf.it/server/api/core/bitstreams/2aadcb8a-6b1a-405c-8336-9133301ec099/content</w:t>
+      </w:r>
+    </w:p>
+  </w:footnote>
+  <w:footnote w:id="37">
+    <w:p>
+      <w:pPr>
+        <w:pStyle w:val="a4"/>
+      </w:pPr>
+      <w:r>
+        <w:rPr>
+          <w:rStyle w:val="a6"/>
+        </w:rPr>
+        <w:footnoteRef/>
+      </w:r>
+      <w:r>
+        <w:rPr>
+          <w:lang w:val="en-US"/>
+        </w:rPr>
+        <w:t xml:space="preserve"> </w:t>
+      </w:r>
+      <w:proofErr w:type="spellStart"/>
       <w:r>
         <w:rPr>
           <w:rFonts w:ascii="Arial" w:hAnsi="Arial" w:cs="Arial"/>
@@ -10270,16 +13148,9 @@
           <w:shd w:val="clear" w:color="auto" w:fill="FFFFFF"/>
           <w:lang w:val="en-US"/>
         </w:rPr>
-        <w:t xml:space="preserve"> </w:t>
-      </w:r>
-      <w:r>
-        <w:rPr>
-          <w:rFonts w:ascii="Arial" w:hAnsi="Arial" w:cs="Arial"/>
-          <w:color w:val="222222"/>
-          <w:shd w:val="clear" w:color="auto" w:fill="FFFFFF"/>
-        </w:rPr>
-        <w:t>БАЗ</w:t>
-      </w:r>
+        <w:t>Ravshanovich</w:t>
+      </w:r>
+      <w:proofErr w:type="spellEnd"/>
       <w:r>
         <w:rPr>
           <w:rFonts w:ascii="Arial" w:hAnsi="Arial" w:cs="Arial"/>
@@ -10287,7 +13158,7 @@
           <w:shd w:val="clear" w:color="auto" w:fill="FFFFFF"/>
           <w:lang w:val="en-US"/>
         </w:rPr>
-        <w:t xml:space="preserve"> </w:t>
+        <w:t xml:space="preserve"> A. R. JSON IN JAVASCRIPT //Introduction of new innovative technologies in education of pedagogy and psychology. – 2024. – </w:t>
       </w:r>
       <w:r>
         <w:rPr>
@@ -10295,7 +13166,7 @@
           <w:color w:val="222222"/>
           <w:shd w:val="clear" w:color="auto" w:fill="FFFFFF"/>
         </w:rPr>
-        <w:t>ДАННЫХ</w:t>
+        <w:t>Т</w:t>
       </w:r>
       <w:r>
         <w:rPr>
@@ -10304,7 +13175,7 @@
           <w:shd w:val="clear" w:color="auto" w:fill="FFFFFF"/>
           <w:lang w:val="en-US"/>
         </w:rPr>
-        <w:t xml:space="preserve"> //Introduction of new innovative technologies in education of pedagogy and psychology. – 2024. – </w:t>
+        <w:t xml:space="preserve">. 1. – №. </w:t>
       </w:r>
       <w:r>
         <w:rPr>
@@ -10312,7 +13183,381 @@
           <w:color w:val="222222"/>
           <w:shd w:val="clear" w:color="auto" w:fill="FFFFFF"/>
         </w:rPr>
-        <w:t>Т</w:t>
+        <w:t>3. – С. 175-182.</w:t>
+      </w:r>
+    </w:p>
+  </w:footnote>
+  <w:footnote w:id="38">
+    <w:p>
+      <w:pPr>
+        <w:pStyle w:val="a4"/>
+      </w:pPr>
+      <w:r>
+        <w:rPr>
+          <w:rStyle w:val="a6"/>
+        </w:rPr>
+        <w:footnoteRef/>
+      </w:r>
+      <w:r>
+        <w:t xml:space="preserve"> </w:t>
+      </w:r>
+      <w:r>
+        <w:t xml:space="preserve">Васильев Г. В. Эффективное хранение больших данных о погоде в формате JSON c помощью </w:t>
+      </w:r>
+      <w:proofErr w:type="spellStart"/>
+      <w:r>
+        <w:t>nosql</w:t>
+      </w:r>
+      <w:proofErr w:type="spellEnd"/>
+      <w:r>
+        <w:t xml:space="preserve"> базы данных </w:t>
+      </w:r>
+      <w:proofErr w:type="spellStart"/>
+      <w:r>
+        <w:t>mongodb</w:t>
+      </w:r>
+      <w:proofErr w:type="spellEnd"/>
+      <w:r>
+        <w:t xml:space="preserve"> //МОЛОДЕЖЬ И НАУКА: АКТУАЛЬНЫЕ ПРОБЛЕМЫ ФУНДАМЕНТАЛЬНЫХ И ПРИКЛАДНЫХ ИССЛЕДОВАНИЙ. – 2023. – С. 255-258.</w:t>
+      </w:r>
+    </w:p>
+  </w:footnote>
+  <w:footnote w:id="39">
+    <w:p>
+      <w:pPr>
+        <w:pStyle w:val="a4"/>
+        <w:rPr>
+          <w:lang w:val="sr-Latn-RS"/>
+        </w:rPr>
+      </w:pPr>
+      <w:r>
+        <w:rPr>
+          <w:rStyle w:val="a6"/>
+        </w:rPr>
+        <w:footnoteRef/>
+      </w:r>
+      <w:r>
+        <w:t xml:space="preserve"> </w:t>
+      </w:r>
+      <w:r>
+        <w:rPr>
+          <w:rFonts w:ascii="Arial" w:hAnsi="Arial" w:cs="Arial"/>
+          <w:sz w:val="18"/>
+          <w:szCs w:val="18"/>
+        </w:rPr>
+        <w:t>Подгорный П. А. ПРЕИМУЩЕСТВА ИСПОЛЬЗОВАНИЯ ФОРМАТА JSON В СОВРЕМЕННЫХ WEB-ПРИЛОЖЕНИЯХ С ТОЧКИ ЗРЕНИЯ ИНФОРМАЦИОННОЙ БЕЗОПАСНОСТИ // Вестник науки. 2022. №11 (56). URL: https://cyberleninka.ru/article/n/preimuschestva-ispolzovaniya-formata-json-v-sovremennyh-web-prilozheniyah-s-tochki-zreniya-informatsionnoy-bezopasnosti (дата обращения: 05.11.2025).</w:t>
+      </w:r>
+    </w:p>
+  </w:footnote>
+  <w:footnote w:id="40">
+    <w:p>
+      <w:pPr>
+        <w:pStyle w:val="a4"/>
+        <w:rPr>
+          <w:lang w:val="sr-Latn-RS"/>
+        </w:rPr>
+      </w:pPr>
+      <w:r>
+        <w:rPr>
+          <w:rStyle w:val="a6"/>
+        </w:rPr>
+        <w:footnoteRef/>
+      </w:r>
+      <w:r>
+        <w:rPr>
+          <w:lang w:val="sr-Latn-RS"/>
+        </w:rPr>
+        <w:t xml:space="preserve"> </w:t>
+      </w:r>
+      <w:r>
+        <w:rPr>
+          <w:lang w:val="sr-Latn-RS"/>
+        </w:rPr>
+        <w:t>https://aws.amazon.com/ru/what-is/xml/</w:t>
+      </w:r>
+    </w:p>
+  </w:footnote>
+  <w:footnote w:id="41">
+    <w:p>
+      <w:pPr>
+        <w:pStyle w:val="a4"/>
+        <w:rPr>
+          <w:lang w:val="sr-Latn-RS"/>
+        </w:rPr>
+      </w:pPr>
+      <w:r>
+        <w:rPr>
+          <w:rStyle w:val="a6"/>
+        </w:rPr>
+        <w:footnoteRef/>
+      </w:r>
+      <w:r>
+        <w:rPr>
+          <w:lang w:val="sr-Latn-RS"/>
+        </w:rPr>
+        <w:t xml:space="preserve"> </w:t>
+      </w:r>
+      <w:r>
+        <w:rPr>
+          <w:lang w:val="sr-Latn-RS"/>
+        </w:rPr>
+        <w:t>https://encyclopedia.kaspersky.ru/glossary/xxe-xml-external-entity/</w:t>
+      </w:r>
+    </w:p>
+  </w:footnote>
+  <w:footnote w:id="42">
+    <w:p>
+      <w:pPr>
+        <w:pStyle w:val="a4"/>
+      </w:pPr>
+      <w:r>
+        <w:rPr>
+          <w:rStyle w:val="a6"/>
+        </w:rPr>
+        <w:footnoteRef/>
+      </w:r>
+      <w:r>
+        <w:t xml:space="preserve"> </w:t>
+      </w:r>
+      <w:r>
+        <w:t xml:space="preserve">Алексашина, У. А. Кто такие </w:t>
+      </w:r>
+      <w:proofErr w:type="spellStart"/>
+      <w:r>
+        <w:t>фронтенд</w:t>
+      </w:r>
+      <w:proofErr w:type="spellEnd"/>
+      <w:r>
+        <w:t xml:space="preserve"> - разработчики и почему они так востребованы? / У. А. Алексашина // Студенческая научная </w:t>
+      </w:r>
+      <w:proofErr w:type="gramStart"/>
+      <w:r>
+        <w:t>весна :</w:t>
+      </w:r>
+      <w:proofErr w:type="gramEnd"/>
+      <w:r>
+        <w:t xml:space="preserve"> Тезисы докладов Всероссийской студенческой конференции, посвященной 175-летию Н.Е. Жуковского, Москва, 01–30 апреля 2022 года. – Москва: Издательский дом "Научная библиотека", 2022. – С. 431-434. – EDN BGGGRM.</w:t>
+      </w:r>
+    </w:p>
+    <w:p>
+      <w:pPr>
+        <w:pStyle w:val="a4"/>
+      </w:pPr>
+    </w:p>
+  </w:footnote>
+  <w:footnote w:id="43">
+    <w:p>
+      <w:pPr>
+        <w:pStyle w:val="a4"/>
+      </w:pPr>
+      <w:r>
+        <w:rPr>
+          <w:rStyle w:val="a6"/>
+        </w:rPr>
+        <w:footnoteRef/>
+      </w:r>
+      <w:r>
+        <w:t xml:space="preserve"> </w:t>
+      </w:r>
+      <w:r>
+        <w:t>Чернов М. Б., Малова Е. Н. ИЗУЧЕНИЕ FRONTEND-РАЗРАБОТКИ–ПЕРВЫЙ ШАГ В СФЕРУ IT //ББК 32.82+ 74.00 Т65. – 2021. – С. 139.</w:t>
+      </w:r>
+    </w:p>
+  </w:footnote>
+  <w:footnote w:id="44">
+    <w:p>
+      <w:pPr>
+        <w:pStyle w:val="a4"/>
+      </w:pPr>
+      <w:r>
+        <w:rPr>
+          <w:rStyle w:val="a6"/>
+        </w:rPr>
+        <w:footnoteRef/>
+      </w:r>
+      <w:r>
+        <w:t xml:space="preserve"> </w:t>
+      </w:r>
+      <w:r>
+        <w:t xml:space="preserve">Злобин Е. А. и др. ОБЗОР ПРЕПРОЦЕССОРОВ ЯЗЫКА КАСКАДНЫХ ТАБЛИЦ СТИЛЕЙ CSS //П27 Перспективные аспекты моделирования систем и процессов: материалы Всероссийской научно-практической конференции, Воронеж, 7 октября 2023 г./отв. ред. ВК Зольников, АИ </w:t>
+      </w:r>
+      <w:proofErr w:type="spellStart"/>
+      <w:r>
+        <w:t>Заревич</w:t>
+      </w:r>
+      <w:proofErr w:type="spellEnd"/>
+      <w:r>
+        <w:t xml:space="preserve">; М-во науки и высшего образования РФ, ФГБОУ ВО «ВГЛТУ».–Воронеж, 2023.–563 с.–URL: https://vgltu. </w:t>
+      </w:r>
+      <w:proofErr w:type="spellStart"/>
+      <w:r>
+        <w:t>ru</w:t>
+      </w:r>
+      <w:proofErr w:type="spellEnd"/>
+      <w:r>
+        <w:t>/</w:t>
+      </w:r>
+      <w:proofErr w:type="spellStart"/>
+      <w:r>
+        <w:t>nauka</w:t>
+      </w:r>
+      <w:proofErr w:type="spellEnd"/>
+      <w:r>
+        <w:t>/</w:t>
+      </w:r>
+      <w:proofErr w:type="spellStart"/>
+      <w:r>
+        <w:t>konferencii</w:t>
+      </w:r>
+      <w:proofErr w:type="spellEnd"/>
+      <w:r>
+        <w:t>/2023/</w:t>
+      </w:r>
+      <w:proofErr w:type="spellStart"/>
+      <w:r>
+        <w:t>vserossijskaya-nauchno-prakticheskaya</w:t>
+      </w:r>
+      <w:proofErr w:type="spellEnd"/>
+      <w:r>
+        <w:t>. – 2023. – С. 56.</w:t>
+      </w:r>
+    </w:p>
+  </w:footnote>
+  <w:footnote w:id="45">
+    <w:p>
+      <w:pPr>
+        <w:pStyle w:val="a4"/>
+      </w:pPr>
+      <w:r>
+        <w:rPr>
+          <w:rStyle w:val="a6"/>
+        </w:rPr>
+        <w:footnoteRef/>
+      </w:r>
+      <w:r>
+        <w:t xml:space="preserve"> </w:t>
+      </w:r>
+      <w:proofErr w:type="spellStart"/>
+      <w:r>
+        <w:rPr>
+          <w:rFonts w:ascii="Arial" w:hAnsi="Arial" w:cs="Arial"/>
+          <w:color w:val="222222"/>
+          <w:shd w:val="clear" w:color="auto" w:fill="FFFFFF"/>
+        </w:rPr>
+        <w:t>Сабырова</w:t>
+      </w:r>
+      <w:proofErr w:type="spellEnd"/>
+      <w:r>
+        <w:rPr>
+          <w:rFonts w:ascii="Arial" w:hAnsi="Arial" w:cs="Arial"/>
+          <w:color w:val="222222"/>
+          <w:shd w:val="clear" w:color="auto" w:fill="FFFFFF"/>
+        </w:rPr>
+        <w:t xml:space="preserve"> М. Е. ПРЕИМУЩЕСТВА JAVASCRIPT //ВЕСТНИК ЖЕТЫСУСКОГО УНИВЕРСИТЕТА ИМЕНИ И. ЖАНСУГУРОВА. – 2023. – №. 4 (109). – С. 145-149.</w:t>
+      </w:r>
+    </w:p>
+  </w:footnote>
+  <w:footnote w:id="46">
+    <w:p>
+      <w:pPr>
+        <w:pStyle w:val="a4"/>
+      </w:pPr>
+      <w:r>
+        <w:rPr>
+          <w:rStyle w:val="a6"/>
+        </w:rPr>
+        <w:footnoteRef/>
+      </w:r>
+      <w:r>
+        <w:t xml:space="preserve"> </w:t>
+      </w:r>
+      <w:r>
+        <w:t>https://encyclopedia.kaspersky.ru/glossary/cross-site-scripting-xss/</w:t>
+      </w:r>
+    </w:p>
+  </w:footnote>
+  <w:footnote w:id="47">
+    <w:p>
+      <w:pPr>
+        <w:pStyle w:val="a4"/>
+      </w:pPr>
+      <w:r>
+        <w:rPr>
+          <w:rStyle w:val="a6"/>
+        </w:rPr>
+        <w:footnoteRef/>
+      </w:r>
+      <w:r>
+        <w:t xml:space="preserve"> </w:t>
+      </w:r>
+      <w:r>
+        <w:rPr>
+          <w:rFonts w:ascii="Arial" w:hAnsi="Arial" w:cs="Arial"/>
+          <w:color w:val="222222"/>
+          <w:shd w:val="clear" w:color="auto" w:fill="FFFFFF"/>
+        </w:rPr>
+        <w:t>Навроцкая А. В. Информационная безопасность. Мошенничество. – 2024.</w:t>
+      </w:r>
+    </w:p>
+  </w:footnote>
+  <w:footnote w:id="48">
+    <w:p>
+      <w:pPr>
+        <w:pStyle w:val="a4"/>
+        <w:rPr>
+          <w:rFonts w:ascii="Arial" w:hAnsi="Arial" w:cs="Arial"/>
+          <w:color w:val="222222"/>
+          <w:shd w:val="clear" w:color="auto" w:fill="FFFFFF"/>
+        </w:rPr>
+      </w:pPr>
+      <w:r>
+        <w:rPr>
+          <w:rStyle w:val="a6"/>
+        </w:rPr>
+        <w:footnoteRef/>
+      </w:r>
+      <w:r>
+        <w:t xml:space="preserve"> </w:t>
+      </w:r>
+      <w:r>
+        <w:rPr>
+          <w:rFonts w:ascii="Arial" w:hAnsi="Arial" w:cs="Arial"/>
+          <w:color w:val="222222"/>
+          <w:shd w:val="clear" w:color="auto" w:fill="FFFFFF"/>
+        </w:rPr>
+        <w:t>Трофимов Н. Н., Сергеев О. Л. Научный руководитель: Жуков АД //МЕЖДУНАРОДНЫЙ НАУЧНЫЙ ЖУРНАЛ ИННОВАЦИОННАЯ НАУКА. – С. 58.</w:t>
+      </w:r>
+    </w:p>
+    <w:p>
+      <w:pPr>
+        <w:pStyle w:val="a4"/>
+      </w:pPr>
+    </w:p>
+  </w:footnote>
+  <w:footnote w:id="49">
+    <w:p>
+      <w:pPr>
+        <w:pStyle w:val="a4"/>
+      </w:pPr>
+      <w:r>
+        <w:rPr>
+          <w:rStyle w:val="a6"/>
+        </w:rPr>
+        <w:footnoteRef/>
+      </w:r>
+      <w:r>
+        <w:rPr>
+          <w:lang w:val="en-US"/>
+        </w:rPr>
+        <w:t xml:space="preserve"> </w:t>
+      </w:r>
+      <w:r>
+        <w:rPr>
+          <w:rFonts w:ascii="Arial" w:hAnsi="Arial" w:cs="Arial"/>
+          <w:color w:val="222222"/>
+          <w:shd w:val="clear" w:color="auto" w:fill="FFFFFF"/>
+        </w:rPr>
+        <w:t>Раджабов</w:t>
       </w:r>
       <w:r>
         <w:rPr>
@@ -10321,7 +13566,7 @@
           <w:shd w:val="clear" w:color="auto" w:fill="FFFFFF"/>
           <w:lang w:val="en-US"/>
         </w:rPr>
-        <w:t xml:space="preserve">. 1. – №. </w:t>
+        <w:t xml:space="preserve"> </w:t>
       </w:r>
       <w:r>
         <w:rPr>
@@ -10329,48 +13574,7 @@
           <w:color w:val="222222"/>
           <w:shd w:val="clear" w:color="auto" w:fill="FFFFFF"/>
         </w:rPr>
-        <w:t>3. – С. 204-210.</w:t>
-      </w:r>
-    </w:p>
-  </w:footnote>
-  <w:footnote w:id="50">
-    <w:p>
-      <w:pPr>
-        <w:pStyle w:val="a4"/>
-      </w:pPr>
-      <w:r>
-        <w:rPr>
-          <w:rStyle w:val="a6"/>
-        </w:rPr>
-        <w:footnoteRef/>
-      </w:r>
-      <w:r>
-        <w:t xml:space="preserve"> </w:t>
-      </w:r>
-      <w:r>
-        <w:t>Садовая Е. Н. СОВРЕМЕННЫЕ ВЫЗОВЫ И УГРОЗЫ ИНФОРМАЦИОННОЙ БЕЗОПАСНОСТИ REST API И СПОСОБЫ ИХ ПРЕДОТВРАЩЕНИЯ // Молодой исследователь Дона. 2023. №3 (42). URL: https://cyberleninka.ru/article/n/sovremennye-vyzovy-i-ugrozy-informatsionnoy-bezopasnosti-rest-api-i-sposoby-ih-predotvrascheniya (дата обращения: 09.12.2025).</w:t>
-      </w:r>
-    </w:p>
-  </w:footnote>
-  <w:footnote w:id="51">
-    <w:p>
-      <w:pPr>
-        <w:pStyle w:val="a4"/>
-        <w:rPr>
-          <w:lang w:val="en-US"/>
-        </w:rPr>
-      </w:pPr>
-      <w:r>
-        <w:rPr>
-          <w:rStyle w:val="a6"/>
-        </w:rPr>
-        <w:footnoteRef/>
-      </w:r>
-      <w:r>
-        <w:rPr>
-          <w:lang w:val="en-US"/>
-        </w:rPr>
-        <w:t xml:space="preserve"> </w:t>
+        <w:t>А</w:t>
       </w:r>
       <w:r>
         <w:rPr>
@@ -10379,7 +13583,7 @@
           <w:shd w:val="clear" w:color="auto" w:fill="FFFFFF"/>
           <w:lang w:val="en-US"/>
         </w:rPr>
-        <w:t xml:space="preserve">Hossain M. M. et al. Broken authentication and its significance in protecting online applications: An overview paper //International Conference on Cyber Intelligence and Information Retrieval. – Singapore : Springer Nature Singapore, 2023. – </w:t>
+        <w:t xml:space="preserve">. </w:t>
       </w:r>
       <w:r>
         <w:rPr>
@@ -10387,7 +13591,7 @@
           <w:color w:val="222222"/>
           <w:shd w:val="clear" w:color="auto" w:fill="FFFFFF"/>
         </w:rPr>
-        <w:t>С</w:t>
+        <w:t>Р</w:t>
       </w:r>
       <w:r>
         <w:rPr>
@@ -10396,29 +13600,15 @@
           <w:shd w:val="clear" w:color="auto" w:fill="FFFFFF"/>
           <w:lang w:val="en-US"/>
         </w:rPr>
-        <w:t>. 57-65.</w:t>
-      </w:r>
-    </w:p>
-  </w:footnote>
-  <w:footnote w:id="52">
-    <w:p>
-      <w:pPr>
-        <w:pStyle w:val="a4"/>
-        <w:rPr>
-          <w:lang w:val="en-US"/>
-        </w:rPr>
-      </w:pPr>
-      <w:r>
-        <w:rPr>
-          <w:rStyle w:val="a6"/>
-        </w:rPr>
-        <w:footnoteRef/>
-      </w:r>
-      <w:r>
-        <w:rPr>
-          <w:lang w:val="en-US"/>
-        </w:rPr>
-        <w:t xml:space="preserve"> </w:t>
+        <w:t xml:space="preserve">. </w:t>
+      </w:r>
+      <w:r>
+        <w:rPr>
+          <w:rFonts w:ascii="Arial" w:hAnsi="Arial" w:cs="Arial"/>
+          <w:color w:val="222222"/>
+          <w:shd w:val="clear" w:color="auto" w:fill="FFFFFF"/>
+        </w:rPr>
+        <w:t>ТИПЫ</w:t>
       </w:r>
       <w:r>
         <w:rPr>
@@ -10427,7 +13617,7 @@
           <w:shd w:val="clear" w:color="auto" w:fill="FFFFFF"/>
           <w:lang w:val="en-US"/>
         </w:rPr>
-        <w:t xml:space="preserve">EL Ghachi E. T., Raouyane B. Web application security: A review of broken access control in web applications //The International Conference of Advanced Computing and Informatics. – Cham : Springer Nature Switzerland, 2024. – </w:t>
+        <w:t xml:space="preserve"> </w:t>
       </w:r>
       <w:r>
         <w:rPr>
@@ -10435,7 +13625,7 @@
           <w:color w:val="222222"/>
           <w:shd w:val="clear" w:color="auto" w:fill="FFFFFF"/>
         </w:rPr>
-        <w:t>С</w:t>
+        <w:t>БАЗ</w:t>
       </w:r>
       <w:r>
         <w:rPr>
@@ -10444,82 +13634,6 @@
           <w:shd w:val="clear" w:color="auto" w:fill="FFFFFF"/>
           <w:lang w:val="en-US"/>
         </w:rPr>
-        <w:t>. 25-34.</w:t>
-      </w:r>
-    </w:p>
-  </w:footnote>
-  <w:footnote w:id="53">
-    <w:p>
-      <w:pPr>
-        <w:pStyle w:val="a4"/>
-        <w:rPr>
-          <w:lang w:val="en-US"/>
-        </w:rPr>
-      </w:pPr>
-      <w:r>
-        <w:rPr>
-          <w:rStyle w:val="a6"/>
-        </w:rPr>
-        <w:footnoteRef/>
-      </w:r>
-      <w:r>
-        <w:rPr>
-          <w:lang w:val="en-US"/>
-        </w:rPr>
-        <w:t xml:space="preserve"> https://www.sberbank.ru/ru/person/kibrary/vocabulary/baza_dannyh</w:t>
-      </w:r>
-    </w:p>
-  </w:footnote>
-  <w:footnote w:id="54">
-    <w:p>
-      <w:pPr>
-        <w:pStyle w:val="a4"/>
-      </w:pPr>
-      <w:r>
-        <w:rPr>
-          <w:rStyle w:val="a6"/>
-        </w:rPr>
-        <w:footnoteRef/>
-      </w:r>
-      <w:r>
-        <w:t xml:space="preserve"> </w:t>
-      </w:r>
-      <w:r>
-        <w:t>https://practicum.yandex.ru/blog/chto-takoe-bazy-dannyh/#svoystva-bd</w:t>
-      </w:r>
-    </w:p>
-  </w:footnote>
-  <w:footnote w:id="55">
-    <w:p>
-      <w:pPr>
-        <w:pStyle w:val="a4"/>
-      </w:pPr>
-      <w:r>
-        <w:rPr>
-          <w:rStyle w:val="a6"/>
-        </w:rPr>
-        <w:footnoteRef/>
-      </w:r>
-      <w:r>
-        <w:t xml:space="preserve"> </w:t>
-      </w:r>
-      <w:r>
-        <w:t>https://aws.amazon.com/ru/what-is/database/</w:t>
-      </w:r>
-    </w:p>
-  </w:footnote>
-  <w:footnote w:id="56">
-    <w:p>
-      <w:pPr>
-        <w:pStyle w:val="a4"/>
-      </w:pPr>
-      <w:r>
-        <w:rPr>
-          <w:rStyle w:val="a6"/>
-        </w:rPr>
-        <w:footnoteRef/>
-      </w:r>
-      <w:r>
         <w:t xml:space="preserve"> </w:t>
       </w:r>
       <w:r>
@@ -10528,6 +13642,325 @@
           <w:color w:val="222222"/>
           <w:shd w:val="clear" w:color="auto" w:fill="FFFFFF"/>
         </w:rPr>
+        <w:t>ДАННЫХ</w:t>
+      </w:r>
+      <w:r>
+        <w:rPr>
+          <w:rFonts w:ascii="Arial" w:hAnsi="Arial" w:cs="Arial"/>
+          <w:color w:val="222222"/>
+          <w:shd w:val="clear" w:color="auto" w:fill="FFFFFF"/>
+          <w:lang w:val="en-US"/>
+        </w:rPr>
+        <w:t xml:space="preserve"> //Introduction of new innovative technologies in education of pedagogy and psychology. – 2024. – </w:t>
+      </w:r>
+      <w:r>
+        <w:rPr>
+          <w:rFonts w:ascii="Arial" w:hAnsi="Arial" w:cs="Arial"/>
+          <w:color w:val="222222"/>
+          <w:shd w:val="clear" w:color="auto" w:fill="FFFFFF"/>
+        </w:rPr>
+        <w:t>Т</w:t>
+      </w:r>
+      <w:r>
+        <w:rPr>
+          <w:rFonts w:ascii="Arial" w:hAnsi="Arial" w:cs="Arial"/>
+          <w:color w:val="222222"/>
+          <w:shd w:val="clear" w:color="auto" w:fill="FFFFFF"/>
+          <w:lang w:val="en-US"/>
+        </w:rPr>
+        <w:t xml:space="preserve">. 1. – №. </w:t>
+      </w:r>
+      <w:r>
+        <w:rPr>
+          <w:rFonts w:ascii="Arial" w:hAnsi="Arial" w:cs="Arial"/>
+          <w:color w:val="222222"/>
+          <w:shd w:val="clear" w:color="auto" w:fill="FFFFFF"/>
+        </w:rPr>
+        <w:t>3. – С. 204-210.</w:t>
+      </w:r>
+    </w:p>
+  </w:footnote>
+  <w:footnote w:id="50">
+    <w:p>
+      <w:pPr>
+        <w:pStyle w:val="a4"/>
+      </w:pPr>
+      <w:r>
+        <w:rPr>
+          <w:rStyle w:val="a6"/>
+        </w:rPr>
+        <w:footnoteRef/>
+      </w:r>
+      <w:r>
+        <w:t xml:space="preserve"> </w:t>
+      </w:r>
+      <w:r>
+        <w:t>Садовая Е. Н. СОВРЕМЕННЫЕ ВЫЗОВЫ И УГРОЗЫ ИНФОРМАЦИОННОЙ БЕЗОПАСНОСТИ REST API И СПОСОБЫ ИХ ПРЕДОТВРАЩЕНИЯ // Молодой исследователь Дона. 2023. №3 (42). URL: https://cyberleninka.ru/article/n/sovremennye-vyzovy-i-ugrozy-informatsionnoy-bezopasnosti-rest-api-i-sposoby-ih-predotvrascheniya (дата обращения: 09.12.2025).</w:t>
+      </w:r>
+    </w:p>
+  </w:footnote>
+  <w:footnote w:id="51">
+    <w:p>
+      <w:pPr>
+        <w:pStyle w:val="a4"/>
+        <w:rPr>
+          <w:lang w:val="en-US"/>
+        </w:rPr>
+      </w:pPr>
+      <w:r>
+        <w:rPr>
+          <w:rStyle w:val="a6"/>
+        </w:rPr>
+        <w:footnoteRef/>
+      </w:r>
+      <w:r>
+        <w:rPr>
+          <w:lang w:val="en-US"/>
+        </w:rPr>
+        <w:t xml:space="preserve"> </w:t>
+      </w:r>
+      <w:r>
+        <w:rPr>
+          <w:rFonts w:ascii="Arial" w:hAnsi="Arial" w:cs="Arial"/>
+          <w:color w:val="222222"/>
+          <w:shd w:val="clear" w:color="auto" w:fill="FFFFFF"/>
+          <w:lang w:val="en-US"/>
+        </w:rPr>
+        <w:t xml:space="preserve">Hossain M. M. et al. Broken authentication and its significance in protecting online applications: An overview paper //International Conference on Cyber Intelligence and Information Retrieval. – </w:t>
+      </w:r>
+      <w:proofErr w:type="gramStart"/>
+      <w:r>
+        <w:rPr>
+          <w:rFonts w:ascii="Arial" w:hAnsi="Arial" w:cs="Arial"/>
+          <w:color w:val="222222"/>
+          <w:shd w:val="clear" w:color="auto" w:fill="FFFFFF"/>
+          <w:lang w:val="en-US"/>
+        </w:rPr>
+        <w:t>Singapore :</w:t>
+      </w:r>
+      <w:proofErr w:type="gramEnd"/>
+      <w:r>
+        <w:rPr>
+          <w:rFonts w:ascii="Arial" w:hAnsi="Arial" w:cs="Arial"/>
+          <w:color w:val="222222"/>
+          <w:shd w:val="clear" w:color="auto" w:fill="FFFFFF"/>
+          <w:lang w:val="en-US"/>
+        </w:rPr>
+        <w:t xml:space="preserve"> Springer Nature Singapore, 2023. – </w:t>
+      </w:r>
+      <w:r>
+        <w:rPr>
+          <w:rFonts w:ascii="Arial" w:hAnsi="Arial" w:cs="Arial"/>
+          <w:color w:val="222222"/>
+          <w:shd w:val="clear" w:color="auto" w:fill="FFFFFF"/>
+        </w:rPr>
+        <w:t>С</w:t>
+      </w:r>
+      <w:r>
+        <w:rPr>
+          <w:rFonts w:ascii="Arial" w:hAnsi="Arial" w:cs="Arial"/>
+          <w:color w:val="222222"/>
+          <w:shd w:val="clear" w:color="auto" w:fill="FFFFFF"/>
+          <w:lang w:val="en-US"/>
+        </w:rPr>
+        <w:t>. 57-65.</w:t>
+      </w:r>
+    </w:p>
+  </w:footnote>
+  <w:footnote w:id="52">
+    <w:p>
+      <w:pPr>
+        <w:pStyle w:val="a4"/>
+        <w:rPr>
+          <w:lang w:val="en-US"/>
+        </w:rPr>
+      </w:pPr>
+      <w:r>
+        <w:rPr>
+          <w:rStyle w:val="a6"/>
+        </w:rPr>
+        <w:footnoteRef/>
+      </w:r>
+      <w:r>
+        <w:rPr>
+          <w:lang w:val="en-US"/>
+        </w:rPr>
+        <w:t xml:space="preserve"> </w:t>
+      </w:r>
+      <w:r>
+        <w:rPr>
+          <w:rFonts w:ascii="Arial" w:hAnsi="Arial" w:cs="Arial"/>
+          <w:color w:val="222222"/>
+          <w:shd w:val="clear" w:color="auto" w:fill="FFFFFF"/>
+          <w:lang w:val="en-US"/>
+        </w:rPr>
+        <w:t xml:space="preserve">EL </w:t>
+      </w:r>
+      <w:proofErr w:type="spellStart"/>
+      <w:r>
+        <w:rPr>
+          <w:rFonts w:ascii="Arial" w:hAnsi="Arial" w:cs="Arial"/>
+          <w:color w:val="222222"/>
+          <w:shd w:val="clear" w:color="auto" w:fill="FFFFFF"/>
+          <w:lang w:val="en-US"/>
+        </w:rPr>
+        <w:t>Ghachi</w:t>
+      </w:r>
+      <w:proofErr w:type="spellEnd"/>
+      <w:r>
+        <w:rPr>
+          <w:rFonts w:ascii="Arial" w:hAnsi="Arial" w:cs="Arial"/>
+          <w:color w:val="222222"/>
+          <w:shd w:val="clear" w:color="auto" w:fill="FFFFFF"/>
+          <w:lang w:val="en-US"/>
+        </w:rPr>
+        <w:t xml:space="preserve"> E. T., </w:t>
+      </w:r>
+      <w:proofErr w:type="spellStart"/>
+      <w:r>
+        <w:rPr>
+          <w:rFonts w:ascii="Arial" w:hAnsi="Arial" w:cs="Arial"/>
+          <w:color w:val="222222"/>
+          <w:shd w:val="clear" w:color="auto" w:fill="FFFFFF"/>
+          <w:lang w:val="en-US"/>
+        </w:rPr>
+        <w:t>Raouyane</w:t>
+      </w:r>
+      <w:proofErr w:type="spellEnd"/>
+      <w:r>
+        <w:rPr>
+          <w:rFonts w:ascii="Arial" w:hAnsi="Arial" w:cs="Arial"/>
+          <w:color w:val="222222"/>
+          <w:shd w:val="clear" w:color="auto" w:fill="FFFFFF"/>
+          <w:lang w:val="en-US"/>
+        </w:rPr>
+        <w:t xml:space="preserve"> B. Web application security: A review of broken access control in web applications //The International Conference of Advanced Computing and Informatics. – </w:t>
+      </w:r>
+      <w:proofErr w:type="gramStart"/>
+      <w:r>
+        <w:rPr>
+          <w:rFonts w:ascii="Arial" w:hAnsi="Arial" w:cs="Arial"/>
+          <w:color w:val="222222"/>
+          <w:shd w:val="clear" w:color="auto" w:fill="FFFFFF"/>
+          <w:lang w:val="en-US"/>
+        </w:rPr>
+        <w:t>Cham :</w:t>
+      </w:r>
+      <w:proofErr w:type="gramEnd"/>
+      <w:r>
+        <w:rPr>
+          <w:rFonts w:ascii="Arial" w:hAnsi="Arial" w:cs="Arial"/>
+          <w:color w:val="222222"/>
+          <w:shd w:val="clear" w:color="auto" w:fill="FFFFFF"/>
+          <w:lang w:val="en-US"/>
+        </w:rPr>
+        <w:t xml:space="preserve"> Springer Nature Switzerland, 2024. – </w:t>
+      </w:r>
+      <w:r>
+        <w:rPr>
+          <w:rFonts w:ascii="Arial" w:hAnsi="Arial" w:cs="Arial"/>
+          <w:color w:val="222222"/>
+          <w:shd w:val="clear" w:color="auto" w:fill="FFFFFF"/>
+        </w:rPr>
+        <w:t>С</w:t>
+      </w:r>
+      <w:r>
+        <w:rPr>
+          <w:rFonts w:ascii="Arial" w:hAnsi="Arial" w:cs="Arial"/>
+          <w:color w:val="222222"/>
+          <w:shd w:val="clear" w:color="auto" w:fill="FFFFFF"/>
+          <w:lang w:val="en-US"/>
+        </w:rPr>
+        <w:t>. 25-34.</w:t>
+      </w:r>
+    </w:p>
+  </w:footnote>
+  <w:footnote w:id="53">
+    <w:p>
+      <w:pPr>
+        <w:pStyle w:val="a4"/>
+        <w:rPr>
+          <w:lang w:val="en-US"/>
+        </w:rPr>
+      </w:pPr>
+      <w:r>
+        <w:rPr>
+          <w:rStyle w:val="a6"/>
+        </w:rPr>
+        <w:footnoteRef/>
+      </w:r>
+      <w:r>
+        <w:rPr>
+          <w:lang w:val="en-US"/>
+        </w:rPr>
+        <w:t xml:space="preserve"> https://www.sberbank.ru/ru/person/kibrary/vocabulary/baza_dannyh</w:t>
+      </w:r>
+    </w:p>
+  </w:footnote>
+  <w:footnote w:id="54">
+    <w:p>
+      <w:pPr>
+        <w:pStyle w:val="a4"/>
+        <w:rPr>
+          <w:lang w:val="en-US"/>
+        </w:rPr>
+      </w:pPr>
+      <w:r>
+        <w:rPr>
+          <w:rStyle w:val="a6"/>
+        </w:rPr>
+        <w:footnoteRef/>
+      </w:r>
+      <w:r>
+        <w:rPr>
+          <w:lang w:val="en-US"/>
+        </w:rPr>
+        <w:t xml:space="preserve"> https://practicum.yandex.ru/blog/chto-takoe-bazy-dannyh/#svoystva-bd</w:t>
+      </w:r>
+    </w:p>
+  </w:footnote>
+  <w:footnote w:id="55">
+    <w:p>
+      <w:pPr>
+        <w:pStyle w:val="a4"/>
+        <w:rPr>
+          <w:lang w:val="en-US"/>
+        </w:rPr>
+      </w:pPr>
+      <w:r>
+        <w:rPr>
+          <w:rStyle w:val="a6"/>
+        </w:rPr>
+        <w:footnoteRef/>
+      </w:r>
+      <w:r>
+        <w:rPr>
+          <w:lang w:val="en-US"/>
+        </w:rPr>
+        <w:t xml:space="preserve"> https://aws.amazon.com/ru/what-is/database/</w:t>
+      </w:r>
+    </w:p>
+  </w:footnote>
+  <w:footnote w:id="56">
+    <w:p>
+      <w:pPr>
+        <w:pStyle w:val="a4"/>
+      </w:pPr>
+      <w:r>
+        <w:rPr>
+          <w:rStyle w:val="a6"/>
+        </w:rPr>
+        <w:footnoteRef/>
+      </w:r>
+      <w:r>
+        <w:t xml:space="preserve"> </w:t>
+      </w:r>
+      <w:r>
+        <w:rPr>
+          <w:rFonts w:ascii="Arial" w:hAnsi="Arial" w:cs="Arial"/>
+          <w:color w:val="222222"/>
+          <w:shd w:val="clear" w:color="auto" w:fill="FFFFFF"/>
+        </w:rPr>
         <w:t>Баранова Е. М. и др. Современные тенденции защиты баз данных веб-приложений от SQL инъекций //Известия Тульского государственного университета. Технические науки. – 2023. – №. 12. – С. 492-494.</w:t>
       </w:r>
     </w:p>
@@ -10584,8 +14017,21 @@
       <w:r>
         <w:t xml:space="preserve"> </w:t>
       </w:r>
-      <w:r>
-        <w:t>Эрдынеев М. Ц., Гвоздев А. В. Nginx-веб-сервер для высоконагруженных проектов //Аллея науки. – 2017. – Т. 1. – №. 10. – С. 763-769.</w:t>
+      <w:proofErr w:type="spellStart"/>
+      <w:r>
+        <w:t>Эрдынеев</w:t>
+      </w:r>
+      <w:proofErr w:type="spellEnd"/>
+      <w:r>
+        <w:t xml:space="preserve"> М. Ц., Гвоздев А. В. </w:t>
+      </w:r>
+      <w:proofErr w:type="spellStart"/>
+      <w:r>
+        <w:t>Nginx</w:t>
+      </w:r>
+      <w:proofErr w:type="spellEnd"/>
+      <w:r>
+        <w:t>-веб-сервер для высоконагруженных проектов //Аллея науки. – 2017. – Т. 1. – №. 10. – С. 763-769.</w:t>
       </w:r>
     </w:p>
   </w:footnote>
@@ -10604,7 +14050,23 @@
         <w:t xml:space="preserve"> </w:t>
       </w:r>
       <w:r>
-        <w:t>И. Д. Торжевский, А. П. Барковская, А. Г. Зотин ВЫБОР АРХИТЕКТУРЫ ДЛЯ РАЗРАБОТКИ ВЕБ-ПРИЛОЖЕНИЯ ИНТЕРНЕТА-МАГАЗИНА // Актуальные проблемы авиации и космонавтики. 2022. №. URL: https://cyberleninka.ru/article/n/vybor-arhitektury-dlya-razrabotki-veb-prilozheniya-interneta-magazina (дата обращения: 09.12.2025).</w:t>
+        <w:t xml:space="preserve">И. Д. </w:t>
+      </w:r>
+      <w:proofErr w:type="spellStart"/>
+      <w:r>
+        <w:t>Торжевский</w:t>
+      </w:r>
+      <w:proofErr w:type="spellEnd"/>
+      <w:r>
+        <w:t xml:space="preserve">, А. П. </w:t>
+      </w:r>
+      <w:proofErr w:type="spellStart"/>
+      <w:r>
+        <w:t>Барковская</w:t>
+      </w:r>
+      <w:proofErr w:type="spellEnd"/>
+      <w:r>
+        <w:t>, А. Г. Зотин ВЫБОР АРХИТЕКТУРЫ ДЛЯ РАЗРАБОТКИ ВЕБ-ПРИЛОЖЕНИЯ ИНТЕРНЕТА-МАГАЗИНА // Актуальные проблемы авиации и космонавтики. 2022. №. URL: https://cyberleninka.ru/article/n/vybor-arhitektury-dlya-razrabotki-veb-prilozheniya-interneta-magazina (дата обращения: 09.12.2025).</w:t>
       </w:r>
     </w:p>
   </w:footnote>
@@ -10642,11 +14104,43 @@
         <w:t xml:space="preserve"> </w:t>
       </w:r>
       <w:r>
-        <w:t>Шахов, А. Э. Архитектурное проектирование веб-приложений / А. Э. Шахов // Актуальные проблемы науки и образования в условиях современных вызовов (шифр –МКАП 24) : Сборник материалов XXIV Международной научно-практической конференции, Москва, 18 октября 2023 года. – Москва: Печатный цех, 2023. – С. 27-29. – EDN CYJORC.</w:t>
+        <w:rPr>
+          <w:rFonts w:ascii="Arial" w:hAnsi="Arial" w:cs="Arial"/>
+          <w:color w:val="222222"/>
+          <w:shd w:val="clear" w:color="auto" w:fill="FFFFFF"/>
+        </w:rPr>
+        <w:t>Всяких А. Д. Что такое DDOS-атаки: угрозы и эффективные способы их предотвращения //Вестник науки. – 2024. – Т. 2. – №. 11 (80). – С. 1112-1118.</w:t>
       </w:r>
     </w:p>
   </w:footnote>
   <w:footnote w:id="63">
+    <w:p>
+      <w:pPr>
+        <w:pStyle w:val="a4"/>
+      </w:pPr>
+      <w:r>
+        <w:rPr>
+          <w:rStyle w:val="a6"/>
+        </w:rPr>
+        <w:footnoteRef/>
+      </w:r>
+      <w:r>
+        <w:t xml:space="preserve"> </w:t>
+      </w:r>
+      <w:r>
+        <w:t>Шахов, А. Э. Архитектурное проектирование веб-приложений / А. Э. Шахов // Актуальные проблемы науки и образования в условиях современных вызовов (шифр –МКАП 24</w:t>
+      </w:r>
+      <w:proofErr w:type="gramStart"/>
+      <w:r>
+        <w:t>) :</w:t>
+      </w:r>
+      <w:proofErr w:type="gramEnd"/>
+      <w:r>
+        <w:t xml:space="preserve"> Сборник материалов XXIV Международной научно-практической конференции, Москва, 18 октября 2023 года. – Москва: Печатный цех, 2023. – С. 27-29. – EDN CYJORC.</w:t>
+      </w:r>
+    </w:p>
+  </w:footnote>
+  <w:footnote w:id="64">
     <w:p>
       <w:pPr>
         <w:pStyle w:val="a4"/>
@@ -10672,7 +14166,7 @@
       </w:r>
     </w:p>
   </w:footnote>
-  <w:footnote w:id="64">
+  <w:footnote w:id="65">
     <w:p>
       <w:pPr>
         <w:pStyle w:val="a4"/>
@@ -10686,27 +14180,37 @@
       <w:r>
         <w:t xml:space="preserve"> </w:t>
       </w:r>
-      <w:r>
-        <w:t>Магеррамов, З. Т. Классификация угроз информационной безопасности / З. Т. Магеррамов, Х. В. Амирасланов, М. С. Алишов // Фундаментальные и прикладные научные исследования: актуальные вопросы, достижения и инновации : сборник статей LVIII Международной научно-практической конференции, Пенза, 27 июля 2022 года. – Пенза: Наука и Просвещение (ИП Гуляев Г.Ю.), 2022. – С. 101-104. – EDN GBAOJM.</w:t>
-      </w:r>
-    </w:p>
-  </w:footnote>
-  <w:footnote w:id="65">
-    <w:p>
-      <w:pPr>
-        <w:pStyle w:val="a4"/>
-      </w:pPr>
-      <w:r>
-        <w:rPr>
-          <w:rStyle w:val="a6"/>
-        </w:rPr>
-        <w:footnoteRef/>
-      </w:r>
-      <w:r>
-        <w:t xml:space="preserve"> </w:t>
-      </w:r>
-      <w:r>
-        <w:t>https://bdu.fstec.ru/threat-section/threats</w:t>
+      <w:proofErr w:type="spellStart"/>
+      <w:r>
+        <w:t>Магеррамов</w:t>
+      </w:r>
+      <w:proofErr w:type="spellEnd"/>
+      <w:r>
+        <w:t xml:space="preserve">, З. Т. Классификация угроз информационной безопасности / З. Т. </w:t>
+      </w:r>
+      <w:proofErr w:type="spellStart"/>
+      <w:r>
+        <w:t>Магеррамов</w:t>
+      </w:r>
+      <w:proofErr w:type="spellEnd"/>
+      <w:r>
+        <w:t xml:space="preserve">, Х. В. Амирасланов, М. С. </w:t>
+      </w:r>
+      <w:proofErr w:type="spellStart"/>
+      <w:r>
+        <w:t>Алишов</w:t>
+      </w:r>
+      <w:proofErr w:type="spellEnd"/>
+      <w:r>
+        <w:t xml:space="preserve"> // Фундаментальные и прикладные научные исследования: актуальные вопросы, достижения и </w:t>
+      </w:r>
+      <w:proofErr w:type="gramStart"/>
+      <w:r>
+        <w:t>инновации :</w:t>
+      </w:r>
+      <w:proofErr w:type="gramEnd"/>
+      <w:r>
+        <w:t xml:space="preserve"> сборник статей LVIII Международной научно-практической конференции, Пенза, 27 июля 2022 года. – Пенза: Наука и Просвещение (ИП Гуляев Г.Ю.), 2022. – С. 101-104. – EDN GBAOJM.</w:t>
       </w:r>
     </w:p>
   </w:footnote>
@@ -10725,7 +14229,7 @@
         <w:t xml:space="preserve"> </w:t>
       </w:r>
       <w:r>
-        <w:t>Ланецкая А. Ю., Александрова Е. Н. СОВРЕМЕННЫЕ УГРОЗЫ ИНФОРМАЦИОННОЙ БЕЗОПАСНОСТИ // Международный журнал гуманитарных и естественных наук. 2022. №7-2. URL: https://cyberleninka.ru/article/n/sovremennye-ugrozy-informatsionnoy-bezopasnosti (дата обращения: 09.12.2025).</w:t>
+        <w:t>https://bdu.fstec.ru/threat-section/threats</w:t>
       </w:r>
     </w:p>
   </w:footnote>
@@ -10743,8 +14247,13 @@
       <w:r>
         <w:t xml:space="preserve"> </w:t>
       </w:r>
-      <w:r>
-        <w:t>https://www.kaspersky.ru/resource-center/definitions/what-is-cyber-security</w:t>
+      <w:proofErr w:type="spellStart"/>
+      <w:r>
+        <w:t>Ланецкая</w:t>
+      </w:r>
+      <w:proofErr w:type="spellEnd"/>
+      <w:r>
+        <w:t xml:space="preserve"> А. Ю., Александрова Е. Н. СОВРЕМЕННЫЕ УГРОЗЫ ИНФОРМАЦИОННОЙ БЕЗОПАСНОСТИ // Международный журнал гуманитарных и естественных наук. 2022. №7-2. URL: https://cyberleninka.ru/article/n/sovremennye-ugrozy-informatsionnoy-bezopasnosti (дата обращения: 09.12.2025).</w:t>
       </w:r>
     </w:p>
   </w:footnote>
@@ -10760,7 +14269,10 @@
         <w:footnoteRef/>
       </w:r>
       <w:r>
-        <w:t xml:space="preserve"> Савельева Елизавета Анатольевна ТЕНДЕНЦИИ КИБЕРПРЕСТУПНОСТИ: АНАЛИЗ ОТЧЕТОВ О ПРОИСШЕСТВИЯХ И УЩЕРБЕ // Экономика и парадигма нового времени. 2025. №5 (38). URL: https://cyberleninka.ru/article/n/tendentsii-kiberprestupnosti-analiz-otchetov-o-proisshestviyah-i-uscherbe (дата обращения: 09.12.2025).</w:t>
+        <w:t xml:space="preserve"> </w:t>
+      </w:r>
+      <w:r>
+        <w:t>https://www.kaspersky.ru/resource-center/definitions/what-is-cyber-security</w:t>
       </w:r>
     </w:p>
   </w:footnote>
@@ -10776,10 +14288,7 @@
         <w:footnoteRef/>
       </w:r>
       <w:r>
-        <w:t xml:space="preserve"> </w:t>
-      </w:r>
-      <w:r>
-        <w:t>Кочесоков Рустам Хажмударович Киберпреступность в России: тенденции и методы борьбы // Пробелы в российском законодательстве. 2023. №5. URL: https://cyberleninka.ru/article/n/kiberprestupnost-v-rossii-tendentsii-i-metody-borby (дата обращения: 09.12.2025).</w:t>
+        <w:t xml:space="preserve"> Савельева Елизавета Анатольевна ТЕНДЕНЦИИ КИБЕРПРЕСТУПНОСТИ: АНАЛИЗ ОТЧЕТОВ О ПРОИСШЕСТВИЯХ И УЩЕРБЕ // Экономика и парадигма нового времени. 2025. №5 (38). URL: https://cyberleninka.ru/article/n/tendentsii-kiberprestupnosti-analiz-otchetov-o-proisshestviyah-i-uscherbe (дата обращения: 09.12.2025).</w:t>
       </w:r>
     </w:p>
   </w:footnote>
@@ -10797,8 +14306,21 @@
       <w:r>
         <w:t xml:space="preserve"> </w:t>
       </w:r>
-      <w:r>
-        <w:t>Козаев Н. Ш. КИБЕРПРЕСТУПНОСТЬ В СОВРЕМЕННОМ МИРЕ: ТЕНДЕНЦИИ, ВЫЗОВЫ И СТРАТЕГИИ ПРОТИВОДЕЙСТВИЯ // Гуманитарные, социально-экономические и общественные науки. 2024. №11. URL: https://cyberleninka.ru/article/n/kiberprestupnost-v-sovremennom-mire-tendentsii-vyzovy-i-strategii-protivodeystviya (дата обращения: 09.12.2025).</w:t>
+      <w:proofErr w:type="spellStart"/>
+      <w:r>
+        <w:t>Кочесоков</w:t>
+      </w:r>
+      <w:proofErr w:type="spellEnd"/>
+      <w:r>
+        <w:t xml:space="preserve"> Рустам </w:t>
+      </w:r>
+      <w:proofErr w:type="spellStart"/>
+      <w:r>
+        <w:t>Хажмударович</w:t>
+      </w:r>
+      <w:proofErr w:type="spellEnd"/>
+      <w:r>
+        <w:t xml:space="preserve"> Киберпреступность в России: тенденции и методы борьбы // Пробелы в российском законодательстве. 2023. №5. URL: https://cyberleninka.ru/article/n/kiberprestupnost-v-rossii-tendentsii-i-metody-borby (дата обращения: 09.12.2025).</w:t>
       </w:r>
     </w:p>
   </w:footnote>
@@ -10816,6 +14338,31 @@
       <w:r>
         <w:t xml:space="preserve"> </w:t>
       </w:r>
+      <w:proofErr w:type="spellStart"/>
+      <w:r>
+        <w:t>Козаев</w:t>
+      </w:r>
+      <w:proofErr w:type="spellEnd"/>
+      <w:r>
+        <w:t xml:space="preserve"> Н. Ш. КИБЕРПРЕСТУПНОСТЬ В СОВРЕМЕННОМ МИРЕ: ТЕНДЕНЦИИ, ВЫЗОВЫ И СТРАТЕГИИ ПРОТИВОДЕЙСТВИЯ // Гуманитарные, социально-экономические и общественные науки. 2024. №11. URL: https://cyberleninka.ru/article/n/kiberprestupnost-v-sovremennom-mire-tendentsii-vyzovy-i-strategii-protivodeystviya (дата обращения: 09.12.2025).</w:t>
+      </w:r>
+    </w:p>
+  </w:footnote>
+  <w:footnote w:id="72">
+    <w:p>
+      <w:pPr>
+        <w:pStyle w:val="a4"/>
+      </w:pPr>
+      <w:r>
+        <w:rPr>
+          <w:rStyle w:val="a6"/>
+        </w:rPr>
+        <w:footnoteRef/>
+      </w:r>
+      <w:r>
+        <w:t xml:space="preserve"> </w:t>
+      </w:r>
+      <w:proofErr w:type="spellStart"/>
       <w:r>
         <w:rPr>
           <w:rFonts w:ascii="TT3602o00" w:hAnsi="TT3602o00"/>
@@ -10823,7 +14370,17 @@
           <w:sz w:val="18"/>
           <w:szCs w:val="18"/>
         </w:rPr>
-        <w:t>Карабеков К</w:t>
+        <w:t>Карабеков</w:t>
+      </w:r>
+      <w:proofErr w:type="spellEnd"/>
+      <w:r>
+        <w:rPr>
+          <w:rFonts w:ascii="TT3602o00" w:hAnsi="TT3602o00"/>
+          <w:color w:val="000000"/>
+          <w:sz w:val="18"/>
+          <w:szCs w:val="18"/>
+        </w:rPr>
+        <w:t xml:space="preserve"> К</w:t>
       </w:r>
       <w:r>
         <w:rPr>
@@ -10906,6 +14463,7 @@
         </w:rPr>
         <w:t xml:space="preserve">. </w:t>
       </w:r>
+      <w:proofErr w:type="spellStart"/>
       <w:r>
         <w:rPr>
           <w:rFonts w:ascii="TT3602o00" w:hAnsi="TT3602o00"/>
@@ -10913,7 +14471,17 @@
           <w:sz w:val="18"/>
           <w:szCs w:val="18"/>
         </w:rPr>
-        <w:t xml:space="preserve">Карабеков </w:t>
+        <w:t>Карабеков</w:t>
+      </w:r>
+      <w:proofErr w:type="spellEnd"/>
+      <w:r>
+        <w:rPr>
+          <w:rFonts w:ascii="TT3602o00" w:hAnsi="TT3602o00"/>
+          <w:color w:val="000000"/>
+          <w:sz w:val="18"/>
+          <w:szCs w:val="18"/>
+        </w:rPr>
+        <w:t xml:space="preserve"> </w:t>
       </w:r>
       <w:r>
         <w:rPr>
@@ -11007,7 +14575,7 @@
       </w:r>
     </w:p>
   </w:footnote>
-  <w:footnote w:id="72">
+  <w:footnote w:id="73">
     <w:p>
       <w:pPr>
         <w:pStyle w:val="a4"/>
@@ -11021,8 +14589,37 @@
       <w:r>
         <w:t xml:space="preserve"> </w:t>
       </w:r>
-      <w:r>
-        <w:t>Аменицкий, А. В. Актуальные тенденции кибербезопасности / А. В. Аменицкий // Актуальные вопросы науки, технологий и общества : Монография. – Пенза : Наука и Просвещение (ИП Гуляев Г.Ю.), 2025. – С. 92-120. – EDN BVTRQM.</w:t>
+      <w:proofErr w:type="spellStart"/>
+      <w:r>
+        <w:t>Аменицкий</w:t>
+      </w:r>
+      <w:proofErr w:type="spellEnd"/>
+      <w:r>
+        <w:t xml:space="preserve">, А. В. Актуальные тенденции кибербезопасности / А. В. </w:t>
+      </w:r>
+      <w:proofErr w:type="spellStart"/>
+      <w:r>
+        <w:t>Аменицкий</w:t>
+      </w:r>
+      <w:proofErr w:type="spellEnd"/>
+      <w:r>
+        <w:t xml:space="preserve"> // Актуальные вопросы науки, технологий и </w:t>
+      </w:r>
+      <w:proofErr w:type="gramStart"/>
+      <w:r>
+        <w:t>общества :</w:t>
+      </w:r>
+      <w:proofErr w:type="gramEnd"/>
+      <w:r>
+        <w:t xml:space="preserve"> Монография. – </w:t>
+      </w:r>
+      <w:proofErr w:type="gramStart"/>
+      <w:r>
+        <w:t>Пенза :</w:t>
+      </w:r>
+      <w:proofErr w:type="gramEnd"/>
+      <w:r>
+        <w:t xml:space="preserve"> Наука и Просвещение (ИП Гуляев Г.Ю.), 2025. – С. 92-120. – EDN BVTRQM.</w:t>
       </w:r>
     </w:p>
   </w:footnote>

--- a/оглавление + 1 часть 2.docx
+++ b/оглавление + 1 часть 2.docx
@@ -1,6 +1,6 @@
 
 <file path=word/document.xml><?xml version="1.0" encoding="utf-8"?>
-<w:document xmlns:wpc="http://schemas.microsoft.com/office/word/2010/wordprocessingCanvas" xmlns:cx="http://schemas.microsoft.com/office/drawing/2014/chartex" xmlns:cx1="http://schemas.microsoft.com/office/drawing/2015/9/8/chartex" xmlns:cx2="http://schemas.microsoft.com/office/drawing/2015/10/21/chartex" xmlns:cx3="http://schemas.microsoft.com/office/drawing/2016/5/9/chartex" xmlns:cx4="http://schemas.microsoft.com/office/drawing/2016/5/10/chartex" xmlns:cx5="http://schemas.microsoft.com/office/drawing/2016/5/11/chartex" xmlns:cx6="http://schemas.microsoft.com/office/drawing/2016/5/12/chartex" xmlns:cx7="http://schemas.microsoft.com/office/drawing/2016/5/13/chartex" xmlns:cx8="http://schemas.microsoft.com/office/drawing/2016/5/14/chartex" xmlns:mc="http://schemas.openxmlformats.org/markup-compatibility/2006" xmlns:aink="http://schemas.microsoft.com/office/drawing/2016/ink" xmlns:am3d="http://schemas.microsoft.com/office/drawing/2017/model3d" xmlns:o="urn:schemas-microsoft-com:office:office" xmlns:r="http://schemas.openxmlformats.org/officeDocument/2006/relationships" xmlns:m="http://schemas.openxmlformats.org/officeDocument/2006/math" xmlns:v="urn:schemas-microsoft-com:vml" xmlns:wp14="http://schemas.microsoft.com/office/word/2010/wordprocessingDrawing" xmlns:wp="http://schemas.openxmlformats.org/drawingml/2006/wordprocessingDrawing" xmlns:w10="urn:schemas-microsoft-com:office:word" xmlns:w="http://schemas.openxmlformats.org/wordprocessingml/2006/main" xmlns:w14="http://schemas.microsoft.com/office/word/2010/wordml" xmlns:w15="http://schemas.microsoft.com/office/word/2012/wordml" xmlns:w16cex="http://schemas.microsoft.com/office/word/2018/wordml/cex" xmlns:w16cid="http://schemas.microsoft.com/office/word/2016/wordml/cid" xmlns:w16="http://schemas.microsoft.com/office/word/2018/wordml" xmlns:w16sdtdh="http://schemas.microsoft.com/office/word/2020/wordml/sdtdatahash" xmlns:w16se="http://schemas.microsoft.com/office/word/2015/wordml/symex" xmlns:wpg="http://schemas.microsoft.com/office/word/2010/wordprocessingGroup" xmlns:wpi="http://schemas.microsoft.com/office/word/2010/wordprocessingInk" xmlns:wne="http://schemas.microsoft.com/office/word/2006/wordml" xmlns:wps="http://schemas.microsoft.com/office/word/2010/wordprocessingShape" mc:Ignorable="w14 w15 w16se w16cid w16 w16cex w16sdtdh wp14">
+<w:document xmlns:wpc="http://schemas.microsoft.com/office/word/2010/wordprocessingCanvas" xmlns:cx="http://schemas.microsoft.com/office/drawing/2014/chartex" xmlns:cx1="http://schemas.microsoft.com/office/drawing/2015/9/8/chartex" xmlns:cx2="http://schemas.microsoft.com/office/drawing/2015/10/21/chartex" xmlns:cx3="http://schemas.microsoft.com/office/drawing/2016/5/9/chartex" xmlns:cx4="http://schemas.microsoft.com/office/drawing/2016/5/10/chartex" xmlns:cx5="http://schemas.microsoft.com/office/drawing/2016/5/11/chartex" xmlns:cx6="http://schemas.microsoft.com/office/drawing/2016/5/12/chartex" xmlns:cx7="http://schemas.microsoft.com/office/drawing/2016/5/13/chartex" xmlns:cx8="http://schemas.microsoft.com/office/drawing/2016/5/14/chartex" xmlns:mc="http://schemas.openxmlformats.org/markup-compatibility/2006" xmlns:aink="http://schemas.microsoft.com/office/drawing/2016/ink" xmlns:am3d="http://schemas.microsoft.com/office/drawing/2017/model3d" xmlns:o="urn:schemas-microsoft-com:office:office" xmlns:r="http://schemas.openxmlformats.org/officeDocument/2006/relationships" xmlns:m="http://schemas.openxmlformats.org/officeDocument/2006/math" xmlns:v="urn:schemas-microsoft-com:vml" xmlns:wp14="http://schemas.microsoft.com/office/word/2010/wordprocessingDrawing" xmlns:wp="http://schemas.openxmlformats.org/drawingml/2006/wordprocessingDrawing" xmlns:w10="urn:schemas-microsoft-com:office:word" xmlns:w="http://schemas.openxmlformats.org/wordprocessingml/2006/main" xmlns:w14="http://schemas.microsoft.com/office/word/2010/wordml" xmlns:w15="http://schemas.microsoft.com/office/word/2012/wordml" xmlns:w16cex="http://schemas.microsoft.com/office/word/2018/wordml/cex" xmlns:w16cid="http://schemas.microsoft.com/office/word/2016/wordml/cid" xmlns:w16="http://schemas.microsoft.com/office/word/2018/wordml" xmlns:w16se="http://schemas.microsoft.com/office/word/2015/wordml/symex" xmlns:wpg="http://schemas.microsoft.com/office/word/2010/wordprocessingGroup" xmlns:wpi="http://schemas.microsoft.com/office/word/2010/wordprocessingInk" xmlns:wne="http://schemas.microsoft.com/office/word/2006/wordml" xmlns:wps="http://schemas.microsoft.com/office/word/2010/wordprocessingShape" mc:Ignorable="w14 w15 w16se w16cid w16 w16cex wp14">
   <w:background w:color="D8D8D8" w:themeColor="background1" w:themeShade="D8"/>
   <w:body>
     <w:p>
@@ -335,7 +335,10 @@
         <w:jc w:val="center"/>
       </w:pPr>
       <w:r>
-        <w:t>2.1. Современные архитектуры веб-приложений</w:t>
+        <w:t>1</w:t>
+      </w:r>
+      <w:r>
+        <w:t>.1. Современные архитектуры веб-приложений</w:t>
       </w:r>
     </w:p>
     <w:p>
@@ -404,43 +407,7 @@
           <w:sz w:val="24"/>
           <w:szCs w:val="24"/>
         </w:rPr>
-        <w:t>[Одностраничные приложения (</w:t>
-      </w:r>
-      <w:proofErr w:type="spellStart"/>
-      <w:r>
-        <w:rPr>
-          <w:rFonts w:ascii="Times New Roman" w:hAnsi="Times New Roman" w:cs="Times New Roman"/>
-          <w:sz w:val="24"/>
-          <w:szCs w:val="24"/>
-        </w:rPr>
-        <w:t>single-page</w:t>
-      </w:r>
-      <w:proofErr w:type="spellEnd"/>
-      <w:r>
-        <w:rPr>
-          <w:rFonts w:ascii="Times New Roman" w:hAnsi="Times New Roman" w:cs="Times New Roman"/>
-          <w:sz w:val="24"/>
-          <w:szCs w:val="24"/>
-        </w:rPr>
-        <w:t xml:space="preserve"> </w:t>
-      </w:r>
-      <w:proofErr w:type="spellStart"/>
-      <w:r>
-        <w:rPr>
-          <w:rFonts w:ascii="Times New Roman" w:hAnsi="Times New Roman" w:cs="Times New Roman"/>
-          <w:sz w:val="24"/>
-          <w:szCs w:val="24"/>
-        </w:rPr>
-        <w:t>applications</w:t>
-      </w:r>
-      <w:proofErr w:type="spellEnd"/>
-      <w:r>
-        <w:rPr>
-          <w:rFonts w:ascii="Times New Roman" w:hAnsi="Times New Roman" w:cs="Times New Roman"/>
-          <w:sz w:val="24"/>
-          <w:szCs w:val="24"/>
-        </w:rPr>
-        <w:t xml:space="preserve">, SPA) – это веб-приложения, которые состоят из одной страницы. Подключение к серверу и загрузка страницы происходит один раз, после чего происходит динамическое обновление содержимого страницы, а не страницы целиком.] </w:t>
+        <w:t xml:space="preserve">[Одностраничные приложения (single-page applications, SPA) – это веб-приложения, которые состоят из одной страницы. Подключение к серверу и загрузка страницы происходит один раз, после чего происходит динамическое обновление содержимого страницы, а не страницы целиком.] </w:t>
       </w:r>
       <w:r>
         <w:rPr>
@@ -457,25 +424,7 @@
           <w:sz w:val="24"/>
           <w:szCs w:val="24"/>
         </w:rPr>
-        <w:t xml:space="preserve">[Одностраничные приложения основаны на </w:t>
-      </w:r>
-      <w:proofErr w:type="spellStart"/>
-      <w:r>
-        <w:rPr>
-          <w:rFonts w:ascii="Times New Roman" w:hAnsi="Times New Roman" w:cs="Times New Roman"/>
-          <w:sz w:val="24"/>
-          <w:szCs w:val="24"/>
-        </w:rPr>
-        <w:t>Ajax</w:t>
-      </w:r>
-      <w:proofErr w:type="spellEnd"/>
-      <w:r>
-        <w:rPr>
-          <w:rFonts w:ascii="Times New Roman" w:hAnsi="Times New Roman" w:cs="Times New Roman"/>
-          <w:sz w:val="24"/>
-          <w:szCs w:val="24"/>
-        </w:rPr>
-        <w:t xml:space="preserve"> - наборе методов веб</w:t>
+        <w:t>[Одностраничные приложения основаны на Ajax - наборе методов веб</w:t>
       </w:r>
       <w:r>
         <w:rPr>
@@ -529,49 +478,21 @@
           <w:szCs w:val="24"/>
         </w:rPr>
       </w:pPr>
-      <w:proofErr w:type="spellStart"/>
-      <w:r>
-        <w:rPr>
-          <w:rFonts w:ascii="Times New Roman" w:hAnsi="Times New Roman" w:cs="Times New Roman"/>
-          <w:sz w:val="24"/>
-          <w:szCs w:val="24"/>
-        </w:rPr>
-        <w:t>Микросервисная</w:t>
-      </w:r>
-      <w:proofErr w:type="spellEnd"/>
-      <w:r>
-        <w:rPr>
-          <w:rFonts w:ascii="Times New Roman" w:hAnsi="Times New Roman" w:cs="Times New Roman"/>
-          <w:sz w:val="24"/>
-          <w:szCs w:val="24"/>
-        </w:rPr>
-        <w:t xml:space="preserve"> архитектура. </w:t>
-      </w:r>
-      <w:r>
-        <w:rPr>
-          <w:rFonts w:ascii="Times New Roman" w:hAnsi="Times New Roman" w:cs="Times New Roman"/>
-          <w:sz w:val="24"/>
-          <w:szCs w:val="24"/>
-        </w:rPr>
-        <w:t>[</w:t>
-      </w:r>
-      <w:proofErr w:type="spellStart"/>
-      <w:r>
-        <w:rPr>
-          <w:rFonts w:ascii="Times New Roman" w:hAnsi="Times New Roman" w:cs="Times New Roman"/>
-          <w:sz w:val="24"/>
-          <w:szCs w:val="24"/>
-        </w:rPr>
-        <w:t>Микросервисная</w:t>
-      </w:r>
-      <w:proofErr w:type="spellEnd"/>
-      <w:r>
-        <w:rPr>
-          <w:rFonts w:ascii="Times New Roman" w:hAnsi="Times New Roman" w:cs="Times New Roman"/>
-          <w:sz w:val="24"/>
-          <w:szCs w:val="24"/>
-        </w:rPr>
-        <w:t xml:space="preserve"> архитектура – это шаблон проектирования, в котором большое монолитное приложение разделено на более мелкие независимые службы, их можно разрабатывать, развертывать и обслуживать независимо друг от друга. Каждый сервис собственное хранилище данных, бизнес-логику и пользовательский интерфейс. Связь между службами обычно осуществляется через API или очереди сообщений (брокеры). MSA имеет несколько преимуществ по сравнению с традиционными монолитными архитектурами, включая лучшую масштабируемость, гибкость и отказоустойчивость.]</w:t>
+      <w:r>
+        <w:rPr>
+          <w:rFonts w:ascii="Times New Roman" w:hAnsi="Times New Roman" w:cs="Times New Roman"/>
+          <w:sz w:val="24"/>
+          <w:szCs w:val="24"/>
+        </w:rPr>
+        <w:t xml:space="preserve">Микросервисная архитектура. </w:t>
+      </w:r>
+      <w:r>
+        <w:rPr>
+          <w:rFonts w:ascii="Times New Roman" w:hAnsi="Times New Roman" w:cs="Times New Roman"/>
+          <w:sz w:val="24"/>
+          <w:szCs w:val="24"/>
+        </w:rPr>
+        <w:t>[Микросервисная архитектура – это шаблон проектирования, в котором большое монолитное приложение разделено на более мелкие независимые службы, их можно разрабатывать, развертывать и обслуживать независимо друг от друга. Каждый сервис собственное хранилище данных, бизнес-логику и пользовательский интерфейс. Связь между службами обычно осуществляется через API или очереди сообщений (брокеры). MSA имеет несколько преимуществ по сравнению с традиционными монолитными архитектурами, включая лучшую масштабируемость, гибкость и отказоустойчивость.]</w:t>
       </w:r>
       <w:r>
         <w:rPr>
@@ -683,7 +604,6 @@
         <w:lastRenderedPageBreak/>
         <w:t>[</w:t>
       </w:r>
-      <w:proofErr w:type="spellStart"/>
       <w:r>
         <w:rPr>
           <w:rFonts w:ascii="Times New Roman" w:eastAsia="Times New Roman" w:hAnsi="Times New Roman" w:cs="Times New Roman"/>
@@ -700,17 +620,7 @@
           <w:szCs w:val="24"/>
           <w:lang w:eastAsia="ru-RU"/>
         </w:rPr>
-        <w:t>икросервисные</w:t>
-      </w:r>
-      <w:proofErr w:type="spellEnd"/>
-      <w:r>
-        <w:rPr>
-          <w:rFonts w:ascii="Times New Roman" w:eastAsia="Times New Roman" w:hAnsi="Times New Roman" w:cs="Times New Roman"/>
-          <w:sz w:val="24"/>
-          <w:szCs w:val="24"/>
-          <w:lang w:eastAsia="ru-RU"/>
-        </w:rPr>
-        <w:t xml:space="preserve"> </w:t>
+        <w:t xml:space="preserve">икросервисные </w:t>
       </w:r>
       <w:r>
         <w:rPr>
@@ -737,27 +647,7 @@
           <w:szCs w:val="24"/>
           <w:lang w:eastAsia="ru-RU"/>
         </w:rPr>
-        <w:t xml:space="preserve">сталкиваются с рядом специфических угроз, среди которых выделяются </w:t>
-      </w:r>
-      <w:proofErr w:type="spellStart"/>
-      <w:r>
-        <w:rPr>
-          <w:rFonts w:ascii="Times New Roman" w:eastAsia="Times New Roman" w:hAnsi="Times New Roman" w:cs="Times New Roman"/>
-          <w:sz w:val="24"/>
-          <w:szCs w:val="24"/>
-          <w:lang w:eastAsia="ru-RU"/>
-        </w:rPr>
-        <w:t>мультиоблачное</w:t>
-      </w:r>
-      <w:proofErr w:type="spellEnd"/>
-      <w:r>
-        <w:rPr>
-          <w:rFonts w:ascii="Times New Roman" w:eastAsia="Times New Roman" w:hAnsi="Times New Roman" w:cs="Times New Roman"/>
-          <w:sz w:val="24"/>
-          <w:szCs w:val="24"/>
-          <w:lang w:eastAsia="ru-RU"/>
-        </w:rPr>
-        <w:t xml:space="preserve"> развертывание, сложность межсервисного взаимодействия, необходимость эффективного контроля доступа, управление распределёнными данными и высокая скорость изменений в сервисах.</w:t>
+        <w:t>сталкиваются с рядом специфических угроз, среди которых выделяются мультиоблачное развертывание, сложность межсервисного взаимодействия, необходимость эффективного контроля доступа, управление распределёнными данными и высокая скорость изменений в сервисах.</w:t>
       </w:r>
     </w:p>
     <w:p>
@@ -777,27 +667,7 @@
           <w:szCs w:val="24"/>
           <w:lang w:eastAsia="ru-RU"/>
         </w:rPr>
-        <w:t xml:space="preserve">Одной из существенных проблем является </w:t>
-      </w:r>
-      <w:proofErr w:type="spellStart"/>
-      <w:r>
-        <w:rPr>
-          <w:rFonts w:ascii="Times New Roman" w:eastAsia="Times New Roman" w:hAnsi="Times New Roman" w:cs="Times New Roman"/>
-          <w:sz w:val="24"/>
-          <w:szCs w:val="24"/>
-          <w:lang w:eastAsia="ru-RU"/>
-        </w:rPr>
-        <w:t>мультиоблачное</w:t>
-      </w:r>
-      <w:proofErr w:type="spellEnd"/>
-      <w:r>
-        <w:rPr>
-          <w:rFonts w:ascii="Times New Roman" w:eastAsia="Times New Roman" w:hAnsi="Times New Roman" w:cs="Times New Roman"/>
-          <w:sz w:val="24"/>
-          <w:szCs w:val="24"/>
-          <w:lang w:eastAsia="ru-RU"/>
-        </w:rPr>
-        <w:t xml:space="preserve"> развертывание, при котором сервисы размещаются в различных облачных средах. Это усложняет контроль над инфраструктурой и может приводить к потере видимости отдельных компонентов системы, что повышает риск возникновения уязвимостей. Для минимизации таких рисков применяются механизмы постоянного мониторинга сервисов, регулярного сканирования инфраструктуры на наличие известных уязвимостей и оперативного информирования разработчиков о выявленных проблемах.</w:t>
+        <w:t>Одной из существенных проблем является мультиоблачное развертывание, при котором сервисы размещаются в различных облачных средах. Это усложняет контроль над инфраструктурой и может приводить к потере видимости отдельных компонентов системы, что повышает риск возникновения уязвимостей. Для минимизации таких рисков применяются механизмы постоянного мониторинга сервисов, регулярного сканирования инфраструктуры на наличие известных уязвимостей и оперативного информирования разработчиков о выявленных проблемах.</w:t>
       </w:r>
     </w:p>
     <w:p>
@@ -817,47 +687,7 @@
           <w:szCs w:val="24"/>
           <w:lang w:eastAsia="ru-RU"/>
         </w:rPr>
-        <w:t xml:space="preserve">Особое внимание уделяется безопасности межсервисного взаимодействия, поскольку обмен данными между сервисами осуществляется по сети. Для защиты таких взаимодействий используется концепция многоуровневой безопасности, в рамках которой внедряются API-шлюзы, обеспечивающие централизованную точку доступа к сервисам и реализацию политик авторизации. Для аутентификации и передачи данных широко применяются токены доступа, например JWT, а также альтернативные решения, такие как SAML и PASETO. Дополнительный уровень защиты обеспечивает инфраструктурный слой Service </w:t>
-      </w:r>
-      <w:proofErr w:type="spellStart"/>
-      <w:r>
-        <w:rPr>
-          <w:rFonts w:ascii="Times New Roman" w:eastAsia="Times New Roman" w:hAnsi="Times New Roman" w:cs="Times New Roman"/>
-          <w:sz w:val="24"/>
-          <w:szCs w:val="24"/>
-          <w:lang w:eastAsia="ru-RU"/>
-        </w:rPr>
-        <w:t>Mesh</w:t>
-      </w:r>
-      <w:proofErr w:type="spellEnd"/>
-      <w:r>
-        <w:rPr>
-          <w:rFonts w:ascii="Times New Roman" w:eastAsia="Times New Roman" w:hAnsi="Times New Roman" w:cs="Times New Roman"/>
-          <w:sz w:val="24"/>
-          <w:szCs w:val="24"/>
-          <w:lang w:eastAsia="ru-RU"/>
-        </w:rPr>
-        <w:t xml:space="preserve">, который управляет сетевыми коммуникациями между сервисами, обеспечивает шифрование трафика, балансировку нагрузки, аутентификацию и авторизацию, часто реализуемые с помощью прокси-компонентов типа </w:t>
-      </w:r>
-      <w:proofErr w:type="spellStart"/>
-      <w:r>
-        <w:rPr>
-          <w:rFonts w:ascii="Times New Roman" w:eastAsia="Times New Roman" w:hAnsi="Times New Roman" w:cs="Times New Roman"/>
-          <w:sz w:val="24"/>
-          <w:szCs w:val="24"/>
-          <w:lang w:eastAsia="ru-RU"/>
-        </w:rPr>
-        <w:t>Sidecar</w:t>
-      </w:r>
-      <w:proofErr w:type="spellEnd"/>
-      <w:r>
-        <w:rPr>
-          <w:rFonts w:ascii="Times New Roman" w:eastAsia="Times New Roman" w:hAnsi="Times New Roman" w:cs="Times New Roman"/>
-          <w:sz w:val="24"/>
-          <w:szCs w:val="24"/>
-          <w:lang w:eastAsia="ru-RU"/>
-        </w:rPr>
-        <w:t>.</w:t>
+        <w:t>Особое внимание уделяется безопасности межсервисного взаимодействия, поскольку обмен данными между сервисами осуществляется по сети. Для защиты таких взаимодействий используется концепция многоуровневой безопасности, в рамках которой внедряются API-шлюзы, обеспечивающие централизованную точку доступа к сервисам и реализацию политик авторизации. Для аутентификации и передачи данных широко применяются токены доступа, например JWT, а также альтернативные решения, такие как SAML и PASETO. Дополнительный уровень защиты обеспечивает инфраструктурный слой Service Mesh, который управляет сетевыми коммуникациями между сервисами, обеспечивает шифрование трафика, балансировку нагрузки, аутентификацию и авторизацию, часто реализуемые с помощью прокси-компонентов типа Sidecar.</w:t>
       </w:r>
     </w:p>
     <w:p>
@@ -877,47 +707,7 @@
           <w:szCs w:val="24"/>
           <w:lang w:eastAsia="ru-RU"/>
         </w:rPr>
-        <w:t xml:space="preserve">Наряду с этим важными аспектами безопасности являются контроль доступа к сервисам и управление данными, которые постоянно перемещаются между различными компонентами системы. Компрометация одного сервиса может привести к несанкционированному доступу к данным других сервисов, поэтому необходимо учитывать жизненный цикл данных и централизованно управлять доступом пользователей и приложений. Кроме того, высокая скорость разработки и обновления </w:t>
-      </w:r>
-      <w:proofErr w:type="spellStart"/>
-      <w:r>
-        <w:rPr>
-          <w:rFonts w:ascii="Times New Roman" w:eastAsia="Times New Roman" w:hAnsi="Times New Roman" w:cs="Times New Roman"/>
-          <w:sz w:val="24"/>
-          <w:szCs w:val="24"/>
-          <w:lang w:eastAsia="ru-RU"/>
-        </w:rPr>
-        <w:t>микросервисов</w:t>
-      </w:r>
-      <w:proofErr w:type="spellEnd"/>
-      <w:r>
-        <w:rPr>
-          <w:rFonts w:ascii="Times New Roman" w:eastAsia="Times New Roman" w:hAnsi="Times New Roman" w:cs="Times New Roman"/>
-          <w:sz w:val="24"/>
-          <w:szCs w:val="24"/>
-          <w:lang w:eastAsia="ru-RU"/>
-        </w:rPr>
-        <w:t xml:space="preserve"> может вызывать нарушения совместимости между сервисами, что потенциально приводит к уязвимостям. Для предотвращения подобных проблем рекомендуется использовать автоматизированное и интеграционное тестирование. Таким образом, обеспечение безопасности является важнейшим фактором качества </w:t>
-      </w:r>
-      <w:proofErr w:type="spellStart"/>
-      <w:r>
-        <w:rPr>
-          <w:rFonts w:ascii="Times New Roman" w:eastAsia="Times New Roman" w:hAnsi="Times New Roman" w:cs="Times New Roman"/>
-          <w:sz w:val="24"/>
-          <w:szCs w:val="24"/>
-          <w:lang w:eastAsia="ru-RU"/>
-        </w:rPr>
-        <w:t>микросервисной</w:t>
-      </w:r>
-      <w:proofErr w:type="spellEnd"/>
-      <w:r>
-        <w:rPr>
-          <w:rFonts w:ascii="Times New Roman" w:eastAsia="Times New Roman" w:hAnsi="Times New Roman" w:cs="Times New Roman"/>
-          <w:sz w:val="24"/>
-          <w:szCs w:val="24"/>
-          <w:lang w:eastAsia="ru-RU"/>
-        </w:rPr>
-        <w:t xml:space="preserve"> архитектуры и должно учитываться на всех этапах проектирования и эксплуатации информационных систем.</w:t>
+        <w:t>Наряду с этим важными аспектами безопасности являются контроль доступа к сервисам и управление данными, которые постоянно перемещаются между различными компонентами системы. Компрометация одного сервиса может привести к несанкционированному доступу к данным других сервисов, поэтому необходимо учитывать жизненный цикл данных и централизованно управлять доступом пользователей и приложений. Кроме того, высокая скорость разработки и обновления микросервисов может вызывать нарушения совместимости между сервисами, что потенциально приводит к уязвимостям. Для предотвращения подобных проблем рекомендуется использовать автоматизированное и интеграционное тестирование. Таким образом, обеспечение безопасности является важнейшим фактором качества микросервисной архитектуры и должно учитываться на всех этапах проектирования и эксплуатации информационных систем.</w:t>
       </w:r>
       <w:r>
         <w:rPr>
@@ -944,25 +734,7 @@
           <w:sz w:val="24"/>
           <w:szCs w:val="24"/>
         </w:rPr>
-        <w:t xml:space="preserve">[Еще один тип – это </w:t>
-      </w:r>
-      <w:proofErr w:type="spellStart"/>
-      <w:r>
-        <w:rPr>
-          <w:rFonts w:ascii="Times New Roman" w:hAnsi="Times New Roman" w:cs="Times New Roman"/>
-          <w:sz w:val="24"/>
-          <w:szCs w:val="24"/>
-        </w:rPr>
-        <w:t>бессерверные</w:t>
-      </w:r>
-      <w:proofErr w:type="spellEnd"/>
-      <w:r>
-        <w:rPr>
-          <w:rFonts w:ascii="Times New Roman" w:hAnsi="Times New Roman" w:cs="Times New Roman"/>
-          <w:sz w:val="24"/>
-          <w:szCs w:val="24"/>
-        </w:rPr>
-        <w:t xml:space="preserve"> архитектуры. </w:t>
+        <w:t xml:space="preserve">[Еще один тип – это бессерверные архитектуры. </w:t>
       </w:r>
       <w:r>
         <w:rPr>
@@ -1025,29 +797,7 @@
           <w:highlight w:val="yellow"/>
           <w:lang w:eastAsia="ru-RU"/>
         </w:rPr>
-        <w:t xml:space="preserve">Несмотря на упрощение процессов разработки и эксплуатации, использование </w:t>
-      </w:r>
-      <w:proofErr w:type="spellStart"/>
-      <w:r>
-        <w:rPr>
-          <w:rFonts w:ascii="Times New Roman" w:eastAsia="Times New Roman" w:hAnsi="Times New Roman" w:cs="Times New Roman"/>
-          <w:sz w:val="24"/>
-          <w:szCs w:val="24"/>
-          <w:highlight w:val="yellow"/>
-          <w:lang w:eastAsia="ru-RU"/>
-        </w:rPr>
-        <w:t>бессерверных</w:t>
-      </w:r>
-      <w:proofErr w:type="spellEnd"/>
-      <w:r>
-        <w:rPr>
-          <w:rFonts w:ascii="Times New Roman" w:eastAsia="Times New Roman" w:hAnsi="Times New Roman" w:cs="Times New Roman"/>
-          <w:sz w:val="24"/>
-          <w:szCs w:val="24"/>
-          <w:highlight w:val="yellow"/>
-          <w:lang w:eastAsia="ru-RU"/>
-        </w:rPr>
-        <w:t xml:space="preserve"> архитектур порождает ряд специфических угроз информационной безопасности, связанных прежде всего с особенностями облачных сред и распределенной моделью выполнения вычислений.</w:t>
+        <w:t>Несмотря на упрощение процессов разработки и эксплуатации, использование бессерверных архитектур порождает ряд специфических угроз информационной безопасности, связанных прежде всего с особенностями облачных сред и распределенной моделью выполнения вычислений.</w:t>
       </w:r>
     </w:p>
     <w:p>
@@ -1070,29 +820,7 @@
           <w:lang w:eastAsia="ru-RU"/>
         </w:rPr>
         <w:lastRenderedPageBreak/>
-        <w:t xml:space="preserve">Одним из ключевых факторов риска является использование облачной инфраструктуры стороннего провайдера. В таких условиях безопасность приложения во многом зависит от механизмов защиты, реализованных поставщиком облачных услуг, а также от корректной конфигурации облачной среды со стороны разработчиков. Ошибки конфигурации, недостаточная изоляция ресурсов, некорректная настройка сетевых политик или хранилищ данных могут привести к утечке информации или несанкционированному доступу к компонентам системы. Кроме того, поскольку функции в </w:t>
-      </w:r>
-      <w:proofErr w:type="spellStart"/>
-      <w:r>
-        <w:rPr>
-          <w:rFonts w:ascii="Times New Roman" w:eastAsia="Times New Roman" w:hAnsi="Times New Roman" w:cs="Times New Roman"/>
-          <w:sz w:val="24"/>
-          <w:szCs w:val="24"/>
-          <w:highlight w:val="yellow"/>
-          <w:lang w:eastAsia="ru-RU"/>
-        </w:rPr>
-        <w:t>бессерверных</w:t>
-      </w:r>
-      <w:proofErr w:type="spellEnd"/>
-      <w:r>
-        <w:rPr>
-          <w:rFonts w:ascii="Times New Roman" w:eastAsia="Times New Roman" w:hAnsi="Times New Roman" w:cs="Times New Roman"/>
-          <w:sz w:val="24"/>
-          <w:szCs w:val="24"/>
-          <w:highlight w:val="yellow"/>
-          <w:lang w:eastAsia="ru-RU"/>
-        </w:rPr>
-        <w:t xml:space="preserve"> приложениях часто взаимодействуют с различными облачными сервисами, возрастает сложность контроля потоков данных и мониторинга активности внутри инфраструктуры.</w:t>
+        <w:t>Одним из ключевых факторов риска является использование облачной инфраструктуры стороннего провайдера. В таких условиях безопасность приложения во многом зависит от механизмов защиты, реализованных поставщиком облачных услуг, а также от корректной конфигурации облачной среды со стороны разработчиков. Ошибки конфигурации, недостаточная изоляция ресурсов, некорректная настройка сетевых политик или хранилищ данных могут привести к утечке информации или несанкционированному доступу к компонентам системы. Кроме того, поскольку функции в бессерверных приложениях часто взаимодействуют с различными облачными сервисами, возрастает сложность контроля потоков данных и мониторинга активности внутри инфраструктуры.</w:t>
       </w:r>
     </w:p>
     <w:p>
@@ -1113,95 +841,7 @@
           <w:highlight w:val="yellow"/>
           <w:lang w:eastAsia="ru-RU"/>
         </w:rPr>
-        <w:t xml:space="preserve">Отдельную группу угроз составляют уязвимости </w:t>
-      </w:r>
-      <w:proofErr w:type="spellStart"/>
-      <w:r>
-        <w:rPr>
-          <w:rFonts w:ascii="Times New Roman" w:eastAsia="Times New Roman" w:hAnsi="Times New Roman" w:cs="Times New Roman"/>
-          <w:sz w:val="24"/>
-          <w:szCs w:val="24"/>
-          <w:highlight w:val="yellow"/>
-          <w:lang w:eastAsia="ru-RU"/>
-        </w:rPr>
-        <w:t>бессерверных</w:t>
-      </w:r>
-      <w:proofErr w:type="spellEnd"/>
-      <w:r>
-        <w:rPr>
-          <w:rFonts w:ascii="Times New Roman" w:eastAsia="Times New Roman" w:hAnsi="Times New Roman" w:cs="Times New Roman"/>
-          <w:sz w:val="24"/>
-          <w:szCs w:val="24"/>
-          <w:highlight w:val="yellow"/>
-          <w:lang w:eastAsia="ru-RU"/>
-        </w:rPr>
-        <w:t xml:space="preserve"> функций и проблемы управления доступом. Функции, выполняемые в модели </w:t>
-      </w:r>
-      <w:proofErr w:type="spellStart"/>
-      <w:r>
-        <w:rPr>
-          <w:rFonts w:ascii="Times New Roman" w:eastAsia="Times New Roman" w:hAnsi="Times New Roman" w:cs="Times New Roman"/>
-          <w:sz w:val="24"/>
-          <w:szCs w:val="24"/>
-          <w:highlight w:val="yellow"/>
-          <w:lang w:eastAsia="ru-RU"/>
-        </w:rPr>
-        <w:t>Function</w:t>
-      </w:r>
-      <w:proofErr w:type="spellEnd"/>
-      <w:r>
-        <w:rPr>
-          <w:rFonts w:ascii="Times New Roman" w:eastAsia="Times New Roman" w:hAnsi="Times New Roman" w:cs="Times New Roman"/>
-          <w:sz w:val="24"/>
-          <w:szCs w:val="24"/>
-          <w:highlight w:val="yellow"/>
-          <w:lang w:eastAsia="ru-RU"/>
-        </w:rPr>
-        <w:t>-</w:t>
-      </w:r>
-      <w:proofErr w:type="spellStart"/>
-      <w:r>
-        <w:rPr>
-          <w:rFonts w:ascii="Times New Roman" w:eastAsia="Times New Roman" w:hAnsi="Times New Roman" w:cs="Times New Roman"/>
-          <w:sz w:val="24"/>
-          <w:szCs w:val="24"/>
-          <w:highlight w:val="yellow"/>
-          <w:lang w:eastAsia="ru-RU"/>
-        </w:rPr>
-        <w:t>as</w:t>
-      </w:r>
-      <w:proofErr w:type="spellEnd"/>
-      <w:r>
-        <w:rPr>
-          <w:rFonts w:ascii="Times New Roman" w:eastAsia="Times New Roman" w:hAnsi="Times New Roman" w:cs="Times New Roman"/>
-          <w:sz w:val="24"/>
-          <w:szCs w:val="24"/>
-          <w:highlight w:val="yellow"/>
-          <w:lang w:eastAsia="ru-RU"/>
-        </w:rPr>
-        <w:t xml:space="preserve">-a-Service, могут содержать программные ошибки, связанные с обработкой входных данных, использованием сторонних библиотек или некорректной реализацией бизнес-логики. При этом большое количество мелких функций увеличивает поверхность атаки системы. Существенную роль также играет управление идентификацией и доступом (IAM), которое определяет права пользователей, сервисов и функций на доступ к ресурсам облачной инфраструктуры. Неправильная настройка политик IAM, избыточные привилегии или отсутствие принципа минимально необходимых прав могут привести к эскалации привилегий и компрометации всей системы. В связи с этим обеспечение безопасности </w:t>
-      </w:r>
-      <w:proofErr w:type="spellStart"/>
-      <w:r>
-        <w:rPr>
-          <w:rFonts w:ascii="Times New Roman" w:eastAsia="Times New Roman" w:hAnsi="Times New Roman" w:cs="Times New Roman"/>
-          <w:sz w:val="24"/>
-          <w:szCs w:val="24"/>
-          <w:highlight w:val="yellow"/>
-          <w:lang w:eastAsia="ru-RU"/>
-        </w:rPr>
-        <w:t>бессерверных</w:t>
-      </w:r>
-      <w:proofErr w:type="spellEnd"/>
-      <w:r>
-        <w:rPr>
-          <w:rFonts w:ascii="Times New Roman" w:eastAsia="Times New Roman" w:hAnsi="Times New Roman" w:cs="Times New Roman"/>
-          <w:sz w:val="24"/>
-          <w:szCs w:val="24"/>
-          <w:highlight w:val="yellow"/>
-          <w:lang w:eastAsia="ru-RU"/>
-        </w:rPr>
-        <w:t xml:space="preserve"> архитектур требует комплексного подхода, включающего контроль конфигурации облачной среды, анализ уязвимостей функций и строгую реализацию политик управления доступом.</w:t>
+        <w:t>Отдельную группу угроз составляют уязвимости бессерверных функций и проблемы управления доступом. Функции, выполняемые в модели Function-as-a-Service, могут содержать программные ошибки, связанные с обработкой входных данных, использованием сторонних библиотек или некорректной реализацией бизнес-логики. При этом большое количество мелких функций увеличивает поверхность атаки системы. Существенную роль также играет управление идентификацией и доступом (IAM), которое определяет права пользователей, сервисов и функций на доступ к ресурсам облачной инфраструктуры. Неправильная настройка политик IAM, избыточные привилегии или отсутствие принципа минимально необходимых прав могут привести к эскалации привилегий и компрометации всей системы. В связи с этим обеспечение безопасности бессерверных архитектур требует комплексного подхода, включающего контроль конфигурации облачной среды, анализ уязвимостей функций и строгую реализацию политик управления доступом.</w:t>
       </w:r>
     </w:p>
     <w:p>
@@ -1321,9 +961,15 @@
           <w:bCs/>
           <w:highlight w:val="yellow"/>
         </w:rPr>
-        <w:t xml:space="preserve">Service </w:t>
-      </w:r>
-      <w:proofErr w:type="spellStart"/>
+        <w:t>Service Worker</w:t>
+      </w:r>
+      <w:r>
+        <w:rPr>
+          <w:rStyle w:val="bzpyqfadein"/>
+          <w:highlight w:val="yellow"/>
+        </w:rPr>
+        <w:t xml:space="preserve">, который обладает расширенными возможностями перехвата и обработки сетевого трафика между браузером и сервером. При компрометации или некорректной реализации данного компонента злоумышленник может осуществлять </w:t>
+      </w:r>
       <w:r>
         <w:rPr>
           <w:rStyle w:val="bzpyqfadein"/>
@@ -1331,15 +977,14 @@
           <w:bCs/>
           <w:highlight w:val="yellow"/>
         </w:rPr>
-        <w:t>Worker</w:t>
-      </w:r>
-      <w:proofErr w:type="spellEnd"/>
+        <w:t>подмену кэшированных ресурсов</w:t>
+      </w:r>
       <w:r>
         <w:rPr>
           <w:rStyle w:val="bzpyqfadein"/>
           <w:highlight w:val="yellow"/>
         </w:rPr>
-        <w:t xml:space="preserve">, который обладает расширенными возможностями перехвата и обработки сетевого трафика между браузером и сервером. При компрометации или некорректной реализации данного компонента злоумышленник может осуществлять </w:t>
+        <w:t xml:space="preserve">, что приводит к загрузке пользователем модифицированных скриптов или страниц. Кроме того, серьёзную опасность для веб-приложений, включая PWA, представляют атаки типа </w:t>
       </w:r>
       <w:r>
         <w:rPr>
@@ -1348,158 +993,73 @@
           <w:bCs/>
           <w:highlight w:val="yellow"/>
         </w:rPr>
-        <w:t>подмену кэшированных ресурсов</w:t>
+        <w:t>Cross-Site Scripting (XSS)</w:t>
       </w:r>
       <w:r>
         <w:rPr>
           <w:rStyle w:val="bzpyqfadein"/>
           <w:highlight w:val="yellow"/>
         </w:rPr>
-        <w:t xml:space="preserve">, что приводит к загрузке пользователем модифицированных скриптов или страниц. Кроме того, серьёзную опасность для веб-приложений, включая PWA, представляют атаки типа </w:t>
+        <w:t xml:space="preserve">, позволяющие внедрять вредоносный код в клиентскую часть приложения. Такие </w:t>
       </w:r>
       <w:r>
         <w:rPr>
           <w:rStyle w:val="bzpyqfadein"/>
-          <w:b/>
-          <w:bCs/>
-          <w:highlight w:val="yellow"/>
-        </w:rPr>
-        <w:t>Cross-</w:t>
-      </w:r>
-      <w:proofErr w:type="spellStart"/>
+          <w:highlight w:val="yellow"/>
+        </w:rPr>
+        <w:lastRenderedPageBreak/>
+        <w:t>атаки могут привести к перехвату пользовательских данных, выполнению несанкционированных действий от имени пользователя и компрометации механизма работы Service Worker.</w:t>
+      </w:r>
       <w:r>
         <w:rPr>
           <w:rStyle w:val="bzpyqfadein"/>
-          <w:b/>
-          <w:bCs/>
-          <w:highlight w:val="yellow"/>
-        </w:rPr>
-        <w:t>Site</w:t>
-      </w:r>
-      <w:proofErr w:type="spellEnd"/>
-      <w:r>
+        </w:rPr>
+        <w:t xml:space="preserve"> </w:t>
+      </w:r>
+    </w:p>
+    <w:p>
+      <w:pPr>
+        <w:ind w:firstLine="709"/>
         <w:rPr>
           <w:rStyle w:val="bzpyqfadein"/>
-          <w:b/>
-          <w:bCs/>
-          <w:highlight w:val="yellow"/>
-        </w:rPr>
-        <w:t xml:space="preserve"> </w:t>
-      </w:r>
-      <w:proofErr w:type="spellStart"/>
+        </w:rPr>
+      </w:pPr>
       <w:r>
         <w:rPr>
           <w:rStyle w:val="bzpyqfadein"/>
-          <w:b/>
-          <w:bCs/>
-          <w:highlight w:val="yellow"/>
-        </w:rPr>
-        <w:t>Scripting</w:t>
-      </w:r>
-      <w:proofErr w:type="spellEnd"/>
-      <w:r>
-        <w:rPr>
-          <w:rStyle w:val="bzpyqfadein"/>
-          <w:b/>
-          <w:bCs/>
-          <w:highlight w:val="yellow"/>
-        </w:rPr>
-        <w:t xml:space="preserve"> (XSS)</w:t>
-      </w:r>
-      <w:r>
-        <w:rPr>
-          <w:rStyle w:val="bzpyqfadein"/>
-          <w:highlight w:val="yellow"/>
-        </w:rPr>
-        <w:t xml:space="preserve">, позволяющие внедрять вредоносный код в клиентскую часть приложения. Такие </w:t>
-      </w:r>
-      <w:r>
-        <w:rPr>
-          <w:rStyle w:val="bzpyqfadein"/>
-          <w:highlight w:val="yellow"/>
-        </w:rPr>
+          <w:highlight w:val="yellow"/>
+        </w:rPr>
+        <w:t>Таким образом, архитектура веб-приложения напрямую влияет на характер возможных угроз безопасности. Каждая архитектурная модель формирует собственный набор уязвимостей: клиентские приложения подвержены атакам на браузерную среду, микросервисные системы — атакам на API и взаимодействие сервисов, облачные архитектуры — рискам инфраструктурных и конфигурационных ошибок. Это подтверждает необходимость комплексного подхода к защите веб-приложений, учитывающего все уровни их архитектуры.</w:t>
+      </w:r>
+    </w:p>
+    <w:p>
+      <w:pPr>
+        <w:ind w:firstLine="709"/>
+        <w:rPr>
+          <w:rFonts w:ascii="Times New Roman" w:hAnsi="Times New Roman" w:cs="Times New Roman"/>
+          <w:sz w:val="24"/>
+          <w:szCs w:val="24"/>
+        </w:rPr>
+      </w:pPr>
+      <w:r>
+        <w:rPr>
+          <w:rFonts w:ascii="Times New Roman" w:hAnsi="Times New Roman" w:cs="Times New Roman"/>
+          <w:sz w:val="24"/>
+          <w:szCs w:val="24"/>
+        </w:rPr>
+        <w:br w:type="page"/>
+      </w:r>
+    </w:p>
+    <w:p>
+      <w:pPr>
+        <w:jc w:val="center"/>
+      </w:pPr>
+      <w:r>
         <w:lastRenderedPageBreak/>
-        <w:t xml:space="preserve">атаки могут привести к перехвату пользовательских данных, выполнению несанкционированных действий от имени пользователя и компрометации механизма работы Service </w:t>
-      </w:r>
-      <w:proofErr w:type="spellStart"/>
-      <w:r>
-        <w:rPr>
-          <w:rStyle w:val="bzpyqfadein"/>
-          <w:highlight w:val="yellow"/>
-        </w:rPr>
-        <w:t>Worker</w:t>
-      </w:r>
-      <w:proofErr w:type="spellEnd"/>
-      <w:r>
-        <w:rPr>
-          <w:rStyle w:val="bzpyqfadein"/>
-          <w:highlight w:val="yellow"/>
-        </w:rPr>
-        <w:t>.</w:t>
-      </w:r>
-      <w:r>
-        <w:rPr>
-          <w:rStyle w:val="bzpyqfadein"/>
-        </w:rPr>
-        <w:t xml:space="preserve"> </w:t>
-      </w:r>
-    </w:p>
-    <w:p>
-      <w:pPr>
-        <w:ind w:firstLine="709"/>
-        <w:rPr>
-          <w:rStyle w:val="bzpyqfadein"/>
-        </w:rPr>
-      </w:pPr>
-      <w:r>
-        <w:rPr>
-          <w:rStyle w:val="bzpyqfadein"/>
-          <w:highlight w:val="yellow"/>
-        </w:rPr>
-        <w:t xml:space="preserve">Таким образом, архитектура веб-приложения напрямую влияет на характер возможных угроз безопасности. Каждая архитектурная модель формирует собственный набор уязвимостей: клиентские приложения подвержены атакам на браузерную среду, </w:t>
-      </w:r>
-      <w:proofErr w:type="spellStart"/>
-      <w:r>
-        <w:rPr>
-          <w:rStyle w:val="bzpyqfadein"/>
-          <w:highlight w:val="yellow"/>
-        </w:rPr>
-        <w:t>микросервисные</w:t>
-      </w:r>
-      <w:proofErr w:type="spellEnd"/>
-      <w:r>
-        <w:rPr>
-          <w:rStyle w:val="bzpyqfadein"/>
-          <w:highlight w:val="yellow"/>
-        </w:rPr>
-        <w:t xml:space="preserve"> системы — атакам на API и взаимодействие сервисов, облачные архитектуры — рискам инфраструктурных и конфигурационных ошибок. Это подтверждает необходимость комплексного подхода к защите веб-приложений, учитывающего все уровни их архитектуры.</w:t>
-      </w:r>
-    </w:p>
-    <w:p>
-      <w:pPr>
-        <w:ind w:firstLine="709"/>
-        <w:rPr>
-          <w:rFonts w:ascii="Times New Roman" w:hAnsi="Times New Roman" w:cs="Times New Roman"/>
-          <w:sz w:val="24"/>
-          <w:szCs w:val="24"/>
-        </w:rPr>
-      </w:pPr>
-      <w:r>
-        <w:rPr>
-          <w:rFonts w:ascii="Times New Roman" w:hAnsi="Times New Roman" w:cs="Times New Roman"/>
-          <w:sz w:val="24"/>
-          <w:szCs w:val="24"/>
-        </w:rPr>
-        <w:br w:type="page"/>
-      </w:r>
-    </w:p>
-    <w:p>
-      <w:pPr>
-        <w:jc w:val="center"/>
-      </w:pPr>
-      <w:r>
-        <w:lastRenderedPageBreak/>
-        <w:t>2.2. Особенности клиент-серверного взаимодействия</w:t>
+        <w:t>1</w:t>
+      </w:r>
+      <w:r>
+        <w:t>.2. Особенности клиент-серверного взаимодействия</w:t>
       </w:r>
     </w:p>
     <w:p>
@@ -1660,25 +1220,7 @@
           <w:sz w:val="22"/>
           <w:szCs w:val="22"/>
         </w:rPr>
-        <w:t xml:space="preserve">задержек. HTTP/1.1 с помощью заголовка Connection: </w:t>
-      </w:r>
-      <w:proofErr w:type="spellStart"/>
-      <w:r>
-        <w:rPr>
-          <w:rStyle w:val="fontstyle01"/>
-          <w:sz w:val="22"/>
-          <w:szCs w:val="22"/>
-        </w:rPr>
-        <w:t>keep-alive</w:t>
-      </w:r>
-      <w:proofErr w:type="spellEnd"/>
-      <w:r>
-        <w:rPr>
-          <w:rStyle w:val="fontstyle01"/>
-          <w:sz w:val="22"/>
-          <w:szCs w:val="22"/>
-        </w:rPr>
-        <w:t>, который установлен по</w:t>
+        <w:t>задержек. HTTP/1.1 с помощью заголовка Connection: keep-alive, который установлен по</w:t>
       </w:r>
       <w:r>
         <w:rPr>
@@ -1744,25 +1286,7 @@
           <w:sz w:val="22"/>
           <w:szCs w:val="22"/>
         </w:rPr>
-        <w:t xml:space="preserve">соединение (HTTP </w:t>
-      </w:r>
-      <w:proofErr w:type="spellStart"/>
-      <w:r>
-        <w:rPr>
-          <w:rStyle w:val="fontstyle01"/>
-          <w:sz w:val="22"/>
-          <w:szCs w:val="22"/>
-        </w:rPr>
-        <w:t>pipelining</w:t>
-      </w:r>
-      <w:proofErr w:type="spellEnd"/>
-      <w:r>
-        <w:rPr>
-          <w:rStyle w:val="fontstyle01"/>
-          <w:sz w:val="22"/>
-          <w:szCs w:val="22"/>
-        </w:rPr>
-        <w:t>), позволяющее при постоянном TCP-соединении отправлять сразу</w:t>
+        <w:t>соединение (HTTP pipelining), позволяющее при постоянном TCP-соединении отправлять сразу</w:t>
       </w:r>
       <w:r>
         <w:rPr>
@@ -1880,32 +1404,14 @@
           <w:sz w:val="22"/>
           <w:szCs w:val="22"/>
         </w:rPr>
-        <w:t xml:space="preserve">серверном трафике может приводить к </w:t>
-      </w:r>
-      <w:proofErr w:type="spellStart"/>
+        <w:t>серверном трафике может приводить к DoS-угрозе (отказ в обслуживании).</w:t>
+      </w:r>
       <w:r>
         <w:rPr>
           <w:rStyle w:val="fontstyle01"/>
           <w:sz w:val="22"/>
           <w:szCs w:val="22"/>
         </w:rPr>
-        <w:t>DoS</w:t>
-      </w:r>
-      <w:proofErr w:type="spellEnd"/>
-      <w:r>
-        <w:rPr>
-          <w:rStyle w:val="fontstyle01"/>
-          <w:sz w:val="22"/>
-          <w:szCs w:val="22"/>
-        </w:rPr>
-        <w:t>-угрозе (отказ в обслуживании).</w:t>
-      </w:r>
-      <w:r>
-        <w:rPr>
-          <w:rStyle w:val="fontstyle01"/>
-          <w:sz w:val="22"/>
-          <w:szCs w:val="22"/>
-        </w:rPr>
         <w:t>]</w:t>
       </w:r>
       <w:r>
@@ -1935,29 +1441,7 @@
           <w:highlight w:val="yellow"/>
           <w:lang w:eastAsia="ru-RU"/>
         </w:rPr>
-        <w:t xml:space="preserve">В целом, протокол HTTP/1.1, изначально разработанный для значительно менее нагруженной и менее динамичной сети, уже не соответствует требованиям современной веб-среды: отсутствие встроенного мультиплексирования, высокая зависимость от количества соединений и ограниченная эффективность механизмов оптимизации делают его как уязвимым к ряду сетевых атак (включая </w:t>
-      </w:r>
-      <w:proofErr w:type="spellStart"/>
-      <w:r>
-        <w:rPr>
-          <w:rFonts w:ascii="Times New Roman" w:eastAsia="Times New Roman" w:hAnsi="Times New Roman" w:cs="Times New Roman"/>
-          <w:sz w:val="24"/>
-          <w:szCs w:val="24"/>
-          <w:highlight w:val="yellow"/>
-          <w:lang w:eastAsia="ru-RU"/>
-        </w:rPr>
-        <w:t>DoS</w:t>
-      </w:r>
-      <w:proofErr w:type="spellEnd"/>
-      <w:r>
-        <w:rPr>
-          <w:rFonts w:ascii="Times New Roman" w:eastAsia="Times New Roman" w:hAnsi="Times New Roman" w:cs="Times New Roman"/>
-          <w:sz w:val="24"/>
-          <w:szCs w:val="24"/>
-          <w:highlight w:val="yellow"/>
-          <w:lang w:eastAsia="ru-RU"/>
-        </w:rPr>
-        <w:t>), так и недостаточно надёжным для обеспечения стабильной и безопасной передачи данных в условиях постоянно растущих объёмов трафика и сложности веб-приложений.</w:t>
+        <w:t>В целом, протокол HTTP/1.1, изначально разработанный для значительно менее нагруженной и менее динамичной сети, уже не соответствует требованиям современной веб-среды: отсутствие встроенного мультиплексирования, высокая зависимость от количества соединений и ограниченная эффективность механизмов оптимизации делают его как уязвимым к ряду сетевых атак (включая DoS), так и недостаточно надёжным для обеспечения стабильной и безопасной передачи данных в условиях постоянно растущих объёмов трафика и сложности веб-приложений.</w:t>
       </w:r>
     </w:p>
     <w:p>
@@ -1966,31 +1450,7 @@
         <w:t>[</w:t>
       </w:r>
       <w:r>
-        <w:t>HTTP(S) (</w:t>
-      </w:r>
-      <w:proofErr w:type="spellStart"/>
-      <w:r>
-        <w:t>HyperText</w:t>
-      </w:r>
-      <w:proofErr w:type="spellEnd"/>
-      <w:r>
-        <w:t xml:space="preserve"> Transfer Protocol Secure) является одним из самых распространённых протоколов прикладного уровня. Он используется для передачи гипертекстовых данных и является основой работы World Wide Web. HTTP работает поверх TCP и использует текстовые команды для обмена данными между клиентом и сервером. Каждый запрос содержит метод (например, GET или POST), URL-адрес, заголовки и, при необходимости, тело запроса. Сервер, получив запрос, отвечает кодом состояния (например, 200 OK или 404 </w:t>
-      </w:r>
-      <w:proofErr w:type="spellStart"/>
-      <w:r>
-        <w:t>Not</w:t>
-      </w:r>
-      <w:proofErr w:type="spellEnd"/>
-      <w:r>
-        <w:t xml:space="preserve"> </w:t>
-      </w:r>
-      <w:proofErr w:type="spellStart"/>
-      <w:r>
-        <w:t>Found</w:t>
-      </w:r>
-      <w:proofErr w:type="spellEnd"/>
-      <w:r>
-        <w:t xml:space="preserve">), а также заголовками и телом ответа. </w:t>
+        <w:t xml:space="preserve">HTTP(S) (HyperText Transfer Protocol Secure) является одним из самых распространённых протоколов прикладного уровня. Он используется для передачи гипертекстовых данных и является основой работы World Wide Web. HTTP работает поверх TCP и использует текстовые команды для обмена данными между клиентом и сервером. Каждый запрос содержит метод (например, GET или POST), URL-адрес, заголовки и, при необходимости, тело запроса. Сервер, получив запрос, отвечает кодом состояния (например, 200 OK или 404 Not Found), а также заголовками и телом ответа. </w:t>
       </w:r>
       <w:r>
         <w:rPr>
@@ -2086,15 +1546,7 @@
         <w:t>[</w:t>
       </w:r>
       <w:r>
-        <w:t xml:space="preserve">Secure </w:t>
-      </w:r>
-      <w:proofErr w:type="spellStart"/>
-      <w:r>
-        <w:t>Sockets</w:t>
-      </w:r>
-      <w:proofErr w:type="spellEnd"/>
-      <w:r>
-        <w:t xml:space="preserve"> Layer (SSL) – это протокол безопасности, который создает зашифрованное соединение между сервером и клиентом [2]. SSL была использована как основа для развития более современной технологии – Transport Layer Security (TLS). TLS предоставляет более надежные методы шифрования и механизмы безопасности.</w:t>
+        <w:t>Secure Sockets Layer (SSL) – это протокол безопасности, который создает зашифрованное соединение между сервером и клиентом [2]. SSL была использована как основа для развития более современной технологии – Transport Layer Security (TLS). TLS предоставляет более надежные методы шифрования и механизмы безопасности.</w:t>
       </w:r>
       <w:r>
         <w:t>]</w:t>
@@ -2254,51 +1706,7 @@
           <w:highlight w:val="yellow"/>
           <w:lang w:eastAsia="ru-RU"/>
         </w:rPr>
-        <w:t>Несмотря на повсеместное внедрение HTTPS, веб-приложения по-прежнему подвержены ряду угроз, затрагивающих транспортный уровень. К числу наиболее актуальных из них относятся атаки типа «</w:t>
-      </w:r>
-      <w:proofErr w:type="spellStart"/>
-      <w:r>
-        <w:rPr>
-          <w:rFonts w:ascii="Times New Roman" w:eastAsia="Times New Roman" w:hAnsi="Times New Roman" w:cs="Times New Roman"/>
-          <w:sz w:val="24"/>
-          <w:szCs w:val="24"/>
-          <w:highlight w:val="yellow"/>
-          <w:lang w:eastAsia="ru-RU"/>
-        </w:rPr>
-        <w:t>man-in-the-middle</w:t>
-      </w:r>
-      <w:proofErr w:type="spellEnd"/>
-      <w:r>
-        <w:rPr>
-          <w:rFonts w:ascii="Times New Roman" w:eastAsia="Times New Roman" w:hAnsi="Times New Roman" w:cs="Times New Roman"/>
-          <w:sz w:val="24"/>
-          <w:szCs w:val="24"/>
-          <w:highlight w:val="yellow"/>
-          <w:lang w:eastAsia="ru-RU"/>
-        </w:rPr>
-        <w:t xml:space="preserve">», перехват сессионных идентификаторов, </w:t>
-      </w:r>
-      <w:proofErr w:type="spellStart"/>
-      <w:r>
-        <w:rPr>
-          <w:rFonts w:ascii="Times New Roman" w:eastAsia="Times New Roman" w:hAnsi="Times New Roman" w:cs="Times New Roman"/>
-          <w:sz w:val="24"/>
-          <w:szCs w:val="24"/>
-          <w:highlight w:val="yellow"/>
-          <w:lang w:eastAsia="ru-RU"/>
-        </w:rPr>
-        <w:t>downgrade</w:t>
-      </w:r>
-      <w:proofErr w:type="spellEnd"/>
-      <w:r>
-        <w:rPr>
-          <w:rFonts w:ascii="Times New Roman" w:eastAsia="Times New Roman" w:hAnsi="Times New Roman" w:cs="Times New Roman"/>
-          <w:sz w:val="24"/>
-          <w:szCs w:val="24"/>
-          <w:highlight w:val="yellow"/>
-          <w:lang w:eastAsia="ru-RU"/>
-        </w:rPr>
-        <w:t>-атаки, а также использование небезопасных или устаревших конфигураций TLS. В связи с этим обеспечение корректной настройки криптографических протоколов и применение современных стандартов шифрования являются необходимыми условиями защиты веб-приложений.</w:t>
+        <w:t>Несмотря на повсеместное внедрение HTTPS, веб-приложения по-прежнему подвержены ряду угроз, затрагивающих транспортный уровень. К числу наиболее актуальных из них относятся атаки типа «man-in-the-middle», перехват сессионных идентификаторов, downgrade-атаки, а также использование небезопасных или устаревших конфигураций TLS. В связи с этим обеспечение корректной настройки криптографических протоколов и применение современных стандартов шифрования являются необходимыми условиями защиты веб-приложений.</w:t>
       </w:r>
     </w:p>
     <w:p>
@@ -2470,7 +1878,6 @@
         </w:rPr>
         <w:t>[</w:t>
       </w:r>
-      <w:proofErr w:type="spellStart"/>
       <w:r>
         <w:rPr>
           <w:rStyle w:val="a3"/>
@@ -2478,17 +1885,22 @@
           <w:color w:val="232627"/>
           <w:shd w:val="clear" w:color="auto" w:fill="FFFFFF"/>
         </w:rPr>
-        <w:t>Downgrade</w:t>
-      </w:r>
-      <w:proofErr w:type="spellEnd"/>
-      <w:r>
-        <w:rPr>
-          <w:rStyle w:val="a3"/>
+        <w:t>Downgrade-атака (атака с понижением версии протокола)</w:t>
+      </w:r>
+      <w:r>
+        <w:rPr>
           <w:rFonts w:ascii="Arial" w:hAnsi="Arial" w:cs="Arial"/>
           <w:color w:val="232627"/>
           <w:shd w:val="clear" w:color="auto" w:fill="FFFFFF"/>
         </w:rPr>
-        <w:t>-атака (атака с понижением версии протокола)</w:t>
+        <w:t> — атака, в рамках которой злоумышленник вмешивается в соединение между двумя узлами сети (например, клиентом (браузером) и сервером веб-сайта) и вынуждает их использовать незащищенный или слабо защищенный стандарт передачи данных (например, протокол </w:t>
+      </w:r>
+      <w:r>
+        <w:rPr>
+          <w:rFonts w:ascii="Arial" w:hAnsi="Arial" w:cs="Arial"/>
+          <w:shd w:val="clear" w:color="auto" w:fill="FFFFFF"/>
+        </w:rPr>
+        <w:t>HTTP</w:t>
       </w:r>
       <w:r>
         <w:rPr>
@@ -2496,14 +1908,14 @@
           <w:color w:val="232627"/>
           <w:shd w:val="clear" w:color="auto" w:fill="FFFFFF"/>
         </w:rPr>
-        <w:t> — атака, в рамках которой злоумышленник вмешивается в соединение между двумя узлами сети (например, клиентом (браузером) и сервером веб-сайта) и вынуждает их использовать незащищенный или слабо защищенный стандарт передачи данных (например, протокол </w:t>
+        <w:t> вместо </w:t>
       </w:r>
       <w:r>
         <w:rPr>
           <w:rFonts w:ascii="Arial" w:hAnsi="Arial" w:cs="Arial"/>
           <w:shd w:val="clear" w:color="auto" w:fill="FFFFFF"/>
         </w:rPr>
-        <w:t>HTTP</w:t>
+        <w:t>HTTPS</w:t>
       </w:r>
       <w:r>
         <w:rPr>
@@ -2511,14 +1923,14 @@
           <w:color w:val="232627"/>
           <w:shd w:val="clear" w:color="auto" w:fill="FFFFFF"/>
         </w:rPr>
-        <w:t> вместо </w:t>
+        <w:t> или протокол шифрования </w:t>
       </w:r>
       <w:r>
         <w:rPr>
           <w:rFonts w:ascii="Arial" w:hAnsi="Arial" w:cs="Arial"/>
           <w:shd w:val="clear" w:color="auto" w:fill="FFFFFF"/>
         </w:rPr>
-        <w:t>HTTPS</w:t>
+        <w:t>SSL</w:t>
       </w:r>
       <w:r>
         <w:rPr>
@@ -2526,14 +1938,14 @@
           <w:color w:val="232627"/>
           <w:shd w:val="clear" w:color="auto" w:fill="FFFFFF"/>
         </w:rPr>
-        <w:t> или протокол шифрования </w:t>
+        <w:t> вместо </w:t>
       </w:r>
       <w:r>
         <w:rPr>
           <w:rFonts w:ascii="Arial" w:hAnsi="Arial" w:cs="Arial"/>
           <w:shd w:val="clear" w:color="auto" w:fill="FFFFFF"/>
         </w:rPr>
-        <w:t>SSL</w:t>
+        <w:t>TLS</w:t>
       </w:r>
       <w:r>
         <w:rPr>
@@ -2541,14 +1953,14 @@
           <w:color w:val="232627"/>
           <w:shd w:val="clear" w:color="auto" w:fill="FFFFFF"/>
         </w:rPr>
-        <w:t> вместо </w:t>
+        <w:t>). Эта атака представляет собой разновидность атаки </w:t>
       </w:r>
       <w:r>
         <w:rPr>
           <w:rFonts w:ascii="Arial" w:hAnsi="Arial" w:cs="Arial"/>
           <w:shd w:val="clear" w:color="auto" w:fill="FFFFFF"/>
         </w:rPr>
-        <w:t>TLS</w:t>
+        <w:t>«человек посередине»</w:t>
       </w:r>
       <w:r>
         <w:rPr>
@@ -2556,40 +1968,7 @@
           <w:color w:val="232627"/>
           <w:shd w:val="clear" w:color="auto" w:fill="FFFFFF"/>
         </w:rPr>
-        <w:t>). Эта атака представляет собой разновидность атаки </w:t>
-      </w:r>
-      <w:r>
-        <w:rPr>
-          <w:rFonts w:ascii="Arial" w:hAnsi="Arial" w:cs="Arial"/>
-          <w:shd w:val="clear" w:color="auto" w:fill="FFFFFF"/>
-        </w:rPr>
-        <w:t>«человек посередине»</w:t>
-      </w:r>
-      <w:r>
-        <w:rPr>
-          <w:rFonts w:ascii="Arial" w:hAnsi="Arial" w:cs="Arial"/>
-          <w:color w:val="232627"/>
-          <w:shd w:val="clear" w:color="auto" w:fill="FFFFFF"/>
-        </w:rPr>
-        <w:t xml:space="preserve">. В случае успешной </w:t>
-      </w:r>
-      <w:proofErr w:type="spellStart"/>
-      <w:r>
-        <w:rPr>
-          <w:rFonts w:ascii="Arial" w:hAnsi="Arial" w:cs="Arial"/>
-          <w:color w:val="232627"/>
-          <w:shd w:val="clear" w:color="auto" w:fill="FFFFFF"/>
-        </w:rPr>
-        <w:t>downgrade</w:t>
-      </w:r>
-      <w:proofErr w:type="spellEnd"/>
-      <w:r>
-        <w:rPr>
-          <w:rFonts w:ascii="Arial" w:hAnsi="Arial" w:cs="Arial"/>
-          <w:color w:val="232627"/>
-          <w:shd w:val="clear" w:color="auto" w:fill="FFFFFF"/>
-        </w:rPr>
-        <w:t>-атаки злоумышленник может воспользоваться </w:t>
+        <w:t>. В случае успешной downgrade-атаки злоумышленник может воспользоваться </w:t>
       </w:r>
       <w:r>
         <w:rPr>
@@ -2662,15 +2041,7 @@
         <w:t>[</w:t>
       </w:r>
       <w:r>
-        <w:t xml:space="preserve">Одним из наиболее распространенных методов хранения данных на стороне клиента является использование </w:t>
-      </w:r>
-      <w:proofErr w:type="spellStart"/>
-      <w:r>
-        <w:t>cookies</w:t>
-      </w:r>
-      <w:proofErr w:type="spellEnd"/>
-      <w:r>
-        <w:t xml:space="preserve"> </w:t>
+        <w:t xml:space="preserve">Одним из наиболее распространенных методов хранения данных на стороне клиента является использование cookies </w:t>
       </w:r>
       <w:r>
         <w:rPr>
@@ -2679,15 +2050,7 @@
         <w:footnoteReference w:id="21"/>
       </w:r>
       <w:r>
-        <w:t xml:space="preserve">[1]. </w:t>
-      </w:r>
-      <w:proofErr w:type="spellStart"/>
-      <w:r>
-        <w:t>Cookies</w:t>
-      </w:r>
-      <w:proofErr w:type="spellEnd"/>
-      <w:r>
-        <w:t xml:space="preserve"> – это небольшие текстовые файлы, которые сохраняются на компьютере </w:t>
+        <w:t xml:space="preserve">[1]. Cookies – это небольшие текстовые файлы, которые сохраняются на компьютере </w:t>
       </w:r>
       <w:r>
         <w:lastRenderedPageBreak/>
@@ -2705,21 +2068,8 @@
       <w:r>
         <w:t xml:space="preserve"> [</w:t>
       </w:r>
-      <w:proofErr w:type="spellStart"/>
-      <w:r>
-        <w:t>Cookies</w:t>
-      </w:r>
-      <w:proofErr w:type="spellEnd"/>
-      <w:r>
-        <w:t xml:space="preserve"> – фрагмент данных, полученный от веб-приложения, которые хранятся на компьютере пользователя и отправляются с каждым запросом. </w:t>
-      </w:r>
-      <w:proofErr w:type="spellStart"/>
-      <w:r>
-        <w:t>Cookie</w:t>
-      </w:r>
-      <w:proofErr w:type="spellEnd"/>
-      <w:r>
-        <w:t xml:space="preserve"> используют не только для идентификации пользователя, но и для многих других задач, например, ведение статистики</w:t>
+      <w:r>
+        <w:t>Cookies – фрагмент данных, полученный от веб-приложения, которые хранятся на компьютере пользователя и отправляются с каждым запросом. Cookie используют не только для идентификации пользователя, но и для многих других задач, например, ведение статистики</w:t>
       </w:r>
       <w:r>
         <w:t>.]</w:t>
@@ -2733,15 +2083,7 @@
     </w:p>
     <w:p>
       <w:r>
-        <w:t xml:space="preserve">[Сессии являются простым способом хранения информации для отдельных пользователей с уникальным идентификатором сессии. Это может использоваться для сохранения состояния между запросами страниц. Идентификаторы сессий обычно отправляются браузеру через сессионный </w:t>
-      </w:r>
-      <w:proofErr w:type="spellStart"/>
-      <w:r>
-        <w:t>cookie</w:t>
-      </w:r>
-      <w:proofErr w:type="spellEnd"/>
-      <w:r>
-        <w:t xml:space="preserve"> и используются для получения имеющихся данных сессии.]</w:t>
+        <w:t>[Сессии являются простым способом хранения информации для отдельных пользователей с уникальным идентификатором сессии. Это может использоваться для сохранения состояния между запросами страниц. Идентификаторы сессий обычно отправляются браузеру через сессионный cookie и используются для получения имеющихся данных сессии.]</w:t>
       </w:r>
       <w:r>
         <w:rPr>
@@ -2755,54 +2097,19 @@
         <w:t>[</w:t>
       </w:r>
       <w:r>
-        <w:t xml:space="preserve">Недостатком </w:t>
-      </w:r>
-      <w:proofErr w:type="spellStart"/>
-      <w:r>
-        <w:t>Cookies</w:t>
-      </w:r>
-      <w:proofErr w:type="spellEnd"/>
-      <w:r>
-        <w:t xml:space="preserve"> является также то, что они подвержены </w:t>
-      </w:r>
-      <w:proofErr w:type="spellStart"/>
-      <w:r>
-        <w:t>CSRFатакам</w:t>
-      </w:r>
-      <w:proofErr w:type="spellEnd"/>
-      <w:proofErr w:type="gramStart"/>
-      <w:r>
-        <w:t>.</w:t>
+        <w:t>Недостатком Cookies является также то, что они подвержены CSRFатакам.</w:t>
       </w:r>
       <w:r>
         <w:t>]</w:t>
       </w:r>
       <w:r>
-        <w:t>Семенова</w:t>
-      </w:r>
-      <w:proofErr w:type="gramEnd"/>
-      <w:r>
-        <w:t xml:space="preserve">. </w:t>
+        <w:t xml:space="preserve">Семенова. </w:t>
       </w:r>
       <w:r>
         <w:rPr>
           <w:color w:val="92D050"/>
         </w:rPr>
-        <w:t xml:space="preserve">Но есть и более надёжные альтернативы для </w:t>
-      </w:r>
-      <w:proofErr w:type="spellStart"/>
-      <w:r>
-        <w:rPr>
-          <w:color w:val="92D050"/>
-        </w:rPr>
-        <w:t>для</w:t>
-      </w:r>
-      <w:proofErr w:type="spellEnd"/>
-      <w:r>
-        <w:rPr>
-          <w:color w:val="92D050"/>
-        </w:rPr>
-        <w:t xml:space="preserve"> хранения идентификаторов сессий.</w:t>
+        <w:t>Но есть и более надёжные альтернативы для для хранения идентификаторов сессий.</w:t>
       </w:r>
       <w:r>
         <w:tab/>
@@ -2813,15 +2120,7 @@
         <w:t>[</w:t>
       </w:r>
       <w:r>
-        <w:t xml:space="preserve">JWT — как безопасный способ аутентификации и передачи данных. Наиболее безопасный подход передачи информации между двумя участниками – аутентификация с помощью токенов, например, JSON Web </w:t>
-      </w:r>
-      <w:proofErr w:type="spellStart"/>
-      <w:r>
-        <w:t>Token</w:t>
-      </w:r>
-      <w:proofErr w:type="spellEnd"/>
-      <w:r>
-        <w:t xml:space="preserve"> (JWT).</w:t>
+        <w:t>JWT — как безопасный способ аутентификации и передачи данных. Наиболее безопасный подход передачи информации между двумя участниками – аутентификация с помощью токенов, например, JSON Web Token (JWT).</w:t>
       </w:r>
       <w:r>
         <w:t>]</w:t>
@@ -3033,23 +2332,7 @@
         <w:t xml:space="preserve"> </w:t>
       </w:r>
       <w:r>
-        <w:t xml:space="preserve">[Основа AJAX — объект </w:t>
-      </w:r>
-      <w:proofErr w:type="spellStart"/>
-      <w:r>
-        <w:t>XMLHttpRequest</w:t>
-      </w:r>
-      <w:proofErr w:type="spellEnd"/>
-      <w:r>
-        <w:t xml:space="preserve">, который и отвечает за все запросы. Раньше его поддерживали не все браузеры, поэтому нужно было подключить отдельно библиотеку </w:t>
-      </w:r>
-      <w:proofErr w:type="spellStart"/>
-      <w:r>
-        <w:t>jQuery</w:t>
-      </w:r>
-      <w:proofErr w:type="spellEnd"/>
-      <w:r>
-        <w:t>, в которой этот объект есть. Сейчас почти все браузеры научились поддерживать этот объект напрямую.</w:t>
+        <w:t>[Основа AJAX — объект XMLHttpRequest, который и отвечает за все запросы. Раньше его поддерживали не все браузеры, поэтому нужно было подключить отдельно библиотеку jQuery, в которой этот объект есть. Сейчас почти все браузеры научились поддерживать этот объект напрямую.</w:t>
       </w:r>
       <w:r>
         <w:t>]</w:t>
@@ -3081,29 +2364,7 @@
           <w:highlight w:val="yellow"/>
           <w:lang w:eastAsia="ru-RU"/>
         </w:rPr>
-        <w:t xml:space="preserve">При использовании механизмов хранения состояния, таких как </w:t>
-      </w:r>
-      <w:proofErr w:type="spellStart"/>
-      <w:r>
-        <w:rPr>
-          <w:rFonts w:ascii="Times New Roman" w:eastAsia="Times New Roman" w:hAnsi="Times New Roman" w:cs="Times New Roman"/>
-          <w:sz w:val="24"/>
-          <w:szCs w:val="24"/>
-          <w:highlight w:val="yellow"/>
-          <w:lang w:eastAsia="ru-RU"/>
-        </w:rPr>
-        <w:t>cookies</w:t>
-      </w:r>
-      <w:proofErr w:type="spellEnd"/>
-      <w:r>
-        <w:rPr>
-          <w:rFonts w:ascii="Times New Roman" w:eastAsia="Times New Roman" w:hAnsi="Times New Roman" w:cs="Times New Roman"/>
-          <w:sz w:val="24"/>
-          <w:szCs w:val="24"/>
-          <w:highlight w:val="yellow"/>
-          <w:lang w:eastAsia="ru-RU"/>
-        </w:rPr>
-        <w:t xml:space="preserve"> и сессии, веб-приложения становятся уязвимыми к ряду специфических атак, направленных на компрометацию пользовательских данных и нарушение аутентификации. Одной</w:t>
+        <w:t>При использовании механизмов хранения состояния, таких как cookies и сессии, веб-приложения становятся уязвимыми к ряду специфических атак, направленных на компрометацию пользовательских данных и нарушение аутентификации. Одной</w:t>
       </w:r>
       <w:r>
         <w:rPr>
@@ -3261,27 +2522,7 @@
           <w:szCs w:val="24"/>
           <w:lang w:val="en-US" w:eastAsia="ru-RU"/>
         </w:rPr>
-        <w:t xml:space="preserve">A session hijacking attack is a hacker intercepting a user’s authenticated </w:t>
-      </w:r>
-      <w:proofErr w:type="spellStart"/>
-      <w:r>
-        <w:rPr>
-          <w:rFonts w:ascii="Times New Roman" w:eastAsia="Times New Roman" w:hAnsi="Times New Roman" w:cs="Times New Roman"/>
-          <w:sz w:val="24"/>
-          <w:szCs w:val="24"/>
-          <w:lang w:val="en-US" w:eastAsia="ru-RU"/>
-        </w:rPr>
-        <w:t>sessionidentifier</w:t>
-      </w:r>
-      <w:proofErr w:type="spellEnd"/>
-      <w:r>
-        <w:rPr>
-          <w:rFonts w:ascii="Times New Roman" w:eastAsia="Times New Roman" w:hAnsi="Times New Roman" w:cs="Times New Roman"/>
-          <w:sz w:val="24"/>
-          <w:szCs w:val="24"/>
-          <w:lang w:val="en-US" w:eastAsia="ru-RU"/>
-        </w:rPr>
-        <w:t xml:space="preserve"> and disguising as a normal user</w:t>
+        <w:t>A session hijacking attack is a hacker intercepting a user’s authenticated sessionidentifier and disguising as a normal user</w:t>
       </w:r>
       <w:r>
         <w:rPr>
@@ -3352,51 +2593,7 @@
           <w:highlight w:val="yellow"/>
           <w:lang w:eastAsia="ru-RU"/>
         </w:rPr>
-        <w:t>Другим значимым типом атак является фиксация сессии (</w:t>
-      </w:r>
-      <w:proofErr w:type="spellStart"/>
-      <w:r>
-        <w:rPr>
-          <w:rFonts w:ascii="Times New Roman" w:eastAsia="Times New Roman" w:hAnsi="Times New Roman" w:cs="Times New Roman"/>
-          <w:sz w:val="24"/>
-          <w:szCs w:val="24"/>
-          <w:highlight w:val="yellow"/>
-          <w:lang w:eastAsia="ru-RU"/>
-        </w:rPr>
-        <w:t>session</w:t>
-      </w:r>
-      <w:proofErr w:type="spellEnd"/>
-      <w:r>
-        <w:rPr>
-          <w:rFonts w:ascii="Times New Roman" w:eastAsia="Times New Roman" w:hAnsi="Times New Roman" w:cs="Times New Roman"/>
-          <w:sz w:val="24"/>
-          <w:szCs w:val="24"/>
-          <w:highlight w:val="yellow"/>
-          <w:lang w:eastAsia="ru-RU"/>
-        </w:rPr>
-        <w:t xml:space="preserve"> </w:t>
-      </w:r>
-      <w:proofErr w:type="spellStart"/>
-      <w:r>
-        <w:rPr>
-          <w:rFonts w:ascii="Times New Roman" w:eastAsia="Times New Roman" w:hAnsi="Times New Roman" w:cs="Times New Roman"/>
-          <w:sz w:val="24"/>
-          <w:szCs w:val="24"/>
-          <w:highlight w:val="yellow"/>
-          <w:lang w:eastAsia="ru-RU"/>
-        </w:rPr>
-        <w:t>fixation</w:t>
-      </w:r>
-      <w:proofErr w:type="spellEnd"/>
-      <w:r>
-        <w:rPr>
-          <w:rFonts w:ascii="Times New Roman" w:eastAsia="Times New Roman" w:hAnsi="Times New Roman" w:cs="Times New Roman"/>
-          <w:sz w:val="24"/>
-          <w:szCs w:val="24"/>
-          <w:highlight w:val="yellow"/>
-          <w:lang w:eastAsia="ru-RU"/>
-        </w:rPr>
-        <w:t>), при которой злоумышленник навязывает пользователю заранее известный идентификатор сессии. После успешной аутентификации пользователя данный идентификатор остаётся действительным, что позволяет атакующему получить доступ к системе от имени жертвы. Также широко распространены атаки межсайтовой подделки запросов (CSRF)</w:t>
+        <w:t>Другим значимым типом атак является фиксация сессии (session fixation), при которой злоумышленник навязывает пользователю заранее известный идентификатор сессии. После успешной аутентификации пользователя данный идентификатор остаётся действительным, что позволяет атакующему получить доступ к системе от имени жертвы. Также широко распространены атаки межсайтовой подделки запросов (CSRF)</w:t>
       </w:r>
       <w:r>
         <w:rPr>
@@ -3447,43 +2644,7 @@
           <w:color w:val="161616"/>
           <w:shd w:val="clear" w:color="auto" w:fill="FFFFFF"/>
         </w:rPr>
-        <w:t xml:space="preserve">Как правило, атаки CSRF возможны на веб-сайты, использующие файлы </w:t>
-      </w:r>
-      <w:proofErr w:type="spellStart"/>
-      <w:r>
-        <w:rPr>
-          <w:rFonts w:ascii="Segoe UI" w:hAnsi="Segoe UI" w:cs="Segoe UI"/>
-          <w:color w:val="161616"/>
-          <w:shd w:val="clear" w:color="auto" w:fill="FFFFFF"/>
-        </w:rPr>
-        <w:t>cookie</w:t>
-      </w:r>
-      <w:proofErr w:type="spellEnd"/>
-      <w:r>
-        <w:rPr>
-          <w:rFonts w:ascii="Segoe UI" w:hAnsi="Segoe UI" w:cs="Segoe UI"/>
-          <w:color w:val="161616"/>
-          <w:shd w:val="clear" w:color="auto" w:fill="FFFFFF"/>
-        </w:rPr>
-        <w:t xml:space="preserve"> для проверки подлинности, так как браузеры отправляют все соответствующие файлы </w:t>
-      </w:r>
-      <w:proofErr w:type="spellStart"/>
-      <w:r>
-        <w:rPr>
-          <w:rFonts w:ascii="Segoe UI" w:hAnsi="Segoe UI" w:cs="Segoe UI"/>
-          <w:color w:val="161616"/>
-          <w:shd w:val="clear" w:color="auto" w:fill="FFFFFF"/>
-        </w:rPr>
-        <w:t>cookie</w:t>
-      </w:r>
-      <w:proofErr w:type="spellEnd"/>
-      <w:r>
-        <w:rPr>
-          <w:rFonts w:ascii="Segoe UI" w:hAnsi="Segoe UI" w:cs="Segoe UI"/>
-          <w:color w:val="161616"/>
-          <w:shd w:val="clear" w:color="auto" w:fill="FFFFFF"/>
-        </w:rPr>
-        <w:t xml:space="preserve"> на целевой веб-сайт. </w:t>
+        <w:t>Как правило, атаки CSRF возможны на веб-сайты, использующие файлы cookie для проверки подлинности, так как браузеры отправляют все соответствующие файлы cookie на целевой веб-сайт. </w:t>
       </w:r>
       <w:r>
         <w:rPr>
@@ -3521,31 +2682,8 @@
           <w:highlight w:val="yellow"/>
           <w:lang w:eastAsia="ru-RU"/>
         </w:rPr>
-        <w:t xml:space="preserve">Для снижения рисков, связанных с указанными угрозами, применяются специальные механизмы защиты </w:t>
-      </w:r>
-      <w:proofErr w:type="spellStart"/>
-      <w:r>
-        <w:rPr>
-          <w:rFonts w:ascii="Times New Roman" w:eastAsia="Times New Roman" w:hAnsi="Times New Roman" w:cs="Times New Roman"/>
-          <w:sz w:val="24"/>
-          <w:szCs w:val="24"/>
-          <w:highlight w:val="yellow"/>
-          <w:lang w:eastAsia="ru-RU"/>
-        </w:rPr>
-        <w:t>cookies</w:t>
-      </w:r>
-      <w:proofErr w:type="spellEnd"/>
-      <w:r>
-        <w:rPr>
-          <w:rFonts w:ascii="Times New Roman" w:eastAsia="Times New Roman" w:hAnsi="Times New Roman" w:cs="Times New Roman"/>
-          <w:sz w:val="24"/>
-          <w:szCs w:val="24"/>
-          <w:highlight w:val="yellow"/>
-          <w:lang w:eastAsia="ru-RU"/>
-        </w:rPr>
-        <w:t xml:space="preserve">. Атрибут </w:t>
-      </w:r>
-      <w:proofErr w:type="spellStart"/>
+        <w:t xml:space="preserve">Для снижения рисков, связанных с указанными угрозами, применяются специальные механизмы защиты cookies. Атрибут </w:t>
+      </w:r>
       <w:r>
         <w:rPr>
           <w:rFonts w:ascii="Times New Roman" w:eastAsia="Times New Roman" w:hAnsi="Times New Roman" w:cs="Times New Roman"/>
@@ -3558,38 +2696,15 @@
         </w:rPr>
         <w:t>HttpOnly</w:t>
       </w:r>
-      <w:proofErr w:type="spellEnd"/>
-      <w:r>
-        <w:rPr>
-          <w:rFonts w:ascii="Times New Roman" w:eastAsia="Times New Roman" w:hAnsi="Times New Roman" w:cs="Times New Roman"/>
-          <w:sz w:val="24"/>
-          <w:szCs w:val="24"/>
-          <w:highlight w:val="yellow"/>
-          <w:lang w:eastAsia="ru-RU"/>
-        </w:rPr>
-        <w:t xml:space="preserve"> запрещает доступ к </w:t>
-      </w:r>
-      <w:proofErr w:type="spellStart"/>
-      <w:r>
-        <w:rPr>
-          <w:rFonts w:ascii="Times New Roman" w:eastAsia="Times New Roman" w:hAnsi="Times New Roman" w:cs="Times New Roman"/>
-          <w:sz w:val="24"/>
-          <w:szCs w:val="24"/>
-          <w:highlight w:val="yellow"/>
-          <w:lang w:eastAsia="ru-RU"/>
-        </w:rPr>
-        <w:t>cookie</w:t>
-      </w:r>
-      <w:proofErr w:type="spellEnd"/>
-      <w:r>
-        <w:rPr>
-          <w:rFonts w:ascii="Times New Roman" w:eastAsia="Times New Roman" w:hAnsi="Times New Roman" w:cs="Times New Roman"/>
-          <w:sz w:val="24"/>
-          <w:szCs w:val="24"/>
-          <w:highlight w:val="yellow"/>
-          <w:lang w:eastAsia="ru-RU"/>
-        </w:rPr>
-        <w:t xml:space="preserve"> со стороны клиентских скриптов, что существенно снижает вероятность их кражи через XSS-атаки. Атрибут </w:t>
+      <w:r>
+        <w:rPr>
+          <w:rFonts w:ascii="Times New Roman" w:eastAsia="Times New Roman" w:hAnsi="Times New Roman" w:cs="Times New Roman"/>
+          <w:sz w:val="24"/>
+          <w:szCs w:val="24"/>
+          <w:highlight w:val="yellow"/>
+          <w:lang w:eastAsia="ru-RU"/>
+        </w:rPr>
+        <w:t xml:space="preserve"> запрещает доступ к cookie со стороны клиентских скриптов, что существенно снижает вероятность их кражи через XSS-атаки. Атрибут </w:t>
       </w:r>
       <w:r>
         <w:rPr>
@@ -3611,31 +2726,8 @@
           <w:highlight w:val="yellow"/>
           <w:lang w:eastAsia="ru-RU"/>
         </w:rPr>
-        <w:t xml:space="preserve"> обеспечивает передачу </w:t>
-      </w:r>
-      <w:proofErr w:type="spellStart"/>
-      <w:r>
-        <w:rPr>
-          <w:rFonts w:ascii="Times New Roman" w:eastAsia="Times New Roman" w:hAnsi="Times New Roman" w:cs="Times New Roman"/>
-          <w:sz w:val="24"/>
-          <w:szCs w:val="24"/>
-          <w:highlight w:val="yellow"/>
-          <w:lang w:eastAsia="ru-RU"/>
-        </w:rPr>
-        <w:t>cookie</w:t>
-      </w:r>
-      <w:proofErr w:type="spellEnd"/>
-      <w:r>
-        <w:rPr>
-          <w:rFonts w:ascii="Times New Roman" w:eastAsia="Times New Roman" w:hAnsi="Times New Roman" w:cs="Times New Roman"/>
-          <w:sz w:val="24"/>
-          <w:szCs w:val="24"/>
-          <w:highlight w:val="yellow"/>
-          <w:lang w:eastAsia="ru-RU"/>
-        </w:rPr>
-        <w:t xml:space="preserve"> исключительно по защищённому протоколу HTTPS, предотвращая их перехват в незащищённых сетях. Атрибут </w:t>
-      </w:r>
-      <w:proofErr w:type="spellStart"/>
+        <w:t xml:space="preserve"> обеспечивает передачу cookie исключительно по защищённому протоколу HTTPS, предотвращая их перехват в незащищённых сетях. Атрибут </w:t>
+      </w:r>
       <w:r>
         <w:rPr>
           <w:rFonts w:ascii="Times New Roman" w:eastAsia="Times New Roman" w:hAnsi="Times New Roman" w:cs="Times New Roman"/>
@@ -3648,38 +2740,15 @@
         </w:rPr>
         <w:t>SameSite</w:t>
       </w:r>
-      <w:proofErr w:type="spellEnd"/>
-      <w:r>
-        <w:rPr>
-          <w:rFonts w:ascii="Times New Roman" w:eastAsia="Times New Roman" w:hAnsi="Times New Roman" w:cs="Times New Roman"/>
-          <w:sz w:val="24"/>
-          <w:szCs w:val="24"/>
-          <w:highlight w:val="yellow"/>
-          <w:lang w:eastAsia="ru-RU"/>
-        </w:rPr>
-        <w:t xml:space="preserve"> ограничивает передачу </w:t>
-      </w:r>
-      <w:proofErr w:type="spellStart"/>
-      <w:r>
-        <w:rPr>
-          <w:rFonts w:ascii="Times New Roman" w:eastAsia="Times New Roman" w:hAnsi="Times New Roman" w:cs="Times New Roman"/>
-          <w:sz w:val="24"/>
-          <w:szCs w:val="24"/>
-          <w:highlight w:val="yellow"/>
-          <w:lang w:eastAsia="ru-RU"/>
-        </w:rPr>
-        <w:t>cookie</w:t>
-      </w:r>
-      <w:proofErr w:type="spellEnd"/>
-      <w:r>
-        <w:rPr>
-          <w:rFonts w:ascii="Times New Roman" w:eastAsia="Times New Roman" w:hAnsi="Times New Roman" w:cs="Times New Roman"/>
-          <w:sz w:val="24"/>
-          <w:szCs w:val="24"/>
-          <w:highlight w:val="yellow"/>
-          <w:lang w:eastAsia="ru-RU"/>
-        </w:rPr>
-        <w:t xml:space="preserve"> при межсайтовых запросах, тем самым снижая эффективность CSRF-атак. Комплексное использование данных механизмов является важным элементом обеспечения безопасности сессионного управления в веб-приложениях.</w:t>
+      <w:r>
+        <w:rPr>
+          <w:rFonts w:ascii="Times New Roman" w:eastAsia="Times New Roman" w:hAnsi="Times New Roman" w:cs="Times New Roman"/>
+          <w:sz w:val="24"/>
+          <w:szCs w:val="24"/>
+          <w:highlight w:val="yellow"/>
+          <w:lang w:eastAsia="ru-RU"/>
+        </w:rPr>
+        <w:t xml:space="preserve"> ограничивает передачу cookie при межсайтовых запросах, тем самым снижая эффективность CSRF-атак. Комплексное использование данных механизмов является важным элементом обеспечения безопасности сессионного управления в веб-приложениях.</w:t>
       </w:r>
     </w:p>
     <w:p/>
@@ -3732,18 +2801,8 @@
           <w:sz w:val="24"/>
           <w:szCs w:val="24"/>
         </w:rPr>
-        <w:t xml:space="preserve"> Решением этой проблемы стал протокол </w:t>
-      </w:r>
-      <w:proofErr w:type="spellStart"/>
-      <w:r>
-        <w:rPr>
-          <w:rFonts w:ascii="Times New Roman" w:hAnsi="Times New Roman" w:cs="Times New Roman"/>
-          <w:sz w:val="24"/>
-          <w:szCs w:val="24"/>
-        </w:rPr>
-        <w:t>WebSocke</w:t>
-      </w:r>
-      <w:proofErr w:type="spellEnd"/>
+        <w:t xml:space="preserve"> Решением этой проблемы стал протокол WebSocke</w:t>
+      </w:r>
       <w:r>
         <w:rPr>
           <w:rFonts w:ascii="Times New Roman" w:hAnsi="Times New Roman" w:cs="Times New Roman"/>
@@ -3759,25 +2818,7 @@
           <w:sz w:val="24"/>
           <w:szCs w:val="24"/>
         </w:rPr>
-        <w:t>. [</w:t>
-      </w:r>
-      <w:proofErr w:type="spellStart"/>
-      <w:r>
-        <w:rPr>
-          <w:rFonts w:ascii="Times New Roman" w:hAnsi="Times New Roman" w:cs="Times New Roman"/>
-          <w:sz w:val="24"/>
-          <w:szCs w:val="24"/>
-        </w:rPr>
-        <w:t>WebSocket</w:t>
-      </w:r>
-      <w:proofErr w:type="spellEnd"/>
-      <w:r>
-        <w:rPr>
-          <w:rFonts w:ascii="Times New Roman" w:hAnsi="Times New Roman" w:cs="Times New Roman"/>
-          <w:sz w:val="24"/>
-          <w:szCs w:val="24"/>
-        </w:rPr>
-        <w:t xml:space="preserve"> — это протокол прикладного уровня, работающий поверх TCP, который позволяет устанавливать постоянное двунаправленное соединение между клиентом и сервером. </w:t>
+        <w:t xml:space="preserve">. [WebSocket — это протокол прикладного уровня, работающий поверх TCP, который позволяет устанавливать постоянное двунаправленное соединение между клиентом и сервером. </w:t>
       </w:r>
       <w:r>
         <w:rPr>
@@ -3786,43 +2827,7 @@
           <w:szCs w:val="24"/>
         </w:rPr>
         <w:lastRenderedPageBreak/>
-        <w:t>Согласно RFC 6455, процесс начинается с HTTP-</w:t>
-      </w:r>
-      <w:proofErr w:type="spellStart"/>
-      <w:r>
-        <w:rPr>
-          <w:rFonts w:ascii="Times New Roman" w:hAnsi="Times New Roman" w:cs="Times New Roman"/>
-          <w:sz w:val="24"/>
-          <w:szCs w:val="24"/>
-        </w:rPr>
-        <w:t>handshake</w:t>
-      </w:r>
-      <w:proofErr w:type="spellEnd"/>
-      <w:r>
-        <w:rPr>
-          <w:rFonts w:ascii="Times New Roman" w:hAnsi="Times New Roman" w:cs="Times New Roman"/>
-          <w:sz w:val="24"/>
-          <w:szCs w:val="24"/>
-        </w:rPr>
-        <w:t xml:space="preserve">, после чего соединение переключается на </w:t>
-      </w:r>
-      <w:proofErr w:type="spellStart"/>
-      <w:r>
-        <w:rPr>
-          <w:rFonts w:ascii="Times New Roman" w:hAnsi="Times New Roman" w:cs="Times New Roman"/>
-          <w:sz w:val="24"/>
-          <w:szCs w:val="24"/>
-        </w:rPr>
-        <w:t>WebSocket</w:t>
-      </w:r>
-      <w:proofErr w:type="spellEnd"/>
-      <w:r>
-        <w:rPr>
-          <w:rFonts w:ascii="Times New Roman" w:hAnsi="Times New Roman" w:cs="Times New Roman"/>
-          <w:sz w:val="24"/>
-          <w:szCs w:val="24"/>
-        </w:rPr>
-        <w:t>, обеспечивая передачу данных в формате фреймов.]</w:t>
+        <w:t>Согласно RFC 6455, процесс начинается с HTTP-handshake, после чего соединение переключается на WebSocket, обеспечивая передачу данных в формате фреймов.]</w:t>
       </w:r>
       <w:r>
         <w:rPr>
@@ -3839,25 +2844,7 @@
           <w:sz w:val="24"/>
           <w:szCs w:val="24"/>
         </w:rPr>
-        <w:t xml:space="preserve">[ Работу с </w:t>
-      </w:r>
-      <w:proofErr w:type="spellStart"/>
-      <w:r>
-        <w:rPr>
-          <w:rFonts w:ascii="Times New Roman" w:hAnsi="Times New Roman" w:cs="Times New Roman"/>
-          <w:sz w:val="24"/>
-          <w:szCs w:val="24"/>
-        </w:rPr>
-        <w:t>WebSocket</w:t>
-      </w:r>
-      <w:proofErr w:type="spellEnd"/>
-      <w:r>
-        <w:rPr>
-          <w:rFonts w:ascii="Times New Roman" w:hAnsi="Times New Roman" w:cs="Times New Roman"/>
-          <w:sz w:val="24"/>
-          <w:szCs w:val="24"/>
-        </w:rPr>
-        <w:t xml:space="preserve"> можно разделить на два этапа: установку соединения (рукопожатие) и передачу данных. Этап рукопожатия необходим для того, чтобы клиент и сервер могли договориться о возможности установки нового соединения и согласовать общие параметры.]</w:t>
+        <w:t>[ Работу с WebSocket можно разделить на два этапа: установку соединения (рукопожатие) и передачу данных. Этап рукопожатия необходим для того, чтобы клиент и сервер могли договориться о возможности установки нового соединения и согласовать общие параметры.]</w:t>
       </w:r>
       <w:r>
         <w:rPr>
@@ -3885,27 +2872,7 @@
           <w:bCs w:val="0"/>
           <w:highlight w:val="yellow"/>
         </w:rPr>
-        <w:t>Процесс установки (</w:t>
-      </w:r>
-      <w:proofErr w:type="spellStart"/>
-      <w:r>
-        <w:rPr>
-          <w:rStyle w:val="a3"/>
-          <w:b w:val="0"/>
-          <w:bCs w:val="0"/>
-          <w:highlight w:val="yellow"/>
-        </w:rPr>
-        <w:t>handshake</w:t>
-      </w:r>
-      <w:proofErr w:type="spellEnd"/>
-      <w:r>
-        <w:rPr>
-          <w:rStyle w:val="a3"/>
-          <w:b w:val="0"/>
-          <w:bCs w:val="0"/>
-          <w:highlight w:val="yellow"/>
-        </w:rPr>
-        <w:t>):</w:t>
+        <w:t>Процесс установки (handshake):</w:t>
       </w:r>
     </w:p>
     <w:p>
@@ -3925,99 +2892,41 @@
         </w:rPr>
         <w:t xml:space="preserve">Клиент отправляет HTTP-запрос с заголовками </w:t>
       </w:r>
-      <w:proofErr w:type="spellStart"/>
       <w:r>
         <w:rPr>
           <w:rStyle w:val="HTML"/>
           <w:rFonts w:ascii="Times New Roman" w:hAnsi="Times New Roman" w:cs="Times New Roman"/>
           <w:highlight w:val="yellow"/>
         </w:rPr>
-        <w:t>Upgrade</w:t>
-      </w:r>
-      <w:proofErr w:type="spellEnd"/>
+        <w:t>Upgrade: websocket</w:t>
+      </w:r>
+      <w:r>
+        <w:rPr>
+          <w:highlight w:val="yellow"/>
+        </w:rPr>
+        <w:t xml:space="preserve">, </w:t>
+      </w:r>
       <w:r>
         <w:rPr>
           <w:rStyle w:val="HTML"/>
           <w:rFonts w:ascii="Times New Roman" w:hAnsi="Times New Roman" w:cs="Times New Roman"/>
           <w:highlight w:val="yellow"/>
         </w:rPr>
-        <w:t xml:space="preserve">: </w:t>
-      </w:r>
-      <w:proofErr w:type="spellStart"/>
+        <w:t>Connection: Upgrade</w:t>
+      </w:r>
+      <w:r>
+        <w:rPr>
+          <w:highlight w:val="yellow"/>
+        </w:rPr>
+        <w:t xml:space="preserve">, </w:t>
+      </w:r>
       <w:r>
         <w:rPr>
           <w:rStyle w:val="HTML"/>
           <w:rFonts w:ascii="Times New Roman" w:hAnsi="Times New Roman" w:cs="Times New Roman"/>
           <w:highlight w:val="yellow"/>
         </w:rPr>
-        <w:t>websocket</w:t>
-      </w:r>
-      <w:proofErr w:type="spellEnd"/>
-      <w:r>
-        <w:rPr>
-          <w:highlight w:val="yellow"/>
-        </w:rPr>
-        <w:t xml:space="preserve">, </w:t>
-      </w:r>
-      <w:r>
-        <w:rPr>
-          <w:rStyle w:val="HTML"/>
-          <w:rFonts w:ascii="Times New Roman" w:hAnsi="Times New Roman" w:cs="Times New Roman"/>
-          <w:highlight w:val="yellow"/>
-        </w:rPr>
-        <w:t xml:space="preserve">Connection: </w:t>
-      </w:r>
-      <w:proofErr w:type="spellStart"/>
-      <w:r>
-        <w:rPr>
-          <w:rStyle w:val="HTML"/>
-          <w:rFonts w:ascii="Times New Roman" w:hAnsi="Times New Roman" w:cs="Times New Roman"/>
-          <w:highlight w:val="yellow"/>
-        </w:rPr>
-        <w:t>Upgrade</w:t>
-      </w:r>
-      <w:proofErr w:type="spellEnd"/>
-      <w:r>
-        <w:rPr>
-          <w:highlight w:val="yellow"/>
-        </w:rPr>
-        <w:t xml:space="preserve">, </w:t>
-      </w:r>
-      <w:proofErr w:type="spellStart"/>
-      <w:r>
-        <w:rPr>
-          <w:rStyle w:val="HTML"/>
-          <w:rFonts w:ascii="Times New Roman" w:hAnsi="Times New Roman" w:cs="Times New Roman"/>
-          <w:highlight w:val="yellow"/>
-        </w:rPr>
-        <w:t>Sec</w:t>
-      </w:r>
-      <w:proofErr w:type="spellEnd"/>
-      <w:r>
-        <w:rPr>
-          <w:rStyle w:val="HTML"/>
-          <w:rFonts w:ascii="Times New Roman" w:hAnsi="Times New Roman" w:cs="Times New Roman"/>
-          <w:highlight w:val="yellow"/>
-        </w:rPr>
-        <w:t>-</w:t>
-      </w:r>
-      <w:proofErr w:type="spellStart"/>
-      <w:r>
-        <w:rPr>
-          <w:rStyle w:val="HTML"/>
-          <w:rFonts w:ascii="Times New Roman" w:hAnsi="Times New Roman" w:cs="Times New Roman"/>
-          <w:highlight w:val="yellow"/>
-        </w:rPr>
-        <w:t>WebSocket</w:t>
-      </w:r>
-      <w:proofErr w:type="spellEnd"/>
-      <w:r>
-        <w:rPr>
-          <w:rStyle w:val="HTML"/>
-          <w:rFonts w:ascii="Times New Roman" w:hAnsi="Times New Roman" w:cs="Times New Roman"/>
-          <w:highlight w:val="yellow"/>
-        </w:rPr>
-        <w:t>-Key</w:t>
+        <w:t>Sec-WebSocket-Key</w:t>
       </w:r>
       <w:r>
         <w:rPr>
@@ -4048,40 +2957,14 @@
           <w:rStyle w:val="a3"/>
           <w:highlight w:val="yellow"/>
         </w:rPr>
-        <w:t xml:space="preserve">101 </w:t>
-      </w:r>
-      <w:proofErr w:type="spellStart"/>
-      <w:r>
-        <w:rPr>
-          <w:rStyle w:val="a3"/>
-          <w:highlight w:val="yellow"/>
-        </w:rPr>
-        <w:t>Switching</w:t>
-      </w:r>
-      <w:proofErr w:type="spellEnd"/>
-      <w:r>
-        <w:rPr>
-          <w:rStyle w:val="a3"/>
-          <w:highlight w:val="yellow"/>
-        </w:rPr>
-        <w:t xml:space="preserve"> </w:t>
-      </w:r>
-      <w:proofErr w:type="spellStart"/>
-      <w:r>
-        <w:rPr>
-          <w:rStyle w:val="a3"/>
-          <w:highlight w:val="yellow"/>
-        </w:rPr>
-        <w:t>Protocols</w:t>
-      </w:r>
-      <w:proofErr w:type="spellEnd"/>
+        <w:t>101 Switching Protocols</w:t>
+      </w:r>
       <w:r>
         <w:rPr>
           <w:highlight w:val="yellow"/>
         </w:rPr>
         <w:t xml:space="preserve"> и формирует </w:t>
       </w:r>
-      <w:proofErr w:type="spellStart"/>
       <w:r>
         <w:rPr>
           <w:rStyle w:val="HTML"/>
@@ -4090,7 +2973,6 @@
         </w:rPr>
         <w:t>Sec-WebSocket-Accept</w:t>
       </w:r>
-      <w:proofErr w:type="spellEnd"/>
       <w:r>
         <w:rPr>
           <w:highlight w:val="yellow"/>
@@ -4140,7 +3022,6 @@
           <w:highlight w:val="yellow"/>
         </w:rPr>
       </w:pPr>
-      <w:proofErr w:type="spellStart"/>
       <w:r>
         <w:rPr>
           <w:rStyle w:val="a3"/>
@@ -4150,7 +3031,6 @@
         </w:rPr>
         <w:t>Opcode</w:t>
       </w:r>
-      <w:proofErr w:type="spellEnd"/>
       <w:r>
         <w:rPr>
           <w:b/>
@@ -4177,7 +3057,6 @@
           <w:highlight w:val="yellow"/>
         </w:rPr>
       </w:pPr>
-      <w:proofErr w:type="spellStart"/>
       <w:r>
         <w:rPr>
           <w:rStyle w:val="a3"/>
@@ -4187,7 +3066,6 @@
         </w:rPr>
         <w:t>Payload</w:t>
       </w:r>
-      <w:proofErr w:type="spellEnd"/>
       <w:r>
         <w:rPr>
           <w:b/>
@@ -4214,7 +3092,6 @@
           <w:highlight w:val="yellow"/>
         </w:rPr>
       </w:pPr>
-      <w:proofErr w:type="spellStart"/>
       <w:r>
         <w:rPr>
           <w:rStyle w:val="a3"/>
@@ -4224,7 +3101,6 @@
         </w:rPr>
         <w:t>Masking</w:t>
       </w:r>
-      <w:proofErr w:type="spellEnd"/>
       <w:r>
         <w:rPr>
           <w:highlight w:val="yellow"/>
@@ -4260,7 +3136,6 @@
         </w:rPr>
         <w:t xml:space="preserve">существляется фреймом </w:t>
       </w:r>
-      <w:proofErr w:type="spellStart"/>
       <w:r>
         <w:rPr>
           <w:rStyle w:val="a3"/>
@@ -4268,7 +3143,6 @@
         </w:rPr>
         <w:t>close</w:t>
       </w:r>
-      <w:proofErr w:type="spellEnd"/>
       <w:r>
         <w:rPr>
           <w:highlight w:val="yellow"/>
@@ -4314,7 +3188,6 @@
         </w:rPr>
         <w:t>[</w:t>
       </w:r>
-      <w:proofErr w:type="gramStart"/>
       <w:r>
         <w:rPr>
           <w:rFonts w:ascii="Times New Roman" w:hAnsi="Times New Roman" w:cs="Times New Roman"/>
@@ -4322,9 +3195,8 @@
           <w:szCs w:val="24"/>
           <w:lang w:val="en-US"/>
         </w:rPr>
-        <w:t>Basically</w:t>
-      </w:r>
-      <w:proofErr w:type="gramEnd"/>
+        <w:t>Basically the protocol works as follow: once the client and server have both sent their</w:t>
+      </w:r>
       <w:r>
         <w:rPr>
           <w:rFonts w:ascii="Times New Roman" w:hAnsi="Times New Roman" w:cs="Times New Roman"/>
@@ -4332,7 +3204,7 @@
           <w:szCs w:val="24"/>
           <w:lang w:val="en-US"/>
         </w:rPr>
-        <w:t xml:space="preserve"> the protocol works as follow: once the client and server have both sent their</w:t>
+        <w:t xml:space="preserve"> </w:t>
       </w:r>
       <w:r>
         <w:rPr>
@@ -4341,6 +3213,15 @@
           <w:szCs w:val="24"/>
           <w:lang w:val="en-US"/>
         </w:rPr>
+        <w:t>handshakes, and the procedure was successful, then the data transfer part starts. The method</w:t>
+      </w:r>
+      <w:r>
+        <w:rPr>
+          <w:rFonts w:ascii="Times New Roman" w:hAnsi="Times New Roman" w:cs="Times New Roman"/>
+          <w:sz w:val="24"/>
+          <w:szCs w:val="24"/>
+          <w:lang w:val="en-US"/>
+        </w:rPr>
         <w:t xml:space="preserve"> </w:t>
       </w:r>
       <w:r>
@@ -4350,7 +3231,7 @@
           <w:szCs w:val="24"/>
           <w:lang w:val="en-US"/>
         </w:rPr>
-        <w:t>handshakes, and the procedure was successful, then the data transfer part starts. The method</w:t>
+        <w:t>results in a two-way communication channel where each side can, independently from the</w:t>
       </w:r>
       <w:r>
         <w:rPr>
@@ -4368,7 +3249,7 @@
           <w:szCs w:val="24"/>
           <w:lang w:val="en-US"/>
         </w:rPr>
-        <w:t>results in a two-way communication channel where each side can, independently from the</w:t>
+        <w:t>other,</w:t>
       </w:r>
       <w:r>
         <w:rPr>
@@ -4386,7 +3267,7 @@
           <w:szCs w:val="24"/>
           <w:lang w:val="en-US"/>
         </w:rPr>
-        <w:t>other,</w:t>
+        <w:t>send data at will. After a successful handshake, clients and servers transfer data back</w:t>
       </w:r>
       <w:r>
         <w:rPr>
@@ -4404,7 +3285,7 @@
           <w:szCs w:val="24"/>
           <w:lang w:val="en-US"/>
         </w:rPr>
-        <w:t>send data at will. After a successful handshake, clients and servers transfer data back</w:t>
+        <w:t>and forth in conceptual units referred to in the WebSocket specification as ”messages”. On</w:t>
       </w:r>
       <w:r>
         <w:rPr>
@@ -4422,9 +3303,8 @@
           <w:szCs w:val="24"/>
           <w:lang w:val="en-US"/>
         </w:rPr>
-        <w:t xml:space="preserve">and forth in conceptual units referred to in the WebSocket specification </w:t>
-      </w:r>
-      <w:proofErr w:type="gramStart"/>
+        <w:t>the wire, a message is composed of one or more frames.</w:t>
+      </w:r>
       <w:r>
         <w:rPr>
           <w:rFonts w:ascii="Times New Roman" w:hAnsi="Times New Roman" w:cs="Times New Roman"/>
@@ -4432,53 +3312,16 @@
           <w:szCs w:val="24"/>
           <w:lang w:val="en-US"/>
         </w:rPr>
-        <w:t>as ”messages</w:t>
-      </w:r>
-      <w:proofErr w:type="gramEnd"/>
-      <w:r>
-        <w:rPr>
+        <w:t>]</w:t>
+      </w:r>
+      <w:r>
+        <w:rPr>
+          <w:rStyle w:val="a6"/>
           <w:rFonts w:ascii="Times New Roman" w:hAnsi="Times New Roman" w:cs="Times New Roman"/>
           <w:sz w:val="24"/>
           <w:szCs w:val="24"/>
           <w:lang w:val="en-US"/>
         </w:rPr>
-        <w:t>”. On</w:t>
-      </w:r>
-      <w:r>
-        <w:rPr>
-          <w:rFonts w:ascii="Times New Roman" w:hAnsi="Times New Roman" w:cs="Times New Roman"/>
-          <w:sz w:val="24"/>
-          <w:szCs w:val="24"/>
-          <w:lang w:val="en-US"/>
-        </w:rPr>
-        <w:t xml:space="preserve"> </w:t>
-      </w:r>
-      <w:r>
-        <w:rPr>
-          <w:rFonts w:ascii="Times New Roman" w:hAnsi="Times New Roman" w:cs="Times New Roman"/>
-          <w:sz w:val="24"/>
-          <w:szCs w:val="24"/>
-          <w:lang w:val="en-US"/>
-        </w:rPr>
-        <w:t>the wire, a message is composed of one or more frames.</w:t>
-      </w:r>
-      <w:r>
-        <w:rPr>
-          <w:rFonts w:ascii="Times New Roman" w:hAnsi="Times New Roman" w:cs="Times New Roman"/>
-          <w:sz w:val="24"/>
-          <w:szCs w:val="24"/>
-          <w:lang w:val="en-US"/>
-        </w:rPr>
-        <w:t>]</w:t>
-      </w:r>
-      <w:r>
-        <w:rPr>
-          <w:rStyle w:val="a6"/>
-          <w:rFonts w:ascii="Times New Roman" w:hAnsi="Times New Roman" w:cs="Times New Roman"/>
-          <w:sz w:val="24"/>
-          <w:szCs w:val="24"/>
-          <w:lang w:val="en-US"/>
-        </w:rPr>
         <w:footnoteReference w:id="36"/>
       </w:r>
     </w:p>
@@ -4500,29 +3343,7 @@
           <w:highlight w:val="yellow"/>
           <w:lang w:eastAsia="ru-RU"/>
         </w:rPr>
-        <w:t xml:space="preserve">Таким образом, развитие механизмов обмена данными между клиентом и сервером привело к переходу от классических синхронных запросов, сопровождающихся полной перезагрузкой страницы, к асинхронным технологиям, обеспечивающим динамическое обновление содержимого без нарушения пользовательского опыта. Применение AJAX и </w:t>
-      </w:r>
-      <w:proofErr w:type="spellStart"/>
-      <w:r>
-        <w:rPr>
-          <w:rFonts w:ascii="Times New Roman" w:eastAsia="Times New Roman" w:hAnsi="Times New Roman" w:cs="Times New Roman"/>
-          <w:sz w:val="24"/>
-          <w:szCs w:val="24"/>
-          <w:highlight w:val="yellow"/>
-          <w:lang w:eastAsia="ru-RU"/>
-        </w:rPr>
-        <w:t>WebSocket</w:t>
-      </w:r>
-      <w:proofErr w:type="spellEnd"/>
-      <w:r>
-        <w:rPr>
-          <w:rFonts w:ascii="Times New Roman" w:eastAsia="Times New Roman" w:hAnsi="Times New Roman" w:cs="Times New Roman"/>
-          <w:sz w:val="24"/>
-          <w:szCs w:val="24"/>
-          <w:highlight w:val="yellow"/>
-          <w:lang w:eastAsia="ru-RU"/>
-        </w:rPr>
-        <w:t xml:space="preserve"> позволило создавать интерактивные веб-приложения с минимальными </w:t>
+        <w:t xml:space="preserve">Таким образом, развитие механизмов обмена данными между клиентом и сервером привело к переходу от классических синхронных запросов, сопровождающихся полной перезагрузкой страницы, к асинхронным технологиям, обеспечивающим динамическое обновление содержимого без нарушения пользовательского опыта. Применение AJAX и WebSocket позволило создавать интерактивные веб-приложения с минимальными </w:t>
       </w:r>
       <w:r>
         <w:rPr>
@@ -4555,73 +3376,7 @@
           <w:highlight w:val="yellow"/>
           <w:lang w:eastAsia="ru-RU"/>
         </w:rPr>
-        <w:t xml:space="preserve">Использование протокола </w:t>
-      </w:r>
-      <w:proofErr w:type="spellStart"/>
-      <w:r>
-        <w:rPr>
-          <w:rFonts w:ascii="Times New Roman" w:eastAsia="Times New Roman" w:hAnsi="Times New Roman" w:cs="Times New Roman"/>
-          <w:sz w:val="24"/>
-          <w:szCs w:val="24"/>
-          <w:highlight w:val="yellow"/>
-          <w:lang w:eastAsia="ru-RU"/>
-        </w:rPr>
-        <w:t>WebSocket</w:t>
-      </w:r>
-      <w:proofErr w:type="spellEnd"/>
-      <w:r>
-        <w:rPr>
-          <w:rFonts w:ascii="Times New Roman" w:eastAsia="Times New Roman" w:hAnsi="Times New Roman" w:cs="Times New Roman"/>
-          <w:sz w:val="24"/>
-          <w:szCs w:val="24"/>
-          <w:highlight w:val="yellow"/>
-          <w:lang w:eastAsia="ru-RU"/>
-        </w:rPr>
-        <w:t xml:space="preserve">, обеспечивающего постоянное двунаправленное соединение между клиентом и сервером, наряду с преимуществами в производительности и скорости передачи данных, влечёт за собой ряд специфических угроз информационной безопасности. Существенную опасность представляют инъекционные атаки, направленные на передачу вредоносных данных через </w:t>
-      </w:r>
-      <w:proofErr w:type="spellStart"/>
-      <w:r>
-        <w:rPr>
-          <w:rFonts w:ascii="Times New Roman" w:eastAsia="Times New Roman" w:hAnsi="Times New Roman" w:cs="Times New Roman"/>
-          <w:sz w:val="24"/>
-          <w:szCs w:val="24"/>
-          <w:highlight w:val="yellow"/>
-          <w:lang w:eastAsia="ru-RU"/>
-        </w:rPr>
-        <w:t>WebSocket</w:t>
-      </w:r>
-      <w:proofErr w:type="spellEnd"/>
-      <w:r>
-        <w:rPr>
-          <w:rFonts w:ascii="Times New Roman" w:eastAsia="Times New Roman" w:hAnsi="Times New Roman" w:cs="Times New Roman"/>
-          <w:sz w:val="24"/>
-          <w:szCs w:val="24"/>
-          <w:highlight w:val="yellow"/>
-          <w:lang w:eastAsia="ru-RU"/>
-        </w:rPr>
-        <w:t xml:space="preserve">-соединение. В отличие от классических HTTP-запросов, </w:t>
-      </w:r>
-      <w:proofErr w:type="spellStart"/>
-      <w:r>
-        <w:rPr>
-          <w:rFonts w:ascii="Times New Roman" w:eastAsia="Times New Roman" w:hAnsi="Times New Roman" w:cs="Times New Roman"/>
-          <w:sz w:val="24"/>
-          <w:szCs w:val="24"/>
-          <w:highlight w:val="yellow"/>
-          <w:lang w:eastAsia="ru-RU"/>
-        </w:rPr>
-        <w:t>WebSocket</w:t>
-      </w:r>
-      <w:proofErr w:type="spellEnd"/>
-      <w:r>
-        <w:rPr>
-          <w:rFonts w:ascii="Times New Roman" w:eastAsia="Times New Roman" w:hAnsi="Times New Roman" w:cs="Times New Roman"/>
-          <w:sz w:val="24"/>
-          <w:szCs w:val="24"/>
-          <w:highlight w:val="yellow"/>
-          <w:lang w:eastAsia="ru-RU"/>
-        </w:rPr>
-        <w:t xml:space="preserve"> обеспечивает постоянный канал связи, в рамках которого может передаваться произвольный поток данных без дополнительной валидации. При отсутствии строгой серверной обработки входных данных это создаёт условия для реализации атак, аналогичных SQL-инъекциям, внедрению скриптов или манипуляциям с бизнес-логикой приложения.</w:t>
+        <w:t>Использование протокола WebSocket, обеспечивающего постоянное двунаправленное соединение между клиентом и сервером, наряду с преимуществами в производительности и скорости передачи данных, влечёт за собой ряд специфических угроз информационной безопасности. Существенную опасность представляют инъекционные атаки, направленные на передачу вредоносных данных через WebSocket-соединение. В отличие от классических HTTP-запросов, WebSocket обеспечивает постоянный канал связи, в рамках которого может передаваться произвольный поток данных без дополнительной валидации. При отсутствии строгой серверной обработки входных данных это создаёт условия для реализации атак, аналогичных SQL-инъекциям, внедрению скриптов или манипуляциям с бизнес-логикой приложения.</w:t>
       </w:r>
     </w:p>
     <w:p>
@@ -4642,51 +3397,7 @@
           <w:highlight w:val="yellow"/>
           <w:lang w:eastAsia="ru-RU"/>
         </w:rPr>
-        <w:t xml:space="preserve">Отдельной проблемой является отсутствие или некорректная реализация механизмов аутентификации и авторизации в </w:t>
-      </w:r>
-      <w:proofErr w:type="spellStart"/>
-      <w:r>
-        <w:rPr>
-          <w:rFonts w:ascii="Times New Roman" w:eastAsia="Times New Roman" w:hAnsi="Times New Roman" w:cs="Times New Roman"/>
-          <w:sz w:val="24"/>
-          <w:szCs w:val="24"/>
-          <w:highlight w:val="yellow"/>
-          <w:lang w:eastAsia="ru-RU"/>
-        </w:rPr>
-        <w:t>WebSocket</w:t>
-      </w:r>
-      <w:proofErr w:type="spellEnd"/>
-      <w:r>
-        <w:rPr>
-          <w:rFonts w:ascii="Times New Roman" w:eastAsia="Times New Roman" w:hAnsi="Times New Roman" w:cs="Times New Roman"/>
-          <w:sz w:val="24"/>
-          <w:szCs w:val="24"/>
-          <w:highlight w:val="yellow"/>
-          <w:lang w:eastAsia="ru-RU"/>
-        </w:rPr>
-        <w:t xml:space="preserve">-соединениях. Нередко после установления соединения дальнейший обмен данными осуществляется без повторной проверки прав доступа, что позволяет злоумышленнику использовать уязвимости в логике авторизации для выполнения несанкционированных действий. В связи с этим обеспечение безопасности </w:t>
-      </w:r>
-      <w:proofErr w:type="spellStart"/>
-      <w:r>
-        <w:rPr>
-          <w:rFonts w:ascii="Times New Roman" w:eastAsia="Times New Roman" w:hAnsi="Times New Roman" w:cs="Times New Roman"/>
-          <w:sz w:val="24"/>
-          <w:szCs w:val="24"/>
-          <w:highlight w:val="yellow"/>
-          <w:lang w:eastAsia="ru-RU"/>
-        </w:rPr>
-        <w:t>WebSocket</w:t>
-      </w:r>
-      <w:proofErr w:type="spellEnd"/>
-      <w:r>
-        <w:rPr>
-          <w:rFonts w:ascii="Times New Roman" w:eastAsia="Times New Roman" w:hAnsi="Times New Roman" w:cs="Times New Roman"/>
-          <w:sz w:val="24"/>
-          <w:szCs w:val="24"/>
-          <w:highlight w:val="yellow"/>
-          <w:lang w:eastAsia="ru-RU"/>
-        </w:rPr>
-        <w:t xml:space="preserve"> требует обязательной проверки подлинности пользователя при установлении соединения, контроля прав доступа на каждом этапе взаимодействия, а также применения механизмов фильтрации и валидации передаваемых данных.</w:t>
+        <w:t>Отдельной проблемой является отсутствие или некорректная реализация механизмов аутентификации и авторизации в WebSocket-соединениях. Нередко после установления соединения дальнейший обмен данными осуществляется без повторной проверки прав доступа, что позволяет злоумышленнику использовать уязвимости в логике авторизации для выполнения несанкционированных действий. В связи с этим обеспечение безопасности WebSocket требует обязательной проверки подлинности пользователя при установлении соединения, контроля прав доступа на каждом этапе взаимодействия, а также применения механизмов фильтрации и валидации передаваемых данных.</w:t>
       </w:r>
     </w:p>
     <w:p>
@@ -4885,73 +3596,7 @@
           <w:shd w:val="clear" w:color="auto" w:fill="FFFFFF"/>
           <w:lang w:val="en-US"/>
         </w:rPr>
-        <w:t xml:space="preserve">[JSON (JavaScript Object Notation) is a text-based, simple, and structured format for </w:t>
-      </w:r>
-      <w:proofErr w:type="gramStart"/>
-      <w:r>
-        <w:rPr>
-          <w:rFonts w:ascii="Arial" w:hAnsi="Arial" w:cs="Arial"/>
-          <w:sz w:val="24"/>
-          <w:szCs w:val="24"/>
-          <w:shd w:val="clear" w:color="auto" w:fill="FFFFFF"/>
-          <w:lang w:val="en-US"/>
-        </w:rPr>
-        <w:t>representing  data</w:t>
-      </w:r>
-      <w:proofErr w:type="gramEnd"/>
-      <w:r>
-        <w:rPr>
-          <w:rFonts w:ascii="Arial" w:hAnsi="Arial" w:cs="Arial"/>
-          <w:sz w:val="24"/>
-          <w:szCs w:val="24"/>
-          <w:shd w:val="clear" w:color="auto" w:fill="FFFFFF"/>
-          <w:lang w:val="en-US"/>
-        </w:rPr>
-        <w:t xml:space="preserve">.  </w:t>
-      </w:r>
-      <w:proofErr w:type="gramStart"/>
-      <w:r>
-        <w:rPr>
-          <w:rFonts w:ascii="Arial" w:hAnsi="Arial" w:cs="Arial"/>
-          <w:sz w:val="24"/>
-          <w:szCs w:val="24"/>
-          <w:shd w:val="clear" w:color="auto" w:fill="FFFFFF"/>
-          <w:lang w:val="en-US"/>
-        </w:rPr>
-        <w:t>JSON  is</w:t>
-      </w:r>
-      <w:proofErr w:type="gramEnd"/>
-      <w:r>
-        <w:rPr>
-          <w:rFonts w:ascii="Arial" w:hAnsi="Arial" w:cs="Arial"/>
-          <w:sz w:val="24"/>
-          <w:szCs w:val="24"/>
-          <w:shd w:val="clear" w:color="auto" w:fill="FFFFFF"/>
-          <w:lang w:val="en-US"/>
-        </w:rPr>
-        <w:t xml:space="preserve">  primarily  used  for  storing  and  exchanging  data.  </w:t>
-      </w:r>
-      <w:proofErr w:type="gramStart"/>
-      <w:r>
-        <w:rPr>
-          <w:rFonts w:ascii="Arial" w:hAnsi="Arial" w:cs="Arial"/>
-          <w:sz w:val="24"/>
-          <w:szCs w:val="24"/>
-          <w:shd w:val="clear" w:color="auto" w:fill="FFFFFF"/>
-          <w:lang w:val="en-US"/>
-        </w:rPr>
-        <w:t>It  was</w:t>
-      </w:r>
-      <w:proofErr w:type="gramEnd"/>
-      <w:r>
-        <w:rPr>
-          <w:rFonts w:ascii="Arial" w:hAnsi="Arial" w:cs="Arial"/>
-          <w:sz w:val="24"/>
-          <w:szCs w:val="24"/>
-          <w:shd w:val="clear" w:color="auto" w:fill="FFFFFF"/>
-          <w:lang w:val="en-US"/>
-        </w:rPr>
-        <w:t xml:space="preserve"> introduced in 2001 by Douglas Crockford and has become the de facto standard in many IT technologies today.] </w:t>
+        <w:t xml:space="preserve">[JSON (JavaScript Object Notation) is a text-based, simple, and structured format for representing  data.  JSON  is  primarily  used  for  storing  and  exchanging  data.  It  was introduced in 2001 by Douglas Crockford and has become the de facto standard in many IT technologies today.] </w:t>
       </w:r>
       <w:r>
         <w:rPr>
@@ -5384,51 +4029,7 @@
           <w:highlight w:val="yellow"/>
           <w:lang w:eastAsia="ru-RU"/>
         </w:rPr>
-        <w:t xml:space="preserve">Особое внимание следует уделять обработке XML-документов, поскольку данный формат подвержен атакам типа XML </w:t>
-      </w:r>
-      <w:proofErr w:type="spellStart"/>
-      <w:r>
-        <w:rPr>
-          <w:rFonts w:ascii="Times New Roman" w:eastAsia="Times New Roman" w:hAnsi="Times New Roman" w:cs="Times New Roman"/>
-          <w:sz w:val="24"/>
-          <w:szCs w:val="24"/>
-          <w:highlight w:val="yellow"/>
-          <w:lang w:eastAsia="ru-RU"/>
-        </w:rPr>
-        <w:t>External</w:t>
-      </w:r>
-      <w:proofErr w:type="spellEnd"/>
-      <w:r>
-        <w:rPr>
-          <w:rFonts w:ascii="Times New Roman" w:eastAsia="Times New Roman" w:hAnsi="Times New Roman" w:cs="Times New Roman"/>
-          <w:sz w:val="24"/>
-          <w:szCs w:val="24"/>
-          <w:highlight w:val="yellow"/>
-          <w:lang w:eastAsia="ru-RU"/>
-        </w:rPr>
-        <w:t xml:space="preserve"> </w:t>
-      </w:r>
-      <w:proofErr w:type="spellStart"/>
-      <w:r>
-        <w:rPr>
-          <w:rFonts w:ascii="Times New Roman" w:eastAsia="Times New Roman" w:hAnsi="Times New Roman" w:cs="Times New Roman"/>
-          <w:sz w:val="24"/>
-          <w:szCs w:val="24"/>
-          <w:highlight w:val="yellow"/>
-          <w:lang w:eastAsia="ru-RU"/>
-        </w:rPr>
-        <w:t>Entity</w:t>
-      </w:r>
-      <w:proofErr w:type="spellEnd"/>
-      <w:r>
-        <w:rPr>
-          <w:rFonts w:ascii="Times New Roman" w:eastAsia="Times New Roman" w:hAnsi="Times New Roman" w:cs="Times New Roman"/>
-          <w:sz w:val="24"/>
-          <w:szCs w:val="24"/>
-          <w:highlight w:val="yellow"/>
-          <w:lang w:eastAsia="ru-RU"/>
-        </w:rPr>
-        <w:t xml:space="preserve"> (XXE).</w:t>
+        <w:t>Особое внимание следует уделять обработке XML-документов, поскольку данный формат подвержен атакам типа XML External Entity (XXE).</w:t>
       </w:r>
       <w:r>
         <w:rPr>
@@ -5501,51 +4102,7 @@
           <w:highlight w:val="yellow"/>
           <w:lang w:eastAsia="ru-RU"/>
         </w:rPr>
-        <w:t xml:space="preserve">Для предотвращения указанных уязвимостей необходимо применять комплекс мер защиты. В случае JSON это включает строгую валидацию входных данных, использование безопасных методов </w:t>
-      </w:r>
-      <w:proofErr w:type="spellStart"/>
-      <w:r>
-        <w:rPr>
-          <w:rFonts w:ascii="Times New Roman" w:eastAsia="Times New Roman" w:hAnsi="Times New Roman" w:cs="Times New Roman"/>
-          <w:sz w:val="24"/>
-          <w:szCs w:val="24"/>
-          <w:highlight w:val="yellow"/>
-          <w:lang w:eastAsia="ru-RU"/>
-        </w:rPr>
-        <w:t>сериализации</w:t>
-      </w:r>
-      <w:proofErr w:type="spellEnd"/>
-      <w:r>
-        <w:rPr>
-          <w:rFonts w:ascii="Times New Roman" w:eastAsia="Times New Roman" w:hAnsi="Times New Roman" w:cs="Times New Roman"/>
-          <w:sz w:val="24"/>
-          <w:szCs w:val="24"/>
-          <w:highlight w:val="yellow"/>
-          <w:lang w:eastAsia="ru-RU"/>
-        </w:rPr>
-        <w:t xml:space="preserve"> и </w:t>
-      </w:r>
-      <w:proofErr w:type="spellStart"/>
-      <w:r>
-        <w:rPr>
-          <w:rFonts w:ascii="Times New Roman" w:eastAsia="Times New Roman" w:hAnsi="Times New Roman" w:cs="Times New Roman"/>
-          <w:sz w:val="24"/>
-          <w:szCs w:val="24"/>
-          <w:highlight w:val="yellow"/>
-          <w:lang w:eastAsia="ru-RU"/>
-        </w:rPr>
-        <w:t>десериализации</w:t>
-      </w:r>
-      <w:proofErr w:type="spellEnd"/>
-      <w:r>
-        <w:rPr>
-          <w:rFonts w:ascii="Times New Roman" w:eastAsia="Times New Roman" w:hAnsi="Times New Roman" w:cs="Times New Roman"/>
-          <w:sz w:val="24"/>
-          <w:szCs w:val="24"/>
-          <w:highlight w:val="yellow"/>
-          <w:lang w:eastAsia="ru-RU"/>
-        </w:rPr>
-        <w:t xml:space="preserve">, а также отказ от динамической </w:t>
+        <w:t xml:space="preserve">Для предотвращения указанных уязвимостей необходимо применять комплекс мер защиты. В случае JSON это включает строгую валидацию входных данных, использование безопасных методов сериализации и десериализации, а также отказ от динамической </w:t>
       </w:r>
       <w:r>
         <w:rPr>
@@ -5609,51 +4166,7 @@
           <w:highlight w:val="yellow"/>
           <w:lang w:eastAsia="ru-RU"/>
         </w:rPr>
-        <w:t xml:space="preserve">Для поддержания состояния взаимодействия используются </w:t>
-      </w:r>
-      <w:proofErr w:type="spellStart"/>
-      <w:r>
-        <w:rPr>
-          <w:rFonts w:ascii="Times New Roman" w:eastAsia="Times New Roman" w:hAnsi="Times New Roman" w:cs="Times New Roman"/>
-          <w:sz w:val="24"/>
-          <w:szCs w:val="24"/>
-          <w:highlight w:val="yellow"/>
-          <w:lang w:eastAsia="ru-RU"/>
-        </w:rPr>
-        <w:t>cookies</w:t>
-      </w:r>
-      <w:proofErr w:type="spellEnd"/>
-      <w:r>
-        <w:rPr>
-          <w:rFonts w:ascii="Times New Roman" w:eastAsia="Times New Roman" w:hAnsi="Times New Roman" w:cs="Times New Roman"/>
-          <w:sz w:val="24"/>
-          <w:szCs w:val="24"/>
-          <w:highlight w:val="yellow"/>
-          <w:lang w:eastAsia="ru-RU"/>
-        </w:rPr>
-        <w:t xml:space="preserve"> и сессии, однако с учётом их уязвимостей применяются более надёжные механизмы, такие как JWT и Web Storage API. Развитие веб-технологий привело к замене синхронных запросов асинхронными подходами: AJAX позволяет обновлять страницу без перезагрузки, а </w:t>
-      </w:r>
-      <w:proofErr w:type="spellStart"/>
-      <w:r>
-        <w:rPr>
-          <w:rFonts w:ascii="Times New Roman" w:eastAsia="Times New Roman" w:hAnsi="Times New Roman" w:cs="Times New Roman"/>
-          <w:sz w:val="24"/>
-          <w:szCs w:val="24"/>
-          <w:highlight w:val="yellow"/>
-          <w:lang w:eastAsia="ru-RU"/>
-        </w:rPr>
-        <w:t>WebSocket</w:t>
-      </w:r>
-      <w:proofErr w:type="spellEnd"/>
-      <w:r>
-        <w:rPr>
-          <w:rFonts w:ascii="Times New Roman" w:eastAsia="Times New Roman" w:hAnsi="Times New Roman" w:cs="Times New Roman"/>
-          <w:sz w:val="24"/>
-          <w:szCs w:val="24"/>
-          <w:highlight w:val="yellow"/>
-          <w:lang w:eastAsia="ru-RU"/>
-        </w:rPr>
-        <w:t xml:space="preserve"> обеспечивает постоянное двунаправленное соединение и низкую задержку при передаче данных.</w:t>
+        <w:t>Для поддержания состояния взаимодействия используются cookies и сессии, однако с учётом их уязвимостей применяются более надёжные механизмы, такие как JWT и Web Storage API. Развитие веб-технологий привело к замене синхронных запросов асинхронными подходами: AJAX позволяет обновлять страницу без перезагрузки, а WebSocket обеспечивает постоянное двунаправленное соединение и низкую задержку при передаче данных.</w:t>
       </w:r>
     </w:p>
     <w:p>
@@ -5742,7 +4255,31 @@
           <w:lang w:eastAsia="ru-RU"/>
         </w:rPr>
         <w:lastRenderedPageBreak/>
-        <w:t>Глава 2.3. Используемые технологии и типовые компоненты</w:t>
+        <w:t xml:space="preserve">Глава </w:t>
+      </w:r>
+      <w:r>
+        <w:rPr>
+          <w:rFonts w:ascii="Times New Roman" w:eastAsia="Times New Roman" w:hAnsi="Times New Roman" w:cs="Times New Roman"/>
+          <w:b/>
+          <w:bCs/>
+          <w:kern w:val="36"/>
+          <w:sz w:val="28"/>
+          <w:szCs w:val="28"/>
+          <w:lang w:eastAsia="ru-RU"/>
+        </w:rPr>
+        <w:t>1</w:t>
+      </w:r>
+      <w:r>
+        <w:rPr>
+          <w:rFonts w:ascii="Times New Roman" w:eastAsia="Times New Roman" w:hAnsi="Times New Roman" w:cs="Times New Roman"/>
+          <w:b/>
+          <w:bCs/>
+          <w:kern w:val="36"/>
+          <w:sz w:val="28"/>
+          <w:szCs w:val="28"/>
+          <w:lang w:eastAsia="ru-RU"/>
+        </w:rPr>
+        <w:t>.3. Используемые технологии и типовые компоненты</w:t>
       </w:r>
     </w:p>
     <w:p>
@@ -5785,29 +4322,7 @@
           <w:highlight w:val="yellow"/>
           <w:lang w:eastAsia="ru-RU"/>
         </w:rPr>
-        <w:t xml:space="preserve">Совокупность этих элементов формирует типовые архитектурные модели — от классической двухуровневой до </w:t>
-      </w:r>
-      <w:proofErr w:type="spellStart"/>
-      <w:r>
-        <w:rPr>
-          <w:rFonts w:ascii="Times New Roman" w:eastAsia="Times New Roman" w:hAnsi="Times New Roman" w:cs="Times New Roman"/>
-          <w:sz w:val="24"/>
-          <w:szCs w:val="24"/>
-          <w:highlight w:val="yellow"/>
-          <w:lang w:eastAsia="ru-RU"/>
-        </w:rPr>
-        <w:t>микросервисной</w:t>
-      </w:r>
-      <w:proofErr w:type="spellEnd"/>
-      <w:r>
-        <w:rPr>
-          <w:rFonts w:ascii="Times New Roman" w:eastAsia="Times New Roman" w:hAnsi="Times New Roman" w:cs="Times New Roman"/>
-          <w:sz w:val="24"/>
-          <w:szCs w:val="24"/>
-          <w:highlight w:val="yellow"/>
-          <w:lang w:eastAsia="ru-RU"/>
-        </w:rPr>
-        <w:t>. В данном разделе рассматриваются основные технологии и компоненты веб-приложений, определяющие их структуру и принципы функционирования.</w:t>
+        <w:t>Совокупность этих элементов формирует типовые архитектурные модели — от классической двухуровневой до микросервисной. В данном разделе рассматриваются основные технологии и компоненты веб-приложений, определяющие их структуру и принципы функционирования.</w:t>
       </w:r>
     </w:p>
     <w:p>
@@ -6213,73 +4728,7 @@
           <w:highlight w:val="yellow"/>
           <w:lang w:eastAsia="ru-RU"/>
         </w:rPr>
-        <w:t xml:space="preserve">Современная веб-разработка широко опирается на JavaScript-фреймворки, среди которых ключевыми считаются </w:t>
-      </w:r>
-      <w:proofErr w:type="spellStart"/>
-      <w:r>
-        <w:rPr>
-          <w:rFonts w:ascii="Times New Roman" w:eastAsia="Times New Roman" w:hAnsi="Times New Roman" w:cs="Times New Roman"/>
-          <w:sz w:val="24"/>
-          <w:szCs w:val="24"/>
-          <w:highlight w:val="yellow"/>
-          <w:lang w:eastAsia="ru-RU"/>
-        </w:rPr>
-        <w:t>React</w:t>
-      </w:r>
-      <w:proofErr w:type="spellEnd"/>
-      <w:r>
-        <w:rPr>
-          <w:rFonts w:ascii="Times New Roman" w:eastAsia="Times New Roman" w:hAnsi="Times New Roman" w:cs="Times New Roman"/>
-          <w:sz w:val="24"/>
-          <w:szCs w:val="24"/>
-          <w:highlight w:val="yellow"/>
-          <w:lang w:eastAsia="ru-RU"/>
-        </w:rPr>
-        <w:t xml:space="preserve">, </w:t>
-      </w:r>
-      <w:proofErr w:type="spellStart"/>
-      <w:r>
-        <w:rPr>
-          <w:rFonts w:ascii="Times New Roman" w:eastAsia="Times New Roman" w:hAnsi="Times New Roman" w:cs="Times New Roman"/>
-          <w:sz w:val="24"/>
-          <w:szCs w:val="24"/>
-          <w:highlight w:val="yellow"/>
-          <w:lang w:eastAsia="ru-RU"/>
-        </w:rPr>
-        <w:t>Angular</w:t>
-      </w:r>
-      <w:proofErr w:type="spellEnd"/>
-      <w:r>
-        <w:rPr>
-          <w:rFonts w:ascii="Times New Roman" w:eastAsia="Times New Roman" w:hAnsi="Times New Roman" w:cs="Times New Roman"/>
-          <w:sz w:val="24"/>
-          <w:szCs w:val="24"/>
-          <w:highlight w:val="yellow"/>
-          <w:lang w:eastAsia="ru-RU"/>
-        </w:rPr>
-        <w:t xml:space="preserve"> и </w:t>
-      </w:r>
-      <w:proofErr w:type="spellStart"/>
-      <w:r>
-        <w:rPr>
-          <w:rFonts w:ascii="Times New Roman" w:eastAsia="Times New Roman" w:hAnsi="Times New Roman" w:cs="Times New Roman"/>
-          <w:sz w:val="24"/>
-          <w:szCs w:val="24"/>
-          <w:highlight w:val="yellow"/>
-          <w:lang w:eastAsia="ru-RU"/>
-        </w:rPr>
-        <w:t>Vue</w:t>
-      </w:r>
-      <w:proofErr w:type="spellEnd"/>
-      <w:r>
-        <w:rPr>
-          <w:rFonts w:ascii="Times New Roman" w:eastAsia="Times New Roman" w:hAnsi="Times New Roman" w:cs="Times New Roman"/>
-          <w:sz w:val="24"/>
-          <w:szCs w:val="24"/>
-          <w:highlight w:val="yellow"/>
-          <w:lang w:eastAsia="ru-RU"/>
-        </w:rPr>
-        <w:t>. Эти инструменты позволяют ускорить разработку интерфейсов, повысить масштабируемость приложений и упростить управление состоянием. Каждый из фреймворков обладает собственными архитектурными особенностями и подходами, что определяет их применение в различных проектах.</w:t>
+        <w:t>Современная веб-разработка широко опирается на JavaScript-фреймворки, среди которых ключевыми считаются React, Angular и Vue. Эти инструменты позволяют ускорить разработку интерфейсов, повысить масштабируемость приложений и упростить управление состоянием. Каждый из фреймворков обладает собственными архитектурными особенностями и подходами, что определяет их применение в различных проектах.</w:t>
       </w:r>
     </w:p>
     <w:p>
@@ -6293,7 +4742,6 @@
           <w:lang w:eastAsia="ru-RU"/>
         </w:rPr>
       </w:pPr>
-      <w:proofErr w:type="spellStart"/>
       <w:r>
         <w:rPr>
           <w:rFonts w:ascii="Times New Roman" w:eastAsia="Times New Roman" w:hAnsi="Times New Roman" w:cs="Times New Roman"/>
@@ -6306,60 +4754,15 @@
         </w:rPr>
         <w:t>React</w:t>
       </w:r>
-      <w:proofErr w:type="spellEnd"/>
-      <w:r>
-        <w:rPr>
-          <w:rFonts w:ascii="Times New Roman" w:eastAsia="Times New Roman" w:hAnsi="Times New Roman" w:cs="Times New Roman"/>
-          <w:sz w:val="24"/>
-          <w:szCs w:val="24"/>
-          <w:highlight w:val="yellow"/>
-          <w:lang w:eastAsia="ru-RU"/>
-        </w:rPr>
-        <w:t xml:space="preserve"> представляет собой библиотеку для построения пользовательских интерфейсов, разработанную компанией Facebook. Он основан на концепции компонентов и использует виртуальный DOM, что обеспечивает высокую производительность и эффективное обновление интерфейса. </w:t>
-      </w:r>
-      <w:proofErr w:type="spellStart"/>
-      <w:r>
-        <w:rPr>
-          <w:rFonts w:ascii="Times New Roman" w:eastAsia="Times New Roman" w:hAnsi="Times New Roman" w:cs="Times New Roman"/>
-          <w:sz w:val="24"/>
-          <w:szCs w:val="24"/>
-          <w:highlight w:val="yellow"/>
-          <w:lang w:eastAsia="ru-RU"/>
-        </w:rPr>
-        <w:t>React</w:t>
-      </w:r>
-      <w:proofErr w:type="spellEnd"/>
-      <w:r>
-        <w:rPr>
-          <w:rFonts w:ascii="Times New Roman" w:eastAsia="Times New Roman" w:hAnsi="Times New Roman" w:cs="Times New Roman"/>
-          <w:sz w:val="24"/>
-          <w:szCs w:val="24"/>
-          <w:highlight w:val="yellow"/>
-          <w:lang w:eastAsia="ru-RU"/>
-        </w:rPr>
-        <w:t xml:space="preserve"> отличается гибкостью и минимальным количеством встроенных решений, предоставляя разработчику свободу в выборе вспомогательных инструментов. Благодаря широкому сообществу и экосистеме </w:t>
-      </w:r>
-      <w:proofErr w:type="spellStart"/>
-      <w:r>
-        <w:rPr>
-          <w:rFonts w:ascii="Times New Roman" w:eastAsia="Times New Roman" w:hAnsi="Times New Roman" w:cs="Times New Roman"/>
-          <w:sz w:val="24"/>
-          <w:szCs w:val="24"/>
-          <w:highlight w:val="yellow"/>
-          <w:lang w:eastAsia="ru-RU"/>
-        </w:rPr>
-        <w:t>React</w:t>
-      </w:r>
-      <w:proofErr w:type="spellEnd"/>
-      <w:r>
-        <w:rPr>
-          <w:rFonts w:ascii="Times New Roman" w:eastAsia="Times New Roman" w:hAnsi="Times New Roman" w:cs="Times New Roman"/>
-          <w:sz w:val="24"/>
-          <w:szCs w:val="24"/>
-          <w:highlight w:val="yellow"/>
-          <w:lang w:eastAsia="ru-RU"/>
-        </w:rPr>
-        <w:t xml:space="preserve"> часто применяется в высоконагруженных и масштабируемых веб-приложениях.</w:t>
+      <w:r>
+        <w:rPr>
+          <w:rFonts w:ascii="Times New Roman" w:eastAsia="Times New Roman" w:hAnsi="Times New Roman" w:cs="Times New Roman"/>
+          <w:sz w:val="24"/>
+          <w:szCs w:val="24"/>
+          <w:highlight w:val="yellow"/>
+          <w:lang w:eastAsia="ru-RU"/>
+        </w:rPr>
+        <w:t xml:space="preserve"> представляет собой библиотеку для построения пользовательских интерфейсов, разработанную компанией Facebook. Он основан на концепции компонентов и использует виртуальный DOM, что обеспечивает высокую производительность и эффективное обновление интерфейса. React отличается гибкостью и минимальным количеством встроенных решений, предоставляя разработчику свободу в выборе вспомогательных инструментов. Благодаря широкому сообществу и экосистеме React часто применяется в высоконагруженных и масштабируемых веб-приложениях.</w:t>
       </w:r>
     </w:p>
     <w:p>
@@ -6373,7 +4776,6 @@
           <w:lang w:eastAsia="ru-RU"/>
         </w:rPr>
       </w:pPr>
-      <w:proofErr w:type="spellStart"/>
       <w:r>
         <w:rPr>
           <w:rFonts w:ascii="Times New Roman" w:eastAsia="Times New Roman" w:hAnsi="Times New Roman" w:cs="Times New Roman"/>
@@ -6386,60 +4788,15 @@
         </w:rPr>
         <w:t>Angular</w:t>
       </w:r>
-      <w:proofErr w:type="spellEnd"/>
-      <w:r>
-        <w:rPr>
-          <w:rFonts w:ascii="Times New Roman" w:eastAsia="Times New Roman" w:hAnsi="Times New Roman" w:cs="Times New Roman"/>
-          <w:sz w:val="24"/>
-          <w:szCs w:val="24"/>
-          <w:highlight w:val="yellow"/>
-          <w:lang w:eastAsia="ru-RU"/>
-        </w:rPr>
-        <w:t xml:space="preserve">, созданный Google, является полноценным фреймворком, включающим обширный набор встроенных возможностей: систему модулей, маршрутизацию, средства работы с формами, валидацией и зависимостями. Он использует архитектуру MVC и язык </w:t>
-      </w:r>
-      <w:proofErr w:type="spellStart"/>
-      <w:r>
-        <w:rPr>
-          <w:rFonts w:ascii="Times New Roman" w:eastAsia="Times New Roman" w:hAnsi="Times New Roman" w:cs="Times New Roman"/>
-          <w:sz w:val="24"/>
-          <w:szCs w:val="24"/>
-          <w:highlight w:val="yellow"/>
-          <w:lang w:eastAsia="ru-RU"/>
-        </w:rPr>
-        <w:t>TypeScript</w:t>
-      </w:r>
-      <w:proofErr w:type="spellEnd"/>
-      <w:r>
-        <w:rPr>
-          <w:rFonts w:ascii="Times New Roman" w:eastAsia="Times New Roman" w:hAnsi="Times New Roman" w:cs="Times New Roman"/>
-          <w:sz w:val="24"/>
-          <w:szCs w:val="24"/>
-          <w:highlight w:val="yellow"/>
-          <w:lang w:eastAsia="ru-RU"/>
-        </w:rPr>
-        <w:t xml:space="preserve">, что способствует созданию строго типизированных и структурированных приложений. </w:t>
-      </w:r>
-      <w:proofErr w:type="spellStart"/>
-      <w:r>
-        <w:rPr>
-          <w:rFonts w:ascii="Times New Roman" w:eastAsia="Times New Roman" w:hAnsi="Times New Roman" w:cs="Times New Roman"/>
-          <w:sz w:val="24"/>
-          <w:szCs w:val="24"/>
-          <w:highlight w:val="yellow"/>
-          <w:lang w:eastAsia="ru-RU"/>
-        </w:rPr>
-        <w:t>Angular</w:t>
-      </w:r>
-      <w:proofErr w:type="spellEnd"/>
-      <w:r>
-        <w:rPr>
-          <w:rFonts w:ascii="Times New Roman" w:eastAsia="Times New Roman" w:hAnsi="Times New Roman" w:cs="Times New Roman"/>
-          <w:sz w:val="24"/>
-          <w:szCs w:val="24"/>
-          <w:highlight w:val="yellow"/>
-          <w:lang w:eastAsia="ru-RU"/>
-        </w:rPr>
-        <w:t xml:space="preserve"> нередко выбирают для крупномасштабных корпоративных систем, где важны стабильность, единый стиль разработки и комплексность решения.</w:t>
+      <w:r>
+        <w:rPr>
+          <w:rFonts w:ascii="Times New Roman" w:eastAsia="Times New Roman" w:hAnsi="Times New Roman" w:cs="Times New Roman"/>
+          <w:sz w:val="24"/>
+          <w:szCs w:val="24"/>
+          <w:highlight w:val="yellow"/>
+          <w:lang w:eastAsia="ru-RU"/>
+        </w:rPr>
+        <w:t>, созданный Google, является полноценным фреймворком, включающим обширный набор встроенных возможностей: систему модулей, маршрутизацию, средства работы с формами, валидацией и зависимостями. Он использует архитектуру MVC и язык TypeScript, что способствует созданию строго типизированных и структурированных приложений. Angular нередко выбирают для крупномасштабных корпоративных систем, где важны стабильность, единый стиль разработки и комплексность решения.</w:t>
       </w:r>
     </w:p>
     <w:p>
@@ -6452,7 +4809,6 @@
           <w:lang w:eastAsia="ru-RU"/>
         </w:rPr>
       </w:pPr>
-      <w:proofErr w:type="spellStart"/>
       <w:r>
         <w:rPr>
           <w:rFonts w:ascii="Times New Roman" w:eastAsia="Times New Roman" w:hAnsi="Times New Roman" w:cs="Times New Roman"/>
@@ -6465,126 +4821,15 @@
         </w:rPr>
         <w:t>Vue</w:t>
       </w:r>
-      <w:proofErr w:type="spellEnd"/>
-      <w:r>
-        <w:rPr>
-          <w:rFonts w:ascii="Times New Roman" w:eastAsia="Times New Roman" w:hAnsi="Times New Roman" w:cs="Times New Roman"/>
-          <w:sz w:val="24"/>
-          <w:szCs w:val="24"/>
-          <w:highlight w:val="yellow"/>
-          <w:lang w:eastAsia="ru-RU"/>
-        </w:rPr>
-        <w:t xml:space="preserve"> — лёгкий и гибкий фреймворк, разработанный Эваном Ю. Он сочетает в себе лаконичность и простоту, при этом предоставляя мощные механизмы создания интерфейсов. </w:t>
-      </w:r>
-      <w:proofErr w:type="spellStart"/>
-      <w:r>
-        <w:rPr>
-          <w:rFonts w:ascii="Times New Roman" w:eastAsia="Times New Roman" w:hAnsi="Times New Roman" w:cs="Times New Roman"/>
-          <w:sz w:val="24"/>
-          <w:szCs w:val="24"/>
-          <w:highlight w:val="yellow"/>
-          <w:lang w:eastAsia="ru-RU"/>
-        </w:rPr>
-        <w:t>Vue</w:t>
-      </w:r>
-      <w:proofErr w:type="spellEnd"/>
-      <w:r>
-        <w:rPr>
-          <w:rFonts w:ascii="Times New Roman" w:eastAsia="Times New Roman" w:hAnsi="Times New Roman" w:cs="Times New Roman"/>
-          <w:sz w:val="24"/>
-          <w:szCs w:val="24"/>
-          <w:highlight w:val="yellow"/>
-          <w:lang w:eastAsia="ru-RU"/>
-        </w:rPr>
-        <w:t xml:space="preserve"> отличается низким порогом входа, что делает его удобным для начинающих, и в то же время способен поддерживать сложные проекты благодаря модульной архитектуре и поддержке экосистемы (</w:t>
-      </w:r>
-      <w:proofErr w:type="spellStart"/>
-      <w:r>
-        <w:rPr>
-          <w:rFonts w:ascii="Times New Roman" w:eastAsia="Times New Roman" w:hAnsi="Times New Roman" w:cs="Times New Roman"/>
-          <w:sz w:val="24"/>
-          <w:szCs w:val="24"/>
-          <w:highlight w:val="yellow"/>
-          <w:lang w:eastAsia="ru-RU"/>
-        </w:rPr>
-        <w:t>Vue</w:t>
-      </w:r>
-      <w:proofErr w:type="spellEnd"/>
-      <w:r>
-        <w:rPr>
-          <w:rFonts w:ascii="Times New Roman" w:eastAsia="Times New Roman" w:hAnsi="Times New Roman" w:cs="Times New Roman"/>
-          <w:sz w:val="24"/>
-          <w:szCs w:val="24"/>
-          <w:highlight w:val="yellow"/>
-          <w:lang w:eastAsia="ru-RU"/>
-        </w:rPr>
-        <w:t xml:space="preserve"> </w:t>
-      </w:r>
-      <w:proofErr w:type="spellStart"/>
-      <w:r>
-        <w:rPr>
-          <w:rFonts w:ascii="Times New Roman" w:eastAsia="Times New Roman" w:hAnsi="Times New Roman" w:cs="Times New Roman"/>
-          <w:sz w:val="24"/>
-          <w:szCs w:val="24"/>
-          <w:highlight w:val="yellow"/>
-          <w:lang w:eastAsia="ru-RU"/>
-        </w:rPr>
-        <w:t>Router</w:t>
-      </w:r>
-      <w:proofErr w:type="spellEnd"/>
-      <w:r>
-        <w:rPr>
-          <w:rFonts w:ascii="Times New Roman" w:eastAsia="Times New Roman" w:hAnsi="Times New Roman" w:cs="Times New Roman"/>
-          <w:sz w:val="24"/>
-          <w:szCs w:val="24"/>
-          <w:highlight w:val="yellow"/>
-          <w:lang w:eastAsia="ru-RU"/>
-        </w:rPr>
-        <w:t xml:space="preserve">, </w:t>
-      </w:r>
-      <w:proofErr w:type="spellStart"/>
-      <w:r>
-        <w:rPr>
-          <w:rFonts w:ascii="Times New Roman" w:eastAsia="Times New Roman" w:hAnsi="Times New Roman" w:cs="Times New Roman"/>
-          <w:sz w:val="24"/>
-          <w:szCs w:val="24"/>
-          <w:highlight w:val="yellow"/>
-          <w:lang w:eastAsia="ru-RU"/>
-        </w:rPr>
-        <w:t>Vuex</w:t>
-      </w:r>
-      <w:proofErr w:type="spellEnd"/>
-      <w:r>
-        <w:rPr>
-          <w:rFonts w:ascii="Times New Roman" w:eastAsia="Times New Roman" w:hAnsi="Times New Roman" w:cs="Times New Roman"/>
-          <w:sz w:val="24"/>
-          <w:szCs w:val="24"/>
-          <w:highlight w:val="yellow"/>
-          <w:lang w:eastAsia="ru-RU"/>
-        </w:rPr>
-        <w:t xml:space="preserve">). </w:t>
-      </w:r>
-      <w:proofErr w:type="spellStart"/>
-      <w:r>
-        <w:rPr>
-          <w:rFonts w:ascii="Times New Roman" w:eastAsia="Times New Roman" w:hAnsi="Times New Roman" w:cs="Times New Roman"/>
-          <w:sz w:val="24"/>
-          <w:szCs w:val="24"/>
-          <w:highlight w:val="yellow"/>
-          <w:lang w:eastAsia="ru-RU"/>
-        </w:rPr>
-        <w:t>Vue</w:t>
-      </w:r>
-      <w:proofErr w:type="spellEnd"/>
-      <w:r>
-        <w:rPr>
-          <w:rFonts w:ascii="Times New Roman" w:eastAsia="Times New Roman" w:hAnsi="Times New Roman" w:cs="Times New Roman"/>
-          <w:sz w:val="24"/>
-          <w:szCs w:val="24"/>
-          <w:highlight w:val="yellow"/>
-          <w:lang w:eastAsia="ru-RU"/>
-        </w:rPr>
-        <w:t xml:space="preserve"> часто применяется в средних по размеру проектах и ситуациях, где требуется быстрое прототипирование.</w:t>
+      <w:r>
+        <w:rPr>
+          <w:rFonts w:ascii="Times New Roman" w:eastAsia="Times New Roman" w:hAnsi="Times New Roman" w:cs="Times New Roman"/>
+          <w:sz w:val="24"/>
+          <w:szCs w:val="24"/>
+          <w:highlight w:val="yellow"/>
+          <w:lang w:eastAsia="ru-RU"/>
+        </w:rPr>
+        <w:t xml:space="preserve"> — лёгкий и гибкий фреймворк, разработанный Эваном Ю. Он сочетает в себе лаконичность и простоту, при этом предоставляя мощные механизмы создания интерфейсов. Vue отличается низким порогом входа, что делает его удобным для начинающих, и в то же время способен поддерживать сложные проекты благодаря модульной архитектуре и поддержке экосистемы (Vue Router, Vuex). Vue часто применяется в средних по размеру проектах и ситуациях, где требуется быстрое прототипирование.</w:t>
       </w:r>
     </w:p>
     <w:p>
@@ -6701,46 +4946,14 @@
           <w:rFonts w:ascii="Arial" w:hAnsi="Arial" w:cs="Arial"/>
           <w:color w:val="232627"/>
         </w:rPr>
-        <w:t xml:space="preserve">[Межсайтовый </w:t>
-      </w:r>
-      <w:proofErr w:type="spellStart"/>
+        <w:t>[Межсайтовый скриптинг (XSS)</w:t>
+      </w:r>
       <w:r>
         <w:rPr>
           <w:rFonts w:ascii="Arial" w:hAnsi="Arial" w:cs="Arial"/>
           <w:color w:val="232627"/>
         </w:rPr>
-        <w:t>скриптинг</w:t>
-      </w:r>
-      <w:proofErr w:type="spellEnd"/>
-      <w:r>
-        <w:rPr>
-          <w:rFonts w:ascii="Arial" w:hAnsi="Arial" w:cs="Arial"/>
-          <w:color w:val="232627"/>
-        </w:rPr>
-        <w:t xml:space="preserve"> (XSS)</w:t>
-      </w:r>
-      <w:r>
-        <w:rPr>
-          <w:rFonts w:ascii="Arial" w:hAnsi="Arial" w:cs="Arial"/>
-          <w:color w:val="232627"/>
-        </w:rPr>
-        <w:t xml:space="preserve"> </w:t>
-      </w:r>
-      <w:proofErr w:type="gramStart"/>
-      <w:r>
-        <w:rPr>
-          <w:rFonts w:ascii="Arial" w:hAnsi="Arial" w:cs="Arial"/>
-          <w:color w:val="232627"/>
-        </w:rPr>
-        <w:t>- это</w:t>
-      </w:r>
-      <w:proofErr w:type="gramEnd"/>
-      <w:r>
-        <w:rPr>
-          <w:rFonts w:ascii="Arial" w:hAnsi="Arial" w:cs="Arial"/>
-          <w:color w:val="232627"/>
-        </w:rPr>
-        <w:t xml:space="preserve"> вид атаки, при которой в страницу сайта внедряется вредоносный код. При открытии страницы </w:t>
+        <w:t xml:space="preserve"> - это вид атаки, при которой в страницу сайта внедряется вредоносный код. При открытии страницы </w:t>
       </w:r>
       <w:r>
         <w:rPr>
@@ -6798,136 +5011,14 @@
         </w:rPr>
         <w:t>[</w:t>
       </w:r>
-      <w:proofErr w:type="spellStart"/>
-      <w:r>
-        <w:rPr>
-          <w:rFonts w:ascii="Times New Roman" w:eastAsia="Times New Roman" w:hAnsi="Times New Roman" w:cs="Times New Roman"/>
-          <w:sz w:val="24"/>
-          <w:szCs w:val="24"/>
-          <w:lang w:eastAsia="ru-RU"/>
-        </w:rPr>
-        <w:t>Кликджекинг</w:t>
-      </w:r>
-      <w:proofErr w:type="spellEnd"/>
-      <w:r>
-        <w:rPr>
-          <w:rFonts w:ascii="Times New Roman" w:eastAsia="Times New Roman" w:hAnsi="Times New Roman" w:cs="Times New Roman"/>
-          <w:sz w:val="24"/>
-          <w:szCs w:val="24"/>
-          <w:lang w:eastAsia="ru-RU"/>
-        </w:rPr>
-        <w:t xml:space="preserve">. Этот термин подразумевает мошенничество, при котором </w:t>
-      </w:r>
-      <w:proofErr w:type="spellStart"/>
-      <w:r>
-        <w:rPr>
-          <w:rFonts w:ascii="Times New Roman" w:eastAsia="Times New Roman" w:hAnsi="Times New Roman" w:cs="Times New Roman"/>
-          <w:sz w:val="24"/>
-          <w:szCs w:val="24"/>
-          <w:lang w:eastAsia="ru-RU"/>
-        </w:rPr>
-        <w:t>используютсяневидимые</w:t>
-      </w:r>
-      <w:proofErr w:type="spellEnd"/>
-      <w:r>
-        <w:rPr>
-          <w:rFonts w:ascii="Times New Roman" w:eastAsia="Times New Roman" w:hAnsi="Times New Roman" w:cs="Times New Roman"/>
-          <w:sz w:val="24"/>
-          <w:szCs w:val="24"/>
-          <w:lang w:eastAsia="ru-RU"/>
-        </w:rPr>
-        <w:t xml:space="preserve"> элементы на сайте. Заполучить на компьютер или смартфон вирусный файл </w:t>
-      </w:r>
-      <w:proofErr w:type="spellStart"/>
-      <w:r>
-        <w:rPr>
-          <w:rFonts w:ascii="Times New Roman" w:eastAsia="Times New Roman" w:hAnsi="Times New Roman" w:cs="Times New Roman"/>
-          <w:sz w:val="24"/>
-          <w:szCs w:val="24"/>
-          <w:lang w:eastAsia="ru-RU"/>
-        </w:rPr>
-        <w:t>можнопри</w:t>
-      </w:r>
-      <w:proofErr w:type="spellEnd"/>
-      <w:r>
-        <w:rPr>
-          <w:rFonts w:ascii="Times New Roman" w:eastAsia="Times New Roman" w:hAnsi="Times New Roman" w:cs="Times New Roman"/>
-          <w:sz w:val="24"/>
-          <w:szCs w:val="24"/>
-          <w:lang w:eastAsia="ru-RU"/>
-        </w:rPr>
-        <w:t xml:space="preserve"> просмотре фильма на обычном сайте. Злоумышленники размещают на </w:t>
-      </w:r>
-      <w:proofErr w:type="spellStart"/>
-      <w:r>
-        <w:rPr>
-          <w:rFonts w:ascii="Times New Roman" w:eastAsia="Times New Roman" w:hAnsi="Times New Roman" w:cs="Times New Roman"/>
-          <w:sz w:val="24"/>
-          <w:szCs w:val="24"/>
-          <w:lang w:eastAsia="ru-RU"/>
-        </w:rPr>
-        <w:t>страницахневидимые</w:t>
-      </w:r>
-      <w:proofErr w:type="spellEnd"/>
-      <w:r>
-        <w:rPr>
-          <w:rFonts w:ascii="Times New Roman" w:eastAsia="Times New Roman" w:hAnsi="Times New Roman" w:cs="Times New Roman"/>
-          <w:sz w:val="24"/>
-          <w:szCs w:val="24"/>
-          <w:lang w:eastAsia="ru-RU"/>
-        </w:rPr>
-        <w:t xml:space="preserve"> элементы, на которые человек нажимает попутно с «полезными </w:t>
-      </w:r>
-      <w:proofErr w:type="spellStart"/>
-      <w:r>
-        <w:rPr>
-          <w:rFonts w:ascii="Times New Roman" w:eastAsia="Times New Roman" w:hAnsi="Times New Roman" w:cs="Times New Roman"/>
-          <w:sz w:val="24"/>
-          <w:szCs w:val="24"/>
-          <w:lang w:eastAsia="ru-RU"/>
-        </w:rPr>
-        <w:t>действиями</w:t>
-      </w:r>
-      <w:proofErr w:type="gramStart"/>
-      <w:r>
-        <w:rPr>
-          <w:rFonts w:ascii="Times New Roman" w:eastAsia="Times New Roman" w:hAnsi="Times New Roman" w:cs="Times New Roman"/>
-          <w:sz w:val="24"/>
-          <w:szCs w:val="24"/>
-          <w:lang w:eastAsia="ru-RU"/>
-        </w:rPr>
-        <w:t>».Например</w:t>
-      </w:r>
-      <w:proofErr w:type="spellEnd"/>
-      <w:proofErr w:type="gramEnd"/>
-      <w:r>
-        <w:rPr>
-          <w:rFonts w:ascii="Times New Roman" w:eastAsia="Times New Roman" w:hAnsi="Times New Roman" w:cs="Times New Roman"/>
-          <w:sz w:val="24"/>
-          <w:szCs w:val="24"/>
-          <w:lang w:eastAsia="ru-RU"/>
-        </w:rPr>
-        <w:t xml:space="preserve">, вместе с запуском проигрывания кино будет дано согласие на </w:t>
-      </w:r>
-      <w:proofErr w:type="spellStart"/>
-      <w:r>
-        <w:rPr>
-          <w:rFonts w:ascii="Times New Roman" w:eastAsia="Times New Roman" w:hAnsi="Times New Roman" w:cs="Times New Roman"/>
-          <w:sz w:val="24"/>
-          <w:szCs w:val="24"/>
-          <w:lang w:eastAsia="ru-RU"/>
-        </w:rPr>
-        <w:t>обработкуперсональных</w:t>
-      </w:r>
-      <w:proofErr w:type="spellEnd"/>
-      <w:r>
-        <w:rPr>
-          <w:rFonts w:ascii="Times New Roman" w:eastAsia="Times New Roman" w:hAnsi="Times New Roman" w:cs="Times New Roman"/>
-          <w:sz w:val="24"/>
-          <w:szCs w:val="24"/>
-          <w:lang w:eastAsia="ru-RU"/>
-        </w:rPr>
-        <w:t xml:space="preserve"> данных в какой-либо микрофинансовой организации.</w:t>
+      <w:r>
+        <w:rPr>
+          <w:rFonts w:ascii="Times New Roman" w:eastAsia="Times New Roman" w:hAnsi="Times New Roman" w:cs="Times New Roman"/>
+          <w:sz w:val="24"/>
+          <w:szCs w:val="24"/>
+          <w:lang w:eastAsia="ru-RU"/>
+        </w:rPr>
+        <w:t>Кликджекинг. Этот термин подразумевает мошенничество, при котором используютсяневидимые элементы на сайте. Заполучить на компьютер или смартфон вирусный файл можнопри просмотре фильма на обычном сайте. Злоумышленники размещают на страницахневидимые элементы, на которые человек нажимает попутно с «полезными действиями».Например, вместе с запуском проигрывания кино будет дано согласие на обработкуперсональных данных в какой-либо микрофинансовой организации.</w:t>
       </w:r>
       <w:r>
         <w:rPr>
@@ -6991,25 +5082,23 @@
           <w:sz w:val="28"/>
           <w:szCs w:val="28"/>
         </w:rPr>
-        <w:t xml:space="preserve"> или серверная часть. [</w:t>
-      </w:r>
-      <w:proofErr w:type="spellStart"/>
+        <w:t xml:space="preserve"> или серверная часть. [Бекенд – серверная часть приложения, которая отвечает за обработку бизнес-логики,</w:t>
+      </w:r>
       <w:r>
         <w:rPr>
           <w:rFonts w:ascii="Times New Roman" w:hAnsi="Times New Roman" w:cs="Times New Roman"/>
           <w:sz w:val="28"/>
           <w:szCs w:val="28"/>
         </w:rPr>
-        <w:t>Бекенд</w:t>
-      </w:r>
-      <w:proofErr w:type="spellEnd"/>
+        <w:t xml:space="preserve"> </w:t>
+      </w:r>
       <w:r>
         <w:rPr>
           <w:rFonts w:ascii="Times New Roman" w:hAnsi="Times New Roman" w:cs="Times New Roman"/>
           <w:sz w:val="28"/>
           <w:szCs w:val="28"/>
         </w:rPr>
-        <w:t xml:space="preserve"> – серверная часть приложения, которая отвечает за обработку бизнес-логики,</w:t>
+        <w:t>управление данными и взаимодействие с базой данных. Бекенд включает в себя серверные компоненты,</w:t>
       </w:r>
       <w:r>
         <w:rPr>
@@ -7025,59 +5114,15 @@
           <w:sz w:val="28"/>
           <w:szCs w:val="28"/>
         </w:rPr>
-        <w:t xml:space="preserve">управление данными и взаимодействие с базой данных. </w:t>
-      </w:r>
-      <w:proofErr w:type="spellStart"/>
+        <w:t xml:space="preserve">такие как контроллеры, сервисы и репозитории. Основная цель – обработка запросов от </w:t>
+      </w:r>
       <w:r>
         <w:rPr>
           <w:rFonts w:ascii="Times New Roman" w:hAnsi="Times New Roman" w:cs="Times New Roman"/>
           <w:sz w:val="28"/>
           <w:szCs w:val="28"/>
         </w:rPr>
-        <w:t>Бекенд</w:t>
-      </w:r>
-      <w:proofErr w:type="spellEnd"/>
-      <w:r>
-        <w:rPr>
-          <w:rFonts w:ascii="Times New Roman" w:hAnsi="Times New Roman" w:cs="Times New Roman"/>
-          <w:sz w:val="28"/>
-          <w:szCs w:val="28"/>
-        </w:rPr>
-        <w:t xml:space="preserve"> включает в себя серверные компоненты,</w:t>
-      </w:r>
-      <w:r>
-        <w:rPr>
-          <w:rFonts w:ascii="Times New Roman" w:hAnsi="Times New Roman" w:cs="Times New Roman"/>
-          <w:sz w:val="28"/>
-          <w:szCs w:val="28"/>
-        </w:rPr>
-        <w:t xml:space="preserve"> </w:t>
-      </w:r>
-      <w:r>
-        <w:rPr>
-          <w:rFonts w:ascii="Times New Roman" w:hAnsi="Times New Roman" w:cs="Times New Roman"/>
-          <w:sz w:val="28"/>
-          <w:szCs w:val="28"/>
-        </w:rPr>
-        <w:t xml:space="preserve">такие как контроллеры, сервисы и репозитории. Основная цель – обработка запросов от </w:t>
-      </w:r>
-      <w:proofErr w:type="spellStart"/>
-      <w:r>
-        <w:rPr>
-          <w:rFonts w:ascii="Times New Roman" w:hAnsi="Times New Roman" w:cs="Times New Roman"/>
-          <w:sz w:val="28"/>
-          <w:szCs w:val="28"/>
-        </w:rPr>
-        <w:t>фронтенда</w:t>
-      </w:r>
-      <w:proofErr w:type="spellEnd"/>
-      <w:r>
-        <w:rPr>
-          <w:rFonts w:ascii="Times New Roman" w:hAnsi="Times New Roman" w:cs="Times New Roman"/>
-          <w:sz w:val="28"/>
-          <w:szCs w:val="28"/>
-        </w:rPr>
-        <w:t>,</w:t>
+        <w:t>фронтенда,</w:t>
       </w:r>
       <w:r>
         <w:rPr>
@@ -7164,47 +5209,7 @@
           <w:szCs w:val="23"/>
           <w:shd w:val="clear" w:color="auto" w:fill="FFFFFF"/>
         </w:rPr>
-        <w:t xml:space="preserve">База данных (БД) —это система для сбора, хранения и управления большими объемами информации в одном месте. Она обеспечивает быстрый и эффективный </w:t>
-      </w:r>
-      <w:proofErr w:type="gramStart"/>
-      <w:r>
-        <w:rPr>
-          <w:rFonts w:ascii="Arial" w:hAnsi="Arial" w:cs="Arial"/>
-          <w:sz w:val="23"/>
-          <w:szCs w:val="23"/>
-          <w:shd w:val="clear" w:color="auto" w:fill="FFFFFF"/>
-        </w:rPr>
-        <w:t>поиск,  анализ</w:t>
-      </w:r>
-      <w:proofErr w:type="gramEnd"/>
-      <w:r>
-        <w:rPr>
-          <w:rFonts w:ascii="Arial" w:hAnsi="Arial" w:cs="Arial"/>
-          <w:sz w:val="23"/>
-          <w:szCs w:val="23"/>
-          <w:shd w:val="clear" w:color="auto" w:fill="FFFFFF"/>
-        </w:rPr>
-        <w:t xml:space="preserve">  и  использование  данных.  </w:t>
-      </w:r>
-      <w:proofErr w:type="gramStart"/>
-      <w:r>
-        <w:rPr>
-          <w:rFonts w:ascii="Arial" w:hAnsi="Arial" w:cs="Arial"/>
-          <w:sz w:val="23"/>
-          <w:szCs w:val="23"/>
-          <w:shd w:val="clear" w:color="auto" w:fill="FFFFFF"/>
-        </w:rPr>
-        <w:t>Базы  данных</w:t>
-      </w:r>
-      <w:proofErr w:type="gramEnd"/>
-      <w:r>
-        <w:rPr>
-          <w:rFonts w:ascii="Arial" w:hAnsi="Arial" w:cs="Arial"/>
-          <w:sz w:val="23"/>
-          <w:szCs w:val="23"/>
-          <w:shd w:val="clear" w:color="auto" w:fill="FFFFFF"/>
-        </w:rPr>
-        <w:t xml:space="preserve">  управляются  с  помощью программных и аппаратных средств, а система управления ими называется СУБД (система управления базами данных).]</w:t>
+        <w:t>База данных (БД) —это система для сбора, хранения и управления большими объемами информации в одном месте. Она обеспечивает быстрый и эффективный поиск,  анализ  и  использование  данных.  Базы  данных  управляются  с  помощью программных и аппаратных средств, а система управления ими называется СУБД (система управления базами данных).]</w:t>
       </w:r>
       <w:r>
         <w:rPr>
@@ -7351,95 +5356,7 @@
           <w:highlight w:val="yellow"/>
           <w:lang w:eastAsia="ru-RU"/>
         </w:rPr>
-        <w:t xml:space="preserve">Python используется в сочетании с фреймворками </w:t>
-      </w:r>
-      <w:proofErr w:type="spellStart"/>
-      <w:r>
-        <w:rPr>
-          <w:rFonts w:ascii="Times New Roman" w:eastAsia="Times New Roman" w:hAnsi="Times New Roman" w:cs="Times New Roman"/>
-          <w:sz w:val="24"/>
-          <w:szCs w:val="24"/>
-          <w:highlight w:val="yellow"/>
-          <w:lang w:eastAsia="ru-RU"/>
-        </w:rPr>
-        <w:t>Django</w:t>
-      </w:r>
-      <w:proofErr w:type="spellEnd"/>
-      <w:r>
-        <w:rPr>
-          <w:rFonts w:ascii="Times New Roman" w:eastAsia="Times New Roman" w:hAnsi="Times New Roman" w:cs="Times New Roman"/>
-          <w:sz w:val="24"/>
-          <w:szCs w:val="24"/>
-          <w:highlight w:val="yellow"/>
-          <w:lang w:eastAsia="ru-RU"/>
-        </w:rPr>
-        <w:t xml:space="preserve"> и </w:t>
-      </w:r>
-      <w:proofErr w:type="spellStart"/>
-      <w:r>
-        <w:rPr>
-          <w:rFonts w:ascii="Times New Roman" w:eastAsia="Times New Roman" w:hAnsi="Times New Roman" w:cs="Times New Roman"/>
-          <w:sz w:val="24"/>
-          <w:szCs w:val="24"/>
-          <w:highlight w:val="yellow"/>
-          <w:lang w:eastAsia="ru-RU"/>
-        </w:rPr>
-        <w:t>Flask</w:t>
-      </w:r>
-      <w:proofErr w:type="spellEnd"/>
-      <w:r>
-        <w:rPr>
-          <w:rFonts w:ascii="Times New Roman" w:eastAsia="Times New Roman" w:hAnsi="Times New Roman" w:cs="Times New Roman"/>
-          <w:sz w:val="24"/>
-          <w:szCs w:val="24"/>
-          <w:highlight w:val="yellow"/>
-          <w:lang w:eastAsia="ru-RU"/>
-        </w:rPr>
-        <w:t xml:space="preserve">. </w:t>
-      </w:r>
-      <w:proofErr w:type="spellStart"/>
-      <w:r>
-        <w:rPr>
-          <w:rFonts w:ascii="Times New Roman" w:eastAsia="Times New Roman" w:hAnsi="Times New Roman" w:cs="Times New Roman"/>
-          <w:sz w:val="24"/>
-          <w:szCs w:val="24"/>
-          <w:highlight w:val="yellow"/>
-          <w:lang w:eastAsia="ru-RU"/>
-        </w:rPr>
-        <w:t>Django</w:t>
-      </w:r>
-      <w:proofErr w:type="spellEnd"/>
-      <w:r>
-        <w:rPr>
-          <w:rFonts w:ascii="Times New Roman" w:eastAsia="Times New Roman" w:hAnsi="Times New Roman" w:cs="Times New Roman"/>
-          <w:sz w:val="24"/>
-          <w:szCs w:val="24"/>
-          <w:highlight w:val="yellow"/>
-          <w:lang w:eastAsia="ru-RU"/>
-        </w:rPr>
-        <w:t xml:space="preserve"> предоставляет полнофункциональную среду с готовыми механизмами работы с данными и безопасностью, тогда как </w:t>
-      </w:r>
-      <w:proofErr w:type="spellStart"/>
-      <w:r>
-        <w:rPr>
-          <w:rFonts w:ascii="Times New Roman" w:eastAsia="Times New Roman" w:hAnsi="Times New Roman" w:cs="Times New Roman"/>
-          <w:sz w:val="24"/>
-          <w:szCs w:val="24"/>
-          <w:highlight w:val="yellow"/>
-          <w:lang w:eastAsia="ru-RU"/>
-        </w:rPr>
-        <w:t>Flask</w:t>
-      </w:r>
-      <w:proofErr w:type="spellEnd"/>
-      <w:r>
-        <w:rPr>
-          <w:rFonts w:ascii="Times New Roman" w:eastAsia="Times New Roman" w:hAnsi="Times New Roman" w:cs="Times New Roman"/>
-          <w:sz w:val="24"/>
-          <w:szCs w:val="24"/>
-          <w:highlight w:val="yellow"/>
-          <w:lang w:eastAsia="ru-RU"/>
-        </w:rPr>
-        <w:t xml:space="preserve"> ориентирован на минимализм и гибкость, позволяя самостоятельно формировать архитектуру приложения.</w:t>
+        <w:t>Python используется в сочетании с фреймворками Django и Flask. Django предоставляет полнофункциональную среду с готовыми механизмами работы с данными и безопасностью, тогда как Flask ориентирован на минимализм и гибкость, позволяя самостоятельно формировать архитектуру приложения.</w:t>
       </w:r>
     </w:p>
     <w:p>
@@ -7493,29 +5410,7 @@
           <w:highlight w:val="yellow"/>
           <w:lang w:eastAsia="ru-RU"/>
         </w:rPr>
-        <w:t xml:space="preserve">Node.js предоставляет возможность разработки серверной логики на JavaScript и использует неблокирующую модель ввода-вывода. Это делает его эффективным при работе с многочисленными параллельными подключениями и позволяет унифицировать язык разработки на </w:t>
-      </w:r>
-      <w:proofErr w:type="spellStart"/>
-      <w:r>
-        <w:rPr>
-          <w:rFonts w:ascii="Times New Roman" w:eastAsia="Times New Roman" w:hAnsi="Times New Roman" w:cs="Times New Roman"/>
-          <w:sz w:val="24"/>
-          <w:szCs w:val="24"/>
-          <w:highlight w:val="yellow"/>
-          <w:lang w:eastAsia="ru-RU"/>
-        </w:rPr>
-        <w:t>фронтенде</w:t>
-      </w:r>
-      <w:proofErr w:type="spellEnd"/>
-      <w:r>
-        <w:rPr>
-          <w:rFonts w:ascii="Times New Roman" w:eastAsia="Times New Roman" w:hAnsi="Times New Roman" w:cs="Times New Roman"/>
-          <w:sz w:val="24"/>
-          <w:szCs w:val="24"/>
-          <w:highlight w:val="yellow"/>
-          <w:lang w:eastAsia="ru-RU"/>
-        </w:rPr>
-        <w:t xml:space="preserve"> и бэкенде.</w:t>
+        <w:t>Node.js предоставляет возможность разработки серверной логики на JavaScript и использует неблокирующую модель ввода-вывода. Это делает его эффективным при работе с многочисленными параллельными подключениями и позволяет унифицировать язык разработки на фронтенде и бэкенде.</w:t>
       </w:r>
     </w:p>
     <w:p>
@@ -7531,23 +5426,7 @@
         <w:t>Следующим важным аспектом становится форма взаимодействия между бэкендом и клиентской частью. [</w:t>
       </w:r>
       <w:r>
-        <w:t>REST (</w:t>
-      </w:r>
-      <w:proofErr w:type="spellStart"/>
-      <w:r>
-        <w:t>Representational</w:t>
-      </w:r>
-      <w:proofErr w:type="spellEnd"/>
-      <w:r>
-        <w:t xml:space="preserve"> State Transfer) — это архитектура программного обеспечения для взаимодействия по протоколу HTTP. REST API (Application </w:t>
-      </w:r>
-      <w:proofErr w:type="spellStart"/>
-      <w:r>
-        <w:t>Programming</w:t>
-      </w:r>
-      <w:proofErr w:type="spellEnd"/>
-      <w:r>
-        <w:t xml:space="preserve"> Interface) представляет собой механизм запроса от клиентского приложения к серверному ПО с использованием принципов REST. Такой подход обеспечивает возможность свободного взаимодействия между веб-клиентом и сервером по большому массиву распределенных веб-ресурсов.]</w:t>
+        <w:t>REST (Representational State Transfer) — это архитектура программного обеспечения для взаимодействия по протоколу HTTP. REST API (Application Programming Interface) представляет собой механизм запроса от клиентского приложения к серверному ПО с использованием принципов REST. Такой подход обеспечивает возможность свободного взаимодействия между веб-клиентом и сервером по большому массиву распределенных веб-ресурсов.]</w:t>
       </w:r>
       <w:r>
         <w:rPr>
@@ -8334,68 +6213,28 @@
           <w:spacing w:val="-5"/>
           <w:shd w:val="clear" w:color="auto" w:fill="F2FAFF"/>
         </w:rPr>
-        <w:t>Повышение привилегий (</w:t>
-      </w:r>
-      <w:proofErr w:type="spellStart"/>
+        <w:t xml:space="preserve">Повышение привилегий (Privilege escalation) — это использование уязвимостей программного обеспечения или оборудования для предоставления пользователю права вносить в него несанкционированные изменения. </w:t>
+      </w:r>
       <w:r>
         <w:rPr>
           <w:rFonts w:ascii="SBSansText" w:hAnsi="SBSansText"/>
           <w:color w:val="000000"/>
           <w:spacing w:val="-5"/>
-          <w:shd w:val="clear" w:color="auto" w:fill="F2FAFF"/>
-        </w:rPr>
-        <w:t>Privilege</w:t>
-      </w:r>
-      <w:proofErr w:type="spellEnd"/>
+        </w:rPr>
+        <w:t>Различают повышение привилегий двух типов: в</w:t>
+      </w:r>
+      <w:r>
+        <w:rPr>
+          <w:rFonts w:ascii="SBSansText" w:hAnsi="SBSansText"/>
+          <w:spacing w:val="-5"/>
+        </w:rPr>
+        <w:t>ертикальное — когда пользователь с низкими привилегиями получает высокие. Например, он может не просто пользоваться приложением, но и менять его настройки.</w:t>
+      </w:r>
       <w:r>
         <w:rPr>
           <w:rFonts w:ascii="SBSansText" w:hAnsi="SBSansText"/>
           <w:color w:val="000000"/>
           <w:spacing w:val="-5"/>
-          <w:shd w:val="clear" w:color="auto" w:fill="F2FAFF"/>
-        </w:rPr>
-        <w:t xml:space="preserve"> </w:t>
-      </w:r>
-      <w:proofErr w:type="spellStart"/>
-      <w:r>
-        <w:rPr>
-          <w:rFonts w:ascii="SBSansText" w:hAnsi="SBSansText"/>
-          <w:color w:val="000000"/>
-          <w:spacing w:val="-5"/>
-          <w:shd w:val="clear" w:color="auto" w:fill="F2FAFF"/>
-        </w:rPr>
-        <w:t>escalation</w:t>
-      </w:r>
-      <w:proofErr w:type="spellEnd"/>
-      <w:r>
-        <w:rPr>
-          <w:rFonts w:ascii="SBSansText" w:hAnsi="SBSansText"/>
-          <w:color w:val="000000"/>
-          <w:spacing w:val="-5"/>
-          <w:shd w:val="clear" w:color="auto" w:fill="F2FAFF"/>
-        </w:rPr>
-        <w:t xml:space="preserve">) — это использование уязвимостей программного обеспечения или оборудования для предоставления пользователю права вносить в него несанкционированные изменения. </w:t>
-      </w:r>
-      <w:r>
-        <w:rPr>
-          <w:rFonts w:ascii="SBSansText" w:hAnsi="SBSansText"/>
-          <w:color w:val="000000"/>
-          <w:spacing w:val="-5"/>
-        </w:rPr>
-        <w:t>Различают повышение привилегий двух типов: в</w:t>
-      </w:r>
-      <w:r>
-        <w:rPr>
-          <w:rFonts w:ascii="SBSansText" w:hAnsi="SBSansText"/>
-          <w:spacing w:val="-5"/>
-        </w:rPr>
-        <w:t>ертикальное — когда пользователь с низкими привилегиями получает высокие. Например, он может не просто пользоваться приложением, но и менять его настройки.</w:t>
-      </w:r>
-      <w:r>
-        <w:rPr>
-          <w:rFonts w:ascii="SBSansText" w:hAnsi="SBSansText"/>
-          <w:color w:val="000000"/>
-          <w:spacing w:val="-5"/>
         </w:rPr>
         <w:t xml:space="preserve"> И г</w:t>
       </w:r>
@@ -8778,9 +6617,40 @@
           <w:highlight w:val="yellow"/>
           <w:lang w:eastAsia="ru-RU"/>
         </w:rPr>
-        <w:t xml:space="preserve">процессно- или </w:t>
-      </w:r>
-      <w:proofErr w:type="spellStart"/>
+        <w:t>процессно- или потоково-ориентированную модель обработки запросов</w:t>
+      </w:r>
+      <w:r>
+        <w:rPr>
+          <w:rFonts w:ascii="Times New Roman" w:eastAsia="Times New Roman" w:hAnsi="Times New Roman" w:cs="Times New Roman"/>
+          <w:sz w:val="24"/>
+          <w:szCs w:val="24"/>
+          <w:highlight w:val="yellow"/>
+          <w:lang w:eastAsia="ru-RU"/>
+        </w:rPr>
+        <w:t>. Это означает, что для обслуживания подключений создаются отдельные процессы или потоки. Такая архитектура удобна и предсказуема, но при большом числе одновременных запросов может приводить к увеличению нагрузки на ресурсы сервера. В отличие от событийных веб-серверов, Apache хуже масштабируется в условиях высоких нагрузок, однако обеспечивает стабильность и надёжность.</w:t>
+      </w:r>
+    </w:p>
+    <w:p>
+      <w:pPr>
+        <w:spacing w:before="100" w:beforeAutospacing="1" w:after="100" w:afterAutospacing="1" w:line="240" w:lineRule="auto"/>
+        <w:rPr>
+          <w:rFonts w:ascii="Times New Roman" w:eastAsia="Times New Roman" w:hAnsi="Times New Roman" w:cs="Times New Roman"/>
+          <w:sz w:val="24"/>
+          <w:szCs w:val="24"/>
+          <w:highlight w:val="yellow"/>
+          <w:lang w:eastAsia="ru-RU"/>
+        </w:rPr>
+      </w:pPr>
+      <w:r>
+        <w:rPr>
+          <w:rFonts w:ascii="Times New Roman" w:eastAsia="Times New Roman" w:hAnsi="Times New Roman" w:cs="Times New Roman"/>
+          <w:sz w:val="24"/>
+          <w:szCs w:val="24"/>
+          <w:highlight w:val="yellow"/>
+          <w:lang w:eastAsia="ru-RU"/>
+        </w:rPr>
+        <w:t xml:space="preserve">Сильной стороной Apache является его </w:t>
+      </w:r>
       <w:r>
         <w:rPr>
           <w:rFonts w:ascii="Times New Roman" w:eastAsia="Times New Roman" w:hAnsi="Times New Roman" w:cs="Times New Roman"/>
@@ -8791,30 +6661,17 @@
           <w:highlight w:val="yellow"/>
           <w:lang w:eastAsia="ru-RU"/>
         </w:rPr>
-        <w:t>потоково</w:t>
-      </w:r>
-      <w:proofErr w:type="spellEnd"/>
-      <w:r>
-        <w:rPr>
-          <w:rFonts w:ascii="Times New Roman" w:eastAsia="Times New Roman" w:hAnsi="Times New Roman" w:cs="Times New Roman"/>
-          <w:b/>
-          <w:bCs/>
-          <w:sz w:val="24"/>
-          <w:szCs w:val="24"/>
-          <w:highlight w:val="yellow"/>
-          <w:lang w:eastAsia="ru-RU"/>
-        </w:rPr>
-        <w:t>-ориентированную модель обработки запросов</w:t>
-      </w:r>
-      <w:r>
-        <w:rPr>
-          <w:rFonts w:ascii="Times New Roman" w:eastAsia="Times New Roman" w:hAnsi="Times New Roman" w:cs="Times New Roman"/>
-          <w:sz w:val="24"/>
-          <w:szCs w:val="24"/>
-          <w:highlight w:val="yellow"/>
-          <w:lang w:eastAsia="ru-RU"/>
-        </w:rPr>
-        <w:t>. Это означает, что для обслуживания подключений создаются отдельные процессы или потоки. Такая архитектура удобна и предсказуема, но при большом числе одновременных запросов может приводить к увеличению нагрузки на ресурсы сервера. В отличие от событийных веб-серверов, Apache хуже масштабируется в условиях высоких нагрузок, однако обеспечивает стабильность и надёжность.</w:t>
+        <w:t>модульность</w:t>
+      </w:r>
+      <w:r>
+        <w:rPr>
+          <w:rFonts w:ascii="Times New Roman" w:eastAsia="Times New Roman" w:hAnsi="Times New Roman" w:cs="Times New Roman"/>
+          <w:sz w:val="24"/>
+          <w:szCs w:val="24"/>
+          <w:highlight w:val="yellow"/>
+          <w:lang w:eastAsia="ru-RU"/>
+        </w:rPr>
+        <w:t>. С помощью подключаемых модулей можно включать поддержку PHP, перезаписывать URL-адреса, управлять доступом, использовать SSL/TLS и т.д. Сервер поддерживает множество конфигурационных директив, что делает его универсальным решением для различных задач — от небольших сайтов до корпоративных приложений.</w:t>
       </w:r>
     </w:p>
     <w:p>
@@ -8824,50 +6681,6 @@
           <w:rFonts w:ascii="Times New Roman" w:eastAsia="Times New Roman" w:hAnsi="Times New Roman" w:cs="Times New Roman"/>
           <w:sz w:val="24"/>
           <w:szCs w:val="24"/>
-          <w:highlight w:val="yellow"/>
-          <w:lang w:eastAsia="ru-RU"/>
-        </w:rPr>
-      </w:pPr>
-      <w:r>
-        <w:rPr>
-          <w:rFonts w:ascii="Times New Roman" w:eastAsia="Times New Roman" w:hAnsi="Times New Roman" w:cs="Times New Roman"/>
-          <w:sz w:val="24"/>
-          <w:szCs w:val="24"/>
-          <w:highlight w:val="yellow"/>
-          <w:lang w:eastAsia="ru-RU"/>
-        </w:rPr>
-        <w:t xml:space="preserve">Сильной стороной Apache является его </w:t>
-      </w:r>
-      <w:r>
-        <w:rPr>
-          <w:rFonts w:ascii="Times New Roman" w:eastAsia="Times New Roman" w:hAnsi="Times New Roman" w:cs="Times New Roman"/>
-          <w:b/>
-          <w:bCs/>
-          <w:sz w:val="24"/>
-          <w:szCs w:val="24"/>
-          <w:highlight w:val="yellow"/>
-          <w:lang w:eastAsia="ru-RU"/>
-        </w:rPr>
-        <w:t>модульность</w:t>
-      </w:r>
-      <w:r>
-        <w:rPr>
-          <w:rFonts w:ascii="Times New Roman" w:eastAsia="Times New Roman" w:hAnsi="Times New Roman" w:cs="Times New Roman"/>
-          <w:sz w:val="24"/>
-          <w:szCs w:val="24"/>
-          <w:highlight w:val="yellow"/>
-          <w:lang w:eastAsia="ru-RU"/>
-        </w:rPr>
-        <w:t>. С помощью подключаемых модулей можно включать поддержку PHP, перезаписывать URL-адреса, управлять доступом, использовать SSL/TLS и т.д. Сервер поддерживает множество конфигурационных директив, что делает его универсальным решением для различных задач — от небольших сайтов до корпоративных приложений.</w:t>
-      </w:r>
-    </w:p>
-    <w:p>
-      <w:pPr>
-        <w:spacing w:before="100" w:beforeAutospacing="1" w:after="100" w:afterAutospacing="1" w:line="240" w:lineRule="auto"/>
-        <w:rPr>
-          <w:rFonts w:ascii="Times New Roman" w:eastAsia="Times New Roman" w:hAnsi="Times New Roman" w:cs="Times New Roman"/>
-          <w:sz w:val="24"/>
-          <w:szCs w:val="24"/>
           <w:lang w:eastAsia="ru-RU"/>
         </w:rPr>
       </w:pPr>
@@ -8896,31 +6709,7 @@
         <w:t>[</w:t>
       </w:r>
       <w:r>
-        <w:t>Рассмотрим часто встречающиеся архитектуры (Server-</w:t>
-      </w:r>
-      <w:proofErr w:type="spellStart"/>
-      <w:r>
-        <w:t>side</w:t>
-      </w:r>
-      <w:proofErr w:type="spellEnd"/>
-      <w:r>
-        <w:t xml:space="preserve"> HTML, JS </w:t>
-      </w:r>
-      <w:proofErr w:type="spellStart"/>
-      <w:r>
-        <w:t>generation</w:t>
-      </w:r>
-      <w:proofErr w:type="spellEnd"/>
-      <w:r>
-        <w:t xml:space="preserve"> </w:t>
-      </w:r>
-      <w:proofErr w:type="spellStart"/>
-      <w:r>
-        <w:t>widgets</w:t>
-      </w:r>
-      <w:proofErr w:type="spellEnd"/>
-      <w:r>
-        <w:t xml:space="preserve">, сервис-ориентированные одностраничные веб-приложения) для веб-разработки. </w:t>
+        <w:t xml:space="preserve">Рассмотрим часто встречающиеся архитектуры (Server-side HTML, JS generation widgets, сервис-ориентированные одностраничные веб-приложения) для веб-разработки. </w:t>
       </w:r>
     </w:p>
     <w:p>
@@ -8928,15 +6717,7 @@
         <w:spacing w:before="100" w:beforeAutospacing="1" w:after="0" w:line="240" w:lineRule="auto"/>
       </w:pPr>
       <w:r>
-        <w:t>Наиболее распространенной архитектурой сегодня является Server-</w:t>
-      </w:r>
-      <w:proofErr w:type="spellStart"/>
-      <w:r>
-        <w:t>side</w:t>
-      </w:r>
-      <w:proofErr w:type="spellEnd"/>
-      <w:r>
-        <w:t xml:space="preserve"> HTML. Она заключается в том, что сервер генерирует HTML-контент и отправляет его клиенту в виде полноценной HTML-страницы. Иногда эту архитектуру называют "Web 1.0", потому что она появилась первой и в настоящее время доминирует в Интернете [2]. </w:t>
+        <w:t xml:space="preserve">Наиболее распространенной архитектурой сегодня является Server-side HTML. Она заключается в том, что сервер генерирует HTML-контент и отправляет его клиенту в виде полноценной HTML-страницы. Иногда эту архитектуру называют "Web 1.0", потому что она появилась первой и в настоящее время доминирует в Интернете [2]. </w:t>
       </w:r>
     </w:p>
     <w:p>
@@ -8944,31 +6725,7 @@
         <w:spacing w:before="100" w:beforeAutospacing="1" w:after="0" w:line="240" w:lineRule="auto"/>
       </w:pPr>
       <w:r>
-        <w:t xml:space="preserve">В архитектуре JS </w:t>
-      </w:r>
-      <w:proofErr w:type="spellStart"/>
-      <w:r>
-        <w:t>generation</w:t>
-      </w:r>
-      <w:proofErr w:type="spellEnd"/>
-      <w:r>
-        <w:t xml:space="preserve"> </w:t>
-      </w:r>
-      <w:proofErr w:type="spellStart"/>
-      <w:r>
-        <w:t>widgets</w:t>
-      </w:r>
-      <w:proofErr w:type="spellEnd"/>
-      <w:r>
-        <w:t xml:space="preserve"> страница, отображаемая в браузере, состоит из виджетов (функционально независимых блоков). Данные в этих виджетах загружаются с помощью AJAX-запроса с сервера: либо полноценный фрагмент HTML; либо в виде JSON и уже с использованием шаблонов JavaScript преобразуются в содержимое страницы. Возможность загружать HTML-блоки избавляет от необходимости использовать клиентские фреймворки JavaScript-MV, и в этом случае можно сделать что-то более простое, например, </w:t>
-      </w:r>
-      <w:proofErr w:type="spellStart"/>
-      <w:r>
-        <w:t>jQuery</w:t>
-      </w:r>
-      <w:proofErr w:type="spellEnd"/>
-      <w:r>
-        <w:t xml:space="preserve"> [3]. </w:t>
+        <w:t xml:space="preserve">В архитектуре JS generation widgets страница, отображаемая в браузере, состоит из виджетов (функционально независимых блоков). Данные в этих виджетах загружаются с помощью AJAX-запроса с сервера: либо полноценный фрагмент HTML; либо в виде JSON и уже с использованием шаблонов JavaScript преобразуются в содержимое страницы. Возможность загружать HTML-блоки избавляет от необходимости использовать клиентские фреймворки JavaScript-MV, и в этом случае можно сделать что-то более простое, например, jQuery [3]. </w:t>
       </w:r>
     </w:p>
     <w:p>
@@ -8984,67 +6741,11 @@
         <w:spacing w:before="100" w:beforeAutospacing="1" w:after="0" w:line="240" w:lineRule="auto"/>
       </w:pPr>
       <w:r>
-        <w:t>В архитектуре одностраничных Service-</w:t>
-      </w:r>
-      <w:proofErr w:type="spellStart"/>
-      <w:r>
-        <w:t>oriented</w:t>
-      </w:r>
-      <w:proofErr w:type="spellEnd"/>
-      <w:r>
-        <w:t xml:space="preserve"> </w:t>
-      </w:r>
-      <w:proofErr w:type="spellStart"/>
-      <w:r>
-        <w:t>single-page</w:t>
-      </w:r>
-      <w:proofErr w:type="spellEnd"/>
-      <w:r>
-        <w:t xml:space="preserve"> Web </w:t>
-      </w:r>
-      <w:proofErr w:type="spellStart"/>
-      <w:r>
-        <w:t>apps</w:t>
-      </w:r>
-      <w:proofErr w:type="spellEnd"/>
-      <w:r>
-        <w:t xml:space="preserve"> с сервера загружается HTML-страница, представляющая собой контейнер для кода JavaScript, который со ссылкой на конкретную веб-службу получает только бизнес-данные от нее. Из которого, в свою очередь, приложение JavaScript генерирует HTML-содержимое страницы. Фактически, архитектура такого типа представляет собой эволюцию архитектуры JS </w:t>
-      </w:r>
-      <w:proofErr w:type="spellStart"/>
-      <w:r>
-        <w:t>generation</w:t>
-      </w:r>
-      <w:proofErr w:type="spellEnd"/>
-      <w:r>
-        <w:t xml:space="preserve"> </w:t>
-      </w:r>
-      <w:proofErr w:type="spellStart"/>
-      <w:r>
-        <w:t>widgets</w:t>
-      </w:r>
-      <w:proofErr w:type="spellEnd"/>
-      <w:r>
-        <w:t xml:space="preserve"> и доведение ее до полного уровня независимого, довольно сложного приложения JavaScript путем переноса части </w:t>
+        <w:t xml:space="preserve">В архитектуре одностраничных Service-oriented single-page Web apps с сервера загружается HTML-страница, представляющая собой контейнер для кода JavaScript, который со ссылкой на конкретную веб-службу получает только бизнес-данные от нее. Из которого, в свою очередь, приложение JavaScript генерирует HTML-содержимое страницы. Фактически, архитектура такого типа представляет собой эволюцию архитектуры JS generation widgets и доведение ее до полного уровня независимого, довольно сложного приложения JavaScript путем переноса части </w:t>
       </w:r>
       <w:r>
         <w:lastRenderedPageBreak/>
-        <w:t xml:space="preserve">функциональности на клиентскую сторону. Как правило, архитектура JS </w:t>
-      </w:r>
-      <w:proofErr w:type="spellStart"/>
-      <w:r>
-        <w:t>generation</w:t>
-      </w:r>
-      <w:proofErr w:type="spellEnd"/>
-      <w:r>
-        <w:t xml:space="preserve"> </w:t>
-      </w:r>
-      <w:proofErr w:type="spellStart"/>
-      <w:r>
-        <w:t>widgets</w:t>
-      </w:r>
-      <w:proofErr w:type="spellEnd"/>
-      <w:r>
-        <w:t xml:space="preserve"> не может]</w:t>
+        <w:t>функциональности на клиентскую сторону. Как правило, архитектура JS generation widgets не может]</w:t>
       </w:r>
       <w:r>
         <w:rPr>
@@ -9100,7 +6801,6 @@
         </w:rPr>
         <w:t xml:space="preserve">Как отмечается в глоссарии </w:t>
       </w:r>
-      <w:proofErr w:type="gramStart"/>
       <w:r>
         <w:rPr>
           <w:rFonts w:ascii="Helvetica" w:eastAsia="Times New Roman" w:hAnsi="Helvetica" w:cs="Helvetica"/>
@@ -9110,7 +6810,6 @@
         </w:rPr>
         <w:t>S</w:t>
       </w:r>
-      <w:proofErr w:type="spellStart"/>
       <w:r>
         <w:rPr>
           <w:rFonts w:ascii="Helvetica" w:eastAsia="Times New Roman" w:hAnsi="Helvetica" w:cs="Helvetica"/>
@@ -9120,7 +6819,6 @@
         </w:rPr>
         <w:t>ecurity</w:t>
       </w:r>
-      <w:proofErr w:type="spellEnd"/>
       <w:r>
         <w:rPr>
           <w:rFonts w:ascii="Helvetica" w:eastAsia="Times New Roman" w:hAnsi="Helvetica" w:cs="Helvetica"/>
@@ -9130,7 +6828,6 @@
         </w:rPr>
         <w:t>L</w:t>
       </w:r>
-      <w:proofErr w:type="spellStart"/>
       <w:r>
         <w:rPr>
           <w:rFonts w:ascii="Helvetica" w:eastAsia="Times New Roman" w:hAnsi="Helvetica" w:cs="Helvetica"/>
@@ -9138,19 +6835,8 @@
           <w:szCs w:val="24"/>
           <w:lang w:eastAsia="ru-RU"/>
         </w:rPr>
-        <w:t>ab</w:t>
-      </w:r>
-      <w:proofErr w:type="spellEnd"/>
-      <w:r>
-        <w:rPr>
-          <w:rFonts w:ascii="Helvetica" w:eastAsia="Times New Roman" w:hAnsi="Helvetica" w:cs="Helvetica"/>
-          <w:sz w:val="24"/>
-          <w:szCs w:val="24"/>
-          <w:lang w:eastAsia="ru-RU"/>
-        </w:rPr>
-        <w:t>[</w:t>
-      </w:r>
-      <w:proofErr w:type="gramEnd"/>
+        <w:t>ab[</w:t>
+      </w:r>
       <w:r>
         <w:rPr>
           <w:rStyle w:val="a6"/>
@@ -9247,25 +6933,14 @@
         </w:rPr>
         <w:t xml:space="preserve"> даётся следующее определение </w:t>
       </w:r>
-      <w:proofErr w:type="spellStart"/>
-      <w:r>
-        <w:rPr>
-          <w:rFonts w:ascii="Times New Roman" w:eastAsia="Times New Roman" w:hAnsi="Times New Roman" w:cs="Times New Roman"/>
-          <w:sz w:val="24"/>
-          <w:szCs w:val="24"/>
-          <w:lang w:eastAsia="ru-RU"/>
-        </w:rPr>
-        <w:t>DDoS</w:t>
-      </w:r>
-      <w:proofErr w:type="spellEnd"/>
-      <w:r>
-        <w:rPr>
-          <w:rFonts w:ascii="Times New Roman" w:eastAsia="Times New Roman" w:hAnsi="Times New Roman" w:cs="Times New Roman"/>
-          <w:sz w:val="24"/>
-          <w:szCs w:val="24"/>
-          <w:lang w:eastAsia="ru-RU"/>
-        </w:rPr>
-        <w:t>-атак</w:t>
+      <w:r>
+        <w:rPr>
+          <w:rFonts w:ascii="Times New Roman" w:eastAsia="Times New Roman" w:hAnsi="Times New Roman" w:cs="Times New Roman"/>
+          <w:sz w:val="24"/>
+          <w:szCs w:val="24"/>
+          <w:lang w:eastAsia="ru-RU"/>
+        </w:rPr>
+        <w:t>DDoS-атак</w:t>
       </w:r>
       <w:r>
         <w:rPr>
@@ -9284,81 +6959,7 @@
           <w:highlight w:val="yellow"/>
           <w:lang w:eastAsia="ru-RU"/>
         </w:rPr>
-        <w:t>ни</w:t>
-      </w:r>
-      <w:r>
-        <w:rPr>
-          <w:rFonts w:ascii="Times New Roman" w:eastAsia="Times New Roman" w:hAnsi="Times New Roman" w:cs="Times New Roman"/>
-          <w:sz w:val="24"/>
-          <w:szCs w:val="24"/>
-          <w:highlight w:val="yellow"/>
-          <w:lang w:eastAsia="ru-RU"/>
-        </w:rPr>
-        <w:t xml:space="preserve"> представляют собой разновидность сетевых атак, направленных на нарушение доступности информационных систем за счёт перегрузки серверов, сетевой инфраструктуры или приложений чрезмерным количеством запросов и трафика, превышающим их вычислительные возможности. Их отличительной особенностью является использование распределённой сети скомпрометированных устройств (</w:t>
-      </w:r>
-      <w:proofErr w:type="spellStart"/>
-      <w:r>
-        <w:rPr>
-          <w:rFonts w:ascii="Times New Roman" w:eastAsia="Times New Roman" w:hAnsi="Times New Roman" w:cs="Times New Roman"/>
-          <w:sz w:val="24"/>
-          <w:szCs w:val="24"/>
-          <w:highlight w:val="yellow"/>
-          <w:lang w:eastAsia="ru-RU"/>
-        </w:rPr>
-        <w:t>ботнета</w:t>
-      </w:r>
-      <w:proofErr w:type="spellEnd"/>
-      <w:r>
-        <w:rPr>
-          <w:rFonts w:ascii="Times New Roman" w:eastAsia="Times New Roman" w:hAnsi="Times New Roman" w:cs="Times New Roman"/>
-          <w:sz w:val="24"/>
-          <w:szCs w:val="24"/>
-          <w:highlight w:val="yellow"/>
-          <w:lang w:eastAsia="ru-RU"/>
-        </w:rPr>
-        <w:t>), что существенно усложняет обнаружение и отражение атаки.</w:t>
-      </w:r>
-      <w:r>
-        <w:rPr>
-          <w:rFonts w:ascii="Times New Roman" w:eastAsia="Times New Roman" w:hAnsi="Times New Roman" w:cs="Times New Roman"/>
-          <w:sz w:val="24"/>
-          <w:szCs w:val="24"/>
-          <w:highlight w:val="yellow"/>
-          <w:lang w:eastAsia="ru-RU"/>
-        </w:rPr>
-        <w:t xml:space="preserve"> </w:t>
-      </w:r>
-      <w:r>
-        <w:rPr>
-          <w:rFonts w:ascii="Times New Roman" w:eastAsia="Times New Roman" w:hAnsi="Times New Roman" w:cs="Times New Roman"/>
-          <w:sz w:val="24"/>
-          <w:szCs w:val="24"/>
-          <w:highlight w:val="yellow"/>
-          <w:lang w:eastAsia="ru-RU"/>
-        </w:rPr>
-        <w:t xml:space="preserve">Основная опасность </w:t>
-      </w:r>
-      <w:proofErr w:type="spellStart"/>
-      <w:r>
-        <w:rPr>
-          <w:rFonts w:ascii="Times New Roman" w:eastAsia="Times New Roman" w:hAnsi="Times New Roman" w:cs="Times New Roman"/>
-          <w:sz w:val="24"/>
-          <w:szCs w:val="24"/>
-          <w:highlight w:val="yellow"/>
-          <w:lang w:eastAsia="ru-RU"/>
-        </w:rPr>
-        <w:t>DDoS</w:t>
-      </w:r>
-      <w:proofErr w:type="spellEnd"/>
-      <w:r>
-        <w:rPr>
-          <w:rFonts w:ascii="Times New Roman" w:eastAsia="Times New Roman" w:hAnsi="Times New Roman" w:cs="Times New Roman"/>
-          <w:sz w:val="24"/>
-          <w:szCs w:val="24"/>
-          <w:highlight w:val="yellow"/>
-          <w:lang w:eastAsia="ru-RU"/>
-        </w:rPr>
-        <w:t>-атак заключается в нарушении доступности веб-ресурсов и сервисов, что может приводить к длительным простоям, финансовым потерям и снижению доверия пользователей. Кроме того, подобные атаки способны косвенно повлиять на безопасность данных и стабильность инфраструктуры, усиливая общий ущерб для организации</w:t>
+        <w:t>ни представляют собой разновидность сетевых атак, направленных на нарушение доступности информационных систем за счёт перегрузки серверов, сетевой инфраструктуры или приложений чрезмерным количеством запросов и трафика, превышающим их вычислительные возможности. Их отличительной особенностью является использование распределённой сети скомпрометированных устройств (ботнета), что существенно усложняет обнаружение и отражение атаки. Основная опасность DDoS-атак заключается в нарушении доступности веб-ресурсов и сервисов, что может приводить к длительным простоям, финансовым потерям и снижению доверия пользователей. Кроме того, подобные атаки способны косвенно повлиять на безопасность данных и стабильность инфраструктуры, усиливая общий ущерб для организации</w:t>
       </w:r>
       <w:r>
         <w:rPr>
@@ -9553,7 +7154,25 @@
           <w:szCs w:val="24"/>
           <w:lang w:eastAsia="ru-RU"/>
         </w:rPr>
-        <w:t>Вывод по 2 главе</w:t>
+        <w:t xml:space="preserve">Вывод по </w:t>
+      </w:r>
+      <w:r>
+        <w:rPr>
+          <w:rFonts w:ascii="Helvetica" w:eastAsia="Times New Roman" w:hAnsi="Helvetica" w:cs="Helvetica"/>
+          <w:sz w:val="24"/>
+          <w:szCs w:val="24"/>
+          <w:lang w:eastAsia="ru-RU"/>
+        </w:rPr>
+        <w:t>1</w:t>
+      </w:r>
+      <w:r>
+        <w:rPr>
+          <w:rFonts w:ascii="Helvetica" w:eastAsia="Times New Roman" w:hAnsi="Helvetica" w:cs="Helvetica"/>
+          <w:sz w:val="24"/>
+          <w:szCs w:val="24"/>
+          <w:lang w:eastAsia="ru-RU"/>
+        </w:rPr>
+        <w:t xml:space="preserve"> главе</w:t>
       </w:r>
     </w:p>
     <w:p>
@@ -9573,7 +7192,25 @@
           <w:szCs w:val="24"/>
           <w:lang w:eastAsia="ru-RU"/>
         </w:rPr>
-        <w:t xml:space="preserve">Глава 2 рассмотрела ключевые архитектурные принципы, определяющие устройство и функционирование современных веб-приложений. </w:t>
+        <w:t xml:space="preserve">Глава </w:t>
+      </w:r>
+      <w:r>
+        <w:rPr>
+          <w:rFonts w:ascii="Times New Roman" w:eastAsia="Times New Roman" w:hAnsi="Times New Roman" w:cs="Times New Roman"/>
+          <w:sz w:val="24"/>
+          <w:szCs w:val="24"/>
+          <w:lang w:eastAsia="ru-RU"/>
+        </w:rPr>
+        <w:t>1</w:t>
+      </w:r>
+      <w:r>
+        <w:rPr>
+          <w:rFonts w:ascii="Times New Roman" w:eastAsia="Times New Roman" w:hAnsi="Times New Roman" w:cs="Times New Roman"/>
+          <w:sz w:val="24"/>
+          <w:szCs w:val="24"/>
+          <w:lang w:eastAsia="ru-RU"/>
+        </w:rPr>
+        <w:t xml:space="preserve"> рассмотрела ключевые архитектурные принципы, определяющие устройство и функционирование современных веб-приложений. </w:t>
       </w:r>
       <w:r>
         <w:rPr>
@@ -9583,7 +7220,27 @@
           <w:sz w:val="24"/>
           <w:szCs w:val="24"/>
         </w:rPr>
-        <w:t>В разделе 2.1 были рассмотрены основные подходы к построению веб-приложений, включая принципы разделения функциональности на уровни, особенности многоуровневых архитектур и тенденции развития современных моделей, обеспечивающих удобство сопровождения и масштабируемость систем.</w:t>
+        <w:t xml:space="preserve">В разделе </w:t>
+      </w:r>
+      <w:r>
+        <w:rPr>
+          <w:rFonts w:ascii="Times New Roman" w:hAnsi="Times New Roman" w:cs="Times New Roman"/>
+          <w:b/>
+          <w:bCs/>
+          <w:sz w:val="24"/>
+          <w:szCs w:val="24"/>
+        </w:rPr>
+        <w:t>1</w:t>
+      </w:r>
+      <w:r>
+        <w:rPr>
+          <w:rFonts w:ascii="Times New Roman" w:hAnsi="Times New Roman" w:cs="Times New Roman"/>
+          <w:b/>
+          <w:bCs/>
+          <w:sz w:val="24"/>
+          <w:szCs w:val="24"/>
+        </w:rPr>
+        <w:t>.1 были рассмотрены основные подходы к построению веб-приложений, включая принципы разделения функциональности на уровни, особенности многоуровневых архитектур и тенденции развития современных моделей, обеспечивающих удобство сопровождения и масштабируемость систем.</w:t>
       </w:r>
       <w:r>
         <w:rPr>
@@ -9600,7 +7257,43 @@
           <w:szCs w:val="24"/>
           <w:lang w:eastAsia="ru-RU"/>
         </w:rPr>
-        <w:t>Раздел 2.2 раскрыл механизмы клиент-серверного взаимодействия, включая методы обмена данными, протоколы передачи, особенности синхронных и асинхронных запросов, а также влияние форматов передачи данных на эффективность коммуникации. В разделе 2.3 рассмотрены основные технологические компоненты веб-приложений: клиентская и серверная части, языки и инструменты разработки, веб-серверы и системы управления базами данных.</w:t>
+        <w:t xml:space="preserve">Раздел </w:t>
+      </w:r>
+      <w:r>
+        <w:rPr>
+          <w:rFonts w:ascii="Times New Roman" w:eastAsia="Times New Roman" w:hAnsi="Times New Roman" w:cs="Times New Roman"/>
+          <w:sz w:val="24"/>
+          <w:szCs w:val="24"/>
+          <w:lang w:eastAsia="ru-RU"/>
+        </w:rPr>
+        <w:t>1</w:t>
+      </w:r>
+      <w:r>
+        <w:rPr>
+          <w:rFonts w:ascii="Times New Roman" w:eastAsia="Times New Roman" w:hAnsi="Times New Roman" w:cs="Times New Roman"/>
+          <w:sz w:val="24"/>
+          <w:szCs w:val="24"/>
+          <w:lang w:eastAsia="ru-RU"/>
+        </w:rPr>
+        <w:t xml:space="preserve">.2 раскрыл механизмы клиент-серверного взаимодействия, включая методы обмена данными, протоколы передачи, особенности синхронных и асинхронных запросов, а также влияние форматов передачи данных на эффективность коммуникации. В разделе </w:t>
+      </w:r>
+      <w:r>
+        <w:rPr>
+          <w:rFonts w:ascii="Times New Roman" w:eastAsia="Times New Roman" w:hAnsi="Times New Roman" w:cs="Times New Roman"/>
+          <w:sz w:val="24"/>
+          <w:szCs w:val="24"/>
+          <w:lang w:eastAsia="ru-RU"/>
+        </w:rPr>
+        <w:t>1</w:t>
+      </w:r>
+      <w:r>
+        <w:rPr>
+          <w:rFonts w:ascii="Times New Roman" w:eastAsia="Times New Roman" w:hAnsi="Times New Roman" w:cs="Times New Roman"/>
+          <w:sz w:val="24"/>
+          <w:szCs w:val="24"/>
+          <w:lang w:eastAsia="ru-RU"/>
+        </w:rPr>
+        <w:t>.3 рассмотрены основные технологические компоненты веб-приложений: клиентская и серверная части, языки и инструменты разработки, веб-серверы и системы управления базами данных.</w:t>
       </w:r>
     </w:p>
     <w:p>
@@ -9664,35 +7357,29 @@
           <w:szCs w:val="28"/>
         </w:rPr>
         <w:lastRenderedPageBreak/>
-        <w:t>3.1. Классификация угроз информационной безопасности</w:t>
-      </w:r>
-    </w:p>
-    <w:p>
-      <w:pPr>
+        <w:t>2</w:t>
+      </w:r>
+      <w:r>
         <w:rPr>
           <w:rStyle w:val="a3"/>
           <w:b w:val="0"/>
           <w:bCs w:val="0"/>
-        </w:rPr>
-      </w:pPr>
-      <w:r>
-        <w:t xml:space="preserve">[Угроза безопасности информации (Information </w:t>
-      </w:r>
-      <w:proofErr w:type="spellStart"/>
-      <w:r>
-        <w:t>security</w:t>
-      </w:r>
-      <w:proofErr w:type="spellEnd"/>
-      <w:r>
-        <w:t xml:space="preserve"> </w:t>
-      </w:r>
-      <w:proofErr w:type="spellStart"/>
-      <w:r>
-        <w:t>threat</w:t>
-      </w:r>
-      <w:proofErr w:type="spellEnd"/>
-      <w:r>
-        <w:t xml:space="preserve">) - </w:t>
+          <w:sz w:val="28"/>
+          <w:szCs w:val="28"/>
+        </w:rPr>
+        <w:t>.1. Классификация угроз информационной безопасности</w:t>
+      </w:r>
+    </w:p>
+    <w:p>
+      <w:pPr>
+        <w:rPr>
+          <w:rStyle w:val="a3"/>
+          <w:b w:val="0"/>
+          <w:bCs w:val="0"/>
+        </w:rPr>
+      </w:pPr>
+      <w:r>
+        <w:t xml:space="preserve">[Угроза безопасности информации (Information security threat) - </w:t>
       </w:r>
       <w:r>
         <w:rPr>
@@ -9852,15 +7539,7 @@
         </w:numPr>
       </w:pPr>
       <w:r>
-        <w:t xml:space="preserve">УБИ.9 Угроза получения информационных ресурсов из </w:t>
-      </w:r>
-      <w:proofErr w:type="spellStart"/>
-      <w:r>
-        <w:t>недоверенного</w:t>
-      </w:r>
-      <w:proofErr w:type="spellEnd"/>
-      <w:r>
-        <w:t xml:space="preserve"> или скомпрометированного источника</w:t>
+        <w:t>УБИ.9 Угроза получения информационных ресурсов из недоверенного или скомпрометированного источника</w:t>
       </w:r>
     </w:p>
     <w:p>
@@ -10045,7 +7724,17 @@
           <w:szCs w:val="24"/>
         </w:rPr>
         <w:lastRenderedPageBreak/>
-        <w:t>3.2. Современные тенденции в киберпреступности и их последствия</w:t>
+        <w:t>2</w:t>
+      </w:r>
+      <w:r>
+        <w:rPr>
+          <w:rStyle w:val="a3"/>
+          <w:b w:val="0"/>
+          <w:bCs w:val="0"/>
+          <w:sz w:val="24"/>
+          <w:szCs w:val="24"/>
+        </w:rPr>
+        <w:t>.2. Современные тенденции в киберпреступности и их последствия</w:t>
       </w:r>
     </w:p>
     <w:p>
@@ -10111,7 +7800,6 @@
         </w:rPr>
         <w:t>[</w:t>
       </w:r>
-      <w:proofErr w:type="spellStart"/>
       <w:r>
         <w:rPr>
           <w:rFonts w:ascii="Helvetica" w:eastAsia="Times New Roman" w:hAnsi="Helvetica" w:cs="Helvetica"/>
@@ -10120,9 +7808,8 @@
           <w:szCs w:val="24"/>
           <w:lang w:eastAsia="ru-RU"/>
         </w:rPr>
-        <w:t>Кибереступления</w:t>
-      </w:r>
-      <w:proofErr w:type="spellEnd"/>
+        <w:t>Кибереступления можно разделить в зависимости от</w:t>
+      </w:r>
       <w:r>
         <w:rPr>
           <w:rFonts w:ascii="Helvetica" w:eastAsia="Times New Roman" w:hAnsi="Helvetica" w:cs="Helvetica"/>
@@ -10131,7 +7818,7 @@
           <w:szCs w:val="24"/>
           <w:lang w:eastAsia="ru-RU"/>
         </w:rPr>
-        <w:t xml:space="preserve"> можно разделить в зависимости от</w:t>
+        <w:t xml:space="preserve"> </w:t>
       </w:r>
       <w:r>
         <w:rPr>
@@ -10141,7 +7828,7 @@
           <w:szCs w:val="24"/>
           <w:lang w:eastAsia="ru-RU"/>
         </w:rPr>
-        <w:t xml:space="preserve"> </w:t>
+        <w:t>того объекта, на который они направлены, и вывести</w:t>
       </w:r>
       <w:r>
         <w:rPr>
@@ -10151,7 +7838,7 @@
           <w:szCs w:val="24"/>
           <w:lang w:eastAsia="ru-RU"/>
         </w:rPr>
-        <w:t>того объекта, на который они направлены, и вывести</w:t>
+        <w:t xml:space="preserve"> </w:t>
       </w:r>
       <w:r>
         <w:rPr>
@@ -10161,9 +7848,12 @@
           <w:szCs w:val="24"/>
           <w:lang w:eastAsia="ru-RU"/>
         </w:rPr>
-        <w:t xml:space="preserve"> </w:t>
-      </w:r>
-      <w:r>
+        <w:t>следующую классификацию:</w:t>
+      </w:r>
+    </w:p>
+    <w:p>
+      <w:pPr>
+        <w:spacing w:before="100" w:beforeAutospacing="1" w:after="0" w:line="240" w:lineRule="auto"/>
         <w:rPr>
           <w:rFonts w:ascii="Helvetica" w:eastAsia="Times New Roman" w:hAnsi="Helvetica" w:cs="Helvetica"/>
           <w:color w:val="333333"/>
@@ -10171,12 +7861,8 @@
           <w:szCs w:val="24"/>
           <w:lang w:eastAsia="ru-RU"/>
         </w:rPr>
-        <w:t>следующую классификацию:</w:t>
-      </w:r>
-    </w:p>
-    <w:p>
-      <w:pPr>
-        <w:spacing w:before="100" w:beforeAutospacing="1" w:after="0" w:line="240" w:lineRule="auto"/>
+      </w:pPr>
+      <w:r>
         <w:rPr>
           <w:rFonts w:ascii="Helvetica" w:eastAsia="Times New Roman" w:hAnsi="Helvetica" w:cs="Helvetica"/>
           <w:color w:val="333333"/>
@@ -10184,7 +7870,8 @@
           <w:szCs w:val="24"/>
           <w:lang w:eastAsia="ru-RU"/>
         </w:rPr>
-      </w:pPr>
+        <w:t>1. Незаконный доступ, нарушение ст. 272 УК РФ. В</w:t>
+      </w:r>
       <w:r>
         <w:rPr>
           <w:rFonts w:ascii="Helvetica" w:eastAsia="Times New Roman" w:hAnsi="Helvetica" w:cs="Helvetica"/>
@@ -10193,7 +7880,7 @@
           <w:szCs w:val="24"/>
           <w:lang w:eastAsia="ru-RU"/>
         </w:rPr>
-        <w:t>1. Незаконный доступ, нарушение ст. 272 УК РФ. В</w:t>
+        <w:t xml:space="preserve"> </w:t>
       </w:r>
       <w:r>
         <w:rPr>
@@ -10203,7 +7890,7 @@
           <w:szCs w:val="24"/>
           <w:lang w:eastAsia="ru-RU"/>
         </w:rPr>
-        <w:t xml:space="preserve"> </w:t>
+        <w:t>этой статье предусмотрена ответственность за незаконный доступ к информации, ее запрещается копир</w:t>
       </w:r>
       <w:r>
         <w:rPr>
@@ -10213,7 +7900,7 @@
           <w:szCs w:val="24"/>
           <w:lang w:eastAsia="ru-RU"/>
         </w:rPr>
-        <w:t>этой статье предусмотрена ответственность за незаконный доступ к информации, ее запрещается копир</w:t>
+        <w:t>о</w:t>
       </w:r>
       <w:r>
         <w:rPr>
@@ -10223,7 +7910,7 @@
           <w:szCs w:val="24"/>
           <w:lang w:eastAsia="ru-RU"/>
         </w:rPr>
-        <w:t>о</w:t>
+        <w:t>вать, блокировать, уничтожать, использовать в своих</w:t>
       </w:r>
       <w:r>
         <w:rPr>
@@ -10233,7 +7920,7 @@
           <w:szCs w:val="24"/>
           <w:lang w:eastAsia="ru-RU"/>
         </w:rPr>
-        <w:t>вать, блокировать, уничтожать, использовать в своих</w:t>
+        <w:t xml:space="preserve"> </w:t>
       </w:r>
       <w:r>
         <w:rPr>
@@ -10243,9 +7930,12 @@
           <w:szCs w:val="24"/>
           <w:lang w:eastAsia="ru-RU"/>
         </w:rPr>
-        <w:t xml:space="preserve"> </w:t>
-      </w:r>
-      <w:r>
+        <w:t>целях.</w:t>
+      </w:r>
+    </w:p>
+    <w:p>
+      <w:pPr>
+        <w:spacing w:before="100" w:beforeAutospacing="1" w:after="0" w:line="240" w:lineRule="auto"/>
         <w:rPr>
           <w:rFonts w:ascii="Helvetica" w:eastAsia="Times New Roman" w:hAnsi="Helvetica" w:cs="Helvetica"/>
           <w:color w:val="333333"/>
@@ -10253,12 +7943,8 @@
           <w:szCs w:val="24"/>
           <w:lang w:eastAsia="ru-RU"/>
         </w:rPr>
-        <w:t>целях.</w:t>
-      </w:r>
-    </w:p>
-    <w:p>
-      <w:pPr>
-        <w:spacing w:before="100" w:beforeAutospacing="1" w:after="0" w:line="240" w:lineRule="auto"/>
+      </w:pPr>
+      <w:r>
         <w:rPr>
           <w:rFonts w:ascii="Helvetica" w:eastAsia="Times New Roman" w:hAnsi="Helvetica" w:cs="Helvetica"/>
           <w:color w:val="333333"/>
@@ -10266,7 +7952,8 @@
           <w:szCs w:val="24"/>
           <w:lang w:eastAsia="ru-RU"/>
         </w:rPr>
-      </w:pPr>
+        <w:t>2. Незаконный перехват. Такая информация также</w:t>
+      </w:r>
       <w:r>
         <w:rPr>
           <w:rFonts w:ascii="Helvetica" w:eastAsia="Times New Roman" w:hAnsi="Helvetica" w:cs="Helvetica"/>
@@ -10275,7 +7962,7 @@
           <w:szCs w:val="24"/>
           <w:lang w:eastAsia="ru-RU"/>
         </w:rPr>
-        <w:t>2. Незаконный перехват. Такая информация также</w:t>
+        <w:t xml:space="preserve"> </w:t>
       </w:r>
       <w:r>
         <w:rPr>
@@ -10285,7 +7972,7 @@
           <w:szCs w:val="24"/>
           <w:lang w:eastAsia="ru-RU"/>
         </w:rPr>
-        <w:t xml:space="preserve"> </w:t>
+        <w:t>защищена законом, если она не предусмотрена для</w:t>
       </w:r>
       <w:r>
         <w:rPr>
@@ -10295,7 +7982,7 @@
           <w:szCs w:val="24"/>
           <w:lang w:eastAsia="ru-RU"/>
         </w:rPr>
-        <w:t>защищена законом, если она не предусмотрена для</w:t>
+        <w:t xml:space="preserve"> </w:t>
       </w:r>
       <w:r>
         <w:rPr>
@@ -10305,7 +7992,7 @@
           <w:szCs w:val="24"/>
           <w:lang w:eastAsia="ru-RU"/>
         </w:rPr>
-        <w:t xml:space="preserve"> </w:t>
+        <w:t>широкой массы пользователей, находится в закрытых</w:t>
       </w:r>
       <w:r>
         <w:rPr>
@@ -10315,7 +8002,7 @@
           <w:szCs w:val="24"/>
           <w:lang w:eastAsia="ru-RU"/>
         </w:rPr>
-        <w:t>широкой массы пользователей, находится в закрытых</w:t>
+        <w:t xml:space="preserve"> </w:t>
       </w:r>
       <w:r>
         <w:rPr>
@@ -10325,9 +8012,12 @@
           <w:szCs w:val="24"/>
           <w:lang w:eastAsia="ru-RU"/>
         </w:rPr>
-        <w:t xml:space="preserve"> </w:t>
-      </w:r>
-      <w:r>
+        <w:t>источниках, например на ведомственных компьютерах.</w:t>
+      </w:r>
+    </w:p>
+    <w:p>
+      <w:pPr>
+        <w:spacing w:before="100" w:beforeAutospacing="1" w:after="0" w:line="240" w:lineRule="auto"/>
         <w:rPr>
           <w:rFonts w:ascii="Helvetica" w:eastAsia="Times New Roman" w:hAnsi="Helvetica" w:cs="Helvetica"/>
           <w:color w:val="333333"/>
@@ -10335,12 +8025,8 @@
           <w:szCs w:val="24"/>
           <w:lang w:eastAsia="ru-RU"/>
         </w:rPr>
-        <w:t>источниках, например на ведомственных компьютерах.</w:t>
-      </w:r>
-    </w:p>
-    <w:p>
-      <w:pPr>
-        <w:spacing w:before="100" w:beforeAutospacing="1" w:after="0" w:line="240" w:lineRule="auto"/>
+      </w:pPr>
+      <w:r>
         <w:rPr>
           <w:rFonts w:ascii="Helvetica" w:eastAsia="Times New Roman" w:hAnsi="Helvetica" w:cs="Helvetica"/>
           <w:color w:val="333333"/>
@@ -10348,7 +8034,8 @@
           <w:szCs w:val="24"/>
           <w:lang w:eastAsia="ru-RU"/>
         </w:rPr>
-      </w:pPr>
+        <w:t>3. Вмешательство в данные - внесение изменений в</w:t>
+      </w:r>
       <w:r>
         <w:rPr>
           <w:rFonts w:ascii="Helvetica" w:eastAsia="Times New Roman" w:hAnsi="Helvetica" w:cs="Helvetica"/>
@@ -10357,7 +8044,7 @@
           <w:szCs w:val="24"/>
           <w:lang w:eastAsia="ru-RU"/>
         </w:rPr>
-        <w:t>3. Вмешательство в данные - внесение изменений в</w:t>
+        <w:t xml:space="preserve"> </w:t>
       </w:r>
       <w:r>
         <w:rPr>
@@ -10367,9 +8054,12 @@
           <w:szCs w:val="24"/>
           <w:lang w:eastAsia="ru-RU"/>
         </w:rPr>
-        <w:t xml:space="preserve"> </w:t>
-      </w:r>
-      <w:r>
+        <w:t>компьютерные данные либо их уничтожение.</w:t>
+      </w:r>
+    </w:p>
+    <w:p>
+      <w:pPr>
+        <w:spacing w:before="100" w:beforeAutospacing="1" w:after="0" w:line="240" w:lineRule="auto"/>
         <w:rPr>
           <w:rFonts w:ascii="Helvetica" w:eastAsia="Times New Roman" w:hAnsi="Helvetica" w:cs="Helvetica"/>
           <w:color w:val="333333"/>
@@ -10377,12 +8067,8 @@
           <w:szCs w:val="24"/>
           <w:lang w:eastAsia="ru-RU"/>
         </w:rPr>
-        <w:t>компьютерные данные либо их уничтожение.</w:t>
-      </w:r>
-    </w:p>
-    <w:p>
-      <w:pPr>
-        <w:spacing w:before="100" w:beforeAutospacing="1" w:after="0" w:line="240" w:lineRule="auto"/>
+      </w:pPr>
+      <w:r>
         <w:rPr>
           <w:rFonts w:ascii="Helvetica" w:eastAsia="Times New Roman" w:hAnsi="Helvetica" w:cs="Helvetica"/>
           <w:color w:val="333333"/>
@@ -10390,7 +8076,8 @@
           <w:szCs w:val="24"/>
           <w:lang w:eastAsia="ru-RU"/>
         </w:rPr>
-      </w:pPr>
+        <w:t>4. Вмешательство в систему чаще всего наносит физический вред функционированию системы. Например, преступники могут занести вредоносное программное обеспечение либо удалить или повредить</w:t>
+      </w:r>
       <w:r>
         <w:rPr>
           <w:rFonts w:ascii="Helvetica" w:eastAsia="Times New Roman" w:hAnsi="Helvetica" w:cs="Helvetica"/>
@@ -10399,7 +8086,7 @@
           <w:szCs w:val="24"/>
           <w:lang w:eastAsia="ru-RU"/>
         </w:rPr>
-        <w:t>4. Вмешательство в систему чаще всего наносит физический вред функционированию системы. Например, преступники могут занести вредоносное программное обеспечение либо удалить или повредить</w:t>
+        <w:t xml:space="preserve"> </w:t>
       </w:r>
       <w:r>
         <w:rPr>
@@ -10409,7 +8096,7 @@
           <w:szCs w:val="24"/>
           <w:lang w:eastAsia="ru-RU"/>
         </w:rPr>
-        <w:t xml:space="preserve"> </w:t>
+        <w:t>нужную информацию, внести в нее изменения, иным</w:t>
       </w:r>
       <w:r>
         <w:rPr>
@@ -10419,7 +8106,7 @@
           <w:szCs w:val="24"/>
           <w:lang w:eastAsia="ru-RU"/>
         </w:rPr>
-        <w:t>нужную информацию, внести в нее изменения, иным</w:t>
+        <w:t xml:space="preserve"> </w:t>
       </w:r>
       <w:r>
         <w:rPr>
@@ -10429,9 +8116,12 @@
           <w:szCs w:val="24"/>
           <w:lang w:eastAsia="ru-RU"/>
         </w:rPr>
-        <w:t xml:space="preserve"> </w:t>
-      </w:r>
-      <w:r>
+        <w:t>образом нанести вред компьютерным данным.</w:t>
+      </w:r>
+    </w:p>
+    <w:p>
+      <w:pPr>
+        <w:spacing w:before="100" w:beforeAutospacing="1" w:after="0" w:line="240" w:lineRule="auto"/>
         <w:rPr>
           <w:rFonts w:ascii="Helvetica" w:eastAsia="Times New Roman" w:hAnsi="Helvetica" w:cs="Helvetica"/>
           <w:color w:val="333333"/>
@@ -10439,12 +8129,8 @@
           <w:szCs w:val="24"/>
           <w:lang w:eastAsia="ru-RU"/>
         </w:rPr>
-        <w:t>образом нанести вред компьютерным данным.</w:t>
-      </w:r>
-    </w:p>
-    <w:p>
-      <w:pPr>
-        <w:spacing w:before="100" w:beforeAutospacing="1" w:after="0" w:line="240" w:lineRule="auto"/>
+      </w:pPr>
+      <w:r>
         <w:rPr>
           <w:rFonts w:ascii="Helvetica" w:eastAsia="Times New Roman" w:hAnsi="Helvetica" w:cs="Helvetica"/>
           <w:color w:val="333333"/>
@@ -10452,8 +8138,12 @@
           <w:szCs w:val="24"/>
           <w:lang w:eastAsia="ru-RU"/>
         </w:rPr>
-      </w:pPr>
-      <w:r>
+        <w:t>Некоторые виды киберпреступлений стоит рассмотреть более подробно:</w:t>
+      </w:r>
+    </w:p>
+    <w:p>
+      <w:pPr>
+        <w:spacing w:before="100" w:beforeAutospacing="1" w:after="0" w:line="240" w:lineRule="auto"/>
         <w:rPr>
           <w:rFonts w:ascii="Helvetica" w:eastAsia="Times New Roman" w:hAnsi="Helvetica" w:cs="Helvetica"/>
           <w:color w:val="333333"/>
@@ -10461,12 +8151,8 @@
           <w:szCs w:val="24"/>
           <w:lang w:eastAsia="ru-RU"/>
         </w:rPr>
-        <w:t>Некоторые виды киберпреступлений стоит рассмотреть более подробно:</w:t>
-      </w:r>
-    </w:p>
-    <w:p>
-      <w:pPr>
-        <w:spacing w:before="100" w:beforeAutospacing="1" w:after="0" w:line="240" w:lineRule="auto"/>
+      </w:pPr>
+      <w:r>
         <w:rPr>
           <w:rFonts w:ascii="Helvetica" w:eastAsia="Times New Roman" w:hAnsi="Helvetica" w:cs="Helvetica"/>
           <w:color w:val="333333"/>
@@ -10474,7 +8160,8 @@
           <w:szCs w:val="24"/>
           <w:lang w:eastAsia="ru-RU"/>
         </w:rPr>
-      </w:pPr>
+        <w:t>1. Финансовые преступления — это наиболее распространенные преступления, имеющие высокую</w:t>
+      </w:r>
       <w:r>
         <w:rPr>
           <w:rFonts w:ascii="Helvetica" w:eastAsia="Times New Roman" w:hAnsi="Helvetica" w:cs="Helvetica"/>
@@ -10483,7 +8170,7 @@
           <w:szCs w:val="24"/>
           <w:lang w:eastAsia="ru-RU"/>
         </w:rPr>
-        <w:t>1. Финансовые преступления — это наиболее распространенные преступления, имеющие высокую</w:t>
+        <w:t xml:space="preserve"> </w:t>
       </w:r>
       <w:r>
         <w:rPr>
@@ -10493,7 +8180,7 @@
           <w:szCs w:val="24"/>
           <w:lang w:eastAsia="ru-RU"/>
         </w:rPr>
-        <w:t xml:space="preserve"> </w:t>
+        <w:t>степень опасности. В данном случае преступники покушаются на финансово-экономические отношения.</w:t>
       </w:r>
       <w:r>
         <w:rPr>
@@ -10503,7 +8190,7 @@
           <w:szCs w:val="24"/>
           <w:lang w:eastAsia="ru-RU"/>
         </w:rPr>
-        <w:t>степень опасности. В данном случае преступники покушаются на финансово-экономические отношения.</w:t>
+        <w:t xml:space="preserve"> </w:t>
       </w:r>
       <w:r>
         <w:rPr>
@@ -10513,9 +8200,12 @@
           <w:szCs w:val="24"/>
           <w:lang w:eastAsia="ru-RU"/>
         </w:rPr>
-        <w:t xml:space="preserve"> </w:t>
-      </w:r>
-      <w:r>
+        <w:t>К этому роду преступлений могут относиться разнообразные хищения денежных средств, например, с банковской карты, мошенничество и т.д.</w:t>
+      </w:r>
+    </w:p>
+    <w:p>
+      <w:pPr>
+        <w:spacing w:before="100" w:beforeAutospacing="1" w:after="0" w:line="240" w:lineRule="auto"/>
         <w:rPr>
           <w:rFonts w:ascii="Helvetica" w:eastAsia="Times New Roman" w:hAnsi="Helvetica" w:cs="Helvetica"/>
           <w:color w:val="333333"/>
@@ -10523,12 +8213,8 @@
           <w:szCs w:val="24"/>
           <w:lang w:eastAsia="ru-RU"/>
         </w:rPr>
-        <w:t>К этому роду преступлений могут относиться разнообразные хищения денежных средств, например, с банковской карты, мошенничество и т.д.</w:t>
-      </w:r>
-    </w:p>
-    <w:p>
-      <w:pPr>
-        <w:spacing w:before="100" w:beforeAutospacing="1" w:after="0" w:line="240" w:lineRule="auto"/>
+      </w:pPr>
+      <w:r>
         <w:rPr>
           <w:rFonts w:ascii="Helvetica" w:eastAsia="Times New Roman" w:hAnsi="Helvetica" w:cs="Helvetica"/>
           <w:color w:val="333333"/>
@@ -10536,7 +8222,9 @@
           <w:szCs w:val="24"/>
           <w:lang w:eastAsia="ru-RU"/>
         </w:rPr>
-      </w:pPr>
+        <w:lastRenderedPageBreak/>
+        <w:t>2. Фишинг — это действие позволяет преступникам</w:t>
+      </w:r>
       <w:r>
         <w:rPr>
           <w:rFonts w:ascii="Helvetica" w:eastAsia="Times New Roman" w:hAnsi="Helvetica" w:cs="Helvetica"/>
@@ -10545,8 +8233,7 @@
           <w:szCs w:val="24"/>
           <w:lang w:eastAsia="ru-RU"/>
         </w:rPr>
-        <w:lastRenderedPageBreak/>
-        <w:t>2. Фишинг — это действие позволяет преступникам</w:t>
+        <w:t xml:space="preserve"> </w:t>
       </w:r>
       <w:r>
         <w:rPr>
@@ -10556,7 +8243,7 @@
           <w:szCs w:val="24"/>
           <w:lang w:eastAsia="ru-RU"/>
         </w:rPr>
-        <w:t xml:space="preserve"> </w:t>
+        <w:t>заполучить личные данные гражданина, пароли, информацию, позволяющую получить доступ к счетам и</w:t>
       </w:r>
       <w:r>
         <w:rPr>
@@ -10566,7 +8253,7 @@
           <w:szCs w:val="24"/>
           <w:lang w:eastAsia="ru-RU"/>
         </w:rPr>
-        <w:t>заполучить личные данные гражданина, пароли, информацию, позволяющую получить доступ к счетам и</w:t>
+        <w:t xml:space="preserve"> </w:t>
       </w:r>
       <w:r>
         <w:rPr>
@@ -10576,7 +8263,7 @@
           <w:szCs w:val="24"/>
           <w:lang w:eastAsia="ru-RU"/>
         </w:rPr>
-        <w:t xml:space="preserve"> </w:t>
+        <w:t>банковским картам. Широкое распространение имеет</w:t>
       </w:r>
       <w:r>
         <w:rPr>
@@ -10586,7 +8273,7 @@
           <w:szCs w:val="24"/>
           <w:lang w:eastAsia="ru-RU"/>
         </w:rPr>
-        <w:t>банковским картам. Широкое распространение имеет</w:t>
+        <w:t xml:space="preserve"> </w:t>
       </w:r>
       <w:r>
         <w:rPr>
@@ -10596,7 +8283,7 @@
           <w:szCs w:val="24"/>
           <w:lang w:eastAsia="ru-RU"/>
         </w:rPr>
-        <w:t xml:space="preserve"> </w:t>
+        <w:t>так называемый целевой фишинг. Он отличается тем,</w:t>
       </w:r>
       <w:r>
         <w:rPr>
@@ -10606,7 +8293,7 @@
           <w:szCs w:val="24"/>
           <w:lang w:eastAsia="ru-RU"/>
         </w:rPr>
-        <w:t>так называемый целевой фишинг. Он отличается тем,</w:t>
+        <w:t xml:space="preserve"> </w:t>
       </w:r>
       <w:r>
         <w:rPr>
@@ -10616,7 +8303,7 @@
           <w:szCs w:val="24"/>
           <w:lang w:eastAsia="ru-RU"/>
         </w:rPr>
-        <w:t xml:space="preserve"> </w:t>
+        <w:t>что преступники рассылают письма с вредоносными</w:t>
       </w:r>
       <w:r>
         <w:rPr>
@@ -10626,7 +8313,7 @@
           <w:szCs w:val="24"/>
           <w:lang w:eastAsia="ru-RU"/>
         </w:rPr>
-        <w:t>что преступники рассылают письма с вредоносными</w:t>
+        <w:t xml:space="preserve"> </w:t>
       </w:r>
       <w:r>
         <w:rPr>
@@ -10636,9 +8323,12 @@
           <w:szCs w:val="24"/>
           <w:lang w:eastAsia="ru-RU"/>
         </w:rPr>
-        <w:t xml:space="preserve"> </w:t>
-      </w:r>
-      <w:r>
+        <w:t>ссылками определенной целевой аудитории или конкретным лицам.</w:t>
+      </w:r>
+    </w:p>
+    <w:p>
+      <w:pPr>
+        <w:spacing w:before="100" w:beforeAutospacing="1" w:after="0" w:line="240" w:lineRule="auto"/>
         <w:rPr>
           <w:rFonts w:ascii="Helvetica" w:eastAsia="Times New Roman" w:hAnsi="Helvetica" w:cs="Helvetica"/>
           <w:color w:val="333333"/>
@@ -10646,12 +8336,8 @@
           <w:szCs w:val="24"/>
           <w:lang w:eastAsia="ru-RU"/>
         </w:rPr>
-        <w:t>ссылками определенной целевой аудитории или конкретным лицам.</w:t>
-      </w:r>
-    </w:p>
-    <w:p>
-      <w:pPr>
-        <w:spacing w:before="100" w:beforeAutospacing="1" w:after="0" w:line="240" w:lineRule="auto"/>
+      </w:pPr>
+      <w:r>
         <w:rPr>
           <w:rFonts w:ascii="Helvetica" w:eastAsia="Times New Roman" w:hAnsi="Helvetica" w:cs="Helvetica"/>
           <w:color w:val="333333"/>
@@ -10659,38 +8345,7 @@
           <w:szCs w:val="24"/>
           <w:lang w:eastAsia="ru-RU"/>
         </w:rPr>
-      </w:pPr>
-      <w:r>
-        <w:rPr>
-          <w:rFonts w:ascii="Helvetica" w:eastAsia="Times New Roman" w:hAnsi="Helvetica" w:cs="Helvetica"/>
-          <w:color w:val="333333"/>
-          <w:sz w:val="24"/>
-          <w:szCs w:val="24"/>
-          <w:lang w:eastAsia="ru-RU"/>
-        </w:rPr>
-        <w:t xml:space="preserve">3. </w:t>
-      </w:r>
-      <w:proofErr w:type="spellStart"/>
-      <w:r>
-        <w:rPr>
-          <w:rFonts w:ascii="Helvetica" w:eastAsia="Times New Roman" w:hAnsi="Helvetica" w:cs="Helvetica"/>
-          <w:color w:val="333333"/>
-          <w:sz w:val="24"/>
-          <w:szCs w:val="24"/>
-          <w:lang w:eastAsia="ru-RU"/>
-        </w:rPr>
-        <w:t>Фарминг</w:t>
-      </w:r>
-      <w:proofErr w:type="spellEnd"/>
-      <w:r>
-        <w:rPr>
-          <w:rFonts w:ascii="Helvetica" w:eastAsia="Times New Roman" w:hAnsi="Helvetica" w:cs="Helvetica"/>
-          <w:color w:val="333333"/>
-          <w:sz w:val="24"/>
-          <w:szCs w:val="24"/>
-          <w:lang w:eastAsia="ru-RU"/>
-        </w:rPr>
-        <w:t xml:space="preserve"> — это продажа наркотических средств</w:t>
+        <w:t>3. Фарминг — это продажа наркотических средств</w:t>
       </w:r>
       <w:r>
         <w:rPr>
@@ -11027,21 +8682,7 @@
           <w:highlight w:val="yellow"/>
         </w:rPr>
         <w:br/>
-        <w:t xml:space="preserve">— Злоумышленники используют ИИ для автоматизации, повышения правдоподобия и масштабирования фишинга, фишинга и социальных атак; применяют </w:t>
-      </w:r>
-      <w:proofErr w:type="spellStart"/>
-      <w:r>
-        <w:rPr>
-          <w:highlight w:val="yellow"/>
-        </w:rPr>
-        <w:t>дипфейки</w:t>
-      </w:r>
-      <w:proofErr w:type="spellEnd"/>
-      <w:r>
-        <w:rPr>
-          <w:highlight w:val="yellow"/>
-        </w:rPr>
-        <w:t xml:space="preserve"> для мошенничества и обхода средств защиты. Генеративный ИИ позволяет вести тысячи адаптированных атак одновременно, что снижает порог входа для менее квалифицированных преступников.</w:t>
+        <w:t>— Злоумышленники используют ИИ для автоматизации, повышения правдоподобия и масштабирования фишинга, фишинга и социальных атак; применяют дипфейки для мошенничества и обхода средств защиты. Генеративный ИИ позволяет вести тысячи адаптированных атак одновременно, что снижает порог входа для менее квалифицированных преступников.</w:t>
       </w:r>
     </w:p>
     <w:p>
@@ -11067,21 +8708,7 @@
           <w:highlight w:val="yellow"/>
         </w:rPr>
         <w:br/>
-        <w:t xml:space="preserve">— </w:t>
-      </w:r>
-      <w:proofErr w:type="spellStart"/>
-      <w:r>
-        <w:rPr>
-          <w:highlight w:val="yellow"/>
-        </w:rPr>
-        <w:t>Рansomware</w:t>
-      </w:r>
-      <w:proofErr w:type="spellEnd"/>
-      <w:r>
-        <w:rPr>
-          <w:highlight w:val="yellow"/>
-        </w:rPr>
-        <w:t xml:space="preserve"> остаются одной из наиболее разрушительных угроз: они шифруют и/или крадут данные, всё чаще нацелены на цепочки поставок и используют </w:t>
+        <w:t xml:space="preserve">— Рansomware остаются одной из наиболее разрушительных угроз: они шифруют и/или крадут данные, всё чаще нацелены на цепочки поставок и используют </w:t>
       </w:r>
       <w:r>
         <w:rPr>
@@ -11108,23 +8735,7 @@
           <w:rStyle w:val="a3"/>
           <w:highlight w:val="yellow"/>
         </w:rPr>
-        <w:t xml:space="preserve">Демократизация </w:t>
-      </w:r>
-      <w:proofErr w:type="spellStart"/>
-      <w:r>
-        <w:rPr>
-          <w:rStyle w:val="a3"/>
-          <w:highlight w:val="yellow"/>
-        </w:rPr>
-        <w:t>кибервозможностей</w:t>
-      </w:r>
-      <w:proofErr w:type="spellEnd"/>
-      <w:r>
-        <w:rPr>
-          <w:rStyle w:val="a3"/>
-          <w:highlight w:val="yellow"/>
-        </w:rPr>
-        <w:t>.</w:t>
+        <w:t>Демократизация кибервозможностей.</w:t>
       </w:r>
       <w:r>
         <w:rPr>
@@ -11158,21 +8769,7 @@
           <w:highlight w:val="yellow"/>
         </w:rPr>
         <w:br/>
-        <w:t xml:space="preserve">— Хотя практические квантовые атаки ещё не повсеместны, развитие квантовых вычислений ставит под угрозу традиционные схемы шифрования (RSA, DES) и требует перехода на </w:t>
-      </w:r>
-      <w:proofErr w:type="spellStart"/>
-      <w:r>
-        <w:rPr>
-          <w:highlight w:val="yellow"/>
-        </w:rPr>
-        <w:t>постквантовую</w:t>
-      </w:r>
-      <w:proofErr w:type="spellEnd"/>
-      <w:r>
-        <w:rPr>
-          <w:highlight w:val="yellow"/>
-        </w:rPr>
-        <w:t xml:space="preserve"> криптографию. </w:t>
+        <w:t xml:space="preserve">— Хотя практические квантовые атаки ещё не повсеместны, развитие квантовых вычислений ставит под угрозу традиционные схемы шифрования (RSA, DES) и требует перехода на постквантовую криптографию. </w:t>
       </w:r>
     </w:p>
     <w:p>
@@ -11192,100 +8789,14 @@
           <w:rStyle w:val="a3"/>
           <w:highlight w:val="yellow"/>
         </w:rPr>
-        <w:t xml:space="preserve">Социальные сети и </w:t>
-      </w:r>
-      <w:proofErr w:type="spellStart"/>
-      <w:r>
-        <w:rPr>
-          <w:rStyle w:val="a3"/>
-          <w:highlight w:val="yellow"/>
-        </w:rPr>
-        <w:t>GenAI</w:t>
-      </w:r>
-      <w:proofErr w:type="spellEnd"/>
-      <w:r>
-        <w:rPr>
-          <w:rStyle w:val="a3"/>
-          <w:highlight w:val="yellow"/>
-        </w:rPr>
-        <w:t xml:space="preserve"> как вектор атак.</w:t>
+        <w:t>Социальные сети и GenAI как вектор атак.</w:t>
       </w:r>
       <w:r>
         <w:rPr>
           <w:highlight w:val="yellow"/>
         </w:rPr>
         <w:br/>
-        <w:t xml:space="preserve">— Комбинация персональных данных социальных платформ и возможностей </w:t>
-      </w:r>
-      <w:proofErr w:type="spellStart"/>
-      <w:r>
-        <w:rPr>
-          <w:highlight w:val="yellow"/>
-        </w:rPr>
-        <w:t>GenAI</w:t>
-      </w:r>
-      <w:proofErr w:type="spellEnd"/>
-      <w:r>
-        <w:rPr>
-          <w:highlight w:val="yellow"/>
-        </w:rPr>
-        <w:t xml:space="preserve"> порождает </w:t>
-      </w:r>
-      <w:proofErr w:type="spellStart"/>
-      <w:r>
-        <w:rPr>
-          <w:highlight w:val="yellow"/>
-        </w:rPr>
-        <w:t>высокоадресуемые</w:t>
-      </w:r>
-      <w:proofErr w:type="spellEnd"/>
-      <w:r>
-        <w:rPr>
-          <w:highlight w:val="yellow"/>
-        </w:rPr>
-        <w:t xml:space="preserve"> и правдоподобные кампании социальной инженерии, включая имитацию голосов и </w:t>
-      </w:r>
-      <w:proofErr w:type="spellStart"/>
-      <w:r>
-        <w:rPr>
-          <w:highlight w:val="yellow"/>
-        </w:rPr>
-        <w:t>видеоподделки</w:t>
-      </w:r>
-      <w:proofErr w:type="spellEnd"/>
-      <w:r>
-        <w:rPr>
-          <w:highlight w:val="yellow"/>
-        </w:rPr>
-        <w:t xml:space="preserve"> (</w:t>
-      </w:r>
-      <w:proofErr w:type="spellStart"/>
-      <w:r>
-        <w:rPr>
-          <w:highlight w:val="yellow"/>
-        </w:rPr>
-        <w:t>дипфейки</w:t>
-      </w:r>
-      <w:proofErr w:type="spellEnd"/>
-      <w:r>
-        <w:rPr>
-          <w:highlight w:val="yellow"/>
-        </w:rPr>
-        <w:t xml:space="preserve">). Профессиональные сети (например, </w:t>
-      </w:r>
-      <w:proofErr w:type="spellStart"/>
-      <w:r>
-        <w:rPr>
-          <w:highlight w:val="yellow"/>
-        </w:rPr>
-        <w:t>LinkedIn</w:t>
-      </w:r>
-      <w:proofErr w:type="spellEnd"/>
-      <w:r>
-        <w:rPr>
-          <w:highlight w:val="yellow"/>
-        </w:rPr>
-        <w:t xml:space="preserve">) особенно уязвимы для целевых атак против сотрудников и руководства. </w:t>
+        <w:t xml:space="preserve">— Комбинация персональных данных социальных платформ и возможностей GenAI порождает высокоадресуемые и правдоподобные кампании социальной инженерии, включая имитацию голосов и видеоподделки (дипфейки). Профессиональные сети (например, LinkedIn) особенно уязвимы для целевых атак против сотрудников и руководства. </w:t>
       </w:r>
     </w:p>
     <w:p>
@@ -11304,100 +8815,14 @@
           <w:rStyle w:val="a3"/>
           <w:highlight w:val="yellow"/>
         </w:rPr>
-        <w:t xml:space="preserve">Рост атак на облако, </w:t>
-      </w:r>
-      <w:proofErr w:type="spellStart"/>
-      <w:r>
-        <w:rPr>
-          <w:rStyle w:val="a3"/>
-          <w:highlight w:val="yellow"/>
-        </w:rPr>
-        <w:t>IoT</w:t>
-      </w:r>
-      <w:proofErr w:type="spellEnd"/>
-      <w:r>
-        <w:rPr>
-          <w:rStyle w:val="a3"/>
-          <w:highlight w:val="yellow"/>
-        </w:rPr>
-        <w:t xml:space="preserve"> и цепочки поставок.</w:t>
+        <w:t>Рост атак на облако, IoT и цепочки поставок.</w:t>
       </w:r>
       <w:r>
         <w:rPr>
           <w:highlight w:val="yellow"/>
         </w:rPr>
         <w:br/>
-        <w:t xml:space="preserve">— </w:t>
-      </w:r>
-      <w:proofErr w:type="spellStart"/>
-      <w:r>
-        <w:rPr>
-          <w:highlight w:val="yellow"/>
-        </w:rPr>
-        <w:t>Мультиоблачные</w:t>
-      </w:r>
-      <w:proofErr w:type="spellEnd"/>
-      <w:r>
-        <w:rPr>
-          <w:highlight w:val="yellow"/>
-        </w:rPr>
-        <w:t xml:space="preserve"> среды и массовое распространение </w:t>
-      </w:r>
-      <w:proofErr w:type="spellStart"/>
-      <w:r>
-        <w:rPr>
-          <w:highlight w:val="yellow"/>
-        </w:rPr>
-        <w:t>IoT</w:t>
-      </w:r>
-      <w:proofErr w:type="spellEnd"/>
-      <w:r>
-        <w:rPr>
-          <w:highlight w:val="yellow"/>
-        </w:rPr>
-        <w:t xml:space="preserve"> расширяют поверхность атаки; неверные конфигурации, небезопасные API и проблемы безопасности устройств </w:t>
-      </w:r>
-      <w:proofErr w:type="spellStart"/>
-      <w:r>
-        <w:rPr>
-          <w:highlight w:val="yellow"/>
-        </w:rPr>
-        <w:t>IoT</w:t>
-      </w:r>
-      <w:proofErr w:type="spellEnd"/>
-      <w:r>
-        <w:rPr>
-          <w:highlight w:val="yellow"/>
-        </w:rPr>
-        <w:t xml:space="preserve"> служат частыми векторами компрометации. Одновременно атаки на поставщиков софта (</w:t>
-      </w:r>
-      <w:proofErr w:type="spellStart"/>
-      <w:r>
-        <w:rPr>
-          <w:highlight w:val="yellow"/>
-        </w:rPr>
-        <w:t>supply-chain</w:t>
-      </w:r>
-      <w:proofErr w:type="spellEnd"/>
-      <w:r>
-        <w:rPr>
-          <w:highlight w:val="yellow"/>
-        </w:rPr>
-        <w:t xml:space="preserve"> </w:t>
-      </w:r>
-      <w:proofErr w:type="spellStart"/>
-      <w:r>
-        <w:rPr>
-          <w:highlight w:val="yellow"/>
-        </w:rPr>
-        <w:t>attacks</w:t>
-      </w:r>
-      <w:proofErr w:type="spellEnd"/>
-      <w:r>
-        <w:rPr>
-          <w:highlight w:val="yellow"/>
-        </w:rPr>
-        <w:t>) демонстрируют эффект «каскадного» риска.</w:t>
+        <w:t>— Мультиоблачные среды и массовое распространение IoT расширяют поверхность атаки; неверные конфигурации, небезопасные API и проблемы безопасности устройств IoT служат частыми векторами компрометации. Одновременно атаки на поставщиков софта (supply-chain attacks) демонстрируют эффект «каскадного» риска.</w:t>
       </w:r>
     </w:p>
     <w:p>
@@ -11416,44 +8841,14 @@
           <w:rStyle w:val="a3"/>
           <w:highlight w:val="yellow"/>
         </w:rPr>
-        <w:t xml:space="preserve">Вредоносное ПО, сгенерированное ИИ, и </w:t>
-      </w:r>
-      <w:proofErr w:type="spellStart"/>
-      <w:r>
-        <w:rPr>
-          <w:rStyle w:val="a3"/>
-          <w:highlight w:val="yellow"/>
-        </w:rPr>
-        <w:t>мультиагентные</w:t>
-      </w:r>
-      <w:proofErr w:type="spellEnd"/>
-      <w:r>
-        <w:rPr>
-          <w:rStyle w:val="a3"/>
-          <w:highlight w:val="yellow"/>
-        </w:rPr>
-        <w:t xml:space="preserve"> системы.</w:t>
+        <w:t>Вредоносное ПО, сгенерированное ИИ, и мультиагентные системы.</w:t>
       </w:r>
       <w:r>
         <w:rPr>
           <w:highlight w:val="yellow"/>
         </w:rPr>
         <w:br/>
-        <w:t xml:space="preserve">— Появляются инструменты, генерирующие полноценный вредоносный код по запросу; также описаны сценарии использования </w:t>
-      </w:r>
-      <w:proofErr w:type="spellStart"/>
-      <w:r>
-        <w:rPr>
-          <w:highlight w:val="yellow"/>
-        </w:rPr>
-        <w:t>многоагентных</w:t>
-      </w:r>
-      <w:proofErr w:type="spellEnd"/>
-      <w:r>
-        <w:rPr>
-          <w:highlight w:val="yellow"/>
-        </w:rPr>
-        <w:t xml:space="preserve"> ИИ-систем для координации распределённых атак.</w:t>
+        <w:t>— Появляются инструменты, генерирующие полноценный вредоносный код по запросу; также описаны сценарии использования многоагентных ИИ-систем для координации распределённых атак.</w:t>
       </w:r>
     </w:p>
     <w:p>
@@ -11472,44 +8867,14 @@
           <w:rStyle w:val="a3"/>
           <w:highlight w:val="yellow"/>
         </w:rPr>
-        <w:t xml:space="preserve">Недостаток квалифицированных специалистов и усиление </w:t>
-      </w:r>
-      <w:proofErr w:type="spellStart"/>
-      <w:r>
-        <w:rPr>
-          <w:rStyle w:val="a3"/>
-          <w:highlight w:val="yellow"/>
-        </w:rPr>
-        <w:t>регуляторики</w:t>
-      </w:r>
-      <w:proofErr w:type="spellEnd"/>
-      <w:r>
-        <w:rPr>
-          <w:rStyle w:val="a3"/>
-          <w:highlight w:val="yellow"/>
-        </w:rPr>
-        <w:t>.</w:t>
+        <w:t>Недостаток квалифицированных специалистов и усиление регуляторики.</w:t>
       </w:r>
       <w:r>
         <w:rPr>
           <w:highlight w:val="yellow"/>
         </w:rPr>
         <w:br/>
-        <w:t xml:space="preserve">— Нехватка кадров по кибербезопасности уменьшает эффективность внедряемых технологий; одновременно регуляторные требования и ужесточение условий </w:t>
-      </w:r>
-      <w:proofErr w:type="spellStart"/>
-      <w:r>
-        <w:rPr>
-          <w:highlight w:val="yellow"/>
-        </w:rPr>
-        <w:t>киберстрахования</w:t>
-      </w:r>
-      <w:proofErr w:type="spellEnd"/>
-      <w:r>
-        <w:rPr>
-          <w:highlight w:val="yellow"/>
-        </w:rPr>
-        <w:t xml:space="preserve"> увеличивают нагрузку на организации.</w:t>
+        <w:t>— Нехватка кадров по кибербезопасности уменьшает эффективность внедряемых технологий; одновременно регуляторные требования и ужесточение условий киберстрахования увеличивают нагрузку на организации.</w:t>
       </w:r>
     </w:p>
     <w:p>
@@ -11572,39 +8937,7 @@
           <w:rStyle w:val="a3"/>
           <w:highlight w:val="yellow"/>
         </w:rPr>
-        <w:t xml:space="preserve">Атака </w:t>
-      </w:r>
-      <w:proofErr w:type="spellStart"/>
-      <w:r>
-        <w:rPr>
-          <w:rStyle w:val="a3"/>
-          <w:highlight w:val="yellow"/>
-        </w:rPr>
-        <w:t>Sunburst</w:t>
-      </w:r>
-      <w:proofErr w:type="spellEnd"/>
-      <w:r>
-        <w:rPr>
-          <w:rStyle w:val="a3"/>
-          <w:highlight w:val="yellow"/>
-        </w:rPr>
-        <w:t xml:space="preserve"> (</w:t>
-      </w:r>
-      <w:proofErr w:type="spellStart"/>
-      <w:r>
-        <w:rPr>
-          <w:rStyle w:val="a3"/>
-          <w:highlight w:val="yellow"/>
-        </w:rPr>
-        <w:t>SolarWinds</w:t>
-      </w:r>
-      <w:proofErr w:type="spellEnd"/>
-      <w:r>
-        <w:rPr>
-          <w:rStyle w:val="a3"/>
-          <w:highlight w:val="yellow"/>
-        </w:rPr>
-        <w:t>)</w:t>
+        <w:t>Атака Sunburst (SolarWinds)</w:t>
       </w:r>
       <w:r>
         <w:rPr>
@@ -11626,53 +8959,12 @@
         <w:br/>
         <w:t xml:space="preserve">— </w:t>
       </w:r>
-      <w:proofErr w:type="spellStart"/>
       <w:r>
         <w:rPr>
           <w:rStyle w:val="a3"/>
           <w:highlight w:val="yellow"/>
         </w:rPr>
-        <w:t>Colonial</w:t>
-      </w:r>
-      <w:proofErr w:type="spellEnd"/>
-      <w:r>
-        <w:rPr>
-          <w:rStyle w:val="a3"/>
-          <w:highlight w:val="yellow"/>
-        </w:rPr>
-        <w:t xml:space="preserve"> </w:t>
-      </w:r>
-      <w:proofErr w:type="spellStart"/>
-      <w:r>
-        <w:rPr>
-          <w:rStyle w:val="a3"/>
-          <w:highlight w:val="yellow"/>
-        </w:rPr>
-        <w:t>Pipeline</w:t>
-      </w:r>
-      <w:proofErr w:type="spellEnd"/>
-      <w:r>
-        <w:rPr>
-          <w:rStyle w:val="a3"/>
-          <w:highlight w:val="yellow"/>
-        </w:rPr>
-        <w:t xml:space="preserve"> (</w:t>
-      </w:r>
-      <w:proofErr w:type="spellStart"/>
-      <w:r>
-        <w:rPr>
-          <w:rStyle w:val="a3"/>
-          <w:highlight w:val="yellow"/>
-        </w:rPr>
-        <w:t>ransomware</w:t>
-      </w:r>
-      <w:proofErr w:type="spellEnd"/>
-      <w:r>
-        <w:rPr>
-          <w:rStyle w:val="a3"/>
-          <w:highlight w:val="yellow"/>
-        </w:rPr>
-        <w:t>)</w:t>
+        <w:t>Colonial Pipeline (ransomware)</w:t>
       </w:r>
       <w:r>
         <w:rPr>
@@ -11692,56 +8984,14 @@
         <w:rPr>
           <w:highlight w:val="yellow"/>
         </w:rPr>
-        <w:t xml:space="preserve">Современные угрозы сочетают классические приёмы и новые технологии (ИИ, </w:t>
-      </w:r>
-      <w:proofErr w:type="spellStart"/>
-      <w:r>
-        <w:rPr>
-          <w:highlight w:val="yellow"/>
-        </w:rPr>
-        <w:t>мультиагентные</w:t>
-      </w:r>
-      <w:proofErr w:type="spellEnd"/>
-      <w:r>
-        <w:rPr>
-          <w:highlight w:val="yellow"/>
-        </w:rPr>
-        <w:t xml:space="preserve"> системы, квантовые риски), поэтому защита веб-приложений должна быть многослойной и адаптивной. Веб-приложения особенно уязвимы, поскольку они работают в открытой сети, обрабатывают чувствительные данные и часто зависят от сторонних компонентов/библиотек — следовательно, акцент на безопасной разработке (</w:t>
-      </w:r>
-      <w:proofErr w:type="spellStart"/>
-      <w:r>
-        <w:rPr>
-          <w:highlight w:val="yellow"/>
-        </w:rPr>
-        <w:t>secure-by-design</w:t>
-      </w:r>
-      <w:proofErr w:type="spellEnd"/>
-      <w:r>
-        <w:rPr>
-          <w:highlight w:val="yellow"/>
-        </w:rPr>
-        <w:t xml:space="preserve">), управлении зависимостями и защите цепочек поставок обязателен. </w:t>
+        <w:t xml:space="preserve">Современные угрозы сочетают классические приёмы и новые технологии (ИИ, мультиагентные системы, квантовые риски), поэтому защита веб-приложений должна быть многослойной и адаптивной. Веб-приложения особенно уязвимы, поскольку они работают в открытой сети, обрабатывают чувствительные данные и часто зависят от сторонних компонентов/библиотек — следовательно, акцент на безопасной разработке (secure-by-design), управлении зависимостями и защите цепочек поставок обязателен. </w:t>
       </w:r>
       <w:r>
         <w:rPr>
           <w:highlight w:val="yellow"/>
         </w:rPr>
         <w:lastRenderedPageBreak/>
-        <w:t xml:space="preserve">Необходимо сочетать защиту на основе ИИ (ИИ-защита) с контролем использования публичных ИИ-сервисов (чтобы не допустить утечек), а также начать подготовку к </w:t>
-      </w:r>
-      <w:proofErr w:type="spellStart"/>
-      <w:r>
-        <w:rPr>
-          <w:highlight w:val="yellow"/>
-        </w:rPr>
-        <w:t>постквантовой</w:t>
-      </w:r>
-      <w:proofErr w:type="spellEnd"/>
-      <w:r>
-        <w:rPr>
-          <w:highlight w:val="yellow"/>
-        </w:rPr>
-        <w:t xml:space="preserve"> криптографии. Коллективные усилия отрасли, государственно-частное партнёрство и повышение уровня осведомлённости персонала — ключевые элементы устойчивости.</w:t>
+        <w:t>Необходимо сочетать защиту на основе ИИ (ИИ-защита) с контролем использования публичных ИИ-сервисов (чтобы не допустить утечек), а также начать подготовку к постквантовой криптографии. Коллективные усилия отрасли, государственно-частное партнёрство и повышение уровня осведомлённости персонала — ключевые элементы устойчивости.</w:t>
       </w:r>
       <w:r>
         <w:t xml:space="preserve"> </w:t>
@@ -11785,7 +9035,7 @@
 </file>
 
 <file path=word/endnotes.xml><?xml version="1.0" encoding="utf-8"?>
-<w:endnotes xmlns:wpc="http://schemas.microsoft.com/office/word/2010/wordprocessingCanvas" xmlns:cx="http://schemas.microsoft.com/office/drawing/2014/chartex" xmlns:cx1="http://schemas.microsoft.com/office/drawing/2015/9/8/chartex" xmlns:cx2="http://schemas.microsoft.com/office/drawing/2015/10/21/chartex" xmlns:cx3="http://schemas.microsoft.com/office/drawing/2016/5/9/chartex" xmlns:cx4="http://schemas.microsoft.com/office/drawing/2016/5/10/chartex" xmlns:cx5="http://schemas.microsoft.com/office/drawing/2016/5/11/chartex" xmlns:cx6="http://schemas.microsoft.com/office/drawing/2016/5/12/chartex" xmlns:cx7="http://schemas.microsoft.com/office/drawing/2016/5/13/chartex" xmlns:cx8="http://schemas.microsoft.com/office/drawing/2016/5/14/chartex" xmlns:mc="http://schemas.openxmlformats.org/markup-compatibility/2006" xmlns:aink="http://schemas.microsoft.com/office/drawing/2016/ink" xmlns:am3d="http://schemas.microsoft.com/office/drawing/2017/model3d" xmlns:o="urn:schemas-microsoft-com:office:office" xmlns:r="http://schemas.openxmlformats.org/officeDocument/2006/relationships" xmlns:m="http://schemas.openxmlformats.org/officeDocument/2006/math" xmlns:v="urn:schemas-microsoft-com:vml" xmlns:wp14="http://schemas.microsoft.com/office/word/2010/wordprocessingDrawing" xmlns:wp="http://schemas.openxmlformats.org/drawingml/2006/wordprocessingDrawing" xmlns:w10="urn:schemas-microsoft-com:office:word" xmlns:w="http://schemas.openxmlformats.org/wordprocessingml/2006/main" xmlns:w14="http://schemas.microsoft.com/office/word/2010/wordml" xmlns:w15="http://schemas.microsoft.com/office/word/2012/wordml" xmlns:w16cex="http://schemas.microsoft.com/office/word/2018/wordml/cex" xmlns:w16cid="http://schemas.microsoft.com/office/word/2016/wordml/cid" xmlns:w16="http://schemas.microsoft.com/office/word/2018/wordml" xmlns:w16sdtdh="http://schemas.microsoft.com/office/word/2020/wordml/sdtdatahash" xmlns:w16se="http://schemas.microsoft.com/office/word/2015/wordml/symex" xmlns:wpg="http://schemas.microsoft.com/office/word/2010/wordprocessingGroup" xmlns:wpi="http://schemas.microsoft.com/office/word/2010/wordprocessingInk" xmlns:wne="http://schemas.microsoft.com/office/word/2006/wordml" xmlns:wps="http://schemas.microsoft.com/office/word/2010/wordprocessingShape" mc:Ignorable="w14 w15 w16se w16cid w16 w16cex w16sdtdh wp14">
+<w:endnotes xmlns:wpc="http://schemas.microsoft.com/office/word/2010/wordprocessingCanvas" xmlns:cx="http://schemas.microsoft.com/office/drawing/2014/chartex" xmlns:cx1="http://schemas.microsoft.com/office/drawing/2015/9/8/chartex" xmlns:cx2="http://schemas.microsoft.com/office/drawing/2015/10/21/chartex" xmlns:cx3="http://schemas.microsoft.com/office/drawing/2016/5/9/chartex" xmlns:cx4="http://schemas.microsoft.com/office/drawing/2016/5/10/chartex" xmlns:cx5="http://schemas.microsoft.com/office/drawing/2016/5/11/chartex" xmlns:cx6="http://schemas.microsoft.com/office/drawing/2016/5/12/chartex" xmlns:cx7="http://schemas.microsoft.com/office/drawing/2016/5/13/chartex" xmlns:cx8="http://schemas.microsoft.com/office/drawing/2016/5/14/chartex" xmlns:mc="http://schemas.openxmlformats.org/markup-compatibility/2006" xmlns:aink="http://schemas.microsoft.com/office/drawing/2016/ink" xmlns:am3d="http://schemas.microsoft.com/office/drawing/2017/model3d" xmlns:o="urn:schemas-microsoft-com:office:office" xmlns:r="http://schemas.openxmlformats.org/officeDocument/2006/relationships" xmlns:m="http://schemas.openxmlformats.org/officeDocument/2006/math" xmlns:v="urn:schemas-microsoft-com:vml" xmlns:wp14="http://schemas.microsoft.com/office/word/2010/wordprocessingDrawing" xmlns:wp="http://schemas.openxmlformats.org/drawingml/2006/wordprocessingDrawing" xmlns:w10="urn:schemas-microsoft-com:office:word" xmlns:w="http://schemas.openxmlformats.org/wordprocessingml/2006/main" xmlns:w14="http://schemas.microsoft.com/office/word/2010/wordml" xmlns:w15="http://schemas.microsoft.com/office/word/2012/wordml" xmlns:w16cex="http://schemas.microsoft.com/office/word/2018/wordml/cex" xmlns:w16cid="http://schemas.microsoft.com/office/word/2016/wordml/cid" xmlns:w16="http://schemas.microsoft.com/office/word/2018/wordml" xmlns:w16se="http://schemas.microsoft.com/office/word/2015/wordml/symex" xmlns:wpg="http://schemas.microsoft.com/office/word/2010/wordprocessingGroup" xmlns:wpi="http://schemas.microsoft.com/office/word/2010/wordprocessingInk" xmlns:wne="http://schemas.microsoft.com/office/word/2006/wordml" xmlns:wps="http://schemas.microsoft.com/office/word/2010/wordprocessingShape" mc:Ignorable="w14 w15 w16se w16cid w16 w16cex wp14">
   <w:endnote w:type="separator" w:id="-1">
     <w:p>
       <w:pPr>
@@ -11810,7 +9060,7 @@
 </file>
 
 <file path=word/footnotes.xml><?xml version="1.0" encoding="utf-8"?>
-<w:footnotes xmlns:wpc="http://schemas.microsoft.com/office/word/2010/wordprocessingCanvas" xmlns:cx="http://schemas.microsoft.com/office/drawing/2014/chartex" xmlns:cx1="http://schemas.microsoft.com/office/drawing/2015/9/8/chartex" xmlns:cx2="http://schemas.microsoft.com/office/drawing/2015/10/21/chartex" xmlns:cx3="http://schemas.microsoft.com/office/drawing/2016/5/9/chartex" xmlns:cx4="http://schemas.microsoft.com/office/drawing/2016/5/10/chartex" xmlns:cx5="http://schemas.microsoft.com/office/drawing/2016/5/11/chartex" xmlns:cx6="http://schemas.microsoft.com/office/drawing/2016/5/12/chartex" xmlns:cx7="http://schemas.microsoft.com/office/drawing/2016/5/13/chartex" xmlns:cx8="http://schemas.microsoft.com/office/drawing/2016/5/14/chartex" xmlns:mc="http://schemas.openxmlformats.org/markup-compatibility/2006" xmlns:aink="http://schemas.microsoft.com/office/drawing/2016/ink" xmlns:am3d="http://schemas.microsoft.com/office/drawing/2017/model3d" xmlns:o="urn:schemas-microsoft-com:office:office" xmlns:r="http://schemas.openxmlformats.org/officeDocument/2006/relationships" xmlns:m="http://schemas.openxmlformats.org/officeDocument/2006/math" xmlns:v="urn:schemas-microsoft-com:vml" xmlns:wp14="http://schemas.microsoft.com/office/word/2010/wordprocessingDrawing" xmlns:wp="http://schemas.openxmlformats.org/drawingml/2006/wordprocessingDrawing" xmlns:w10="urn:schemas-microsoft-com:office:word" xmlns:w="http://schemas.openxmlformats.org/wordprocessingml/2006/main" xmlns:w14="http://schemas.microsoft.com/office/word/2010/wordml" xmlns:w15="http://schemas.microsoft.com/office/word/2012/wordml" xmlns:w16cex="http://schemas.microsoft.com/office/word/2018/wordml/cex" xmlns:w16cid="http://schemas.microsoft.com/office/word/2016/wordml/cid" xmlns:w16="http://schemas.microsoft.com/office/word/2018/wordml" xmlns:w16sdtdh="http://schemas.microsoft.com/office/word/2020/wordml/sdtdatahash" xmlns:w16se="http://schemas.microsoft.com/office/word/2015/wordml/symex" xmlns:wpg="http://schemas.microsoft.com/office/word/2010/wordprocessingGroup" xmlns:wpi="http://schemas.microsoft.com/office/word/2010/wordprocessingInk" xmlns:wne="http://schemas.microsoft.com/office/word/2006/wordml" xmlns:wps="http://schemas.microsoft.com/office/word/2010/wordprocessingShape" mc:Ignorable="w14 w15 w16se w16cid w16 w16cex w16sdtdh wp14">
+<w:footnotes xmlns:wpc="http://schemas.microsoft.com/office/word/2010/wordprocessingCanvas" xmlns:cx="http://schemas.microsoft.com/office/drawing/2014/chartex" xmlns:cx1="http://schemas.microsoft.com/office/drawing/2015/9/8/chartex" xmlns:cx2="http://schemas.microsoft.com/office/drawing/2015/10/21/chartex" xmlns:cx3="http://schemas.microsoft.com/office/drawing/2016/5/9/chartex" xmlns:cx4="http://schemas.microsoft.com/office/drawing/2016/5/10/chartex" xmlns:cx5="http://schemas.microsoft.com/office/drawing/2016/5/11/chartex" xmlns:cx6="http://schemas.microsoft.com/office/drawing/2016/5/12/chartex" xmlns:cx7="http://schemas.microsoft.com/office/drawing/2016/5/13/chartex" xmlns:cx8="http://schemas.microsoft.com/office/drawing/2016/5/14/chartex" xmlns:mc="http://schemas.openxmlformats.org/markup-compatibility/2006" xmlns:aink="http://schemas.microsoft.com/office/drawing/2016/ink" xmlns:am3d="http://schemas.microsoft.com/office/drawing/2017/model3d" xmlns:o="urn:schemas-microsoft-com:office:office" xmlns:r="http://schemas.openxmlformats.org/officeDocument/2006/relationships" xmlns:m="http://schemas.openxmlformats.org/officeDocument/2006/math" xmlns:v="urn:schemas-microsoft-com:vml" xmlns:wp14="http://schemas.microsoft.com/office/word/2010/wordprocessingDrawing" xmlns:wp="http://schemas.openxmlformats.org/drawingml/2006/wordprocessingDrawing" xmlns:w10="urn:schemas-microsoft-com:office:word" xmlns:w="http://schemas.openxmlformats.org/wordprocessingml/2006/main" xmlns:w14="http://schemas.microsoft.com/office/word/2010/wordml" xmlns:w15="http://schemas.microsoft.com/office/word/2012/wordml" xmlns:w16cex="http://schemas.microsoft.com/office/word/2018/wordml/cex" xmlns:w16cid="http://schemas.microsoft.com/office/word/2016/wordml/cid" xmlns:w16="http://schemas.microsoft.com/office/word/2018/wordml" xmlns:w16se="http://schemas.microsoft.com/office/word/2015/wordml/symex" xmlns:wpg="http://schemas.microsoft.com/office/word/2010/wordprocessingGroup" xmlns:wpi="http://schemas.microsoft.com/office/word/2010/wordprocessingInk" xmlns:wne="http://schemas.microsoft.com/office/word/2006/wordml" xmlns:wps="http://schemas.microsoft.com/office/word/2010/wordprocessingShape" mc:Ignorable="w14 w15 w16se w16cid w16 w16cex wp14">
   <w:footnote w:type="separator" w:id="-1">
     <w:p>
       <w:pPr>
@@ -11875,23 +9125,7 @@
         <w:t xml:space="preserve"> </w:t>
       </w:r>
       <w:r>
-        <w:t xml:space="preserve">Козлов, С. В. Средства разработки современных одностраничных веб-приложений / С. В. Козлов, П. Л. Ильин // Общество, образование, наука в современных парадигмах развития : </w:t>
-      </w:r>
-      <w:proofErr w:type="spellStart"/>
-      <w:r>
-        <w:t>Cборник</w:t>
-      </w:r>
-      <w:proofErr w:type="spellEnd"/>
-      <w:r>
-        <w:t xml:space="preserve"> трудов по материалам III Национальной научно-практической конференции, Керчь, 17–18 октября 2022 года / Редколлегия: Е.П. </w:t>
-      </w:r>
-      <w:proofErr w:type="spellStart"/>
-      <w:r>
-        <w:t>Масюткин</w:t>
-      </w:r>
-      <w:proofErr w:type="spellEnd"/>
-      <w:r>
-        <w:t xml:space="preserve"> [и др.]. – г. Керчь: ФГБОУ ВО «Керченский государственный морской технологический университет», 2022. – С. 39-45. – EDN QCLDIU.</w:t>
+        <w:t>Козлов, С. В. Средства разработки современных одностраничных веб-приложений / С. В. Козлов, П. Л. Ильин // Общество, образование, наука в современных парадигмах развития : Cборник трудов по материалам III Национальной научно-практической конференции, Керчь, 17–18 октября 2022 года / Редколлегия: Е.П. Масюткин [и др.]. – г. Керчь: ФГБОУ ВО «Керченский государственный морской технологический университет», 2022. – С. 39-45. – EDN QCLDIU.</w:t>
       </w:r>
     </w:p>
   </w:footnote>
@@ -11909,21 +9143,8 @@
       <w:r>
         <w:t xml:space="preserve"> </w:t>
       </w:r>
-      <w:proofErr w:type="spellStart"/>
-      <w:r>
-        <w:t>Лапенков</w:t>
-      </w:r>
-      <w:proofErr w:type="spellEnd"/>
-      <w:r>
-        <w:t xml:space="preserve">, М. В. Одностраничные приложения. Их преимущества и недостатки / М. В. </w:t>
-      </w:r>
-      <w:proofErr w:type="spellStart"/>
-      <w:r>
-        <w:t>Лапенков</w:t>
-      </w:r>
-      <w:proofErr w:type="spellEnd"/>
-      <w:r>
-        <w:t xml:space="preserve"> // Инновации. Наука. Образование. – 2021. – № 27. – С. 867-872. – EDN ZAFKCP.</w:t>
+      <w:r>
+        <w:t>Лапенков, М. В. Одностраничные приложения. Их преимущества и недостатки / М. В. Лапенков // Инновации. Наука. Образование. – 2021. – № 27. – С. 867-872. – EDN ZAFKCP.</w:t>
       </w:r>
     </w:p>
   </w:footnote>
@@ -11952,172 +9173,74 @@
           <w:color w:val="222222"/>
           <w:shd w:val="clear" w:color="auto" w:fill="FFFFFF"/>
         </w:rPr>
-        <w:t xml:space="preserve">Бороздин Н. М. Исследование и анализ практических преимуществ </w:t>
-      </w:r>
-      <w:proofErr w:type="spellStart"/>
+        <w:t>Бороздин Н. М. Исследование и анализ практических преимуществ микросервисной архитектуры для современных веб-приложений //Инновационные научные исследования в современном мире. – 2023. – С. 279-284.</w:t>
+      </w:r>
+    </w:p>
+  </w:footnote>
+  <w:footnote w:id="5">
+    <w:p>
+      <w:pPr>
+        <w:pStyle w:val="a4"/>
+      </w:pPr>
+      <w:r>
+        <w:rPr>
+          <w:rStyle w:val="a6"/>
+        </w:rPr>
+        <w:footnoteRef/>
+      </w:r>
+      <w:r>
+        <w:t xml:space="preserve"> </w:t>
+      </w:r>
       <w:r>
         <w:rPr>
           <w:rFonts w:ascii="Arial" w:hAnsi="Arial" w:cs="Arial"/>
           <w:color w:val="222222"/>
           <w:shd w:val="clear" w:color="auto" w:fill="FFFFFF"/>
         </w:rPr>
-        <w:t>микросервисной</w:t>
-      </w:r>
-      <w:proofErr w:type="spellEnd"/>
+        <w:t>Курцев Е. А. АРХИТЕКТУРА ВЕБ-ПРИЛОЖЕНИЙ ДЛЯ СЕРВИСНЫХ СЛУЖБ //НАУЧНЫЙ ЭЛЕКТРОННЫЙ ЖУРНАЛ «АКАДЕМИЧЕСКАЯ ПУБЛИЦИСТИКА». – С. 82.</w:t>
+      </w:r>
+    </w:p>
+  </w:footnote>
+  <w:footnote w:id="6">
+    <w:p>
+      <w:pPr>
+        <w:pStyle w:val="a4"/>
+      </w:pPr>
+      <w:r>
+        <w:rPr>
+          <w:rStyle w:val="a6"/>
+        </w:rPr>
+        <w:footnoteRef/>
+      </w:r>
+      <w:r>
+        <w:t xml:space="preserve"> </w:t>
+      </w:r>
+      <w:r>
+        <w:t>Информационные системы, экономика и управление : Ученые записки. Том Выпуск 24. – Ростов-на-Дону : Ростовский государственный экономический университет "РИНХ", 2022. – 260 с. – ISBN 978-5-7972-3011-3. – EDN FWAKRU.</w:t>
+      </w:r>
+    </w:p>
+  </w:footnote>
+  <w:footnote w:id="7">
+    <w:p>
+      <w:pPr>
+        <w:pStyle w:val="a4"/>
+      </w:pPr>
+      <w:r>
+        <w:rPr>
+          <w:rStyle w:val="a6"/>
+        </w:rPr>
+        <w:footnoteRef/>
+      </w:r>
+      <w:r>
+        <w:t xml:space="preserve"> </w:t>
+      </w:r>
       <w:r>
         <w:rPr>
           <w:rFonts w:ascii="Arial" w:hAnsi="Arial" w:cs="Arial"/>
           <w:color w:val="222222"/>
           <w:shd w:val="clear" w:color="auto" w:fill="FFFFFF"/>
         </w:rPr>
-        <w:t xml:space="preserve"> архитектуры для современных веб-приложений //Инновационные научные исследования в современном мире. – 2023. – С. 279-284.</w:t>
-      </w:r>
-    </w:p>
-  </w:footnote>
-  <w:footnote w:id="5">
-    <w:p>
-      <w:pPr>
-        <w:pStyle w:val="a4"/>
-      </w:pPr>
-      <w:r>
-        <w:rPr>
-          <w:rStyle w:val="a6"/>
-        </w:rPr>
-        <w:footnoteRef/>
-      </w:r>
-      <w:r>
-        <w:t xml:space="preserve"> </w:t>
-      </w:r>
-      <w:proofErr w:type="spellStart"/>
-      <w:r>
-        <w:rPr>
-          <w:rFonts w:ascii="Arial" w:hAnsi="Arial" w:cs="Arial"/>
-          <w:color w:val="222222"/>
-          <w:shd w:val="clear" w:color="auto" w:fill="FFFFFF"/>
-        </w:rPr>
-        <w:t>Курцев</w:t>
-      </w:r>
-      <w:proofErr w:type="spellEnd"/>
-      <w:r>
-        <w:rPr>
-          <w:rFonts w:ascii="Arial" w:hAnsi="Arial" w:cs="Arial"/>
-          <w:color w:val="222222"/>
-          <w:shd w:val="clear" w:color="auto" w:fill="FFFFFF"/>
-        </w:rPr>
-        <w:t xml:space="preserve"> Е. А. АРХИТЕКТУРА ВЕБ-ПРИЛОЖЕНИЙ ДЛЯ СЕРВИСНЫХ СЛУЖБ //НАУЧНЫЙ ЭЛЕКТРОННЫЙ ЖУРНАЛ «АКАДЕМИЧЕСКАЯ ПУБЛИЦИСТИКА». – С. 82.</w:t>
-      </w:r>
-    </w:p>
-  </w:footnote>
-  <w:footnote w:id="6">
-    <w:p>
-      <w:pPr>
-        <w:pStyle w:val="a4"/>
-      </w:pPr>
-      <w:r>
-        <w:rPr>
-          <w:rStyle w:val="a6"/>
-        </w:rPr>
-        <w:footnoteRef/>
-      </w:r>
-      <w:r>
-        <w:t xml:space="preserve"> </w:t>
-      </w:r>
-      <w:r>
-        <w:t xml:space="preserve">Информационные системы, экономика и </w:t>
-      </w:r>
-      <w:proofErr w:type="gramStart"/>
-      <w:r>
-        <w:t>управление :</w:t>
-      </w:r>
-      <w:proofErr w:type="gramEnd"/>
-      <w:r>
-        <w:t xml:space="preserve"> Ученые записки. Том Выпуск 24. – </w:t>
-      </w:r>
-      <w:proofErr w:type="spellStart"/>
-      <w:r>
-        <w:t>Ростов</w:t>
-      </w:r>
-      <w:proofErr w:type="spellEnd"/>
-      <w:r>
-        <w:t>-на-</w:t>
-      </w:r>
-      <w:proofErr w:type="gramStart"/>
-      <w:r>
-        <w:t>Дону :</w:t>
-      </w:r>
-      <w:proofErr w:type="gramEnd"/>
-      <w:r>
-        <w:t xml:space="preserve"> Ростовский государственный экономический университет "РИНХ", 2022. – 260 с. – ISBN 978-5-7972-3011-3. – EDN FWAKRU.</w:t>
-      </w:r>
-    </w:p>
-  </w:footnote>
-  <w:footnote w:id="7">
-    <w:p>
-      <w:pPr>
-        <w:pStyle w:val="a4"/>
-      </w:pPr>
-      <w:r>
-        <w:rPr>
-          <w:rStyle w:val="a6"/>
-        </w:rPr>
-        <w:footnoteRef/>
-      </w:r>
-      <w:r>
-        <w:t xml:space="preserve"> </w:t>
-      </w:r>
-      <w:proofErr w:type="spellStart"/>
-      <w:r>
-        <w:rPr>
-          <w:rFonts w:ascii="Arial" w:hAnsi="Arial" w:cs="Arial"/>
-          <w:color w:val="222222"/>
-          <w:shd w:val="clear" w:color="auto" w:fill="FFFFFF"/>
-        </w:rPr>
-        <w:t>Голублева</w:t>
-      </w:r>
-      <w:proofErr w:type="spellEnd"/>
-      <w:r>
-        <w:rPr>
-          <w:rFonts w:ascii="Arial" w:hAnsi="Arial" w:cs="Arial"/>
-          <w:color w:val="222222"/>
-          <w:shd w:val="clear" w:color="auto" w:fill="FFFFFF"/>
-        </w:rPr>
-        <w:t xml:space="preserve">, А. Д. Основные технологии архитектуры WEB-приложений / А. Д. </w:t>
-      </w:r>
-      <w:proofErr w:type="spellStart"/>
-      <w:r>
-        <w:rPr>
-          <w:rFonts w:ascii="Arial" w:hAnsi="Arial" w:cs="Arial"/>
-          <w:color w:val="222222"/>
-          <w:shd w:val="clear" w:color="auto" w:fill="FFFFFF"/>
-        </w:rPr>
-        <w:t>Голублева</w:t>
-      </w:r>
-      <w:proofErr w:type="spellEnd"/>
-      <w:r>
-        <w:rPr>
-          <w:rFonts w:ascii="Arial" w:hAnsi="Arial" w:cs="Arial"/>
-          <w:color w:val="222222"/>
-          <w:shd w:val="clear" w:color="auto" w:fill="FFFFFF"/>
-        </w:rPr>
-        <w:t xml:space="preserve">, Д. Н. Савинская // Информационное общество: современное состояние и перспективы </w:t>
-      </w:r>
-      <w:proofErr w:type="gramStart"/>
-      <w:r>
-        <w:rPr>
-          <w:rFonts w:ascii="Arial" w:hAnsi="Arial" w:cs="Arial"/>
-          <w:color w:val="222222"/>
-          <w:shd w:val="clear" w:color="auto" w:fill="FFFFFF"/>
-        </w:rPr>
-        <w:t>развития :</w:t>
-      </w:r>
-      <w:proofErr w:type="gramEnd"/>
-      <w:r>
-        <w:rPr>
-          <w:rFonts w:ascii="Arial" w:hAnsi="Arial" w:cs="Arial"/>
-          <w:color w:val="222222"/>
-          <w:shd w:val="clear" w:color="auto" w:fill="FFFFFF"/>
-        </w:rPr>
-        <w:t xml:space="preserve"> Сборник материалов XIV международного форума, Краснодар, 12–17 июля 2021 года. – Краснодар: Кубанский государственный аграрный университет имени И.Т. Трубилина, 2021. – С. 186-189. – EDN YHQXZA.</w:t>
+        <w:t>Голублева, А. Д. Основные технологии архитектуры WEB-приложений / А. Д. Голублева, Д. Н. Савинская // Информационное общество: современное состояние и перспективы развития : Сборник материалов XIV международного форума, Краснодар, 12–17 июля 2021 года. – Краснодар: Кубанский государственный аграрный университет имени И.Т. Трубилина, 2021. – С. 186-189. – EDN YHQXZA.</w:t>
       </w:r>
     </w:p>
   </w:footnote>
@@ -12136,15 +9259,7 @@
         <w:t xml:space="preserve"> </w:t>
       </w:r>
       <w:r>
-        <w:t>Шахов, А. Э. Архитектурное проектирование веб-приложений / А. Э. Шахов // Актуальные проблемы науки и образования в условиях современных вызовов (шифр –МКАП 24</w:t>
-      </w:r>
-      <w:proofErr w:type="gramStart"/>
-      <w:r>
-        <w:t>) :</w:t>
-      </w:r>
-      <w:proofErr w:type="gramEnd"/>
-      <w:r>
-        <w:t xml:space="preserve"> Сборник материалов XXIV Международной научно-практической конференции, Москва, 18 октября 2023 года. – Москва: Печатный цех, 2023. – С. 27-29. – EDN CYJORC.</w:t>
+        <w:t>Шахов, А. Э. Архитектурное проектирование веб-приложений / А. Э. Шахов // Актуальные проблемы науки и образования в условиях современных вызовов (шифр –МКАП 24) : Сборник материалов XXIV Международной научно-практической конференции, Москва, 18 октября 2023 года. – Москва: Печатный цех, 2023. – С. 27-29. – EDN CYJORC.</w:t>
       </w:r>
     </w:p>
   </w:footnote>
@@ -12190,15 +9305,7 @@
         <w:t xml:space="preserve"> </w:t>
       </w:r>
       <w:r>
-        <w:t xml:space="preserve">Кряжева, Е. В. Общие подходы к проектированию </w:t>
-      </w:r>
-      <w:proofErr w:type="spellStart"/>
-      <w:r>
-        <w:t>ВЕБ-приложений</w:t>
-      </w:r>
-      <w:proofErr w:type="spellEnd"/>
-      <w:r>
-        <w:t xml:space="preserve"> / Е. В. Кряжева, Т. А. Васина // Заметки ученого. – 2021. – № 9-2. – С. 32-36. – EDN DQMSGI.</w:t>
+        <w:t>Кряжева, Е. В. Общие подходы к проектированию ВЕБ-приложений / Е. В. Кряжева, Т. А. Васина // Заметки ученого. – 2021. – № 9-2. – С. 32-36. – EDN DQMSGI.</w:t>
       </w:r>
     </w:p>
   </w:footnote>
@@ -12352,45 +9459,8 @@
       <w:r>
         <w:t xml:space="preserve"> </w:t>
       </w:r>
-      <w:proofErr w:type="spellStart"/>
-      <w:r>
-        <w:t>Вафин</w:t>
-      </w:r>
-      <w:proofErr w:type="spellEnd"/>
-      <w:r>
-        <w:t xml:space="preserve">, И. И. Защита веб-сайтов с помощью HTTPS, SSL и TLS / И. И. </w:t>
-      </w:r>
-      <w:proofErr w:type="spellStart"/>
-      <w:r>
-        <w:t>Вафин</w:t>
-      </w:r>
-      <w:proofErr w:type="spellEnd"/>
-      <w:r>
-        <w:t xml:space="preserve"> // Фундаментальные и прикладные исследования в условиях геополитической </w:t>
-      </w:r>
-      <w:proofErr w:type="gramStart"/>
-      <w:r>
-        <w:t>нестабильности :</w:t>
-      </w:r>
-      <w:proofErr w:type="gramEnd"/>
-      <w:r>
-        <w:t xml:space="preserve"> Материалы XXIII Всероссийской научно-практической конференции, </w:t>
-      </w:r>
-      <w:proofErr w:type="spellStart"/>
-      <w:r>
-        <w:t>Ростов</w:t>
-      </w:r>
-      <w:proofErr w:type="spellEnd"/>
-      <w:r>
-        <w:t xml:space="preserve">-на-Дону, 06 октября 2023 года. – </w:t>
-      </w:r>
-      <w:proofErr w:type="spellStart"/>
-      <w:r>
-        <w:t>Ростов</w:t>
-      </w:r>
-      <w:proofErr w:type="spellEnd"/>
-      <w:r>
-        <w:t>-на-Дону: Общество с ограниченной ответственностью "Издательство "Манускрипт", 2023. – С. 44-45. – EDN PAVOUU.</w:t>
+      <w:r>
+        <w:t>Вафин, И. И. Защита веб-сайтов с помощью HTTPS, SSL и TLS / И. И. Вафин // Фундаментальные и прикладные исследования в условиях геополитической нестабильности : Материалы XXIII Всероссийской научно-практической конференции, Ростов-на-Дону, 06 октября 2023 года. – Ростов-на-Дону: Общество с ограниченной ответственностью "Издательство "Манускрипт", 2023. – С. 44-45. – EDN PAVOUU.</w:t>
       </w:r>
     </w:p>
   </w:footnote>
@@ -12460,7 +9530,6 @@
         </w:rPr>
         <w:t xml:space="preserve"> </w:t>
       </w:r>
-      <w:proofErr w:type="spellStart"/>
       <w:r>
         <w:rPr>
           <w:rFonts w:ascii="Arial" w:hAnsi="Arial" w:cs="Arial"/>
@@ -12468,9 +9537,16 @@
           <w:shd w:val="clear" w:color="auto" w:fill="FFFFFF"/>
           <w:lang w:val="en-US"/>
         </w:rPr>
-        <w:t>Sivasankari</w:t>
-      </w:r>
-      <w:proofErr w:type="spellEnd"/>
+        <w:t xml:space="preserve">Sivasankari N., Kamalakkannan S. Detection and prevention of man-in-the-middle attack in iot network using regression modeling //Advances in Engineering software. – 2022. – </w:t>
+      </w:r>
+      <w:r>
+        <w:rPr>
+          <w:rFonts w:ascii="Arial" w:hAnsi="Arial" w:cs="Arial"/>
+          <w:color w:val="222222"/>
+          <w:shd w:val="clear" w:color="auto" w:fill="FFFFFF"/>
+        </w:rPr>
+        <w:t>Т</w:t>
+      </w:r>
       <w:r>
         <w:rPr>
           <w:rFonts w:ascii="Arial" w:hAnsi="Arial" w:cs="Arial"/>
@@ -12478,9 +9554,16 @@
           <w:shd w:val="clear" w:color="auto" w:fill="FFFFFF"/>
           <w:lang w:val="en-US"/>
         </w:rPr>
-        <w:t xml:space="preserve"> N., </w:t>
-      </w:r>
-      <w:proofErr w:type="spellStart"/>
+        <w:t xml:space="preserve">. 169. – </w:t>
+      </w:r>
+      <w:r>
+        <w:rPr>
+          <w:rFonts w:ascii="Arial" w:hAnsi="Arial" w:cs="Arial"/>
+          <w:color w:val="222222"/>
+          <w:shd w:val="clear" w:color="auto" w:fill="FFFFFF"/>
+        </w:rPr>
+        <w:t>С</w:t>
+      </w:r>
       <w:r>
         <w:rPr>
           <w:rFonts w:ascii="Arial" w:hAnsi="Arial" w:cs="Arial"/>
@@ -12488,9 +9571,484 @@
           <w:shd w:val="clear" w:color="auto" w:fill="FFFFFF"/>
           <w:lang w:val="en-US"/>
         </w:rPr>
-        <w:t>Kamalakkannan</w:t>
-      </w:r>
-      <w:proofErr w:type="spellEnd"/>
+        <w:t>. 103126.</w:t>
+      </w:r>
+    </w:p>
+  </w:footnote>
+  <w:footnote w:id="20">
+    <w:p>
+      <w:pPr>
+        <w:pStyle w:val="a4"/>
+        <w:rPr>
+          <w:lang w:val="en-US"/>
+        </w:rPr>
+      </w:pPr>
+      <w:r>
+        <w:rPr>
+          <w:rStyle w:val="a6"/>
+        </w:rPr>
+        <w:footnoteRef/>
+      </w:r>
+      <w:r>
+        <w:rPr>
+          <w:lang w:val="en-US"/>
+        </w:rPr>
+        <w:t xml:space="preserve"> https://encyclopedia.kaspersky.ru/glossary/downgrade-attack/</w:t>
+      </w:r>
+    </w:p>
+  </w:footnote>
+  <w:footnote w:id="21">
+    <w:p>
+      <w:pPr>
+        <w:pStyle w:val="a4"/>
+      </w:pPr>
+      <w:r>
+        <w:rPr>
+          <w:rStyle w:val="a6"/>
+        </w:rPr>
+        <w:footnoteRef/>
+      </w:r>
+      <w:r>
+        <w:t xml:space="preserve"> 1. Разработка программных модулей программного обеспечения для компьютерных систем. Прикладное программирование [Электронный ресурс]: учеб. пособие / С. В. Белугина. Электрон. текстовые данные. Изд. 4-е, стер. Санкт-Петербург : Лань, 2023. URL: https://e.lanbook.com/book/296975</w:t>
+      </w:r>
+    </w:p>
+  </w:footnote>
+  <w:footnote w:id="22">
+    <w:p>
+      <w:pPr>
+        <w:pStyle w:val="a4"/>
+      </w:pPr>
+      <w:r>
+        <w:rPr>
+          <w:rStyle w:val="a6"/>
+        </w:rPr>
+        <w:footnoteRef/>
+      </w:r>
+      <w:r>
+        <w:t xml:space="preserve"> </w:t>
+      </w:r>
+      <w:r>
+        <w:t>Архипов, К. А. Сравнительный анализ хранения данных на клиентской и серверной частях в клиент-серверном приложении / К. А. Архипов, А. Я. Скляр // Развитие науки и практики в глобально меняющемся мире в условиях рисков : сборник материалов XVIII Международной научно-практической конференции, Москва, 30 апреля 2023 года. – Москва: АЛЕФ, 2023. – С. 264-271. – DOI 10.34755/IROK.2023.59.47.090. – EDN YLAPSQ.</w:t>
+      </w:r>
+    </w:p>
+  </w:footnote>
+  <w:footnote w:id="23">
+    <w:p>
+      <w:pPr>
+        <w:pStyle w:val="a4"/>
+      </w:pPr>
+      <w:r>
+        <w:rPr>
+          <w:rStyle w:val="a6"/>
+        </w:rPr>
+        <w:footnoteRef/>
+      </w:r>
+      <w:r>
+        <w:t xml:space="preserve"> </w:t>
+      </w:r>
+      <w:r>
+        <w:rPr>
+          <w:rFonts w:ascii="Arial" w:hAnsi="Arial" w:cs="Arial"/>
+          <w:color w:val="222222"/>
+          <w:shd w:val="clear" w:color="auto" w:fill="FFFFFF"/>
+        </w:rPr>
+        <w:t>Семенова М. М., Семенов В. А., Чупина Е. Н. АУТЕНТИФИКАЦИЯ НА ОСНОВЕ ФАЙЛОВ COOKIE И АУТЕНТИФИКАЦИЯ С ПОМОЩЬЮ JSON WEB TOKEN (JWT) //ББК 32.973-018.2+ 32.81 я43 К63. – 2021. – С. 93.</w:t>
+      </w:r>
+    </w:p>
+  </w:footnote>
+  <w:footnote w:id="24">
+    <w:p>
+      <w:pPr>
+        <w:pStyle w:val="a4"/>
+      </w:pPr>
+      <w:r>
+        <w:rPr>
+          <w:rStyle w:val="a6"/>
+        </w:rPr>
+        <w:footnoteRef/>
+      </w:r>
+      <w:r>
+        <w:t xml:space="preserve"> </w:t>
+      </w:r>
+      <w:r>
+        <w:rPr>
+          <w:highlight w:val="lightGray"/>
+        </w:rPr>
+        <w:t>https://www.php.net/manual/ru/session.examples.basic.php</w:t>
+      </w:r>
+    </w:p>
+  </w:footnote>
+  <w:footnote w:id="25">
+    <w:p>
+      <w:pPr>
+        <w:pStyle w:val="a4"/>
+      </w:pPr>
+      <w:r>
+        <w:rPr>
+          <w:rStyle w:val="a6"/>
+        </w:rPr>
+        <w:footnoteRef/>
+      </w:r>
+      <w:r>
+        <w:t xml:space="preserve"> </w:t>
+      </w:r>
+      <w:r>
+        <w:rPr>
+          <w:rFonts w:ascii="Arial" w:hAnsi="Arial" w:cs="Arial"/>
+          <w:color w:val="222222"/>
+          <w:shd w:val="clear" w:color="auto" w:fill="FFFFFF"/>
+        </w:rPr>
+        <w:t>Семенова М. М., Семенов В. А., Чупина Е. Н. АУТЕНТИФИКАЦИЯ НА ОСНОВЕ ФАЙЛОВ COOKIE И АУТЕНТИФИКАЦИЯ С ПОМОЩЬЮ JSON WEB TOKEN (JWT) //ББК 32.973-018.2+ 32.81 я43 К63. – 2021. – С. 93</w:t>
+      </w:r>
+      <w:r>
+        <w:rPr>
+          <w:rFonts w:ascii="Arial" w:hAnsi="Arial" w:cs="Arial"/>
+          <w:color w:val="222222"/>
+          <w:highlight w:val="yellow"/>
+          <w:shd w:val="clear" w:color="auto" w:fill="FFFFFF"/>
+        </w:rPr>
+        <w:t xml:space="preserve">. </w:t>
+      </w:r>
+      <w:r>
+        <w:rPr>
+          <w:rFonts w:ascii="Arial" w:hAnsi="Arial" w:cs="Arial"/>
+          <w:color w:val="222222"/>
+          <w:highlight w:val="yellow"/>
+          <w:shd w:val="clear" w:color="auto" w:fill="FFFFFF"/>
+        </w:rPr>
+        <w:t>(</w:t>
+      </w:r>
+      <w:r>
+        <w:rPr>
+          <w:rFonts w:ascii="Arial" w:hAnsi="Arial" w:cs="Arial"/>
+          <w:color w:val="222222"/>
+          <w:highlight w:val="yellow"/>
+          <w:shd w:val="clear" w:color="auto" w:fill="FFFFFF"/>
+        </w:rPr>
+        <w:t>ДУПЛИКАТ)</w:t>
+      </w:r>
+    </w:p>
+  </w:footnote>
+  <w:footnote w:id="26">
+    <w:p>
+      <w:pPr>
+        <w:pStyle w:val="a4"/>
+      </w:pPr>
+      <w:r>
+        <w:rPr>
+          <w:rStyle w:val="a6"/>
+        </w:rPr>
+        <w:footnoteRef/>
+      </w:r>
+      <w:r>
+        <w:t xml:space="preserve"> </w:t>
+      </w:r>
+      <w:r>
+        <w:rPr>
+          <w:highlight w:val="cyan"/>
+        </w:rPr>
+        <w:t>https://link.springer.com/chapter/10.1007/978-1-4302-2791-5_9</w:t>
+      </w:r>
+    </w:p>
+  </w:footnote>
+  <w:footnote w:id="27">
+    <w:p>
+      <w:pPr>
+        <w:pStyle w:val="a4"/>
+      </w:pPr>
+      <w:r>
+        <w:rPr>
+          <w:rStyle w:val="a6"/>
+        </w:rPr>
+        <w:footnoteRef/>
+      </w:r>
+      <w:r>
+        <w:t xml:space="preserve"> </w:t>
+      </w:r>
+      <w:r>
+        <w:t>Курова, Д. Н. Асинхронная обработка запросов в ASP.NET / Д. Н. Курова // Вестник Димитровградского инженерно-технологического института. – 2015. – № 3(8). – С. 49-52. – EDN VRRGZD.</w:t>
+      </w:r>
+    </w:p>
+  </w:footnote>
+  <w:footnote w:id="28">
+    <w:p>
+      <w:pPr>
+        <w:pStyle w:val="a4"/>
+      </w:pPr>
+      <w:r>
+        <w:rPr>
+          <w:rStyle w:val="a6"/>
+        </w:rPr>
+        <w:footnoteRef/>
+      </w:r>
+      <w:r>
+        <w:t xml:space="preserve"> </w:t>
+      </w:r>
+      <w:r>
+        <w:t>Борисов, В. В. Анализ и исследование современных технологий веб- разработки для проектирования и автоматизации современной станции технического обслуживания автомобилей / В. В. Борисов, В. Н. Тарасов // Современные научно-исследовательские и технологические аспекты программной инженерии : Материалы Всероссийской научно-технической конференции, Оренбург, 14–15 сентября 2023 года. – Оренбург: Оренбургский государственный университет, 2023. – С. 230-236. – EDN DRELZO.</w:t>
+      </w:r>
+    </w:p>
+  </w:footnote>
+  <w:footnote w:id="29">
+    <w:p>
+      <w:pPr>
+        <w:pStyle w:val="a4"/>
+        <w:rPr>
+          <w:lang w:val="en-US"/>
+        </w:rPr>
+      </w:pPr>
+      <w:r>
+        <w:rPr>
+          <w:rStyle w:val="a6"/>
+        </w:rPr>
+        <w:footnoteRef/>
+      </w:r>
+      <w:r>
+        <w:rPr>
+          <w:lang w:val="en-US"/>
+        </w:rPr>
+        <w:t xml:space="preserve"> </w:t>
+      </w:r>
+      <w:r>
+        <w:rPr>
+          <w:highlight w:val="lightGray"/>
+          <w:lang w:val="en-US"/>
+        </w:rPr>
+        <w:t>https://thecode.media/ajax/</w:t>
+      </w:r>
+    </w:p>
+  </w:footnote>
+  <w:footnote w:id="30">
+    <w:p>
+      <w:pPr>
+        <w:pStyle w:val="a4"/>
+        <w:rPr>
+          <w:lang w:val="en-US"/>
+        </w:rPr>
+      </w:pPr>
+      <w:r>
+        <w:rPr>
+          <w:rStyle w:val="a6"/>
+        </w:rPr>
+        <w:footnoteRef/>
+      </w:r>
+      <w:r>
+        <w:rPr>
+          <w:lang w:val="en-US"/>
+        </w:rPr>
+        <w:t xml:space="preserve"> Hwang W. S., Shon J. G., Park J. S. Web session hijacking defense technique using user information //Human-centric Computing and Information Sciences. – 2022. – </w:t>
+      </w:r>
+      <w:r>
+        <w:t>Т</w:t>
+      </w:r>
+      <w:r>
+        <w:rPr>
+          <w:lang w:val="en-US"/>
+        </w:rPr>
+        <w:t xml:space="preserve">. 12. – №. </w:t>
+      </w:r>
+      <w:r>
+        <w:rPr>
+          <w:lang w:val="en-US"/>
+        </w:rPr>
+        <w:t xml:space="preserve">1. – </w:t>
+      </w:r>
+      <w:r>
+        <w:t>С</w:t>
+      </w:r>
+      <w:r>
+        <w:rPr>
+          <w:lang w:val="en-US"/>
+        </w:rPr>
+        <w:t>. p1-15.</w:t>
+      </w:r>
+    </w:p>
+  </w:footnote>
+  <w:footnote w:id="31">
+    <w:p>
+      <w:pPr>
+        <w:pStyle w:val="a4"/>
+        <w:rPr>
+          <w:lang w:val="en-US"/>
+        </w:rPr>
+      </w:pPr>
+      <w:r>
+        <w:rPr>
+          <w:rStyle w:val="a6"/>
+        </w:rPr>
+        <w:footnoteRef/>
+      </w:r>
+      <w:r>
+        <w:rPr>
+          <w:lang w:val="en-US"/>
+        </w:rPr>
+        <w:t xml:space="preserve"> https://learn.microsoft.com/ru-ru/aspnet/web-api/overview/security/preventing-cross-site-request-forgery-csrf-attacks</w:t>
+      </w:r>
+    </w:p>
+  </w:footnote>
+  <w:footnote w:id="32">
+    <w:p>
+      <w:pPr>
+        <w:pStyle w:val="a4"/>
+      </w:pPr>
+      <w:r>
+        <w:rPr>
+          <w:rStyle w:val="a6"/>
+        </w:rPr>
+        <w:footnoteRef/>
+      </w:r>
+      <w:r>
+        <w:t xml:space="preserve"> </w:t>
+      </w:r>
+      <w:r>
+        <w:rPr>
+          <w:rFonts w:ascii="Arial" w:hAnsi="Arial" w:cs="Arial"/>
+          <w:sz w:val="18"/>
+          <w:szCs w:val="18"/>
+        </w:rPr>
+        <w:t>Портнов О. С., Халманов А. А. WEBSOCKET: ПРОТОКОЛ РЕАЛЬНОГО ВРЕМЕНИ ДЛЯ СОВРЕМЕННЫХ ВЕБ-ПРИЛОЖЕНИЙ // Вестник науки. 2025. №5 (86). URL: https://cyberleninka.ru/article/n/websocket-protokol-realnogo-vremeni-dlya-sovremennyh-veb-prilozheniy (дата обращения: 22.10.2025).</w:t>
+      </w:r>
+    </w:p>
+  </w:footnote>
+  <w:footnote w:id="33">
+    <w:p>
+      <w:pPr>
+        <w:pStyle w:val="a4"/>
+      </w:pPr>
+      <w:r>
+        <w:rPr>
+          <w:rStyle w:val="a6"/>
+        </w:rPr>
+        <w:footnoteRef/>
+      </w:r>
+      <w:r>
+        <w:t xml:space="preserve"> </w:t>
+      </w:r>
+      <w:r>
+        <w:rPr>
+          <w:rFonts w:ascii="Arial" w:hAnsi="Arial" w:cs="Arial"/>
+          <w:sz w:val="18"/>
+          <w:szCs w:val="18"/>
+        </w:rPr>
+        <w:t>Портнов О. С., Халманов А. А. WEBSOCKET: ПРОТОКОЛ РЕАЛЬНОГО ВРЕМЕНИ ДЛЯ СОВРЕМЕННЫХ ВЕБ-ПРИЛОЖЕНИЙ // Вестник науки. 2025. №5 (86). URL: https://cyberleninka.ru/article/n/websocket-protokol-realnogo-vremeni-dlya-sovremennyh-veb-prilozheniy (дата обращения: 22.10.2025).</w:t>
+      </w:r>
+    </w:p>
+  </w:footnote>
+  <w:footnote w:id="34">
+    <w:p>
+      <w:pPr>
+        <w:pStyle w:val="a4"/>
+      </w:pPr>
+      <w:r>
+        <w:rPr>
+          <w:rStyle w:val="a6"/>
+        </w:rPr>
+        <w:footnoteRef/>
+      </w:r>
+      <w:r>
+        <w:t xml:space="preserve"> </w:t>
+      </w:r>
+      <w:r>
+        <w:rPr>
+          <w:rFonts w:ascii="Arial" w:hAnsi="Arial" w:cs="Arial"/>
+          <w:sz w:val="18"/>
+          <w:szCs w:val="18"/>
+        </w:rPr>
+        <w:t>Галина Александровна Звонарёва, Артём Сергеевич Смирнов Аналитическая оценка работы протоколов WebSocket и WebTransport для класса SCADA-систем, работающих в рамках интрасети // Открытое образование. 2024. №5. URL: https://cyberleninka.ru/article/n/analiticheskaya-otsenka-raboty-protokolov-websocket-i-webtransport-dlya-klassa-scada-sistem-rabotayuschih-v-ramkah-intraseti (дата обращения: 22.10.2025).</w:t>
+      </w:r>
+    </w:p>
+  </w:footnote>
+  <w:footnote w:id="35">
+    <w:p>
+      <w:pPr>
+        <w:pStyle w:val="a4"/>
+      </w:pPr>
+      <w:r>
+        <w:rPr>
+          <w:rStyle w:val="a6"/>
+        </w:rPr>
+        <w:footnoteRef/>
+      </w:r>
+      <w:r>
+        <w:t xml:space="preserve"> </w:t>
+      </w:r>
+      <w:r>
+        <w:t>Круглов А. М., Агарков А. В., Бондарчук Д. О. Сетевые протоколы прикладного уровня //ББК 1 Н 34. – С. 3591.</w:t>
+      </w:r>
+    </w:p>
+  </w:footnote>
+  <w:footnote w:id="36">
+    <w:p>
+      <w:pPr>
+        <w:pStyle w:val="a4"/>
+        <w:rPr>
+          <w:lang w:val="en-US"/>
+        </w:rPr>
+      </w:pPr>
+      <w:r>
+        <w:rPr>
+          <w:rStyle w:val="a6"/>
+        </w:rPr>
+        <w:footnoteRef/>
+      </w:r>
+      <w:r>
+        <w:rPr>
+          <w:lang w:val="en-US"/>
+        </w:rPr>
+        <w:t xml:space="preserve"> </w:t>
+      </w:r>
+      <w:r>
+        <w:rPr>
+          <w:highlight w:val="cyan"/>
+          <w:lang w:val="en-US"/>
+        </w:rPr>
+        <w:t>Raciti M. et al. WebSocket Integration in Django [</w:t>
+      </w:r>
+      <w:r>
+        <w:rPr>
+          <w:highlight w:val="cyan"/>
+        </w:rPr>
+        <w:t>Электронный</w:t>
+      </w:r>
+      <w:r>
+        <w:rPr>
+          <w:highlight w:val="cyan"/>
+          <w:lang w:val="en-US"/>
+        </w:rPr>
+        <w:t xml:space="preserve"> </w:t>
+      </w:r>
+      <w:r>
+        <w:rPr>
+          <w:highlight w:val="cyan"/>
+        </w:rPr>
+        <w:t>ресурс</w:t>
+      </w:r>
+      <w:r>
+        <w:rPr>
+          <w:highlight w:val="cyan"/>
+          <w:lang w:val="en-US"/>
+        </w:rPr>
+        <w:t>]. https://openaccess.inaf.it/server/api/core/bitstreams/2aadcb8a-6b1a-405c-8336-9133301ec099/content</w:t>
+      </w:r>
+    </w:p>
+  </w:footnote>
+  <w:footnote w:id="37">
+    <w:p>
+      <w:pPr>
+        <w:pStyle w:val="a4"/>
+      </w:pPr>
+      <w:r>
+        <w:rPr>
+          <w:rStyle w:val="a6"/>
+        </w:rPr>
+        <w:footnoteRef/>
+      </w:r>
+      <w:r>
+        <w:rPr>
+          <w:lang w:val="en-US"/>
+        </w:rPr>
+        <w:t xml:space="preserve"> </w:t>
+      </w:r>
       <w:r>
         <w:rPr>
           <w:rFonts w:ascii="Arial" w:hAnsi="Arial" w:cs="Arial"/>
@@ -12498,9 +10056,16 @@
           <w:shd w:val="clear" w:color="auto" w:fill="FFFFFF"/>
           <w:lang w:val="en-US"/>
         </w:rPr>
-        <w:t xml:space="preserve"> S. Detection and prevention of man-in-the-middle attack in </w:t>
-      </w:r>
-      <w:proofErr w:type="spellStart"/>
+        <w:t xml:space="preserve">Ravshanovich A. R. JSON IN JAVASCRIPT //Introduction of new innovative technologies in education of pedagogy and psychology. – 2024. – </w:t>
+      </w:r>
+      <w:r>
+        <w:rPr>
+          <w:rFonts w:ascii="Arial" w:hAnsi="Arial" w:cs="Arial"/>
+          <w:color w:val="222222"/>
+          <w:shd w:val="clear" w:color="auto" w:fill="FFFFFF"/>
+        </w:rPr>
+        <w:t>Т</w:t>
+      </w:r>
       <w:r>
         <w:rPr>
           <w:rFonts w:ascii="Arial" w:hAnsi="Arial" w:cs="Arial"/>
@@ -12508,9 +10073,296 @@
           <w:shd w:val="clear" w:color="auto" w:fill="FFFFFF"/>
           <w:lang w:val="en-US"/>
         </w:rPr>
-        <w:t>iot</w:t>
-      </w:r>
-      <w:proofErr w:type="spellEnd"/>
+        <w:t xml:space="preserve">. 1. – №. </w:t>
+      </w:r>
+      <w:r>
+        <w:rPr>
+          <w:rFonts w:ascii="Arial" w:hAnsi="Arial" w:cs="Arial"/>
+          <w:color w:val="222222"/>
+          <w:shd w:val="clear" w:color="auto" w:fill="FFFFFF"/>
+        </w:rPr>
+        <w:t>3. – С. 175-182.</w:t>
+      </w:r>
+    </w:p>
+  </w:footnote>
+  <w:footnote w:id="38">
+    <w:p>
+      <w:pPr>
+        <w:pStyle w:val="a4"/>
+      </w:pPr>
+      <w:r>
+        <w:rPr>
+          <w:rStyle w:val="a6"/>
+        </w:rPr>
+        <w:footnoteRef/>
+      </w:r>
+      <w:r>
+        <w:t xml:space="preserve"> </w:t>
+      </w:r>
+      <w:r>
+        <w:t>Васильев Г. В. Эффективное хранение больших данных о погоде в формате JSON c помощью nosql базы данных mongodb //МОЛОДЕЖЬ И НАУКА: АКТУАЛЬНЫЕ ПРОБЛЕМЫ ФУНДАМЕНТАЛЬНЫХ И ПРИКЛАДНЫХ ИССЛЕДОВАНИЙ. – 2023. – С. 255-258.</w:t>
+      </w:r>
+    </w:p>
+  </w:footnote>
+  <w:footnote w:id="39">
+    <w:p>
+      <w:pPr>
+        <w:pStyle w:val="a4"/>
+        <w:rPr>
+          <w:lang w:val="sr-Latn-RS"/>
+        </w:rPr>
+      </w:pPr>
+      <w:r>
+        <w:rPr>
+          <w:rStyle w:val="a6"/>
+        </w:rPr>
+        <w:footnoteRef/>
+      </w:r>
+      <w:r>
+        <w:t xml:space="preserve"> </w:t>
+      </w:r>
+      <w:r>
+        <w:rPr>
+          <w:rFonts w:ascii="Arial" w:hAnsi="Arial" w:cs="Arial"/>
+          <w:sz w:val="18"/>
+          <w:szCs w:val="18"/>
+        </w:rPr>
+        <w:t>Подгорный П. А. ПРЕИМУЩЕСТВА ИСПОЛЬЗОВАНИЯ ФОРМАТА JSON В СОВРЕМЕННЫХ WEB-ПРИЛОЖЕНИЯХ С ТОЧКИ ЗРЕНИЯ ИНФОРМАЦИОННОЙ БЕЗОПАСНОСТИ // Вестник науки. 2022. №11 (56). URL: https://cyberleninka.ru/article/n/preimuschestva-ispolzovaniya-formata-json-v-sovremennyh-web-prilozheniyah-s-tochki-zreniya-informatsionnoy-bezopasnosti (дата обращения: 05.11.2025).</w:t>
+      </w:r>
+    </w:p>
+  </w:footnote>
+  <w:footnote w:id="40">
+    <w:p>
+      <w:pPr>
+        <w:pStyle w:val="a4"/>
+        <w:rPr>
+          <w:lang w:val="sr-Latn-RS"/>
+        </w:rPr>
+      </w:pPr>
+      <w:r>
+        <w:rPr>
+          <w:rStyle w:val="a6"/>
+        </w:rPr>
+        <w:footnoteRef/>
+      </w:r>
+      <w:r>
+        <w:rPr>
+          <w:lang w:val="sr-Latn-RS"/>
+        </w:rPr>
+        <w:t xml:space="preserve"> https://aws.amazon.com/ru/what-is/xml/</w:t>
+      </w:r>
+    </w:p>
+  </w:footnote>
+  <w:footnote w:id="41">
+    <w:p>
+      <w:pPr>
+        <w:pStyle w:val="a4"/>
+        <w:rPr>
+          <w:lang w:val="sr-Latn-RS"/>
+        </w:rPr>
+      </w:pPr>
+      <w:r>
+        <w:rPr>
+          <w:rStyle w:val="a6"/>
+        </w:rPr>
+        <w:footnoteRef/>
+      </w:r>
+      <w:r>
+        <w:rPr>
+          <w:lang w:val="sr-Latn-RS"/>
+        </w:rPr>
+        <w:t xml:space="preserve"> https://encyclopedia.kaspersky.ru/glossary/xxe-xml-external-entity/</w:t>
+      </w:r>
+    </w:p>
+  </w:footnote>
+  <w:footnote w:id="42">
+    <w:p>
+      <w:pPr>
+        <w:pStyle w:val="a4"/>
+      </w:pPr>
+      <w:r>
+        <w:rPr>
+          <w:rStyle w:val="a6"/>
+        </w:rPr>
+        <w:footnoteRef/>
+      </w:r>
+      <w:r>
+        <w:t xml:space="preserve"> </w:t>
+      </w:r>
+      <w:r>
+        <w:t>Алексашина, У. А. Кто такие фронтенд - разработчики и почему они так востребованы? / У. А. Алексашина // Студенческая научная весна : Тезисы докладов Всероссийской студенческой конференции, посвященной 175-летию Н.Е. Жуковского, Москва, 01–30 апреля 2022 года. – Москва: Издательский дом "Научная библиотека", 2022. – С. 431-434. – EDN BGGGRM.</w:t>
+      </w:r>
+    </w:p>
+    <w:p>
+      <w:pPr>
+        <w:pStyle w:val="a4"/>
+      </w:pPr>
+    </w:p>
+  </w:footnote>
+  <w:footnote w:id="43">
+    <w:p>
+      <w:pPr>
+        <w:pStyle w:val="a4"/>
+      </w:pPr>
+      <w:r>
+        <w:rPr>
+          <w:rStyle w:val="a6"/>
+        </w:rPr>
+        <w:footnoteRef/>
+      </w:r>
+      <w:r>
+        <w:t xml:space="preserve"> </w:t>
+      </w:r>
+      <w:r>
+        <w:t>Чернов М. Б., Малова Е. Н. ИЗУЧЕНИЕ FRONTEND-РАЗРАБОТКИ–ПЕРВЫЙ ШАГ В СФЕРУ IT //ББК 32.82+ 74.00 Т65. – 2021. – С. 139.</w:t>
+      </w:r>
+    </w:p>
+  </w:footnote>
+  <w:footnote w:id="44">
+    <w:p>
+      <w:pPr>
+        <w:pStyle w:val="a4"/>
+      </w:pPr>
+      <w:r>
+        <w:rPr>
+          <w:rStyle w:val="a6"/>
+        </w:rPr>
+        <w:footnoteRef/>
+      </w:r>
+      <w:r>
+        <w:t xml:space="preserve"> </w:t>
+      </w:r>
+      <w:r>
+        <w:t>Злобин Е. А. и др. ОБЗОР ПРЕПРОЦЕССОРОВ ЯЗЫКА КАСКАДНЫХ ТАБЛИЦ СТИЛЕЙ CSS //П27 Перспективные аспекты моделирования систем и процессов: материалы Всероссийской научно-практической конференции, Воронеж, 7 октября 2023 г./отв. ред. ВК Зольников, АИ Заревич; М-во науки и высшего образования РФ, ФГБОУ ВО «ВГЛТУ».–Воронеж, 2023.–563 с.–URL: https://vgltu. ru/nauka/konferencii/2023/vserossijskaya-nauchno-prakticheskaya. – 2023. – С. 56.</w:t>
+      </w:r>
+    </w:p>
+  </w:footnote>
+  <w:footnote w:id="45">
+    <w:p>
+      <w:pPr>
+        <w:pStyle w:val="a4"/>
+      </w:pPr>
+      <w:r>
+        <w:rPr>
+          <w:rStyle w:val="a6"/>
+        </w:rPr>
+        <w:footnoteRef/>
+      </w:r>
+      <w:r>
+        <w:t xml:space="preserve"> </w:t>
+      </w:r>
+      <w:r>
+        <w:rPr>
+          <w:rFonts w:ascii="Arial" w:hAnsi="Arial" w:cs="Arial"/>
+          <w:color w:val="222222"/>
+          <w:shd w:val="clear" w:color="auto" w:fill="FFFFFF"/>
+        </w:rPr>
+        <w:t>Сабырова М. Е. ПРЕИМУЩЕСТВА JAVASCRIPT //ВЕСТНИК ЖЕТЫСУСКОГО УНИВЕРСИТЕТА ИМЕНИ И. ЖАНСУГУРОВА. – 2023. – №. 4 (109). – С. 145-149.</w:t>
+      </w:r>
+    </w:p>
+  </w:footnote>
+  <w:footnote w:id="46">
+    <w:p>
+      <w:pPr>
+        <w:pStyle w:val="a4"/>
+      </w:pPr>
+      <w:r>
+        <w:rPr>
+          <w:rStyle w:val="a6"/>
+        </w:rPr>
+        <w:footnoteRef/>
+      </w:r>
+      <w:r>
+        <w:t xml:space="preserve"> </w:t>
+      </w:r>
+      <w:r>
+        <w:t>https://encyclopedia.kaspersky.ru/glossary/cross-site-scripting-xss/</w:t>
+      </w:r>
+    </w:p>
+  </w:footnote>
+  <w:footnote w:id="47">
+    <w:p>
+      <w:pPr>
+        <w:pStyle w:val="a4"/>
+      </w:pPr>
+      <w:r>
+        <w:rPr>
+          <w:rStyle w:val="a6"/>
+        </w:rPr>
+        <w:footnoteRef/>
+      </w:r>
+      <w:r>
+        <w:t xml:space="preserve"> </w:t>
+      </w:r>
+      <w:r>
+        <w:rPr>
+          <w:rFonts w:ascii="Arial" w:hAnsi="Arial" w:cs="Arial"/>
+          <w:color w:val="222222"/>
+          <w:shd w:val="clear" w:color="auto" w:fill="FFFFFF"/>
+        </w:rPr>
+        <w:t>Навроцкая А. В. Информационная безопасность. Мошенничество. – 2024.</w:t>
+      </w:r>
+    </w:p>
+  </w:footnote>
+  <w:footnote w:id="48">
+    <w:p>
+      <w:pPr>
+        <w:pStyle w:val="a4"/>
+        <w:rPr>
+          <w:rFonts w:ascii="Arial" w:hAnsi="Arial" w:cs="Arial"/>
+          <w:color w:val="222222"/>
+          <w:shd w:val="clear" w:color="auto" w:fill="FFFFFF"/>
+        </w:rPr>
+      </w:pPr>
+      <w:r>
+        <w:rPr>
+          <w:rStyle w:val="a6"/>
+        </w:rPr>
+        <w:footnoteRef/>
+      </w:r>
+      <w:r>
+        <w:t xml:space="preserve"> </w:t>
+      </w:r>
+      <w:r>
+        <w:rPr>
+          <w:rFonts w:ascii="Arial" w:hAnsi="Arial" w:cs="Arial"/>
+          <w:color w:val="222222"/>
+          <w:shd w:val="clear" w:color="auto" w:fill="FFFFFF"/>
+        </w:rPr>
+        <w:t>Трофимов Н. Н., Сергеев О. Л. Научный руководитель: Жуков АД //МЕЖДУНАРОДНЫЙ НАУЧНЫЙ ЖУРНАЛ ИННОВАЦИОННАЯ НАУКА. – С. 58.</w:t>
+      </w:r>
+    </w:p>
+    <w:p>
+      <w:pPr>
+        <w:pStyle w:val="a4"/>
+      </w:pPr>
+    </w:p>
+  </w:footnote>
+  <w:footnote w:id="49">
+    <w:p>
+      <w:pPr>
+        <w:pStyle w:val="a4"/>
+      </w:pPr>
+      <w:r>
+        <w:rPr>
+          <w:rStyle w:val="a6"/>
+        </w:rPr>
+        <w:footnoteRef/>
+      </w:r>
+      <w:r>
+        <w:rPr>
+          <w:lang w:val="en-US"/>
+        </w:rPr>
+        <w:t xml:space="preserve"> </w:t>
+      </w:r>
+      <w:r>
+        <w:rPr>
+          <w:rFonts w:ascii="Arial" w:hAnsi="Arial" w:cs="Arial"/>
+          <w:color w:val="222222"/>
+          <w:shd w:val="clear" w:color="auto" w:fill="FFFFFF"/>
+        </w:rPr>
+        <w:t>Раджабов</w:t>
+      </w:r>
       <w:r>
         <w:rPr>
           <w:rFonts w:ascii="Arial" w:hAnsi="Arial" w:cs="Arial"/>
@@ -12518,7 +10370,7 @@
           <w:shd w:val="clear" w:color="auto" w:fill="FFFFFF"/>
           <w:lang w:val="en-US"/>
         </w:rPr>
-        <w:t xml:space="preserve"> network using regression modeling //Advances in Engineering software. – 2022. – </w:t>
+        <w:t xml:space="preserve"> </w:t>
       </w:r>
       <w:r>
         <w:rPr>
@@ -12526,7 +10378,7 @@
           <w:color w:val="222222"/>
           <w:shd w:val="clear" w:color="auto" w:fill="FFFFFF"/>
         </w:rPr>
-        <w:t>Т</w:t>
+        <w:t>А</w:t>
       </w:r>
       <w:r>
         <w:rPr>
@@ -12535,7 +10387,7 @@
           <w:shd w:val="clear" w:color="auto" w:fill="FFFFFF"/>
           <w:lang w:val="en-US"/>
         </w:rPr>
-        <w:t xml:space="preserve">. 169. – </w:t>
+        <w:t xml:space="preserve">. </w:t>
       </w:r>
       <w:r>
         <w:rPr>
@@ -12543,7 +10395,7 @@
           <w:color w:val="222222"/>
           <w:shd w:val="clear" w:color="auto" w:fill="FFFFFF"/>
         </w:rPr>
-        <w:t>С</w:t>
+        <w:t>Р</w:t>
       </w:r>
       <w:r>
         <w:rPr>
@@ -12552,96 +10404,7 @@
           <w:shd w:val="clear" w:color="auto" w:fill="FFFFFF"/>
           <w:lang w:val="en-US"/>
         </w:rPr>
-        <w:t>. 103126.</w:t>
-      </w:r>
-    </w:p>
-  </w:footnote>
-  <w:footnote w:id="20">
-    <w:p>
-      <w:pPr>
-        <w:pStyle w:val="a4"/>
-        <w:rPr>
-          <w:lang w:val="en-US"/>
-        </w:rPr>
-      </w:pPr>
-      <w:r>
-        <w:rPr>
-          <w:rStyle w:val="a6"/>
-        </w:rPr>
-        <w:footnoteRef/>
-      </w:r>
-      <w:r>
-        <w:rPr>
-          <w:lang w:val="en-US"/>
-        </w:rPr>
-        <w:t xml:space="preserve"> https://encyclopedia.kaspersky.ru/glossary/downgrade-attack/</w:t>
-      </w:r>
-    </w:p>
-  </w:footnote>
-  <w:footnote w:id="21">
-    <w:p>
-      <w:pPr>
-        <w:pStyle w:val="a4"/>
-      </w:pPr>
-      <w:r>
-        <w:rPr>
-          <w:rStyle w:val="a6"/>
-        </w:rPr>
-        <w:footnoteRef/>
-      </w:r>
-      <w:r>
-        <w:t xml:space="preserve"> 1. Разработка программных модулей программного обеспечения для компьютерных систем. Прикладное программирование [Электронный ресурс]: учеб. пособие / С. В. Белугина. Электрон. текстовые данные. Изд. 4-е, стер. Санкт-</w:t>
-      </w:r>
-      <w:proofErr w:type="gramStart"/>
-      <w:r>
-        <w:t>Петербург :</w:t>
-      </w:r>
-      <w:proofErr w:type="gramEnd"/>
-      <w:r>
-        <w:t xml:space="preserve"> Лань, 2023. URL: https://e.lanbook.com/book/296975</w:t>
-      </w:r>
-    </w:p>
-  </w:footnote>
-  <w:footnote w:id="22">
-    <w:p>
-      <w:pPr>
-        <w:pStyle w:val="a4"/>
-      </w:pPr>
-      <w:r>
-        <w:rPr>
-          <w:rStyle w:val="a6"/>
-        </w:rPr>
-        <w:footnoteRef/>
-      </w:r>
-      <w:r>
-        <w:t xml:space="preserve"> </w:t>
-      </w:r>
-      <w:r>
-        <w:t xml:space="preserve">Архипов, К. А. Сравнительный анализ хранения данных на клиентской и серверной частях в клиент-серверном приложении / К. А. Архипов, А. Я. Скляр // Развитие науки и практики в глобально меняющемся мире в условиях </w:t>
-      </w:r>
-      <w:proofErr w:type="gramStart"/>
-      <w:r>
-        <w:t>рисков :</w:t>
-      </w:r>
-      <w:proofErr w:type="gramEnd"/>
-      <w:r>
-        <w:t xml:space="preserve"> сборник материалов XVIII Международной научно-практической конференции, Москва, 30 апреля 2023 года. – Москва: АЛЕФ, 2023. – С. 264-271. – DOI 10.34755/IROK.2023.59.47.090. – EDN YLAPSQ.</w:t>
-      </w:r>
-    </w:p>
-  </w:footnote>
-  <w:footnote w:id="23">
-    <w:p>
-      <w:pPr>
-        <w:pStyle w:val="a4"/>
-      </w:pPr>
-      <w:r>
-        <w:rPr>
-          <w:rStyle w:val="a6"/>
-        </w:rPr>
-        <w:footnoteRef/>
-      </w:r>
-      <w:r>
-        <w:t xml:space="preserve"> </w:t>
+        <w:t xml:space="preserve">. </w:t>
       </w:r>
       <w:r>
         <w:rPr>
@@ -12649,498 +10412,8 @@
           <w:color w:val="222222"/>
           <w:shd w:val="clear" w:color="auto" w:fill="FFFFFF"/>
         </w:rPr>
-        <w:t>Семенова М. М., Семенов В. А., Чупина Е. Н. АУТЕНТИФИКАЦИЯ НА ОСНОВЕ ФАЙЛОВ COOKIE И АУТЕНТИФИКАЦИЯ С ПОМОЩЬЮ JSON WEB TOKEN (JWT) //ББК 32.973-018.2+ 32.81 я43 К63. – 2021. – С. 93.</w:t>
-      </w:r>
-    </w:p>
-  </w:footnote>
-  <w:footnote w:id="24">
-    <w:p>
-      <w:pPr>
-        <w:pStyle w:val="a4"/>
-      </w:pPr>
-      <w:r>
-        <w:rPr>
-          <w:rStyle w:val="a6"/>
-        </w:rPr>
-        <w:footnoteRef/>
-      </w:r>
-      <w:r>
-        <w:t xml:space="preserve"> </w:t>
-      </w:r>
-      <w:r>
-        <w:rPr>
-          <w:highlight w:val="lightGray"/>
-        </w:rPr>
-        <w:t>https://www.php.net/manual/ru/session.examples.basic.php</w:t>
-      </w:r>
-    </w:p>
-  </w:footnote>
-  <w:footnote w:id="25">
-    <w:p>
-      <w:pPr>
-        <w:pStyle w:val="a4"/>
-      </w:pPr>
-      <w:r>
-        <w:rPr>
-          <w:rStyle w:val="a6"/>
-        </w:rPr>
-        <w:footnoteRef/>
-      </w:r>
-      <w:r>
-        <w:t xml:space="preserve"> </w:t>
-      </w:r>
-      <w:r>
-        <w:rPr>
-          <w:rFonts w:ascii="Arial" w:hAnsi="Arial" w:cs="Arial"/>
-          <w:color w:val="222222"/>
-          <w:shd w:val="clear" w:color="auto" w:fill="FFFFFF"/>
-        </w:rPr>
-        <w:t>Семенова М. М., Семенов В. А., Чупина Е. Н. АУТЕНТИФИКАЦИЯ НА ОСНОВЕ ФАЙЛОВ COOKIE И АУТЕНТИФИКАЦИЯ С ПОМОЩЬЮ JSON WEB TOKEN (JWT) //ББК 32.973-018.2+ 32.81 я43 К63. – 2021. – С. 93</w:t>
-      </w:r>
-      <w:r>
-        <w:rPr>
-          <w:rFonts w:ascii="Arial" w:hAnsi="Arial" w:cs="Arial"/>
-          <w:color w:val="222222"/>
-          <w:highlight w:val="yellow"/>
-          <w:shd w:val="clear" w:color="auto" w:fill="FFFFFF"/>
-        </w:rPr>
-        <w:t xml:space="preserve">. </w:t>
-      </w:r>
-      <w:r>
-        <w:rPr>
-          <w:rFonts w:ascii="Arial" w:hAnsi="Arial" w:cs="Arial"/>
-          <w:color w:val="222222"/>
-          <w:highlight w:val="yellow"/>
-          <w:shd w:val="clear" w:color="auto" w:fill="FFFFFF"/>
-        </w:rPr>
-        <w:t>(</w:t>
-      </w:r>
-      <w:r>
-        <w:rPr>
-          <w:rFonts w:ascii="Arial" w:hAnsi="Arial" w:cs="Arial"/>
-          <w:color w:val="222222"/>
-          <w:highlight w:val="yellow"/>
-          <w:shd w:val="clear" w:color="auto" w:fill="FFFFFF"/>
-        </w:rPr>
-        <w:t>ДУПЛИКАТ)</w:t>
-      </w:r>
-    </w:p>
-  </w:footnote>
-  <w:footnote w:id="26">
-    <w:p>
-      <w:pPr>
-        <w:pStyle w:val="a4"/>
-      </w:pPr>
-      <w:r>
-        <w:rPr>
-          <w:rStyle w:val="a6"/>
-        </w:rPr>
-        <w:footnoteRef/>
-      </w:r>
-      <w:r>
-        <w:t xml:space="preserve"> </w:t>
-      </w:r>
-      <w:r>
-        <w:rPr>
-          <w:highlight w:val="cyan"/>
-        </w:rPr>
-        <w:t>https://link.springer.com/chapter/10.1007/978-1-4302-2791-5_9</w:t>
-      </w:r>
-    </w:p>
-  </w:footnote>
-  <w:footnote w:id="27">
-    <w:p>
-      <w:pPr>
-        <w:pStyle w:val="a4"/>
-      </w:pPr>
-      <w:r>
-        <w:rPr>
-          <w:rStyle w:val="a6"/>
-        </w:rPr>
-        <w:footnoteRef/>
-      </w:r>
-      <w:r>
-        <w:t xml:space="preserve"> </w:t>
-      </w:r>
-      <w:proofErr w:type="spellStart"/>
-      <w:r>
-        <w:t>Курова</w:t>
-      </w:r>
-      <w:proofErr w:type="spellEnd"/>
-      <w:r>
-        <w:t xml:space="preserve">, Д. Н. Асинхронная обработка запросов в ASP.NET / Д. Н. </w:t>
-      </w:r>
-      <w:proofErr w:type="spellStart"/>
-      <w:r>
-        <w:t>Курова</w:t>
-      </w:r>
-      <w:proofErr w:type="spellEnd"/>
-      <w:r>
-        <w:t xml:space="preserve"> // Вестник Димитровградского инженерно-технологического института. – 2015. – № 3(8). – С. 49-52. – EDN VRRGZD.</w:t>
-      </w:r>
-    </w:p>
-  </w:footnote>
-  <w:footnote w:id="28">
-    <w:p>
-      <w:pPr>
-        <w:pStyle w:val="a4"/>
-      </w:pPr>
-      <w:r>
-        <w:rPr>
-          <w:rStyle w:val="a6"/>
-        </w:rPr>
-        <w:footnoteRef/>
-      </w:r>
-      <w:r>
-        <w:t xml:space="preserve"> </w:t>
-      </w:r>
-      <w:r>
-        <w:t>Борисов, В. В. Анализ и исследование современных технологий веб- разработки для проектирования и автоматизации современной станции технического обслуживания автомобилей / В. В. Борисов, В. Н. Тарасов // Современные научно-исследовательские и технологические аспекты программной инженерии : Материалы Всероссийской научно-технической конференции, Оренбург, 14–15 сентября 2023 года. – Оренбург: Оренбургский государственный университет, 2023. – С. 230-236. – EDN DRELZO.</w:t>
-      </w:r>
-    </w:p>
-  </w:footnote>
-  <w:footnote w:id="29">
-    <w:p>
-      <w:pPr>
-        <w:pStyle w:val="a4"/>
-        <w:rPr>
-          <w:lang w:val="en-US"/>
-        </w:rPr>
-      </w:pPr>
-      <w:r>
-        <w:rPr>
-          <w:rStyle w:val="a6"/>
-        </w:rPr>
-        <w:footnoteRef/>
-      </w:r>
-      <w:r>
-        <w:rPr>
-          <w:lang w:val="en-US"/>
-        </w:rPr>
-        <w:t xml:space="preserve"> </w:t>
-      </w:r>
-      <w:r>
-        <w:rPr>
-          <w:highlight w:val="lightGray"/>
-          <w:lang w:val="en-US"/>
-        </w:rPr>
-        <w:t>https://thecode.media/ajax/</w:t>
-      </w:r>
-    </w:p>
-  </w:footnote>
-  <w:footnote w:id="30">
-    <w:p>
-      <w:pPr>
-        <w:pStyle w:val="a4"/>
-        <w:rPr>
-          <w:lang w:val="en-US"/>
-        </w:rPr>
-      </w:pPr>
-      <w:r>
-        <w:rPr>
-          <w:rStyle w:val="a6"/>
-        </w:rPr>
-        <w:footnoteRef/>
-      </w:r>
-      <w:r>
-        <w:rPr>
-          <w:lang w:val="en-US"/>
-        </w:rPr>
-        <w:t xml:space="preserve"> Hwang W. S., Shon J. G., Park J. S. Web session hijacking defense technique using user information //Human-centric Computing and Information Sciences. – 2022. – </w:t>
-      </w:r>
-      <w:r>
-        <w:t>Т</w:t>
-      </w:r>
-      <w:r>
-        <w:rPr>
-          <w:lang w:val="en-US"/>
-        </w:rPr>
-        <w:t xml:space="preserve">. 12. – №. </w:t>
-      </w:r>
-      <w:r>
-        <w:rPr>
-          <w:lang w:val="en-US"/>
-        </w:rPr>
-        <w:t xml:space="preserve">1. – </w:t>
-      </w:r>
-      <w:r>
-        <w:t>С</w:t>
-      </w:r>
-      <w:r>
-        <w:rPr>
-          <w:lang w:val="en-US"/>
-        </w:rPr>
-        <w:t>. p1-15.</w:t>
-      </w:r>
-    </w:p>
-  </w:footnote>
-  <w:footnote w:id="31">
-    <w:p>
-      <w:pPr>
-        <w:pStyle w:val="a4"/>
-        <w:rPr>
-          <w:lang w:val="en-US"/>
-        </w:rPr>
-      </w:pPr>
-      <w:r>
-        <w:rPr>
-          <w:rStyle w:val="a6"/>
-        </w:rPr>
-        <w:footnoteRef/>
-      </w:r>
-      <w:r>
-        <w:rPr>
-          <w:lang w:val="en-US"/>
-        </w:rPr>
-        <w:t xml:space="preserve"> https://learn.microsoft.com/ru-ru/aspnet/web-api/overview/security/preventing-cross-site-request-forgery-csrf-attacks</w:t>
-      </w:r>
-    </w:p>
-  </w:footnote>
-  <w:footnote w:id="32">
-    <w:p>
-      <w:pPr>
-        <w:pStyle w:val="a4"/>
-      </w:pPr>
-      <w:r>
-        <w:rPr>
-          <w:rStyle w:val="a6"/>
-        </w:rPr>
-        <w:footnoteRef/>
-      </w:r>
-      <w:r>
-        <w:t xml:space="preserve"> </w:t>
-      </w:r>
-      <w:r>
-        <w:rPr>
-          <w:rFonts w:ascii="Arial" w:hAnsi="Arial" w:cs="Arial"/>
-          <w:sz w:val="18"/>
-          <w:szCs w:val="18"/>
-        </w:rPr>
-        <w:t xml:space="preserve">Портнов О. С., </w:t>
-      </w:r>
-      <w:proofErr w:type="spellStart"/>
-      <w:r>
-        <w:rPr>
-          <w:rFonts w:ascii="Arial" w:hAnsi="Arial" w:cs="Arial"/>
-          <w:sz w:val="18"/>
-          <w:szCs w:val="18"/>
-        </w:rPr>
-        <w:t>Халманов</w:t>
-      </w:r>
-      <w:proofErr w:type="spellEnd"/>
-      <w:r>
-        <w:rPr>
-          <w:rFonts w:ascii="Arial" w:hAnsi="Arial" w:cs="Arial"/>
-          <w:sz w:val="18"/>
-          <w:szCs w:val="18"/>
-        </w:rPr>
-        <w:t xml:space="preserve"> А. А. WEBSOCKET: ПРОТОКОЛ РЕАЛЬНОГО ВРЕМЕНИ ДЛЯ СОВРЕМЕННЫХ ВЕБ-ПРИЛОЖЕНИЙ // Вестник науки. 2025. №5 (86). URL: https://cyberleninka.ru/article/n/websocket-protokol-realnogo-vremeni-dlya-sovremennyh-veb-prilozheniy (дата обращения: 22.10.2025).</w:t>
-      </w:r>
-    </w:p>
-  </w:footnote>
-  <w:footnote w:id="33">
-    <w:p>
-      <w:pPr>
-        <w:pStyle w:val="a4"/>
-      </w:pPr>
-      <w:r>
-        <w:rPr>
-          <w:rStyle w:val="a6"/>
-        </w:rPr>
-        <w:footnoteRef/>
-      </w:r>
-      <w:r>
-        <w:t xml:space="preserve"> </w:t>
-      </w:r>
-      <w:r>
-        <w:rPr>
-          <w:rFonts w:ascii="Arial" w:hAnsi="Arial" w:cs="Arial"/>
-          <w:sz w:val="18"/>
-          <w:szCs w:val="18"/>
-        </w:rPr>
-        <w:t xml:space="preserve">Портнов О. С., </w:t>
-      </w:r>
-      <w:proofErr w:type="spellStart"/>
-      <w:r>
-        <w:rPr>
-          <w:rFonts w:ascii="Arial" w:hAnsi="Arial" w:cs="Arial"/>
-          <w:sz w:val="18"/>
-          <w:szCs w:val="18"/>
-        </w:rPr>
-        <w:t>Халманов</w:t>
-      </w:r>
-      <w:proofErr w:type="spellEnd"/>
-      <w:r>
-        <w:rPr>
-          <w:rFonts w:ascii="Arial" w:hAnsi="Arial" w:cs="Arial"/>
-          <w:sz w:val="18"/>
-          <w:szCs w:val="18"/>
-        </w:rPr>
-        <w:t xml:space="preserve"> А. А. WEBSOCKET: ПРОТОКОЛ РЕАЛЬНОГО ВРЕМЕНИ ДЛЯ СОВРЕМЕННЫХ ВЕБ-ПРИЛОЖЕНИЙ // Вестник науки. 2025. №5 (86). URL: https://cyberleninka.ru/article/n/websocket-protokol-realnogo-vremeni-dlya-sovremennyh-veb-prilozheniy (дата обращения: 22.10.2025).</w:t>
-      </w:r>
-    </w:p>
-  </w:footnote>
-  <w:footnote w:id="34">
-    <w:p>
-      <w:pPr>
-        <w:pStyle w:val="a4"/>
-      </w:pPr>
-      <w:r>
-        <w:rPr>
-          <w:rStyle w:val="a6"/>
-        </w:rPr>
-        <w:footnoteRef/>
-      </w:r>
-      <w:r>
-        <w:t xml:space="preserve"> </w:t>
-      </w:r>
-      <w:r>
-        <w:rPr>
-          <w:rFonts w:ascii="Arial" w:hAnsi="Arial" w:cs="Arial"/>
-          <w:sz w:val="18"/>
-          <w:szCs w:val="18"/>
-        </w:rPr>
-        <w:t xml:space="preserve">Галина Александровна Звонарёва, Артём Сергеевич Смирнов Аналитическая оценка работы протоколов </w:t>
-      </w:r>
-      <w:proofErr w:type="spellStart"/>
-      <w:r>
-        <w:rPr>
-          <w:rFonts w:ascii="Arial" w:hAnsi="Arial" w:cs="Arial"/>
-          <w:sz w:val="18"/>
-          <w:szCs w:val="18"/>
-        </w:rPr>
-        <w:t>WebSocket</w:t>
-      </w:r>
-      <w:proofErr w:type="spellEnd"/>
-      <w:r>
-        <w:rPr>
-          <w:rFonts w:ascii="Arial" w:hAnsi="Arial" w:cs="Arial"/>
-          <w:sz w:val="18"/>
-          <w:szCs w:val="18"/>
-        </w:rPr>
-        <w:t xml:space="preserve"> и </w:t>
-      </w:r>
-      <w:proofErr w:type="spellStart"/>
-      <w:r>
-        <w:rPr>
-          <w:rFonts w:ascii="Arial" w:hAnsi="Arial" w:cs="Arial"/>
-          <w:sz w:val="18"/>
-          <w:szCs w:val="18"/>
-        </w:rPr>
-        <w:t>WebTransport</w:t>
-      </w:r>
-      <w:proofErr w:type="spellEnd"/>
-      <w:r>
-        <w:rPr>
-          <w:rFonts w:ascii="Arial" w:hAnsi="Arial" w:cs="Arial"/>
-          <w:sz w:val="18"/>
-          <w:szCs w:val="18"/>
-        </w:rPr>
-        <w:t xml:space="preserve"> для класса SCADA-систем, работающих в рамках интрасети // Открытое образование. 2024. №5. URL: https://cyberleninka.ru/article/n/analiticheskaya-otsenka-raboty-protokolov-websocket-i-webtransport-dlya-klassa-scada-sistem-rabotayuschih-v-ramkah-intraseti (дата обращения: 22.10.2025).</w:t>
-      </w:r>
-    </w:p>
-  </w:footnote>
-  <w:footnote w:id="35">
-    <w:p>
-      <w:pPr>
-        <w:pStyle w:val="a4"/>
-      </w:pPr>
-      <w:r>
-        <w:rPr>
-          <w:rStyle w:val="a6"/>
-        </w:rPr>
-        <w:footnoteRef/>
-      </w:r>
-      <w:r>
-        <w:t xml:space="preserve"> </w:t>
-      </w:r>
-      <w:r>
-        <w:t>Круглов А. М., Агарков А. В., Бондарчук Д. О. Сетевые протоколы прикладного уровня //ББК 1 Н 34. – С. 3591.</w:t>
-      </w:r>
-    </w:p>
-  </w:footnote>
-  <w:footnote w:id="36">
-    <w:p>
-      <w:pPr>
-        <w:pStyle w:val="a4"/>
-        <w:rPr>
-          <w:lang w:val="en-US"/>
-        </w:rPr>
-      </w:pPr>
-      <w:r>
-        <w:rPr>
-          <w:rStyle w:val="a6"/>
-        </w:rPr>
-        <w:footnoteRef/>
-      </w:r>
-      <w:r>
-        <w:rPr>
-          <w:lang w:val="en-US"/>
-        </w:rPr>
-        <w:t xml:space="preserve"> </w:t>
-      </w:r>
-      <w:proofErr w:type="spellStart"/>
-      <w:r>
-        <w:rPr>
-          <w:highlight w:val="cyan"/>
-          <w:lang w:val="en-US"/>
-        </w:rPr>
-        <w:t>Raciti</w:t>
-      </w:r>
-      <w:proofErr w:type="spellEnd"/>
-      <w:r>
-        <w:rPr>
-          <w:highlight w:val="cyan"/>
-          <w:lang w:val="en-US"/>
-        </w:rPr>
-        <w:t xml:space="preserve"> M. et al. WebSocket Integration in Django [</w:t>
-      </w:r>
-      <w:r>
-        <w:rPr>
-          <w:highlight w:val="cyan"/>
-        </w:rPr>
-        <w:t>Электронный</w:t>
-      </w:r>
-      <w:r>
-        <w:rPr>
-          <w:highlight w:val="cyan"/>
-          <w:lang w:val="en-US"/>
-        </w:rPr>
-        <w:t xml:space="preserve"> </w:t>
-      </w:r>
-      <w:r>
-        <w:rPr>
-          <w:highlight w:val="cyan"/>
-        </w:rPr>
-        <w:t>ресурс</w:t>
-      </w:r>
-      <w:r>
-        <w:rPr>
-          <w:highlight w:val="cyan"/>
-          <w:lang w:val="en-US"/>
-        </w:rPr>
-        <w:t>]. https://openaccess.inaf.it/server/api/core/bitstreams/2aadcb8a-6b1a-405c-8336-9133301ec099/content</w:t>
-      </w:r>
-    </w:p>
-  </w:footnote>
-  <w:footnote w:id="37">
-    <w:p>
-      <w:pPr>
-        <w:pStyle w:val="a4"/>
-      </w:pPr>
-      <w:r>
-        <w:rPr>
-          <w:rStyle w:val="a6"/>
-        </w:rPr>
-        <w:footnoteRef/>
-      </w:r>
-      <w:r>
-        <w:rPr>
-          <w:lang w:val="en-US"/>
-        </w:rPr>
-        <w:t xml:space="preserve"> </w:t>
-      </w:r>
-      <w:proofErr w:type="spellStart"/>
+        <w:t>ТИПЫ</w:t>
+      </w:r>
       <w:r>
         <w:rPr>
           <w:rFonts w:ascii="Arial" w:hAnsi="Arial" w:cs="Arial"/>
@@ -13148,9 +10421,16 @@
           <w:shd w:val="clear" w:color="auto" w:fill="FFFFFF"/>
           <w:lang w:val="en-US"/>
         </w:rPr>
-        <w:t>Ravshanovich</w:t>
-      </w:r>
-      <w:proofErr w:type="spellEnd"/>
+        <w:t xml:space="preserve"> </w:t>
+      </w:r>
+      <w:r>
+        <w:rPr>
+          <w:rFonts w:ascii="Arial" w:hAnsi="Arial" w:cs="Arial"/>
+          <w:color w:val="222222"/>
+          <w:shd w:val="clear" w:color="auto" w:fill="FFFFFF"/>
+        </w:rPr>
+        <w:t>БАЗ</w:t>
+      </w:r>
       <w:r>
         <w:rPr>
           <w:rFonts w:ascii="Arial" w:hAnsi="Arial" w:cs="Arial"/>
@@ -13158,7 +10438,7 @@
           <w:shd w:val="clear" w:color="auto" w:fill="FFFFFF"/>
           <w:lang w:val="en-US"/>
         </w:rPr>
-        <w:t xml:space="preserve"> A. R. JSON IN JAVASCRIPT //Introduction of new innovative technologies in education of pedagogy and psychology. – 2024. – </w:t>
+        <w:t xml:space="preserve"> </w:t>
       </w:r>
       <w:r>
         <w:rPr>
@@ -13166,7 +10446,7 @@
           <w:color w:val="222222"/>
           <w:shd w:val="clear" w:color="auto" w:fill="FFFFFF"/>
         </w:rPr>
-        <w:t>Т</w:t>
+        <w:t>ДАННЫХ</w:t>
       </w:r>
       <w:r>
         <w:rPr>
@@ -13175,7 +10455,7 @@
           <w:shd w:val="clear" w:color="auto" w:fill="FFFFFF"/>
           <w:lang w:val="en-US"/>
         </w:rPr>
-        <w:t xml:space="preserve">. 1. – №. </w:t>
+        <w:t xml:space="preserve"> //Introduction of new innovative technologies in education of pedagogy and psychology. – 2024. – </w:t>
       </w:r>
       <w:r>
         <w:rPr>
@@ -13183,381 +10463,7 @@
           <w:color w:val="222222"/>
           <w:shd w:val="clear" w:color="auto" w:fill="FFFFFF"/>
         </w:rPr>
-        <w:t>3. – С. 175-182.</w:t>
-      </w:r>
-    </w:p>
-  </w:footnote>
-  <w:footnote w:id="38">
-    <w:p>
-      <w:pPr>
-        <w:pStyle w:val="a4"/>
-      </w:pPr>
-      <w:r>
-        <w:rPr>
-          <w:rStyle w:val="a6"/>
-        </w:rPr>
-        <w:footnoteRef/>
-      </w:r>
-      <w:r>
-        <w:t xml:space="preserve"> </w:t>
-      </w:r>
-      <w:r>
-        <w:t xml:space="preserve">Васильев Г. В. Эффективное хранение больших данных о погоде в формате JSON c помощью </w:t>
-      </w:r>
-      <w:proofErr w:type="spellStart"/>
-      <w:r>
-        <w:t>nosql</w:t>
-      </w:r>
-      <w:proofErr w:type="spellEnd"/>
-      <w:r>
-        <w:t xml:space="preserve"> базы данных </w:t>
-      </w:r>
-      <w:proofErr w:type="spellStart"/>
-      <w:r>
-        <w:t>mongodb</w:t>
-      </w:r>
-      <w:proofErr w:type="spellEnd"/>
-      <w:r>
-        <w:t xml:space="preserve"> //МОЛОДЕЖЬ И НАУКА: АКТУАЛЬНЫЕ ПРОБЛЕМЫ ФУНДАМЕНТАЛЬНЫХ И ПРИКЛАДНЫХ ИССЛЕДОВАНИЙ. – 2023. – С. 255-258.</w:t>
-      </w:r>
-    </w:p>
-  </w:footnote>
-  <w:footnote w:id="39">
-    <w:p>
-      <w:pPr>
-        <w:pStyle w:val="a4"/>
-        <w:rPr>
-          <w:lang w:val="sr-Latn-RS"/>
-        </w:rPr>
-      </w:pPr>
-      <w:r>
-        <w:rPr>
-          <w:rStyle w:val="a6"/>
-        </w:rPr>
-        <w:footnoteRef/>
-      </w:r>
-      <w:r>
-        <w:t xml:space="preserve"> </w:t>
-      </w:r>
-      <w:r>
-        <w:rPr>
-          <w:rFonts w:ascii="Arial" w:hAnsi="Arial" w:cs="Arial"/>
-          <w:sz w:val="18"/>
-          <w:szCs w:val="18"/>
-        </w:rPr>
-        <w:t>Подгорный П. А. ПРЕИМУЩЕСТВА ИСПОЛЬЗОВАНИЯ ФОРМАТА JSON В СОВРЕМЕННЫХ WEB-ПРИЛОЖЕНИЯХ С ТОЧКИ ЗРЕНИЯ ИНФОРМАЦИОННОЙ БЕЗОПАСНОСТИ // Вестник науки. 2022. №11 (56). URL: https://cyberleninka.ru/article/n/preimuschestva-ispolzovaniya-formata-json-v-sovremennyh-web-prilozheniyah-s-tochki-zreniya-informatsionnoy-bezopasnosti (дата обращения: 05.11.2025).</w:t>
-      </w:r>
-    </w:p>
-  </w:footnote>
-  <w:footnote w:id="40">
-    <w:p>
-      <w:pPr>
-        <w:pStyle w:val="a4"/>
-        <w:rPr>
-          <w:lang w:val="sr-Latn-RS"/>
-        </w:rPr>
-      </w:pPr>
-      <w:r>
-        <w:rPr>
-          <w:rStyle w:val="a6"/>
-        </w:rPr>
-        <w:footnoteRef/>
-      </w:r>
-      <w:r>
-        <w:rPr>
-          <w:lang w:val="sr-Latn-RS"/>
-        </w:rPr>
-        <w:t xml:space="preserve"> </w:t>
-      </w:r>
-      <w:r>
-        <w:rPr>
-          <w:lang w:val="sr-Latn-RS"/>
-        </w:rPr>
-        <w:t>https://aws.amazon.com/ru/what-is/xml/</w:t>
-      </w:r>
-    </w:p>
-  </w:footnote>
-  <w:footnote w:id="41">
-    <w:p>
-      <w:pPr>
-        <w:pStyle w:val="a4"/>
-        <w:rPr>
-          <w:lang w:val="sr-Latn-RS"/>
-        </w:rPr>
-      </w:pPr>
-      <w:r>
-        <w:rPr>
-          <w:rStyle w:val="a6"/>
-        </w:rPr>
-        <w:footnoteRef/>
-      </w:r>
-      <w:r>
-        <w:rPr>
-          <w:lang w:val="sr-Latn-RS"/>
-        </w:rPr>
-        <w:t xml:space="preserve"> </w:t>
-      </w:r>
-      <w:r>
-        <w:rPr>
-          <w:lang w:val="sr-Latn-RS"/>
-        </w:rPr>
-        <w:t>https://encyclopedia.kaspersky.ru/glossary/xxe-xml-external-entity/</w:t>
-      </w:r>
-    </w:p>
-  </w:footnote>
-  <w:footnote w:id="42">
-    <w:p>
-      <w:pPr>
-        <w:pStyle w:val="a4"/>
-      </w:pPr>
-      <w:r>
-        <w:rPr>
-          <w:rStyle w:val="a6"/>
-        </w:rPr>
-        <w:footnoteRef/>
-      </w:r>
-      <w:r>
-        <w:t xml:space="preserve"> </w:t>
-      </w:r>
-      <w:r>
-        <w:t xml:space="preserve">Алексашина, У. А. Кто такие </w:t>
-      </w:r>
-      <w:proofErr w:type="spellStart"/>
-      <w:r>
-        <w:t>фронтенд</w:t>
-      </w:r>
-      <w:proofErr w:type="spellEnd"/>
-      <w:r>
-        <w:t xml:space="preserve"> - разработчики и почему они так востребованы? / У. А. Алексашина // Студенческая научная </w:t>
-      </w:r>
-      <w:proofErr w:type="gramStart"/>
-      <w:r>
-        <w:t>весна :</w:t>
-      </w:r>
-      <w:proofErr w:type="gramEnd"/>
-      <w:r>
-        <w:t xml:space="preserve"> Тезисы докладов Всероссийской студенческой конференции, посвященной 175-летию Н.Е. Жуковского, Москва, 01–30 апреля 2022 года. – Москва: Издательский дом "Научная библиотека", 2022. – С. 431-434. – EDN BGGGRM.</w:t>
-      </w:r>
-    </w:p>
-    <w:p>
-      <w:pPr>
-        <w:pStyle w:val="a4"/>
-      </w:pPr>
-    </w:p>
-  </w:footnote>
-  <w:footnote w:id="43">
-    <w:p>
-      <w:pPr>
-        <w:pStyle w:val="a4"/>
-      </w:pPr>
-      <w:r>
-        <w:rPr>
-          <w:rStyle w:val="a6"/>
-        </w:rPr>
-        <w:footnoteRef/>
-      </w:r>
-      <w:r>
-        <w:t xml:space="preserve"> </w:t>
-      </w:r>
-      <w:r>
-        <w:t>Чернов М. Б., Малова Е. Н. ИЗУЧЕНИЕ FRONTEND-РАЗРАБОТКИ–ПЕРВЫЙ ШАГ В СФЕРУ IT //ББК 32.82+ 74.00 Т65. – 2021. – С. 139.</w:t>
-      </w:r>
-    </w:p>
-  </w:footnote>
-  <w:footnote w:id="44">
-    <w:p>
-      <w:pPr>
-        <w:pStyle w:val="a4"/>
-      </w:pPr>
-      <w:r>
-        <w:rPr>
-          <w:rStyle w:val="a6"/>
-        </w:rPr>
-        <w:footnoteRef/>
-      </w:r>
-      <w:r>
-        <w:t xml:space="preserve"> </w:t>
-      </w:r>
-      <w:r>
-        <w:t xml:space="preserve">Злобин Е. А. и др. ОБЗОР ПРЕПРОЦЕССОРОВ ЯЗЫКА КАСКАДНЫХ ТАБЛИЦ СТИЛЕЙ CSS //П27 Перспективные аспекты моделирования систем и процессов: материалы Всероссийской научно-практической конференции, Воронеж, 7 октября 2023 г./отв. ред. ВК Зольников, АИ </w:t>
-      </w:r>
-      <w:proofErr w:type="spellStart"/>
-      <w:r>
-        <w:t>Заревич</w:t>
-      </w:r>
-      <w:proofErr w:type="spellEnd"/>
-      <w:r>
-        <w:t xml:space="preserve">; М-во науки и высшего образования РФ, ФГБОУ ВО «ВГЛТУ».–Воронеж, 2023.–563 с.–URL: https://vgltu. </w:t>
-      </w:r>
-      <w:proofErr w:type="spellStart"/>
-      <w:r>
-        <w:t>ru</w:t>
-      </w:r>
-      <w:proofErr w:type="spellEnd"/>
-      <w:r>
-        <w:t>/</w:t>
-      </w:r>
-      <w:proofErr w:type="spellStart"/>
-      <w:r>
-        <w:t>nauka</w:t>
-      </w:r>
-      <w:proofErr w:type="spellEnd"/>
-      <w:r>
-        <w:t>/</w:t>
-      </w:r>
-      <w:proofErr w:type="spellStart"/>
-      <w:r>
-        <w:t>konferencii</w:t>
-      </w:r>
-      <w:proofErr w:type="spellEnd"/>
-      <w:r>
-        <w:t>/2023/</w:t>
-      </w:r>
-      <w:proofErr w:type="spellStart"/>
-      <w:r>
-        <w:t>vserossijskaya-nauchno-prakticheskaya</w:t>
-      </w:r>
-      <w:proofErr w:type="spellEnd"/>
-      <w:r>
-        <w:t>. – 2023. – С. 56.</w:t>
-      </w:r>
-    </w:p>
-  </w:footnote>
-  <w:footnote w:id="45">
-    <w:p>
-      <w:pPr>
-        <w:pStyle w:val="a4"/>
-      </w:pPr>
-      <w:r>
-        <w:rPr>
-          <w:rStyle w:val="a6"/>
-        </w:rPr>
-        <w:footnoteRef/>
-      </w:r>
-      <w:r>
-        <w:t xml:space="preserve"> </w:t>
-      </w:r>
-      <w:proofErr w:type="spellStart"/>
-      <w:r>
-        <w:rPr>
-          <w:rFonts w:ascii="Arial" w:hAnsi="Arial" w:cs="Arial"/>
-          <w:color w:val="222222"/>
-          <w:shd w:val="clear" w:color="auto" w:fill="FFFFFF"/>
-        </w:rPr>
-        <w:t>Сабырова</w:t>
-      </w:r>
-      <w:proofErr w:type="spellEnd"/>
-      <w:r>
-        <w:rPr>
-          <w:rFonts w:ascii="Arial" w:hAnsi="Arial" w:cs="Arial"/>
-          <w:color w:val="222222"/>
-          <w:shd w:val="clear" w:color="auto" w:fill="FFFFFF"/>
-        </w:rPr>
-        <w:t xml:space="preserve"> М. Е. ПРЕИМУЩЕСТВА JAVASCRIPT //ВЕСТНИК ЖЕТЫСУСКОГО УНИВЕРСИТЕТА ИМЕНИ И. ЖАНСУГУРОВА. – 2023. – №. 4 (109). – С. 145-149.</w:t>
-      </w:r>
-    </w:p>
-  </w:footnote>
-  <w:footnote w:id="46">
-    <w:p>
-      <w:pPr>
-        <w:pStyle w:val="a4"/>
-      </w:pPr>
-      <w:r>
-        <w:rPr>
-          <w:rStyle w:val="a6"/>
-        </w:rPr>
-        <w:footnoteRef/>
-      </w:r>
-      <w:r>
-        <w:t xml:space="preserve"> </w:t>
-      </w:r>
-      <w:r>
-        <w:t>https://encyclopedia.kaspersky.ru/glossary/cross-site-scripting-xss/</w:t>
-      </w:r>
-    </w:p>
-  </w:footnote>
-  <w:footnote w:id="47">
-    <w:p>
-      <w:pPr>
-        <w:pStyle w:val="a4"/>
-      </w:pPr>
-      <w:r>
-        <w:rPr>
-          <w:rStyle w:val="a6"/>
-        </w:rPr>
-        <w:footnoteRef/>
-      </w:r>
-      <w:r>
-        <w:t xml:space="preserve"> </w:t>
-      </w:r>
-      <w:r>
-        <w:rPr>
-          <w:rFonts w:ascii="Arial" w:hAnsi="Arial" w:cs="Arial"/>
-          <w:color w:val="222222"/>
-          <w:shd w:val="clear" w:color="auto" w:fill="FFFFFF"/>
-        </w:rPr>
-        <w:t>Навроцкая А. В. Информационная безопасность. Мошенничество. – 2024.</w:t>
-      </w:r>
-    </w:p>
-  </w:footnote>
-  <w:footnote w:id="48">
-    <w:p>
-      <w:pPr>
-        <w:pStyle w:val="a4"/>
-        <w:rPr>
-          <w:rFonts w:ascii="Arial" w:hAnsi="Arial" w:cs="Arial"/>
-          <w:color w:val="222222"/>
-          <w:shd w:val="clear" w:color="auto" w:fill="FFFFFF"/>
-        </w:rPr>
-      </w:pPr>
-      <w:r>
-        <w:rPr>
-          <w:rStyle w:val="a6"/>
-        </w:rPr>
-        <w:footnoteRef/>
-      </w:r>
-      <w:r>
-        <w:t xml:space="preserve"> </w:t>
-      </w:r>
-      <w:r>
-        <w:rPr>
-          <w:rFonts w:ascii="Arial" w:hAnsi="Arial" w:cs="Arial"/>
-          <w:color w:val="222222"/>
-          <w:shd w:val="clear" w:color="auto" w:fill="FFFFFF"/>
-        </w:rPr>
-        <w:t>Трофимов Н. Н., Сергеев О. Л. Научный руководитель: Жуков АД //МЕЖДУНАРОДНЫЙ НАУЧНЫЙ ЖУРНАЛ ИННОВАЦИОННАЯ НАУКА. – С. 58.</w:t>
-      </w:r>
-    </w:p>
-    <w:p>
-      <w:pPr>
-        <w:pStyle w:val="a4"/>
-      </w:pPr>
-    </w:p>
-  </w:footnote>
-  <w:footnote w:id="49">
-    <w:p>
-      <w:pPr>
-        <w:pStyle w:val="a4"/>
-      </w:pPr>
-      <w:r>
-        <w:rPr>
-          <w:rStyle w:val="a6"/>
-        </w:rPr>
-        <w:footnoteRef/>
-      </w:r>
-      <w:r>
-        <w:rPr>
-          <w:lang w:val="en-US"/>
-        </w:rPr>
-        <w:t xml:space="preserve"> </w:t>
-      </w:r>
-      <w:r>
-        <w:rPr>
-          <w:rFonts w:ascii="Arial" w:hAnsi="Arial" w:cs="Arial"/>
-          <w:color w:val="222222"/>
-          <w:shd w:val="clear" w:color="auto" w:fill="FFFFFF"/>
-        </w:rPr>
-        <w:t>Раджабов</w:t>
+        <w:t>Т</w:t>
       </w:r>
       <w:r>
         <w:rPr>
@@ -13566,7 +10472,7 @@
           <w:shd w:val="clear" w:color="auto" w:fill="FFFFFF"/>
           <w:lang w:val="en-US"/>
         </w:rPr>
-        <w:t xml:space="preserve"> </w:t>
+        <w:t xml:space="preserve">. 1. – №. </w:t>
       </w:r>
       <w:r>
         <w:rPr>
@@ -13574,7 +10480,48 @@
           <w:color w:val="222222"/>
           <w:shd w:val="clear" w:color="auto" w:fill="FFFFFF"/>
         </w:rPr>
-        <w:t>А</w:t>
+        <w:t>3. – С. 204-210.</w:t>
+      </w:r>
+    </w:p>
+  </w:footnote>
+  <w:footnote w:id="50">
+    <w:p>
+      <w:pPr>
+        <w:pStyle w:val="a4"/>
+      </w:pPr>
+      <w:r>
+        <w:rPr>
+          <w:rStyle w:val="a6"/>
+        </w:rPr>
+        <w:footnoteRef/>
+      </w:r>
+      <w:r>
+        <w:t xml:space="preserve"> </w:t>
+      </w:r>
+      <w:r>
+        <w:t>Садовая Е. Н. СОВРЕМЕННЫЕ ВЫЗОВЫ И УГРОЗЫ ИНФОРМАЦИОННОЙ БЕЗОПАСНОСТИ REST API И СПОСОБЫ ИХ ПРЕДОТВРАЩЕНИЯ // Молодой исследователь Дона. 2023. №3 (42). URL: https://cyberleninka.ru/article/n/sovremennye-vyzovy-i-ugrozy-informatsionnoy-bezopasnosti-rest-api-i-sposoby-ih-predotvrascheniya (дата обращения: 09.12.2025).</w:t>
+      </w:r>
+    </w:p>
+  </w:footnote>
+  <w:footnote w:id="51">
+    <w:p>
+      <w:pPr>
+        <w:pStyle w:val="a4"/>
+        <w:rPr>
+          <w:lang w:val="en-US"/>
+        </w:rPr>
+      </w:pPr>
+      <w:r>
+        <w:rPr>
+          <w:rStyle w:val="a6"/>
+        </w:rPr>
+        <w:footnoteRef/>
+      </w:r>
+      <w:r>
+        <w:rPr>
+          <w:lang w:val="en-US"/>
+        </w:rPr>
+        <w:t xml:space="preserve"> </w:t>
       </w:r>
       <w:r>
         <w:rPr>
@@ -13583,7 +10530,7 @@
           <w:shd w:val="clear" w:color="auto" w:fill="FFFFFF"/>
           <w:lang w:val="en-US"/>
         </w:rPr>
-        <w:t xml:space="preserve">. </w:t>
+        <w:t xml:space="preserve">Hossain M. M. et al. Broken authentication and its significance in protecting online applications: An overview paper //International Conference on Cyber Intelligence and Information Retrieval. – Singapore : Springer Nature Singapore, 2023. – </w:t>
       </w:r>
       <w:r>
         <w:rPr>
@@ -13591,7 +10538,7 @@
           <w:color w:val="222222"/>
           <w:shd w:val="clear" w:color="auto" w:fill="FFFFFF"/>
         </w:rPr>
-        <w:t>Р</w:t>
+        <w:t>С</w:t>
       </w:r>
       <w:r>
         <w:rPr>
@@ -13600,15 +10547,29 @@
           <w:shd w:val="clear" w:color="auto" w:fill="FFFFFF"/>
           <w:lang w:val="en-US"/>
         </w:rPr>
-        <w:t xml:space="preserve">. </w:t>
-      </w:r>
-      <w:r>
-        <w:rPr>
-          <w:rFonts w:ascii="Arial" w:hAnsi="Arial" w:cs="Arial"/>
-          <w:color w:val="222222"/>
-          <w:shd w:val="clear" w:color="auto" w:fill="FFFFFF"/>
-        </w:rPr>
-        <w:t>ТИПЫ</w:t>
+        <w:t>. 57-65.</w:t>
+      </w:r>
+    </w:p>
+  </w:footnote>
+  <w:footnote w:id="52">
+    <w:p>
+      <w:pPr>
+        <w:pStyle w:val="a4"/>
+        <w:rPr>
+          <w:lang w:val="en-US"/>
+        </w:rPr>
+      </w:pPr>
+      <w:r>
+        <w:rPr>
+          <w:rStyle w:val="a6"/>
+        </w:rPr>
+        <w:footnoteRef/>
+      </w:r>
+      <w:r>
+        <w:rPr>
+          <w:lang w:val="en-US"/>
+        </w:rPr>
+        <w:t xml:space="preserve"> </w:t>
       </w:r>
       <w:r>
         <w:rPr>
@@ -13617,7 +10578,7 @@
           <w:shd w:val="clear" w:color="auto" w:fill="FFFFFF"/>
           <w:lang w:val="en-US"/>
         </w:rPr>
-        <w:t xml:space="preserve"> </w:t>
+        <w:t xml:space="preserve">EL Ghachi E. T., Raouyane B. Web application security: A review of broken access control in web applications //The International Conference of Advanced Computing and Informatics. – Cham : Springer Nature Switzerland, 2024. – </w:t>
       </w:r>
       <w:r>
         <w:rPr>
@@ -13625,7 +10586,7 @@
           <w:color w:val="222222"/>
           <w:shd w:val="clear" w:color="auto" w:fill="FFFFFF"/>
         </w:rPr>
-        <w:t>БАЗ</w:t>
+        <w:t>С</w:t>
       </w:r>
       <w:r>
         <w:rPr>
@@ -13634,6 +10595,88 @@
           <w:shd w:val="clear" w:color="auto" w:fill="FFFFFF"/>
           <w:lang w:val="en-US"/>
         </w:rPr>
+        <w:t>. 25-34.</w:t>
+      </w:r>
+    </w:p>
+  </w:footnote>
+  <w:footnote w:id="53">
+    <w:p>
+      <w:pPr>
+        <w:pStyle w:val="a4"/>
+        <w:rPr>
+          <w:lang w:val="en-US"/>
+        </w:rPr>
+      </w:pPr>
+      <w:r>
+        <w:rPr>
+          <w:rStyle w:val="a6"/>
+        </w:rPr>
+        <w:footnoteRef/>
+      </w:r>
+      <w:r>
+        <w:rPr>
+          <w:lang w:val="en-US"/>
+        </w:rPr>
+        <w:t xml:space="preserve"> https://www.sberbank.ru/ru/person/kibrary/vocabulary/baza_dannyh</w:t>
+      </w:r>
+    </w:p>
+  </w:footnote>
+  <w:footnote w:id="54">
+    <w:p>
+      <w:pPr>
+        <w:pStyle w:val="a4"/>
+        <w:rPr>
+          <w:lang w:val="en-US"/>
+        </w:rPr>
+      </w:pPr>
+      <w:r>
+        <w:rPr>
+          <w:rStyle w:val="a6"/>
+        </w:rPr>
+        <w:footnoteRef/>
+      </w:r>
+      <w:r>
+        <w:rPr>
+          <w:lang w:val="en-US"/>
+        </w:rPr>
+        <w:t xml:space="preserve"> https://practicum.yandex.ru/blog/chto-takoe-bazy-dannyh/#svoystva-bd</w:t>
+      </w:r>
+    </w:p>
+  </w:footnote>
+  <w:footnote w:id="55">
+    <w:p>
+      <w:pPr>
+        <w:pStyle w:val="a4"/>
+        <w:rPr>
+          <w:lang w:val="en-US"/>
+        </w:rPr>
+      </w:pPr>
+      <w:r>
+        <w:rPr>
+          <w:rStyle w:val="a6"/>
+        </w:rPr>
+        <w:footnoteRef/>
+      </w:r>
+      <w:r>
+        <w:rPr>
+          <w:lang w:val="en-US"/>
+        </w:rPr>
+        <w:t xml:space="preserve"> https://aws.amazon.com/ru/what-is/database/</w:t>
+      </w:r>
+    </w:p>
+  </w:footnote>
+  <w:footnote w:id="56">
+    <w:p>
+      <w:pPr>
+        <w:pStyle w:val="a4"/>
+      </w:pPr>
+      <w:r>
+        <w:rPr>
+          <w:rStyle w:val="a6"/>
+        </w:rPr>
+        <w:footnoteRef/>
+      </w:r>
+      <w:r>
         <w:t xml:space="preserve"> </w:t>
       </w:r>
       <w:r>
@@ -13642,472 +10685,124 @@
           <w:color w:val="222222"/>
           <w:shd w:val="clear" w:color="auto" w:fill="FFFFFF"/>
         </w:rPr>
-        <w:t>ДАННЫХ</w:t>
+        <w:t>Баранова Е. М. и др. Современные тенденции защиты баз данных веб-приложений от SQL инъекций //Известия Тульского государственного университета. Технические науки. – 2023. – №. 12. – С. 492-494.</w:t>
+      </w:r>
+    </w:p>
+  </w:footnote>
+  <w:footnote w:id="57">
+    <w:p>
+      <w:pPr>
+        <w:pStyle w:val="a4"/>
+      </w:pPr>
+      <w:r>
+        <w:rPr>
+          <w:rStyle w:val="a6"/>
+        </w:rPr>
+        <w:footnoteRef/>
+      </w:r>
+      <w:r>
+        <w:t xml:space="preserve"> </w:t>
+      </w:r>
+      <w:r>
+        <w:t>https://www.sberbank.ru/ru/person/kibrary/vocabulary/povyshenie-privilegij</w:t>
+      </w:r>
+    </w:p>
+  </w:footnote>
+  <w:footnote w:id="58">
+    <w:p>
+      <w:pPr>
+        <w:pStyle w:val="a4"/>
+      </w:pPr>
+      <w:r>
+        <w:rPr>
+          <w:rStyle w:val="a6"/>
+        </w:rPr>
+        <w:footnoteRef/>
+      </w:r>
+      <w:r>
+        <w:t xml:space="preserve"> </w:t>
+      </w:r>
+      <w:r>
+        <w:t>https://practicum.yandex.ru/blog/chto-takoe-veb-server-i-kak-rabotaet/</w:t>
+      </w:r>
+    </w:p>
+  </w:footnote>
+  <w:footnote w:id="59">
+    <w:p>
+      <w:pPr>
+        <w:pStyle w:val="a4"/>
+      </w:pPr>
+      <w:r>
+        <w:rPr>
+          <w:rStyle w:val="a6"/>
+        </w:rPr>
+        <w:footnoteRef/>
+      </w:r>
+      <w:r>
+        <w:t xml:space="preserve"> </w:t>
+      </w:r>
+      <w:r>
+        <w:t>Эрдынеев М. Ц., Гвоздев А. В. Nginx-веб-сервер для высоконагруженных проектов //Аллея науки. – 2017. – Т. 1. – №. 10. – С. 763-769.</w:t>
+      </w:r>
+    </w:p>
+  </w:footnote>
+  <w:footnote w:id="60">
+    <w:p>
+      <w:pPr>
+        <w:pStyle w:val="a4"/>
+      </w:pPr>
+      <w:r>
+        <w:rPr>
+          <w:rStyle w:val="a6"/>
+        </w:rPr>
+        <w:footnoteRef/>
+      </w:r>
+      <w:r>
+        <w:t xml:space="preserve"> </w:t>
+      </w:r>
+      <w:r>
+        <w:t>И. Д. Торжевский, А. П. Барковская, А. Г. Зотин ВЫБОР АРХИТЕКТУРЫ ДЛЯ РАЗРАБОТКИ ВЕБ-ПРИЛОЖЕНИЯ ИНТЕРНЕТА-МАГАЗИНА // Актуальные проблемы авиации и космонавтики. 2022. №. URL: https://cyberleninka.ru/article/n/vybor-arhitektury-dlya-razrabotki-veb-prilozheniya-interneta-magazina (дата обращения: 09.12.2025).</w:t>
+      </w:r>
+    </w:p>
+  </w:footnote>
+  <w:footnote w:id="61">
+    <w:p>
+      <w:pPr>
+        <w:pStyle w:val="a4"/>
+      </w:pPr>
+      <w:r>
+        <w:rPr>
+          <w:rStyle w:val="a6"/>
+        </w:rPr>
+        <w:footnoteRef/>
+      </w:r>
+      <w:r>
+        <w:t xml:space="preserve"> </w:t>
+      </w:r>
+      <w:r>
+        <w:t>https://www.securitylab.ru/glossary/ataka_obkhoda_kataloga_directory_traversal_attack/</w:t>
+      </w:r>
+    </w:p>
+  </w:footnote>
+  <w:footnote w:id="62">
+    <w:p>
+      <w:pPr>
+        <w:pStyle w:val="a4"/>
+      </w:pPr>
+      <w:r>
+        <w:rPr>
+          <w:rStyle w:val="a6"/>
+        </w:rPr>
+        <w:footnoteRef/>
+      </w:r>
+      <w:r>
+        <w:t xml:space="preserve"> </w:t>
       </w:r>
       <w:r>
         <w:rPr>
           <w:rFonts w:ascii="Arial" w:hAnsi="Arial" w:cs="Arial"/>
           <w:color w:val="222222"/>
           <w:shd w:val="clear" w:color="auto" w:fill="FFFFFF"/>
-          <w:lang w:val="en-US"/>
-        </w:rPr>
-        <w:t xml:space="preserve"> //Introduction of new innovative technologies in education of pedagogy and psychology. – 2024. – </w:t>
-      </w:r>
-      <w:r>
-        <w:rPr>
-          <w:rFonts w:ascii="Arial" w:hAnsi="Arial" w:cs="Arial"/>
-          <w:color w:val="222222"/>
-          <w:shd w:val="clear" w:color="auto" w:fill="FFFFFF"/>
-        </w:rPr>
-        <w:t>Т</w:t>
-      </w:r>
-      <w:r>
-        <w:rPr>
-          <w:rFonts w:ascii="Arial" w:hAnsi="Arial" w:cs="Arial"/>
-          <w:color w:val="222222"/>
-          <w:shd w:val="clear" w:color="auto" w:fill="FFFFFF"/>
-          <w:lang w:val="en-US"/>
-        </w:rPr>
-        <w:t xml:space="preserve">. 1. – №. </w:t>
-      </w:r>
-      <w:r>
-        <w:rPr>
-          <w:rFonts w:ascii="Arial" w:hAnsi="Arial" w:cs="Arial"/>
-          <w:color w:val="222222"/>
-          <w:shd w:val="clear" w:color="auto" w:fill="FFFFFF"/>
-        </w:rPr>
-        <w:t>3. – С. 204-210.</w:t>
-      </w:r>
-    </w:p>
-  </w:footnote>
-  <w:footnote w:id="50">
-    <w:p>
-      <w:pPr>
-        <w:pStyle w:val="a4"/>
-      </w:pPr>
-      <w:r>
-        <w:rPr>
-          <w:rStyle w:val="a6"/>
-        </w:rPr>
-        <w:footnoteRef/>
-      </w:r>
-      <w:r>
-        <w:t xml:space="preserve"> </w:t>
-      </w:r>
-      <w:r>
-        <w:t>Садовая Е. Н. СОВРЕМЕННЫЕ ВЫЗОВЫ И УГРОЗЫ ИНФОРМАЦИОННОЙ БЕЗОПАСНОСТИ REST API И СПОСОБЫ ИХ ПРЕДОТВРАЩЕНИЯ // Молодой исследователь Дона. 2023. №3 (42). URL: https://cyberleninka.ru/article/n/sovremennye-vyzovy-i-ugrozy-informatsionnoy-bezopasnosti-rest-api-i-sposoby-ih-predotvrascheniya (дата обращения: 09.12.2025).</w:t>
-      </w:r>
-    </w:p>
-  </w:footnote>
-  <w:footnote w:id="51">
-    <w:p>
-      <w:pPr>
-        <w:pStyle w:val="a4"/>
-        <w:rPr>
-          <w:lang w:val="en-US"/>
-        </w:rPr>
-      </w:pPr>
-      <w:r>
-        <w:rPr>
-          <w:rStyle w:val="a6"/>
-        </w:rPr>
-        <w:footnoteRef/>
-      </w:r>
-      <w:r>
-        <w:rPr>
-          <w:lang w:val="en-US"/>
-        </w:rPr>
-        <w:t xml:space="preserve"> </w:t>
-      </w:r>
-      <w:r>
-        <w:rPr>
-          <w:rFonts w:ascii="Arial" w:hAnsi="Arial" w:cs="Arial"/>
-          <w:color w:val="222222"/>
-          <w:shd w:val="clear" w:color="auto" w:fill="FFFFFF"/>
-          <w:lang w:val="en-US"/>
-        </w:rPr>
-        <w:t xml:space="preserve">Hossain M. M. et al. Broken authentication and its significance in protecting online applications: An overview paper //International Conference on Cyber Intelligence and Information Retrieval. – </w:t>
-      </w:r>
-      <w:proofErr w:type="gramStart"/>
-      <w:r>
-        <w:rPr>
-          <w:rFonts w:ascii="Arial" w:hAnsi="Arial" w:cs="Arial"/>
-          <w:color w:val="222222"/>
-          <w:shd w:val="clear" w:color="auto" w:fill="FFFFFF"/>
-          <w:lang w:val="en-US"/>
-        </w:rPr>
-        <w:t>Singapore :</w:t>
-      </w:r>
-      <w:proofErr w:type="gramEnd"/>
-      <w:r>
-        <w:rPr>
-          <w:rFonts w:ascii="Arial" w:hAnsi="Arial" w:cs="Arial"/>
-          <w:color w:val="222222"/>
-          <w:shd w:val="clear" w:color="auto" w:fill="FFFFFF"/>
-          <w:lang w:val="en-US"/>
-        </w:rPr>
-        <w:t xml:space="preserve"> Springer Nature Singapore, 2023. – </w:t>
-      </w:r>
-      <w:r>
-        <w:rPr>
-          <w:rFonts w:ascii="Arial" w:hAnsi="Arial" w:cs="Arial"/>
-          <w:color w:val="222222"/>
-          <w:shd w:val="clear" w:color="auto" w:fill="FFFFFF"/>
-        </w:rPr>
-        <w:t>С</w:t>
-      </w:r>
-      <w:r>
-        <w:rPr>
-          <w:rFonts w:ascii="Arial" w:hAnsi="Arial" w:cs="Arial"/>
-          <w:color w:val="222222"/>
-          <w:shd w:val="clear" w:color="auto" w:fill="FFFFFF"/>
-          <w:lang w:val="en-US"/>
-        </w:rPr>
-        <w:t>. 57-65.</w:t>
-      </w:r>
-    </w:p>
-  </w:footnote>
-  <w:footnote w:id="52">
-    <w:p>
-      <w:pPr>
-        <w:pStyle w:val="a4"/>
-        <w:rPr>
-          <w:lang w:val="en-US"/>
-        </w:rPr>
-      </w:pPr>
-      <w:r>
-        <w:rPr>
-          <w:rStyle w:val="a6"/>
-        </w:rPr>
-        <w:footnoteRef/>
-      </w:r>
-      <w:r>
-        <w:rPr>
-          <w:lang w:val="en-US"/>
-        </w:rPr>
-        <w:t xml:space="preserve"> </w:t>
-      </w:r>
-      <w:r>
-        <w:rPr>
-          <w:rFonts w:ascii="Arial" w:hAnsi="Arial" w:cs="Arial"/>
-          <w:color w:val="222222"/>
-          <w:shd w:val="clear" w:color="auto" w:fill="FFFFFF"/>
-          <w:lang w:val="en-US"/>
-        </w:rPr>
-        <w:t xml:space="preserve">EL </w:t>
-      </w:r>
-      <w:proofErr w:type="spellStart"/>
-      <w:r>
-        <w:rPr>
-          <w:rFonts w:ascii="Arial" w:hAnsi="Arial" w:cs="Arial"/>
-          <w:color w:val="222222"/>
-          <w:shd w:val="clear" w:color="auto" w:fill="FFFFFF"/>
-          <w:lang w:val="en-US"/>
-        </w:rPr>
-        <w:t>Ghachi</w:t>
-      </w:r>
-      <w:proofErr w:type="spellEnd"/>
-      <w:r>
-        <w:rPr>
-          <w:rFonts w:ascii="Arial" w:hAnsi="Arial" w:cs="Arial"/>
-          <w:color w:val="222222"/>
-          <w:shd w:val="clear" w:color="auto" w:fill="FFFFFF"/>
-          <w:lang w:val="en-US"/>
-        </w:rPr>
-        <w:t xml:space="preserve"> E. T., </w:t>
-      </w:r>
-      <w:proofErr w:type="spellStart"/>
-      <w:r>
-        <w:rPr>
-          <w:rFonts w:ascii="Arial" w:hAnsi="Arial" w:cs="Arial"/>
-          <w:color w:val="222222"/>
-          <w:shd w:val="clear" w:color="auto" w:fill="FFFFFF"/>
-          <w:lang w:val="en-US"/>
-        </w:rPr>
-        <w:t>Raouyane</w:t>
-      </w:r>
-      <w:proofErr w:type="spellEnd"/>
-      <w:r>
-        <w:rPr>
-          <w:rFonts w:ascii="Arial" w:hAnsi="Arial" w:cs="Arial"/>
-          <w:color w:val="222222"/>
-          <w:shd w:val="clear" w:color="auto" w:fill="FFFFFF"/>
-          <w:lang w:val="en-US"/>
-        </w:rPr>
-        <w:t xml:space="preserve"> B. Web application security: A review of broken access control in web applications //The International Conference of Advanced Computing and Informatics. – </w:t>
-      </w:r>
-      <w:proofErr w:type="gramStart"/>
-      <w:r>
-        <w:rPr>
-          <w:rFonts w:ascii="Arial" w:hAnsi="Arial" w:cs="Arial"/>
-          <w:color w:val="222222"/>
-          <w:shd w:val="clear" w:color="auto" w:fill="FFFFFF"/>
-          <w:lang w:val="en-US"/>
-        </w:rPr>
-        <w:t>Cham :</w:t>
-      </w:r>
-      <w:proofErr w:type="gramEnd"/>
-      <w:r>
-        <w:rPr>
-          <w:rFonts w:ascii="Arial" w:hAnsi="Arial" w:cs="Arial"/>
-          <w:color w:val="222222"/>
-          <w:shd w:val="clear" w:color="auto" w:fill="FFFFFF"/>
-          <w:lang w:val="en-US"/>
-        </w:rPr>
-        <w:t xml:space="preserve"> Springer Nature Switzerland, 2024. – </w:t>
-      </w:r>
-      <w:r>
-        <w:rPr>
-          <w:rFonts w:ascii="Arial" w:hAnsi="Arial" w:cs="Arial"/>
-          <w:color w:val="222222"/>
-          <w:shd w:val="clear" w:color="auto" w:fill="FFFFFF"/>
-        </w:rPr>
-        <w:t>С</w:t>
-      </w:r>
-      <w:r>
-        <w:rPr>
-          <w:rFonts w:ascii="Arial" w:hAnsi="Arial" w:cs="Arial"/>
-          <w:color w:val="222222"/>
-          <w:shd w:val="clear" w:color="auto" w:fill="FFFFFF"/>
-          <w:lang w:val="en-US"/>
-        </w:rPr>
-        <w:t>. 25-34.</w:t>
-      </w:r>
-    </w:p>
-  </w:footnote>
-  <w:footnote w:id="53">
-    <w:p>
-      <w:pPr>
-        <w:pStyle w:val="a4"/>
-        <w:rPr>
-          <w:lang w:val="en-US"/>
-        </w:rPr>
-      </w:pPr>
-      <w:r>
-        <w:rPr>
-          <w:rStyle w:val="a6"/>
-        </w:rPr>
-        <w:footnoteRef/>
-      </w:r>
-      <w:r>
-        <w:rPr>
-          <w:lang w:val="en-US"/>
-        </w:rPr>
-        <w:t xml:space="preserve"> https://www.sberbank.ru/ru/person/kibrary/vocabulary/baza_dannyh</w:t>
-      </w:r>
-    </w:p>
-  </w:footnote>
-  <w:footnote w:id="54">
-    <w:p>
-      <w:pPr>
-        <w:pStyle w:val="a4"/>
-        <w:rPr>
-          <w:lang w:val="en-US"/>
-        </w:rPr>
-      </w:pPr>
-      <w:r>
-        <w:rPr>
-          <w:rStyle w:val="a6"/>
-        </w:rPr>
-        <w:footnoteRef/>
-      </w:r>
-      <w:r>
-        <w:rPr>
-          <w:lang w:val="en-US"/>
-        </w:rPr>
-        <w:t xml:space="preserve"> https://practicum.yandex.ru/blog/chto-takoe-bazy-dannyh/#svoystva-bd</w:t>
-      </w:r>
-    </w:p>
-  </w:footnote>
-  <w:footnote w:id="55">
-    <w:p>
-      <w:pPr>
-        <w:pStyle w:val="a4"/>
-        <w:rPr>
-          <w:lang w:val="en-US"/>
-        </w:rPr>
-      </w:pPr>
-      <w:r>
-        <w:rPr>
-          <w:rStyle w:val="a6"/>
-        </w:rPr>
-        <w:footnoteRef/>
-      </w:r>
-      <w:r>
-        <w:rPr>
-          <w:lang w:val="en-US"/>
-        </w:rPr>
-        <w:t xml:space="preserve"> https://aws.amazon.com/ru/what-is/database/</w:t>
-      </w:r>
-    </w:p>
-  </w:footnote>
-  <w:footnote w:id="56">
-    <w:p>
-      <w:pPr>
-        <w:pStyle w:val="a4"/>
-      </w:pPr>
-      <w:r>
-        <w:rPr>
-          <w:rStyle w:val="a6"/>
-        </w:rPr>
-        <w:footnoteRef/>
-      </w:r>
-      <w:r>
-        <w:t xml:space="preserve"> </w:t>
-      </w:r>
-      <w:r>
-        <w:rPr>
-          <w:rFonts w:ascii="Arial" w:hAnsi="Arial" w:cs="Arial"/>
-          <w:color w:val="222222"/>
-          <w:shd w:val="clear" w:color="auto" w:fill="FFFFFF"/>
-        </w:rPr>
-        <w:t>Баранова Е. М. и др. Современные тенденции защиты баз данных веб-приложений от SQL инъекций //Известия Тульского государственного университета. Технические науки. – 2023. – №. 12. – С. 492-494.</w:t>
-      </w:r>
-    </w:p>
-  </w:footnote>
-  <w:footnote w:id="57">
-    <w:p>
-      <w:pPr>
-        <w:pStyle w:val="a4"/>
-      </w:pPr>
-      <w:r>
-        <w:rPr>
-          <w:rStyle w:val="a6"/>
-        </w:rPr>
-        <w:footnoteRef/>
-      </w:r>
-      <w:r>
-        <w:t xml:space="preserve"> </w:t>
-      </w:r>
-      <w:r>
-        <w:t>https://www.sberbank.ru/ru/person/kibrary/vocabulary/povyshenie-privilegij</w:t>
-      </w:r>
-    </w:p>
-  </w:footnote>
-  <w:footnote w:id="58">
-    <w:p>
-      <w:pPr>
-        <w:pStyle w:val="a4"/>
-      </w:pPr>
-      <w:r>
-        <w:rPr>
-          <w:rStyle w:val="a6"/>
-        </w:rPr>
-        <w:footnoteRef/>
-      </w:r>
-      <w:r>
-        <w:t xml:space="preserve"> </w:t>
-      </w:r>
-      <w:r>
-        <w:t>https://practicum.yandex.ru/blog/chto-takoe-veb-server-i-kak-rabotaet/</w:t>
-      </w:r>
-    </w:p>
-  </w:footnote>
-  <w:footnote w:id="59">
-    <w:p>
-      <w:pPr>
-        <w:pStyle w:val="a4"/>
-      </w:pPr>
-      <w:r>
-        <w:rPr>
-          <w:rStyle w:val="a6"/>
-        </w:rPr>
-        <w:footnoteRef/>
-      </w:r>
-      <w:r>
-        <w:t xml:space="preserve"> </w:t>
-      </w:r>
-      <w:proofErr w:type="spellStart"/>
-      <w:r>
-        <w:t>Эрдынеев</w:t>
-      </w:r>
-      <w:proofErr w:type="spellEnd"/>
-      <w:r>
-        <w:t xml:space="preserve"> М. Ц., Гвоздев А. В. </w:t>
-      </w:r>
-      <w:proofErr w:type="spellStart"/>
-      <w:r>
-        <w:t>Nginx</w:t>
-      </w:r>
-      <w:proofErr w:type="spellEnd"/>
-      <w:r>
-        <w:t>-веб-сервер для высоконагруженных проектов //Аллея науки. – 2017. – Т. 1. – №. 10. – С. 763-769.</w:t>
-      </w:r>
-    </w:p>
-  </w:footnote>
-  <w:footnote w:id="60">
-    <w:p>
-      <w:pPr>
-        <w:pStyle w:val="a4"/>
-      </w:pPr>
-      <w:r>
-        <w:rPr>
-          <w:rStyle w:val="a6"/>
-        </w:rPr>
-        <w:footnoteRef/>
-      </w:r>
-      <w:r>
-        <w:t xml:space="preserve"> </w:t>
-      </w:r>
-      <w:r>
-        <w:t xml:space="preserve">И. Д. </w:t>
-      </w:r>
-      <w:proofErr w:type="spellStart"/>
-      <w:r>
-        <w:t>Торжевский</w:t>
-      </w:r>
-      <w:proofErr w:type="spellEnd"/>
-      <w:r>
-        <w:t xml:space="preserve">, А. П. </w:t>
-      </w:r>
-      <w:proofErr w:type="spellStart"/>
-      <w:r>
-        <w:t>Барковская</w:t>
-      </w:r>
-      <w:proofErr w:type="spellEnd"/>
-      <w:r>
-        <w:t>, А. Г. Зотин ВЫБОР АРХИТЕКТУРЫ ДЛЯ РАЗРАБОТКИ ВЕБ-ПРИЛОЖЕНИЯ ИНТЕРНЕТА-МАГАЗИНА // Актуальные проблемы авиации и космонавтики. 2022. №. URL: https://cyberleninka.ru/article/n/vybor-arhitektury-dlya-razrabotki-veb-prilozheniya-interneta-magazina (дата обращения: 09.12.2025).</w:t>
-      </w:r>
-    </w:p>
-  </w:footnote>
-  <w:footnote w:id="61">
-    <w:p>
-      <w:pPr>
-        <w:pStyle w:val="a4"/>
-      </w:pPr>
-      <w:r>
-        <w:rPr>
-          <w:rStyle w:val="a6"/>
-        </w:rPr>
-        <w:footnoteRef/>
-      </w:r>
-      <w:r>
-        <w:t xml:space="preserve"> </w:t>
-      </w:r>
-      <w:r>
-        <w:t>https://www.securitylab.ru/glossary/ataka_obkhoda_kataloga_directory_traversal_attack/</w:t>
-      </w:r>
-    </w:p>
-  </w:footnote>
-  <w:footnote w:id="62">
-    <w:p>
-      <w:pPr>
-        <w:pStyle w:val="a4"/>
-      </w:pPr>
-      <w:r>
-        <w:rPr>
-          <w:rStyle w:val="a6"/>
-        </w:rPr>
-        <w:footnoteRef/>
-      </w:r>
-      <w:r>
-        <w:t xml:space="preserve"> </w:t>
-      </w:r>
-      <w:r>
-        <w:rPr>
-          <w:rFonts w:ascii="Arial" w:hAnsi="Arial" w:cs="Arial"/>
-          <w:color w:val="222222"/>
-          <w:shd w:val="clear" w:color="auto" w:fill="FFFFFF"/>
         </w:rPr>
         <w:t>Всяких А. Д. Что такое DDOS-атаки: угрозы и эффективные способы их предотвращения //Вестник науки. – 2024. – Т. 2. – №. 11 (80). – С. 1112-1118.</w:t>
       </w:r>
@@ -14128,15 +10823,7 @@
         <w:t xml:space="preserve"> </w:t>
       </w:r>
       <w:r>
-        <w:t>Шахов, А. Э. Архитектурное проектирование веб-приложений / А. Э. Шахов // Актуальные проблемы науки и образования в условиях современных вызовов (шифр –МКАП 24</w:t>
-      </w:r>
-      <w:proofErr w:type="gramStart"/>
-      <w:r>
-        <w:t>) :</w:t>
-      </w:r>
-      <w:proofErr w:type="gramEnd"/>
-      <w:r>
-        <w:t xml:space="preserve"> Сборник материалов XXIV Международной научно-практической конференции, Москва, 18 октября 2023 года. – Москва: Печатный цех, 2023. – С. 27-29. – EDN CYJORC.</w:t>
+        <w:t>Шахов, А. Э. Архитектурное проектирование веб-приложений / А. Э. Шахов // Актуальные проблемы науки и образования в условиях современных вызовов (шифр –МКАП 24) : Сборник материалов XXIV Международной научно-практической конференции, Москва, 18 октября 2023 года. – Москва: Печатный цех, 2023. – С. 27-29. – EDN CYJORC.</w:t>
       </w:r>
     </w:p>
   </w:footnote>
@@ -14180,37 +10867,8 @@
       <w:r>
         <w:t xml:space="preserve"> </w:t>
       </w:r>
-      <w:proofErr w:type="spellStart"/>
-      <w:r>
-        <w:t>Магеррамов</w:t>
-      </w:r>
-      <w:proofErr w:type="spellEnd"/>
-      <w:r>
-        <w:t xml:space="preserve">, З. Т. Классификация угроз информационной безопасности / З. Т. </w:t>
-      </w:r>
-      <w:proofErr w:type="spellStart"/>
-      <w:r>
-        <w:t>Магеррамов</w:t>
-      </w:r>
-      <w:proofErr w:type="spellEnd"/>
-      <w:r>
-        <w:t xml:space="preserve">, Х. В. Амирасланов, М. С. </w:t>
-      </w:r>
-      <w:proofErr w:type="spellStart"/>
-      <w:r>
-        <w:t>Алишов</w:t>
-      </w:r>
-      <w:proofErr w:type="spellEnd"/>
-      <w:r>
-        <w:t xml:space="preserve"> // Фундаментальные и прикладные научные исследования: актуальные вопросы, достижения и </w:t>
-      </w:r>
-      <w:proofErr w:type="gramStart"/>
-      <w:r>
-        <w:t>инновации :</w:t>
-      </w:r>
-      <w:proofErr w:type="gramEnd"/>
-      <w:r>
-        <w:t xml:space="preserve"> сборник статей LVIII Международной научно-практической конференции, Пенза, 27 июля 2022 года. – Пенза: Наука и Просвещение (ИП Гуляев Г.Ю.), 2022. – С. 101-104. – EDN GBAOJM.</w:t>
+      <w:r>
+        <w:t>Магеррамов, З. Т. Классификация угроз информационной безопасности / З. Т. Магеррамов, Х. В. Амирасланов, М. С. Алишов // Фундаментальные и прикладные научные исследования: актуальные вопросы, достижения и инновации : сборник статей LVIII Международной научно-практической конференции, Пенза, 27 июля 2022 года. – Пенза: Наука и Просвещение (ИП Гуляев Г.Ю.), 2022. – С. 101-104. – EDN GBAOJM.</w:t>
       </w:r>
     </w:p>
   </w:footnote>
@@ -14247,13 +10905,8 @@
       <w:r>
         <w:t xml:space="preserve"> </w:t>
       </w:r>
-      <w:proofErr w:type="spellStart"/>
-      <w:r>
-        <w:t>Ланецкая</w:t>
-      </w:r>
-      <w:proofErr w:type="spellEnd"/>
-      <w:r>
-        <w:t xml:space="preserve"> А. Ю., Александрова Е. Н. СОВРЕМЕННЫЕ УГРОЗЫ ИНФОРМАЦИОННОЙ БЕЗОПАСНОСТИ // Международный журнал гуманитарных и естественных наук. 2022. №7-2. URL: https://cyberleninka.ru/article/n/sovremennye-ugrozy-informatsionnoy-bezopasnosti (дата обращения: 09.12.2025).</w:t>
+      <w:r>
+        <w:t>Ланецкая А. Ю., Александрова Е. Н. СОВРЕМЕННЫЕ УГРОЗЫ ИНФОРМАЦИОННОЙ БЕЗОПАСНОСТИ // Международный журнал гуманитарных и естественных наук. 2022. №7-2. URL: https://cyberleninka.ru/article/n/sovremennye-ugrozy-informatsionnoy-bezopasnosti (дата обращения: 09.12.2025).</w:t>
       </w:r>
     </w:p>
   </w:footnote>
@@ -14306,21 +10959,8 @@
       <w:r>
         <w:t xml:space="preserve"> </w:t>
       </w:r>
-      <w:proofErr w:type="spellStart"/>
-      <w:r>
-        <w:t>Кочесоков</w:t>
-      </w:r>
-      <w:proofErr w:type="spellEnd"/>
-      <w:r>
-        <w:t xml:space="preserve"> Рустам </w:t>
-      </w:r>
-      <w:proofErr w:type="spellStart"/>
-      <w:r>
-        <w:t>Хажмударович</w:t>
-      </w:r>
-      <w:proofErr w:type="spellEnd"/>
-      <w:r>
-        <w:t xml:space="preserve"> Киберпреступность в России: тенденции и методы борьбы // Пробелы в российском законодательстве. 2023. №5. URL: https://cyberleninka.ru/article/n/kiberprestupnost-v-rossii-tendentsii-i-metody-borby (дата обращения: 09.12.2025).</w:t>
+      <w:r>
+        <w:t>Кочесоков Рустам Хажмударович Киберпреступность в России: тенденции и методы борьбы // Пробелы в российском законодательстве. 2023. №5. URL: https://cyberleninka.ru/article/n/kiberprestupnost-v-rossii-tendentsii-i-metody-borby (дата обращения: 09.12.2025).</w:t>
       </w:r>
     </w:p>
   </w:footnote>
@@ -14338,13 +10978,8 @@
       <w:r>
         <w:t xml:space="preserve"> </w:t>
       </w:r>
-      <w:proofErr w:type="spellStart"/>
-      <w:r>
-        <w:t>Козаев</w:t>
-      </w:r>
-      <w:proofErr w:type="spellEnd"/>
-      <w:r>
-        <w:t xml:space="preserve"> Н. Ш. КИБЕРПРЕСТУПНОСТЬ В СОВРЕМЕННОМ МИРЕ: ТЕНДЕНЦИИ, ВЫЗОВЫ И СТРАТЕГИИ ПРОТИВОДЕЙСТВИЯ // Гуманитарные, социально-экономические и общественные науки. 2024. №11. URL: https://cyberleninka.ru/article/n/kiberprestupnost-v-sovremennom-mire-tendentsii-vyzovy-i-strategii-protivodeystviya (дата обращения: 09.12.2025).</w:t>
+      <w:r>
+        <w:t>Козаев Н. Ш. КИБЕРПРЕСТУПНОСТЬ В СОВРЕМЕННОМ МИРЕ: ТЕНДЕНЦИИ, ВЫЗОВЫ И СТРАТЕГИИ ПРОТИВОДЕЙСТВИЯ // Гуманитарные, социально-экономические и общественные науки. 2024. №11. URL: https://cyberleninka.ru/article/n/kiberprestupnost-v-sovremennom-mire-tendentsii-vyzovy-i-strategii-protivodeystviya (дата обращения: 09.12.2025).</w:t>
       </w:r>
     </w:p>
   </w:footnote>
@@ -14362,7 +10997,6 @@
       <w:r>
         <w:t xml:space="preserve"> </w:t>
       </w:r>
-      <w:proofErr w:type="spellStart"/>
       <w:r>
         <w:rPr>
           <w:rFonts w:ascii="TT3602o00" w:hAnsi="TT3602o00"/>
@@ -14370,9 +11004,17 @@
           <w:sz w:val="18"/>
           <w:szCs w:val="18"/>
         </w:rPr>
-        <w:t>Карабеков</w:t>
-      </w:r>
-      <w:proofErr w:type="spellEnd"/>
+        <w:t>Карабеков К</w:t>
+      </w:r>
+      <w:r>
+        <w:rPr>
+          <w:rFonts w:ascii="Helvetica" w:hAnsi="Helvetica" w:cs="Helvetica"/>
+          <w:color w:val="000000"/>
+          <w:sz w:val="18"/>
+          <w:szCs w:val="18"/>
+        </w:rPr>
+        <w:t>.</w:t>
+      </w:r>
       <w:r>
         <w:rPr>
           <w:rFonts w:ascii="TT3602o00" w:hAnsi="TT3602o00"/>
@@ -14380,7 +11022,7 @@
           <w:sz w:val="18"/>
           <w:szCs w:val="18"/>
         </w:rPr>
-        <w:t xml:space="preserve"> К</w:t>
+        <w:t>О</w:t>
       </w:r>
       <w:r>
         <w:rPr>
@@ -14389,7 +11031,7 @@
           <w:sz w:val="18"/>
           <w:szCs w:val="18"/>
         </w:rPr>
-        <w:t>.</w:t>
+        <w:t xml:space="preserve">. </w:t>
       </w:r>
       <w:r>
         <w:rPr>
@@ -14398,7 +11040,7 @@
           <w:sz w:val="18"/>
           <w:szCs w:val="18"/>
         </w:rPr>
-        <w:t>О</w:t>
+        <w:t xml:space="preserve">Состояние и тенденции киберпреступности в Российской Федерации и Республике Казахстан </w:t>
       </w:r>
       <w:r>
         <w:rPr>
@@ -14407,7 +11049,7 @@
           <w:sz w:val="18"/>
           <w:szCs w:val="18"/>
         </w:rPr>
-        <w:t xml:space="preserve">. </w:t>
+        <w:t xml:space="preserve">/ </w:t>
       </w:r>
       <w:r>
         <w:rPr>
@@ -14416,7 +11058,7 @@
           <w:sz w:val="18"/>
           <w:szCs w:val="18"/>
         </w:rPr>
-        <w:t xml:space="preserve">Состояние и тенденции киберпреступности в Российской Федерации и Республике Казахстан </w:t>
+        <w:t>К</w:t>
       </w:r>
       <w:r>
         <w:rPr>
@@ -14425,7 +11067,7 @@
           <w:sz w:val="18"/>
           <w:szCs w:val="18"/>
         </w:rPr>
-        <w:t xml:space="preserve">/ </w:t>
+        <w:t>.</w:t>
       </w:r>
       <w:r>
         <w:rPr>
@@ -14434,7 +11076,7 @@
           <w:sz w:val="18"/>
           <w:szCs w:val="18"/>
         </w:rPr>
-        <w:t>К</w:t>
+        <w:t>О</w:t>
       </w:r>
       <w:r>
         <w:rPr>
@@ -14443,7 +11085,7 @@
           <w:sz w:val="18"/>
           <w:szCs w:val="18"/>
         </w:rPr>
-        <w:t>.</w:t>
+        <w:t xml:space="preserve">. </w:t>
       </w:r>
       <w:r>
         <w:rPr>
@@ -14452,7 +11094,7 @@
           <w:sz w:val="18"/>
           <w:szCs w:val="18"/>
         </w:rPr>
-        <w:t>О</w:t>
+        <w:t xml:space="preserve">Карабеков </w:t>
       </w:r>
       <w:r>
         <w:rPr>
@@ -14461,9 +11103,8 @@
           <w:sz w:val="18"/>
           <w:szCs w:val="18"/>
         </w:rPr>
-        <w:t xml:space="preserve">. </w:t>
-      </w:r>
-      <w:proofErr w:type="spellStart"/>
+        <w:t xml:space="preserve">// </w:t>
+      </w:r>
       <w:r>
         <w:rPr>
           <w:rFonts w:ascii="TT3602o00" w:hAnsi="TT3602o00"/>
@@ -14471,9 +11112,17 @@
           <w:sz w:val="18"/>
           <w:szCs w:val="18"/>
         </w:rPr>
-        <w:t>Карабеков</w:t>
-      </w:r>
-      <w:proofErr w:type="spellEnd"/>
+        <w:t>Научный вестник Омской академии МВД России</w:t>
+      </w:r>
+      <w:r>
+        <w:rPr>
+          <w:rFonts w:ascii="Helvetica" w:hAnsi="Helvetica" w:cs="Helvetica"/>
+          <w:color w:val="000000"/>
+          <w:sz w:val="18"/>
+          <w:szCs w:val="18"/>
+        </w:rPr>
+        <w:t xml:space="preserve">. 2024. </w:t>
+      </w:r>
       <w:r>
         <w:rPr>
           <w:rFonts w:ascii="TT3602o00" w:hAnsi="TT3602o00"/>
@@ -14481,7 +11130,7 @@
           <w:sz w:val="18"/>
           <w:szCs w:val="18"/>
         </w:rPr>
-        <w:t xml:space="preserve"> </w:t>
+        <w:t>Т</w:t>
       </w:r>
       <w:r>
         <w:rPr>
@@ -14490,7 +11139,7 @@
           <w:sz w:val="18"/>
           <w:szCs w:val="18"/>
         </w:rPr>
-        <w:t xml:space="preserve">// </w:t>
+        <w:t xml:space="preserve">. 30. </w:t>
       </w:r>
       <w:r>
         <w:rPr>
@@ -14499,7 +11148,7 @@
           <w:sz w:val="18"/>
           <w:szCs w:val="18"/>
         </w:rPr>
-        <w:t>Научный вестник Омской академии МВД России</w:t>
+        <w:t xml:space="preserve">№ </w:t>
       </w:r>
       <w:r>
         <w:rPr>
@@ -14508,7 +11157,16 @@
           <w:sz w:val="18"/>
           <w:szCs w:val="18"/>
         </w:rPr>
-        <w:t xml:space="preserve">. 2024. </w:t>
+        <w:t>2(93).</w:t>
+      </w:r>
+      <w:r>
+        <w:rPr>
+          <w:rFonts w:ascii="Helvetica" w:hAnsi="Helvetica" w:cs="Helvetica"/>
+          <w:color w:val="000000"/>
+          <w:sz w:val="18"/>
+          <w:szCs w:val="18"/>
+        </w:rPr>
+        <w:br/>
       </w:r>
       <w:r>
         <w:rPr>
@@ -14517,7 +11175,7 @@
           <w:sz w:val="18"/>
           <w:szCs w:val="18"/>
         </w:rPr>
-        <w:t>Т</w:t>
+        <w:t>С</w:t>
       </w:r>
       <w:r>
         <w:rPr>
@@ -14526,51 +11184,6 @@
           <w:sz w:val="18"/>
           <w:szCs w:val="18"/>
         </w:rPr>
-        <w:t xml:space="preserve">. 30. </w:t>
-      </w:r>
-      <w:r>
-        <w:rPr>
-          <w:rFonts w:ascii="TT3602o00" w:hAnsi="TT3602o00"/>
-          <w:color w:val="000000"/>
-          <w:sz w:val="18"/>
-          <w:szCs w:val="18"/>
-        </w:rPr>
-        <w:t xml:space="preserve">№ </w:t>
-      </w:r>
-      <w:r>
-        <w:rPr>
-          <w:rFonts w:ascii="Helvetica" w:hAnsi="Helvetica" w:cs="Helvetica"/>
-          <w:color w:val="000000"/>
-          <w:sz w:val="18"/>
-          <w:szCs w:val="18"/>
-        </w:rPr>
-        <w:t>2(93).</w:t>
-      </w:r>
-      <w:r>
-        <w:rPr>
-          <w:rFonts w:ascii="Helvetica" w:hAnsi="Helvetica" w:cs="Helvetica"/>
-          <w:color w:val="000000"/>
-          <w:sz w:val="18"/>
-          <w:szCs w:val="18"/>
-        </w:rPr>
-        <w:br/>
-      </w:r>
-      <w:r>
-        <w:rPr>
-          <w:rFonts w:ascii="TT3602o00" w:hAnsi="TT3602o00"/>
-          <w:color w:val="000000"/>
-          <w:sz w:val="18"/>
-          <w:szCs w:val="18"/>
-        </w:rPr>
-        <w:t>С</w:t>
-      </w:r>
-      <w:r>
-        <w:rPr>
-          <w:rFonts w:ascii="Helvetica" w:hAnsi="Helvetica" w:cs="Helvetica"/>
-          <w:color w:val="000000"/>
-          <w:sz w:val="18"/>
-          <w:szCs w:val="18"/>
-        </w:rPr>
         <w:t>. 106–112.</w:t>
       </w:r>
     </w:p>
@@ -14589,37 +11202,8 @@
       <w:r>
         <w:t xml:space="preserve"> </w:t>
       </w:r>
-      <w:proofErr w:type="spellStart"/>
-      <w:r>
-        <w:t>Аменицкий</w:t>
-      </w:r>
-      <w:proofErr w:type="spellEnd"/>
-      <w:r>
-        <w:t xml:space="preserve">, А. В. Актуальные тенденции кибербезопасности / А. В. </w:t>
-      </w:r>
-      <w:proofErr w:type="spellStart"/>
-      <w:r>
-        <w:t>Аменицкий</w:t>
-      </w:r>
-      <w:proofErr w:type="spellEnd"/>
-      <w:r>
-        <w:t xml:space="preserve"> // Актуальные вопросы науки, технологий и </w:t>
-      </w:r>
-      <w:proofErr w:type="gramStart"/>
-      <w:r>
-        <w:t>общества :</w:t>
-      </w:r>
-      <w:proofErr w:type="gramEnd"/>
-      <w:r>
-        <w:t xml:space="preserve"> Монография. – </w:t>
-      </w:r>
-      <w:proofErr w:type="gramStart"/>
-      <w:r>
-        <w:t>Пенза :</w:t>
-      </w:r>
-      <w:proofErr w:type="gramEnd"/>
-      <w:r>
-        <w:t xml:space="preserve"> Наука и Просвещение (ИП Гуляев Г.Ю.), 2025. – С. 92-120. – EDN BVTRQM.</w:t>
+      <w:r>
+        <w:t>Аменицкий, А. В. Актуальные тенденции кибербезопасности / А. В. Аменицкий // Актуальные вопросы науки, технологий и общества : Монография. – Пенза : Наука и Просвещение (ИП Гуляев Г.Ю.), 2025. – С. 92-120. – EDN BVTRQM.</w:t>
       </w:r>
     </w:p>
   </w:footnote>
@@ -14627,7 +11211,7 @@
 </file>
 
 <file path=word/numbering.xml><?xml version="1.0" encoding="utf-8"?>
-<w:numbering xmlns:wpc="http://schemas.microsoft.com/office/word/2010/wordprocessingCanvas" xmlns:cx="http://schemas.microsoft.com/office/drawing/2014/chartex" xmlns:cx1="http://schemas.microsoft.com/office/drawing/2015/9/8/chartex" xmlns:cx2="http://schemas.microsoft.com/office/drawing/2015/10/21/chartex" xmlns:cx3="http://schemas.microsoft.com/office/drawing/2016/5/9/chartex" xmlns:cx4="http://schemas.microsoft.com/office/drawing/2016/5/10/chartex" xmlns:cx5="http://schemas.microsoft.com/office/drawing/2016/5/11/chartex" xmlns:cx6="http://schemas.microsoft.com/office/drawing/2016/5/12/chartex" xmlns:cx7="http://schemas.microsoft.com/office/drawing/2016/5/13/chartex" xmlns:cx8="http://schemas.microsoft.com/office/drawing/2016/5/14/chartex" xmlns:mc="http://schemas.openxmlformats.org/markup-compatibility/2006" xmlns:aink="http://schemas.microsoft.com/office/drawing/2016/ink" xmlns:am3d="http://schemas.microsoft.com/office/drawing/2017/model3d" xmlns:o="urn:schemas-microsoft-com:office:office" xmlns:r="http://schemas.openxmlformats.org/officeDocument/2006/relationships" xmlns:m="http://schemas.openxmlformats.org/officeDocument/2006/math" xmlns:v="urn:schemas-microsoft-com:vml" xmlns:wp14="http://schemas.microsoft.com/office/word/2010/wordprocessingDrawing" xmlns:wp="http://schemas.openxmlformats.org/drawingml/2006/wordprocessingDrawing" xmlns:w10="urn:schemas-microsoft-com:office:word" xmlns:w="http://schemas.openxmlformats.org/wordprocessingml/2006/main" xmlns:w14="http://schemas.microsoft.com/office/word/2010/wordml" xmlns:w15="http://schemas.microsoft.com/office/word/2012/wordml" xmlns:w16cex="http://schemas.microsoft.com/office/word/2018/wordml/cex" xmlns:w16cid="http://schemas.microsoft.com/office/word/2016/wordml/cid" xmlns:w16="http://schemas.microsoft.com/office/word/2018/wordml" xmlns:w16sdtdh="http://schemas.microsoft.com/office/word/2020/wordml/sdtdatahash" xmlns:w16se="http://schemas.microsoft.com/office/word/2015/wordml/symex" xmlns:wpg="http://schemas.microsoft.com/office/word/2010/wordprocessingGroup" xmlns:wpi="http://schemas.microsoft.com/office/word/2010/wordprocessingInk" xmlns:wne="http://schemas.microsoft.com/office/word/2006/wordml" xmlns:wps="http://schemas.microsoft.com/office/word/2010/wordprocessingShape" mc:Ignorable="w14 w15 w16se w16cid w16 w16cex w16sdtdh wp14">
+<w:numbering xmlns:wpc="http://schemas.microsoft.com/office/word/2010/wordprocessingCanvas" xmlns:cx="http://schemas.microsoft.com/office/drawing/2014/chartex" xmlns:cx1="http://schemas.microsoft.com/office/drawing/2015/9/8/chartex" xmlns:cx2="http://schemas.microsoft.com/office/drawing/2015/10/21/chartex" xmlns:cx3="http://schemas.microsoft.com/office/drawing/2016/5/9/chartex" xmlns:cx4="http://schemas.microsoft.com/office/drawing/2016/5/10/chartex" xmlns:cx5="http://schemas.microsoft.com/office/drawing/2016/5/11/chartex" xmlns:cx6="http://schemas.microsoft.com/office/drawing/2016/5/12/chartex" xmlns:cx7="http://schemas.microsoft.com/office/drawing/2016/5/13/chartex" xmlns:cx8="http://schemas.microsoft.com/office/drawing/2016/5/14/chartex" xmlns:mc="http://schemas.openxmlformats.org/markup-compatibility/2006" xmlns:aink="http://schemas.microsoft.com/office/drawing/2016/ink" xmlns:am3d="http://schemas.microsoft.com/office/drawing/2017/model3d" xmlns:o="urn:schemas-microsoft-com:office:office" xmlns:r="http://schemas.openxmlformats.org/officeDocument/2006/relationships" xmlns:m="http://schemas.openxmlformats.org/officeDocument/2006/math" xmlns:v="urn:schemas-microsoft-com:vml" xmlns:wp14="http://schemas.microsoft.com/office/word/2010/wordprocessingDrawing" xmlns:wp="http://schemas.openxmlformats.org/drawingml/2006/wordprocessingDrawing" xmlns:w10="urn:schemas-microsoft-com:office:word" xmlns:w="http://schemas.openxmlformats.org/wordprocessingml/2006/main" xmlns:w14="http://schemas.microsoft.com/office/word/2010/wordml" xmlns:w15="http://schemas.microsoft.com/office/word/2012/wordml" xmlns:w16cex="http://schemas.microsoft.com/office/word/2018/wordml/cex" xmlns:w16cid="http://schemas.microsoft.com/office/word/2016/wordml/cid" xmlns:w16="http://schemas.microsoft.com/office/word/2018/wordml" xmlns:w16se="http://schemas.microsoft.com/office/word/2015/wordml/symex" xmlns:wpg="http://schemas.microsoft.com/office/word/2010/wordprocessingGroup" xmlns:wpi="http://schemas.microsoft.com/office/word/2010/wordprocessingInk" xmlns:wne="http://schemas.microsoft.com/office/word/2006/wordml" xmlns:wps="http://schemas.microsoft.com/office/word/2010/wordprocessingShape" mc:Ignorable="w14 w15 w16se w16cid w16 w16cex wp14">
   <w:abstractNum w:abstractNumId="0" w15:restartNumberingAfterBreak="0">
     <w:nsid w:val="0CC502C6"/>
     <w:multiLevelType w:val="multilevel"/>
@@ -18188,7 +14772,7 @@
 </file>
 
 <file path=word/styles.xml><?xml version="1.0" encoding="utf-8"?>
-<w:styles xmlns:mc="http://schemas.openxmlformats.org/markup-compatibility/2006" xmlns:r="http://schemas.openxmlformats.org/officeDocument/2006/relationships" xmlns:w="http://schemas.openxmlformats.org/wordprocessingml/2006/main" xmlns:w14="http://schemas.microsoft.com/office/word/2010/wordml" xmlns:w15="http://schemas.microsoft.com/office/word/2012/wordml" xmlns:w16cex="http://schemas.microsoft.com/office/word/2018/wordml/cex" xmlns:w16cid="http://schemas.microsoft.com/office/word/2016/wordml/cid" xmlns:w16="http://schemas.microsoft.com/office/word/2018/wordml" xmlns:w16sdtdh="http://schemas.microsoft.com/office/word/2020/wordml/sdtdatahash" xmlns:w16se="http://schemas.microsoft.com/office/word/2015/wordml/symex" mc:Ignorable="w14 w15 w16se w16cid w16 w16cex w16sdtdh">
+<w:styles xmlns:mc="http://schemas.openxmlformats.org/markup-compatibility/2006" xmlns:r="http://schemas.openxmlformats.org/officeDocument/2006/relationships" xmlns:w="http://schemas.openxmlformats.org/wordprocessingml/2006/main" xmlns:w14="http://schemas.microsoft.com/office/word/2010/wordml" xmlns:w15="http://schemas.microsoft.com/office/word/2012/wordml" xmlns:w16cex="http://schemas.microsoft.com/office/word/2018/wordml/cex" xmlns:w16cid="http://schemas.microsoft.com/office/word/2016/wordml/cid" xmlns:w16="http://schemas.microsoft.com/office/word/2018/wordml" xmlns:w16se="http://schemas.microsoft.com/office/word/2015/wordml/symex" mc:Ignorable="w14 w15 w16se w16cid w16 w16cex">
   <w:docDefaults>
     <w:rPrDefault>
       <w:rPr>

--- a/оглавление + 1 часть 2.docx
+++ b/оглавление + 1 часть 2.docx
@@ -8976,9 +8976,6 @@
     <w:p>
       <w:pPr>
         <w:pStyle w:val="ac"/>
-        <w:rPr>
-          <w:rStyle w:val="relative"/>
-        </w:rPr>
       </w:pPr>
       <w:r>
         <w:rPr>
@@ -8995,6 +8992,351 @@
       </w:r>
       <w:r>
         <w:t xml:space="preserve"> </w:t>
+      </w:r>
+    </w:p>
+    <w:p>
+      <w:pPr>
+        <w:rPr>
+          <w:rFonts w:ascii="Times New Roman" w:eastAsia="Times New Roman" w:hAnsi="Times New Roman" w:cs="Times New Roman"/>
+          <w:sz w:val="24"/>
+          <w:szCs w:val="24"/>
+          <w:lang w:eastAsia="ru-RU"/>
+        </w:rPr>
+      </w:pPr>
+      <w:r>
+        <w:br w:type="page"/>
+      </w:r>
+    </w:p>
+    <w:p>
+      <w:pPr>
+        <w:pStyle w:val="ac"/>
+        <w:jc w:val="center"/>
+        <w:rPr>
+          <w:rStyle w:val="relative"/>
+        </w:rPr>
+      </w:pPr>
+      <w:r>
+        <w:rPr>
+          <w:rStyle w:val="a3"/>
+          <w:b w:val="0"/>
+          <w:bCs w:val="0"/>
+        </w:rPr>
+        <w:lastRenderedPageBreak/>
+        <w:t>2</w:t>
+      </w:r>
+      <w:r>
+        <w:rPr>
+          <w:rStyle w:val="a3"/>
+          <w:b w:val="0"/>
+          <w:bCs w:val="0"/>
+        </w:rPr>
+        <w:t>.</w:t>
+      </w:r>
+      <w:r>
+        <w:rPr>
+          <w:rStyle w:val="a3"/>
+          <w:b w:val="0"/>
+          <w:bCs w:val="0"/>
+        </w:rPr>
+        <w:t>3</w:t>
+      </w:r>
+      <w:r>
+        <w:rPr>
+          <w:rStyle w:val="a3"/>
+          <w:b w:val="0"/>
+          <w:bCs w:val="0"/>
+        </w:rPr>
+        <w:t>.</w:t>
+      </w:r>
+      <w:r>
+        <w:t xml:space="preserve"> </w:t>
+      </w:r>
+      <w:r>
+        <w:t>Архитектурно-ориентированный анализ угроз</w:t>
+      </w:r>
+    </w:p>
+    <w:p>
+      <w:pPr>
+        <w:spacing w:before="100" w:beforeAutospacing="1" w:after="100" w:afterAutospacing="1" w:line="240" w:lineRule="auto"/>
+        <w:rPr>
+          <w:rFonts w:ascii="Times New Roman" w:eastAsia="Times New Roman" w:hAnsi="Times New Roman" w:cs="Times New Roman"/>
+          <w:sz w:val="24"/>
+          <w:szCs w:val="24"/>
+          <w:lang w:eastAsia="ru-RU"/>
+        </w:rPr>
+      </w:pPr>
+      <w:r>
+        <w:rPr>
+          <w:rFonts w:ascii="Times New Roman" w:eastAsia="Times New Roman" w:hAnsi="Times New Roman" w:cs="Times New Roman"/>
+          <w:sz w:val="24"/>
+          <w:szCs w:val="24"/>
+          <w:lang w:eastAsia="ru-RU"/>
+        </w:rPr>
+        <w:t xml:space="preserve">В современных условиях веб-приложения представляют собой сложные многоуровневые системы, </w:t>
+      </w:r>
+      <w:r>
+        <w:t>объединяющ</w:t>
+      </w:r>
+      <w:r>
+        <w:t>ая</w:t>
+      </w:r>
+      <w:r>
+        <w:t xml:space="preserve"> клиентскую, серверную и инфраструктурную </w:t>
+      </w:r>
+      <w:r>
+        <w:rPr>
+          <w:rStyle w:val="a3"/>
+          <w:rFonts w:ascii="Arial" w:hAnsi="Arial" w:cs="Arial"/>
+          <w:color w:val="3A3A3A"/>
+          <w:sz w:val="31"/>
+          <w:szCs w:val="31"/>
+        </w:rPr>
+        <w:t>составляющ</w:t>
+      </w:r>
+      <w:r>
+        <w:rPr>
+          <w:rStyle w:val="a3"/>
+          <w:rFonts w:ascii="Arial" w:hAnsi="Arial" w:cs="Arial"/>
+          <w:color w:val="3A3A3A"/>
+          <w:sz w:val="31"/>
+          <w:szCs w:val="31"/>
+        </w:rPr>
+        <w:t>ую</w:t>
+      </w:r>
+      <w:r>
+        <w:rPr>
+          <w:rFonts w:ascii="Times New Roman" w:eastAsia="Times New Roman" w:hAnsi="Times New Roman" w:cs="Times New Roman"/>
+          <w:sz w:val="24"/>
+          <w:szCs w:val="24"/>
+          <w:lang w:eastAsia="ru-RU"/>
+        </w:rPr>
+        <w:t xml:space="preserve">. </w:t>
+      </w:r>
+      <w:r>
+        <w:t>Первая глава продемонстрировала</w:t>
+      </w:r>
+      <w:r>
+        <w:rPr>
+          <w:rFonts w:ascii="Times New Roman" w:eastAsia="Times New Roman" w:hAnsi="Times New Roman" w:cs="Times New Roman"/>
+          <w:sz w:val="24"/>
+          <w:szCs w:val="24"/>
+          <w:lang w:eastAsia="ru-RU"/>
+        </w:rPr>
+        <w:t>,</w:t>
+      </w:r>
+      <w:r>
+        <w:rPr>
+          <w:rFonts w:ascii="Times New Roman" w:eastAsia="Times New Roman" w:hAnsi="Times New Roman" w:cs="Times New Roman"/>
+          <w:sz w:val="24"/>
+          <w:szCs w:val="24"/>
+          <w:lang w:eastAsia="ru-RU"/>
+        </w:rPr>
+        <w:t xml:space="preserve"> что</w:t>
+      </w:r>
+      <w:r>
+        <w:rPr>
+          <w:rFonts w:ascii="Times New Roman" w:eastAsia="Times New Roman" w:hAnsi="Times New Roman" w:cs="Times New Roman"/>
+          <w:sz w:val="24"/>
+          <w:szCs w:val="24"/>
+          <w:lang w:eastAsia="ru-RU"/>
+        </w:rPr>
+        <w:t xml:space="preserve"> архитектура веб-приложения определяется используемыми технологическими подходами, такими как клиент-серверная модель, микросервисная архитектура и облачные решения. Вместе с тем именно архитектура во многом определяет не только функциональные возможности системы, </w:t>
+      </w:r>
+      <w:r>
+        <w:t>но и является ключевым фактором, определяющим его защищенность от потенциальных угроз</w:t>
+      </w:r>
+      <w:r>
+        <w:t>.</w:t>
+      </w:r>
+    </w:p>
+    <w:p>
+      <w:pPr>
+        <w:spacing w:before="100" w:beforeAutospacing="1" w:after="100" w:afterAutospacing="1" w:line="240" w:lineRule="auto"/>
+        <w:rPr>
+          <w:rFonts w:ascii="Times New Roman" w:eastAsia="Times New Roman" w:hAnsi="Times New Roman" w:cs="Times New Roman"/>
+          <w:sz w:val="24"/>
+          <w:szCs w:val="24"/>
+          <w:lang w:eastAsia="ru-RU"/>
+        </w:rPr>
+      </w:pPr>
+      <w:r>
+        <w:rPr>
+          <w:rFonts w:ascii="Times New Roman" w:eastAsia="Times New Roman" w:hAnsi="Times New Roman" w:cs="Times New Roman"/>
+          <w:sz w:val="24"/>
+          <w:szCs w:val="24"/>
+          <w:lang w:eastAsia="ru-RU"/>
+        </w:rPr>
+        <w:t>Следует отметить, что в отличие от традиционных программных систем, веб-приложения функционируют в открытой сетевой среде и постоянно взаимодействуют с внешними пользователями. В связи с этим поверхность атаки таких систем значительно шире, а уязвимости могут возникать на различных уровнях архитектуры. По этой причине анализ угроз целесообразно проводить не в общем виде, а с привязкой к конкретным компонентам веб-приложения.</w:t>
+      </w:r>
+    </w:p>
+    <w:p>
+      <w:pPr>
+        <w:spacing w:before="100" w:beforeAutospacing="1" w:after="100" w:afterAutospacing="1" w:line="240" w:lineRule="auto"/>
+        <w:rPr>
+          <w:rFonts w:ascii="Times New Roman" w:eastAsia="Times New Roman" w:hAnsi="Times New Roman" w:cs="Times New Roman"/>
+          <w:sz w:val="24"/>
+          <w:szCs w:val="24"/>
+          <w:lang w:eastAsia="ru-RU"/>
+        </w:rPr>
+      </w:pPr>
+      <w:r>
+        <w:rPr>
+          <w:rFonts w:ascii="Times New Roman" w:eastAsia="Times New Roman" w:hAnsi="Times New Roman" w:cs="Times New Roman"/>
+          <w:sz w:val="24"/>
+          <w:szCs w:val="24"/>
+          <w:lang w:eastAsia="ru-RU"/>
+        </w:rPr>
+        <w:t>В рамках архитектурного подхода веб-приложение можно условно разделить на несколько уровней: клиентский уровень, серверный уровень, уровень хранения данных, а также сетевую и инфраструктурную составляющие. Каждый из указанных уровней обладает собственными особенностями функционирования, что, в свою очередь, обуславливает наличие специфических угроз и уязвимостей.</w:t>
+      </w:r>
+    </w:p>
+    <w:p>
+      <w:pPr>
+        <w:spacing w:before="100" w:beforeAutospacing="1" w:after="100" w:afterAutospacing="1" w:line="240" w:lineRule="auto"/>
+        <w:rPr>
+          <w:rFonts w:ascii="Times New Roman" w:eastAsia="Times New Roman" w:hAnsi="Times New Roman" w:cs="Times New Roman"/>
+          <w:sz w:val="24"/>
+          <w:szCs w:val="24"/>
+          <w:lang w:eastAsia="ru-RU"/>
+        </w:rPr>
+      </w:pPr>
+      <w:r>
+        <w:rPr>
+          <w:rFonts w:ascii="Times New Roman" w:eastAsia="Times New Roman" w:hAnsi="Times New Roman" w:cs="Times New Roman"/>
+          <w:sz w:val="24"/>
+          <w:szCs w:val="24"/>
+          <w:lang w:eastAsia="ru-RU"/>
+        </w:rPr>
+        <w:t>Прежде всего, клиентский уровень, представленный браузером пользователя, является одной из наиболее уязвимых точек системы. Это связано с тем, что обработка данных частично переносится на сторону клиента, а взаимодействие с пользователем осуществляется напрямую. В таких условиях возникают угрозы, связанные с выполнением вредоносного кода в браузере. К числу наиболее распространённых атак данного уровня относятся межсайтовый скриптинг (XSS) и атаки типа clickjacking. В первом случае злоумышленник внедряет вредоносный скрипт в содержимое веб-страницы, что может привести к перехвату пользовательских данных или выполнению действий от имени пользователя. Во втором случае осуществляется скрытое взаимодействие с элементами интерфейса, в результате чего пользователь непреднамеренно выполняет нежелательные действия. Кроме того, следует учитывать риск утечки токенов аутентификации и других чувствительных данных, хранящихся на стороне клиента.</w:t>
+      </w:r>
+    </w:p>
+    <w:p>
+      <w:pPr>
+        <w:spacing w:before="100" w:beforeAutospacing="1" w:after="100" w:afterAutospacing="1" w:line="240" w:lineRule="auto"/>
+        <w:rPr>
+          <w:rFonts w:ascii="Times New Roman" w:eastAsia="Times New Roman" w:hAnsi="Times New Roman" w:cs="Times New Roman"/>
+          <w:sz w:val="24"/>
+          <w:szCs w:val="24"/>
+          <w:lang w:eastAsia="ru-RU"/>
+        </w:rPr>
+      </w:pPr>
+      <w:r>
+        <w:rPr>
+          <w:rFonts w:ascii="Times New Roman" w:eastAsia="Times New Roman" w:hAnsi="Times New Roman" w:cs="Times New Roman"/>
+          <w:sz w:val="24"/>
+          <w:szCs w:val="24"/>
+          <w:lang w:eastAsia="ru-RU"/>
+        </w:rPr>
+        <w:t>Далее следует серверный уровень, на котором реализуется основная бизнес-логика приложения. Несмотря на то что данный уровень находится под контролем разработчика, именно здесь часто возникают критические уязвимости. Это объясняется сложностью логики обработки запросов и необходимостью обеспечения корректного управления доступом. К типичным угрозам серверного уровня относятся нарушения механизмов аутентификации и авторизации, а также ошибки в реализации бизнес-логики. Например, при недостаточной проверке прав доступа пользователь может получить возможность выполнения операций, не предусмотренных его ролью. Также следует отметить, что серверный уровень является точкой обработки пользовательского ввода, что создаёт предпосылки для реализации инъекционных атак.</w:t>
+      </w:r>
+    </w:p>
+    <w:p>
+      <w:pPr>
+        <w:spacing w:before="100" w:beforeAutospacing="1" w:after="100" w:afterAutospacing="1" w:line="240" w:lineRule="auto"/>
+        <w:rPr>
+          <w:rFonts w:ascii="Times New Roman" w:eastAsia="Times New Roman" w:hAnsi="Times New Roman" w:cs="Times New Roman"/>
+          <w:sz w:val="24"/>
+          <w:szCs w:val="24"/>
+          <w:lang w:eastAsia="ru-RU"/>
+        </w:rPr>
+      </w:pPr>
+      <w:r>
+        <w:rPr>
+          <w:rFonts w:ascii="Times New Roman" w:eastAsia="Times New Roman" w:hAnsi="Times New Roman" w:cs="Times New Roman"/>
+          <w:sz w:val="24"/>
+          <w:szCs w:val="24"/>
+          <w:lang w:eastAsia="ru-RU"/>
+        </w:rPr>
+        <w:t xml:space="preserve">Особое значение имеет уровень хранения данных, представленный системой управления базами данных. Данный уровень отвечает за сохранность и целостность информации, что делает его одной из ключевых целей злоумышленников. Основной угрозой здесь являются инъекционные атаки, в частности SQL-инъекции, при которых вредоносный код </w:t>
+      </w:r>
+      <w:r>
+        <w:rPr>
+          <w:rFonts w:ascii="Times New Roman" w:eastAsia="Times New Roman" w:hAnsi="Times New Roman" w:cs="Times New Roman"/>
+          <w:sz w:val="24"/>
+          <w:szCs w:val="24"/>
+          <w:lang w:eastAsia="ru-RU"/>
+        </w:rPr>
+        <w:lastRenderedPageBreak/>
+        <w:t>внедряется в запрос к базе данных. В случае успешной реализации такой атаки возможны утечка конфиденциальной информации, модификация данных или даже полный контроль над базой данных. Таким образом, уязвимости уровня хранения данных напрямую влияют на безопасность всей системы.</w:t>
+      </w:r>
+    </w:p>
+    <w:p>
+      <w:pPr>
+        <w:spacing w:before="100" w:beforeAutospacing="1" w:after="100" w:afterAutospacing="1" w:line="240" w:lineRule="auto"/>
+        <w:rPr>
+          <w:rFonts w:ascii="Times New Roman" w:eastAsia="Times New Roman" w:hAnsi="Times New Roman" w:cs="Times New Roman"/>
+          <w:sz w:val="24"/>
+          <w:szCs w:val="24"/>
+          <w:lang w:eastAsia="ru-RU"/>
+        </w:rPr>
+      </w:pPr>
+      <w:r>
+        <w:rPr>
+          <w:rFonts w:ascii="Times New Roman" w:eastAsia="Times New Roman" w:hAnsi="Times New Roman" w:cs="Times New Roman"/>
+          <w:sz w:val="24"/>
+          <w:szCs w:val="24"/>
+          <w:lang w:eastAsia="ru-RU"/>
+        </w:rPr>
+        <w:t>Не менее важным является сетевой уровень, обеспечивающий передачу данных между клиентом и сервером. Несмотря на использование современных протоколов, таких как HTTPS, остаются актуальными угрозы, связанные с перехватом и подменой трафика. В частности, атаки типа «человек посередине» (man-in-the-middle) позволяют злоумышленнику вмешиваться в процесс обмена данными между сторонами. Также возможны атаки, направленные на снижение уровня защищённости соединения, например, использование устаревших протоколов или некорректных настроек шифрования. Следовательно, безопасность передачи данных должна рассматриваться как неотъемлемая часть общей системы защиты.</w:t>
+      </w:r>
+    </w:p>
+    <w:p>
+      <w:pPr>
+        <w:spacing w:before="100" w:beforeAutospacing="1" w:after="100" w:afterAutospacing="1" w:line="240" w:lineRule="auto"/>
+        <w:rPr>
+          <w:rFonts w:ascii="Times New Roman" w:eastAsia="Times New Roman" w:hAnsi="Times New Roman" w:cs="Times New Roman"/>
+          <w:sz w:val="24"/>
+          <w:szCs w:val="24"/>
+          <w:lang w:eastAsia="ru-RU"/>
+        </w:rPr>
+      </w:pPr>
+      <w:r>
+        <w:rPr>
+          <w:rFonts w:ascii="Times New Roman" w:eastAsia="Times New Roman" w:hAnsi="Times New Roman" w:cs="Times New Roman"/>
+          <w:sz w:val="24"/>
+          <w:szCs w:val="24"/>
+          <w:lang w:eastAsia="ru-RU"/>
+        </w:rPr>
+        <w:t>Помимо указанных уровней, необходимо учитывать инфраструктурную составляющую веб-приложения, включающую серверы, сетевое оборудование и среду выполнения. В условиях использования облачных технологий и микросервисных архитектур данная составляющая становится ещё более значимой. К характерным угрозам инфраструктурного уровня относятся атаки отказа в обслуживании (DoS), ошибки конфигурации, а также уязвимости сторонних компонентов и библиотек. Кроме того, сложность современной инфраструктуры затрудняет контроль над всеми элементами системы, что увеличивает вероятность возникновения скрытых уязвимостей.</w:t>
+      </w:r>
+    </w:p>
+    <w:p>
+      <w:pPr>
+        <w:spacing w:before="100" w:beforeAutospacing="1" w:after="100" w:afterAutospacing="1" w:line="240" w:lineRule="auto"/>
+        <w:rPr>
+          <w:rFonts w:ascii="Times New Roman" w:eastAsia="Times New Roman" w:hAnsi="Times New Roman" w:cs="Times New Roman"/>
+          <w:sz w:val="24"/>
+          <w:szCs w:val="24"/>
+          <w:lang w:eastAsia="ru-RU"/>
+        </w:rPr>
+      </w:pPr>
+      <w:r>
+        <w:rPr>
+          <w:rFonts w:ascii="Times New Roman" w:eastAsia="Times New Roman" w:hAnsi="Times New Roman" w:cs="Times New Roman"/>
+          <w:sz w:val="24"/>
+          <w:szCs w:val="24"/>
+          <w:lang w:eastAsia="ru-RU"/>
+        </w:rPr>
+        <w:t>Таким образом, проведённый анализ показывает, что угрозы информационной безопасности веб-приложений распределены по различным уровням архитектуры и имеют разнородный характер. При этом уязвимость одного компонента может привести к компрометации всей системы в целом. Следовательно, применение отдельных мер защиты, направленных на устранение отдельных уязвимостей, не обеспечивает достаточного уровня безопасности.</w:t>
+      </w:r>
+    </w:p>
+    <w:p>
+      <w:pPr>
+        <w:spacing w:before="100" w:beforeAutospacing="1" w:after="100" w:afterAutospacing="1" w:line="240" w:lineRule="auto"/>
+        <w:rPr>
+          <w:rFonts w:ascii="Times New Roman" w:eastAsia="Times New Roman" w:hAnsi="Times New Roman" w:cs="Times New Roman"/>
+          <w:sz w:val="24"/>
+          <w:szCs w:val="24"/>
+          <w:lang w:eastAsia="ru-RU"/>
+        </w:rPr>
+      </w:pPr>
+      <w:r>
+        <w:rPr>
+          <w:rFonts w:ascii="Times New Roman" w:eastAsia="Times New Roman" w:hAnsi="Times New Roman" w:cs="Times New Roman"/>
+          <w:sz w:val="24"/>
+          <w:szCs w:val="24"/>
+          <w:lang w:eastAsia="ru-RU"/>
+        </w:rPr>
+        <w:t>Исходя из этого, можно сделать вывод о необходимости применения комплексного подхода к обеспечению безопасности веб-приложений, при котором защита реализуется на всех уровнях архитектуры и учитывает взаимосвязь между ними. Данный вывод служит основой для дальнейшего анализа типовых уязвимостей и методов защиты, который будет представлен в последующих подразделах.</w:t>
       </w:r>
     </w:p>
     <w:p>

--- a/оглавление + 1 часть 2.docx
+++ b/оглавление + 1 часть 2.docx
@@ -9015,6 +9015,7 @@
           <w:rStyle w:val="relative"/>
         </w:rPr>
       </w:pPr>
+      <w:bookmarkStart w:id="0" w:name="_Hlk228992134"/>
       <w:r>
         <w:rPr>
           <w:rStyle w:val="a3"/>
@@ -9038,7 +9039,7 @@
           <w:b w:val="0"/>
           <w:bCs w:val="0"/>
         </w:rPr>
-        <w:t>3</w:t>
+        <w:t>1</w:t>
       </w:r>
       <w:r>
         <w:rPr>
@@ -9075,13 +9076,7 @@
         <w:t xml:space="preserve">В современных условиях веб-приложения представляют собой сложные многоуровневые системы, </w:t>
       </w:r>
       <w:r>
-        <w:t>объединяющ</w:t>
-      </w:r>
-      <w:r>
-        <w:t>ая</w:t>
-      </w:r>
-      <w:r>
-        <w:t xml:space="preserve"> клиентскую, серверную и инфраструктурную </w:t>
+        <w:t xml:space="preserve">объединяющая клиентскую, серверную и инфраструктурную </w:t>
       </w:r>
       <w:r>
         <w:rPr>
@@ -9091,29 +9086,90 @@
           <w:sz w:val="31"/>
           <w:szCs w:val="31"/>
         </w:rPr>
-        <w:t>составляющ</w:t>
-      </w:r>
-      <w:r>
-        <w:rPr>
-          <w:rStyle w:val="a3"/>
+        <w:t>составляющую</w:t>
+      </w:r>
+      <w:r>
+        <w:rPr>
+          <w:rFonts w:ascii="Times New Roman" w:eastAsia="Times New Roman" w:hAnsi="Times New Roman" w:cs="Times New Roman"/>
+          <w:sz w:val="24"/>
+          <w:szCs w:val="24"/>
+          <w:lang w:eastAsia="ru-RU"/>
+        </w:rPr>
+        <w:t xml:space="preserve">. </w:t>
+      </w:r>
+      <w:r>
+        <w:t>Первая глава продемонстрировала</w:t>
+      </w:r>
+      <w:r>
+        <w:rPr>
+          <w:rFonts w:ascii="Times New Roman" w:eastAsia="Times New Roman" w:hAnsi="Times New Roman" w:cs="Times New Roman"/>
+          <w:sz w:val="24"/>
+          <w:szCs w:val="24"/>
+          <w:lang w:eastAsia="ru-RU"/>
+        </w:rPr>
+        <w:t>,</w:t>
+      </w:r>
+      <w:r>
+        <w:rPr>
+          <w:rFonts w:ascii="Times New Roman" w:eastAsia="Times New Roman" w:hAnsi="Times New Roman" w:cs="Times New Roman"/>
+          <w:sz w:val="24"/>
+          <w:szCs w:val="24"/>
+          <w:lang w:eastAsia="ru-RU"/>
+        </w:rPr>
+        <w:t xml:space="preserve"> что</w:t>
+      </w:r>
+      <w:r>
+        <w:rPr>
+          <w:rFonts w:ascii="Times New Roman" w:eastAsia="Times New Roman" w:hAnsi="Times New Roman" w:cs="Times New Roman"/>
+          <w:sz w:val="24"/>
+          <w:szCs w:val="24"/>
+          <w:lang w:eastAsia="ru-RU"/>
+        </w:rPr>
+        <w:t xml:space="preserve"> архитектура веб-приложения определяется используемыми технологическими подходами, такими как клиент-серверная модель, микросервисная архитектура и облачные решения. Вместе с тем именно архитектура во многом определяет не только функциональные возможности системы, </w:t>
+      </w:r>
+      <w:r>
+        <w:t>но и является ключевым фактором, определяющим его защищенность от потенциальных угроз.</w:t>
+      </w:r>
+    </w:p>
+    <w:p>
+      <w:pPr>
+        <w:spacing w:before="100" w:beforeAutospacing="1" w:after="100" w:afterAutospacing="1" w:line="240" w:lineRule="auto"/>
+        <w:rPr>
+          <w:rFonts w:ascii="Times New Roman" w:eastAsia="Times New Roman" w:hAnsi="Times New Roman" w:cs="Times New Roman"/>
+          <w:sz w:val="24"/>
+          <w:szCs w:val="24"/>
+          <w:lang w:eastAsia="ru-RU"/>
+        </w:rPr>
+      </w:pPr>
+      <w:r>
+        <w:rPr>
           <w:rFonts w:ascii="Arial" w:hAnsi="Arial" w:cs="Arial"/>
           <w:color w:val="3A3A3A"/>
           <w:sz w:val="31"/>
           <w:szCs w:val="31"/>
         </w:rPr>
-        <w:t>ую</w:t>
-      </w:r>
-      <w:r>
-        <w:rPr>
-          <w:rFonts w:ascii="Times New Roman" w:eastAsia="Times New Roman" w:hAnsi="Times New Roman" w:cs="Times New Roman"/>
-          <w:sz w:val="24"/>
-          <w:szCs w:val="24"/>
-          <w:lang w:eastAsia="ru-RU"/>
-        </w:rPr>
-        <w:t xml:space="preserve">. </w:t>
-      </w:r>
-      <w:r>
-        <w:t>Первая глава продемонстрировала</w:t>
+        <w:t>Необходимо учитывать</w:t>
+      </w:r>
+      <w:r>
+        <w:rPr>
+          <w:rFonts w:ascii="Times New Roman" w:eastAsia="Times New Roman" w:hAnsi="Times New Roman" w:cs="Times New Roman"/>
+          <w:sz w:val="24"/>
+          <w:szCs w:val="24"/>
+          <w:lang w:eastAsia="ru-RU"/>
+        </w:rPr>
+        <w:t>, что</w:t>
+      </w:r>
+      <w:r>
+        <w:t xml:space="preserve"> </w:t>
+      </w:r>
+      <w:r>
+        <w:rPr>
+          <w:rFonts w:ascii="Times New Roman" w:eastAsia="Times New Roman" w:hAnsi="Times New Roman" w:cs="Times New Roman"/>
+          <w:sz w:val="24"/>
+          <w:szCs w:val="24"/>
+          <w:lang w:eastAsia="ru-RU"/>
+        </w:rPr>
+        <w:t>веб-приложения</w:t>
       </w:r>
       <w:r>
         <w:rPr>
@@ -9125,29 +9181,951 @@
         <w:t>,</w:t>
       </w:r>
       <w:r>
-        <w:rPr>
-          <w:rFonts w:ascii="Times New Roman" w:eastAsia="Times New Roman" w:hAnsi="Times New Roman" w:cs="Times New Roman"/>
-          <w:sz w:val="24"/>
-          <w:szCs w:val="24"/>
-          <w:lang w:eastAsia="ru-RU"/>
-        </w:rPr>
-        <w:t xml:space="preserve"> что</w:t>
-      </w:r>
-      <w:r>
-        <w:rPr>
-          <w:rFonts w:ascii="Times New Roman" w:eastAsia="Times New Roman" w:hAnsi="Times New Roman" w:cs="Times New Roman"/>
-          <w:sz w:val="24"/>
-          <w:szCs w:val="24"/>
-          <w:lang w:eastAsia="ru-RU"/>
-        </w:rPr>
-        <w:t xml:space="preserve"> архитектура веб-приложения определяется используемыми технологическими подходами, такими как клиент-серверная модель, микросервисная архитектура и облачные решения. Вместе с тем именно архитектура во многом определяет не только функциональные возможности системы, </w:t>
-      </w:r>
-      <w:r>
-        <w:t>но и является ключевым фактором, определяющим его защищенность от потенциальных угроз</w:t>
-      </w:r>
-      <w:r>
+        <w:t xml:space="preserve"> в отличие от классических программных решений</w:t>
+      </w:r>
+      <w:r>
+        <w:rPr>
+          <w:rFonts w:ascii="Times New Roman" w:eastAsia="Times New Roman" w:hAnsi="Times New Roman" w:cs="Times New Roman"/>
+          <w:sz w:val="24"/>
+          <w:szCs w:val="24"/>
+          <w:lang w:eastAsia="ru-RU"/>
+        </w:rPr>
+        <w:t>, функционируют в открытой сетевой среде и постоянно взаимодействуют с внешними пользователями. В связи с этим поверхность атаки таких систем значительно шире, а уязвимости могут возникать на различных уровнях архитектуры. По этой причине анализ угроз целесообразно проводить не в общем виде, а с привязкой к конкретным компонентам веб-приложения.</w:t>
+      </w:r>
+    </w:p>
+    <w:p>
+      <w:pPr>
+        <w:spacing w:before="100" w:beforeAutospacing="1" w:after="100" w:afterAutospacing="1" w:line="240" w:lineRule="auto"/>
+        <w:rPr>
+          <w:rFonts w:ascii="Times New Roman" w:eastAsia="Times New Roman" w:hAnsi="Times New Roman" w:cs="Times New Roman"/>
+          <w:sz w:val="24"/>
+          <w:szCs w:val="24"/>
+          <w:lang w:eastAsia="ru-RU"/>
+        </w:rPr>
+      </w:pPr>
+      <w:r>
+        <w:rPr>
+          <w:rFonts w:ascii="Times New Roman" w:eastAsia="Times New Roman" w:hAnsi="Times New Roman" w:cs="Times New Roman"/>
+          <w:sz w:val="24"/>
+          <w:szCs w:val="24"/>
+          <w:lang w:eastAsia="ru-RU"/>
+        </w:rPr>
+        <w:t xml:space="preserve">В рамках архитектурного подхода веб-приложение можно условно разделить на несколько уровней: клиентский уровень, серверный уровень, уровень хранения данных, а также сетевую и инфраструктурную составляющие. </w:t>
+      </w:r>
+      <w:r>
+        <w:t>Важно отметить, что каждый из этих уровней обладает своими особенностями функционирования, что, в свою очередь, порождает специфические угрозы и уязвимости, характерные именно для данного уровня.</w:t>
+      </w:r>
+    </w:p>
+    <w:p>
+      <w:pPr>
+        <w:spacing w:before="100" w:beforeAutospacing="1" w:after="100" w:afterAutospacing="1" w:line="240" w:lineRule="auto"/>
+        <w:rPr>
+          <w:rFonts w:ascii="Times New Roman" w:eastAsia="Times New Roman" w:hAnsi="Times New Roman" w:cs="Times New Roman"/>
+          <w:sz w:val="24"/>
+          <w:szCs w:val="24"/>
+          <w:lang w:eastAsia="ru-RU"/>
+        </w:rPr>
+      </w:pPr>
+      <w:r>
+        <w:rPr>
+          <w:rFonts w:ascii="Times New Roman" w:eastAsia="Times New Roman" w:hAnsi="Times New Roman" w:cs="Times New Roman"/>
+          <w:sz w:val="24"/>
+          <w:szCs w:val="24"/>
+          <w:lang w:eastAsia="ru-RU"/>
+        </w:rPr>
+        <w:t xml:space="preserve">Прежде всего, клиентский уровень, представленный браузером пользователя, является одной из наиболее уязвимых </w:t>
+      </w:r>
+      <w:r>
+        <w:rPr>
+          <w:rFonts w:ascii="Times New Roman" w:eastAsia="Times New Roman" w:hAnsi="Times New Roman" w:cs="Times New Roman"/>
+          <w:sz w:val="24"/>
+          <w:szCs w:val="24"/>
+          <w:lang w:eastAsia="ru-RU"/>
+        </w:rPr>
+        <w:t>частей</w:t>
+      </w:r>
+      <w:r>
+        <w:rPr>
+          <w:rFonts w:ascii="Times New Roman" w:eastAsia="Times New Roman" w:hAnsi="Times New Roman" w:cs="Times New Roman"/>
+          <w:sz w:val="24"/>
+          <w:szCs w:val="24"/>
+          <w:lang w:eastAsia="ru-RU"/>
+        </w:rPr>
+        <w:t xml:space="preserve"> системы. </w:t>
+      </w:r>
+      <w:r>
+        <w:t xml:space="preserve">Поскольку обработка данных и взаимодействие с пользователем происходят непосредственно на его стороне, это создает благоприятную среду для атак. В частности, браузер может стать целью для выполнения вредоносного кода. </w:t>
+      </w:r>
+      <w:r>
+        <w:rPr>
+          <w:rFonts w:ascii="Times New Roman" w:eastAsia="Times New Roman" w:hAnsi="Times New Roman" w:cs="Times New Roman"/>
+          <w:sz w:val="24"/>
+          <w:szCs w:val="24"/>
+          <w:lang w:eastAsia="ru-RU"/>
+        </w:rPr>
+        <w:t xml:space="preserve">К числу наиболее распространённых атак данного уровня относятся межсайтовый скриптинг (XSS) и атаки типа clickjacking. В первом случае злоумышленник внедряет вредоносный скрипт в содержимое веб-страницы, что может привести к перехвату пользовательских данных или выполнению действий от имени пользователя. Во втором случае осуществляется скрытое взаимодействие с элементами интерфейса, в результате чего пользователь непреднамеренно выполняет нежелательные действия. </w:t>
+      </w:r>
+      <w:r>
+        <w:t>Не стоит забывать и о риске компрометации токенов аутентификации и другой чувствительной информации, хранящейся в браузере.</w:t>
+      </w:r>
+    </w:p>
+    <w:p>
+      <w:pPr>
+        <w:spacing w:before="100" w:beforeAutospacing="1" w:after="100" w:afterAutospacing="1" w:line="240" w:lineRule="auto"/>
+        <w:rPr>
+          <w:rFonts w:ascii="Times New Roman" w:eastAsia="Times New Roman" w:hAnsi="Times New Roman" w:cs="Times New Roman"/>
+          <w:sz w:val="24"/>
+          <w:szCs w:val="24"/>
+          <w:lang w:eastAsia="ru-RU"/>
+        </w:rPr>
+      </w:pPr>
+      <w:r>
+        <w:rPr>
+          <w:rFonts w:ascii="Times New Roman" w:eastAsia="Times New Roman" w:hAnsi="Times New Roman" w:cs="Times New Roman"/>
+          <w:sz w:val="24"/>
+          <w:szCs w:val="24"/>
+          <w:lang w:eastAsia="ru-RU"/>
+        </w:rPr>
+        <w:t xml:space="preserve">Затем </w:t>
+      </w:r>
+      <w:r>
+        <w:rPr>
+          <w:rFonts w:ascii="Times New Roman" w:eastAsia="Times New Roman" w:hAnsi="Times New Roman" w:cs="Times New Roman"/>
+          <w:sz w:val="24"/>
+          <w:szCs w:val="24"/>
+          <w:lang w:eastAsia="ru-RU"/>
+        </w:rPr>
+        <w:t>следует серверный уровень, на котором реализуется основная бизнес-логика приложения. Несмотря на то что данный уровень находится под контролем разработчика, именно здесь часто возникают критические уязвимости. Это объясняется сложностью логики обработки запросов и необходимостью обеспечения корректного управления доступом. К типичным угрозам серверного уровня относятся нарушения механизмов аутентификации и авторизации, а также ошибки в реализации бизнес-логики. Например, при недостаточной проверке прав доступа пользователь может получить возможность выполнения операций, не предусмотренных его ролью. Также следует отметить, что серверный уровень является точкой обработки пользовательского ввода, что создаёт предпосылки для реализации инъекционных атак.</w:t>
+      </w:r>
+    </w:p>
+    <w:p>
+      <w:pPr>
+        <w:spacing w:before="100" w:beforeAutospacing="1" w:after="100" w:afterAutospacing="1" w:line="240" w:lineRule="auto"/>
+        <w:rPr>
+          <w:rFonts w:ascii="Times New Roman" w:eastAsia="Times New Roman" w:hAnsi="Times New Roman" w:cs="Times New Roman"/>
+          <w:sz w:val="24"/>
+          <w:szCs w:val="24"/>
+          <w:lang w:eastAsia="ru-RU"/>
+        </w:rPr>
+      </w:pPr>
+      <w:r>
+        <w:rPr>
+          <w:rFonts w:ascii="Times New Roman" w:eastAsia="Times New Roman" w:hAnsi="Times New Roman" w:cs="Times New Roman"/>
+          <w:sz w:val="24"/>
+          <w:szCs w:val="24"/>
+          <w:lang w:eastAsia="ru-RU"/>
+        </w:rPr>
+        <w:t xml:space="preserve">Особое значение имеет уровень хранения данных, представленный системой управления базами данных. Данный уровень отвечает за сохранность и целостность информации, что делает его одной из ключевых целей злоумышленников. Основной угрозой здесь являются инъекционные атаки, в частности SQL-инъекции, при которых вредоносный код внедряется в запрос к базе данных. В случае успешной реализации такой атаки возможны </w:t>
+      </w:r>
+      <w:r>
+        <w:rPr>
+          <w:rFonts w:ascii="Times New Roman" w:eastAsia="Times New Roman" w:hAnsi="Times New Roman" w:cs="Times New Roman"/>
+          <w:sz w:val="24"/>
+          <w:szCs w:val="24"/>
+          <w:lang w:eastAsia="ru-RU"/>
+        </w:rPr>
+        <w:lastRenderedPageBreak/>
+        <w:t>утечка конфиденциальной информации, модификация данных или даже полный контроль над базой данных. Таким образом, уязвимости уровня хранения данных напрямую влияют на безопасность всей системы.</w:t>
+      </w:r>
+    </w:p>
+    <w:p>
+      <w:pPr>
+        <w:spacing w:before="100" w:beforeAutospacing="1" w:after="100" w:afterAutospacing="1" w:line="240" w:lineRule="auto"/>
+        <w:rPr>
+          <w:rFonts w:ascii="Times New Roman" w:eastAsia="Times New Roman" w:hAnsi="Times New Roman" w:cs="Times New Roman"/>
+          <w:sz w:val="24"/>
+          <w:szCs w:val="24"/>
+          <w:lang w:eastAsia="ru-RU"/>
+        </w:rPr>
+      </w:pPr>
+      <w:r>
+        <w:rPr>
+          <w:rFonts w:ascii="Times New Roman" w:eastAsia="Times New Roman" w:hAnsi="Times New Roman" w:cs="Times New Roman"/>
+          <w:sz w:val="24"/>
+          <w:szCs w:val="24"/>
+          <w:lang w:eastAsia="ru-RU"/>
+        </w:rPr>
+        <w:t>Не менее важным является сетевой уровень, обеспечивающий передачу данных между клиентом и сервером. Несмотря на использование современных протоколов, таких как HTTPS, остаются актуальными угрозы, связанные с перехватом и подменой трафика. В частности, атаки типа «человек посередине» (man-in-the-middle) позволяют злоумышленнику вмешиваться в процесс обмена данными между сторонами. Также возможны атаки, направленные на снижение уровня защищённости соединения, например, использование устаревших протоколов или некорректных настроек шифрования. Следовательно, безопасность передачи данных должна рассматриваться как неотъемлемая часть общей системы защиты.</w:t>
+      </w:r>
+    </w:p>
+    <w:p>
+      <w:pPr>
+        <w:spacing w:before="100" w:beforeAutospacing="1" w:after="100" w:afterAutospacing="1" w:line="240" w:lineRule="auto"/>
+        <w:rPr>
+          <w:rFonts w:ascii="Times New Roman" w:eastAsia="Times New Roman" w:hAnsi="Times New Roman" w:cs="Times New Roman"/>
+          <w:sz w:val="24"/>
+          <w:szCs w:val="24"/>
+          <w:lang w:eastAsia="ru-RU"/>
+        </w:rPr>
+      </w:pPr>
+      <w:r>
+        <w:rPr>
+          <w:rFonts w:ascii="Times New Roman" w:eastAsia="Times New Roman" w:hAnsi="Times New Roman" w:cs="Times New Roman"/>
+          <w:sz w:val="24"/>
+          <w:szCs w:val="24"/>
+          <w:lang w:eastAsia="ru-RU"/>
+        </w:rPr>
+        <w:t>Помимо указанных уровней, необходимо учитывать инфраструктурную составляющую веб-приложения, включающую серверы, сетевое оборудование и среду выполнения. В условиях использования облачных технологий и микросервисных архитектур данная составляющая становится ещё более значимой. К характерным угрозам инфраструктурного уровня относятся атаки отказа в обслуживании (DoS), ошибки конфигурации, а также уязвимости сторонних компонентов и библиотек. Кроме того, сложность современной инфраструктуры затрудняет контроль над всеми элементами системы, что увеличивает вероятность возникновения скрытых уязвимостей.</w:t>
+      </w:r>
+    </w:p>
+    <w:p>
+      <w:pPr>
+        <w:spacing w:before="100" w:beforeAutospacing="1" w:after="100" w:afterAutospacing="1" w:line="240" w:lineRule="auto"/>
+        <w:rPr>
+          <w:rFonts w:ascii="Times New Roman" w:eastAsia="Times New Roman" w:hAnsi="Times New Roman" w:cs="Times New Roman"/>
+          <w:sz w:val="24"/>
+          <w:szCs w:val="24"/>
+          <w:lang w:eastAsia="ru-RU"/>
+        </w:rPr>
+      </w:pPr>
+      <w:r>
+        <w:rPr>
+          <w:rFonts w:ascii="Times New Roman" w:eastAsia="Times New Roman" w:hAnsi="Times New Roman" w:cs="Times New Roman"/>
+          <w:sz w:val="24"/>
+          <w:szCs w:val="24"/>
+          <w:lang w:eastAsia="ru-RU"/>
+        </w:rPr>
+        <w:t>Таким образом, проведённый анализ показывает, что угрозы информационной безопасности веб-приложений распределены по различным уровням архитектуры и имеют разнородный характер. При этом уязвимость одного компонента может привести к компрометации всей системы в целом. Следовательно, применение отдельных мер защиты, направленных на устранение отдельных уязвимостей, не обеспечивает достаточного уровня безопасности.</w:t>
+      </w:r>
+    </w:p>
+    <w:p>
+      <w:pPr>
+        <w:spacing w:before="100" w:beforeAutospacing="1" w:after="100" w:afterAutospacing="1" w:line="240" w:lineRule="auto"/>
+        <w:rPr>
+          <w:rFonts w:ascii="Times New Roman" w:eastAsia="Times New Roman" w:hAnsi="Times New Roman" w:cs="Times New Roman"/>
+          <w:sz w:val="24"/>
+          <w:szCs w:val="24"/>
+          <w:lang w:eastAsia="ru-RU"/>
+        </w:rPr>
+      </w:pPr>
+      <w:r>
+        <w:rPr>
+          <w:rFonts w:ascii="Times New Roman" w:eastAsia="Times New Roman" w:hAnsi="Times New Roman" w:cs="Times New Roman"/>
+          <w:sz w:val="24"/>
+          <w:szCs w:val="24"/>
+          <w:lang w:eastAsia="ru-RU"/>
+        </w:rPr>
+        <w:t>Исходя из этого, можно сделать вывод о необходимости применения комплексного подхода к обеспечению безопасности веб-приложений, при котором защита реализуется на всех уровнях архитектуры и учитывает взаимосвязь между ними. Данный вывод служит основой для дальнейшего анализа типовых уязвимостей и методов защиты, который будет представлен в последующих подразделах.</w:t>
+      </w:r>
+    </w:p>
+    <w:p>
+      <w:pPr>
+        <w:rPr>
+          <w:rFonts w:ascii="Times New Roman" w:eastAsia="Times New Roman" w:hAnsi="Times New Roman" w:cs="Times New Roman"/>
+          <w:sz w:val="24"/>
+          <w:szCs w:val="24"/>
+          <w:lang w:eastAsia="ru-RU"/>
+        </w:rPr>
+      </w:pPr>
+      <w:r>
+        <w:rPr>
+          <w:rFonts w:ascii="Times New Roman" w:eastAsia="Times New Roman" w:hAnsi="Times New Roman" w:cs="Times New Roman"/>
+          <w:sz w:val="24"/>
+          <w:szCs w:val="24"/>
+          <w:lang w:eastAsia="ru-RU"/>
+        </w:rPr>
+        <w:br w:type="page"/>
+      </w:r>
+    </w:p>
+    <w:p>
+      <w:pPr>
+        <w:pStyle w:val="2"/>
+      </w:pPr>
+      <w:r>
+        <w:rPr>
+          <w:rStyle w:val="a3"/>
+          <w:b w:val="0"/>
+          <w:bCs w:val="0"/>
+        </w:rPr>
+        <w:lastRenderedPageBreak/>
+        <w:t>2.2 Анализ типовых уязвимостей веб-приложений</w:t>
+      </w:r>
+    </w:p>
+    <w:p>
+      <w:pPr>
+        <w:pStyle w:val="ac"/>
+      </w:pPr>
+      <w:r>
+        <w:t>В предыдущем подразделе было показано, что архитектура веб-приложения формирует множество потенциальных точек возникновения угроз. Вместе с тем сами угрозы реализуются через конкретные уязвимости, возникающие в процессе разработки и эксплуатации системы. В связи с этим для более детального понимания проблем безопасности необходимо рассмотреть наиболее распространённые уязвимости веб-приложений, характерные для различных уровней их архитектуры.</w:t>
+      </w:r>
+    </w:p>
+    <w:p>
+      <w:pPr>
+        <w:pStyle w:val="ac"/>
+      </w:pPr>
+      <w:r>
+        <w:t>Следует отметить, что в настоящее время существует ряд общепринятых классификаций уязвимостей, среди которых особое место занимают перечни, формируемые международными организациями в области информационной безопасности. Однако в рамках данной работы акцент делается не на формальном перечислении, а на анализе наиболее типичных уязвимостей, непосредственно влияющих на безопасность веб-приложений и связанных с ранее рассмотренными архитектурными уровнями.</w:t>
+      </w:r>
+    </w:p>
+    <w:p>
+      <w:pPr>
+        <w:pStyle w:val="ac"/>
+      </w:pPr>
+      <w:r>
+        <w:t>Одной из наиболее распространённых категорий уязвимостей являются инъекционные атаки, в первую очередь SQL-инъекции. Данный тип уязвимости возникает в тех случаях, когда пользовательский ввод включается в запрос к базе данных без должной проверки и обработки. В результате злоумышленник получает возможность изменить структуру выполняемого запроса, внедрив в него собственные команды. Как правило, подобные уязвимости возникают на серверном уровне при обработке входных данных и тесно связаны с уровнем хранения данных. Последствия SQL-инъекций могут быть крайне серьёзными: от получения несанкционированного доступа к конфиденциальной информации до полной компрометации базы данных. Следовательно, инъекционные уязвимости представляют собой одну из ключевых угроз безопасности веб-приложений.</w:t>
+      </w:r>
+    </w:p>
+    <w:p>
+      <w:pPr>
+        <w:pStyle w:val="ac"/>
+      </w:pPr>
+      <w:r>
+        <w:t>Не менее значимой категорией являются уязвимости, связанные с выполнением вредоносного кода на стороне клиента, в частности межсайтовый скриптинг (XSS). Суть данной уязвимости заключается во внедрении злоумышленником скриптового кода в веб-страницу, который впоследствии выполняется в браузере пользователя. В отличие от инъекционных атак, ориентированных на сервер и базу данных, XSS-атаки направлены на клиентский уровень. В результате их реализации может происходить кража сессионных идентификаторов, перехват пользовательских данных или выполнение действий от имени пользователя. При этом уязвимости XSS часто возникают в тех случаях, когда вывод данных на страницу осуществляется без фильтрации или экранирования. Таким образом, данная категория уязвимостей напрямую связана с особенностями обработки данных в клиентской части веб-приложения.</w:t>
+      </w:r>
+    </w:p>
+    <w:p>
+      <w:pPr>
+        <w:pStyle w:val="ac"/>
+      </w:pPr>
+      <w:r>
+        <w:t>Далее следует рассмотреть уязвимости, связанные с механизмами взаимодействия между пользователем и приложением, одной из которых является межсайтовая подделка запросов (CSRF). Данный тип атаки основан на том, что браузер автоматически отправляет аутентификационные данные пользователя, например cookies, при обращении к веб-приложению. В результате злоумышленник может сформировать вредоносный запрос, который будет выполнен от имени пользователя без его ведома. Уязвимости CSRF, как правило, проявляются на уровне клиент-серверного взаимодействия и тесно связаны с механизмами управления сессиями. Их реализация может привести к выполнению несанкционированных действий, таких как изменение данных или выполнение операций в системе. Важно отметить, что данные уязвимости возникают не из-за ошибок в логике базы данных или сервера как такового, а вследствие особенностей работы веб-браузеров и отсутствия дополнительных механизмов защиты.</w:t>
+      </w:r>
+    </w:p>
+    <w:p>
+      <w:pPr>
+        <w:pStyle w:val="ac"/>
+      </w:pPr>
+      <w:r>
+        <w:lastRenderedPageBreak/>
+        <w:t>Особую группу составляют уязвимости, связанные с нарушением механизмов аутентификации. В данном случае проблема заключается в некорректной реализации процессов идентификации пользователя и управления сессиями. Например, при использовании слабых паролей, отсутствии ограничений на попытки входа или неправильной обработке сессионных идентификаторов злоумышленник может получить доступ к учётной записи пользователя. К числу распространённых атак данного типа относятся перехват сессии (session hijacking) и фиксация сессии (session fixation). В первом случае злоумышленник получает действующий идентификатор сессии и использует его для доступа к системе, во втором — навязывает пользователю заранее известный идентификатор. Следует подчеркнуть, что данные уязвимости проявляются преимущественно на серверном и клиентском уровнях, так как затрагивают механизмы взаимодействия между ними.</w:t>
+      </w:r>
+    </w:p>
+    <w:p>
+      <w:pPr>
+        <w:pStyle w:val="ac"/>
+      </w:pPr>
+      <w:r>
+        <w:t>Наряду с аутентификацией важную роль играет корректная реализация авторизации, то есть разграничения прав доступа пользователей. Нарушения в данной области приводят к так называемым уязвимостям контроля доступа. В подобных случаях пользователь может получить доступ к ресурсам или функциям, которые не предназначены для его роли. Одним из характерных примеров является прямой доступ к объектам (IDOR), при котором изменение параметров запроса позволяет получить доступ к чужим данным. Данные уязвимости, как правило, возникают на уровне серверной логики и свидетельствуют о недостаточной проверке прав доступа. Их последствия могут включать утечку информации, изменение данных и нарушение целостности системы.</w:t>
+      </w:r>
+    </w:p>
+    <w:p>
+      <w:pPr>
+        <w:pStyle w:val="ac"/>
+      </w:pPr>
+      <w:r>
+        <w:t>Отдельного внимания заслуживают уязвимости, связанные с обработкой и передачей данных. Несмотря на широкое использование форматов JSON и XML, при их некорректной обработке могут возникать дополнительные угрозы. В частности, при работе с XML возможны атаки типа XXE, основанные на использовании внешних сущностей. Кроме того, при отсутствии строгой валидации входных данных возможно внедрение вредоносного содержимого, что создаёт предпосылки для реализации инъекционных атак или XSS. Таким образом, уязвимости обработки данных тесно связаны с общими проблемами валидации и контроля входной информации.</w:t>
+      </w:r>
+    </w:p>
+    <w:p>
+      <w:pPr>
+        <w:pStyle w:val="ac"/>
+      </w:pPr>
+      <w:r>
+        <w:t>Наконец, следует учитывать уязвимости, возникающие на уровне инфраструктуры и конфигурации. В современных веб-приложениях, особенно построенных на основе микросервисной архитектуры или облачных решений, значительная часть функциональности зависит от корректности настройки среды выполнения. Ошибки конфигурации, использование устаревших компонентов или наличие уязвимостей в сторонних библиотеках могут привести к компрометации всей системы. Кроме того, отсутствие должного контроля над инфраструктурой повышает риск реализации атак отказа в обслуживании и других воздействий, направленных на нарушение доступности веб-приложения.</w:t>
+      </w:r>
+    </w:p>
+    <w:p>
+      <w:pPr>
+        <w:pStyle w:val="ac"/>
+      </w:pPr>
+      <w:r>
+        <w:t>Таким образом, анализ типовых уязвимостей показывает, что они охватывают все уровни архитектуры веб-приложения и имеют различную природу: от ошибок обработки данных до нарушений логики доступа. При этом многие уязвимости взаимосвязаны и могут использоваться злоумышленниками в комплексе для достижения своих целей. Следовательно, обеспечение безопасности веб-приложений требует не только устранения отдельных уязвимостей, но и системного подхода к защите, учитывающего их совокупность и взаимодействие. Данный вывод является логическим продолжением предыдущего подраздела и служит основой для рассмотрения механизмов обеспечения безопасности, которые будут представлены далее.</w:t>
+      </w:r>
+    </w:p>
+    <w:p>
+      <w:pPr>
+        <w:rPr>
+          <w:rFonts w:ascii="Times New Roman" w:eastAsia="Times New Roman" w:hAnsi="Times New Roman" w:cs="Times New Roman"/>
+          <w:sz w:val="24"/>
+          <w:szCs w:val="24"/>
+          <w:lang w:eastAsia="ru-RU"/>
+        </w:rPr>
+      </w:pPr>
+      <w:r>
+        <w:lastRenderedPageBreak/>
+        <w:br w:type="page"/>
+      </w:r>
+    </w:p>
+    <w:p>
+      <w:pPr>
+        <w:pStyle w:val="2"/>
+      </w:pPr>
+      <w:r>
+        <w:rPr>
+          <w:rStyle w:val="a3"/>
+          <w:b w:val="0"/>
+          <w:bCs w:val="0"/>
+        </w:rPr>
+        <w:lastRenderedPageBreak/>
+        <w:t>2.3 Механизмы обеспечения безопасности веб-приложений</w:t>
+      </w:r>
+    </w:p>
+    <w:p>
+      <w:pPr>
+        <w:pStyle w:val="ac"/>
+      </w:pPr>
+      <w:r>
+        <w:t>Проведённый в предыдущем подразделе анализ показал, что уязвимости веб-приложений носят комплексный характер и затрагивают все уровни архитектуры. При этом одни и те же угрозы могут реализовываться различными способами, а отдельные уязвимости часто используются совместно. В связи с этим обеспечение безопасности веб-приложений не может ограничиваться устранением единичных проблем и требует применения системного набора механизмов защиты.</w:t>
+      </w:r>
+    </w:p>
+    <w:p>
+      <w:pPr>
+        <w:pStyle w:val="ac"/>
+      </w:pPr>
+      <w:r>
+        <w:t>Следует отметить, что эффективная защита строится на принципе соответствия между уязвимостью и методом её предотвращения. Иными словами, каждый механизм безопасности должен быть направлен на нейтрализацию конкретного класса угроз, рассмотренных ранее. В данном подразделе рассматриваются основные практические подходы к защите веб-приложений, сгруппированные по типам уязвимостей.</w:t>
+      </w:r>
+    </w:p>
+    <w:p>
+      <w:pPr>
+        <w:pStyle w:val="ac"/>
+      </w:pPr>
+      <w:r>
+        <w:t>Одним из ключевых направлений является защита от инъекционных атак, в первую очередь SQL-инъекций. Как было отмечено ранее, такие уязвимости возникают при некорректной обработке пользовательского ввода на серверном уровне. В связи с этим основным механизмом защиты выступает валидация и фильтрация входных данных. При этом важно, чтобы проверка данных выполнялась на стороне сервера, независимо от наличия клиентской валидации. Кроме того, широко применяется использование параметризованных запросов (prepared statements), при которых структура SQL-запроса отделяется от передаваемых данных. В этом случае даже при передаче вредоносного ввода он не интерпретируется как часть команды. Таким образом, защита от инъекций базируется на строгом контроле входной информации и корректной организации взаимодействия с базой данных.</w:t>
+      </w:r>
+    </w:p>
+    <w:p>
+      <w:pPr>
+        <w:pStyle w:val="ac"/>
+      </w:pPr>
+      <w:r>
+        <w:t>Не менее важным направлением является защита клиентской части веб-приложения, в первую очередь от атак типа XSS. Поскольку данные уязвимости связаны с выполнением кода в браузере пользователя, механизмы защиты должны предотвращать внедрение и исполнение вредоносных скриптов. В этой связи применяется экранирование выводимых данных, а также фильтрация пользовательского ввода. Однако одной лишь фильтрации, как правило, недостаточно. Дополнительно используется политика безопасности контента (Content Security Policy, CSP), позволяющая ограничить источники загружаемых скриптов и других ресурсов. За счёт этого даже в случае внедрения вредоносного кода его выполнение может быть заблокировано. Следовательно, защита клиентского уровня строится на сочетании корректной обработки данных и ограничении возможностей их выполнения.</w:t>
+      </w:r>
+    </w:p>
+    <w:p>
+      <w:pPr>
+        <w:pStyle w:val="ac"/>
+      </w:pPr>
+      <w:r>
+        <w:t>Рассматривая механизмы взаимодействия пользователя с системой, необходимо уделить внимание защите от атак типа CSRF. Как было показано ранее, данные атаки используют особенности автоматической передачи аутентификационных данных браузером. В связи с этим одним из основных методов защиты является использование специальных токенов, включаемых в запросы и проверяемых на стороне сервера. Такие токены позволяют убедиться, что запрос был сформирован самим пользователем, а не сторонним ресурсом. Кроме того, дополнительной мерой является настройка параметров cookies, таких как SameSite, ограничивающих их передачу при межсайтовых запросах. Таким образом, защита от CSRF достигается за счёт введения дополнительных механизмов проверки подлинности запросов.</w:t>
+      </w:r>
+    </w:p>
+    <w:p>
+      <w:pPr>
+        <w:pStyle w:val="ac"/>
+      </w:pPr>
+      <w:r>
+        <w:t xml:space="preserve">Далее следует рассмотреть механизмы обеспечения безопасной аутентификации пользователей. Как было отмечено, уязвимости в данной области могут привести к </w:t>
+      </w:r>
+      <w:r>
+        <w:lastRenderedPageBreak/>
+        <w:t>компрометации учётных записей. В этой связи особое значение приобретает защита сессионных данных. На практике это достигается путём использования безопасных параметров cookies, таких как HttpOnly и Secure, которые ограничивают доступ к сессионным идентификаторам и предотвращают их передачу по незащищённым каналам. В ряде случаев также применяется использование токенов, например JSON Web Token (JWT), позволяющих организовать более гибкую схему аутентификации. При этом важно обеспечить корректное хранение и передачу таких токенов, поскольку их компрометация может привести к несанкционированному доступу. Таким образом, механизмы аутентификации должны обеспечивать надёжную идентификацию пользователя и защиту его сессионных данных.</w:t>
+      </w:r>
+    </w:p>
+    <w:p>
+      <w:pPr>
+        <w:pStyle w:val="ac"/>
+      </w:pPr>
+      <w:r>
+        <w:t>Наряду с аутентификацией необходимо обеспечить корректную авторизацию, то есть контроль прав доступа. Для этого применяются различные модели разграничения доступа, среди которых одной из наиболее распространённых является ролевая модель (RBAC). В рамках данного подхода пользователю назначается определённая роль, определяющая набор доступных ему действий. При обработке каждого запроса на сервере должна выполняться проверка прав доступа, что позволяет предотвратить выполнение несанкционированных операций. Важно подчеркнуть, что контроль доступа должен осуществляться именно на серверной стороне, поскольку полагаться на ограничения клиентского интерфейса недопустимо. Следовательно, защита от уязвимостей авторизации основана на строгом контроле прав пользователей и проверке их при каждом обращении к системе.</w:t>
+      </w:r>
+    </w:p>
+    <w:p>
+      <w:pPr>
+        <w:pStyle w:val="ac"/>
+      </w:pPr>
+      <w:r>
+        <w:t>Отдельного рассмотрения требуют механизмы защиты передачи данных. Как было отмечено ранее, сетевой уровень подвержен угрозам перехвата и подмены информации. В связи с этим в современных веб-приложениях используется протокол HTTPS, обеспечивающий шифрование передаваемых данных с использованием технологий TLS. Это позволяет обеспечить конфиденциальность и целостность информации, передаваемой между клиентом и сервером. Следует отметить, что использование HTTPS должно рассматриваться как обязательное требование, поскольку передача данных в открытом виде делает систему уязвимой к широкому спектру атак. Таким образом, защита канала передачи данных является базовым элементом общей системы безопасности.</w:t>
+      </w:r>
+    </w:p>
+    <w:p>
+      <w:pPr>
+        <w:pStyle w:val="ac"/>
+      </w:pPr>
+      <w:r>
+        <w:t>Помимо рассмотренных механизмов, в ряде случаев применяются дополнительные средства защиты, направленные на повышение общего уровня безопасности веб-приложения. К таким средствам можно отнести межсетевые экраны веб-приложений (WAF), позволяющие фильтровать входящий трафик и выявлять подозрительную активность. Также важную роль играет мониторинг и журналирование событий безопасности, что позволяет своевременно обнаруживать попытки атак и реагировать на них. Хотя данные механизмы не устраняют уязвимости напрямую, они существенно повышают устойчивость системы к внешним воздействиям.</w:t>
+      </w:r>
+    </w:p>
+    <w:p>
+      <w:pPr>
+        <w:pStyle w:val="ac"/>
+      </w:pPr>
+      <w:r>
+        <w:t>Таким образом, рассмотренные механизмы обеспечения безопасности охватывают основные уровни архитектуры веб-приложения и направлены на противодействие ключевым типам уязвимостей. При этом каждый механизм ориентирован на нейтрализацию конкретных угроз, однако их применение в изолированном виде не обеспечивает полной защиты. В связи с этим возникает необходимость объединения данных механизмов в единую систему, обеспечивающую комплексный подход к безопасности. Данный вывод логически подводит к формированию модели комплексной защиты веб-приложения, которая будет рассмотрена в следующем подразделе.</w:t>
+      </w:r>
+    </w:p>
+    <w:p>
+      <w:pPr>
+        <w:rPr>
+          <w:rFonts w:ascii="Times New Roman" w:eastAsia="Times New Roman" w:hAnsi="Times New Roman" w:cs="Times New Roman"/>
+          <w:sz w:val="24"/>
+          <w:szCs w:val="24"/>
+          <w:lang w:eastAsia="ru-RU"/>
+        </w:rPr>
+      </w:pPr>
+      <w:r>
+        <w:br w:type="page"/>
+      </w:r>
+    </w:p>
+    <w:p>
+      <w:pPr>
+        <w:pStyle w:val="2"/>
+      </w:pPr>
+      <w:r>
+        <w:rPr>
+          <w:rStyle w:val="a3"/>
+          <w:b w:val="0"/>
+          <w:bCs w:val="0"/>
+        </w:rPr>
+        <w:lastRenderedPageBreak/>
+        <w:t>2.4 Формирование модели комплексной защиты веб-приложения</w:t>
+      </w:r>
+    </w:p>
+    <w:p>
+      <w:pPr>
+        <w:pStyle w:val="ac"/>
+      </w:pPr>
+      <w:r>
+        <w:t>Проведённый ранее анализ показал, что угрозы безопасности веб-приложений распределены по различным уровням архитектуры и реализуются через совокупность типовых уязвимостей. При этом в предыдущем подразделе были рассмотрены основные механизмы защиты, направленные на предотвращение данных угроз. Однако, как уже отмечалось, применение отдельных защитных мер в изолированном виде не позволяет обеспечить достаточный уровень безопасности. В связи с этим возникает необходимость формирования целостной модели комплексной защиты веб-приложения.</w:t>
+      </w:r>
+    </w:p>
+    <w:p>
+      <w:pPr>
+        <w:pStyle w:val="ac"/>
+        <w:rPr>
+          <w:color w:val="FF0000"/>
+        </w:rPr>
+      </w:pPr>
+      <w:r>
+        <w:rPr>
+          <w:color w:val="FF0000"/>
+        </w:rPr>
+        <w:t>Следует отметить, что большинство современных атак реализуется не через одну уязвимость, а за счёт их комбинирования. Например, уязвимость XSS может использоваться для получения сессионных данных, после чего осуществляется обход механизмов аутентификации. В подобных условиях отдельные меры защиты, направленные на устранение одной уязвимости, оказываются недостаточными. Это создаёт противоречие между сложностью атак и фрагментарным характером защитных механизмов.</w:t>
+      </w:r>
+    </w:p>
+    <w:p>
+      <w:pPr>
+        <w:pStyle w:val="ac"/>
+      </w:pPr>
+      <w:r>
+        <w:t>Следует отметить, что под комплексной защитой в данном случае понимается не просто набор отдельных средств, а их согласованное применение в рамках единой системы. Такая система должна учитывать архитектурные особенности веб-приложения, характер обрабатываемых данных, а также взаимосвязь между различными уровнями. Иначе говоря, защита должна быть выстроена таким образом, чтобы уязвимость одного компонента не приводила к компрометации всей системы.</w:t>
+      </w:r>
+    </w:p>
+    <w:p>
+      <w:pPr>
+        <w:pStyle w:val="ac"/>
+      </w:pPr>
+      <w:r>
+        <w:t>Прежде всего, формирование модели комплексной защиты базируется на ряде общих принципов, которые определяют подход к обеспечению безопасности. Во-первых, это принцип многоуровневой защиты, согласно которому защитные механизмы реализуются на всех уровнях архитектуры: от клиентского интерфейса до инфраструктуры. Во-вторых, принцип минимизации доверия, предполагающий, что ни один элемент системы, включая пользовательский ввод, не должен считаться безопасным по умолчанию. В-третьих, принцип обязательной проверки доступа, согласно которому любые действия пользователя должны сопровождаться проверкой его прав. Наконец, важным является принцип защиты данных, обеспечивающий их конфиденциальность и целостность на всех этапах обработки и передачи.</w:t>
+      </w:r>
+    </w:p>
+    <w:p>
+      <w:pPr>
+        <w:pStyle w:val="ac"/>
+      </w:pPr>
+      <w:r>
+        <w:t>Опираясь на указанные принципы, можно выделить основные уровни, на которых должна реализовываться защита веб-приложения. К ним относятся клиентский уровень, серверный уровень, уровень хранения данных, сетевой уровень, а также инфраструктурная составляющая. Каждый из данных уровней характеризуется собственными угрозами, что требует применения соответствующих механизмов защиты.</w:t>
+      </w:r>
+    </w:p>
+    <w:p>
+      <w:pPr>
+        <w:spacing w:before="100" w:beforeAutospacing="1" w:after="100" w:afterAutospacing="1" w:line="240" w:lineRule="auto"/>
+        <w:rPr>
+          <w:rFonts w:ascii="Times New Roman" w:eastAsia="Times New Roman" w:hAnsi="Times New Roman" w:cs="Times New Roman"/>
+          <w:sz w:val="24"/>
+          <w:szCs w:val="24"/>
+          <w:lang w:eastAsia="ru-RU"/>
+        </w:rPr>
+      </w:pPr>
+      <w:r>
+        <w:rPr>
+          <w:rFonts w:ascii="Times New Roman" w:eastAsia="Times New Roman" w:hAnsi="Times New Roman" w:cs="Times New Roman"/>
+          <w:sz w:val="24"/>
+          <w:szCs w:val="24"/>
+          <w:lang w:eastAsia="ru-RU"/>
+        </w:rPr>
+        <w:t>На клиентском уровне обеспечение безопасности в первую очередь направлено на предотвращение выполнения вредоносного кода в браузере пользователя. Наиболее характерной угрозой в данном случае являются атаки типа межсайтового скриптинга (XSS), возникающие при выводе непроверенных пользовательских данных. В связи с этим ключевым механизмом защиты является строгая фильтрация и экранирование всех данных, отображаемых в HTML-документе. Например, специальные символы («&lt;», «&gt;», «"») должны заменяться на безопасные представления, что исключает их интерпретацию как HTML или JavaScript-кода.</w:t>
+      </w:r>
+    </w:p>
+    <w:p>
+      <w:pPr>
+        <w:spacing w:before="100" w:beforeAutospacing="1" w:after="100" w:afterAutospacing="1" w:line="240" w:lineRule="auto"/>
+        <w:rPr>
+          <w:rFonts w:ascii="Times New Roman" w:eastAsia="Times New Roman" w:hAnsi="Times New Roman" w:cs="Times New Roman"/>
+          <w:sz w:val="24"/>
+          <w:szCs w:val="24"/>
+          <w:lang w:eastAsia="ru-RU"/>
+        </w:rPr>
+      </w:pPr>
+      <w:r>
+        <w:rPr>
+          <w:rFonts w:ascii="Times New Roman" w:eastAsia="Times New Roman" w:hAnsi="Times New Roman" w:cs="Times New Roman"/>
+          <w:sz w:val="24"/>
+          <w:szCs w:val="24"/>
+          <w:lang w:eastAsia="ru-RU"/>
+        </w:rPr>
+        <w:lastRenderedPageBreak/>
+        <w:t>Дополнительно применяется политика безопасности контента (Content Security Policy).</w:t>
+      </w:r>
+      <w:r>
+        <w:rPr>
+          <w:rFonts w:ascii="Times New Roman" w:eastAsia="Times New Roman" w:hAnsi="Times New Roman" w:cs="Times New Roman"/>
+          <w:sz w:val="24"/>
+          <w:szCs w:val="24"/>
+          <w:lang w:eastAsia="ru-RU"/>
+        </w:rPr>
+        <w:t xml:space="preserve"> </w:t>
+      </w:r>
+      <w:r>
+        <w:rPr>
+          <w:rFonts w:ascii="Times New Roman" w:eastAsia="Times New Roman" w:hAnsi="Times New Roman" w:cs="Times New Roman"/>
+          <w:sz w:val="24"/>
+          <w:szCs w:val="24"/>
+          <w:lang w:eastAsia="ru-RU"/>
+        </w:rPr>
+        <w:t>[Этот механизм направлен на обнаружение и устранение атак, основанныхна межсайтовом скриптинге и внедрению данных злоумышленника в передаваемые запросы. Для работы используетряд директив, позволяющих гибко настроить механизмы защиты.]</w:t>
+      </w:r>
+      <w:r>
+        <w:rPr>
+          <w:rStyle w:val="a6"/>
+          <w:rFonts w:ascii="Times New Roman" w:eastAsia="Times New Roman" w:hAnsi="Times New Roman" w:cs="Times New Roman"/>
+          <w:sz w:val="24"/>
+          <w:szCs w:val="24"/>
+          <w:lang w:eastAsia="ru-RU"/>
+        </w:rPr>
+        <w:footnoteReference w:id="74"/>
+      </w:r>
+      <w:r>
+        <w:rPr>
+          <w:rFonts w:ascii="Times New Roman" w:eastAsia="Times New Roman" w:hAnsi="Times New Roman" w:cs="Times New Roman"/>
+          <w:sz w:val="24"/>
+          <w:szCs w:val="24"/>
+          <w:lang w:eastAsia="ru-RU"/>
+        </w:rPr>
+        <w:t xml:space="preserve"> При корректной настройке CSP браузер блокирует выполнение встроенных скриптов и загрузку ресурсов с недоверенных доменов, что существенно снижает риск XSS-атак. Также на практике используется запрет inline-скриптов и ограничение выполнения JavaScript только из доверенных источников.</w:t>
+      </w:r>
+    </w:p>
+    <w:p>
+      <w:r>
+        <w:t xml:space="preserve">Отдельного внимания требует хранение чувствительных данных на стороне клиента. Токены аутентификации и сессионные идентификаторы не должны сохраняться в доступных для JavaScript местах, таких как localStorage. </w:t>
+      </w:r>
+      <w:r>
+        <w:t>[Если токен был сохранен в cookies, то клиент уязвим к атаке типа CSRF. Данная уязвимость влечет за собой возможность выполнения произвольных действий от имени жертвы, а также риск захвата аккаунта. Если JWT, полученный от SAuth, сохранятся в LocalStorage браузера, то возникает угроза XSS-атак на пользователя. Их суть состоит в том, чтобы отправить пользователю вредоносную ссылку, при переходе по которой злоумышленник получит информацию из локального хранилища браузера, в котором находится токен жертвы. Итогом эксплуатации XSS-уязвимости является возможность захвата аккаунта пользователя и отправка от его имени произвольных запросов на сервис.]</w:t>
+      </w:r>
+      <w:r>
+        <w:rPr>
+          <w:vertAlign w:val="superscript"/>
+        </w:rPr>
+        <w:footnoteReference w:id="75"/>
+      </w:r>
+      <w:r>
+        <w:rPr>
+          <w:vertAlign w:val="superscript"/>
+        </w:rPr>
+        <w:t xml:space="preserve"> </w:t>
+      </w:r>
+      <w:r>
+        <w:t>Поэтому р</w:t>
+      </w:r>
+      <w:r>
+        <w:t>екомендуется использовать cookies с атрибутами HttpOnly и Secure, которые предотвращают доступ к ним из скриптов и ограничивают передачу только по защищённому соединению. Кроме того, может применяться атрибут SameSite, уменьшающий риск межсайтовых атак. Таким образом, клиентский уровень реализует первичный барьер, направленный на исключение выполнения вредоносного кода и защиту пользовательских данных.</w:t>
+      </w:r>
+    </w:p>
+    <w:p>
+      <w:pPr>
+        <w:spacing w:before="100" w:beforeAutospacing="1" w:after="100" w:afterAutospacing="1" w:line="240" w:lineRule="auto"/>
+        <w:rPr>
+          <w:rFonts w:ascii="Times New Roman" w:eastAsia="Times New Roman" w:hAnsi="Times New Roman" w:cs="Times New Roman"/>
+          <w:sz w:val="24"/>
+          <w:szCs w:val="24"/>
+          <w:lang w:eastAsia="ru-RU"/>
+        </w:rPr>
+      </w:pPr>
+      <w:r>
+        <w:rPr>
+          <w:rFonts w:ascii="Times New Roman" w:eastAsia="Times New Roman" w:hAnsi="Times New Roman" w:cs="Times New Roman"/>
+          <w:sz w:val="24"/>
+          <w:szCs w:val="24"/>
+          <w:lang w:eastAsia="ru-RU"/>
+        </w:rPr>
+        <w:t>Серверный уровень, в свою очередь, является основным элементом обеспечения безопасности, так как именно здесь осуществляется обработка всех входящих запросов и принимаются решения о выполнении операций. В рамках комплексной защиты на данном уровне в обязательном порядке реализуется серверная валидация входных данных. Это означает, что любые данные, полученные от клиента, проверяются на соответствие ожидаемому формату, типу и диапазону значений. При этом нельзя полагаться на проверки, выполненные на стороне клиента, так как они могут быть обойдены.</w:t>
+      </w:r>
+    </w:p>
+    <w:p>
+      <w:pPr>
+        <w:spacing w:before="100" w:beforeAutospacing="1" w:after="100" w:afterAutospacing="1" w:line="240" w:lineRule="auto"/>
+        <w:rPr>
+          <w:rFonts w:ascii="Times New Roman" w:eastAsia="Times New Roman" w:hAnsi="Times New Roman" w:cs="Times New Roman"/>
+          <w:sz w:val="24"/>
+          <w:szCs w:val="24"/>
+          <w:lang w:eastAsia="ru-RU"/>
+        </w:rPr>
+      </w:pPr>
+      <w:r>
+        <w:rPr>
+          <w:rFonts w:ascii="Times New Roman" w:eastAsia="Times New Roman" w:hAnsi="Times New Roman" w:cs="Times New Roman"/>
+          <w:sz w:val="24"/>
+          <w:szCs w:val="24"/>
+          <w:lang w:eastAsia="ru-RU"/>
+        </w:rPr>
+        <w:t>Для предотвращения инъекционных атак, в частности SQL-инъекций, используется механизм параметризованных запросов.</w:t>
+      </w:r>
+      <w:r>
+        <w:rPr>
+          <w:rFonts w:ascii="Times New Roman" w:eastAsia="Times New Roman" w:hAnsi="Times New Roman" w:cs="Times New Roman"/>
+          <w:sz w:val="24"/>
+          <w:szCs w:val="24"/>
+          <w:lang w:eastAsia="ru-RU"/>
+        </w:rPr>
+        <w:t xml:space="preserve"> </w:t>
+      </w:r>
+      <w:r>
+        <w:rPr>
+          <w:rFonts w:ascii="Times New Roman" w:eastAsia="Times New Roman" w:hAnsi="Times New Roman" w:cs="Times New Roman"/>
+          <w:sz w:val="24"/>
+          <w:szCs w:val="24"/>
+          <w:lang w:eastAsia="ru-RU"/>
+        </w:rPr>
+        <w:t>[</w:t>
+      </w:r>
+      <w:r>
+        <w:t>Параметры в SQL-запросах — это способ передавать значения в запрос отдельно от его структуры.</w:t>
+      </w:r>
+      <w:r>
+        <w:t xml:space="preserve"> </w:t>
+      </w:r>
+      <w:r>
+        <w:t>Значения не могут изменить структуру SQL-запроса, поэтому инъекции невозможны на уровне архитектуры.</w:t>
+      </w:r>
+      <w:r>
+        <w:t>]</w:t>
+      </w:r>
+      <w:r>
+        <w:rPr>
+          <w:rStyle w:val="a6"/>
+        </w:rPr>
+        <w:footnoteReference w:id="76"/>
+      </w:r>
+      <w:r>
+        <w:rPr>
+          <w:rFonts w:ascii="Times New Roman" w:eastAsia="Times New Roman" w:hAnsi="Times New Roman" w:cs="Times New Roman"/>
+          <w:sz w:val="24"/>
+          <w:szCs w:val="24"/>
+          <w:lang w:eastAsia="ru-RU"/>
+        </w:rPr>
+        <w:t xml:space="preserve"> Дополнительно может применяться строгая типизация данных и ограничение допустимых значений.</w:t>
+      </w:r>
+    </w:p>
+    <w:p>
+      <w:pPr>
+        <w:spacing w:before="100" w:beforeAutospacing="1" w:after="100" w:afterAutospacing="1" w:line="240" w:lineRule="auto"/>
+        <w:rPr>
+          <w:rFonts w:ascii="Times New Roman" w:eastAsia="Times New Roman" w:hAnsi="Times New Roman" w:cs="Times New Roman"/>
+          <w:sz w:val="24"/>
+          <w:szCs w:val="24"/>
+          <w:lang w:eastAsia="ru-RU"/>
+        </w:rPr>
+      </w:pPr>
+      <w:r>
+        <w:rPr>
+          <w:rFonts w:ascii="Times New Roman" w:eastAsia="Times New Roman" w:hAnsi="Times New Roman" w:cs="Times New Roman"/>
+          <w:sz w:val="24"/>
+          <w:szCs w:val="24"/>
+          <w:lang w:eastAsia="ru-RU"/>
+        </w:rPr>
+        <w:t>Механизмы аутентификации реализуются с использованием защищённых сессий или токенов. При работе с сессиями важно обеспечивать генерацию случайных идентификаторов, их регулярное обновление и удаление при завершении работы пользователя. Также должна быть реализована защита от перебора паролей, например путём ограничения количества попыток входа и временной блокировки учётной записи.</w:t>
+      </w:r>
+      <w:r>
+        <w:rPr>
+          <w:rStyle w:val="a6"/>
+          <w:rFonts w:ascii="Times New Roman" w:eastAsia="Times New Roman" w:hAnsi="Times New Roman" w:cs="Times New Roman"/>
+          <w:sz w:val="24"/>
+          <w:szCs w:val="24"/>
+          <w:lang w:eastAsia="ru-RU"/>
+        </w:rPr>
+        <w:footnoteReference w:id="77"/>
+      </w:r>
+      <w:r>
+        <w:rPr>
+          <w:rFonts w:ascii="Times New Roman" w:eastAsia="Times New Roman" w:hAnsi="Times New Roman" w:cs="Times New Roman"/>
+          <w:sz w:val="24"/>
+          <w:szCs w:val="24"/>
+          <w:lang w:eastAsia="ru-RU"/>
+        </w:rPr>
+        <w:t xml:space="preserve"> </w:t>
+      </w:r>
+      <w:r>
+        <w:rPr>
+          <w:rFonts w:ascii="Times New Roman" w:eastAsia="Times New Roman" w:hAnsi="Times New Roman" w:cs="Times New Roman"/>
+          <w:sz w:val="24"/>
+          <w:szCs w:val="24"/>
+          <w:lang w:eastAsia="ru-RU"/>
+        </w:rPr>
+        <w:lastRenderedPageBreak/>
+        <w:t>В случае использования токенов необходимо контролировать срок их действия и исключать возможность повторного использования.</w:t>
+      </w:r>
+    </w:p>
+    <w:p>
+      <w:pPr>
+        <w:spacing w:before="100" w:beforeAutospacing="1" w:after="100" w:afterAutospacing="1" w:line="240" w:lineRule="auto"/>
+        <w:rPr>
+          <w:rFonts w:ascii="Times New Roman" w:eastAsia="Times New Roman" w:hAnsi="Times New Roman" w:cs="Times New Roman"/>
+          <w:sz w:val="24"/>
+          <w:szCs w:val="24"/>
+          <w:lang w:eastAsia="ru-RU"/>
+        </w:rPr>
+      </w:pPr>
+      <w:r>
+        <w:rPr>
+          <w:rFonts w:ascii="Times New Roman" w:eastAsia="Times New Roman" w:hAnsi="Times New Roman" w:cs="Times New Roman"/>
+          <w:sz w:val="24"/>
+          <w:szCs w:val="24"/>
+          <w:lang w:eastAsia="ru-RU"/>
+        </w:rPr>
+        <w:t>Авторизация должна проверяться на сервере при каждом запросе. Это означает, что доступ к ресурсам не может определяться только интерфейсом пользователя. Для этого применяется ролевая модель доступа, при которой каждому пользователю назначается набор прав, и при обработке запроса проверяется, соответствует ли операция его роли. Дополнительно рекомендуется реализовывать проверку доступа к конкретным объектам, чтобы исключить возможность получения данных других пользователей.</w:t>
+      </w:r>
+    </w:p>
+    <w:p>
+      <w:pPr>
+        <w:spacing w:before="100" w:beforeAutospacing="1" w:after="100" w:afterAutospacing="1" w:line="240" w:lineRule="auto"/>
+        <w:rPr>
+          <w:rFonts w:ascii="Times New Roman" w:eastAsia="Times New Roman" w:hAnsi="Times New Roman" w:cs="Times New Roman"/>
+          <w:sz w:val="24"/>
+          <w:szCs w:val="24"/>
+          <w:lang w:eastAsia="ru-RU"/>
+        </w:rPr>
+      </w:pPr>
+      <w:r>
+        <w:rPr>
+          <w:rFonts w:ascii="Times New Roman" w:eastAsia="Times New Roman" w:hAnsi="Times New Roman" w:cs="Times New Roman"/>
+          <w:sz w:val="24"/>
+          <w:szCs w:val="24"/>
+          <w:lang w:eastAsia="ru-RU"/>
+        </w:rPr>
+        <w:t>На уровне хранения данных основное внимание уделяется защите базы данных от несанкционированного доступа и изменения информации. Помимо использования параметризованных запросов, важным механизмом является разграничение прав доступа на уровне самой базы данных. Например, приложение должно использовать отдельного пользователя базы данных с минимально необходимыми правами, что ограничивает возможный ущерб в случае компрометации.</w:t>
+      </w:r>
+    </w:p>
+    <w:p>
+      <w:pPr>
+        <w:spacing w:before="100" w:beforeAutospacing="1" w:after="100" w:afterAutospacing="1" w:line="240" w:lineRule="auto"/>
+        <w:rPr>
+          <w:rFonts w:ascii="Times New Roman" w:eastAsia="Times New Roman" w:hAnsi="Times New Roman" w:cs="Times New Roman"/>
+          <w:sz w:val="24"/>
+          <w:szCs w:val="24"/>
+          <w:lang w:eastAsia="ru-RU"/>
+        </w:rPr>
+      </w:pPr>
+      <w:r>
+        <w:rPr>
+          <w:rFonts w:ascii="Times New Roman" w:eastAsia="Times New Roman" w:hAnsi="Times New Roman" w:cs="Times New Roman"/>
+          <w:sz w:val="24"/>
+          <w:szCs w:val="24"/>
+          <w:lang w:eastAsia="ru-RU"/>
+        </w:rPr>
+        <w:t>Также рекомендуется разделять операции чтения и записи и контролировать доступ к критически важным таблицам. Для повышения безопасности может применяться журналирование операций, позволяющее отслеживать изменения данных и выявлять подозрительную активность. В отдельных случаях используется шифрование конфиденциальной информации, например паролей, с применением стойких алгоритмов хэширования.</w:t>
+      </w:r>
+    </w:p>
+    <w:p>
+      <w:pPr>
+        <w:spacing w:before="100" w:beforeAutospacing="1" w:after="100" w:afterAutospacing="1" w:line="240" w:lineRule="auto"/>
+        <w:rPr>
+          <w:rFonts w:ascii="Times New Roman" w:eastAsia="Times New Roman" w:hAnsi="Times New Roman" w:cs="Times New Roman"/>
+          <w:sz w:val="24"/>
+          <w:szCs w:val="24"/>
+          <w:lang w:eastAsia="ru-RU"/>
+        </w:rPr>
+      </w:pPr>
+      <w:r>
+        <w:rPr>
+          <w:rFonts w:ascii="Times New Roman" w:eastAsia="Times New Roman" w:hAnsi="Times New Roman" w:cs="Times New Roman"/>
+          <w:sz w:val="24"/>
+          <w:szCs w:val="24"/>
+          <w:lang w:eastAsia="ru-RU"/>
+        </w:rPr>
+        <w:t>Сетевой уровень отвечает за передачу данных между клиентом и сервером, что делает его критически важным с точки зрения защиты информации. Основным механизмом здесь является использование протокола HTTPS, обеспечивающего шифрование трафика с помощью TLS. Это предотвращает перехват данных и их изменение в процессе передачи.</w:t>
+      </w:r>
+    </w:p>
+    <w:p>
+      <w:pPr>
+        <w:spacing w:before="100" w:beforeAutospacing="1" w:after="100" w:afterAutospacing="1" w:line="240" w:lineRule="auto"/>
+        <w:rPr>
+          <w:rFonts w:ascii="Times New Roman" w:eastAsia="Times New Roman" w:hAnsi="Times New Roman" w:cs="Times New Roman"/>
+          <w:sz w:val="24"/>
+          <w:szCs w:val="24"/>
+          <w:lang w:eastAsia="ru-RU"/>
+        </w:rPr>
+      </w:pPr>
+      <w:r>
+        <w:rPr>
+          <w:rFonts w:ascii="Times New Roman" w:eastAsia="Times New Roman" w:hAnsi="Times New Roman" w:cs="Times New Roman"/>
+          <w:sz w:val="24"/>
+          <w:szCs w:val="24"/>
+          <w:lang w:eastAsia="ru-RU"/>
+        </w:rPr>
+        <w:t xml:space="preserve">Дополнительно рекомендуется использовать механизм HSTS (HTTP Strict Transport Security), </w:t>
+      </w:r>
+      <w:r>
+        <w:rPr>
+          <w:rFonts w:ascii="Times New Roman" w:eastAsia="Times New Roman" w:hAnsi="Times New Roman" w:cs="Times New Roman"/>
+          <w:sz w:val="24"/>
+          <w:szCs w:val="24"/>
+          <w:lang w:eastAsia="ru-RU"/>
+        </w:rPr>
+        <w:t>[HSTS — это политика</w:t>
+      </w:r>
+      <w:r>
+        <w:rPr>
+          <w:rFonts w:ascii="Times New Roman" w:eastAsia="Times New Roman" w:hAnsi="Times New Roman" w:cs="Times New Roman"/>
+          <w:sz w:val="24"/>
+          <w:szCs w:val="24"/>
+          <w:lang w:eastAsia="ru-RU"/>
+        </w:rPr>
+        <w:t xml:space="preserve"> </w:t>
+      </w:r>
+      <w:r>
+        <w:rPr>
+          <w:rFonts w:ascii="Times New Roman" w:eastAsia="Times New Roman" w:hAnsi="Times New Roman" w:cs="Times New Roman"/>
+          <w:sz w:val="24"/>
+          <w:szCs w:val="24"/>
+          <w:lang w:eastAsia="ru-RU"/>
+        </w:rPr>
+        <w:t>безопасности, которая предписывает браузерам подключаться к веб-сайту</w:t>
+      </w:r>
+      <w:r>
+        <w:rPr>
+          <w:rFonts w:ascii="Times New Roman" w:eastAsia="Times New Roman" w:hAnsi="Times New Roman" w:cs="Times New Roman"/>
+          <w:sz w:val="24"/>
+          <w:szCs w:val="24"/>
+          <w:lang w:eastAsia="ru-RU"/>
+        </w:rPr>
+        <w:t xml:space="preserve"> </w:t>
+      </w:r>
+      <w:r>
+        <w:rPr>
+          <w:rFonts w:ascii="Times New Roman" w:eastAsia="Times New Roman" w:hAnsi="Times New Roman" w:cs="Times New Roman"/>
+          <w:sz w:val="24"/>
+          <w:szCs w:val="24"/>
+          <w:lang w:eastAsia="ru-RU"/>
+        </w:rPr>
+        <w:t>только по протоколу HTTPS, даже если пользователь вводит адрес веб-сайта с помощью «http» вместо «https». Это помогает предотвратить случайное подключение пользователей к веб-сайту через небезопасное соединение</w:t>
+      </w:r>
+      <w:r>
+        <w:rPr>
+          <w:rFonts w:ascii="Times New Roman" w:eastAsia="Times New Roman" w:hAnsi="Times New Roman" w:cs="Times New Roman"/>
+          <w:sz w:val="24"/>
+          <w:szCs w:val="24"/>
+          <w:lang w:eastAsia="ru-RU"/>
+        </w:rPr>
         <w:t>.</w:t>
       </w:r>
+      <w:r>
+        <w:rPr>
+          <w:rFonts w:ascii="Times New Roman" w:eastAsia="Times New Roman" w:hAnsi="Times New Roman" w:cs="Times New Roman"/>
+          <w:sz w:val="24"/>
+          <w:szCs w:val="24"/>
+          <w:lang w:eastAsia="ru-RU"/>
+        </w:rPr>
+        <w:t>]</w:t>
+      </w:r>
+      <w:r>
+        <w:rPr>
+          <w:rStyle w:val="a6"/>
+          <w:rFonts w:ascii="Times New Roman" w:eastAsia="Times New Roman" w:hAnsi="Times New Roman" w:cs="Times New Roman"/>
+          <w:sz w:val="24"/>
+          <w:szCs w:val="24"/>
+          <w:lang w:eastAsia="ru-RU"/>
+        </w:rPr>
+        <w:footnoteReference w:id="78"/>
+      </w:r>
+      <w:r>
+        <w:rPr>
+          <w:rFonts w:ascii="Times New Roman" w:eastAsia="Times New Roman" w:hAnsi="Times New Roman" w:cs="Times New Roman"/>
+          <w:sz w:val="24"/>
+          <w:szCs w:val="24"/>
+          <w:lang w:eastAsia="ru-RU"/>
+        </w:rPr>
+        <w:t xml:space="preserve"> Также важна корректная настройка сертификатов и отказ от использования устаревших криптографических алгоритмов. Для защиты от атак типа «человек посередине» может применяться проверка целостности соединения и ограничение доверенных сертификатов.</w:t>
+      </w:r>
     </w:p>
     <w:p>
       <w:pPr>
@@ -9166,7 +10144,7 @@
           <w:szCs w:val="24"/>
           <w:lang w:eastAsia="ru-RU"/>
         </w:rPr>
-        <w:t>Следует отметить, что в отличие от традиционных программных систем, веб-приложения функционируют в открытой сетевой среде и постоянно взаимодействуют с внешними пользователями. В связи с этим поверхность атаки таких систем значительно шире, а уязвимости могут возникать на различных уровнях архитектуры. По этой причине анализ угроз целесообразно проводить не в общем виде, а с привязкой к конкретным компонентам веб-приложения.</w:t>
+        <w:t>Инфраструктурный уровень включает серверы, операционные системы и среду выполнения приложения. Здесь безопасность достигается за счёт регулярного обновления программного обеспечения, устранения известных уязвимостей и минимизации доступных сервисов. Например, должны быть закрыты все неиспользуемые порты и отключены ненужные службы.</w:t>
       </w:r>
     </w:p>
     <w:p>
@@ -9186,7 +10164,17 @@
           <w:szCs w:val="24"/>
           <w:lang w:eastAsia="ru-RU"/>
         </w:rPr>
-        <w:t>В рамках архитектурного подхода веб-приложение можно условно разделить на несколько уровней: клиентский уровень, серверный уровень, уровень хранения данных, а также сетевую и инфраструктурную составляющие. Каждый из указанных уровней обладает собственными особенностями функционирования, что, в свою очередь, обуславливает наличие специфических угроз и уязвимостей.</w:t>
+        <w:t xml:space="preserve">Контроль доступа к серверу осуществляется с использованием механизмов аутентификации, ограничением прав пользователей и применением принципа минимальных привилегий. Также широко используются межсетевые экраны, </w:t>
+      </w:r>
+      <w:r>
+        <w:rPr>
+          <w:rFonts w:ascii="Times New Roman" w:eastAsia="Times New Roman" w:hAnsi="Times New Roman" w:cs="Times New Roman"/>
+          <w:sz w:val="24"/>
+          <w:szCs w:val="24"/>
+          <w:lang w:eastAsia="ru-RU"/>
+        </w:rPr>
+        <w:lastRenderedPageBreak/>
+        <w:t>позволяющие фильтровать входящий трафик, и системы обнаружения вторжений, фиксирующие подозрительную активность.</w:t>
       </w:r>
     </w:p>
     <w:p>
@@ -9206,29 +10194,1749 @@
           <w:szCs w:val="24"/>
           <w:lang w:eastAsia="ru-RU"/>
         </w:rPr>
-        <w:t>Прежде всего, клиентский уровень, представленный браузером пользователя, является одной из наиболее уязвимых точек системы. Это связано с тем, что обработка данных частично переносится на сторону клиента, а взаимодействие с пользователем осуществляется напрямую. В таких условиях возникают угрозы, связанные с выполнением вредоносного кода в браузере. К числу наиболее распространённых атак данного уровня относятся межсайтовый скриптинг (XSS) и атаки типа clickjacking. В первом случае злоумышленник внедряет вредоносный скрипт в содержимое веб-страницы, что может привести к перехвату пользовательских данных или выполнению действий от имени пользователя. Во втором случае осуществляется скрытое взаимодействие с элементами интерфейса, в результате чего пользователь непреднамеренно выполняет нежелательные действия. Кроме того, следует учитывать риск утечки токенов аутентификации и других чувствительных данных, хранящихся на стороне клиента.</w:t>
+        <w:t xml:space="preserve">Дополнительно внедряются системы мониторинга и журналирования, позволяющие отслеживать события безопасности и оперативно реагировать на инциденты. В частности, ведётся запись попыток входа, ошибок авторизации и обращений к критическим ресурсам. Несмотря на </w:t>
+      </w:r>
+      <w:r>
+        <w:rPr>
+          <w:rFonts w:ascii="Times New Roman" w:eastAsia="Times New Roman" w:hAnsi="Times New Roman" w:cs="Times New Roman"/>
+          <w:sz w:val="24"/>
+          <w:szCs w:val="24"/>
+          <w:lang w:eastAsia="ru-RU"/>
+        </w:rPr>
+        <w:t>то,</w:t>
+      </w:r>
+      <w:r>
+        <w:rPr>
+          <w:rFonts w:ascii="Times New Roman" w:eastAsia="Times New Roman" w:hAnsi="Times New Roman" w:cs="Times New Roman"/>
+          <w:sz w:val="24"/>
+          <w:szCs w:val="24"/>
+          <w:lang w:eastAsia="ru-RU"/>
+        </w:rPr>
+        <w:t xml:space="preserve"> что данные меры не предотвращают уязвимости напрямую, они позволяют существенно сократить время обнаружения атак и минимизировать их последствия.</w:t>
       </w:r>
     </w:p>
     <w:p>
       <w:pPr>
         <w:spacing w:before="100" w:beforeAutospacing="1" w:after="100" w:afterAutospacing="1" w:line="240" w:lineRule="auto"/>
-        <w:rPr>
-          <w:rFonts w:ascii="Times New Roman" w:eastAsia="Times New Roman" w:hAnsi="Times New Roman" w:cs="Times New Roman"/>
-          <w:sz w:val="24"/>
-          <w:szCs w:val="24"/>
-          <w:lang w:eastAsia="ru-RU"/>
-        </w:rPr>
-      </w:pPr>
-      <w:r>
-        <w:rPr>
-          <w:rFonts w:ascii="Times New Roman" w:eastAsia="Times New Roman" w:hAnsi="Times New Roman" w:cs="Times New Roman"/>
-          <w:sz w:val="24"/>
-          <w:szCs w:val="24"/>
-          <w:lang w:eastAsia="ru-RU"/>
-        </w:rPr>
-        <w:t>Далее следует серверный уровень, на котором реализуется основная бизнес-логика приложения. Несмотря на то что данный уровень находится под контролем разработчика, именно здесь часто возникают критические уязвимости. Это объясняется сложностью логики обработки запросов и необходимостью обеспечения корректного управления доступом. К типичным угрозам серверного уровня относятся нарушения механизмов аутентификации и авторизации, а также ошибки в реализации бизнес-логики. Например, при недостаточной проверке прав доступа пользователь может получить возможность выполнения операций, не предусмотренных его ролью. Также следует отметить, что серверный уровень является точкой обработки пользовательского ввода, что создаёт предпосылки для реализации инъекционных атак.</w:t>
-      </w:r>
-    </w:p>
+      </w:pPr>
+      <w:r>
+        <w:t xml:space="preserve">Для наглядного представления </w:t>
+      </w:r>
+      <w:r>
+        <w:t>возможной</w:t>
+      </w:r>
+      <w:r>
+        <w:t xml:space="preserve"> модели комплексной защиты целесообразно рассмотреть взаимосвязь между уровнями архитектуры веб-приложения, типовыми угрозами, уязвимостями и механизмами защиты.</w:t>
+      </w:r>
+      <w:r>
+        <w:t xml:space="preserve"> </w:t>
+      </w:r>
+    </w:p>
+    <w:tbl>
+      <w:tblPr>
+        <w:tblW w:w="0" w:type="auto"/>
+        <w:tblCellSpacing w:w="15" w:type="dxa"/>
+        <w:tblCellMar>
+          <w:top w:w="15" w:type="dxa"/>
+          <w:left w:w="15" w:type="dxa"/>
+          <w:bottom w:w="15" w:type="dxa"/>
+          <w:right w:w="15" w:type="dxa"/>
+        </w:tblCellMar>
+        <w:tblLook w:val="04A0" w:firstRow="1" w:lastRow="0" w:firstColumn="1" w:lastColumn="0" w:noHBand="0" w:noVBand="1"/>
+      </w:tblPr>
+      <w:tblGrid>
+        <w:gridCol w:w="1985"/>
+        <w:gridCol w:w="2811"/>
+        <w:gridCol w:w="2084"/>
+        <w:gridCol w:w="2475"/>
+      </w:tblGrid>
+      <w:tr>
+        <w:trPr>
+          <w:tblHeader/>
+          <w:tblCellSpacing w:w="15" w:type="dxa"/>
+        </w:trPr>
+        <w:tc>
+          <w:tcPr>
+            <w:tcW w:w="1940" w:type="dxa"/>
+            <w:vAlign w:val="center"/>
+            <w:hideMark/>
+          </w:tcPr>
+          <w:p>
+            <w:pPr>
+              <w:spacing w:after="0" w:line="240" w:lineRule="auto"/>
+              <w:jc w:val="center"/>
+              <w:rPr>
+                <w:rFonts w:ascii="Times New Roman" w:eastAsia="Times New Roman" w:hAnsi="Times New Roman" w:cs="Times New Roman"/>
+                <w:b/>
+                <w:bCs/>
+                <w:sz w:val="24"/>
+                <w:szCs w:val="24"/>
+                <w:lang w:eastAsia="ru-RU"/>
+              </w:rPr>
+            </w:pPr>
+            <w:r>
+              <w:rPr>
+                <w:rFonts w:ascii="Times New Roman" w:eastAsia="Times New Roman" w:hAnsi="Times New Roman" w:cs="Times New Roman"/>
+                <w:b/>
+                <w:bCs/>
+                <w:sz w:val="24"/>
+                <w:szCs w:val="24"/>
+                <w:lang w:eastAsia="ru-RU"/>
+              </w:rPr>
+              <w:t>Уровень архитектуры</w:t>
+            </w:r>
+          </w:p>
+        </w:tc>
+        <w:tc>
+          <w:tcPr>
+            <w:tcW w:w="2781" w:type="dxa"/>
+            <w:vAlign w:val="center"/>
+            <w:hideMark/>
+          </w:tcPr>
+          <w:p>
+            <w:pPr>
+              <w:spacing w:after="0" w:line="240" w:lineRule="auto"/>
+              <w:jc w:val="center"/>
+              <w:rPr>
+                <w:rFonts w:ascii="Times New Roman" w:eastAsia="Times New Roman" w:hAnsi="Times New Roman" w:cs="Times New Roman"/>
+                <w:b/>
+                <w:bCs/>
+                <w:sz w:val="24"/>
+                <w:szCs w:val="24"/>
+                <w:lang w:eastAsia="ru-RU"/>
+              </w:rPr>
+            </w:pPr>
+            <w:r>
+              <w:rPr>
+                <w:rFonts w:ascii="Times New Roman" w:eastAsia="Times New Roman" w:hAnsi="Times New Roman" w:cs="Times New Roman"/>
+                <w:b/>
+                <w:bCs/>
+                <w:sz w:val="24"/>
+                <w:szCs w:val="24"/>
+                <w:lang w:eastAsia="ru-RU"/>
+              </w:rPr>
+              <w:t>Типовые угрозы</w:t>
+            </w:r>
+          </w:p>
+        </w:tc>
+        <w:tc>
+          <w:tcPr>
+            <w:tcW w:w="0" w:type="auto"/>
+            <w:vAlign w:val="center"/>
+            <w:hideMark/>
+          </w:tcPr>
+          <w:p>
+            <w:pPr>
+              <w:spacing w:after="0" w:line="240" w:lineRule="auto"/>
+              <w:jc w:val="center"/>
+              <w:rPr>
+                <w:rFonts w:ascii="Times New Roman" w:eastAsia="Times New Roman" w:hAnsi="Times New Roman" w:cs="Times New Roman"/>
+                <w:b/>
+                <w:bCs/>
+                <w:sz w:val="24"/>
+                <w:szCs w:val="24"/>
+                <w:lang w:eastAsia="ru-RU"/>
+              </w:rPr>
+            </w:pPr>
+            <w:r>
+              <w:rPr>
+                <w:rFonts w:ascii="Times New Roman" w:eastAsia="Times New Roman" w:hAnsi="Times New Roman" w:cs="Times New Roman"/>
+                <w:b/>
+                <w:bCs/>
+                <w:sz w:val="24"/>
+                <w:szCs w:val="24"/>
+                <w:lang w:eastAsia="ru-RU"/>
+              </w:rPr>
+              <w:t>Уязвимости</w:t>
+            </w:r>
+          </w:p>
+        </w:tc>
+        <w:tc>
+          <w:tcPr>
+            <w:tcW w:w="0" w:type="auto"/>
+            <w:vAlign w:val="center"/>
+            <w:hideMark/>
+          </w:tcPr>
+          <w:p>
+            <w:pPr>
+              <w:spacing w:after="0" w:line="240" w:lineRule="auto"/>
+              <w:jc w:val="center"/>
+              <w:rPr>
+                <w:rFonts w:ascii="Times New Roman" w:eastAsia="Times New Roman" w:hAnsi="Times New Roman" w:cs="Times New Roman"/>
+                <w:b/>
+                <w:bCs/>
+                <w:sz w:val="24"/>
+                <w:szCs w:val="24"/>
+                <w:lang w:eastAsia="ru-RU"/>
+              </w:rPr>
+            </w:pPr>
+            <w:r>
+              <w:rPr>
+                <w:rFonts w:ascii="Times New Roman" w:eastAsia="Times New Roman" w:hAnsi="Times New Roman" w:cs="Times New Roman"/>
+                <w:b/>
+                <w:bCs/>
+                <w:sz w:val="24"/>
+                <w:szCs w:val="24"/>
+                <w:lang w:eastAsia="ru-RU"/>
+              </w:rPr>
+              <w:t>Механизмы защиты</w:t>
+            </w:r>
+          </w:p>
+        </w:tc>
+      </w:tr>
+      <w:tr>
+        <w:trPr>
+          <w:tblCellSpacing w:w="15" w:type="dxa"/>
+        </w:trPr>
+        <w:tc>
+          <w:tcPr>
+            <w:tcW w:w="1940" w:type="dxa"/>
+            <w:vAlign w:val="center"/>
+            <w:hideMark/>
+          </w:tcPr>
+          <w:p>
+            <w:pPr>
+              <w:spacing w:after="0" w:line="240" w:lineRule="auto"/>
+              <w:rPr>
+                <w:rFonts w:ascii="Times New Roman" w:eastAsia="Times New Roman" w:hAnsi="Times New Roman" w:cs="Times New Roman"/>
+                <w:sz w:val="24"/>
+                <w:szCs w:val="24"/>
+                <w:lang w:eastAsia="ru-RU"/>
+              </w:rPr>
+            </w:pPr>
+            <w:r>
+              <w:rPr>
+                <w:rFonts w:ascii="Times New Roman" w:eastAsia="Times New Roman" w:hAnsi="Times New Roman" w:cs="Times New Roman"/>
+                <w:b/>
+                <w:bCs/>
+                <w:sz w:val="24"/>
+                <w:szCs w:val="24"/>
+                <w:lang w:eastAsia="ru-RU"/>
+              </w:rPr>
+              <w:t>Клиент (браузер)</w:t>
+            </w:r>
+          </w:p>
+        </w:tc>
+        <w:tc>
+          <w:tcPr>
+            <w:tcW w:w="2781" w:type="dxa"/>
+            <w:vAlign w:val="center"/>
+            <w:hideMark/>
+          </w:tcPr>
+          <w:p>
+            <w:pPr>
+              <w:spacing w:after="0" w:line="240" w:lineRule="auto"/>
+              <w:rPr>
+                <w:rFonts w:ascii="Times New Roman" w:eastAsia="Times New Roman" w:hAnsi="Times New Roman" w:cs="Times New Roman"/>
+                <w:sz w:val="24"/>
+                <w:szCs w:val="24"/>
+                <w:lang w:eastAsia="ru-RU"/>
+              </w:rPr>
+            </w:pPr>
+            <w:r>
+              <w:rPr>
+                <w:rFonts w:ascii="Times New Roman" w:eastAsia="Times New Roman" w:hAnsi="Times New Roman" w:cs="Times New Roman"/>
+                <w:sz w:val="24"/>
+                <w:szCs w:val="24"/>
+                <w:lang w:eastAsia="ru-RU"/>
+              </w:rPr>
+              <w:t>XSS, clickjacking, утечка данных</w:t>
+            </w:r>
+          </w:p>
+        </w:tc>
+        <w:tc>
+          <w:tcPr>
+            <w:tcW w:w="0" w:type="auto"/>
+            <w:vAlign w:val="center"/>
+            <w:hideMark/>
+          </w:tcPr>
+          <w:p>
+            <w:pPr>
+              <w:spacing w:after="0" w:line="240" w:lineRule="auto"/>
+              <w:rPr>
+                <w:rFonts w:ascii="Times New Roman" w:eastAsia="Times New Roman" w:hAnsi="Times New Roman" w:cs="Times New Roman"/>
+                <w:sz w:val="24"/>
+                <w:szCs w:val="24"/>
+                <w:lang w:eastAsia="ru-RU"/>
+              </w:rPr>
+            </w:pPr>
+            <w:r>
+              <w:rPr>
+                <w:rFonts w:ascii="Times New Roman" w:eastAsia="Times New Roman" w:hAnsi="Times New Roman" w:cs="Times New Roman"/>
+                <w:sz w:val="24"/>
+                <w:szCs w:val="24"/>
+                <w:lang w:eastAsia="ru-RU"/>
+              </w:rPr>
+              <w:t>отсутствие фильтрации, небезопасный вывод данных, хранение токенов в JS</w:t>
+            </w:r>
+          </w:p>
+        </w:tc>
+        <w:tc>
+          <w:tcPr>
+            <w:tcW w:w="0" w:type="auto"/>
+            <w:vAlign w:val="center"/>
+            <w:hideMark/>
+          </w:tcPr>
+          <w:p>
+            <w:pPr>
+              <w:spacing w:after="0" w:line="240" w:lineRule="auto"/>
+              <w:rPr>
+                <w:rFonts w:ascii="Times New Roman" w:eastAsia="Times New Roman" w:hAnsi="Times New Roman" w:cs="Times New Roman"/>
+                <w:sz w:val="24"/>
+                <w:szCs w:val="24"/>
+                <w:lang w:val="en-US" w:eastAsia="ru-RU"/>
+              </w:rPr>
+            </w:pPr>
+            <w:r>
+              <w:rPr>
+                <w:rFonts w:ascii="Times New Roman" w:eastAsia="Times New Roman" w:hAnsi="Times New Roman" w:cs="Times New Roman"/>
+                <w:sz w:val="24"/>
+                <w:szCs w:val="24"/>
+                <w:lang w:eastAsia="ru-RU"/>
+              </w:rPr>
+              <w:t>экранирование</w:t>
+            </w:r>
+            <w:r>
+              <w:rPr>
+                <w:rFonts w:ascii="Times New Roman" w:eastAsia="Times New Roman" w:hAnsi="Times New Roman" w:cs="Times New Roman"/>
+                <w:sz w:val="24"/>
+                <w:szCs w:val="24"/>
+                <w:lang w:val="en-US" w:eastAsia="ru-RU"/>
+              </w:rPr>
+              <w:t xml:space="preserve"> </w:t>
+            </w:r>
+            <w:r>
+              <w:rPr>
+                <w:rFonts w:ascii="Times New Roman" w:eastAsia="Times New Roman" w:hAnsi="Times New Roman" w:cs="Times New Roman"/>
+                <w:sz w:val="24"/>
+                <w:szCs w:val="24"/>
+                <w:lang w:eastAsia="ru-RU"/>
+              </w:rPr>
+              <w:t>вывода</w:t>
+            </w:r>
+            <w:r>
+              <w:rPr>
+                <w:rFonts w:ascii="Times New Roman" w:eastAsia="Times New Roman" w:hAnsi="Times New Roman" w:cs="Times New Roman"/>
+                <w:sz w:val="24"/>
+                <w:szCs w:val="24"/>
+                <w:lang w:val="en-US" w:eastAsia="ru-RU"/>
+              </w:rPr>
+              <w:t xml:space="preserve">, Content Security Policy (CSP), HttpOnly cookies, </w:t>
+            </w:r>
+            <w:r>
+              <w:rPr>
+                <w:rFonts w:ascii="Times New Roman" w:eastAsia="Times New Roman" w:hAnsi="Times New Roman" w:cs="Times New Roman"/>
+                <w:sz w:val="24"/>
+                <w:szCs w:val="24"/>
+                <w:lang w:eastAsia="ru-RU"/>
+              </w:rPr>
+              <w:t>защита</w:t>
+            </w:r>
+            <w:r>
+              <w:rPr>
+                <w:rFonts w:ascii="Times New Roman" w:eastAsia="Times New Roman" w:hAnsi="Times New Roman" w:cs="Times New Roman"/>
+                <w:sz w:val="24"/>
+                <w:szCs w:val="24"/>
+                <w:lang w:val="en-US" w:eastAsia="ru-RU"/>
+              </w:rPr>
+              <w:t xml:space="preserve"> </w:t>
+            </w:r>
+            <w:r>
+              <w:rPr>
+                <w:rFonts w:ascii="Times New Roman" w:eastAsia="Times New Roman" w:hAnsi="Times New Roman" w:cs="Times New Roman"/>
+                <w:sz w:val="24"/>
+                <w:szCs w:val="24"/>
+                <w:lang w:eastAsia="ru-RU"/>
+              </w:rPr>
+              <w:t>от</w:t>
+            </w:r>
+            <w:r>
+              <w:rPr>
+                <w:rFonts w:ascii="Times New Roman" w:eastAsia="Times New Roman" w:hAnsi="Times New Roman" w:cs="Times New Roman"/>
+                <w:sz w:val="24"/>
+                <w:szCs w:val="24"/>
+                <w:lang w:val="en-US" w:eastAsia="ru-RU"/>
+              </w:rPr>
+              <w:t xml:space="preserve"> iframe</w:t>
+            </w:r>
+          </w:p>
+        </w:tc>
+      </w:tr>
+      <w:tr>
+        <w:trPr>
+          <w:tblCellSpacing w:w="15" w:type="dxa"/>
+        </w:trPr>
+        <w:tc>
+          <w:tcPr>
+            <w:tcW w:w="1940" w:type="dxa"/>
+            <w:vAlign w:val="center"/>
+            <w:hideMark/>
+          </w:tcPr>
+          <w:p>
+            <w:pPr>
+              <w:spacing w:after="0" w:line="240" w:lineRule="auto"/>
+              <w:rPr>
+                <w:rFonts w:ascii="Times New Roman" w:eastAsia="Times New Roman" w:hAnsi="Times New Roman" w:cs="Times New Roman"/>
+                <w:sz w:val="24"/>
+                <w:szCs w:val="24"/>
+                <w:lang w:eastAsia="ru-RU"/>
+              </w:rPr>
+            </w:pPr>
+            <w:r>
+              <w:rPr>
+                <w:rFonts w:ascii="Times New Roman" w:eastAsia="Times New Roman" w:hAnsi="Times New Roman" w:cs="Times New Roman"/>
+                <w:b/>
+                <w:bCs/>
+                <w:sz w:val="24"/>
+                <w:szCs w:val="24"/>
+                <w:lang w:eastAsia="ru-RU"/>
+              </w:rPr>
+              <w:t>Клиент–сервер взаимодействие (API, HTTP)</w:t>
+            </w:r>
+          </w:p>
+        </w:tc>
+        <w:tc>
+          <w:tcPr>
+            <w:tcW w:w="2781" w:type="dxa"/>
+            <w:vAlign w:val="center"/>
+            <w:hideMark/>
+          </w:tcPr>
+          <w:p>
+            <w:pPr>
+              <w:spacing w:after="0" w:line="240" w:lineRule="auto"/>
+              <w:rPr>
+                <w:rFonts w:ascii="Times New Roman" w:eastAsia="Times New Roman" w:hAnsi="Times New Roman" w:cs="Times New Roman"/>
+                <w:sz w:val="24"/>
+                <w:szCs w:val="24"/>
+                <w:lang w:eastAsia="ru-RU"/>
+              </w:rPr>
+            </w:pPr>
+            <w:r>
+              <w:rPr>
+                <w:rFonts w:ascii="Times New Roman" w:eastAsia="Times New Roman" w:hAnsi="Times New Roman" w:cs="Times New Roman"/>
+                <w:sz w:val="24"/>
+                <w:szCs w:val="24"/>
+                <w:lang w:eastAsia="ru-RU"/>
+              </w:rPr>
+              <w:t>CSRF, перехват запросов, подмена данных</w:t>
+            </w:r>
+          </w:p>
+        </w:tc>
+        <w:tc>
+          <w:tcPr>
+            <w:tcW w:w="0" w:type="auto"/>
+            <w:vAlign w:val="center"/>
+            <w:hideMark/>
+          </w:tcPr>
+          <w:p>
+            <w:pPr>
+              <w:spacing w:after="0" w:line="240" w:lineRule="auto"/>
+              <w:rPr>
+                <w:rFonts w:ascii="Times New Roman" w:eastAsia="Times New Roman" w:hAnsi="Times New Roman" w:cs="Times New Roman"/>
+                <w:sz w:val="24"/>
+                <w:szCs w:val="24"/>
+                <w:lang w:eastAsia="ru-RU"/>
+              </w:rPr>
+            </w:pPr>
+            <w:r>
+              <w:rPr>
+                <w:rFonts w:ascii="Times New Roman" w:eastAsia="Times New Roman" w:hAnsi="Times New Roman" w:cs="Times New Roman"/>
+                <w:sz w:val="24"/>
+                <w:szCs w:val="24"/>
+                <w:lang w:eastAsia="ru-RU"/>
+              </w:rPr>
+              <w:t>автоматическая отправка cookies, отсутствие проверки запросов</w:t>
+            </w:r>
+          </w:p>
+        </w:tc>
+        <w:tc>
+          <w:tcPr>
+            <w:tcW w:w="0" w:type="auto"/>
+            <w:vAlign w:val="center"/>
+            <w:hideMark/>
+          </w:tcPr>
+          <w:p>
+            <w:pPr>
+              <w:spacing w:after="0" w:line="240" w:lineRule="auto"/>
+              <w:rPr>
+                <w:rFonts w:ascii="Times New Roman" w:eastAsia="Times New Roman" w:hAnsi="Times New Roman" w:cs="Times New Roman"/>
+                <w:sz w:val="24"/>
+                <w:szCs w:val="24"/>
+                <w:lang w:val="en-US" w:eastAsia="ru-RU"/>
+              </w:rPr>
+            </w:pPr>
+            <w:r>
+              <w:rPr>
+                <w:rFonts w:ascii="Times New Roman" w:eastAsia="Times New Roman" w:hAnsi="Times New Roman" w:cs="Times New Roman"/>
+                <w:sz w:val="24"/>
+                <w:szCs w:val="24"/>
+                <w:lang w:val="en-US" w:eastAsia="ru-RU"/>
+              </w:rPr>
+              <w:t>CSRF-</w:t>
+            </w:r>
+            <w:r>
+              <w:rPr>
+                <w:rFonts w:ascii="Times New Roman" w:eastAsia="Times New Roman" w:hAnsi="Times New Roman" w:cs="Times New Roman"/>
+                <w:sz w:val="24"/>
+                <w:szCs w:val="24"/>
+                <w:lang w:eastAsia="ru-RU"/>
+              </w:rPr>
+              <w:t>токены</w:t>
+            </w:r>
+            <w:r>
+              <w:rPr>
+                <w:rFonts w:ascii="Times New Roman" w:eastAsia="Times New Roman" w:hAnsi="Times New Roman" w:cs="Times New Roman"/>
+                <w:sz w:val="24"/>
+                <w:szCs w:val="24"/>
+                <w:lang w:val="en-US" w:eastAsia="ru-RU"/>
+              </w:rPr>
+              <w:t xml:space="preserve">, SameSite cookies, </w:t>
+            </w:r>
+            <w:r>
+              <w:rPr>
+                <w:rFonts w:ascii="Times New Roman" w:eastAsia="Times New Roman" w:hAnsi="Times New Roman" w:cs="Times New Roman"/>
+                <w:sz w:val="24"/>
+                <w:szCs w:val="24"/>
+                <w:lang w:eastAsia="ru-RU"/>
+              </w:rPr>
+              <w:t>проверка</w:t>
+            </w:r>
+            <w:r>
+              <w:rPr>
+                <w:rFonts w:ascii="Times New Roman" w:eastAsia="Times New Roman" w:hAnsi="Times New Roman" w:cs="Times New Roman"/>
+                <w:sz w:val="24"/>
+                <w:szCs w:val="24"/>
+                <w:lang w:val="en-US" w:eastAsia="ru-RU"/>
+              </w:rPr>
+              <w:t xml:space="preserve"> origin, HTTPS</w:t>
+            </w:r>
+          </w:p>
+        </w:tc>
+      </w:tr>
+      <w:tr>
+        <w:trPr>
+          <w:tblCellSpacing w:w="15" w:type="dxa"/>
+        </w:trPr>
+        <w:tc>
+          <w:tcPr>
+            <w:tcW w:w="1940" w:type="dxa"/>
+            <w:vAlign w:val="center"/>
+            <w:hideMark/>
+          </w:tcPr>
+          <w:p>
+            <w:pPr>
+              <w:spacing w:after="0" w:line="240" w:lineRule="auto"/>
+              <w:rPr>
+                <w:rFonts w:ascii="Times New Roman" w:eastAsia="Times New Roman" w:hAnsi="Times New Roman" w:cs="Times New Roman"/>
+                <w:sz w:val="24"/>
+                <w:szCs w:val="24"/>
+                <w:lang w:eastAsia="ru-RU"/>
+              </w:rPr>
+            </w:pPr>
+            <w:r>
+              <w:rPr>
+                <w:rFonts w:ascii="Times New Roman" w:eastAsia="Times New Roman" w:hAnsi="Times New Roman" w:cs="Times New Roman"/>
+                <w:b/>
+                <w:bCs/>
+                <w:sz w:val="24"/>
+                <w:szCs w:val="24"/>
+                <w:lang w:eastAsia="ru-RU"/>
+              </w:rPr>
+              <w:t>Аутентификация (Auth)</w:t>
+            </w:r>
+          </w:p>
+        </w:tc>
+        <w:tc>
+          <w:tcPr>
+            <w:tcW w:w="2781" w:type="dxa"/>
+            <w:vAlign w:val="center"/>
+            <w:hideMark/>
+          </w:tcPr>
+          <w:p>
+            <w:pPr>
+              <w:spacing w:after="0" w:line="240" w:lineRule="auto"/>
+              <w:rPr>
+                <w:rFonts w:ascii="Times New Roman" w:eastAsia="Times New Roman" w:hAnsi="Times New Roman" w:cs="Times New Roman"/>
+                <w:sz w:val="24"/>
+                <w:szCs w:val="24"/>
+                <w:lang w:val="en-US" w:eastAsia="ru-RU"/>
+              </w:rPr>
+            </w:pPr>
+            <w:r>
+              <w:rPr>
+                <w:rFonts w:ascii="Times New Roman" w:eastAsia="Times New Roman" w:hAnsi="Times New Roman" w:cs="Times New Roman"/>
+                <w:sz w:val="24"/>
+                <w:szCs w:val="24"/>
+                <w:lang w:eastAsia="ru-RU"/>
+              </w:rPr>
+              <w:t>перебор</w:t>
+            </w:r>
+            <w:r>
+              <w:rPr>
+                <w:rFonts w:ascii="Times New Roman" w:eastAsia="Times New Roman" w:hAnsi="Times New Roman" w:cs="Times New Roman"/>
+                <w:sz w:val="24"/>
+                <w:szCs w:val="24"/>
+                <w:lang w:val="en-US" w:eastAsia="ru-RU"/>
+              </w:rPr>
+              <w:t xml:space="preserve"> </w:t>
+            </w:r>
+            <w:r>
+              <w:rPr>
+                <w:rFonts w:ascii="Times New Roman" w:eastAsia="Times New Roman" w:hAnsi="Times New Roman" w:cs="Times New Roman"/>
+                <w:sz w:val="24"/>
+                <w:szCs w:val="24"/>
+                <w:lang w:eastAsia="ru-RU"/>
+              </w:rPr>
+              <w:t>паролей</w:t>
+            </w:r>
+            <w:r>
+              <w:rPr>
+                <w:rFonts w:ascii="Times New Roman" w:eastAsia="Times New Roman" w:hAnsi="Times New Roman" w:cs="Times New Roman"/>
+                <w:sz w:val="24"/>
+                <w:szCs w:val="24"/>
+                <w:lang w:val="en-US" w:eastAsia="ru-RU"/>
+              </w:rPr>
+              <w:t>, session hijacking, credential stuffing</w:t>
+            </w:r>
+          </w:p>
+        </w:tc>
+        <w:tc>
+          <w:tcPr>
+            <w:tcW w:w="0" w:type="auto"/>
+            <w:vAlign w:val="center"/>
+            <w:hideMark/>
+          </w:tcPr>
+          <w:p>
+            <w:pPr>
+              <w:spacing w:after="0" w:line="240" w:lineRule="auto"/>
+              <w:rPr>
+                <w:rFonts w:ascii="Times New Roman" w:eastAsia="Times New Roman" w:hAnsi="Times New Roman" w:cs="Times New Roman"/>
+                <w:sz w:val="24"/>
+                <w:szCs w:val="24"/>
+                <w:lang w:eastAsia="ru-RU"/>
+              </w:rPr>
+            </w:pPr>
+            <w:r>
+              <w:rPr>
+                <w:rFonts w:ascii="Times New Roman" w:eastAsia="Times New Roman" w:hAnsi="Times New Roman" w:cs="Times New Roman"/>
+                <w:sz w:val="24"/>
+                <w:szCs w:val="24"/>
+                <w:lang w:eastAsia="ru-RU"/>
+              </w:rPr>
+              <w:t>слабые пароли, отсутствие защиты сессии</w:t>
+            </w:r>
+          </w:p>
+        </w:tc>
+        <w:tc>
+          <w:tcPr>
+            <w:tcW w:w="0" w:type="auto"/>
+            <w:vAlign w:val="center"/>
+            <w:hideMark/>
+          </w:tcPr>
+          <w:p>
+            <w:pPr>
+              <w:spacing w:after="0" w:line="240" w:lineRule="auto"/>
+              <w:rPr>
+                <w:rFonts w:ascii="Times New Roman" w:eastAsia="Times New Roman" w:hAnsi="Times New Roman" w:cs="Times New Roman"/>
+                <w:sz w:val="24"/>
+                <w:szCs w:val="24"/>
+                <w:lang w:eastAsia="ru-RU"/>
+              </w:rPr>
+            </w:pPr>
+            <w:r>
+              <w:rPr>
+                <w:rFonts w:ascii="Times New Roman" w:eastAsia="Times New Roman" w:hAnsi="Times New Roman" w:cs="Times New Roman"/>
+                <w:sz w:val="24"/>
+                <w:szCs w:val="24"/>
+                <w:lang w:eastAsia="ru-RU"/>
+              </w:rPr>
+              <w:t>MFA, ограничение попыток входа, JWT, безопасные cookies (Secure, HttpOnly)</w:t>
+            </w:r>
+          </w:p>
+        </w:tc>
+      </w:tr>
+      <w:tr>
+        <w:trPr>
+          <w:tblCellSpacing w:w="15" w:type="dxa"/>
+        </w:trPr>
+        <w:tc>
+          <w:tcPr>
+            <w:tcW w:w="1940" w:type="dxa"/>
+            <w:vAlign w:val="center"/>
+            <w:hideMark/>
+          </w:tcPr>
+          <w:p>
+            <w:pPr>
+              <w:spacing w:after="0" w:line="240" w:lineRule="auto"/>
+              <w:rPr>
+                <w:rFonts w:ascii="Times New Roman" w:eastAsia="Times New Roman" w:hAnsi="Times New Roman" w:cs="Times New Roman"/>
+                <w:sz w:val="24"/>
+                <w:szCs w:val="24"/>
+                <w:lang w:eastAsia="ru-RU"/>
+              </w:rPr>
+            </w:pPr>
+            <w:r>
+              <w:rPr>
+                <w:rFonts w:ascii="Times New Roman" w:eastAsia="Times New Roman" w:hAnsi="Times New Roman" w:cs="Times New Roman"/>
+                <w:b/>
+                <w:bCs/>
+                <w:sz w:val="24"/>
+                <w:szCs w:val="24"/>
+                <w:lang w:eastAsia="ru-RU"/>
+              </w:rPr>
+              <w:t>Авторизация (Access Control)</w:t>
+            </w:r>
+          </w:p>
+        </w:tc>
+        <w:tc>
+          <w:tcPr>
+            <w:tcW w:w="2781" w:type="dxa"/>
+            <w:vAlign w:val="center"/>
+            <w:hideMark/>
+          </w:tcPr>
+          <w:p>
+            <w:pPr>
+              <w:spacing w:after="0" w:line="240" w:lineRule="auto"/>
+              <w:rPr>
+                <w:rFonts w:ascii="Times New Roman" w:eastAsia="Times New Roman" w:hAnsi="Times New Roman" w:cs="Times New Roman"/>
+                <w:sz w:val="24"/>
+                <w:szCs w:val="24"/>
+                <w:lang w:eastAsia="ru-RU"/>
+              </w:rPr>
+            </w:pPr>
+            <w:r>
+              <w:rPr>
+                <w:rFonts w:ascii="Times New Roman" w:eastAsia="Times New Roman" w:hAnsi="Times New Roman" w:cs="Times New Roman"/>
+                <w:sz w:val="24"/>
+                <w:szCs w:val="24"/>
+                <w:lang w:eastAsia="ru-RU"/>
+              </w:rPr>
+              <w:t>доступ к чужим данным, эскалация привилегий</w:t>
+            </w:r>
+          </w:p>
+        </w:tc>
+        <w:tc>
+          <w:tcPr>
+            <w:tcW w:w="0" w:type="auto"/>
+            <w:vAlign w:val="center"/>
+            <w:hideMark/>
+          </w:tcPr>
+          <w:p>
+            <w:pPr>
+              <w:spacing w:after="0" w:line="240" w:lineRule="auto"/>
+              <w:rPr>
+                <w:rFonts w:ascii="Times New Roman" w:eastAsia="Times New Roman" w:hAnsi="Times New Roman" w:cs="Times New Roman"/>
+                <w:sz w:val="24"/>
+                <w:szCs w:val="24"/>
+                <w:lang w:eastAsia="ru-RU"/>
+              </w:rPr>
+            </w:pPr>
+            <w:r>
+              <w:rPr>
+                <w:rFonts w:ascii="Times New Roman" w:eastAsia="Times New Roman" w:hAnsi="Times New Roman" w:cs="Times New Roman"/>
+                <w:sz w:val="24"/>
+                <w:szCs w:val="24"/>
+                <w:lang w:eastAsia="ru-RU"/>
+              </w:rPr>
+              <w:t>отсутствие проверки прав, IDOR</w:t>
+            </w:r>
+          </w:p>
+        </w:tc>
+        <w:tc>
+          <w:tcPr>
+            <w:tcW w:w="0" w:type="auto"/>
+            <w:vAlign w:val="center"/>
+            <w:hideMark/>
+          </w:tcPr>
+          <w:p>
+            <w:pPr>
+              <w:spacing w:after="0" w:line="240" w:lineRule="auto"/>
+              <w:rPr>
+                <w:rFonts w:ascii="Times New Roman" w:eastAsia="Times New Roman" w:hAnsi="Times New Roman" w:cs="Times New Roman"/>
+                <w:sz w:val="24"/>
+                <w:szCs w:val="24"/>
+                <w:lang w:eastAsia="ru-RU"/>
+              </w:rPr>
+            </w:pPr>
+            <w:r>
+              <w:rPr>
+                <w:rFonts w:ascii="Times New Roman" w:eastAsia="Times New Roman" w:hAnsi="Times New Roman" w:cs="Times New Roman"/>
+                <w:sz w:val="24"/>
+                <w:szCs w:val="24"/>
+                <w:lang w:eastAsia="ru-RU"/>
+              </w:rPr>
+              <w:t>RBAC, проверка прав на сервере, контроль доступа к объектам</w:t>
+            </w:r>
+          </w:p>
+        </w:tc>
+      </w:tr>
+      <w:tr>
+        <w:trPr>
+          <w:tblCellSpacing w:w="15" w:type="dxa"/>
+        </w:trPr>
+        <w:tc>
+          <w:tcPr>
+            <w:tcW w:w="1940" w:type="dxa"/>
+            <w:vAlign w:val="center"/>
+            <w:hideMark/>
+          </w:tcPr>
+          <w:p>
+            <w:pPr>
+              <w:spacing w:after="0" w:line="240" w:lineRule="auto"/>
+              <w:rPr>
+                <w:rFonts w:ascii="Times New Roman" w:eastAsia="Times New Roman" w:hAnsi="Times New Roman" w:cs="Times New Roman"/>
+                <w:sz w:val="24"/>
+                <w:szCs w:val="24"/>
+                <w:lang w:eastAsia="ru-RU"/>
+              </w:rPr>
+            </w:pPr>
+            <w:r>
+              <w:rPr>
+                <w:rFonts w:ascii="Times New Roman" w:eastAsia="Times New Roman" w:hAnsi="Times New Roman" w:cs="Times New Roman"/>
+                <w:b/>
+                <w:bCs/>
+                <w:sz w:val="24"/>
+                <w:szCs w:val="24"/>
+                <w:lang w:eastAsia="ru-RU"/>
+              </w:rPr>
+              <w:t>Серверная логика (Backend)</w:t>
+            </w:r>
+          </w:p>
+        </w:tc>
+        <w:tc>
+          <w:tcPr>
+            <w:tcW w:w="2781" w:type="dxa"/>
+            <w:vAlign w:val="center"/>
+            <w:hideMark/>
+          </w:tcPr>
+          <w:p>
+            <w:pPr>
+              <w:spacing w:after="0" w:line="240" w:lineRule="auto"/>
+              <w:rPr>
+                <w:rFonts w:ascii="Times New Roman" w:eastAsia="Times New Roman" w:hAnsi="Times New Roman" w:cs="Times New Roman"/>
+                <w:sz w:val="24"/>
+                <w:szCs w:val="24"/>
+                <w:lang w:eastAsia="ru-RU"/>
+              </w:rPr>
+            </w:pPr>
+            <w:r>
+              <w:rPr>
+                <w:rFonts w:ascii="Times New Roman" w:eastAsia="Times New Roman" w:hAnsi="Times New Roman" w:cs="Times New Roman"/>
+                <w:sz w:val="24"/>
+                <w:szCs w:val="24"/>
+                <w:lang w:eastAsia="ru-RU"/>
+              </w:rPr>
+              <w:t>выполнение несанкционированных операций, обход логики</w:t>
+            </w:r>
+          </w:p>
+        </w:tc>
+        <w:tc>
+          <w:tcPr>
+            <w:tcW w:w="0" w:type="auto"/>
+            <w:vAlign w:val="center"/>
+            <w:hideMark/>
+          </w:tcPr>
+          <w:p>
+            <w:pPr>
+              <w:spacing w:after="0" w:line="240" w:lineRule="auto"/>
+              <w:rPr>
+                <w:rFonts w:ascii="Times New Roman" w:eastAsia="Times New Roman" w:hAnsi="Times New Roman" w:cs="Times New Roman"/>
+                <w:sz w:val="24"/>
+                <w:szCs w:val="24"/>
+                <w:lang w:eastAsia="ru-RU"/>
+              </w:rPr>
+            </w:pPr>
+            <w:r>
+              <w:rPr>
+                <w:rFonts w:ascii="Times New Roman" w:eastAsia="Times New Roman" w:hAnsi="Times New Roman" w:cs="Times New Roman"/>
+                <w:sz w:val="24"/>
+                <w:szCs w:val="24"/>
+                <w:lang w:eastAsia="ru-RU"/>
+              </w:rPr>
+              <w:t>доверие к клиенту, отсутствие валидации</w:t>
+            </w:r>
+          </w:p>
+        </w:tc>
+        <w:tc>
+          <w:tcPr>
+            <w:tcW w:w="0" w:type="auto"/>
+            <w:vAlign w:val="center"/>
+            <w:hideMark/>
+          </w:tcPr>
+          <w:p>
+            <w:pPr>
+              <w:spacing w:after="0" w:line="240" w:lineRule="auto"/>
+              <w:rPr>
+                <w:rFonts w:ascii="Times New Roman" w:eastAsia="Times New Roman" w:hAnsi="Times New Roman" w:cs="Times New Roman"/>
+                <w:sz w:val="24"/>
+                <w:szCs w:val="24"/>
+                <w:lang w:eastAsia="ru-RU"/>
+              </w:rPr>
+            </w:pPr>
+            <w:r>
+              <w:rPr>
+                <w:rFonts w:ascii="Times New Roman" w:eastAsia="Times New Roman" w:hAnsi="Times New Roman" w:cs="Times New Roman"/>
+                <w:sz w:val="24"/>
+                <w:szCs w:val="24"/>
+                <w:lang w:eastAsia="ru-RU"/>
+              </w:rPr>
+              <w:t>серверная валидация, проверка бизнес-логики, централизованный контроль</w:t>
+            </w:r>
+          </w:p>
+        </w:tc>
+      </w:tr>
+      <w:tr>
+        <w:trPr>
+          <w:tblCellSpacing w:w="15" w:type="dxa"/>
+        </w:trPr>
+        <w:tc>
+          <w:tcPr>
+            <w:tcW w:w="1940" w:type="dxa"/>
+            <w:vAlign w:val="center"/>
+            <w:hideMark/>
+          </w:tcPr>
+          <w:p>
+            <w:pPr>
+              <w:spacing w:after="0" w:line="240" w:lineRule="auto"/>
+              <w:rPr>
+                <w:rFonts w:ascii="Times New Roman" w:eastAsia="Times New Roman" w:hAnsi="Times New Roman" w:cs="Times New Roman"/>
+                <w:sz w:val="24"/>
+                <w:szCs w:val="24"/>
+                <w:lang w:eastAsia="ru-RU"/>
+              </w:rPr>
+            </w:pPr>
+            <w:r>
+              <w:rPr>
+                <w:rFonts w:ascii="Times New Roman" w:eastAsia="Times New Roman" w:hAnsi="Times New Roman" w:cs="Times New Roman"/>
+                <w:b/>
+                <w:bCs/>
+                <w:sz w:val="24"/>
+                <w:szCs w:val="24"/>
+                <w:lang w:eastAsia="ru-RU"/>
+              </w:rPr>
+              <w:t>База данных (Data Layer)</w:t>
+            </w:r>
+          </w:p>
+        </w:tc>
+        <w:tc>
+          <w:tcPr>
+            <w:tcW w:w="2781" w:type="dxa"/>
+            <w:vAlign w:val="center"/>
+            <w:hideMark/>
+          </w:tcPr>
+          <w:p>
+            <w:pPr>
+              <w:spacing w:after="0" w:line="240" w:lineRule="auto"/>
+              <w:rPr>
+                <w:rFonts w:ascii="Times New Roman" w:eastAsia="Times New Roman" w:hAnsi="Times New Roman" w:cs="Times New Roman"/>
+                <w:sz w:val="24"/>
+                <w:szCs w:val="24"/>
+                <w:lang w:eastAsia="ru-RU"/>
+              </w:rPr>
+            </w:pPr>
+            <w:r>
+              <w:rPr>
+                <w:rFonts w:ascii="Times New Roman" w:eastAsia="Times New Roman" w:hAnsi="Times New Roman" w:cs="Times New Roman"/>
+                <w:sz w:val="24"/>
+                <w:szCs w:val="24"/>
+                <w:lang w:eastAsia="ru-RU"/>
+              </w:rPr>
+              <w:t>SQL-инъекции, утечка данных</w:t>
+            </w:r>
+          </w:p>
+        </w:tc>
+        <w:tc>
+          <w:tcPr>
+            <w:tcW w:w="0" w:type="auto"/>
+            <w:vAlign w:val="center"/>
+            <w:hideMark/>
+          </w:tcPr>
+          <w:p>
+            <w:pPr>
+              <w:spacing w:after="0" w:line="240" w:lineRule="auto"/>
+              <w:rPr>
+                <w:rFonts w:ascii="Times New Roman" w:eastAsia="Times New Roman" w:hAnsi="Times New Roman" w:cs="Times New Roman"/>
+                <w:sz w:val="24"/>
+                <w:szCs w:val="24"/>
+                <w:lang w:eastAsia="ru-RU"/>
+              </w:rPr>
+            </w:pPr>
+            <w:r>
+              <w:rPr>
+                <w:rFonts w:ascii="Times New Roman" w:eastAsia="Times New Roman" w:hAnsi="Times New Roman" w:cs="Times New Roman"/>
+                <w:sz w:val="24"/>
+                <w:szCs w:val="24"/>
+                <w:lang w:eastAsia="ru-RU"/>
+              </w:rPr>
+              <w:t>динамические SQL-запросы, отсутствие фильтрации</w:t>
+            </w:r>
+          </w:p>
+        </w:tc>
+        <w:tc>
+          <w:tcPr>
+            <w:tcW w:w="0" w:type="auto"/>
+            <w:vAlign w:val="center"/>
+            <w:hideMark/>
+          </w:tcPr>
+          <w:p>
+            <w:pPr>
+              <w:spacing w:after="0" w:line="240" w:lineRule="auto"/>
+              <w:rPr>
+                <w:rFonts w:ascii="Times New Roman" w:eastAsia="Times New Roman" w:hAnsi="Times New Roman" w:cs="Times New Roman"/>
+                <w:sz w:val="24"/>
+                <w:szCs w:val="24"/>
+                <w:lang w:val="en-US" w:eastAsia="ru-RU"/>
+              </w:rPr>
+            </w:pPr>
+            <w:r>
+              <w:rPr>
+                <w:rFonts w:ascii="Times New Roman" w:eastAsia="Times New Roman" w:hAnsi="Times New Roman" w:cs="Times New Roman"/>
+                <w:sz w:val="24"/>
+                <w:szCs w:val="24"/>
+                <w:lang w:val="en-US" w:eastAsia="ru-RU"/>
+              </w:rPr>
+              <w:t xml:space="preserve">prepared statements, ORM, </w:t>
+            </w:r>
+            <w:r>
+              <w:rPr>
+                <w:rFonts w:ascii="Times New Roman" w:eastAsia="Times New Roman" w:hAnsi="Times New Roman" w:cs="Times New Roman"/>
+                <w:sz w:val="24"/>
+                <w:szCs w:val="24"/>
+                <w:lang w:eastAsia="ru-RU"/>
+              </w:rPr>
+              <w:t>разграничение</w:t>
+            </w:r>
+            <w:r>
+              <w:rPr>
+                <w:rFonts w:ascii="Times New Roman" w:eastAsia="Times New Roman" w:hAnsi="Times New Roman" w:cs="Times New Roman"/>
+                <w:sz w:val="24"/>
+                <w:szCs w:val="24"/>
+                <w:lang w:val="en-US" w:eastAsia="ru-RU"/>
+              </w:rPr>
+              <w:t xml:space="preserve"> </w:t>
+            </w:r>
+            <w:r>
+              <w:rPr>
+                <w:rFonts w:ascii="Times New Roman" w:eastAsia="Times New Roman" w:hAnsi="Times New Roman" w:cs="Times New Roman"/>
+                <w:sz w:val="24"/>
+                <w:szCs w:val="24"/>
+                <w:lang w:eastAsia="ru-RU"/>
+              </w:rPr>
+              <w:t>прав</w:t>
+            </w:r>
+            <w:r>
+              <w:rPr>
+                <w:rFonts w:ascii="Times New Roman" w:eastAsia="Times New Roman" w:hAnsi="Times New Roman" w:cs="Times New Roman"/>
+                <w:sz w:val="24"/>
+                <w:szCs w:val="24"/>
+                <w:lang w:val="en-US" w:eastAsia="ru-RU"/>
+              </w:rPr>
+              <w:t xml:space="preserve"> </w:t>
+            </w:r>
+            <w:r>
+              <w:rPr>
+                <w:rFonts w:ascii="Times New Roman" w:eastAsia="Times New Roman" w:hAnsi="Times New Roman" w:cs="Times New Roman"/>
+                <w:sz w:val="24"/>
+                <w:szCs w:val="24"/>
+                <w:lang w:eastAsia="ru-RU"/>
+              </w:rPr>
+              <w:t>БД</w:t>
+            </w:r>
+          </w:p>
+        </w:tc>
+      </w:tr>
+      <w:tr>
+        <w:trPr>
+          <w:tblCellSpacing w:w="15" w:type="dxa"/>
+        </w:trPr>
+        <w:tc>
+          <w:tcPr>
+            <w:tcW w:w="1940" w:type="dxa"/>
+            <w:vAlign w:val="center"/>
+            <w:hideMark/>
+          </w:tcPr>
+          <w:p>
+            <w:pPr>
+              <w:spacing w:after="0" w:line="240" w:lineRule="auto"/>
+              <w:rPr>
+                <w:rFonts w:ascii="Times New Roman" w:eastAsia="Times New Roman" w:hAnsi="Times New Roman" w:cs="Times New Roman"/>
+                <w:sz w:val="24"/>
+                <w:szCs w:val="24"/>
+                <w:lang w:eastAsia="ru-RU"/>
+              </w:rPr>
+            </w:pPr>
+            <w:r>
+              <w:rPr>
+                <w:rFonts w:ascii="Times New Roman" w:eastAsia="Times New Roman" w:hAnsi="Times New Roman" w:cs="Times New Roman"/>
+                <w:b/>
+                <w:bCs/>
+                <w:sz w:val="24"/>
+                <w:szCs w:val="24"/>
+                <w:lang w:eastAsia="ru-RU"/>
+              </w:rPr>
+              <w:t>Передача данных (Network)</w:t>
+            </w:r>
+          </w:p>
+        </w:tc>
+        <w:tc>
+          <w:tcPr>
+            <w:tcW w:w="2781" w:type="dxa"/>
+            <w:vAlign w:val="center"/>
+            <w:hideMark/>
+          </w:tcPr>
+          <w:p>
+            <w:pPr>
+              <w:spacing w:after="0" w:line="240" w:lineRule="auto"/>
+              <w:rPr>
+                <w:rFonts w:ascii="Times New Roman" w:eastAsia="Times New Roman" w:hAnsi="Times New Roman" w:cs="Times New Roman"/>
+                <w:sz w:val="24"/>
+                <w:szCs w:val="24"/>
+                <w:lang w:eastAsia="ru-RU"/>
+              </w:rPr>
+            </w:pPr>
+            <w:r>
+              <w:rPr>
+                <w:rFonts w:ascii="Times New Roman" w:eastAsia="Times New Roman" w:hAnsi="Times New Roman" w:cs="Times New Roman"/>
+                <w:sz w:val="24"/>
+                <w:szCs w:val="24"/>
+                <w:lang w:eastAsia="ru-RU"/>
+              </w:rPr>
+              <w:t>MITM, перехват трафика</w:t>
+            </w:r>
+          </w:p>
+        </w:tc>
+        <w:tc>
+          <w:tcPr>
+            <w:tcW w:w="0" w:type="auto"/>
+            <w:vAlign w:val="center"/>
+            <w:hideMark/>
+          </w:tcPr>
+          <w:p>
+            <w:pPr>
+              <w:spacing w:after="0" w:line="240" w:lineRule="auto"/>
+              <w:rPr>
+                <w:rFonts w:ascii="Times New Roman" w:eastAsia="Times New Roman" w:hAnsi="Times New Roman" w:cs="Times New Roman"/>
+                <w:sz w:val="24"/>
+                <w:szCs w:val="24"/>
+                <w:lang w:eastAsia="ru-RU"/>
+              </w:rPr>
+            </w:pPr>
+            <w:r>
+              <w:rPr>
+                <w:rFonts w:ascii="Times New Roman" w:eastAsia="Times New Roman" w:hAnsi="Times New Roman" w:cs="Times New Roman"/>
+                <w:sz w:val="24"/>
+                <w:szCs w:val="24"/>
+                <w:lang w:eastAsia="ru-RU"/>
+              </w:rPr>
+              <w:t>использование HTTP, слабое шифрование</w:t>
+            </w:r>
+          </w:p>
+        </w:tc>
+        <w:tc>
+          <w:tcPr>
+            <w:tcW w:w="0" w:type="auto"/>
+            <w:vAlign w:val="center"/>
+            <w:hideMark/>
+          </w:tcPr>
+          <w:p>
+            <w:pPr>
+              <w:spacing w:after="0" w:line="240" w:lineRule="auto"/>
+              <w:rPr>
+                <w:rFonts w:ascii="Times New Roman" w:eastAsia="Times New Roman" w:hAnsi="Times New Roman" w:cs="Times New Roman"/>
+                <w:sz w:val="24"/>
+                <w:szCs w:val="24"/>
+                <w:lang w:eastAsia="ru-RU"/>
+              </w:rPr>
+            </w:pPr>
+            <w:r>
+              <w:rPr>
+                <w:rFonts w:ascii="Times New Roman" w:eastAsia="Times New Roman" w:hAnsi="Times New Roman" w:cs="Times New Roman"/>
+                <w:sz w:val="24"/>
+                <w:szCs w:val="24"/>
+                <w:lang w:eastAsia="ru-RU"/>
+              </w:rPr>
+              <w:t>HTTPS, TLS, HSTS</w:t>
+            </w:r>
+          </w:p>
+        </w:tc>
+      </w:tr>
+      <w:tr>
+        <w:trPr>
+          <w:tblCellSpacing w:w="15" w:type="dxa"/>
+        </w:trPr>
+        <w:tc>
+          <w:tcPr>
+            <w:tcW w:w="1940" w:type="dxa"/>
+            <w:vAlign w:val="center"/>
+            <w:hideMark/>
+          </w:tcPr>
+          <w:p>
+            <w:pPr>
+              <w:spacing w:after="0" w:line="240" w:lineRule="auto"/>
+              <w:rPr>
+                <w:rFonts w:ascii="Times New Roman" w:eastAsia="Times New Roman" w:hAnsi="Times New Roman" w:cs="Times New Roman"/>
+                <w:sz w:val="24"/>
+                <w:szCs w:val="24"/>
+                <w:lang w:eastAsia="ru-RU"/>
+              </w:rPr>
+            </w:pPr>
+            <w:r>
+              <w:rPr>
+                <w:rFonts w:ascii="Times New Roman" w:eastAsia="Times New Roman" w:hAnsi="Times New Roman" w:cs="Times New Roman"/>
+                <w:b/>
+                <w:bCs/>
+                <w:sz w:val="24"/>
+                <w:szCs w:val="24"/>
+                <w:lang w:eastAsia="ru-RU"/>
+              </w:rPr>
+              <w:t>Инфраструктура (Server, OS, Cloud)</w:t>
+            </w:r>
+          </w:p>
+        </w:tc>
+        <w:tc>
+          <w:tcPr>
+            <w:tcW w:w="2781" w:type="dxa"/>
+            <w:vAlign w:val="center"/>
+            <w:hideMark/>
+          </w:tcPr>
+          <w:p>
+            <w:pPr>
+              <w:spacing w:after="0" w:line="240" w:lineRule="auto"/>
+              <w:rPr>
+                <w:rFonts w:ascii="Times New Roman" w:eastAsia="Times New Roman" w:hAnsi="Times New Roman" w:cs="Times New Roman"/>
+                <w:sz w:val="24"/>
+                <w:szCs w:val="24"/>
+                <w:lang w:eastAsia="ru-RU"/>
+              </w:rPr>
+            </w:pPr>
+            <w:r>
+              <w:rPr>
+                <w:rFonts w:ascii="Times New Roman" w:eastAsia="Times New Roman" w:hAnsi="Times New Roman" w:cs="Times New Roman"/>
+                <w:sz w:val="24"/>
+                <w:szCs w:val="24"/>
+                <w:lang w:eastAsia="ru-RU"/>
+              </w:rPr>
+              <w:t>DoS/DDoS, компрометация сервера</w:t>
+            </w:r>
+          </w:p>
+        </w:tc>
+        <w:tc>
+          <w:tcPr>
+            <w:tcW w:w="0" w:type="auto"/>
+            <w:vAlign w:val="center"/>
+            <w:hideMark/>
+          </w:tcPr>
+          <w:p>
+            <w:pPr>
+              <w:spacing w:after="0" w:line="240" w:lineRule="auto"/>
+              <w:rPr>
+                <w:rFonts w:ascii="Times New Roman" w:eastAsia="Times New Roman" w:hAnsi="Times New Roman" w:cs="Times New Roman"/>
+                <w:sz w:val="24"/>
+                <w:szCs w:val="24"/>
+                <w:lang w:eastAsia="ru-RU"/>
+              </w:rPr>
+            </w:pPr>
+            <w:r>
+              <w:rPr>
+                <w:rFonts w:ascii="Times New Roman" w:eastAsia="Times New Roman" w:hAnsi="Times New Roman" w:cs="Times New Roman"/>
+                <w:sz w:val="24"/>
+                <w:szCs w:val="24"/>
+                <w:lang w:eastAsia="ru-RU"/>
+              </w:rPr>
+              <w:t>ошибки конфигурации, открытые порты</w:t>
+            </w:r>
+          </w:p>
+        </w:tc>
+        <w:tc>
+          <w:tcPr>
+            <w:tcW w:w="0" w:type="auto"/>
+            <w:vAlign w:val="center"/>
+            <w:hideMark/>
+          </w:tcPr>
+          <w:p>
+            <w:pPr>
+              <w:spacing w:after="0" w:line="240" w:lineRule="auto"/>
+              <w:rPr>
+                <w:rFonts w:ascii="Times New Roman" w:eastAsia="Times New Roman" w:hAnsi="Times New Roman" w:cs="Times New Roman"/>
+                <w:sz w:val="24"/>
+                <w:szCs w:val="24"/>
+                <w:lang w:eastAsia="ru-RU"/>
+              </w:rPr>
+            </w:pPr>
+            <w:r>
+              <w:rPr>
+                <w:rFonts w:ascii="Times New Roman" w:eastAsia="Times New Roman" w:hAnsi="Times New Roman" w:cs="Times New Roman"/>
+                <w:sz w:val="24"/>
+                <w:szCs w:val="24"/>
+                <w:lang w:eastAsia="ru-RU"/>
+              </w:rPr>
+              <w:t>firewall, IDS/IPS, ограничение доступа, обновления</w:t>
+            </w:r>
+          </w:p>
+        </w:tc>
+      </w:tr>
+      <w:tr>
+        <w:trPr>
+          <w:tblCellSpacing w:w="15" w:type="dxa"/>
+        </w:trPr>
+        <w:tc>
+          <w:tcPr>
+            <w:tcW w:w="1940" w:type="dxa"/>
+            <w:vAlign w:val="center"/>
+            <w:hideMark/>
+          </w:tcPr>
+          <w:p>
+            <w:pPr>
+              <w:spacing w:after="0" w:line="240" w:lineRule="auto"/>
+              <w:rPr>
+                <w:rFonts w:ascii="Times New Roman" w:eastAsia="Times New Roman" w:hAnsi="Times New Roman" w:cs="Times New Roman"/>
+                <w:sz w:val="24"/>
+                <w:szCs w:val="24"/>
+                <w:lang w:eastAsia="ru-RU"/>
+              </w:rPr>
+            </w:pPr>
+            <w:r>
+              <w:rPr>
+                <w:rFonts w:ascii="Times New Roman" w:eastAsia="Times New Roman" w:hAnsi="Times New Roman" w:cs="Times New Roman"/>
+                <w:b/>
+                <w:bCs/>
+                <w:sz w:val="24"/>
+                <w:szCs w:val="24"/>
+                <w:lang w:eastAsia="ru-RU"/>
+              </w:rPr>
+              <w:lastRenderedPageBreak/>
+              <w:t>Контейнеры и среда выполнения</w:t>
+            </w:r>
+          </w:p>
+        </w:tc>
+        <w:tc>
+          <w:tcPr>
+            <w:tcW w:w="2781" w:type="dxa"/>
+            <w:vAlign w:val="center"/>
+            <w:hideMark/>
+          </w:tcPr>
+          <w:p>
+            <w:pPr>
+              <w:spacing w:after="0" w:line="240" w:lineRule="auto"/>
+              <w:rPr>
+                <w:rFonts w:ascii="Times New Roman" w:eastAsia="Times New Roman" w:hAnsi="Times New Roman" w:cs="Times New Roman"/>
+                <w:sz w:val="24"/>
+                <w:szCs w:val="24"/>
+                <w:lang w:eastAsia="ru-RU"/>
+              </w:rPr>
+            </w:pPr>
+            <w:r>
+              <w:rPr>
+                <w:rFonts w:ascii="Times New Roman" w:eastAsia="Times New Roman" w:hAnsi="Times New Roman" w:cs="Times New Roman"/>
+                <w:sz w:val="24"/>
+                <w:szCs w:val="24"/>
+                <w:lang w:eastAsia="ru-RU"/>
+              </w:rPr>
+              <w:t>уязвимости контейнеров, изоляция нарушена</w:t>
+            </w:r>
+          </w:p>
+        </w:tc>
+        <w:tc>
+          <w:tcPr>
+            <w:tcW w:w="0" w:type="auto"/>
+            <w:vAlign w:val="center"/>
+            <w:hideMark/>
+          </w:tcPr>
+          <w:p>
+            <w:pPr>
+              <w:spacing w:after="0" w:line="240" w:lineRule="auto"/>
+              <w:rPr>
+                <w:rFonts w:ascii="Times New Roman" w:eastAsia="Times New Roman" w:hAnsi="Times New Roman" w:cs="Times New Roman"/>
+                <w:sz w:val="24"/>
+                <w:szCs w:val="24"/>
+                <w:lang w:eastAsia="ru-RU"/>
+              </w:rPr>
+            </w:pPr>
+            <w:r>
+              <w:rPr>
+                <w:rFonts w:ascii="Times New Roman" w:eastAsia="Times New Roman" w:hAnsi="Times New Roman" w:cs="Times New Roman"/>
+                <w:sz w:val="24"/>
+                <w:szCs w:val="24"/>
+                <w:lang w:eastAsia="ru-RU"/>
+              </w:rPr>
+              <w:t>устаревшие образы, неправильные настройки</w:t>
+            </w:r>
+          </w:p>
+        </w:tc>
+        <w:tc>
+          <w:tcPr>
+            <w:tcW w:w="0" w:type="auto"/>
+            <w:vAlign w:val="center"/>
+            <w:hideMark/>
+          </w:tcPr>
+          <w:p>
+            <w:pPr>
+              <w:spacing w:after="0" w:line="240" w:lineRule="auto"/>
+              <w:rPr>
+                <w:rFonts w:ascii="Times New Roman" w:eastAsia="Times New Roman" w:hAnsi="Times New Roman" w:cs="Times New Roman"/>
+                <w:sz w:val="24"/>
+                <w:szCs w:val="24"/>
+                <w:lang w:eastAsia="ru-RU"/>
+              </w:rPr>
+            </w:pPr>
+            <w:r>
+              <w:rPr>
+                <w:rFonts w:ascii="Times New Roman" w:eastAsia="Times New Roman" w:hAnsi="Times New Roman" w:cs="Times New Roman"/>
+                <w:sz w:val="24"/>
+                <w:szCs w:val="24"/>
+                <w:lang w:eastAsia="ru-RU"/>
+              </w:rPr>
+              <w:t>изоляция контейнеров, обновления, контроль образов</w:t>
+            </w:r>
+          </w:p>
+        </w:tc>
+      </w:tr>
+      <w:tr>
+        <w:trPr>
+          <w:tblCellSpacing w:w="15" w:type="dxa"/>
+        </w:trPr>
+        <w:tc>
+          <w:tcPr>
+            <w:tcW w:w="1940" w:type="dxa"/>
+            <w:vAlign w:val="center"/>
+            <w:hideMark/>
+          </w:tcPr>
+          <w:p>
+            <w:pPr>
+              <w:spacing w:after="0" w:line="240" w:lineRule="auto"/>
+              <w:rPr>
+                <w:rFonts w:ascii="Times New Roman" w:eastAsia="Times New Roman" w:hAnsi="Times New Roman" w:cs="Times New Roman"/>
+                <w:sz w:val="24"/>
+                <w:szCs w:val="24"/>
+                <w:lang w:eastAsia="ru-RU"/>
+              </w:rPr>
+            </w:pPr>
+            <w:r>
+              <w:rPr>
+                <w:rFonts w:ascii="Times New Roman" w:eastAsia="Times New Roman" w:hAnsi="Times New Roman" w:cs="Times New Roman"/>
+                <w:b/>
+                <w:bCs/>
+                <w:sz w:val="24"/>
+                <w:szCs w:val="24"/>
+                <w:lang w:eastAsia="ru-RU"/>
+              </w:rPr>
+              <w:t>Цепочка разработки (CI/CD, зависимости)</w:t>
+            </w:r>
+          </w:p>
+        </w:tc>
+        <w:tc>
+          <w:tcPr>
+            <w:tcW w:w="2781" w:type="dxa"/>
+            <w:vAlign w:val="center"/>
+            <w:hideMark/>
+          </w:tcPr>
+          <w:p>
+            <w:pPr>
+              <w:spacing w:after="0" w:line="240" w:lineRule="auto"/>
+              <w:rPr>
+                <w:rFonts w:ascii="Times New Roman" w:eastAsia="Times New Roman" w:hAnsi="Times New Roman" w:cs="Times New Roman"/>
+                <w:sz w:val="24"/>
+                <w:szCs w:val="24"/>
+                <w:lang w:eastAsia="ru-RU"/>
+              </w:rPr>
+            </w:pPr>
+            <w:r>
+              <w:rPr>
+                <w:rFonts w:ascii="Times New Roman" w:eastAsia="Times New Roman" w:hAnsi="Times New Roman" w:cs="Times New Roman"/>
+                <w:sz w:val="24"/>
+                <w:szCs w:val="24"/>
+                <w:lang w:eastAsia="ru-RU"/>
+              </w:rPr>
+              <w:t>внедрение вредоносного кода, supply chain атаки</w:t>
+            </w:r>
+          </w:p>
+        </w:tc>
+        <w:tc>
+          <w:tcPr>
+            <w:tcW w:w="0" w:type="auto"/>
+            <w:vAlign w:val="center"/>
+            <w:hideMark/>
+          </w:tcPr>
+          <w:p>
+            <w:pPr>
+              <w:spacing w:after="0" w:line="240" w:lineRule="auto"/>
+              <w:rPr>
+                <w:rFonts w:ascii="Times New Roman" w:eastAsia="Times New Roman" w:hAnsi="Times New Roman" w:cs="Times New Roman"/>
+                <w:sz w:val="24"/>
+                <w:szCs w:val="24"/>
+                <w:lang w:eastAsia="ru-RU"/>
+              </w:rPr>
+            </w:pPr>
+            <w:r>
+              <w:rPr>
+                <w:rFonts w:ascii="Times New Roman" w:eastAsia="Times New Roman" w:hAnsi="Times New Roman" w:cs="Times New Roman"/>
+                <w:sz w:val="24"/>
+                <w:szCs w:val="24"/>
+                <w:lang w:eastAsia="ru-RU"/>
+              </w:rPr>
+              <w:t>уязвимые библиотеки, отсутствие проверки зависимостей</w:t>
+            </w:r>
+          </w:p>
+        </w:tc>
+        <w:tc>
+          <w:tcPr>
+            <w:tcW w:w="0" w:type="auto"/>
+            <w:vAlign w:val="center"/>
+            <w:hideMark/>
+          </w:tcPr>
+          <w:p>
+            <w:pPr>
+              <w:spacing w:after="0" w:line="240" w:lineRule="auto"/>
+              <w:rPr>
+                <w:rFonts w:ascii="Times New Roman" w:eastAsia="Times New Roman" w:hAnsi="Times New Roman" w:cs="Times New Roman"/>
+                <w:sz w:val="24"/>
+                <w:szCs w:val="24"/>
+                <w:lang w:eastAsia="ru-RU"/>
+              </w:rPr>
+            </w:pPr>
+            <w:r>
+              <w:rPr>
+                <w:rFonts w:ascii="Times New Roman" w:eastAsia="Times New Roman" w:hAnsi="Times New Roman" w:cs="Times New Roman"/>
+                <w:sz w:val="24"/>
+                <w:szCs w:val="24"/>
+                <w:lang w:eastAsia="ru-RU"/>
+              </w:rPr>
+              <w:t>SAST/DAST, анализ зависимостей, контроль версий</w:t>
+            </w:r>
+          </w:p>
+        </w:tc>
+      </w:tr>
+      <w:tr>
+        <w:trPr>
+          <w:tblCellSpacing w:w="15" w:type="dxa"/>
+        </w:trPr>
+        <w:tc>
+          <w:tcPr>
+            <w:tcW w:w="1940" w:type="dxa"/>
+            <w:vAlign w:val="center"/>
+            <w:hideMark/>
+          </w:tcPr>
+          <w:p>
+            <w:pPr>
+              <w:spacing w:after="0" w:line="240" w:lineRule="auto"/>
+              <w:rPr>
+                <w:rFonts w:ascii="Times New Roman" w:eastAsia="Times New Roman" w:hAnsi="Times New Roman" w:cs="Times New Roman"/>
+                <w:sz w:val="24"/>
+                <w:szCs w:val="24"/>
+                <w:lang w:eastAsia="ru-RU"/>
+              </w:rPr>
+            </w:pPr>
+            <w:r>
+              <w:rPr>
+                <w:rFonts w:ascii="Times New Roman" w:eastAsia="Times New Roman" w:hAnsi="Times New Roman" w:cs="Times New Roman"/>
+                <w:b/>
+                <w:bCs/>
+                <w:sz w:val="24"/>
+                <w:szCs w:val="24"/>
+                <w:lang w:eastAsia="ru-RU"/>
+              </w:rPr>
+              <w:t>Мониторинг и реагирование</w:t>
+            </w:r>
+          </w:p>
+        </w:tc>
+        <w:tc>
+          <w:tcPr>
+            <w:tcW w:w="2781" w:type="dxa"/>
+            <w:vAlign w:val="center"/>
+            <w:hideMark/>
+          </w:tcPr>
+          <w:p>
+            <w:pPr>
+              <w:spacing w:after="0" w:line="240" w:lineRule="auto"/>
+              <w:rPr>
+                <w:rFonts w:ascii="Times New Roman" w:eastAsia="Times New Roman" w:hAnsi="Times New Roman" w:cs="Times New Roman"/>
+                <w:sz w:val="24"/>
+                <w:szCs w:val="24"/>
+                <w:lang w:eastAsia="ru-RU"/>
+              </w:rPr>
+            </w:pPr>
+            <w:r>
+              <w:rPr>
+                <w:rFonts w:ascii="Times New Roman" w:eastAsia="Times New Roman" w:hAnsi="Times New Roman" w:cs="Times New Roman"/>
+                <w:sz w:val="24"/>
+                <w:szCs w:val="24"/>
+                <w:lang w:eastAsia="ru-RU"/>
+              </w:rPr>
+              <w:t>скрытые атаки, длительная компрометация</w:t>
+            </w:r>
+          </w:p>
+        </w:tc>
+        <w:tc>
+          <w:tcPr>
+            <w:tcW w:w="0" w:type="auto"/>
+            <w:vAlign w:val="center"/>
+            <w:hideMark/>
+          </w:tcPr>
+          <w:p>
+            <w:pPr>
+              <w:spacing w:after="0" w:line="240" w:lineRule="auto"/>
+              <w:rPr>
+                <w:rFonts w:ascii="Times New Roman" w:eastAsia="Times New Roman" w:hAnsi="Times New Roman" w:cs="Times New Roman"/>
+                <w:sz w:val="24"/>
+                <w:szCs w:val="24"/>
+                <w:lang w:eastAsia="ru-RU"/>
+              </w:rPr>
+            </w:pPr>
+            <w:r>
+              <w:rPr>
+                <w:rFonts w:ascii="Times New Roman" w:eastAsia="Times New Roman" w:hAnsi="Times New Roman" w:cs="Times New Roman"/>
+                <w:sz w:val="24"/>
+                <w:szCs w:val="24"/>
+                <w:lang w:eastAsia="ru-RU"/>
+              </w:rPr>
+              <w:t>отсутствие логирования</w:t>
+            </w:r>
+          </w:p>
+        </w:tc>
+        <w:tc>
+          <w:tcPr>
+            <w:tcW w:w="0" w:type="auto"/>
+            <w:vAlign w:val="center"/>
+            <w:hideMark/>
+          </w:tcPr>
+          <w:p>
+            <w:pPr>
+              <w:spacing w:after="0" w:line="240" w:lineRule="auto"/>
+              <w:rPr>
+                <w:rFonts w:ascii="Times New Roman" w:eastAsia="Times New Roman" w:hAnsi="Times New Roman" w:cs="Times New Roman"/>
+                <w:sz w:val="24"/>
+                <w:szCs w:val="24"/>
+                <w:lang w:eastAsia="ru-RU"/>
+              </w:rPr>
+            </w:pPr>
+            <w:r>
+              <w:rPr>
+                <w:rFonts w:ascii="Times New Roman" w:eastAsia="Times New Roman" w:hAnsi="Times New Roman" w:cs="Times New Roman"/>
+                <w:sz w:val="24"/>
+                <w:szCs w:val="24"/>
+                <w:lang w:eastAsia="ru-RU"/>
+              </w:rPr>
+              <w:t>логирование, SIEM, аудит событий</w:t>
+            </w:r>
+          </w:p>
+        </w:tc>
+      </w:tr>
+      <w:tr>
+        <w:trPr>
+          <w:tblCellSpacing w:w="15" w:type="dxa"/>
+        </w:trPr>
+        <w:tc>
+          <w:tcPr>
+            <w:tcW w:w="1940" w:type="dxa"/>
+            <w:vAlign w:val="center"/>
+            <w:hideMark/>
+          </w:tcPr>
+          <w:p>
+            <w:pPr>
+              <w:spacing w:after="0" w:line="240" w:lineRule="auto"/>
+              <w:rPr>
+                <w:rFonts w:ascii="Times New Roman" w:eastAsia="Times New Roman" w:hAnsi="Times New Roman" w:cs="Times New Roman"/>
+                <w:sz w:val="24"/>
+                <w:szCs w:val="24"/>
+                <w:lang w:eastAsia="ru-RU"/>
+              </w:rPr>
+            </w:pPr>
+            <w:r>
+              <w:rPr>
+                <w:rFonts w:ascii="Times New Roman" w:eastAsia="Times New Roman" w:hAnsi="Times New Roman" w:cs="Times New Roman"/>
+                <w:b/>
+                <w:bCs/>
+                <w:sz w:val="24"/>
+                <w:szCs w:val="24"/>
+                <w:lang w:eastAsia="ru-RU"/>
+              </w:rPr>
+              <w:t>Дополнительная защита</w:t>
+            </w:r>
+          </w:p>
+        </w:tc>
+        <w:tc>
+          <w:tcPr>
+            <w:tcW w:w="2781" w:type="dxa"/>
+            <w:vAlign w:val="center"/>
+            <w:hideMark/>
+          </w:tcPr>
+          <w:p>
+            <w:pPr>
+              <w:spacing w:after="0" w:line="240" w:lineRule="auto"/>
+              <w:rPr>
+                <w:rFonts w:ascii="Times New Roman" w:eastAsia="Times New Roman" w:hAnsi="Times New Roman" w:cs="Times New Roman"/>
+                <w:sz w:val="24"/>
+                <w:szCs w:val="24"/>
+                <w:lang w:eastAsia="ru-RU"/>
+              </w:rPr>
+            </w:pPr>
+            <w:r>
+              <w:rPr>
+                <w:rFonts w:ascii="Times New Roman" w:eastAsia="Times New Roman" w:hAnsi="Times New Roman" w:cs="Times New Roman"/>
+                <w:sz w:val="24"/>
+                <w:szCs w:val="24"/>
+                <w:lang w:eastAsia="ru-RU"/>
+              </w:rPr>
+              <w:t>автоматизированные атаки</w:t>
+            </w:r>
+          </w:p>
+        </w:tc>
+        <w:tc>
+          <w:tcPr>
+            <w:tcW w:w="0" w:type="auto"/>
+            <w:vAlign w:val="center"/>
+            <w:hideMark/>
+          </w:tcPr>
+          <w:p>
+            <w:pPr>
+              <w:spacing w:after="0" w:line="240" w:lineRule="auto"/>
+              <w:rPr>
+                <w:rFonts w:ascii="Times New Roman" w:eastAsia="Times New Roman" w:hAnsi="Times New Roman" w:cs="Times New Roman"/>
+                <w:sz w:val="24"/>
+                <w:szCs w:val="24"/>
+                <w:lang w:eastAsia="ru-RU"/>
+              </w:rPr>
+            </w:pPr>
+            <w:r>
+              <w:rPr>
+                <w:rFonts w:ascii="Times New Roman" w:eastAsia="Times New Roman" w:hAnsi="Times New Roman" w:cs="Times New Roman"/>
+                <w:sz w:val="24"/>
+                <w:szCs w:val="24"/>
+                <w:lang w:eastAsia="ru-RU"/>
+              </w:rPr>
+              <w:t>массовые запросы</w:t>
+            </w:r>
+          </w:p>
+        </w:tc>
+        <w:tc>
+          <w:tcPr>
+            <w:tcW w:w="0" w:type="auto"/>
+            <w:vAlign w:val="center"/>
+            <w:hideMark/>
+          </w:tcPr>
+          <w:p>
+            <w:pPr>
+              <w:spacing w:after="0" w:line="240" w:lineRule="auto"/>
+              <w:rPr>
+                <w:rFonts w:ascii="Times New Roman" w:eastAsia="Times New Roman" w:hAnsi="Times New Roman" w:cs="Times New Roman"/>
+                <w:sz w:val="24"/>
+                <w:szCs w:val="24"/>
+                <w:lang w:eastAsia="ru-RU"/>
+              </w:rPr>
+            </w:pPr>
+            <w:r>
+              <w:rPr>
+                <w:rFonts w:ascii="Times New Roman" w:eastAsia="Times New Roman" w:hAnsi="Times New Roman" w:cs="Times New Roman"/>
+                <w:sz w:val="24"/>
+                <w:szCs w:val="24"/>
+                <w:lang w:eastAsia="ru-RU"/>
+              </w:rPr>
+              <w:t>WAF, rate limiting, CAPTCHA</w:t>
+            </w:r>
+          </w:p>
+        </w:tc>
+      </w:tr>
+    </w:tbl>
     <w:p>
       <w:pPr>
         <w:spacing w:before="100" w:beforeAutospacing="1" w:after="100" w:afterAutospacing="1" w:line="240" w:lineRule="auto"/>
@@ -9246,125 +11954,50 @@
           <w:szCs w:val="24"/>
           <w:lang w:eastAsia="ru-RU"/>
         </w:rPr>
-        <w:t xml:space="preserve">Особое значение имеет уровень хранения данных, представленный системой управления базами данных. Данный уровень отвечает за сохранность и целостность информации, что делает его одной из ключевых целей злоумышленников. Основной угрозой здесь являются инъекционные атаки, в частности SQL-инъекции, при которых вредоносный код </w:t>
-      </w:r>
-      <w:r>
-        <w:rPr>
-          <w:rFonts w:ascii="Times New Roman" w:eastAsia="Times New Roman" w:hAnsi="Times New Roman" w:cs="Times New Roman"/>
-          <w:sz w:val="24"/>
-          <w:szCs w:val="24"/>
-          <w:lang w:eastAsia="ru-RU"/>
-        </w:rPr>
+        <w:t>Таким образом, каждый уровень архитектуры веб-приложения требует применения конкретных и взаимосвязанных механизмов защиты. При этом эффективность обеспечения безопасности достигается не за счёт отдельного инструмента, а за счёт их совместного использования, что подтверждает необходимость комплексного подхода к защите веб-приложений.</w:t>
+      </w:r>
+    </w:p>
+    <w:p>
+      <w:pPr>
+        <w:pStyle w:val="ac"/>
+      </w:pPr>
+      <w:r>
+        <w:t>Следует подчеркнуть, что ключевым элементом комплексной модели является не только наличие защитных механизмов на каждом уровне, но и их взаимосвязь. Например, защита от XSS на клиентском уровне дополняется безопасной обработкой данных на сервере, а предотвращение SQL-инъекций связано с контролем входных данных и корректной работой с базой данных. Аналогично, защита от CSRF требует как настройки cookies, так и проверки запросов на сервере. Таким образом, безопасность достигается за счёт согласованного применения различных механизмов, а не за счёт изолированных решений.</w:t>
+      </w:r>
+    </w:p>
+    <w:p>
+      <w:pPr>
+        <w:pStyle w:val="ac"/>
+      </w:pPr>
+      <w:r>
+        <w:t>Для наглядного представления комплексной модели целесообразно рассматривать взаимосвязь между угрозами, уязвимостями и механизмами защиты. Например, инъекционные атаки связаны с неконтролируемым вводом данных и предотвращаются с помощью параметризованных запросов и валидации. Уязвимости XSS возникают при отсутствии фильтрации данных и устраняются с использованием экранирования и CSP. Атаки CSRF связаны с особенностями передачи аутентификационных данных и предотвращаются с помощью токенов и настроек cookies. Подобное сопоставление позволяет более чётко определить роль каждого механизма в общей системе защиты.</w:t>
+      </w:r>
+    </w:p>
+    <w:p>
+      <w:pPr>
+        <w:pStyle w:val="ac"/>
+      </w:pPr>
+      <w:r>
+        <w:t>Таким образом, сформированная модель комплексной защиты веб-приложения представляет собой многоуровневую систему, в рамках которой защитные механизмы реализуются на всех этапах обработки и передачи данных. При этом каждый уровень вносит свой вклад в обеспечение безопасности, а их взаимодействие позволяет снизить риск успешной реализации атак. Следовательно, можно сделать вывод, что эффективная защита веб-приложений достигается только при условии системного подхода, учитывающего архитектуру, уязвимости и соответствующие механизмы противодействия.</w:t>
+      </w:r>
+    </w:p>
+    <w:p>
+      <w:pPr>
+        <w:pStyle w:val="ac"/>
+      </w:pPr>
+      <w:r>
+        <w:t xml:space="preserve">В заключение следует отметить, что предложенная модель не предполагает конкретной реализации, а задаёт общую структуру обеспечения безопасности веб-приложения. Она может быть адаптирована в зависимости от используемых технологий и требований к </w:t>
+      </w:r>
+      <w:r>
         <w:lastRenderedPageBreak/>
-        <w:t>внедряется в запрос к базе данных. В случае успешной реализации такой атаки возможны утечка конфиденциальной информации, модификация данных или даже полный контроль над базой данных. Таким образом, уязвимости уровня хранения данных напрямую влияют на безопасность всей системы.</w:t>
-      </w:r>
-    </w:p>
-    <w:p>
-      <w:pPr>
-        <w:spacing w:before="100" w:beforeAutospacing="1" w:after="100" w:afterAutospacing="1" w:line="240" w:lineRule="auto"/>
-        <w:rPr>
-          <w:rFonts w:ascii="Times New Roman" w:eastAsia="Times New Roman" w:hAnsi="Times New Roman" w:cs="Times New Roman"/>
-          <w:sz w:val="24"/>
-          <w:szCs w:val="24"/>
-          <w:lang w:eastAsia="ru-RU"/>
-        </w:rPr>
-      </w:pPr>
-      <w:r>
-        <w:rPr>
-          <w:rFonts w:ascii="Times New Roman" w:eastAsia="Times New Roman" w:hAnsi="Times New Roman" w:cs="Times New Roman"/>
-          <w:sz w:val="24"/>
-          <w:szCs w:val="24"/>
-          <w:lang w:eastAsia="ru-RU"/>
-        </w:rPr>
-        <w:t>Не менее важным является сетевой уровень, обеспечивающий передачу данных между клиентом и сервером. Несмотря на использование современных протоколов, таких как HTTPS, остаются актуальными угрозы, связанные с перехватом и подменой трафика. В частности, атаки типа «человек посередине» (man-in-the-middle) позволяют злоумышленнику вмешиваться в процесс обмена данными между сторонами. Также возможны атаки, направленные на снижение уровня защищённости соединения, например, использование устаревших протоколов или некорректных настроек шифрования. Следовательно, безопасность передачи данных должна рассматриваться как неотъемлемая часть общей системы защиты.</w:t>
-      </w:r>
-    </w:p>
-    <w:p>
-      <w:pPr>
-        <w:spacing w:before="100" w:beforeAutospacing="1" w:after="100" w:afterAutospacing="1" w:line="240" w:lineRule="auto"/>
-        <w:rPr>
-          <w:rFonts w:ascii="Times New Roman" w:eastAsia="Times New Roman" w:hAnsi="Times New Roman" w:cs="Times New Roman"/>
-          <w:sz w:val="24"/>
-          <w:szCs w:val="24"/>
-          <w:lang w:eastAsia="ru-RU"/>
-        </w:rPr>
-      </w:pPr>
-      <w:r>
-        <w:rPr>
-          <w:rFonts w:ascii="Times New Roman" w:eastAsia="Times New Roman" w:hAnsi="Times New Roman" w:cs="Times New Roman"/>
-          <w:sz w:val="24"/>
-          <w:szCs w:val="24"/>
-          <w:lang w:eastAsia="ru-RU"/>
-        </w:rPr>
-        <w:t>Помимо указанных уровней, необходимо учитывать инфраструктурную составляющую веб-приложения, включающую серверы, сетевое оборудование и среду выполнения. В условиях использования облачных технологий и микросервисных архитектур данная составляющая становится ещё более значимой. К характерным угрозам инфраструктурного уровня относятся атаки отказа в обслуживании (DoS), ошибки конфигурации, а также уязвимости сторонних компонентов и библиотек. Кроме того, сложность современной инфраструктуры затрудняет контроль над всеми элементами системы, что увеличивает вероятность возникновения скрытых уязвимостей.</w:t>
-      </w:r>
-    </w:p>
-    <w:p>
-      <w:pPr>
-        <w:spacing w:before="100" w:beforeAutospacing="1" w:after="100" w:afterAutospacing="1" w:line="240" w:lineRule="auto"/>
-        <w:rPr>
-          <w:rFonts w:ascii="Times New Roman" w:eastAsia="Times New Roman" w:hAnsi="Times New Roman" w:cs="Times New Roman"/>
-          <w:sz w:val="24"/>
-          <w:szCs w:val="24"/>
-          <w:lang w:eastAsia="ru-RU"/>
-        </w:rPr>
-      </w:pPr>
-      <w:r>
-        <w:rPr>
-          <w:rFonts w:ascii="Times New Roman" w:eastAsia="Times New Roman" w:hAnsi="Times New Roman" w:cs="Times New Roman"/>
-          <w:sz w:val="24"/>
-          <w:szCs w:val="24"/>
-          <w:lang w:eastAsia="ru-RU"/>
-        </w:rPr>
-        <w:t>Таким образом, проведённый анализ показывает, что угрозы информационной безопасности веб-приложений распределены по различным уровням архитектуры и имеют разнородный характер. При этом уязвимость одного компонента может привести к компрометации всей системы в целом. Следовательно, применение отдельных мер защиты, направленных на устранение отдельных уязвимостей, не обеспечивает достаточного уровня безопасности.</w:t>
-      </w:r>
-    </w:p>
-    <w:p>
-      <w:pPr>
-        <w:spacing w:before="100" w:beforeAutospacing="1" w:after="100" w:afterAutospacing="1" w:line="240" w:lineRule="auto"/>
-        <w:rPr>
-          <w:rFonts w:ascii="Times New Roman" w:eastAsia="Times New Roman" w:hAnsi="Times New Roman" w:cs="Times New Roman"/>
-          <w:sz w:val="24"/>
-          <w:szCs w:val="24"/>
-          <w:lang w:eastAsia="ru-RU"/>
-        </w:rPr>
-      </w:pPr>
-      <w:r>
-        <w:rPr>
-          <w:rFonts w:ascii="Times New Roman" w:eastAsia="Times New Roman" w:hAnsi="Times New Roman" w:cs="Times New Roman"/>
-          <w:sz w:val="24"/>
-          <w:szCs w:val="24"/>
-          <w:lang w:eastAsia="ru-RU"/>
-        </w:rPr>
-        <w:t>Исходя из этого, можно сделать вывод о необходимости применения комплексного подхода к обеспечению безопасности веб-приложений, при котором защита реализуется на всех уровнях архитектуры и учитывает взаимосвязь между ними. Данный вывод служит основой для дальнейшего анализа типовых уязвимостей и методов защиты, который будет представлен в последующих подразделах.</w:t>
-      </w:r>
-    </w:p>
-    <w:p>
-      <w:pPr>
-        <w:spacing w:before="100" w:beforeAutospacing="1" w:after="0" w:line="240" w:lineRule="auto"/>
-        <w:rPr>
-          <w:sz w:val="24"/>
-          <w:szCs w:val="24"/>
-        </w:rPr>
-      </w:pPr>
-    </w:p>
-    <w:p>
-      <w:pPr>
-        <w:spacing w:before="100" w:beforeAutospacing="1" w:after="0" w:line="240" w:lineRule="auto"/>
-        <w:rPr>
-          <w:rFonts w:ascii="Times New Roman" w:eastAsia="Times New Roman" w:hAnsi="Times New Roman" w:cs="Times New Roman"/>
-          <w:color w:val="333333"/>
-          <w:sz w:val="28"/>
-          <w:szCs w:val="28"/>
-          <w:lang w:eastAsia="ru-RU"/>
-        </w:rPr>
-      </w:pPr>
-      <w:r>
-        <w:rPr>
-          <w:rFonts w:ascii="Calibri" w:hAnsi="Calibri" w:cs="Calibri"/>
-        </w:rPr>
-        <w:t>‌</w:t>
-      </w:r>
+        <w:t>системе. Вместе с тем данная модель служит основой для практической реализации механизмов защиты, которая будет рассмотрена в следующей главе.</w:t>
+      </w:r>
+    </w:p>
+    <w:bookmarkEnd w:id="0"/>
+    <w:p>
+      <w:pPr>
+        <w:pStyle w:val="ac"/>
+      </w:pPr>
     </w:p>
     <w:sectPr>
       <w:pgSz w:w="11906" w:h="16838"/>
@@ -11546,6 +14179,109 @@
       </w:r>
       <w:r>
         <w:t>Аменицкий, А. В. Актуальные тенденции кибербезопасности / А. В. Аменицкий // Актуальные вопросы науки, технологий и общества : Монография. – Пенза : Наука и Просвещение (ИП Гуляев Г.Ю.), 2025. – С. 92-120. – EDN BVTRQM.</w:t>
+      </w:r>
+    </w:p>
+  </w:footnote>
+  <w:footnote w:id="74">
+    <w:p>
+      <w:pPr>
+        <w:pStyle w:val="a4"/>
+        <w:rPr>
+          <w:lang w:val="en-US"/>
+        </w:rPr>
+      </w:pPr>
+      <w:r>
+        <w:rPr>
+          <w:rStyle w:val="a6"/>
+        </w:rPr>
+        <w:footnoteRef/>
+      </w:r>
+      <w:r>
+        <w:t xml:space="preserve"> </w:t>
+      </w:r>
+      <w:r>
+        <w:t>Охонько, Ф. С. Анализ уязвимостей стандарта Content security Policy с целью повышения защиты веб-сайтов / Ф. С. Охонько // Cifra. Информационные технологии и телекоммуникации. – 2025. – № 1(5). – DOI 10.60797/itech.2025.5.1. – EDN RKCIPV.</w:t>
+      </w:r>
+    </w:p>
+  </w:footnote>
+  <w:footnote w:id="75">
+    <w:p>
+      <w:pPr>
+        <w:pStyle w:val="a4"/>
+      </w:pPr>
+      <w:r>
+        <w:rPr>
+          <w:rStyle w:val="a6"/>
+        </w:rPr>
+        <w:footnoteRef/>
+      </w:r>
+      <w:r>
+        <w:t xml:space="preserve"> </w:t>
+      </w:r>
+      <w:r>
+        <w:rPr>
+          <w:rFonts w:ascii="Arial" w:hAnsi="Arial" w:cs="Arial"/>
+          <w:color w:val="222222"/>
+          <w:shd w:val="clear" w:color="auto" w:fill="FFFFFF"/>
+        </w:rPr>
+        <w:t>Зулькарнеев И. Р., Басалай К. А. ПОДХОДЫ К КЛАССИФИКАЦИИ ВЕКТОРОВ АТАК И УЯЗВИМОСТЕЙ JSON WEB TOKENS //Вестник УрФО. Безопасность в информационной сфере. – 2024. – Т. 2. – №. 52. – С. 77-88.</w:t>
+      </w:r>
+    </w:p>
+  </w:footnote>
+  <w:footnote w:id="76">
+    <w:p>
+      <w:pPr>
+        <w:pStyle w:val="a4"/>
+      </w:pPr>
+      <w:r>
+        <w:rPr>
+          <w:rStyle w:val="a6"/>
+        </w:rPr>
+        <w:footnoteRef/>
+      </w:r>
+      <w:r>
+        <w:t xml:space="preserve"> </w:t>
+      </w:r>
+      <w:r>
+        <w:t>https://practicum.yandex.ru/blog/parametry-sql-zaprosov/</w:t>
+      </w:r>
+    </w:p>
+  </w:footnote>
+  <w:footnote w:id="77">
+    <w:p>
+      <w:pPr>
+        <w:pStyle w:val="a4"/>
+      </w:pPr>
+      <w:r>
+        <w:rPr>
+          <w:rStyle w:val="a6"/>
+        </w:rPr>
+        <w:footnoteRef/>
+      </w:r>
+      <w:r>
+        <w:t xml:space="preserve"> </w:t>
+      </w:r>
+      <w:r>
+        <w:t>https://www.kaspersky.ru/resource-center/definitions/brute-force-attack</w:t>
+      </w:r>
+    </w:p>
+  </w:footnote>
+  <w:footnote w:id="78">
+    <w:p>
+      <w:pPr>
+        <w:pStyle w:val="a4"/>
+      </w:pPr>
+      <w:r>
+        <w:rPr>
+          <w:rStyle w:val="a6"/>
+        </w:rPr>
+        <w:footnoteRef/>
+      </w:r>
+      <w:r>
+        <w:t xml:space="preserve"> </w:t>
+      </w:r>
+      <w:r>
+        <w:t>Дюмин, М. А. Обеспечение безопасности web-сайтов / М. А. Дюмин, Е. А. Кулешова // Современные информационные технологии и информационная безопасность : сборник научных статей 2-й Всероссийской научно-технической конференции, Курск, 28 февраля 2023 года. – Курск: Юго-Западный государственный университет, 2023. – С. 28-31. – EDN OPNAJT.</w:t>
       </w:r>
     </w:p>
   </w:footnote>

--- a/оглавление + 1 часть 2.docx
+++ b/оглавление + 1 часть 2.docx
@@ -12582,7 +12582,40 @@
         <w:pStyle w:val="ac"/>
       </w:pPr>
       <w:r>
-        <w:t>В предыдущем подразделе было показано, что архитектура веб-приложения формирует множество потенциальных точек возникновения угроз. Вместе с тем сами угрозы реализуются через конкретные уязвимости, возникающие в процессе разработки и эксплуатации системы. В связи с этим для более детального понимания проблем безопасности необходимо рассмотреть наиболее распространённые уязвимости веб-приложений, характерные для различных уровней их архитектуры.</w:t>
+        <w:t xml:space="preserve">В предыдущем подразделе было показано, что архитектура веб-приложения формирует множество потенциальных точек возникновения угроз. Вместе с тем сами угрозы </w:t>
+      </w:r>
+      <w:r>
+        <w:rPr>
+          <w:rFonts w:ascii="Arial" w:hAnsi="Arial" w:cs="Arial"/>
+          <w:color w:val="3A3A3A"/>
+          <w:sz w:val="22"/>
+          <w:szCs w:val="22"/>
+        </w:rPr>
+        <w:t>проявляются</w:t>
+      </w:r>
+      <w:r>
+        <w:rPr>
+          <w:rFonts w:ascii="Arial" w:hAnsi="Arial" w:cs="Arial"/>
+          <w:color w:val="3A3A3A"/>
+          <w:sz w:val="22"/>
+          <w:szCs w:val="22"/>
+        </w:rPr>
+        <w:t xml:space="preserve"> </w:t>
+      </w:r>
+      <w:r>
+        <w:t xml:space="preserve">через конкретные уязвимости, возникающие в процессе разработки и эксплуатации системы. В связи с этим для более </w:t>
+      </w:r>
+      <w:r>
+        <w:t>глубокого</w:t>
+      </w:r>
+      <w:r>
+        <w:t xml:space="preserve"> понимания </w:t>
+      </w:r>
+      <w:r>
+        <w:t>всех нюансов</w:t>
+      </w:r>
+      <w:r>
+        <w:t xml:space="preserve"> безопасности необходимо рассмотреть наиболее распространённые уязвимости веб-приложений, характерные для различных уровней их архитектуры.</w:t>
       </w:r>
     </w:p>
     <w:p>
@@ -12590,7 +12623,7 @@
         <w:pStyle w:val="ac"/>
       </w:pPr>
       <w:r>
-        <w:t>Следует отметить, что в настоящее время существует ряд общепринятых классификаций уязвимостей, среди которых особое место занимают перечни, формируемые международными организациями в области информационной безопасности. Однако в рамках данной работы акцент делается не на формальном перечислении, а на анализе наиболее типичных уязвимостей, непосредственно влияющих на безопасность веб-приложений и связанных с ранее рассмотренными архитектурными уровнями.</w:t>
+        <w:t>Следует отметить, что анализ уязвимостей в веб-приложениях обычно опирается на общепринятые международные классификации. В данной работе в качестве основы использовались такие источники, как OWASP Top 10, а также классификации MITRE — CWE и CVE. Эти перечни позволяют системно рассматривать уязвимости и сопоставлять их с реальными сценариями атак.</w:t>
       </w:r>
     </w:p>
     <w:p>
@@ -12598,7 +12631,135 @@
         <w:pStyle w:val="ac"/>
       </w:pPr>
       <w:r>
-        <w:t>Одной из наиболее распространённых категорий уязвимостей являются инъекционные атаки, в первую очередь SQL-инъекции. Данный тип уязвимости возникает в тех случаях, когда пользовательский ввод включается в запрос к базе данных без должной проверки и обработки. В результате злоумышленник получает возможность изменить структуру выполняемого запроса, внедрив в него собственные команды. Как правило, подобные уязвимости возникают на серверном уровне при обработке входных данных и тесно связаны с уровнем хранения данных. Последствия SQL-инъекций могут быть крайне серьёзными: от получения несанкционированного доступа к конфиденциальной информации до полной компрометации базы данных. Следовательно, инъекционные уязвимости представляют собой одну из ключевых угроз безопасности веб-приложений.</w:t>
+        <w:t xml:space="preserve">Одной из наиболее распространённых категорий уязвимостей являются инъекционные атаки, в первую очередь SQL-инъекции. </w:t>
+      </w:r>
+      <w:r>
+        <w:t>[</w:t>
+      </w:r>
+      <w:r>
+        <w:t xml:space="preserve">SQL-инъекции (SQL </w:t>
+      </w:r>
+      <w:proofErr w:type="spellStart"/>
+      <w:r>
+        <w:t>Injection</w:t>
+      </w:r>
+      <w:proofErr w:type="spellEnd"/>
+      <w:r>
+        <w:t xml:space="preserve">, </w:t>
+      </w:r>
+      <w:proofErr w:type="spellStart"/>
+      <w:r>
+        <w:t>SQLi</w:t>
+      </w:r>
+      <w:proofErr w:type="spellEnd"/>
+      <w:r>
+        <w:t xml:space="preserve">) на протяжении более двух </w:t>
+      </w:r>
+      <w:proofErr w:type="gramStart"/>
+      <w:r>
+        <w:t>десяти-</w:t>
+      </w:r>
+      <w:proofErr w:type="spellStart"/>
+      <w:r>
+        <w:t>летий</w:t>
+      </w:r>
+      <w:proofErr w:type="spellEnd"/>
+      <w:proofErr w:type="gramEnd"/>
+      <w:r>
+        <w:t xml:space="preserve"> остаются одной из наиболее опасных и распространенных угроз без-опасности веб-приложений. Их актуальность подтверждается </w:t>
+      </w:r>
+      <w:proofErr w:type="spellStart"/>
+      <w:r>
+        <w:t>международ-ными</w:t>
+      </w:r>
+      <w:proofErr w:type="spellEnd"/>
+      <w:r>
+        <w:t xml:space="preserve"> рейтингами и отраслевыми отчетами. В OWASP Top-10 (2021) они116отнесены к категории A03:2021 – </w:t>
+      </w:r>
+      <w:proofErr w:type="spellStart"/>
+      <w:r>
+        <w:t>Injection</w:t>
+      </w:r>
+      <w:proofErr w:type="spellEnd"/>
+      <w:r>
+        <w:t xml:space="preserve"> [</w:t>
+      </w:r>
+      <w:r>
+        <w:rPr>
+          <w:rStyle w:val="a6"/>
+        </w:rPr>
+        <w:footnoteReference w:id="74"/>
+      </w:r>
+      <w:r>
+        <w:t>], в списке CWE Top-25 (</w:t>
+      </w:r>
+      <w:proofErr w:type="gramStart"/>
+      <w:r>
+        <w:t>2022)уязвимость</w:t>
+      </w:r>
+      <w:proofErr w:type="gramEnd"/>
+      <w:r>
+        <w:t xml:space="preserve"> «SQL </w:t>
+      </w:r>
+      <w:proofErr w:type="spellStart"/>
+      <w:r>
+        <w:t>Injection</w:t>
+      </w:r>
+      <w:proofErr w:type="spellEnd"/>
+      <w:r>
+        <w:t>» занимает третье место [</w:t>
+      </w:r>
+      <w:r>
+        <w:rPr>
+          <w:rStyle w:val="a6"/>
+        </w:rPr>
+        <w:footnoteReference w:id="75"/>
+      </w:r>
+      <w:r>
+        <w:t xml:space="preserve">], а согласно </w:t>
+      </w:r>
+      <w:proofErr w:type="spellStart"/>
+      <w:r>
+        <w:t>отчётуVerizon</w:t>
+      </w:r>
+      <w:proofErr w:type="spellEnd"/>
+      <w:r>
+        <w:t xml:space="preserve"> DBIR (2023) около 12% атак на веб-приложения были </w:t>
+      </w:r>
+      <w:proofErr w:type="spellStart"/>
+      <w:r>
+        <w:t>связаныименно</w:t>
+      </w:r>
+      <w:proofErr w:type="spellEnd"/>
+      <w:r>
+        <w:t xml:space="preserve"> с этим видом атак [</w:t>
+      </w:r>
+      <w:r>
+        <w:rPr>
+          <w:rStyle w:val="a6"/>
+        </w:rPr>
+        <w:footnoteReference w:id="76"/>
+      </w:r>
+      <w:r>
+        <w:t>]</w:t>
+      </w:r>
+      <w:r>
+        <w:t>]</w:t>
+      </w:r>
+      <w:r>
+        <w:rPr>
+          <w:rStyle w:val="a6"/>
+        </w:rPr>
+        <w:footnoteReference w:id="77"/>
+      </w:r>
+      <w:r>
+        <w:t>.</w:t>
+      </w:r>
+      <w:r>
+        <w:t xml:space="preserve"> </w:t>
+      </w:r>
+      <w:r>
+        <w:t>Данный тип уязвимости возникает в тех случаях, когда пользовательский ввод включается в запрос к базе данных без должной проверки и обработки. В результате злоумышленник получает возможность изменить структуру выполняемого запроса, внедрив в него собственные команды. Как правило, подобные уязвимости возникают на серверном уровне при обработке входных данных и тесно связаны с уровнем хранения данных. Последствия SQL-инъекций могут быть крайне серьёзными: от получения несанкционированного доступа к конфиденциальной информации до полной компрометации базы данных. Следовательно, инъекционные уязвимости представляют собой одну из ключевых угроз безопасности веб-приложений.</w:t>
       </w:r>
     </w:p>
     <w:p>
@@ -12614,7 +12775,53 @@
       </w:r>
       <w:proofErr w:type="spellEnd"/>
       <w:r>
-        <w:t xml:space="preserve"> (XSS). Суть данной уязвимости заключается во внедрении злоумышленником скриптового кода в веб-страницу, который впоследствии выполняется в браузере пользователя. В отличие от инъекционных атак, ориентированных на сервер и базу данных, XSS-атаки направлены на клиентский уровень. В результате их реализации может происходить кража сессионных идентификаторов, перехват пользовательских данных или выполнение действий от имени пользователя. При этом уязвимости XSS часто возникают в тех случаях, когда вывод данных на страницу осуществляется без фильтрации или экранирования. Таким образом, данная категория уязвимостей напрямую связана с особенностями обработки данных в клиентской части веб-приложения.</w:t>
+        <w:t xml:space="preserve"> (XSS). </w:t>
+      </w:r>
+      <w:r>
+        <w:t>[</w:t>
+      </w:r>
+      <w:r>
+        <w:t>Э</w:t>
+      </w:r>
+      <w:r>
+        <w:t>т</w:t>
+      </w:r>
+      <w:r>
+        <w:t>а</w:t>
+      </w:r>
+      <w:r>
+        <w:t xml:space="preserve"> уязвимость в разделе веб-безопасности, позволяющая сторонним пользователям скомпрометировать взаимодействие с приложением вами. Это дает возможность обойти одну и ту же политику доступов. XSS обычно позволяют</w:t>
+      </w:r>
+      <w:r>
+        <w:t xml:space="preserve"> </w:t>
+      </w:r>
+      <w:r>
+        <w:t>мимикрировать под пользователя-жертву, выполняя всевозможные действия, которые доступны пользователю, и получать доступ ко всем его данным. Если пользователь-жертва имеет повышенный уровень доступа в приложении, тогда злоумышленник сможет получить контроль над всеми функциями и</w:t>
+      </w:r>
+      <w:r>
+        <w:t xml:space="preserve"> </w:t>
+      </w:r>
+      <w:r>
+        <w:t>данными приложения, которые ранее ему были недоступны.</w:t>
+      </w:r>
+      <w:r>
+        <w:t>]</w:t>
+      </w:r>
+      <w:r>
+        <w:rPr>
+          <w:rStyle w:val="a6"/>
+        </w:rPr>
+        <w:footnoteReference w:id="78"/>
+      </w:r>
+      <w:r>
+        <w:t xml:space="preserve"> </w:t>
+      </w:r>
+      <w:r>
+        <w:t xml:space="preserve">При этом уязвимости XSS часто возникают в тех случаях, когда вывод </w:t>
+      </w:r>
+      <w:r>
+        <w:lastRenderedPageBreak/>
+        <w:t>данных на страницу осуществляется без фильтрации или экранирования. Таким образом, данная категория уязвимостей напрямую связана с особенностями обработки данных в клиентской части веб-приложения.</w:t>
       </w:r>
     </w:p>
     <w:p>
@@ -12646,40 +12853,72 @@
         <w:pStyle w:val="ac"/>
       </w:pPr>
       <w:r>
+        <w:t>Особую группу составляют уязвимости, связанные с нарушением механизмов аутентификации. В данном случае проблема заключается в некорректной реализации процессов идентификации пользователя и управления сессиями. Например, при использовании слабых паролей, отсутствии ограничений на попытки входа или неправильной обработке сессионных идентификаторов злоумышленник может получить доступ к учётной записи пользователя. К числу распространённых атак данного типа относятся перехват сессии (</w:t>
+      </w:r>
+      <w:proofErr w:type="spellStart"/>
+      <w:r>
+        <w:t>session</w:t>
+      </w:r>
+      <w:proofErr w:type="spellEnd"/>
+      <w:r>
+        <w:t xml:space="preserve"> </w:t>
+      </w:r>
+      <w:proofErr w:type="spellStart"/>
+      <w:r>
+        <w:t>hijacking</w:t>
+      </w:r>
+      <w:proofErr w:type="spellEnd"/>
+      <w:r>
+        <w:t>) и фиксация сессии (</w:t>
+      </w:r>
+      <w:proofErr w:type="spellStart"/>
+      <w:r>
+        <w:t>session</w:t>
+      </w:r>
+      <w:proofErr w:type="spellEnd"/>
+      <w:r>
+        <w:t xml:space="preserve"> </w:t>
+      </w:r>
+      <w:proofErr w:type="spellStart"/>
+      <w:r>
+        <w:t>fixation</w:t>
+      </w:r>
+      <w:proofErr w:type="spellEnd"/>
+      <w:r>
+        <w:t>). В первом случае злоумышленник получает действующий идентификатор сессии и использует его для доступа к системе, во втором — навязывает пользователю заранее известный идентификатор. Следует подчеркнуть, что данные уязвимости проявляются преимущественно на серверном и клиентском уровнях, так как затрагивают механизмы взаимодействия между ними.</w:t>
+      </w:r>
+    </w:p>
+    <w:p>
+      <w:pPr>
+        <w:pStyle w:val="ac"/>
+      </w:pPr>
+      <w:r>
+        <w:t>Наряду с аутентификацией важную роль играет корректная реализация авторизации, то есть разграничения прав доступа пользователей. Нарушения в данной области приводят к так называемым уязвимостям контроля доступа. В подобных случаях пользователь может получить доступ к ресурсам или функциям, которые не предназначены для его роли. Одним из характерных примеров является прямой доступ к объектам (IDOR), при котором изменение параметров запроса позволяет получить доступ к чужим данным. Данные уязвимости, как правило, возникают на уровне серверной логики и свидетельствуют о недостаточной проверке прав доступа. Их последствия могут включать утечку информации, изменение данных и нарушение целостности системы.</w:t>
+      </w:r>
+    </w:p>
+    <w:p>
+      <w:pPr>
+        <w:pStyle w:val="ac"/>
+      </w:pPr>
+      <w:r>
+        <w:t>Отдельного внимания заслуживают уязвимости, связанные с обработкой и передачей данных. Несмотря на широкое использование форматов JSON и XML, при их некорректной обработке могут возникать дополнительные угрозы. В частности, при работе с XML возможны атаки типа XXE, основанные на использовании внешних сущностей. Кроме того, при отсутствии строгой валидации входных данных возможно внедрение вредоносного содержимого, что создаёт предпосылки для реализации инъекционных атак или XSS. Таким образом, уязвимости обработки данных тесно связаны с общими проблемами валидации и контроля входной информации.</w:t>
+      </w:r>
+    </w:p>
+    <w:p>
+      <w:pPr>
+        <w:pStyle w:val="ac"/>
+      </w:pPr>
+      <w:r>
         <w:lastRenderedPageBreak/>
-        <w:t>Особую группу составляют уязвимости, связанные с нарушением механизмов аутентификации. В данном случае проблема заключается в некорректной реализации процессов идентификации пользователя и управления сессиями. Например, при использовании слабых паролей, отсутствии ограничений на попытки входа или неправильной обработке сессионных идентификаторов злоумышленник может получить доступ к учётной записи пользователя. К числу распространённых атак данного типа относятся перехват сессии (</w:t>
-      </w:r>
-      <w:proofErr w:type="spellStart"/>
-      <w:r>
-        <w:t>session</w:t>
-      </w:r>
-      <w:proofErr w:type="spellEnd"/>
-      <w:r>
-        <w:t xml:space="preserve"> </w:t>
-      </w:r>
-      <w:proofErr w:type="spellStart"/>
-      <w:r>
-        <w:t>hijacking</w:t>
-      </w:r>
-      <w:proofErr w:type="spellEnd"/>
-      <w:r>
-        <w:t>) и фиксация сессии (</w:t>
-      </w:r>
-      <w:proofErr w:type="spellStart"/>
-      <w:r>
-        <w:t>session</w:t>
-      </w:r>
-      <w:proofErr w:type="spellEnd"/>
-      <w:r>
-        <w:t xml:space="preserve"> </w:t>
-      </w:r>
-      <w:proofErr w:type="spellStart"/>
-      <w:r>
-        <w:t>fixation</w:t>
-      </w:r>
-      <w:proofErr w:type="spellEnd"/>
-      <w:r>
-        <w:t>). В первом случае злоумышленник получает действующий идентификатор сессии и использует его для доступа к системе, во втором — навязывает пользователю заранее известный идентификатор. Следует подчеркнуть, что данные уязвимости проявляются преимущественно на серверном и клиентском уровнях, так как затрагивают механизмы взаимодействия между ними.</w:t>
+        <w:t xml:space="preserve">Наконец, следует учитывать уязвимости, возникающие на уровне инфраструктуры и конфигурации. В современных веб-приложениях, особенно построенных на основе </w:t>
+      </w:r>
+      <w:proofErr w:type="spellStart"/>
+      <w:r>
+        <w:t>микросервисной</w:t>
+      </w:r>
+      <w:proofErr w:type="spellEnd"/>
+      <w:r>
+        <w:t xml:space="preserve"> архитектуры или облачных решений, значительная часть функциональности зависит от корректности настройки среды выполнения. Ошибки конфигурации, использование устаревших компонентов или наличие уязвимостей в сторонних библиотеках могут привести к компрометации всей системы. Кроме того, отсутствие должного контроля над инфраструктурой повышает риск реализации атак отказа в обслуживании и других воздействий, направленных на нарушение доступности веб-приложения.</w:t>
       </w:r>
     </w:p>
     <w:p>
@@ -12687,38 +12926,6 @@
         <w:pStyle w:val="ac"/>
       </w:pPr>
       <w:r>
-        <w:t>Наряду с аутентификацией важную роль играет корректная реализация авторизации, то есть разграничения прав доступа пользователей. Нарушения в данной области приводят к так называемым уязвимостям контроля доступа. В подобных случаях пользователь может получить доступ к ресурсам или функциям, которые не предназначены для его роли. Одним из характерных примеров является прямой доступ к объектам (IDOR), при котором изменение параметров запроса позволяет получить доступ к чужим данным. Данные уязвимости, как правило, возникают на уровне серверной логики и свидетельствуют о недостаточной проверке прав доступа. Их последствия могут включать утечку информации, изменение данных и нарушение целостности системы.</w:t>
-      </w:r>
-    </w:p>
-    <w:p>
-      <w:pPr>
-        <w:pStyle w:val="ac"/>
-      </w:pPr>
-      <w:r>
-        <w:t>Отдельного внимания заслуживают уязвимости, связанные с обработкой и передачей данных. Несмотря на широкое использование форматов JSON и XML, при их некорректной обработке могут возникать дополнительные угрозы. В частности, при работе с XML возможны атаки типа XXE, основанные на использовании внешних сущностей. Кроме того, при отсутствии строгой валидации входных данных возможно внедрение вредоносного содержимого, что создаёт предпосылки для реализации инъекционных атак или XSS. Таким образом, уязвимости обработки данных тесно связаны с общими проблемами валидации и контроля входной информации.</w:t>
-      </w:r>
-    </w:p>
-    <w:p>
-      <w:pPr>
-        <w:pStyle w:val="ac"/>
-      </w:pPr>
-      <w:r>
-        <w:t xml:space="preserve">Наконец, следует учитывать уязвимости, возникающие на уровне инфраструктуры и конфигурации. В современных веб-приложениях, особенно построенных на основе </w:t>
-      </w:r>
-      <w:proofErr w:type="spellStart"/>
-      <w:r>
-        <w:t>микросервисной</w:t>
-      </w:r>
-      <w:proofErr w:type="spellEnd"/>
-      <w:r>
-        <w:t xml:space="preserve"> архитектуры или облачных решений, значительная часть функциональности зависит от корректности настройки среды выполнения. Ошибки конфигурации, использование устаревших компонентов или наличие уязвимостей в сторонних библиотеках могут привести к компрометации всей системы. Кроме того, отсутствие должного контроля над инфраструктурой повышает риск реализации атак отказа в обслуживании и других воздействий, направленных на нарушение доступности веб-приложения.</w:t>
-      </w:r>
-    </w:p>
-    <w:p>
-      <w:pPr>
-        <w:pStyle w:val="ac"/>
-      </w:pPr>
-      <w:r>
         <w:t>Таким образом, анализ типовых уязвимостей показывает, что они охватывают все уровни архитектуры веб-приложения и имеют различную природу: от ошибок обработки данных до нарушений логики доступа. При этом многие уязвимости взаимосвязаны и могут использоваться злоумышленниками в комплексе для достижения своих целей. Следовательно, обеспечение безопасности веб-приложений требует не только устранения отдельных уязвимостей, но и системного подхода к защите, учитывающего их совокупность и взаимодействие. Данный вывод является логическим продолжением предыдущего подраздела и служит основой для рассмотрения механизмов обеспечения безопасности, которые будут представлены далее.</w:t>
       </w:r>
     </w:p>
@@ -12732,7 +12939,6 @@
         </w:rPr>
       </w:pPr>
       <w:r>
-        <w:lastRenderedPageBreak/>
         <w:br w:type="page"/>
       </w:r>
     </w:p>
@@ -13117,7 +13323,7 @@
           <w:szCs w:val="24"/>
           <w:lang w:eastAsia="ru-RU"/>
         </w:rPr>
-        <w:footnoteReference w:id="74"/>
+        <w:footnoteReference w:id="79"/>
       </w:r>
       <w:r>
         <w:rPr>
@@ -13212,7 +13418,7 @@
         <w:rPr>
           <w:vertAlign w:val="superscript"/>
         </w:rPr>
-        <w:footnoteReference w:id="75"/>
+        <w:footnoteReference w:id="80"/>
       </w:r>
       <w:r>
         <w:rPr>
@@ -13315,7 +13521,7 @@
         <w:rPr>
           <w:rStyle w:val="a6"/>
         </w:rPr>
-        <w:footnoteReference w:id="76"/>
+        <w:footnoteReference w:id="81"/>
       </w:r>
       <w:r>
         <w:rPr>
@@ -13354,7 +13560,7 @@
           <w:szCs w:val="24"/>
           <w:lang w:eastAsia="ru-RU"/>
         </w:rPr>
-        <w:footnoteReference w:id="77"/>
+        <w:footnoteReference w:id="82"/>
       </w:r>
       <w:r>
         <w:rPr>
@@ -13570,7 +13776,7 @@
           <w:szCs w:val="24"/>
           <w:lang w:eastAsia="ru-RU"/>
         </w:rPr>
-        <w:footnoteReference w:id="78"/>
+        <w:footnoteReference w:id="83"/>
       </w:r>
       <w:r>
         <w:rPr>
@@ -18485,6 +18691,9 @@
     <w:p>
       <w:pPr>
         <w:pStyle w:val="a4"/>
+        <w:rPr>
+          <w:lang w:val="en-US"/>
+        </w:rPr>
       </w:pPr>
       <w:r>
         <w:rPr>
@@ -18493,39 +18702,16 @@
         <w:footnoteRef/>
       </w:r>
       <w:r>
+        <w:rPr>
+          <w:lang w:val="en-US"/>
+        </w:rPr>
         <w:t xml:space="preserve"> </w:t>
       </w:r>
-      <w:proofErr w:type="spellStart"/>
-      <w:r>
-        <w:t>Охонько</w:t>
-      </w:r>
-      <w:proofErr w:type="spellEnd"/>
-      <w:r>
-        <w:t xml:space="preserve">, Ф. С. Анализ уязвимостей стандарта Content </w:t>
-      </w:r>
-      <w:proofErr w:type="spellStart"/>
-      <w:r>
-        <w:t>security</w:t>
-      </w:r>
-      <w:proofErr w:type="spellEnd"/>
-      <w:r>
-        <w:t xml:space="preserve"> Policy с целью повышения защиты веб-сайтов / Ф. С. </w:t>
-      </w:r>
-      <w:proofErr w:type="spellStart"/>
-      <w:r>
-        <w:t>Охонько</w:t>
-      </w:r>
-      <w:proofErr w:type="spellEnd"/>
-      <w:r>
-        <w:t xml:space="preserve"> // </w:t>
-      </w:r>
-      <w:proofErr w:type="spellStart"/>
-      <w:r>
-        <w:t>Cifra</w:t>
-      </w:r>
-      <w:proofErr w:type="spellEnd"/>
-      <w:r>
-        <w:t>. Информационные технологии и телекоммуникации. – 2025. – № 1(5). – DOI 10.60797/itech.2025.5.1. – EDN RKCIPV.</w:t>
+      <w:r>
+        <w:rPr>
+          <w:lang w:val="en-US"/>
+        </w:rPr>
+        <w:t>OWASP Foundation. OWASP Top Ten Web Application Security Risks – 2021. URL: https://owasp.org/Top10 (date of access: 06.09.2025).</w:t>
       </w:r>
     </w:p>
   </w:footnote>
@@ -18533,6 +18719,9 @@
     <w:p>
       <w:pPr>
         <w:pStyle w:val="a4"/>
+        <w:rPr>
+          <w:lang w:val="en-US"/>
+        </w:rPr>
       </w:pPr>
       <w:r>
         <w:rPr>
@@ -18541,65 +18730,360 @@
         <w:footnoteRef/>
       </w:r>
       <w:r>
+        <w:rPr>
+          <w:lang w:val="en-US"/>
+        </w:rPr>
         <w:t xml:space="preserve"> </w:t>
       </w:r>
-      <w:proofErr w:type="spellStart"/>
+      <w:r>
+        <w:rPr>
+          <w:lang w:val="en-US"/>
+        </w:rPr>
+        <w:t>MITRE. 2022 CWE Top 25 Most Dangerous Software Weaknesses. URL: https://cwe.mitre.org/top25/archive/2022/2022_cwe_top25.html (date of access: 06.09.2025).</w:t>
+      </w:r>
+    </w:p>
+  </w:footnote>
+  <w:footnote w:id="76">
+    <w:p>
+      <w:pPr>
+        <w:pStyle w:val="a4"/>
+        <w:rPr>
+          <w:lang w:val="en-US"/>
+        </w:rPr>
+      </w:pPr>
+      <w:r>
+        <w:rPr>
+          <w:rStyle w:val="a6"/>
+        </w:rPr>
+        <w:footnoteRef/>
+      </w:r>
+      <w:r>
+        <w:rPr>
+          <w:lang w:val="en-US"/>
+        </w:rPr>
+        <w:t xml:space="preserve"> </w:t>
+      </w:r>
+      <w:r>
+        <w:rPr>
+          <w:lang w:val="en-US"/>
+        </w:rPr>
+        <w:t xml:space="preserve">2023 Data Breach Investigation </w:t>
+      </w:r>
+      <w:proofErr w:type="gramStart"/>
+      <w:r>
+        <w:rPr>
+          <w:lang w:val="en-US"/>
+        </w:rPr>
+        <w:t>Report :</w:t>
+      </w:r>
+      <w:proofErr w:type="gramEnd"/>
+      <w:r>
+        <w:rPr>
+          <w:lang w:val="en-US"/>
+        </w:rPr>
+        <w:t xml:space="preserve"> Public Sector Snapshot. Verizon, 2023.</w:t>
+      </w:r>
+    </w:p>
+  </w:footnote>
+  <w:footnote w:id="77">
+    <w:p>
+      <w:pPr>
+        <w:pStyle w:val="a4"/>
+      </w:pPr>
+      <w:r>
+        <w:rPr>
+          <w:rStyle w:val="a6"/>
+        </w:rPr>
+        <w:footnoteRef/>
+      </w:r>
+      <w:r>
+        <w:t xml:space="preserve"> </w:t>
+      </w:r>
       <w:r>
         <w:rPr>
           <w:rFonts w:ascii="Arial" w:hAnsi="Arial" w:cs="Arial"/>
           <w:color w:val="222222"/>
           <w:shd w:val="clear" w:color="auto" w:fill="FFFFFF"/>
         </w:rPr>
-        <w:t>Зулькарнеев</w:t>
-      </w:r>
-      <w:proofErr w:type="spellEnd"/>
+        <w:t xml:space="preserve">Черезов Д. Д. и др. SQL-инъекции как угроза информационной безопасности: специфика </w:t>
+      </w:r>
+      <w:proofErr w:type="spellStart"/>
       <w:r>
         <w:rPr>
           <w:rFonts w:ascii="Arial" w:hAnsi="Arial" w:cs="Arial"/>
           <w:color w:val="222222"/>
           <w:shd w:val="clear" w:color="auto" w:fill="FFFFFF"/>
         </w:rPr>
-        <w:t xml:space="preserve"> И. Р., </w:t>
-      </w:r>
-      <w:proofErr w:type="spellStart"/>
+        <w:t>PostgreSQL</w:t>
+      </w:r>
+      <w:proofErr w:type="spellEnd"/>
       <w:r>
         <w:rPr>
           <w:rFonts w:ascii="Arial" w:hAnsi="Arial" w:cs="Arial"/>
           <w:color w:val="222222"/>
           <w:shd w:val="clear" w:color="auto" w:fill="FFFFFF"/>
         </w:rPr>
-        <w:t>Басалай</w:t>
-      </w:r>
-      <w:proofErr w:type="spellEnd"/>
+        <w:t xml:space="preserve"> и OWASP Top-10. – 2025.</w:t>
+      </w:r>
+    </w:p>
+  </w:footnote>
+  <w:footnote w:id="78">
+    <w:p>
+      <w:pPr>
+        <w:pStyle w:val="a4"/>
+      </w:pPr>
+      <w:r>
+        <w:rPr>
+          <w:rStyle w:val="a6"/>
+        </w:rPr>
+        <w:footnoteRef/>
+      </w:r>
+      <w:r>
+        <w:t xml:space="preserve"> </w:t>
+      </w:r>
+      <w:r>
+        <w:t xml:space="preserve">Кадыров, К. А. Межсайтовый </w:t>
+      </w:r>
+      <w:proofErr w:type="spellStart"/>
+      <w:r>
+        <w:t>скриптинг</w:t>
+      </w:r>
+      <w:proofErr w:type="spellEnd"/>
+      <w:r>
+        <w:t xml:space="preserve"> / К. А. Кадыров // Современная наука, общество и образование: актуальные вопросы, достижения и </w:t>
+      </w:r>
+      <w:proofErr w:type="gramStart"/>
+      <w:r>
+        <w:t>инновации :</w:t>
+      </w:r>
+      <w:proofErr w:type="gramEnd"/>
+      <w:r>
+        <w:t xml:space="preserve"> Сборник статей Международной научно-практической конференции. В 2-х частях, Пенза, 05 июля 2022 года. Том Часть 1. – Пенза: Наука и Просвещение (ИП Гуляев Г.Ю.), 2022. – С. 51-53. – EDN WTRULS.</w:t>
+      </w:r>
+    </w:p>
+  </w:footnote>
+  <w:footnote w:id="79">
+    <w:p>
+      <w:pPr>
+        <w:pStyle w:val="a4"/>
+      </w:pPr>
+      <w:r>
+        <w:rPr>
+          <w:rStyle w:val="a6"/>
+        </w:rPr>
+        <w:footnoteRef/>
+      </w:r>
+      <w:r>
+        <w:t xml:space="preserve"> </w:t>
+      </w:r>
+      <w:proofErr w:type="spellStart"/>
+      <w:r>
+        <w:t>Охонько</w:t>
+      </w:r>
+      <w:proofErr w:type="spellEnd"/>
+      <w:r>
+        <w:t xml:space="preserve">, </w:t>
+      </w:r>
+      <w:r>
+        <w:t>Ф</w:t>
+      </w:r>
+      <w:r>
+        <w:t xml:space="preserve">. </w:t>
+      </w:r>
+      <w:r>
+        <w:t>С</w:t>
+      </w:r>
+      <w:r>
+        <w:t xml:space="preserve">. </w:t>
+      </w:r>
+      <w:r>
+        <w:t>Анализ</w:t>
+      </w:r>
+      <w:r>
+        <w:t xml:space="preserve"> </w:t>
+      </w:r>
+      <w:r>
+        <w:t>уязвимостей</w:t>
+      </w:r>
+      <w:r>
+        <w:t xml:space="preserve"> </w:t>
+      </w:r>
+      <w:r>
+        <w:t>стандарта</w:t>
+      </w:r>
+      <w:r>
+        <w:t xml:space="preserve"> </w:t>
+      </w:r>
+      <w:r>
+        <w:rPr>
+          <w:lang w:val="en-US"/>
+        </w:rPr>
+        <w:t>Content</w:t>
+      </w:r>
+      <w:r>
+        <w:t xml:space="preserve"> </w:t>
+      </w:r>
+      <w:r>
+        <w:rPr>
+          <w:lang w:val="en-US"/>
+        </w:rPr>
+        <w:t>security</w:t>
+      </w:r>
+      <w:r>
+        <w:t xml:space="preserve"> </w:t>
+      </w:r>
+      <w:r>
+        <w:rPr>
+          <w:lang w:val="en-US"/>
+        </w:rPr>
+        <w:t>Policy</w:t>
+      </w:r>
+      <w:r>
+        <w:t xml:space="preserve"> </w:t>
+      </w:r>
+      <w:r>
+        <w:t>с</w:t>
+      </w:r>
+      <w:r>
+        <w:t xml:space="preserve"> </w:t>
+      </w:r>
+      <w:r>
+        <w:t>целью</w:t>
+      </w:r>
+      <w:r>
+        <w:t xml:space="preserve"> </w:t>
+      </w:r>
+      <w:r>
+        <w:t>повышения</w:t>
+      </w:r>
+      <w:r>
+        <w:t xml:space="preserve"> </w:t>
+      </w:r>
+      <w:r>
+        <w:t>защиты</w:t>
+      </w:r>
+      <w:r>
+        <w:t xml:space="preserve"> </w:t>
+      </w:r>
+      <w:r>
+        <w:t>веб</w:t>
+      </w:r>
+      <w:r>
+        <w:t>-</w:t>
+      </w:r>
+      <w:r>
+        <w:t>сайтов</w:t>
+      </w:r>
+      <w:r>
+        <w:t xml:space="preserve"> / </w:t>
+      </w:r>
+      <w:r>
+        <w:t>Ф</w:t>
+      </w:r>
+      <w:r>
+        <w:t xml:space="preserve">. </w:t>
+      </w:r>
+      <w:r>
+        <w:t>С</w:t>
+      </w:r>
+      <w:r>
+        <w:t xml:space="preserve">. </w:t>
+      </w:r>
+      <w:proofErr w:type="spellStart"/>
+      <w:r>
+        <w:t>Охонько</w:t>
+      </w:r>
+      <w:proofErr w:type="spellEnd"/>
+      <w:r>
+        <w:t xml:space="preserve"> // </w:t>
+      </w:r>
+      <w:proofErr w:type="spellStart"/>
+      <w:r>
+        <w:rPr>
+          <w:lang w:val="en-US"/>
+        </w:rPr>
+        <w:t>Cifra</w:t>
+      </w:r>
+      <w:proofErr w:type="spellEnd"/>
+      <w:r>
+        <w:t xml:space="preserve">. </w:t>
+      </w:r>
+      <w:r>
+        <w:t>Информационные технологии и телекоммуникации. – 2025. – № 1(5). – DOI 10.60797/itech.2025.5.1. – EDN RKCIPV.</w:t>
+      </w:r>
+    </w:p>
+  </w:footnote>
+  <w:footnote w:id="80">
+    <w:p>
+      <w:pPr>
+        <w:pStyle w:val="a4"/>
+      </w:pPr>
+      <w:r>
+        <w:rPr>
+          <w:rStyle w:val="a6"/>
+        </w:rPr>
+        <w:footnoteRef/>
+      </w:r>
+      <w:r>
+        <w:t xml:space="preserve"> </w:t>
+      </w:r>
+      <w:proofErr w:type="spellStart"/>
       <w:r>
         <w:rPr>
           <w:rFonts w:ascii="Arial" w:hAnsi="Arial" w:cs="Arial"/>
           <w:color w:val="222222"/>
           <w:shd w:val="clear" w:color="auto" w:fill="FFFFFF"/>
         </w:rPr>
-        <w:t xml:space="preserve"> К. А. ПОДХОДЫ К КЛАССИФИКАЦИИ ВЕКТОРОВ АТАК И УЯЗВИМОСТЕЙ JSON WEB TOKENS //Вестник </w:t>
-      </w:r>
-      <w:proofErr w:type="spellStart"/>
+        <w:t>Зулькарнеев</w:t>
+      </w:r>
+      <w:proofErr w:type="spellEnd"/>
       <w:r>
         <w:rPr>
           <w:rFonts w:ascii="Arial" w:hAnsi="Arial" w:cs="Arial"/>
           <w:color w:val="222222"/>
           <w:shd w:val="clear" w:color="auto" w:fill="FFFFFF"/>
         </w:rPr>
-        <w:t>УрФО</w:t>
-      </w:r>
-      <w:proofErr w:type="spellEnd"/>
+        <w:t xml:space="preserve"> И. Р., </w:t>
+      </w:r>
+      <w:proofErr w:type="spellStart"/>
       <w:r>
         <w:rPr>
           <w:rFonts w:ascii="Arial" w:hAnsi="Arial" w:cs="Arial"/>
           <w:color w:val="222222"/>
           <w:shd w:val="clear" w:color="auto" w:fill="FFFFFF"/>
         </w:rPr>
+        <w:t>Басалай</w:t>
+      </w:r>
+      <w:proofErr w:type="spellEnd"/>
+      <w:r>
+        <w:rPr>
+          <w:rFonts w:ascii="Arial" w:hAnsi="Arial" w:cs="Arial"/>
+          <w:color w:val="222222"/>
+          <w:shd w:val="clear" w:color="auto" w:fill="FFFFFF"/>
+        </w:rPr>
+        <w:t xml:space="preserve"> К. А. ПОДХОДЫ К КЛАССИФИКАЦИИ ВЕКТОРОВ АТАК И УЯЗВИМОСТЕЙ JSON WEB TOKENS //Вестник </w:t>
+      </w:r>
+      <w:proofErr w:type="spellStart"/>
+      <w:r>
+        <w:rPr>
+          <w:rFonts w:ascii="Arial" w:hAnsi="Arial" w:cs="Arial"/>
+          <w:color w:val="222222"/>
+          <w:shd w:val="clear" w:color="auto" w:fill="FFFFFF"/>
+        </w:rPr>
+        <w:t>УрФО</w:t>
+      </w:r>
+      <w:proofErr w:type="spellEnd"/>
+      <w:r>
+        <w:rPr>
+          <w:rFonts w:ascii="Arial" w:hAnsi="Arial" w:cs="Arial"/>
+          <w:color w:val="222222"/>
+          <w:shd w:val="clear" w:color="auto" w:fill="FFFFFF"/>
+        </w:rPr>
         <w:t>. Безопасность в информационной сфере. – 2024. – Т. 2. – №. 52. – С. 77-88.</w:t>
       </w:r>
     </w:p>
   </w:footnote>
-  <w:footnote w:id="76">
+  <w:footnote w:id="81">
     <w:p>
       <w:pPr>
         <w:pStyle w:val="a4"/>
@@ -18618,7 +19102,7 @@
       </w:r>
     </w:p>
   </w:footnote>
-  <w:footnote w:id="77">
+  <w:footnote w:id="82">
     <w:p>
       <w:pPr>
         <w:pStyle w:val="a4"/>
@@ -18637,7 +19121,7 @@
       </w:r>
     </w:p>
   </w:footnote>
-  <w:footnote w:id="78">
+  <w:footnote w:id="83">
     <w:p>
       <w:pPr>
         <w:pStyle w:val="a4"/>

--- a/оглавление + 1 часть 2.docx
+++ b/оглавление + 1 часть 2.docx
@@ -2891,7 +2891,6 @@
         <w:t>CSRFатакам</w:t>
       </w:r>
       <w:proofErr w:type="spellEnd"/>
-      <w:proofErr w:type="gramStart"/>
       <w:r>
         <w:t>.</w:t>
       </w:r>
@@ -2899,11 +2898,7 @@
         <w:t>]</w:t>
       </w:r>
       <w:r>
-        <w:t>Семенова</w:t>
-      </w:r>
-      <w:proofErr w:type="gramEnd"/>
-      <w:r>
-        <w:t xml:space="preserve">. </w:t>
+        <w:t xml:space="preserve">Семенова. </w:t>
       </w:r>
       <w:r>
         <w:rPr>
@@ -4429,7 +4424,6 @@
         </w:rPr>
         <w:t>[</w:t>
       </w:r>
-      <w:proofErr w:type="gramStart"/>
       <w:r>
         <w:rPr>
           <w:rFonts w:ascii="Times New Roman" w:hAnsi="Times New Roman" w:cs="Times New Roman"/>
@@ -4437,9 +4431,8 @@
           <w:szCs w:val="24"/>
           <w:lang w:val="en-US"/>
         </w:rPr>
-        <w:t>Basically</w:t>
-      </w:r>
-      <w:proofErr w:type="gramEnd"/>
+        <w:t>Basically the protocol works as follow: once the client and server have both sent their</w:t>
+      </w:r>
       <w:r>
         <w:rPr>
           <w:rFonts w:ascii="Times New Roman" w:hAnsi="Times New Roman" w:cs="Times New Roman"/>
@@ -4447,7 +4440,7 @@
           <w:szCs w:val="24"/>
           <w:lang w:val="en-US"/>
         </w:rPr>
-        <w:t xml:space="preserve"> the protocol works as follow: once the client and server have both sent their</w:t>
+        <w:t xml:space="preserve"> </w:t>
       </w:r>
       <w:r>
         <w:rPr>
@@ -4456,7 +4449,7 @@
           <w:szCs w:val="24"/>
           <w:lang w:val="en-US"/>
         </w:rPr>
-        <w:t xml:space="preserve"> </w:t>
+        <w:t>handshakes, and the procedure was successful, then the data transfer part starts. The method</w:t>
       </w:r>
       <w:r>
         <w:rPr>
@@ -4465,7 +4458,7 @@
           <w:szCs w:val="24"/>
           <w:lang w:val="en-US"/>
         </w:rPr>
-        <w:t>handshakes, and the procedure was successful, then the data transfer part starts. The method</w:t>
+        <w:t xml:space="preserve"> </w:t>
       </w:r>
       <w:r>
         <w:rPr>
@@ -4474,7 +4467,7 @@
           <w:szCs w:val="24"/>
           <w:lang w:val="en-US"/>
         </w:rPr>
-        <w:t xml:space="preserve"> </w:t>
+        <w:t>results in a two-way communication channel where each side can, independently from the</w:t>
       </w:r>
       <w:r>
         <w:rPr>
@@ -4483,7 +4476,7 @@
           <w:szCs w:val="24"/>
           <w:lang w:val="en-US"/>
         </w:rPr>
-        <w:t>results in a two-way communication channel where each side can, independently from the</w:t>
+        <w:t xml:space="preserve"> </w:t>
       </w:r>
       <w:r>
         <w:rPr>
@@ -4492,7 +4485,7 @@
           <w:szCs w:val="24"/>
           <w:lang w:val="en-US"/>
         </w:rPr>
-        <w:t xml:space="preserve"> </w:t>
+        <w:t>other,</w:t>
       </w:r>
       <w:r>
         <w:rPr>
@@ -4501,7 +4494,7 @@
           <w:szCs w:val="24"/>
           <w:lang w:val="en-US"/>
         </w:rPr>
-        <w:t>other,</w:t>
+        <w:t xml:space="preserve"> </w:t>
       </w:r>
       <w:r>
         <w:rPr>
@@ -4510,7 +4503,7 @@
           <w:szCs w:val="24"/>
           <w:lang w:val="en-US"/>
         </w:rPr>
-        <w:t xml:space="preserve"> </w:t>
+        <w:t>send data at will. After a successful handshake, clients and servers transfer data back</w:t>
       </w:r>
       <w:r>
         <w:rPr>
@@ -4519,7 +4512,7 @@
           <w:szCs w:val="24"/>
           <w:lang w:val="en-US"/>
         </w:rPr>
-        <w:t>send data at will. After a successful handshake, clients and servers transfer data back</w:t>
+        <w:t xml:space="preserve"> </w:t>
       </w:r>
       <w:r>
         <w:rPr>
@@ -4528,36 +4521,7 @@
           <w:szCs w:val="24"/>
           <w:lang w:val="en-US"/>
         </w:rPr>
-        <w:t xml:space="preserve"> </w:t>
-      </w:r>
-      <w:r>
-        <w:rPr>
-          <w:rFonts w:ascii="Times New Roman" w:hAnsi="Times New Roman" w:cs="Times New Roman"/>
-          <w:sz w:val="24"/>
-          <w:szCs w:val="24"/>
-          <w:lang w:val="en-US"/>
-        </w:rPr>
-        <w:t xml:space="preserve">and forth in conceptual units referred to in the WebSocket specification </w:t>
-      </w:r>
-      <w:proofErr w:type="gramStart"/>
-      <w:r>
-        <w:rPr>
-          <w:rFonts w:ascii="Times New Roman" w:hAnsi="Times New Roman" w:cs="Times New Roman"/>
-          <w:sz w:val="24"/>
-          <w:szCs w:val="24"/>
-          <w:lang w:val="en-US"/>
-        </w:rPr>
-        <w:t>as ”messages</w:t>
-      </w:r>
-      <w:proofErr w:type="gramEnd"/>
-      <w:r>
-        <w:rPr>
-          <w:rFonts w:ascii="Times New Roman" w:hAnsi="Times New Roman" w:cs="Times New Roman"/>
-          <w:sz w:val="24"/>
-          <w:szCs w:val="24"/>
-          <w:lang w:val="en-US"/>
-        </w:rPr>
-        <w:t>”. On</w:t>
+        <w:t>and forth in conceptual units referred to in the WebSocket specification as ”messages”. On</w:t>
       </w:r>
       <w:r>
         <w:rPr>
@@ -5000,73 +4964,7 @@
           <w:shd w:val="clear" w:color="auto" w:fill="FFFFFF"/>
           <w:lang w:val="en-US"/>
         </w:rPr>
-        <w:t xml:space="preserve">[JSON (JavaScript Object Notation) is a text-based, simple, and structured format for </w:t>
-      </w:r>
-      <w:proofErr w:type="gramStart"/>
-      <w:r>
-        <w:rPr>
-          <w:rFonts w:ascii="Arial" w:hAnsi="Arial" w:cs="Arial"/>
-          <w:sz w:val="24"/>
-          <w:szCs w:val="24"/>
-          <w:shd w:val="clear" w:color="auto" w:fill="FFFFFF"/>
-          <w:lang w:val="en-US"/>
-        </w:rPr>
-        <w:t>representing  data</w:t>
-      </w:r>
-      <w:proofErr w:type="gramEnd"/>
-      <w:r>
-        <w:rPr>
-          <w:rFonts w:ascii="Arial" w:hAnsi="Arial" w:cs="Arial"/>
-          <w:sz w:val="24"/>
-          <w:szCs w:val="24"/>
-          <w:shd w:val="clear" w:color="auto" w:fill="FFFFFF"/>
-          <w:lang w:val="en-US"/>
-        </w:rPr>
-        <w:t xml:space="preserve">.  </w:t>
-      </w:r>
-      <w:proofErr w:type="gramStart"/>
-      <w:r>
-        <w:rPr>
-          <w:rFonts w:ascii="Arial" w:hAnsi="Arial" w:cs="Arial"/>
-          <w:sz w:val="24"/>
-          <w:szCs w:val="24"/>
-          <w:shd w:val="clear" w:color="auto" w:fill="FFFFFF"/>
-          <w:lang w:val="en-US"/>
-        </w:rPr>
-        <w:t>JSON  is</w:t>
-      </w:r>
-      <w:proofErr w:type="gramEnd"/>
-      <w:r>
-        <w:rPr>
-          <w:rFonts w:ascii="Arial" w:hAnsi="Arial" w:cs="Arial"/>
-          <w:sz w:val="24"/>
-          <w:szCs w:val="24"/>
-          <w:shd w:val="clear" w:color="auto" w:fill="FFFFFF"/>
-          <w:lang w:val="en-US"/>
-        </w:rPr>
-        <w:t xml:space="preserve">  primarily  used  for  storing  and  exchanging  data.  </w:t>
-      </w:r>
-      <w:proofErr w:type="gramStart"/>
-      <w:r>
-        <w:rPr>
-          <w:rFonts w:ascii="Arial" w:hAnsi="Arial" w:cs="Arial"/>
-          <w:sz w:val="24"/>
-          <w:szCs w:val="24"/>
-          <w:shd w:val="clear" w:color="auto" w:fill="FFFFFF"/>
-          <w:lang w:val="en-US"/>
-        </w:rPr>
-        <w:t>It  was</w:t>
-      </w:r>
-      <w:proofErr w:type="gramEnd"/>
-      <w:r>
-        <w:rPr>
-          <w:rFonts w:ascii="Arial" w:hAnsi="Arial" w:cs="Arial"/>
-          <w:sz w:val="24"/>
-          <w:szCs w:val="24"/>
-          <w:shd w:val="clear" w:color="auto" w:fill="FFFFFF"/>
-          <w:lang w:val="en-US"/>
-        </w:rPr>
-        <w:t xml:space="preserve"> introduced in 2001 by Douglas Crockford and has become the de facto standard in many IT technologies today.] </w:t>
+        <w:t xml:space="preserve">[JSON (JavaScript Object Notation) is a text-based, simple, and structured format for representing  data.  JSON  is  primarily  used  for  storing  and  exchanging  data.  It  was introduced in 2001 by Douglas Crockford and has become the de facto standard in many IT technologies today.] </w:t>
       </w:r>
       <w:r>
         <w:rPr>
@@ -6885,23 +6783,7 @@
           <w:rFonts w:ascii="Arial" w:hAnsi="Arial" w:cs="Arial"/>
           <w:color w:val="232627"/>
         </w:rPr>
-        <w:t xml:space="preserve"> </w:t>
-      </w:r>
-      <w:proofErr w:type="gramStart"/>
-      <w:r>
-        <w:rPr>
-          <w:rFonts w:ascii="Arial" w:hAnsi="Arial" w:cs="Arial"/>
-          <w:color w:val="232627"/>
-        </w:rPr>
-        <w:t>- это</w:t>
-      </w:r>
-      <w:proofErr w:type="gramEnd"/>
-      <w:r>
-        <w:rPr>
-          <w:rFonts w:ascii="Arial" w:hAnsi="Arial" w:cs="Arial"/>
-          <w:color w:val="232627"/>
-        </w:rPr>
-        <w:t xml:space="preserve"> вид атаки, при которой в страницу сайта внедряется вредоносный код. При открытии страницы </w:t>
+        <w:t xml:space="preserve"> - это вид атаки, при которой в страницу сайта внедряется вредоносный код. При открытии страницы </w:t>
       </w:r>
       <w:r>
         <w:rPr>
@@ -7047,20 +6929,9 @@
           <w:szCs w:val="24"/>
           <w:lang w:eastAsia="ru-RU"/>
         </w:rPr>
-        <w:t>действиями</w:t>
-      </w:r>
-      <w:proofErr w:type="gramStart"/>
-      <w:r>
-        <w:rPr>
-          <w:rFonts w:ascii="Times New Roman" w:eastAsia="Times New Roman" w:hAnsi="Times New Roman" w:cs="Times New Roman"/>
-          <w:sz w:val="24"/>
-          <w:szCs w:val="24"/>
-          <w:lang w:eastAsia="ru-RU"/>
-        </w:rPr>
-        <w:t>».Например</w:t>
-      </w:r>
-      <w:proofErr w:type="spellEnd"/>
-      <w:proofErr w:type="gramEnd"/>
+        <w:t>действиями».Например</w:t>
+      </w:r>
+      <w:proofErr w:type="spellEnd"/>
       <w:r>
         <w:rPr>
           <w:rFonts w:ascii="Times New Roman" w:eastAsia="Times New Roman" w:hAnsi="Times New Roman" w:cs="Times New Roman"/>
@@ -7325,47 +7196,7 @@
           <w:szCs w:val="23"/>
           <w:shd w:val="clear" w:color="auto" w:fill="FFFFFF"/>
         </w:rPr>
-        <w:t xml:space="preserve">База данных (БД) —это система для сбора, хранения и управления большими объемами информации в одном месте. Она обеспечивает быстрый и эффективный </w:t>
-      </w:r>
-      <w:proofErr w:type="gramStart"/>
-      <w:r>
-        <w:rPr>
-          <w:rFonts w:ascii="Arial" w:hAnsi="Arial" w:cs="Arial"/>
-          <w:sz w:val="23"/>
-          <w:szCs w:val="23"/>
-          <w:shd w:val="clear" w:color="auto" w:fill="FFFFFF"/>
-        </w:rPr>
-        <w:t>поиск,  анализ</w:t>
-      </w:r>
-      <w:proofErr w:type="gramEnd"/>
-      <w:r>
-        <w:rPr>
-          <w:rFonts w:ascii="Arial" w:hAnsi="Arial" w:cs="Arial"/>
-          <w:sz w:val="23"/>
-          <w:szCs w:val="23"/>
-          <w:shd w:val="clear" w:color="auto" w:fill="FFFFFF"/>
-        </w:rPr>
-        <w:t xml:space="preserve">  и  использование  данных.  </w:t>
-      </w:r>
-      <w:proofErr w:type="gramStart"/>
-      <w:r>
-        <w:rPr>
-          <w:rFonts w:ascii="Arial" w:hAnsi="Arial" w:cs="Arial"/>
-          <w:sz w:val="23"/>
-          <w:szCs w:val="23"/>
-          <w:shd w:val="clear" w:color="auto" w:fill="FFFFFF"/>
-        </w:rPr>
-        <w:t>Базы  данных</w:t>
-      </w:r>
-      <w:proofErr w:type="gramEnd"/>
-      <w:r>
-        <w:rPr>
-          <w:rFonts w:ascii="Arial" w:hAnsi="Arial" w:cs="Arial"/>
-          <w:sz w:val="23"/>
-          <w:szCs w:val="23"/>
-          <w:shd w:val="clear" w:color="auto" w:fill="FFFFFF"/>
-        </w:rPr>
-        <w:t xml:space="preserve">  управляются  с  помощью программных и аппаратных средств, а система управления ими называется СУБД (система управления базами данных).]</w:t>
+        <w:t>База данных (БД) —это система для сбора, хранения и управления большими объемами информации в одном месте. Она обеспечивает быстрый и эффективный поиск,  анализ  и  использование  данных.  Базы  данных  управляются  с  помощью программных и аппаратных средств, а система управления ими называется СУБД (система управления базами данных).]</w:t>
       </w:r>
       <w:r>
         <w:rPr>
@@ -9301,7 +9132,6 @@
         </w:rPr>
         <w:t xml:space="preserve">Как отмечается в глоссарии </w:t>
       </w:r>
-      <w:proofErr w:type="gramStart"/>
       <w:r>
         <w:rPr>
           <w:rFonts w:ascii="Helvetica" w:eastAsia="Times New Roman" w:hAnsi="Helvetica" w:cs="Helvetica"/>
@@ -9351,7 +9181,6 @@
         </w:rPr>
         <w:t>[</w:t>
       </w:r>
-      <w:proofErr w:type="gramEnd"/>
       <w:r>
         <w:rPr>
           <w:rStyle w:val="a6"/>
@@ -12396,27 +12225,7 @@
           <w:szCs w:val="24"/>
           <w:lang w:eastAsia="ru-RU"/>
         </w:rPr>
-        <w:t xml:space="preserve">следует серверный уровень, на котором реализуется основная бизнес-логика приложения. Несмотря на </w:t>
-      </w:r>
-      <w:proofErr w:type="gramStart"/>
-      <w:r>
-        <w:rPr>
-          <w:rFonts w:ascii="Times New Roman" w:eastAsia="Times New Roman" w:hAnsi="Times New Roman" w:cs="Times New Roman"/>
-          <w:sz w:val="24"/>
-          <w:szCs w:val="24"/>
-          <w:lang w:eastAsia="ru-RU"/>
-        </w:rPr>
-        <w:t>то</w:t>
-      </w:r>
-      <w:proofErr w:type="gramEnd"/>
-      <w:r>
-        <w:rPr>
-          <w:rFonts w:ascii="Times New Roman" w:eastAsia="Times New Roman" w:hAnsi="Times New Roman" w:cs="Times New Roman"/>
-          <w:sz w:val="24"/>
-          <w:szCs w:val="24"/>
-          <w:lang w:eastAsia="ru-RU"/>
-        </w:rPr>
-        <w:t xml:space="preserve"> что данный уровень находится под контролем разработчика, именно здесь часто возникают критические уязвимости. Это объясняется сложностью логики обработки запросов и необходимостью обеспечения корректного управления доступом. К типичным угрозам серверного уровня относятся нарушения механизмов аутентификации и авторизации, а также ошибки в реализации бизнес-логики. Например, при недостаточной проверке прав доступа пользователь может получить возможность выполнения операций, не предусмотренных его ролью. Также следует отметить, что серверный уровень является точкой обработки пользовательского ввода, что создаёт предпосылки для реализации инъекционных атак.</w:t>
+        <w:t>следует серверный уровень, на котором реализуется основная бизнес-логика приложения. Несмотря на то что данный уровень находится под контролем разработчика, именно здесь часто возникают критические уязвимости. Это объясняется сложностью логики обработки запросов и необходимостью обеспечения корректного управления доступом. К типичным угрозам серверного уровня относятся нарушения механизмов аутентификации и авторизации, а также ошибки в реализации бизнес-логики. Например, при недостаточной проверке прав доступа пользователь может получить возможность выполнения операций, не предусмотренных его ролью. Также следует отметить, что серверный уровень является точкой обработки пользовательского ввода, что создаёт предпосылки для реализации инъекционных атак.</w:t>
       </w:r>
     </w:p>
     <w:p>
@@ -16263,6 +16072,7 @@
     </w:p>
     <w:p>
       <w:pPr>
+        <w:jc w:val="both"/>
         <w:rPr>
           <w:rFonts w:ascii="Consolas" w:eastAsia="Times New Roman" w:hAnsi="Consolas" w:cs="Courier New"/>
           <w:color w:val="0F1115"/>
@@ -16271,7 +16081,691 @@
           <w:lang w:eastAsia="ru-RU"/>
         </w:rPr>
       </w:pPr>
-      <w:r>
+    </w:p>
+    <w:p>
+      <w:pPr>
+        <w:spacing w:before="100" w:beforeAutospacing="1" w:after="100" w:afterAutospacing="1" w:line="240" w:lineRule="auto"/>
+        <w:rPr>
+          <w:rFonts w:ascii="Times New Roman" w:eastAsia="Times New Roman" w:hAnsi="Times New Roman" w:cs="Times New Roman"/>
+          <w:sz w:val="24"/>
+          <w:szCs w:val="24"/>
+          <w:lang w:eastAsia="ru-RU"/>
+        </w:rPr>
+      </w:pPr>
+      <w:r>
+        <w:rPr>
+          <w:rFonts w:ascii="Times New Roman" w:eastAsia="Times New Roman" w:hAnsi="Times New Roman" w:cs="Times New Roman"/>
+          <w:sz w:val="24"/>
+          <w:szCs w:val="24"/>
+          <w:lang w:eastAsia="ru-RU"/>
+        </w:rPr>
+        <w:t>Прежде чем переходить непосредственно к рассмотрению конкретных средств защиты, логично сначала описать архитектуру самого веб-приложения, в рамках которого эти средства применяются. Архитектура, по сути, задаёт состав системы, определяет связи между её компонентами и, что особенно важно в контексте данной работы, позволяет понять, где именно могут быть размещены механизмы безопасности.</w:t>
+      </w:r>
+    </w:p>
+    <w:p>
+      <w:pPr>
+        <w:spacing w:before="100" w:beforeAutospacing="1" w:after="100" w:afterAutospacing="1" w:line="240" w:lineRule="auto"/>
+        <w:rPr>
+          <w:rFonts w:ascii="Times New Roman" w:eastAsia="Times New Roman" w:hAnsi="Times New Roman" w:cs="Times New Roman"/>
+          <w:sz w:val="24"/>
+          <w:szCs w:val="24"/>
+          <w:lang w:eastAsia="ru-RU"/>
+        </w:rPr>
+      </w:pPr>
+      <w:r>
+        <w:rPr>
+          <w:rFonts w:ascii="Times New Roman" w:eastAsia="Times New Roman" w:hAnsi="Times New Roman" w:cs="Times New Roman"/>
+          <w:sz w:val="24"/>
+          <w:szCs w:val="24"/>
+          <w:lang w:eastAsia="ru-RU"/>
+        </w:rPr>
+        <w:t>Разрабатываемое приложение представляет собой систему управления задачами (</w:t>
+      </w:r>
+      <w:proofErr w:type="spellStart"/>
+      <w:r>
+        <w:rPr>
+          <w:rFonts w:ascii="Times New Roman" w:eastAsia="Times New Roman" w:hAnsi="Times New Roman" w:cs="Times New Roman"/>
+          <w:sz w:val="24"/>
+          <w:szCs w:val="24"/>
+          <w:lang w:eastAsia="ru-RU"/>
+        </w:rPr>
+        <w:t>To-Do</w:t>
+      </w:r>
+      <w:proofErr w:type="spellEnd"/>
+      <w:r>
+        <w:rPr>
+          <w:rFonts w:ascii="Times New Roman" w:eastAsia="Times New Roman" w:hAnsi="Times New Roman" w:cs="Times New Roman"/>
+          <w:sz w:val="24"/>
+          <w:szCs w:val="24"/>
+          <w:lang w:eastAsia="ru-RU"/>
+        </w:rPr>
+        <w:t xml:space="preserve"> </w:t>
+      </w:r>
+      <w:proofErr w:type="spellStart"/>
+      <w:r>
+        <w:rPr>
+          <w:rFonts w:ascii="Times New Roman" w:eastAsia="Times New Roman" w:hAnsi="Times New Roman" w:cs="Times New Roman"/>
+          <w:sz w:val="24"/>
+          <w:szCs w:val="24"/>
+          <w:lang w:eastAsia="ru-RU"/>
+        </w:rPr>
+        <w:t>List</w:t>
+      </w:r>
+      <w:proofErr w:type="spellEnd"/>
+      <w:r>
+        <w:rPr>
+          <w:rFonts w:ascii="Times New Roman" w:eastAsia="Times New Roman" w:hAnsi="Times New Roman" w:cs="Times New Roman"/>
+          <w:sz w:val="24"/>
+          <w:szCs w:val="24"/>
+          <w:lang w:eastAsia="ru-RU"/>
+        </w:rPr>
+        <w:t xml:space="preserve">), реализованную в рамках классической клиент-серверной архитектуры. В её структуре можно выделить три ключевых элемента: клиентскую часть, работающую в браузере пользователя, серверную часть, написанную на языке PHP, а также систему управления базой данных </w:t>
+      </w:r>
+      <w:proofErr w:type="spellStart"/>
+      <w:r>
+        <w:rPr>
+          <w:rFonts w:ascii="Times New Roman" w:eastAsia="Times New Roman" w:hAnsi="Times New Roman" w:cs="Times New Roman"/>
+          <w:sz w:val="24"/>
+          <w:szCs w:val="24"/>
+          <w:lang w:eastAsia="ru-RU"/>
+        </w:rPr>
+        <w:t>MySQL</w:t>
+      </w:r>
+      <w:proofErr w:type="spellEnd"/>
+      <w:r>
+        <w:rPr>
+          <w:rFonts w:ascii="Times New Roman" w:eastAsia="Times New Roman" w:hAnsi="Times New Roman" w:cs="Times New Roman"/>
+          <w:sz w:val="24"/>
+          <w:szCs w:val="24"/>
+          <w:lang w:eastAsia="ru-RU"/>
+        </w:rPr>
+        <w:t>. Обмен данными между этими компонентами осуществляется по протоколу HTTP.</w:t>
+      </w:r>
+    </w:p>
+    <w:p>
+      <w:pPr>
+        <w:spacing w:before="100" w:beforeAutospacing="1" w:after="100" w:afterAutospacing="1" w:line="240" w:lineRule="auto"/>
+        <w:rPr>
+          <w:rFonts w:ascii="Times New Roman" w:eastAsia="Times New Roman" w:hAnsi="Times New Roman" w:cs="Times New Roman"/>
+          <w:sz w:val="24"/>
+          <w:szCs w:val="24"/>
+          <w:lang w:eastAsia="ru-RU"/>
+        </w:rPr>
+      </w:pPr>
+      <w:r>
+        <w:rPr>
+          <w:rFonts w:ascii="Times New Roman" w:eastAsia="Times New Roman" w:hAnsi="Times New Roman" w:cs="Times New Roman"/>
+          <w:sz w:val="24"/>
+          <w:szCs w:val="24"/>
+          <w:lang w:eastAsia="ru-RU"/>
+        </w:rPr>
+        <w:t xml:space="preserve">Клиентская часть включает в себя HTML-страницы, стили CSS и </w:t>
+      </w:r>
+      <w:proofErr w:type="spellStart"/>
+      <w:r>
+        <w:rPr>
+          <w:rFonts w:ascii="Times New Roman" w:eastAsia="Times New Roman" w:hAnsi="Times New Roman" w:cs="Times New Roman"/>
+          <w:sz w:val="24"/>
+          <w:szCs w:val="24"/>
+          <w:lang w:eastAsia="ru-RU"/>
+        </w:rPr>
+        <w:t>JavaScript</w:t>
+      </w:r>
+      <w:proofErr w:type="spellEnd"/>
+      <w:r>
+        <w:rPr>
+          <w:rFonts w:ascii="Times New Roman" w:eastAsia="Times New Roman" w:hAnsi="Times New Roman" w:cs="Times New Roman"/>
+          <w:sz w:val="24"/>
+          <w:szCs w:val="24"/>
+          <w:lang w:eastAsia="ru-RU"/>
+        </w:rPr>
+        <w:t>-код, который выполняется непосредственно в браузере. Интерфейс пользователя реализован в виде нескольких страниц: регистрации, входа и основной рабочей панели (</w:t>
+      </w:r>
+      <w:proofErr w:type="spellStart"/>
+      <w:r>
+        <w:rPr>
+          <w:rFonts w:ascii="Times New Roman" w:eastAsia="Times New Roman" w:hAnsi="Times New Roman" w:cs="Times New Roman"/>
+          <w:sz w:val="24"/>
+          <w:szCs w:val="24"/>
+          <w:lang w:eastAsia="ru-RU"/>
+        </w:rPr>
+        <w:t>дашборда</w:t>
+      </w:r>
+      <w:proofErr w:type="spellEnd"/>
+      <w:r>
+        <w:rPr>
+          <w:rFonts w:ascii="Times New Roman" w:eastAsia="Times New Roman" w:hAnsi="Times New Roman" w:cs="Times New Roman"/>
+          <w:sz w:val="24"/>
+          <w:szCs w:val="24"/>
+          <w:lang w:eastAsia="ru-RU"/>
+        </w:rPr>
+        <w:t xml:space="preserve">), где отображается список задач. При этом важно отметить, что клиентская часть не содержит бизнес-логики — все решения, связанные с обработкой данных и допустимостью действий, принимаются на стороне сервера. </w:t>
+      </w:r>
+      <w:proofErr w:type="spellStart"/>
+      <w:r>
+        <w:rPr>
+          <w:rFonts w:ascii="Times New Roman" w:eastAsia="Times New Roman" w:hAnsi="Times New Roman" w:cs="Times New Roman"/>
+          <w:sz w:val="24"/>
+          <w:szCs w:val="24"/>
+          <w:lang w:eastAsia="ru-RU"/>
+        </w:rPr>
+        <w:t>JavaScript</w:t>
+      </w:r>
+      <w:proofErr w:type="spellEnd"/>
+      <w:r>
+        <w:rPr>
+          <w:rFonts w:ascii="Times New Roman" w:eastAsia="Times New Roman" w:hAnsi="Times New Roman" w:cs="Times New Roman"/>
+          <w:sz w:val="24"/>
+          <w:szCs w:val="24"/>
+          <w:lang w:eastAsia="ru-RU"/>
+        </w:rPr>
+        <w:t>, в данном случае, используется скорее как вспомогательный инструмент: для отправки асинхронных запросов, обновления данных без перезагрузки страницы и фильтрации задач. Однако, несмотря на это, любые действия пользователя в итоге проходят серверную проверку.</w:t>
+      </w:r>
+    </w:p>
+    <w:p>
+      <w:pPr>
+        <w:spacing w:before="100" w:beforeAutospacing="1" w:after="100" w:afterAutospacing="1" w:line="240" w:lineRule="auto"/>
+        <w:rPr>
+          <w:rFonts w:ascii="Times New Roman" w:eastAsia="Times New Roman" w:hAnsi="Times New Roman" w:cs="Times New Roman"/>
+          <w:sz w:val="24"/>
+          <w:szCs w:val="24"/>
+          <w:lang w:eastAsia="ru-RU"/>
+        </w:rPr>
+      </w:pPr>
+      <w:r>
+        <w:rPr>
+          <w:rFonts w:ascii="Times New Roman" w:eastAsia="Times New Roman" w:hAnsi="Times New Roman" w:cs="Times New Roman"/>
+          <w:sz w:val="24"/>
+          <w:szCs w:val="24"/>
+          <w:lang w:eastAsia="ru-RU"/>
+        </w:rPr>
+        <w:t xml:space="preserve">Серверная часть приложения построена по модульному принципу. Входными точками являются PHP-файлы, соответствующие отдельным страницам: </w:t>
+      </w:r>
+      <w:proofErr w:type="spellStart"/>
+      <w:r>
+        <w:rPr>
+          <w:rFonts w:ascii="Times New Roman" w:eastAsia="Times New Roman" w:hAnsi="Times New Roman" w:cs="Times New Roman"/>
+          <w:sz w:val="24"/>
+          <w:szCs w:val="24"/>
+          <w:lang w:eastAsia="ru-RU"/>
+        </w:rPr>
+        <w:t>login.php</w:t>
+      </w:r>
+      <w:proofErr w:type="spellEnd"/>
+      <w:r>
+        <w:rPr>
+          <w:rFonts w:ascii="Times New Roman" w:eastAsia="Times New Roman" w:hAnsi="Times New Roman" w:cs="Times New Roman"/>
+          <w:sz w:val="24"/>
+          <w:szCs w:val="24"/>
+          <w:lang w:eastAsia="ru-RU"/>
+        </w:rPr>
+        <w:t xml:space="preserve">, </w:t>
+      </w:r>
+      <w:proofErr w:type="spellStart"/>
+      <w:r>
+        <w:rPr>
+          <w:rFonts w:ascii="Times New Roman" w:eastAsia="Times New Roman" w:hAnsi="Times New Roman" w:cs="Times New Roman"/>
+          <w:sz w:val="24"/>
+          <w:szCs w:val="24"/>
+          <w:lang w:eastAsia="ru-RU"/>
+        </w:rPr>
+        <w:t>register.php</w:t>
+      </w:r>
+      <w:proofErr w:type="spellEnd"/>
+      <w:r>
+        <w:rPr>
+          <w:rFonts w:ascii="Times New Roman" w:eastAsia="Times New Roman" w:hAnsi="Times New Roman" w:cs="Times New Roman"/>
+          <w:sz w:val="24"/>
+          <w:szCs w:val="24"/>
+          <w:lang w:eastAsia="ru-RU"/>
+        </w:rPr>
+        <w:t xml:space="preserve"> и </w:t>
+      </w:r>
+      <w:proofErr w:type="spellStart"/>
+      <w:r>
+        <w:rPr>
+          <w:rFonts w:ascii="Times New Roman" w:eastAsia="Times New Roman" w:hAnsi="Times New Roman" w:cs="Times New Roman"/>
+          <w:sz w:val="24"/>
+          <w:szCs w:val="24"/>
+          <w:lang w:eastAsia="ru-RU"/>
+        </w:rPr>
+        <w:t>dashboard.php</w:t>
+      </w:r>
+      <w:proofErr w:type="spellEnd"/>
+      <w:r>
+        <w:rPr>
+          <w:rFonts w:ascii="Times New Roman" w:eastAsia="Times New Roman" w:hAnsi="Times New Roman" w:cs="Times New Roman"/>
+          <w:sz w:val="24"/>
+          <w:szCs w:val="24"/>
+          <w:lang w:eastAsia="ru-RU"/>
+        </w:rPr>
+        <w:t xml:space="preserve">. Для обработки асинхронных запросов используется отдельный файл </w:t>
+      </w:r>
+      <w:proofErr w:type="spellStart"/>
+      <w:r>
+        <w:rPr>
+          <w:rFonts w:ascii="Times New Roman" w:eastAsia="Times New Roman" w:hAnsi="Times New Roman" w:cs="Times New Roman"/>
+          <w:sz w:val="24"/>
+          <w:szCs w:val="24"/>
+          <w:lang w:eastAsia="ru-RU"/>
+        </w:rPr>
+        <w:t>api.php</w:t>
+      </w:r>
+      <w:proofErr w:type="spellEnd"/>
+      <w:r>
+        <w:rPr>
+          <w:rFonts w:ascii="Times New Roman" w:eastAsia="Times New Roman" w:hAnsi="Times New Roman" w:cs="Times New Roman"/>
+          <w:sz w:val="24"/>
+          <w:szCs w:val="24"/>
+          <w:lang w:eastAsia="ru-RU"/>
+        </w:rPr>
+        <w:t>, который выступает в роли внутреннего API-шлюза. Такое разделение выбрано не случайно: все AJAX-запросы проходят через одну точку, что, в свою очередь, упрощает реализацию централизованных проверок безопасности, например, проверки CSRF-токенов, которая будет рассмотрена далее.</w:t>
+      </w:r>
+    </w:p>
+    <w:p>
+      <w:pPr>
+        <w:spacing w:before="100" w:beforeAutospacing="1" w:after="100" w:afterAutospacing="1" w:line="240" w:lineRule="auto"/>
+        <w:rPr>
+          <w:rFonts w:ascii="Times New Roman" w:eastAsia="Times New Roman" w:hAnsi="Times New Roman" w:cs="Times New Roman"/>
+          <w:sz w:val="24"/>
+          <w:szCs w:val="24"/>
+          <w:lang w:eastAsia="ru-RU"/>
+        </w:rPr>
+      </w:pPr>
+      <w:r>
+        <w:rPr>
+          <w:rFonts w:ascii="Times New Roman" w:eastAsia="Times New Roman" w:hAnsi="Times New Roman" w:cs="Times New Roman"/>
+          <w:sz w:val="24"/>
+          <w:szCs w:val="24"/>
+          <w:lang w:eastAsia="ru-RU"/>
+        </w:rPr>
+        <w:t xml:space="preserve">Бизнес-логика вынесена в отдельные модули, расположенные в директории </w:t>
+      </w:r>
+      <w:proofErr w:type="spellStart"/>
+      <w:r>
+        <w:rPr>
+          <w:rFonts w:ascii="Times New Roman" w:eastAsia="Times New Roman" w:hAnsi="Times New Roman" w:cs="Times New Roman"/>
+          <w:sz w:val="24"/>
+          <w:szCs w:val="24"/>
+          <w:lang w:eastAsia="ru-RU"/>
+        </w:rPr>
+        <w:t>modules</w:t>
+      </w:r>
+      <w:proofErr w:type="spellEnd"/>
+      <w:r>
+        <w:rPr>
+          <w:rFonts w:ascii="Times New Roman" w:eastAsia="Times New Roman" w:hAnsi="Times New Roman" w:cs="Times New Roman"/>
+          <w:sz w:val="24"/>
+          <w:szCs w:val="24"/>
+          <w:lang w:eastAsia="ru-RU"/>
+        </w:rPr>
+        <w:t xml:space="preserve">/. Так, модуль </w:t>
+      </w:r>
+      <w:proofErr w:type="spellStart"/>
+      <w:r>
+        <w:rPr>
+          <w:rFonts w:ascii="Times New Roman" w:eastAsia="Times New Roman" w:hAnsi="Times New Roman" w:cs="Times New Roman"/>
+          <w:sz w:val="24"/>
+          <w:szCs w:val="24"/>
+          <w:lang w:eastAsia="ru-RU"/>
+        </w:rPr>
+        <w:t>Auth.php</w:t>
+      </w:r>
+      <w:proofErr w:type="spellEnd"/>
+      <w:r>
+        <w:rPr>
+          <w:rFonts w:ascii="Times New Roman" w:eastAsia="Times New Roman" w:hAnsi="Times New Roman" w:cs="Times New Roman"/>
+          <w:sz w:val="24"/>
+          <w:szCs w:val="24"/>
+          <w:lang w:eastAsia="ru-RU"/>
+        </w:rPr>
+        <w:t xml:space="preserve"> отвечает за процессы аутентификации и регистрации пользователей, а </w:t>
+      </w:r>
+      <w:proofErr w:type="spellStart"/>
+      <w:r>
+        <w:rPr>
+          <w:rFonts w:ascii="Times New Roman" w:eastAsia="Times New Roman" w:hAnsi="Times New Roman" w:cs="Times New Roman"/>
+          <w:sz w:val="24"/>
+          <w:szCs w:val="24"/>
+          <w:lang w:eastAsia="ru-RU"/>
+        </w:rPr>
+        <w:t>Task.php</w:t>
+      </w:r>
+      <w:proofErr w:type="spellEnd"/>
+      <w:r>
+        <w:rPr>
+          <w:rFonts w:ascii="Times New Roman" w:eastAsia="Times New Roman" w:hAnsi="Times New Roman" w:cs="Times New Roman"/>
+          <w:sz w:val="24"/>
+          <w:szCs w:val="24"/>
+          <w:lang w:eastAsia="ru-RU"/>
+        </w:rPr>
+        <w:t xml:space="preserve"> реализует операции с задачами: создание, получение, изменение статуса и удаление. Подобная организация кода преследует сразу несколько целей. С одной стороны, она упрощает сопровождение и развитие проекта. С другой — что особенно важно — позволяет сосредоточить всю логику обработки данных и взаимодействия с базой в ограниченном числе файлов. Это снижает риск появления уязвимостей, связанных с дублированием кода, и даёт возможность точечно усиливать защиту.</w:t>
+      </w:r>
+    </w:p>
+    <w:p>
+      <w:pPr>
+        <w:spacing w:before="100" w:beforeAutospacing="1" w:after="100" w:afterAutospacing="1" w:line="240" w:lineRule="auto"/>
+        <w:rPr>
+          <w:rFonts w:ascii="Times New Roman" w:eastAsia="Times New Roman" w:hAnsi="Times New Roman" w:cs="Times New Roman"/>
+          <w:sz w:val="24"/>
+          <w:szCs w:val="24"/>
+          <w:lang w:eastAsia="ru-RU"/>
+        </w:rPr>
+      </w:pPr>
+      <w:r>
+        <w:rPr>
+          <w:rFonts w:ascii="Times New Roman" w:eastAsia="Times New Roman" w:hAnsi="Times New Roman" w:cs="Times New Roman"/>
+          <w:sz w:val="24"/>
+          <w:szCs w:val="24"/>
+          <w:lang w:eastAsia="ru-RU"/>
+        </w:rPr>
+        <w:t xml:space="preserve">Работа с базой данных осуществляется через единый класс </w:t>
+      </w:r>
+      <w:proofErr w:type="spellStart"/>
+      <w:r>
+        <w:rPr>
+          <w:rFonts w:ascii="Times New Roman" w:eastAsia="Times New Roman" w:hAnsi="Times New Roman" w:cs="Times New Roman"/>
+          <w:sz w:val="24"/>
+          <w:szCs w:val="24"/>
+          <w:lang w:eastAsia="ru-RU"/>
+        </w:rPr>
+        <w:t>Database</w:t>
+      </w:r>
+      <w:proofErr w:type="spellEnd"/>
+      <w:r>
+        <w:rPr>
+          <w:rFonts w:ascii="Times New Roman" w:eastAsia="Times New Roman" w:hAnsi="Times New Roman" w:cs="Times New Roman"/>
+          <w:sz w:val="24"/>
+          <w:szCs w:val="24"/>
+          <w:lang w:eastAsia="ru-RU"/>
+        </w:rPr>
+        <w:t xml:space="preserve">, реализованный с использованием паттерна </w:t>
+      </w:r>
+      <w:proofErr w:type="spellStart"/>
+      <w:r>
+        <w:rPr>
+          <w:rFonts w:ascii="Times New Roman" w:eastAsia="Times New Roman" w:hAnsi="Times New Roman" w:cs="Times New Roman"/>
+          <w:sz w:val="24"/>
+          <w:szCs w:val="24"/>
+          <w:lang w:eastAsia="ru-RU"/>
+        </w:rPr>
+        <w:t>Singleton</w:t>
+      </w:r>
+      <w:proofErr w:type="spellEnd"/>
+      <w:r>
+        <w:rPr>
+          <w:rFonts w:ascii="Times New Roman" w:eastAsia="Times New Roman" w:hAnsi="Times New Roman" w:cs="Times New Roman"/>
+          <w:sz w:val="24"/>
+          <w:szCs w:val="24"/>
+          <w:lang w:eastAsia="ru-RU"/>
+        </w:rPr>
+        <w:t xml:space="preserve">. За счёт этого в рамках одного запроса используется одно PDO-соединение, а параметры безопасности настраиваются централизованно: отключается эмуляция подготовленных выражений, задаётся режим обработки ошибок и корректная кодировка. Структура базы данных включает две таблицы: </w:t>
+      </w:r>
+      <w:proofErr w:type="spellStart"/>
+      <w:r>
+        <w:rPr>
+          <w:rFonts w:ascii="Times New Roman" w:eastAsia="Times New Roman" w:hAnsi="Times New Roman" w:cs="Times New Roman"/>
+          <w:sz w:val="24"/>
+          <w:szCs w:val="24"/>
+          <w:lang w:eastAsia="ru-RU"/>
+        </w:rPr>
+        <w:t>users</w:t>
+      </w:r>
+      <w:proofErr w:type="spellEnd"/>
+      <w:r>
+        <w:rPr>
+          <w:rFonts w:ascii="Times New Roman" w:eastAsia="Times New Roman" w:hAnsi="Times New Roman" w:cs="Times New Roman"/>
+          <w:sz w:val="24"/>
+          <w:szCs w:val="24"/>
+          <w:lang w:eastAsia="ru-RU"/>
+        </w:rPr>
+        <w:t xml:space="preserve">, предназначенную для хранения пользователей, и </w:t>
+      </w:r>
+      <w:proofErr w:type="spellStart"/>
+      <w:r>
+        <w:rPr>
+          <w:rFonts w:ascii="Times New Roman" w:eastAsia="Times New Roman" w:hAnsi="Times New Roman" w:cs="Times New Roman"/>
+          <w:sz w:val="24"/>
+          <w:szCs w:val="24"/>
+          <w:lang w:eastAsia="ru-RU"/>
+        </w:rPr>
+        <w:t>tasks</w:t>
+      </w:r>
+      <w:proofErr w:type="spellEnd"/>
+      <w:r>
+        <w:rPr>
+          <w:rFonts w:ascii="Times New Roman" w:eastAsia="Times New Roman" w:hAnsi="Times New Roman" w:cs="Times New Roman"/>
+          <w:sz w:val="24"/>
+          <w:szCs w:val="24"/>
+          <w:lang w:eastAsia="ru-RU"/>
+        </w:rPr>
+        <w:t xml:space="preserve"> — для хранения задач. Связь между ними реализуется через внешний ключ </w:t>
+      </w:r>
+      <w:proofErr w:type="spellStart"/>
+      <w:r>
+        <w:rPr>
+          <w:rFonts w:ascii="Times New Roman" w:eastAsia="Times New Roman" w:hAnsi="Times New Roman" w:cs="Times New Roman"/>
+          <w:sz w:val="24"/>
+          <w:szCs w:val="24"/>
+          <w:lang w:eastAsia="ru-RU"/>
+        </w:rPr>
+        <w:t>user_id</w:t>
+      </w:r>
+      <w:proofErr w:type="spellEnd"/>
+      <w:r>
+        <w:rPr>
+          <w:rFonts w:ascii="Times New Roman" w:eastAsia="Times New Roman" w:hAnsi="Times New Roman" w:cs="Times New Roman"/>
+          <w:sz w:val="24"/>
+          <w:szCs w:val="24"/>
+          <w:lang w:eastAsia="ru-RU"/>
+        </w:rPr>
+        <w:t>, что обеспечивает соблюдение ссылочной целостности.</w:t>
+      </w:r>
+    </w:p>
+    <w:p>
+      <w:pPr>
+        <w:spacing w:before="100" w:beforeAutospacing="1" w:after="100" w:afterAutospacing="1" w:line="240" w:lineRule="auto"/>
+        <w:rPr>
+          <w:rFonts w:ascii="Times New Roman" w:eastAsia="Times New Roman" w:hAnsi="Times New Roman" w:cs="Times New Roman"/>
+          <w:sz w:val="24"/>
+          <w:szCs w:val="24"/>
+          <w:lang w:eastAsia="ru-RU"/>
+        </w:rPr>
+      </w:pPr>
+      <w:r>
+        <w:rPr>
+          <w:rFonts w:ascii="Times New Roman" w:eastAsia="Times New Roman" w:hAnsi="Times New Roman" w:cs="Times New Roman"/>
+          <w:sz w:val="24"/>
+          <w:szCs w:val="24"/>
+          <w:lang w:eastAsia="ru-RU"/>
+        </w:rPr>
+        <w:lastRenderedPageBreak/>
+        <w:t>Отдельно стоит рассмотреть организацию взаимодействия между клиентом и сервером. В приложении используются два подхода к обмену данными. Во-первых, это стандартные HTML-формы (для входа и регистрации), которые отправляют данные методом POST с полной перезагрузкой страницы. Во-вторых, операции с задачами выполняются через асинхронные запросы к API с использованием формата JSON. При этом оба канала обрабатываются с учётом их особенностей и защищаются разными механизмами.</w:t>
+      </w:r>
+    </w:p>
+    <w:p>
+      <w:pPr>
+        <w:spacing w:before="100" w:beforeAutospacing="1" w:after="100" w:afterAutospacing="1" w:line="240" w:lineRule="auto"/>
+        <w:rPr>
+          <w:rFonts w:ascii="Times New Roman" w:eastAsia="Times New Roman" w:hAnsi="Times New Roman" w:cs="Times New Roman"/>
+          <w:sz w:val="24"/>
+          <w:szCs w:val="24"/>
+          <w:lang w:eastAsia="ru-RU"/>
+        </w:rPr>
+      </w:pPr>
+      <w:r>
+        <w:rPr>
+          <w:rFonts w:ascii="Times New Roman" w:eastAsia="Times New Roman" w:hAnsi="Times New Roman" w:cs="Times New Roman"/>
+          <w:sz w:val="24"/>
+          <w:szCs w:val="24"/>
+          <w:lang w:eastAsia="ru-RU"/>
+        </w:rPr>
+        <w:t xml:space="preserve">Если рассматривать архитектуру с точки зрения безопасности, то её можно представить как многослойную систему, где каждый уровень отвечает за свой аспект защиты. На стороне клиента применяются такие меры, как </w:t>
+      </w:r>
+      <w:proofErr w:type="spellStart"/>
+      <w:r>
+        <w:rPr>
+          <w:rFonts w:ascii="Times New Roman" w:eastAsia="Times New Roman" w:hAnsi="Times New Roman" w:cs="Times New Roman"/>
+          <w:sz w:val="24"/>
+          <w:szCs w:val="24"/>
+          <w:lang w:eastAsia="ru-RU"/>
+        </w:rPr>
+        <w:t>Content</w:t>
+      </w:r>
+      <w:proofErr w:type="spellEnd"/>
+      <w:r>
+        <w:rPr>
+          <w:rFonts w:ascii="Times New Roman" w:eastAsia="Times New Roman" w:hAnsi="Times New Roman" w:cs="Times New Roman"/>
+          <w:sz w:val="24"/>
+          <w:szCs w:val="24"/>
+          <w:lang w:eastAsia="ru-RU"/>
+        </w:rPr>
+        <w:t xml:space="preserve"> </w:t>
+      </w:r>
+      <w:proofErr w:type="spellStart"/>
+      <w:r>
+        <w:rPr>
+          <w:rFonts w:ascii="Times New Roman" w:eastAsia="Times New Roman" w:hAnsi="Times New Roman" w:cs="Times New Roman"/>
+          <w:sz w:val="24"/>
+          <w:szCs w:val="24"/>
+          <w:lang w:eastAsia="ru-RU"/>
+        </w:rPr>
+        <w:t>Security</w:t>
+      </w:r>
+      <w:proofErr w:type="spellEnd"/>
+      <w:r>
+        <w:rPr>
+          <w:rFonts w:ascii="Times New Roman" w:eastAsia="Times New Roman" w:hAnsi="Times New Roman" w:cs="Times New Roman"/>
+          <w:sz w:val="24"/>
+          <w:szCs w:val="24"/>
+          <w:lang w:eastAsia="ru-RU"/>
+        </w:rPr>
+        <w:t xml:space="preserve"> </w:t>
+      </w:r>
+      <w:proofErr w:type="spellStart"/>
+      <w:r>
+        <w:rPr>
+          <w:rFonts w:ascii="Times New Roman" w:eastAsia="Times New Roman" w:hAnsi="Times New Roman" w:cs="Times New Roman"/>
+          <w:sz w:val="24"/>
+          <w:szCs w:val="24"/>
+          <w:lang w:eastAsia="ru-RU"/>
+        </w:rPr>
+        <w:t>Policy</w:t>
+      </w:r>
+      <w:proofErr w:type="spellEnd"/>
+      <w:r>
+        <w:rPr>
+          <w:rFonts w:ascii="Times New Roman" w:eastAsia="Times New Roman" w:hAnsi="Times New Roman" w:cs="Times New Roman"/>
+          <w:sz w:val="24"/>
+          <w:szCs w:val="24"/>
+          <w:lang w:eastAsia="ru-RU"/>
+        </w:rPr>
+        <w:t xml:space="preserve">, защитные HTTP-заголовки и корректная настройка </w:t>
+      </w:r>
+      <w:proofErr w:type="spellStart"/>
+      <w:r>
+        <w:rPr>
+          <w:rFonts w:ascii="Times New Roman" w:eastAsia="Times New Roman" w:hAnsi="Times New Roman" w:cs="Times New Roman"/>
+          <w:sz w:val="24"/>
+          <w:szCs w:val="24"/>
+          <w:lang w:eastAsia="ru-RU"/>
+        </w:rPr>
+        <w:t>cookies</w:t>
+      </w:r>
+      <w:proofErr w:type="spellEnd"/>
+      <w:r>
+        <w:rPr>
+          <w:rFonts w:ascii="Times New Roman" w:eastAsia="Times New Roman" w:hAnsi="Times New Roman" w:cs="Times New Roman"/>
+          <w:sz w:val="24"/>
+          <w:szCs w:val="24"/>
+          <w:lang w:eastAsia="ru-RU"/>
+        </w:rPr>
+        <w:t>. На сервере реализуются валидация входных данных, проверка CSRF-токенов и контроль прав доступа. Взаимодействие с базой данных защищается за счёт использования подготовленных выражений PDO и ограничения привилегий пользователя СУБД. Сетевой уровень, в свою очередь, обеспечивается использованием HTTPS и механизмом HSTS. Подобное распределение соответствует модели комплексной защиты, рассмотренной ранее, где каждому уровню сопоставляется свой набор мер.</w:t>
+      </w:r>
+    </w:p>
+    <w:p>
+      <w:pPr>
+        <w:spacing w:before="100" w:beforeAutospacing="1" w:after="100" w:afterAutospacing="1" w:line="240" w:lineRule="auto"/>
+        <w:rPr>
+          <w:rFonts w:ascii="Times New Roman" w:eastAsia="Times New Roman" w:hAnsi="Times New Roman" w:cs="Times New Roman"/>
+          <w:sz w:val="24"/>
+          <w:szCs w:val="24"/>
+          <w:lang w:eastAsia="ru-RU"/>
+        </w:rPr>
+      </w:pPr>
+      <w:r>
+        <w:rPr>
+          <w:rFonts w:ascii="Times New Roman" w:eastAsia="Times New Roman" w:hAnsi="Times New Roman" w:cs="Times New Roman"/>
+          <w:sz w:val="24"/>
+          <w:szCs w:val="24"/>
+          <w:lang w:eastAsia="ru-RU"/>
+        </w:rPr>
+        <w:t xml:space="preserve">В завершение стоит отметить, что все компоненты приложения развёрнуты на веб-сервере </w:t>
+      </w:r>
+      <w:proofErr w:type="spellStart"/>
+      <w:r>
+        <w:rPr>
+          <w:rFonts w:ascii="Times New Roman" w:eastAsia="Times New Roman" w:hAnsi="Times New Roman" w:cs="Times New Roman"/>
+          <w:sz w:val="24"/>
+          <w:szCs w:val="24"/>
+          <w:lang w:eastAsia="ru-RU"/>
+        </w:rPr>
+        <w:t>Apache</w:t>
+      </w:r>
+      <w:proofErr w:type="spellEnd"/>
+      <w:r>
+        <w:rPr>
+          <w:rFonts w:ascii="Times New Roman" w:eastAsia="Times New Roman" w:hAnsi="Times New Roman" w:cs="Times New Roman"/>
+          <w:sz w:val="24"/>
+          <w:szCs w:val="24"/>
+          <w:lang w:eastAsia="ru-RU"/>
+        </w:rPr>
+        <w:t xml:space="preserve"> с установленным интерпретатором PHP. Взаимодействие между модулями реализуется через подключаемые файлы и вызовы статических методов классов, без использования внешних сервисов или </w:t>
+      </w:r>
+      <w:proofErr w:type="spellStart"/>
+      <w:r>
+        <w:rPr>
+          <w:rFonts w:ascii="Times New Roman" w:eastAsia="Times New Roman" w:hAnsi="Times New Roman" w:cs="Times New Roman"/>
+          <w:sz w:val="24"/>
+          <w:szCs w:val="24"/>
+          <w:lang w:eastAsia="ru-RU"/>
+        </w:rPr>
+        <w:t>микросервисной</w:t>
+      </w:r>
+      <w:proofErr w:type="spellEnd"/>
+      <w:r>
+        <w:rPr>
+          <w:rFonts w:ascii="Times New Roman" w:eastAsia="Times New Roman" w:hAnsi="Times New Roman" w:cs="Times New Roman"/>
+          <w:sz w:val="24"/>
+          <w:szCs w:val="24"/>
+          <w:lang w:eastAsia="ru-RU"/>
+        </w:rPr>
+        <w:t xml:space="preserve"> архитектуры. Такое решение было принято осознанно: оно позволяет не усложнять систему и сосредоточиться на реализации защитных механизмов в рамках одного приложения. При этом заложенные принципы — модульность, единая точка входа для API и централизованная работа с базой данных — при необходимости позволяют масштабировать систему без существенного пересмотра подходов к безопасности.</w:t>
+      </w:r>
+    </w:p>
+    <w:p>
+      <w:pPr>
+        <w:spacing w:before="100" w:beforeAutospacing="1" w:after="100" w:afterAutospacing="1" w:line="240" w:lineRule="auto"/>
+        <w:rPr>
+          <w:rFonts w:ascii="Times New Roman" w:eastAsia="Times New Roman" w:hAnsi="Times New Roman" w:cs="Times New Roman"/>
+          <w:sz w:val="24"/>
+          <w:szCs w:val="24"/>
+          <w:lang w:eastAsia="ru-RU"/>
+        </w:rPr>
+      </w:pPr>
+      <w:r>
+        <w:rPr>
+          <w:rFonts w:ascii="Times New Roman" w:eastAsia="Times New Roman" w:hAnsi="Times New Roman" w:cs="Times New Roman"/>
+          <w:sz w:val="24"/>
+          <w:szCs w:val="24"/>
+          <w:lang w:eastAsia="ru-RU"/>
+        </w:rPr>
+        <w:t>Таким образом, архитектура разрабатываемого приложения представляет собой классическую трёхзвенную клиент-серверную систему с модульной серверной частью, разделением каналов взаимодействия и заранее определёнными точками внедрения защитных механизмов. Именно такая архитектура легла в основу реализации мер безопасности, которые будут подробно рассмотрены в следующих разделах.</w:t>
+      </w:r>
+    </w:p>
+    <w:p>
+      <w:pPr>
+        <w:jc w:val="both"/>
         <w:rPr>
           <w:rFonts w:ascii="Consolas" w:eastAsia="Times New Roman" w:hAnsi="Consolas" w:cs="Courier New"/>
           <w:color w:val="0F1115"/>
@@ -16279,8 +16773,40 @@
           <w:szCs w:val="20"/>
           <w:lang w:eastAsia="ru-RU"/>
         </w:rPr>
+      </w:pPr>
+    </w:p>
+    <w:p>
+      <w:pPr>
+        <w:rPr>
+          <w:rFonts w:ascii="Consolas" w:eastAsia="Times New Roman" w:hAnsi="Consolas" w:cs="Courier New"/>
+          <w:color w:val="0F1115"/>
+          <w:sz w:val="20"/>
+          <w:szCs w:val="20"/>
+          <w:lang w:eastAsia="ru-RU"/>
+        </w:rPr>
+      </w:pPr>
+      <w:r>
+        <w:rPr>
+          <w:rFonts w:ascii="Consolas" w:eastAsia="Times New Roman" w:hAnsi="Consolas" w:cs="Courier New"/>
+          <w:color w:val="0F1115"/>
+          <w:sz w:val="20"/>
+          <w:szCs w:val="20"/>
+          <w:lang w:eastAsia="ru-RU"/>
+        </w:rPr>
         <w:br w:type="page"/>
       </w:r>
+    </w:p>
+    <w:p>
+      <w:pPr>
+        <w:jc w:val="both"/>
+        <w:rPr>
+          <w:rFonts w:ascii="Consolas" w:eastAsia="Times New Roman" w:hAnsi="Consolas" w:cs="Courier New"/>
+          <w:color w:val="0F1115"/>
+          <w:sz w:val="20"/>
+          <w:szCs w:val="20"/>
+          <w:lang w:eastAsia="ru-RU"/>
+        </w:rPr>
+      </w:pPr>
     </w:p>
     <w:p>
       <w:pPr>
@@ -16298,7 +16824,6 @@
           <w:rFonts w:ascii="Consolas" w:hAnsi="Consolas"/>
           <w:color w:val="0F1115"/>
         </w:rPr>
-        <w:lastRenderedPageBreak/>
         <w:t>3.2. Реализация механизмов защиты на клиентском уровне</w:t>
       </w:r>
     </w:p>
@@ -16537,7 +17062,6 @@
         <w:t>В PHP для экранирования традиционно используется функция </w:t>
       </w:r>
       <w:proofErr w:type="spellStart"/>
-      <w:proofErr w:type="gramStart"/>
       <w:r>
         <w:rPr>
           <w:rFonts w:ascii="Consolas" w:eastAsia="Times New Roman" w:hAnsi="Consolas" w:cs="Courier New"/>
@@ -16559,9 +17083,18 @@
           <w:shd w:val="clear" w:color="auto" w:fill="EBEEF2"/>
           <w:lang w:eastAsia="ru-RU"/>
         </w:rPr>
-        <w:t>(</w:t>
-      </w:r>
-      <w:proofErr w:type="gramEnd"/>
+        <w:t>()</w:t>
+      </w:r>
+      <w:r>
+        <w:rPr>
+          <w:rFonts w:ascii="Segoe UI" w:eastAsia="Times New Roman" w:hAnsi="Segoe UI" w:cs="Segoe UI"/>
+          <w:color w:val="0F1115"/>
+          <w:sz w:val="24"/>
+          <w:szCs w:val="24"/>
+          <w:lang w:eastAsia="ru-RU"/>
+        </w:rPr>
+        <w:t>. Однако, как показывает практика, при разработке крупных проектов прямой вызов этой функции в шаблонах может быть пропущен по невнимательности. Поэтому в проекте была создана обёртка — функция </w:t>
+      </w:r>
       <w:r>
         <w:rPr>
           <w:rFonts w:ascii="Consolas" w:eastAsia="Times New Roman" w:hAnsi="Consolas" w:cs="Courier New"/>
@@ -16571,41 +17104,7 @@
           <w:shd w:val="clear" w:color="auto" w:fill="EBEEF2"/>
           <w:lang w:eastAsia="ru-RU"/>
         </w:rPr>
-        <w:t>)</w:t>
-      </w:r>
-      <w:r>
-        <w:rPr>
-          <w:rFonts w:ascii="Segoe UI" w:eastAsia="Times New Roman" w:hAnsi="Segoe UI" w:cs="Segoe UI"/>
-          <w:color w:val="0F1115"/>
-          <w:sz w:val="24"/>
-          <w:szCs w:val="24"/>
-          <w:lang w:eastAsia="ru-RU"/>
-        </w:rPr>
-        <w:t>. Однако, как показывает практика, при разработке крупных проектов прямой вызов этой функции в шаблонах может быть пропущен по невнимательности. Поэтому в проекте была создана обёртка — функция </w:t>
-      </w:r>
-      <w:proofErr w:type="gramStart"/>
-      <w:r>
-        <w:rPr>
-          <w:rFonts w:ascii="Consolas" w:eastAsia="Times New Roman" w:hAnsi="Consolas" w:cs="Courier New"/>
-          <w:color w:val="0F1115"/>
-          <w:sz w:val="20"/>
-          <w:szCs w:val="20"/>
-          <w:shd w:val="clear" w:color="auto" w:fill="EBEEF2"/>
-          <w:lang w:eastAsia="ru-RU"/>
-        </w:rPr>
-        <w:t>h(</w:t>
-      </w:r>
-      <w:proofErr w:type="gramEnd"/>
-      <w:r>
-        <w:rPr>
-          <w:rFonts w:ascii="Consolas" w:eastAsia="Times New Roman" w:hAnsi="Consolas" w:cs="Courier New"/>
-          <w:color w:val="0F1115"/>
-          <w:sz w:val="20"/>
-          <w:szCs w:val="20"/>
-          <w:shd w:val="clear" w:color="auto" w:fill="EBEEF2"/>
-          <w:lang w:eastAsia="ru-RU"/>
-        </w:rPr>
-        <w:t>)</w:t>
+        <w:t>h()</w:t>
       </w:r>
       <w:r>
         <w:rPr>
@@ -16668,7 +17167,6 @@
         </w:rPr>
         <w:t xml:space="preserve"> </w:t>
       </w:r>
-      <w:proofErr w:type="gramStart"/>
       <w:r>
         <w:rPr>
           <w:rFonts w:ascii="Consolas" w:eastAsia="Times New Roman" w:hAnsi="Consolas" w:cs="Courier New"/>
@@ -16689,7 +17187,6 @@
         </w:rPr>
         <w:t>(</w:t>
       </w:r>
-      <w:proofErr w:type="gramEnd"/>
       <w:r>
         <w:rPr>
           <w:rFonts w:ascii="Consolas" w:eastAsia="Times New Roman" w:hAnsi="Consolas" w:cs="Courier New"/>
@@ -16853,7 +17350,6 @@
         <w:t xml:space="preserve"> </w:t>
       </w:r>
       <w:proofErr w:type="spellStart"/>
-      <w:proofErr w:type="gramStart"/>
       <w:r>
         <w:rPr>
           <w:rFonts w:ascii="Consolas" w:eastAsia="Times New Roman" w:hAnsi="Consolas" w:cs="Courier New"/>
@@ -16875,7 +17371,6 @@
         </w:rPr>
         <w:t>(</w:t>
       </w:r>
-      <w:proofErr w:type="gramEnd"/>
       <w:r>
         <w:rPr>
           <w:rFonts w:ascii="Consolas" w:eastAsia="Times New Roman" w:hAnsi="Consolas" w:cs="Courier New"/>
@@ -17197,7 +17692,6 @@
         </w:rPr>
         <w:t>&gt;</w:t>
       </w:r>
-      <w:proofErr w:type="gramStart"/>
       <w:r>
         <w:rPr>
           <w:rFonts w:ascii="Consolas" w:eastAsia="Times New Roman" w:hAnsi="Consolas" w:cs="Courier New"/>
@@ -17208,7 +17702,6 @@
         </w:rPr>
         <w:t>&lt;?=</w:t>
       </w:r>
-      <w:proofErr w:type="gramEnd"/>
       <w:r>
         <w:rPr>
           <w:rFonts w:ascii="Consolas" w:eastAsia="Times New Roman" w:hAnsi="Consolas" w:cs="Courier New"/>
@@ -17480,7 +17973,7 @@
           <w:szCs w:val="24"/>
           <w:lang w:eastAsia="ru-RU"/>
         </w:rPr>
-        <w:t xml:space="preserve"> (CSP), который позволяет ограничить источники загружаемого контента и типы выполняемых скриптов. По сути, CSP выступает вторым эшелоном защиты: даже если злоумышленнику </w:t>
+        <w:t xml:space="preserve"> (CSP), который позволяет ограничить источники загружаемого контента и типы выполняемых скриптов. По </w:t>
       </w:r>
       <w:r>
         <w:rPr>
@@ -17491,7 +17984,7 @@
           <w:lang w:eastAsia="ru-RU"/>
         </w:rPr>
         <w:lastRenderedPageBreak/>
-        <w:t>удалось внедрить вредоносный код в страницу, браузер откажется его выполнять, если он не соответствует заданной политике.</w:t>
+        <w:t>сути, CSP выступает вторым эшелоном защиты: даже если злоумышленнику удалось внедрить вредоносный код в страницу, браузер откажется его выполнять, если он не соответствует заданной политике.</w:t>
       </w:r>
     </w:p>
     <w:p>
@@ -17517,7 +18010,6 @@
         <w:t>В разрабатываемом приложении CSP-заголовок формируется в функции </w:t>
       </w:r>
       <w:proofErr w:type="spellStart"/>
-      <w:proofErr w:type="gramStart"/>
       <w:r>
         <w:rPr>
           <w:rFonts w:ascii="Consolas" w:eastAsia="Times New Roman" w:hAnsi="Consolas" w:cs="Courier New"/>
@@ -17539,19 +18031,7 @@
           <w:shd w:val="clear" w:color="auto" w:fill="EBEEF2"/>
           <w:lang w:eastAsia="ru-RU"/>
         </w:rPr>
-        <w:t>(</w:t>
-      </w:r>
-      <w:proofErr w:type="gramEnd"/>
-      <w:r>
-        <w:rPr>
-          <w:rFonts w:ascii="Consolas" w:eastAsia="Times New Roman" w:hAnsi="Consolas" w:cs="Courier New"/>
-          <w:color w:val="0F1115"/>
-          <w:sz w:val="20"/>
-          <w:szCs w:val="20"/>
-          <w:shd w:val="clear" w:color="auto" w:fill="EBEEF2"/>
-          <w:lang w:eastAsia="ru-RU"/>
-        </w:rPr>
-        <w:t>)</w:t>
+        <w:t>()</w:t>
       </w:r>
       <w:r>
         <w:rPr>
@@ -17644,7 +18124,6 @@
           <w:lang w:val="en-US" w:eastAsia="ru-RU"/>
         </w:rPr>
       </w:pPr>
-      <w:proofErr w:type="gramStart"/>
       <w:r>
         <w:rPr>
           <w:rFonts w:ascii="Consolas" w:eastAsia="Times New Roman" w:hAnsi="Consolas" w:cs="Courier New"/>
@@ -17665,7 +18144,6 @@
         </w:rPr>
         <w:t>(</w:t>
       </w:r>
-      <w:proofErr w:type="gramEnd"/>
       <w:r>
         <w:rPr>
           <w:rFonts w:ascii="Consolas" w:eastAsia="Times New Roman" w:hAnsi="Consolas" w:cs="Courier New"/>
@@ -17885,29 +18363,7 @@
           <w:szCs w:val="20"/>
           <w:lang w:val="en-US" w:eastAsia="ru-RU"/>
         </w:rPr>
-        <w:t xml:space="preserve"> 'self' </w:t>
-      </w:r>
-      <w:proofErr w:type="gramStart"/>
-      <w:r>
-        <w:rPr>
-          <w:rFonts w:ascii="Consolas" w:eastAsia="Times New Roman" w:hAnsi="Consolas" w:cs="Courier New"/>
-          <w:color w:val="0F1115"/>
-          <w:sz w:val="20"/>
-          <w:szCs w:val="20"/>
-          <w:lang w:val="en-US" w:eastAsia="ru-RU"/>
-        </w:rPr>
-        <w:t>data:;</w:t>
-      </w:r>
-      <w:proofErr w:type="gramEnd"/>
-      <w:r>
-        <w:rPr>
-          <w:rFonts w:ascii="Consolas" w:eastAsia="Times New Roman" w:hAnsi="Consolas" w:cs="Courier New"/>
-          <w:color w:val="0F1115"/>
-          <w:sz w:val="20"/>
-          <w:szCs w:val="20"/>
-          <w:lang w:val="en-US" w:eastAsia="ru-RU"/>
-        </w:rPr>
-        <w:t xml:space="preserve"> </w:t>
+        <w:t xml:space="preserve"> 'self' data:; </w:t>
       </w:r>
     </w:p>
     <w:p>
@@ -18719,7 +19175,6 @@
         <w:t>Следует отметить, что перечисленные заголовки — это серверные механизмы, которые влияют на поведение клиента. Однако они настраиваются именно на сервере и отправляются вместе с каждым HTTP-ответом. Единая точка их формирования (функция </w:t>
       </w:r>
       <w:proofErr w:type="spellStart"/>
-      <w:proofErr w:type="gramStart"/>
       <w:r>
         <w:rPr>
           <w:rFonts w:ascii="Consolas" w:eastAsia="Times New Roman" w:hAnsi="Consolas" w:cs="Courier New"/>
@@ -18741,9 +19196,109 @@
           <w:shd w:val="clear" w:color="auto" w:fill="EBEEF2"/>
           <w:lang w:eastAsia="ru-RU"/>
         </w:rPr>
-        <w:t>(</w:t>
-      </w:r>
-      <w:proofErr w:type="gramEnd"/>
+        <w:t>()</w:t>
+      </w:r>
+      <w:r>
+        <w:rPr>
+          <w:rFonts w:ascii="Segoe UI" w:eastAsia="Times New Roman" w:hAnsi="Segoe UI" w:cs="Segoe UI"/>
+          <w:color w:val="0F1115"/>
+          <w:sz w:val="24"/>
+          <w:szCs w:val="24"/>
+          <w:lang w:eastAsia="ru-RU"/>
+        </w:rPr>
+        <w:t>) была выбрана сознательно — это гарантирует, что ни одна страница не останется без защиты, и упрощает модификацию политики безопасности в дальнейшем.</w:t>
+      </w:r>
+    </w:p>
+    <w:p>
+      <w:pPr>
+        <w:shd w:val="clear" w:color="auto" w:fill="FFFFFF"/>
+        <w:spacing w:before="240" w:after="240" w:line="240" w:lineRule="auto"/>
+        <w:rPr>
+          <w:rFonts w:ascii="Segoe UI" w:eastAsia="Times New Roman" w:hAnsi="Segoe UI" w:cs="Segoe UI"/>
+          <w:color w:val="0F1115"/>
+          <w:sz w:val="24"/>
+          <w:szCs w:val="24"/>
+          <w:lang w:eastAsia="ru-RU"/>
+        </w:rPr>
+      </w:pPr>
+      <w:r>
+        <w:rPr>
+          <w:rFonts w:ascii="Segoe UI" w:eastAsia="Times New Roman" w:hAnsi="Segoe UI" w:cs="Segoe UI"/>
+          <w:color w:val="0F1115"/>
+          <w:sz w:val="24"/>
+          <w:szCs w:val="24"/>
+          <w:lang w:eastAsia="ru-RU"/>
+        </w:rPr>
+        <w:t xml:space="preserve">Отдельного внимания заслуживает вопрос хранения сессионных данных на стороне клиента. Как было отмечено в теоретической части, сессионные идентификаторы, сохранённые в </w:t>
+      </w:r>
+      <w:proofErr w:type="spellStart"/>
+      <w:r>
+        <w:rPr>
+          <w:rFonts w:ascii="Segoe UI" w:eastAsia="Times New Roman" w:hAnsi="Segoe UI" w:cs="Segoe UI"/>
+          <w:color w:val="0F1115"/>
+          <w:sz w:val="24"/>
+          <w:szCs w:val="24"/>
+          <w:lang w:eastAsia="ru-RU"/>
+        </w:rPr>
+        <w:t>cookies</w:t>
+      </w:r>
+      <w:proofErr w:type="spellEnd"/>
+      <w:r>
+        <w:rPr>
+          <w:rFonts w:ascii="Segoe UI" w:eastAsia="Times New Roman" w:hAnsi="Segoe UI" w:cs="Segoe UI"/>
+          <w:color w:val="0F1115"/>
+          <w:sz w:val="24"/>
+          <w:szCs w:val="24"/>
+          <w:lang w:eastAsia="ru-RU"/>
+        </w:rPr>
+        <w:t xml:space="preserve">, должны быть защищены от доступа из </w:t>
+      </w:r>
+      <w:proofErr w:type="spellStart"/>
+      <w:r>
+        <w:rPr>
+          <w:rFonts w:ascii="Segoe UI" w:eastAsia="Times New Roman" w:hAnsi="Segoe UI" w:cs="Segoe UI"/>
+          <w:color w:val="0F1115"/>
+          <w:sz w:val="24"/>
+          <w:szCs w:val="24"/>
+          <w:lang w:eastAsia="ru-RU"/>
+        </w:rPr>
+        <w:lastRenderedPageBreak/>
+        <w:t>JavaScript</w:t>
+      </w:r>
+      <w:proofErr w:type="spellEnd"/>
+      <w:r>
+        <w:rPr>
+          <w:rFonts w:ascii="Segoe UI" w:eastAsia="Times New Roman" w:hAnsi="Segoe UI" w:cs="Segoe UI"/>
+          <w:color w:val="0F1115"/>
+          <w:sz w:val="24"/>
+          <w:szCs w:val="24"/>
+          <w:lang w:eastAsia="ru-RU"/>
+        </w:rPr>
+        <w:t xml:space="preserve"> и от передачи по незащищённым каналам. В приложении это достигается настройкой параметров сессионной </w:t>
+      </w:r>
+      <w:proofErr w:type="spellStart"/>
+      <w:r>
+        <w:rPr>
+          <w:rFonts w:ascii="Segoe UI" w:eastAsia="Times New Roman" w:hAnsi="Segoe UI" w:cs="Segoe UI"/>
+          <w:color w:val="0F1115"/>
+          <w:sz w:val="24"/>
+          <w:szCs w:val="24"/>
+          <w:lang w:eastAsia="ru-RU"/>
+        </w:rPr>
+        <w:t>cookie</w:t>
+      </w:r>
+      <w:proofErr w:type="spellEnd"/>
+      <w:r>
+        <w:rPr>
+          <w:rFonts w:ascii="Segoe UI" w:eastAsia="Times New Roman" w:hAnsi="Segoe UI" w:cs="Segoe UI"/>
+          <w:color w:val="0F1115"/>
+          <w:sz w:val="24"/>
+          <w:szCs w:val="24"/>
+          <w:lang w:eastAsia="ru-RU"/>
+        </w:rPr>
+        <w:t xml:space="preserve"> перед вызовом </w:t>
+      </w:r>
+      <w:proofErr w:type="spellStart"/>
       <w:r>
         <w:rPr>
           <w:rFonts w:ascii="Consolas" w:eastAsia="Times New Roman" w:hAnsi="Consolas" w:cs="Courier New"/>
@@ -18753,108 +19308,9 @@
           <w:shd w:val="clear" w:color="auto" w:fill="EBEEF2"/>
           <w:lang w:eastAsia="ru-RU"/>
         </w:rPr>
-        <w:t>)</w:t>
-      </w:r>
-      <w:r>
-        <w:rPr>
-          <w:rFonts w:ascii="Segoe UI" w:eastAsia="Times New Roman" w:hAnsi="Segoe UI" w:cs="Segoe UI"/>
-          <w:color w:val="0F1115"/>
-          <w:sz w:val="24"/>
-          <w:szCs w:val="24"/>
-          <w:lang w:eastAsia="ru-RU"/>
-        </w:rPr>
-        <w:t>) была выбрана сознательно — это гарантирует, что ни одна страница не останется без защиты, и упрощает модификацию политики безопасности в дальнейшем.</w:t>
-      </w:r>
-    </w:p>
-    <w:p>
-      <w:pPr>
-        <w:shd w:val="clear" w:color="auto" w:fill="FFFFFF"/>
-        <w:spacing w:before="240" w:after="240" w:line="240" w:lineRule="auto"/>
-        <w:rPr>
-          <w:rFonts w:ascii="Segoe UI" w:eastAsia="Times New Roman" w:hAnsi="Segoe UI" w:cs="Segoe UI"/>
-          <w:color w:val="0F1115"/>
-          <w:sz w:val="24"/>
-          <w:szCs w:val="24"/>
-          <w:lang w:eastAsia="ru-RU"/>
-        </w:rPr>
-      </w:pPr>
-      <w:r>
-        <w:rPr>
-          <w:rFonts w:ascii="Segoe UI" w:eastAsia="Times New Roman" w:hAnsi="Segoe UI" w:cs="Segoe UI"/>
-          <w:color w:val="0F1115"/>
-          <w:sz w:val="24"/>
-          <w:szCs w:val="24"/>
-          <w:lang w:eastAsia="ru-RU"/>
-        </w:rPr>
-        <w:t xml:space="preserve">Отдельного внимания заслуживает вопрос хранения сессионных данных на стороне клиента. Как было отмечено в теоретической части, сессионные идентификаторы, сохранённые в </w:t>
-      </w:r>
-      <w:proofErr w:type="spellStart"/>
-      <w:r>
-        <w:rPr>
-          <w:rFonts w:ascii="Segoe UI" w:eastAsia="Times New Roman" w:hAnsi="Segoe UI" w:cs="Segoe UI"/>
-          <w:color w:val="0F1115"/>
-          <w:sz w:val="24"/>
-          <w:szCs w:val="24"/>
-          <w:lang w:eastAsia="ru-RU"/>
-        </w:rPr>
-        <w:t>cookies</w:t>
-      </w:r>
-      <w:proofErr w:type="spellEnd"/>
-      <w:r>
-        <w:rPr>
-          <w:rFonts w:ascii="Segoe UI" w:eastAsia="Times New Roman" w:hAnsi="Segoe UI" w:cs="Segoe UI"/>
-          <w:color w:val="0F1115"/>
-          <w:sz w:val="24"/>
-          <w:szCs w:val="24"/>
-          <w:lang w:eastAsia="ru-RU"/>
-        </w:rPr>
-        <w:t xml:space="preserve">, должны быть защищены от доступа из </w:t>
-      </w:r>
-      <w:proofErr w:type="spellStart"/>
-      <w:r>
-        <w:rPr>
-          <w:rFonts w:ascii="Segoe UI" w:eastAsia="Times New Roman" w:hAnsi="Segoe UI" w:cs="Segoe UI"/>
-          <w:color w:val="0F1115"/>
-          <w:sz w:val="24"/>
-          <w:szCs w:val="24"/>
-          <w:lang w:eastAsia="ru-RU"/>
-        </w:rPr>
-        <w:t>JavaScript</w:t>
-      </w:r>
-      <w:proofErr w:type="spellEnd"/>
-      <w:r>
-        <w:rPr>
-          <w:rFonts w:ascii="Segoe UI" w:eastAsia="Times New Roman" w:hAnsi="Segoe UI" w:cs="Segoe UI"/>
-          <w:color w:val="0F1115"/>
-          <w:sz w:val="24"/>
-          <w:szCs w:val="24"/>
-          <w:lang w:eastAsia="ru-RU"/>
-        </w:rPr>
-        <w:t xml:space="preserve"> и от передачи по незащищённым каналам. В приложении это достигается настройкой параметров сессионной </w:t>
-      </w:r>
-      <w:proofErr w:type="spellStart"/>
-      <w:r>
-        <w:rPr>
-          <w:rFonts w:ascii="Segoe UI" w:eastAsia="Times New Roman" w:hAnsi="Segoe UI" w:cs="Segoe UI"/>
-          <w:color w:val="0F1115"/>
-          <w:sz w:val="24"/>
-          <w:szCs w:val="24"/>
-          <w:lang w:eastAsia="ru-RU"/>
-        </w:rPr>
-        <w:t>cookie</w:t>
-      </w:r>
-      <w:proofErr w:type="spellEnd"/>
-      <w:r>
-        <w:rPr>
-          <w:rFonts w:ascii="Segoe UI" w:eastAsia="Times New Roman" w:hAnsi="Segoe UI" w:cs="Segoe UI"/>
-          <w:color w:val="0F1115"/>
-          <w:sz w:val="24"/>
-          <w:szCs w:val="24"/>
-          <w:lang w:eastAsia="ru-RU"/>
-        </w:rPr>
-        <w:t xml:space="preserve"> перед вызовом </w:t>
-      </w:r>
-      <w:proofErr w:type="spellStart"/>
+        <w:t>session_start</w:t>
+      </w:r>
+      <w:proofErr w:type="spellEnd"/>
       <w:r>
         <w:rPr>
           <w:rFonts w:ascii="Consolas" w:eastAsia="Times New Roman" w:hAnsi="Consolas" w:cs="Courier New"/>
@@ -18864,43 +19320,7 @@
           <w:shd w:val="clear" w:color="auto" w:fill="EBEEF2"/>
           <w:lang w:eastAsia="ru-RU"/>
         </w:rPr>
-        <w:t>session_</w:t>
-      </w:r>
-      <w:proofErr w:type="gramStart"/>
-      <w:r>
-        <w:rPr>
-          <w:rFonts w:ascii="Consolas" w:eastAsia="Times New Roman" w:hAnsi="Consolas" w:cs="Courier New"/>
-          <w:color w:val="0F1115"/>
-          <w:sz w:val="20"/>
-          <w:szCs w:val="20"/>
-          <w:shd w:val="clear" w:color="auto" w:fill="EBEEF2"/>
-          <w:lang w:eastAsia="ru-RU"/>
-        </w:rPr>
-        <w:t>start</w:t>
-      </w:r>
-      <w:proofErr w:type="spellEnd"/>
-      <w:r>
-        <w:rPr>
-          <w:rFonts w:ascii="Consolas" w:eastAsia="Times New Roman" w:hAnsi="Consolas" w:cs="Courier New"/>
-          <w:color w:val="0F1115"/>
-          <w:sz w:val="20"/>
-          <w:szCs w:val="20"/>
-          <w:shd w:val="clear" w:color="auto" w:fill="EBEEF2"/>
-          <w:lang w:eastAsia="ru-RU"/>
-        </w:rPr>
-        <w:t>(</w:t>
-      </w:r>
-      <w:proofErr w:type="gramEnd"/>
-      <w:r>
-        <w:rPr>
-          <w:rFonts w:ascii="Consolas" w:eastAsia="Times New Roman" w:hAnsi="Consolas" w:cs="Courier New"/>
-          <w:color w:val="0F1115"/>
-          <w:sz w:val="20"/>
-          <w:szCs w:val="20"/>
-          <w:shd w:val="clear" w:color="auto" w:fill="EBEEF2"/>
-          <w:lang w:eastAsia="ru-RU"/>
-        </w:rPr>
-        <w:t>)</w:t>
+        <w:t>()</w:t>
       </w:r>
       <w:r>
         <w:rPr>
@@ -18934,7 +19354,6 @@
           <w:szCs w:val="18"/>
           <w:lang w:eastAsia="ru-RU"/>
         </w:rPr>
-        <w:lastRenderedPageBreak/>
         <w:t>php</w:t>
       </w:r>
       <w:proofErr w:type="spellEnd"/>
@@ -18978,18 +19397,7 @@
           <w:szCs w:val="20"/>
           <w:lang w:eastAsia="ru-RU"/>
         </w:rPr>
-        <w:t>ini_</w:t>
-      </w:r>
-      <w:proofErr w:type="gramStart"/>
-      <w:r>
-        <w:rPr>
-          <w:rFonts w:ascii="Consolas" w:eastAsia="Times New Roman" w:hAnsi="Consolas" w:cs="Courier New"/>
-          <w:color w:val="4078F2"/>
-          <w:sz w:val="20"/>
-          <w:szCs w:val="20"/>
-          <w:lang w:eastAsia="ru-RU"/>
-        </w:rPr>
-        <w:t>set</w:t>
+        <w:t>ini_set</w:t>
       </w:r>
       <w:proofErr w:type="spellEnd"/>
       <w:r>
@@ -19002,7 +19410,6 @@
         </w:rPr>
         <w:t>(</w:t>
       </w:r>
-      <w:proofErr w:type="gramEnd"/>
       <w:r>
         <w:rPr>
           <w:rFonts w:ascii="Consolas" w:eastAsia="Times New Roman" w:hAnsi="Consolas" w:cs="Courier New"/>
@@ -19115,18 +19522,7 @@
           <w:szCs w:val="20"/>
           <w:lang w:val="en-US" w:eastAsia="ru-RU"/>
         </w:rPr>
-        <w:t>ini_</w:t>
-      </w:r>
-      <w:proofErr w:type="gramStart"/>
-      <w:r>
-        <w:rPr>
-          <w:rFonts w:ascii="Consolas" w:eastAsia="Times New Roman" w:hAnsi="Consolas" w:cs="Courier New"/>
-          <w:color w:val="4078F2"/>
-          <w:sz w:val="20"/>
-          <w:szCs w:val="20"/>
-          <w:lang w:val="en-US" w:eastAsia="ru-RU"/>
-        </w:rPr>
-        <w:t>set</w:t>
+        <w:t>ini_set</w:t>
       </w:r>
       <w:proofErr w:type="spellEnd"/>
       <w:r>
@@ -19139,7 +19535,6 @@
         </w:rPr>
         <w:t>(</w:t>
       </w:r>
-      <w:proofErr w:type="gramEnd"/>
       <w:r>
         <w:rPr>
           <w:rFonts w:ascii="Consolas" w:eastAsia="Times New Roman" w:hAnsi="Consolas" w:cs="Courier New"/>
@@ -19252,18 +19647,7 @@
           <w:szCs w:val="20"/>
           <w:lang w:val="en-US" w:eastAsia="ru-RU"/>
         </w:rPr>
-        <w:t>ini_</w:t>
-      </w:r>
-      <w:proofErr w:type="gramStart"/>
-      <w:r>
-        <w:rPr>
-          <w:rFonts w:ascii="Consolas" w:eastAsia="Times New Roman" w:hAnsi="Consolas" w:cs="Courier New"/>
-          <w:color w:val="4078F2"/>
-          <w:sz w:val="20"/>
-          <w:szCs w:val="20"/>
-          <w:lang w:val="en-US" w:eastAsia="ru-RU"/>
-        </w:rPr>
-        <w:t>set</w:t>
+        <w:t>ini_set</w:t>
       </w:r>
       <w:proofErr w:type="spellEnd"/>
       <w:r>
@@ -19276,7 +19660,6 @@
         </w:rPr>
         <w:t>(</w:t>
       </w:r>
-      <w:proofErr w:type="gramEnd"/>
       <w:r>
         <w:rPr>
           <w:rFonts w:ascii="Consolas" w:eastAsia="Times New Roman" w:hAnsi="Consolas" w:cs="Courier New"/>
@@ -19991,9 +20374,9 @@
           <w:color w:val="0F1115"/>
           <w:shd w:val="clear" w:color="auto" w:fill="EBEEF2"/>
         </w:rPr>
-        <w:t>random_</w:t>
-      </w:r>
-      <w:proofErr w:type="gramStart"/>
+        <w:t>random_bytes</w:t>
+      </w:r>
+      <w:proofErr w:type="spellEnd"/>
       <w:r>
         <w:rPr>
           <w:rStyle w:val="HTML"/>
@@ -20001,27 +20384,7 @@
           <w:color w:val="0F1115"/>
           <w:shd w:val="clear" w:color="auto" w:fill="EBEEF2"/>
         </w:rPr>
-        <w:t>bytes</w:t>
-      </w:r>
-      <w:proofErr w:type="spellEnd"/>
-      <w:r>
-        <w:rPr>
-          <w:rStyle w:val="HTML"/>
-          <w:rFonts w:ascii="Consolas" w:hAnsi="Consolas"/>
-          <w:color w:val="0F1115"/>
-          <w:shd w:val="clear" w:color="auto" w:fill="EBEEF2"/>
-        </w:rPr>
-        <w:t>(</w:t>
-      </w:r>
-      <w:proofErr w:type="gramEnd"/>
-      <w:r>
-        <w:rPr>
-          <w:rStyle w:val="HTML"/>
-          <w:rFonts w:ascii="Consolas" w:hAnsi="Consolas"/>
-          <w:color w:val="0F1115"/>
-          <w:shd w:val="clear" w:color="auto" w:fill="EBEEF2"/>
-        </w:rPr>
-        <w:t>)</w:t>
+        <w:t>()</w:t>
       </w:r>
       <w:r>
         <w:rPr>
@@ -20060,7 +20423,6 @@
         <w:t xml:space="preserve"> </w:t>
       </w:r>
       <w:proofErr w:type="spellStart"/>
-      <w:proofErr w:type="gramStart"/>
       <w:r>
         <w:rPr>
           <w:rStyle w:val="token"/>
@@ -20078,17 +20440,7 @@
           <w:color w:val="383A42"/>
           <w:lang w:val="en-US"/>
         </w:rPr>
-        <w:t>(</w:t>
-      </w:r>
-      <w:proofErr w:type="gramEnd"/>
-      <w:r>
-        <w:rPr>
-          <w:rStyle w:val="token"/>
-          <w:rFonts w:ascii="Consolas" w:hAnsi="Consolas"/>
-          <w:color w:val="383A42"/>
-          <w:lang w:val="en-US"/>
-        </w:rPr>
-        <w:t>):</w:t>
+        <w:t>():</w:t>
       </w:r>
       <w:r>
         <w:rPr>
@@ -20392,17 +20744,7 @@
           <w:color w:val="4078F2"/>
           <w:lang w:val="en-US"/>
         </w:rPr>
-        <w:t>random_</w:t>
-      </w:r>
-      <w:proofErr w:type="gramStart"/>
-      <w:r>
-        <w:rPr>
-          <w:rStyle w:val="token"/>
-          <w:rFonts w:ascii="Consolas" w:hAnsi="Consolas"/>
-          <w:color w:val="4078F2"/>
-          <w:lang w:val="en-US"/>
-        </w:rPr>
-        <w:t>bytes</w:t>
+        <w:t>random_bytes</w:t>
       </w:r>
       <w:proofErr w:type="spellEnd"/>
       <w:r>
@@ -20414,7 +20756,6 @@
         </w:rPr>
         <w:t>(</w:t>
       </w:r>
-      <w:proofErr w:type="gramEnd"/>
       <w:r>
         <w:rPr>
           <w:rStyle w:val="token"/>
@@ -20590,9 +20931,9 @@
           <w:color w:val="0F1115"/>
           <w:shd w:val="clear" w:color="auto" w:fill="EBEEF2"/>
         </w:rPr>
-        <w:t>hash_</w:t>
-      </w:r>
-      <w:proofErr w:type="gramStart"/>
+        <w:t>hash_equals</w:t>
+      </w:r>
+      <w:proofErr w:type="spellEnd"/>
       <w:r>
         <w:rPr>
           <w:rStyle w:val="HTML"/>
@@ -20600,27 +20941,7 @@
           <w:color w:val="0F1115"/>
           <w:shd w:val="clear" w:color="auto" w:fill="EBEEF2"/>
         </w:rPr>
-        <w:t>equals</w:t>
-      </w:r>
-      <w:proofErr w:type="spellEnd"/>
-      <w:r>
-        <w:rPr>
-          <w:rStyle w:val="HTML"/>
-          <w:rFonts w:ascii="Consolas" w:hAnsi="Consolas"/>
-          <w:color w:val="0F1115"/>
-          <w:shd w:val="clear" w:color="auto" w:fill="EBEEF2"/>
-        </w:rPr>
-        <w:t>(</w:t>
-      </w:r>
-      <w:proofErr w:type="gramEnd"/>
-      <w:r>
-        <w:rPr>
-          <w:rStyle w:val="HTML"/>
-          <w:rFonts w:ascii="Consolas" w:hAnsi="Consolas"/>
-          <w:color w:val="0F1115"/>
-          <w:shd w:val="clear" w:color="auto" w:fill="EBEEF2"/>
-        </w:rPr>
-        <w:t>)</w:t>
+        <w:t>()</w:t>
       </w:r>
       <w:r>
         <w:rPr>
@@ -20691,7 +21012,6 @@
         <w:t xml:space="preserve"> </w:t>
       </w:r>
       <w:proofErr w:type="spellStart"/>
-      <w:proofErr w:type="gramStart"/>
       <w:r>
         <w:rPr>
           <w:rStyle w:val="token"/>
@@ -20711,7 +21031,6 @@
         </w:rPr>
         <w:t>(</w:t>
       </w:r>
-      <w:proofErr w:type="gramEnd"/>
       <w:r>
         <w:rPr>
           <w:rStyle w:val="token"/>
@@ -21283,7 +21602,6 @@
         <w:t xml:space="preserve"> </w:t>
       </w:r>
       <w:proofErr w:type="spellStart"/>
-      <w:proofErr w:type="gramStart"/>
       <w:r>
         <w:rPr>
           <w:rStyle w:val="token"/>
@@ -21301,17 +21619,7 @@
           <w:color w:val="383A42"/>
           <w:lang w:val="en-US"/>
         </w:rPr>
-        <w:t>(</w:t>
-      </w:r>
-      <w:proofErr w:type="gramEnd"/>
-      <w:r>
-        <w:rPr>
-          <w:rStyle w:val="token"/>
-          <w:rFonts w:ascii="Consolas" w:hAnsi="Consolas"/>
-          <w:color w:val="383A42"/>
-          <w:lang w:val="en-US"/>
-        </w:rPr>
-        <w:t>):</w:t>
+        <w:t>():</w:t>
       </w:r>
       <w:r>
         <w:rPr>
@@ -21476,7 +21784,6 @@
         <w:t>(</w:t>
       </w:r>
       <w:proofErr w:type="spellStart"/>
-      <w:proofErr w:type="gramStart"/>
       <w:r>
         <w:rPr>
           <w:rStyle w:val="token"/>
@@ -21492,16 +21799,7 @@
           <w:rFonts w:ascii="Consolas" w:hAnsi="Consolas"/>
           <w:color w:val="383A42"/>
         </w:rPr>
-        <w:t>(</w:t>
-      </w:r>
-      <w:proofErr w:type="gramEnd"/>
-      <w:r>
-        <w:rPr>
-          <w:rStyle w:val="token"/>
-          <w:rFonts w:ascii="Consolas" w:hAnsi="Consolas"/>
-          <w:color w:val="383A42"/>
-        </w:rPr>
-        <w:t>))</w:t>
+        <w:t>())</w:t>
       </w:r>
       <w:r>
         <w:rPr>
@@ -21611,7 +21909,6 @@
         <w:t>-функцию </w:t>
       </w:r>
       <w:proofErr w:type="spellStart"/>
-      <w:proofErr w:type="gramStart"/>
       <w:r>
         <w:rPr>
           <w:rStyle w:val="HTML"/>
@@ -21629,17 +21926,7 @@
           <w:color w:val="0F1115"/>
           <w:shd w:val="clear" w:color="auto" w:fill="EBEEF2"/>
         </w:rPr>
-        <w:t>(</w:t>
-      </w:r>
-      <w:proofErr w:type="gramEnd"/>
-      <w:r>
-        <w:rPr>
-          <w:rStyle w:val="HTML"/>
-          <w:rFonts w:ascii="Consolas" w:hAnsi="Consolas"/>
-          <w:color w:val="0F1115"/>
-          <w:shd w:val="clear" w:color="auto" w:fill="EBEEF2"/>
-        </w:rPr>
-        <w:t>)</w:t>
+        <w:t>()</w:t>
       </w:r>
       <w:r>
         <w:rPr>
@@ -21778,7 +22065,6 @@
         </w:rPr>
         <w:t xml:space="preserve">    </w:t>
       </w:r>
-      <w:proofErr w:type="gramStart"/>
       <w:r>
         <w:rPr>
           <w:rFonts w:ascii="Consolas" w:hAnsi="Consolas"/>
@@ -21802,7 +22088,6 @@
         </w:rPr>
         <w:t>CSRF</w:t>
       </w:r>
-      <w:proofErr w:type="gramEnd"/>
       <w:r>
         <w:rPr>
           <w:rFonts w:ascii="Consolas" w:hAnsi="Consolas"/>
@@ -22167,7 +22452,6 @@
         <w:t xml:space="preserve"> </w:t>
       </w:r>
       <w:proofErr w:type="spellStart"/>
-      <w:proofErr w:type="gramStart"/>
       <w:r>
         <w:rPr>
           <w:rFonts w:ascii="Consolas" w:hAnsi="Consolas"/>
@@ -22192,17 +22476,7 @@
           <w:color w:val="B76B01"/>
           <w:lang w:val="en-US"/>
         </w:rPr>
-        <w:t>CSRF</w:t>
-      </w:r>
-      <w:proofErr w:type="gramEnd"/>
-      <w:r>
-        <w:rPr>
-          <w:rStyle w:val="token"/>
-          <w:rFonts w:ascii="Consolas" w:hAnsi="Consolas"/>
-          <w:color w:val="B76B01"/>
-          <w:lang w:val="en-US"/>
-        </w:rPr>
-        <w:t>_TOKEN</w:t>
+        <w:t>CSRF_TOKEN</w:t>
       </w:r>
       <w:proofErr w:type="spellEnd"/>
       <w:r>
@@ -22494,7 +22768,6 @@
         </w:rPr>
         <w:t>'HTTP_X_CSRF_TOKEN'</w:t>
       </w:r>
-      <w:proofErr w:type="gramStart"/>
       <w:r>
         <w:rPr>
           <w:rStyle w:val="token"/>
@@ -22521,7 +22794,6 @@
         </w:rPr>
         <w:t>??</w:t>
       </w:r>
-      <w:proofErr w:type="gramEnd"/>
       <w:r>
         <w:rPr>
           <w:rFonts w:ascii="Consolas" w:hAnsi="Consolas"/>
@@ -22585,7 +22857,6 @@
         </w:rPr>
         <w:t xml:space="preserve"> </w:t>
       </w:r>
-      <w:proofErr w:type="gramStart"/>
       <w:r>
         <w:rPr>
           <w:rStyle w:val="token"/>
@@ -22615,7 +22886,6 @@
         <w:t>verifyCsrfToken</w:t>
       </w:r>
       <w:proofErr w:type="spellEnd"/>
-      <w:proofErr w:type="gramEnd"/>
       <w:r>
         <w:rPr>
           <w:rStyle w:val="token"/>
@@ -22692,7 +22962,6 @@
         <w:t xml:space="preserve">        </w:t>
       </w:r>
       <w:proofErr w:type="spellStart"/>
-      <w:proofErr w:type="gramStart"/>
       <w:r>
         <w:rPr>
           <w:rStyle w:val="token"/>
@@ -22710,17 +22979,7 @@
           <w:color w:val="383A42"/>
           <w:lang w:val="en-US"/>
         </w:rPr>
-        <w:t>(</w:t>
-      </w:r>
-      <w:proofErr w:type="gramEnd"/>
-      <w:r>
-        <w:rPr>
-          <w:rStyle w:val="token"/>
-          <w:rFonts w:ascii="Consolas" w:hAnsi="Consolas"/>
-          <w:color w:val="383A42"/>
-          <w:lang w:val="en-US"/>
-        </w:rPr>
-        <w:t>[</w:t>
+        <w:t>([</w:t>
       </w:r>
       <w:r>
         <w:rPr>
@@ -23086,7 +23345,6 @@
         <w:t>-скрипт, он блокировался браузером, и переменная </w:t>
       </w:r>
       <w:proofErr w:type="spellStart"/>
-      <w:proofErr w:type="gramStart"/>
       <w:r>
         <w:rPr>
           <w:rStyle w:val="HTML"/>
@@ -23094,17 +23352,7 @@
           <w:color w:val="0F1115"/>
           <w:shd w:val="clear" w:color="auto" w:fill="EBEEF2"/>
         </w:rPr>
-        <w:t>window.CSRF</w:t>
-      </w:r>
-      <w:proofErr w:type="gramEnd"/>
-      <w:r>
-        <w:rPr>
-          <w:rStyle w:val="HTML"/>
-          <w:rFonts w:ascii="Consolas" w:hAnsi="Consolas"/>
-          <w:color w:val="0F1115"/>
-          <w:shd w:val="clear" w:color="auto" w:fill="EBEEF2"/>
-        </w:rPr>
-        <w:t>_TOKEN</w:t>
+        <w:t>window.CSRF_TOKEN</w:t>
       </w:r>
       <w:proofErr w:type="spellEnd"/>
       <w:r>
@@ -23276,9 +23524,9 @@
           <w:color w:val="0F1115"/>
           <w:shd w:val="clear" w:color="auto" w:fill="EBEEF2"/>
         </w:rPr>
-        <w:t>filter_</w:t>
-      </w:r>
-      <w:proofErr w:type="gramStart"/>
+        <w:t>filter_var</w:t>
+      </w:r>
+      <w:proofErr w:type="spellEnd"/>
       <w:r>
         <w:rPr>
           <w:rStyle w:val="HTML"/>
@@ -23286,27 +23534,7 @@
           <w:color w:val="0F1115"/>
           <w:shd w:val="clear" w:color="auto" w:fill="EBEEF2"/>
         </w:rPr>
-        <w:t>var</w:t>
-      </w:r>
-      <w:proofErr w:type="spellEnd"/>
-      <w:r>
-        <w:rPr>
-          <w:rStyle w:val="HTML"/>
-          <w:rFonts w:ascii="Consolas" w:hAnsi="Consolas"/>
-          <w:color w:val="0F1115"/>
-          <w:shd w:val="clear" w:color="auto" w:fill="EBEEF2"/>
-        </w:rPr>
-        <w:t>(</w:t>
-      </w:r>
-      <w:proofErr w:type="gramEnd"/>
-      <w:r>
-        <w:rPr>
-          <w:rStyle w:val="HTML"/>
-          <w:rFonts w:ascii="Consolas" w:hAnsi="Consolas"/>
-          <w:color w:val="0F1115"/>
-          <w:shd w:val="clear" w:color="auto" w:fill="EBEEF2"/>
-        </w:rPr>
-        <w:t>)</w:t>
+        <w:t>()</w:t>
       </w:r>
       <w:r>
         <w:rPr>
@@ -23730,7 +23958,6 @@
         </w:rPr>
         <w:t xml:space="preserve">    </w:t>
       </w:r>
-      <w:proofErr w:type="gramStart"/>
       <w:r>
         <w:rPr>
           <w:rStyle w:val="token"/>
@@ -23749,7 +23976,6 @@
         </w:rPr>
         <w:t>::</w:t>
       </w:r>
-      <w:proofErr w:type="gramEnd"/>
       <w:r>
         <w:rPr>
           <w:rStyle w:val="token"/>
@@ -23840,7 +24066,6 @@
         </w:rPr>
         <w:t xml:space="preserve">    </w:t>
       </w:r>
-      <w:proofErr w:type="gramStart"/>
       <w:r>
         <w:rPr>
           <w:rStyle w:val="token"/>
@@ -23859,7 +24084,6 @@
         </w:rPr>
         <w:t>::</w:t>
       </w:r>
-      <w:proofErr w:type="gramEnd"/>
       <w:r>
         <w:rPr>
           <w:rStyle w:val="token"/>
@@ -23950,7 +24174,6 @@
         </w:rPr>
         <w:t xml:space="preserve">    </w:t>
       </w:r>
-      <w:proofErr w:type="gramStart"/>
       <w:r>
         <w:rPr>
           <w:rStyle w:val="token"/>
@@ -23969,7 +24192,6 @@
         </w:rPr>
         <w:t>::</w:t>
       </w:r>
-      <w:proofErr w:type="gramEnd"/>
       <w:r>
         <w:rPr>
           <w:rStyle w:val="token"/>
@@ -24325,17 +24547,7 @@
           <w:color w:val="4078F2"/>
           <w:lang w:val="en-US"/>
         </w:rPr>
-        <w:t>-&gt;</w:t>
-      </w:r>
-      <w:proofErr w:type="gramStart"/>
-      <w:r>
-        <w:rPr>
-          <w:rStyle w:val="token"/>
-          <w:rFonts w:ascii="Consolas" w:hAnsi="Consolas"/>
-          <w:color w:val="4078F2"/>
-          <w:lang w:val="en-US"/>
-        </w:rPr>
-        <w:t>prepare</w:t>
+        <w:t>-&gt;prepare</w:t>
       </w:r>
       <w:r>
         <w:rPr>
@@ -24346,7 +24558,6 @@
         </w:rPr>
         <w:t>(</w:t>
       </w:r>
-      <w:proofErr w:type="gramEnd"/>
       <w:r>
         <w:rPr>
           <w:rStyle w:val="token"/>
@@ -24454,7 +24665,6 @@
         <w:t>stmt</w:t>
       </w:r>
       <w:proofErr w:type="spellEnd"/>
-      <w:proofErr w:type="gramStart"/>
       <w:r>
         <w:rPr>
           <w:rStyle w:val="token"/>
@@ -24473,7 +24683,6 @@
         <w:t>execute</w:t>
       </w:r>
       <w:proofErr w:type="spellEnd"/>
-      <w:proofErr w:type="gramEnd"/>
       <w:r>
         <w:rPr>
           <w:rStyle w:val="token"/>
@@ -24588,7 +24797,6 @@
         <w:t>Отдельно стоит отметить обработку ситуации, когда запрос не возвращает результатов. Например, при попытке переключить статус несуществующей задачи или задачи, принадлежащей другому пользователю, метод </w:t>
       </w:r>
       <w:proofErr w:type="spellStart"/>
-      <w:proofErr w:type="gramStart"/>
       <w:r>
         <w:rPr>
           <w:rStyle w:val="HTML"/>
@@ -24606,17 +24814,7 @@
           <w:color w:val="0F1115"/>
           <w:shd w:val="clear" w:color="auto" w:fill="EBEEF2"/>
         </w:rPr>
-        <w:t>(</w:t>
-      </w:r>
-      <w:proofErr w:type="gramEnd"/>
-      <w:r>
-        <w:rPr>
-          <w:rStyle w:val="HTML"/>
-          <w:rFonts w:ascii="Consolas" w:hAnsi="Consolas"/>
-          <w:color w:val="0F1115"/>
-          <w:shd w:val="clear" w:color="auto" w:fill="EBEEF2"/>
-        </w:rPr>
-        <w:t>)</w:t>
+        <w:t>()</w:t>
       </w:r>
       <w:r>
         <w:rPr>
@@ -24709,17 +24907,7 @@
           <w:color w:val="4078F2"/>
           <w:lang w:val="en-US"/>
         </w:rPr>
-        <w:t>-&gt;</w:t>
-      </w:r>
-      <w:proofErr w:type="gramStart"/>
-      <w:r>
-        <w:rPr>
-          <w:rStyle w:val="token"/>
-          <w:rFonts w:ascii="Consolas" w:hAnsi="Consolas"/>
-          <w:color w:val="4078F2"/>
-          <w:lang w:val="en-US"/>
-        </w:rPr>
-        <w:t>prepare</w:t>
+        <w:t>-&gt;prepare</w:t>
       </w:r>
       <w:r>
         <w:rPr>
@@ -24730,7 +24918,6 @@
         </w:rPr>
         <w:t>(</w:t>
       </w:r>
-      <w:proofErr w:type="gramEnd"/>
       <w:r>
         <w:rPr>
           <w:rStyle w:val="token"/>
@@ -24778,27 +24965,7 @@
           <w:color w:val="50A14F"/>
           <w:lang w:val="en-US"/>
         </w:rPr>
-        <w:t xml:space="preserve"> </w:t>
-      </w:r>
-      <w:proofErr w:type="gramStart"/>
-      <w:r>
-        <w:rPr>
-          <w:rStyle w:val="token"/>
-          <w:rFonts w:ascii="Consolas" w:hAnsi="Consolas"/>
-          <w:color w:val="50A14F"/>
-          <w:lang w:val="en-US"/>
-        </w:rPr>
-        <w:t>= ?</w:t>
-      </w:r>
-      <w:proofErr w:type="gramEnd"/>
-      <w:r>
-        <w:rPr>
-          <w:rStyle w:val="token"/>
-          <w:rFonts w:ascii="Consolas" w:hAnsi="Consolas"/>
-          <w:color w:val="50A14F"/>
-          <w:lang w:val="en-US"/>
-        </w:rPr>
-        <w:t>'</w:t>
+        <w:t xml:space="preserve"> = ?'</w:t>
       </w:r>
       <w:r>
         <w:rPr>
@@ -24848,17 +25015,7 @@
           <w:color w:val="4078F2"/>
           <w:lang w:val="en-US"/>
         </w:rPr>
-        <w:t>-&gt;</w:t>
-      </w:r>
-      <w:proofErr w:type="gramStart"/>
-      <w:r>
-        <w:rPr>
-          <w:rStyle w:val="token"/>
-          <w:rFonts w:ascii="Consolas" w:hAnsi="Consolas"/>
-          <w:color w:val="4078F2"/>
-          <w:lang w:val="en-US"/>
-        </w:rPr>
-        <w:t>execute</w:t>
+        <w:t>-&gt;execute</w:t>
       </w:r>
       <w:r>
         <w:rPr>
@@ -24867,17 +25024,7 @@
           <w:color w:val="383A42"/>
           <w:lang w:val="en-US"/>
         </w:rPr>
-        <w:t>(</w:t>
-      </w:r>
-      <w:proofErr w:type="gramEnd"/>
-      <w:r>
-        <w:rPr>
-          <w:rStyle w:val="token"/>
-          <w:rFonts w:ascii="Consolas" w:hAnsi="Consolas"/>
-          <w:color w:val="383A42"/>
-          <w:lang w:val="en-US"/>
-        </w:rPr>
-        <w:t>[</w:t>
+        <w:t>([</w:t>
       </w:r>
       <w:r>
         <w:rPr>
@@ -25018,17 +25165,7 @@
           <w:color w:val="4078F2"/>
           <w:lang w:val="en-US"/>
         </w:rPr>
-        <w:t>-&gt;</w:t>
-      </w:r>
-      <w:proofErr w:type="gramStart"/>
-      <w:r>
-        <w:rPr>
-          <w:rStyle w:val="token"/>
-          <w:rFonts w:ascii="Consolas" w:hAnsi="Consolas"/>
-          <w:color w:val="4078F2"/>
-          <w:lang w:val="en-US"/>
-        </w:rPr>
-        <w:t>fetch</w:t>
+        <w:t>-&gt;fetch</w:t>
       </w:r>
       <w:r>
         <w:rPr>
@@ -25037,17 +25174,7 @@
           <w:color w:val="383A42"/>
           <w:lang w:val="en-US"/>
         </w:rPr>
-        <w:t>(</w:t>
-      </w:r>
-      <w:proofErr w:type="gramEnd"/>
-      <w:r>
-        <w:rPr>
-          <w:rStyle w:val="token"/>
-          <w:rFonts w:ascii="Consolas" w:hAnsi="Consolas"/>
-          <w:color w:val="383A42"/>
-          <w:lang w:val="en-US"/>
-        </w:rPr>
-        <w:t>);</w:t>
+        <w:t>();</w:t>
       </w:r>
     </w:p>
     <w:p>
@@ -25090,7 +25217,6 @@
         </w:rPr>
         <w:t xml:space="preserve"> </w:t>
       </w:r>
-      <w:proofErr w:type="gramStart"/>
       <w:r>
         <w:rPr>
           <w:rStyle w:val="token"/>
@@ -25107,17 +25233,7 @@
           <w:color w:val="4078F2"/>
           <w:lang w:val="en-US"/>
         </w:rPr>
-        <w:t>!$</w:t>
-      </w:r>
-      <w:proofErr w:type="gramEnd"/>
-      <w:r>
-        <w:rPr>
-          <w:rStyle w:val="token"/>
-          <w:rFonts w:ascii="Consolas" w:hAnsi="Consolas"/>
-          <w:color w:val="4078F2"/>
-          <w:lang w:val="en-US"/>
-        </w:rPr>
-        <w:t>task</w:t>
+        <w:t>!$task</w:t>
       </w:r>
       <w:r>
         <w:rPr>
@@ -25932,7 +26048,6 @@
         <w:t>Третьим элементом защиты уровня хранения данных стало внедрение логирования операций, связанных с безопасностью. Хотя логирование напрямую не предотвращает атаки, оно позволяет своевременно обнаруживать подозрительную активность и, в случае инцидента, восстанавливать картину произошедшего. В приложении была реализована функция </w:t>
       </w:r>
       <w:proofErr w:type="spellStart"/>
-      <w:proofErr w:type="gramStart"/>
       <w:r>
         <w:rPr>
           <w:rStyle w:val="HTML"/>
@@ -25950,17 +26065,7 @@
           <w:color w:val="0F1115"/>
           <w:shd w:val="clear" w:color="auto" w:fill="EBEEF2"/>
         </w:rPr>
-        <w:t>(</w:t>
-      </w:r>
-      <w:proofErr w:type="gramEnd"/>
-      <w:r>
-        <w:rPr>
-          <w:rStyle w:val="HTML"/>
-          <w:rFonts w:ascii="Consolas" w:hAnsi="Consolas"/>
-          <w:color w:val="0F1115"/>
-          <w:shd w:val="clear" w:color="auto" w:fill="EBEEF2"/>
-        </w:rPr>
-        <w:t>)</w:t>
+        <w:t>()</w:t>
       </w:r>
       <w:r>
         <w:rPr>
@@ -26015,7 +26120,6 @@
         <w:t xml:space="preserve"> </w:t>
       </w:r>
       <w:proofErr w:type="spellStart"/>
-      <w:proofErr w:type="gramStart"/>
       <w:r>
         <w:rPr>
           <w:rStyle w:val="token"/>
@@ -26035,7 +26139,6 @@
         </w:rPr>
         <w:t>(</w:t>
       </w:r>
-      <w:proofErr w:type="gramEnd"/>
       <w:r>
         <w:rPr>
           <w:rStyle w:val="token"/>
@@ -26292,17 +26395,7 @@
           <w:color w:val="B76B01"/>
           <w:lang w:val="en-US"/>
         </w:rPr>
-        <w:t>__DIR_</w:t>
-      </w:r>
-      <w:proofErr w:type="gramStart"/>
-      <w:r>
-        <w:rPr>
-          <w:rStyle w:val="token"/>
-          <w:rFonts w:ascii="Consolas" w:hAnsi="Consolas"/>
-          <w:color w:val="B76B01"/>
-          <w:lang w:val="en-US"/>
-        </w:rPr>
-        <w:t>_</w:t>
+        <w:t>__DIR__</w:t>
       </w:r>
       <w:r>
         <w:rPr>
@@ -26321,7 +26414,6 @@
         </w:rPr>
         <w:t>.</w:t>
       </w:r>
-      <w:proofErr w:type="gramEnd"/>
       <w:r>
         <w:rPr>
           <w:rFonts w:ascii="Consolas" w:hAnsi="Consolas"/>
@@ -26402,7 +26494,6 @@
         </w:rPr>
         <w:t xml:space="preserve"> </w:t>
       </w:r>
-      <w:proofErr w:type="gramStart"/>
       <w:r>
         <w:rPr>
           <w:rStyle w:val="token"/>
@@ -26421,7 +26512,6 @@
         </w:rPr>
         <w:t>(</w:t>
       </w:r>
-      <w:proofErr w:type="gramEnd"/>
       <w:r>
         <w:rPr>
           <w:rStyle w:val="token"/>
@@ -26552,7 +26642,6 @@
         </w:rPr>
         <w:t>'</w:t>
       </w:r>
-      <w:proofErr w:type="gramStart"/>
       <w:r>
         <w:rPr>
           <w:rStyle w:val="token"/>
@@ -26579,7 +26668,6 @@
         </w:rPr>
         <w:t>??</w:t>
       </w:r>
-      <w:proofErr w:type="gramEnd"/>
       <w:r>
         <w:rPr>
           <w:rFonts w:ascii="Consolas" w:hAnsi="Consolas"/>
@@ -26698,7 +26786,6 @@
         </w:rPr>
         <w:t>'REMOTE_ADDR'</w:t>
       </w:r>
-      <w:proofErr w:type="gramStart"/>
       <w:r>
         <w:rPr>
           <w:rStyle w:val="token"/>
@@ -26725,7 +26812,6 @@
         </w:rPr>
         <w:t>??</w:t>
       </w:r>
-      <w:proofErr w:type="gramEnd"/>
       <w:r>
         <w:rPr>
           <w:rFonts w:ascii="Consolas" w:hAnsi="Consolas"/>
@@ -26838,7 +26924,6 @@
         <w:t xml:space="preserve"> </w:t>
       </w:r>
       <w:proofErr w:type="spellStart"/>
-      <w:proofErr w:type="gramStart"/>
       <w:r>
         <w:rPr>
           <w:rStyle w:val="token"/>
@@ -26858,7 +26943,6 @@
         </w:rPr>
         <w:t>(</w:t>
       </w:r>
-      <w:proofErr w:type="gramEnd"/>
     </w:p>
     <w:p>
       <w:pPr>
@@ -26886,27 +26970,7 @@
           <w:color w:val="50A14F"/>
           <w:lang w:val="en-US"/>
         </w:rPr>
-        <w:t>"[%s] [%s] [</w:t>
-      </w:r>
-      <w:proofErr w:type="gramStart"/>
-      <w:r>
-        <w:rPr>
-          <w:rStyle w:val="token"/>
-          <w:rFonts w:ascii="Consolas" w:hAnsi="Consolas"/>
-          <w:color w:val="50A14F"/>
-          <w:lang w:val="en-US"/>
-        </w:rPr>
-        <w:t>user:%</w:t>
-      </w:r>
-      <w:proofErr w:type="gramEnd"/>
-      <w:r>
-        <w:rPr>
-          <w:rStyle w:val="token"/>
-          <w:rFonts w:ascii="Consolas" w:hAnsi="Consolas"/>
-          <w:color w:val="50A14F"/>
-          <w:lang w:val="en-US"/>
-        </w:rPr>
-        <w:t>s] [</w:t>
+        <w:t>"[%s] [%s] [user:%s] [</w:t>
       </w:r>
       <w:proofErr w:type="spellStart"/>
       <w:r>
@@ -27153,7 +27217,6 @@
         </w:rPr>
         <w:t xml:space="preserve">        </w:t>
       </w:r>
-      <w:proofErr w:type="gramStart"/>
       <w:r>
         <w:rPr>
           <w:rStyle w:val="token"/>
@@ -27172,7 +27235,6 @@
         </w:rPr>
         <w:t>empty</w:t>
       </w:r>
-      <w:proofErr w:type="gramEnd"/>
       <w:r>
         <w:rPr>
           <w:rStyle w:val="token"/>
@@ -27400,17 +27462,7 @@
           <w:color w:val="4078F2"/>
           <w:lang w:val="en-US"/>
         </w:rPr>
-        <w:t>file_put_</w:t>
-      </w:r>
-      <w:proofErr w:type="gramStart"/>
-      <w:r>
-        <w:rPr>
-          <w:rStyle w:val="token"/>
-          <w:rFonts w:ascii="Consolas" w:hAnsi="Consolas"/>
-          <w:color w:val="4078F2"/>
-          <w:lang w:val="en-US"/>
-        </w:rPr>
-        <w:t>contents</w:t>
+        <w:t>file_put_contents</w:t>
       </w:r>
       <w:proofErr w:type="spellEnd"/>
       <w:r>
@@ -27422,7 +27474,6 @@
         </w:rPr>
         <w:t>(</w:t>
       </w:r>
-      <w:proofErr w:type="gramEnd"/>
       <w:r>
         <w:rPr>
           <w:rStyle w:val="token"/>
@@ -27783,7 +27834,6 @@
         <w:t xml:space="preserve"> </w:t>
       </w:r>
       <w:proofErr w:type="spellStart"/>
-      <w:proofErr w:type="gramStart"/>
       <w:r>
         <w:rPr>
           <w:rStyle w:val="token"/>
@@ -27801,17 +27851,7 @@
           <w:color w:val="383A42"/>
           <w:lang w:val="en-US"/>
         </w:rPr>
-        <w:t>(</w:t>
-      </w:r>
-      <w:proofErr w:type="gramEnd"/>
-      <w:r>
-        <w:rPr>
-          <w:rStyle w:val="token"/>
-          <w:rFonts w:ascii="Consolas" w:hAnsi="Consolas"/>
-          <w:color w:val="383A42"/>
-          <w:lang w:val="en-US"/>
-        </w:rPr>
-        <w:t>):</w:t>
+        <w:t>():</w:t>
       </w:r>
       <w:r>
         <w:rPr>
@@ -27888,7 +27928,6 @@
         </w:rPr>
         <w:t xml:space="preserve"> </w:t>
       </w:r>
-      <w:proofErr w:type="gramStart"/>
       <w:r>
         <w:rPr>
           <w:rStyle w:val="token"/>
@@ -27916,7 +27955,6 @@
         </w:rPr>
         <w:t>empty</w:t>
       </w:r>
-      <w:proofErr w:type="gramEnd"/>
       <w:r>
         <w:rPr>
           <w:rStyle w:val="token"/>
@@ -28242,7 +28280,6 @@
         </w:rPr>
         <w:t>'HTTP_X_FORWARDED_PROTO'</w:t>
       </w:r>
-      <w:proofErr w:type="gramStart"/>
       <w:r>
         <w:rPr>
           <w:rStyle w:val="token"/>
@@ -28269,7 +28306,6 @@
         </w:rPr>
         <w:t>??</w:t>
       </w:r>
-      <w:proofErr w:type="gramEnd"/>
       <w:r>
         <w:rPr>
           <w:rFonts w:ascii="Consolas" w:hAnsi="Consolas"/>
@@ -28521,9 +28557,51 @@
           <w:color w:val="50A14F"/>
           <w:lang w:val="en-US"/>
         </w:rPr>
-        <w:t>'https://</w:t>
-      </w:r>
-      <w:proofErr w:type="gramStart"/>
+        <w:t>'https://'</w:t>
+      </w:r>
+      <w:r>
+        <w:rPr>
+          <w:rFonts w:ascii="Consolas" w:hAnsi="Consolas"/>
+          <w:color w:val="0F1115"/>
+          <w:lang w:val="en-US"/>
+        </w:rPr>
+        <w:t xml:space="preserve"> </w:t>
+      </w:r>
+      <w:r>
+        <w:rPr>
+          <w:rStyle w:val="token"/>
+          <w:rFonts w:ascii="Consolas" w:hAnsi="Consolas"/>
+          <w:color w:val="4078F2"/>
+          <w:lang w:val="en-US"/>
+        </w:rPr>
+        <w:t>.</w:t>
+      </w:r>
+      <w:r>
+        <w:rPr>
+          <w:rFonts w:ascii="Consolas" w:hAnsi="Consolas"/>
+          <w:color w:val="0F1115"/>
+          <w:lang w:val="en-US"/>
+        </w:rPr>
+        <w:t xml:space="preserve"> </w:t>
+      </w:r>
+      <w:r>
+        <w:rPr>
+          <w:rStyle w:val="token"/>
+          <w:rFonts w:ascii="Consolas" w:hAnsi="Consolas"/>
+          <w:color w:val="4078F2"/>
+          <w:lang w:val="en-US"/>
+        </w:rPr>
+        <w:t>$_SERVER</w:t>
+      </w:r>
+      <w:r>
+        <w:rPr>
+          <w:rStyle w:val="token"/>
+          <w:rFonts w:ascii="Consolas" w:hAnsi="Consolas"/>
+          <w:color w:val="383A42"/>
+          <w:lang w:val="en-US"/>
+        </w:rPr>
+        <w:t>[</w:t>
+      </w:r>
       <w:r>
         <w:rPr>
           <w:rStyle w:val="token"/>
@@ -28531,7 +28609,16 @@
           <w:color w:val="50A14F"/>
           <w:lang w:val="en-US"/>
         </w:rPr>
-        <w:t>'</w:t>
+        <w:t>'HTTP_HOST'</w:t>
+      </w:r>
+      <w:r>
+        <w:rPr>
+          <w:rStyle w:val="token"/>
+          <w:rFonts w:ascii="Consolas" w:hAnsi="Consolas"/>
+          <w:color w:val="383A42"/>
+          <w:lang w:val="en-US"/>
+        </w:rPr>
+        <w:t>]</w:t>
       </w:r>
       <w:r>
         <w:rPr>
@@ -28550,70 +28637,6 @@
         </w:rPr>
         <w:t>.</w:t>
       </w:r>
-      <w:proofErr w:type="gramEnd"/>
-      <w:r>
-        <w:rPr>
-          <w:rFonts w:ascii="Consolas" w:hAnsi="Consolas"/>
-          <w:color w:val="0F1115"/>
-          <w:lang w:val="en-US"/>
-        </w:rPr>
-        <w:t xml:space="preserve"> </w:t>
-      </w:r>
-      <w:r>
-        <w:rPr>
-          <w:rStyle w:val="token"/>
-          <w:rFonts w:ascii="Consolas" w:hAnsi="Consolas"/>
-          <w:color w:val="4078F2"/>
-          <w:lang w:val="en-US"/>
-        </w:rPr>
-        <w:t>$_SERVER</w:t>
-      </w:r>
-      <w:r>
-        <w:rPr>
-          <w:rStyle w:val="token"/>
-          <w:rFonts w:ascii="Consolas" w:hAnsi="Consolas"/>
-          <w:color w:val="383A42"/>
-          <w:lang w:val="en-US"/>
-        </w:rPr>
-        <w:t>[</w:t>
-      </w:r>
-      <w:r>
-        <w:rPr>
-          <w:rStyle w:val="token"/>
-          <w:rFonts w:ascii="Consolas" w:hAnsi="Consolas"/>
-          <w:color w:val="50A14F"/>
-          <w:lang w:val="en-US"/>
-        </w:rPr>
-        <w:t>'HTTP_HOST'</w:t>
-      </w:r>
-      <w:proofErr w:type="gramStart"/>
-      <w:r>
-        <w:rPr>
-          <w:rStyle w:val="token"/>
-          <w:rFonts w:ascii="Consolas" w:hAnsi="Consolas"/>
-          <w:color w:val="383A42"/>
-          <w:lang w:val="en-US"/>
-        </w:rPr>
-        <w:t>]</w:t>
-      </w:r>
-      <w:r>
-        <w:rPr>
-          <w:rFonts w:ascii="Consolas" w:hAnsi="Consolas"/>
-          <w:color w:val="0F1115"/>
-          <w:lang w:val="en-US"/>
-        </w:rPr>
-        <w:t xml:space="preserve"> </w:t>
-      </w:r>
-      <w:r>
-        <w:rPr>
-          <w:rStyle w:val="token"/>
-          <w:rFonts w:ascii="Consolas" w:hAnsi="Consolas"/>
-          <w:color w:val="4078F2"/>
-          <w:lang w:val="en-US"/>
-        </w:rPr>
-        <w:t>.</w:t>
-      </w:r>
-      <w:proofErr w:type="gramEnd"/>
       <w:r>
         <w:rPr>
           <w:rFonts w:ascii="Consolas" w:hAnsi="Consolas"/>
@@ -28677,7 +28700,6 @@
         </w:rPr>
         <w:t xml:space="preserve">    </w:t>
       </w:r>
-      <w:proofErr w:type="gramStart"/>
       <w:r>
         <w:rPr>
           <w:rStyle w:val="token"/>
@@ -28696,7 +28718,6 @@
         </w:rPr>
         <w:t>(</w:t>
       </w:r>
-      <w:proofErr w:type="gramEnd"/>
       <w:r>
         <w:rPr>
           <w:rStyle w:val="token"/>
@@ -29050,7 +29071,6 @@
         <w:t>-атаки, при которых злоумышленник пытается заставить браузер перейти на незащищённую версию сайта. В приложении заголовок HSTS формируется централизованно, в той же функции </w:t>
       </w:r>
       <w:proofErr w:type="spellStart"/>
-      <w:proofErr w:type="gramStart"/>
       <w:r>
         <w:rPr>
           <w:rStyle w:val="HTML"/>
@@ -29068,17 +29088,7 @@
           <w:color w:val="0F1115"/>
           <w:shd w:val="clear" w:color="auto" w:fill="EBEEF2"/>
         </w:rPr>
-        <w:t>(</w:t>
-      </w:r>
-      <w:proofErr w:type="gramEnd"/>
-      <w:r>
-        <w:rPr>
-          <w:rStyle w:val="HTML"/>
-          <w:rFonts w:ascii="Consolas" w:hAnsi="Consolas"/>
-          <w:color w:val="0F1115"/>
-          <w:shd w:val="clear" w:color="auto" w:fill="EBEEF2"/>
-        </w:rPr>
-        <w:t>)</w:t>
+        <w:t>()</w:t>
       </w:r>
       <w:r>
         <w:rPr>
@@ -29116,7 +29126,6 @@
         </w:rPr>
         <w:t xml:space="preserve"> </w:t>
       </w:r>
-      <w:proofErr w:type="gramStart"/>
       <w:r>
         <w:rPr>
           <w:rStyle w:val="token"/>
@@ -29144,7 +29153,6 @@
         </w:rPr>
         <w:t>empty</w:t>
       </w:r>
-      <w:proofErr w:type="gramEnd"/>
       <w:r>
         <w:rPr>
           <w:rStyle w:val="token"/>
@@ -29331,7 +29339,6 @@
         </w:rPr>
         <w:t xml:space="preserve">    </w:t>
       </w:r>
-      <w:proofErr w:type="gramStart"/>
       <w:r>
         <w:rPr>
           <w:rStyle w:val="token"/>
@@ -29350,7 +29357,6 @@
         </w:rPr>
         <w:t>(</w:t>
       </w:r>
-      <w:proofErr w:type="gramEnd"/>
       <w:r>
         <w:rPr>
           <w:rStyle w:val="token"/>
@@ -30336,10 +30342,7 @@
         <w:t xml:space="preserve"> </w:t>
       </w:r>
       <w:r>
-        <w:t xml:space="preserve">Информационные системы, экономика и </w:t>
-      </w:r>
-      <w:r>
-        <w:t xml:space="preserve">управление : Ученые записки. Том Выпуск 24. – </w:t>
+        <w:t xml:space="preserve">Информационные системы, экономика и управление : Ученые записки. Том Выпуск 24. – </w:t>
       </w:r>
       <w:proofErr w:type="spellStart"/>
       <w:r>
@@ -30399,15 +30402,7 @@
           <w:color w:val="222222"/>
           <w:shd w:val="clear" w:color="auto" w:fill="FFFFFF"/>
         </w:rPr>
-        <w:t xml:space="preserve">, Д. Н. Савинская // Информационное общество: современное состояние и перспективы </w:t>
-      </w:r>
-      <w:r>
-        <w:rPr>
-          <w:rFonts w:ascii="Arial" w:hAnsi="Arial" w:cs="Arial"/>
-          <w:color w:val="222222"/>
-          <w:shd w:val="clear" w:color="auto" w:fill="FFFFFF"/>
-        </w:rPr>
-        <w:t>развития : Сборник материалов XIV международного форума, Краснодар, 12–17 июля 2021 года. – Краснодар: Кубанский государственный аграрный университет имени И.Т. Трубилина, 2021. – С. 186-189. – EDN YHQXZA.</w:t>
+        <w:t>, Д. Н. Савинская // Информационное общество: современное состояние и перспективы развития : Сборник материалов XIV международного форума, Краснодар, 12–17 июля 2021 года. – Краснодар: Кубанский государственный аграрный университет имени И.Т. Трубилина, 2021. – С. 186-189. – EDN YHQXZA.</w:t>
       </w:r>
     </w:p>
   </w:footnote>
@@ -30789,10 +30784,7 @@
         <w:footnoteRef/>
       </w:r>
       <w:r>
-        <w:t xml:space="preserve"> 1. Разработка программных модулей программного обеспечения для компьютерных систем. Прикладное программирование [Электронный ресурс]: учеб. пособие / С. В. Белугина. Электрон. текстовые данные. Изд. 4-е, стер. Санкт-</w:t>
-      </w:r>
-      <w:r>
-        <w:t>Петербург : Лань, 2023. URL: https://e.lanbook.com/book/296975</w:t>
+        <w:t xml:space="preserve"> 1. Разработка программных модулей программного обеспечения для компьютерных систем. Прикладное программирование [Электронный ресурс]: учеб. пособие / С. В. Белугина. Электрон. текстовые данные. Изд. 4-е, стер. Санкт-Петербург : Лань, 2023. URL: https://e.lanbook.com/book/296975</w:t>
       </w:r>
     </w:p>
   </w:footnote>
@@ -31403,10 +31395,7 @@
         <w:t xml:space="preserve">Алексашина, У. А. </w:t>
       </w:r>
       <w:r>
-        <w:t xml:space="preserve">Кто такие фронтенд - разработчики и почему они так востребованы? / У. А. Алексашина // Студенческая научная </w:t>
-      </w:r>
-      <w:r>
-        <w:t>весна : Тезисы докладов Всероссийской студенческой конференции, посвященной 175-летию Н.Е. Жуковского, Москва, 01–30 апреля 2022 года. – Москва: Издательский дом "Научная библиотека", 2022. – С. 431-434. – EDN BGGGRM.</w:t>
+        <w:t>Кто такие фронтенд - разработчики и почему они так востребованы? / У. А. Алексашина // Студенческая научная весна : Тезисы докладов Всероссийской студенческой конференции, посвященной 175-летию Н.Е. Жуковского, Москва, 01–30 апреля 2022 года. – Москва: Издательский дом "Научная библиотека", 2022. – С. 431-434. – EDN BGGGRM.</w:t>
       </w:r>
     </w:p>
     <w:p>
@@ -31749,24 +31738,46 @@
           <w:shd w:val="clear" w:color="auto" w:fill="FFFFFF"/>
           <w:lang w:val="en-US"/>
         </w:rPr>
-        <w:t xml:space="preserve">Hossain M. M. et al. Broken authentication and its significance in protecting online applications: An overview paper //International Conference on Cyber Intelligence and Information Retrieval. – </w:t>
+        <w:t xml:space="preserve">Hossain M. M. et al. Broken authentication and its significance in protecting online applications: An overview paper //International Conference on Cyber Intelligence and Information Retrieval. – Singapore : Springer Nature Singapore, 2023. – </w:t>
       </w:r>
       <w:r>
         <w:rPr>
           <w:rFonts w:ascii="Arial" w:hAnsi="Arial" w:cs="Arial"/>
           <w:color w:val="222222"/>
           <w:shd w:val="clear" w:color="auto" w:fill="FFFFFF"/>
-          <w:lang w:val="en-US"/>
-        </w:rPr>
-        <w:t xml:space="preserve">Singapore : Springer Nature Singapore, 2023. – </w:t>
+        </w:rPr>
+        <w:t>С</w:t>
       </w:r>
       <w:r>
         <w:rPr>
           <w:rFonts w:ascii="Arial" w:hAnsi="Arial" w:cs="Arial"/>
           <w:color w:val="222222"/>
           <w:shd w:val="clear" w:color="auto" w:fill="FFFFFF"/>
-        </w:rPr>
-        <w:t>С</w:t>
+          <w:lang w:val="en-US"/>
+        </w:rPr>
+        <w:t>. 57-65.</w:t>
+      </w:r>
+    </w:p>
+  </w:footnote>
+  <w:footnote w:id="52">
+    <w:p>
+      <w:pPr>
+        <w:pStyle w:val="a4"/>
+        <w:rPr>
+          <w:lang w:val="en-US"/>
+        </w:rPr>
+      </w:pPr>
+      <w:r>
+        <w:rPr>
+          <w:rStyle w:val="a6"/>
+        </w:rPr>
+        <w:footnoteRef/>
+      </w:r>
+      <w:r>
+        <w:rPr>
+          <w:lang w:val="en-US"/>
+        </w:rPr>
+        <w:t xml:space="preserve"> </w:t>
       </w:r>
       <w:r>
         <w:rPr>
@@ -31775,47 +31786,7 @@
           <w:shd w:val="clear" w:color="auto" w:fill="FFFFFF"/>
           <w:lang w:val="en-US"/>
         </w:rPr>
-        <w:t>. 57-65.</w:t>
-      </w:r>
-    </w:p>
-  </w:footnote>
-  <w:footnote w:id="52">
-    <w:p>
-      <w:pPr>
-        <w:pStyle w:val="a4"/>
-        <w:rPr>
-          <w:lang w:val="en-US"/>
-        </w:rPr>
-      </w:pPr>
-      <w:r>
-        <w:rPr>
-          <w:rStyle w:val="a6"/>
-        </w:rPr>
-        <w:footnoteRef/>
-      </w:r>
-      <w:r>
-        <w:rPr>
-          <w:lang w:val="en-US"/>
-        </w:rPr>
-        <w:t xml:space="preserve"> </w:t>
-      </w:r>
-      <w:r>
-        <w:rPr>
-          <w:rFonts w:ascii="Arial" w:hAnsi="Arial" w:cs="Arial"/>
-          <w:color w:val="222222"/>
-          <w:shd w:val="clear" w:color="auto" w:fill="FFFFFF"/>
-          <w:lang w:val="en-US"/>
-        </w:rPr>
-        <w:t xml:space="preserve">EL Ghachi E. T., Raouyane B. Web application security: A review of broken access control in web applications //The International Conference of Advanced Computing and Informatics. – </w:t>
-      </w:r>
-      <w:r>
-        <w:rPr>
-          <w:rFonts w:ascii="Arial" w:hAnsi="Arial" w:cs="Arial"/>
-          <w:color w:val="222222"/>
-          <w:shd w:val="clear" w:color="auto" w:fill="FFFFFF"/>
-          <w:lang w:val="en-US"/>
-        </w:rPr>
-        <w:t xml:space="preserve">Cham : Springer Nature Switzerland, 2024. – </w:t>
+        <w:t xml:space="preserve">EL Ghachi E. T., Raouyane B. Web application security: A review of broken access control in web applications //The International Conference of Advanced Computing and Informatics. – Cham : Springer Nature Switzerland, 2024. – </w:t>
       </w:r>
       <w:r>
         <w:rPr>
@@ -32443,10 +32414,7 @@
         <w:t xml:space="preserve"> </w:t>
       </w:r>
       <w:r>
-        <w:t xml:space="preserve">Аменицкий, А. В. Актуальные тенденции кибербезопасности / А. В. Аменицкий // Актуальные вопросы науки, технологий и </w:t>
-      </w:r>
-      <w:r>
-        <w:t>общества : Монография. – Пенза : Наука и Просвещение (ИП Гуляев Г.Ю.), 2025. – С. 92-120. – EDN BVTRQM.</w:t>
+        <w:t>Аменицкий, А. В. Актуальные тенденции кибербезопасности / А. В. Аменицкий // Актуальные вопросы науки, технологий и общества : Монография. – Пенза : Наука и Просвещение (ИП Гуляев Г.Ю.), 2025. – С. 92-120. – EDN BVTRQM.</w:t>
       </w:r>
     </w:p>
   </w:footnote>
@@ -32546,10 +32514,7 @@
         <w:t xml:space="preserve"> </w:t>
       </w:r>
       <w:r>
-        <w:t xml:space="preserve">Дюмин, М. А. Обеспечение безопасности web-сайтов / М. А. Дюмин, Е. А. Кулешова // Современные информационные технологии и информационная </w:t>
-      </w:r>
-      <w:r>
-        <w:t>безопасность : сборник научных статей 2-й Всероссийской научно-технической конференции, Курск, 28 февраля 2023 года. – Курск: Юго-Западный государственный университет, 2023. – С. 28-31. – EDN OPNAJT.</w:t>
+        <w:t>Дюмин, М. А. Обеспечение безопасности web-сайтов / М. А. Дюмин, Е. А. Кулешова // Современные информационные технологии и информационная безопасность : сборник научных статей 2-й Всероссийской научно-технической конференции, Курск, 28 февраля 2023 года. – Курск: Юго-Западный государственный университет, 2023. – С. 28-31. – EDN OPNAJT.</w:t>
       </w:r>
     </w:p>
   </w:footnote>

--- a/оглавление + 1 часть 2.docx
+++ b/оглавление + 1 часть 2.docx
@@ -2097,21 +2097,13 @@
         <w:t>[</w:t>
       </w:r>
       <w:r>
-        <w:t>Недостатком Cookies является также то, что они подвержены CSRFатакам</w:t>
-      </w:r>
-      <w:proofErr w:type="gramStart"/>
-      <w:r>
-        <w:t>.</w:t>
+        <w:t>Недостатком Cookies является также то, что они подвержены CSRFатакам.</w:t>
       </w:r>
       <w:r>
         <w:t>]</w:t>
       </w:r>
       <w:r>
-        <w:t>Семенова</w:t>
-      </w:r>
-      <w:proofErr w:type="gramEnd"/>
-      <w:r>
-        <w:t xml:space="preserve">. </w:t>
+        <w:t xml:space="preserve">Семенова. </w:t>
       </w:r>
       <w:r>
         <w:rPr>
@@ -3196,7 +3188,6 @@
         </w:rPr>
         <w:t>[</w:t>
       </w:r>
-      <w:proofErr w:type="gramStart"/>
       <w:r>
         <w:rPr>
           <w:rFonts w:ascii="Times New Roman" w:hAnsi="Times New Roman" w:cs="Times New Roman"/>
@@ -3204,9 +3195,8 @@
           <w:szCs w:val="24"/>
           <w:lang w:val="en-US"/>
         </w:rPr>
-        <w:t>Basically</w:t>
-      </w:r>
-      <w:proofErr w:type="gramEnd"/>
+        <w:t>Basically the protocol works as follow: once the client and server have both sent their</w:t>
+      </w:r>
       <w:r>
         <w:rPr>
           <w:rFonts w:ascii="Times New Roman" w:hAnsi="Times New Roman" w:cs="Times New Roman"/>
@@ -3214,7 +3204,7 @@
           <w:szCs w:val="24"/>
           <w:lang w:val="en-US"/>
         </w:rPr>
-        <w:t xml:space="preserve"> the protocol works as follow: once the client and server have both sent their</w:t>
+        <w:t xml:space="preserve"> </w:t>
       </w:r>
       <w:r>
         <w:rPr>
@@ -3223,7 +3213,7 @@
           <w:szCs w:val="24"/>
           <w:lang w:val="en-US"/>
         </w:rPr>
-        <w:t xml:space="preserve"> </w:t>
+        <w:t>handshakes, and the procedure was successful, then the data transfer part starts. The method</w:t>
       </w:r>
       <w:r>
         <w:rPr>
@@ -3232,7 +3222,7 @@
           <w:szCs w:val="24"/>
           <w:lang w:val="en-US"/>
         </w:rPr>
-        <w:t>handshakes, and the procedure was successful, then the data transfer part starts. The method</w:t>
+        <w:t xml:space="preserve"> </w:t>
       </w:r>
       <w:r>
         <w:rPr>
@@ -3241,7 +3231,7 @@
           <w:szCs w:val="24"/>
           <w:lang w:val="en-US"/>
         </w:rPr>
-        <w:t xml:space="preserve"> </w:t>
+        <w:t>results in a two-way communication channel where each side can, independently from the</w:t>
       </w:r>
       <w:r>
         <w:rPr>
@@ -3250,7 +3240,7 @@
           <w:szCs w:val="24"/>
           <w:lang w:val="en-US"/>
         </w:rPr>
-        <w:t>results in a two-way communication channel where each side can, independently from the</w:t>
+        <w:t xml:space="preserve"> </w:t>
       </w:r>
       <w:r>
         <w:rPr>
@@ -3259,7 +3249,7 @@
           <w:szCs w:val="24"/>
           <w:lang w:val="en-US"/>
         </w:rPr>
-        <w:t xml:space="preserve"> </w:t>
+        <w:t>other,</w:t>
       </w:r>
       <w:r>
         <w:rPr>
@@ -3268,7 +3258,7 @@
           <w:szCs w:val="24"/>
           <w:lang w:val="en-US"/>
         </w:rPr>
-        <w:t>other,</w:t>
+        <w:t xml:space="preserve"> </w:t>
       </w:r>
       <w:r>
         <w:rPr>
@@ -3277,7 +3267,7 @@
           <w:szCs w:val="24"/>
           <w:lang w:val="en-US"/>
         </w:rPr>
-        <w:t xml:space="preserve"> </w:t>
+        <w:t>send data at will. After a successful handshake, clients and servers transfer data back</w:t>
       </w:r>
       <w:r>
         <w:rPr>
@@ -3286,7 +3276,7 @@
           <w:szCs w:val="24"/>
           <w:lang w:val="en-US"/>
         </w:rPr>
-        <w:t>send data at will. After a successful handshake, clients and servers transfer data back</w:t>
+        <w:t xml:space="preserve"> </w:t>
       </w:r>
       <w:r>
         <w:rPr>
@@ -3295,36 +3285,7 @@
           <w:szCs w:val="24"/>
           <w:lang w:val="en-US"/>
         </w:rPr>
-        <w:t xml:space="preserve"> </w:t>
-      </w:r>
-      <w:r>
-        <w:rPr>
-          <w:rFonts w:ascii="Times New Roman" w:hAnsi="Times New Roman" w:cs="Times New Roman"/>
-          <w:sz w:val="24"/>
-          <w:szCs w:val="24"/>
-          <w:lang w:val="en-US"/>
-        </w:rPr>
-        <w:t xml:space="preserve">and forth in conceptual units referred to in the WebSocket specification </w:t>
-      </w:r>
-      <w:proofErr w:type="gramStart"/>
-      <w:r>
-        <w:rPr>
-          <w:rFonts w:ascii="Times New Roman" w:hAnsi="Times New Roman" w:cs="Times New Roman"/>
-          <w:sz w:val="24"/>
-          <w:szCs w:val="24"/>
-          <w:lang w:val="en-US"/>
-        </w:rPr>
-        <w:t>as ”messages</w:t>
-      </w:r>
-      <w:proofErr w:type="gramEnd"/>
-      <w:r>
-        <w:rPr>
-          <w:rFonts w:ascii="Times New Roman" w:hAnsi="Times New Roman" w:cs="Times New Roman"/>
-          <w:sz w:val="24"/>
-          <w:szCs w:val="24"/>
-          <w:lang w:val="en-US"/>
-        </w:rPr>
-        <w:t>”. On</w:t>
+        <w:t>and forth in conceptual units referred to in the WebSocket specification as ”messages”. On</w:t>
       </w:r>
       <w:r>
         <w:rPr>
@@ -3635,73 +3596,7 @@
           <w:shd w:val="clear" w:color="auto" w:fill="FFFFFF"/>
           <w:lang w:val="en-US"/>
         </w:rPr>
-        <w:t xml:space="preserve">[JSON (JavaScript Object Notation) is a text-based, simple, and structured format for </w:t>
-      </w:r>
-      <w:proofErr w:type="gramStart"/>
-      <w:r>
-        <w:rPr>
-          <w:rFonts w:ascii="Arial" w:hAnsi="Arial" w:cs="Arial"/>
-          <w:sz w:val="24"/>
-          <w:szCs w:val="24"/>
-          <w:shd w:val="clear" w:color="auto" w:fill="FFFFFF"/>
-          <w:lang w:val="en-US"/>
-        </w:rPr>
-        <w:t>representing  data</w:t>
-      </w:r>
-      <w:proofErr w:type="gramEnd"/>
-      <w:r>
-        <w:rPr>
-          <w:rFonts w:ascii="Arial" w:hAnsi="Arial" w:cs="Arial"/>
-          <w:sz w:val="24"/>
-          <w:szCs w:val="24"/>
-          <w:shd w:val="clear" w:color="auto" w:fill="FFFFFF"/>
-          <w:lang w:val="en-US"/>
-        </w:rPr>
-        <w:t xml:space="preserve">.  </w:t>
-      </w:r>
-      <w:proofErr w:type="gramStart"/>
-      <w:r>
-        <w:rPr>
-          <w:rFonts w:ascii="Arial" w:hAnsi="Arial" w:cs="Arial"/>
-          <w:sz w:val="24"/>
-          <w:szCs w:val="24"/>
-          <w:shd w:val="clear" w:color="auto" w:fill="FFFFFF"/>
-          <w:lang w:val="en-US"/>
-        </w:rPr>
-        <w:t>JSON  is</w:t>
-      </w:r>
-      <w:proofErr w:type="gramEnd"/>
-      <w:r>
-        <w:rPr>
-          <w:rFonts w:ascii="Arial" w:hAnsi="Arial" w:cs="Arial"/>
-          <w:sz w:val="24"/>
-          <w:szCs w:val="24"/>
-          <w:shd w:val="clear" w:color="auto" w:fill="FFFFFF"/>
-          <w:lang w:val="en-US"/>
-        </w:rPr>
-        <w:t xml:space="preserve">  primarily  used  for  storing  and  exchanging  data.  </w:t>
-      </w:r>
-      <w:proofErr w:type="gramStart"/>
-      <w:r>
-        <w:rPr>
-          <w:rFonts w:ascii="Arial" w:hAnsi="Arial" w:cs="Arial"/>
-          <w:sz w:val="24"/>
-          <w:szCs w:val="24"/>
-          <w:shd w:val="clear" w:color="auto" w:fill="FFFFFF"/>
-          <w:lang w:val="en-US"/>
-        </w:rPr>
-        <w:t>It  was</w:t>
-      </w:r>
-      <w:proofErr w:type="gramEnd"/>
-      <w:r>
-        <w:rPr>
-          <w:rFonts w:ascii="Arial" w:hAnsi="Arial" w:cs="Arial"/>
-          <w:sz w:val="24"/>
-          <w:szCs w:val="24"/>
-          <w:shd w:val="clear" w:color="auto" w:fill="FFFFFF"/>
-          <w:lang w:val="en-US"/>
-        </w:rPr>
-        <w:t xml:space="preserve"> introduced in 2001 by Douglas Crockford and has become the de facto standard in many IT technologies today.] </w:t>
+        <w:t xml:space="preserve">[JSON (JavaScript Object Notation) is a text-based, simple, and structured format for representing  data.  JSON  is  primarily  used  for  storing  and  exchanging  data.  It  was introduced in 2001 by Douglas Crockford and has become the de facto standard in many IT technologies today.] </w:t>
       </w:r>
       <w:r>
         <w:rPr>
@@ -4936,17 +4831,6 @@
         </w:rPr>
         <w:t xml:space="preserve"> — лёгкий и гибкий фреймворк, разработанный Эваном Ю. Он сочетает в себе лаконичность и простоту, при этом предоставляя мощные механизмы создания интерфейсов. Vue отличается низким порогом входа, что делает его удобным для начинающих, и в то же время способен поддерживать сложные проекты благодаря модульной архитектуре и поддержке экосистемы (Vue Router, Vuex). Vue часто применяется в средних по размеру проектах и ситуациях, где требуется быстрое прототипирование.</w:t>
       </w:r>
-    </w:p>
-    <w:p>
-      <w:pPr>
-        <w:spacing w:before="100" w:beforeAutospacing="1" w:after="100" w:afterAutospacing="1" w:line="240" w:lineRule="auto"/>
-        <w:rPr>
-          <w:rFonts w:ascii="Times New Roman" w:eastAsia="Times New Roman" w:hAnsi="Times New Roman" w:cs="Times New Roman"/>
-          <w:sz w:val="24"/>
-          <w:szCs w:val="24"/>
-          <w:lang w:eastAsia="ru-RU"/>
-        </w:rPr>
-      </w:pPr>
     </w:p>
     <w:p>
       <w:pPr>
@@ -5058,31 +4942,15 @@
           <w:rFonts w:ascii="Arial" w:hAnsi="Arial" w:cs="Arial"/>
           <w:color w:val="232627"/>
         </w:rPr>
-        <w:t xml:space="preserve"> </w:t>
-      </w:r>
-      <w:proofErr w:type="gramStart"/>
+        <w:t xml:space="preserve"> - это вид атаки, при которой в страницу сайта внедряется вредоносный код. При открытии страницы пользователем, код выполняется на его компьютере и устанавливает соединение с веб-сервером злоумышленника, который таким образом </w:t>
+      </w:r>
       <w:r>
         <w:rPr>
           <w:rFonts w:ascii="Arial" w:hAnsi="Arial" w:cs="Arial"/>
           <w:color w:val="232627"/>
         </w:rPr>
-        <w:t>- это</w:t>
-      </w:r>
-      <w:proofErr w:type="gramEnd"/>
-      <w:r>
-        <w:rPr>
-          <w:rFonts w:ascii="Arial" w:hAnsi="Arial" w:cs="Arial"/>
-          <w:color w:val="232627"/>
-        </w:rPr>
-        <w:t xml:space="preserve"> вид атаки, при которой в страницу сайта внедряется вредоносный код. При открытии страницы </w:t>
-      </w:r>
-      <w:r>
-        <w:rPr>
-          <w:rFonts w:ascii="Arial" w:hAnsi="Arial" w:cs="Arial"/>
-          <w:color w:val="232627"/>
-        </w:rPr>
         <w:lastRenderedPageBreak/>
-        <w:t xml:space="preserve">пользователем, код выполняется на его компьютере и устанавливает соединение с веб-сервером злоумышленника, который таким образом получает контроль над системой. </w:t>
+        <w:t xml:space="preserve">получает контроль над системой. </w:t>
       </w:r>
       <w:r>
         <w:rPr>
@@ -5139,27 +5007,7 @@
           <w:szCs w:val="24"/>
           <w:lang w:eastAsia="ru-RU"/>
         </w:rPr>
-        <w:t>Кликджекинг. Этот термин подразумевает мошенничество, при котором используютсяневидимые элементы на сайте. Заполучить на компьютер или смартфон вирусный файл можнопри просмотре фильма на обычном сайте. Злоумышленники размещают на страницахневидимые элементы, на которые человек нажимает попутно с «полезными действиями</w:t>
-      </w:r>
-      <w:proofErr w:type="gramStart"/>
-      <w:r>
-        <w:rPr>
-          <w:rFonts w:ascii="Times New Roman" w:eastAsia="Times New Roman" w:hAnsi="Times New Roman" w:cs="Times New Roman"/>
-          <w:sz w:val="24"/>
-          <w:szCs w:val="24"/>
-          <w:lang w:eastAsia="ru-RU"/>
-        </w:rPr>
-        <w:t>».Например</w:t>
-      </w:r>
-      <w:proofErr w:type="gramEnd"/>
-      <w:r>
-        <w:rPr>
-          <w:rFonts w:ascii="Times New Roman" w:eastAsia="Times New Roman" w:hAnsi="Times New Roman" w:cs="Times New Roman"/>
-          <w:sz w:val="24"/>
-          <w:szCs w:val="24"/>
-          <w:lang w:eastAsia="ru-RU"/>
-        </w:rPr>
-        <w:t>, вместе с запуском проигрывания кино будет дано согласие на обработкуперсональных данных в какой-либо микрофинансовой организации.</w:t>
+        <w:t>Кликджекинг. Этот термин подразумевает мошенничество, при котором используютсяневидимые элементы на сайте. Заполучить на компьютер или смартфон вирусный файл можнопри просмотре фильма на обычном сайте. Злоумышленники размещают на страницахневидимые элементы, на которые человек нажимает попутно с «полезными действиями».Например, вместе с запуском проигрывания кино будет дано согласие на обработкуперсональных данных в какой-либо микрофинансовой организации.</w:t>
       </w:r>
       <w:r>
         <w:rPr>
@@ -5350,47 +5198,7 @@
           <w:szCs w:val="23"/>
           <w:shd w:val="clear" w:color="auto" w:fill="FFFFFF"/>
         </w:rPr>
-        <w:t xml:space="preserve">База данных (БД) —это система для сбора, хранения и управления большими объемами информации в одном месте. Она обеспечивает быстрый и эффективный </w:t>
-      </w:r>
-      <w:proofErr w:type="gramStart"/>
-      <w:r>
-        <w:rPr>
-          <w:rFonts w:ascii="Arial" w:hAnsi="Arial" w:cs="Arial"/>
-          <w:sz w:val="23"/>
-          <w:szCs w:val="23"/>
-          <w:shd w:val="clear" w:color="auto" w:fill="FFFFFF"/>
-        </w:rPr>
-        <w:t>поиск,  анализ</w:t>
-      </w:r>
-      <w:proofErr w:type="gramEnd"/>
-      <w:r>
-        <w:rPr>
-          <w:rFonts w:ascii="Arial" w:hAnsi="Arial" w:cs="Arial"/>
-          <w:sz w:val="23"/>
-          <w:szCs w:val="23"/>
-          <w:shd w:val="clear" w:color="auto" w:fill="FFFFFF"/>
-        </w:rPr>
-        <w:t xml:space="preserve">  и  использование  данных.  </w:t>
-      </w:r>
-      <w:proofErr w:type="gramStart"/>
-      <w:r>
-        <w:rPr>
-          <w:rFonts w:ascii="Arial" w:hAnsi="Arial" w:cs="Arial"/>
-          <w:sz w:val="23"/>
-          <w:szCs w:val="23"/>
-          <w:shd w:val="clear" w:color="auto" w:fill="FFFFFF"/>
-        </w:rPr>
-        <w:t>Базы  данных</w:t>
-      </w:r>
-      <w:proofErr w:type="gramEnd"/>
-      <w:r>
-        <w:rPr>
-          <w:rFonts w:ascii="Arial" w:hAnsi="Arial" w:cs="Arial"/>
-          <w:sz w:val="23"/>
-          <w:szCs w:val="23"/>
-          <w:shd w:val="clear" w:color="auto" w:fill="FFFFFF"/>
-        </w:rPr>
-        <w:t xml:space="preserve">  управляются  с  помощью программных и аппаратных средств, а система управления ими называется СУБД (система управления базами данных).]</w:t>
+        <w:t>База данных (БД) —это система для сбора, хранения и управления большими объемами информации в одном месте. Она обеспечивает быстрый и эффективный поиск,  анализ  и  использование  данных.  Базы  данных  управляются  с  помощью программных и аппаратных средств, а система управления ими называется СУБД (система управления базами данных).]</w:t>
       </w:r>
       <w:r>
         <w:rPr>
@@ -5419,7 +5227,7 @@
           <w:highlight w:val="yellow"/>
           <w:lang w:eastAsia="ru-RU"/>
         </w:rPr>
-        <w:t xml:space="preserve">Бэкенд осуществляет чтение, запись, </w:t>
+        <w:t xml:space="preserve">Бэкенд осуществляет чтение, запись, обновление и удаление данных при помощи СУБД, обеспечивая целостность и согласованность хранимой информации. Для структурирования кода часто </w:t>
       </w:r>
       <w:r>
         <w:rPr>
@@ -5430,7 +5238,7 @@
           <w:lang w:eastAsia="ru-RU"/>
         </w:rPr>
         <w:lastRenderedPageBreak/>
-        <w:t>обновление и удаление данных при помощи СУБД, обеспечивая целостность и согласованность хранимой информации. Для структурирования кода часто применяются многоуровневые модели, где слой логики отделён от слоя данных, что повышает удобство сопровождения и масштабируемость.</w:t>
+        <w:t>применяются многоуровневые модели, где слой логики отделён от слоя данных, что повышает удобство сопровождения и масштабируемость.</w:t>
       </w:r>
     </w:p>
     <w:p>
@@ -5656,7 +5464,6 @@
           <w:highlight w:val="yellow"/>
           <w:lang w:eastAsia="ru-RU"/>
         </w:rPr>
-        <w:lastRenderedPageBreak/>
         <w:t>В связи с этим необходимо рассмотреть основные уязвимости бэкенда и соответствующие им типы атак</w:t>
       </w:r>
       <w:r>
@@ -5691,6 +5498,7 @@
           <w:szCs w:val="24"/>
           <w:lang w:val="en-US" w:eastAsia="ru-RU"/>
         </w:rPr>
+        <w:lastRenderedPageBreak/>
         <w:t>[</w:t>
       </w:r>
       <w:r>
@@ -5958,7 +5766,6 @@
           <w:rFonts w:ascii="Helvetica" w:eastAsia="Times New Roman" w:hAnsi="Helvetica" w:cs="Helvetica"/>
           <w:lang w:eastAsia="ru-RU"/>
         </w:rPr>
-        <w:lastRenderedPageBreak/>
         <w:t>Аналогично свойству независимости структуры: при обновлении программного обеспечения или СУБД (сокр. от «системы управления базами данных») база данных не должна менять свою структуру или свойства.</w:t>
       </w:r>
     </w:p>
@@ -5977,6 +5784,7 @@
           <w:bCs/>
           <w:lang w:eastAsia="ru-RU"/>
         </w:rPr>
+        <w:lastRenderedPageBreak/>
         <w:t>5. Безопасность данных</w:t>
       </w:r>
     </w:p>
@@ -6354,14 +6162,7 @@
         <w:rPr>
           <w:highlight w:val="yellow"/>
         </w:rPr>
-        <w:t xml:space="preserve">Утечка данных в контексте безопасности баз данных веб-приложений представляет собой одну из наиболее критичных угроз, способных привести к компрометации конфиденциальной, персональной и служебной информации. Нарушение целостности механизмов хранения и доступа к данным, а также наличие уязвимостей в логике взаимодействия с базой данных создают предпосылки для несанкционированного </w:t>
-      </w:r>
-      <w:r>
-        <w:rPr>
-          <w:highlight w:val="yellow"/>
-        </w:rPr>
-        <w:lastRenderedPageBreak/>
-        <w:t>извлечения информации злоумышленниками. Последствия подобных инцидентов включают не только прямой ущерб, связанный с раскрытием данных, но и значительные репутационные и правовые риски для организации.</w:t>
+        <w:t>Утечка данных в контексте безопасности баз данных веб-приложений представляет собой одну из наиболее критичных угроз, способных привести к компрометации конфиденциальной, персональной и служебной информации. Нарушение целостности механизмов хранения и доступа к данным, а также наличие уязвимостей в логике взаимодействия с базой данных создают предпосылки для несанкционированного извлечения информации злоумышленниками. Последствия подобных инцидентов включают не только прямой ущерб, связанный с раскрытием данных, но и значительные репутационные и правовые риски для организации.</w:t>
       </w:r>
     </w:p>
     <w:p>
@@ -6385,6 +6186,7 @@
           <w:spacing w:val="-5"/>
           <w:shd w:val="clear" w:color="auto" w:fill="F2FAFF"/>
         </w:rPr>
+        <w:lastRenderedPageBreak/>
         <w:t>[</w:t>
       </w:r>
       <w:r>
@@ -6444,18 +6246,6 @@
     </w:p>
     <w:p>
       <w:pPr>
-        <w:pStyle w:val="ae"/>
-        <w:spacing w:before="100" w:beforeAutospacing="1" w:after="0" w:line="240" w:lineRule="auto"/>
-        <w:rPr>
-          <w:rFonts w:ascii="Helvetica" w:eastAsia="Times New Roman" w:hAnsi="Helvetica" w:cs="Helvetica"/>
-          <w:sz w:val="21"/>
-          <w:szCs w:val="21"/>
-          <w:lang w:eastAsia="ru-RU"/>
-        </w:rPr>
-      </w:pPr>
-    </w:p>
-    <w:p>
-      <w:pPr>
         <w:spacing w:before="100" w:beforeAutospacing="1" w:after="0" w:line="240" w:lineRule="auto"/>
         <w:rPr>
           <w:rFonts w:ascii="Helvetica" w:hAnsi="Helvetica" w:cs="Helvetica"/>
@@ -6672,18 +6462,7 @@
           <w:highlight w:val="yellow"/>
           <w:lang w:eastAsia="ru-RU"/>
         </w:rPr>
-        <w:t xml:space="preserve">В заключении делается вывод о том, что NGINX является мощным и гибким веб-сервером, эффективно реализующим неблокирующую модель обработки соединений и </w:t>
-      </w:r>
-      <w:r>
-        <w:rPr>
-          <w:rFonts w:ascii="Times New Roman" w:eastAsia="Times New Roman" w:hAnsi="Times New Roman" w:cs="Times New Roman"/>
-          <w:sz w:val="24"/>
-          <w:szCs w:val="24"/>
-          <w:highlight w:val="yellow"/>
-          <w:lang w:eastAsia="ru-RU"/>
-        </w:rPr>
-        <w:lastRenderedPageBreak/>
-        <w:t>поддерживающим динамическое обновление конфигурации, что делает его пригодным для высоконагруженных систем.</w:t>
+        <w:t>В заключении делается вывод о том, что NGINX является мощным и гибким веб-сервером, эффективно реализующим неблокирующую модель обработки соединений и поддерживающим динамическое обновление конфигурации, что делает его пригодным для высоконагруженных систем.</w:t>
       </w:r>
     </w:p>
     <w:p>
@@ -6764,7 +6543,18 @@
           <w:highlight w:val="yellow"/>
           <w:lang w:eastAsia="ru-RU"/>
         </w:rPr>
-        <w:t xml:space="preserve"> — это один из самых распространённых и исторически первых веб-серверов, широко применяемый для размещения веб-приложений и сайтов. Его популярность объясняется простотой настройки, гибкостью и большим количеством модулей, позволяющих расширять функциональность.</w:t>
+        <w:t xml:space="preserve"> — это один из самых распространённых и исторически первых веб-серверов, широко применяемый для размещения веб-приложений и сайтов. Его популярность объясняется простотой </w:t>
+      </w:r>
+      <w:r>
+        <w:rPr>
+          <w:rFonts w:ascii="Times New Roman" w:eastAsia="Times New Roman" w:hAnsi="Times New Roman" w:cs="Times New Roman"/>
+          <w:sz w:val="24"/>
+          <w:szCs w:val="24"/>
+          <w:highlight w:val="yellow"/>
+          <w:lang w:eastAsia="ru-RU"/>
+        </w:rPr>
+        <w:lastRenderedPageBreak/>
+        <w:t>настройки, гибкостью и большим количеством модулей, позволяющих расширять функциональность.</w:t>
       </w:r>
     </w:p>
     <w:p>
@@ -6922,39 +6712,36 @@
         <w:spacing w:before="100" w:beforeAutospacing="1" w:after="0" w:line="240" w:lineRule="auto"/>
       </w:pPr>
       <w:r>
-        <w:t xml:space="preserve">В архитектуре одностраничных Service-oriented single-page Web apps с сервера загружается HTML-страница, представляющая собой контейнер для кода JavaScript, который со ссылкой на конкретную веб-службу получает только бизнес-данные от нее. Из которого, в свою очередь, приложение JavaScript генерирует HTML-содержимое страницы. Фактически, архитектура такого типа представляет собой эволюцию архитектуры JS generation widgets и доведение ее до полного уровня независимого, довольно сложного приложения JavaScript путем переноса части </w:t>
-      </w:r>
-      <w:r>
+        <w:t>В архитектуре одностраничных Service-oriented single-page Web apps с сервера загружается HTML-страница, представляющая собой контейнер для кода JavaScript, который со ссылкой на конкретную веб-службу получает только бизнес-данные от нее. Из которого, в свою очередь, приложение JavaScript генерирует HTML-содержимое страницы. Фактически, архитектура такого типа представляет собой эволюцию архитектуры JS generation widgets и доведение ее до полного уровня независимого, довольно сложного приложения JavaScript путем переноса части функциональности на клиентскую сторону. Как правило, архитектура JS generation widgets не может]</w:t>
+      </w:r>
+      <w:r>
+        <w:rPr>
+          <w:rStyle w:val="a6"/>
+          <w:lang w:val="en-US"/>
+        </w:rPr>
+        <w:footnoteReference w:id="60"/>
+      </w:r>
+    </w:p>
+    <w:p>
+      <w:pPr>
+        <w:spacing w:before="100" w:beforeAutospacing="1" w:after="100" w:afterAutospacing="1" w:line="240" w:lineRule="auto"/>
+        <w:rPr>
+          <w:rFonts w:ascii="Times New Roman" w:eastAsia="Times New Roman" w:hAnsi="Times New Roman" w:cs="Times New Roman"/>
+          <w:sz w:val="24"/>
+          <w:szCs w:val="24"/>
+          <w:highlight w:val="yellow"/>
+          <w:lang w:eastAsia="ru-RU"/>
+        </w:rPr>
+      </w:pPr>
+      <w:r>
+        <w:rPr>
+          <w:rFonts w:ascii="Times New Roman" w:eastAsia="Times New Roman" w:hAnsi="Times New Roman" w:cs="Times New Roman"/>
+          <w:sz w:val="24"/>
+          <w:szCs w:val="24"/>
+          <w:highlight w:val="yellow"/>
+          <w:lang w:eastAsia="ru-RU"/>
+        </w:rPr>
         <w:lastRenderedPageBreak/>
-        <w:t>функциональности на клиентскую сторону. Как правило, архитектура JS generation widgets не может]</w:t>
-      </w:r>
-      <w:r>
-        <w:rPr>
-          <w:rStyle w:val="a6"/>
-          <w:lang w:val="en-US"/>
-        </w:rPr>
-        <w:footnoteReference w:id="60"/>
-      </w:r>
-    </w:p>
-    <w:p>
-      <w:pPr>
-        <w:spacing w:before="100" w:beforeAutospacing="1" w:after="100" w:afterAutospacing="1" w:line="240" w:lineRule="auto"/>
-        <w:rPr>
-          <w:rFonts w:ascii="Times New Roman" w:eastAsia="Times New Roman" w:hAnsi="Times New Roman" w:cs="Times New Roman"/>
-          <w:sz w:val="24"/>
-          <w:szCs w:val="24"/>
-          <w:highlight w:val="yellow"/>
-          <w:lang w:eastAsia="ru-RU"/>
-        </w:rPr>
-      </w:pPr>
-      <w:r>
-        <w:rPr>
-          <w:rFonts w:ascii="Times New Roman" w:eastAsia="Times New Roman" w:hAnsi="Times New Roman" w:cs="Times New Roman"/>
-          <w:sz w:val="24"/>
-          <w:szCs w:val="24"/>
-          <w:highlight w:val="yellow"/>
-          <w:lang w:eastAsia="ru-RU"/>
-        </w:rPr>
         <w:t>Веб-сервер является ключевым компонентом инфраструктуры веб-приложения, обеспечивая обработку входящих запросов и взаимодействие с клиентской и серверной частями. Однако ошибки конфигурации и особенности реализации могут приводить к возникновению уязвимостей, способных нарушить безопасность системы. В связи с этим целесообразно рассмотреть основные уязвимости веб-серверов и связанные с ними типы атак.</w:t>
       </w:r>
     </w:p>
@@ -6982,7 +6769,6 @@
         </w:rPr>
         <w:t xml:space="preserve">Как отмечается в глоссарии </w:t>
       </w:r>
-      <w:proofErr w:type="gramStart"/>
       <w:r>
         <w:rPr>
           <w:rFonts w:ascii="Helvetica" w:eastAsia="Times New Roman" w:hAnsi="Helvetica" w:cs="Helvetica"/>
@@ -7019,7 +6805,6 @@
         </w:rPr>
         <w:t>ab[</w:t>
       </w:r>
-      <w:proofErr w:type="gramEnd"/>
       <w:r>
         <w:rPr>
           <w:rStyle w:val="a6"/>
@@ -7297,51 +7082,57 @@
           <w:lang w:eastAsia="ru-RU"/>
         </w:rPr>
       </w:pPr>
-    </w:p>
-    <w:p>
-      <w:pPr>
-        <w:spacing w:before="100" w:beforeAutospacing="1" w:after="0" w:line="240" w:lineRule="auto"/>
+      <w:r>
         <w:rPr>
           <w:rFonts w:ascii="Helvetica" w:eastAsia="Times New Roman" w:hAnsi="Helvetica" w:cs="Helvetica"/>
           <w:sz w:val="24"/>
           <w:szCs w:val="24"/>
           <w:lang w:eastAsia="ru-RU"/>
         </w:rPr>
-      </w:pPr>
-    </w:p>
-    <w:p>
-      <w:pPr>
-        <w:spacing w:before="100" w:beforeAutospacing="1" w:after="0" w:line="240" w:lineRule="auto"/>
+        <w:lastRenderedPageBreak/>
+        <w:t xml:space="preserve">Вывод по </w:t>
+      </w:r>
+      <w:r>
         <w:rPr>
           <w:rFonts w:ascii="Helvetica" w:eastAsia="Times New Roman" w:hAnsi="Helvetica" w:cs="Helvetica"/>
           <w:sz w:val="24"/>
           <w:szCs w:val="24"/>
           <w:lang w:eastAsia="ru-RU"/>
         </w:rPr>
-      </w:pPr>
-    </w:p>
-    <w:p>
-      <w:pPr>
-        <w:spacing w:before="100" w:beforeAutospacing="1" w:after="0" w:line="240" w:lineRule="auto"/>
+        <w:t>1</w:t>
+      </w:r>
+      <w:r>
         <w:rPr>
           <w:rFonts w:ascii="Helvetica" w:eastAsia="Times New Roman" w:hAnsi="Helvetica" w:cs="Helvetica"/>
           <w:sz w:val="24"/>
           <w:szCs w:val="24"/>
           <w:lang w:eastAsia="ru-RU"/>
         </w:rPr>
-      </w:pPr>
-      <w:r>
-        <w:rPr>
-          <w:rFonts w:ascii="Helvetica" w:eastAsia="Times New Roman" w:hAnsi="Helvetica" w:cs="Helvetica"/>
-          <w:sz w:val="24"/>
-          <w:szCs w:val="24"/>
-          <w:lang w:eastAsia="ru-RU"/>
-        </w:rPr>
-        <w:t xml:space="preserve">Вывод по </w:t>
-      </w:r>
-      <w:r>
-        <w:rPr>
-          <w:rFonts w:ascii="Helvetica" w:eastAsia="Times New Roman" w:hAnsi="Helvetica" w:cs="Helvetica"/>
+        <w:t xml:space="preserve"> главе</w:t>
+      </w:r>
+    </w:p>
+    <w:p>
+      <w:pPr>
+        <w:spacing w:before="100" w:beforeAutospacing="1" w:after="100" w:afterAutospacing="1" w:line="240" w:lineRule="auto"/>
+        <w:rPr>
+          <w:rFonts w:ascii="Times New Roman" w:eastAsia="Times New Roman" w:hAnsi="Times New Roman" w:cs="Times New Roman"/>
+          <w:sz w:val="24"/>
+          <w:szCs w:val="24"/>
+          <w:lang w:eastAsia="ru-RU"/>
+        </w:rPr>
+      </w:pPr>
+      <w:r>
+        <w:rPr>
+          <w:rFonts w:ascii="Times New Roman" w:eastAsia="Times New Roman" w:hAnsi="Times New Roman" w:cs="Times New Roman"/>
+          <w:sz w:val="24"/>
+          <w:szCs w:val="24"/>
+          <w:lang w:eastAsia="ru-RU"/>
+        </w:rPr>
+        <w:t xml:space="preserve">Глава </w:t>
+      </w:r>
+      <w:r>
+        <w:rPr>
+          <w:rFonts w:ascii="Times New Roman" w:eastAsia="Times New Roman" w:hAnsi="Times New Roman" w:cs="Times New Roman"/>
           <w:sz w:val="24"/>
           <w:szCs w:val="24"/>
           <w:lang w:eastAsia="ru-RU"/>
@@ -7350,76 +7141,32 @@
       </w:r>
       <w:r>
         <w:rPr>
-          <w:rFonts w:ascii="Helvetica" w:eastAsia="Times New Roman" w:hAnsi="Helvetica" w:cs="Helvetica"/>
-          <w:sz w:val="24"/>
-          <w:szCs w:val="24"/>
-          <w:lang w:eastAsia="ru-RU"/>
-        </w:rPr>
-        <w:t xml:space="preserve"> главе</w:t>
-      </w:r>
-    </w:p>
-    <w:p>
-      <w:pPr>
-        <w:spacing w:before="100" w:beforeAutospacing="1" w:after="100" w:afterAutospacing="1" w:line="240" w:lineRule="auto"/>
-        <w:rPr>
-          <w:rFonts w:ascii="Times New Roman" w:eastAsia="Times New Roman" w:hAnsi="Times New Roman" w:cs="Times New Roman"/>
-          <w:sz w:val="24"/>
-          <w:szCs w:val="24"/>
-          <w:lang w:eastAsia="ru-RU"/>
-        </w:rPr>
-      </w:pPr>
-      <w:r>
-        <w:rPr>
-          <w:rFonts w:ascii="Times New Roman" w:eastAsia="Times New Roman" w:hAnsi="Times New Roman" w:cs="Times New Roman"/>
-          <w:sz w:val="24"/>
-          <w:szCs w:val="24"/>
-          <w:lang w:eastAsia="ru-RU"/>
-        </w:rPr>
-        <w:t xml:space="preserve">Глава </w:t>
-      </w:r>
-      <w:r>
-        <w:rPr>
-          <w:rFonts w:ascii="Times New Roman" w:eastAsia="Times New Roman" w:hAnsi="Times New Roman" w:cs="Times New Roman"/>
-          <w:sz w:val="24"/>
-          <w:szCs w:val="24"/>
-          <w:lang w:eastAsia="ru-RU"/>
+          <w:rFonts w:ascii="Times New Roman" w:eastAsia="Times New Roman" w:hAnsi="Times New Roman" w:cs="Times New Roman"/>
+          <w:sz w:val="24"/>
+          <w:szCs w:val="24"/>
+          <w:lang w:eastAsia="ru-RU"/>
+        </w:rPr>
+        <w:t xml:space="preserve"> рассмотрела ключевые архитектурные принципы, определяющие устройство и функционирование современных веб-приложений. </w:t>
+      </w:r>
+      <w:r>
+        <w:rPr>
+          <w:rFonts w:ascii="Times New Roman" w:hAnsi="Times New Roman" w:cs="Times New Roman"/>
+          <w:sz w:val="24"/>
+          <w:szCs w:val="24"/>
+        </w:rPr>
+        <w:t xml:space="preserve">В разделе </w:t>
+      </w:r>
+      <w:r>
+        <w:rPr>
+          <w:rFonts w:ascii="Times New Roman" w:hAnsi="Times New Roman" w:cs="Times New Roman"/>
+          <w:sz w:val="24"/>
+          <w:szCs w:val="24"/>
         </w:rPr>
         <w:t>1</w:t>
       </w:r>
       <w:r>
         <w:rPr>
-          <w:rFonts w:ascii="Times New Roman" w:eastAsia="Times New Roman" w:hAnsi="Times New Roman" w:cs="Times New Roman"/>
-          <w:sz w:val="24"/>
-          <w:szCs w:val="24"/>
-          <w:lang w:eastAsia="ru-RU"/>
-        </w:rPr>
-        <w:t xml:space="preserve"> рассмотрела ключевые архитектурные принципы, определяющие устройство и функционирование современных веб-приложений. </w:t>
-      </w:r>
-      <w:r>
-        <w:rPr>
           <w:rFonts w:ascii="Times New Roman" w:hAnsi="Times New Roman" w:cs="Times New Roman"/>
-          <w:b/>
-          <w:bCs/>
-          <w:sz w:val="24"/>
-          <w:szCs w:val="24"/>
-        </w:rPr>
-        <w:t xml:space="preserve">В разделе </w:t>
-      </w:r>
-      <w:r>
-        <w:rPr>
-          <w:rFonts w:ascii="Times New Roman" w:hAnsi="Times New Roman" w:cs="Times New Roman"/>
-          <w:b/>
-          <w:bCs/>
-          <w:sz w:val="24"/>
-          <w:szCs w:val="24"/>
-        </w:rPr>
-        <w:t>1</w:t>
-      </w:r>
-      <w:r>
-        <w:rPr>
-          <w:rFonts w:ascii="Times New Roman" w:hAnsi="Times New Roman" w:cs="Times New Roman"/>
-          <w:b/>
-          <w:bCs/>
           <w:sz w:val="24"/>
           <w:szCs w:val="24"/>
         </w:rPr>
@@ -8636,30 +8383,6 @@
       <w:pPr>
         <w:spacing w:before="100" w:beforeAutospacing="1" w:after="0" w:line="240" w:lineRule="auto"/>
         <w:rPr>
-          <w:rFonts w:ascii="Helvetica" w:eastAsia="Times New Roman" w:hAnsi="Helvetica" w:cs="Helvetica"/>
-          <w:color w:val="333333"/>
-          <w:sz w:val="24"/>
-          <w:szCs w:val="24"/>
-          <w:lang w:eastAsia="ru-RU"/>
-        </w:rPr>
-      </w:pPr>
-    </w:p>
-    <w:p>
-      <w:pPr>
-        <w:spacing w:before="100" w:beforeAutospacing="1" w:after="0" w:line="240" w:lineRule="auto"/>
-        <w:rPr>
-          <w:rFonts w:ascii="Helvetica" w:eastAsia="Times New Roman" w:hAnsi="Helvetica" w:cs="Helvetica"/>
-          <w:color w:val="333333"/>
-          <w:sz w:val="24"/>
-          <w:szCs w:val="24"/>
-          <w:lang w:eastAsia="ru-RU"/>
-        </w:rPr>
-      </w:pPr>
-    </w:p>
-    <w:p>
-      <w:pPr>
-        <w:spacing w:before="100" w:beforeAutospacing="1" w:after="0" w:line="240" w:lineRule="auto"/>
-        <w:rPr>
           <w:rFonts w:ascii="Times New Roman" w:hAnsi="Times New Roman" w:cs="Times New Roman"/>
           <w:color w:val="000000"/>
           <w:sz w:val="24"/>
@@ -8891,14 +8614,7 @@
           <w:highlight w:val="yellow"/>
         </w:rPr>
         <w:br/>
-        <w:t xml:space="preserve">— Рansomware остаются одной из наиболее разрушительных угроз: они шифруют и/или крадут данные, всё чаще нацелены на цепочки поставок и используют </w:t>
-      </w:r>
-      <w:r>
-        <w:rPr>
-          <w:highlight w:val="yellow"/>
-        </w:rPr>
-        <w:lastRenderedPageBreak/>
-        <w:t>уязвимости нулевого дня; ожидаются крупномасштабные инциденты, затрагивающие отрасли целиком.</w:t>
+        <w:t>— Рansomware остаются одной из наиболее разрушительных угроз: они шифруют и/или крадут данные, всё чаще нацелены на цепочки поставок и используют уязвимости нулевого дня; ожидаются крупномасштабные инциденты, затрагивающие отрасли целиком.</w:t>
       </w:r>
     </w:p>
     <w:p>
@@ -8925,7 +8641,14 @@
           <w:highlight w:val="yellow"/>
         </w:rPr>
         <w:br/>
-        <w:t xml:space="preserve">— Расширение доступа к инструментам и сервисам (включая ИИ-инструменты) снижает барьер для входа в киберпреступность, делая более масштабными и частыми атаки со стороны менее профессиональных групп. </w:t>
+        <w:t xml:space="preserve">— Расширение доступа к инструментам и сервисам (включая ИИ-инструменты) </w:t>
+      </w:r>
+      <w:r>
+        <w:rPr>
+          <w:highlight w:val="yellow"/>
+        </w:rPr>
+        <w:lastRenderedPageBreak/>
+        <w:t xml:space="preserve">снижает барьер для входа в киберпреступность, делая более масштабными и частыми атаки со стороны менее профессиональных групп. </w:t>
       </w:r>
     </w:p>
     <w:p>
@@ -9164,14 +8887,14 @@
         <w:rPr>
           <w:highlight w:val="yellow"/>
         </w:rPr>
-        <w:t xml:space="preserve">Современные угрозы сочетают классические приёмы и новые технологии (ИИ, мультиагентные системы, квантовые риски), поэтому защита веб-приложений должна быть многослойной и адаптивной. Веб-приложения особенно уязвимы, поскольку они работают в открытой сети, обрабатывают чувствительные данные и часто зависят от сторонних компонентов/библиотек — следовательно, акцент на безопасной разработке (secure-by-design), управлении зависимостями и защите цепочек поставок обязателен. </w:t>
+        <w:t xml:space="preserve">Современные угрозы сочетают классические приёмы и новые технологии (ИИ, мультиагентные системы, квантовые риски), поэтому защита веб-приложений должна быть многослойной и адаптивной. Веб-приложения особенно уязвимы, поскольку они работают в открытой сети, обрабатывают чувствительные данные и часто зависят от сторонних компонентов/библиотек — следовательно, акцент на безопасной разработке (secure-by-design), управлении зависимостями и защите цепочек поставок обязателен. Необходимо сочетать защиту на основе ИИ (ИИ-защита) с контролем использования публичных ИИ-сервисов (чтобы не допустить утечек), а также начать подготовку к постквантовой криптографии. Коллективные усилия отрасли, государственно-частное </w:t>
       </w:r>
       <w:r>
         <w:rPr>
           <w:highlight w:val="yellow"/>
         </w:rPr>
         <w:lastRenderedPageBreak/>
-        <w:t>Необходимо сочетать защиту на основе ИИ (ИИ-защита) с контролем использования публичных ИИ-сервисов (чтобы не допустить утечек), а также начать подготовку к постквантовой криптографии. Коллективные усилия отрасли, государственно-частное партнёрство и повышение уровня осведомлённости персонала — ключевые элементы устойчивости.</w:t>
+        <w:t>партнёрство и повышение уровня осведомлённости персонала — ключевые элементы устойчивости.</w:t>
       </w:r>
       <w:r>
         <w:t xml:space="preserve"> </w:t>
@@ -9222,7 +8945,7 @@
           <w:b w:val="0"/>
           <w:bCs w:val="0"/>
         </w:rPr>
-        <w:t>1</w:t>
+        <w:t>2</w:t>
       </w:r>
       <w:r>
         <w:rPr>
@@ -9478,27 +9201,7 @@
           <w:szCs w:val="24"/>
           <w:lang w:eastAsia="ru-RU"/>
         </w:rPr>
-        <w:t xml:space="preserve">следует серверный уровень, на котором реализуется основная бизнес-логика приложения. Несмотря на </w:t>
-      </w:r>
-      <w:proofErr w:type="gramStart"/>
-      <w:r>
-        <w:rPr>
-          <w:rFonts w:ascii="Times New Roman" w:eastAsia="Times New Roman" w:hAnsi="Times New Roman" w:cs="Times New Roman"/>
-          <w:sz w:val="24"/>
-          <w:szCs w:val="24"/>
-          <w:lang w:eastAsia="ru-RU"/>
-        </w:rPr>
-        <w:t>то</w:t>
-      </w:r>
-      <w:proofErr w:type="gramEnd"/>
-      <w:r>
-        <w:rPr>
-          <w:rFonts w:ascii="Times New Roman" w:eastAsia="Times New Roman" w:hAnsi="Times New Roman" w:cs="Times New Roman"/>
-          <w:sz w:val="24"/>
-          <w:szCs w:val="24"/>
-          <w:lang w:eastAsia="ru-RU"/>
-        </w:rPr>
-        <w:t xml:space="preserve"> что данный уровень находится под контролем разработчика, именно здесь часто возникают критические уязвимости. Это объясняется сложностью логики обработки запросов и необходимостью обеспечения корректного управления доступом. К типичным угрозам серверного уровня относятся нарушения механизмов аутентификации и авторизации, а также ошибки в реализации бизнес-логики. Например, при недостаточной проверке прав доступа пользователь может получить возможность выполнения операций, не предусмотренных его ролью. Также следует отметить, что серверный уровень является точкой обработки пользовательского ввода, что создаёт предпосылки для реализации инъекционных атак.</w:t>
+        <w:t>следует серверный уровень, на котором реализуется основная бизнес-логика приложения. Несмотря на то что данный уровень находится под контролем разработчика, именно здесь часто возникают критические уязвимости. Это объясняется сложностью логики обработки запросов и необходимостью обеспечения корректного управления доступом. К типичным угрозам серверного уровня относятся нарушения механизмов аутентификации и авторизации, а также ошибки в реализации бизнес-логики. Например, при недостаточной проверке прав доступа пользователь может получить возможность выполнения операций, не предусмотренных его ролью. Также следует отметить, что серверный уровень является точкой обработки пользовательского ввода, что создаёт предпосылки для реализации инъекционных атак.</w:t>
       </w:r>
     </w:p>
     <w:p>
@@ -9641,227 +9344,275 @@
           <w:bCs w:val="0"/>
         </w:rPr>
         <w:lastRenderedPageBreak/>
-        <w:t>2.2 Анализ типовых уязвимостей веб-приложений</w:t>
-      </w:r>
-    </w:p>
-    <w:p>
-      <w:pPr>
-        <w:pStyle w:val="ac"/>
-      </w:pPr>
-      <w:r>
-        <w:t>В предыдущем подразделе было показано, что архитектура веб-приложения формирует множество потенциальных точек возникновения угроз. Вместе с тем сами угрозы реализуются через конкретные уязвимости, возникающие в процессе разработки и эксплуатации системы. В связи с этим для более детального понимания проблем безопасности необходимо рассмотреть наиболее распространённые уязвимости веб-приложений, характерные для различных уровней их архитектуры.</w:t>
-      </w:r>
-    </w:p>
-    <w:p>
-      <w:pPr>
-        <w:pStyle w:val="ac"/>
-      </w:pPr>
-      <w:r>
-        <w:t>Следует отметить, что в настоящее время существует ряд общепринятых классификаций уязвимостей, среди которых особое место занимают перечни, формируемые международными организациями в области информационной безопасности. Однако в рамках данной работы акцент делается не на формальном перечислении, а на анализе наиболее типичных уязвимостей, непосредственно влияющих на безопасность веб-приложений и связанных с ранее рассмотренными архитектурными уровнями.</w:t>
-      </w:r>
-    </w:p>
-    <w:p>
-      <w:pPr>
-        <w:pStyle w:val="ac"/>
-      </w:pPr>
-      <w:r>
-        <w:t>Одной из наиболее распространённых категорий уязвимостей являются инъекционные атаки, в первую очередь SQL-инъекции. Данный тип уязвимости возникает в тех случаях, когда пользовательский ввод включается в запрос к базе данных без должной проверки и обработки. В результате злоумышленник получает возможность изменить структуру выполняемого запроса, внедрив в него собственные команды. Как правило, подобные уязвимости возникают на серверном уровне при обработке входных данных и тесно связаны с уровнем хранения данных. Последствия SQL-инъекций могут быть крайне серьёзными: от получения несанкционированного доступа к конфиденциальной информации до полной компрометации базы данных. Следовательно, инъекционные уязвимости представляют собой одну из ключевых угроз безопасности веб-приложений.</w:t>
-      </w:r>
-    </w:p>
-    <w:p>
-      <w:pPr>
-        <w:pStyle w:val="ac"/>
-      </w:pPr>
-      <w:r>
-        <w:t>Не менее значимой категорией являются уязвимости, связанные с выполнением вредоносного кода на стороне клиента, в частности межсайтовый скриптинг (XSS). Суть данной уязвимости заключается во внедрении злоумышленником скриптового кода в веб-страницу, который впоследствии выполняется в браузере пользователя. В отличие от инъекционных атак, ориентированных на сервер и базу данных, XSS-атаки направлены на клиентский уровень. В результате их реализации может происходить кража сессионных идентификаторов, перехват пользовательских данных или выполнение действий от имени пользователя. При этом уязвимости XSS часто возникают в тех случаях, когда вывод данных на страницу осуществляется без фильтрации или экранирования. Таким образом, данная категория уязвимостей напрямую связана с особенностями обработки данных в клиентской части веб-приложения.</w:t>
-      </w:r>
-    </w:p>
-    <w:p>
-      <w:pPr>
-        <w:pStyle w:val="ac"/>
-      </w:pPr>
-      <w:r>
-        <w:t>Далее следует рассмотреть уязвимости, связанные с механизмами взаимодействия между пользователем и приложением, одной из которых является межсайтовая подделка запросов (CSRF). Данный тип атаки основан на том, что браузер автоматически отправляет аутентификационные данные пользователя, например cookies, при обращении к веб-приложению. В результате злоумышленник может сформировать вредоносный запрос, который будет выполнен от имени пользователя без его ведома. Уязвимости CSRF, как правило, проявляются на уровне клиент-серверного взаимодействия и тесно связаны с механизмами управления сессиями. Их реализация может привести к выполнению несанкционированных действий, таких как изменение данных или выполнение операций в системе. Важно отметить, что данные уязвимости возникают не из-за ошибок в логике базы данных или сервера как такового, а вследствие особенностей работы веб-браузеров и отсутствия дополнительных механизмов защиты.</w:t>
-      </w:r>
-    </w:p>
-    <w:p>
-      <w:pPr>
-        <w:pStyle w:val="ac"/>
-      </w:pPr>
-      <w:r>
-        <w:lastRenderedPageBreak/>
-        <w:t>Особую группу составляют уязвимости, связанные с нарушением механизмов аутентификации. В данном случае проблема заключается в некорректной реализации процессов идентификации пользователя и управления сессиями. Например, при использовании слабых паролей, отсутствии ограничений на попытки входа или неправильной обработке сессионных идентификаторов злоумышленник может получить доступ к учётной записи пользователя. К числу распространённых атак данного типа относятся перехват сессии (session hijacking) и фиксация сессии (session fixation). В первом случае злоумышленник получает действующий идентификатор сессии и использует его для доступа к системе, во втором — навязывает пользователю заранее известный идентификатор. Следует подчеркнуть, что данные уязвимости проявляются преимущественно на серверном и клиентском уровнях, так как затрагивают механизмы взаимодействия между ними.</w:t>
-      </w:r>
-    </w:p>
-    <w:p>
-      <w:pPr>
-        <w:pStyle w:val="ac"/>
-      </w:pPr>
-      <w:r>
-        <w:t>Наряду с аутентификацией важную роль играет корректная реализация авторизации, то есть разграничения прав доступа пользователей. Нарушения в данной области приводят к так называемым уязвимостям контроля доступа. В подобных случаях пользователь может получить доступ к ресурсам или функциям, которые не предназначены для его роли. Одним из характерных примеров является прямой доступ к объектам (IDOR), при котором изменение параметров запроса позволяет получить доступ к чужим данным. Данные уязвимости, как правило, возникают на уровне серверной логики и свидетельствуют о недостаточной проверке прав доступа. Их последствия могут включать утечку информации, изменение данных и нарушение целостности системы.</w:t>
-      </w:r>
-    </w:p>
-    <w:p>
-      <w:pPr>
-        <w:pStyle w:val="ac"/>
-      </w:pPr>
-      <w:r>
-        <w:t>Отдельного внимания заслуживают уязвимости, связанные с обработкой и передачей данных. Несмотря на широкое использование форматов JSON и XML, при их некорректной обработке могут возникать дополнительные угрозы. В частности, при работе с XML возможны атаки типа XXE, основанные на использовании внешних сущностей. Кроме того, при отсутствии строгой валидации входных данных возможно внедрение вредоносного содержимого, что создаёт предпосылки для реализации инъекционных атак или XSS. Таким образом, уязвимости обработки данных тесно связаны с общими проблемами валидации и контроля входной информации.</w:t>
-      </w:r>
-    </w:p>
-    <w:p>
-      <w:pPr>
-        <w:pStyle w:val="ac"/>
-      </w:pPr>
-      <w:r>
-        <w:t>Наконец, следует учитывать уязвимости, возникающие на уровне инфраструктуры и конфигурации. В современных веб-приложениях, особенно построенных на основе микросервисной архитектуры или облачных решений, значительная часть функциональности зависит от корректности настройки среды выполнения. Ошибки конфигурации, использование устаревших компонентов или наличие уязвимостей в сторонних библиотеках могут привести к компрометации всей системы. Кроме того, отсутствие должного контроля над инфраструктурой повышает риск реализации атак отказа в обслуживании и других воздействий, направленных на нарушение доступности веб-приложения.</w:t>
-      </w:r>
-    </w:p>
-    <w:p>
-      <w:pPr>
-        <w:pStyle w:val="ac"/>
-      </w:pPr>
-      <w:r>
-        <w:t>Таким образом, анализ типовых уязвимостей показывает, что они охватывают все уровни архитектуры веб-приложения и имеют различную природу: от ошибок обработки данных до нарушений логики доступа. При этом многие уязвимости взаимосвязаны и могут использоваться злоумышленниками в комплексе для достижения своих целей. Следовательно, обеспечение безопасности веб-приложений требует не только устранения отдельных уязвимостей, но и системного подхода к защите, учитывающего их совокупность и взаимодействие. Данный вывод является логическим продолжением предыдущего подраздела и служит основой для рассмотрения механизмов обеспечения безопасности, которые будут представлены далее.</w:t>
-      </w:r>
-    </w:p>
-    <w:p>
-      <w:pPr>
-        <w:rPr>
-          <w:rFonts w:ascii="Times New Roman" w:eastAsia="Times New Roman" w:hAnsi="Times New Roman" w:cs="Times New Roman"/>
-          <w:sz w:val="24"/>
-          <w:szCs w:val="24"/>
-          <w:lang w:eastAsia="ru-RU"/>
-        </w:rPr>
-      </w:pPr>
-      <w:r>
-        <w:lastRenderedPageBreak/>
-        <w:br w:type="page"/>
-      </w:r>
-    </w:p>
-    <w:p>
-      <w:pPr>
-        <w:pStyle w:val="2"/>
-      </w:pPr>
+        <w:t>2.</w:t>
+      </w:r>
       <w:r>
         <w:rPr>
           <w:rStyle w:val="a3"/>
           <w:b w:val="0"/>
           <w:bCs w:val="0"/>
         </w:rPr>
-        <w:lastRenderedPageBreak/>
-        <w:t>2.3 Механизмы обеспечения безопасности веб-приложений</w:t>
-      </w:r>
-    </w:p>
-    <w:p>
-      <w:pPr>
-        <w:pStyle w:val="ac"/>
-      </w:pPr>
-      <w:r>
-        <w:t>Проведённый в предыдущем подразделе анализ показал, что уязвимости веб-приложений носят комплексный характер и затрагивают все уровни архитектуры. При этом одни и те же угрозы могут реализовываться различными способами, а отдельные уязвимости часто используются совместно. В связи с этим обеспечение безопасности веб-приложений не может ограничиваться устранением единичных проблем и требует применения системного набора механизмов защиты.</w:t>
-      </w:r>
-    </w:p>
-    <w:p>
-      <w:pPr>
-        <w:pStyle w:val="ac"/>
-      </w:pPr>
-      <w:r>
-        <w:t>Следует отметить, что эффективная защита строится на принципе соответствия между уязвимостью и методом её предотвращения. Иными словами, каждый механизм безопасности должен быть направлен на нейтрализацию конкретного класса угроз, рассмотренных ранее. В данном подразделе рассматриваются основные практические подходы к защите веб-приложений, сгруппированные по типам уязвимостей.</w:t>
-      </w:r>
-    </w:p>
-    <w:p>
-      <w:pPr>
-        <w:pStyle w:val="ac"/>
-      </w:pPr>
-      <w:r>
-        <w:t>Одним из ключевых направлений является защита от инъекционных атак, в первую очередь SQL-инъекций. Как было отмечено ранее, такие уязвимости возникают при некорректной обработке пользовательского ввода на серверном уровне. В связи с этим основным механизмом защиты выступает валидация и фильтрация входных данных. При этом важно, чтобы проверка данных выполнялась на стороне сервера, независимо от наличия клиентской валидации. Кроме того, широко применяется использование параметризованных запросов (prepared statements), при которых структура SQL-запроса отделяется от передаваемых данных. В этом случае даже при передаче вредоносного ввода он не интерпретируется как часть команды. Таким образом, защита от инъекций базируется на строгом контроле входной информации и корректной организации взаимодействия с базой данных.</w:t>
-      </w:r>
-    </w:p>
-    <w:p>
-      <w:pPr>
-        <w:pStyle w:val="ac"/>
-      </w:pPr>
-      <w:r>
-        <w:t>Не менее важным направлением является защита клиентской части веб-приложения, в первую очередь от атак типа XSS. Поскольку данные уязвимости связаны с выполнением кода в браузере пользователя, механизмы защиты должны предотвращать внедрение и исполнение вредоносных скриптов. В этой связи применяется экранирование выводимых данных, а также фильтрация пользовательского ввода. Однако одной лишь фильтрации, как правило, недостаточно. Дополнительно используется политика безопасности контента (Content Security Policy, CSP), позволяющая ограничить источники загружаемых скриптов и других ресурсов. За счёт этого даже в случае внедрения вредоносного кода его выполнение может быть заблокировано. Следовательно, защита клиентского уровня строится на сочетании корректной обработки данных и ограничении возможностей их выполнения.</w:t>
-      </w:r>
-    </w:p>
-    <w:p>
-      <w:pPr>
-        <w:pStyle w:val="ac"/>
-      </w:pPr>
-      <w:r>
-        <w:t>Рассматривая механизмы взаимодействия пользователя с системой, необходимо уделить внимание защите от атак типа CSRF. Как было показано ранее, данные атаки используют особенности автоматической передачи аутентификационных данных браузером. В связи с этим одним из основных методов защиты является использование специальных токенов, включаемых в запросы и проверяемых на стороне сервера. Такие токены позволяют убедиться, что запрос был сформирован самим пользователем, а не сторонним ресурсом. Кроме того, дополнительной мерой является настройка параметров cookies, таких как SameSite, ограничивающих их передачу при межсайтовых запросах. Таким образом, защита от CSRF достигается за счёт введения дополнительных механизмов проверки подлинности запросов.</w:t>
-      </w:r>
-    </w:p>
-    <w:p>
-      <w:pPr>
-        <w:pStyle w:val="ac"/>
-      </w:pPr>
-      <w:r>
-        <w:t xml:space="preserve">Далее следует рассмотреть механизмы обеспечения безопасной аутентификации пользователей. Как было отмечено, уязвимости в данной области могут привести к </w:t>
-      </w:r>
-      <w:r>
-        <w:lastRenderedPageBreak/>
-        <w:t>компрометации учётных записей. В этой связи особое значение приобретает защита сессионных данных. На практике это достигается путём использования безопасных параметров cookies, таких как HttpOnly и Secure, которые ограничивают доступ к сессионным идентификаторам и предотвращают их передачу по незащищённым каналам. В ряде случаев также применяется использование токенов, например JSON Web Token (JWT), позволяющих организовать более гибкую схему аутентификации. При этом важно обеспечить корректное хранение и передачу таких токенов, поскольку их компрометация может привести к несанкционированному доступу. Таким образом, механизмы аутентификации должны обеспечивать надёжную идентификацию пользователя и защиту его сессионных данных.</w:t>
-      </w:r>
-    </w:p>
-    <w:p>
-      <w:pPr>
-        <w:pStyle w:val="ac"/>
-      </w:pPr>
-      <w:r>
-        <w:t>Наряду с аутентификацией необходимо обеспечить корректную авторизацию, то есть контроль прав доступа. Для этого применяются различные модели разграничения доступа, среди которых одной из наиболее распространённых является ролевая модель (RBAC). В рамках данного подхода пользователю назначается определённая роль, определяющая набор доступных ему действий. При обработке каждого запроса на сервере должна выполняться проверка прав доступа, что позволяет предотвратить выполнение несанкционированных операций. Важно подчеркнуть, что контроль доступа должен осуществляться именно на серверной стороне, поскольку полагаться на ограничения клиентского интерфейса недопустимо. Следовательно, защита от уязвимостей авторизации основана на строгом контроле прав пользователей и проверке их при каждом обращении к системе.</w:t>
-      </w:r>
-    </w:p>
-    <w:p>
-      <w:pPr>
-        <w:pStyle w:val="ac"/>
-      </w:pPr>
-      <w:r>
-        <w:t>Отдельного рассмотрения требуют механизмы защиты передачи данных. Как было отмечено ранее, сетевой уровень подвержен угрозам перехвата и подмены информации. В связи с этим в современных веб-приложениях используется протокол HTTPS, обеспечивающий шифрование передаваемых данных с использованием технологий TLS. Это позволяет обеспечить конфиденциальность и целостность информации, передаваемой между клиентом и сервером. Следует отметить, что использование HTTPS должно рассматриваться как обязательное требование, поскольку передача данных в открытом виде делает систему уязвимой к широкому спектру атак. Таким образом, защита канала передачи данных является базовым элементом общей системы безопасности.</w:t>
-      </w:r>
-    </w:p>
-    <w:p>
-      <w:pPr>
-        <w:pStyle w:val="ac"/>
-      </w:pPr>
-      <w:r>
-        <w:t>Помимо рассмотренных механизмов, в ряде случаев применяются дополнительные средства защиты, направленные на повышение общего уровня безопасности веб-приложения. К таким средствам можно отнести межсетевые экраны веб-приложений (WAF), позволяющие фильтровать входящий трафик и выявлять подозрительную активность. Также важную роль играет мониторинг и журналирование событий безопасности, что позволяет своевременно обнаруживать попытки атак и реагировать на них. Хотя данные механизмы не устраняют уязвимости напрямую, они существенно повышают устойчивость системы к внешним воздействиям.</w:t>
-      </w:r>
-    </w:p>
-    <w:p>
-      <w:pPr>
-        <w:pStyle w:val="ac"/>
-      </w:pPr>
-      <w:r>
-        <w:t>Таким образом, рассмотренные механизмы обеспечения безопасности охватывают основные уровни архитектуры веб-приложения и направлены на противодействие ключевым типам уязвимостей. При этом каждый механизм ориентирован на нейтрализацию конкретных угроз, однако их применение в изолированном виде не обеспечивает полной защиты. В связи с этим возникает необходимость объединения данных механизмов в единую систему, обеспечивающую комплексный подход к безопасности. Данный вывод логически подводит к формированию модели комплексной защиты веб-приложения, которая будет рассмотрена в следующем подразделе.</w:t>
-      </w:r>
-    </w:p>
-    <w:p>
-      <w:pPr>
-        <w:rPr>
-          <w:rFonts w:ascii="Times New Roman" w:eastAsia="Times New Roman" w:hAnsi="Times New Roman" w:cs="Times New Roman"/>
-          <w:sz w:val="24"/>
-          <w:szCs w:val="24"/>
-          <w:lang w:eastAsia="ru-RU"/>
-        </w:rPr>
-      </w:pPr>
-      <w:r>
-        <w:br w:type="page"/>
-      </w:r>
-    </w:p>
-    <w:p>
-      <w:pPr>
-        <w:pStyle w:val="2"/>
-      </w:pPr>
+        <w:t>3</w:t>
+      </w:r>
       <w:r>
         <w:rPr>
           <w:rStyle w:val="a3"/>
           <w:b w:val="0"/>
           <w:bCs w:val="0"/>
         </w:rPr>
+        <w:t xml:space="preserve"> Анализ типовых уязвимостей веб-приложений</w:t>
+      </w:r>
+    </w:p>
+    <w:p>
+      <w:pPr>
+        <w:pStyle w:val="ac"/>
+      </w:pPr>
+      <w:r>
+        <w:t>В предыдущем подразделе было показано, что архитектура веб-приложения формирует множество потенциальных точек возникновения угроз. Вместе с тем сами угрозы реализуются через конкретные уязвимости, возникающие в процессе разработки и эксплуатации системы. В связи с этим для более детального понимания проблем безопасности необходимо рассмотреть наиболее распространённые уязвимости веб-приложений, характерные для различных уровней их архитектуры.</w:t>
+      </w:r>
+    </w:p>
+    <w:p>
+      <w:pPr>
+        <w:pStyle w:val="ac"/>
+      </w:pPr>
+      <w:r>
+        <w:t>Следует отметить, что в настоящее время существует ряд общепринятых классификаций уязвимостей, среди которых особое место занимают перечни, формируемые международными организациями в области информационной безопасности. Однако в рамках данной работы акцент делается не на формальном перечислении, а на анализе наиболее типичных уязвимостей, непосредственно влияющих на безопасность веб-приложений и связанных с ранее рассмотренными архитектурными уровнями.</w:t>
+      </w:r>
+    </w:p>
+    <w:p>
+      <w:pPr>
+        <w:pStyle w:val="ac"/>
+      </w:pPr>
+      <w:r>
+        <w:t>Одной из наиболее распространённых категорий уязвимостей являются инъекционные атаки, в первую очередь SQL-инъекции. Данный тип уязвимости возникает в тех случаях, когда пользовательский ввод включается в запрос к базе данных без должной проверки и обработки. В результате злоумышленник получает возможность изменить структуру выполняемого запроса, внедрив в него собственные команды. Как правило, подобные уязвимости возникают на серверном уровне при обработке входных данных и тесно связаны с уровнем хранения данных. Последствия SQL-инъекций могут быть крайне серьёзными: от получения несанкционированного доступа к конфиденциальной информации до полной компрометации базы данных. Следовательно, инъекционные уязвимости представляют собой одну из ключевых угроз безопасности веб-приложений.</w:t>
+      </w:r>
+    </w:p>
+    <w:p>
+      <w:pPr>
+        <w:pStyle w:val="ac"/>
+      </w:pPr>
+      <w:r>
+        <w:t>Не менее значимой категорией являются уязвимости, связанные с выполнением вредоносного кода на стороне клиента, в частности межсайтовый скриптинг (XSS). Суть данной уязвимости заключается во внедрении злоумышленником скриптового кода в веб-страницу, который впоследствии выполняется в браузере пользователя. В отличие от инъекционных атак, ориентированных на сервер и базу данных, XSS-атаки направлены на клиентский уровень. В результате их реализации может происходить кража сессионных идентификаторов, перехват пользовательских данных или выполнение действий от имени пользователя. При этом уязвимости XSS часто возникают в тех случаях, когда вывод данных на страницу осуществляется без фильтрации или экранирования. Таким образом, данная категория уязвимостей напрямую связана с особенностями обработки данных в клиентской части веб-приложения.</w:t>
+      </w:r>
+    </w:p>
+    <w:p>
+      <w:pPr>
+        <w:pStyle w:val="ac"/>
+      </w:pPr>
+      <w:r>
+        <w:t>Далее следует рассмотреть уязвимости, связанные с механизмами взаимодействия между пользователем и приложением, одной из которых является межсайтовая подделка запросов (CSRF). Данный тип атаки основан на том, что браузер автоматически отправляет аутентификационные данные пользователя, например cookies, при обращении к веб-приложению. В результате злоумышленник может сформировать вредоносный запрос, который будет выполнен от имени пользователя без его ведома. Уязвимости CSRF, как правило, проявляются на уровне клиент-серверного взаимодействия и тесно связаны с механизмами управления сессиями. Их реализация может привести к выполнению несанкционированных действий, таких как изменение данных или выполнение операций в системе. Важно отметить, что данные уязвимости возникают не из-за ошибок в логике базы данных или сервера как такового, а вследствие особенностей работы веб-браузеров и отсутствия дополнительных механизмов защиты.</w:t>
+      </w:r>
+    </w:p>
+    <w:p>
+      <w:pPr>
+        <w:pStyle w:val="ac"/>
+      </w:pPr>
+      <w:r>
         <w:lastRenderedPageBreak/>
-        <w:t>2.4 Формирование модели комплексной защиты веб-приложения</w:t>
+        <w:t>Особую группу составляют уязвимости, связанные с нарушением механизмов аутентификации. В данном случае проблема заключается в некорректной реализации процессов идентификации пользователя и управления сессиями. Например, при использовании слабых паролей, отсутствии ограничений на попытки входа или неправильной обработке сессионных идентификаторов злоумышленник может получить доступ к учётной записи пользователя. К числу распространённых атак данного типа относятся перехват сессии (session hijacking) и фиксация сессии (session fixation). В первом случае злоумышленник получает действующий идентификатор сессии и использует его для доступа к системе, во втором — навязывает пользователю заранее известный идентификатор. Следует подчеркнуть, что данные уязвимости проявляются преимущественно на серверном и клиентском уровнях, так как затрагивают механизмы взаимодействия между ними.</w:t>
+      </w:r>
+    </w:p>
+    <w:p>
+      <w:pPr>
+        <w:pStyle w:val="ac"/>
+      </w:pPr>
+      <w:r>
+        <w:t>Наряду с аутентификацией важную роль играет корректная реализация авторизации, то есть разграничения прав доступа пользователей. Нарушения в данной области приводят к так называемым уязвимостям контроля доступа. В подобных случаях пользователь может получить доступ к ресурсам или функциям, которые не предназначены для его роли. Одним из характерных примеров является прямой доступ к объектам (IDOR), при котором изменение параметров запроса позволяет получить доступ к чужим данным. Данные уязвимости, как правило, возникают на уровне серверной логики и свидетельствуют о недостаточной проверке прав доступа. Их последствия могут включать утечку информации, изменение данных и нарушение целостности системы.</w:t>
+      </w:r>
+    </w:p>
+    <w:p>
+      <w:pPr>
+        <w:pStyle w:val="ac"/>
+      </w:pPr>
+      <w:r>
+        <w:t>Отдельного внимания заслуживают уязвимости, связанные с обработкой и передачей данных. Несмотря на широкое использование форматов JSON и XML, при их некорректной обработке могут возникать дополнительные угрозы. В частности, при работе с XML возможны атаки типа XXE, основанные на использовании внешних сущностей. Кроме того, при отсутствии строгой валидации входных данных возможно внедрение вредоносного содержимого, что создаёт предпосылки для реализации инъекционных атак или XSS. Таким образом, уязвимости обработки данных тесно связаны с общими проблемами валидации и контроля входной информации.</w:t>
+      </w:r>
+    </w:p>
+    <w:p>
+      <w:pPr>
+        <w:pStyle w:val="ac"/>
+      </w:pPr>
+      <w:r>
+        <w:t>Наконец, следует учитывать уязвимости, возникающие на уровне инфраструктуры и конфигурации. В современных веб-приложениях, особенно построенных на основе микросервисной архитектуры или облачных решений, значительная часть функциональности зависит от корректности настройки среды выполнения. Ошибки конфигурации, использование устаревших компонентов или наличие уязвимостей в сторонних библиотеках могут привести к компрометации всей системы. Кроме того, отсутствие должного контроля над инфраструктурой повышает риск реализации атак отказа в обслуживании и других воздействий, направленных на нарушение доступности веб-приложения.</w:t>
+      </w:r>
+    </w:p>
+    <w:p>
+      <w:pPr>
+        <w:pStyle w:val="ac"/>
+      </w:pPr>
+      <w:r>
+        <w:t>Таким образом, анализ типовых уязвимостей показывает, что они охватывают все уровни архитектуры веб-приложения и имеют различную природу: от ошибок обработки данных до нарушений логики доступа. При этом многие уязвимости взаимосвязаны и могут использоваться злоумышленниками в комплексе для достижения своих целей. Следовательно, обеспечение безопасности веб-приложений требует не только устранения отдельных уязвимостей, но и системного подхода к защите, учитывающего их совокупность и взаимодействие. Данный вывод является логическим продолжением предыдущего подраздела и служит основой для рассмотрения механизмов обеспечения безопасности, которые будут представлены далее.</w:t>
+      </w:r>
+    </w:p>
+    <w:p>
+      <w:pPr>
+        <w:rPr>
+          <w:rFonts w:ascii="Times New Roman" w:eastAsia="Times New Roman" w:hAnsi="Times New Roman" w:cs="Times New Roman"/>
+          <w:sz w:val="24"/>
+          <w:szCs w:val="24"/>
+          <w:lang w:eastAsia="ru-RU"/>
+        </w:rPr>
+      </w:pPr>
+      <w:r>
+        <w:lastRenderedPageBreak/>
+        <w:br w:type="page"/>
+      </w:r>
+    </w:p>
+    <w:p>
+      <w:pPr>
+        <w:pStyle w:val="2"/>
+      </w:pPr>
+      <w:r>
+        <w:rPr>
+          <w:rStyle w:val="a3"/>
+          <w:b w:val="0"/>
+          <w:bCs w:val="0"/>
+        </w:rPr>
+        <w:lastRenderedPageBreak/>
+        <w:t>2.</w:t>
+      </w:r>
+      <w:r>
+        <w:rPr>
+          <w:rStyle w:val="a3"/>
+          <w:b w:val="0"/>
+          <w:bCs w:val="0"/>
+        </w:rPr>
+        <w:t>4</w:t>
+      </w:r>
+      <w:r>
+        <w:rPr>
+          <w:rStyle w:val="a3"/>
+          <w:b w:val="0"/>
+          <w:bCs w:val="0"/>
+        </w:rPr>
+        <w:t xml:space="preserve"> Механизмы обеспечения безопасности веб-приложений</w:t>
+      </w:r>
+    </w:p>
+    <w:p>
+      <w:pPr>
+        <w:pStyle w:val="ac"/>
+      </w:pPr>
+      <w:r>
+        <w:t>Проведённый в предыдущем подразделе анализ показал, что уязвимости веб-приложений носят комплексный характер и затрагивают все уровни архитектуры. При этом одни и те же угрозы могут реализовываться различными способами, а отдельные уязвимости часто используются совместно. В связи с этим обеспечение безопасности веб-приложений не может ограничиваться устранением единичных проблем и требует применения системного набора механизмов защиты.</w:t>
+      </w:r>
+    </w:p>
+    <w:p>
+      <w:pPr>
+        <w:pStyle w:val="ac"/>
+      </w:pPr>
+      <w:r>
+        <w:t>Следует отметить, что эффективная защита строится на принципе соответствия между уязвимостью и методом её предотвращения. Иными словами, каждый механизм безопасности должен быть направлен на нейтрализацию конкретного класса угроз, рассмотренных ранее. В данном подразделе рассматриваются основные практические подходы к защите веб-приложений, сгруппированные по типам уязвимостей.</w:t>
+      </w:r>
+    </w:p>
+    <w:p>
+      <w:pPr>
+        <w:pStyle w:val="ac"/>
+      </w:pPr>
+      <w:r>
+        <w:t>Одним из ключевых направлений является защита от инъекционных атак, в первую очередь SQL-инъекций. Как было отмечено ранее, такие уязвимости возникают при некорректной обработке пользовательского ввода на серверном уровне. В связи с этим основным механизмом защиты выступает валидация и фильтрация входных данных. При этом важно, чтобы проверка данных выполнялась на стороне сервера, независимо от наличия клиентской валидации. Кроме того, широко применяется использование параметризованных запросов (prepared statements), при которых структура SQL-запроса отделяется от передаваемых данных. В этом случае даже при передаче вредоносного ввода он не интерпретируется как часть команды. Таким образом, защита от инъекций базируется на строгом контроле входной информации и корректной организации взаимодействия с базой данных.</w:t>
+      </w:r>
+    </w:p>
+    <w:p>
+      <w:pPr>
+        <w:pStyle w:val="ac"/>
+      </w:pPr>
+      <w:r>
+        <w:t>Не менее важным направлением является защита клиентской части веб-приложения, в первую очередь от атак типа XSS. Поскольку данные уязвимости связаны с выполнением кода в браузере пользователя, механизмы защиты должны предотвращать внедрение и исполнение вредоносных скриптов. В этой связи применяется экранирование выводимых данных, а также фильтрация пользовательского ввода. Однако одной лишь фильтрации, как правило, недостаточно. Дополнительно используется политика безопасности контента (Content Security Policy, CSP), позволяющая ограничить источники загружаемых скриптов и других ресурсов. За счёт этого даже в случае внедрения вредоносного кода его выполнение может быть заблокировано. Следовательно, защита клиентского уровня строится на сочетании корректной обработки данных и ограничении возможностей их выполнения.</w:t>
+      </w:r>
+    </w:p>
+    <w:p>
+      <w:pPr>
+        <w:pStyle w:val="ac"/>
+      </w:pPr>
+      <w:r>
+        <w:t>Рассматривая механизмы взаимодействия пользователя с системой, необходимо уделить внимание защите от атак типа CSRF. Как было показано ранее, данные атаки используют особенности автоматической передачи аутентификационных данных браузером. В связи с этим одним из основных методов защиты является использование специальных токенов, включаемых в запросы и проверяемых на стороне сервера. Такие токены позволяют убедиться, что запрос был сформирован самим пользователем, а не сторонним ресурсом. Кроме того, дополнительной мерой является настройка параметров cookies, таких как SameSite, ограничивающих их передачу при межсайтовых запросах. Таким образом, защита от CSRF достигается за счёт введения дополнительных механизмов проверки подлинности запросов.</w:t>
+      </w:r>
+    </w:p>
+    <w:p>
+      <w:pPr>
+        <w:pStyle w:val="ac"/>
+      </w:pPr>
+      <w:r>
+        <w:t xml:space="preserve">Далее следует рассмотреть механизмы обеспечения безопасной аутентификации пользователей. Как было отмечено, уязвимости в данной области могут привести к </w:t>
+      </w:r>
+      <w:r>
+        <w:lastRenderedPageBreak/>
+        <w:t>компрометации учётных записей. В этой связи особое значение приобретает защита сессионных данных. На практике это достигается путём использования безопасных параметров cookies, таких как HttpOnly и Secure, которые ограничивают доступ к сессионным идентификаторам и предотвращают их передачу по незащищённым каналам. В ряде случаев также применяется использование токенов, например JSON Web Token (JWT), позволяющих организовать более гибкую схему аутентификации. При этом важно обеспечить корректное хранение и передачу таких токенов, поскольку их компрометация может привести к несанкционированному доступу. Таким образом, механизмы аутентификации должны обеспечивать надёжную идентификацию пользователя и защиту его сессионных данных.</w:t>
+      </w:r>
+    </w:p>
+    <w:p>
+      <w:pPr>
+        <w:pStyle w:val="ac"/>
+      </w:pPr>
+      <w:r>
+        <w:t>Наряду с аутентификацией необходимо обеспечить корректную авторизацию, то есть контроль прав доступа. Для этого применяются различные модели разграничения доступа, среди которых одной из наиболее распространённых является ролевая модель (RBAC). В рамках данного подхода пользователю назначается определённая роль, определяющая набор доступных ему действий. При обработке каждого запроса на сервере должна выполняться проверка прав доступа, что позволяет предотвратить выполнение несанкционированных операций. Важно подчеркнуть, что контроль доступа должен осуществляться именно на серверной стороне, поскольку полагаться на ограничения клиентского интерфейса недопустимо. Следовательно, защита от уязвимостей авторизации основана на строгом контроле прав пользователей и проверке их при каждом обращении к системе.</w:t>
+      </w:r>
+    </w:p>
+    <w:p>
+      <w:pPr>
+        <w:pStyle w:val="ac"/>
+      </w:pPr>
+      <w:r>
+        <w:t>Отдельного рассмотрения требуют механизмы защиты передачи данных. Как было отмечено ранее, сетевой уровень подвержен угрозам перехвата и подмены информации. В связи с этим в современных веб-приложениях используется протокол HTTPS, обеспечивающий шифрование передаваемых данных с использованием технологий TLS. Это позволяет обеспечить конфиденциальность и целостность информации, передаваемой между клиентом и сервером. Следует отметить, что использование HTTPS должно рассматриваться как обязательное требование, поскольку передача данных в открытом виде делает систему уязвимой к широкому спектру атак. Таким образом, защита канала передачи данных является базовым элементом общей системы безопасности.</w:t>
+      </w:r>
+    </w:p>
+    <w:p>
+      <w:pPr>
+        <w:pStyle w:val="ac"/>
+      </w:pPr>
+      <w:r>
+        <w:t>Помимо рассмотренных механизмов, в ряде случаев применяются дополнительные средства защиты, направленные на повышение общего уровня безопасности веб-приложения. К таким средствам можно отнести межсетевые экраны веб-приложений (WAF), позволяющие фильтровать входящий трафик и выявлять подозрительную активность. Также важную роль играет мониторинг и журналирование событий безопасности, что позволяет своевременно обнаруживать попытки атак и реагировать на них. Хотя данные механизмы не устраняют уязвимости напрямую, они существенно повышают устойчивость системы к внешним воздействиям.</w:t>
+      </w:r>
+    </w:p>
+    <w:p>
+      <w:pPr>
+        <w:pStyle w:val="ac"/>
+      </w:pPr>
+      <w:r>
+        <w:t>Таким образом, рассмотренные механизмы обеспечения безопасности охватывают основные уровни архитектуры веб-приложения и направлены на противодействие ключевым типам уязвимостей. При этом каждый механизм ориентирован на нейтрализацию конкретных угроз, однако их применение в изолированном виде не обеспечивает полной защиты. В связи с этим возникает необходимость объединения данных механизмов в единую систему, обеспечивающую комплексный подход к безопасности. Данный вывод логически подводит к формированию модели комплексной защиты веб-приложения, которая будет рассмотрена в следующем подразделе.</w:t>
+      </w:r>
+    </w:p>
+    <w:p>
+      <w:pPr>
+        <w:rPr>
+          <w:rFonts w:ascii="Times New Roman" w:eastAsia="Times New Roman" w:hAnsi="Times New Roman" w:cs="Times New Roman"/>
+          <w:sz w:val="24"/>
+          <w:szCs w:val="24"/>
+          <w:lang w:eastAsia="ru-RU"/>
+        </w:rPr>
+      </w:pPr>
+      <w:r>
+        <w:br w:type="page"/>
+      </w:r>
+    </w:p>
+    <w:p>
+      <w:pPr>
+        <w:pStyle w:val="2"/>
+      </w:pPr>
+      <w:r>
+        <w:rPr>
+          <w:rStyle w:val="a3"/>
+          <w:b w:val="0"/>
+          <w:bCs w:val="0"/>
+        </w:rPr>
+        <w:lastRenderedPageBreak/>
+        <w:t>2.</w:t>
+      </w:r>
+      <w:r>
+        <w:rPr>
+          <w:rStyle w:val="a3"/>
+          <w:b w:val="0"/>
+          <w:bCs w:val="0"/>
+        </w:rPr>
+        <w:t>5</w:t>
+      </w:r>
+      <w:r>
+        <w:rPr>
+          <w:rStyle w:val="a3"/>
+          <w:b w:val="0"/>
+          <w:bCs w:val="0"/>
+        </w:rPr>
+        <w:t xml:space="preserve"> Формирование модели комплексной защиты веб-приложения</w:t>
       </w:r>
     </w:p>
     <w:p>
@@ -12147,14 +11898,123 @@
     </w:p>
     <w:p>
       <w:pPr>
-        <w:rPr>
-          <w:rFonts w:ascii="Times New Roman" w:eastAsia="Times New Roman" w:hAnsi="Times New Roman" w:cs="Times New Roman"/>
-          <w:sz w:val="24"/>
-          <w:szCs w:val="24"/>
-          <w:lang w:eastAsia="ru-RU"/>
-        </w:rPr>
-      </w:pPr>
-      <w:r>
+        <w:pStyle w:val="3"/>
+      </w:pPr>
+      <w:r>
+        <w:br w:type="page"/>
+      </w:r>
+      <w:r>
+        <w:lastRenderedPageBreak/>
+        <w:t>Вывод по второй главе</w:t>
+      </w:r>
+    </w:p>
+    <w:p>
+      <w:pPr>
+        <w:pStyle w:val="ac"/>
+      </w:pPr>
+      <w:r>
+        <w:t xml:space="preserve">Во второй главе была проведена теоретическая проработка вопросов обеспечения информационной безопасности веб-приложений, которая, по сути, сформировала основу всей дальнейшей </w:t>
+      </w:r>
+      <w:r>
+        <w:t xml:space="preserve">практической </w:t>
+      </w:r>
+      <w:r>
+        <w:t>работы. При этом изложение выстроено последовательно: сначала рассматриваются особенности функционирования веб-приложений, затем анализируются типовые уязвимости, после чего обосновываются соответствующие методы защиты. Такая структура позволяет сохранить логическую целостность и показать причинно-следственные связи между рассматриваемыми аспектами.</w:t>
+      </w:r>
+    </w:p>
+    <w:p>
+      <w:pPr>
+        <w:pStyle w:val="ac"/>
+      </w:pPr>
+      <w:r>
+        <w:t>На начальном этапе были раскрыты принципы построения веб-приложений в рамках клиент-серверной архитектуры. Это позволило определить ключевые компоненты системы и каналы их взаимодействия, а значит — выявить потенциальные точки возникновения угроз.</w:t>
+      </w:r>
+      <w:r>
+        <w:t xml:space="preserve"> У</w:t>
+      </w:r>
+      <w:r>
+        <w:t>же здесь задаётся основа для последующего распределения механизмов защиты по уровням архитектуры.</w:t>
+      </w:r>
+    </w:p>
+    <w:p>
+      <w:pPr>
+        <w:pStyle w:val="ac"/>
+      </w:pPr>
+      <w:r>
+        <w:t>Далее был выполнен анализ наиболее распространённых уязвимостей, характерных для веб-приложений. Особое внимание уделено межсайтовому скриптингу, SQL-инъекциям и межсайтовой подделке запросов. При этом важно, что данные уязвимости рассматриваются не изолированно, а через условия их возникновения: недостаточная фильтрация данных, доверие к пользовательскому вводу, отсутствие проверки источника запроса. Такой подход позволяет не только описать угрозы, но и подвести к пониманию того, какие именно меры необходимы для их предотвращения.</w:t>
+      </w:r>
+    </w:p>
+    <w:p>
+      <w:pPr>
+        <w:pStyle w:val="ac"/>
+      </w:pPr>
+      <w:r>
+        <w:t>Отдельно следует отметить, что анализ уязвимостей опирается на общепринятые классификации и современные представления о безопасности веб-приложений. Это придаёт работе обоснованность и показывает, что рассматриваемые угрозы действительно актуальны и имеют практическое значение.</w:t>
+      </w:r>
+    </w:p>
+    <w:p>
+      <w:pPr>
+        <w:pStyle w:val="ac"/>
+      </w:pPr>
+      <w:r>
+        <w:t>В последующих параграфах были рассмотрены методы защиты, причём они структурированы по уровням архитектуры. Такой подход, на мой взгляд, является ключевым: безопасность рассматривается не как набор отдельных мер, а как система взаимосвязанных механизмов. На клиентском уровне акцент сделан на ограничении выполнения потенциально опасного кода, на серверном — на контроле входных данных и проверке прав доступа, на уровне базы данных — на безопасной работе с запросами и разграничении привилегий, на сетевом уровне — на защите канала передачи данных.</w:t>
+      </w:r>
+    </w:p>
+    <w:p>
+      <w:pPr>
+        <w:pStyle w:val="ac"/>
+      </w:pPr>
+      <w:r>
+        <w:t>В результате формируется модель многоуровневой (эшелонированной) защиты, при которой каждый уровень выполняет свою функцию, но при этом дополняет другие. Важно подчеркнуть, что такая модель предполагает избыточность механизмов: одна и та же угроза может блокироваться на нескольких уровнях. Это не является недостатком, а, наоборот, повышает устойчивость системы к ошибкам реализации отдельных компонентов.</w:t>
+      </w:r>
+    </w:p>
+    <w:p>
+      <w:pPr>
+        <w:pStyle w:val="ac"/>
+      </w:pPr>
+      <w:r>
+        <w:t>Таким образом, можно сделать вывод, что во второй главе была решена задача теоретического обоснования комплексного подхода к обеспечению информационной безопасности веб-приложений. Рассмотренные уязвимости, причины их возникновения и соответствующие методы защиты логично связаны между собой и образуют единую концептуальную модель.</w:t>
+      </w:r>
+      <w:r>
+        <w:t xml:space="preserve"> </w:t>
+      </w:r>
+      <w:r>
+        <w:t xml:space="preserve">Вместе с тем сформированная модель не остаётся абстрактной. Она, по сути, задаёт требования к архитектуре и реализации защищённого веб-приложения, что позволяет естественным образом перейти к следующей, практической </w:t>
+      </w:r>
+      <w:r>
+        <w:lastRenderedPageBreak/>
+        <w:t>главе. Именно в ней предложенные принципы будут реализованы на конкретном примере, что обеспечит проверку их применимости в реальных условиях.</w:t>
+      </w:r>
+    </w:p>
+    <w:p/>
+    <w:p>
+      <w:pPr>
+        <w:rPr>
+          <w:rFonts w:ascii="Times New Roman" w:eastAsia="Times New Roman" w:hAnsi="Times New Roman" w:cs="Times New Roman"/>
+          <w:sz w:val="24"/>
+          <w:szCs w:val="24"/>
+          <w:lang w:eastAsia="ru-RU"/>
+        </w:rPr>
+      </w:pPr>
+    </w:p>
+    <w:p>
+      <w:pPr>
+        <w:rPr>
+          <w:rFonts w:ascii="Consolas" w:eastAsia="Times New Roman" w:hAnsi="Consolas" w:cs="Courier New"/>
+          <w:color w:val="0F1115"/>
+          <w:sz w:val="20"/>
+          <w:szCs w:val="20"/>
+          <w:lang w:eastAsia="ru-RU"/>
+        </w:rPr>
+      </w:pPr>
+      <w:r>
+        <w:rPr>
+          <w:rFonts w:ascii="Consolas" w:eastAsia="Times New Roman" w:hAnsi="Consolas" w:cs="Courier New"/>
+          <w:color w:val="0F1115"/>
+          <w:sz w:val="20"/>
+          <w:szCs w:val="20"/>
+          <w:lang w:eastAsia="ru-RU"/>
+        </w:rPr>
         <w:br w:type="page"/>
       </w:r>
     </w:p>
@@ -12203,18 +12063,6 @@
     </w:p>
     <w:p>
       <w:pPr>
-        <w:jc w:val="both"/>
-        <w:rPr>
-          <w:rFonts w:ascii="Consolas" w:eastAsia="Times New Roman" w:hAnsi="Consolas" w:cs="Courier New"/>
-          <w:color w:val="0F1115"/>
-          <w:sz w:val="20"/>
-          <w:szCs w:val="20"/>
-          <w:lang w:eastAsia="ru-RU"/>
-        </w:rPr>
-      </w:pPr>
-    </w:p>
-    <w:p>
-      <w:pPr>
         <w:spacing w:before="100" w:beforeAutospacing="1" w:after="100" w:afterAutospacing="1" w:line="240" w:lineRule="auto"/>
         <w:rPr>
           <w:rFonts w:ascii="Times New Roman" w:eastAsia="Times New Roman" w:hAnsi="Times New Roman" w:cs="Times New Roman"/>
@@ -12270,27 +12118,7 @@
           <w:szCs w:val="24"/>
           <w:lang w:eastAsia="ru-RU"/>
         </w:rPr>
-        <w:t xml:space="preserve">Клиентская часть включает в себя HTML-страницы, стили CSS и JavaScript-код, который выполняется непосредственно в браузере. Интерфейс пользователя реализован в виде нескольких страниц: регистрации, входа и основной рабочей панели (дашборда), где отображается список задач. При этом важно отметить, что клиентская часть не содержит бизнес-логики — все решения, связанные с обработкой данных и допустимостью действий, принимаются на стороне сервера. JavaScript, в данном случае, используется </w:t>
-      </w:r>
-      <w:proofErr w:type="gramStart"/>
-      <w:r>
-        <w:rPr>
-          <w:rFonts w:ascii="Times New Roman" w:eastAsia="Times New Roman" w:hAnsi="Times New Roman" w:cs="Times New Roman"/>
-          <w:sz w:val="24"/>
-          <w:szCs w:val="24"/>
-          <w:lang w:eastAsia="ru-RU"/>
-        </w:rPr>
-        <w:t>скорее</w:t>
-      </w:r>
-      <w:proofErr w:type="gramEnd"/>
-      <w:r>
-        <w:rPr>
-          <w:rFonts w:ascii="Times New Roman" w:eastAsia="Times New Roman" w:hAnsi="Times New Roman" w:cs="Times New Roman"/>
-          <w:sz w:val="24"/>
-          <w:szCs w:val="24"/>
-          <w:lang w:eastAsia="ru-RU"/>
-        </w:rPr>
-        <w:t xml:space="preserve"> как вспомогательный инструмент: для отправки асинхронных запросов, обновления данных без перезагрузки страницы и фильтрации задач. Однако, несмотря на это, любые действия пользователя в итоге проходят серверную проверку.</w:t>
+        <w:t>Клиентская часть включает в себя HTML-страницы, стили CSS и JavaScript-код, который выполняется непосредственно в браузере. Интерфейс пользователя реализован в виде нескольких страниц: регистрации, входа и основной рабочей панели (дашборда), где отображается список задач. При этом важно отметить, что клиентская часть не содержит бизнес-логики — все решения, связанные с обработкой данных и допустимостью действий, принимаются на стороне сервера. JavaScript, в данном случае, используется скорее как вспомогательный инструмент: для отправки асинхронных запросов, обновления данных без перезагрузки страницы и фильтрации задач. Однако, несмотря на это, любые действия пользователя в итоге проходят серверную проверку.</w:t>
       </w:r>
     </w:p>
     <w:p>
@@ -12370,8 +12198,17 @@
           <w:szCs w:val="24"/>
           <w:lang w:eastAsia="ru-RU"/>
         </w:rPr>
+        <w:t xml:space="preserve">Отдельно стоит рассмотреть организацию взаимодействия между клиентом и сервером. В приложении используются два подхода к обмену данными. Во-первых, это стандартные </w:t>
+      </w:r>
+      <w:r>
+        <w:rPr>
+          <w:rFonts w:ascii="Times New Roman" w:eastAsia="Times New Roman" w:hAnsi="Times New Roman" w:cs="Times New Roman"/>
+          <w:sz w:val="24"/>
+          <w:szCs w:val="24"/>
+          <w:lang w:eastAsia="ru-RU"/>
+        </w:rPr>
         <w:lastRenderedPageBreak/>
-        <w:t>Отдельно стоит рассмотреть организацию взаимодействия между клиентом и сервером. В приложении используются два подхода к обмену данными. Во-первых, это стандартные HTML-формы (для входа и регистрации), которые отправляют данные методом POST с полной перезагрузкой страницы. Во-вторых, операции с задачами выполняются через асинхронные запросы к API с использованием формата JSON. При этом оба канала обрабатываются с учётом их особенностей и защищаются разными механизмами.</w:t>
+        <w:t>HTML-формы (для входа и регистрации), которые отправляют данные методом POST с полной перезагрузкой страницы. Во-вторых, операции с задачами выполняются через асинхронные запросы к API с использованием формата JSON. При этом оба канала обрабатываются с учётом их особенностей и защищаются разными механизмами.</w:t>
       </w:r>
     </w:p>
     <w:p>
@@ -12598,7 +12435,6 @@
         </w:rPr>
         <w:t>В PHP для экранирования традиционно используется функция </w:t>
       </w:r>
-      <w:proofErr w:type="gramStart"/>
       <w:r>
         <w:rPr>
           <w:rFonts w:ascii="Consolas" w:eastAsia="Times New Roman" w:hAnsi="Consolas" w:cs="Courier New"/>
@@ -12608,9 +12444,18 @@
           <w:shd w:val="clear" w:color="auto" w:fill="EBEEF2"/>
           <w:lang w:eastAsia="ru-RU"/>
         </w:rPr>
-        <w:t>htmlspecialchars(</w:t>
-      </w:r>
-      <w:proofErr w:type="gramEnd"/>
+        <w:t>htmlspecialchars()</w:t>
+      </w:r>
+      <w:r>
+        <w:rPr>
+          <w:rFonts w:ascii="Segoe UI" w:eastAsia="Times New Roman" w:hAnsi="Segoe UI" w:cs="Segoe UI"/>
+          <w:color w:val="0F1115"/>
+          <w:sz w:val="24"/>
+          <w:szCs w:val="24"/>
+          <w:lang w:eastAsia="ru-RU"/>
+        </w:rPr>
+        <w:t>. Однако, как показывает практика, при разработке крупных проектов прямой вызов этой функции в шаблонах может быть пропущен по невнимательности. Поэтому в проекте была создана обёртка — функция </w:t>
+      </w:r>
       <w:r>
         <w:rPr>
           <w:rFonts w:ascii="Consolas" w:eastAsia="Times New Roman" w:hAnsi="Consolas" w:cs="Courier New"/>
@@ -12620,41 +12465,7 @@
           <w:shd w:val="clear" w:color="auto" w:fill="EBEEF2"/>
           <w:lang w:eastAsia="ru-RU"/>
         </w:rPr>
-        <w:t>)</w:t>
-      </w:r>
-      <w:r>
-        <w:rPr>
-          <w:rFonts w:ascii="Segoe UI" w:eastAsia="Times New Roman" w:hAnsi="Segoe UI" w:cs="Segoe UI"/>
-          <w:color w:val="0F1115"/>
-          <w:sz w:val="24"/>
-          <w:szCs w:val="24"/>
-          <w:lang w:eastAsia="ru-RU"/>
-        </w:rPr>
-        <w:t>. Однако, как показывает практика, при разработке крупных проектов прямой вызов этой функции в шаблонах может быть пропущен по невнимательности. Поэтому в проекте была создана обёртка — функция </w:t>
-      </w:r>
-      <w:proofErr w:type="gramStart"/>
-      <w:r>
-        <w:rPr>
-          <w:rFonts w:ascii="Consolas" w:eastAsia="Times New Roman" w:hAnsi="Consolas" w:cs="Courier New"/>
-          <w:color w:val="0F1115"/>
-          <w:sz w:val="20"/>
-          <w:szCs w:val="20"/>
-          <w:shd w:val="clear" w:color="auto" w:fill="EBEEF2"/>
-          <w:lang w:eastAsia="ru-RU"/>
-        </w:rPr>
-        <w:t>h(</w:t>
-      </w:r>
-      <w:proofErr w:type="gramEnd"/>
-      <w:r>
-        <w:rPr>
-          <w:rFonts w:ascii="Consolas" w:eastAsia="Times New Roman" w:hAnsi="Consolas" w:cs="Courier New"/>
-          <w:color w:val="0F1115"/>
-          <w:sz w:val="20"/>
-          <w:szCs w:val="20"/>
-          <w:shd w:val="clear" w:color="auto" w:fill="EBEEF2"/>
-          <w:lang w:eastAsia="ru-RU"/>
-        </w:rPr>
-        <w:t>)</w:t>
+        <w:t>h()</w:t>
       </w:r>
       <w:r>
         <w:rPr>
@@ -12717,7 +12528,6 @@
         </w:rPr>
         <w:t xml:space="preserve"> </w:t>
       </w:r>
-      <w:proofErr w:type="gramStart"/>
       <w:r>
         <w:rPr>
           <w:rFonts w:ascii="Consolas" w:eastAsia="Times New Roman" w:hAnsi="Consolas" w:cs="Courier New"/>
@@ -12738,7 +12548,6 @@
         </w:rPr>
         <w:t>(</w:t>
       </w:r>
-      <w:proofErr w:type="gramEnd"/>
       <w:r>
         <w:rPr>
           <w:rFonts w:ascii="Consolas" w:eastAsia="Times New Roman" w:hAnsi="Consolas" w:cs="Courier New"/>
@@ -12901,7 +12710,6 @@
         </w:rPr>
         <w:t xml:space="preserve"> </w:t>
       </w:r>
-      <w:proofErr w:type="gramStart"/>
       <w:r>
         <w:rPr>
           <w:rFonts w:ascii="Consolas" w:eastAsia="Times New Roman" w:hAnsi="Consolas" w:cs="Courier New"/>
@@ -12922,7 +12730,6 @@
         </w:rPr>
         <w:t>(</w:t>
       </w:r>
-      <w:proofErr w:type="gramEnd"/>
       <w:r>
         <w:rPr>
           <w:rFonts w:ascii="Consolas" w:eastAsia="Times New Roman" w:hAnsi="Consolas" w:cs="Courier New"/>
@@ -13178,7 +12985,6 @@
         </w:rPr>
         <w:t>&gt;</w:t>
       </w:r>
-      <w:proofErr w:type="gramStart"/>
       <w:r>
         <w:rPr>
           <w:rFonts w:ascii="Consolas" w:eastAsia="Times New Roman" w:hAnsi="Consolas" w:cs="Courier New"/>
@@ -13189,7 +12995,6 @@
         </w:rPr>
         <w:t>&lt;?=</w:t>
       </w:r>
-      <w:proofErr w:type="gramEnd"/>
       <w:r>
         <w:rPr>
           <w:rFonts w:ascii="Consolas" w:eastAsia="Times New Roman" w:hAnsi="Consolas" w:cs="Courier New"/>
@@ -13431,7 +13236,6 @@
         </w:rPr>
         <w:t>В разрабатываемом приложении CSP-заголовок формируется в функции </w:t>
       </w:r>
-      <w:proofErr w:type="gramStart"/>
       <w:r>
         <w:rPr>
           <w:rFonts w:ascii="Consolas" w:eastAsia="Times New Roman" w:hAnsi="Consolas" w:cs="Courier New"/>
@@ -13441,19 +13245,7 @@
           <w:shd w:val="clear" w:color="auto" w:fill="EBEEF2"/>
           <w:lang w:eastAsia="ru-RU"/>
         </w:rPr>
-        <w:t>setSecurityHeaders(</w:t>
-      </w:r>
-      <w:proofErr w:type="gramEnd"/>
-      <w:r>
-        <w:rPr>
-          <w:rFonts w:ascii="Consolas" w:eastAsia="Times New Roman" w:hAnsi="Consolas" w:cs="Courier New"/>
-          <w:color w:val="0F1115"/>
-          <w:sz w:val="20"/>
-          <w:szCs w:val="20"/>
-          <w:shd w:val="clear" w:color="auto" w:fill="EBEEF2"/>
-          <w:lang w:eastAsia="ru-RU"/>
-        </w:rPr>
-        <w:t>)</w:t>
+        <w:t>setSecurityHeaders()</w:t>
       </w:r>
       <w:r>
         <w:rPr>
@@ -13546,7 +13338,6 @@
           <w:lang w:val="en-US" w:eastAsia="ru-RU"/>
         </w:rPr>
       </w:pPr>
-      <w:proofErr w:type="gramStart"/>
       <w:r>
         <w:rPr>
           <w:rFonts w:ascii="Consolas" w:eastAsia="Times New Roman" w:hAnsi="Consolas" w:cs="Courier New"/>
@@ -13567,7 +13358,6 @@
         </w:rPr>
         <w:t>(</w:t>
       </w:r>
-      <w:proofErr w:type="gramEnd"/>
       <w:r>
         <w:rPr>
           <w:rFonts w:ascii="Consolas" w:eastAsia="Times New Roman" w:hAnsi="Consolas" w:cs="Courier New"/>
@@ -13699,29 +13489,7 @@
           <w:szCs w:val="20"/>
           <w:lang w:val="en-US" w:eastAsia="ru-RU"/>
         </w:rPr>
-        <w:t xml:space="preserve">    img-src 'self' </w:t>
-      </w:r>
-      <w:proofErr w:type="gramStart"/>
-      <w:r>
-        <w:rPr>
-          <w:rFonts w:ascii="Consolas" w:eastAsia="Times New Roman" w:hAnsi="Consolas" w:cs="Courier New"/>
-          <w:color w:val="0F1115"/>
-          <w:sz w:val="20"/>
-          <w:szCs w:val="20"/>
-          <w:lang w:val="en-US" w:eastAsia="ru-RU"/>
-        </w:rPr>
-        <w:t>data:;</w:t>
-      </w:r>
-      <w:proofErr w:type="gramEnd"/>
-      <w:r>
-        <w:rPr>
-          <w:rFonts w:ascii="Consolas" w:eastAsia="Times New Roman" w:hAnsi="Consolas" w:cs="Courier New"/>
-          <w:color w:val="0F1115"/>
-          <w:sz w:val="20"/>
-          <w:szCs w:val="20"/>
-          <w:lang w:val="en-US" w:eastAsia="ru-RU"/>
-        </w:rPr>
-        <w:t xml:space="preserve"> </w:t>
+        <w:t xml:space="preserve">    img-src 'self' data:; </w:t>
       </w:r>
     </w:p>
     <w:p>
@@ -14154,7 +13922,6 @@
         </w:rPr>
         <w:t>Следует отметить, что перечисленные заголовки — это серверные механизмы, которые влияют на поведение клиента. Однако они настраиваются именно на сервере и отправляются вместе с каждым HTTP-ответом. Единая точка их формирования (функция </w:t>
       </w:r>
-      <w:proofErr w:type="gramStart"/>
       <w:r>
         <w:rPr>
           <w:rFonts w:ascii="Consolas" w:eastAsia="Times New Roman" w:hAnsi="Consolas" w:cs="Courier New"/>
@@ -14164,9 +13931,52 @@
           <w:shd w:val="clear" w:color="auto" w:fill="EBEEF2"/>
           <w:lang w:eastAsia="ru-RU"/>
         </w:rPr>
-        <w:t>setSecurityHeaders(</w:t>
-      </w:r>
-      <w:proofErr w:type="gramEnd"/>
+        <w:t>setSecurityHeaders()</w:t>
+      </w:r>
+      <w:r>
+        <w:rPr>
+          <w:rFonts w:ascii="Segoe UI" w:eastAsia="Times New Roman" w:hAnsi="Segoe UI" w:cs="Segoe UI"/>
+          <w:color w:val="0F1115"/>
+          <w:sz w:val="24"/>
+          <w:szCs w:val="24"/>
+          <w:lang w:eastAsia="ru-RU"/>
+        </w:rPr>
+        <w:t>) была выбрана сознательно — это гарантирует, что ни одна страница не останется без защиты, и упрощает модификацию политики безопасности в дальнейшем.</w:t>
+      </w:r>
+    </w:p>
+    <w:p>
+      <w:pPr>
+        <w:shd w:val="clear" w:color="auto" w:fill="FFFFFF"/>
+        <w:spacing w:before="240" w:after="240" w:line="240" w:lineRule="auto"/>
+        <w:rPr>
+          <w:rFonts w:ascii="Segoe UI" w:eastAsia="Times New Roman" w:hAnsi="Segoe UI" w:cs="Segoe UI"/>
+          <w:color w:val="0F1115"/>
+          <w:sz w:val="24"/>
+          <w:szCs w:val="24"/>
+          <w:lang w:eastAsia="ru-RU"/>
+        </w:rPr>
+      </w:pPr>
+      <w:r>
+        <w:rPr>
+          <w:rFonts w:ascii="Segoe UI" w:eastAsia="Times New Roman" w:hAnsi="Segoe UI" w:cs="Segoe UI"/>
+          <w:color w:val="0F1115"/>
+          <w:sz w:val="24"/>
+          <w:szCs w:val="24"/>
+          <w:lang w:eastAsia="ru-RU"/>
+        </w:rPr>
+        <w:t xml:space="preserve">Отдельного внимания заслуживает вопрос хранения сессионных данных на стороне клиента. Как было отмечено в теоретической части, сессионные идентификаторы, сохранённые в cookies, должны быть защищены от доступа из </w:t>
+      </w:r>
+      <w:r>
+        <w:rPr>
+          <w:rFonts w:ascii="Segoe UI" w:eastAsia="Times New Roman" w:hAnsi="Segoe UI" w:cs="Segoe UI"/>
+          <w:color w:val="0F1115"/>
+          <w:sz w:val="24"/>
+          <w:szCs w:val="24"/>
+          <w:lang w:eastAsia="ru-RU"/>
+        </w:rPr>
+        <w:lastRenderedPageBreak/>
+        <w:t>JavaScript и от передачи по незащищённым каналам. В приложении это достигается настройкой параметров сессионной cookie перед вызовом </w:t>
+      </w:r>
       <w:r>
         <w:rPr>
           <w:rFonts w:ascii="Consolas" w:eastAsia="Times New Roman" w:hAnsi="Consolas" w:cs="Courier New"/>
@@ -14176,86 +13986,7 @@
           <w:shd w:val="clear" w:color="auto" w:fill="EBEEF2"/>
           <w:lang w:eastAsia="ru-RU"/>
         </w:rPr>
-        <w:t>)</w:t>
-      </w:r>
-      <w:r>
-        <w:rPr>
-          <w:rFonts w:ascii="Segoe UI" w:eastAsia="Times New Roman" w:hAnsi="Segoe UI" w:cs="Segoe UI"/>
-          <w:color w:val="0F1115"/>
-          <w:sz w:val="24"/>
-          <w:szCs w:val="24"/>
-          <w:lang w:eastAsia="ru-RU"/>
-        </w:rPr>
-        <w:t>) была выбрана сознательно — это гарантирует, что ни одна страница не останется без защиты, и упрощает модификацию политики безопасности в дальнейшем.</w:t>
-      </w:r>
-    </w:p>
-    <w:p>
-      <w:pPr>
-        <w:shd w:val="clear" w:color="auto" w:fill="FFFFFF"/>
-        <w:spacing w:before="240" w:after="240" w:line="240" w:lineRule="auto"/>
-        <w:rPr>
-          <w:rFonts w:ascii="Segoe UI" w:eastAsia="Times New Roman" w:hAnsi="Segoe UI" w:cs="Segoe UI"/>
-          <w:color w:val="0F1115"/>
-          <w:sz w:val="24"/>
-          <w:szCs w:val="24"/>
-          <w:lang w:eastAsia="ru-RU"/>
-        </w:rPr>
-      </w:pPr>
-      <w:r>
-        <w:rPr>
-          <w:rFonts w:ascii="Segoe UI" w:eastAsia="Times New Roman" w:hAnsi="Segoe UI" w:cs="Segoe UI"/>
-          <w:color w:val="0F1115"/>
-          <w:sz w:val="24"/>
-          <w:szCs w:val="24"/>
-          <w:lang w:eastAsia="ru-RU"/>
-        </w:rPr>
-        <w:t xml:space="preserve">Отдельного внимания заслуживает вопрос хранения сессионных данных на стороне клиента. Как было отмечено в теоретической части, сессионные идентификаторы, сохранённые в cookies, должны быть защищены от доступа из </w:t>
-      </w:r>
-      <w:r>
-        <w:rPr>
-          <w:rFonts w:ascii="Segoe UI" w:eastAsia="Times New Roman" w:hAnsi="Segoe UI" w:cs="Segoe UI"/>
-          <w:color w:val="0F1115"/>
-          <w:sz w:val="24"/>
-          <w:szCs w:val="24"/>
-          <w:lang w:eastAsia="ru-RU"/>
-        </w:rPr>
-        <w:lastRenderedPageBreak/>
-        <w:t>JavaScript и от передачи по незащищённым каналам. В приложении это достигается настройкой параметров сессионной cookie перед вызовом </w:t>
-      </w:r>
-      <w:r>
-        <w:rPr>
-          <w:rFonts w:ascii="Consolas" w:eastAsia="Times New Roman" w:hAnsi="Consolas" w:cs="Courier New"/>
-          <w:color w:val="0F1115"/>
-          <w:sz w:val="20"/>
-          <w:szCs w:val="20"/>
-          <w:shd w:val="clear" w:color="auto" w:fill="EBEEF2"/>
-          <w:lang w:eastAsia="ru-RU"/>
-        </w:rPr>
-        <w:t>session_</w:t>
-      </w:r>
-      <w:proofErr w:type="gramStart"/>
-      <w:r>
-        <w:rPr>
-          <w:rFonts w:ascii="Consolas" w:eastAsia="Times New Roman" w:hAnsi="Consolas" w:cs="Courier New"/>
-          <w:color w:val="0F1115"/>
-          <w:sz w:val="20"/>
-          <w:szCs w:val="20"/>
-          <w:shd w:val="clear" w:color="auto" w:fill="EBEEF2"/>
-          <w:lang w:eastAsia="ru-RU"/>
-        </w:rPr>
-        <w:t>start(</w:t>
-      </w:r>
-      <w:proofErr w:type="gramEnd"/>
-      <w:r>
-        <w:rPr>
-          <w:rFonts w:ascii="Consolas" w:eastAsia="Times New Roman" w:hAnsi="Consolas" w:cs="Courier New"/>
-          <w:color w:val="0F1115"/>
-          <w:sz w:val="20"/>
-          <w:szCs w:val="20"/>
-          <w:shd w:val="clear" w:color="auto" w:fill="EBEEF2"/>
-          <w:lang w:eastAsia="ru-RU"/>
-        </w:rPr>
-        <w:t>)</w:t>
+        <w:t>session_start()</w:t>
       </w:r>
       <w:r>
         <w:rPr>
@@ -14329,18 +14060,7 @@
           <w:szCs w:val="20"/>
           <w:lang w:eastAsia="ru-RU"/>
         </w:rPr>
-        <w:t>ini_</w:t>
-      </w:r>
-      <w:proofErr w:type="gramStart"/>
-      <w:r>
-        <w:rPr>
-          <w:rFonts w:ascii="Consolas" w:eastAsia="Times New Roman" w:hAnsi="Consolas" w:cs="Courier New"/>
-          <w:color w:val="4078F2"/>
-          <w:sz w:val="20"/>
-          <w:szCs w:val="20"/>
-          <w:lang w:eastAsia="ru-RU"/>
-        </w:rPr>
-        <w:t>set</w:t>
+        <w:t>ini_set</w:t>
       </w:r>
       <w:r>
         <w:rPr>
@@ -14352,7 +14072,6 @@
         </w:rPr>
         <w:t>(</w:t>
       </w:r>
-      <w:proofErr w:type="gramEnd"/>
       <w:r>
         <w:rPr>
           <w:rFonts w:ascii="Consolas" w:eastAsia="Times New Roman" w:hAnsi="Consolas" w:cs="Courier New"/>
@@ -14442,18 +14161,7 @@
           <w:szCs w:val="20"/>
           <w:lang w:val="en-US" w:eastAsia="ru-RU"/>
         </w:rPr>
-        <w:t>ini_</w:t>
-      </w:r>
-      <w:proofErr w:type="gramStart"/>
-      <w:r>
-        <w:rPr>
-          <w:rFonts w:ascii="Consolas" w:eastAsia="Times New Roman" w:hAnsi="Consolas" w:cs="Courier New"/>
-          <w:color w:val="4078F2"/>
-          <w:sz w:val="20"/>
-          <w:szCs w:val="20"/>
-          <w:lang w:val="en-US" w:eastAsia="ru-RU"/>
-        </w:rPr>
-        <w:t>set</w:t>
+        <w:t>ini_set</w:t>
       </w:r>
       <w:r>
         <w:rPr>
@@ -14465,7 +14173,6 @@
         </w:rPr>
         <w:t>(</w:t>
       </w:r>
-      <w:proofErr w:type="gramEnd"/>
       <w:r>
         <w:rPr>
           <w:rFonts w:ascii="Consolas" w:eastAsia="Times New Roman" w:hAnsi="Consolas" w:cs="Courier New"/>
@@ -14555,18 +14262,7 @@
           <w:szCs w:val="20"/>
           <w:lang w:val="en-US" w:eastAsia="ru-RU"/>
         </w:rPr>
-        <w:t>ini_</w:t>
-      </w:r>
-      <w:proofErr w:type="gramStart"/>
-      <w:r>
-        <w:rPr>
-          <w:rFonts w:ascii="Consolas" w:eastAsia="Times New Roman" w:hAnsi="Consolas" w:cs="Courier New"/>
-          <w:color w:val="4078F2"/>
-          <w:sz w:val="20"/>
-          <w:szCs w:val="20"/>
-          <w:lang w:val="en-US" w:eastAsia="ru-RU"/>
-        </w:rPr>
-        <w:t>set</w:t>
+        <w:t>ini_set</w:t>
       </w:r>
       <w:r>
         <w:rPr>
@@ -14578,7 +14274,6 @@
         </w:rPr>
         <w:t>(</w:t>
       </w:r>
-      <w:proofErr w:type="gramEnd"/>
       <w:r>
         <w:rPr>
           <w:rFonts w:ascii="Consolas" w:eastAsia="Times New Roman" w:hAnsi="Consolas" w:cs="Courier New"/>
@@ -14977,27 +14672,7 @@
           <w:color w:val="0F1115"/>
           <w:shd w:val="clear" w:color="auto" w:fill="EBEEF2"/>
         </w:rPr>
-        <w:t>random_</w:t>
-      </w:r>
-      <w:proofErr w:type="gramStart"/>
-      <w:r>
-        <w:rPr>
-          <w:rStyle w:val="HTML"/>
-          <w:rFonts w:ascii="Consolas" w:hAnsi="Consolas"/>
-          <w:color w:val="0F1115"/>
-          <w:shd w:val="clear" w:color="auto" w:fill="EBEEF2"/>
-        </w:rPr>
-        <w:t>bytes(</w:t>
-      </w:r>
-      <w:proofErr w:type="gramEnd"/>
-      <w:r>
-        <w:rPr>
-          <w:rStyle w:val="HTML"/>
-          <w:rFonts w:ascii="Consolas" w:hAnsi="Consolas"/>
-          <w:color w:val="0F1115"/>
-          <w:shd w:val="clear" w:color="auto" w:fill="EBEEF2"/>
-        </w:rPr>
-        <w:t>)</w:t>
+        <w:t>random_bytes()</w:t>
       </w:r>
       <w:r>
         <w:rPr>
@@ -15035,7 +14710,6 @@
         </w:rPr>
         <w:t xml:space="preserve"> </w:t>
       </w:r>
-      <w:proofErr w:type="gramStart"/>
       <w:r>
         <w:rPr>
           <w:rStyle w:val="token"/>
@@ -15052,17 +14726,7 @@
           <w:color w:val="383A42"/>
           <w:lang w:val="en-US"/>
         </w:rPr>
-        <w:t>(</w:t>
-      </w:r>
-      <w:proofErr w:type="gramEnd"/>
-      <w:r>
-        <w:rPr>
-          <w:rStyle w:val="token"/>
-          <w:rFonts w:ascii="Consolas" w:hAnsi="Consolas"/>
-          <w:color w:val="383A42"/>
-          <w:lang w:val="en-US"/>
-        </w:rPr>
-        <w:t>):</w:t>
+        <w:t>():</w:t>
       </w:r>
       <w:r>
         <w:rPr>
@@ -15325,17 +14989,7 @@
           <w:color w:val="4078F2"/>
           <w:lang w:val="en-US"/>
         </w:rPr>
-        <w:t>random_</w:t>
-      </w:r>
-      <w:proofErr w:type="gramStart"/>
-      <w:r>
-        <w:rPr>
-          <w:rStyle w:val="token"/>
-          <w:rFonts w:ascii="Consolas" w:hAnsi="Consolas"/>
-          <w:color w:val="4078F2"/>
-          <w:lang w:val="en-US"/>
-        </w:rPr>
-        <w:t>bytes</w:t>
+        <w:t>random_bytes</w:t>
       </w:r>
       <w:r>
         <w:rPr>
@@ -15346,7 +15000,6 @@
         </w:rPr>
         <w:t>(</w:t>
       </w:r>
-      <w:proofErr w:type="gramEnd"/>
       <w:r>
         <w:rPr>
           <w:rStyle w:val="token"/>
@@ -15501,27 +15154,7 @@
           <w:color w:val="0F1115"/>
           <w:shd w:val="clear" w:color="auto" w:fill="EBEEF2"/>
         </w:rPr>
-        <w:t>hash_</w:t>
-      </w:r>
-      <w:proofErr w:type="gramStart"/>
-      <w:r>
-        <w:rPr>
-          <w:rStyle w:val="HTML"/>
-          <w:rFonts w:ascii="Consolas" w:hAnsi="Consolas"/>
-          <w:color w:val="0F1115"/>
-          <w:shd w:val="clear" w:color="auto" w:fill="EBEEF2"/>
-        </w:rPr>
-        <w:t>equals(</w:t>
-      </w:r>
-      <w:proofErr w:type="gramEnd"/>
-      <w:r>
-        <w:rPr>
-          <w:rStyle w:val="HTML"/>
-          <w:rFonts w:ascii="Consolas" w:hAnsi="Consolas"/>
-          <w:color w:val="0F1115"/>
-          <w:shd w:val="clear" w:color="auto" w:fill="EBEEF2"/>
-        </w:rPr>
-        <w:t>)</w:t>
+        <w:t>hash_equals()</w:t>
       </w:r>
       <w:r>
         <w:rPr>
@@ -15559,7 +15192,6 @@
         </w:rPr>
         <w:t xml:space="preserve"> </w:t>
       </w:r>
-      <w:proofErr w:type="gramStart"/>
       <w:r>
         <w:rPr>
           <w:rStyle w:val="token"/>
@@ -15578,7 +15210,6 @@
         </w:rPr>
         <w:t>(</w:t>
       </w:r>
-      <w:proofErr w:type="gramEnd"/>
       <w:r>
         <w:rPr>
           <w:rStyle w:val="token"/>
@@ -16107,7 +15738,6 @@
         </w:rPr>
         <w:t xml:space="preserve"> </w:t>
       </w:r>
-      <w:proofErr w:type="gramStart"/>
       <w:r>
         <w:rPr>
           <w:rStyle w:val="token"/>
@@ -16124,17 +15754,7 @@
           <w:color w:val="383A42"/>
           <w:lang w:val="en-US"/>
         </w:rPr>
-        <w:t>(</w:t>
-      </w:r>
-      <w:proofErr w:type="gramEnd"/>
-      <w:r>
-        <w:rPr>
-          <w:rStyle w:val="token"/>
-          <w:rFonts w:ascii="Consolas" w:hAnsi="Consolas"/>
-          <w:color w:val="383A42"/>
-          <w:lang w:val="en-US"/>
-        </w:rPr>
-        <w:t>):</w:t>
+        <w:t>():</w:t>
       </w:r>
       <w:r>
         <w:rPr>
@@ -16278,7 +15898,6 @@
         </w:rPr>
         <w:t>(</w:t>
       </w:r>
-      <w:proofErr w:type="gramStart"/>
       <w:r>
         <w:rPr>
           <w:rStyle w:val="token"/>
@@ -16293,16 +15912,7 @@
           <w:rFonts w:ascii="Consolas" w:hAnsi="Consolas"/>
           <w:color w:val="383A42"/>
         </w:rPr>
-        <w:t>(</w:t>
-      </w:r>
-      <w:proofErr w:type="gramEnd"/>
-      <w:r>
-        <w:rPr>
-          <w:rStyle w:val="token"/>
-          <w:rFonts w:ascii="Consolas" w:hAnsi="Consolas"/>
-          <w:color w:val="383A42"/>
-        </w:rPr>
-        <w:t>))</w:t>
+        <w:t>())</w:t>
       </w:r>
       <w:r>
         <w:rPr>
@@ -16379,7 +15989,6 @@
         </w:rPr>
         <w:t>В шаблонах страниц эта функция вызывается непосредственно внутри формы, что минимизирует вероятность забыть о токене при модификации интерфейса. Однако для AJAX-запросов, через которые работает весь функционал управления задачами, скрытое поле формы не подходит, поскольку запросы отправляются программно через JavaScript-функцию </w:t>
       </w:r>
-      <w:proofErr w:type="gramStart"/>
       <w:r>
         <w:rPr>
           <w:rStyle w:val="HTML"/>
@@ -16387,17 +15996,7 @@
           <w:color w:val="0F1115"/>
           <w:shd w:val="clear" w:color="auto" w:fill="EBEEF2"/>
         </w:rPr>
-        <w:t>fetch(</w:t>
-      </w:r>
-      <w:proofErr w:type="gramEnd"/>
-      <w:r>
-        <w:rPr>
-          <w:rStyle w:val="HTML"/>
-          <w:rFonts w:ascii="Consolas" w:hAnsi="Consolas"/>
-          <w:color w:val="0F1115"/>
-          <w:shd w:val="clear" w:color="auto" w:fill="EBEEF2"/>
-        </w:rPr>
-        <w:t>)</w:t>
+        <w:t>fetch()</w:t>
       </w:r>
       <w:r>
         <w:rPr>
@@ -16509,7 +16108,6 @@
         </w:rPr>
         <w:t xml:space="preserve">    </w:t>
       </w:r>
-      <w:proofErr w:type="gramStart"/>
       <w:r>
         <w:rPr>
           <w:rFonts w:ascii="Consolas" w:hAnsi="Consolas"/>
@@ -16533,7 +16131,6 @@
         </w:rPr>
         <w:t>CSRF</w:t>
       </w:r>
-      <w:proofErr w:type="gramEnd"/>
       <w:r>
         <w:rPr>
           <w:rFonts w:ascii="Consolas" w:hAnsi="Consolas"/>
@@ -16877,16 +16474,7 @@
           <w:color w:val="0F1115"/>
           <w:lang w:val="en-US"/>
         </w:rPr>
-        <w:t xml:space="preserve"> </w:t>
-      </w:r>
-      <w:proofErr w:type="gramStart"/>
-      <w:r>
-        <w:rPr>
-          <w:rFonts w:ascii="Consolas" w:hAnsi="Consolas"/>
-          <w:color w:val="0F1115"/>
-          <w:lang w:val="en-US"/>
-        </w:rPr>
-        <w:t>window</w:t>
+        <w:t xml:space="preserve"> window</w:t>
       </w:r>
       <w:r>
         <w:rPr>
@@ -16904,17 +16492,7 @@
           <w:color w:val="B76B01"/>
           <w:lang w:val="en-US"/>
         </w:rPr>
-        <w:t>CSRF</w:t>
-      </w:r>
-      <w:proofErr w:type="gramEnd"/>
-      <w:r>
-        <w:rPr>
-          <w:rStyle w:val="token"/>
-          <w:rFonts w:ascii="Consolas" w:hAnsi="Consolas"/>
-          <w:color w:val="B76B01"/>
-          <w:lang w:val="en-US"/>
-        </w:rPr>
-        <w:t>_TOKEN</w:t>
+        <w:t>CSRF_TOKEN</w:t>
       </w:r>
       <w:r>
         <w:rPr>
@@ -17192,7 +16770,6 @@
         </w:rPr>
         <w:t>'HTTP_X_CSRF_TOKEN'</w:t>
       </w:r>
-      <w:proofErr w:type="gramStart"/>
       <w:r>
         <w:rPr>
           <w:rStyle w:val="token"/>
@@ -17219,7 +16796,6 @@
         </w:rPr>
         <w:t>??</w:t>
       </w:r>
-      <w:proofErr w:type="gramEnd"/>
       <w:r>
         <w:rPr>
           <w:rFonts w:ascii="Consolas" w:hAnsi="Consolas"/>
@@ -17283,7 +16859,6 @@
         </w:rPr>
         <w:t xml:space="preserve"> </w:t>
       </w:r>
-      <w:proofErr w:type="gramStart"/>
       <w:r>
         <w:rPr>
           <w:rStyle w:val="token"/>
@@ -17302,7 +16877,6 @@
         </w:rPr>
         <w:t>!verifyCsrfToken</w:t>
       </w:r>
-      <w:proofErr w:type="gramEnd"/>
       <w:r>
         <w:rPr>
           <w:rStyle w:val="token"/>
@@ -17367,7 +16941,6 @@
         </w:rPr>
         <w:t xml:space="preserve">        </w:t>
       </w:r>
-      <w:proofErr w:type="gramStart"/>
       <w:r>
         <w:rPr>
           <w:rStyle w:val="token"/>
@@ -17384,17 +16957,7 @@
           <w:color w:val="383A42"/>
           <w:lang w:val="en-US"/>
         </w:rPr>
-        <w:t>(</w:t>
-      </w:r>
-      <w:proofErr w:type="gramEnd"/>
-      <w:r>
-        <w:rPr>
-          <w:rStyle w:val="token"/>
-          <w:rFonts w:ascii="Consolas" w:hAnsi="Consolas"/>
-          <w:color w:val="383A42"/>
-          <w:lang w:val="en-US"/>
-        </w:rPr>
-        <w:t>[</w:t>
+        <w:t>([</w:t>
       </w:r>
       <w:r>
         <w:rPr>
@@ -17648,7 +17211,6 @@
         </w:rPr>
         <w:t>, которая по умолчанию запрещает выполнение встроенных скриптов. Поскольку для передачи токена в JavaScript использовался inline-скрипт, он блокировался браузером, и переменная </w:t>
       </w:r>
-      <w:proofErr w:type="gramStart"/>
       <w:r>
         <w:rPr>
           <w:rStyle w:val="HTML"/>
@@ -17656,17 +17218,7 @@
           <w:color w:val="0F1115"/>
           <w:shd w:val="clear" w:color="auto" w:fill="EBEEF2"/>
         </w:rPr>
-        <w:t>window.CSRF</w:t>
-      </w:r>
-      <w:proofErr w:type="gramEnd"/>
-      <w:r>
-        <w:rPr>
-          <w:rStyle w:val="HTML"/>
-          <w:rFonts w:ascii="Consolas" w:hAnsi="Consolas"/>
-          <w:color w:val="0F1115"/>
-          <w:shd w:val="clear" w:color="auto" w:fill="EBEEF2"/>
-        </w:rPr>
-        <w:t>_TOKEN</w:t>
+        <w:t>window.CSRF_TOKEN</w:t>
       </w:r>
       <w:r>
         <w:rPr>
@@ -17748,27 +17300,7 @@
           <w:color w:val="0F1115"/>
           <w:shd w:val="clear" w:color="auto" w:fill="EBEEF2"/>
         </w:rPr>
-        <w:t>filter_</w:t>
-      </w:r>
-      <w:proofErr w:type="gramStart"/>
-      <w:r>
-        <w:rPr>
-          <w:rStyle w:val="HTML"/>
-          <w:rFonts w:ascii="Consolas" w:hAnsi="Consolas"/>
-          <w:color w:val="0F1115"/>
-          <w:shd w:val="clear" w:color="auto" w:fill="EBEEF2"/>
-        </w:rPr>
-        <w:t>var(</w:t>
-      </w:r>
-      <w:proofErr w:type="gramEnd"/>
-      <w:r>
-        <w:rPr>
-          <w:rStyle w:val="HTML"/>
-          <w:rFonts w:ascii="Consolas" w:hAnsi="Consolas"/>
-          <w:color w:val="0F1115"/>
-          <w:shd w:val="clear" w:color="auto" w:fill="EBEEF2"/>
-        </w:rPr>
-        <w:t>)</w:t>
+        <w:t>filter_var()</w:t>
       </w:r>
       <w:r>
         <w:rPr>
@@ -18053,7 +17585,6 @@
         </w:rPr>
         <w:t xml:space="preserve">    </w:t>
       </w:r>
-      <w:proofErr w:type="gramStart"/>
       <w:r>
         <w:rPr>
           <w:rStyle w:val="token"/>
@@ -18072,7 +17603,6 @@
         </w:rPr>
         <w:t>::</w:t>
       </w:r>
-      <w:proofErr w:type="gramEnd"/>
       <w:r>
         <w:rPr>
           <w:rStyle w:val="token"/>
@@ -18163,7 +17693,6 @@
         </w:rPr>
         <w:t xml:space="preserve">    </w:t>
       </w:r>
-      <w:proofErr w:type="gramStart"/>
       <w:r>
         <w:rPr>
           <w:rStyle w:val="token"/>
@@ -18182,7 +17711,6 @@
         </w:rPr>
         <w:t>::</w:t>
       </w:r>
-      <w:proofErr w:type="gramEnd"/>
       <w:r>
         <w:rPr>
           <w:rStyle w:val="token"/>
@@ -18273,7 +17801,6 @@
         </w:rPr>
         <w:t xml:space="preserve">    </w:t>
       </w:r>
-      <w:proofErr w:type="gramStart"/>
       <w:r>
         <w:rPr>
           <w:rStyle w:val="token"/>
@@ -18292,7 +17819,6 @@
         </w:rPr>
         <w:t>::</w:t>
       </w:r>
-      <w:proofErr w:type="gramEnd"/>
       <w:r>
         <w:rPr>
           <w:rStyle w:val="token"/>
@@ -18586,17 +18112,7 @@
           <w:color w:val="4078F2"/>
           <w:lang w:val="en-US"/>
         </w:rPr>
-        <w:t>$db-&gt;</w:t>
-      </w:r>
-      <w:proofErr w:type="gramStart"/>
-      <w:r>
-        <w:rPr>
-          <w:rStyle w:val="token"/>
-          <w:rFonts w:ascii="Consolas" w:hAnsi="Consolas"/>
-          <w:color w:val="4078F2"/>
-          <w:lang w:val="en-US"/>
-        </w:rPr>
-        <w:t>prepare</w:t>
+        <w:t>$db-&gt;prepare</w:t>
       </w:r>
       <w:r>
         <w:rPr>
@@ -18607,7 +18123,6 @@
         </w:rPr>
         <w:t>(</w:t>
       </w:r>
-      <w:proofErr w:type="gramEnd"/>
       <w:r>
         <w:rPr>
           <w:rStyle w:val="token"/>
@@ -18643,18 +18158,8 @@
           <w:rFonts w:ascii="Consolas" w:hAnsi="Consolas"/>
           <w:color w:val="4078F2"/>
         </w:rPr>
-        <w:t>$stmt</w:t>
-      </w:r>
-      <w:proofErr w:type="gramStart"/>
-      <w:r>
-        <w:rPr>
-          <w:rStyle w:val="token"/>
-          <w:rFonts w:ascii="Consolas" w:hAnsi="Consolas"/>
-          <w:color w:val="4078F2"/>
-        </w:rPr>
-        <w:t>-&gt;execute</w:t>
-      </w:r>
-      <w:proofErr w:type="gramEnd"/>
+        <w:t>$stmt-&gt;execute</w:t>
+      </w:r>
       <w:r>
         <w:rPr>
           <w:rStyle w:val="token"/>
@@ -18731,7 +18236,6 @@
         </w:rPr>
         <w:t>Отдельно стоит отметить обработку ситуации, когда запрос не возвращает результатов. Например, при попытке переключить статус несуществующей задачи или задачи, принадлежащей другому пользователю, метод </w:t>
       </w:r>
-      <w:proofErr w:type="gramStart"/>
       <w:r>
         <w:rPr>
           <w:rStyle w:val="HTML"/>
@@ -18739,17 +18243,7 @@
           <w:color w:val="0F1115"/>
           <w:shd w:val="clear" w:color="auto" w:fill="EBEEF2"/>
         </w:rPr>
-        <w:t>toggle(</w:t>
-      </w:r>
-      <w:proofErr w:type="gramEnd"/>
-      <w:r>
-        <w:rPr>
-          <w:rStyle w:val="HTML"/>
-          <w:rFonts w:ascii="Consolas" w:hAnsi="Consolas"/>
-          <w:color w:val="0F1115"/>
-          <w:shd w:val="clear" w:color="auto" w:fill="EBEEF2"/>
-        </w:rPr>
-        <w:t>)</w:t>
+        <w:t>toggle()</w:t>
       </w:r>
       <w:r>
         <w:rPr>
@@ -18811,17 +18305,7 @@
           <w:color w:val="4078F2"/>
           <w:lang w:val="en-US"/>
         </w:rPr>
-        <w:t>$db-&gt;</w:t>
-      </w:r>
-      <w:proofErr w:type="gramStart"/>
-      <w:r>
-        <w:rPr>
-          <w:rStyle w:val="token"/>
-          <w:rFonts w:ascii="Consolas" w:hAnsi="Consolas"/>
-          <w:color w:val="4078F2"/>
-          <w:lang w:val="en-US"/>
-        </w:rPr>
-        <w:t>prepare</w:t>
+        <w:t>$db-&gt;prepare</w:t>
       </w:r>
       <w:r>
         <w:rPr>
@@ -18832,7 +18316,6 @@
         </w:rPr>
         <w:t>(</w:t>
       </w:r>
-      <w:proofErr w:type="gramEnd"/>
       <w:r>
         <w:rPr>
           <w:rStyle w:val="token"/>
@@ -18840,27 +18323,7 @@
           <w:color w:val="50A14F"/>
           <w:lang w:val="en-US"/>
         </w:rPr>
-        <w:t xml:space="preserve">'SELECT id, is_completed FROM tasks WHERE id = ? AND user_id </w:t>
-      </w:r>
-      <w:proofErr w:type="gramStart"/>
-      <w:r>
-        <w:rPr>
-          <w:rStyle w:val="token"/>
-          <w:rFonts w:ascii="Consolas" w:hAnsi="Consolas"/>
-          <w:color w:val="50A14F"/>
-          <w:lang w:val="en-US"/>
-        </w:rPr>
-        <w:t>= ?</w:t>
-      </w:r>
-      <w:proofErr w:type="gramEnd"/>
-      <w:r>
-        <w:rPr>
-          <w:rStyle w:val="token"/>
-          <w:rFonts w:ascii="Consolas" w:hAnsi="Consolas"/>
-          <w:color w:val="50A14F"/>
-          <w:lang w:val="en-US"/>
-        </w:rPr>
-        <w:t>'</w:t>
+        <w:t>'SELECT id, is_completed FROM tasks WHERE id = ? AND user_id = ?'</w:t>
       </w:r>
       <w:r>
         <w:rPr>
@@ -18890,17 +18353,7 @@
           <w:color w:val="4078F2"/>
           <w:lang w:val="en-US"/>
         </w:rPr>
-        <w:t>$stmt-&gt;</w:t>
-      </w:r>
-      <w:proofErr w:type="gramStart"/>
-      <w:r>
-        <w:rPr>
-          <w:rStyle w:val="token"/>
-          <w:rFonts w:ascii="Consolas" w:hAnsi="Consolas"/>
-          <w:color w:val="4078F2"/>
-          <w:lang w:val="en-US"/>
-        </w:rPr>
-        <w:t>execute</w:t>
+        <w:t>$stmt-&gt;execute</w:t>
       </w:r>
       <w:r>
         <w:rPr>
@@ -18909,17 +18362,7 @@
           <w:color w:val="383A42"/>
           <w:lang w:val="en-US"/>
         </w:rPr>
-        <w:t>(</w:t>
-      </w:r>
-      <w:proofErr w:type="gramEnd"/>
-      <w:r>
-        <w:rPr>
-          <w:rStyle w:val="token"/>
-          <w:rFonts w:ascii="Consolas" w:hAnsi="Consolas"/>
-          <w:color w:val="383A42"/>
-          <w:lang w:val="en-US"/>
-        </w:rPr>
-        <w:t>[</w:t>
+        <w:t>([</w:t>
       </w:r>
       <w:r>
         <w:rPr>
@@ -19018,17 +18461,7 @@
           <w:color w:val="4078F2"/>
           <w:lang w:val="en-US"/>
         </w:rPr>
-        <w:t>$stmt-&gt;</w:t>
-      </w:r>
-      <w:proofErr w:type="gramStart"/>
-      <w:r>
-        <w:rPr>
-          <w:rStyle w:val="token"/>
-          <w:rFonts w:ascii="Consolas" w:hAnsi="Consolas"/>
-          <w:color w:val="4078F2"/>
-          <w:lang w:val="en-US"/>
-        </w:rPr>
-        <w:t>fetch</w:t>
+        <w:t>$stmt-&gt;fetch</w:t>
       </w:r>
       <w:r>
         <w:rPr>
@@ -19037,17 +18470,7 @@
           <w:color w:val="383A42"/>
           <w:lang w:val="en-US"/>
         </w:rPr>
-        <w:t>(</w:t>
-      </w:r>
-      <w:proofErr w:type="gramEnd"/>
-      <w:r>
-        <w:rPr>
-          <w:rStyle w:val="token"/>
-          <w:rFonts w:ascii="Consolas" w:hAnsi="Consolas"/>
-          <w:color w:val="383A42"/>
-          <w:lang w:val="en-US"/>
-        </w:rPr>
-        <w:t>);</w:t>
+        <w:t>();</w:t>
       </w:r>
     </w:p>
     <w:p>
@@ -19090,7 +18513,6 @@
         </w:rPr>
         <w:t xml:space="preserve"> </w:t>
       </w:r>
-      <w:proofErr w:type="gramStart"/>
       <w:r>
         <w:rPr>
           <w:rStyle w:val="token"/>
@@ -19107,17 +18529,7 @@
           <w:color w:val="4078F2"/>
           <w:lang w:val="en-US"/>
         </w:rPr>
-        <w:t>!$</w:t>
-      </w:r>
-      <w:proofErr w:type="gramEnd"/>
-      <w:r>
-        <w:rPr>
-          <w:rStyle w:val="token"/>
-          <w:rFonts w:ascii="Consolas" w:hAnsi="Consolas"/>
-          <w:color w:val="4078F2"/>
-          <w:lang w:val="en-US"/>
-        </w:rPr>
-        <w:t>task</w:t>
+        <w:t>!$task</w:t>
       </w:r>
       <w:r>
         <w:rPr>
@@ -19853,7 +19265,6 @@
         </w:rPr>
         <w:t>Третьим элементом защиты уровня хранения данных стало внедрение логирования операций, связанных с безопасностью. Хотя логирование напрямую не предотвращает атаки, оно позволяет своевременно обнаруживать подозрительную активность и, в случае инцидента, восстанавливать картину произошедшего. В приложении была реализована функция </w:t>
       </w:r>
-      <w:proofErr w:type="gramStart"/>
       <w:r>
         <w:rPr>
           <w:rStyle w:val="HTML"/>
@@ -19861,17 +19272,7 @@
           <w:color w:val="0F1115"/>
           <w:shd w:val="clear" w:color="auto" w:fill="EBEEF2"/>
         </w:rPr>
-        <w:t>securityLog(</w:t>
-      </w:r>
-      <w:proofErr w:type="gramEnd"/>
-      <w:r>
-        <w:rPr>
-          <w:rStyle w:val="HTML"/>
-          <w:rFonts w:ascii="Consolas" w:hAnsi="Consolas"/>
-          <w:color w:val="0F1115"/>
-          <w:shd w:val="clear" w:color="auto" w:fill="EBEEF2"/>
-        </w:rPr>
-        <w:t>)</w:t>
+        <w:t>securityLog()</w:t>
       </w:r>
       <w:r>
         <w:rPr>
@@ -19925,7 +19326,6 @@
         </w:rPr>
         <w:t xml:space="preserve"> </w:t>
       </w:r>
-      <w:proofErr w:type="gramStart"/>
       <w:r>
         <w:rPr>
           <w:rStyle w:val="token"/>
@@ -19944,7 +19344,6 @@
         </w:rPr>
         <w:t>(</w:t>
       </w:r>
-      <w:proofErr w:type="gramEnd"/>
       <w:r>
         <w:rPr>
           <w:rStyle w:val="token"/>
@@ -20190,17 +19589,7 @@
           <w:color w:val="B76B01"/>
           <w:lang w:val="en-US"/>
         </w:rPr>
-        <w:t>__DIR_</w:t>
-      </w:r>
-      <w:proofErr w:type="gramStart"/>
-      <w:r>
-        <w:rPr>
-          <w:rStyle w:val="token"/>
-          <w:rFonts w:ascii="Consolas" w:hAnsi="Consolas"/>
-          <w:color w:val="B76B01"/>
-          <w:lang w:val="en-US"/>
-        </w:rPr>
-        <w:t>_</w:t>
+        <w:t>__DIR__</w:t>
       </w:r>
       <w:r>
         <w:rPr>
@@ -20219,7 +19608,6 @@
         </w:rPr>
         <w:t>.</w:t>
       </w:r>
-      <w:proofErr w:type="gramEnd"/>
       <w:r>
         <w:rPr>
           <w:rFonts w:ascii="Consolas" w:hAnsi="Consolas"/>
@@ -20300,7 +19688,6 @@
         </w:rPr>
         <w:t xml:space="preserve"> </w:t>
       </w:r>
-      <w:proofErr w:type="gramStart"/>
       <w:r>
         <w:rPr>
           <w:rStyle w:val="token"/>
@@ -20319,7 +19706,6 @@
         </w:rPr>
         <w:t>(</w:t>
       </w:r>
-      <w:proofErr w:type="gramEnd"/>
       <w:r>
         <w:rPr>
           <w:rStyle w:val="token"/>
@@ -20419,7 +19805,6 @@
         </w:rPr>
         <w:t>'user_id'</w:t>
       </w:r>
-      <w:proofErr w:type="gramStart"/>
       <w:r>
         <w:rPr>
           <w:rStyle w:val="token"/>
@@ -20446,7 +19831,6 @@
         </w:rPr>
         <w:t>??</w:t>
       </w:r>
-      <w:proofErr w:type="gramEnd"/>
       <w:r>
         <w:rPr>
           <w:rFonts w:ascii="Consolas" w:hAnsi="Consolas"/>
@@ -20554,7 +19938,6 @@
         </w:rPr>
         <w:t>'REMOTE_ADDR'</w:t>
       </w:r>
-      <w:proofErr w:type="gramStart"/>
       <w:r>
         <w:rPr>
           <w:rStyle w:val="token"/>
@@ -20581,7 +19964,6 @@
         </w:rPr>
         <w:t>??</w:t>
       </w:r>
-      <w:proofErr w:type="gramEnd"/>
       <w:r>
         <w:rPr>
           <w:rFonts w:ascii="Consolas" w:hAnsi="Consolas"/>
@@ -20682,7 +20064,6 @@
         </w:rPr>
         <w:t xml:space="preserve"> </w:t>
       </w:r>
-      <w:proofErr w:type="gramStart"/>
       <w:r>
         <w:rPr>
           <w:rStyle w:val="token"/>
@@ -20701,7 +20082,6 @@
         </w:rPr>
         <w:t>(</w:t>
       </w:r>
-      <w:proofErr w:type="gramEnd"/>
     </w:p>
     <w:p>
       <w:pPr>
@@ -20729,27 +20109,7 @@
           <w:color w:val="50A14F"/>
           <w:lang w:val="en-US"/>
         </w:rPr>
-        <w:t>"[%s] [%s] [</w:t>
-      </w:r>
-      <w:proofErr w:type="gramStart"/>
-      <w:r>
-        <w:rPr>
-          <w:rStyle w:val="token"/>
-          <w:rFonts w:ascii="Consolas" w:hAnsi="Consolas"/>
-          <w:color w:val="50A14F"/>
-          <w:lang w:val="en-US"/>
-        </w:rPr>
-        <w:t>user:%</w:t>
-      </w:r>
-      <w:proofErr w:type="gramEnd"/>
-      <w:r>
-        <w:rPr>
-          <w:rStyle w:val="token"/>
-          <w:rFonts w:ascii="Consolas" w:hAnsi="Consolas"/>
-          <w:color w:val="50A14F"/>
-          <w:lang w:val="en-US"/>
-        </w:rPr>
-        <w:t>s] [ip:%s] %s %s\n"</w:t>
+        <w:t>"[%s] [%s] [user:%s] [ip:%s] %s %s\n"</w:t>
       </w:r>
       <w:r>
         <w:rPr>
@@ -20952,7 +20312,6 @@
         </w:rPr>
         <w:t xml:space="preserve">        </w:t>
       </w:r>
-      <w:proofErr w:type="gramStart"/>
       <w:r>
         <w:rPr>
           <w:rStyle w:val="token"/>
@@ -20971,7 +20330,6 @@
         </w:rPr>
         <w:t>empty</w:t>
       </w:r>
-      <w:proofErr w:type="gramEnd"/>
       <w:r>
         <w:rPr>
           <w:rStyle w:val="token"/>
@@ -21196,17 +20554,7 @@
           <w:color w:val="4078F2"/>
           <w:lang w:val="en-US"/>
         </w:rPr>
-        <w:t>file_put_</w:t>
-      </w:r>
-      <w:proofErr w:type="gramStart"/>
-      <w:r>
-        <w:rPr>
-          <w:rStyle w:val="token"/>
-          <w:rFonts w:ascii="Consolas" w:hAnsi="Consolas"/>
-          <w:color w:val="4078F2"/>
-          <w:lang w:val="en-US"/>
-        </w:rPr>
-        <w:t>contents</w:t>
+        <w:t>file_put_contents</w:t>
       </w:r>
       <w:r>
         <w:rPr>
@@ -21217,7 +20565,6 @@
         </w:rPr>
         <w:t>(</w:t>
       </w:r>
-      <w:proofErr w:type="gramEnd"/>
       <w:r>
         <w:rPr>
           <w:rStyle w:val="token"/>
@@ -21528,7 +20875,6 @@
         </w:rPr>
         <w:t xml:space="preserve"> </w:t>
       </w:r>
-      <w:proofErr w:type="gramStart"/>
       <w:r>
         <w:rPr>
           <w:rStyle w:val="token"/>
@@ -21545,17 +20891,7 @@
           <w:color w:val="383A42"/>
           <w:lang w:val="en-US"/>
         </w:rPr>
-        <w:t>(</w:t>
-      </w:r>
-      <w:proofErr w:type="gramEnd"/>
-      <w:r>
-        <w:rPr>
-          <w:rStyle w:val="token"/>
-          <w:rFonts w:ascii="Consolas" w:hAnsi="Consolas"/>
-          <w:color w:val="383A42"/>
-          <w:lang w:val="en-US"/>
-        </w:rPr>
-        <w:t>):</w:t>
+        <w:t>():</w:t>
       </w:r>
       <w:r>
         <w:rPr>
@@ -21632,7 +20968,6 @@
         </w:rPr>
         <w:t xml:space="preserve"> </w:t>
       </w:r>
-      <w:proofErr w:type="gramStart"/>
       <w:r>
         <w:rPr>
           <w:rStyle w:val="token"/>
@@ -21660,7 +20995,6 @@
         </w:rPr>
         <w:t>empty</w:t>
       </w:r>
-      <w:proofErr w:type="gramEnd"/>
       <w:r>
         <w:rPr>
           <w:rStyle w:val="token"/>
@@ -21986,7 +21320,6 @@
         </w:rPr>
         <w:t>'HTTP_X_FORWARDED_PROTO'</w:t>
       </w:r>
-      <w:proofErr w:type="gramStart"/>
       <w:r>
         <w:rPr>
           <w:rStyle w:val="token"/>
@@ -22013,7 +21346,6 @@
         </w:rPr>
         <w:t>??</w:t>
       </w:r>
-      <w:proofErr w:type="gramEnd"/>
       <w:r>
         <w:rPr>
           <w:rFonts w:ascii="Consolas" w:hAnsi="Consolas"/>
@@ -22234,9 +21566,51 @@
           <w:color w:val="50A14F"/>
           <w:lang w:val="en-US"/>
         </w:rPr>
-        <w:t>'https://</w:t>
-      </w:r>
-      <w:proofErr w:type="gramStart"/>
+        <w:t>'https://'</w:t>
+      </w:r>
+      <w:r>
+        <w:rPr>
+          <w:rFonts w:ascii="Consolas" w:hAnsi="Consolas"/>
+          <w:color w:val="0F1115"/>
+          <w:lang w:val="en-US"/>
+        </w:rPr>
+        <w:t xml:space="preserve"> </w:t>
+      </w:r>
+      <w:r>
+        <w:rPr>
+          <w:rStyle w:val="token"/>
+          <w:rFonts w:ascii="Consolas" w:hAnsi="Consolas"/>
+          <w:color w:val="4078F2"/>
+          <w:lang w:val="en-US"/>
+        </w:rPr>
+        <w:t>.</w:t>
+      </w:r>
+      <w:r>
+        <w:rPr>
+          <w:rFonts w:ascii="Consolas" w:hAnsi="Consolas"/>
+          <w:color w:val="0F1115"/>
+          <w:lang w:val="en-US"/>
+        </w:rPr>
+        <w:t xml:space="preserve"> </w:t>
+      </w:r>
+      <w:r>
+        <w:rPr>
+          <w:rStyle w:val="token"/>
+          <w:rFonts w:ascii="Consolas" w:hAnsi="Consolas"/>
+          <w:color w:val="4078F2"/>
+          <w:lang w:val="en-US"/>
+        </w:rPr>
+        <w:t>$_SERVER</w:t>
+      </w:r>
+      <w:r>
+        <w:rPr>
+          <w:rStyle w:val="token"/>
+          <w:rFonts w:ascii="Consolas" w:hAnsi="Consolas"/>
+          <w:color w:val="383A42"/>
+          <w:lang w:val="en-US"/>
+        </w:rPr>
+        <w:t>[</w:t>
+      </w:r>
       <w:r>
         <w:rPr>
           <w:rStyle w:val="token"/>
@@ -22244,7 +21618,16 @@
           <w:color w:val="50A14F"/>
           <w:lang w:val="en-US"/>
         </w:rPr>
-        <w:t>'</w:t>
+        <w:t>'HTTP_HOST'</w:t>
+      </w:r>
+      <w:r>
+        <w:rPr>
+          <w:rStyle w:val="token"/>
+          <w:rFonts w:ascii="Consolas" w:hAnsi="Consolas"/>
+          <w:color w:val="383A42"/>
+          <w:lang w:val="en-US"/>
+        </w:rPr>
+        <w:t>]</w:t>
       </w:r>
       <w:r>
         <w:rPr>
@@ -22263,70 +21646,6 @@
         </w:rPr>
         <w:t>.</w:t>
       </w:r>
-      <w:proofErr w:type="gramEnd"/>
-      <w:r>
-        <w:rPr>
-          <w:rFonts w:ascii="Consolas" w:hAnsi="Consolas"/>
-          <w:color w:val="0F1115"/>
-          <w:lang w:val="en-US"/>
-        </w:rPr>
-        <w:t xml:space="preserve"> </w:t>
-      </w:r>
-      <w:r>
-        <w:rPr>
-          <w:rStyle w:val="token"/>
-          <w:rFonts w:ascii="Consolas" w:hAnsi="Consolas"/>
-          <w:color w:val="4078F2"/>
-          <w:lang w:val="en-US"/>
-        </w:rPr>
-        <w:t>$_SERVER</w:t>
-      </w:r>
-      <w:r>
-        <w:rPr>
-          <w:rStyle w:val="token"/>
-          <w:rFonts w:ascii="Consolas" w:hAnsi="Consolas"/>
-          <w:color w:val="383A42"/>
-          <w:lang w:val="en-US"/>
-        </w:rPr>
-        <w:t>[</w:t>
-      </w:r>
-      <w:r>
-        <w:rPr>
-          <w:rStyle w:val="token"/>
-          <w:rFonts w:ascii="Consolas" w:hAnsi="Consolas"/>
-          <w:color w:val="50A14F"/>
-          <w:lang w:val="en-US"/>
-        </w:rPr>
-        <w:t>'HTTP_HOST'</w:t>
-      </w:r>
-      <w:proofErr w:type="gramStart"/>
-      <w:r>
-        <w:rPr>
-          <w:rStyle w:val="token"/>
-          <w:rFonts w:ascii="Consolas" w:hAnsi="Consolas"/>
-          <w:color w:val="383A42"/>
-          <w:lang w:val="en-US"/>
-        </w:rPr>
-        <w:t>]</w:t>
-      </w:r>
-      <w:r>
-        <w:rPr>
-          <w:rFonts w:ascii="Consolas" w:hAnsi="Consolas"/>
-          <w:color w:val="0F1115"/>
-          <w:lang w:val="en-US"/>
-        </w:rPr>
-        <w:t xml:space="preserve"> </w:t>
-      </w:r>
-      <w:r>
-        <w:rPr>
-          <w:rStyle w:val="token"/>
-          <w:rFonts w:ascii="Consolas" w:hAnsi="Consolas"/>
-          <w:color w:val="4078F2"/>
-          <w:lang w:val="en-US"/>
-        </w:rPr>
-        <w:t>.</w:t>
-      </w:r>
-      <w:proofErr w:type="gramEnd"/>
       <w:r>
         <w:rPr>
           <w:rFonts w:ascii="Consolas" w:hAnsi="Consolas"/>
@@ -22390,7 +21709,6 @@
         </w:rPr>
         <w:t xml:space="preserve">    </w:t>
       </w:r>
-      <w:proofErr w:type="gramStart"/>
       <w:r>
         <w:rPr>
           <w:rStyle w:val="token"/>
@@ -22409,7 +21727,6 @@
         </w:rPr>
         <w:t>(</w:t>
       </w:r>
-      <w:proofErr w:type="gramEnd"/>
       <w:r>
         <w:rPr>
           <w:rStyle w:val="token"/>
@@ -22635,7 +21952,6 @@
         <w:lastRenderedPageBreak/>
         <w:t>заголовок информирует браузер о необходимости использовать исключительно HTTPS при обращении к данному домену в течение заданного периода. Это предотвращает downgrade-атаки, при которых злоумышленник пытается заставить браузер перейти на незащищённую версию сайта. В приложении заголовок HSTS формируется централизованно, в той же функции </w:t>
       </w:r>
-      <w:proofErr w:type="gramStart"/>
       <w:r>
         <w:rPr>
           <w:rStyle w:val="HTML"/>
@@ -22643,17 +21959,7 @@
           <w:color w:val="0F1115"/>
           <w:shd w:val="clear" w:color="auto" w:fill="EBEEF2"/>
         </w:rPr>
-        <w:t>setSecurityHeaders(</w:t>
-      </w:r>
-      <w:proofErr w:type="gramEnd"/>
-      <w:r>
-        <w:rPr>
-          <w:rStyle w:val="HTML"/>
-          <w:rFonts w:ascii="Consolas" w:hAnsi="Consolas"/>
-          <w:color w:val="0F1115"/>
-          <w:shd w:val="clear" w:color="auto" w:fill="EBEEF2"/>
-        </w:rPr>
-        <w:t>)</w:t>
+        <w:t>setSecurityHeaders()</w:t>
       </w:r>
       <w:r>
         <w:rPr>
@@ -22691,7 +21997,6 @@
         </w:rPr>
         <w:t xml:space="preserve"> </w:t>
       </w:r>
-      <w:proofErr w:type="gramStart"/>
       <w:r>
         <w:rPr>
           <w:rStyle w:val="token"/>
@@ -22719,7 +22024,6 @@
         </w:rPr>
         <w:t>empty</w:t>
       </w:r>
-      <w:proofErr w:type="gramEnd"/>
       <w:r>
         <w:rPr>
           <w:rStyle w:val="token"/>
@@ -22906,7 +22210,6 @@
         </w:rPr>
         <w:t xml:space="preserve">    </w:t>
       </w:r>
-      <w:proofErr w:type="gramStart"/>
       <w:r>
         <w:rPr>
           <w:rStyle w:val="token"/>
@@ -22925,7 +22228,6 @@
         </w:rPr>
         <w:t>(</w:t>
       </w:r>
-      <w:proofErr w:type="gramEnd"/>
       <w:r>
         <w:rPr>
           <w:rStyle w:val="token"/>
@@ -23301,9 +22603,37 @@
           <w:szCs w:val="20"/>
           <w:lang w:eastAsia="ru-RU"/>
         </w:rPr>
-        <w:t>&lt;script&gt;</w:t>
-      </w:r>
-      <w:proofErr w:type="gramStart"/>
+        <w:t>&lt;script&gt;alert('Ваши данные украдены')&lt;/script&gt;</w:t>
+      </w:r>
+      <w:r>
+        <w:rPr>
+          <w:rFonts w:ascii="Times New Roman" w:eastAsia="Times New Roman" w:hAnsi="Times New Roman" w:cs="Times New Roman"/>
+          <w:sz w:val="24"/>
+          <w:szCs w:val="24"/>
+          <w:lang w:eastAsia="ru-RU"/>
+        </w:rPr>
+        <w:t>. Если бы защита отсутствовала, данный код оказался бы встроен в HTML и выполнился бы в браузере других пользователей при просмотре списка задач.</w:t>
+      </w:r>
+    </w:p>
+    <w:p>
+      <w:pPr>
+        <w:spacing w:before="100" w:beforeAutospacing="1" w:after="100" w:afterAutospacing="1" w:line="240" w:lineRule="auto"/>
+        <w:rPr>
+          <w:rFonts w:ascii="Times New Roman" w:eastAsia="Times New Roman" w:hAnsi="Times New Roman" w:cs="Times New Roman"/>
+          <w:sz w:val="24"/>
+          <w:szCs w:val="24"/>
+          <w:lang w:eastAsia="ru-RU"/>
+        </w:rPr>
+      </w:pPr>
+      <w:r>
+        <w:rPr>
+          <w:rFonts w:ascii="Times New Roman" w:eastAsia="Times New Roman" w:hAnsi="Times New Roman" w:cs="Times New Roman"/>
+          <w:sz w:val="24"/>
+          <w:szCs w:val="24"/>
+          <w:lang w:eastAsia="ru-RU"/>
+        </w:rPr>
+        <w:t xml:space="preserve">В реализованной системе, однако, срабатывает сразу несколько механизмов. Во-первых, на серверной стороне используется функция </w:t>
+      </w:r>
       <w:r>
         <w:rPr>
           <w:rFonts w:ascii="Courier New" w:eastAsia="Times New Roman" w:hAnsi="Courier New" w:cs="Courier New"/>
@@ -23311,9 +22641,17 @@
           <w:szCs w:val="20"/>
           <w:lang w:eastAsia="ru-RU"/>
         </w:rPr>
-        <w:t>alert(</w:t>
-      </w:r>
-      <w:proofErr w:type="gramEnd"/>
+        <w:t>h()</w:t>
+      </w:r>
+      <w:r>
+        <w:rPr>
+          <w:rFonts w:ascii="Times New Roman" w:eastAsia="Times New Roman" w:hAnsi="Times New Roman" w:cs="Times New Roman"/>
+          <w:sz w:val="24"/>
+          <w:szCs w:val="24"/>
+          <w:lang w:eastAsia="ru-RU"/>
+        </w:rPr>
+        <w:t xml:space="preserve">, через которую проходит весь вывод. Она заменяет специальные символы на HTML-сущности: </w:t>
+      </w:r>
       <w:r>
         <w:rPr>
           <w:rFonts w:ascii="Courier New" w:eastAsia="Times New Roman" w:hAnsi="Courier New" w:cs="Courier New"/>
@@ -23321,38 +22659,17 @@
           <w:szCs w:val="20"/>
           <w:lang w:eastAsia="ru-RU"/>
         </w:rPr>
-        <w:t>'Ваши данные украдены')&lt;/script&gt;</w:t>
-      </w:r>
-      <w:r>
-        <w:rPr>
-          <w:rFonts w:ascii="Times New Roman" w:eastAsia="Times New Roman" w:hAnsi="Times New Roman" w:cs="Times New Roman"/>
-          <w:sz w:val="24"/>
-          <w:szCs w:val="24"/>
-          <w:lang w:eastAsia="ru-RU"/>
-        </w:rPr>
-        <w:t>. Если бы защита отсутствовала, данный код оказался бы встроен в HTML и выполнился бы в браузере других пользователей при просмотре списка задач.</w:t>
-      </w:r>
-    </w:p>
-    <w:p>
-      <w:pPr>
-        <w:spacing w:before="100" w:beforeAutospacing="1" w:after="100" w:afterAutospacing="1" w:line="240" w:lineRule="auto"/>
-        <w:rPr>
-          <w:rFonts w:ascii="Times New Roman" w:eastAsia="Times New Roman" w:hAnsi="Times New Roman" w:cs="Times New Roman"/>
-          <w:sz w:val="24"/>
-          <w:szCs w:val="24"/>
-          <w:lang w:eastAsia="ru-RU"/>
-        </w:rPr>
-      </w:pPr>
-      <w:r>
-        <w:rPr>
-          <w:rFonts w:ascii="Times New Roman" w:eastAsia="Times New Roman" w:hAnsi="Times New Roman" w:cs="Times New Roman"/>
-          <w:sz w:val="24"/>
-          <w:szCs w:val="24"/>
-          <w:lang w:eastAsia="ru-RU"/>
-        </w:rPr>
-        <w:t xml:space="preserve">В реализованной системе, однако, срабатывает сразу несколько механизмов. Во-первых, на серверной стороне используется функция </w:t>
-      </w:r>
-      <w:proofErr w:type="gramStart"/>
+        <w:t>&lt;</w:t>
+      </w:r>
+      <w:r>
+        <w:rPr>
+          <w:rFonts w:ascii="Times New Roman" w:eastAsia="Times New Roman" w:hAnsi="Times New Roman" w:cs="Times New Roman"/>
+          <w:sz w:val="24"/>
+          <w:szCs w:val="24"/>
+          <w:lang w:eastAsia="ru-RU"/>
+        </w:rPr>
+        <w:t xml:space="preserve"> преобразуется в </w:t>
+      </w:r>
       <w:r>
         <w:rPr>
           <w:rFonts w:ascii="Courier New" w:eastAsia="Times New Roman" w:hAnsi="Courier New" w:cs="Courier New"/>
@@ -23360,9 +22677,17 @@
           <w:szCs w:val="20"/>
           <w:lang w:eastAsia="ru-RU"/>
         </w:rPr>
-        <w:t>h(</w:t>
-      </w:r>
-      <w:proofErr w:type="gramEnd"/>
+        <w:t>&amp;lt;</w:t>
+      </w:r>
+      <w:r>
+        <w:rPr>
+          <w:rFonts w:ascii="Times New Roman" w:eastAsia="Times New Roman" w:hAnsi="Times New Roman" w:cs="Times New Roman"/>
+          <w:sz w:val="24"/>
+          <w:szCs w:val="24"/>
+          <w:lang w:eastAsia="ru-RU"/>
+        </w:rPr>
+        <w:t xml:space="preserve">, </w:t>
+      </w:r>
       <w:r>
         <w:rPr>
           <w:rFonts w:ascii="Courier New" w:eastAsia="Times New Roman" w:hAnsi="Courier New" w:cs="Courier New"/>
@@ -23370,18 +22695,17 @@
           <w:szCs w:val="20"/>
           <w:lang w:eastAsia="ru-RU"/>
         </w:rPr>
-        <w:t>)</w:t>
-      </w:r>
-      <w:r>
-        <w:rPr>
-          <w:rFonts w:ascii="Times New Roman" w:eastAsia="Times New Roman" w:hAnsi="Times New Roman" w:cs="Times New Roman"/>
-          <w:sz w:val="24"/>
-          <w:szCs w:val="24"/>
-          <w:lang w:eastAsia="ru-RU"/>
-        </w:rPr>
-        <w:t xml:space="preserve">, через которую проходит весь вывод. Она заменяет специальные символы на HTML-сущности: </w:t>
-      </w:r>
-      <w:proofErr w:type="gramStart"/>
+        <w:t>&gt;</w:t>
+      </w:r>
+      <w:r>
+        <w:rPr>
+          <w:rFonts w:ascii="Times New Roman" w:eastAsia="Times New Roman" w:hAnsi="Times New Roman" w:cs="Times New Roman"/>
+          <w:sz w:val="24"/>
+          <w:szCs w:val="24"/>
+          <w:lang w:eastAsia="ru-RU"/>
+        </w:rPr>
+        <w:t xml:space="preserve"> — в </w:t>
+      </w:r>
       <w:r>
         <w:rPr>
           <w:rFonts w:ascii="Courier New" w:eastAsia="Times New Roman" w:hAnsi="Courier New" w:cs="Courier New"/>
@@ -23389,26 +22713,36 @@
           <w:szCs w:val="20"/>
           <w:lang w:eastAsia="ru-RU"/>
         </w:rPr>
-        <w:t>&lt;</w:t>
-      </w:r>
-      <w:r>
-        <w:rPr>
-          <w:rFonts w:ascii="Times New Roman" w:eastAsia="Times New Roman" w:hAnsi="Times New Roman" w:cs="Times New Roman"/>
-          <w:sz w:val="24"/>
-          <w:szCs w:val="24"/>
-          <w:lang w:eastAsia="ru-RU"/>
-        </w:rPr>
-        <w:t xml:space="preserve"> преобразуется</w:t>
-      </w:r>
-      <w:proofErr w:type="gramEnd"/>
-      <w:r>
-        <w:rPr>
-          <w:rFonts w:ascii="Times New Roman" w:eastAsia="Times New Roman" w:hAnsi="Times New Roman" w:cs="Times New Roman"/>
-          <w:sz w:val="24"/>
-          <w:szCs w:val="24"/>
-          <w:lang w:eastAsia="ru-RU"/>
-        </w:rPr>
-        <w:t xml:space="preserve"> в </w:t>
+        <w:t>&amp;gt;</w:t>
+      </w:r>
+      <w:r>
+        <w:rPr>
+          <w:rFonts w:ascii="Times New Roman" w:eastAsia="Times New Roman" w:hAnsi="Times New Roman" w:cs="Times New Roman"/>
+          <w:sz w:val="24"/>
+          <w:szCs w:val="24"/>
+          <w:lang w:eastAsia="ru-RU"/>
+        </w:rPr>
+        <w:t>. В результате вредоносный код отображается как обычный текст и не выполняется браузером. Пользователь видит введённую строку, но скрипт не исполняется.</w:t>
+      </w:r>
+    </w:p>
+    <w:p>
+      <w:pPr>
+        <w:spacing w:before="100" w:beforeAutospacing="1" w:after="100" w:afterAutospacing="1" w:line="240" w:lineRule="auto"/>
+        <w:rPr>
+          <w:rFonts w:ascii="Times New Roman" w:eastAsia="Times New Roman" w:hAnsi="Times New Roman" w:cs="Times New Roman"/>
+          <w:sz w:val="24"/>
+          <w:szCs w:val="24"/>
+          <w:lang w:eastAsia="ru-RU"/>
+        </w:rPr>
+      </w:pPr>
+      <w:r>
+        <w:rPr>
+          <w:rFonts w:ascii="Times New Roman" w:eastAsia="Times New Roman" w:hAnsi="Times New Roman" w:cs="Times New Roman"/>
+          <w:sz w:val="24"/>
+          <w:szCs w:val="24"/>
+          <w:lang w:eastAsia="ru-RU"/>
+        </w:rPr>
+        <w:t xml:space="preserve">Во-вторых, даже если предположить, что экранирование по какой-то причине было обойдёно (например, из-за ошибки в шаблоне), дополнительно срабатывает Content Security Policy. Сервер отправляет заголовок CSP с директивой </w:t>
       </w:r>
       <w:r>
         <w:rPr>
@@ -23417,16 +22751,68 @@
           <w:szCs w:val="20"/>
           <w:lang w:eastAsia="ru-RU"/>
         </w:rPr>
-        <w:t>&amp;lt;</w:t>
-      </w:r>
-      <w:r>
-        <w:rPr>
-          <w:rFonts w:ascii="Times New Roman" w:eastAsia="Times New Roman" w:hAnsi="Times New Roman" w:cs="Times New Roman"/>
-          <w:sz w:val="24"/>
-          <w:szCs w:val="24"/>
-          <w:lang w:eastAsia="ru-RU"/>
-        </w:rPr>
-        <w:t xml:space="preserve">, </w:t>
+        <w:t>script-src 'self'</w:t>
+      </w:r>
+      <w:r>
+        <w:rPr>
+          <w:rFonts w:ascii="Times New Roman" w:eastAsia="Times New Roman" w:hAnsi="Times New Roman" w:cs="Times New Roman"/>
+          <w:sz w:val="24"/>
+          <w:szCs w:val="24"/>
+          <w:lang w:eastAsia="ru-RU"/>
+        </w:rPr>
+        <w:t>, которая разрешает выполнение только скриптов с того же источника. Встроенный код, введённый пользователем, под это правило не подпадает, и браузер его блокирует. Таким образом, CSP фактически выступает как второй уровень защиты.</w:t>
+      </w:r>
+    </w:p>
+    <w:p>
+      <w:pPr>
+        <w:spacing w:before="100" w:beforeAutospacing="1" w:after="100" w:afterAutospacing="1" w:line="240" w:lineRule="auto"/>
+        <w:rPr>
+          <w:rFonts w:ascii="Times New Roman" w:eastAsia="Times New Roman" w:hAnsi="Times New Roman" w:cs="Times New Roman"/>
+          <w:sz w:val="24"/>
+          <w:szCs w:val="24"/>
+          <w:lang w:eastAsia="ru-RU"/>
+        </w:rPr>
+      </w:pPr>
+      <w:r>
+        <w:rPr>
+          <w:rFonts w:ascii="Times New Roman" w:eastAsia="Times New Roman" w:hAnsi="Times New Roman" w:cs="Times New Roman"/>
+          <w:b/>
+          <w:bCs/>
+          <w:sz w:val="24"/>
+          <w:szCs w:val="24"/>
+          <w:lang w:eastAsia="ru-RU"/>
+        </w:rPr>
+        <w:t>Сценарий 2: Межсайтовая подделка запроса (CSRF).</w:t>
+      </w:r>
+      <w:r>
+        <w:rPr>
+          <w:rFonts w:ascii="Times New Roman" w:eastAsia="Times New Roman" w:hAnsi="Times New Roman" w:cs="Times New Roman"/>
+          <w:sz w:val="24"/>
+          <w:szCs w:val="24"/>
+          <w:lang w:eastAsia="ru-RU"/>
+        </w:rPr>
+        <w:br/>
+        <w:t>Рассмотрим другой случай. Злоумышленник размещает на стороннем сайте скрытую форму, которая отправляет POST-запрос к API приложения. Предполагается, что пользователь-жертва уже авторизован, и браузер автоматически добавит cookies к запросу. В результате можно попытаться выполнить действия от имени пользователя — например, добавить или удалить задачи.</w:t>
+      </w:r>
+    </w:p>
+    <w:p>
+      <w:pPr>
+        <w:spacing w:before="100" w:beforeAutospacing="1" w:after="100" w:afterAutospacing="1" w:line="240" w:lineRule="auto"/>
+        <w:rPr>
+          <w:rFonts w:ascii="Times New Roman" w:eastAsia="Times New Roman" w:hAnsi="Times New Roman" w:cs="Times New Roman"/>
+          <w:sz w:val="24"/>
+          <w:szCs w:val="24"/>
+          <w:lang w:eastAsia="ru-RU"/>
+        </w:rPr>
+      </w:pPr>
+      <w:r>
+        <w:rPr>
+          <w:rFonts w:ascii="Times New Roman" w:eastAsia="Times New Roman" w:hAnsi="Times New Roman" w:cs="Times New Roman"/>
+          <w:sz w:val="24"/>
+          <w:szCs w:val="24"/>
+          <w:lang w:eastAsia="ru-RU"/>
+        </w:rPr>
+        <w:t xml:space="preserve">В системе без защиты такая атака действительно могла бы сработать. Но в данном приложении каждый POST-запрос сопровождается проверкой CSRF-токена. При загрузке дашборда сервер генерирует уникальный токен, сохраняет его в сессии и передаёт клиенту через </w:t>
       </w:r>
       <w:r>
         <w:rPr>
@@ -23435,16 +22821,16 @@
           <w:szCs w:val="20"/>
           <w:lang w:eastAsia="ru-RU"/>
         </w:rPr>
-        <w:t>&gt;</w:t>
-      </w:r>
-      <w:r>
-        <w:rPr>
-          <w:rFonts w:ascii="Times New Roman" w:eastAsia="Times New Roman" w:hAnsi="Times New Roman" w:cs="Times New Roman"/>
-          <w:sz w:val="24"/>
-          <w:szCs w:val="24"/>
-          <w:lang w:eastAsia="ru-RU"/>
-        </w:rPr>
-        <w:t xml:space="preserve"> — в </w:t>
+        <w:t>window.CSRF_TOKEN</w:t>
+      </w:r>
+      <w:r>
+        <w:rPr>
+          <w:rFonts w:ascii="Times New Roman" w:eastAsia="Times New Roman" w:hAnsi="Times New Roman" w:cs="Times New Roman"/>
+          <w:sz w:val="24"/>
+          <w:szCs w:val="24"/>
+          <w:lang w:eastAsia="ru-RU"/>
+        </w:rPr>
+        <w:t xml:space="preserve">. Далее этот токен включается в заголовок </w:t>
       </w:r>
       <w:r>
         <w:rPr>
@@ -23453,16 +22839,16 @@
           <w:szCs w:val="20"/>
           <w:lang w:eastAsia="ru-RU"/>
         </w:rPr>
-        <w:t>&amp;gt;</w:t>
-      </w:r>
-      <w:r>
-        <w:rPr>
-          <w:rFonts w:ascii="Times New Roman" w:eastAsia="Times New Roman" w:hAnsi="Times New Roman" w:cs="Times New Roman"/>
-          <w:sz w:val="24"/>
-          <w:szCs w:val="24"/>
-          <w:lang w:eastAsia="ru-RU"/>
-        </w:rPr>
-        <w:t>. В результате вредоносный код отображается как обычный текст и не выполняется браузером. Пользователь видит введённую строку, но скрипт не исполняется.</w:t>
+        <w:t>X-CSRF-Token</w:t>
+      </w:r>
+      <w:r>
+        <w:rPr>
+          <w:rFonts w:ascii="Times New Roman" w:eastAsia="Times New Roman" w:hAnsi="Times New Roman" w:cs="Times New Roman"/>
+          <w:sz w:val="24"/>
+          <w:szCs w:val="24"/>
+          <w:lang w:eastAsia="ru-RU"/>
+        </w:rPr>
+        <w:t xml:space="preserve"> при каждом fetch-запросе.</w:t>
       </w:r>
     </w:p>
     <w:p>
@@ -23482,7 +22868,7 @@
           <w:szCs w:val="24"/>
           <w:lang w:eastAsia="ru-RU"/>
         </w:rPr>
-        <w:t xml:space="preserve">Во-вторых, даже если предположить, что экранирование по какой-то причине было обойдёно (например, из-за ошибки в шаблоне), дополнительно срабатывает Content Security Policy. Сервер отправляет заголовок CSP с директивой </w:t>
+        <w:t xml:space="preserve">На стороне сервера токен извлекается из заголовка и сравнивается с тем, что хранится в сессии, с использованием функции </w:t>
       </w:r>
       <w:r>
         <w:rPr>
@@ -23491,164 +22877,7 @@
           <w:szCs w:val="20"/>
           <w:lang w:eastAsia="ru-RU"/>
         </w:rPr>
-        <w:t>script-src 'self'</w:t>
-      </w:r>
-      <w:r>
-        <w:rPr>
-          <w:rFonts w:ascii="Times New Roman" w:eastAsia="Times New Roman" w:hAnsi="Times New Roman" w:cs="Times New Roman"/>
-          <w:sz w:val="24"/>
-          <w:szCs w:val="24"/>
-          <w:lang w:eastAsia="ru-RU"/>
-        </w:rPr>
-        <w:t>, которая разрешает выполнение только скриптов с того же источника. Встроенный код, введённый пользователем, под это правило не подпадает, и браузер его блокирует. Таким образом, CSP фактически выступает как второй уровень защиты.</w:t>
-      </w:r>
-    </w:p>
-    <w:p>
-      <w:pPr>
-        <w:spacing w:before="100" w:beforeAutospacing="1" w:after="100" w:afterAutospacing="1" w:line="240" w:lineRule="auto"/>
-        <w:rPr>
-          <w:rFonts w:ascii="Times New Roman" w:eastAsia="Times New Roman" w:hAnsi="Times New Roman" w:cs="Times New Roman"/>
-          <w:sz w:val="24"/>
-          <w:szCs w:val="24"/>
-          <w:lang w:eastAsia="ru-RU"/>
-        </w:rPr>
-      </w:pPr>
-      <w:r>
-        <w:rPr>
-          <w:rFonts w:ascii="Times New Roman" w:eastAsia="Times New Roman" w:hAnsi="Times New Roman" w:cs="Times New Roman"/>
-          <w:b/>
-          <w:bCs/>
-          <w:sz w:val="24"/>
-          <w:szCs w:val="24"/>
-          <w:lang w:eastAsia="ru-RU"/>
-        </w:rPr>
-        <w:t>Сценарий 2: Межсайтовая подделка запроса (CSRF).</w:t>
-      </w:r>
-      <w:r>
-        <w:rPr>
-          <w:rFonts w:ascii="Times New Roman" w:eastAsia="Times New Roman" w:hAnsi="Times New Roman" w:cs="Times New Roman"/>
-          <w:sz w:val="24"/>
-          <w:szCs w:val="24"/>
-          <w:lang w:eastAsia="ru-RU"/>
-        </w:rPr>
-        <w:br/>
-        <w:t>Рассмотрим другой случай. Злоумышленник размещает на стороннем сайте скрытую форму, которая отправляет POST-запрос к API приложения. Предполагается, что пользователь-жертва уже авторизован, и браузер автоматически добавит cookies к запросу. В результате можно попытаться выполнить действия от имени пользователя — например, добавить или удалить задачи.</w:t>
-      </w:r>
-    </w:p>
-    <w:p>
-      <w:pPr>
-        <w:spacing w:before="100" w:beforeAutospacing="1" w:after="100" w:afterAutospacing="1" w:line="240" w:lineRule="auto"/>
-        <w:rPr>
-          <w:rFonts w:ascii="Times New Roman" w:eastAsia="Times New Roman" w:hAnsi="Times New Roman" w:cs="Times New Roman"/>
-          <w:sz w:val="24"/>
-          <w:szCs w:val="24"/>
-          <w:lang w:eastAsia="ru-RU"/>
-        </w:rPr>
-      </w:pPr>
-      <w:r>
-        <w:rPr>
-          <w:rFonts w:ascii="Times New Roman" w:eastAsia="Times New Roman" w:hAnsi="Times New Roman" w:cs="Times New Roman"/>
-          <w:sz w:val="24"/>
-          <w:szCs w:val="24"/>
-          <w:lang w:eastAsia="ru-RU"/>
-        </w:rPr>
-        <w:t xml:space="preserve">В системе без защиты такая атака действительно могла бы сработать. Но в данном приложении каждый POST-запрос сопровождается проверкой CSRF-токена. При загрузке дашборда сервер генерирует уникальный токен, сохраняет его в сессии и передаёт клиенту через </w:t>
-      </w:r>
-      <w:proofErr w:type="gramStart"/>
-      <w:r>
-        <w:rPr>
-          <w:rFonts w:ascii="Courier New" w:eastAsia="Times New Roman" w:hAnsi="Courier New" w:cs="Courier New"/>
-          <w:sz w:val="20"/>
-          <w:szCs w:val="20"/>
-          <w:lang w:eastAsia="ru-RU"/>
-        </w:rPr>
-        <w:t>window.CSRF</w:t>
-      </w:r>
-      <w:proofErr w:type="gramEnd"/>
-      <w:r>
-        <w:rPr>
-          <w:rFonts w:ascii="Courier New" w:eastAsia="Times New Roman" w:hAnsi="Courier New" w:cs="Courier New"/>
-          <w:sz w:val="20"/>
-          <w:szCs w:val="20"/>
-          <w:lang w:eastAsia="ru-RU"/>
-        </w:rPr>
-        <w:t>_TOKEN</w:t>
-      </w:r>
-      <w:r>
-        <w:rPr>
-          <w:rFonts w:ascii="Times New Roman" w:eastAsia="Times New Roman" w:hAnsi="Times New Roman" w:cs="Times New Roman"/>
-          <w:sz w:val="24"/>
-          <w:szCs w:val="24"/>
-          <w:lang w:eastAsia="ru-RU"/>
-        </w:rPr>
-        <w:t xml:space="preserve">. Далее этот токен включается в заголовок </w:t>
-      </w:r>
-      <w:r>
-        <w:rPr>
-          <w:rFonts w:ascii="Courier New" w:eastAsia="Times New Roman" w:hAnsi="Courier New" w:cs="Courier New"/>
-          <w:sz w:val="20"/>
-          <w:szCs w:val="20"/>
-          <w:lang w:eastAsia="ru-RU"/>
-        </w:rPr>
-        <w:t>X-CSRF-Token</w:t>
-      </w:r>
-      <w:r>
-        <w:rPr>
-          <w:rFonts w:ascii="Times New Roman" w:eastAsia="Times New Roman" w:hAnsi="Times New Roman" w:cs="Times New Roman"/>
-          <w:sz w:val="24"/>
-          <w:szCs w:val="24"/>
-          <w:lang w:eastAsia="ru-RU"/>
-        </w:rPr>
-        <w:t xml:space="preserve"> при каждом fetch-запросе.</w:t>
-      </w:r>
-    </w:p>
-    <w:p>
-      <w:pPr>
-        <w:spacing w:before="100" w:beforeAutospacing="1" w:after="100" w:afterAutospacing="1" w:line="240" w:lineRule="auto"/>
-        <w:rPr>
-          <w:rFonts w:ascii="Times New Roman" w:eastAsia="Times New Roman" w:hAnsi="Times New Roman" w:cs="Times New Roman"/>
-          <w:sz w:val="24"/>
-          <w:szCs w:val="24"/>
-          <w:lang w:eastAsia="ru-RU"/>
-        </w:rPr>
-      </w:pPr>
-      <w:r>
-        <w:rPr>
-          <w:rFonts w:ascii="Times New Roman" w:eastAsia="Times New Roman" w:hAnsi="Times New Roman" w:cs="Times New Roman"/>
-          <w:sz w:val="24"/>
-          <w:szCs w:val="24"/>
-          <w:lang w:eastAsia="ru-RU"/>
-        </w:rPr>
-        <w:t xml:space="preserve">На стороне сервера токен извлекается из заголовка и сравнивается с тем, что хранится в сессии, с использованием функции </w:t>
-      </w:r>
-      <w:r>
-        <w:rPr>
-          <w:rFonts w:ascii="Courier New" w:eastAsia="Times New Roman" w:hAnsi="Courier New" w:cs="Courier New"/>
-          <w:sz w:val="20"/>
-          <w:szCs w:val="20"/>
-          <w:lang w:eastAsia="ru-RU"/>
-        </w:rPr>
-        <w:t>hash_</w:t>
-      </w:r>
-      <w:proofErr w:type="gramStart"/>
-      <w:r>
-        <w:rPr>
-          <w:rFonts w:ascii="Courier New" w:eastAsia="Times New Roman" w:hAnsi="Courier New" w:cs="Courier New"/>
-          <w:sz w:val="20"/>
-          <w:szCs w:val="20"/>
-          <w:lang w:eastAsia="ru-RU"/>
-        </w:rPr>
-        <w:t>equals(</w:t>
-      </w:r>
-      <w:proofErr w:type="gramEnd"/>
-      <w:r>
-        <w:rPr>
-          <w:rFonts w:ascii="Courier New" w:eastAsia="Times New Roman" w:hAnsi="Courier New" w:cs="Courier New"/>
-          <w:sz w:val="20"/>
-          <w:szCs w:val="20"/>
-          <w:lang w:eastAsia="ru-RU"/>
-        </w:rPr>
-        <w:t>)</w:t>
+        <w:t>hash_equals()</w:t>
       </w:r>
       <w:r>
         <w:rPr>
@@ -23886,6 +23115,296 @@
     <w:bookmarkEnd w:id="0"/>
     <w:p>
       <w:pPr>
+        <w:rPr>
+          <w:rFonts w:ascii="Times New Roman" w:eastAsia="Times New Roman" w:hAnsi="Times New Roman" w:cs="Times New Roman"/>
+          <w:sz w:val="24"/>
+          <w:szCs w:val="24"/>
+          <w:lang w:eastAsia="ru-RU"/>
+        </w:rPr>
+      </w:pPr>
+      <w:r>
+        <w:br w:type="page"/>
+      </w:r>
+    </w:p>
+    <w:p>
+      <w:pPr>
+        <w:pStyle w:val="3"/>
+      </w:pPr>
+      <w:r>
+        <w:lastRenderedPageBreak/>
+        <w:t>Вывод по третьей главе</w:t>
+      </w:r>
+    </w:p>
+    <w:p>
+      <w:pPr>
+        <w:pStyle w:val="ac"/>
+      </w:pPr>
+      <w:r>
+        <w:t>В третьей главе была выполнена практическая реализация комплекса мер информационной безопасности для веб-приложения, разработанного на основе классической клиент-серверной архитектуры с использованием технологий PHP, MySQL, HTML, CSS и JavaScript. При этом, что важно отметить, защита не рассматривалась как набор отдельных приёмов, а изначально проектировалась как многоуровневая система, встроенная в архитектуру приложения.</w:t>
+      </w:r>
+    </w:p>
+    <w:p>
+      <w:pPr>
+        <w:pStyle w:val="ac"/>
+      </w:pPr>
+      <w:r>
+        <w:t>Сначала, в п. 3.1, была определена архитектура системы, в рамках которой заранее были выделены точки внедрения механизмов защиты. Это позволило, по сути, избежать хаотичного добавления защитных мер и обеспечить их логичное распределение по уровням: клиентскому, серверному, уровню хранения данных и сетевому. Такой подход соответствует принципу security by design, когда безопасность закладывается на этапе проектирования, а не добавляется постфактум.</w:t>
+      </w:r>
+    </w:p>
+    <w:p>
+      <w:pPr>
+        <w:pStyle w:val="ac"/>
+      </w:pPr>
+      <w:r>
+        <w:t>Далее, в п. 3.2–3.5, была последовательно реализована защита на каждом уровне. На клиентской стороне основное внимание было уделено предотвращению XSS-атак и защите интерфейса. В частности, применено обязательное экранирование вывода через функцию:</w:t>
+      </w:r>
+    </w:p>
+    <w:p>
+      <w:pPr>
+        <w:pStyle w:val="HTML1"/>
+      </w:pPr>
+      <w:r>
+        <w:rPr>
+          <w:rStyle w:val="HTML"/>
+        </w:rPr>
+        <w:t>function h(string $value): string {</w:t>
+      </w:r>
+      <w:r>
+        <w:br/>
+      </w:r>
+      <w:r>
+        <w:rPr>
+          <w:rStyle w:val="HTML"/>
+        </w:rPr>
+        <w:t xml:space="preserve">    return htmlspecialchars($value, ENT_QUOTES, 'UTF-8');</w:t>
+      </w:r>
+      <w:r>
+        <w:br/>
+      </w:r>
+      <w:r>
+        <w:rPr>
+          <w:rStyle w:val="HTML"/>
+        </w:rPr>
+        <w:t>}</w:t>
+      </w:r>
+    </w:p>
+    <w:p>
+      <w:pPr>
+        <w:pStyle w:val="ac"/>
+      </w:pPr>
+      <w:r>
+        <w:t>а также настроена политика Content Security Policy, например:</w:t>
+      </w:r>
+    </w:p>
+    <w:p>
+      <w:pPr>
+        <w:pStyle w:val="HTML1"/>
+        <w:rPr>
+          <w:lang w:val="en-US"/>
+        </w:rPr>
+      </w:pPr>
+      <w:r>
+        <w:rPr>
+          <w:rStyle w:val="HTML"/>
+          <w:lang w:val="en-US"/>
+        </w:rPr>
+        <w:t>header("Content-Security-Policy: default-src 'self'; script-src 'self';");</w:t>
+      </w:r>
+    </w:p>
+    <w:p>
+      <w:pPr>
+        <w:pStyle w:val="ac"/>
+      </w:pPr>
+      <w:r>
+        <w:t>Что, по сути, создаёт два независимых барьера — на уровне формирования HTML и на уровне выполнения кода в браузере.</w:t>
+      </w:r>
+    </w:p>
+    <w:p>
+      <w:pPr>
+        <w:pStyle w:val="ac"/>
+      </w:pPr>
+      <w:r>
+        <w:t xml:space="preserve">На серверном уровне (п. 3.3) реализована защита от CSRF и обеспечена строгая валидация входных данных. Использование синхронизированных токенов, генерируемых через </w:t>
+      </w:r>
+      <w:r>
+        <w:rPr>
+          <w:rStyle w:val="HTML"/>
+        </w:rPr>
+        <w:t>random_bytes()</w:t>
+      </w:r>
+      <w:r>
+        <w:t xml:space="preserve"> и проверяемых функцией </w:t>
+      </w:r>
+      <w:r>
+        <w:rPr>
+          <w:rStyle w:val="HTML"/>
+        </w:rPr>
+        <w:t>hash_equals()</w:t>
+      </w:r>
+      <w:r>
+        <w:t>, позволяет гарантировать, что любые изменяющие запросы инициируются именно легитимным пользователем:</w:t>
+      </w:r>
+    </w:p>
+    <w:p>
+      <w:pPr>
+        <w:pStyle w:val="HTML1"/>
+        <w:rPr>
+          <w:lang w:val="en-US"/>
+        </w:rPr>
+      </w:pPr>
+      <w:r>
+        <w:rPr>
+          <w:rStyle w:val="HTML"/>
+          <w:lang w:val="en-US"/>
+        </w:rPr>
+        <w:t>if (!verifyCsrfToken($csrfToken)) {</w:t>
+      </w:r>
+      <w:r>
+        <w:rPr>
+          <w:lang w:val="en-US"/>
+        </w:rPr>
+        <w:br/>
+      </w:r>
+      <w:r>
+        <w:rPr>
+          <w:rStyle w:val="HTML"/>
+          <w:lang w:val="en-US"/>
+        </w:rPr>
+        <w:t xml:space="preserve">    jsonResponse(['error' =&gt; 'CSRF'], 403);</w:t>
+      </w:r>
+      <w:r>
+        <w:rPr>
+          <w:lang w:val="en-US"/>
+        </w:rPr>
+        <w:br/>
+      </w:r>
+      <w:r>
+        <w:rPr>
+          <w:rStyle w:val="HTML"/>
+          <w:lang w:val="en-US"/>
+        </w:rPr>
+        <w:t>}</w:t>
+      </w:r>
+    </w:p>
+    <w:p>
+      <w:pPr>
+        <w:pStyle w:val="ac"/>
+      </w:pPr>
+      <w:r>
+        <w:t>При этом важно, что проверка вынесена в единую точку (api.php), что исключает пропуск проверки при расширении функционала.</w:t>
+      </w:r>
+    </w:p>
+    <w:p>
+      <w:pPr>
+        <w:pStyle w:val="ac"/>
+      </w:pPr>
+      <w:r>
+        <w:t>На уровне хранения данных (п. 3.4) ключевым механизмом стало использование подготовленных выражений PDO с отключённой эмуляцией:</w:t>
+      </w:r>
+    </w:p>
+    <w:p>
+      <w:pPr>
+        <w:pStyle w:val="HTML1"/>
+        <w:rPr>
+          <w:lang w:val="en-US"/>
+        </w:rPr>
+      </w:pPr>
+      <w:r>
+        <w:rPr>
+          <w:rStyle w:val="HTML"/>
+          <w:lang w:val="en-US"/>
+        </w:rPr>
+        <w:t>$stmt = $db-&gt;prepare('SELECT * FROM tasks WHERE user_id = ?');</w:t>
+      </w:r>
+      <w:r>
+        <w:rPr>
+          <w:lang w:val="en-US"/>
+        </w:rPr>
+        <w:br/>
+      </w:r>
+      <w:r>
+        <w:rPr>
+          <w:rStyle w:val="HTML"/>
+          <w:lang w:val="en-US"/>
+        </w:rPr>
+        <w:t>$stmt-&gt;execute([$userId]);</w:t>
+      </w:r>
+    </w:p>
+    <w:p>
+      <w:pPr>
+        <w:pStyle w:val="ac"/>
+      </w:pPr>
+      <w:r>
+        <w:t>Это, по сути, архитектурно исключает возможность SQL-инъекций. Дополнительно реализован принцип минимальных привилегий в СУБД и внедрено логирование событий безопасности, что позволяет не только предотвращать атаки, но и анализировать их постфактум.</w:t>
+      </w:r>
+    </w:p>
+    <w:p>
+      <w:pPr>
+        <w:pStyle w:val="ac"/>
+      </w:pPr>
+      <w:r>
+        <w:lastRenderedPageBreak/>
+        <w:t>Сетевой уровень (п. 3.5) обеспечивает защиту канала передачи данных за счёт принудительного HTTPS и механизма HSTS:</w:t>
+      </w:r>
+    </w:p>
+    <w:p>
+      <w:pPr>
+        <w:pStyle w:val="HTML1"/>
+        <w:rPr>
+          <w:lang w:val="en-US"/>
+        </w:rPr>
+      </w:pPr>
+      <w:r>
+        <w:rPr>
+          <w:rStyle w:val="HTML"/>
+          <w:lang w:val="en-US"/>
+        </w:rPr>
+        <w:t>header('Strict-Transport-Security: max-age=31536000; includeSubDomains');</w:t>
+      </w:r>
+    </w:p>
+    <w:p>
+      <w:pPr>
+        <w:pStyle w:val="ac"/>
+      </w:pPr>
+      <w:r>
+        <w:t>а также дополняется защитными HTTP-заголовками и корректной настройкой cookies (HttpOnly, SameSite), что, в свою очередь, усиливает другие уровни защиты.</w:t>
+      </w:r>
+    </w:p>
+    <w:p>
+      <w:pPr>
+        <w:pStyle w:val="ac"/>
+      </w:pPr>
+      <w:r>
+        <w:t>Наконец, в п. 3.6 проведена проверка работоспособности реализованных механизмов на примере типовых атак (XSS, CSRF, SQL-инъекция). Показано, что в каждом случае срабатывает не один, а несколько защитных механизмов одновременно. Например, XSS блокируется как экранированием, так и CSP, а SQL-инъекция — как параметризацией запросов, так и ограничением прав в СУБД. Это, по сути, подтверждает реализацию принципа эшелонированной обороны.</w:t>
+      </w:r>
+    </w:p>
+    <w:p>
+      <w:pPr>
+        <w:pStyle w:val="ac"/>
+      </w:pPr>
+      <w:r>
+        <w:t>Таким образом, можно сделать вывод, что поставленная цель — реализация комплексного обеспечения информационной безопасности веб-приложения — в рамках данной главы была достигнута. Все основные угрозы, характерные для веб-приложений, были учтены и перекрыты соответствующими механизмами на разных уровнях архитектуры. При этом важно, что защита носит не фрагментарный, а системный характер: механизмы дополняют друг друга и образуют единую модель безопасности.</w:t>
+      </w:r>
+    </w:p>
+    <w:p>
+      <w:pPr>
+        <w:pStyle w:val="ac"/>
+      </w:pPr>
+      <w:r>
+        <w:t xml:space="preserve">Вместе с тем следует отметить, что часть решений (например, использование </w:t>
+      </w:r>
+      <w:r>
+        <w:rPr>
+          <w:rStyle w:val="HTML"/>
+        </w:rPr>
+        <w:t>'unsafe-inline'</w:t>
+      </w:r>
+      <w:r>
+        <w:t xml:space="preserve"> в CSP или упрощённая схема работы с токенами) была принята с учётом учебного характера проекта. Это оставляет возможность для дальнейшего развития системы, например, за счёт внедрения nonce-политик CSP, более детализированного аудита действий пользователей или интеграции с внешними средствами мониторинга. Однако в текущем виде реализованная система уже демонстрирует практическую применимость модели комплексной защиты и может рассматриваться как корректный прототип защищённого веб-приложения.</w:t>
+      </w:r>
+    </w:p>
+    <w:p>
+      <w:pPr>
         <w:pStyle w:val="ac"/>
       </w:pPr>
     </w:p>
@@ -24081,23 +23600,7 @@
         <w:t xml:space="preserve"> </w:t>
       </w:r>
       <w:r>
-        <w:t xml:space="preserve">Информационные системы, экономика и </w:t>
-      </w:r>
-      <w:proofErr w:type="gramStart"/>
-      <w:r>
-        <w:t>управление :</w:t>
-      </w:r>
-      <w:proofErr w:type="gramEnd"/>
-      <w:r>
-        <w:t xml:space="preserve"> Ученые записки. Том Выпуск 24. – Ростов-на-</w:t>
-      </w:r>
-      <w:proofErr w:type="gramStart"/>
-      <w:r>
-        <w:t>Дону :</w:t>
-      </w:r>
-      <w:proofErr w:type="gramEnd"/>
-      <w:r>
-        <w:t xml:space="preserve"> Ростовский государственный экономический университет "РИНХ", 2022. – 260 с. – ISBN 978-5-7972-3011-3. – EDN FWAKRU.</w:t>
+        <w:t>Информационные системы, экономика и управление : Ученые записки. Том Выпуск 24. – Ростов-на-Дону : Ростовский государственный экономический университет "РИНХ", 2022. – 260 с. – ISBN 978-5-7972-3011-3. – EDN FWAKRU.</w:t>
       </w:r>
     </w:p>
   </w:footnote>
@@ -24121,25 +23624,7 @@
           <w:color w:val="222222"/>
           <w:shd w:val="clear" w:color="auto" w:fill="FFFFFF"/>
         </w:rPr>
-        <w:t xml:space="preserve">Голублева, А. Д. Основные технологии архитектуры WEB-приложений / А. Д. Голублева, Д. Н. Савинская // Информационное общество: современное состояние и перспективы </w:t>
-      </w:r>
-      <w:proofErr w:type="gramStart"/>
-      <w:r>
-        <w:rPr>
-          <w:rFonts w:ascii="Arial" w:hAnsi="Arial" w:cs="Arial"/>
-          <w:color w:val="222222"/>
-          <w:shd w:val="clear" w:color="auto" w:fill="FFFFFF"/>
-        </w:rPr>
-        <w:t>развития :</w:t>
-      </w:r>
-      <w:proofErr w:type="gramEnd"/>
-      <w:r>
-        <w:rPr>
-          <w:rFonts w:ascii="Arial" w:hAnsi="Arial" w:cs="Arial"/>
-          <w:color w:val="222222"/>
-          <w:shd w:val="clear" w:color="auto" w:fill="FFFFFF"/>
-        </w:rPr>
-        <w:t xml:space="preserve"> Сборник материалов XIV международного форума, Краснодар, 12–17 июля 2021 года. – Краснодар: Кубанский государственный аграрный университет имени И.Т. Трубилина, 2021. – С. 186-189. – EDN YHQXZA.</w:t>
+        <w:t>Голублева, А. Д. Основные технологии архитектуры WEB-приложений / А. Д. Голублева, Д. Н. Савинская // Информационное общество: современное состояние и перспективы развития : Сборник материалов XIV международного форума, Краснодар, 12–17 июля 2021 года. – Краснодар: Кубанский государственный аграрный университет имени И.Т. Трубилина, 2021. – С. 186-189. – EDN YHQXZA.</w:t>
       </w:r>
     </w:p>
   </w:footnote>
@@ -24508,15 +23993,7 @@
         <w:footnoteRef/>
       </w:r>
       <w:r>
-        <w:t xml:space="preserve"> 1. Разработка программных модулей программного обеспечения для компьютерных систем. Прикладное программирование [Электронный ресурс]: учеб. пособие / С. В. Белугина. Электрон. текстовые данные. Изд. 4-е, стер. Санкт-</w:t>
-      </w:r>
-      <w:proofErr w:type="gramStart"/>
-      <w:r>
-        <w:t>Петербург :</w:t>
-      </w:r>
-      <w:proofErr w:type="gramEnd"/>
-      <w:r>
-        <w:t xml:space="preserve"> Лань, 2023. URL: https://e.lanbook.com/book/296975</w:t>
+        <w:t xml:space="preserve"> 1. Разработка программных модулей программного обеспечения для компьютерных систем. Прикладное программирование [Электронный ресурс]: учеб. пособие / С. В. Белугина. Электрон. текстовые данные. Изд. 4-е, стер. Санкт-Петербург : Лань, 2023. URL: https://e.lanbook.com/book/296975</w:t>
       </w:r>
     </w:p>
   </w:footnote>
@@ -25097,15 +24574,7 @@
         <w:t xml:space="preserve"> </w:t>
       </w:r>
       <w:r>
-        <w:t xml:space="preserve">Алексашина, У. А. Кто такие фронтенд - разработчики и почему они так востребованы? / У. А. Алексашина // Студенческая научная </w:t>
-      </w:r>
-      <w:proofErr w:type="gramStart"/>
-      <w:r>
-        <w:t>весна :</w:t>
-      </w:r>
-      <w:proofErr w:type="gramEnd"/>
-      <w:r>
-        <w:t xml:space="preserve"> Тезисы докладов Всероссийской студенческой конференции, посвященной 175-летию Н.Е. Жуковского, Москва, 01–30 апреля 2022 года. – Москва: Издательский дом "Научная библиотека", 2022. – С. 431-434. – EDN BGGGRM.</w:t>
+        <w:t>Алексашина, У. А. Кто такие фронтенд - разработчики и почему они так востребованы? / У. А. Алексашина // Студенческая научная весна : Тезисы докладов Всероссийской студенческой конференции, посвященной 175-летию Н.Е. Жуковского, Москва, 01–30 апреля 2022 года. – Москва: Издательский дом "Научная библиотека", 2022. – С. 431-434. – EDN BGGGRM.</w:t>
       </w:r>
     </w:p>
     <w:p>
@@ -25445,19 +24914,16 @@
           <w:shd w:val="clear" w:color="auto" w:fill="FFFFFF"/>
           <w:lang w:val="en-US"/>
         </w:rPr>
-        <w:t xml:space="preserve">Hossain M. M. et al. Broken authentication and its significance in protecting online applications: An overview paper //International Conference on Cyber Intelligence and Information Retrieval. – </w:t>
-      </w:r>
-      <w:proofErr w:type="gramStart"/>
+        <w:t xml:space="preserve">Hossain M. M. et al. Broken authentication and its significance in protecting online applications: An overview paper //International Conference on Cyber Intelligence and Information Retrieval. – Singapore : Springer Nature Singapore, 2023. – </w:t>
+      </w:r>
       <w:r>
         <w:rPr>
           <w:rFonts w:ascii="Arial" w:hAnsi="Arial" w:cs="Arial"/>
           <w:color w:val="222222"/>
           <w:shd w:val="clear" w:color="auto" w:fill="FFFFFF"/>
-          <w:lang w:val="en-US"/>
-        </w:rPr>
-        <w:t>Singapore :</w:t>
-      </w:r>
-      <w:proofErr w:type="gramEnd"/>
+        </w:rPr>
+        <w:t>С</w:t>
+      </w:r>
       <w:r>
         <w:rPr>
           <w:rFonts w:ascii="Arial" w:hAnsi="Arial" w:cs="Arial"/>
@@ -25465,75 +24931,38 @@
           <w:shd w:val="clear" w:color="auto" w:fill="FFFFFF"/>
           <w:lang w:val="en-US"/>
         </w:rPr>
-        <w:t xml:space="preserve"> Springer Nature Singapore, 2023. – </w:t>
+        <w:t>. 57-65.</w:t>
+      </w:r>
+    </w:p>
+  </w:footnote>
+  <w:footnote w:id="52">
+    <w:p>
+      <w:pPr>
+        <w:pStyle w:val="a4"/>
+        <w:rPr>
+          <w:lang w:val="en-US"/>
+        </w:rPr>
+      </w:pPr>
+      <w:r>
+        <w:rPr>
+          <w:rStyle w:val="a6"/>
+        </w:rPr>
+        <w:footnoteRef/>
+      </w:r>
+      <w:r>
+        <w:rPr>
+          <w:lang w:val="en-US"/>
+        </w:rPr>
+        <w:t xml:space="preserve"> </w:t>
       </w:r>
       <w:r>
         <w:rPr>
           <w:rFonts w:ascii="Arial" w:hAnsi="Arial" w:cs="Arial"/>
           <w:color w:val="222222"/>
           <w:shd w:val="clear" w:color="auto" w:fill="FFFFFF"/>
-        </w:rPr>
-        <w:t>С</w:t>
-      </w:r>
-      <w:r>
-        <w:rPr>
-          <w:rFonts w:ascii="Arial" w:hAnsi="Arial" w:cs="Arial"/>
-          <w:color w:val="222222"/>
-          <w:shd w:val="clear" w:color="auto" w:fill="FFFFFF"/>
-          <w:lang w:val="en-US"/>
-        </w:rPr>
-        <w:t>. 57-65.</w:t>
-      </w:r>
-    </w:p>
-  </w:footnote>
-  <w:footnote w:id="52">
-    <w:p>
-      <w:pPr>
-        <w:pStyle w:val="a4"/>
-        <w:rPr>
-          <w:lang w:val="en-US"/>
-        </w:rPr>
-      </w:pPr>
-      <w:r>
-        <w:rPr>
-          <w:rStyle w:val="a6"/>
-        </w:rPr>
-        <w:footnoteRef/>
-      </w:r>
-      <w:r>
-        <w:rPr>
-          <w:lang w:val="en-US"/>
-        </w:rPr>
-        <w:t xml:space="preserve"> </w:t>
-      </w:r>
-      <w:r>
-        <w:rPr>
-          <w:rFonts w:ascii="Arial" w:hAnsi="Arial" w:cs="Arial"/>
-          <w:color w:val="222222"/>
-          <w:shd w:val="clear" w:color="auto" w:fill="FFFFFF"/>
-          <w:lang w:val="en-US"/>
-        </w:rPr>
-        <w:t xml:space="preserve">EL Ghachi E. T., Raouyane B. Web application security: A review of broken access control in web applications //The International Conference of Advanced Computing and Informatics. – </w:t>
-      </w:r>
-      <w:proofErr w:type="gramStart"/>
-      <w:r>
-        <w:rPr>
-          <w:rFonts w:ascii="Arial" w:hAnsi="Arial" w:cs="Arial"/>
-          <w:color w:val="222222"/>
-          <w:shd w:val="clear" w:color="auto" w:fill="FFFFFF"/>
-          <w:lang w:val="en-US"/>
-        </w:rPr>
-        <w:t>Cham :</w:t>
-      </w:r>
-      <w:proofErr w:type="gramEnd"/>
-      <w:r>
-        <w:rPr>
-          <w:rFonts w:ascii="Arial" w:hAnsi="Arial" w:cs="Arial"/>
-          <w:color w:val="222222"/>
-          <w:shd w:val="clear" w:color="auto" w:fill="FFFFFF"/>
-          <w:lang w:val="en-US"/>
-        </w:rPr>
-        <w:t xml:space="preserve"> Springer Nature Switzerland, 2024. – </w:t>
+          <w:lang w:val="en-US"/>
+        </w:rPr>
+        <w:t xml:space="preserve">EL Ghachi E. T., Raouyane B. Web application security: A review of broken access control in web applications //The International Conference of Advanced Computing and Informatics. – Cham : Springer Nature Switzerland, 2024. – </w:t>
       </w:r>
       <w:r>
         <w:rPr>
@@ -26158,23 +25587,7 @@
         <w:t xml:space="preserve"> </w:t>
       </w:r>
       <w:r>
-        <w:t xml:space="preserve">Аменицкий, А. В. Актуальные тенденции кибербезопасности / А. В. Аменицкий // Актуальные вопросы науки, технологий и </w:t>
-      </w:r>
-      <w:proofErr w:type="gramStart"/>
-      <w:r>
-        <w:t>общества :</w:t>
-      </w:r>
-      <w:proofErr w:type="gramEnd"/>
-      <w:r>
-        <w:t xml:space="preserve"> Монография. – </w:t>
-      </w:r>
-      <w:proofErr w:type="gramStart"/>
-      <w:r>
-        <w:t>Пенза :</w:t>
-      </w:r>
-      <w:proofErr w:type="gramEnd"/>
-      <w:r>
-        <w:t xml:space="preserve"> Наука и Просвещение (ИП Гуляев Г.Ю.), 2025. – С. 92-120. – EDN BVTRQM.</w:t>
+        <w:t>Аменицкий, А. В. Актуальные тенденции кибербезопасности / А. В. Аменицкий // Актуальные вопросы науки, технологий и общества : Монография. – Пенза : Наука и Просвещение (ИП Гуляев Г.Ю.), 2025. – С. 92-120. – EDN BVTRQM.</w:t>
       </w:r>
     </w:p>
   </w:footnote>
@@ -26274,15 +25687,7 @@
         <w:t xml:space="preserve"> </w:t>
       </w:r>
       <w:r>
-        <w:t xml:space="preserve">Дюмин, М. А. Обеспечение безопасности web-сайтов / М. А. Дюмин, Е. А. Кулешова // Современные информационные технологии и информационная </w:t>
-      </w:r>
-      <w:proofErr w:type="gramStart"/>
-      <w:r>
-        <w:t>безопасность :</w:t>
-      </w:r>
-      <w:proofErr w:type="gramEnd"/>
-      <w:r>
-        <w:t xml:space="preserve"> сборник научных статей 2-й Всероссийской научно-технической конференции, Курск, 28 февраля 2023 года. – Курск: Юго-Западный государственный университет, 2023. – С. 28-31. – EDN OPNAJT.</w:t>
+        <w:t>Дюмин, М. А. Обеспечение безопасности web-сайтов / М. А. Дюмин, Е. А. Кулешова // Современные информационные технологии и информационная безопасность : сборник научных статей 2-й Всероссийской научно-технической конференции, Курск, 28 февраля 2023 года. – Курск: Юго-Западный государственный университет, 2023. – С. 28-31. – EDN OPNAJT.</w:t>
       </w:r>
     </w:p>
   </w:footnote>

--- a/оглавление + 1 часть 2.docx
+++ b/оглавление + 1 часть 2.docx
@@ -381,7 +381,7 @@
           <w:sz w:val="24"/>
           <w:szCs w:val="24"/>
         </w:rPr>
-        <w:instrText xml:space="preserve"> ADDIN ZOTERO_ITEM CSL_CITATION {"citationID":"RZJQi2qx","properties":{"unsorted":false,"formattedCitation":"[27]","plainCitation":"[27]","noteIndex":0},"citationItems":[{"id":"33fNmLWJ/xpJp4X2r","uris":["http://zotero.org/users/local/fwj1EX2Z/items/9SNNX5WQ"],"itemData":{"id":"33fNmLWJ/xpJp4X2r","type":"document","title":"Гуляев, М. Ю. Основные архитектурные подходы при построении веб-приложений / М. Ю. Гуляев // Modern Science. – 2022. – № 5-2. – С. 247-252. – EDN FQNGDN."}}],"schema":"https://github.com/citation-style-language/schema/raw/master/csl-citation.json"} </w:instrText>
+        <w:instrText xml:space="preserve"> ADDIN ZOTERO_ITEM CSL_CITATION {"citationID":"RZJQi2qx","properties":{"unsorted":false,"formattedCitation":"[19]","plainCitation":"[19]","noteIndex":0},"citationItems":[{"id":"33fNmLWJ/xpJp4X2r","uris":["http://zotero.org/users/local/fwj1EX2Z/items/9SNNX5WQ"],"itemData":{"id":"33fNmLWJ/xpJp4X2r","type":"document","title":"Гуляев, М. Ю. Основные архитектурные подходы при построении веб-приложений / М. Ю. Гуляев // Modern Science. – 2022. – № 5-2. – С. 247-252. – EDN FQNGDN."}}],"schema":"https://github.com/citation-style-language/schema/raw/master/csl-citation.json"} </w:instrText>
       </w:r>
       <w:r>
         <w:rPr>
@@ -396,7 +396,7 @@
           <w:rFonts w:ascii="Times New Roman" w:hAnsi="Times New Roman" w:cs="Times New Roman"/>
           <w:sz w:val="24"/>
         </w:rPr>
-        <w:t>[27]</w:t>
+        <w:t>[19]</w:t>
       </w:r>
       <w:r>
         <w:rPr>
@@ -471,7 +471,7 @@
           <w:sz w:val="24"/>
           <w:szCs w:val="24"/>
         </w:rPr>
-        <w:instrText xml:space="preserve"> ADDIN ZOTERO_ITEM CSL_CITATION {"citationID":"fG8zGqLO","properties":{"unsorted":false,"formattedCitation":"[35]","plainCitation":"[35]","noteIndex":0},"citationItems":[{"id":29,"uris":["http://zotero.org/users/local/4w07YlgR/items/FAA4E5FN"],"itemData":{"id":29,"type":"document","title":"Козлов, С. В. Средства разработки современных одностраничных веб-приложений / С. В. Козлов, П. Л. Ильин // Общество, образование, наука в современных парадигмах развития : Cборник трудов по материалам III Национальной научно-практической конференции, Керчь, 17–18 октября 2022 года / Редколлегия: Е.П. Масюткин [и др.]. – г. Керчь: ФГБОУ ВО «Керченский государственный морской технологический университет», 2022. – С. 39-45. – EDN QCLDIU."}}],"schema":"https://github.com/citation-style-language/schema/raw/master/csl-citation.json"} </w:instrText>
+        <w:instrText xml:space="preserve"> ADDIN ZOTERO_ITEM CSL_CITATION {"citationID":"fG8zGqLO","properties":{"unsorted":false,"formattedCitation":"[27]","plainCitation":"[27]","noteIndex":0},"citationItems":[{"id":29,"uris":["http://zotero.org/users/local/4w07YlgR/items/FAA4E5FN"],"itemData":{"id":29,"type":"document","title":"Козлов, С. В. Средства разработки современных одностраничных веб-приложений / С. В. Козлов, П. Л. Ильин // Общество, образование, наука в современных парадигмах развития : Cборник трудов по материалам III Национальной научно-практической конференции, Керчь, 17–18 октября 2022 года / Редколлегия: Е.П. Масюткин [и др.]. – г. Керчь: ФГБОУ ВО «Керченский государственный морской технологический университет», 2022. – С. 39-45. – EDN QCLDIU."}}],"schema":"https://github.com/citation-style-language/schema/raw/master/csl-citation.json"} </w:instrText>
       </w:r>
       <w:r>
         <w:rPr>
@@ -486,7 +486,7 @@
           <w:rFonts w:ascii="Times New Roman" w:hAnsi="Times New Roman" w:cs="Times New Roman"/>
           <w:sz w:val="24"/>
         </w:rPr>
-        <w:t>[35]</w:t>
+        <w:t>[27]</w:t>
       </w:r>
       <w:r>
         <w:rPr>
@@ -551,7 +551,7 @@
           <w:sz w:val="24"/>
           <w:szCs w:val="24"/>
         </w:rPr>
-        <w:instrText xml:space="preserve"> ADDIN ZOTERO_ITEM CSL_CITATION {"citationID":"4AcCWIrU","properties":{"unsorted":false,"formattedCitation":"[42]","plainCitation":"[42]","noteIndex":0},"citationItems":[{"id":36,"uris":["http://zotero.org/users/local/4w07YlgR/items/GK9LMILP"],"itemData":{"id":36,"type":"document","title":"Лапенков, М. В. Одностраничные приложения. Их преимущества и недостатки / М. В. Лапенков // Инновации. Наука. Образование. – 2021. – № 27. – С. 867-872. – EDN ZAFKCP."}}],"schema":"https://github.com/citation-style-language/schema/raw/master/csl-citation.json"} </w:instrText>
+        <w:instrText xml:space="preserve"> ADDIN ZOTERO_ITEM CSL_CITATION {"citationID":"4AcCWIrU","properties":{"unsorted":false,"formattedCitation":"[34]","plainCitation":"[34]","noteIndex":0},"citationItems":[{"id":36,"uris":["http://zotero.org/users/local/4w07YlgR/items/GK9LMILP"],"itemData":{"id":36,"type":"document","title":"Лапенков, М. В. Одностраничные приложения. Их преимущества и недостатки / М. В. Лапенков // Инновации. Наука. Образование. – 2021. – № 27. – С. 867-872. – EDN ZAFKCP."}}],"schema":"https://github.com/citation-style-language/schema/raw/master/csl-citation.json"} </w:instrText>
       </w:r>
       <w:r>
         <w:rPr>
@@ -566,7 +566,7 @@
           <w:rFonts w:ascii="Times New Roman" w:hAnsi="Times New Roman" w:cs="Times New Roman"/>
           <w:sz w:val="24"/>
         </w:rPr>
-        <w:t>[42]</w:t>
+        <w:t>[34]</w:t>
       </w:r>
       <w:r>
         <w:rPr>
@@ -650,7 +650,7 @@
           <w:sz w:val="24"/>
           <w:szCs w:val="24"/>
         </w:rPr>
-        <w:instrText xml:space="preserve"> ADDIN ZOTERO_ITEM CSL_CITATION {"citationID":"dfwq7FSV","properties":{"unsorted":false,"formattedCitation":"[19]","plainCitation":"[19]","noteIndex":0},"citationItems":[{"id":15,"uris":["http://zotero.org/users/local/4w07YlgR/items/H4VT8TRA"],"itemData":{"id":15,"type":"document","title":"Бороздин Н. М. Исследование и анализ практических преимуществ микросервисной архитектуры для современных веб-приложений //Инновационные научные исследования в современном мире. – 2023. – С. 279-284."}}],"schema":"https://github.com/citation-style-language/schema/raw/master/csl-citation.json"} </w:instrText>
+        <w:instrText xml:space="preserve"> ADDIN ZOTERO_ITEM CSL_CITATION {"citationID":"dfwq7FSV","properties":{"unsorted":false,"formattedCitation":"[11]","plainCitation":"[11]","noteIndex":0},"citationItems":[{"id":15,"uris":["http://zotero.org/users/local/4w07YlgR/items/H4VT8TRA"],"itemData":{"id":15,"type":"document","title":"Бороздин Н. М. Исследование и анализ практических преимуществ микросервисной архитектуры для современных веб-приложений //Инновационные научные исследования в современном мире. – 2023. – С. 279-284."}}],"schema":"https://github.com/citation-style-language/schema/raw/master/csl-citation.json"} </w:instrText>
       </w:r>
       <w:r>
         <w:rPr>
@@ -665,7 +665,7 @@
           <w:rFonts w:ascii="Times New Roman" w:hAnsi="Times New Roman" w:cs="Times New Roman"/>
           <w:sz w:val="24"/>
         </w:rPr>
-        <w:t>[19]</w:t>
+        <w:t>[11]</w:t>
       </w:r>
       <w:r>
         <w:rPr>
@@ -714,7 +714,7 @@
           <w:sz w:val="24"/>
           <w:szCs w:val="24"/>
         </w:rPr>
-        <w:instrText xml:space="preserve"> ADDIN ZOTERO_ITEM CSL_CITATION {"citationID":"qHlbYnmm","properties":{"unsorted":false,"formattedCitation":"[40]","plainCitation":"[40]","noteIndex":0},"citationItems":[{"id":34,"uris":["http://zotero.org/users/local/4w07YlgR/items/PHN6W6LC"],"itemData":{"id":34,"type":"document","title":"Курцев Е. А. АРХИТЕКТУРА ВЕБ-ПРИЛОЖЕНИЙ ДЛЯ СЕРВИСНЫХ СЛУЖБ //НАУЧНЫЙ ЭЛЕКТРОННЫЙ ЖУРНАЛ «АКАДЕМИЧЕСКАЯ ПУБЛИЦИСТИКА». – С. 82."}}],"schema":"https://github.com/citation-style-language/schema/raw/master/csl-citation.json"} </w:instrText>
+        <w:instrText xml:space="preserve"> ADDIN ZOTERO_ITEM CSL_CITATION {"citationID":"qHlbYnmm","properties":{"unsorted":false,"formattedCitation":"[32]","plainCitation":"[32]","noteIndex":0},"citationItems":[{"id":34,"uris":["http://zotero.org/users/local/4w07YlgR/items/PHN6W6LC"],"itemData":{"id":34,"type":"document","title":"Курцев Е. А. АРХИТЕКТУРА ВЕБ-ПРИЛОЖЕНИЙ ДЛЯ СЕРВИСНЫХ СЛУЖБ //НАУЧНЫЙ ЭЛЕКТРОННЫЙ ЖУРНАЛ «АКАДЕМИЧЕСКАЯ ПУБЛИЦИСТИКА». – С. 82."}}],"schema":"https://github.com/citation-style-language/schema/raw/master/csl-citation.json"} </w:instrText>
       </w:r>
       <w:r>
         <w:rPr>
@@ -729,7 +729,7 @@
           <w:rFonts w:ascii="Times New Roman" w:hAnsi="Times New Roman" w:cs="Times New Roman"/>
           <w:sz w:val="24"/>
         </w:rPr>
-        <w:t>[40]</w:t>
+        <w:t>[32]</w:t>
       </w:r>
       <w:r>
         <w:rPr>
@@ -792,7 +792,7 @@
           <w:szCs w:val="24"/>
           <w:lang w:eastAsia="ru-RU"/>
         </w:rPr>
-        <w:instrText xml:space="preserve"> ADDIN ZOTERO_ITEM CSL_CITATION {"citationID":"X6sjGKbK","properties":{"unsorted":false,"formattedCitation":"[28]","plainCitation":"[28]","noteIndex":0},"citationItems":[{"id":23,"uris":["http://zotero.org/users/local/4w07YlgR/items/E6G3L6H9"],"itemData":{"id":23,"type":"document","title":"Долженко, А. И. Безопасность микросервисных архитектур / А. И. Долженко, И. А. Ермолов // Информационные системы, экономика и управление : Ученые записки. Том Выпуск 24. – Ростов-на-Дону : Ростовский государственный экономический университет \"РИНХ\", 2022. – С. 144-147. – EDN GVNRNH."}}],"schema":"https://github.com/citation-style-language/schema/raw/master/csl-citation.json"} </w:instrText>
+        <w:instrText xml:space="preserve"> ADDIN ZOTERO_ITEM CSL_CITATION {"citationID":"X6sjGKbK","properties":{"unsorted":false,"formattedCitation":"[20]","plainCitation":"[20]","noteIndex":0},"citationItems":[{"id":23,"uris":["http://zotero.org/users/local/4w07YlgR/items/E6G3L6H9"],"itemData":{"id":23,"type":"document","title":"Долженко, А. И. Безопасность микросервисных архитектур / А. И. Долженко, И. А. Ермолов // Информационные системы, экономика и управление : Ученые записки. Том Выпуск 24. – Ростов-на-Дону : Ростовский государственный экономический университет \"РИНХ\", 2022. – С. 144-147. – EDN GVNRNH."}}],"schema":"https://github.com/citation-style-language/schema/raw/master/csl-citation.json"} </w:instrText>
       </w:r>
       <w:r>
         <w:rPr>
@@ -808,7 +808,7 @@
           <w:rFonts w:ascii="Times New Roman" w:hAnsi="Times New Roman" w:cs="Times New Roman"/>
           <w:sz w:val="24"/>
         </w:rPr>
-        <w:t>[28]</w:t>
+        <w:t>[20]</w:t>
       </w:r>
       <w:r>
         <w:rPr>
@@ -1062,7 +1062,7 @@
           <w:sz w:val="24"/>
           <w:szCs w:val="24"/>
         </w:rPr>
-        <w:instrText xml:space="preserve"> ADDIN ZOTERO_ITEM CSL_CITATION {"citationID":"o7J7TjFV","properties":{"unsorted":false,"formattedCitation":"[25]","plainCitation":"[25]","noteIndex":0},"citationItems":[{"id":20,"uris":["http://zotero.org/users/local/4w07YlgR/items/NHWP46LP"],"itemData":{"id":20,"type":"document","title":"Голублева, А. Д. Основные технологии архитектуры WEB-приложений / А. Д. Голублева, Д. Н. Савинская // Информационное общество: современное состояние и перспективы развития : Сборник материалов XIV международного форума, Краснодар, 12–17 июля 2021 года. – Краснодар: Кубанский государственный аграрный университет имени И.Т. Трубилина, 2021. – С. 186-189. – EDN YHQXZA."}}],"schema":"https://github.com/citation-style-language/schema/raw/master/csl-citation.json"} </w:instrText>
+        <w:instrText xml:space="preserve"> ADDIN ZOTERO_ITEM CSL_CITATION {"citationID":"o7J7TjFV","properties":{"unsorted":false,"formattedCitation":"[17]","plainCitation":"[17]","noteIndex":0},"citationItems":[{"id":20,"uris":["http://zotero.org/users/local/4w07YlgR/items/NHWP46LP"],"itemData":{"id":20,"type":"document","title":"Голублева, А. Д. Основные технологии архитектуры WEB-приложений / А. Д. Голублева, Д. Н. Савинская // Информационное общество: современное состояние и перспективы развития : Сборник материалов XIV международного форума, Краснодар, 12–17 июля 2021 года. – Краснодар: Кубанский государственный аграрный университет имени И.Т. Трубилина, 2021. – С. 186-189. – EDN YHQXZA."}}],"schema":"https://github.com/citation-style-language/schema/raw/master/csl-citation.json"} </w:instrText>
       </w:r>
       <w:r>
         <w:rPr>
@@ -1077,7 +1077,7 @@
           <w:rFonts w:ascii="Times New Roman" w:hAnsi="Times New Roman" w:cs="Times New Roman"/>
           <w:sz w:val="24"/>
         </w:rPr>
-        <w:t>[25]</w:t>
+        <w:t>[17]</w:t>
       </w:r>
       <w:r>
         <w:rPr>
@@ -1228,7 +1228,7 @@
           <w:sz w:val="24"/>
           <w:szCs w:val="24"/>
         </w:rPr>
-        <w:instrText xml:space="preserve"> ADDIN ZOTERO_ITEM CSL_CITATION {"citationID":"ZBsttXlX","properties":{"unsorted":false,"formattedCitation":"[72]","plainCitation":"[72]","noteIndex":0},"citationItems":[{"id":64,"uris":["http://zotero.org/users/local/4w07YlgR/items/8TXWNEAS"],"itemData":{"id":64,"type":"document","title":"Шахов, А. Э. Архитектурное проектирование веб-приложений / А. Э. Шахов // Актуальные проблемы науки и образования в условиях современных вызовов (шифр –МКАП 24) : Сборник материалов XXIV Международной научно-практической конференции, Москва, 18 октября 2023 года. – Москва: Печатный цех, 2023. – С. 27-29. – EDN CYJORC."}}],"schema":"https://github.com/citation-style-language/schema/raw/master/csl-citation.json"} </w:instrText>
+        <w:instrText xml:space="preserve"> ADDIN ZOTERO_ITEM CSL_CITATION {"citationID":"ZBsttXlX","properties":{"unsorted":false,"formattedCitation":"[64]","plainCitation":"[64]","noteIndex":0},"citationItems":[{"id":64,"uris":["http://zotero.org/users/local/4w07YlgR/items/8TXWNEAS"],"itemData":{"id":64,"type":"document","title":"Шахов, А. Э. Архитектурное проектирование веб-приложений / А. Э. Шахов // Актуальные проблемы науки и образования в условиях современных вызовов (шифр –МКАП 24) : Сборник материалов XXIV Международной научно-практической конференции, Москва, 18 октября 2023 года. – Москва: Печатный цех, 2023. – С. 27-29. – EDN CYJORC."}}],"schema":"https://github.com/citation-style-language/schema/raw/master/csl-citation.json"} </w:instrText>
       </w:r>
       <w:r>
         <w:rPr>
@@ -1243,7 +1243,7 @@
           <w:rFonts w:ascii="Times New Roman" w:hAnsi="Times New Roman" w:cs="Times New Roman"/>
           <w:sz w:val="24"/>
         </w:rPr>
-        <w:t>[72]</w:t>
+        <w:t>[64]</w:t>
       </w:r>
       <w:r>
         <w:rPr>
@@ -1338,7 +1338,7 @@
           <w:szCs w:val="24"/>
           <w:shd w:val="clear" w:color="auto" w:fill="FFFFFF"/>
         </w:rPr>
-        <w:instrText xml:space="preserve"> ADDIN ZOTERO_ITEM CSL_CITATION {"citationID":"Fozr7aNt","properties":{"unsorted":false,"formattedCitation":"[54]","plainCitation":"[54]","noteIndex":0},"citationItems":[{"id":47,"uris":["http://zotero.org/users/local/4w07YlgR/items/FKSX877J"],"itemData":{"id":47,"type":"document","title":"Пономарёв, А. Построение кибербезопасной архитектуры веб-приложений / А. Пономарёв. – URL: https://rezbez.ru/article/postroenie-kiberbezopasnoj-arhitektury-veb-prilozhenij (дата обращения: 01.10.2025). – Текст : электронный."}}],"schema":"https://github.com/citation-style-language/schema/raw/master/csl-citation.json"} </w:instrText>
+        <w:instrText xml:space="preserve"> ADDIN ZOTERO_ITEM CSL_CITATION {"citationID":"Fozr7aNt","properties":{"unsorted":false,"formattedCitation":"[46]","plainCitation":"[46]","noteIndex":0},"citationItems":[{"id":47,"uris":["http://zotero.org/users/local/4w07YlgR/items/FKSX877J"],"itemData":{"id":47,"type":"document","title":"Пономарёв, А. Построение кибербезопасной архитектуры веб-приложений / А. Пономарёв. – URL: https://rezbez.ru/article/postroenie-kiberbezopasnoj-arhitektury-veb-prilozhenij (дата обращения: 01.10.2025). – Текст : электронный."}}],"schema":"https://github.com/citation-style-language/schema/raw/master/csl-citation.json"} </w:instrText>
       </w:r>
       <w:r>
         <w:rPr>
@@ -1355,7 +1355,7 @@
           <w:rFonts w:ascii="Times New Roman" w:hAnsi="Times New Roman" w:cs="Times New Roman"/>
           <w:sz w:val="24"/>
         </w:rPr>
-        <w:t>[54]</w:t>
+        <w:t>[46]</w:t>
       </w:r>
       <w:r>
         <w:rPr>
@@ -1449,36 +1449,36 @@
           <w:rStyle w:val="bzpyqfadein"/>
           <w:highlight w:val="yellow"/>
         </w:rPr>
-        <w:t xml:space="preserve">, позволяющие внедрять вредоносный код в клиентскую часть приложения. Такие </w:t>
-      </w:r>
+        <w:t>, позволяющие внедрять вредоносный код в клиентскую часть приложения. Такие атаки могут привести к перехвату пользовательских данных, выполнению несанкционированных действий от имени пользователя и компрометации механизма работы Service Worker.</w:t>
+      </w:r>
+      <w:r>
+        <w:rPr>
+          <w:rStyle w:val="bzpyqfadein"/>
+        </w:rPr>
+        <w:t xml:space="preserve"> </w:t>
+      </w:r>
+    </w:p>
+    <w:p>
+      <w:pPr>
+        <w:ind w:firstLine="709"/>
+        <w:rPr>
+          <w:rStyle w:val="bzpyqfadein"/>
+        </w:rPr>
+      </w:pPr>
       <w:r>
         <w:rPr>
           <w:rStyle w:val="bzpyqfadein"/>
           <w:highlight w:val="yellow"/>
         </w:rPr>
-        <w:lastRenderedPageBreak/>
-        <w:t>атаки могут привести к перехвату пользовательских данных, выполнению несанкционированных действий от имени пользователя и компрометации механизма работы Service Worker.</w:t>
-      </w:r>
-      <w:r>
-        <w:rPr>
-          <w:rStyle w:val="bzpyqfadein"/>
-        </w:rPr>
-        <w:t xml:space="preserve"> </w:t>
-      </w:r>
-    </w:p>
-    <w:p>
-      <w:pPr>
-        <w:ind w:firstLine="709"/>
-        <w:rPr>
-          <w:rStyle w:val="bzpyqfadein"/>
-        </w:rPr>
-      </w:pPr>
+        <w:t xml:space="preserve">Таким образом, архитектура веб-приложения напрямую влияет на характер возможных угроз безопасности. Каждая архитектурная модель формирует собственный набор уязвимостей: </w:t>
+      </w:r>
       <w:r>
         <w:rPr>
           <w:rStyle w:val="bzpyqfadein"/>
           <w:highlight w:val="yellow"/>
         </w:rPr>
-        <w:t>Таким образом, архитектура веб-приложения напрямую влияет на характер возможных угроз безопасности. Каждая архитектурная модель формирует собственный набор уязвимостей: клиентские приложения подвержены атакам на браузерную среду, микросервисные системы — атакам на API и взаимодействие сервисов, облачные архитектуры — рискам инфраструктурных и конфигурационных ошибок. Это подтверждает необходимость комплексного подхода к защите веб-приложений, учитывающего все уровни их архитектуры.</w:t>
+        <w:lastRenderedPageBreak/>
+        <w:t>клиентские приложения подвержены атакам на браузерную среду, микросервисные системы — атакам на API и взаимодействие сервисов, облачные архитектуры — рискам инфраструктурных и конфигурационных ошибок. Это подтверждает необходимость комплексного подхода к защите веб-приложений, учитывающего все уровни их архитектуры.</w:t>
       </w:r>
     </w:p>
     <w:p>
@@ -1531,7 +1531,7 @@
         <w:fldChar w:fldCharType="begin"/>
       </w:r>
       <w:r>
-        <w:instrText xml:space="preserve"> ADDIN ZOTERO_ITEM CSL_CITATION {"citationID":"KHFl3ygl","properties":{"unsorted":false,"formattedCitation":"[38]","plainCitation":"[38]","noteIndex":0},"citationItems":[{"id":32,"uris":["http://zotero.org/users/local/4w07YlgR/items/WSJPLTPT"],"itemData":{"id":32,"type":"document","title":"Кряжева, Е. В. Общие подходы к проектированию ВЕБ-приложений / Е. В. Кряжева, Т. А. Васина // Заметки ученого. – 2021. – № 9-2. – С. 32-36. – EDN DQMSGI."}}],"schema":"https://github.com/citation-style-language/schema/raw/master/csl-citation.json"} </w:instrText>
+        <w:instrText xml:space="preserve"> ADDIN ZOTERO_ITEM CSL_CITATION {"citationID":"KHFl3ygl","properties":{"unsorted":false,"formattedCitation":"[30]","plainCitation":"[30]","noteIndex":0},"citationItems":[{"id":32,"uris":["http://zotero.org/users/local/4w07YlgR/items/WSJPLTPT"],"itemData":{"id":32,"type":"document","title":"Кряжева, Е. В. Общие подходы к проектированию ВЕБ-приложений / Е. В. Кряжева, Т. А. Васина // Заметки ученого. – 2021. – № 9-2. – С. 32-36. – EDN DQMSGI."}}],"schema":"https://github.com/citation-style-language/schema/raw/master/csl-citation.json"} </w:instrText>
       </w:r>
       <w:r>
         <w:fldChar w:fldCharType="separate"/>
@@ -1540,7 +1540,7 @@
         <w:rPr>
           <w:rFonts w:ascii="Calibri" w:hAnsi="Calibri" w:cs="Calibri"/>
         </w:rPr>
-        <w:t>[38]</w:t>
+        <w:t>[30]</w:t>
       </w:r>
       <w:r>
         <w:fldChar w:fldCharType="end"/>
@@ -1576,7 +1576,7 @@
         <w:fldChar w:fldCharType="begin"/>
       </w:r>
       <w:r>
-        <w:instrText xml:space="preserve"> ADDIN ZOTERO_ITEM CSL_CITATION {"citationID":"ZRZN8NoJ","properties":{"unsorted":false,"formattedCitation":"[18]","plainCitation":"[18]","noteIndex":0},"citationItems":[{"id":13,"uris":["http://zotero.org/users/local/4w07YlgR/items/24PQ5RAW"],"itemData":{"id":13,"type":"document","title":"Борисов П. Е. HTTP-протокол прикладного уровня (обзор) //Научный аспект. – 2024. – Т. 22. – №. 5. – С. 2937-2943."}}],"schema":"https://github.com/citation-style-language/schema/raw/master/csl-citation.json"} </w:instrText>
+        <w:instrText xml:space="preserve"> ADDIN ZOTERO_ITEM CSL_CITATION {"citationID":"ZRZN8NoJ","properties":{"unsorted":false,"formattedCitation":"[10]","plainCitation":"[10]","noteIndex":0},"citationItems":[{"id":13,"uris":["http://zotero.org/users/local/4w07YlgR/items/24PQ5RAW"],"itemData":{"id":13,"type":"document","title":"Борисов П. Е. HTTP-протокол прикладного уровня (обзор) //Научный аспект. – 2024. – Т. 22. – №. 5. – С. 2937-2943."}}],"schema":"https://github.com/citation-style-language/schema/raw/master/csl-citation.json"} </w:instrText>
       </w:r>
       <w:r>
         <w:fldChar w:fldCharType="separate"/>
@@ -1585,7 +1585,7 @@
         <w:rPr>
           <w:rFonts w:ascii="Calibri" w:hAnsi="Calibri" w:cs="Calibri"/>
         </w:rPr>
-        <w:t>[18]</w:t>
+        <w:t>[10]</w:t>
       </w:r>
       <w:r>
         <w:fldChar w:fldCharType="end"/>
@@ -1876,7 +1876,7 @@
           <w:sz w:val="22"/>
           <w:szCs w:val="22"/>
         </w:rPr>
-        <w:instrText xml:space="preserve"> ADDIN ZOTERO_ITEM CSL_CITATION {"citationID":"BSnYOjdB","properties":{"unsorted":false,"formattedCitation":"[62]","plainCitation":"[62]","noteIndex":0},"citationItems":[{"id":55,"uris":["http://zotero.org/users/local/4w07YlgR/items/64P2KVER"],"itemData":{"id":55,"type":"document","title":"</w:instrText>
+        <w:instrText xml:space="preserve"> ADDIN ZOTERO_ITEM CSL_CITATION {"citationID":"BSnYOjdB","properties":{"unsorted":false,"formattedCitation":"[54]","plainCitation":"[54]","noteIndex":0},"citationItems":[{"id":55,"uris":["http://zotero.org/users/local/4w07YlgR/items/64P2KVER"],"itemData":{"id":55,"type":"document","title":"</w:instrText>
       </w:r>
       <w:r>
         <w:rPr>
@@ -2247,7 +2247,7 @@
         <w:rPr>
           <w:rFonts w:ascii="TimesNewRomanPSMT" w:hAnsi="TimesNewRomanPSMT"/>
         </w:rPr>
-        <w:t>[62]</w:t>
+        <w:t>[54]</w:t>
       </w:r>
       <w:r>
         <w:rPr>
@@ -2336,7 +2336,7 @@
         <w:fldChar w:fldCharType="begin"/>
       </w:r>
       <w:r>
-        <w:instrText xml:space="preserve"> ADDIN ZOTERO_ITEM CSL_CITATION {"citationID":"4TPyN0p3","properties":{"unsorted":false,"formattedCitation":"[47]","plainCitation":"[47]","noteIndex":0},"citationItems":[{"id":41,"uris":["http://zotero.org/users/local/4w07YlgR/items/JD9ITLIK"],"itemData":{"id":41,"type":"document","title":"Орлов А. Г. АНАЛИЗ УЯЗВИМОСТЕЙ ПРОТОКОЛОВ ПЕРЕДАЧИ ДАННЫХ //Состав редакционной коллегии и организационного комитета. – 2025."}}],"schema":"https://github.com/citation-style-language/schema/raw/master/csl-citation.json"} </w:instrText>
+        <w:instrText xml:space="preserve"> ADDIN ZOTERO_ITEM CSL_CITATION {"citationID":"4TPyN0p3","properties":{"unsorted":false,"formattedCitation":"[39]","plainCitation":"[39]","noteIndex":0},"citationItems":[{"id":41,"uris":["http://zotero.org/users/local/4w07YlgR/items/JD9ITLIK"],"itemData":{"id":41,"type":"document","title":"Орлов А. Г. АНАЛИЗ УЯЗВИМОСТЕЙ ПРОТОКОЛОВ ПЕРЕДАЧИ ДАННЫХ //Состав редакционной коллегии и организационного комитета. – 2025."}}],"schema":"https://github.com/citation-style-language/schema/raw/master/csl-citation.json"} </w:instrText>
       </w:r>
       <w:r>
         <w:fldChar w:fldCharType="separate"/>
@@ -2345,7 +2345,7 @@
         <w:rPr>
           <w:rFonts w:ascii="Calibri" w:hAnsi="Calibri" w:cs="Calibri"/>
         </w:rPr>
-        <w:t>[47]</w:t>
+        <w:t>[39]</w:t>
       </w:r>
       <w:r>
         <w:fldChar w:fldCharType="end"/>
@@ -2420,7 +2420,7 @@
           <w:sz w:val="24"/>
           <w:szCs w:val="24"/>
         </w:rPr>
-        <w:instrText xml:space="preserve"> ADDIN ZOTERO_ITEM CSL_CITATION {"citationID":"LWhv5oLw","properties":{"unsorted":false,"formattedCitation":"[45]","plainCitation":"[45]","noteIndex":0},"citationItems":[{"id":39,"uris":["http://zotero.org/users/local/4w07YlgR/items/BYVLENJT"],"itemData":{"id":39,"type":"document","title":"Муратов Г. А. ОСОБЕННОСТИ РАБОТЫ ПРОТОКОЛА TLS/SSL // Молодой исследователь Дона. 2021. №3 (30). URL: https://cyberleninka.ru/article/n/osobennosti-raboty-protokola-tls-ssl (дата обращения: 15.10.2025). (30). URL: https://cyberleninka.ru/article/n/osobennosti-raboty-protokola-tls-ssl (дата обращения: 15.10.2025)."}}],"schema":"https://github.com/citation-style-language/schema/raw/master/csl-citation.json"} </w:instrText>
+        <w:instrText xml:space="preserve"> ADDIN ZOTERO_ITEM CSL_CITATION {"citationID":"LWhv5oLw","properties":{"unsorted":false,"formattedCitation":"[37]","plainCitation":"[37]","noteIndex":0},"citationItems":[{"id":39,"uris":["http://zotero.org/users/local/4w07YlgR/items/BYVLENJT"],"itemData":{"id":39,"type":"document","title":"Муратов Г. А. ОСОБЕННОСТИ РАБОТЫ ПРОТОКОЛА TLS/SSL // Молодой исследователь Дона. 2021. №3 (30). URL: https://cyberleninka.ru/article/n/osobennosti-raboty-protokola-tls-ssl (дата обращения: 15.10.2025). (30). URL: https://cyberleninka.ru/article/n/osobennosti-raboty-protokola-tls-ssl (дата обращения: 15.10.2025)."}}],"schema":"https://github.com/citation-style-language/schema/raw/master/csl-citation.json"} </w:instrText>
       </w:r>
       <w:r>
         <w:rPr>
@@ -2436,7 +2436,7 @@
           <w:rFonts w:ascii="Times New Roman" w:hAnsi="Times New Roman" w:cs="Times New Roman"/>
           <w:sz w:val="24"/>
         </w:rPr>
-        <w:t>[45]</w:t>
+        <w:t>[37]</w:t>
       </w:r>
       <w:r>
         <w:rPr>
@@ -2487,13 +2487,13 @@
         <w:fldChar w:fldCharType="begin"/>
       </w:r>
       <w:r>
-        <w:instrText xml:space="preserve"> ADDIN ZOTERO_ITEM CSL_CITATION {"citationID":"MGxg5c2n","properties":{"unsorted":false,"formattedCitation":"[22]","plainCitation":"[22]","noteIndex":0},"citationItems":[{"id":17,"uris":["http://zotero.org/users/local/4w07YlgR/items/65Y2I8RD"],"itemData":{"id":17,"type":"document","title":"Вафин, И. И. Защита веб-сайтов с помощью HTTPS, SSL и TLS / И. И. Вафин // Фундаментальные и прикладные исследования в условиях геополитической нестабильности : Материалы XXIII Всероссийской научно-практической конференции, Ростов-на-Дону, 06 октября 2023 года. – Ростов-на-Дону: Общество с ограниченной ответственностью \"Издательство \"Манускрипт\", 2023. – С. 44-45. – EDN PAVOUU."}}],"schema":"https://github.com/citation-style-language/schema/raw/master/csl-citation.json"} </w:instrText>
+        <w:instrText xml:space="preserve"> ADDIN ZOTERO_ITEM CSL_CITATION {"citationID":"MGxg5c2n","properties":{"unsorted":false,"formattedCitation":"[14]","plainCitation":"[14]","noteIndex":0},"citationItems":[{"id":17,"uris":["http://zotero.org/users/local/4w07YlgR/items/65Y2I8RD"],"itemData":{"id":17,"type":"document","title":"Вафин, И. И. Защита веб-сайтов с помощью HTTPS, SSL и TLS / И. И. Вафин // Фундаментальные и прикладные исследования в условиях геополитической нестабильности : Материалы XXIII Всероссийской научно-практической конференции, Ростов-на-Дону, 06 октября 2023 года. – Ростов-на-Дону: Общество с ограниченной ответственностью \"Издательство \"Манускрипт\", 2023. – С. 44-45. – EDN PAVOUU."}}],"schema":"https://github.com/citation-style-language/schema/raw/master/csl-citation.json"} </w:instrText>
       </w:r>
       <w:r>
         <w:fldChar w:fldCharType="separate"/>
       </w:r>
       <w:r>
-        <w:t>[22]</w:t>
+        <w:t>[14]</w:t>
       </w:r>
       <w:r>
         <w:fldChar w:fldCharType="end"/>
@@ -2605,7 +2605,7 @@
           <w:rFonts w:ascii="Helvetica" w:hAnsi="Helvetica" w:cs="Helvetica"/>
           <w:color w:val="333333"/>
         </w:rPr>
-        <w:instrText xml:space="preserve"> ADDIN ZOTERO_ITEM CSL_CITATION {"citationID":"tGtbpeXw","properties":{"unsorted":false,"formattedCitation":"[49]","plainCitation":"[49]","noteIndex":0},"citationItems":[{"id":43,"uris":["http://zotero.org/users/local/4w07YlgR/items/I78A8QVH"],"itemData":{"id":43,"type":"document","title":"Особенности использования защищенных протоколов для взаимодействия с внешними службами // Kaspersky Endpoint Security для Windows : [сайт]. – 2025. – 22 дек. – URL: https://support.kaspersky.com/KESWIN/12.8/ru-RU/202633.htm (дата обращения: 13.04.2026). – Текст : электронный."}}],"schema":"https://github.com/citation-style-language/schema/raw/master/csl-citation.json"} </w:instrText>
+        <w:instrText xml:space="preserve"> ADDIN ZOTERO_ITEM CSL_CITATION {"citationID":"tGtbpeXw","properties":{"unsorted":false,"formattedCitation":"[41]","plainCitation":"[41]","noteIndex":0},"citationItems":[{"id":43,"uris":["http://zotero.org/users/local/4w07YlgR/items/I78A8QVH"],"itemData":{"id":43,"type":"document","title":"Особенности использования защищенных протоколов для взаимодействия с внешними службами // Kaspersky Endpoint Security для Windows : [сайт]. – 2025. – 22 дек. – URL: https://support.kaspersky.com/KESWIN/12.8/ru-RU/202633.htm (дата обращения: 13.04.2026). – Текст : электронный."}}],"schema":"https://github.com/citation-style-language/schema/raw/master/csl-citation.json"} </w:instrText>
       </w:r>
       <w:r>
         <w:rPr>
@@ -2618,7 +2618,7 @@
         <w:rPr>
           <w:rFonts w:ascii="Helvetica" w:hAnsi="Helvetica" w:cs="Helvetica"/>
         </w:rPr>
-        <w:t>[49]</w:t>
+        <w:t>[41]</w:t>
       </w:r>
       <w:r>
         <w:rPr>
@@ -2655,7 +2655,7 @@
         <w:fldChar w:fldCharType="begin"/>
       </w:r>
       <w:r>
-        <w:instrText xml:space="preserve"> ADDIN ZOTERO_ITEM CSL_CITATION {"citationID":"mAT3LxN2","properties":{"unsorted":false,"formattedCitation":"[16]","plainCitation":"[16]","noteIndex":0},"citationItems":[{"id":12,"uris":["http://zotero.org/users/local/4w07YlgR/items/XQ7M3CM3"],"itemData":{"id":12,"type":"document","title":"Бондаренко В. В., Чернышова А. В. Обзор протоколов передачи данных, использующих криптографическую защиту //Председатель оргкомитета конференции. – 2021. – С. 282."}}],"schema":"https://github.com/citation-style-language/schema/raw/master/csl-citation.json"} </w:instrText>
+        <w:instrText xml:space="preserve"> ADDIN ZOTERO_ITEM CSL_CITATION {"citationID":"mAT3LxN2","properties":{"unsorted":false,"formattedCitation":"[8]","plainCitation":"[8]","noteIndex":0},"citationItems":[{"id":12,"uris":["http://zotero.org/users/local/4w07YlgR/items/XQ7M3CM3"],"itemData":{"id":12,"type":"document","title":"Бондаренко В. В., Чернышова А. В. Обзор протоколов передачи данных, использующих криптографическую защиту //Председатель оргкомитета конференции. – 2021. – С. 282."}}],"schema":"https://github.com/citation-style-language/schema/raw/master/csl-citation.json"} </w:instrText>
       </w:r>
       <w:r>
         <w:fldChar w:fldCharType="separate"/>
@@ -2664,7 +2664,7 @@
         <w:rPr>
           <w:rFonts w:ascii="Calibri" w:hAnsi="Calibri" w:cs="Calibri"/>
         </w:rPr>
-        <w:t>[16]</w:t>
+        <w:t>[8]</w:t>
       </w:r>
       <w:r>
         <w:fldChar w:fldCharType="end"/>
@@ -2866,50 +2866,21 @@
       </w:r>
       <w:r>
         <w:rPr>
-          <w:rFonts w:ascii="Georgia" w:hAnsi="Georgia"/>
-          <w:color w:val="1F1F1F"/>
-          <w:lang w:val="en-US"/>
-        </w:rPr>
-        <w:t xml:space="preserve"> </w:t>
-      </w:r>
-      <w:r>
-        <w:rPr>
-          <w:rFonts w:ascii="Georgia" w:hAnsi="Georgia"/>
-          <w:color w:val="1F1F1F"/>
-          <w:lang w:val="en-US"/>
-        </w:rPr>
-        <w:fldChar w:fldCharType="begin"/>
-      </w:r>
-      <w:r>
-        <w:rPr>
-          <w:rFonts w:ascii="Georgia" w:hAnsi="Georgia"/>
-          <w:color w:val="1F1F1F"/>
-          <w:lang w:val="en-US"/>
-        </w:rPr>
-        <w:instrText xml:space="preserve"> ADDIN ZOTERO_ITEM CSL_CITATION {"citationID":"7GogIMK8","properties":{"unsorted":false,"formattedCitation":"[8]","plainCitation":"[8]","noteIndex":0},"citationItems":[{"id":72,"uris":["http://zotero.org/users/local/4w07YlgR/items/9JDMTBF7"],"itemData":{"id":72,"type":"document","title":"Sivasankari N., Kamalakkannan S. Detection and prevention of man-in-the-middle attack in iot network using regression modeling //Advances in Engineering software. – 2022. – Т. 169. – С. 103126."}}],"schema":"https://github.com/citation-style-language/schema/raw/master/csl-citation.json"} </w:instrText>
-      </w:r>
-      <w:r>
-        <w:rPr>
-          <w:rFonts w:ascii="Georgia" w:hAnsi="Georgia"/>
-          <w:color w:val="1F1F1F"/>
-          <w:lang w:val="en-US"/>
-        </w:rPr>
-        <w:fldChar w:fldCharType="separate"/>
-      </w:r>
-      <w:r>
-        <w:rPr>
-          <w:rFonts w:ascii="Georgia" w:hAnsi="Georgia"/>
-          <w:lang w:val="en-US"/>
-        </w:rPr>
-        <w:t>[8]</w:t>
-      </w:r>
-      <w:r>
-        <w:rPr>
-          <w:rFonts w:ascii="Georgia" w:hAnsi="Georgia"/>
-          <w:color w:val="1F1F1F"/>
-          <w:lang w:val="en-US"/>
-        </w:rPr>
-        <w:fldChar w:fldCharType="end"/>
+          <w:lang w:val="en-US"/>
+        </w:rPr>
+        <w:t>[</w:t>
+      </w:r>
+      <w:r>
+        <w:rPr>
+          <w:lang w:val="en-US"/>
+        </w:rPr>
+        <w:t>73</w:t>
+      </w:r>
+      <w:r>
+        <w:rPr>
+          <w:lang w:val="en-US"/>
+        </w:rPr>
+        <w:t>]</w:t>
       </w:r>
       <w:r>
         <w:rPr>
@@ -3062,42 +3033,13 @@
         <w:t> соединения, чтобы перехватить и прочитать передаваемые данные</w:t>
       </w:r>
       <w:r>
-        <w:rPr>
-          <w:rFonts w:ascii="Arial" w:hAnsi="Arial" w:cs="Arial"/>
-          <w:color w:val="232627"/>
-          <w:shd w:val="clear" w:color="auto" w:fill="FFFFFF"/>
-        </w:rPr>
-        <w:fldChar w:fldCharType="begin"/>
-      </w:r>
-      <w:r>
-        <w:rPr>
-          <w:rFonts w:ascii="Arial" w:hAnsi="Arial" w:cs="Arial"/>
-          <w:color w:val="232627"/>
-          <w:shd w:val="clear" w:color="auto" w:fill="FFFFFF"/>
-        </w:rPr>
-        <w:instrText xml:space="preserve"> ADDIN ZOTERO_ITEM CSL_CITATION {"citationID":"bLh0FwJS","properties":{"unsorted":false,"formattedCitation":"[1]","plainCitation":"[1]","noteIndex":0},"citationItems":[{"id":3,"uris":["http://zotero.org/users/local/4w07YlgR/items/T56RT3ZJ"],"itemData":{"id":3,"type":"document","title":"Downgrade-атака (атака понижения версии протокола) // Kaspersky Encyclopedia : [сайт]. – URL: https://encyclopedia.kaspersky.ru/glossary/downgrade-attack/ (дата обращения: 13.01.2026). – Текст : электронный."}}],"schema":"https://github.com/citation-style-language/schema/raw/master/csl-citation.json"} </w:instrText>
-      </w:r>
-      <w:r>
-        <w:rPr>
-          <w:rFonts w:ascii="Arial" w:hAnsi="Arial" w:cs="Arial"/>
-          <w:color w:val="232627"/>
-          <w:shd w:val="clear" w:color="auto" w:fill="FFFFFF"/>
-        </w:rPr>
-        <w:fldChar w:fldCharType="separate"/>
-      </w:r>
-      <w:r>
-        <w:rPr>
-          <w:rFonts w:ascii="Arial" w:hAnsi="Arial" w:cs="Arial"/>
-        </w:rPr>
-        <w:t>[1]</w:t>
-      </w:r>
-      <w:r>
-        <w:rPr>
-          <w:rFonts w:ascii="Arial" w:hAnsi="Arial" w:cs="Arial"/>
-          <w:color w:val="232627"/>
-          <w:shd w:val="clear" w:color="auto" w:fill="FFFFFF"/>
-        </w:rPr>
-        <w:fldChar w:fldCharType="end"/>
+        <w:t>[</w:t>
+      </w:r>
+      <w:r>
+        <w:t>66</w:t>
+      </w:r>
+      <w:r>
+        <w:t>]</w:t>
       </w:r>
       <w:r>
         <w:rPr>
@@ -3162,7 +3104,7 @@
         <w:fldChar w:fldCharType="begin"/>
       </w:r>
       <w:r>
-        <w:instrText xml:space="preserve"> ADDIN ZOTERO_ITEM CSL_CITATION {"citationID":"C8ICvoRz","properties":{"unsorted":false,"formattedCitation":"[58]","plainCitation":"[58]","noteIndex":0},"citationItems":[{"id":51,"uris":["http://zotero.org/users/local/4w07YlgR/items/KUUW6M3Z"],"itemData":{"id":51,"type":"document","title":"Разработка программных модулей программного обеспечения для компьютерных систем. Прикладное программирование [Электронный ресурс]: учеб. пособие / С. В. Белугина. Электрон. текстовые данные. Изд. 4-е, стер. Санкт-Петербург : Лань, 2023. URL: https://e.lanbook.com/book/296975. С. 106–112."}}],"schema":"https://github.com/citation-style-language/schema/raw/master/csl-citation.json"} </w:instrText>
+        <w:instrText xml:space="preserve"> ADDIN ZOTERO_ITEM CSL_CITATION {"citationID":"C8ICvoRz","properties":{"unsorted":false,"formattedCitation":"[50]","plainCitation":"[50]","noteIndex":0},"citationItems":[{"id":51,"uris":["http://zotero.org/users/local/4w07YlgR/items/KUUW6M3Z"],"itemData":{"id":51,"type":"document","title":"Разработка программных модулей программного обеспечения для компьютерных систем. Прикладное программирование [Электронный ресурс]: учеб. пособие / С. В. Белугина. Электрон. текстовые данные. Изд. 4-е, стер. Санкт-Петербург : Лань, 2023. URL: https://e.lanbook.com/book/296975. С. 106–112."}}],"schema":"https://github.com/citation-style-language/schema/raw/master/csl-citation.json"} </w:instrText>
       </w:r>
       <w:r>
         <w:fldChar w:fldCharType="separate"/>
@@ -3171,7 +3113,7 @@
         <w:rPr>
           <w:rFonts w:ascii="Calibri" w:hAnsi="Calibri" w:cs="Calibri"/>
         </w:rPr>
-        <w:t>[58]</w:t>
+        <w:t>[50]</w:t>
       </w:r>
       <w:r>
         <w:fldChar w:fldCharType="end"/>
@@ -3186,13 +3128,13 @@
         <w:footnoteReference w:id="20"/>
       </w:r>
       <w:r>
-        <w:t>[1]. Cookies – это небольшие текстовые файлы, которые сохраняются на компьютере пользователя и используются для хранения данных, таких как идентификаторы сессии, данные аутентификации или настройки сайта</w:t>
+        <w:t>. Cookies – это небольшие текстовые файлы, которые сохраняются на компьютере пользователя и используются для хранения данных, таких как идентификаторы сессии, данные аутентификации или настройки сайта</w:t>
       </w:r>
       <w:r>
         <w:fldChar w:fldCharType="begin"/>
       </w:r>
       <w:r>
-        <w:instrText xml:space="preserve"> ADDIN ZOTERO_ITEM CSL_CITATION {"citationID":"vp0jNuVt","properties":{"unsorted":false,"formattedCitation":"[11]","plainCitation":"[11]","noteIndex":0},"citationItems":[{"id":7,"uris":["http://zotero.org/users/local/4w07YlgR/items/YC7A3VWD"],"itemData":{"id":7,"type":"document","title":"Архипов, К. А. Сравнительный анализ хранения данных на клиентской и серверной частях в клиент-серверном приложении / К. А. Архипов, А. Я. Скляр // Развитие науки и практики в глобально меняющемся мире в условиях рисков : сборник материалов XVIII Международной научно-практической конференции, Москва, 30 апреля 2023 года. – Москва: АЛЕФ, 2023. – С. 264-271. – DOI 10.34755/IROK.2023.59.47.090. – EDN YLAPSQ."}}],"schema":"https://github.com/citation-style-language/schema/raw/master/csl-citation.json"} </w:instrText>
+        <w:instrText xml:space="preserve"> ADDIN ZOTERO_ITEM CSL_CITATION {"citationID":"vp0jNuVt","properties":{"unsorted":false,"formattedCitation":"[3]","plainCitation":"[3]","noteIndex":0},"citationItems":[{"id":7,"uris":["http://zotero.org/users/local/4w07YlgR/items/YC7A3VWD"],"itemData":{"id":7,"type":"document","title":"Архипов, К. А. Сравнительный анализ хранения данных на клиентской и серверной частях в клиент-серверном приложении / К. А. Архипов, А. Я. Скляр // Развитие науки и практики в глобально меняющемся мире в условиях рисков : сборник материалов XVIII Международной научно-практической конференции, Москва, 30 апреля 2023 года. – Москва: АЛЕФ, 2023. – С. 264-271. – DOI 10.34755/IROK.2023.59.47.090. – EDN YLAPSQ."}}],"schema":"https://github.com/citation-style-language/schema/raw/master/csl-citation.json"} </w:instrText>
       </w:r>
       <w:r>
         <w:fldChar w:fldCharType="separate"/>
@@ -3201,7 +3143,7 @@
         <w:rPr>
           <w:rFonts w:ascii="Calibri" w:hAnsi="Calibri" w:cs="Calibri"/>
         </w:rPr>
-        <w:t>[11]</w:t>
+        <w:t>[3]</w:t>
       </w:r>
       <w:r>
         <w:fldChar w:fldCharType="end"/>
@@ -3232,7 +3174,7 @@
         <w:fldChar w:fldCharType="begin"/>
       </w:r>
       <w:r>
-        <w:instrText xml:space="preserve"> ADDIN ZOTERO_ITEM CSL_CITATION {"citationID":"Rdbjz6Dt","properties":{"unsorted":false,"formattedCitation":"[63]","plainCitation":"[63]","noteIndex":0},"citationItems":[{"id":56,"uris":["http://zotero.org/users/local/4w07YlgR/items/UBPIGDXP"],"itemData":{"id":56,"type":"document","title":"Семенова М. М., Семенов В. А., Чупина Е. Н. АУТЕНТИФИКАЦИЯ НА ОСНОВЕ ФАЙЛОВ COOKIE И АУТЕНТИФИКАЦИЯ С ПОМОЩЬЮ JSON WEB TOKEN (JWT) //ББК 32.973-018.2+ 32.81 я43 К63. – 2021. – С. 93."}}],"schema":"https://github.com/citation-style-language/schema/raw/master/csl-citation.json"} </w:instrText>
+        <w:instrText xml:space="preserve"> ADDIN ZOTERO_ITEM CSL_CITATION {"citationID":"Rdbjz6Dt","properties":{"unsorted":false,"formattedCitation":"[55]","plainCitation":"[55]","noteIndex":0},"citationItems":[{"id":56,"uris":["http://zotero.org/users/local/4w07YlgR/items/UBPIGDXP"],"itemData":{"id":56,"type":"document","title":"Семенова М. М., Семенов В. А., Чупина Е. Н. АУТЕНТИФИКАЦИЯ НА ОСНОВЕ ФАЙЛОВ COOKIE И АУТЕНТИФИКАЦИЯ С ПОМОЩЬЮ JSON WEB TOKEN (JWT) //ББК 32.973-018.2+ 32.81 я43 К63. – 2021. – С. 93."}}],"schema":"https://github.com/citation-style-language/schema/raw/master/csl-citation.json"} </w:instrText>
       </w:r>
       <w:r>
         <w:fldChar w:fldCharType="separate"/>
@@ -3241,7 +3183,7 @@
         <w:rPr>
           <w:rFonts w:ascii="Calibri" w:hAnsi="Calibri" w:cs="Calibri"/>
         </w:rPr>
-        <w:t>[63]</w:t>
+        <w:t>[55]</w:t>
       </w:r>
       <w:r>
         <w:fldChar w:fldCharType="end"/>
@@ -3264,7 +3206,7 @@
         <w:fldChar w:fldCharType="begin"/>
       </w:r>
       <w:r>
-        <w:instrText xml:space="preserve"> ADDIN ZOTERO_ITEM CSL_CITATION {"citationID":"3omDfsj6","properties":{"unsorted":false,"formattedCitation":"[48]","plainCitation":"[48]","noteIndex":0},"citationItems":[{"id":42,"uris":["http://zotero.org/users/local/4w07YlgR/items/JG3STNCM"],"itemData":{"id":42,"type":"document","title":"Основы использования // PHP : руководство по PHP : [сайт]. – URL: https://www.php.net/manual/ru/session.examples.basic.php (дата обращения: 13.04.2026). – Текст : электронный."}}],"schema":"https://github.com/citation-style-language/schema/raw/master/csl-citation.json"} </w:instrText>
+        <w:instrText xml:space="preserve"> ADDIN ZOTERO_ITEM CSL_CITATION {"citationID":"3omDfsj6","properties":{"unsorted":false,"formattedCitation":"[40]","plainCitation":"[40]","noteIndex":0},"citationItems":[{"id":42,"uris":["http://zotero.org/users/local/4w07YlgR/items/JG3STNCM"],"itemData":{"id":42,"type":"document","title":"Основы использования // PHP : руководство по PHP : [сайт]. – URL: https://www.php.net/manual/ru/session.examples.basic.php (дата обращения: 13.04.2026). – Текст : электронный."}}],"schema":"https://github.com/citation-style-language/schema/raw/master/csl-citation.json"} </w:instrText>
       </w:r>
       <w:r>
         <w:fldChar w:fldCharType="separate"/>
@@ -3273,7 +3215,7 @@
         <w:rPr>
           <w:rFonts w:ascii="Calibri" w:hAnsi="Calibri" w:cs="Calibri"/>
         </w:rPr>
-        <w:t>[48]</w:t>
+        <w:t>[40]</w:t>
       </w:r>
       <w:r>
         <w:fldChar w:fldCharType="end"/>
@@ -3322,7 +3264,7 @@
         <w:fldChar w:fldCharType="begin"/>
       </w:r>
       <w:r>
-        <w:instrText xml:space="preserve"> ADDIN ZOTERO_ITEM CSL_CITATION {"citationID":"MhjGcA8V","properties":{"unsorted":false,"formattedCitation":"[63]","plainCitation":"[63]","noteIndex":0},"citationItems":[{"id":56,"uris":["http://zotero.org/users/local/4w07YlgR/items/UBPIGDXP"],"itemData":{"id":56,"type":"document","title":"Семенова М. М., Семенов В. А., Чупина Е. Н. АУТЕНТИФИКАЦИЯ НА ОСНОВЕ ФАЙЛОВ COOKIE И АУТЕНТИФИКАЦИЯ С ПОМОЩЬЮ JSON WEB TOKEN (JWT) //ББК 32.973-018.2+ 32.81 я43 К63. – 2021. – С. 93."}}],"schema":"https://github.com/citation-style-language/schema/raw/master/csl-citation.json"} </w:instrText>
+        <w:instrText xml:space="preserve"> ADDIN ZOTERO_ITEM CSL_CITATION {"citationID":"MhjGcA8V","properties":{"unsorted":false,"formattedCitation":"[55]","plainCitation":"[55]","noteIndex":0},"citationItems":[{"id":56,"uris":["http://zotero.org/users/local/4w07YlgR/items/UBPIGDXP"],"itemData":{"id":56,"type":"document","title":"Семенова М. М., Семенов В. А., Чупина Е. Н. АУТЕНТИФИКАЦИЯ НА ОСНОВЕ ФАЙЛОВ COOKIE И АУТЕНТИФИКАЦИЯ С ПОМОЩЬЮ JSON WEB TOKEN (JWT) //ББК 32.973-018.2+ 32.81 я43 К63. – 2021. – С. 93."}}],"schema":"https://github.com/citation-style-language/schema/raw/master/csl-citation.json"} </w:instrText>
       </w:r>
       <w:r>
         <w:fldChar w:fldCharType="separate"/>
@@ -3331,7 +3273,7 @@
         <w:rPr>
           <w:rFonts w:ascii="Calibri" w:hAnsi="Calibri" w:cs="Calibri"/>
         </w:rPr>
-        <w:t>[63]</w:t>
+        <w:t>[55]</w:t>
       </w:r>
       <w:r>
         <w:fldChar w:fldCharType="end"/>
@@ -3448,32 +3390,25 @@
         <w:rPr>
           <w:lang w:val="en-US"/>
         </w:rPr>
-        <w:fldChar w:fldCharType="begin"/>
-      </w:r>
-      <w:r>
-        <w:rPr>
-          <w:lang w:val="en-US"/>
-        </w:rPr>
-        <w:instrText xml:space="preserve"> ADDIN ZOTERO_ITEM CSL_CITATION {"citationID":"XBJDnwsQ","properties":{"unsorted":false,"formattedCitation":"[5]","plainCitation":"[5]","noteIndex":0},"citationItems":[{"id":69,"uris":["http://zotero.org/users/local/4w07YlgR/items/5SCH986D"],"itemData":{"id":69,"type":"document","title":"Lubbers, P. Using the HTML5 Web Storage API / P. Lubbers, B. Albers, F. Salim // Pro HTML5 Programming / P. Lubbers, B. Albers, F. Salim. – New York : Apress, 2010. – P. 235–254. – URL: https://link.springer.com/chapter/10.1007/978-1-4302-2791-5_9 (дата обращения: 10.10.2025). – Текст : электронный."}}],"schema":"https://github.com/citation-style-language/schema/raw/master/csl-citation.json"} </w:instrText>
-      </w:r>
-      <w:r>
-        <w:rPr>
-          <w:lang w:val="en-US"/>
-        </w:rPr>
-        <w:fldChar w:fldCharType="separate"/>
-      </w:r>
-      <w:r>
-        <w:rPr>
-          <w:rFonts w:ascii="Calibri" w:hAnsi="Calibri" w:cs="Calibri"/>
-          <w:lang w:val="en-US"/>
-        </w:rPr>
-        <w:t>[5]</w:t>
-      </w:r>
-      <w:r>
-        <w:rPr>
-          <w:lang w:val="en-US"/>
-        </w:rPr>
-        <w:fldChar w:fldCharType="end"/>
+        <w:t xml:space="preserve"> </w:t>
+      </w:r>
+      <w:r>
+        <w:rPr>
+          <w:lang w:val="en-US"/>
+        </w:rPr>
+        <w:t>[</w:t>
+      </w:r>
+      <w:r>
+        <w:rPr>
+          <w:lang w:val="en-US"/>
+        </w:rPr>
+        <w:t>70</w:t>
+      </w:r>
+      <w:r>
+        <w:rPr>
+          <w:lang w:val="en-US"/>
+        </w:rPr>
+        <w:t>]</w:t>
       </w:r>
       <w:r>
         <w:rPr>
@@ -3550,7 +3485,7 @@
         <w:fldChar w:fldCharType="begin"/>
       </w:r>
       <w:r>
-        <w:instrText xml:space="preserve"> ADDIN ZOTERO_ITEM CSL_CITATION {"citationID":"kqF2dq9n","properties":{"unsorted":false,"formattedCitation":"[39]","plainCitation":"[39]","noteIndex":0},"citationItems":[{"id":33,"uris":["http://zotero.org/users/local/4w07YlgR/items/7MAGBNHP"],"itemData":{"id":33,"type":"document","title":"Курова, Д. Н. Асинхронная обработка запросов в ASP.NET / Д. Н. Курова // Вестник Димитровградского инженерно-технологического института. – 2015. – № 3(8). – С. 49-52. – EDN VRRGZD."}}],"schema":"https://github.com/citation-style-language/schema/raw/master/csl-citation.json"} </w:instrText>
+        <w:instrText xml:space="preserve"> ADDIN ZOTERO_ITEM CSL_CITATION {"citationID":"kqF2dq9n","properties":{"unsorted":false,"formattedCitation":"[31]","plainCitation":"[31]","noteIndex":0},"citationItems":[{"id":33,"uris":["http://zotero.org/users/local/4w07YlgR/items/7MAGBNHP"],"itemData":{"id":33,"type":"document","title":"Курова, Д. Н. Асинхронная обработка запросов в ASP.NET / Д. Н. Курова // Вестник Димитровградского инженерно-технологического института. – 2015. – № 3(8). – С. 49-52. – EDN VRRGZD."}}],"schema":"https://github.com/citation-style-language/schema/raw/master/csl-citation.json"} </w:instrText>
       </w:r>
       <w:r>
         <w:fldChar w:fldCharType="separate"/>
@@ -3559,7 +3494,7 @@
         <w:rPr>
           <w:rFonts w:ascii="Calibri" w:hAnsi="Calibri" w:cs="Calibri"/>
         </w:rPr>
-        <w:t>[39]</w:t>
+        <w:t>[31]</w:t>
       </w:r>
       <w:r>
         <w:fldChar w:fldCharType="end"/>
@@ -3586,7 +3521,7 @@
         <w:fldChar w:fldCharType="begin"/>
       </w:r>
       <w:r>
-        <w:instrText xml:space="preserve"> ADDIN ZOTERO_ITEM CSL_CITATION {"citationID":"xbdCQiBC","properties":{"unsorted":false,"formattedCitation":"[17]","plainCitation":"[17]","noteIndex":0},"citationItems":[{"id":14,"uris":["http://zotero.org/users/local/4w07YlgR/items/6IAB865W"],"itemData":{"id":14,"type":"document","title":"Борисов, В. В. Анализ и исследование современных технологий веб- разработки для проектирования и автоматизации современной станции технического обслуживания автомобилей / В. В. Борисов, В. Н. Тарасов // Современные научно-исследовательские и технологические аспекты программной инженерии : Материалы Всероссийской научно-технической конференции, Оренбург, 14–15 сентября 2023 года. – Оренбург: Оренбургский государственный университет, 2023. – С. 230-236. – EDN DRELZO."}}],"schema":"https://github.com/citation-style-language/schema/raw/master/csl-citation.json"} </w:instrText>
+        <w:instrText xml:space="preserve"> ADDIN ZOTERO_ITEM CSL_CITATION {"citationID":"xbdCQiBC","properties":{"unsorted":false,"formattedCitation":"[9]","plainCitation":"[9]","noteIndex":0},"citationItems":[{"id":14,"uris":["http://zotero.org/users/local/4w07YlgR/items/6IAB865W"],"itemData":{"id":14,"type":"document","title":"Борисов, В. В. Анализ и исследование современных технологий веб- разработки для проектирования и автоматизации современной станции технического обслуживания автомобилей / В. В. Борисов, В. Н. Тарасов // Современные научно-исследовательские и технологические аспекты программной инженерии : Материалы Всероссийской научно-технической конференции, Оренбург, 14–15 сентября 2023 года. – Оренбург: Оренбургский государственный университет, 2023. – С. 230-236. – EDN DRELZO."}}],"schema":"https://github.com/citation-style-language/schema/raw/master/csl-citation.json"} </w:instrText>
       </w:r>
       <w:r>
         <w:fldChar w:fldCharType="separate"/>
@@ -3595,7 +3530,7 @@
         <w:rPr>
           <w:rFonts w:ascii="Calibri" w:hAnsi="Calibri" w:cs="Calibri"/>
         </w:rPr>
-        <w:t>[17]</w:t>
+        <w:t>[9]</w:t>
       </w:r>
       <w:r>
         <w:fldChar w:fldCharType="end"/>
@@ -3634,7 +3569,7 @@
         <w:fldChar w:fldCharType="begin"/>
       </w:r>
       <w:r>
-        <w:instrText xml:space="preserve"> ADDIN ZOTERO_ITEM CSL_CITATION {"citationID":"3EZSmDke","properties":{"unsorted":false,"formattedCitation":"[53]","plainCitation":"[53]","noteIndex":0},"citationItems":[{"id":46,"uris":["http://zotero.org/users/local/4w07YlgR/items/EWX8NYBA"],"itemData":{"id":46,"type":"document","title":"Полянин, М. Что такое AJAX и для чего он нужен / М. Полянин // Код : [сайт]. – 2024. – 7 мая. – URL: https://thecode.media/ajax/ (дата обращения: 01.10.2025). – Текст : электронный."}}],"schema":"https://github.com/citation-style-language/schema/raw/master/csl-citation.json"} </w:instrText>
+        <w:instrText xml:space="preserve"> ADDIN ZOTERO_ITEM CSL_CITATION {"citationID":"3EZSmDke","properties":{"unsorted":false,"formattedCitation":"[45]","plainCitation":"[45]","noteIndex":0},"citationItems":[{"id":46,"uris":["http://zotero.org/users/local/4w07YlgR/items/EWX8NYBA"],"itemData":{"id":46,"type":"document","title":"Полянин, М. Что такое AJAX и для чего он нужен / М. Полянин // Код : [сайт]. – 2024. – 7 мая. – URL: https://thecode.media/ajax/ (дата обращения: 01.10.2025). – Текст : электронный."}}],"schema":"https://github.com/citation-style-language/schema/raw/master/csl-citation.json"} </w:instrText>
       </w:r>
       <w:r>
         <w:fldChar w:fldCharType="separate"/>
@@ -3643,7 +3578,7 @@
         <w:rPr>
           <w:rFonts w:ascii="Calibri" w:hAnsi="Calibri" w:cs="Calibri"/>
         </w:rPr>
-        <w:t>[53]</w:t>
+        <w:t>[45]</w:t>
       </w:r>
       <w:r>
         <w:fldChar w:fldCharType="end"/>
@@ -3848,42 +3783,25 @@
           <w:szCs w:val="24"/>
           <w:lang w:val="en-US" w:eastAsia="ru-RU"/>
         </w:rPr>
-        <w:fldChar w:fldCharType="begin"/>
-      </w:r>
-      <w:r>
-        <w:rPr>
-          <w:rFonts w:ascii="Times New Roman" w:eastAsia="Times New Roman" w:hAnsi="Times New Roman" w:cs="Times New Roman"/>
-          <w:sz w:val="24"/>
-          <w:szCs w:val="24"/>
-          <w:lang w:val="en-US" w:eastAsia="ru-RU"/>
-        </w:rPr>
-        <w:instrText xml:space="preserve"> ADDIN ZOTERO_ITEM CSL_CITATION {"citationID":"9niAV8J5","properties":{"unsorted":false,"formattedCitation":"[4]","plainCitation":"[4]","noteIndex":0},"citationItems":[{"id":68,"uris":["http://zotero.org/users/local/4w07YlgR/items/VJB3TMCC"],"itemData":{"id":68,"type":"document","title":"Hwang W. S., Shon J. G., Park J. S. Web session hijacking defense technique using user information //Human-centric Computing and Information Sciences. – 2022. – Т. 12. – №. 1. – С. p1-15."}}],"schema":"https://github.com/citation-style-language/schema/raw/master/csl-citation.json"} </w:instrText>
-      </w:r>
-      <w:r>
-        <w:rPr>
-          <w:rFonts w:ascii="Times New Roman" w:eastAsia="Times New Roman" w:hAnsi="Times New Roman" w:cs="Times New Roman"/>
-          <w:sz w:val="24"/>
-          <w:szCs w:val="24"/>
-          <w:lang w:val="en-US" w:eastAsia="ru-RU"/>
-        </w:rPr>
-        <w:fldChar w:fldCharType="separate"/>
-      </w:r>
-      <w:r>
-        <w:rPr>
-          <w:rFonts w:ascii="Times New Roman" w:hAnsi="Times New Roman" w:cs="Times New Roman"/>
-          <w:sz w:val="24"/>
-          <w:lang w:val="en-US"/>
-        </w:rPr>
-        <w:t>[4]</w:t>
-      </w:r>
-      <w:r>
-        <w:rPr>
-          <w:rFonts w:ascii="Times New Roman" w:eastAsia="Times New Roman" w:hAnsi="Times New Roman" w:cs="Times New Roman"/>
-          <w:sz w:val="24"/>
-          <w:szCs w:val="24"/>
-          <w:lang w:val="en-US" w:eastAsia="ru-RU"/>
-        </w:rPr>
-        <w:fldChar w:fldCharType="end"/>
+        <w:t xml:space="preserve"> </w:t>
+      </w:r>
+      <w:r>
+        <w:rPr>
+          <w:lang w:val="en-US"/>
+        </w:rPr>
+        <w:t>[</w:t>
+      </w:r>
+      <w:r>
+        <w:rPr>
+          <w:lang w:val="en-US"/>
+        </w:rPr>
+        <w:t>69</w:t>
+      </w:r>
+      <w:r>
+        <w:rPr>
+          <w:lang w:val="en-US"/>
+        </w:rPr>
+        <w:t>]</w:t>
       </w:r>
       <w:r>
         <w:rPr>
@@ -4021,7 +3939,7 @@
           <w:color w:val="161616"/>
           <w:shd w:val="clear" w:color="auto" w:fill="FFFFFF"/>
         </w:rPr>
-        <w:instrText xml:space="preserve"> ADDIN ZOTERO_ITEM CSL_CITATION {"citationID":"y5HOltto","properties":{"unsorted":false,"formattedCitation":"[56]","plainCitation":"[56]","noteIndex":0},"citationItems":[{"id":49,"uris":["http://zotero.org/users/local/4w07YlgR/items/MJGWFK57"],"itemData":{"id":49,"type":"document","title":"Предотвращение атак межсайтовой подделки запросов (CSRF) в ASP.NET MVC // Microsoft Learn : [сайт]. – URL: https://learn.microsoft.com/ru-ru/aspnet/web-api/overview/security/preventing-cross-site-request-forgery-csrf-attacks (дата обращения: 15.04.2026). – Текст : электронный."}}],"schema":"https://github.com/citation-style-language/schema/raw/master/csl-citation.json"} </w:instrText>
+        <w:instrText xml:space="preserve"> ADDIN ZOTERO_ITEM CSL_CITATION {"citationID":"y5HOltto","properties":{"unsorted":false,"formattedCitation":"[48]","plainCitation":"[48]","noteIndex":0},"citationItems":[{"id":49,"uris":["http://zotero.org/users/local/4w07YlgR/items/MJGWFK57"],"itemData":{"id":49,"type":"document","title":"Предотвращение атак межсайтовой подделки запросов (CSRF) в ASP.NET MVC // Microsoft Learn : [сайт]. – URL: https://learn.microsoft.com/ru-ru/aspnet/web-api/overview/security/preventing-cross-site-request-forgery-csrf-attacks (дата обращения: 15.04.2026). – Текст : электронный."}}],"schema":"https://github.com/citation-style-language/schema/raw/master/csl-citation.json"} </w:instrText>
       </w:r>
       <w:r>
         <w:rPr>
@@ -4035,7 +3953,7 @@
         <w:rPr>
           <w:rFonts w:ascii="Segoe UI" w:hAnsi="Segoe UI" w:cs="Segoe UI"/>
         </w:rPr>
-        <w:t>[56]</w:t>
+        <w:t>[48]</w:t>
       </w:r>
       <w:r>
         <w:rPr>
@@ -4206,7 +4124,7 @@
           <w:sz w:val="24"/>
           <w:szCs w:val="24"/>
         </w:rPr>
-        <w:instrText xml:space="preserve"> ADDIN ZOTERO_ITEM CSL_CITATION {"citationID":"ijsVRoMW","properties":{"unsorted":false,"formattedCitation":"[55]","plainCitation":"[55]","noteIndex":0},"citationItems":[{"id":48,"uris":["http://zotero.org/users/local/4w07YlgR/items/H3XAC7ET"],"itemData":{"id":48,"type":"document","title":"Портнов О. С., Халманов А. А. WEBSOCKET: ПРОТОКОЛ РЕАЛЬНОГО ВРЕМЕНИ ДЛЯ СОВРЕМЕННЫХ ВЕБ-ПРИЛОЖЕНИЙ // Вестник науки. 2025. №5 (86). URL: https://cyberleninka.ru/article/n/websocket-protokol-realnogo-vremeni-dlya-sovremennyh-veb-prilozheniy (дата обращения: 22.10.2025)."}}],"schema":"https://github.com/citation-style-language/schema/raw/master/csl-citation.json"} </w:instrText>
+        <w:instrText xml:space="preserve"> ADDIN ZOTERO_ITEM CSL_CITATION {"citationID":"ijsVRoMW","properties":{"unsorted":false,"formattedCitation":"[47]","plainCitation":"[47]","noteIndex":0},"citationItems":[{"id":48,"uris":["http://zotero.org/users/local/4w07YlgR/items/H3XAC7ET"],"itemData":{"id":48,"type":"document","title":"Портнов О. С., Халманов А. А. WEBSOCKET: ПРОТОКОЛ РЕАЛЬНОГО ВРЕМЕНИ ДЛЯ СОВРЕМЕННЫХ ВЕБ-ПРИЛОЖЕНИЙ // Вестник науки. 2025. №5 (86). URL: https://cyberleninka.ru/article/n/websocket-protokol-realnogo-vremeni-dlya-sovremennyh-veb-prilozheniy (дата обращения: 22.10.2025)."}}],"schema":"https://github.com/citation-style-language/schema/raw/master/csl-citation.json"} </w:instrText>
       </w:r>
       <w:r>
         <w:rPr>
@@ -4221,7 +4139,7 @@
           <w:rFonts w:ascii="Times New Roman" w:hAnsi="Times New Roman" w:cs="Times New Roman"/>
           <w:sz w:val="24"/>
         </w:rPr>
-        <w:t>[55]</w:t>
+        <w:t>[47]</w:t>
       </w:r>
       <w:r>
         <w:rPr>
@@ -4287,7 +4205,7 @@
           <w:sz w:val="24"/>
           <w:szCs w:val="24"/>
         </w:rPr>
-        <w:instrText xml:space="preserve"> ADDIN ZOTERO_ITEM CSL_CITATION {"citationID":"KlzpEvqc","properties":{"unsorted":false,"formattedCitation":"[55]","plainCitation":"[55]","noteIndex":0},"citationItems":[{"id":48,"uris":["http://zotero.org/users/local/4w07YlgR/items/H3XAC7ET"],"itemData":{"id":48,"type":"document","title":"Портнов О. С., Халманов А. А. WEBSOCKET: ПРОТОКОЛ РЕАЛЬНОГО ВРЕМЕНИ ДЛЯ СОВРЕМЕННЫХ ВЕБ-ПРИЛОЖЕНИЙ // Вестник науки. 2025. №5 (86). URL: https://cyberleninka.ru/article/n/websocket-protokol-realnogo-vremeni-dlya-sovremennyh-veb-prilozheniy (дата обращения: 22.10.2025)."}}],"schema":"https://github.com/citation-style-language/schema/raw/master/csl-citation.json"} </w:instrText>
+        <w:instrText xml:space="preserve"> ADDIN ZOTERO_ITEM CSL_CITATION {"citationID":"KlzpEvqc","properties":{"unsorted":false,"formattedCitation":"[47]","plainCitation":"[47]","noteIndex":0},"citationItems":[{"id":48,"uris":["http://zotero.org/users/local/4w07YlgR/items/H3XAC7ET"],"itemData":{"id":48,"type":"document","title":"Портнов О. С., Халманов А. А. WEBSOCKET: ПРОТОКОЛ РЕАЛЬНОГО ВРЕМЕНИ ДЛЯ СОВРЕМЕННЫХ ВЕБ-ПРИЛОЖЕНИЙ // Вестник науки. 2025. №5 (86). URL: https://cyberleninka.ru/article/n/websocket-protokol-realnogo-vremeni-dlya-sovremennyh-veb-prilozheniy (дата обращения: 22.10.2025)."}}],"schema":"https://github.com/citation-style-language/schema/raw/master/csl-citation.json"} </w:instrText>
       </w:r>
       <w:r>
         <w:rPr>
@@ -4302,7 +4220,7 @@
           <w:rFonts w:ascii="Times New Roman" w:hAnsi="Times New Roman" w:cs="Times New Roman"/>
           <w:sz w:val="24"/>
         </w:rPr>
-        <w:t>[55]</w:t>
+        <w:t>[47]</w:t>
       </w:r>
       <w:r>
         <w:rPr>
@@ -4360,7 +4278,7 @@
           <w:sz w:val="24"/>
           <w:szCs w:val="24"/>
         </w:rPr>
-        <w:instrText xml:space="preserve"> ADDIN ZOTERO_ITEM CSL_CITATION {"citationID":"A8WEZJYx","properties":{"unsorted":false,"formattedCitation":"[24]","plainCitation":"[24]","noteIndex":0},"citationItems":[{"id":19,"uris":["http://zotero.org/users/local/4w07YlgR/items/WUZ3WFYD"],"itemData":{"id":19,"type":"document","title":"Галина Александровна Звонарёва, Артём Сергеевич Смирнов Аналитическая оценка работы протоколов WebSocket и WebTransport для класса SCADA-систем, работающих в рамках интрасети // Открытое образование. 2024. №5. URL: https://cyberleninka.ru/article/n/analiticheskaya-otsenka-raboty-protokolov-websocket-i-webtransport-dlya-klassa-scada-sistem-rabotayuschih-v-ramkah-intraseti (дата обращения: 22.10.2025)."}}],"schema":"https://github.com/citation-style-language/schema/raw/master/csl-citation.json"} </w:instrText>
+        <w:instrText xml:space="preserve"> ADDIN ZOTERO_ITEM CSL_CITATION {"citationID":"A8WEZJYx","properties":{"unsorted":false,"formattedCitation":"[16]","plainCitation":"[16]","noteIndex":0},"citationItems":[{"id":19,"uris":["http://zotero.org/users/local/4w07YlgR/items/WUZ3WFYD"],"itemData":{"id":19,"type":"document","title":"Галина Александровна Звонарёва, Артём Сергеевич Смирнов Аналитическая оценка работы протоколов WebSocket и WebTransport для класса SCADA-систем, работающих в рамках интрасети // Открытое образование. 2024. №5. URL: https://cyberleninka.ru/article/n/analiticheskaya-otsenka-raboty-protokolov-websocket-i-webtransport-dlya-klassa-scada-sistem-rabotayuschih-v-ramkah-intraseti (дата обращения: 22.10.2025)."}}],"schema":"https://github.com/citation-style-language/schema/raw/master/csl-citation.json"} </w:instrText>
       </w:r>
       <w:r>
         <w:rPr>
@@ -4375,7 +4293,7 @@
           <w:rFonts w:ascii="Times New Roman" w:hAnsi="Times New Roman" w:cs="Times New Roman"/>
           <w:sz w:val="24"/>
         </w:rPr>
-        <w:t>[24]</w:t>
+        <w:t>[16]</w:t>
       </w:r>
       <w:r>
         <w:rPr>
@@ -4714,13 +4632,13 @@
         <w:fldChar w:fldCharType="begin"/>
       </w:r>
       <w:r>
-        <w:instrText xml:space="preserve"> ADDIN ZOTERO_ITEM CSL_CITATION {"citationID":"c1BRrUh8","properties":{"unsorted":false,"formattedCitation":"[37]","plainCitation":"[37]","noteIndex":0},"citationItems":[{"id":31,"uris":["http://zotero.org/users/local/4w07YlgR/items/AB6AUTSN"],"itemData":{"id":31,"type":"document","title":"Круглов А. М., Агарков А. В., Бондарчук Д. О. Сетевые протоколы прикладного уровня //ББК 1 Н 34. – С. 3591."}}],"schema":"https://github.com/citation-style-language/schema/raw/master/csl-citation.json"} </w:instrText>
+        <w:instrText xml:space="preserve"> ADDIN ZOTERO_ITEM CSL_CITATION {"citationID":"c1BRrUh8","properties":{"unsorted":false,"formattedCitation":"[29]","plainCitation":"[29]","noteIndex":0},"citationItems":[{"id":31,"uris":["http://zotero.org/users/local/4w07YlgR/items/AB6AUTSN"],"itemData":{"id":31,"type":"document","title":"Круглов А. М., Агарков А. В., Бондарчук Д. О. Сетевые протоколы прикладного уровня //ББК 1 Н 34. – С. 3591."}}],"schema":"https://github.com/citation-style-language/schema/raw/master/csl-citation.json"} </w:instrText>
       </w:r>
       <w:r>
         <w:fldChar w:fldCharType="separate"/>
       </w:r>
       <w:r>
-        <w:t>[37]</w:t>
+        <w:t>[29]</w:t>
       </w:r>
       <w:r>
         <w:fldChar w:fldCharType="end"/>
@@ -4872,47 +4790,21 @@
       </w:r>
       <w:r>
         <w:rPr>
-          <w:rFonts w:ascii="Times New Roman" w:hAnsi="Times New Roman" w:cs="Times New Roman"/>
-          <w:sz w:val="24"/>
-          <w:szCs w:val="24"/>
-          <w:lang w:val="en-US"/>
-        </w:rPr>
-        <w:fldChar w:fldCharType="begin"/>
-      </w:r>
-      <w:r>
-        <w:rPr>
-          <w:rFonts w:ascii="Times New Roman" w:hAnsi="Times New Roman" w:cs="Times New Roman"/>
-          <w:sz w:val="24"/>
-          <w:szCs w:val="24"/>
-          <w:lang w:val="en-US"/>
-        </w:rPr>
-        <w:instrText xml:space="preserve"> ADDIN ZOTERO_ITEM CSL_CITATION {"citationID":"lR070WZ3","properties":{"unsorted":false,"formattedCitation":"[6]","plainCitation":"[6]","noteIndex":0},"citationItems":[{"id":70,"uris":["http://zotero.org/users/local/4w07YlgR/items/E4MFSXB7"],"itemData":{"id":70,"type":"document","title":"Raciti M. et al. WebSocket Integration in Django [Электронный ресурс]. https://openaccess.inaf.it/server/api/core/bitstreams/2aadcb8a-6b1a-405c-8336-9133301ec099/content"}}],"schema":"https://github.com/citation-style-language/schema/raw/master/csl-citation.json"} </w:instrText>
-      </w:r>
-      <w:r>
-        <w:rPr>
-          <w:rFonts w:ascii="Times New Roman" w:hAnsi="Times New Roman" w:cs="Times New Roman"/>
-          <w:sz w:val="24"/>
-          <w:szCs w:val="24"/>
-          <w:lang w:val="en-US"/>
-        </w:rPr>
-        <w:fldChar w:fldCharType="separate"/>
-      </w:r>
-      <w:r>
-        <w:rPr>
-          <w:rFonts w:ascii="Times New Roman" w:hAnsi="Times New Roman" w:cs="Times New Roman"/>
-          <w:sz w:val="24"/>
-          <w:lang w:val="en-US"/>
-        </w:rPr>
-        <w:t>[6]</w:t>
-      </w:r>
-      <w:r>
-        <w:rPr>
-          <w:rFonts w:ascii="Times New Roman" w:hAnsi="Times New Roman" w:cs="Times New Roman"/>
-          <w:sz w:val="24"/>
-          <w:szCs w:val="24"/>
-          <w:lang w:val="en-US"/>
-        </w:rPr>
-        <w:fldChar w:fldCharType="end"/>
+          <w:lang w:val="en-US"/>
+        </w:rPr>
+        <w:t>[</w:t>
+      </w:r>
+      <w:r>
+        <w:rPr>
+          <w:lang w:val="en-US"/>
+        </w:rPr>
+        <w:t>71</w:t>
+      </w:r>
+      <w:r>
+        <w:rPr>
+          <w:lang w:val="en-US"/>
+        </w:rPr>
+        <w:t>]</w:t>
       </w:r>
       <w:r>
         <w:rPr>
@@ -5218,51 +5110,21 @@
       </w:r>
       <w:r>
         <w:rPr>
-          <w:rFonts w:ascii="Arial" w:hAnsi="Arial" w:cs="Arial"/>
-          <w:sz w:val="24"/>
-          <w:szCs w:val="24"/>
-          <w:shd w:val="clear" w:color="auto" w:fill="FFFFFF"/>
-          <w:lang w:val="en-US"/>
-        </w:rPr>
-        <w:fldChar w:fldCharType="begin"/>
-      </w:r>
-      <w:r>
-        <w:rPr>
-          <w:rFonts w:ascii="Arial" w:hAnsi="Arial" w:cs="Arial"/>
-          <w:sz w:val="24"/>
-          <w:szCs w:val="24"/>
-          <w:shd w:val="clear" w:color="auto" w:fill="FFFFFF"/>
-          <w:lang w:val="en-US"/>
-        </w:rPr>
-        <w:instrText xml:space="preserve"> ADDIN ZOTERO_ITEM CSL_CITATION {"citationID":"UQ1WvNlQ","properties":{"unsorted":false,"formattedCitation":"[7]","plainCitation":"[7]","noteIndex":0},"citationItems":[{"id":71,"uris":["http://zotero.org/users/local/4w07YlgR/items/6N3WTSS7"],"itemData":{"id":71,"type":"document","title":"Ravshanovich A. R. JSON IN JAVASCRIPT //Introduction of new innovative technologies in education of pedagogy and psychology. – 2024. – Т. 1. – №. 3. – С. 175-182."}}],"schema":"https://github.com/citation-style-language/schema/raw/master/csl-citation.json"} </w:instrText>
-      </w:r>
-      <w:r>
-        <w:rPr>
-          <w:rFonts w:ascii="Arial" w:hAnsi="Arial" w:cs="Arial"/>
-          <w:sz w:val="24"/>
-          <w:szCs w:val="24"/>
-          <w:shd w:val="clear" w:color="auto" w:fill="FFFFFF"/>
-          <w:lang w:val="en-US"/>
-        </w:rPr>
-        <w:fldChar w:fldCharType="separate"/>
-      </w:r>
-      <w:r>
-        <w:rPr>
-          <w:rFonts w:ascii="Arial" w:hAnsi="Arial" w:cs="Arial"/>
-          <w:sz w:val="24"/>
-          <w:lang w:val="en-US"/>
-        </w:rPr>
-        <w:t>[7]</w:t>
-      </w:r>
-      <w:r>
-        <w:rPr>
-          <w:rFonts w:ascii="Arial" w:hAnsi="Arial" w:cs="Arial"/>
-          <w:sz w:val="24"/>
-          <w:szCs w:val="24"/>
-          <w:shd w:val="clear" w:color="auto" w:fill="FFFFFF"/>
-          <w:lang w:val="en-US"/>
-        </w:rPr>
-        <w:fldChar w:fldCharType="end"/>
+          <w:lang w:val="en-US"/>
+        </w:rPr>
+        <w:t>[</w:t>
+      </w:r>
+      <w:r>
+        <w:rPr>
+          <w:lang w:val="en-US"/>
+        </w:rPr>
+        <w:t>72</w:t>
+      </w:r>
+      <w:r>
+        <w:rPr>
+          <w:lang w:val="en-US"/>
+        </w:rPr>
+        <w:t>]</w:t>
       </w:r>
       <w:r>
         <w:rPr>
@@ -5447,7 +5309,7 @@
           <w:szCs w:val="24"/>
           <w:shd w:val="clear" w:color="auto" w:fill="FFFFFF"/>
         </w:rPr>
-        <w:instrText xml:space="preserve"> ADDIN ZOTERO_ITEM CSL_CITATION {"citationID":"Z9JUTyLq","properties":{"unsorted":false,"formattedCitation":"[21]","plainCitation":"[21]","noteIndex":0},"citationItems":[{"id":16,"uris":["http://zotero.org/users/local/4w07YlgR/items/7IJV7K4B"],"itemData":{"id":16,"type":"document","title":"Васильев Г. В. Эффективное хранение больших данных о погоде в формате JSON c помощью nosql базы данных mongodb //МОЛОДЕЖЬ И НАУКА: АКТУАЛЬНЫЕ ПРОБЛЕМЫ ФУНДАМЕНТАЛЬНЫХ И ПРИКЛАДНЫХ ИССЛЕДОВАНИЙ. – 2023. – С. 255-258."}}],"schema":"https://github.com/citation-style-language/schema/raw/master/csl-citation.json"} </w:instrText>
+        <w:instrText xml:space="preserve"> ADDIN ZOTERO_ITEM CSL_CITATION {"citationID":"Z9JUTyLq","properties":{"unsorted":false,"formattedCitation":"[13]","plainCitation":"[13]","noteIndex":0},"citationItems":[{"id":16,"uris":["http://zotero.org/users/local/4w07YlgR/items/7IJV7K4B"],"itemData":{"id":16,"type":"document","title":"Васильев Г. В. Эффективное хранение больших данных о погоде в формате JSON c помощью nosql базы данных mongodb //МОЛОДЕЖЬ И НАУКА: АКТУАЛЬНЫЕ ПРОБЛЕМЫ ФУНДАМЕНТАЛЬНЫХ И ПРИКЛАДНЫХ ИССЛЕДОВАНИЙ. – 2023. – С. 255-258."}}],"schema":"https://github.com/citation-style-language/schema/raw/master/csl-citation.json"} </w:instrText>
       </w:r>
       <w:r>
         <w:rPr>
@@ -5463,7 +5325,7 @@
           <w:rFonts w:ascii="Arial" w:hAnsi="Arial" w:cs="Arial"/>
           <w:sz w:val="24"/>
         </w:rPr>
-        <w:t>[21]</w:t>
+        <w:t>[13]</w:t>
       </w:r>
       <w:r>
         <w:rPr>
@@ -5598,7 +5460,7 @@
           <w:sz w:val="28"/>
           <w:szCs w:val="28"/>
         </w:rPr>
-        <w:instrText xml:space="preserve"> ADDIN ZOTERO_ITEM CSL_CITATION {"citationID":"KBRWDHo8","properties":{"unsorted":false,"formattedCitation":"[52]","plainCitation":"[52]","noteIndex":0},"citationItems":[{"id":45,"uris":["http://zotero.org/users/local/4w07YlgR/items/PEJKGCPV"],"itemData":{"id":45,"type":"document","title":"</w:instrText>
+        <w:instrText xml:space="preserve"> ADDIN ZOTERO_ITEM CSL_CITATION {"citationID":"KBRWDHo8","properties":{"unsorted":false,"formattedCitation":"[44]","plainCitation":"[44]","noteIndex":0},"citationItems":[{"id":45,"uris":["http://zotero.org/users/local/4w07YlgR/items/PEJKGCPV"],"itemData":{"id":45,"type":"document","title":"</w:instrText>
       </w:r>
       <w:r>
         <w:rPr>
@@ -5956,7 +5818,7 @@
           <w:rFonts w:ascii="TimesNewRomanPSMT" w:hAnsi="TimesNewRomanPSMT"/>
           <w:sz w:val="28"/>
         </w:rPr>
-        <w:t>[52]</w:t>
+        <w:t>[44]</w:t>
       </w:r>
       <w:r>
         <w:rPr>
@@ -6092,7 +5954,7 @@
           <w:sz w:val="21"/>
           <w:szCs w:val="21"/>
         </w:rPr>
-        <w:instrText xml:space="preserve"> ADDIN ZOTERO_ITEM CSL_CITATION {"citationID":"gIcjRr92","properties":{"unsorted":false,"formattedCitation":"[69]","plainCitation":"[69]","noteIndex":0},"citationItems":[{"id":61,"uris":["http://zotero.org/users/local/4w07YlgR/items/ML75I883"],"itemData":{"id":61,"type":"document","title":"Что такое XML? – Описание расширяемого языка разметки (XML) – AWS // Amazon Web Services : [сайт]. – URL: https://aws.amazon.com/ru/what-is/xml/ (дата обращения: 13.02.2026). – Текст : электронный."}}],"schema":"https://github.com/citation-style-language/schema/raw/master/csl-citation.json"} </w:instrText>
+        <w:instrText xml:space="preserve"> ADDIN ZOTERO_ITEM CSL_CITATION {"citationID":"gIcjRr92","properties":{"unsorted":false,"formattedCitation":"[61]","plainCitation":"[61]","noteIndex":0},"citationItems":[{"id":61,"uris":["http://zotero.org/users/local/4w07YlgR/items/ML75I883"],"itemData":{"id":61,"type":"document","title":"Что такое XML? – Описание расширяемого языка разметки (XML) – AWS // Amazon Web Services : [сайт]. – URL: https://aws.amazon.com/ru/what-is/xml/ (дата обращения: 13.02.2026). – Текст : электронный."}}],"schema":"https://github.com/citation-style-language/schema/raw/master/csl-citation.json"} </w:instrText>
       </w:r>
       <w:r>
         <w:rPr>
@@ -6108,7 +5970,7 @@
           <w:rFonts w:ascii="Helvetica" w:hAnsi="Helvetica" w:cs="Helvetica"/>
           <w:sz w:val="21"/>
         </w:rPr>
-        <w:t>[69]</w:t>
+        <w:t>[61]</w:t>
       </w:r>
       <w:r>
         <w:rPr>
@@ -6571,7 +6433,7 @@
         <w:rPr>
           <w:rFonts w:ascii="Times New Roman" w:hAnsi="Times New Roman" w:cs="Times New Roman"/>
         </w:rPr>
-        <w:instrText xml:space="preserve"> ADDIN ZOTERO_ITEM CSL_CITATION {"citationID":"Ow9yWAnf","properties":{"unsorted":false,"formattedCitation":"[9]","plainCitation":"[9]","noteIndex":0},"citationItems":[{"id":5,"uris":["http://zotero.org/users/local/4w07YlgR/items/3FDURUF2"],"itemData":{"id":5,"type":"document","title":"Алексашина, У. А. Кто такие фронтенд - разработчики и почему они так востребованы? / У. А. Алексашина // Студенческая научная весна : Тезисы докладов Всероссийской студенческой конференции, посвященной 175-летию Н.Е. Жуковского, Москва, 01–30 апреля 2022 года. – Москва: Издательский дом \"Научная библиотека\", 2022. – С. 431-434. – EDN BGGGRM."}}],"schema":"https://github.com/citation-style-language/schema/raw/master/csl-citation.json"} </w:instrText>
+        <w:instrText xml:space="preserve"> ADDIN ZOTERO_ITEM CSL_CITATION {"citationID":"Ow9yWAnf","properties":{"unsorted":false,"formattedCitation":"[1]","plainCitation":"[1]","noteIndex":0},"citationItems":[{"id":5,"uris":["http://zotero.org/users/local/4w07YlgR/items/3FDURUF2"],"itemData":{"id":5,"type":"document","title":"Алексашина, У. А. Кто такие фронтенд - разработчики и почему они так востребованы? / У. А. Алексашина // Студенческая научная весна : Тезисы докладов Всероссийской студенческой конференции, посвященной 175-летию Н.Е. Жуковского, Москва, 01–30 апреля 2022 года. – Москва: Издательский дом \"Научная библиотека\", 2022. – С. 431-434. – EDN BGGGRM."}}],"schema":"https://github.com/citation-style-language/schema/raw/master/csl-citation.json"} </w:instrText>
       </w:r>
       <w:r>
         <w:rPr>
@@ -6583,7 +6445,7 @@
         <w:rPr>
           <w:rFonts w:ascii="Times New Roman" w:hAnsi="Times New Roman" w:cs="Times New Roman"/>
         </w:rPr>
-        <w:t>[9]</w:t>
+        <w:t>[1]</w:t>
       </w:r>
       <w:r>
         <w:rPr>
@@ -6776,7 +6638,7 @@
         <w:rPr>
           <w:rFonts w:ascii="Times New Roman" w:hAnsi="Times New Roman" w:cs="Times New Roman"/>
         </w:rPr>
-        <w:instrText xml:space="preserve"> ADDIN ZOTERO_ITEM CSL_CITATION {"citationID":"oaOoKMcm","properties":{"unsorted":false,"formattedCitation":"[68]","plainCitation":"[68]","noteIndex":0},"citationItems":[{"id":60,"uris":["http://zotero.org/users/local/4w07YlgR/items/U9DAYGFJ"],"itemData":{"id":60,"type":"document","title":"Чернов М. Б., Малова Е. Н. ИЗУЧЕНИЕ FRONTEND-РАЗРАБОТКИ–ПЕРВЫЙ ШАГ В СФЕРУ IT //ББК 32.82+ 74.00 Т65. – 2021. – С. 139."}}],"schema":"https://github.com/citation-style-language/schema/raw/master/csl-citation.json"} </w:instrText>
+        <w:instrText xml:space="preserve"> ADDIN ZOTERO_ITEM CSL_CITATION {"citationID":"oaOoKMcm","properties":{"unsorted":false,"formattedCitation":"[60]","plainCitation":"[60]","noteIndex":0},"citationItems":[{"id":60,"uris":["http://zotero.org/users/local/4w07YlgR/items/U9DAYGFJ"],"itemData":{"id":60,"type":"document","title":"Чернов М. Б., Малова Е. Н. ИЗУЧЕНИЕ FRONTEND-РАЗРАБОТКИ–ПЕРВЫЙ ШАГ В СФЕРУ IT //ББК 32.82+ 74.00 Т65. – 2021. – С. 139."}}],"schema":"https://github.com/citation-style-language/schema/raw/master/csl-citation.json"} </w:instrText>
       </w:r>
       <w:r>
         <w:rPr>
@@ -6788,7 +6650,7 @@
         <w:rPr>
           <w:rFonts w:ascii="Times New Roman" w:hAnsi="Times New Roman" w:cs="Times New Roman"/>
         </w:rPr>
-        <w:t>[68]</w:t>
+        <w:t>[60]</w:t>
       </w:r>
       <w:r>
         <w:rPr>
@@ -6858,7 +6720,7 @@
         <w:rPr>
           <w:rFonts w:ascii="Times New Roman" w:hAnsi="Times New Roman" w:cs="Times New Roman"/>
         </w:rPr>
-        <w:instrText xml:space="preserve"> ADDIN ZOTERO_ITEM CSL_CITATION {"citationID":"dgC2H8t5","properties":{"unsorted":false,"formattedCitation":"[30]","plainCitation":"[30]","noteIndex":0},"citationItems":[{"id":25,"uris":["http://zotero.org/users/local/4w07YlgR/items/EQ3KFX52"],"itemData":{"id":25,"type":"document","title":"Злобин Е. А. и др. ОБЗОР ПРЕПРОЦЕССОРОВ ЯЗЫКА КАСКАДНЫХ ТАБЛИЦ СТИЛЕЙ CSS //П27 Перспективные аспекты моделирования систем и процессов: материалы Всероссийской научно-практической конференции, Воронеж, 7 октября 2023 г./отв. ред. ВК Зольников, АИ Заревич; М-во науки и высшего образования РФ, ФГБОУ ВО «ВГЛТУ».–Воронеж, 2023.–563 с.–URL: https://vgltu. ru/nauka/konferencii/2023/vserossijskaya-nauchno-prakticheskaya. – 2023. – С. 56."}}],"schema":"https://github.com/citation-style-language/schema/raw/master/csl-citation.json"} </w:instrText>
+        <w:instrText xml:space="preserve"> ADDIN ZOTERO_ITEM CSL_CITATION {"citationID":"dgC2H8t5","properties":{"unsorted":false,"formattedCitation":"[22]","plainCitation":"[22]","noteIndex":0},"citationItems":[{"id":25,"uris":["http://zotero.org/users/local/4w07YlgR/items/EQ3KFX52"],"itemData":{"id":25,"type":"document","title":"Злобин Е. А. и др. ОБЗОР ПРЕПРОЦЕССОРОВ ЯЗЫКА КАСКАДНЫХ ТАБЛИЦ СТИЛЕЙ CSS //П27 Перспективные аспекты моделирования систем и процессов: материалы Всероссийской научно-практической конференции, Воронеж, 7 октября 2023 г./отв. ред. ВК Зольников, АИ Заревич; М-во науки и высшего образования РФ, ФГБОУ ВО «ВГЛТУ».–Воронеж, 2023.–563 с.–URL: https://vgltu. ru/nauka/konferencii/2023/vserossijskaya-nauchno-prakticheskaya. – 2023. – С. 56."}}],"schema":"https://github.com/citation-style-language/schema/raw/master/csl-citation.json"} </w:instrText>
       </w:r>
       <w:r>
         <w:rPr>
@@ -6870,7 +6732,7 @@
         <w:rPr>
           <w:rFonts w:ascii="Times New Roman" w:hAnsi="Times New Roman" w:cs="Times New Roman"/>
         </w:rPr>
-        <w:t>[30]</w:t>
+        <w:t>[22]</w:t>
       </w:r>
       <w:r>
         <w:rPr>
@@ -6948,7 +6810,7 @@
           <w:highlight w:val="yellow"/>
           <w:lang w:eastAsia="ru-RU"/>
         </w:rPr>
-        <w:instrText xml:space="preserve"> ADDIN ZOTERO_ITEM CSL_CITATION {"citationID":"oTZcf5p6","properties":{"unsorted":false,"formattedCitation":"[59]","plainCitation":"[59]","noteIndex":0},"citationItems":[{"id":52,"uris":["http://zotero.org/users/local/4w07YlgR/items/C2TGTB8D"],"itemData":{"id":52,"type":"document","title":"Сабырова М. Е. ПРЕИМУЩЕСТВА JAVASCRIPT //ВЕСТНИК ЖЕТЫСУСКОГО УНИВЕРСИТЕТА ИМЕНИ И. ЖАНСУГУРОВА. – 2023. – №. 4 (109). – С. 145-149."}}],"schema":"https://github.com/citation-style-language/schema/raw/master/csl-citation.json"} </w:instrText>
+        <w:instrText xml:space="preserve"> ADDIN ZOTERO_ITEM CSL_CITATION {"citationID":"oTZcf5p6","properties":{"unsorted":false,"formattedCitation":"[51]","plainCitation":"[51]","noteIndex":0},"citationItems":[{"id":52,"uris":["http://zotero.org/users/local/4w07YlgR/items/C2TGTB8D"],"itemData":{"id":52,"type":"document","title":"Сабырова М. Е. ПРЕИМУЩЕСТВА JAVASCRIPT //ВЕСТНИК ЖЕТЫСУСКОГО УНИВЕРСИТЕТА ИМЕНИ И. ЖАНСУГУРОВА. – 2023. – №. 4 (109). – С. 145-149."}}],"schema":"https://github.com/citation-style-language/schema/raw/master/csl-citation.json"} </w:instrText>
       </w:r>
       <w:r>
         <w:rPr>
@@ -6965,7 +6827,7 @@
           <w:rFonts w:ascii="Times New Roman" w:hAnsi="Times New Roman" w:cs="Times New Roman"/>
           <w:sz w:val="24"/>
         </w:rPr>
-        <w:t>[59]</w:t>
+        <w:t>[51]</w:t>
       </w:r>
       <w:r>
         <w:rPr>
@@ -7300,7 +7162,7 @@
           <w:rFonts w:ascii="Arial" w:hAnsi="Arial" w:cs="Arial"/>
           <w:color w:val="232627"/>
         </w:rPr>
-        <w:instrText xml:space="preserve"> ADDIN ZOTERO_ITEM CSL_CITATION {"citationID":"CxUepjfI","properties":{"unsorted":false,"formattedCitation":"[44]","plainCitation":"[44]","noteIndex":0},"citationItems":[{"id":38,"uris":["http://zotero.org/users/local/4w07YlgR/items/QGZPJW4D"],"itemData":{"id":38,"type":"document","title":"Межсайтовый скриптинг (XSS) // Kaspersky Encyclopedia : [сайт]. – URL: https://encyclopedia.kaspersky.ru/glossary/cross-site-scripting-xss/ (дата обращения: 12.11.2025). – Текст : электронный."}}],"schema":"https://github.com/citation-style-language/schema/raw/master/csl-citation.json"} </w:instrText>
+        <w:instrText xml:space="preserve"> ADDIN ZOTERO_ITEM CSL_CITATION {"citationID":"CxUepjfI","properties":{"unsorted":false,"formattedCitation":"[36]","plainCitation":"[36]","noteIndex":0},"citationItems":[{"id":38,"uris":["http://zotero.org/users/local/4w07YlgR/items/QGZPJW4D"],"itemData":{"id":38,"type":"document","title":"Межсайтовый скриптинг (XSS) // Kaspersky Encyclopedia : [сайт]. – URL: https://encyclopedia.kaspersky.ru/glossary/cross-site-scripting-xss/ (дата обращения: 12.11.2025). – Текст : электронный."}}],"schema":"https://github.com/citation-style-language/schema/raw/master/csl-citation.json"} </w:instrText>
       </w:r>
       <w:r>
         <w:rPr>
@@ -7313,7 +7175,7 @@
         <w:rPr>
           <w:rFonts w:ascii="Arial" w:hAnsi="Arial" w:cs="Arial"/>
         </w:rPr>
-        <w:t>[44]</w:t>
+        <w:t>[36]</w:t>
       </w:r>
       <w:r>
         <w:rPr>
@@ -7387,7 +7249,7 @@
           <w:szCs w:val="24"/>
           <w:lang w:eastAsia="ru-RU"/>
         </w:rPr>
-        <w:instrText xml:space="preserve"> ADDIN ZOTERO_ITEM CSL_CITATION {"citationID":"XYljzLOe","properties":{"unsorted":false,"formattedCitation":"[46]","plainCitation":"[46]","noteIndex":0},"citationItems":[{"id":40,"uris":["http://zotero.org/users/local/4w07YlgR/items/52ZSF9LD"],"itemData":{"id":40,"type":"document","title":"Навроцкая А. В. Информационная безопасность. Мошенничество. – 2024."}}],"schema":"https://github.com/citation-style-language/schema/raw/master/csl-citation.json"} </w:instrText>
+        <w:instrText xml:space="preserve"> ADDIN ZOTERO_ITEM CSL_CITATION {"citationID":"XYljzLOe","properties":{"unsorted":false,"formattedCitation":"[38]","plainCitation":"[38]","noteIndex":0},"citationItems":[{"id":40,"uris":["http://zotero.org/users/local/4w07YlgR/items/52ZSF9LD"],"itemData":{"id":40,"type":"document","title":"Навроцкая А. В. Информационная безопасность. Мошенничество. – 2024."}}],"schema":"https://github.com/citation-style-language/schema/raw/master/csl-citation.json"} </w:instrText>
       </w:r>
       <w:r>
         <w:rPr>
@@ -7403,7 +7265,7 @@
           <w:rFonts w:ascii="Times New Roman" w:hAnsi="Times New Roman" w:cs="Times New Roman"/>
           <w:sz w:val="24"/>
         </w:rPr>
-        <w:t>[46]</w:t>
+        <w:t>[38]</w:t>
       </w:r>
       <w:r>
         <w:rPr>
@@ -7546,7 +7408,7 @@
           <w:sz w:val="28"/>
           <w:szCs w:val="28"/>
         </w:rPr>
-        <w:instrText xml:space="preserve"> ADDIN ZOTERO_ITEM CSL_CITATION {"citationID":"ELRU8HOn","properties":{"unsorted":false,"formattedCitation":"[67]","plainCitation":"[67]","noteIndex":0},"citationItems":[{"id":59,"uris":["http://zotero.org/users/local/4w07YlgR/items/E89R9SAQ"],"itemData":{"id":59,"type":"document","title":"Трофимов Н. Н., Сергеев О. Л. Научный руководитель: Жуков АД //МЕЖДУНАРОДНЫЙ НАУЧНЫЙ ЖУРНАЛ ИННОВАЦИОННАЯ НАУКА. – С. 58."}}],"schema":"https://github.com/citation-style-language/schema/raw/master/csl-citation.json"} </w:instrText>
+        <w:instrText xml:space="preserve"> ADDIN ZOTERO_ITEM CSL_CITATION {"citationID":"ELRU8HOn","properties":{"unsorted":false,"formattedCitation":"[59]","plainCitation":"[59]","noteIndex":0},"citationItems":[{"id":59,"uris":["http://zotero.org/users/local/4w07YlgR/items/E89R9SAQ"],"itemData":{"id":59,"type":"document","title":"Трофимов Н. Н., Сергеев О. Л. Научный руководитель: Жуков АД //МЕЖДУНАРОДНЫЙ НАУЧНЫЙ ЖУРНАЛ ИННОВАЦИОННАЯ НАУКА. – С. 58."}}],"schema":"https://github.com/citation-style-language/schema/raw/master/csl-citation.json"} </w:instrText>
       </w:r>
       <w:r>
         <w:rPr>
@@ -7561,7 +7423,7 @@
           <w:rFonts w:ascii="Times New Roman" w:hAnsi="Times New Roman" w:cs="Times New Roman"/>
           <w:sz w:val="28"/>
         </w:rPr>
-        <w:t>[67]</w:t>
+        <w:t>[59]</w:t>
       </w:r>
       <w:r>
         <w:rPr>
@@ -7666,7 +7528,7 @@
           <w:szCs w:val="23"/>
           <w:shd w:val="clear" w:color="auto" w:fill="FFFFFF"/>
         </w:rPr>
-        <w:instrText xml:space="preserve"> ADDIN ZOTERO_ITEM CSL_CITATION {"citationID":"3KqbPbRu","properties":{"unsorted":false,"formattedCitation":"[57]","plainCitation":"[57]","noteIndex":0},"citationItems":[{"id":50,"uris":["http://zotero.org/users/local/4w07YlgR/items/NP9IFXMQ"],"itemData":{"id":50,"type":"document","title":"Раджабов А. Р. ТИПЫ БАЗ ДАННЫХ //Introduction of new innovative technologies in education of pedagogy and psychology. – 2024. – Т. 1. – №. 3. – С. 204-210."}}],"schema":"https://github.com/citation-style-language/schema/raw/master/csl-citation.json"} </w:instrText>
+        <w:instrText xml:space="preserve"> ADDIN ZOTERO_ITEM CSL_CITATION {"citationID":"3KqbPbRu","properties":{"unsorted":false,"formattedCitation":"[49]","plainCitation":"[49]","noteIndex":0},"citationItems":[{"id":50,"uris":["http://zotero.org/users/local/4w07YlgR/items/NP9IFXMQ"],"itemData":{"id":50,"type":"document","title":"Раджабов А. Р. ТИПЫ БАЗ ДАННЫХ //Introduction of new innovative technologies in education of pedagogy and psychology. – 2024. – Т. 1. – №. 3. – С. 204-210."}}],"schema":"https://github.com/citation-style-language/schema/raw/master/csl-citation.json"} </w:instrText>
       </w:r>
       <w:r>
         <w:rPr>
@@ -7682,7 +7544,7 @@
           <w:rFonts w:ascii="Arial" w:hAnsi="Arial" w:cs="Arial"/>
           <w:sz w:val="23"/>
         </w:rPr>
-        <w:t>[57]</w:t>
+        <w:t>[49]</w:t>
       </w:r>
       <w:r>
         <w:rPr>
@@ -7923,7 +7785,7 @@
         <w:fldChar w:fldCharType="begin"/>
       </w:r>
       <w:r>
-        <w:instrText xml:space="preserve"> ADDIN ZOTERO_ITEM CSL_CITATION {"citationID":"kLaYV2Ip","properties":{"unsorted":false,"formattedCitation":"[61]","plainCitation":"[61]","noteIndex":0},"citationItems":[{"id":54,"uris":["http://zotero.org/users/local/4w07YlgR/items/GUZ2L4BD"],"itemData":{"id":54,"type":"document","title":"Садовая Е. Н. СОВРЕМЕННЫЕ ВЫЗОВЫ И УГРОЗЫ ИНФОРМАЦИОННОЙ БЕЗОПАСНОСТИ REST API И СПОСОБЫ ИХ ПРЕДОТВРАЩЕНИЯ // Молодой исследователь Дона. 2023. №3 (42). URL: https://cyberleninka.ru/article/n/sovremennye-vyzovy-i-ugrozy-informatsionnoy-bezopasnosti-rest-api-i-sposoby-ih-predotvrascheniya (дата обращения: 09.12.2025)."}}],"schema":"https://github.com/citation-style-language/schema/raw/master/csl-citation.json"} </w:instrText>
+        <w:instrText xml:space="preserve"> ADDIN ZOTERO_ITEM CSL_CITATION {"citationID":"kLaYV2Ip","properties":{"unsorted":false,"formattedCitation":"[53]","plainCitation":"[53]","noteIndex":0},"citationItems":[{"id":54,"uris":["http://zotero.org/users/local/4w07YlgR/items/GUZ2L4BD"],"itemData":{"id":54,"type":"document","title":"Садовая Е. Н. СОВРЕМЕННЫЕ ВЫЗОВЫ И УГРОЗЫ ИНФОРМАЦИОННОЙ БЕЗОПАСНОСТИ REST API И СПОСОБЫ ИХ ПРЕДОТВРАЩЕНИЯ // Молодой исследователь Дона. 2023. №3 (42). URL: https://cyberleninka.ru/article/n/sovremennye-vyzovy-i-ugrozy-informatsionnoy-bezopasnosti-rest-api-i-sposoby-ih-predotvrascheniya (дата обращения: 09.12.2025)."}}],"schema":"https://github.com/citation-style-language/schema/raw/master/csl-citation.json"} </w:instrText>
       </w:r>
       <w:r>
         <w:fldChar w:fldCharType="separate"/>
@@ -7932,7 +7794,7 @@
         <w:rPr>
           <w:rFonts w:ascii="Calibri" w:hAnsi="Calibri" w:cs="Calibri"/>
         </w:rPr>
-        <w:t>[61]</w:t>
+        <w:t>[53]</w:t>
       </w:r>
       <w:r>
         <w:fldChar w:fldCharType="end"/>
@@ -8040,32 +7902,25 @@
         <w:rPr>
           <w:lang w:val="en-US"/>
         </w:rPr>
-        <w:fldChar w:fldCharType="begin"/>
-      </w:r>
-      <w:r>
-        <w:rPr>
-          <w:lang w:val="en-US"/>
-        </w:rPr>
-        <w:instrText xml:space="preserve"> ADDIN ZOTERO_ITEM CSL_CITATION {"citationID":"HeF2gjyY","properties":{"unsorted":false,"formattedCitation":"[3]","plainCitation":"[3]","noteIndex":0},"citationItems":[{"id":67,"uris":["http://zotero.org/users/local/4w07YlgR/items/RZIL4CZU"],"itemData":{"id":67,"type":"document","title":"Hossain M. M. et al. Broken authentication and its significance in protecting online applications: An overview paper //International Conference on Cyber Intelligence and Information Retrieval. – Singapore : Springer Nature Singapore, 2023. – С. 57-65."}}],"schema":"https://github.com/citation-style-language/schema/raw/master/csl-citation.json"} </w:instrText>
-      </w:r>
-      <w:r>
-        <w:rPr>
-          <w:lang w:val="en-US"/>
-        </w:rPr>
-        <w:fldChar w:fldCharType="separate"/>
-      </w:r>
-      <w:r>
-        <w:rPr>
-          <w:rFonts w:ascii="Calibri" w:hAnsi="Calibri" w:cs="Calibri"/>
-          <w:lang w:val="en-US"/>
-        </w:rPr>
-        <w:t>[3]</w:t>
-      </w:r>
-      <w:r>
-        <w:rPr>
-          <w:lang w:val="en-US"/>
-        </w:rPr>
-        <w:fldChar w:fldCharType="end"/>
+        <w:t xml:space="preserve"> </w:t>
+      </w:r>
+      <w:r>
+        <w:rPr>
+          <w:lang w:val="en-US"/>
+        </w:rPr>
+        <w:t>[</w:t>
+      </w:r>
+      <w:r>
+        <w:rPr>
+          <w:lang w:val="en-US"/>
+        </w:rPr>
+        <w:t>68</w:t>
+      </w:r>
+      <w:r>
+        <w:rPr>
+          <w:lang w:val="en-US"/>
+        </w:rPr>
+        <w:t>]</w:t>
       </w:r>
       <w:r>
         <w:rPr>
@@ -8124,32 +7979,25 @@
         <w:rPr>
           <w:lang w:val="en-US"/>
         </w:rPr>
-        <w:fldChar w:fldCharType="begin"/>
-      </w:r>
-      <w:r>
-        <w:rPr>
-          <w:lang w:val="en-US"/>
-        </w:rPr>
-        <w:instrText xml:space="preserve"> ADDIN ZOTERO_ITEM CSL_CITATION {"citationID":"NdByxJws","properties":{"unsorted":false,"formattedCitation":"[2]","plainCitation":"[2]","noteIndex":0},"citationItems":[{"id":66,"uris":["http://zotero.org/users/local/4w07YlgR/items/RSE7KDU6"],"itemData":{"id":66,"type":"document","title":"EL Ghachi E. T., Raouyane B. Web application security: A review of broken access control in web applications //The International Conference of Advanced Computing and Informatics. – Cham : Springer Nature Switzerland, 2024. – С. 25-34."}}],"schema":"https://github.com/citation-style-language/schema/raw/master/csl-citation.json"} </w:instrText>
-      </w:r>
-      <w:r>
-        <w:rPr>
-          <w:lang w:val="en-US"/>
-        </w:rPr>
-        <w:fldChar w:fldCharType="separate"/>
-      </w:r>
-      <w:r>
-        <w:rPr>
-          <w:rFonts w:ascii="Calibri" w:hAnsi="Calibri" w:cs="Calibri"/>
-          <w:lang w:val="en-US"/>
-        </w:rPr>
-        <w:t>[2]</w:t>
-      </w:r>
-      <w:r>
-        <w:rPr>
-          <w:lang w:val="en-US"/>
-        </w:rPr>
-        <w:fldChar w:fldCharType="end"/>
+        <w:t xml:space="preserve"> </w:t>
+      </w:r>
+      <w:r>
+        <w:rPr>
+          <w:lang w:val="en-US"/>
+        </w:rPr>
+        <w:t>[</w:t>
+      </w:r>
+      <w:r>
+        <w:rPr>
+          <w:lang w:val="en-US"/>
+        </w:rPr>
+        <w:t>67</w:t>
+      </w:r>
+      <w:r>
+        <w:rPr>
+          <w:lang w:val="en-US"/>
+        </w:rPr>
+        <w:t>]</w:t>
       </w:r>
       <w:r>
         <w:rPr>
@@ -8212,7 +8060,7 @@
           <w:rFonts w:ascii="SBSansText" w:hAnsi="SBSansText"/>
           <w:spacing w:val="-5"/>
         </w:rPr>
-        <w:instrText xml:space="preserve"> ADDIN ZOTERO_ITEM CSL_CITATION {"citationID":"mPJUZFQR","properties":{"unsorted":false,"formattedCitation":"[13]","plainCitation":"[13]","noteIndex":0},"citationItems":[{"id":9,"uris":["http://zotero.org/users/local/4w07YlgR/items/SHXJLR7N"],"itemData":{"id":9,"type":"document","title":"</w:instrText>
+        <w:instrText xml:space="preserve"> ADDIN ZOTERO_ITEM CSL_CITATION {"citationID":"mPJUZFQR","properties":{"unsorted":false,"formattedCitation":"[5]","plainCitation":"[5]","noteIndex":0},"citationItems":[{"id":9,"uris":["http://zotero.org/users/local/4w07YlgR/items/SHXJLR7N"],"itemData":{"id":9,"type":"document","title":"</w:instrText>
       </w:r>
       <w:r>
         <w:rPr>
@@ -8407,7 +8255,7 @@
         <w:rPr>
           <w:rFonts w:ascii="SBSansText" w:hAnsi="SBSansText"/>
         </w:rPr>
-        <w:t>[13]</w:t>
+        <w:t>[5]</w:t>
       </w:r>
       <w:r>
         <w:rPr>
@@ -8709,7 +8557,7 @@
           <w:rFonts w:ascii="Helvetica" w:eastAsia="Times New Roman" w:hAnsi="Helvetica" w:cs="Helvetica"/>
           <w:lang w:eastAsia="ru-RU"/>
         </w:rPr>
-        <w:instrText xml:space="preserve"> ADDIN ZOTERO_ITEM CSL_CITATION {"citationID":"gx1f2uWK","properties":{"unsorted":false,"formattedCitation":"[65]","plainCitation":"[65]","noteIndex":0},"citationItems":[{"id":58,"uris":["http://zotero.org/users/local/4w07YlgR/items/2TVFNTBZ"],"itemData":{"id":58,"type":"document","title":"Сушков, А. База данных: что такое БД, их типы, свойства, структура / А. Сушков // Яндекс Практикум : блог : [сайт]. – 2025. – 18 нояб. – URL: https://practicum.yandex.ru/blog/chto-takoe-bazy-dannyh/#svoystva-bd (дата обращения: 20.11.2025). – Текст : электронный."}}],"schema":"https://github.com/citation-style-language/schema/raw/master/csl-citation.json"} </w:instrText>
+        <w:instrText xml:space="preserve"> ADDIN ZOTERO_ITEM CSL_CITATION {"citationID":"gx1f2uWK","properties":{"unsorted":false,"formattedCitation":"[57]","plainCitation":"[57]","noteIndex":0},"citationItems":[{"id":58,"uris":["http://zotero.org/users/local/4w07YlgR/items/2TVFNTBZ"],"itemData":{"id":58,"type":"document","title":"Сушков, А. База данных: что такое БД, их типы, свойства, структура / А. Сушков // Яндекс Практикум : блог : [сайт]. – 2025. – 18 нояб. – URL: https://practicum.yandex.ru/blog/chto-takoe-bazy-dannyh/#svoystva-bd (дата обращения: 20.11.2025). – Текст : электронный."}}],"schema":"https://github.com/citation-style-language/schema/raw/master/csl-citation.json"} </w:instrText>
       </w:r>
       <w:r>
         <w:rPr>
@@ -8722,7 +8570,7 @@
         <w:rPr>
           <w:rFonts w:ascii="Helvetica" w:hAnsi="Helvetica" w:cs="Helvetica"/>
         </w:rPr>
-        <w:t>[65]</w:t>
+        <w:t>[57]</w:t>
       </w:r>
       <w:r>
         <w:rPr>
@@ -8871,7 +8719,7 @@
           <w:szCs w:val="21"/>
           <w:lang w:eastAsia="ru-RU"/>
         </w:rPr>
-        <w:instrText xml:space="preserve"> ADDIN ZOTERO_ITEM CSL_CITATION {"citationID":"qLtwUHbV","properties":{"unsorted":false,"formattedCitation":"[70]","plainCitation":"[70]","noteIndex":0},"citationItems":[{"id":62,"uris":["http://zotero.org/users/local/4w07YlgR/items/N5US9EPT"],"itemData":{"id":62,"type":"document","title":"Что такое база данных? – Объяснение баз данных — AWS // Amazon Web Services : [сайт]. – URL: https://aws.amazon.com/ru/what-is/database/ (дата обращения: 13.02.2026). – Текст : электронный."}}],"schema":"https://github.com/citation-style-language/schema/raw/master/csl-citation.json"} </w:instrText>
+        <w:instrText xml:space="preserve"> ADDIN ZOTERO_ITEM CSL_CITATION {"citationID":"qLtwUHbV","properties":{"unsorted":false,"formattedCitation":"[62]","plainCitation":"[62]","noteIndex":0},"citationItems":[{"id":62,"uris":["http://zotero.org/users/local/4w07YlgR/items/N5US9EPT"],"itemData":{"id":62,"type":"document","title":"Что такое база данных? – Объяснение баз данных — AWS // Amazon Web Services : [сайт]. – URL: https://aws.amazon.com/ru/what-is/database/ (дата обращения: 13.02.2026). – Текст : электронный."}}],"schema":"https://github.com/citation-style-language/schema/raw/master/csl-citation.json"} </w:instrText>
       </w:r>
       <w:r>
         <w:rPr>
@@ -8887,7 +8735,7 @@
           <w:rFonts w:ascii="Helvetica" w:hAnsi="Helvetica" w:cs="Helvetica"/>
           <w:sz w:val="21"/>
         </w:rPr>
-        <w:t>[70]</w:t>
+        <w:t>[62]</w:t>
       </w:r>
       <w:r>
         <w:rPr>
@@ -9056,7 +8904,7 @@
         <w:fldChar w:fldCharType="begin"/>
       </w:r>
       <w:r>
-        <w:instrText xml:space="preserve"> ADDIN ZOTERO_ITEM CSL_CITATION {"citationID":"7ayVMiz6","properties":{"unsorted":false,"formattedCitation":"[15]","plainCitation":"[15]","noteIndex":0},"citationItems":[{"id":11,"uris":["http://zotero.org/users/local/4w07YlgR/items/R9RYKZE4"],"itemData":{"id":11,"type":"document","title":"Баранова Е. М. и др. Современные тенденции защиты баз данных веб-приложений от SQL инъекций //Известия Тульского государственного университета. Технические науки. – 2023. – №. 12. – С. 492-494."}}],"schema":"https://github.com/citation-style-language/schema/raw/master/csl-citation.json"} </w:instrText>
+        <w:instrText xml:space="preserve"> ADDIN ZOTERO_ITEM CSL_CITATION {"citationID":"7ayVMiz6","properties":{"unsorted":false,"formattedCitation":"[7]","plainCitation":"[7]","noteIndex":0},"citationItems":[{"id":11,"uris":["http://zotero.org/users/local/4w07YlgR/items/R9RYKZE4"],"itemData":{"id":11,"type":"document","title":"Баранова Е. М. и др. Современные тенденции защиты баз данных веб-приложений от SQL инъекций //Известия Тульского государственного университета. Технические науки. – 2023. – №. 12. – С. 492-494."}}],"schema":"https://github.com/citation-style-language/schema/raw/master/csl-citation.json"} </w:instrText>
       </w:r>
       <w:r>
         <w:fldChar w:fldCharType="separate"/>
@@ -9065,7 +8913,7 @@
         <w:rPr>
           <w:rFonts w:ascii="Calibri" w:hAnsi="Calibri" w:cs="Calibri"/>
         </w:rPr>
-        <w:t>[15]</w:t>
+        <w:t>[7]</w:t>
       </w:r>
       <w:r>
         <w:fldChar w:fldCharType="end"/>
@@ -9189,7 +9037,7 @@
           <w:rFonts w:ascii="SBSansText" w:hAnsi="SBSansText"/>
           <w:spacing w:val="-5"/>
         </w:rPr>
-        <w:instrText xml:space="preserve"> ADDIN ZOTERO_ITEM CSL_CITATION {"citationID":"AuihSlmv","properties":{"unsorted":false,"formattedCitation":"[51]","plainCitation":"[51]","noteIndex":0},"citationItems":[{"id":44,"uris":["http://zotero.org/users/local/4w07YlgR/items/P7YEM4WP"],"itemData":{"id":44,"type":"document","title":"</w:instrText>
+        <w:instrText xml:space="preserve"> ADDIN ZOTERO_ITEM CSL_CITATION {"citationID":"AuihSlmv","properties":{"unsorted":false,"formattedCitation":"[43]","plainCitation":"[43]","noteIndex":0},"citationItems":[{"id":44,"uris":["http://zotero.org/users/local/4w07YlgR/items/P7YEM4WP"],"itemData":{"id":44,"type":"document","title":"</w:instrText>
       </w:r>
       <w:r>
         <w:rPr>
@@ -9384,7 +9232,7 @@
         <w:rPr>
           <w:rFonts w:ascii="SBSansText" w:hAnsi="SBSansText"/>
         </w:rPr>
-        <w:t>[51]</w:t>
+        <w:t>[43]</w:t>
       </w:r>
       <w:r>
         <w:rPr>
@@ -9461,7 +9309,7 @@
           <w:sz w:val="24"/>
           <w:szCs w:val="24"/>
         </w:rPr>
-        <w:instrText xml:space="preserve"> ADDIN ZOTERO_ITEM CSL_CITATION {"citationID":"rh7DCl3o","properties":{"unsorted":false,"formattedCitation":"[64]","plainCitation":"[64]","noteIndex":0},"citationItems":[{"id":57,"uris":["http://zotero.org/users/local/4w07YlgR/items/RT7DW25L"],"itemData":{"id":57,"type":"document","title":"Стрельцов, А. Для чего нужен веб-сервер и как его настроить / А. Стрельцов // Яндекс Практикум : блог : [сайт]. – 2024. – 25 июня. – URL: https://practicum.yandex.ru/blog/chto-takoe-veb-server-i-kak-rabotaet/ (дата обращения: 13.04.2026). – Текст : электронный."}}],"schema":"https://github.com/citation-style-language/schema/raw/master/csl-citation.json"} </w:instrText>
+        <w:instrText xml:space="preserve"> ADDIN ZOTERO_ITEM CSL_CITATION {"citationID":"rh7DCl3o","properties":{"unsorted":false,"formattedCitation":"[56]","plainCitation":"[56]","noteIndex":0},"citationItems":[{"id":57,"uris":["http://zotero.org/users/local/4w07YlgR/items/RT7DW25L"],"itemData":{"id":57,"type":"document","title":"Стрельцов, А. Для чего нужен веб-сервер и как его настроить / А. Стрельцов // Яндекс Практикум : блог : [сайт]. – 2024. – 25 июня. – URL: https://practicum.yandex.ru/blog/chto-takoe-veb-server-i-kak-rabotaet/ (дата обращения: 13.04.2026). – Текст : электронный."}}],"schema":"https://github.com/citation-style-language/schema/raw/master/csl-citation.json"} </w:instrText>
       </w:r>
       <w:r>
         <w:rPr>
@@ -9477,7 +9325,7 @@
           <w:rFonts w:ascii="Helvetica" w:hAnsi="Helvetica" w:cs="Helvetica"/>
           <w:sz w:val="24"/>
         </w:rPr>
-        <w:t>[64]</w:t>
+        <w:t>[56]</w:t>
       </w:r>
       <w:r>
         <w:rPr>
@@ -9556,7 +9404,7 @@
           <w:highlight w:val="yellow"/>
           <w:lang w:eastAsia="ru-RU"/>
         </w:rPr>
-        <w:instrText xml:space="preserve"> ADDIN ZOTERO_ITEM CSL_CITATION {"citationID":"kKNsQpZs","properties":{"unsorted":false,"formattedCitation":"[73]","plainCitation":"[73]","noteIndex":0},"citationItems":[{"id":65,"uris":["http://zotero.org/users/local/4w07YlgR/items/4R89G7FU"],"itemData":{"id":65,"type":"document","title":"Эрдынеев М. Ц., Гвоздев А. В. Nginx-веб-сервер для высоконагруженных проектов //Аллея науки. – 2017. – Т. 1. – №. 10. – С. 763-769."}}],"schema":"https://github.com/citation-style-language/schema/raw/master/csl-citation.json"} </w:instrText>
+        <w:instrText xml:space="preserve"> ADDIN ZOTERO_ITEM CSL_CITATION {"citationID":"kKNsQpZs","properties":{"unsorted":false,"formattedCitation":"[65]","plainCitation":"[65]","noteIndex":0},"citationItems":[{"id":65,"uris":["http://zotero.org/users/local/4w07YlgR/items/4R89G7FU"],"itemData":{"id":65,"type":"document","title":"Эрдынеев М. Ц., Гвоздев А. В. Nginx-веб-сервер для высоконагруженных проектов //Аллея науки. – 2017. – Т. 1. – №. 10. – С. 763-769."}}],"schema":"https://github.com/citation-style-language/schema/raw/master/csl-citation.json"} </w:instrText>
       </w:r>
       <w:r>
         <w:rPr>
@@ -9573,7 +9421,7 @@
           <w:rFonts w:ascii="Times New Roman" w:hAnsi="Times New Roman" w:cs="Times New Roman"/>
           <w:sz w:val="24"/>
         </w:rPr>
-        <w:t>[73]</w:t>
+        <w:t>[65]</w:t>
       </w:r>
       <w:r>
         <w:rPr>
@@ -9979,7 +9827,7 @@
         <w:fldChar w:fldCharType="begin"/>
       </w:r>
       <w:r>
-        <w:instrText xml:space="preserve"> ADDIN ZOTERO_ITEM CSL_CITATION {"citationID":"xPUGC8VI","properties":{"unsorted":false,"formattedCitation":"[32]","plainCitation":"[32]","noteIndex":0},"citationItems":[{"id":26,"uris":["http://zotero.org/users/local/4w07YlgR/items/HAM4MIUK"],"itemData":{"id":26,"type":"document","title":"И. Д. Торжевский, А. П. Барковская, А. Г. Зотин ВЫБОР АРХИТЕКТУРЫ ДЛЯ РАЗРАБОТКИ ВЕБ-ПРИЛОЖЕНИЯ ИНТЕРНЕТА-МАГАЗИНА // Актуальные проблемы авиации и космонавтики. 2022. №. URL: https://cyberleninka.ru/article/n/vybor-arhitektury-dlya-razrabotki-veb-prilozheniya-interneta-magazina (дата обращения: 09.12.2025)."}}],"schema":"https://github.com/citation-style-language/schema/raw/master/csl-citation.json"} </w:instrText>
+        <w:instrText xml:space="preserve"> ADDIN ZOTERO_ITEM CSL_CITATION {"citationID":"xPUGC8VI","properties":{"unsorted":false,"formattedCitation":"[24]","plainCitation":"[24]","noteIndex":0},"citationItems":[{"id":26,"uris":["http://zotero.org/users/local/4w07YlgR/items/HAM4MIUK"],"itemData":{"id":26,"type":"document","title":"И. Д. Торжевский, А. П. Барковская, А. Г. Зотин ВЫБОР АРХИТЕКТУРЫ ДЛЯ РАЗРАБОТКИ ВЕБ-ПРИЛОЖЕНИЯ ИНТЕРНЕТА-МАГАЗИНА // Актуальные проблемы авиации и космонавтики. 2022. №. URL: https://cyberleninka.ru/article/n/vybor-arhitektury-dlya-razrabotki-veb-prilozheniya-interneta-magazina (дата обращения: 09.12.2025)."}}],"schema":"https://github.com/citation-style-language/schema/raw/master/csl-citation.json"} </w:instrText>
       </w:r>
       <w:r>
         <w:fldChar w:fldCharType="separate"/>
@@ -9988,7 +9836,7 @@
         <w:rPr>
           <w:rFonts w:ascii="Calibri" w:hAnsi="Calibri" w:cs="Calibri"/>
         </w:rPr>
-        <w:t>[32]</w:t>
+        <w:t>[24]</w:t>
       </w:r>
       <w:r>
         <w:fldChar w:fldCharType="end"/>
@@ -10106,7 +9954,7 @@
           <w:szCs w:val="24"/>
           <w:lang w:eastAsia="ru-RU"/>
         </w:rPr>
-        <w:instrText xml:space="preserve"> ADDIN ZOTERO_ITEM CSL_CITATION {"citationID":"jh5pZPbo","properties":{"unsorted":false,"formattedCitation":"[12]","plainCitation":"[12]","noteIndex":0},"citationItems":[{"id":8,"uris":["http://zotero.org/users/local/4w07YlgR/items/3YNGLZST"],"itemData":{"id":8,"type":"document","title":"Атака обхода каталога (directory traversal attack) // SecurityLab : Глоссарий : [сайт]. – URL: https://www.securitylab.ru/glossary/ataka_obkhoda_kataloga_directory_traversal_attack/ (дата обращения: 10.10.2025). – Текст : электронный."}}],"schema":"https://github.com/citation-style-language/schema/raw/master/csl-citation.json"} </w:instrText>
+        <w:instrText xml:space="preserve"> ADDIN ZOTERO_ITEM CSL_CITATION {"citationID":"jh5pZPbo","properties":{"unsorted":false,"formattedCitation":"[4]","plainCitation":"[4]","noteIndex":0},"citationItems":[{"id":8,"uris":["http://zotero.org/users/local/4w07YlgR/items/3YNGLZST"],"itemData":{"id":8,"type":"document","title":"Атака обхода каталога (directory traversal attack) // SecurityLab : Глоссарий : [сайт]. – URL: https://www.securitylab.ru/glossary/ataka_obkhoda_kataloga_directory_traversal_attack/ (дата обращения: 10.10.2025). – Текст : электронный."}}],"schema":"https://github.com/citation-style-language/schema/raw/master/csl-citation.json"} </w:instrText>
       </w:r>
       <w:r>
         <w:rPr>
@@ -10122,7 +9970,7 @@
           <w:rFonts w:ascii="Helvetica" w:hAnsi="Helvetica" w:cs="Helvetica"/>
           <w:sz w:val="24"/>
         </w:rPr>
-        <w:t>[12]</w:t>
+        <w:t>[4]</w:t>
       </w:r>
       <w:r>
         <w:rPr>
@@ -10217,7 +10065,7 @@
           <w:szCs w:val="24"/>
           <w:lang w:eastAsia="ru-RU"/>
         </w:rPr>
-        <w:instrText xml:space="preserve"> ADDIN ZOTERO_ITEM CSL_CITATION {"citationID":"RpuFPNEg","properties":{"unsorted":false,"formattedCitation":"[23]","plainCitation":"[23]","noteIndex":0},"citationItems":[{"id":18,"uris":["http://zotero.org/users/local/4w07YlgR/items/KL5299XK"],"itemData":{"id":18,"type":"document","title":"Всяких А. Д. Что такое DDOS-атаки: угрозы и эффективные способы их предотвращения //Вестник науки. – 2024. – Т. 2. – №. 11 (80). – С. 1112-1118."}}],"schema":"https://github.com/citation-style-language/schema/raw/master/csl-citation.json"} </w:instrText>
+        <w:instrText xml:space="preserve"> ADDIN ZOTERO_ITEM CSL_CITATION {"citationID":"RpuFPNEg","properties":{"unsorted":false,"formattedCitation":"[15]","plainCitation":"[15]","noteIndex":0},"citationItems":[{"id":18,"uris":["http://zotero.org/users/local/4w07YlgR/items/KL5299XK"],"itemData":{"id":18,"type":"document","title":"Всяких А. Д. Что такое DDOS-атаки: угрозы и эффективные способы их предотвращения //Вестник науки. – 2024. – Т. 2. – №. 11 (80). – С. 1112-1118."}}],"schema":"https://github.com/citation-style-language/schema/raw/master/csl-citation.json"} </w:instrText>
       </w:r>
       <w:r>
         <w:rPr>
@@ -10233,7 +10081,7 @@
           <w:rFonts w:ascii="Times New Roman" w:hAnsi="Times New Roman" w:cs="Times New Roman"/>
           <w:sz w:val="24"/>
         </w:rPr>
-        <w:t>[23]</w:t>
+        <w:t>[15]</w:t>
       </w:r>
       <w:r>
         <w:rPr>
@@ -10455,7 +10303,7 @@
           <w:szCs w:val="24"/>
           <w:lang w:eastAsia="ru-RU"/>
         </w:rPr>
-        <w:instrText xml:space="preserve"> ADDIN ZOTERO_ITEM CSL_CITATION {"citationID":"IWrVILd9","properties":{"unsorted":false,"formattedCitation":"[72]","plainCitation":"[72]","noteIndex":0},"citationItems":[{"id":64,"uris":["http://zotero.org/users/local/4w07YlgR/items/8TXWNEAS"],"itemData":{"id":64,"type":"document","title":"Шахов, А. Э. Архитектурное проектирование веб-приложений / А. Э. Шахов // Актуальные проблемы науки и образования в условиях современных вызовов (шифр –МКАП 24) : Сборник материалов XXIV Международной научно-практической конференции, Москва, 18 октября 2023 года. – Москва: Печатный цех, 2023. – С. 27-29. – EDN CYJORC."}}],"schema":"https://github.com/citation-style-language/schema/raw/master/csl-citation.json"} </w:instrText>
+        <w:instrText xml:space="preserve"> ADDIN ZOTERO_ITEM CSL_CITATION {"citationID":"IWrVILd9","properties":{"unsorted":false,"formattedCitation":"[64]","plainCitation":"[64]","noteIndex":0},"citationItems":[{"id":64,"uris":["http://zotero.org/users/local/4w07YlgR/items/8TXWNEAS"],"itemData":{"id":64,"type":"document","title":"Шахов, А. Э. Архитектурное проектирование веб-приложений / А. Э. Шахов // Актуальные проблемы науки и образования в условиях современных вызовов (шифр –МКАП 24) : Сборник материалов XXIV Международной научно-практической конференции, Москва, 18 октября 2023 года. – Москва: Печатный цех, 2023. – С. 27-29. – EDN CYJORC."}}],"schema":"https://github.com/citation-style-language/schema/raw/master/csl-citation.json"} </w:instrText>
       </w:r>
       <w:r>
         <w:rPr>
@@ -10471,7 +10319,7 @@
           <w:rFonts w:ascii="Helvetica" w:hAnsi="Helvetica" w:cs="Helvetica"/>
           <w:sz w:val="24"/>
         </w:rPr>
-        <w:t>[72]</w:t>
+        <w:t>[64]</w:t>
       </w:r>
       <w:r>
         <w:rPr>
@@ -10802,7 +10650,7 @@
           <w:sz w:val="26"/>
           <w:szCs w:val="26"/>
         </w:rPr>
-        <w:instrText xml:space="preserve"> ADDIN ZOTERO_ITEM CSL_CITATION {"citationID":"1NncDvGC","properties":{"unsorted":false,"formattedCitation":"[26]","plainCitation":"[26]","noteIndex":0},"citationItems":[{"id":21,"uris":["http://zotero.org/users/local/4w07YlgR/items/LLJPK72A"],"itemData":{"id":21,"type":"document","title":"ГОСТ Р 53114-2008. Защита информации. Обеспечение безопасности информации в организации. Основные термины и определения : национальный стандарт Российской Федерации : утвержден и введен в действие Приказом Федерального агентства по техническому регулированию и метрологии от 18 декабря 2008 г. № 468-ст. – Москва : Стандартинформ, 2009. – 24 с. – Текст : непосредственный."}}],"schema":"https://github.com/citation-style-language/schema/raw/master/csl-citation.json"} </w:instrText>
+        <w:instrText xml:space="preserve"> ADDIN ZOTERO_ITEM CSL_CITATION {"citationID":"1NncDvGC","properties":{"unsorted":false,"formattedCitation":"[18]","plainCitation":"[18]","noteIndex":0},"citationItems":[{"id":21,"uris":["http://zotero.org/users/local/4w07YlgR/items/LLJPK72A"],"itemData":{"id":21,"type":"document","title":"ГОСТ Р 53114-2008. Защита информации. Обеспечение безопасности информации в организации. Основные термины и определения : национальный стандарт Российской Федерации : утвержден и введен в действие Приказом Федерального агентства по техническому регулированию и метрологии от 18 декабря 2008 г. № 468-ст. – Москва : Стандартинформ, 2009. – 24 с. – Текст : непосредственный."}}],"schema":"https://github.com/citation-style-language/schema/raw/master/csl-citation.json"} </w:instrText>
       </w:r>
       <w:r>
         <w:rPr>
@@ -10817,7 +10665,7 @@
           <w:rFonts w:ascii="Helvetica" w:hAnsi="Helvetica" w:cs="Helvetica"/>
           <w:sz w:val="26"/>
         </w:rPr>
-        <w:t>[26]</w:t>
+        <w:t>[18]</w:t>
       </w:r>
       <w:r>
         <w:rPr>
@@ -10884,7 +10732,7 @@
           <w:sz w:val="28"/>
           <w:szCs w:val="28"/>
         </w:rPr>
-        <w:instrText xml:space="preserve"> ADDIN ZOTERO_ITEM CSL_CITATION {"citationID":"xpGBPVFV","properties":{"unsorted":false,"formattedCitation":"[43]","plainCitation":"[43]","noteIndex":0},"citationItems":[{"id":37,"uris":["http://zotero.org/users/local/4w07YlgR/items/7WGN63UE"],"itemData":{"id":37,"type":"document","title":"Магеррамов, З. Т. Классификация угроз информационной безопасности / З. Т. Магеррамов, Х. В. Амирасланов, М. С. Алишов // Фундаментальные и прикладные научные исследования: актуальные вопросы, достижения и инновации : сборник статей LVIII Международной научно-практической конференции, Пенза, 27 июля 2022 года. – Пенза: Наука и Просвещение (ИП Гуляев Г.Ю.), 2022. – С. 101-104. – EDN GBAOJM."}}],"schema":"https://github.com/citation-style-language/schema/raw/master/csl-citation.json"} </w:instrText>
+        <w:instrText xml:space="preserve"> ADDIN ZOTERO_ITEM CSL_CITATION {"citationID":"xpGBPVFV","properties":{"unsorted":false,"formattedCitation":"[35]","plainCitation":"[35]","noteIndex":0},"citationItems":[{"id":37,"uris":["http://zotero.org/users/local/4w07YlgR/items/7WGN63UE"],"itemData":{"id":37,"type":"document","title":"Магеррамов, З. Т. Классификация угроз информационной безопасности / З. Т. Магеррамов, Х. В. Амирасланов, М. С. Алишов // Фундаментальные и прикладные научные исследования: актуальные вопросы, достижения и инновации : сборник статей LVIII Международной научно-практической конференции, Пенза, 27 июля 2022 года. – Пенза: Наука и Просвещение (ИП Гуляев Г.Ю.), 2022. – С. 101-104. – EDN GBAOJM."}}],"schema":"https://github.com/citation-style-language/schema/raw/master/csl-citation.json"} </w:instrText>
       </w:r>
       <w:r>
         <w:rPr>
@@ -10901,7 +10749,7 @@
           <w:rFonts w:ascii="Calibri" w:hAnsi="Calibri" w:cs="Calibri"/>
           <w:sz w:val="28"/>
         </w:rPr>
-        <w:t>[43]</w:t>
+        <w:t>[35]</w:t>
       </w:r>
       <w:r>
         <w:rPr>
@@ -11072,7 +10920,7 @@
         <w:fldChar w:fldCharType="begin"/>
       </w:r>
       <w:r>
-        <w:instrText xml:space="preserve"> ADDIN ZOTERO_ITEM CSL_CITATION {"citationID":"dXx3eizi","properties":{"unsorted":false,"formattedCitation":"[14]","plainCitation":"[14]","noteIndex":0},"citationItems":[{"id":10,"uris":["http://zotero.org/users/local/4w07YlgR/items/H6G9NPGW"],"itemData":{"id":10,"type":"document","title":"Банк данных угроз безопасности информации : перечень угроз безопасности информации / ФСТЭК России. – URL: https://bdu.fstec.ru/threat-section/threats (дата обращения: 13.11.2025). – Текст : электронный."}}],"schema":"https://github.com/citation-style-language/schema/raw/master/csl-citation.json"} </w:instrText>
+        <w:instrText xml:space="preserve"> ADDIN ZOTERO_ITEM CSL_CITATION {"citationID":"dXx3eizi","properties":{"unsorted":false,"formattedCitation":"[6]","plainCitation":"[6]","noteIndex":0},"citationItems":[{"id":10,"uris":["http://zotero.org/users/local/4w07YlgR/items/H6G9NPGW"],"itemData":{"id":10,"type":"document","title":"Банк данных угроз безопасности информации : перечень угроз безопасности информации / ФСТЭК России. – URL: https://bdu.fstec.ru/threat-section/threats (дата обращения: 13.11.2025). – Текст : электронный."}}],"schema":"https://github.com/citation-style-language/schema/raw/master/csl-citation.json"} </w:instrText>
       </w:r>
       <w:r>
         <w:fldChar w:fldCharType="separate"/>
@@ -11081,7 +10929,7 @@
         <w:rPr>
           <w:rFonts w:ascii="Calibri" w:hAnsi="Calibri" w:cs="Calibri"/>
         </w:rPr>
-        <w:t>[14]</w:t>
+        <w:t>[6]</w:t>
       </w:r>
       <w:r>
         <w:fldChar w:fldCharType="end"/>
@@ -11139,7 +10987,7 @@
           <w:sz w:val="24"/>
           <w:szCs w:val="24"/>
         </w:rPr>
-        <w:instrText xml:space="preserve"> ADDIN ZOTERO_ITEM CSL_CITATION {"citationID":"YuT5BeAy","properties":{"unsorted":false,"formattedCitation":"[41]","plainCitation":"[41]","noteIndex":0},"citationItems":[{"id":35,"uris":["http://zotero.org/users/local/4w07YlgR/items/WUJSPW47"],"itemData":{"id":35,"type":"document","title":"</w:instrText>
+        <w:instrText xml:space="preserve"> ADDIN ZOTERO_ITEM CSL_CITATION {"citationID":"YuT5BeAy","properties":{"unsorted":false,"formattedCitation":"[33]","plainCitation":"[33]","noteIndex":0},"citationItems":[{"id":35,"uris":["http://zotero.org/users/local/4w07YlgR/items/WUJSPW47"],"itemData":{"id":35,"type":"document","title":"</w:instrText>
       </w:r>
       <w:r>
         <w:rPr>
@@ -11458,7 +11306,7 @@
           <w:rFonts w:ascii="TimesNewRomanPSMT" w:hAnsi="TimesNewRomanPSMT"/>
           <w:sz w:val="24"/>
         </w:rPr>
-        <w:t>[41]</w:t>
+        <w:t>[33]</w:t>
       </w:r>
       <w:r>
         <w:rPr>
@@ -11516,7 +11364,7 @@
         <w:rPr>
           <w:rFonts w:ascii="Arial" w:hAnsi="Arial" w:cs="Arial"/>
         </w:rPr>
-        <w:instrText xml:space="preserve"> ADDIN ZOTERO_ITEM CSL_CITATION {"citationID":"eNvQThp5","properties":{"unsorted":false,"formattedCitation":"[71]","plainCitation":"[71]","noteIndex":0},"citationItems":[{"id":63,"uris":["http://zotero.org/users/local/4w07YlgR/items/XRLZIBJ5"],"itemData":{"id":63,"type":"document","title":"Что такое кибербезопасность? // Kaspersky : Ресурсный центр : [сайт]. – URL: https://www.kaspersky.ru/resource-center/definitions/what-is-cyber-security (дата обращения: 18.12.2025). – Текст : электронный."}}],"schema":"https://github.com/citation-style-language/schema/raw/master/csl-citation.json"} </w:instrText>
+        <w:instrText xml:space="preserve"> ADDIN ZOTERO_ITEM CSL_CITATION {"citationID":"eNvQThp5","properties":{"unsorted":false,"formattedCitation":"[63]","plainCitation":"[63]","noteIndex":0},"citationItems":[{"id":63,"uris":["http://zotero.org/users/local/4w07YlgR/items/XRLZIBJ5"],"itemData":{"id":63,"type":"document","title":"Что такое кибербезопасность? // Kaspersky : Ресурсный центр : [сайт]. – URL: https://www.kaspersky.ru/resource-center/definitions/what-is-cyber-security (дата обращения: 18.12.2025). – Текст : электронный."}}],"schema":"https://github.com/citation-style-language/schema/raw/master/csl-citation.json"} </w:instrText>
       </w:r>
       <w:r>
         <w:rPr>
@@ -11528,7 +11376,7 @@
         <w:rPr>
           <w:rFonts w:ascii="Arial" w:hAnsi="Arial" w:cs="Arial"/>
         </w:rPr>
-        <w:t>[71]</w:t>
+        <w:t>[63]</w:t>
       </w:r>
       <w:r>
         <w:rPr>
@@ -11698,7 +11546,7 @@
           <w:sz w:val="28"/>
           <w:szCs w:val="28"/>
         </w:rPr>
-        <w:instrText xml:space="preserve"> ADDIN ZOTERO_ITEM CSL_CITATION {"citationID":"tDZIfBBu","properties":{"unsorted":false,"formattedCitation":"[60]","plainCitation":"[60]","noteIndex":0},"citationItems":[{"id":53,"uris":["http://zotero.org/users/local/4w07YlgR/items/FGUJ4V2W"],"itemData":{"id":53,"type":"document","title":"</w:instrText>
+        <w:instrText xml:space="preserve"> ADDIN ZOTERO_ITEM CSL_CITATION {"citationID":"tDZIfBBu","properties":{"unsorted":false,"formattedCitation":"[52]","plainCitation":"[52]","noteIndex":0},"citationItems":[{"id":53,"uris":["http://zotero.org/users/local/4w07YlgR/items/FGUJ4V2W"],"itemData":{"id":53,"type":"document","title":"</w:instrText>
       </w:r>
       <w:r>
         <w:rPr>
@@ -12056,7 +11904,7 @@
           <w:rFonts w:ascii="TimesNewRomanPSMT" w:hAnsi="TimesNewRomanPSMT"/>
           <w:sz w:val="28"/>
         </w:rPr>
-        <w:t>[60]</w:t>
+        <w:t>[52]</w:t>
       </w:r>
       <w:r>
         <w:rPr>
@@ -12753,7 +12601,7 @@
           <w:szCs w:val="24"/>
           <w:lang w:eastAsia="ru-RU"/>
         </w:rPr>
-        <w:instrText xml:space="preserve"> ADDIN ZOTERO_ITEM CSL_CITATION {"citationID":"VL9PMk78","properties":{"unsorted":false,"formattedCitation":"[36]","plainCitation":"[36]","noteIndex":0},"citationItems":[{"id":30,"uris":["http://zotero.org/users/local/4w07YlgR/items/WAQ2J93S"],"itemData":{"id":30,"type":"document","title":"Кочесоков Рустам Хажмударович Киберпреступность в России: тенденции и методы борьбы // Пробелы в российском законодательстве. 2023. №5. URL: https://cyberleninka.ru/article/n/kiberprestupnost-v-rossii-tendentsii-i-metody-borby (дата обращения: 09.12.2025)."}}],"schema":"https://github.com/citation-style-language/schema/raw/master/csl-citation.json"} </w:instrText>
+        <w:instrText xml:space="preserve"> ADDIN ZOTERO_ITEM CSL_CITATION {"citationID":"VL9PMk78","properties":{"unsorted":false,"formattedCitation":"[28]","plainCitation":"[28]","noteIndex":0},"citationItems":[{"id":30,"uris":["http://zotero.org/users/local/4w07YlgR/items/WAQ2J93S"],"itemData":{"id":30,"type":"document","title":"Кочесоков Рустам Хажмударович Киберпреступность в России: тенденции и методы борьбы // Пробелы в российском законодательстве. 2023. №5. URL: https://cyberleninka.ru/article/n/kiberprestupnost-v-rossii-tendentsii-i-metody-borby (дата обращения: 09.12.2025)."}}],"schema":"https://github.com/citation-style-language/schema/raw/master/csl-citation.json"} </w:instrText>
       </w:r>
       <w:r>
         <w:rPr>
@@ -12770,7 +12618,7 @@
           <w:rFonts w:ascii="Helvetica" w:hAnsi="Helvetica" w:cs="Helvetica"/>
           <w:sz w:val="24"/>
         </w:rPr>
-        <w:t>[36]</w:t>
+        <w:t>[28]</w:t>
       </w:r>
       <w:r>
         <w:rPr>
@@ -12859,7 +12707,7 @@
           <w:sz w:val="24"/>
           <w:szCs w:val="24"/>
         </w:rPr>
-        <w:instrText xml:space="preserve"> ADDIN ZOTERO_ITEM CSL_CITATION {"citationID":"3g3tNqCr","properties":{"unsorted":false,"formattedCitation":"[34]","plainCitation":"[34]","noteIndex":0},"citationItems":[{"id":28,"uris":["http://zotero.org/users/local/4w07YlgR/items/CRD9N56N"],"itemData":{"id":28,"type":"document","title":"Козаев Н. Ш. КИБЕРПРЕСТУПНОСТЬ В СОВРЕМЕННОМ МИРЕ: ТЕНДЕНЦИИ, ВЫЗОВЫ И СТРАТЕГИИ ПРОТИВОДЕЙСТВИЯ // Гуманитарные, социально-экономические и общественные науки. 2024. №11. URL: https://cyberleninka.ru/article/n/kiberprestupnost-v-sovremennom-mire-tendentsii-vyzovy-i-strategii-protivodeystviya (дата обращения: 09.12.2025)."}}],"schema":"https://github.com/citation-style-language/schema/raw/master/csl-citation.json"} </w:instrText>
+        <w:instrText xml:space="preserve"> ADDIN ZOTERO_ITEM CSL_CITATION {"citationID":"3g3tNqCr","properties":{"unsorted":false,"formattedCitation":"[26]","plainCitation":"[26]","noteIndex":0},"citationItems":[{"id":28,"uris":["http://zotero.org/users/local/4w07YlgR/items/CRD9N56N"],"itemData":{"id":28,"type":"document","title":"Козаев Н. Ш. КИБЕРПРЕСТУПНОСТЬ В СОВРЕМЕННОМ МИРЕ: ТЕНДЕНЦИИ, ВЫЗОВЫ И СТРАТЕГИИ ПРОТИВОДЕЙСТВИЯ // Гуманитарные, социально-экономические и общественные науки. 2024. №11. URL: https://cyberleninka.ru/article/n/kiberprestupnost-v-sovremennom-mire-tendentsii-vyzovy-i-strategii-protivodeystviya (дата обращения: 09.12.2025)."}}],"schema":"https://github.com/citation-style-language/schema/raw/master/csl-citation.json"} </w:instrText>
       </w:r>
       <w:r>
         <w:rPr>
@@ -12875,7 +12723,7 @@
           <w:rFonts w:ascii="Times New Roman" w:hAnsi="Times New Roman" w:cs="Times New Roman"/>
           <w:sz w:val="24"/>
         </w:rPr>
-        <w:t>[34]</w:t>
+        <w:t>[26]</w:t>
       </w:r>
       <w:r>
         <w:rPr>
@@ -12985,7 +12833,7 @@
           <w:sz w:val="24"/>
           <w:szCs w:val="24"/>
         </w:rPr>
-        <w:instrText xml:space="preserve"> ADDIN ZOTERO_ITEM CSL_CITATION {"citationID":"TGpOjo8K","properties":{"unsorted":false,"formattedCitation":"[33]","plainCitation":"[33]","noteIndex":0},"citationItems":[{"id":27,"uris":["http://zotero.org/users/local/4w07YlgR/items/Y35N3TIW"],"itemData":{"id":27,"type":"document","title":"Карабеков К.О. Состояние и тенденции киберпреступности в Российской Федерации и Республике Казахстан / К.О. Карабеков // Научный вестник Омской академии МВД России. 2024. Т. 30. № 2(93). С. 106–112."}}],"schema":"https://github.com/citation-style-language/schema/raw/master/csl-citation.json"} </w:instrText>
+        <w:instrText xml:space="preserve"> ADDIN ZOTERO_ITEM CSL_CITATION {"citationID":"TGpOjo8K","properties":{"unsorted":false,"formattedCitation":"[25]","plainCitation":"[25]","noteIndex":0},"citationItems":[{"id":27,"uris":["http://zotero.org/users/local/4w07YlgR/items/Y35N3TIW"],"itemData":{"id":27,"type":"document","title":"Карабеков К.О. Состояние и тенденции киберпреступности в Российской Федерации и Республике Казахстан / К.О. Карабеков // Научный вестник Омской академии МВД России. 2024. Т. 30. № 2(93). С. 106–112."}}],"schema":"https://github.com/citation-style-language/schema/raw/master/csl-citation.json"} </w:instrText>
       </w:r>
       <w:r>
         <w:rPr>
@@ -13001,7 +12849,7 @@
           <w:rFonts w:ascii="Times New Roman" w:hAnsi="Times New Roman" w:cs="Times New Roman"/>
           <w:sz w:val="24"/>
         </w:rPr>
-        <w:t>[33]</w:t>
+        <w:t>[25]</w:t>
       </w:r>
       <w:r>
         <w:rPr>
@@ -13069,7 +12917,7 @@
           <w:sz w:val="24"/>
           <w:szCs w:val="24"/>
         </w:rPr>
-        <w:instrText xml:space="preserve"> ADDIN ZOTERO_ITEM CSL_CITATION {"citationID":"hd8is5bI","properties":{"unsorted":false,"formattedCitation":"[10]","plainCitation":"[10]","noteIndex":0},"citationItems":[{"id":6,"uris":["http://zotero.org/users/local/4w07YlgR/items/BEJJ573A"],"itemData":{"id":6,"type":"document","title":"Аменицкий, А. В. Актуальные тенденции кибербезопасности / А. В. Аменицкий // Актуальные вопросы науки, технологий и общества : Монография. – Пенза : Наука и Просвещение (ИП Гуляев Г.Ю.), 2025. – С. 92-120. – EDN BVTRQM."}}],"schema":"https://github.com/citation-style-language/schema/raw/master/csl-citation.json"} </w:instrText>
+        <w:instrText xml:space="preserve"> ADDIN ZOTERO_ITEM CSL_CITATION {"citationID":"hd8is5bI","properties":{"unsorted":false,"formattedCitation":"[2]","plainCitation":"[2]","noteIndex":0},"citationItems":[{"id":6,"uris":["http://zotero.org/users/local/4w07YlgR/items/BEJJ573A"],"itemData":{"id":6,"type":"document","title":"Аменицкий, А. В. Актуальные тенденции кибербезопасности / А. В. Аменицкий // Актуальные вопросы науки, технологий и общества : Монография. – Пенза : Наука и Просвещение (ИП Гуляев Г.Ю.), 2025. – С. 92-120. – EDN BVTRQM."}}],"schema":"https://github.com/citation-style-language/schema/raw/master/csl-citation.json"} </w:instrText>
       </w:r>
       <w:r>
         <w:rPr>
@@ -13083,7 +12931,7 @@
           <w:rFonts w:ascii="Calibri" w:hAnsi="Calibri" w:cs="Calibri"/>
           <w:sz w:val="24"/>
         </w:rPr>
-        <w:t>[10]</w:t>
+        <w:t>[2]</w:t>
       </w:r>
       <w:r>
         <w:rPr>
@@ -13490,7 +13338,7 @@
           <w:rStyle w:val="relative"/>
         </w:rPr>
       </w:pPr>
-      <w:bookmarkStart w:id="1" w:name="_Hlk228992134"/>
+      <w:bookmarkStart w:id="0" w:name="_Hlk228992134"/>
       <w:r>
         <w:rPr>
           <w:rStyle w:val="a3"/>
@@ -14304,7 +14152,7 @@
           <w:szCs w:val="24"/>
           <w:lang w:eastAsia="ru-RU"/>
         </w:rPr>
-        <w:instrText xml:space="preserve"> ADDIN ZOTERO_ITEM CSL_CITATION {"citationID":"vqtxryt8","properties":{"unsorted":false,"formattedCitation":"[50]","plainCitation":"[50]","noteIndex":0},"citationItems":[{"id":73,"uris":["http://zotero.org/users/local/4w07YlgR/items/URGFX3Q7"],"itemData":{"id":73,"type":"document","title":"Охонько, Ф. С. Анализ уязвимостей стандарта Content security Policy с целью повышения защиты веб-сайтов / Ф. С. Охонько // Cifra. Информационные технологии и телекоммуникации. – 2025. – № 1(5). – DOI 10.60797/itech.2025.5.1. – EDN RKCIPV."}}],"schema":"https://github.com/citation-style-language/schema/raw/master/csl-citation.json"} </w:instrText>
+        <w:instrText xml:space="preserve"> ADDIN ZOTERO_ITEM CSL_CITATION {"citationID":"vqtxryt8","properties":{"unsorted":false,"formattedCitation":"[42]","plainCitation":"[42]","noteIndex":0},"citationItems":[{"id":73,"uris":["http://zotero.org/users/local/4w07YlgR/items/URGFX3Q7"],"itemData":{"id":73,"type":"document","title":"Охонько, Ф. С. Анализ уязвимостей стандарта Content security Policy с целью повышения защиты веб-сайтов / Ф. С. Охонько // Cifra. Информационные технологии и телекоммуникации. – 2025. – № 1(5). – DOI 10.60797/itech.2025.5.1. – EDN RKCIPV."}}],"schema":"https://github.com/citation-style-language/schema/raw/master/csl-citation.json"} </w:instrText>
       </w:r>
       <w:r>
         <w:rPr>
@@ -14320,7 +14168,7 @@
           <w:rFonts w:ascii="Times New Roman" w:hAnsi="Times New Roman" w:cs="Times New Roman"/>
           <w:sz w:val="24"/>
         </w:rPr>
-        <w:t>[50]</w:t>
+        <w:t>[42]</w:t>
       </w:r>
       <w:r>
         <w:rPr>
@@ -14371,7 +14219,7 @@
         <w:fldChar w:fldCharType="begin"/>
       </w:r>
       <w:r>
-        <w:instrText xml:space="preserve"> ADDIN ZOTERO_ITEM CSL_CITATION {"citationID":"ZDPCZF4m","properties":{"unsorted":false,"formattedCitation":"[31]","plainCitation":"[31]","noteIndex":0},"citationItems":[{"id":75,"uris":["http://zotero.org/users/local/4w07YlgR/items/IPZY8F47"],"itemData":{"id":75,"type":"document","title":"Зулькарнеев И. Р., Басалай К. А. ПОДХОДЫ К КЛАССИФИКАЦИИ ВЕКТОРОВ АТАК И УЯЗВИМОСТЕЙ JSON WEB TOKENS //Вестник УрФО. Безопасность в информационной сфере. – 2024. – Т. 2. – №. 52. – С. 77-88."}}],"schema":"https://github.com/citation-style-language/schema/raw/master/csl-citation.json"} </w:instrText>
+        <w:instrText xml:space="preserve"> ADDIN ZOTERO_ITEM CSL_CITATION {"citationID":"ZDPCZF4m","properties":{"unsorted":false,"formattedCitation":"[23]","plainCitation":"[23]","noteIndex":0},"citationItems":[{"id":75,"uris":["http://zotero.org/users/local/4w07YlgR/items/IPZY8F47"],"itemData":{"id":75,"type":"document","title":"Зулькарнеев И. Р., Басалай К. А. ПОДХОДЫ К КЛАССИФИКАЦИИ ВЕКТОРОВ АТАК И УЯЗВИМОСТЕЙ JSON WEB TOKENS //Вестник УрФО. Безопасность в информационной сфере. – 2024. – Т. 2. – №. 52. – С. 77-88."}}],"schema":"https://github.com/citation-style-language/schema/raw/master/csl-citation.json"} </w:instrText>
       </w:r>
       <w:r>
         <w:fldChar w:fldCharType="separate"/>
@@ -14380,7 +14228,7 @@
         <w:rPr>
           <w:rFonts w:ascii="Calibri" w:hAnsi="Calibri" w:cs="Calibri"/>
         </w:rPr>
-        <w:t>[31]</w:t>
+        <w:t>[23]</w:t>
       </w:r>
       <w:r>
         <w:fldChar w:fldCharType="end"/>
@@ -14471,7 +14319,7 @@
         <w:fldChar w:fldCharType="begin"/>
       </w:r>
       <w:r>
-        <w:instrText xml:space="preserve"> ADDIN ZOTERO_ITEM CSL_CITATION {"citationID":"sjeyv7b2","properties":{"unsorted":false,"formattedCitation":"[66]","plainCitation":"[66]","noteIndex":0},"citationItems":[{"id":76,"uris":["http://zotero.org/users/local/4w07YlgR/items/W35GBYG5"],"itemData":{"id":76,"type":"document","title":"Сушков, А. Параметры в SQL</w:instrText>
+        <w:instrText xml:space="preserve"> ADDIN ZOTERO_ITEM CSL_CITATION {"citationID":"sjeyv7b2","properties":{"unsorted":false,"formattedCitation":"[58]","plainCitation":"[58]","noteIndex":0},"citationItems":[{"id":76,"uris":["http://zotero.org/users/local/4w07YlgR/items/W35GBYG5"],"itemData":{"id":76,"type":"document","title":"Сушков, А. Параметры в SQL</w:instrText>
       </w:r>
       <w:r>
         <w:rPr>
@@ -14483,10 +14331,109 @@
         <w:rPr>
           <w:rFonts w:ascii="Calibri" w:hAnsi="Calibri" w:cs="Calibri"/>
         </w:rPr>
-        <w:instrText>з</w:instrText>
-      </w:r>
-      <w:r>
-        <w:instrText xml:space="preserve">апросах: для чего нужны и как их использовать / А. Сушков // Яндекс Практикум : блог : [сайт]. – 2026. – 21 апр. – URL: https://practicum.yandex.ru/blog/parametry-sql-zaprosov/ (дата обращения: 17.02.2026). – Текст : электронный."}}],"schema":"https://github.com/citation-style-language/schema/raw/master/csl-citation.json"} </w:instrText>
+        <w:instrText>запросах</w:instrText>
+      </w:r>
+      <w:r>
+        <w:instrText xml:space="preserve">: </w:instrText>
+      </w:r>
+      <w:r>
+        <w:rPr>
+          <w:rFonts w:ascii="Calibri" w:hAnsi="Calibri" w:cs="Calibri"/>
+        </w:rPr>
+        <w:instrText>для</w:instrText>
+      </w:r>
+      <w:r>
+        <w:instrText xml:space="preserve"> </w:instrText>
+      </w:r>
+      <w:r>
+        <w:rPr>
+          <w:rFonts w:ascii="Calibri" w:hAnsi="Calibri" w:cs="Calibri"/>
+        </w:rPr>
+        <w:instrText>чего</w:instrText>
+      </w:r>
+      <w:r>
+        <w:instrText xml:space="preserve"> </w:instrText>
+      </w:r>
+      <w:r>
+        <w:rPr>
+          <w:rFonts w:ascii="Calibri" w:hAnsi="Calibri" w:cs="Calibri"/>
+        </w:rPr>
+        <w:instrText>нужны</w:instrText>
+      </w:r>
+      <w:r>
+        <w:instrText xml:space="preserve"> </w:instrText>
+      </w:r>
+      <w:r>
+        <w:rPr>
+          <w:rFonts w:ascii="Calibri" w:hAnsi="Calibri" w:cs="Calibri"/>
+        </w:rPr>
+        <w:instrText>и</w:instrText>
+      </w:r>
+      <w:r>
+        <w:instrText xml:space="preserve"> </w:instrText>
+      </w:r>
+      <w:r>
+        <w:rPr>
+          <w:rFonts w:ascii="Calibri" w:hAnsi="Calibri" w:cs="Calibri"/>
+        </w:rPr>
+        <w:instrText>как</w:instrText>
+      </w:r>
+      <w:r>
+        <w:instrText xml:space="preserve"> </w:instrText>
+      </w:r>
+      <w:r>
+        <w:rPr>
+          <w:rFonts w:ascii="Calibri" w:hAnsi="Calibri" w:cs="Calibri"/>
+        </w:rPr>
+        <w:instrText>их</w:instrText>
+      </w:r>
+      <w:r>
+        <w:instrText xml:space="preserve"> </w:instrText>
+      </w:r>
+      <w:r>
+        <w:rPr>
+          <w:rFonts w:ascii="Calibri" w:hAnsi="Calibri" w:cs="Calibri"/>
+        </w:rPr>
+        <w:instrText>использовать</w:instrText>
+      </w:r>
+      <w:r>
+        <w:instrText xml:space="preserve"> / </w:instrText>
+      </w:r>
+      <w:r>
+        <w:rPr>
+          <w:rFonts w:ascii="Calibri" w:hAnsi="Calibri" w:cs="Calibri"/>
+        </w:rPr>
+        <w:instrText>А</w:instrText>
+      </w:r>
+      <w:r>
+        <w:instrText xml:space="preserve">. </w:instrText>
+      </w:r>
+      <w:r>
+        <w:rPr>
+          <w:rFonts w:ascii="Calibri" w:hAnsi="Calibri" w:cs="Calibri"/>
+        </w:rPr>
+        <w:instrText>Сушков</w:instrText>
+      </w:r>
+      <w:r>
+        <w:instrText xml:space="preserve"> // </w:instrText>
+      </w:r>
+      <w:r>
+        <w:rPr>
+          <w:rFonts w:ascii="Calibri" w:hAnsi="Calibri" w:cs="Calibri"/>
+        </w:rPr>
+        <w:instrText>Яндекс</w:instrText>
+      </w:r>
+      <w:r>
+        <w:instrText xml:space="preserve"> </w:instrText>
+      </w:r>
+      <w:r>
+        <w:rPr>
+          <w:rFonts w:ascii="Calibri" w:hAnsi="Calibri" w:cs="Calibri"/>
+        </w:rPr>
+        <w:instrText>Практикум</w:instrText>
+      </w:r>
+      <w:r>
+        <w:instrText xml:space="preserve"> : блог : [сайт]. – 2026. – 21 апр. – URL: https://practicum.yandex.ru/blog/parametry-sql-zaprosov/ (дата обращения: 17.02.2026). – Текст : электронный."}}],"schema":"https://github.com/citation-style-language/schema/raw/master/csl-citation.json"} </w:instrText>
       </w:r>
       <w:r>
         <w:fldChar w:fldCharType="separate"/>
@@ -14495,7 +14442,7 @@
         <w:rPr>
           <w:rFonts w:ascii="Calibri" w:hAnsi="Calibri" w:cs="Calibri"/>
         </w:rPr>
-        <w:t>[66]</w:t>
+        <w:t>[58]</w:t>
       </w:r>
       <w:r>
         <w:fldChar w:fldCharType="end"/>
@@ -14564,7 +14511,7 @@
           <w:szCs w:val="24"/>
           <w:lang w:eastAsia="ru-RU"/>
         </w:rPr>
-        <w:instrText xml:space="preserve"> ADDIN ZOTERO_ITEM CSL_CITATION {"citationID":"fgWffdev","properties":{"unsorted":false,"formattedCitation":"[20]","plainCitation":"[20]","noteIndex":0},"citationItems":[{"id":77,"uris":["http://zotero.org/users/local/4w07YlgR/items/GUZ6CP2V"],"itemData":{"id":77,"type":"document","title":"Брутфорс-атака: определение, примеры, защита // Kaspersky : Ресурсный центр : [сайт]. – URL: https://www.kaspersky.ru/resource-center/definitions/brute-force-attack (дата обращения: 17.02.2026). – Текст : электронный."}}],"schema":"https://github.com/citation-style-language/schema/raw/master/csl-citation.json"} </w:instrText>
+        <w:instrText xml:space="preserve"> ADDIN ZOTERO_ITEM CSL_CITATION {"citationID":"fgWffdev","properties":{"unsorted":false,"formattedCitation":"[12]","plainCitation":"[12]","noteIndex":0},"citationItems":[{"id":77,"uris":["http://zotero.org/users/local/4w07YlgR/items/GUZ6CP2V"],"itemData":{"id":77,"type":"document","title":"Брутфорс-атака: определение, примеры, защита // Kaspersky : Ресурсный центр : [сайт]. – URL: https://www.kaspersky.ru/resource-center/definitions/brute-force-attack (дата обращения: 17.02.2026). – Текст : электронный."}}],"schema":"https://github.com/citation-style-language/schema/raw/master/csl-citation.json"} </w:instrText>
       </w:r>
       <w:r>
         <w:rPr>
@@ -14580,7 +14527,7 @@
           <w:rFonts w:ascii="Times New Roman" w:hAnsi="Times New Roman" w:cs="Times New Roman"/>
           <w:sz w:val="24"/>
         </w:rPr>
-        <w:t>[20]</w:t>
+        <w:t>[12]</w:t>
       </w:r>
       <w:r>
         <w:rPr>
@@ -14744,7 +14691,7 @@
           <w:szCs w:val="24"/>
           <w:lang w:eastAsia="ru-RU"/>
         </w:rPr>
-        <w:instrText xml:space="preserve"> ADDIN ZOTERO_ITEM CSL_CITATION {"citationID":"ak8LmQ5f","properties":{"unsorted":false,"formattedCitation":"[29]","plainCitation":"[29]","noteIndex":0},"citationItems":[{"id":24,"uris":["http://zotero.org/users/local/4w07YlgR/items/Y43VNEID"],"itemData":{"id":24,"type":"document","title":"Дюмин, М. А. Обеспечение безопасности web-сайтов / М. А. Дюмин, Е. А. Кулешова // Современные информационные технологии и информационная безопасность : сборник научных статей 2-й Всероссийской научно-технической конференции, Курск, 28 февраля 2023 года. – Курск: Юго-Западный государственный университет, 2023. – С. 28-31. – EDN OPNAJT."}}],"schema":"https://github.com/citation-style-language/schema/raw/master/csl-citation.json"} </w:instrText>
+        <w:instrText xml:space="preserve"> ADDIN ZOTERO_ITEM CSL_CITATION {"citationID":"ak8LmQ5f","properties":{"unsorted":false,"formattedCitation":"[21]","plainCitation":"[21]","noteIndex":0},"citationItems":[{"id":24,"uris":["http://zotero.org/users/local/4w07YlgR/items/Y43VNEID"],"itemData":{"id":24,"type":"document","title":"Дюмин, М. А. Обеспечение безопасности web-сайтов / М. А. Дюмин, Е. А. Кулешова // Современные информационные технологии и информационная безопасность : сборник научных статей 2-й Всероссийской научно-технической конференции, Курск, 28 февраля 2023 года. – Курск: Юго-Западный государственный университет, 2023. – С. 28-31. – EDN OPNAJT."}}],"schema":"https://github.com/citation-style-language/schema/raw/master/csl-citation.json"} </w:instrText>
       </w:r>
       <w:r>
         <w:rPr>
@@ -14760,7 +14707,7 @@
           <w:rFonts w:ascii="Times New Roman" w:hAnsi="Times New Roman" w:cs="Times New Roman"/>
           <w:sz w:val="24"/>
         </w:rPr>
-        <w:t>[29]</w:t>
+        <w:t>[21]</w:t>
       </w:r>
       <w:r>
         <w:rPr>
@@ -27901,7 +27848,7 @@
         <w:pStyle w:val="ac"/>
       </w:pPr>
     </w:p>
-    <w:bookmarkEnd w:id="1"/>
+    <w:bookmarkEnd w:id="0"/>
     <w:p>
       <w:pPr>
         <w:rPr>
@@ -28351,13 +28298,958 @@
         <w:fldChar w:fldCharType="begin"/>
       </w:r>
       <w:r>
-        <w:instrText xml:space="preserve"> ADDIN ZOTERO_BIBL {"uncited":[],"omitted":[],"custom":[]} CSL_BIBLIOGRAPHY </w:instrText>
+        <w:instrText xml:space="preserve"> </w:instrText>
+      </w:r>
+      <w:r>
+        <w:rPr>
+          <w:lang w:val="en-US"/>
+        </w:rPr>
+        <w:instrText>ADDIN</w:instrText>
+      </w:r>
+      <w:r>
+        <w:instrText xml:space="preserve"> </w:instrText>
+      </w:r>
+      <w:r>
+        <w:rPr>
+          <w:lang w:val="en-US"/>
+        </w:rPr>
+        <w:instrText>ZOTERO</w:instrText>
+      </w:r>
+      <w:r>
+        <w:instrText>_</w:instrText>
+      </w:r>
+      <w:r>
+        <w:rPr>
+          <w:lang w:val="en-US"/>
+        </w:rPr>
+        <w:instrText>BIBL</w:instrText>
+      </w:r>
+      <w:r>
+        <w:instrText xml:space="preserve"> {"</w:instrText>
+      </w:r>
+      <w:r>
+        <w:rPr>
+          <w:lang w:val="en-US"/>
+        </w:rPr>
+        <w:instrText>uncited</w:instrText>
+      </w:r>
+      <w:r>
+        <w:instrText>":[],"</w:instrText>
+      </w:r>
+      <w:r>
+        <w:rPr>
+          <w:lang w:val="en-US"/>
+        </w:rPr>
+        <w:instrText>omitted</w:instrText>
+      </w:r>
+      <w:r>
+        <w:instrText>":[],"</w:instrText>
+      </w:r>
+      <w:r>
+        <w:rPr>
+          <w:lang w:val="en-US"/>
+        </w:rPr>
+        <w:instrText>custom</w:instrText>
+      </w:r>
+      <w:r>
+        <w:instrText xml:space="preserve">":[]} </w:instrText>
+      </w:r>
+      <w:r>
+        <w:rPr>
+          <w:lang w:val="en-US"/>
+        </w:rPr>
+        <w:instrText>CSL</w:instrText>
+      </w:r>
+      <w:r>
+        <w:instrText>_</w:instrText>
+      </w:r>
+      <w:r>
+        <w:rPr>
+          <w:lang w:val="en-US"/>
+        </w:rPr>
+        <w:instrText>BIBLIOGRAPHY</w:instrText>
+      </w:r>
+      <w:r>
+        <w:instrText xml:space="preserve"> </w:instrText>
       </w:r>
       <w:r>
         <w:fldChar w:fldCharType="separate"/>
       </w:r>
       <w:r>
         <w:t>1.</w:t>
+      </w:r>
+      <w:r>
+        <w:tab/>
+        <w:t>Алексашина, У. А. Кто такие фронтенд - разработчики и почему они так востребованы? / У. А. Алексашина // Студенческая научная весна : Тезисы докладов Всероссийской студенческой конференции, посвященной 175-летию Н.Е. Жуковского, Москва, 01–30 апреля 2022 года. – Москва: Издательский дом “Научная библиотека”, 2022. – С. 431-434. – EDN BGGGRM.</w:t>
+      </w:r>
+    </w:p>
+    <w:p>
+      <w:pPr>
+        <w:pStyle w:val="af0"/>
+      </w:pPr>
+      <w:r>
+        <w:t>2.</w:t>
+      </w:r>
+      <w:r>
+        <w:tab/>
+        <w:t>Аменицкий, А. В. Актуальные тенденции кибербезопасности / А. В. Аменицкий // Актуальные вопросы науки, технологий и общества : Монография. – Пенза : Наука и Просвещение (ИП Гуляев Г.Ю.), 2025. – С. 92-120. – EDN BVTRQM.</w:t>
+      </w:r>
+    </w:p>
+    <w:p>
+      <w:pPr>
+        <w:pStyle w:val="af0"/>
+      </w:pPr>
+      <w:r>
+        <w:t>3.</w:t>
+      </w:r>
+      <w:r>
+        <w:tab/>
+        <w:t>Архипов, К. А. Сравнительный анализ хранения данных на клиентской и серверной частях в клиент-серверном приложении / К. А. Архипов, А. Я. Скляр // Развитие науки и практики в глобально меняющемся мире в условиях рисков : сборник материалов XVIII Международной научно-практической конференции, Москва, 30 апреля 2023 года. – Москва: АЛЕФ, 2023. – С. 264-271. – DOI 10.34755/IROK.2023.59.47.090. – EDN YLAPSQ.</w:t>
+      </w:r>
+    </w:p>
+    <w:p>
+      <w:pPr>
+        <w:pStyle w:val="af0"/>
+      </w:pPr>
+      <w:r>
+        <w:t>4.</w:t>
+      </w:r>
+      <w:r>
+        <w:tab/>
+        <w:t>Атака обхода каталога (directory traversal attack) // SecurityLab : Глоссарий : [сайт]. – URL: https://www.securitylab.ru/glossary/ataka_obkhoda_kataloga_directory_traversal_attack/ (дата обращения: 10.10.2025). – Текст : электронный.</w:t>
+      </w:r>
+    </w:p>
+    <w:p>
+      <w:pPr>
+        <w:pStyle w:val="af0"/>
+      </w:pPr>
+      <w:r>
+        <w:t>5.</w:t>
+      </w:r>
+      <w:r>
+        <w:tab/>
+        <w:t>База данных // СберБанк Онлайн : Интерактивный словарь : [сайт]. – URL: https://www.sberbank.ru/ru/person/kibrary/vocabulary/baza_dannyh (дата обращения: 10.10.2025). – Текст : электронный.</w:t>
+      </w:r>
+    </w:p>
+    <w:p>
+      <w:pPr>
+        <w:pStyle w:val="af0"/>
+      </w:pPr>
+      <w:r>
+        <w:t>6.</w:t>
+      </w:r>
+      <w:r>
+        <w:tab/>
+        <w:t>Банк данных угроз безопасности информации : перечень угроз безопасности информации / ФСТЭК России. – URL: https://bdu.fstec.ru/threat-section/threats (дата обращения: 13.11.2025). – Текст : электронный.</w:t>
+      </w:r>
+    </w:p>
+    <w:p>
+      <w:pPr>
+        <w:pStyle w:val="af0"/>
+      </w:pPr>
+      <w:r>
+        <w:t>7.</w:t>
+      </w:r>
+      <w:r>
+        <w:tab/>
+        <w:t>Баранова Е. М. и др. Современные тенденции защиты баз данных веб-приложений от SQL инъекций //Известия Тульского государственного университета. Технические науки. – 2023. – №. 12. – С. 492-494.</w:t>
+      </w:r>
+    </w:p>
+    <w:p>
+      <w:pPr>
+        <w:pStyle w:val="af0"/>
+      </w:pPr>
+      <w:r>
+        <w:t>8.</w:t>
+      </w:r>
+      <w:r>
+        <w:tab/>
+        <w:t>Бондаренко В. В., Чернышова А. В. Обзор протоколов передачи данных, использующих криптографическую защиту //Председатель оргкомитета конференции. – 2021. – С. 282.</w:t>
+      </w:r>
+    </w:p>
+    <w:p>
+      <w:pPr>
+        <w:pStyle w:val="af0"/>
+      </w:pPr>
+      <w:r>
+        <w:t>9.</w:t>
+      </w:r>
+      <w:r>
+        <w:tab/>
+        <w:t>Борисов, В. В. Анализ и исследование современных технологий веб- разработки для проектирования и автоматизации современной станции технического обслуживания автомобилей / В. В. Борисов, В. Н. Тарасов // Современные научно-исследовательские и технологические аспекты программной инженерии : Материалы Всероссийской научно-технической конференции, Оренбург, 14–15 сентября 2023 года. – Оренбург: Оренбургский государственный университет, 2023. – С. 230-236. – EDN DRELZO.</w:t>
+      </w:r>
+    </w:p>
+    <w:p>
+      <w:pPr>
+        <w:pStyle w:val="af0"/>
+      </w:pPr>
+      <w:r>
+        <w:t>10.</w:t>
+      </w:r>
+      <w:r>
+        <w:tab/>
+        <w:t>Борисов П. Е. HTTP-протокол прикладного уровня (обзор) //Научный аспект. – 2024. – Т. 22. – №. 5. – С. 2937-2943.</w:t>
+      </w:r>
+    </w:p>
+    <w:p>
+      <w:pPr>
+        <w:pStyle w:val="af0"/>
+      </w:pPr>
+      <w:r>
+        <w:t>11.</w:t>
+      </w:r>
+      <w:r>
+        <w:tab/>
+        <w:t>Бороздин Н. М. Исследование и анализ практических преимуществ микросервисной архитектуры для современных веб-приложений //Инновационные научные исследования в современном мире. – 2023. – С. 279-284.</w:t>
+      </w:r>
+    </w:p>
+    <w:p>
+      <w:pPr>
+        <w:pStyle w:val="af0"/>
+      </w:pPr>
+      <w:r>
+        <w:t>12.</w:t>
+      </w:r>
+      <w:r>
+        <w:tab/>
+        <w:t>Брутфорс-атака: определение, примеры, защита // Kaspersky : Ресурсный центр : [сайт]. – URL: https://www.kaspersky.ru/resource-center/definitions/brute-force-attack (дата обращения: 17.02.2026). – Текст : электронный.</w:t>
+      </w:r>
+    </w:p>
+    <w:p>
+      <w:pPr>
+        <w:pStyle w:val="af0"/>
+      </w:pPr>
+      <w:r>
+        <w:t>13.</w:t>
+      </w:r>
+      <w:r>
+        <w:tab/>
+        <w:t>Васильев Г. В. Эффективное хранение больших данных о погоде в формате JSON c помощью nosql базы данных mongodb //МОЛОДЕЖЬ И НАУКА: АКТУАЛЬНЫЕ ПРОБЛЕМЫ ФУНДАМЕНТАЛЬНЫХ И ПРИКЛАДНЫХ ИССЛЕДОВАНИЙ. – 2023. – С. 255-258.</w:t>
+      </w:r>
+    </w:p>
+    <w:p>
+      <w:pPr>
+        <w:pStyle w:val="af0"/>
+      </w:pPr>
+      <w:r>
+        <w:t>14.</w:t>
+      </w:r>
+      <w:r>
+        <w:tab/>
+        <w:t>Вафин, И. И. Защита веб-сайтов с помощью HTTPS, SSL и TLS / И. И. Вафин // Фундаментальные и прикладные исследования в условиях геополитической нестабильности : Материалы XXIII Всероссийской научно-практической конференции, Ростов-на-Дону, 06 октября 2023 года. – Ростов-на-Дону: Общество с ограниченной ответственностью "Издательство “Манускрипт”, 2023. – С. 44-45. – EDN PAVOUU.</w:t>
+      </w:r>
+    </w:p>
+    <w:p>
+      <w:pPr>
+        <w:pStyle w:val="af0"/>
+      </w:pPr>
+      <w:r>
+        <w:t>15.</w:t>
+      </w:r>
+      <w:r>
+        <w:tab/>
+        <w:t>Всяких А. Д. Что такое DDOS-атаки: угрозы и эффективные способы их предотвращения //Вестник науки. – 2024. – Т. 2. – №. 11 (80). – С. 1112-1118.</w:t>
+      </w:r>
+    </w:p>
+    <w:p>
+      <w:pPr>
+        <w:pStyle w:val="af0"/>
+      </w:pPr>
+      <w:r>
+        <w:t>16.</w:t>
+      </w:r>
+      <w:r>
+        <w:tab/>
+        <w:t>Галина Александровна Звонарёва, Артём Сергеевич Смирнов Аналитическая оценка работы протоколов WebSocket и WebTransport для класса SCADA-систем, работающих в рамках интрасети // Открытое образование. 2024. №5. URL: https://cyberleninka.ru/article/n/analiticheskaya-otsenka-raboty-protokolov-websocket-i-</w:t>
+      </w:r>
+      <w:r>
+        <w:lastRenderedPageBreak/>
+        <w:t>webtransport-dlya-klassa-scada-sistem-rabotayuschih-v-ramkah-intraseti (дата обращения: 22.10.2025).</w:t>
+      </w:r>
+    </w:p>
+    <w:p>
+      <w:pPr>
+        <w:pStyle w:val="af0"/>
+      </w:pPr>
+      <w:r>
+        <w:t>17.</w:t>
+      </w:r>
+      <w:r>
+        <w:tab/>
+        <w:t>Голублева, А. Д. Основные технологии архитектуры WEB-приложений / А. Д. Голублева, Д. Н. Савинская // Информационное общество: современное состояние и перспективы развития : Сборник материалов XIV международного форума, Краснодар, 12–17 июля 2021 года. – Краснодар: Кубанский государственный аграрный университет имени И.Т. Трубилина, 2021. – С. 186-189. – EDN YHQXZA.</w:t>
+      </w:r>
+    </w:p>
+    <w:p>
+      <w:pPr>
+        <w:pStyle w:val="af0"/>
+      </w:pPr>
+      <w:r>
+        <w:t>18.</w:t>
+      </w:r>
+      <w:r>
+        <w:tab/>
+        <w:t>ГОСТ Р 53114-2008. Защита информации. Обеспечение безопасности информации в организации. Основные термины и определения : национальный стандарт Российской Федерации : утвержден и введен в действие Приказом Федерального агентства по техническому регулированию и метрологии от 18 декабря 2008 г. № 468-ст. – Москва : Стандартинформ, 2009. – 24 с. – Текст : непосредственный.</w:t>
+      </w:r>
+    </w:p>
+    <w:p>
+      <w:pPr>
+        <w:pStyle w:val="af0"/>
+      </w:pPr>
+      <w:r>
+        <w:t>19.</w:t>
+      </w:r>
+      <w:r>
+        <w:tab/>
+        <w:t>Гуляев, М. Ю. Основные архитектурные подходы при построении веб-приложений / М. Ю. Гуляев // Modern Science. – 2022. – № 5-2. – С. 247-252. – EDN FQNGDN.</w:t>
+      </w:r>
+    </w:p>
+    <w:p>
+      <w:pPr>
+        <w:pStyle w:val="af0"/>
+      </w:pPr>
+      <w:r>
+        <w:t>20.</w:t>
+      </w:r>
+      <w:r>
+        <w:tab/>
+        <w:t>Долженко, А. И. Безопасность микросервисных архитектур / А. И. Долженко, И. А. Ермолов // Информационные системы, экономика и управление : Ученые записки. Том Выпуск 24. – Ростов-на-Дону : Ростовский государственный экономический университет “РИНХ”, 2022. – С. 144-147. – EDN GVNRNH.</w:t>
+      </w:r>
+    </w:p>
+    <w:p>
+      <w:pPr>
+        <w:pStyle w:val="af0"/>
+      </w:pPr>
+      <w:r>
+        <w:t>21.</w:t>
+      </w:r>
+      <w:r>
+        <w:tab/>
+        <w:t>Дюмин, М. А. Обеспечение безопасности web-сайтов / М. А. Дюмин, Е. А. Кулешова // Современные информационные технологии и информационная безопасность : сборник научных статей 2-й Всероссийской научно-технической конференции, Курск, 28 февраля 2023 года. – Курск: Юго-Западный государственный университет, 2023. – С. 28-31. – EDN OPNAJT.</w:t>
+      </w:r>
+    </w:p>
+    <w:p>
+      <w:pPr>
+        <w:pStyle w:val="af0"/>
+      </w:pPr>
+      <w:r>
+        <w:t>22.</w:t>
+      </w:r>
+      <w:r>
+        <w:tab/>
+        <w:t>Злобин Е. А. и др. ОБЗОР ПРЕПРОЦЕССОРОВ ЯЗЫКА КАСКАДНЫХ ТАБЛИЦ СТИЛЕЙ CSS //П27 Перспективные аспекты моделирования систем и процессов: материалы Всероссийской научно-практической конференции, Воронеж, 7 октября 2023 г./отв. ред. ВК Зольников, АИ Заревич; М-во науки и высшего образования РФ, ФГБОУ ВО «ВГЛТУ».–Воронеж, 2023.–563 с.–URL: https://vgltu. ru/nauka/konferencii/2023/vserossijskaya-nauchno-prakticheskaya. – 2023. – С. 56.</w:t>
+      </w:r>
+    </w:p>
+    <w:p>
+      <w:pPr>
+        <w:pStyle w:val="af0"/>
+      </w:pPr>
+      <w:r>
+        <w:t>23.</w:t>
+      </w:r>
+      <w:r>
+        <w:tab/>
+        <w:t>Зулькарнеев И. Р., Басалай К. А. ПОДХОДЫ К КЛАССИФИКАЦИИ ВЕКТОРОВ АТАК И УЯЗВИМОСТЕЙ JSON WEB TOKENS //Вестник УрФО. Безопасность в информационной сфере. – 2024. – Т. 2. – №. 52. – С. 77-88.</w:t>
+      </w:r>
+    </w:p>
+    <w:p>
+      <w:pPr>
+        <w:pStyle w:val="af0"/>
+      </w:pPr>
+      <w:r>
+        <w:t>24.</w:t>
+      </w:r>
+      <w:r>
+        <w:tab/>
+        <w:t>И. Д. Торжевский, А. П. Барковская, А. Г. Зотин ВЫБОР АРХИТЕКТУРЫ ДЛЯ РАЗРАБОТКИ ВЕБ-ПРИЛОЖЕНИЯ ИНТЕРНЕТА-МАГАЗИНА // Актуальные проблемы авиации и космонавтики. 2022. №. URL: https://cyberleninka.ru/article/n/vybor-arhitektury-dlya-razrabotki-veb-prilozheniya-interneta-magazina (дата обращения: 09.12.2025).</w:t>
+      </w:r>
+    </w:p>
+    <w:p>
+      <w:pPr>
+        <w:pStyle w:val="af0"/>
+      </w:pPr>
+      <w:r>
+        <w:t>25.</w:t>
+      </w:r>
+      <w:r>
+        <w:tab/>
+        <w:t>Карабеков К.О. Состояние и тенденции киберпреступности в Российской Федерации и Республике Казахстан / К.О. Карабеков // Научный вестник Омской академии МВД России. 2024. Т. 30. № 2(93). С. 106–112.</w:t>
+      </w:r>
+    </w:p>
+    <w:p>
+      <w:pPr>
+        <w:pStyle w:val="af0"/>
+      </w:pPr>
+      <w:r>
+        <w:t>26.</w:t>
+      </w:r>
+      <w:r>
+        <w:tab/>
+        <w:t>Козаев Н. Ш. КИБЕРПРЕСТУПНОСТЬ В СОВРЕМЕННОМ МИРЕ: ТЕНДЕНЦИИ, ВЫЗОВЫ И СТРАТЕГИИ ПРОТИВОДЕЙСТВИЯ // Гуманитарные, социально-экономические и общественные науки. 2024. №11. URL: https://cyberleninka.ru/article/n/kiberprestupnost-v-sovremennom-mire-tendentsii-vyzovy-i-strategii-protivodeystviya (дата обращения: 09.12.2025).</w:t>
+      </w:r>
+    </w:p>
+    <w:p>
+      <w:pPr>
+        <w:pStyle w:val="af0"/>
+      </w:pPr>
+      <w:r>
+        <w:t>27.</w:t>
+      </w:r>
+      <w:r>
+        <w:tab/>
+        <w:t>Козлов, С. В. Средства разработки современных одностраничных веб-приложений / С. В. Козлов, П. Л. Ильин // Общество, образование, наука в современных парадигмах развития : Cборник трудов по материалам III Национальной научно-практической конференции, Керчь, 17–18 октября 2022 года / Редколлегия: Е.П. Масюткин [и др.]. – г. Керчь: ФГБОУ ВО «Керченский государственный морской технологический университет», 2022. – С. 39-45. – EDN QCLDIU.</w:t>
+      </w:r>
+    </w:p>
+    <w:p>
+      <w:pPr>
+        <w:pStyle w:val="af0"/>
+      </w:pPr>
+      <w:r>
+        <w:t>28.</w:t>
+      </w:r>
+      <w:r>
+        <w:tab/>
+        <w:t>Кочесоков Рустам Хажмударович Киберпреступность в России: тенденции и методы борьбы // Пробелы в российском законодательстве. 2023. №5. URL: https://cyberleninka.ru/article/n/kiberprestupnost-v-rossii-tendentsii-i-metody-borby (дата обращения: 09.12.2025).</w:t>
+      </w:r>
+    </w:p>
+    <w:p>
+      <w:pPr>
+        <w:pStyle w:val="af0"/>
+      </w:pPr>
+      <w:r>
+        <w:t>29.</w:t>
+      </w:r>
+      <w:r>
+        <w:tab/>
+        <w:t>Круглов А. М., Агарков А. В., Бондарчук Д. О. Сетевые протоколы прикладного уровня //ББК 1 Н 34. – С. 3591.</w:t>
+      </w:r>
+    </w:p>
+    <w:p>
+      <w:pPr>
+        <w:pStyle w:val="af0"/>
+      </w:pPr>
+      <w:r>
+        <w:lastRenderedPageBreak/>
+        <w:t>30.</w:t>
+      </w:r>
+      <w:r>
+        <w:tab/>
+        <w:t>Кряжева, Е. В. Общие подходы к проектированию ВЕБ-приложений / Е. В. Кряжева, Т. А. Васина // Заметки ученого. – 2021. – № 9-2. – С. 32-36. – EDN DQMSGI.</w:t>
+      </w:r>
+    </w:p>
+    <w:p>
+      <w:pPr>
+        <w:pStyle w:val="af0"/>
+      </w:pPr>
+      <w:r>
+        <w:t>31.</w:t>
+      </w:r>
+      <w:r>
+        <w:tab/>
+        <w:t>Курова, Д. Н. Асинхронная обработка запросов в ASP.NET / Д. Н. Курова // Вестник Димитровградского инженерно-технологического института. – 2015. – № 3(8). – С. 49-52. – EDN VRRGZD.</w:t>
+      </w:r>
+    </w:p>
+    <w:p>
+      <w:pPr>
+        <w:pStyle w:val="af0"/>
+      </w:pPr>
+      <w:r>
+        <w:t>32.</w:t>
+      </w:r>
+      <w:r>
+        <w:tab/>
+        <w:t>Курцев Е. А. АРХИТЕКТУРА ВЕБ-ПРИЛОЖЕНИЙ ДЛЯ СЕРВИСНЫХ СЛУЖБ //НАУЧНЫЙ ЭЛЕКТРОННЫЙ ЖУРНАЛ «АКАДЕМИЧЕСКАЯ ПУБЛИЦИСТИКА». – С. 82.</w:t>
+      </w:r>
+    </w:p>
+    <w:p>
+      <w:pPr>
+        <w:pStyle w:val="af0"/>
+      </w:pPr>
+      <w:r>
+        <w:t>33.</w:t>
+      </w:r>
+      <w:r>
+        <w:tab/>
+        <w:t>Ланецкая А. Ю., Александрова Е. Н. СОВРЕМЕННЫЕ УГРОЗЫ ИНФОРМАЦИОННОЙ БЕЗОПАСНОСТИ // Международный журнал гуманитарных и естественных наук. 2022. №7-2. URL: https://cyberleninka.ru/article/n/sovremennye-ugrozy-informatsionnoy-bezopasnosti (дата обращения: 09.12.2025).</w:t>
+      </w:r>
+    </w:p>
+    <w:p>
+      <w:pPr>
+        <w:pStyle w:val="af0"/>
+      </w:pPr>
+      <w:r>
+        <w:t>34.</w:t>
+      </w:r>
+      <w:r>
+        <w:tab/>
+        <w:t>Лапенков, М. В. Одностраничные приложения. Их преимущества и недостатки / М. В. Лапенков // Инновации. Наука. Образование. – 2021. – № 27. – С. 867-872. – EDN ZAFKCP.</w:t>
+      </w:r>
+    </w:p>
+    <w:p>
+      <w:pPr>
+        <w:pStyle w:val="af0"/>
+      </w:pPr>
+      <w:r>
+        <w:t>35.</w:t>
+      </w:r>
+      <w:r>
+        <w:tab/>
+        <w:t>Магеррамов, З. Т. Классификация угроз информационной безопасности / З. Т. Магеррамов, Х. В. Амирасланов, М. С. Алишов // Фундаментальные и прикладные научные исследования: актуальные вопросы, достижения и инновации : сборник статей LVIII Международной научно-практической конференции, Пенза, 27 июля 2022 года. – Пенза: Наука и Просвещение (ИП Гуляев Г.Ю.), 2022. – С. 101-104. – EDN GBAOJM.</w:t>
+      </w:r>
+    </w:p>
+    <w:p>
+      <w:pPr>
+        <w:pStyle w:val="af0"/>
+      </w:pPr>
+      <w:r>
+        <w:t>36.</w:t>
+      </w:r>
+      <w:r>
+        <w:tab/>
+        <w:t>Межсайтовый скриптинг (XSS) // Kaspersky Encyclopedia : [сайт]. – URL: https://encyclopedia.kaspersky.ru/glossary/cross-site-scripting-xss/ (дата обращения: 12.11.2025). – Текст : электронный.</w:t>
+      </w:r>
+    </w:p>
+    <w:p>
+      <w:pPr>
+        <w:pStyle w:val="af0"/>
+      </w:pPr>
+      <w:r>
+        <w:t>37.</w:t>
+      </w:r>
+      <w:r>
+        <w:tab/>
+        <w:t>Муратов Г. А. ОСОБЕННОСТИ РАБОТЫ ПРОТОКОЛА TLS/SSL // Молодой исследователь Дона. 2021. №3 (30). URL: https://cyberleninka.ru/article/n/osobennosti-raboty-protokola-tls-ssl (дата обращения: 15.10.2025). (30). URL: https://cyberleninka.ru/article/n/osobennosti-raboty-protokola-tls-ssl (дата обращения: 15.10.2025).</w:t>
+      </w:r>
+    </w:p>
+    <w:p>
+      <w:pPr>
+        <w:pStyle w:val="af0"/>
+      </w:pPr>
+      <w:r>
+        <w:t>38.</w:t>
+      </w:r>
+      <w:r>
+        <w:tab/>
+        <w:t>Навроцкая А. В. Информационная безопасность. Мошенничество. – 2024.</w:t>
+      </w:r>
+    </w:p>
+    <w:p>
+      <w:pPr>
+        <w:pStyle w:val="af0"/>
+      </w:pPr>
+      <w:r>
+        <w:t>39.</w:t>
+      </w:r>
+      <w:r>
+        <w:tab/>
+        <w:t>Орлов А. Г. АНАЛИЗ УЯЗВИМОСТЕЙ ПРОТОКОЛОВ ПЕРЕДАЧИ ДАННЫХ //Состав редакционной коллегии и организационного комитета. – 2025.</w:t>
+      </w:r>
+    </w:p>
+    <w:p>
+      <w:pPr>
+        <w:pStyle w:val="af0"/>
+      </w:pPr>
+      <w:r>
+        <w:t>40.</w:t>
+      </w:r>
+      <w:r>
+        <w:tab/>
+        <w:t>Основы использования // PHP : руководство по PHP : [сайт]. – URL: https://www.php.net/manual/ru/session.examples.basic.php (дата обращения: 13.04.2026). – Текст : электронный.</w:t>
+      </w:r>
+    </w:p>
+    <w:p>
+      <w:pPr>
+        <w:pStyle w:val="af0"/>
+      </w:pPr>
+      <w:r>
+        <w:t>41.</w:t>
+      </w:r>
+      <w:r>
+        <w:tab/>
+        <w:t>Особенности использования защищенных протоколов для взаимодействия с внешними службами // Kaspersky Endpoint Security для Windows : [сайт]. – 2025. – 22 дек. – URL: https://support.kaspersky.com/KESWIN/12.8/ru-RU/202633.htm (дата обращения: 13.04.2026). – Текст : электронный.</w:t>
+      </w:r>
+    </w:p>
+    <w:p>
+      <w:pPr>
+        <w:pStyle w:val="af0"/>
+      </w:pPr>
+      <w:r>
+        <w:t>42.</w:t>
+      </w:r>
+      <w:r>
+        <w:tab/>
+        <w:t>Охонько, Ф. С. Анализ уязвимостей стандарта Content security Policy с целью повышения защиты веб-сайтов / Ф. С. Охонько // Cifra. Информационные технологии и телекоммуникации. – 2025. – № 1(5). – DOI 10.60797/itech.2025.5.1. – EDN RKCIPV.</w:t>
+      </w:r>
+    </w:p>
+    <w:p>
+      <w:pPr>
+        <w:pStyle w:val="af0"/>
+      </w:pPr>
+      <w:r>
+        <w:t>43.</w:t>
+      </w:r>
+      <w:r>
+        <w:tab/>
+        <w:t>Повышение привилегий // СберБанк Онлайн : Интерактивный словарь : [сайт]. – URL: https://www.sberbank.ru/ru/person/kibrary/vocabulary/povyshenie-privilegij (дата обращения: 12.11.2025). – Текст : электронный.</w:t>
+      </w:r>
+    </w:p>
+    <w:p>
+      <w:pPr>
+        <w:pStyle w:val="af0"/>
+      </w:pPr>
+      <w:r>
+        <w:t>44.</w:t>
+      </w:r>
+      <w:r>
+        <w:tab/>
+        <w:t>Подгорный П. А. ПРЕИМУЩЕСТВА ИСПОЛЬЗОВАНИЯ ФОРМАТА JSON В СОВРЕМЕННЫХ WEB-ПРИЛОЖЕНИЯХ С ТОЧКИ ЗРЕНИЯ ИНФОРМАЦИОННОЙ БЕЗОПАСНОСТИ // Вестник науки. 2022. №11 (56). URL: https://cyberleninka.ru/article/n/preimuschestva-ispolzovaniya-formata-json-v-sovremennyh-web-prilozheniyah-s-tochki-zreniya-informatsionnoy-bezopasnosti (дата обращения: 05.11.2025).</w:t>
+      </w:r>
+    </w:p>
+    <w:p>
+      <w:pPr>
+        <w:pStyle w:val="af0"/>
+      </w:pPr>
+      <w:r>
+        <w:t>45.</w:t>
+      </w:r>
+      <w:r>
+        <w:tab/>
+        <w:t>Полянин, М. Что такое AJAX и для чего он нужен / М. Полянин // Код : [сайт]. – 2024. – 7 мая. – URL: https://thecode.media/ajax/ (дата обращения: 01.10.2025). – Текст : электронный.</w:t>
+      </w:r>
+    </w:p>
+    <w:p>
+      <w:pPr>
+        <w:pStyle w:val="af0"/>
+      </w:pPr>
+      <w:r>
+        <w:t>46.</w:t>
+      </w:r>
+      <w:r>
+        <w:tab/>
+        <w:t>Пономарёв, А. Построение кибербезопасной архитектуры веб-приложений / А. Пономарёв. – URL: https://rezbez.ru/article/postroenie-kiberbezopasnoj-arhitektury-veb-prilozhenij (дата обращения: 01.10.2025). – Текст : электронный.</w:t>
+      </w:r>
+    </w:p>
+    <w:p>
+      <w:pPr>
+        <w:pStyle w:val="af0"/>
+      </w:pPr>
+      <w:r>
+        <w:t>47.</w:t>
+      </w:r>
+      <w:r>
+        <w:tab/>
+        <w:t xml:space="preserve">Портнов О. С., Халманов А. А. WEBSOCKET: ПРОТОКОЛ РЕАЛЬНОГО ВРЕМЕНИ ДЛЯ СОВРЕМЕННЫХ ВЕБ-ПРИЛОЖЕНИЙ // Вестник науки. 2025. №5 (86). URL: </w:t>
+      </w:r>
+      <w:r>
+        <w:lastRenderedPageBreak/>
+        <w:t>https://cyberleninka.ru/article/n/websocket-protokol-realnogo-vremeni-dlya-sovremennyh-veb-prilozheniy (дата обращения: 22.10.2025).</w:t>
+      </w:r>
+    </w:p>
+    <w:p>
+      <w:pPr>
+        <w:pStyle w:val="af0"/>
+      </w:pPr>
+      <w:r>
+        <w:t>48.</w:t>
+      </w:r>
+      <w:r>
+        <w:tab/>
+        <w:t>Предотвращение атак межсайтовой подделки запросов (CSRF) в ASP.NET MVC // Microsoft Learn : [сайт]. – URL: https://learn.microsoft.com/ru-ru/aspnet/web-api/overview/security/preventing-cross-site-request-forgery-csrf-attacks (дата обращения: 15.04.2026). – Текст : электронный.</w:t>
+      </w:r>
+    </w:p>
+    <w:p>
+      <w:pPr>
+        <w:pStyle w:val="af0"/>
+      </w:pPr>
+      <w:r>
+        <w:t>49.</w:t>
+      </w:r>
+      <w:r>
+        <w:tab/>
+        <w:t>Раджабов А. Р. ТИПЫ БАЗ ДАННЫХ //Introduction of new innovative technologies in education of pedagogy and psychology. – 2024. – Т. 1. – №. 3. – С. 204-210.</w:t>
+      </w:r>
+    </w:p>
+    <w:p>
+      <w:pPr>
+        <w:pStyle w:val="af0"/>
+      </w:pPr>
+      <w:r>
+        <w:t>50.</w:t>
+      </w:r>
+      <w:r>
+        <w:tab/>
+        <w:t>Разработка программных модулей программного обеспечения для компьютерных систем. Прикладное программирование [Электронный ресурс]: учеб. пособие / С. В. Белугина. Электрон. текстовые данные. Изд. 4-е, стер. Санкт-Петербург : Лань, 2023. URL: https://e.lanbook.com/book/296975. С. 106–112.</w:t>
+      </w:r>
+    </w:p>
+    <w:p>
+      <w:pPr>
+        <w:pStyle w:val="af0"/>
+      </w:pPr>
+      <w:r>
+        <w:t>51.</w:t>
+      </w:r>
+      <w:r>
+        <w:tab/>
+        <w:t>Сабырова М. Е. ПРЕИМУЩЕСТВА JAVASCRIPT //ВЕСТНИК ЖЕТЫСУСКОГО УНИВЕРСИТЕТА ИМЕНИ И. ЖАНСУГУРОВА. – 2023. – №. 4 (109). – С. 145-149.</w:t>
+      </w:r>
+    </w:p>
+    <w:p>
+      <w:pPr>
+        <w:pStyle w:val="af0"/>
+      </w:pPr>
+      <w:r>
+        <w:t>52.</w:t>
+      </w:r>
+      <w:r>
+        <w:tab/>
+        <w:t>Савельева Елизавета Анатольевна ТЕНДЕНЦИИ КИБЕРПРЕСТУПНОСТИ: АНАЛИЗ ОТЧЕТОВ О ПРОИСШЕСТВИЯХ И УЩЕРБЕ // Экономика и парадигма нового времени. 2025. №5 (38). URL: https://cyberleninka.ru/article/n/tendentsii-kiberprestupnosti-analiz-otchetov-o-proisshestviyah-i-uscherbe (дата обращения: 09.12.2025).</w:t>
+      </w:r>
+    </w:p>
+    <w:p>
+      <w:pPr>
+        <w:pStyle w:val="af0"/>
+      </w:pPr>
+      <w:r>
+        <w:t>53.</w:t>
+      </w:r>
+      <w:r>
+        <w:tab/>
+        <w:t>Садовая Е. Н. СОВРЕМЕННЫЕ ВЫЗОВЫ И УГРОЗЫ ИНФОРМАЦИОННОЙ БЕЗОПАСНОСТИ REST API И СПОСОБЫ ИХ ПРЕДОТВРАЩЕНИЯ // Молодой исследователь Дона. 2023. №3 (42). URL: https://cyberleninka.ru/article/n/sovremennye-vyzovy-i-ugrozy-informatsionnoy-bezopasnosti-rest-api-i-sposoby-ih-predotvrascheniya (дата обращения: 09.12.2025).</w:t>
+      </w:r>
+    </w:p>
+    <w:p>
+      <w:pPr>
+        <w:pStyle w:val="af0"/>
+      </w:pPr>
+      <w:r>
+        <w:t>54.</w:t>
+      </w:r>
+      <w:r>
+        <w:tab/>
+        <w:t>Селиванов М. А. СЕТЕВЫЕ ПРОТОКОЛЫ НОВОГО ПОКОЛЕНИЯ И ИХ АНАЛИЗ С ТОЧКИ ЗРЕНИЯ ИНФОРМАЦИОННОЙ БЕЗОПАСНОСТИ // Молодой исследователь Дона. 2022. №1 (34). URL: https://cyberleninka.ru/article/n/setevye-protokoly-novogo-pokoleniya-i-ih-analiz-s-tochki-zreniya-informatsionnoy-bezopasnosti (дата обращения: 15.10.2025).</w:t>
+      </w:r>
+    </w:p>
+    <w:p>
+      <w:pPr>
+        <w:pStyle w:val="af0"/>
+      </w:pPr>
+      <w:r>
+        <w:t>55.</w:t>
+      </w:r>
+      <w:r>
+        <w:tab/>
+        <w:t>Семенова М. М., Семенов В. А., Чупина Е. Н. АУТЕНТИФИКАЦИЯ НА ОСНОВЕ ФАЙЛОВ COOKIE И АУТЕНТИФИКАЦИЯ С ПОМОЩЬЮ JSON WEB TOKEN (JWT) //ББК 32.973-018.2+ 32.81 я43 К63. – 2021. – С. 93.</w:t>
+      </w:r>
+    </w:p>
+    <w:p>
+      <w:pPr>
+        <w:pStyle w:val="af0"/>
+      </w:pPr>
+      <w:r>
+        <w:t>56.</w:t>
+      </w:r>
+      <w:r>
+        <w:tab/>
+        <w:t>Стрельцов, А. Для чего нужен веб-сервер и как его настроить / А. Стрельцов // Яндекс Практикум : блог : [сайт]. – 2024. – 25 июня. – URL: https://practicum.yandex.ru/blog/chto-takoe-veb-server-i-kak-rabotaet/ (дата обращения: 13.04.2026). – Текст : электронный.</w:t>
+      </w:r>
+    </w:p>
+    <w:p>
+      <w:pPr>
+        <w:pStyle w:val="af0"/>
+      </w:pPr>
+      <w:r>
+        <w:t>57.</w:t>
+      </w:r>
+      <w:r>
+        <w:tab/>
+        <w:t>Сушков, А. База данных: что такое БД, их типы, свойства, структура / А. Сушков // Яндекс Практикум : блог : [сайт]. – 2025. – 18 нояб. – URL: https://practicum.yandex.ru/blog/chto-takoe-bazy-dannyh/#svoystva-bd (дата обращения: 20.11.2025). – Текст : электронный.</w:t>
+      </w:r>
+    </w:p>
+    <w:p>
+      <w:pPr>
+        <w:pStyle w:val="af0"/>
+      </w:pPr>
+      <w:r>
+        <w:t>58.</w:t>
+      </w:r>
+      <w:r>
+        <w:tab/>
+        <w:t>Сушков, А. Параметры в SQL</w:t>
+      </w:r>
+      <w:r>
+        <w:rPr>
+          <w:rFonts w:ascii="Cambria Math" w:hAnsi="Cambria Math" w:cs="Cambria Math"/>
+        </w:rPr>
+        <w:t>‑</w:t>
+      </w:r>
+      <w:r>
+        <w:rPr>
+          <w:rFonts w:ascii="Calibri" w:hAnsi="Calibri" w:cs="Calibri"/>
+        </w:rPr>
+        <w:t>запросах</w:t>
+      </w:r>
+      <w:r>
+        <w:t xml:space="preserve">: </w:t>
+      </w:r>
+      <w:r>
+        <w:rPr>
+          <w:rFonts w:ascii="Calibri" w:hAnsi="Calibri" w:cs="Calibri"/>
+        </w:rPr>
+        <w:t>для</w:t>
+      </w:r>
+      <w:r>
+        <w:t xml:space="preserve"> </w:t>
+      </w:r>
+      <w:r>
+        <w:rPr>
+          <w:rFonts w:ascii="Calibri" w:hAnsi="Calibri" w:cs="Calibri"/>
+        </w:rPr>
+        <w:t>чего</w:t>
+      </w:r>
+      <w:r>
+        <w:t xml:space="preserve"> </w:t>
+      </w:r>
+      <w:r>
+        <w:rPr>
+          <w:rFonts w:ascii="Calibri" w:hAnsi="Calibri" w:cs="Calibri"/>
+        </w:rPr>
+        <w:t>нужны</w:t>
+      </w:r>
+      <w:r>
+        <w:t xml:space="preserve"> </w:t>
+      </w:r>
+      <w:r>
+        <w:rPr>
+          <w:rFonts w:ascii="Calibri" w:hAnsi="Calibri" w:cs="Calibri"/>
+        </w:rPr>
+        <w:t>и</w:t>
+      </w:r>
+      <w:r>
+        <w:t xml:space="preserve"> </w:t>
+      </w:r>
+      <w:r>
+        <w:rPr>
+          <w:rFonts w:ascii="Calibri" w:hAnsi="Calibri" w:cs="Calibri"/>
+        </w:rPr>
+        <w:t>как</w:t>
+      </w:r>
+      <w:r>
+        <w:t xml:space="preserve"> </w:t>
+      </w:r>
+      <w:r>
+        <w:rPr>
+          <w:rFonts w:ascii="Calibri" w:hAnsi="Calibri" w:cs="Calibri"/>
+        </w:rPr>
+        <w:t>их</w:t>
+      </w:r>
+      <w:r>
+        <w:t xml:space="preserve"> использовать / А. Сушков // Яндекс Практикум : блог : [сайт]. – 2026. – 21 апр. – URL: https://practicum.yandex.ru/blog/parametry-sql-zaprosov/ (дата обращения: 17.02.2026). – Текст : электронный.</w:t>
+      </w:r>
+    </w:p>
+    <w:p>
+      <w:pPr>
+        <w:pStyle w:val="af0"/>
+      </w:pPr>
+      <w:r>
+        <w:t>59.</w:t>
+      </w:r>
+      <w:r>
+        <w:tab/>
+        <w:t>Трофимов Н. Н., Сергеев О. Л. Научный руководитель: Жуков АД //МЕЖДУНАРОДНЫЙ НАУЧНЫЙ ЖУРНАЛ ИННОВАЦИОННАЯ НАУКА. – С. 58.</w:t>
+      </w:r>
+    </w:p>
+    <w:p>
+      <w:pPr>
+        <w:pStyle w:val="af0"/>
+      </w:pPr>
+      <w:r>
+        <w:t>60.</w:t>
+      </w:r>
+      <w:r>
+        <w:tab/>
+        <w:t>Чернов М. Б., Малова Е. Н. ИЗУЧЕНИЕ FRONTEND-РАЗРАБОТКИ–ПЕРВЫЙ ШАГ В СФЕРУ IT //ББК 32.82+ 74.00 Т65. – 2021. – С. 139.</w:t>
+      </w:r>
+    </w:p>
+    <w:p>
+      <w:pPr>
+        <w:pStyle w:val="af0"/>
+      </w:pPr>
+      <w:r>
+        <w:t>61.</w:t>
+      </w:r>
+      <w:r>
+        <w:tab/>
+        <w:t>Что такое XML? – Описание расширяемого языка разметки (XML) – AWS // Amazon Web Services : [сайт]. – URL: https://aws.amazon.com/ru/what-is/xml/ (дата обращения: 13.02.2026). – Текст : электронный.</w:t>
+      </w:r>
+    </w:p>
+    <w:p>
+      <w:pPr>
+        <w:pStyle w:val="af0"/>
+      </w:pPr>
+      <w:r>
+        <w:t>62.</w:t>
+      </w:r>
+      <w:r>
+        <w:tab/>
+        <w:t>Что такое база данных? – Объяснение баз данных — AWS // Amazon Web Services : [сайт]. – URL: https://aws.amazon.com/ru/what-is/database/ (дата обращения: 13.02.2026). – Текст : электронный.</w:t>
+      </w:r>
+    </w:p>
+    <w:p>
+      <w:pPr>
+        <w:pStyle w:val="af0"/>
+      </w:pPr>
+      <w:r>
+        <w:t>63.</w:t>
+      </w:r>
+      <w:r>
+        <w:tab/>
+        <w:t>Что такое кибербезопасность? // Kaspersky : Ресурсный центр : [сайт]. – URL: https://www.kaspersky.ru/resource-center/definitions/what-is-cyber-security (дата обращения: 18.12.2025). – Текст : электронный.</w:t>
+      </w:r>
+    </w:p>
+    <w:p>
+      <w:pPr>
+        <w:pStyle w:val="af0"/>
+      </w:pPr>
+      <w:r>
+        <w:t>64.</w:t>
+      </w:r>
+      <w:r>
+        <w:tab/>
+        <w:t xml:space="preserve">Шахов, А. Э. Архитектурное проектирование веб-приложений / А. Э. Шахов // Актуальные проблемы науки и образования в условиях современных вызовов (шифр –МКАП 24) : Сборник </w:t>
+      </w:r>
+      <w:r>
+        <w:lastRenderedPageBreak/>
+        <w:t>материалов XXIV Международной научно-практической конференции, Москва, 18 октября 2023 года. – Москва: Печатный цех, 2023. – С. 27-29. – EDN CYJORC.</w:t>
+      </w:r>
+    </w:p>
+    <w:p>
+      <w:pPr>
+        <w:pStyle w:val="af0"/>
+      </w:pPr>
+      <w:r>
+        <w:t>65.</w:t>
+      </w:r>
+      <w:r>
+        <w:tab/>
+        <w:t>Эрдынеев М. Ц., Гвоздев А. В. Nginx-веб-сервер для высоконагруженных проектов //Аллея науки. – 2017. – Т. 1. – №. 10. – С. 763-769.</w:t>
+      </w:r>
+    </w:p>
+    <w:p>
+      <w:pPr>
+        <w:pStyle w:val="ac"/>
+      </w:pPr>
+      <w:r>
+        <w:fldChar w:fldCharType="end"/>
+      </w:r>
+    </w:p>
+    <w:p>
+      <w:pPr>
+        <w:pStyle w:val="af0"/>
+      </w:pPr>
+      <w:r>
+        <w:t>66</w:t>
+      </w:r>
+      <w:r>
+        <w:t>.</w:t>
       </w:r>
       <w:r>
         <w:tab/>
@@ -28375,7 +29267,13 @@
         <w:rPr>
           <w:lang w:val="en-US"/>
         </w:rPr>
-        <w:t>2.</w:t>
+        <w:t>67</w:t>
+      </w:r>
+      <w:r>
+        <w:rPr>
+          <w:lang w:val="en-US"/>
+        </w:rPr>
+        <w:t>.</w:t>
       </w:r>
       <w:r>
         <w:rPr>
@@ -28405,7 +29303,13 @@
         <w:rPr>
           <w:lang w:val="en-US"/>
         </w:rPr>
-        <w:t>3.</w:t>
+        <w:t>68</w:t>
+      </w:r>
+      <w:r>
+        <w:rPr>
+          <w:lang w:val="en-US"/>
+        </w:rPr>
+        <w:t>.</w:t>
       </w:r>
       <w:r>
         <w:rPr>
@@ -28435,7 +29339,13 @@
         <w:rPr>
           <w:lang w:val="en-US"/>
         </w:rPr>
-        <w:t>4.</w:t>
+        <w:t>69</w:t>
+      </w:r>
+      <w:r>
+        <w:rPr>
+          <w:lang w:val="en-US"/>
+        </w:rPr>
+        <w:t>.</w:t>
       </w:r>
       <w:r>
         <w:rPr>
@@ -28474,7 +29384,13 @@
         <w:rPr>
           <w:lang w:val="en-US"/>
         </w:rPr>
-        <w:t>5.</w:t>
+        <w:t>70</w:t>
+      </w:r>
+      <w:r>
+        <w:rPr>
+          <w:lang w:val="en-US"/>
+        </w:rPr>
+        <w:t>.</w:t>
       </w:r>
       <w:r>
         <w:rPr>
@@ -28531,7 +29447,13 @@
         <w:rPr>
           <w:lang w:val="en-US"/>
         </w:rPr>
-        <w:t>6.</w:t>
+        <w:t>71</w:t>
+      </w:r>
+      <w:r>
+        <w:rPr>
+          <w:lang w:val="en-US"/>
+        </w:rPr>
+        <w:t>.</w:t>
       </w:r>
       <w:r>
         <w:rPr>
@@ -28570,7 +29492,13 @@
         <w:rPr>
           <w:lang w:val="en-US"/>
         </w:rPr>
-        <w:t>7.</w:t>
+        <w:t>72</w:t>
+      </w:r>
+      <w:r>
+        <w:rPr>
+          <w:lang w:val="en-US"/>
+        </w:rPr>
+        <w:t>.</w:t>
       </w:r>
       <w:r>
         <w:rPr>
@@ -28609,7 +29537,13 @@
         <w:rPr>
           <w:lang w:val="en-US"/>
         </w:rPr>
-        <w:t>8.</w:t>
+        <w:t>73</w:t>
+      </w:r>
+      <w:r>
+        <w:rPr>
+          <w:lang w:val="en-US"/>
+        </w:rPr>
+        <w:t>.</w:t>
       </w:r>
       <w:r>
         <w:rPr>
@@ -28639,947 +29573,11 @@
     </w:p>
     <w:p>
       <w:pPr>
-        <w:pStyle w:val="af0"/>
-      </w:pPr>
-      <w:r>
-        <w:t>9.</w:t>
-      </w:r>
-      <w:r>
-        <w:tab/>
-        <w:t>Алексашина, У. А. Кто такие фронтенд - разработчики и почему они так востребованы? / У. А. Алексашина // Студенческая научная весна : Тезисы докладов Всероссийской студенческой конференции, посвященной 175-летию Н.Е. Жуковского, Москва, 01–30 апреля 2022 года. – Москва: Издательский дом “Научная библиотека”, 2022. – С. 431-434. – EDN BGGGRM.</w:t>
-      </w:r>
-    </w:p>
-    <w:p>
-      <w:pPr>
-        <w:pStyle w:val="af0"/>
-      </w:pPr>
-      <w:r>
-        <w:t>10.</w:t>
-      </w:r>
-      <w:r>
-        <w:tab/>
-        <w:t>Аменицкий, А. В. Актуальные тенденции кибербезопасности / А. В. Аменицкий // Актуальные вопросы науки, технологий и общества : Монография. – Пенза : Наука и Просвещение (ИП Гуляев Г.Ю.), 2025. – С. 92-120. – EDN BVTRQM.</w:t>
-      </w:r>
-    </w:p>
-    <w:p>
-      <w:pPr>
-        <w:pStyle w:val="af0"/>
-      </w:pPr>
-      <w:r>
-        <w:t>11.</w:t>
-      </w:r>
-      <w:r>
-        <w:tab/>
-        <w:t>Архипов, К. А. Сравнительный анализ хранения данных на клиентской и серверной частях в клиент-серверном приложении / К. А. Архипов, А. Я. Скляр // Развитие науки и практики в глобально меняющемся мире в условиях рисков : сборник материалов XVIII Международной научно-практической конференции, Москва, 30 апреля 2023 года. – Москва: АЛЕФ, 2023. – С. 264-271. – DOI 10.34755/IROK.2023.59.47.090. – EDN YLAPSQ.</w:t>
-      </w:r>
-    </w:p>
-    <w:p>
-      <w:pPr>
-        <w:pStyle w:val="af0"/>
-      </w:pPr>
-      <w:r>
-        <w:t>12.</w:t>
-      </w:r>
-      <w:r>
-        <w:tab/>
-        <w:t>Атака обхода каталога (directory traversal attack) // SecurityLab : Глоссарий : [сайт]. – URL: https://www.securitylab.ru/glossary/ataka_obkhoda_kataloga_directory_traversal_attack/ (дата обращения: 10.10.2025). – Текст : электронный.</w:t>
-      </w:r>
-    </w:p>
-    <w:p>
-      <w:pPr>
-        <w:pStyle w:val="af0"/>
-      </w:pPr>
-      <w:r>
-        <w:t>13.</w:t>
-      </w:r>
-      <w:r>
-        <w:tab/>
-        <w:t>База данных // СберБанк Онлайн : Интерактивный словарь : [сайт]. – URL: https://www.sberbank.ru/ru/person/kibrary/vocabulary/baza_dannyh (дата обращения: 10.10.2025). – Текст : электронный.</w:t>
-      </w:r>
-    </w:p>
-    <w:p>
-      <w:pPr>
-        <w:pStyle w:val="af0"/>
-      </w:pPr>
-      <w:r>
-        <w:t>14.</w:t>
-      </w:r>
-      <w:r>
-        <w:tab/>
-        <w:t>Банк данных угроз безопасности информации : перечень угроз безопасности информации / ФСТЭК России. – URL: https://bdu.fstec.ru/threat-section/threats (дата обращения: 13.11.2025). – Текст : электронный.</w:t>
-      </w:r>
-    </w:p>
-    <w:p>
-      <w:pPr>
-        <w:pStyle w:val="af0"/>
-      </w:pPr>
-      <w:r>
-        <w:t>15.</w:t>
-      </w:r>
-      <w:r>
-        <w:tab/>
-        <w:t>Баранова Е. М. и др. Современные тенденции защиты баз данных веб-приложений от SQL инъекций //Известия Тульского государственного университета. Технические науки. – 2023. – №. 12. – С. 492-494.</w:t>
-      </w:r>
-    </w:p>
-    <w:p>
-      <w:pPr>
-        <w:pStyle w:val="af0"/>
-      </w:pPr>
-      <w:r>
-        <w:t>16.</w:t>
-      </w:r>
-      <w:r>
-        <w:tab/>
-        <w:t>Бондаренко В. В., Чернышова А. В. Обзор протоколов передачи данных, использующих криптографическую защиту //Председатель оргкомитета конференции. – 2021. – С. 282.</w:t>
-      </w:r>
-    </w:p>
-    <w:p>
-      <w:pPr>
-        <w:pStyle w:val="af0"/>
-      </w:pPr>
-      <w:r>
-        <w:t>17.</w:t>
-      </w:r>
-      <w:r>
-        <w:tab/>
-        <w:t>Борисов, В. В. Анализ и исследование современных технологий веб- разработки для проектирования и автоматизации современной станции технического обслуживания автомобилей / В. В. Борисов, В. Н. Тарасов // Современные научно-исследовательские и технологические аспекты программной инженерии : Материалы Всероссийской научно-</w:t>
-      </w:r>
-      <w:r>
-        <w:lastRenderedPageBreak/>
-        <w:t>технической конференции, Оренбург, 14–15 сентября 2023 года. – Оренбург: Оренбургский государственный университет, 2023. – С. 230-236. – EDN DRELZO.</w:t>
-      </w:r>
-    </w:p>
-    <w:p>
-      <w:pPr>
-        <w:pStyle w:val="af0"/>
-      </w:pPr>
-      <w:r>
-        <w:t>18.</w:t>
-      </w:r>
-      <w:r>
-        <w:tab/>
-        <w:t>Борисов П. Е. HTTP-протокол прикладного уровня (обзор) //Научный аспект. – 2024. – Т. 22. – №. 5. – С. 2937-2943.</w:t>
-      </w:r>
-    </w:p>
-    <w:p>
-      <w:pPr>
-        <w:pStyle w:val="af0"/>
-      </w:pPr>
-      <w:r>
-        <w:t>19.</w:t>
-      </w:r>
-      <w:r>
-        <w:tab/>
-        <w:t>Бороздин Н. М. Исследование и анализ практических преимуществ микросервисной архитектуры для современных веб-приложений //Инновационные научные исследования в современном мире. – 2023. – С. 279-284.</w:t>
-      </w:r>
-    </w:p>
-    <w:p>
-      <w:pPr>
-        <w:pStyle w:val="af0"/>
-      </w:pPr>
-      <w:r>
-        <w:t>20.</w:t>
-      </w:r>
-      <w:r>
-        <w:tab/>
-        <w:t>Брутфорс-атака: определение, примеры, защита // Kaspersky : Ресурсный центр : [сайт]. – URL: https://www.kaspersky.ru/resource-center/definitions/brute-force-attack (дата обращения: 17.02.2026). – Текст : электронный.</w:t>
-      </w:r>
-    </w:p>
-    <w:p>
-      <w:pPr>
-        <w:pStyle w:val="af0"/>
-      </w:pPr>
-      <w:r>
-        <w:t>21.</w:t>
-      </w:r>
-      <w:r>
-        <w:tab/>
-        <w:t>Васильев Г. В. Эффективное хранение больших данных о погоде в формате JSON c помощью nosql базы данных mongodb //МОЛОДЕЖЬ И НАУКА: АКТУАЛЬНЫЕ ПРОБЛЕМЫ ФУНДАМЕНТАЛЬНЫХ И ПРИКЛАДНЫХ ИССЛЕДОВАНИЙ. – 2023. – С. 255-258.</w:t>
-      </w:r>
-    </w:p>
-    <w:p>
-      <w:pPr>
-        <w:pStyle w:val="af0"/>
-      </w:pPr>
-      <w:r>
-        <w:t>22.</w:t>
-      </w:r>
-      <w:r>
-        <w:tab/>
-        <w:t>Вафин, И. И. Защита веб-сайтов с помощью HTTPS, SSL и TLS / И. И. Вафин // Фундаментальные и прикладные исследования в условиях геополитической нестабильности : Материалы XXIII Всероссийской научно-практической конференции, Ростов-на-Дону, 06 октября 2023 года. – Ростов-на-Дону: Общество с ограниченной ответственностью "Издательство “Манускрипт”, 2023. – С. 44-45. – EDN PAVOUU.</w:t>
-      </w:r>
-    </w:p>
-    <w:p>
-      <w:pPr>
-        <w:pStyle w:val="af0"/>
-      </w:pPr>
-      <w:r>
-        <w:t>23.</w:t>
-      </w:r>
-      <w:r>
-        <w:tab/>
-        <w:t>Всяких А. Д. Что такое DDOS-атаки: угрозы и эффективные способы их предотвращения //Вестник науки. – 2024. – Т. 2. – №. 11 (80). – С. 1112-1118.</w:t>
-      </w:r>
-    </w:p>
-    <w:p>
-      <w:pPr>
-        <w:pStyle w:val="af0"/>
-      </w:pPr>
-      <w:r>
-        <w:t>24.</w:t>
-      </w:r>
-      <w:r>
-        <w:tab/>
-        <w:t>Галина Александровна Звонарёва, Артём Сергеевич Смирнов Аналитическая оценка работы протоколов WebSocket и WebTransport для класса SCADA-систем, работающих в рамках интрасети // Открытое образование. 2024. №5. URL: https://cyberleninka.ru/article/n/analiticheskaya-otsenka-raboty-protokolov-websocket-i-webtransport-dlya-klassa-scada-sistem-rabotayuschih-v-ramkah-intraseti (дата обращения: 22.10.2025).</w:t>
-      </w:r>
-    </w:p>
-    <w:p>
-      <w:pPr>
-        <w:pStyle w:val="af0"/>
-      </w:pPr>
-      <w:r>
-        <w:t>25.</w:t>
-      </w:r>
-      <w:r>
-        <w:tab/>
-        <w:t>Голублева, А. Д. Основные технологии архитектуры WEB-приложений / А. Д. Голублева, Д. Н. Савинская // Информационное общество: современное состояние и перспективы развития : Сборник материалов XIV международного форума, Краснодар, 12–17 июля 2021 года. – Краснодар: Кубанский государственный аграрный университет имени И.Т. Трубилина, 2021. – С. 186-189. – EDN YHQXZA.</w:t>
-      </w:r>
-    </w:p>
-    <w:p>
-      <w:pPr>
-        <w:pStyle w:val="af0"/>
-      </w:pPr>
-      <w:r>
-        <w:t>26.</w:t>
-      </w:r>
-      <w:r>
-        <w:tab/>
-        <w:t>ГОСТ Р 53114-2008. Защита информации. Обеспечение безопасности информации в организации. Основные термины и определения : национальный стандарт Российской Федерации : утвержден и введен в действие Приказом Федерального агентства по техническому регулированию и метрологии от 18 декабря 2008 г. № 468-ст. – Москва : Стандартинформ, 2009. – 24 с. – Текст : непосредственный.</w:t>
-      </w:r>
-    </w:p>
-    <w:p>
-      <w:pPr>
-        <w:pStyle w:val="af0"/>
-      </w:pPr>
-      <w:r>
-        <w:t>27.</w:t>
-      </w:r>
-      <w:r>
-        <w:tab/>
-        <w:t>Гуляев, М. Ю. Основные архитектурные подходы при построении веб-приложений / М. Ю. Гуляев // Modern Science. – 2022. – № 5-2. – С. 247-252. – EDN FQNGDN.</w:t>
-      </w:r>
-    </w:p>
-    <w:p>
-      <w:pPr>
-        <w:pStyle w:val="af0"/>
-      </w:pPr>
-      <w:r>
-        <w:t>28.</w:t>
-      </w:r>
-      <w:r>
-        <w:tab/>
-        <w:t>Долженко, А. И. Безопасность микросервисных архитектур / А. И. Долженко, И. А. Ермолов // Информационные системы, экономика и управление : Ученые записки. Том Выпуск 24. – Ростов-на-Дону : Ростовский государственный экономический университет “РИНХ”, 2022. – С. 144-147. – EDN GVNRNH.</w:t>
-      </w:r>
-    </w:p>
-    <w:p>
-      <w:pPr>
-        <w:pStyle w:val="af0"/>
-      </w:pPr>
-      <w:r>
-        <w:t>29.</w:t>
-      </w:r>
-      <w:r>
-        <w:tab/>
-        <w:t>Дюмин, М. А. Обеспечение безопасности web-сайтов / М. А. Дюмин, Е. А. Кулешова // Современные информационные технологии и информационная безопасность : сборник научных статей 2-й Всероссийской научно-технической конференции, Курск, 28 февраля 2023 года. – Курск: Юго-Западный государственный университет, 2023. – С. 28-31. – EDN OPNAJT.</w:t>
-      </w:r>
-    </w:p>
-    <w:p>
-      <w:pPr>
-        <w:pStyle w:val="af0"/>
-      </w:pPr>
-      <w:r>
-        <w:t>30.</w:t>
-      </w:r>
-      <w:r>
-        <w:tab/>
-        <w:t>Злобин Е. А. и др. ОБЗОР ПРЕПРОЦЕССОРОВ ЯЗЫКА КАСКАДНЫХ ТАБЛИЦ СТИЛЕЙ CSS //П27 Перспективные аспекты моделирования систем и процессов: материалы Всероссийской научно-практической конференции, Воронеж, 7 октября 2023 г./отв. ред. ВК Зольников, АИ Заревич; М-во науки и высшего образования РФ, ФГБОУ ВО «ВГЛТУ».–Воронеж, 2023.–563 с.–URL: https://vgltu. ru/nauka/konferencii/2023/vserossijskaya-nauchno-prakticheskaya. – 2023. – С. 56.</w:t>
-      </w:r>
-    </w:p>
-    <w:p>
-      <w:pPr>
-        <w:pStyle w:val="af0"/>
-      </w:pPr>
-      <w:r>
-        <w:lastRenderedPageBreak/>
-        <w:t>31.</w:t>
-      </w:r>
-      <w:r>
-        <w:tab/>
-        <w:t>Зулькарнеев И. Р., Басалай К. А. ПОДХОДЫ К КЛАССИФИКАЦИИ ВЕКТОРОВ АТАК И УЯЗВИМОСТЕЙ JSON WEB TOKENS //Вестник УрФО. Безопасность в информационной сфере. – 2024. – Т. 2. – №. 52. – С. 77-88.</w:t>
-      </w:r>
-    </w:p>
-    <w:p>
-      <w:pPr>
-        <w:pStyle w:val="af0"/>
-      </w:pPr>
-      <w:r>
-        <w:t>32.</w:t>
-      </w:r>
-      <w:r>
-        <w:tab/>
-        <w:t>И. Д. Торжевский, А. П. Барковская, А. Г. Зотин ВЫБОР АРХИТЕКТУРЫ ДЛЯ РАЗРАБОТКИ ВЕБ-ПРИЛОЖЕНИЯ ИНТЕРНЕТА-МАГАЗИНА // Актуальные проблемы авиации и космонавтики. 2022. №. URL: https://cyberleninka.ru/article/n/vybor-arhitektury-dlya-razrabotki-veb-prilozheniya-interneta-magazina (дата обращения: 09.12.2025).</w:t>
-      </w:r>
-    </w:p>
-    <w:p>
-      <w:pPr>
-        <w:pStyle w:val="af0"/>
-      </w:pPr>
-      <w:r>
-        <w:t>33.</w:t>
-      </w:r>
-      <w:r>
-        <w:tab/>
-        <w:t>Карабеков К.О. Состояние и тенденции киберпреступности в Российской Федерации и Республике Казахстан / К.О. Карабеков // Научный вестник Омской академии МВД России. 2024. Т. 30. № 2(93). С. 106–112.</w:t>
-      </w:r>
-    </w:p>
-    <w:p>
-      <w:pPr>
-        <w:pStyle w:val="af0"/>
-      </w:pPr>
-      <w:r>
-        <w:t>34.</w:t>
-      </w:r>
-      <w:r>
-        <w:tab/>
-        <w:t>Козаев Н. Ш. КИБЕРПРЕСТУПНОСТЬ В СОВРЕМЕННОМ МИРЕ: ТЕНДЕНЦИИ, ВЫЗОВЫ И СТРАТЕГИИ ПРОТИВОДЕЙСТВИЯ // Гуманитарные, социально-экономические и общественные науки. 2024. №11. URL: https://cyberleninka.ru/article/n/kiberprestupnost-v-sovremennom-mire-tendentsii-vyzovy-i-strategii-protivodeystviya (дата обращения: 09.12.2025).</w:t>
-      </w:r>
-    </w:p>
-    <w:p>
-      <w:pPr>
-        <w:pStyle w:val="af0"/>
-      </w:pPr>
-      <w:r>
-        <w:t>35.</w:t>
-      </w:r>
-      <w:r>
-        <w:tab/>
-        <w:t>Козлов, С. В. Средства разработки современных одностраничных веб-приложений / С. В. Козлов, П. Л. Ильин // Общество, образование, наука в современных парадигмах развития : Cборник трудов по материалам III Национальной научно-практической конференции, Керчь, 17–18 октября 2022 года / Редколлегия: Е.П. Масюткин [и др.]. – г. Керчь: ФГБОУ ВО «Керченский государственный морской технологический университет», 2022. – С. 39-45. – EDN QCLDIU.</w:t>
-      </w:r>
-    </w:p>
-    <w:p>
-      <w:pPr>
-        <w:pStyle w:val="af0"/>
-      </w:pPr>
-      <w:r>
-        <w:t>36.</w:t>
-      </w:r>
-      <w:r>
-        <w:tab/>
-        <w:t>Кочесоков Рустам Хажмударович Киберпреступность в России: тенденции и методы борьбы // Пробелы в российском законодательстве. 2023. №5. URL: https://cyberleninka.ru/article/n/kiberprestupnost-v-rossii-tendentsii-i-metody-borby (дата обращения: 09.12.2025).</w:t>
-      </w:r>
-    </w:p>
-    <w:p>
-      <w:pPr>
-        <w:pStyle w:val="af0"/>
-      </w:pPr>
-      <w:r>
-        <w:t>37.</w:t>
-      </w:r>
-      <w:r>
-        <w:tab/>
-        <w:t>Круглов А. М., Агарков А. В., Бондарчук Д. О. Сетевые протоколы прикладного уровня //ББК 1 Н 34. – С. 3591.</w:t>
-      </w:r>
-    </w:p>
-    <w:p>
-      <w:pPr>
-        <w:pStyle w:val="af0"/>
-      </w:pPr>
-      <w:r>
-        <w:t>38.</w:t>
-      </w:r>
-      <w:r>
-        <w:tab/>
-        <w:t>Кряжева, Е. В. Общие подходы к проектированию ВЕБ-приложений / Е. В. Кряжева, Т. А. Васина // Заметки ученого. – 2021. – № 9-2. – С. 32-36. – EDN DQMSGI.</w:t>
-      </w:r>
-    </w:p>
-    <w:p>
-      <w:pPr>
-        <w:pStyle w:val="af0"/>
-      </w:pPr>
-      <w:r>
-        <w:t>39.</w:t>
-      </w:r>
-      <w:r>
-        <w:tab/>
-        <w:t>Курова, Д. Н. Асинхронная обработка запросов в ASP.NET / Д. Н. Курова // Вестник Димитровградского инженерно-технологического института. – 2015. – № 3(8). – С. 49-52. – EDN VRRGZD.</w:t>
-      </w:r>
-    </w:p>
-    <w:p>
-      <w:pPr>
-        <w:pStyle w:val="af0"/>
-      </w:pPr>
-      <w:r>
-        <w:t>40.</w:t>
-      </w:r>
-      <w:r>
-        <w:tab/>
-        <w:t>Курцев Е. А. АРХИТЕКТУРА ВЕБ-ПРИЛОЖЕНИЙ ДЛЯ СЕРВИСНЫХ СЛУЖБ //НАУЧНЫЙ ЭЛЕКТРОННЫЙ ЖУРНАЛ «АКАДЕМИЧЕСКАЯ ПУБЛИЦИСТИКА». – С. 82.</w:t>
-      </w:r>
-    </w:p>
-    <w:p>
-      <w:pPr>
-        <w:pStyle w:val="af0"/>
-      </w:pPr>
-      <w:r>
-        <w:t>41.</w:t>
-      </w:r>
-      <w:r>
-        <w:tab/>
-        <w:t>Ланецкая А. Ю., Александрова Е. Н. СОВРЕМЕННЫЕ УГРОЗЫ ИНФОРМАЦИОННОЙ БЕЗОПАСНОСТИ // Международный журнал гуманитарных и естественных наук. 2022. №7-2. URL: https://cyberleninka.ru/article/n/sovremennye-ugrozy-informatsionnoy-bezopasnosti (дата обращения: 09.12.2025).</w:t>
-      </w:r>
-    </w:p>
-    <w:p>
-      <w:pPr>
-        <w:pStyle w:val="af0"/>
-      </w:pPr>
-      <w:r>
-        <w:t>42.</w:t>
-      </w:r>
-      <w:r>
-        <w:tab/>
-        <w:t>Лапенков, М. В. Одностраничные приложения. Их преимущества и недостатки / М. В. Лапенков // Инновации. Наука. Образование. – 2021. – № 27. – С. 867-872. – EDN ZAFKCP.</w:t>
-      </w:r>
-    </w:p>
-    <w:p>
-      <w:pPr>
-        <w:pStyle w:val="af0"/>
-      </w:pPr>
-      <w:r>
-        <w:t>43.</w:t>
-      </w:r>
-      <w:r>
-        <w:tab/>
-        <w:t>Магеррамов, З. Т. Классификация угроз информационной безопасности / З. Т. Магеррамов, Х. В. Амирасланов, М. С. Алишов // Фундаментальные и прикладные научные исследования: актуальные вопросы, достижения и инновации : сборник статей LVIII Международной научно-практической конференции, Пенза, 27 июля 2022 года. – Пенза: Наука и Просвещение (ИП Гуляев Г.Ю.), 2022. – С. 101-104. – EDN GBAOJM.</w:t>
-      </w:r>
-    </w:p>
-    <w:p>
-      <w:pPr>
-        <w:pStyle w:val="af0"/>
-      </w:pPr>
-      <w:r>
-        <w:t>44.</w:t>
-      </w:r>
-      <w:r>
-        <w:tab/>
-        <w:t>Межсайтовый скриптинг (XSS) // Kaspersky Encyclopedia : [сайт]. – URL: https://encyclopedia.kaspersky.ru/glossary/cross-site-scripting-xss/ (дата обращения: 12.11.2025). – Текст : электронный.</w:t>
-      </w:r>
-    </w:p>
-    <w:p>
-      <w:pPr>
-        <w:pStyle w:val="af0"/>
-      </w:pPr>
-      <w:r>
-        <w:t>45.</w:t>
-      </w:r>
-      <w:r>
-        <w:tab/>
-        <w:t>Муратов Г. А. ОСОБЕННОСТИ РАБОТЫ ПРОТОКОЛА TLS/SSL // Молодой исследователь Дона. 2021. №3 (30). URL: https://cyberleninka.ru/article/n/osobennosti-raboty-protokola-tls-ssl (дата обращения: 15.10.2025). (30). URL: https://cyberleninka.ru/article/n/osobennosti-raboty-protokola-tls-ssl (дата обращения: 15.10.2025).</w:t>
-      </w:r>
-    </w:p>
-    <w:p>
-      <w:pPr>
-        <w:pStyle w:val="af0"/>
-      </w:pPr>
-      <w:r>
-        <w:t>46.</w:t>
-      </w:r>
-      <w:r>
-        <w:tab/>
-        <w:t>Навроцкая А. В. Информационная безопасность. Мошенничество. – 2024.</w:t>
-      </w:r>
-    </w:p>
-    <w:p>
-      <w:pPr>
-        <w:pStyle w:val="af0"/>
-      </w:pPr>
-      <w:r>
-        <w:t>47.</w:t>
-      </w:r>
-      <w:r>
-        <w:tab/>
-        <w:t>Орлов А. Г. АНАЛИЗ УЯЗВИМОСТЕЙ ПРОТОКОЛОВ ПЕРЕДАЧИ ДАННЫХ //Состав редакционной коллегии и организационного комитета. – 2025.</w:t>
-      </w:r>
-    </w:p>
-    <w:p>
-      <w:pPr>
-        <w:pStyle w:val="af0"/>
-      </w:pPr>
-      <w:r>
-        <w:lastRenderedPageBreak/>
-        <w:t>48.</w:t>
-      </w:r>
-      <w:r>
-        <w:tab/>
-        <w:t>Основы использования // PHP : руководство по PHP : [сайт]. – URL: https://www.php.net/manual/ru/session.examples.basic.php (дата обращения: 13.04.2026). – Текст : электронный.</w:t>
-      </w:r>
-    </w:p>
-    <w:p>
-      <w:pPr>
-        <w:pStyle w:val="af0"/>
-      </w:pPr>
-      <w:r>
-        <w:t>49.</w:t>
-      </w:r>
-      <w:r>
-        <w:tab/>
-        <w:t>Особенности использования защищенных протоколов для взаимодействия с внешними службами // Kaspersky Endpoint Security для Windows : [сайт]. – 2025. – 22 дек. – URL: https://support.kaspersky.com/KESWIN/12.8/ru-RU/202633.htm (дата обращения: 13.04.2026). – Текст : электронный.</w:t>
-      </w:r>
-    </w:p>
-    <w:p>
-      <w:pPr>
-        <w:pStyle w:val="af0"/>
-      </w:pPr>
-      <w:r>
-        <w:t>50.</w:t>
-      </w:r>
-      <w:r>
-        <w:tab/>
-        <w:t>Охонько, Ф. С. Анализ уязвимостей стандарта Content security Policy с целью повышения защиты веб-сайтов / Ф. С. Охонько // Cifra. Информационные технологии и телекоммуникации. – 2025. – № 1(5). – DOI 10.60797/itech.2025.5.1. – EDN RKCIPV.</w:t>
-      </w:r>
-    </w:p>
-    <w:p>
-      <w:pPr>
-        <w:pStyle w:val="af0"/>
-      </w:pPr>
-      <w:r>
-        <w:t>51.</w:t>
-      </w:r>
-      <w:r>
-        <w:tab/>
-        <w:t>Повышение привилегий // СберБанк Онлайн : Интерактивный словарь : [сайт]. – URL: https://www.sberbank.ru/ru/person/kibrary/vocabulary/povyshenie-privilegij (дата обращения: 12.11.2025). – Текст : электронный.</w:t>
-      </w:r>
-    </w:p>
-    <w:p>
-      <w:pPr>
-        <w:pStyle w:val="af0"/>
-      </w:pPr>
-      <w:r>
-        <w:t>52.</w:t>
-      </w:r>
-      <w:r>
-        <w:tab/>
-        <w:t>Подгорный П. А. ПРЕИМУЩЕСТВА ИСПОЛЬЗОВАНИЯ ФОРМАТА JSON В СОВРЕМЕННЫХ WEB-ПРИЛОЖЕНИЯХ С ТОЧКИ ЗРЕНИЯ ИНФОРМАЦИОННОЙ БЕЗОПАСНОСТИ // Вестник науки. 2022. №11 (56). URL: https://cyberleninka.ru/article/n/preimuschestva-ispolzovaniya-formata-json-v-sovremennyh-web-prilozheniyah-s-tochki-zreniya-informatsionnoy-bezopasnosti (дата обращения: 05.11.2025).</w:t>
-      </w:r>
-    </w:p>
-    <w:p>
-      <w:pPr>
-        <w:pStyle w:val="af0"/>
-      </w:pPr>
-      <w:r>
-        <w:t>53.</w:t>
-      </w:r>
-      <w:r>
-        <w:tab/>
-        <w:t>Полянин, М. Что такое AJAX и для чего он нужен / М. Полянин // Код : [сайт]. – 2024. – 7 мая. – URL: https://thecode.media/ajax/ (дата обращения: 01.10.2025). – Текст : электронный.</w:t>
-      </w:r>
-    </w:p>
-    <w:p>
-      <w:pPr>
-        <w:pStyle w:val="af0"/>
-      </w:pPr>
-      <w:r>
-        <w:t>54.</w:t>
-      </w:r>
-      <w:r>
-        <w:tab/>
-        <w:t>Пономарёв, А. Построение кибербезопасной архитектуры веб-приложений / А. Пономарёв. – URL: https://rezbez.ru/article/postroenie-kiberbezopasnoj-arhitektury-veb-prilozhenij (дата обращения: 01.10.2025). – Текст : электронный.</w:t>
-      </w:r>
-    </w:p>
-    <w:p>
-      <w:pPr>
-        <w:pStyle w:val="af0"/>
-      </w:pPr>
-      <w:r>
-        <w:t>55.</w:t>
-      </w:r>
-      <w:r>
-        <w:tab/>
-        <w:t>Портнов О. С., Халманов А. А. WEBSOCKET: ПРОТОКОЛ РЕАЛЬНОГО ВРЕМЕНИ ДЛЯ СОВРЕМЕННЫХ ВЕБ-ПРИЛОЖЕНИЙ // Вестник науки. 2025. №5 (86). URL: https://cyberleninka.ru/article/n/websocket-protokol-realnogo-vremeni-dlya-sovremennyh-veb-prilozheniy (дата обращения: 22.10.2025).</w:t>
-      </w:r>
-    </w:p>
-    <w:p>
-      <w:pPr>
-        <w:pStyle w:val="af0"/>
-      </w:pPr>
-      <w:r>
-        <w:t>56.</w:t>
-      </w:r>
-      <w:r>
-        <w:tab/>
-        <w:t>Предотвращение атак межсайтовой подделки запросов (CSRF) в ASP.NET MVC // Microsoft Learn : [сайт]. – URL: https://learn.microsoft.com/ru-ru/aspnet/web-api/overview/security/preventing-cross-site-request-forgery-csrf-attacks (дата обращения: 15.04.2026). – Текст : электронный.</w:t>
-      </w:r>
-    </w:p>
-    <w:p>
-      <w:pPr>
-        <w:pStyle w:val="af0"/>
-      </w:pPr>
-      <w:r>
-        <w:rPr>
-          <w:lang w:val="en-US"/>
-        </w:rPr>
-        <w:t>57.</w:t>
-      </w:r>
-      <w:r>
-        <w:rPr>
-          <w:lang w:val="en-US"/>
-        </w:rPr>
-        <w:tab/>
-      </w:r>
-      <w:r>
-        <w:t>Раджабов</w:t>
-      </w:r>
-      <w:r>
-        <w:rPr>
-          <w:lang w:val="en-US"/>
-        </w:rPr>
-        <w:t xml:space="preserve"> </w:t>
-      </w:r>
-      <w:r>
-        <w:t>А</w:t>
-      </w:r>
-      <w:r>
-        <w:rPr>
-          <w:lang w:val="en-US"/>
-        </w:rPr>
-        <w:t xml:space="preserve">. </w:t>
-      </w:r>
-      <w:r>
-        <w:t>Р</w:t>
-      </w:r>
-      <w:r>
-        <w:rPr>
-          <w:lang w:val="en-US"/>
-        </w:rPr>
-        <w:t xml:space="preserve">. </w:t>
-      </w:r>
-      <w:r>
-        <w:t>ТИПЫ</w:t>
-      </w:r>
-      <w:r>
-        <w:rPr>
-          <w:lang w:val="en-US"/>
-        </w:rPr>
-        <w:t xml:space="preserve"> </w:t>
-      </w:r>
-      <w:r>
-        <w:t>БАЗ</w:t>
-      </w:r>
-      <w:r>
-        <w:rPr>
-          <w:lang w:val="en-US"/>
-        </w:rPr>
-        <w:t xml:space="preserve"> </w:t>
-      </w:r>
-      <w:r>
-        <w:t>ДАННЫХ</w:t>
-      </w:r>
-      <w:r>
-        <w:rPr>
-          <w:lang w:val="en-US"/>
-        </w:rPr>
-        <w:t xml:space="preserve"> //Introduction of new innovative technologies in education of pedagogy and psychology. – 2024. – </w:t>
-      </w:r>
-      <w:r>
-        <w:t>Т</w:t>
-      </w:r>
-      <w:r>
-        <w:rPr>
-          <w:lang w:val="en-US"/>
-        </w:rPr>
-        <w:t xml:space="preserve">. 1. – №. </w:t>
-      </w:r>
-      <w:r>
-        <w:t>3. – С. 204-210.</w:t>
-      </w:r>
-    </w:p>
-    <w:p>
-      <w:pPr>
-        <w:pStyle w:val="af0"/>
-      </w:pPr>
-      <w:r>
-        <w:t>58.</w:t>
-      </w:r>
-      <w:r>
-        <w:tab/>
-        <w:t>Разработка программных модулей программного обеспечения для компьютерных систем. Прикладное программирование [Электронный ресурс]: учеб. пособие / С. В. Белугина. Электрон. текстовые данные. Изд. 4-е, стер. Санкт-Петербург : Лань, 2023. URL: https://e.lanbook.com/book/296975. С. 106–112.</w:t>
-      </w:r>
-    </w:p>
-    <w:p>
-      <w:pPr>
-        <w:pStyle w:val="af0"/>
-      </w:pPr>
-      <w:r>
-        <w:t>59.</w:t>
-      </w:r>
-      <w:r>
-        <w:tab/>
-        <w:t>Сабырова М. Е. ПРЕИМУЩЕСТВА JAVASCRIPT //ВЕСТНИК ЖЕТЫСУСКОГО УНИВЕРСИТЕТА ИМЕНИ И. ЖАНСУГУРОВА. – 2023. – №. 4 (109). – С. 145-149.</w:t>
-      </w:r>
-    </w:p>
-    <w:p>
-      <w:pPr>
-        <w:pStyle w:val="af0"/>
-      </w:pPr>
-      <w:r>
-        <w:t>60.</w:t>
-      </w:r>
-      <w:r>
-        <w:tab/>
-        <w:t>Савельева Елизавета Анатольевна ТЕНДЕНЦИИ КИБЕРПРЕСТУПНОСТИ: АНАЛИЗ ОТЧЕТОВ О ПРОИСШЕСТВИЯХ И УЩЕРБЕ // Экономика и парадигма нового времени. 2025. №5 (38). URL: https://cyberleninka.ru/article/n/tendentsii-kiberprestupnosti-analiz-otchetov-o-proisshestviyah-i-uscherbe (дата обращения: 09.12.2025).</w:t>
-      </w:r>
-    </w:p>
-    <w:p>
-      <w:pPr>
-        <w:pStyle w:val="af0"/>
-      </w:pPr>
-      <w:r>
-        <w:t>61.</w:t>
-      </w:r>
-      <w:r>
-        <w:tab/>
-        <w:t>Садовая Е. Н. СОВРЕМЕННЫЕ ВЫЗОВЫ И УГРОЗЫ ИНФОРМАЦИОННОЙ БЕЗОПАСНОСТИ REST API И СПОСОБЫ ИХ ПРЕДОТВРАЩЕНИЯ // Молодой исследователь Дона. 2023. №3 (42). URL: https://cyberleninka.ru/article/n/sovremennye-vyzovy-i-ugrozy-informatsionnoy-bezopasnosti-rest-api-i-sposoby-ih-predotvrascheniya (дата обращения: 09.12.2025).</w:t>
-      </w:r>
-    </w:p>
-    <w:p>
-      <w:pPr>
-        <w:pStyle w:val="af0"/>
-      </w:pPr>
-      <w:r>
-        <w:t>62.</w:t>
-      </w:r>
-      <w:r>
-        <w:tab/>
-        <w:t>Селиванов М. А. СЕТЕВЫЕ ПРОТОКОЛЫ НОВОГО ПОКОЛЕНИЯ И ИХ АНАЛИЗ С ТОЧКИ ЗРЕНИЯ ИНФОРМАЦИОННОЙ БЕЗОПАСНОСТИ // Молодой исследователь Дона. 2022. №1 (34). URL: https://cyberleninka.ru/article/n/setevye-protokoly-novogo-pokoleniya-i-ih-analiz-s-tochki-zreniya-informatsionnoy-bezopasnosti (дата обращения: 15.10.2025).</w:t>
-      </w:r>
-    </w:p>
-    <w:p>
-      <w:pPr>
-        <w:pStyle w:val="af0"/>
-      </w:pPr>
-      <w:r>
-        <w:t>63.</w:t>
-      </w:r>
-      <w:r>
-        <w:tab/>
-        <w:t>Семенова М. М., Семенов В. А., Чупина Е. Н. АУТЕНТИФИКАЦИЯ НА ОСНОВЕ ФАЙЛОВ COOKIE И АУТЕНТИФИКАЦИЯ С ПОМОЩЬЮ JSON WEB TOKEN (JWT) //ББК 32.973-018.2+ 32.81 я43 К63. – 2021. – С. 93.</w:t>
-      </w:r>
-    </w:p>
-    <w:p>
-      <w:pPr>
-        <w:pStyle w:val="af0"/>
-      </w:pPr>
-      <w:r>
-        <w:lastRenderedPageBreak/>
-        <w:t>64.</w:t>
-      </w:r>
-      <w:r>
-        <w:tab/>
-        <w:t>Стрельцов, А. Для чего нужен веб-сервер и как его настроить / А. Стрельцов // Яндекс Практикум : блог : [сайт]. – 2024. – 25 июня. – URL: https://practicum.yandex.ru/blog/chto-takoe-veb-server-i-kak-rabotaet/ (дата обращения: 13.04.2026). – Текст : электронный.</w:t>
-      </w:r>
-    </w:p>
-    <w:p>
-      <w:pPr>
-        <w:pStyle w:val="af0"/>
-      </w:pPr>
-      <w:r>
-        <w:t>65.</w:t>
-      </w:r>
-      <w:r>
-        <w:tab/>
-        <w:t>Сушков, А. База данных: что такое БД, их типы, свойства, структура / А. Сушков // Яндекс Практикум : блог : [сайт]. – 2025. – 18 нояб. – URL: https://practicum.yandex.ru/blog/chto-takoe-bazy-dannyh/#svoystva-bd (дата обращения: 20.11.2025). – Текст : электронный.</w:t>
-      </w:r>
-    </w:p>
-    <w:p>
-      <w:pPr>
-        <w:pStyle w:val="af0"/>
-      </w:pPr>
-      <w:r>
-        <w:t>66.</w:t>
-      </w:r>
-      <w:r>
-        <w:tab/>
-        <w:t>Сушков, А. Параметры в SQL</w:t>
-      </w:r>
-      <w:r>
-        <w:rPr>
-          <w:rFonts w:ascii="Cambria Math" w:hAnsi="Cambria Math" w:cs="Cambria Math"/>
-        </w:rPr>
-        <w:t>‑</w:t>
-      </w:r>
-      <w:r>
-        <w:rPr>
-          <w:rFonts w:ascii="Calibri" w:hAnsi="Calibri" w:cs="Calibri"/>
-        </w:rPr>
-        <w:t>запросах</w:t>
-      </w:r>
-      <w:r>
-        <w:t xml:space="preserve">: </w:t>
-      </w:r>
-      <w:r>
-        <w:rPr>
-          <w:rFonts w:ascii="Calibri" w:hAnsi="Calibri" w:cs="Calibri"/>
-        </w:rPr>
-        <w:t>для</w:t>
-      </w:r>
-      <w:r>
-        <w:t xml:space="preserve"> </w:t>
-      </w:r>
-      <w:r>
-        <w:rPr>
-          <w:rFonts w:ascii="Calibri" w:hAnsi="Calibri" w:cs="Calibri"/>
-        </w:rPr>
-        <w:t>чего</w:t>
-      </w:r>
-      <w:r>
-        <w:t xml:space="preserve"> </w:t>
-      </w:r>
-      <w:r>
-        <w:rPr>
-          <w:rFonts w:ascii="Calibri" w:hAnsi="Calibri" w:cs="Calibri"/>
-        </w:rPr>
-        <w:t>нужны</w:t>
-      </w:r>
-      <w:r>
-        <w:t xml:space="preserve"> </w:t>
-      </w:r>
-      <w:r>
-        <w:rPr>
-          <w:rFonts w:ascii="Calibri" w:hAnsi="Calibri" w:cs="Calibri"/>
-        </w:rPr>
-        <w:t>и</w:t>
-      </w:r>
-      <w:r>
-        <w:t xml:space="preserve"> </w:t>
-      </w:r>
-      <w:r>
-        <w:rPr>
-          <w:rFonts w:ascii="Calibri" w:hAnsi="Calibri" w:cs="Calibri"/>
-        </w:rPr>
-        <w:t>как</w:t>
-      </w:r>
-      <w:r>
-        <w:t xml:space="preserve"> </w:t>
-      </w:r>
-      <w:r>
-        <w:rPr>
-          <w:rFonts w:ascii="Calibri" w:hAnsi="Calibri" w:cs="Calibri"/>
-        </w:rPr>
-        <w:t>их</w:t>
-      </w:r>
-      <w:r>
-        <w:t xml:space="preserve"> </w:t>
-      </w:r>
-      <w:r>
-        <w:rPr>
-          <w:rFonts w:ascii="Calibri" w:hAnsi="Calibri" w:cs="Calibri"/>
-        </w:rPr>
-        <w:t>использовать</w:t>
-      </w:r>
-      <w:r>
-        <w:t xml:space="preserve"> / А. Сушков // Яндекс Практикум : блог : [сайт]. – 2026. – 21 апр. – URL: https://practicum.yandex.ru/blog/parametry-sql-zaprosov/ (дата обращения: 17.02.2026). – Текст : электронный.</w:t>
-      </w:r>
-    </w:p>
-    <w:p>
-      <w:pPr>
-        <w:pStyle w:val="af0"/>
-      </w:pPr>
-      <w:r>
-        <w:t>67.</w:t>
-      </w:r>
-      <w:r>
-        <w:tab/>
-        <w:t>Трофимов Н. Н., Сергеев О. Л. Научный руководитель: Жуков АД //МЕЖДУНАРОДНЫЙ НАУЧНЫЙ ЖУРНАЛ ИННОВАЦИОННАЯ НАУКА. – С. 58.</w:t>
-      </w:r>
-    </w:p>
-    <w:p>
-      <w:pPr>
-        <w:pStyle w:val="af0"/>
-      </w:pPr>
-      <w:r>
-        <w:t>68.</w:t>
-      </w:r>
-      <w:r>
-        <w:tab/>
-        <w:t>Чернов М. Б., Малова Е. Н. ИЗУЧЕНИЕ FRONTEND-РАЗРАБОТКИ–ПЕРВЫЙ ШАГ В СФЕРУ IT //ББК 32.82+ 74.00 Т65. – 2021. – С. 139.</w:t>
-      </w:r>
-    </w:p>
-    <w:p>
-      <w:pPr>
-        <w:pStyle w:val="af0"/>
-      </w:pPr>
-      <w:r>
-        <w:t>69.</w:t>
-      </w:r>
-      <w:r>
-        <w:tab/>
-        <w:t>Что такое XML? – Описание расширяемого языка разметки (XML) – AWS // Amazon Web Services : [сайт]. – URL: https://aws.amazon.com/ru/what-is/xml/ (дата обращения: 13.02.2026). – Текст : электронный.</w:t>
-      </w:r>
-    </w:p>
-    <w:p>
-      <w:pPr>
-        <w:pStyle w:val="af0"/>
-      </w:pPr>
-      <w:r>
-        <w:t>70.</w:t>
-      </w:r>
-      <w:r>
-        <w:tab/>
-        <w:t>Что такое база данных? – Объяснение баз данных — AWS // Amazon Web Services : [сайт]. – URL: https://aws.amazon.com/ru/what-is/database/ (дата обращения: 13.02.2026). – Текст : электронный.</w:t>
-      </w:r>
-    </w:p>
-    <w:p>
-      <w:pPr>
-        <w:pStyle w:val="af0"/>
-      </w:pPr>
-      <w:r>
-        <w:t>71.</w:t>
-      </w:r>
-      <w:r>
-        <w:tab/>
-        <w:t>Что такое кибербезопасность? // Kaspersky : Ресурсный центр : [сайт]. – URL: https://www.kaspersky.ru/resource-center/definitions/what-is-cyber-security (дата обращения: 18.12.2025). – Текст : электронный.</w:t>
-      </w:r>
-    </w:p>
-    <w:p>
-      <w:pPr>
-        <w:pStyle w:val="af0"/>
-      </w:pPr>
-      <w:r>
-        <w:t>72.</w:t>
-      </w:r>
-      <w:r>
-        <w:tab/>
-        <w:t>Шахов, А. Э. Архитектурное проектирование веб-приложений / А. Э. Шахов // Актуальные проблемы науки и образования в условиях современных вызовов (шифр –МКАП 24) : Сборник материалов XXIV Международной научно-практической конференции, Москва, 18 октября 2023 года. – Москва: Печатный цех, 2023. – С. 27-29. – EDN CYJORC.</w:t>
-      </w:r>
-    </w:p>
-    <w:p>
-      <w:pPr>
-        <w:pStyle w:val="af0"/>
-      </w:pPr>
-      <w:r>
-        <w:t>73.</w:t>
-      </w:r>
-      <w:r>
-        <w:tab/>
-        <w:t>Эрдынеев М. Ц., Гвоздев А. В. Nginx-веб-сервер для высоконагруженных проектов //Аллея науки. – 2017. – Т. 1. – №. 10. – С. 763-769.</w:t>
-      </w:r>
-    </w:p>
-    <w:p>
-      <w:pPr>
         <w:pStyle w:val="ac"/>
-      </w:pPr>
-      <w:r>
-        <w:fldChar w:fldCharType="end"/>
-      </w:r>
+        <w:rPr>
+          <w:lang w:val="en-US"/>
+        </w:rPr>
+      </w:pPr>
     </w:p>
     <w:sectPr>
       <w:pgSz w:w="11906" w:h="16838"/>
@@ -29648,7 +29646,6 @@
           <w:shd w:val="clear" w:color="auto" w:fill="FFFFFF"/>
         </w:rPr>
       </w:pPr>
-      <w:bookmarkStart w:id="0" w:name="_Hlk229568645"/>
       <w:r>
         <w:rPr>
           <w:rStyle w:val="a6"/>
